--- a/docs/docx/测试报告.docx
+++ b/docs/docx/测试报告.docx
@@ -346,6 +346,7 @@
         <w:tblStyle w:val="TableGrid"/>
         <w:tblW w:type="auto" w:w="0"/>
         <w:jc w:val="center"/>
+        <w:tblLayout w:type="fixed"/>
         <w:tblLook w:firstColumn="1" w:firstRow="1" w:lastColumn="0" w:lastRow="0" w:noHBand="0" w:noVBand="1" w:val="04A0"/>
       </w:tblPr>
       <w:tblGrid>
@@ -357,7 +358,7 @@
       <w:tr>
         <w:tc>
           <w:tcPr>
-            <w:tcW w:type="dxa" w:w="2268"/>
+            <w:tcW w:type="dxa" w:w="930"/>
           </w:tcPr>
           <w:p>
             <w:r>
@@ -372,7 +373,7 @@
         </w:tc>
         <w:tc>
           <w:tcPr>
-            <w:tcW w:type="dxa" w:w="2268"/>
+            <w:tcW w:type="dxa" w:w="930"/>
           </w:tcPr>
           <w:p>
             <w:r>
@@ -387,7 +388,7 @@
         </w:tc>
         <w:tc>
           <w:tcPr>
-            <w:tcW w:type="dxa" w:w="2268"/>
+            <w:tcW w:type="dxa" w:w="3954"/>
           </w:tcPr>
           <w:p>
             <w:r>
@@ -402,7 +403,7 @@
         </w:tc>
         <w:tc>
           <w:tcPr>
-            <w:tcW w:type="dxa" w:w="2268"/>
+            <w:tcW w:type="dxa" w:w="3256"/>
           </w:tcPr>
           <w:p>
             <w:r>
@@ -419,7 +420,7 @@
       <w:tr>
         <w:tc>
           <w:tcPr>
-            <w:tcW w:type="dxa" w:w="2268"/>
+            <w:tcW w:type="dxa" w:w="930"/>
           </w:tcPr>
           <w:p>
             <w:r>
@@ -433,7 +434,7 @@
         </w:tc>
         <w:tc>
           <w:tcPr>
-            <w:tcW w:type="dxa" w:w="2268"/>
+            <w:tcW w:type="dxa" w:w="930"/>
           </w:tcPr>
           <w:p>
             <w:r>
@@ -447,7 +448,7 @@
         </w:tc>
         <w:tc>
           <w:tcPr>
-            <w:tcW w:type="dxa" w:w="2268"/>
+            <w:tcW w:type="dxa" w:w="3954"/>
           </w:tcPr>
           <w:p>
             <w:r>
@@ -461,7 +462,7 @@
         </w:tc>
         <w:tc>
           <w:tcPr>
-            <w:tcW w:type="dxa" w:w="2268"/>
+            <w:tcW w:type="dxa" w:w="3256"/>
           </w:tcPr>
           <w:p>
             <w:r>
@@ -477,7 +478,7 @@
       <w:tr>
         <w:tc>
           <w:tcPr>
-            <w:tcW w:type="dxa" w:w="2268"/>
+            <w:tcW w:type="dxa" w:w="930"/>
           </w:tcPr>
           <w:p>
             <w:r>
@@ -491,7 +492,7 @@
         </w:tc>
         <w:tc>
           <w:tcPr>
-            <w:tcW w:type="dxa" w:w="2268"/>
+            <w:tcW w:type="dxa" w:w="930"/>
           </w:tcPr>
           <w:p>
             <w:r>
@@ -505,7 +506,7 @@
         </w:tc>
         <w:tc>
           <w:tcPr>
-            <w:tcW w:type="dxa" w:w="2268"/>
+            <w:tcW w:type="dxa" w:w="3954"/>
           </w:tcPr>
           <w:p>
             <w:r>
@@ -519,7 +520,7 @@
         </w:tc>
         <w:tc>
           <w:tcPr>
-            <w:tcW w:type="dxa" w:w="2268"/>
+            <w:tcW w:type="dxa" w:w="3256"/>
           </w:tcPr>
           <w:p>
             <w:r>
@@ -535,7 +536,7 @@
       <w:tr>
         <w:tc>
           <w:tcPr>
-            <w:tcW w:type="dxa" w:w="2268"/>
+            <w:tcW w:type="dxa" w:w="930"/>
           </w:tcPr>
           <w:p>
             <w:r>
@@ -549,7 +550,7 @@
         </w:tc>
         <w:tc>
           <w:tcPr>
-            <w:tcW w:type="dxa" w:w="2268"/>
+            <w:tcW w:type="dxa" w:w="930"/>
           </w:tcPr>
           <w:p>
             <w:r>
@@ -563,7 +564,7 @@
         </w:tc>
         <w:tc>
           <w:tcPr>
-            <w:tcW w:type="dxa" w:w="2268"/>
+            <w:tcW w:type="dxa" w:w="3954"/>
           </w:tcPr>
           <w:p>
             <w:r>
@@ -577,7 +578,7 @@
         </w:tc>
         <w:tc>
           <w:tcPr>
-            <w:tcW w:type="dxa" w:w="2268"/>
+            <w:tcW w:type="dxa" w:w="3256"/>
           </w:tcPr>
           <w:p>
             <w:r>
@@ -593,7 +594,7 @@
       <w:tr>
         <w:tc>
           <w:tcPr>
-            <w:tcW w:type="dxa" w:w="2268"/>
+            <w:tcW w:type="dxa" w:w="930"/>
           </w:tcPr>
           <w:p>
             <w:r>
@@ -607,7 +608,7 @@
         </w:tc>
         <w:tc>
           <w:tcPr>
-            <w:tcW w:type="dxa" w:w="2268"/>
+            <w:tcW w:type="dxa" w:w="930"/>
           </w:tcPr>
           <w:p>
             <w:r>
@@ -621,7 +622,7 @@
         </w:tc>
         <w:tc>
           <w:tcPr>
-            <w:tcW w:type="dxa" w:w="2268"/>
+            <w:tcW w:type="dxa" w:w="3954"/>
           </w:tcPr>
           <w:p>
             <w:r>
@@ -635,7 +636,7 @@
         </w:tc>
         <w:tc>
           <w:tcPr>
-            <w:tcW w:type="dxa" w:w="2268"/>
+            <w:tcW w:type="dxa" w:w="3256"/>
           </w:tcPr>
           <w:p>
             <w:r>
@@ -681,6 +682,7 @@
         <w:tblStyle w:val="TableGrid"/>
         <w:tblW w:type="auto" w:w="0"/>
         <w:jc w:val="center"/>
+        <w:tblLayout w:type="fixed"/>
         <w:tblLook w:firstColumn="1" w:firstRow="1" w:lastColumn="0" w:lastRow="0" w:noHBand="0" w:noVBand="1" w:val="04A0"/>
       </w:tblPr>
       <w:tblGrid>
@@ -690,7 +692,7 @@
       <w:tr>
         <w:tc>
           <w:tcPr>
-            <w:tcW w:type="dxa" w:w="4536"/>
+            <w:tcW w:type="dxa" w:w="1170"/>
           </w:tcPr>
           <w:p>
             <w:r>
@@ -705,7 +707,7 @@
         </w:tc>
         <w:tc>
           <w:tcPr>
-            <w:tcW w:type="dxa" w:w="4536"/>
+            <w:tcW w:type="dxa" w:w="7900"/>
           </w:tcPr>
           <w:p>
             <w:r>
@@ -722,7 +724,7 @@
       <w:tr>
         <w:tc>
           <w:tcPr>
-            <w:tcW w:type="dxa" w:w="4536"/>
+            <w:tcW w:type="dxa" w:w="1170"/>
           </w:tcPr>
           <w:p>
             <w:r>
@@ -736,7 +738,7 @@
         </w:tc>
         <w:tc>
           <w:tcPr>
-            <w:tcW w:type="dxa" w:w="4536"/>
+            <w:tcW w:type="dxa" w:w="7900"/>
           </w:tcPr>
           <w:p>
             <w:r>
@@ -752,7 +754,7 @@
       <w:tr>
         <w:tc>
           <w:tcPr>
-            <w:tcW w:type="dxa" w:w="4536"/>
+            <w:tcW w:type="dxa" w:w="1170"/>
           </w:tcPr>
           <w:p>
             <w:r>
@@ -766,7 +768,7 @@
         </w:tc>
         <w:tc>
           <w:tcPr>
-            <w:tcW w:type="dxa" w:w="4536"/>
+            <w:tcW w:type="dxa" w:w="7900"/>
           </w:tcPr>
           <w:p>
             <w:r>
@@ -782,7 +784,7 @@
       <w:tr>
         <w:tc>
           <w:tcPr>
-            <w:tcW w:type="dxa" w:w="4536"/>
+            <w:tcW w:type="dxa" w:w="1170"/>
           </w:tcPr>
           <w:p>
             <w:r>
@@ -796,7 +798,7 @@
         </w:tc>
         <w:tc>
           <w:tcPr>
-            <w:tcW w:type="dxa" w:w="4536"/>
+            <w:tcW w:type="dxa" w:w="7900"/>
           </w:tcPr>
           <w:p>
             <w:r>
@@ -812,7 +814,7 @@
       <w:tr>
         <w:tc>
           <w:tcPr>
-            <w:tcW w:type="dxa" w:w="4536"/>
+            <w:tcW w:type="dxa" w:w="1170"/>
           </w:tcPr>
           <w:p>
             <w:r>
@@ -826,7 +828,7 @@
         </w:tc>
         <w:tc>
           <w:tcPr>
-            <w:tcW w:type="dxa" w:w="4536"/>
+            <w:tcW w:type="dxa" w:w="7900"/>
           </w:tcPr>
           <w:p>
             <w:r>
@@ -842,7 +844,7 @@
       <w:tr>
         <w:tc>
           <w:tcPr>
-            <w:tcW w:type="dxa" w:w="4536"/>
+            <w:tcW w:type="dxa" w:w="1170"/>
           </w:tcPr>
           <w:p>
             <w:r>
@@ -856,7 +858,7 @@
         </w:tc>
         <w:tc>
           <w:tcPr>
-            <w:tcW w:type="dxa" w:w="4536"/>
+            <w:tcW w:type="dxa" w:w="7900"/>
           </w:tcPr>
           <w:p>
             <w:r>
@@ -872,7 +874,7 @@
       <w:tr>
         <w:tc>
           <w:tcPr>
-            <w:tcW w:type="dxa" w:w="4536"/>
+            <w:tcW w:type="dxa" w:w="1170"/>
           </w:tcPr>
           <w:p>
             <w:r>
@@ -886,7 +888,7 @@
         </w:tc>
         <w:tc>
           <w:tcPr>
-            <w:tcW w:type="dxa" w:w="4536"/>
+            <w:tcW w:type="dxa" w:w="7900"/>
           </w:tcPr>
           <w:p>
             <w:r>
@@ -902,7 +904,7 @@
       <w:tr>
         <w:tc>
           <w:tcPr>
-            <w:tcW w:type="dxa" w:w="4536"/>
+            <w:tcW w:type="dxa" w:w="1170"/>
           </w:tcPr>
           <w:p>
             <w:r>
@@ -916,7 +918,7 @@
         </w:tc>
         <w:tc>
           <w:tcPr>
-            <w:tcW w:type="dxa" w:w="4536"/>
+            <w:tcW w:type="dxa" w:w="7900"/>
           </w:tcPr>
           <w:p>
             <w:r>
@@ -985,6 +987,7 @@
         <w:tblStyle w:val="TableGrid"/>
         <w:tblW w:type="auto" w:w="0"/>
         <w:jc w:val="center"/>
+        <w:tblLayout w:type="fixed"/>
         <w:tblLook w:firstColumn="1" w:firstRow="1" w:lastColumn="0" w:lastRow="0" w:noHBand="0" w:noVBand="1" w:val="04A0"/>
       </w:tblPr>
       <w:tblGrid>
@@ -994,7 +997,7 @@
       <w:tr>
         <w:tc>
           <w:tcPr>
-            <w:tcW w:type="dxa" w:w="4536"/>
+            <w:tcW w:type="dxa" w:w="1555"/>
           </w:tcPr>
           <w:p>
             <w:r>
@@ -1009,7 +1012,7 @@
         </w:tc>
         <w:tc>
           <w:tcPr>
-            <w:tcW w:type="dxa" w:w="4536"/>
+            <w:tcW w:type="dxa" w:w="7516"/>
           </w:tcPr>
           <w:p>
             <w:r>
@@ -1026,7 +1029,7 @@
       <w:tr>
         <w:tc>
           <w:tcPr>
-            <w:tcW w:type="dxa" w:w="4536"/>
+            <w:tcW w:type="dxa" w:w="1555"/>
           </w:tcPr>
           <w:p>
             <w:r>
@@ -1040,7 +1043,7 @@
         </w:tc>
         <w:tc>
           <w:tcPr>
-            <w:tcW w:type="dxa" w:w="4536"/>
+            <w:tcW w:type="dxa" w:w="7516"/>
           </w:tcPr>
           <w:p>
             <w:r>
@@ -1056,7 +1059,7 @@
       <w:tr>
         <w:tc>
           <w:tcPr>
-            <w:tcW w:type="dxa" w:w="4536"/>
+            <w:tcW w:type="dxa" w:w="1555"/>
           </w:tcPr>
           <w:p>
             <w:r>
@@ -1070,7 +1073,7 @@
         </w:tc>
         <w:tc>
           <w:tcPr>
-            <w:tcW w:type="dxa" w:w="4536"/>
+            <w:tcW w:type="dxa" w:w="7516"/>
           </w:tcPr>
           <w:p>
             <w:r>
@@ -1086,7 +1089,7 @@
       <w:tr>
         <w:tc>
           <w:tcPr>
-            <w:tcW w:type="dxa" w:w="4536"/>
+            <w:tcW w:type="dxa" w:w="1555"/>
           </w:tcPr>
           <w:p>
             <w:r>
@@ -1100,7 +1103,7 @@
         </w:tc>
         <w:tc>
           <w:tcPr>
-            <w:tcW w:type="dxa" w:w="4536"/>
+            <w:tcW w:type="dxa" w:w="7516"/>
           </w:tcPr>
           <w:p>
             <w:r>
@@ -1171,6 +1174,7 @@
         <w:tblStyle w:val="TableGrid"/>
         <w:tblW w:type="auto" w:w="0"/>
         <w:jc w:val="center"/>
+        <w:tblLayout w:type="fixed"/>
         <w:tblLook w:firstColumn="1" w:firstRow="1" w:lastColumn="0" w:lastRow="0" w:noHBand="0" w:noVBand="1" w:val="04A0"/>
       </w:tblPr>
       <w:tblGrid>
@@ -1181,7 +1185,7 @@
       <w:tr>
         <w:tc>
           <w:tcPr>
-            <w:tcW w:type="dxa" w:w="3024"/>
+            <w:tcW w:type="dxa" w:w="2772"/>
           </w:tcPr>
           <w:p>
             <w:r>
@@ -1196,7 +1200,7 @@
         </w:tc>
         <w:tc>
           <w:tcPr>
-            <w:tcW w:type="dxa" w:w="3024"/>
+            <w:tcW w:type="dxa" w:w="5921"/>
           </w:tcPr>
           <w:p>
             <w:r>
@@ -1211,7 +1215,7 @@
         </w:tc>
         <w:tc>
           <w:tcPr>
-            <w:tcW w:type="dxa" w:w="3024"/>
+            <w:tcW w:type="dxa" w:w="378"/>
           </w:tcPr>
           <w:p>
             <w:r>
@@ -1228,7 +1232,7 @@
       <w:tr>
         <w:tc>
           <w:tcPr>
-            <w:tcW w:type="dxa" w:w="3024"/>
+            <w:tcW w:type="dxa" w:w="2772"/>
           </w:tcPr>
           <w:p>
             <w:r>
@@ -1242,7 +1246,7 @@
         </w:tc>
         <w:tc>
           <w:tcPr>
-            <w:tcW w:type="dxa" w:w="3024"/>
+            <w:tcW w:type="dxa" w:w="5921"/>
           </w:tcPr>
           <w:p>
             <w:r>
@@ -1256,7 +1260,7 @@
         </w:tc>
         <w:tc>
           <w:tcPr>
-            <w:tcW w:type="dxa" w:w="3024"/>
+            <w:tcW w:type="dxa" w:w="378"/>
           </w:tcPr>
           <w:p>
             <w:r>
@@ -1272,7 +1276,7 @@
       <w:tr>
         <w:tc>
           <w:tcPr>
-            <w:tcW w:type="dxa" w:w="3024"/>
+            <w:tcW w:type="dxa" w:w="2772"/>
           </w:tcPr>
           <w:p>
             <w:r>
@@ -1286,7 +1290,7 @@
         </w:tc>
         <w:tc>
           <w:tcPr>
-            <w:tcW w:type="dxa" w:w="3024"/>
+            <w:tcW w:type="dxa" w:w="5921"/>
           </w:tcPr>
           <w:p>
             <w:r>
@@ -1300,7 +1304,7 @@
         </w:tc>
         <w:tc>
           <w:tcPr>
-            <w:tcW w:type="dxa" w:w="3024"/>
+            <w:tcW w:type="dxa" w:w="378"/>
           </w:tcPr>
           <w:p>
             <w:r>
@@ -1316,7 +1320,7 @@
       <w:tr>
         <w:tc>
           <w:tcPr>
-            <w:tcW w:type="dxa" w:w="3024"/>
+            <w:tcW w:type="dxa" w:w="2772"/>
           </w:tcPr>
           <w:p>
             <w:r>
@@ -1330,7 +1334,7 @@
         </w:tc>
         <w:tc>
           <w:tcPr>
-            <w:tcW w:type="dxa" w:w="3024"/>
+            <w:tcW w:type="dxa" w:w="5921"/>
           </w:tcPr>
           <w:p>
             <w:r>
@@ -1344,7 +1348,7 @@
         </w:tc>
         <w:tc>
           <w:tcPr>
-            <w:tcW w:type="dxa" w:w="3024"/>
+            <w:tcW w:type="dxa" w:w="378"/>
           </w:tcPr>
           <w:p>
             <w:r>
@@ -1360,7 +1364,7 @@
       <w:tr>
         <w:tc>
           <w:tcPr>
-            <w:tcW w:type="dxa" w:w="3024"/>
+            <w:tcW w:type="dxa" w:w="2772"/>
           </w:tcPr>
           <w:p>
             <w:r>
@@ -1374,7 +1378,7 @@
         </w:tc>
         <w:tc>
           <w:tcPr>
-            <w:tcW w:type="dxa" w:w="3024"/>
+            <w:tcW w:type="dxa" w:w="5921"/>
           </w:tcPr>
           <w:p>
             <w:r>
@@ -1388,7 +1392,7 @@
         </w:tc>
         <w:tc>
           <w:tcPr>
-            <w:tcW w:type="dxa" w:w="3024"/>
+            <w:tcW w:type="dxa" w:w="378"/>
           </w:tcPr>
           <w:p>
             <w:r>
@@ -1404,7 +1408,7 @@
       <w:tr>
         <w:tc>
           <w:tcPr>
-            <w:tcW w:type="dxa" w:w="3024"/>
+            <w:tcW w:type="dxa" w:w="2772"/>
           </w:tcPr>
           <w:p>
             <w:r>
@@ -1418,7 +1422,7 @@
         </w:tc>
         <w:tc>
           <w:tcPr>
-            <w:tcW w:type="dxa" w:w="3024"/>
+            <w:tcW w:type="dxa" w:w="5921"/>
           </w:tcPr>
           <w:p>
             <w:r>
@@ -1432,7 +1436,7 @@
         </w:tc>
         <w:tc>
           <w:tcPr>
-            <w:tcW w:type="dxa" w:w="3024"/>
+            <w:tcW w:type="dxa" w:w="378"/>
           </w:tcPr>
           <w:p>
             <w:r>
@@ -1448,7 +1452,7 @@
       <w:tr>
         <w:tc>
           <w:tcPr>
-            <w:tcW w:type="dxa" w:w="3024"/>
+            <w:tcW w:type="dxa" w:w="2772"/>
           </w:tcPr>
           <w:p>
             <w:r>
@@ -1462,7 +1466,7 @@
         </w:tc>
         <w:tc>
           <w:tcPr>
-            <w:tcW w:type="dxa" w:w="3024"/>
+            <w:tcW w:type="dxa" w:w="5921"/>
           </w:tcPr>
           <w:p>
             <w:r>
@@ -1476,7 +1480,7 @@
         </w:tc>
         <w:tc>
           <w:tcPr>
-            <w:tcW w:type="dxa" w:w="3024"/>
+            <w:tcW w:type="dxa" w:w="378"/>
           </w:tcPr>
           <w:p>
             <w:r>
@@ -1492,7 +1496,7 @@
       <w:tr>
         <w:tc>
           <w:tcPr>
-            <w:tcW w:type="dxa" w:w="3024"/>
+            <w:tcW w:type="dxa" w:w="2772"/>
           </w:tcPr>
           <w:p>
             <w:r>
@@ -1506,7 +1510,7 @@
         </w:tc>
         <w:tc>
           <w:tcPr>
-            <w:tcW w:type="dxa" w:w="3024"/>
+            <w:tcW w:type="dxa" w:w="5921"/>
           </w:tcPr>
           <w:p>
             <w:r>
@@ -1520,7 +1524,7 @@
         </w:tc>
         <w:tc>
           <w:tcPr>
-            <w:tcW w:type="dxa" w:w="3024"/>
+            <w:tcW w:type="dxa" w:w="378"/>
           </w:tcPr>
           <w:p>
             <w:r>
@@ -1536,7 +1540,7 @@
       <w:tr>
         <w:tc>
           <w:tcPr>
-            <w:tcW w:type="dxa" w:w="3024"/>
+            <w:tcW w:type="dxa" w:w="2772"/>
           </w:tcPr>
           <w:p>
             <w:r>
@@ -1550,7 +1554,7 @@
         </w:tc>
         <w:tc>
           <w:tcPr>
-            <w:tcW w:type="dxa" w:w="3024"/>
+            <w:tcW w:type="dxa" w:w="5921"/>
           </w:tcPr>
           <w:p>
             <w:r>
@@ -1564,7 +1568,7 @@
         </w:tc>
         <w:tc>
           <w:tcPr>
-            <w:tcW w:type="dxa" w:w="3024"/>
+            <w:tcW w:type="dxa" w:w="378"/>
           </w:tcPr>
           <w:p>
             <w:r>
@@ -1592,6 +1596,7 @@
         <w:tblStyle w:val="TableGrid"/>
         <w:tblW w:type="auto" w:w="0"/>
         <w:jc w:val="center"/>
+        <w:tblLayout w:type="fixed"/>
         <w:tblLook w:firstColumn="1" w:firstRow="1" w:lastColumn="0" w:lastRow="0" w:noHBand="0" w:noVBand="1" w:val="04A0"/>
       </w:tblPr>
       <w:tblGrid>
@@ -1601,7 +1606,7 @@
       <w:tr>
         <w:tc>
           <w:tcPr>
-            <w:tcW w:type="dxa" w:w="4536"/>
+            <w:tcW w:type="dxa" w:w="812"/>
           </w:tcPr>
           <w:p>
             <w:r>
@@ -1616,7 +1621,7 @@
         </w:tc>
         <w:tc>
           <w:tcPr>
-            <w:tcW w:type="dxa" w:w="4536"/>
+            <w:tcW w:type="dxa" w:w="8259"/>
           </w:tcPr>
           <w:p>
             <w:r>
@@ -1633,7 +1638,7 @@
       <w:tr>
         <w:tc>
           <w:tcPr>
-            <w:tcW w:type="dxa" w:w="4536"/>
+            <w:tcW w:type="dxa" w:w="812"/>
           </w:tcPr>
           <w:p>
             <w:r>
@@ -1647,7 +1652,7 @@
         </w:tc>
         <w:tc>
           <w:tcPr>
-            <w:tcW w:type="dxa" w:w="4536"/>
+            <w:tcW w:type="dxa" w:w="8259"/>
           </w:tcPr>
           <w:p>
             <w:r>
@@ -1663,7 +1668,7 @@
       <w:tr>
         <w:tc>
           <w:tcPr>
-            <w:tcW w:type="dxa" w:w="4536"/>
+            <w:tcW w:type="dxa" w:w="812"/>
           </w:tcPr>
           <w:p>
             <w:r>
@@ -1677,7 +1682,7 @@
         </w:tc>
         <w:tc>
           <w:tcPr>
-            <w:tcW w:type="dxa" w:w="4536"/>
+            <w:tcW w:type="dxa" w:w="8259"/>
           </w:tcPr>
           <w:p>
             <w:r>
@@ -1693,7 +1698,7 @@
       <w:tr>
         <w:tc>
           <w:tcPr>
-            <w:tcW w:type="dxa" w:w="4536"/>
+            <w:tcW w:type="dxa" w:w="812"/>
           </w:tcPr>
           <w:p>
             <w:r>
@@ -1707,7 +1712,7 @@
         </w:tc>
         <w:tc>
           <w:tcPr>
-            <w:tcW w:type="dxa" w:w="4536"/>
+            <w:tcW w:type="dxa" w:w="8259"/>
           </w:tcPr>
           <w:p>
             <w:r>
@@ -1723,7 +1728,7 @@
       <w:tr>
         <w:tc>
           <w:tcPr>
-            <w:tcW w:type="dxa" w:w="4536"/>
+            <w:tcW w:type="dxa" w:w="812"/>
           </w:tcPr>
           <w:p>
             <w:r>
@@ -1737,7 +1742,7 @@
         </w:tc>
         <w:tc>
           <w:tcPr>
-            <w:tcW w:type="dxa" w:w="4536"/>
+            <w:tcW w:type="dxa" w:w="8259"/>
           </w:tcPr>
           <w:p>
             <w:r>
@@ -1753,7 +1758,7 @@
       <w:tr>
         <w:tc>
           <w:tcPr>
-            <w:tcW w:type="dxa" w:w="4536"/>
+            <w:tcW w:type="dxa" w:w="812"/>
           </w:tcPr>
           <w:p>
             <w:r>
@@ -1767,7 +1772,7 @@
         </w:tc>
         <w:tc>
           <w:tcPr>
-            <w:tcW w:type="dxa" w:w="4536"/>
+            <w:tcW w:type="dxa" w:w="8259"/>
           </w:tcPr>
           <w:p>
             <w:r>
@@ -1783,7 +1788,7 @@
       <w:tr>
         <w:tc>
           <w:tcPr>
-            <w:tcW w:type="dxa" w:w="4536"/>
+            <w:tcW w:type="dxa" w:w="812"/>
           </w:tcPr>
           <w:p>
             <w:r>
@@ -1797,7 +1802,7 @@
         </w:tc>
         <w:tc>
           <w:tcPr>
-            <w:tcW w:type="dxa" w:w="4536"/>
+            <w:tcW w:type="dxa" w:w="8259"/>
           </w:tcPr>
           <w:p>
             <w:r>
@@ -1813,7 +1818,7 @@
       <w:tr>
         <w:tc>
           <w:tcPr>
-            <w:tcW w:type="dxa" w:w="4536"/>
+            <w:tcW w:type="dxa" w:w="812"/>
           </w:tcPr>
           <w:p>
             <w:r>
@@ -1827,7 +1832,7 @@
         </w:tc>
         <w:tc>
           <w:tcPr>
-            <w:tcW w:type="dxa" w:w="4536"/>
+            <w:tcW w:type="dxa" w:w="8259"/>
           </w:tcPr>
           <w:p>
             <w:r>
@@ -1843,7 +1848,7 @@
       <w:tr>
         <w:tc>
           <w:tcPr>
-            <w:tcW w:type="dxa" w:w="4536"/>
+            <w:tcW w:type="dxa" w:w="812"/>
           </w:tcPr>
           <w:p>
             <w:r>
@@ -1857,7 +1862,7 @@
         </w:tc>
         <w:tc>
           <w:tcPr>
-            <w:tcW w:type="dxa" w:w="4536"/>
+            <w:tcW w:type="dxa" w:w="8259"/>
           </w:tcPr>
           <w:p>
             <w:r>
@@ -1873,7 +1878,7 @@
       <w:tr>
         <w:tc>
           <w:tcPr>
-            <w:tcW w:type="dxa" w:w="4536"/>
+            <w:tcW w:type="dxa" w:w="812"/>
           </w:tcPr>
           <w:p>
             <w:r>
@@ -1887,7 +1892,7 @@
         </w:tc>
         <w:tc>
           <w:tcPr>
-            <w:tcW w:type="dxa" w:w="4536"/>
+            <w:tcW w:type="dxa" w:w="8259"/>
           </w:tcPr>
           <w:p>
             <w:r>
@@ -1903,7 +1908,7 @@
       <w:tr>
         <w:tc>
           <w:tcPr>
-            <w:tcW w:type="dxa" w:w="4536"/>
+            <w:tcW w:type="dxa" w:w="812"/>
           </w:tcPr>
           <w:p>
             <w:r>
@@ -1917,7 +1922,7 @@
         </w:tc>
         <w:tc>
           <w:tcPr>
-            <w:tcW w:type="dxa" w:w="4536"/>
+            <w:tcW w:type="dxa" w:w="8259"/>
           </w:tcPr>
           <w:p>
             <w:r>
@@ -1933,7 +1938,7 @@
       <w:tr>
         <w:tc>
           <w:tcPr>
-            <w:tcW w:type="dxa" w:w="4536"/>
+            <w:tcW w:type="dxa" w:w="812"/>
           </w:tcPr>
           <w:p>
             <w:r>
@@ -1947,7 +1952,7 @@
         </w:tc>
         <w:tc>
           <w:tcPr>
-            <w:tcW w:type="dxa" w:w="4536"/>
+            <w:tcW w:type="dxa" w:w="8259"/>
           </w:tcPr>
           <w:p>
             <w:r>
@@ -1963,7 +1968,7 @@
       <w:tr>
         <w:tc>
           <w:tcPr>
-            <w:tcW w:type="dxa" w:w="4536"/>
+            <w:tcW w:type="dxa" w:w="812"/>
           </w:tcPr>
           <w:p>
             <w:r>
@@ -1977,7 +1982,7 @@
         </w:tc>
         <w:tc>
           <w:tcPr>
-            <w:tcW w:type="dxa" w:w="4536"/>
+            <w:tcW w:type="dxa" w:w="8259"/>
           </w:tcPr>
           <w:p>
             <w:r>
@@ -1993,7 +1998,7 @@
       <w:tr>
         <w:tc>
           <w:tcPr>
-            <w:tcW w:type="dxa" w:w="4536"/>
+            <w:tcW w:type="dxa" w:w="812"/>
           </w:tcPr>
           <w:p>
             <w:r>
@@ -2007,7 +2012,7 @@
         </w:tc>
         <w:tc>
           <w:tcPr>
-            <w:tcW w:type="dxa" w:w="4536"/>
+            <w:tcW w:type="dxa" w:w="8259"/>
           </w:tcPr>
           <w:p>
             <w:r>
@@ -2023,7 +2028,7 @@
       <w:tr>
         <w:tc>
           <w:tcPr>
-            <w:tcW w:type="dxa" w:w="4536"/>
+            <w:tcW w:type="dxa" w:w="812"/>
           </w:tcPr>
           <w:p>
             <w:r>
@@ -2037,7 +2042,7 @@
         </w:tc>
         <w:tc>
           <w:tcPr>
-            <w:tcW w:type="dxa" w:w="4536"/>
+            <w:tcW w:type="dxa" w:w="8259"/>
           </w:tcPr>
           <w:p>
             <w:r>
@@ -2053,7 +2058,7 @@
       <w:tr>
         <w:tc>
           <w:tcPr>
-            <w:tcW w:type="dxa" w:w="4536"/>
+            <w:tcW w:type="dxa" w:w="812"/>
           </w:tcPr>
           <w:p>
             <w:r>
@@ -2067,7 +2072,7 @@
         </w:tc>
         <w:tc>
           <w:tcPr>
-            <w:tcW w:type="dxa" w:w="4536"/>
+            <w:tcW w:type="dxa" w:w="8259"/>
           </w:tcPr>
           <w:p>
             <w:r>
@@ -2083,7 +2088,7 @@
       <w:tr>
         <w:tc>
           <w:tcPr>
-            <w:tcW w:type="dxa" w:w="4536"/>
+            <w:tcW w:type="dxa" w:w="812"/>
           </w:tcPr>
           <w:p>
             <w:r>
@@ -2097,7 +2102,7 @@
         </w:tc>
         <w:tc>
           <w:tcPr>
-            <w:tcW w:type="dxa" w:w="4536"/>
+            <w:tcW w:type="dxa" w:w="8259"/>
           </w:tcPr>
           <w:p>
             <w:r>
@@ -2113,7 +2118,7 @@
       <w:tr>
         <w:tc>
           <w:tcPr>
-            <w:tcW w:type="dxa" w:w="4536"/>
+            <w:tcW w:type="dxa" w:w="812"/>
           </w:tcPr>
           <w:p>
             <w:r>
@@ -2127,7 +2132,7 @@
         </w:tc>
         <w:tc>
           <w:tcPr>
-            <w:tcW w:type="dxa" w:w="4536"/>
+            <w:tcW w:type="dxa" w:w="8259"/>
           </w:tcPr>
           <w:p>
             <w:r>
@@ -2143,7 +2148,7 @@
       <w:tr>
         <w:tc>
           <w:tcPr>
-            <w:tcW w:type="dxa" w:w="4536"/>
+            <w:tcW w:type="dxa" w:w="812"/>
           </w:tcPr>
           <w:p>
             <w:r>
@@ -2157,7 +2162,7 @@
         </w:tc>
         <w:tc>
           <w:tcPr>
-            <w:tcW w:type="dxa" w:w="4536"/>
+            <w:tcW w:type="dxa" w:w="8259"/>
           </w:tcPr>
           <w:p>
             <w:r>
@@ -2173,7 +2178,7 @@
       <w:tr>
         <w:tc>
           <w:tcPr>
-            <w:tcW w:type="dxa" w:w="4536"/>
+            <w:tcW w:type="dxa" w:w="812"/>
           </w:tcPr>
           <w:p>
             <w:r>
@@ -2187,7 +2192,7 @@
         </w:tc>
         <w:tc>
           <w:tcPr>
-            <w:tcW w:type="dxa" w:w="4536"/>
+            <w:tcW w:type="dxa" w:w="8259"/>
           </w:tcPr>
           <w:p>
             <w:r>
@@ -2203,7 +2208,7 @@
       <w:tr>
         <w:tc>
           <w:tcPr>
-            <w:tcW w:type="dxa" w:w="4536"/>
+            <w:tcW w:type="dxa" w:w="812"/>
           </w:tcPr>
           <w:p>
             <w:r>
@@ -2217,7 +2222,7 @@
         </w:tc>
         <w:tc>
           <w:tcPr>
-            <w:tcW w:type="dxa" w:w="4536"/>
+            <w:tcW w:type="dxa" w:w="8259"/>
           </w:tcPr>
           <w:p>
             <w:r>
@@ -2233,7 +2238,7 @@
       <w:tr>
         <w:tc>
           <w:tcPr>
-            <w:tcW w:type="dxa" w:w="4536"/>
+            <w:tcW w:type="dxa" w:w="812"/>
           </w:tcPr>
           <w:p>
             <w:r>
@@ -2247,7 +2252,7 @@
         </w:tc>
         <w:tc>
           <w:tcPr>
-            <w:tcW w:type="dxa" w:w="4536"/>
+            <w:tcW w:type="dxa" w:w="8259"/>
           </w:tcPr>
           <w:p>
             <w:r>
@@ -2263,7 +2268,7 @@
       <w:tr>
         <w:tc>
           <w:tcPr>
-            <w:tcW w:type="dxa" w:w="4536"/>
+            <w:tcW w:type="dxa" w:w="812"/>
           </w:tcPr>
           <w:p>
             <w:r>
@@ -2277,7 +2282,7 @@
         </w:tc>
         <w:tc>
           <w:tcPr>
-            <w:tcW w:type="dxa" w:w="4536"/>
+            <w:tcW w:type="dxa" w:w="8259"/>
           </w:tcPr>
           <w:p>
             <w:r>
@@ -2293,7 +2298,7 @@
       <w:tr>
         <w:tc>
           <w:tcPr>
-            <w:tcW w:type="dxa" w:w="4536"/>
+            <w:tcW w:type="dxa" w:w="812"/>
           </w:tcPr>
           <w:p>
             <w:r>
@@ -2307,7 +2312,7 @@
         </w:tc>
         <w:tc>
           <w:tcPr>
-            <w:tcW w:type="dxa" w:w="4536"/>
+            <w:tcW w:type="dxa" w:w="8259"/>
           </w:tcPr>
           <w:p>
             <w:r>
@@ -2323,7 +2328,7 @@
       <w:tr>
         <w:tc>
           <w:tcPr>
-            <w:tcW w:type="dxa" w:w="4536"/>
+            <w:tcW w:type="dxa" w:w="812"/>
           </w:tcPr>
           <w:p>
             <w:r>
@@ -2337,7 +2342,7 @@
         </w:tc>
         <w:tc>
           <w:tcPr>
-            <w:tcW w:type="dxa" w:w="4536"/>
+            <w:tcW w:type="dxa" w:w="8259"/>
           </w:tcPr>
           <w:p>
             <w:r>
@@ -2353,7 +2358,7 @@
       <w:tr>
         <w:tc>
           <w:tcPr>
-            <w:tcW w:type="dxa" w:w="4536"/>
+            <w:tcW w:type="dxa" w:w="812"/>
           </w:tcPr>
           <w:p>
             <w:r>
@@ -2367,7 +2372,7 @@
         </w:tc>
         <w:tc>
           <w:tcPr>
-            <w:tcW w:type="dxa" w:w="4536"/>
+            <w:tcW w:type="dxa" w:w="8259"/>
           </w:tcPr>
           <w:p>
             <w:r>
@@ -2383,7 +2388,7 @@
       <w:tr>
         <w:tc>
           <w:tcPr>
-            <w:tcW w:type="dxa" w:w="4536"/>
+            <w:tcW w:type="dxa" w:w="812"/>
           </w:tcPr>
           <w:p>
             <w:r>
@@ -2397,7 +2402,7 @@
         </w:tc>
         <w:tc>
           <w:tcPr>
-            <w:tcW w:type="dxa" w:w="4536"/>
+            <w:tcW w:type="dxa" w:w="8259"/>
           </w:tcPr>
           <w:p>
             <w:r>
@@ -2413,7 +2418,7 @@
       <w:tr>
         <w:tc>
           <w:tcPr>
-            <w:tcW w:type="dxa" w:w="4536"/>
+            <w:tcW w:type="dxa" w:w="812"/>
           </w:tcPr>
           <w:p>
             <w:r>
@@ -2427,7 +2432,7 @@
         </w:tc>
         <w:tc>
           <w:tcPr>
-            <w:tcW w:type="dxa" w:w="4536"/>
+            <w:tcW w:type="dxa" w:w="8259"/>
           </w:tcPr>
           <w:p>
             <w:r>
@@ -2443,7 +2448,7 @@
       <w:tr>
         <w:tc>
           <w:tcPr>
-            <w:tcW w:type="dxa" w:w="4536"/>
+            <w:tcW w:type="dxa" w:w="812"/>
           </w:tcPr>
           <w:p>
             <w:r>
@@ -2457,7 +2462,7 @@
         </w:tc>
         <w:tc>
           <w:tcPr>
-            <w:tcW w:type="dxa" w:w="4536"/>
+            <w:tcW w:type="dxa" w:w="8259"/>
           </w:tcPr>
           <w:p>
             <w:r>
@@ -2473,7 +2478,7 @@
       <w:tr>
         <w:tc>
           <w:tcPr>
-            <w:tcW w:type="dxa" w:w="4536"/>
+            <w:tcW w:type="dxa" w:w="812"/>
           </w:tcPr>
           <w:p>
             <w:r>
@@ -2487,7 +2492,7 @@
         </w:tc>
         <w:tc>
           <w:tcPr>
-            <w:tcW w:type="dxa" w:w="4536"/>
+            <w:tcW w:type="dxa" w:w="8259"/>
           </w:tcPr>
           <w:p>
             <w:r>
@@ -2503,7 +2508,7 @@
       <w:tr>
         <w:tc>
           <w:tcPr>
-            <w:tcW w:type="dxa" w:w="4536"/>
+            <w:tcW w:type="dxa" w:w="812"/>
           </w:tcPr>
           <w:p>
             <w:r>
@@ -2517,7 +2522,7 @@
         </w:tc>
         <w:tc>
           <w:tcPr>
-            <w:tcW w:type="dxa" w:w="4536"/>
+            <w:tcW w:type="dxa" w:w="8259"/>
           </w:tcPr>
           <w:p>
             <w:r>
@@ -2533,7 +2538,7 @@
       <w:tr>
         <w:tc>
           <w:tcPr>
-            <w:tcW w:type="dxa" w:w="4536"/>
+            <w:tcW w:type="dxa" w:w="812"/>
           </w:tcPr>
           <w:p>
             <w:r>
@@ -2547,7 +2552,7 @@
         </w:tc>
         <w:tc>
           <w:tcPr>
-            <w:tcW w:type="dxa" w:w="4536"/>
+            <w:tcW w:type="dxa" w:w="8259"/>
           </w:tcPr>
           <w:p>
             <w:r>
@@ -2563,7 +2568,7 @@
       <w:tr>
         <w:tc>
           <w:tcPr>
-            <w:tcW w:type="dxa" w:w="4536"/>
+            <w:tcW w:type="dxa" w:w="812"/>
           </w:tcPr>
           <w:p>
             <w:r>
@@ -2577,7 +2582,7 @@
         </w:tc>
         <w:tc>
           <w:tcPr>
-            <w:tcW w:type="dxa" w:w="4536"/>
+            <w:tcW w:type="dxa" w:w="8259"/>
           </w:tcPr>
           <w:p>
             <w:r>
@@ -2593,7 +2598,7 @@
       <w:tr>
         <w:tc>
           <w:tcPr>
-            <w:tcW w:type="dxa" w:w="4536"/>
+            <w:tcW w:type="dxa" w:w="812"/>
           </w:tcPr>
           <w:p>
             <w:r>
@@ -2607,7 +2612,7 @@
         </w:tc>
         <w:tc>
           <w:tcPr>
-            <w:tcW w:type="dxa" w:w="4536"/>
+            <w:tcW w:type="dxa" w:w="8259"/>
           </w:tcPr>
           <w:p>
             <w:r>
@@ -2623,7 +2628,7 @@
       <w:tr>
         <w:tc>
           <w:tcPr>
-            <w:tcW w:type="dxa" w:w="4536"/>
+            <w:tcW w:type="dxa" w:w="812"/>
           </w:tcPr>
           <w:p>
             <w:r>
@@ -2637,7 +2642,7 @@
         </w:tc>
         <w:tc>
           <w:tcPr>
-            <w:tcW w:type="dxa" w:w="4536"/>
+            <w:tcW w:type="dxa" w:w="8259"/>
           </w:tcPr>
           <w:p>
             <w:r>
@@ -2665,6 +2670,7 @@
         <w:tblStyle w:val="TableGrid"/>
         <w:tblW w:type="auto" w:w="0"/>
         <w:jc w:val="center"/>
+        <w:tblLayout w:type="fixed"/>
         <w:tblLook w:firstColumn="1" w:firstRow="1" w:lastColumn="0" w:lastRow="0" w:noHBand="0" w:noVBand="1" w:val="04A0"/>
       </w:tblPr>
       <w:tblGrid>
@@ -2674,7 +2680,7 @@
       <w:tr>
         <w:tc>
           <w:tcPr>
-            <w:tcW w:type="dxa" w:w="4536"/>
+            <w:tcW w:type="dxa" w:w="442"/>
           </w:tcPr>
           <w:p>
             <w:r>
@@ -2689,7 +2695,7 @@
         </w:tc>
         <w:tc>
           <w:tcPr>
-            <w:tcW w:type="dxa" w:w="4536"/>
+            <w:tcW w:type="dxa" w:w="8628"/>
           </w:tcPr>
           <w:p>
             <w:r>
@@ -2706,7 +2712,7 @@
       <w:tr>
         <w:tc>
           <w:tcPr>
-            <w:tcW w:type="dxa" w:w="4536"/>
+            <w:tcW w:type="dxa" w:w="442"/>
           </w:tcPr>
           <w:p>
             <w:r>
@@ -2720,7 +2726,7 @@
         </w:tc>
         <w:tc>
           <w:tcPr>
-            <w:tcW w:type="dxa" w:w="4536"/>
+            <w:tcW w:type="dxa" w:w="8628"/>
           </w:tcPr>
           <w:p>
             <w:r>
@@ -2736,7 +2742,7 @@
       <w:tr>
         <w:tc>
           <w:tcPr>
-            <w:tcW w:type="dxa" w:w="4536"/>
+            <w:tcW w:type="dxa" w:w="442"/>
           </w:tcPr>
           <w:p>
             <w:r>
@@ -2750,7 +2756,7 @@
         </w:tc>
         <w:tc>
           <w:tcPr>
-            <w:tcW w:type="dxa" w:w="4536"/>
+            <w:tcW w:type="dxa" w:w="8628"/>
           </w:tcPr>
           <w:p>
             <w:r>
@@ -2766,7 +2772,7 @@
       <w:tr>
         <w:tc>
           <w:tcPr>
-            <w:tcW w:type="dxa" w:w="4536"/>
+            <w:tcW w:type="dxa" w:w="442"/>
           </w:tcPr>
           <w:p>
             <w:r>
@@ -2780,7 +2786,7 @@
         </w:tc>
         <w:tc>
           <w:tcPr>
-            <w:tcW w:type="dxa" w:w="4536"/>
+            <w:tcW w:type="dxa" w:w="8628"/>
           </w:tcPr>
           <w:p>
             <w:r>
@@ -2796,7 +2802,7 @@
       <w:tr>
         <w:tc>
           <w:tcPr>
-            <w:tcW w:type="dxa" w:w="4536"/>
+            <w:tcW w:type="dxa" w:w="442"/>
           </w:tcPr>
           <w:p>
             <w:r>
@@ -2810,7 +2816,7 @@
         </w:tc>
         <w:tc>
           <w:tcPr>
-            <w:tcW w:type="dxa" w:w="4536"/>
+            <w:tcW w:type="dxa" w:w="8628"/>
           </w:tcPr>
           <w:p>
             <w:r>
@@ -2826,7 +2832,7 @@
       <w:tr>
         <w:tc>
           <w:tcPr>
-            <w:tcW w:type="dxa" w:w="4536"/>
+            <w:tcW w:type="dxa" w:w="442"/>
           </w:tcPr>
           <w:p>
             <w:r>
@@ -2840,7 +2846,7 @@
         </w:tc>
         <w:tc>
           <w:tcPr>
-            <w:tcW w:type="dxa" w:w="4536"/>
+            <w:tcW w:type="dxa" w:w="8628"/>
           </w:tcPr>
           <w:p>
             <w:r>
@@ -2856,7 +2862,7 @@
       <w:tr>
         <w:tc>
           <w:tcPr>
-            <w:tcW w:type="dxa" w:w="4536"/>
+            <w:tcW w:type="dxa" w:w="442"/>
           </w:tcPr>
           <w:p>
             <w:r>
@@ -2870,7 +2876,7 @@
         </w:tc>
         <w:tc>
           <w:tcPr>
-            <w:tcW w:type="dxa" w:w="4536"/>
+            <w:tcW w:type="dxa" w:w="8628"/>
           </w:tcPr>
           <w:p>
             <w:r>
@@ -2886,7 +2892,7 @@
       <w:tr>
         <w:tc>
           <w:tcPr>
-            <w:tcW w:type="dxa" w:w="4536"/>
+            <w:tcW w:type="dxa" w:w="442"/>
           </w:tcPr>
           <w:p>
             <w:r>
@@ -2900,7 +2906,7 @@
         </w:tc>
         <w:tc>
           <w:tcPr>
-            <w:tcW w:type="dxa" w:w="4536"/>
+            <w:tcW w:type="dxa" w:w="8628"/>
           </w:tcPr>
           <w:p>
             <w:r>
@@ -2916,7 +2922,7 @@
       <w:tr>
         <w:tc>
           <w:tcPr>
-            <w:tcW w:type="dxa" w:w="4536"/>
+            <w:tcW w:type="dxa" w:w="442"/>
           </w:tcPr>
           <w:p>
             <w:r>
@@ -2930,7 +2936,7 @@
         </w:tc>
         <w:tc>
           <w:tcPr>
-            <w:tcW w:type="dxa" w:w="4536"/>
+            <w:tcW w:type="dxa" w:w="8628"/>
           </w:tcPr>
           <w:p>
             <w:r>
@@ -2946,7 +2952,7 @@
       <w:tr>
         <w:tc>
           <w:tcPr>
-            <w:tcW w:type="dxa" w:w="4536"/>
+            <w:tcW w:type="dxa" w:w="442"/>
           </w:tcPr>
           <w:p>
             <w:r>
@@ -2960,7 +2966,7 @@
         </w:tc>
         <w:tc>
           <w:tcPr>
-            <w:tcW w:type="dxa" w:w="4536"/>
+            <w:tcW w:type="dxa" w:w="8628"/>
           </w:tcPr>
           <w:p>
             <w:r>
@@ -2976,7 +2982,7 @@
       <w:tr>
         <w:tc>
           <w:tcPr>
-            <w:tcW w:type="dxa" w:w="4536"/>
+            <w:tcW w:type="dxa" w:w="442"/>
           </w:tcPr>
           <w:p>
             <w:r>
@@ -2990,7 +2996,7 @@
         </w:tc>
         <w:tc>
           <w:tcPr>
-            <w:tcW w:type="dxa" w:w="4536"/>
+            <w:tcW w:type="dxa" w:w="8628"/>
           </w:tcPr>
           <w:p>
             <w:r>
@@ -3006,7 +3012,7 @@
       <w:tr>
         <w:tc>
           <w:tcPr>
-            <w:tcW w:type="dxa" w:w="4536"/>
+            <w:tcW w:type="dxa" w:w="442"/>
           </w:tcPr>
           <w:p>
             <w:r>
@@ -3020,7 +3026,7 @@
         </w:tc>
         <w:tc>
           <w:tcPr>
-            <w:tcW w:type="dxa" w:w="4536"/>
+            <w:tcW w:type="dxa" w:w="8628"/>
           </w:tcPr>
           <w:p>
             <w:r>
@@ -3036,7 +3042,7 @@
       <w:tr>
         <w:tc>
           <w:tcPr>
-            <w:tcW w:type="dxa" w:w="4536"/>
+            <w:tcW w:type="dxa" w:w="442"/>
           </w:tcPr>
           <w:p>
             <w:r>
@@ -3050,7 +3056,7 @@
         </w:tc>
         <w:tc>
           <w:tcPr>
-            <w:tcW w:type="dxa" w:w="4536"/>
+            <w:tcW w:type="dxa" w:w="8628"/>
           </w:tcPr>
           <w:p>
             <w:r>
@@ -3066,7 +3072,7 @@
       <w:tr>
         <w:tc>
           <w:tcPr>
-            <w:tcW w:type="dxa" w:w="4536"/>
+            <w:tcW w:type="dxa" w:w="442"/>
           </w:tcPr>
           <w:p>
             <w:r>
@@ -3080,7 +3086,7 @@
         </w:tc>
         <w:tc>
           <w:tcPr>
-            <w:tcW w:type="dxa" w:w="4536"/>
+            <w:tcW w:type="dxa" w:w="8628"/>
           </w:tcPr>
           <w:p>
             <w:r>
@@ -3096,7 +3102,7 @@
       <w:tr>
         <w:tc>
           <w:tcPr>
-            <w:tcW w:type="dxa" w:w="4536"/>
+            <w:tcW w:type="dxa" w:w="442"/>
           </w:tcPr>
           <w:p>
             <w:r>
@@ -3110,7 +3116,7 @@
         </w:tc>
         <w:tc>
           <w:tcPr>
-            <w:tcW w:type="dxa" w:w="4536"/>
+            <w:tcW w:type="dxa" w:w="8628"/>
           </w:tcPr>
           <w:p>
             <w:r>
@@ -3126,7 +3132,7 @@
       <w:tr>
         <w:tc>
           <w:tcPr>
-            <w:tcW w:type="dxa" w:w="4536"/>
+            <w:tcW w:type="dxa" w:w="442"/>
           </w:tcPr>
           <w:p>
             <w:r>
@@ -3140,7 +3146,7 @@
         </w:tc>
         <w:tc>
           <w:tcPr>
-            <w:tcW w:type="dxa" w:w="4536"/>
+            <w:tcW w:type="dxa" w:w="8628"/>
           </w:tcPr>
           <w:p>
             <w:r>
@@ -3156,7 +3162,7 @@
       <w:tr>
         <w:tc>
           <w:tcPr>
-            <w:tcW w:type="dxa" w:w="4536"/>
+            <w:tcW w:type="dxa" w:w="442"/>
           </w:tcPr>
           <w:p>
             <w:r>
@@ -3170,7 +3176,7 @@
         </w:tc>
         <w:tc>
           <w:tcPr>
-            <w:tcW w:type="dxa" w:w="4536"/>
+            <w:tcW w:type="dxa" w:w="8628"/>
           </w:tcPr>
           <w:p>
             <w:r>
@@ -3186,7 +3192,7 @@
       <w:tr>
         <w:tc>
           <w:tcPr>
-            <w:tcW w:type="dxa" w:w="4536"/>
+            <w:tcW w:type="dxa" w:w="442"/>
           </w:tcPr>
           <w:p>
             <w:r>
@@ -3200,7 +3206,7 @@
         </w:tc>
         <w:tc>
           <w:tcPr>
-            <w:tcW w:type="dxa" w:w="4536"/>
+            <w:tcW w:type="dxa" w:w="8628"/>
           </w:tcPr>
           <w:p>
             <w:r>
@@ -3216,7 +3222,7 @@
       <w:tr>
         <w:tc>
           <w:tcPr>
-            <w:tcW w:type="dxa" w:w="4536"/>
+            <w:tcW w:type="dxa" w:w="442"/>
           </w:tcPr>
           <w:p>
             <w:r>
@@ -3230,7 +3236,7 @@
         </w:tc>
         <w:tc>
           <w:tcPr>
-            <w:tcW w:type="dxa" w:w="4536"/>
+            <w:tcW w:type="dxa" w:w="8628"/>
           </w:tcPr>
           <w:p>
             <w:r>
@@ -3246,7 +3252,7 @@
       <w:tr>
         <w:tc>
           <w:tcPr>
-            <w:tcW w:type="dxa" w:w="4536"/>
+            <w:tcW w:type="dxa" w:w="442"/>
           </w:tcPr>
           <w:p>
             <w:r>
@@ -3260,7 +3266,7 @@
         </w:tc>
         <w:tc>
           <w:tcPr>
-            <w:tcW w:type="dxa" w:w="4536"/>
+            <w:tcW w:type="dxa" w:w="8628"/>
           </w:tcPr>
           <w:p>
             <w:r>
@@ -3276,7 +3282,7 @@
       <w:tr>
         <w:tc>
           <w:tcPr>
-            <w:tcW w:type="dxa" w:w="4536"/>
+            <w:tcW w:type="dxa" w:w="442"/>
           </w:tcPr>
           <w:p>
             <w:r>
@@ -3290,7 +3296,7 @@
         </w:tc>
         <w:tc>
           <w:tcPr>
-            <w:tcW w:type="dxa" w:w="4536"/>
+            <w:tcW w:type="dxa" w:w="8628"/>
           </w:tcPr>
           <w:p>
             <w:r>
@@ -3306,7 +3312,7 @@
       <w:tr>
         <w:tc>
           <w:tcPr>
-            <w:tcW w:type="dxa" w:w="4536"/>
+            <w:tcW w:type="dxa" w:w="442"/>
           </w:tcPr>
           <w:p>
             <w:r>
@@ -3320,7 +3326,7 @@
         </w:tc>
         <w:tc>
           <w:tcPr>
-            <w:tcW w:type="dxa" w:w="4536"/>
+            <w:tcW w:type="dxa" w:w="8628"/>
           </w:tcPr>
           <w:p>
             <w:r>
@@ -3336,7 +3342,7 @@
       <w:tr>
         <w:tc>
           <w:tcPr>
-            <w:tcW w:type="dxa" w:w="4536"/>
+            <w:tcW w:type="dxa" w:w="442"/>
           </w:tcPr>
           <w:p>
             <w:r>
@@ -3350,7 +3356,7 @@
         </w:tc>
         <w:tc>
           <w:tcPr>
-            <w:tcW w:type="dxa" w:w="4536"/>
+            <w:tcW w:type="dxa" w:w="8628"/>
           </w:tcPr>
           <w:p>
             <w:r>
@@ -3366,7 +3372,7 @@
       <w:tr>
         <w:tc>
           <w:tcPr>
-            <w:tcW w:type="dxa" w:w="4536"/>
+            <w:tcW w:type="dxa" w:w="442"/>
           </w:tcPr>
           <w:p>
             <w:r>
@@ -3380,7 +3386,7 @@
         </w:tc>
         <w:tc>
           <w:tcPr>
-            <w:tcW w:type="dxa" w:w="4536"/>
+            <w:tcW w:type="dxa" w:w="8628"/>
           </w:tcPr>
           <w:p>
             <w:r>
@@ -3396,7 +3402,7 @@
       <w:tr>
         <w:tc>
           <w:tcPr>
-            <w:tcW w:type="dxa" w:w="4536"/>
+            <w:tcW w:type="dxa" w:w="442"/>
           </w:tcPr>
           <w:p>
             <w:r>
@@ -3410,7 +3416,7 @@
         </w:tc>
         <w:tc>
           <w:tcPr>
-            <w:tcW w:type="dxa" w:w="4536"/>
+            <w:tcW w:type="dxa" w:w="8628"/>
           </w:tcPr>
           <w:p>
             <w:r>
@@ -3426,7 +3432,7 @@
       <w:tr>
         <w:tc>
           <w:tcPr>
-            <w:tcW w:type="dxa" w:w="4536"/>
+            <w:tcW w:type="dxa" w:w="442"/>
           </w:tcPr>
           <w:p>
             <w:r>
@@ -3440,7 +3446,7 @@
         </w:tc>
         <w:tc>
           <w:tcPr>
-            <w:tcW w:type="dxa" w:w="4536"/>
+            <w:tcW w:type="dxa" w:w="8628"/>
           </w:tcPr>
           <w:p>
             <w:r>
@@ -3456,7 +3462,7 @@
       <w:tr>
         <w:tc>
           <w:tcPr>
-            <w:tcW w:type="dxa" w:w="4536"/>
+            <w:tcW w:type="dxa" w:w="442"/>
           </w:tcPr>
           <w:p>
             <w:r>
@@ -3470,7 +3476,7 @@
         </w:tc>
         <w:tc>
           <w:tcPr>
-            <w:tcW w:type="dxa" w:w="4536"/>
+            <w:tcW w:type="dxa" w:w="8628"/>
           </w:tcPr>
           <w:p>
             <w:r>
@@ -3498,6 +3504,7 @@
         <w:tblStyle w:val="TableGrid"/>
         <w:tblW w:type="auto" w:w="0"/>
         <w:jc w:val="center"/>
+        <w:tblLayout w:type="fixed"/>
         <w:tblLook w:firstColumn="1" w:firstRow="1" w:lastColumn="0" w:lastRow="0" w:noHBand="0" w:noVBand="1" w:val="04A0"/>
       </w:tblPr>
       <w:tblGrid>
@@ -3507,7 +3514,7 @@
       <w:tr>
         <w:tc>
           <w:tcPr>
-            <w:tcW w:type="dxa" w:w="4536"/>
+            <w:tcW w:type="dxa" w:w="825"/>
           </w:tcPr>
           <w:p>
             <w:r>
@@ -3522,7 +3529,7 @@
         </w:tc>
         <w:tc>
           <w:tcPr>
-            <w:tcW w:type="dxa" w:w="4536"/>
+            <w:tcW w:type="dxa" w:w="8246"/>
           </w:tcPr>
           <w:p>
             <w:r>
@@ -3539,7 +3546,7 @@
       <w:tr>
         <w:tc>
           <w:tcPr>
-            <w:tcW w:type="dxa" w:w="4536"/>
+            <w:tcW w:type="dxa" w:w="825"/>
           </w:tcPr>
           <w:p>
             <w:r>
@@ -3553,7 +3560,7 @@
         </w:tc>
         <w:tc>
           <w:tcPr>
-            <w:tcW w:type="dxa" w:w="4536"/>
+            <w:tcW w:type="dxa" w:w="8246"/>
           </w:tcPr>
           <w:p>
             <w:r>
@@ -3569,7 +3576,7 @@
       <w:tr>
         <w:tc>
           <w:tcPr>
-            <w:tcW w:type="dxa" w:w="4536"/>
+            <w:tcW w:type="dxa" w:w="825"/>
           </w:tcPr>
           <w:p>
             <w:r>
@@ -3583,7 +3590,7 @@
         </w:tc>
         <w:tc>
           <w:tcPr>
-            <w:tcW w:type="dxa" w:w="4536"/>
+            <w:tcW w:type="dxa" w:w="8246"/>
           </w:tcPr>
           <w:p>
             <w:r>
@@ -3599,7 +3606,7 @@
       <w:tr>
         <w:tc>
           <w:tcPr>
-            <w:tcW w:type="dxa" w:w="4536"/>
+            <w:tcW w:type="dxa" w:w="825"/>
           </w:tcPr>
           <w:p>
             <w:r>
@@ -3613,7 +3620,7 @@
         </w:tc>
         <w:tc>
           <w:tcPr>
-            <w:tcW w:type="dxa" w:w="4536"/>
+            <w:tcW w:type="dxa" w:w="8246"/>
           </w:tcPr>
           <w:p>
             <w:r>
@@ -3629,7 +3636,7 @@
       <w:tr>
         <w:tc>
           <w:tcPr>
-            <w:tcW w:type="dxa" w:w="4536"/>
+            <w:tcW w:type="dxa" w:w="825"/>
           </w:tcPr>
           <w:p>
             <w:r>
@@ -3643,7 +3650,7 @@
         </w:tc>
         <w:tc>
           <w:tcPr>
-            <w:tcW w:type="dxa" w:w="4536"/>
+            <w:tcW w:type="dxa" w:w="8246"/>
           </w:tcPr>
           <w:p>
             <w:r>
@@ -3659,7 +3666,7 @@
       <w:tr>
         <w:tc>
           <w:tcPr>
-            <w:tcW w:type="dxa" w:w="4536"/>
+            <w:tcW w:type="dxa" w:w="825"/>
           </w:tcPr>
           <w:p>
             <w:r>
@@ -3673,7 +3680,7 @@
         </w:tc>
         <w:tc>
           <w:tcPr>
-            <w:tcW w:type="dxa" w:w="4536"/>
+            <w:tcW w:type="dxa" w:w="8246"/>
           </w:tcPr>
           <w:p>
             <w:r>
@@ -3689,7 +3696,7 @@
       <w:tr>
         <w:tc>
           <w:tcPr>
-            <w:tcW w:type="dxa" w:w="4536"/>
+            <w:tcW w:type="dxa" w:w="825"/>
           </w:tcPr>
           <w:p>
             <w:r>
@@ -3703,7 +3710,7 @@
         </w:tc>
         <w:tc>
           <w:tcPr>
-            <w:tcW w:type="dxa" w:w="4536"/>
+            <w:tcW w:type="dxa" w:w="8246"/>
           </w:tcPr>
           <w:p>
             <w:r>
@@ -3719,7 +3726,7 @@
       <w:tr>
         <w:tc>
           <w:tcPr>
-            <w:tcW w:type="dxa" w:w="4536"/>
+            <w:tcW w:type="dxa" w:w="825"/>
           </w:tcPr>
           <w:p>
             <w:r>
@@ -3733,7 +3740,7 @@
         </w:tc>
         <w:tc>
           <w:tcPr>
-            <w:tcW w:type="dxa" w:w="4536"/>
+            <w:tcW w:type="dxa" w:w="8246"/>
           </w:tcPr>
           <w:p>
             <w:r>
@@ -3749,7 +3756,7 @@
       <w:tr>
         <w:tc>
           <w:tcPr>
-            <w:tcW w:type="dxa" w:w="4536"/>
+            <w:tcW w:type="dxa" w:w="825"/>
           </w:tcPr>
           <w:p>
             <w:r>
@@ -3763,7 +3770,7 @@
         </w:tc>
         <w:tc>
           <w:tcPr>
-            <w:tcW w:type="dxa" w:w="4536"/>
+            <w:tcW w:type="dxa" w:w="8246"/>
           </w:tcPr>
           <w:p>
             <w:r>
@@ -3779,7 +3786,7 @@
       <w:tr>
         <w:tc>
           <w:tcPr>
-            <w:tcW w:type="dxa" w:w="4536"/>
+            <w:tcW w:type="dxa" w:w="825"/>
           </w:tcPr>
           <w:p>
             <w:r>
@@ -3793,7 +3800,7 @@
         </w:tc>
         <w:tc>
           <w:tcPr>
-            <w:tcW w:type="dxa" w:w="4536"/>
+            <w:tcW w:type="dxa" w:w="8246"/>
           </w:tcPr>
           <w:p>
             <w:r>
@@ -3809,7 +3816,7 @@
       <w:tr>
         <w:tc>
           <w:tcPr>
-            <w:tcW w:type="dxa" w:w="4536"/>
+            <w:tcW w:type="dxa" w:w="825"/>
           </w:tcPr>
           <w:p>
             <w:r>
@@ -3823,7 +3830,7 @@
         </w:tc>
         <w:tc>
           <w:tcPr>
-            <w:tcW w:type="dxa" w:w="4536"/>
+            <w:tcW w:type="dxa" w:w="8246"/>
           </w:tcPr>
           <w:p>
             <w:r>
@@ -3839,7 +3846,7 @@
       <w:tr>
         <w:tc>
           <w:tcPr>
-            <w:tcW w:type="dxa" w:w="4536"/>
+            <w:tcW w:type="dxa" w:w="825"/>
           </w:tcPr>
           <w:p>
             <w:r>
@@ -3853,7 +3860,7 @@
         </w:tc>
         <w:tc>
           <w:tcPr>
-            <w:tcW w:type="dxa" w:w="4536"/>
+            <w:tcW w:type="dxa" w:w="8246"/>
           </w:tcPr>
           <w:p>
             <w:r>
@@ -3869,7 +3876,7 @@
       <w:tr>
         <w:tc>
           <w:tcPr>
-            <w:tcW w:type="dxa" w:w="4536"/>
+            <w:tcW w:type="dxa" w:w="825"/>
           </w:tcPr>
           <w:p>
             <w:r>
@@ -3883,7 +3890,7 @@
         </w:tc>
         <w:tc>
           <w:tcPr>
-            <w:tcW w:type="dxa" w:w="4536"/>
+            <w:tcW w:type="dxa" w:w="8246"/>
           </w:tcPr>
           <w:p>
             <w:r>
@@ -3899,7 +3906,7 @@
       <w:tr>
         <w:tc>
           <w:tcPr>
-            <w:tcW w:type="dxa" w:w="4536"/>
+            <w:tcW w:type="dxa" w:w="825"/>
           </w:tcPr>
           <w:p>
             <w:r>
@@ -3913,7 +3920,7 @@
         </w:tc>
         <w:tc>
           <w:tcPr>
-            <w:tcW w:type="dxa" w:w="4536"/>
+            <w:tcW w:type="dxa" w:w="8246"/>
           </w:tcPr>
           <w:p>
             <w:r>
@@ -3929,7 +3936,7 @@
       <w:tr>
         <w:tc>
           <w:tcPr>
-            <w:tcW w:type="dxa" w:w="4536"/>
+            <w:tcW w:type="dxa" w:w="825"/>
           </w:tcPr>
           <w:p>
             <w:r>
@@ -3943,7 +3950,7 @@
         </w:tc>
         <w:tc>
           <w:tcPr>
-            <w:tcW w:type="dxa" w:w="4536"/>
+            <w:tcW w:type="dxa" w:w="8246"/>
           </w:tcPr>
           <w:p>
             <w:r>
@@ -3959,7 +3966,7 @@
       <w:tr>
         <w:tc>
           <w:tcPr>
-            <w:tcW w:type="dxa" w:w="4536"/>
+            <w:tcW w:type="dxa" w:w="825"/>
           </w:tcPr>
           <w:p>
             <w:r>
@@ -3973,7 +3980,7 @@
         </w:tc>
         <w:tc>
           <w:tcPr>
-            <w:tcW w:type="dxa" w:w="4536"/>
+            <w:tcW w:type="dxa" w:w="8246"/>
           </w:tcPr>
           <w:p>
             <w:r>
@@ -3989,7 +3996,7 @@
       <w:tr>
         <w:tc>
           <w:tcPr>
-            <w:tcW w:type="dxa" w:w="4536"/>
+            <w:tcW w:type="dxa" w:w="825"/>
           </w:tcPr>
           <w:p>
             <w:r>
@@ -4003,7 +4010,7 @@
         </w:tc>
         <w:tc>
           <w:tcPr>
-            <w:tcW w:type="dxa" w:w="4536"/>
+            <w:tcW w:type="dxa" w:w="8246"/>
           </w:tcPr>
           <w:p>
             <w:r>
@@ -4019,7 +4026,7 @@
       <w:tr>
         <w:tc>
           <w:tcPr>
-            <w:tcW w:type="dxa" w:w="4536"/>
+            <w:tcW w:type="dxa" w:w="825"/>
           </w:tcPr>
           <w:p>
             <w:r>
@@ -4033,7 +4040,7 @@
         </w:tc>
         <w:tc>
           <w:tcPr>
-            <w:tcW w:type="dxa" w:w="4536"/>
+            <w:tcW w:type="dxa" w:w="8246"/>
           </w:tcPr>
           <w:p>
             <w:r>
@@ -4049,7 +4056,7 @@
       <w:tr>
         <w:tc>
           <w:tcPr>
-            <w:tcW w:type="dxa" w:w="4536"/>
+            <w:tcW w:type="dxa" w:w="825"/>
           </w:tcPr>
           <w:p>
             <w:r>
@@ -4063,7 +4070,7 @@
         </w:tc>
         <w:tc>
           <w:tcPr>
-            <w:tcW w:type="dxa" w:w="4536"/>
+            <w:tcW w:type="dxa" w:w="8246"/>
           </w:tcPr>
           <w:p>
             <w:r>
@@ -4079,7 +4086,7 @@
       <w:tr>
         <w:tc>
           <w:tcPr>
-            <w:tcW w:type="dxa" w:w="4536"/>
+            <w:tcW w:type="dxa" w:w="825"/>
           </w:tcPr>
           <w:p>
             <w:r>
@@ -4093,7 +4100,7 @@
         </w:tc>
         <w:tc>
           <w:tcPr>
-            <w:tcW w:type="dxa" w:w="4536"/>
+            <w:tcW w:type="dxa" w:w="8246"/>
           </w:tcPr>
           <w:p>
             <w:r>
@@ -4109,7 +4116,7 @@
       <w:tr>
         <w:tc>
           <w:tcPr>
-            <w:tcW w:type="dxa" w:w="4536"/>
+            <w:tcW w:type="dxa" w:w="825"/>
           </w:tcPr>
           <w:p>
             <w:r>
@@ -4123,7 +4130,7 @@
         </w:tc>
         <w:tc>
           <w:tcPr>
-            <w:tcW w:type="dxa" w:w="4536"/>
+            <w:tcW w:type="dxa" w:w="8246"/>
           </w:tcPr>
           <w:p>
             <w:r>
@@ -4139,7 +4146,7 @@
       <w:tr>
         <w:tc>
           <w:tcPr>
-            <w:tcW w:type="dxa" w:w="4536"/>
+            <w:tcW w:type="dxa" w:w="825"/>
           </w:tcPr>
           <w:p>
             <w:r>
@@ -4153,7 +4160,7 @@
         </w:tc>
         <w:tc>
           <w:tcPr>
-            <w:tcW w:type="dxa" w:w="4536"/>
+            <w:tcW w:type="dxa" w:w="8246"/>
           </w:tcPr>
           <w:p>
             <w:r>
@@ -4169,7 +4176,7 @@
       <w:tr>
         <w:tc>
           <w:tcPr>
-            <w:tcW w:type="dxa" w:w="4536"/>
+            <w:tcW w:type="dxa" w:w="825"/>
           </w:tcPr>
           <w:p>
             <w:r>
@@ -4183,7 +4190,7 @@
         </w:tc>
         <w:tc>
           <w:tcPr>
-            <w:tcW w:type="dxa" w:w="4536"/>
+            <w:tcW w:type="dxa" w:w="8246"/>
           </w:tcPr>
           <w:p>
             <w:r>
@@ -4199,7 +4206,7 @@
       <w:tr>
         <w:tc>
           <w:tcPr>
-            <w:tcW w:type="dxa" w:w="4536"/>
+            <w:tcW w:type="dxa" w:w="825"/>
           </w:tcPr>
           <w:p>
             <w:r>
@@ -4213,7 +4220,7 @@
         </w:tc>
         <w:tc>
           <w:tcPr>
-            <w:tcW w:type="dxa" w:w="4536"/>
+            <w:tcW w:type="dxa" w:w="8246"/>
           </w:tcPr>
           <w:p>
             <w:r>
@@ -4229,7 +4236,7 @@
       <w:tr>
         <w:tc>
           <w:tcPr>
-            <w:tcW w:type="dxa" w:w="4536"/>
+            <w:tcW w:type="dxa" w:w="825"/>
           </w:tcPr>
           <w:p>
             <w:r>
@@ -4243,7 +4250,7 @@
         </w:tc>
         <w:tc>
           <w:tcPr>
-            <w:tcW w:type="dxa" w:w="4536"/>
+            <w:tcW w:type="dxa" w:w="8246"/>
           </w:tcPr>
           <w:p>
             <w:r>
@@ -4259,7 +4266,7 @@
       <w:tr>
         <w:tc>
           <w:tcPr>
-            <w:tcW w:type="dxa" w:w="4536"/>
+            <w:tcW w:type="dxa" w:w="825"/>
           </w:tcPr>
           <w:p>
             <w:r>
@@ -4273,7 +4280,7 @@
         </w:tc>
         <w:tc>
           <w:tcPr>
-            <w:tcW w:type="dxa" w:w="4536"/>
+            <w:tcW w:type="dxa" w:w="8246"/>
           </w:tcPr>
           <w:p>
             <w:r>
@@ -4289,7 +4296,7 @@
       <w:tr>
         <w:tc>
           <w:tcPr>
-            <w:tcW w:type="dxa" w:w="4536"/>
+            <w:tcW w:type="dxa" w:w="825"/>
           </w:tcPr>
           <w:p>
             <w:r>
@@ -4303,7 +4310,7 @@
         </w:tc>
         <w:tc>
           <w:tcPr>
-            <w:tcW w:type="dxa" w:w="4536"/>
+            <w:tcW w:type="dxa" w:w="8246"/>
           </w:tcPr>
           <w:p>
             <w:r>
@@ -4319,7 +4326,7 @@
       <w:tr>
         <w:tc>
           <w:tcPr>
-            <w:tcW w:type="dxa" w:w="4536"/>
+            <w:tcW w:type="dxa" w:w="825"/>
           </w:tcPr>
           <w:p>
             <w:r>
@@ -4333,7 +4340,7 @@
         </w:tc>
         <w:tc>
           <w:tcPr>
-            <w:tcW w:type="dxa" w:w="4536"/>
+            <w:tcW w:type="dxa" w:w="8246"/>
           </w:tcPr>
           <w:p>
             <w:r>
@@ -4349,7 +4356,7 @@
       <w:tr>
         <w:tc>
           <w:tcPr>
-            <w:tcW w:type="dxa" w:w="4536"/>
+            <w:tcW w:type="dxa" w:w="825"/>
           </w:tcPr>
           <w:p>
             <w:r>
@@ -4363,7 +4370,7 @@
         </w:tc>
         <w:tc>
           <w:tcPr>
-            <w:tcW w:type="dxa" w:w="4536"/>
+            <w:tcW w:type="dxa" w:w="8246"/>
           </w:tcPr>
           <w:p>
             <w:r>
@@ -4379,7 +4386,7 @@
       <w:tr>
         <w:tc>
           <w:tcPr>
-            <w:tcW w:type="dxa" w:w="4536"/>
+            <w:tcW w:type="dxa" w:w="825"/>
           </w:tcPr>
           <w:p>
             <w:r>
@@ -4393,7 +4400,7 @@
         </w:tc>
         <w:tc>
           <w:tcPr>
-            <w:tcW w:type="dxa" w:w="4536"/>
+            <w:tcW w:type="dxa" w:w="8246"/>
           </w:tcPr>
           <w:p>
             <w:r>
@@ -4409,7 +4416,7 @@
       <w:tr>
         <w:tc>
           <w:tcPr>
-            <w:tcW w:type="dxa" w:w="4536"/>
+            <w:tcW w:type="dxa" w:w="825"/>
           </w:tcPr>
           <w:p>
             <w:r>
@@ -4423,7 +4430,7 @@
         </w:tc>
         <w:tc>
           <w:tcPr>
-            <w:tcW w:type="dxa" w:w="4536"/>
+            <w:tcW w:type="dxa" w:w="8246"/>
           </w:tcPr>
           <w:p>
             <w:r>
@@ -4439,7 +4446,7 @@
       <w:tr>
         <w:tc>
           <w:tcPr>
-            <w:tcW w:type="dxa" w:w="4536"/>
+            <w:tcW w:type="dxa" w:w="825"/>
           </w:tcPr>
           <w:p>
             <w:r>
@@ -4453,7 +4460,7 @@
         </w:tc>
         <w:tc>
           <w:tcPr>
-            <w:tcW w:type="dxa" w:w="4536"/>
+            <w:tcW w:type="dxa" w:w="8246"/>
           </w:tcPr>
           <w:p>
             <w:r>
@@ -4469,7 +4476,7 @@
       <w:tr>
         <w:tc>
           <w:tcPr>
-            <w:tcW w:type="dxa" w:w="4536"/>
+            <w:tcW w:type="dxa" w:w="825"/>
           </w:tcPr>
           <w:p>
             <w:r>
@@ -4483,7 +4490,7 @@
         </w:tc>
         <w:tc>
           <w:tcPr>
-            <w:tcW w:type="dxa" w:w="4536"/>
+            <w:tcW w:type="dxa" w:w="8246"/>
           </w:tcPr>
           <w:p>
             <w:r>
@@ -4499,7 +4506,7 @@
       <w:tr>
         <w:tc>
           <w:tcPr>
-            <w:tcW w:type="dxa" w:w="4536"/>
+            <w:tcW w:type="dxa" w:w="825"/>
           </w:tcPr>
           <w:p>
             <w:r>
@@ -4513,7 +4520,7 @@
         </w:tc>
         <w:tc>
           <w:tcPr>
-            <w:tcW w:type="dxa" w:w="4536"/>
+            <w:tcW w:type="dxa" w:w="8246"/>
           </w:tcPr>
           <w:p>
             <w:r>
@@ -4541,6 +4548,7 @@
         <w:tblStyle w:val="TableGrid"/>
         <w:tblW w:type="auto" w:w="0"/>
         <w:jc w:val="center"/>
+        <w:tblLayout w:type="fixed"/>
         <w:tblLook w:firstColumn="1" w:firstRow="1" w:lastColumn="0" w:lastRow="0" w:noHBand="0" w:noVBand="1" w:val="04A0"/>
       </w:tblPr>
       <w:tblGrid>
@@ -4550,7 +4558,7 @@
       <w:tr>
         <w:tc>
           <w:tcPr>
-            <w:tcW w:type="dxa" w:w="4536"/>
+            <w:tcW w:type="dxa" w:w="735"/>
           </w:tcPr>
           <w:p>
             <w:r>
@@ -4565,7 +4573,7 @@
         </w:tc>
         <w:tc>
           <w:tcPr>
-            <w:tcW w:type="dxa" w:w="4536"/>
+            <w:tcW w:type="dxa" w:w="8335"/>
           </w:tcPr>
           <w:p>
             <w:r>
@@ -4582,7 +4590,7 @@
       <w:tr>
         <w:tc>
           <w:tcPr>
-            <w:tcW w:type="dxa" w:w="4536"/>
+            <w:tcW w:type="dxa" w:w="735"/>
           </w:tcPr>
           <w:p>
             <w:r>
@@ -4596,7 +4604,7 @@
         </w:tc>
         <w:tc>
           <w:tcPr>
-            <w:tcW w:type="dxa" w:w="4536"/>
+            <w:tcW w:type="dxa" w:w="8335"/>
           </w:tcPr>
           <w:p>
             <w:r>
@@ -4612,7 +4620,7 @@
       <w:tr>
         <w:tc>
           <w:tcPr>
-            <w:tcW w:type="dxa" w:w="4536"/>
+            <w:tcW w:type="dxa" w:w="735"/>
           </w:tcPr>
           <w:p>
             <w:r>
@@ -4626,7 +4634,7 @@
         </w:tc>
         <w:tc>
           <w:tcPr>
-            <w:tcW w:type="dxa" w:w="4536"/>
+            <w:tcW w:type="dxa" w:w="8335"/>
           </w:tcPr>
           <w:p>
             <w:r>
@@ -4642,7 +4650,7 @@
       <w:tr>
         <w:tc>
           <w:tcPr>
-            <w:tcW w:type="dxa" w:w="4536"/>
+            <w:tcW w:type="dxa" w:w="735"/>
           </w:tcPr>
           <w:p>
             <w:r>
@@ -4656,7 +4664,7 @@
         </w:tc>
         <w:tc>
           <w:tcPr>
-            <w:tcW w:type="dxa" w:w="4536"/>
+            <w:tcW w:type="dxa" w:w="8335"/>
           </w:tcPr>
           <w:p>
             <w:r>
@@ -4672,7 +4680,7 @@
       <w:tr>
         <w:tc>
           <w:tcPr>
-            <w:tcW w:type="dxa" w:w="4536"/>
+            <w:tcW w:type="dxa" w:w="735"/>
           </w:tcPr>
           <w:p>
             <w:r>
@@ -4686,7 +4694,7 @@
         </w:tc>
         <w:tc>
           <w:tcPr>
-            <w:tcW w:type="dxa" w:w="4536"/>
+            <w:tcW w:type="dxa" w:w="8335"/>
           </w:tcPr>
           <w:p>
             <w:r>
@@ -4702,7 +4710,7 @@
       <w:tr>
         <w:tc>
           <w:tcPr>
-            <w:tcW w:type="dxa" w:w="4536"/>
+            <w:tcW w:type="dxa" w:w="735"/>
           </w:tcPr>
           <w:p>
             <w:r>
@@ -4716,7 +4724,7 @@
         </w:tc>
         <w:tc>
           <w:tcPr>
-            <w:tcW w:type="dxa" w:w="4536"/>
+            <w:tcW w:type="dxa" w:w="8335"/>
           </w:tcPr>
           <w:p>
             <w:r>
@@ -4732,7 +4740,7 @@
       <w:tr>
         <w:tc>
           <w:tcPr>
-            <w:tcW w:type="dxa" w:w="4536"/>
+            <w:tcW w:type="dxa" w:w="735"/>
           </w:tcPr>
           <w:p>
             <w:r>
@@ -4746,7 +4754,7 @@
         </w:tc>
         <w:tc>
           <w:tcPr>
-            <w:tcW w:type="dxa" w:w="4536"/>
+            <w:tcW w:type="dxa" w:w="8335"/>
           </w:tcPr>
           <w:p>
             <w:r>
@@ -4762,7 +4770,7 @@
       <w:tr>
         <w:tc>
           <w:tcPr>
-            <w:tcW w:type="dxa" w:w="4536"/>
+            <w:tcW w:type="dxa" w:w="735"/>
           </w:tcPr>
           <w:p>
             <w:r>
@@ -4776,7 +4784,7 @@
         </w:tc>
         <w:tc>
           <w:tcPr>
-            <w:tcW w:type="dxa" w:w="4536"/>
+            <w:tcW w:type="dxa" w:w="8335"/>
           </w:tcPr>
           <w:p>
             <w:r>
@@ -4792,7 +4800,7 @@
       <w:tr>
         <w:tc>
           <w:tcPr>
-            <w:tcW w:type="dxa" w:w="4536"/>
+            <w:tcW w:type="dxa" w:w="735"/>
           </w:tcPr>
           <w:p>
             <w:r>
@@ -4806,7 +4814,7 @@
         </w:tc>
         <w:tc>
           <w:tcPr>
-            <w:tcW w:type="dxa" w:w="4536"/>
+            <w:tcW w:type="dxa" w:w="8335"/>
           </w:tcPr>
           <w:p>
             <w:r>
@@ -4822,7 +4830,7 @@
       <w:tr>
         <w:tc>
           <w:tcPr>
-            <w:tcW w:type="dxa" w:w="4536"/>
+            <w:tcW w:type="dxa" w:w="735"/>
           </w:tcPr>
           <w:p>
             <w:r>
@@ -4836,7 +4844,7 @@
         </w:tc>
         <w:tc>
           <w:tcPr>
-            <w:tcW w:type="dxa" w:w="4536"/>
+            <w:tcW w:type="dxa" w:w="8335"/>
           </w:tcPr>
           <w:p>
             <w:r>
@@ -4852,7 +4860,7 @@
       <w:tr>
         <w:tc>
           <w:tcPr>
-            <w:tcW w:type="dxa" w:w="4536"/>
+            <w:tcW w:type="dxa" w:w="735"/>
           </w:tcPr>
           <w:p>
             <w:r>
@@ -4866,7 +4874,7 @@
         </w:tc>
         <w:tc>
           <w:tcPr>
-            <w:tcW w:type="dxa" w:w="4536"/>
+            <w:tcW w:type="dxa" w:w="8335"/>
           </w:tcPr>
           <w:p>
             <w:r>
@@ -4882,7 +4890,7 @@
       <w:tr>
         <w:tc>
           <w:tcPr>
-            <w:tcW w:type="dxa" w:w="4536"/>
+            <w:tcW w:type="dxa" w:w="735"/>
           </w:tcPr>
           <w:p>
             <w:r>
@@ -4896,7 +4904,7 @@
         </w:tc>
         <w:tc>
           <w:tcPr>
-            <w:tcW w:type="dxa" w:w="4536"/>
+            <w:tcW w:type="dxa" w:w="8335"/>
           </w:tcPr>
           <w:p>
             <w:r>
@@ -4912,7 +4920,7 @@
       <w:tr>
         <w:tc>
           <w:tcPr>
-            <w:tcW w:type="dxa" w:w="4536"/>
+            <w:tcW w:type="dxa" w:w="735"/>
           </w:tcPr>
           <w:p>
             <w:r>
@@ -4926,7 +4934,7 @@
         </w:tc>
         <w:tc>
           <w:tcPr>
-            <w:tcW w:type="dxa" w:w="4536"/>
+            <w:tcW w:type="dxa" w:w="8335"/>
           </w:tcPr>
           <w:p>
             <w:r>
@@ -4942,7 +4950,7 @@
       <w:tr>
         <w:tc>
           <w:tcPr>
-            <w:tcW w:type="dxa" w:w="4536"/>
+            <w:tcW w:type="dxa" w:w="735"/>
           </w:tcPr>
           <w:p>
             <w:r>
@@ -4956,7 +4964,7 @@
         </w:tc>
         <w:tc>
           <w:tcPr>
-            <w:tcW w:type="dxa" w:w="4536"/>
+            <w:tcW w:type="dxa" w:w="8335"/>
           </w:tcPr>
           <w:p>
             <w:r>
@@ -4972,7 +4980,7 @@
       <w:tr>
         <w:tc>
           <w:tcPr>
-            <w:tcW w:type="dxa" w:w="4536"/>
+            <w:tcW w:type="dxa" w:w="735"/>
           </w:tcPr>
           <w:p>
             <w:r>
@@ -4986,7 +4994,7 @@
         </w:tc>
         <w:tc>
           <w:tcPr>
-            <w:tcW w:type="dxa" w:w="4536"/>
+            <w:tcW w:type="dxa" w:w="8335"/>
           </w:tcPr>
           <w:p>
             <w:r>
@@ -5002,7 +5010,7 @@
       <w:tr>
         <w:tc>
           <w:tcPr>
-            <w:tcW w:type="dxa" w:w="4536"/>
+            <w:tcW w:type="dxa" w:w="735"/>
           </w:tcPr>
           <w:p>
             <w:r>
@@ -5016,7 +5024,7 @@
         </w:tc>
         <w:tc>
           <w:tcPr>
-            <w:tcW w:type="dxa" w:w="4536"/>
+            <w:tcW w:type="dxa" w:w="8335"/>
           </w:tcPr>
           <w:p>
             <w:r>
@@ -5032,7 +5040,7 @@
       <w:tr>
         <w:tc>
           <w:tcPr>
-            <w:tcW w:type="dxa" w:w="4536"/>
+            <w:tcW w:type="dxa" w:w="735"/>
           </w:tcPr>
           <w:p>
             <w:r>
@@ -5046,7 +5054,7 @@
         </w:tc>
         <w:tc>
           <w:tcPr>
-            <w:tcW w:type="dxa" w:w="4536"/>
+            <w:tcW w:type="dxa" w:w="8335"/>
           </w:tcPr>
           <w:p>
             <w:r>
@@ -5062,7 +5070,7 @@
       <w:tr>
         <w:tc>
           <w:tcPr>
-            <w:tcW w:type="dxa" w:w="4536"/>
+            <w:tcW w:type="dxa" w:w="735"/>
           </w:tcPr>
           <w:p>
             <w:r>
@@ -5076,7 +5084,7 @@
         </w:tc>
         <w:tc>
           <w:tcPr>
-            <w:tcW w:type="dxa" w:w="4536"/>
+            <w:tcW w:type="dxa" w:w="8335"/>
           </w:tcPr>
           <w:p>
             <w:r>
@@ -5092,7 +5100,7 @@
       <w:tr>
         <w:tc>
           <w:tcPr>
-            <w:tcW w:type="dxa" w:w="4536"/>
+            <w:tcW w:type="dxa" w:w="735"/>
           </w:tcPr>
           <w:p>
             <w:r>
@@ -5106,7 +5114,7 @@
         </w:tc>
         <w:tc>
           <w:tcPr>
-            <w:tcW w:type="dxa" w:w="4536"/>
+            <w:tcW w:type="dxa" w:w="8335"/>
           </w:tcPr>
           <w:p>
             <w:r>
@@ -5122,7 +5130,7 @@
       <w:tr>
         <w:tc>
           <w:tcPr>
-            <w:tcW w:type="dxa" w:w="4536"/>
+            <w:tcW w:type="dxa" w:w="735"/>
           </w:tcPr>
           <w:p>
             <w:r>
@@ -5136,7 +5144,7 @@
         </w:tc>
         <w:tc>
           <w:tcPr>
-            <w:tcW w:type="dxa" w:w="4536"/>
+            <w:tcW w:type="dxa" w:w="8335"/>
           </w:tcPr>
           <w:p>
             <w:r>
@@ -5152,7 +5160,7 @@
       <w:tr>
         <w:tc>
           <w:tcPr>
-            <w:tcW w:type="dxa" w:w="4536"/>
+            <w:tcW w:type="dxa" w:w="735"/>
           </w:tcPr>
           <w:p>
             <w:r>
@@ -5166,7 +5174,7 @@
         </w:tc>
         <w:tc>
           <w:tcPr>
-            <w:tcW w:type="dxa" w:w="4536"/>
+            <w:tcW w:type="dxa" w:w="8335"/>
           </w:tcPr>
           <w:p>
             <w:r>
@@ -5182,7 +5190,7 @@
       <w:tr>
         <w:tc>
           <w:tcPr>
-            <w:tcW w:type="dxa" w:w="4536"/>
+            <w:tcW w:type="dxa" w:w="735"/>
           </w:tcPr>
           <w:p>
             <w:r>
@@ -5196,7 +5204,7 @@
         </w:tc>
         <w:tc>
           <w:tcPr>
-            <w:tcW w:type="dxa" w:w="4536"/>
+            <w:tcW w:type="dxa" w:w="8335"/>
           </w:tcPr>
           <w:p>
             <w:r>
@@ -5212,7 +5220,7 @@
       <w:tr>
         <w:tc>
           <w:tcPr>
-            <w:tcW w:type="dxa" w:w="4536"/>
+            <w:tcW w:type="dxa" w:w="735"/>
           </w:tcPr>
           <w:p>
             <w:r>
@@ -5226,7 +5234,7 @@
         </w:tc>
         <w:tc>
           <w:tcPr>
-            <w:tcW w:type="dxa" w:w="4536"/>
+            <w:tcW w:type="dxa" w:w="8335"/>
           </w:tcPr>
           <w:p>
             <w:r>
@@ -5242,7 +5250,7 @@
       <w:tr>
         <w:tc>
           <w:tcPr>
-            <w:tcW w:type="dxa" w:w="4536"/>
+            <w:tcW w:type="dxa" w:w="735"/>
           </w:tcPr>
           <w:p>
             <w:r>
@@ -5256,7 +5264,7 @@
         </w:tc>
         <w:tc>
           <w:tcPr>
-            <w:tcW w:type="dxa" w:w="4536"/>
+            <w:tcW w:type="dxa" w:w="8335"/>
           </w:tcPr>
           <w:p>
             <w:r>
@@ -5272,7 +5280,7 @@
       <w:tr>
         <w:tc>
           <w:tcPr>
-            <w:tcW w:type="dxa" w:w="4536"/>
+            <w:tcW w:type="dxa" w:w="735"/>
           </w:tcPr>
           <w:p>
             <w:r>
@@ -5286,7 +5294,7 @@
         </w:tc>
         <w:tc>
           <w:tcPr>
-            <w:tcW w:type="dxa" w:w="4536"/>
+            <w:tcW w:type="dxa" w:w="8335"/>
           </w:tcPr>
           <w:p>
             <w:r>
@@ -5302,7 +5310,7 @@
       <w:tr>
         <w:tc>
           <w:tcPr>
-            <w:tcW w:type="dxa" w:w="4536"/>
+            <w:tcW w:type="dxa" w:w="735"/>
           </w:tcPr>
           <w:p>
             <w:r>
@@ -5316,7 +5324,7 @@
         </w:tc>
         <w:tc>
           <w:tcPr>
-            <w:tcW w:type="dxa" w:w="4536"/>
+            <w:tcW w:type="dxa" w:w="8335"/>
           </w:tcPr>
           <w:p>
             <w:r>
@@ -5332,7 +5340,7 @@
       <w:tr>
         <w:tc>
           <w:tcPr>
-            <w:tcW w:type="dxa" w:w="4536"/>
+            <w:tcW w:type="dxa" w:w="735"/>
           </w:tcPr>
           <w:p>
             <w:r>
@@ -5346,7 +5354,7 @@
         </w:tc>
         <w:tc>
           <w:tcPr>
-            <w:tcW w:type="dxa" w:w="4536"/>
+            <w:tcW w:type="dxa" w:w="8335"/>
           </w:tcPr>
           <w:p>
             <w:r>
@@ -5362,7 +5370,7 @@
       <w:tr>
         <w:tc>
           <w:tcPr>
-            <w:tcW w:type="dxa" w:w="4536"/>
+            <w:tcW w:type="dxa" w:w="735"/>
           </w:tcPr>
           <w:p>
             <w:r>
@@ -5376,7 +5384,7 @@
         </w:tc>
         <w:tc>
           <w:tcPr>
-            <w:tcW w:type="dxa" w:w="4536"/>
+            <w:tcW w:type="dxa" w:w="8335"/>
           </w:tcPr>
           <w:p>
             <w:r>
@@ -5392,7 +5400,7 @@
       <w:tr>
         <w:tc>
           <w:tcPr>
-            <w:tcW w:type="dxa" w:w="4536"/>
+            <w:tcW w:type="dxa" w:w="735"/>
           </w:tcPr>
           <w:p>
             <w:r>
@@ -5406,7 +5414,7 @@
         </w:tc>
         <w:tc>
           <w:tcPr>
-            <w:tcW w:type="dxa" w:w="4536"/>
+            <w:tcW w:type="dxa" w:w="8335"/>
           </w:tcPr>
           <w:p>
             <w:r>
@@ -5422,7 +5430,7 @@
       <w:tr>
         <w:tc>
           <w:tcPr>
-            <w:tcW w:type="dxa" w:w="4536"/>
+            <w:tcW w:type="dxa" w:w="735"/>
           </w:tcPr>
           <w:p>
             <w:r>
@@ -5436,7 +5444,7 @@
         </w:tc>
         <w:tc>
           <w:tcPr>
-            <w:tcW w:type="dxa" w:w="4536"/>
+            <w:tcW w:type="dxa" w:w="8335"/>
           </w:tcPr>
           <w:p>
             <w:r>
@@ -5452,7 +5460,7 @@
       <w:tr>
         <w:tc>
           <w:tcPr>
-            <w:tcW w:type="dxa" w:w="4536"/>
+            <w:tcW w:type="dxa" w:w="735"/>
           </w:tcPr>
           <w:p>
             <w:r>
@@ -5466,7 +5474,7 @@
         </w:tc>
         <w:tc>
           <w:tcPr>
-            <w:tcW w:type="dxa" w:w="4536"/>
+            <w:tcW w:type="dxa" w:w="8335"/>
           </w:tcPr>
           <w:p>
             <w:r>
@@ -5482,7 +5490,7 @@
       <w:tr>
         <w:tc>
           <w:tcPr>
-            <w:tcW w:type="dxa" w:w="4536"/>
+            <w:tcW w:type="dxa" w:w="735"/>
           </w:tcPr>
           <w:p>
             <w:r>
@@ -5496,7 +5504,7 @@
         </w:tc>
         <w:tc>
           <w:tcPr>
-            <w:tcW w:type="dxa" w:w="4536"/>
+            <w:tcW w:type="dxa" w:w="8335"/>
           </w:tcPr>
           <w:p>
             <w:r>
@@ -5512,7 +5520,7 @@
       <w:tr>
         <w:tc>
           <w:tcPr>
-            <w:tcW w:type="dxa" w:w="4536"/>
+            <w:tcW w:type="dxa" w:w="735"/>
           </w:tcPr>
           <w:p>
             <w:r>
@@ -5526,7 +5534,7 @@
         </w:tc>
         <w:tc>
           <w:tcPr>
-            <w:tcW w:type="dxa" w:w="4536"/>
+            <w:tcW w:type="dxa" w:w="8335"/>
           </w:tcPr>
           <w:p>
             <w:r>
@@ -5542,7 +5550,7 @@
       <w:tr>
         <w:tc>
           <w:tcPr>
-            <w:tcW w:type="dxa" w:w="4536"/>
+            <w:tcW w:type="dxa" w:w="735"/>
           </w:tcPr>
           <w:p>
             <w:r>
@@ -5556,7 +5564,7 @@
         </w:tc>
         <w:tc>
           <w:tcPr>
-            <w:tcW w:type="dxa" w:w="4536"/>
+            <w:tcW w:type="dxa" w:w="8335"/>
           </w:tcPr>
           <w:p>
             <w:r>
@@ -5572,7 +5580,7 @@
       <w:tr>
         <w:tc>
           <w:tcPr>
-            <w:tcW w:type="dxa" w:w="4536"/>
+            <w:tcW w:type="dxa" w:w="735"/>
           </w:tcPr>
           <w:p>
             <w:r>
@@ -5586,7 +5594,7 @@
         </w:tc>
         <w:tc>
           <w:tcPr>
-            <w:tcW w:type="dxa" w:w="4536"/>
+            <w:tcW w:type="dxa" w:w="8335"/>
           </w:tcPr>
           <w:p>
             <w:r>
@@ -5602,7 +5610,7 @@
       <w:tr>
         <w:tc>
           <w:tcPr>
-            <w:tcW w:type="dxa" w:w="4536"/>
+            <w:tcW w:type="dxa" w:w="735"/>
           </w:tcPr>
           <w:p>
             <w:r>
@@ -5616,7 +5624,7 @@
         </w:tc>
         <w:tc>
           <w:tcPr>
-            <w:tcW w:type="dxa" w:w="4536"/>
+            <w:tcW w:type="dxa" w:w="8335"/>
           </w:tcPr>
           <w:p>
             <w:r>
@@ -5632,7 +5640,7 @@
       <w:tr>
         <w:tc>
           <w:tcPr>
-            <w:tcW w:type="dxa" w:w="4536"/>
+            <w:tcW w:type="dxa" w:w="735"/>
           </w:tcPr>
           <w:p>
             <w:r>
@@ -5646,7 +5654,7 @@
         </w:tc>
         <w:tc>
           <w:tcPr>
-            <w:tcW w:type="dxa" w:w="4536"/>
+            <w:tcW w:type="dxa" w:w="8335"/>
           </w:tcPr>
           <w:p>
             <w:r>
@@ -5662,7 +5670,7 @@
       <w:tr>
         <w:tc>
           <w:tcPr>
-            <w:tcW w:type="dxa" w:w="4536"/>
+            <w:tcW w:type="dxa" w:w="735"/>
           </w:tcPr>
           <w:p>
             <w:r>
@@ -5676,7 +5684,7 @@
         </w:tc>
         <w:tc>
           <w:tcPr>
-            <w:tcW w:type="dxa" w:w="4536"/>
+            <w:tcW w:type="dxa" w:w="8335"/>
           </w:tcPr>
           <w:p>
             <w:r>
@@ -5692,7 +5700,7 @@
       <w:tr>
         <w:tc>
           <w:tcPr>
-            <w:tcW w:type="dxa" w:w="4536"/>
+            <w:tcW w:type="dxa" w:w="735"/>
           </w:tcPr>
           <w:p>
             <w:r>
@@ -5706,7 +5714,7 @@
         </w:tc>
         <w:tc>
           <w:tcPr>
-            <w:tcW w:type="dxa" w:w="4536"/>
+            <w:tcW w:type="dxa" w:w="8335"/>
           </w:tcPr>
           <w:p>
             <w:r>
@@ -5722,7 +5730,7 @@
       <w:tr>
         <w:tc>
           <w:tcPr>
-            <w:tcW w:type="dxa" w:w="4536"/>
+            <w:tcW w:type="dxa" w:w="735"/>
           </w:tcPr>
           <w:p>
             <w:r>
@@ -5736,7 +5744,7 @@
         </w:tc>
         <w:tc>
           <w:tcPr>
-            <w:tcW w:type="dxa" w:w="4536"/>
+            <w:tcW w:type="dxa" w:w="8335"/>
           </w:tcPr>
           <w:p>
             <w:r>
@@ -5752,7 +5760,7 @@
       <w:tr>
         <w:tc>
           <w:tcPr>
-            <w:tcW w:type="dxa" w:w="4536"/>
+            <w:tcW w:type="dxa" w:w="735"/>
           </w:tcPr>
           <w:p>
             <w:r>
@@ -5766,7 +5774,7 @@
         </w:tc>
         <w:tc>
           <w:tcPr>
-            <w:tcW w:type="dxa" w:w="4536"/>
+            <w:tcW w:type="dxa" w:w="8335"/>
           </w:tcPr>
           <w:p>
             <w:r>
@@ -5782,7 +5790,7 @@
       <w:tr>
         <w:tc>
           <w:tcPr>
-            <w:tcW w:type="dxa" w:w="4536"/>
+            <w:tcW w:type="dxa" w:w="735"/>
           </w:tcPr>
           <w:p>
             <w:r>
@@ -5796,7 +5804,7 @@
         </w:tc>
         <w:tc>
           <w:tcPr>
-            <w:tcW w:type="dxa" w:w="4536"/>
+            <w:tcW w:type="dxa" w:w="8335"/>
           </w:tcPr>
           <w:p>
             <w:r>
@@ -5812,7 +5820,7 @@
       <w:tr>
         <w:tc>
           <w:tcPr>
-            <w:tcW w:type="dxa" w:w="4536"/>
+            <w:tcW w:type="dxa" w:w="735"/>
           </w:tcPr>
           <w:p>
             <w:r>
@@ -5826,7 +5834,7 @@
         </w:tc>
         <w:tc>
           <w:tcPr>
-            <w:tcW w:type="dxa" w:w="4536"/>
+            <w:tcW w:type="dxa" w:w="8335"/>
           </w:tcPr>
           <w:p>
             <w:r>
@@ -5842,7 +5850,7 @@
       <w:tr>
         <w:tc>
           <w:tcPr>
-            <w:tcW w:type="dxa" w:w="4536"/>
+            <w:tcW w:type="dxa" w:w="735"/>
           </w:tcPr>
           <w:p>
             <w:r>
@@ -5856,7 +5864,7 @@
         </w:tc>
         <w:tc>
           <w:tcPr>
-            <w:tcW w:type="dxa" w:w="4536"/>
+            <w:tcW w:type="dxa" w:w="8335"/>
           </w:tcPr>
           <w:p>
             <w:r>
@@ -5872,7 +5880,7 @@
       <w:tr>
         <w:tc>
           <w:tcPr>
-            <w:tcW w:type="dxa" w:w="4536"/>
+            <w:tcW w:type="dxa" w:w="735"/>
           </w:tcPr>
           <w:p>
             <w:r>
@@ -5886,7 +5894,7 @@
         </w:tc>
         <w:tc>
           <w:tcPr>
-            <w:tcW w:type="dxa" w:w="4536"/>
+            <w:tcW w:type="dxa" w:w="8335"/>
           </w:tcPr>
           <w:p>
             <w:r>
@@ -5902,7 +5910,7 @@
       <w:tr>
         <w:tc>
           <w:tcPr>
-            <w:tcW w:type="dxa" w:w="4536"/>
+            <w:tcW w:type="dxa" w:w="735"/>
           </w:tcPr>
           <w:p>
             <w:r>
@@ -5916,7 +5924,7 @@
         </w:tc>
         <w:tc>
           <w:tcPr>
-            <w:tcW w:type="dxa" w:w="4536"/>
+            <w:tcW w:type="dxa" w:w="8335"/>
           </w:tcPr>
           <w:p>
             <w:r>
@@ -5932,7 +5940,7 @@
       <w:tr>
         <w:tc>
           <w:tcPr>
-            <w:tcW w:type="dxa" w:w="4536"/>
+            <w:tcW w:type="dxa" w:w="735"/>
           </w:tcPr>
           <w:p>
             <w:r>
@@ -5946,7 +5954,7 @@
         </w:tc>
         <w:tc>
           <w:tcPr>
-            <w:tcW w:type="dxa" w:w="4536"/>
+            <w:tcW w:type="dxa" w:w="8335"/>
           </w:tcPr>
           <w:p>
             <w:r>
@@ -5962,7 +5970,7 @@
       <w:tr>
         <w:tc>
           <w:tcPr>
-            <w:tcW w:type="dxa" w:w="4536"/>
+            <w:tcW w:type="dxa" w:w="735"/>
           </w:tcPr>
           <w:p>
             <w:r>
@@ -5976,7 +5984,7 @@
         </w:tc>
         <w:tc>
           <w:tcPr>
-            <w:tcW w:type="dxa" w:w="4536"/>
+            <w:tcW w:type="dxa" w:w="8335"/>
           </w:tcPr>
           <w:p>
             <w:r>
@@ -6047,6 +6055,7 @@
         <w:tblStyle w:val="TableGrid"/>
         <w:tblW w:type="auto" w:w="0"/>
         <w:jc w:val="center"/>
+        <w:tblLayout w:type="fixed"/>
         <w:tblLook w:firstColumn="1" w:firstRow="1" w:lastColumn="0" w:lastRow="0" w:noHBand="0" w:noVBand="1" w:val="04A0"/>
       </w:tblPr>
       <w:tblGrid>
@@ -6057,7 +6066,7 @@
       <w:tr>
         <w:tc>
           <w:tcPr>
-            <w:tcW w:type="dxa" w:w="3024"/>
+            <w:tcW w:type="dxa" w:w="5069"/>
           </w:tcPr>
           <w:p>
             <w:r>
@@ -6072,7 +6081,7 @@
         </w:tc>
         <w:tc>
           <w:tcPr>
-            <w:tcW w:type="dxa" w:w="3024"/>
+            <w:tcW w:type="dxa" w:w="3201"/>
           </w:tcPr>
           <w:p>
             <w:r>
@@ -6087,7 +6096,7 @@
         </w:tc>
         <w:tc>
           <w:tcPr>
-            <w:tcW w:type="dxa" w:w="3024"/>
+            <w:tcW w:type="dxa" w:w="800"/>
           </w:tcPr>
           <w:p>
             <w:r>
@@ -6104,7 +6113,7 @@
       <w:tr>
         <w:tc>
           <w:tcPr>
-            <w:tcW w:type="dxa" w:w="3024"/>
+            <w:tcW w:type="dxa" w:w="5069"/>
           </w:tcPr>
           <w:p>
             <w:r>
@@ -6118,7 +6127,7 @@
         </w:tc>
         <w:tc>
           <w:tcPr>
-            <w:tcW w:type="dxa" w:w="3024"/>
+            <w:tcW w:type="dxa" w:w="3201"/>
           </w:tcPr>
           <w:p>
             <w:r>
@@ -6132,7 +6141,7 @@
         </w:tc>
         <w:tc>
           <w:tcPr>
-            <w:tcW w:type="dxa" w:w="3024"/>
+            <w:tcW w:type="dxa" w:w="800"/>
           </w:tcPr>
           <w:p>
             <w:r>
@@ -6148,7 +6157,7 @@
       <w:tr>
         <w:tc>
           <w:tcPr>
-            <w:tcW w:type="dxa" w:w="3024"/>
+            <w:tcW w:type="dxa" w:w="5069"/>
           </w:tcPr>
           <w:p>
             <w:r>
@@ -6162,7 +6171,7 @@
         </w:tc>
         <w:tc>
           <w:tcPr>
-            <w:tcW w:type="dxa" w:w="3024"/>
+            <w:tcW w:type="dxa" w:w="3201"/>
           </w:tcPr>
           <w:p>
             <w:r>
@@ -6176,7 +6185,7 @@
         </w:tc>
         <w:tc>
           <w:tcPr>
-            <w:tcW w:type="dxa" w:w="3024"/>
+            <w:tcW w:type="dxa" w:w="800"/>
           </w:tcPr>
           <w:p>
             <w:r>
@@ -6192,7 +6201,7 @@
       <w:tr>
         <w:tc>
           <w:tcPr>
-            <w:tcW w:type="dxa" w:w="3024"/>
+            <w:tcW w:type="dxa" w:w="5069"/>
           </w:tcPr>
           <w:p>
             <w:r>
@@ -6206,7 +6215,7 @@
         </w:tc>
         <w:tc>
           <w:tcPr>
-            <w:tcW w:type="dxa" w:w="3024"/>
+            <w:tcW w:type="dxa" w:w="3201"/>
           </w:tcPr>
           <w:p>
             <w:r>
@@ -6220,7 +6229,7 @@
         </w:tc>
         <w:tc>
           <w:tcPr>
-            <w:tcW w:type="dxa" w:w="3024"/>
+            <w:tcW w:type="dxa" w:w="800"/>
           </w:tcPr>
           <w:p>
             <w:r>
@@ -6236,7 +6245,7 @@
       <w:tr>
         <w:tc>
           <w:tcPr>
-            <w:tcW w:type="dxa" w:w="3024"/>
+            <w:tcW w:type="dxa" w:w="5069"/>
           </w:tcPr>
           <w:p>
             <w:r>
@@ -6250,7 +6259,7 @@
         </w:tc>
         <w:tc>
           <w:tcPr>
-            <w:tcW w:type="dxa" w:w="3024"/>
+            <w:tcW w:type="dxa" w:w="3201"/>
           </w:tcPr>
           <w:p>
             <w:r>
@@ -6264,7 +6273,7 @@
         </w:tc>
         <w:tc>
           <w:tcPr>
-            <w:tcW w:type="dxa" w:w="3024"/>
+            <w:tcW w:type="dxa" w:w="800"/>
           </w:tcPr>
           <w:p>
             <w:r>
@@ -6280,7 +6289,7 @@
       <w:tr>
         <w:tc>
           <w:tcPr>
-            <w:tcW w:type="dxa" w:w="3024"/>
+            <w:tcW w:type="dxa" w:w="5069"/>
           </w:tcPr>
           <w:p>
             <w:r>
@@ -6294,7 +6303,7 @@
         </w:tc>
         <w:tc>
           <w:tcPr>
-            <w:tcW w:type="dxa" w:w="3024"/>
+            <w:tcW w:type="dxa" w:w="3201"/>
           </w:tcPr>
           <w:p>
             <w:r>
@@ -6308,7 +6317,7 @@
         </w:tc>
         <w:tc>
           <w:tcPr>
-            <w:tcW w:type="dxa" w:w="3024"/>
+            <w:tcW w:type="dxa" w:w="800"/>
           </w:tcPr>
           <w:p>
             <w:r>
@@ -6336,6 +6345,7 @@
         <w:tblStyle w:val="TableGrid"/>
         <w:tblW w:type="auto" w:w="0"/>
         <w:jc w:val="center"/>
+        <w:tblLayout w:type="fixed"/>
         <w:tblLook w:firstColumn="1" w:firstRow="1" w:lastColumn="0" w:lastRow="0" w:noHBand="0" w:noVBand="1" w:val="04A0"/>
       </w:tblPr>
       <w:tblGrid>
@@ -6347,7 +6357,7 @@
       <w:tr>
         <w:tc>
           <w:tcPr>
-            <w:tcW w:type="dxa" w:w="2268"/>
+            <w:tcW w:type="dxa" w:w="626"/>
           </w:tcPr>
           <w:p>
             <w:r>
@@ -6362,7 +6372,7 @@
         </w:tc>
         <w:tc>
           <w:tcPr>
-            <w:tcW w:type="dxa" w:w="2268"/>
+            <w:tcW w:type="dxa" w:w="3441"/>
           </w:tcPr>
           <w:p>
             <w:r>
@@ -6377,7 +6387,7 @@
         </w:tc>
         <w:tc>
           <w:tcPr>
-            <w:tcW w:type="dxa" w:w="2268"/>
+            <w:tcW w:type="dxa" w:w="4379"/>
           </w:tcPr>
           <w:p>
             <w:r>
@@ -6392,7 +6402,7 @@
         </w:tc>
         <w:tc>
           <w:tcPr>
-            <w:tcW w:type="dxa" w:w="2268"/>
+            <w:tcW w:type="dxa" w:w="626"/>
           </w:tcPr>
           <w:p>
             <w:r>
@@ -6409,7 +6419,7 @@
       <w:tr>
         <w:tc>
           <w:tcPr>
-            <w:tcW w:type="dxa" w:w="2268"/>
+            <w:tcW w:type="dxa" w:w="626"/>
           </w:tcPr>
           <w:p>
             <w:r>
@@ -6423,7 +6433,7 @@
         </w:tc>
         <w:tc>
           <w:tcPr>
-            <w:tcW w:type="dxa" w:w="2268"/>
+            <w:tcW w:type="dxa" w:w="3441"/>
           </w:tcPr>
           <w:p>
             <w:r>
@@ -6437,7 +6447,7 @@
         </w:tc>
         <w:tc>
           <w:tcPr>
-            <w:tcW w:type="dxa" w:w="2268"/>
+            <w:tcW w:type="dxa" w:w="4379"/>
           </w:tcPr>
           <w:p>
             <w:r>
@@ -6451,7 +6461,7 @@
         </w:tc>
         <w:tc>
           <w:tcPr>
-            <w:tcW w:type="dxa" w:w="2268"/>
+            <w:tcW w:type="dxa" w:w="626"/>
           </w:tcPr>
           <w:p>
             <w:r>
@@ -6466,7 +6476,7 @@
       <w:tr>
         <w:tc>
           <w:tcPr>
-            <w:tcW w:type="dxa" w:w="2268"/>
+            <w:tcW w:type="dxa" w:w="626"/>
           </w:tcPr>
           <w:p>
             <w:r>
@@ -6480,7 +6490,7 @@
         </w:tc>
         <w:tc>
           <w:tcPr>
-            <w:tcW w:type="dxa" w:w="2268"/>
+            <w:tcW w:type="dxa" w:w="3441"/>
           </w:tcPr>
           <w:p>
             <w:r>
@@ -6494,7 +6504,7 @@
         </w:tc>
         <w:tc>
           <w:tcPr>
-            <w:tcW w:type="dxa" w:w="2268"/>
+            <w:tcW w:type="dxa" w:w="4379"/>
           </w:tcPr>
           <w:p>
             <w:r>
@@ -6508,7 +6518,7 @@
         </w:tc>
         <w:tc>
           <w:tcPr>
-            <w:tcW w:type="dxa" w:w="2268"/>
+            <w:tcW w:type="dxa" w:w="626"/>
           </w:tcPr>
           <w:p>
             <w:r>
@@ -6523,7 +6533,7 @@
       <w:tr>
         <w:tc>
           <w:tcPr>
-            <w:tcW w:type="dxa" w:w="2268"/>
+            <w:tcW w:type="dxa" w:w="626"/>
           </w:tcPr>
           <w:p>
             <w:r>
@@ -6537,7 +6547,7 @@
         </w:tc>
         <w:tc>
           <w:tcPr>
-            <w:tcW w:type="dxa" w:w="2268"/>
+            <w:tcW w:type="dxa" w:w="3441"/>
           </w:tcPr>
           <w:p>
             <w:r>
@@ -6551,7 +6561,7 @@
         </w:tc>
         <w:tc>
           <w:tcPr>
-            <w:tcW w:type="dxa" w:w="2268"/>
+            <w:tcW w:type="dxa" w:w="4379"/>
           </w:tcPr>
           <w:p>
             <w:r>
@@ -6565,7 +6575,7 @@
         </w:tc>
         <w:tc>
           <w:tcPr>
-            <w:tcW w:type="dxa" w:w="2268"/>
+            <w:tcW w:type="dxa" w:w="626"/>
           </w:tcPr>
           <w:p>
             <w:r>
@@ -6580,7 +6590,7 @@
       <w:tr>
         <w:tc>
           <w:tcPr>
-            <w:tcW w:type="dxa" w:w="2268"/>
+            <w:tcW w:type="dxa" w:w="626"/>
           </w:tcPr>
           <w:p>
             <w:r>
@@ -6594,7 +6604,7 @@
         </w:tc>
         <w:tc>
           <w:tcPr>
-            <w:tcW w:type="dxa" w:w="2268"/>
+            <w:tcW w:type="dxa" w:w="3441"/>
           </w:tcPr>
           <w:p>
             <w:r>
@@ -6608,7 +6618,7 @@
         </w:tc>
         <w:tc>
           <w:tcPr>
-            <w:tcW w:type="dxa" w:w="2268"/>
+            <w:tcW w:type="dxa" w:w="4379"/>
           </w:tcPr>
           <w:p>
             <w:r>
@@ -6622,7 +6632,7 @@
         </w:tc>
         <w:tc>
           <w:tcPr>
-            <w:tcW w:type="dxa" w:w="2268"/>
+            <w:tcW w:type="dxa" w:w="626"/>
           </w:tcPr>
           <w:p>
             <w:r>
@@ -6637,7 +6647,7 @@
       <w:tr>
         <w:tc>
           <w:tcPr>
-            <w:tcW w:type="dxa" w:w="2268"/>
+            <w:tcW w:type="dxa" w:w="626"/>
           </w:tcPr>
           <w:p>
             <w:r>
@@ -6651,7 +6661,7 @@
         </w:tc>
         <w:tc>
           <w:tcPr>
-            <w:tcW w:type="dxa" w:w="2268"/>
+            <w:tcW w:type="dxa" w:w="3441"/>
           </w:tcPr>
           <w:p>
             <w:r>
@@ -6665,7 +6675,7 @@
         </w:tc>
         <w:tc>
           <w:tcPr>
-            <w:tcW w:type="dxa" w:w="2268"/>
+            <w:tcW w:type="dxa" w:w="4379"/>
           </w:tcPr>
           <w:p>
             <w:r>
@@ -6679,7 +6689,7 @@
         </w:tc>
         <w:tc>
           <w:tcPr>
-            <w:tcW w:type="dxa" w:w="2268"/>
+            <w:tcW w:type="dxa" w:w="626"/>
           </w:tcPr>
           <w:p>
             <w:r>
@@ -6695,7 +6705,7 @@
       <w:tr>
         <w:tc>
           <w:tcPr>
-            <w:tcW w:type="dxa" w:w="2268"/>
+            <w:tcW w:type="dxa" w:w="626"/>
           </w:tcPr>
           <w:p>
             <w:r>
@@ -6709,7 +6719,7 @@
         </w:tc>
         <w:tc>
           <w:tcPr>
-            <w:tcW w:type="dxa" w:w="2268"/>
+            <w:tcW w:type="dxa" w:w="3441"/>
           </w:tcPr>
           <w:p>
             <w:r>
@@ -6723,7 +6733,7 @@
         </w:tc>
         <w:tc>
           <w:tcPr>
-            <w:tcW w:type="dxa" w:w="2268"/>
+            <w:tcW w:type="dxa" w:w="4379"/>
           </w:tcPr>
           <w:p>
             <w:r>
@@ -6737,7 +6747,7 @@
         </w:tc>
         <w:tc>
           <w:tcPr>
-            <w:tcW w:type="dxa" w:w="2268"/>
+            <w:tcW w:type="dxa" w:w="626"/>
           </w:tcPr>
           <w:p>
             <w:r>
@@ -6753,7 +6763,7 @@
       <w:tr>
         <w:tc>
           <w:tcPr>
-            <w:tcW w:type="dxa" w:w="2268"/>
+            <w:tcW w:type="dxa" w:w="626"/>
           </w:tcPr>
           <w:p>
             <w:r>
@@ -6767,7 +6777,7 @@
         </w:tc>
         <w:tc>
           <w:tcPr>
-            <w:tcW w:type="dxa" w:w="2268"/>
+            <w:tcW w:type="dxa" w:w="3441"/>
           </w:tcPr>
           <w:p>
             <w:r>
@@ -6781,7 +6791,7 @@
         </w:tc>
         <w:tc>
           <w:tcPr>
-            <w:tcW w:type="dxa" w:w="2268"/>
+            <w:tcW w:type="dxa" w:w="4379"/>
           </w:tcPr>
           <w:p>
             <w:r>
@@ -6795,7 +6805,7 @@
         </w:tc>
         <w:tc>
           <w:tcPr>
-            <w:tcW w:type="dxa" w:w="2268"/>
+            <w:tcW w:type="dxa" w:w="626"/>
           </w:tcPr>
           <w:p>
             <w:r>
@@ -6810,7 +6820,7 @@
       <w:tr>
         <w:tc>
           <w:tcPr>
-            <w:tcW w:type="dxa" w:w="2268"/>
+            <w:tcW w:type="dxa" w:w="626"/>
           </w:tcPr>
           <w:p>
             <w:r>
@@ -6824,7 +6834,7 @@
         </w:tc>
         <w:tc>
           <w:tcPr>
-            <w:tcW w:type="dxa" w:w="2268"/>
+            <w:tcW w:type="dxa" w:w="3441"/>
           </w:tcPr>
           <w:p>
             <w:r>
@@ -6838,7 +6848,7 @@
         </w:tc>
         <w:tc>
           <w:tcPr>
-            <w:tcW w:type="dxa" w:w="2268"/>
+            <w:tcW w:type="dxa" w:w="4379"/>
           </w:tcPr>
           <w:p>
             <w:r>
@@ -6852,7 +6862,7 @@
         </w:tc>
         <w:tc>
           <w:tcPr>
-            <w:tcW w:type="dxa" w:w="2268"/>
+            <w:tcW w:type="dxa" w:w="626"/>
           </w:tcPr>
           <w:p>
             <w:r>
@@ -6867,7 +6877,7 @@
       <w:tr>
         <w:tc>
           <w:tcPr>
-            <w:tcW w:type="dxa" w:w="2268"/>
+            <w:tcW w:type="dxa" w:w="626"/>
           </w:tcPr>
           <w:p>
             <w:r>
@@ -6881,7 +6891,7 @@
         </w:tc>
         <w:tc>
           <w:tcPr>
-            <w:tcW w:type="dxa" w:w="2268"/>
+            <w:tcW w:type="dxa" w:w="3441"/>
           </w:tcPr>
           <w:p>
             <w:r>
@@ -6895,7 +6905,7 @@
         </w:tc>
         <w:tc>
           <w:tcPr>
-            <w:tcW w:type="dxa" w:w="2268"/>
+            <w:tcW w:type="dxa" w:w="4379"/>
           </w:tcPr>
           <w:p>
             <w:r>
@@ -6909,7 +6919,7 @@
         </w:tc>
         <w:tc>
           <w:tcPr>
-            <w:tcW w:type="dxa" w:w="2268"/>
+            <w:tcW w:type="dxa" w:w="626"/>
           </w:tcPr>
           <w:p>
             <w:r>
@@ -6924,7 +6934,7 @@
       <w:tr>
         <w:tc>
           <w:tcPr>
-            <w:tcW w:type="dxa" w:w="2268"/>
+            <w:tcW w:type="dxa" w:w="626"/>
           </w:tcPr>
           <w:p>
             <w:r>
@@ -6938,7 +6948,7 @@
         </w:tc>
         <w:tc>
           <w:tcPr>
-            <w:tcW w:type="dxa" w:w="2268"/>
+            <w:tcW w:type="dxa" w:w="3441"/>
           </w:tcPr>
           <w:p>
             <w:r>
@@ -6952,7 +6962,7 @@
         </w:tc>
         <w:tc>
           <w:tcPr>
-            <w:tcW w:type="dxa" w:w="2268"/>
+            <w:tcW w:type="dxa" w:w="4379"/>
           </w:tcPr>
           <w:p>
             <w:r>
@@ -6966,7 +6976,7 @@
         </w:tc>
         <w:tc>
           <w:tcPr>
-            <w:tcW w:type="dxa" w:w="2268"/>
+            <w:tcW w:type="dxa" w:w="626"/>
           </w:tcPr>
           <w:p>
             <w:r>
@@ -6982,7 +6992,7 @@
       <w:tr>
         <w:tc>
           <w:tcPr>
-            <w:tcW w:type="dxa" w:w="2268"/>
+            <w:tcW w:type="dxa" w:w="626"/>
           </w:tcPr>
           <w:p>
             <w:r>
@@ -6996,7 +7006,7 @@
         </w:tc>
         <w:tc>
           <w:tcPr>
-            <w:tcW w:type="dxa" w:w="2268"/>
+            <w:tcW w:type="dxa" w:w="3441"/>
           </w:tcPr>
           <w:p>
             <w:r>
@@ -7010,7 +7020,7 @@
         </w:tc>
         <w:tc>
           <w:tcPr>
-            <w:tcW w:type="dxa" w:w="2268"/>
+            <w:tcW w:type="dxa" w:w="4379"/>
           </w:tcPr>
           <w:p>
             <w:r>
@@ -7024,7 +7034,7 @@
         </w:tc>
         <w:tc>
           <w:tcPr>
-            <w:tcW w:type="dxa" w:w="2268"/>
+            <w:tcW w:type="dxa" w:w="626"/>
           </w:tcPr>
           <w:p>
             <w:r>
@@ -7040,7 +7050,7 @@
       <w:tr>
         <w:tc>
           <w:tcPr>
-            <w:tcW w:type="dxa" w:w="2268"/>
+            <w:tcW w:type="dxa" w:w="626"/>
           </w:tcPr>
           <w:p>
             <w:r>
@@ -7054,7 +7064,7 @@
         </w:tc>
         <w:tc>
           <w:tcPr>
-            <w:tcW w:type="dxa" w:w="2268"/>
+            <w:tcW w:type="dxa" w:w="3441"/>
           </w:tcPr>
           <w:p>
             <w:r>
@@ -7068,7 +7078,7 @@
         </w:tc>
         <w:tc>
           <w:tcPr>
-            <w:tcW w:type="dxa" w:w="2268"/>
+            <w:tcW w:type="dxa" w:w="4379"/>
           </w:tcPr>
           <w:p>
             <w:r>
@@ -7082,7 +7092,7 @@
         </w:tc>
         <w:tc>
           <w:tcPr>
-            <w:tcW w:type="dxa" w:w="2268"/>
+            <w:tcW w:type="dxa" w:w="626"/>
           </w:tcPr>
           <w:p>
             <w:r>
@@ -7097,7 +7107,7 @@
       <w:tr>
         <w:tc>
           <w:tcPr>
-            <w:tcW w:type="dxa" w:w="2268"/>
+            <w:tcW w:type="dxa" w:w="626"/>
           </w:tcPr>
           <w:p>
             <w:r>
@@ -7111,7 +7121,7 @@
         </w:tc>
         <w:tc>
           <w:tcPr>
-            <w:tcW w:type="dxa" w:w="2268"/>
+            <w:tcW w:type="dxa" w:w="3441"/>
           </w:tcPr>
           <w:p>
             <w:r>
@@ -7125,7 +7135,7 @@
         </w:tc>
         <w:tc>
           <w:tcPr>
-            <w:tcW w:type="dxa" w:w="2268"/>
+            <w:tcW w:type="dxa" w:w="4379"/>
           </w:tcPr>
           <w:p>
             <w:r>
@@ -7139,7 +7149,7 @@
         </w:tc>
         <w:tc>
           <w:tcPr>
-            <w:tcW w:type="dxa" w:w="2268"/>
+            <w:tcW w:type="dxa" w:w="626"/>
           </w:tcPr>
           <w:p>
             <w:r>
@@ -7154,7 +7164,7 @@
       <w:tr>
         <w:tc>
           <w:tcPr>
-            <w:tcW w:type="dxa" w:w="2268"/>
+            <w:tcW w:type="dxa" w:w="626"/>
           </w:tcPr>
           <w:p>
             <w:r>
@@ -7168,7 +7178,7 @@
         </w:tc>
         <w:tc>
           <w:tcPr>
-            <w:tcW w:type="dxa" w:w="2268"/>
+            <w:tcW w:type="dxa" w:w="3441"/>
           </w:tcPr>
           <w:p>
             <w:r>
@@ -7182,7 +7192,7 @@
         </w:tc>
         <w:tc>
           <w:tcPr>
-            <w:tcW w:type="dxa" w:w="2268"/>
+            <w:tcW w:type="dxa" w:w="4379"/>
           </w:tcPr>
           <w:p>
             <w:r>
@@ -7196,7 +7206,7 @@
         </w:tc>
         <w:tc>
           <w:tcPr>
-            <w:tcW w:type="dxa" w:w="2268"/>
+            <w:tcW w:type="dxa" w:w="626"/>
           </w:tcPr>
           <w:p>
             <w:r>
@@ -7211,7 +7221,7 @@
       <w:tr>
         <w:tc>
           <w:tcPr>
-            <w:tcW w:type="dxa" w:w="2268"/>
+            <w:tcW w:type="dxa" w:w="626"/>
           </w:tcPr>
           <w:p>
             <w:r>
@@ -7225,7 +7235,7 @@
         </w:tc>
         <w:tc>
           <w:tcPr>
-            <w:tcW w:type="dxa" w:w="2268"/>
+            <w:tcW w:type="dxa" w:w="3441"/>
           </w:tcPr>
           <w:p>
             <w:r>
@@ -7239,7 +7249,7 @@
         </w:tc>
         <w:tc>
           <w:tcPr>
-            <w:tcW w:type="dxa" w:w="2268"/>
+            <w:tcW w:type="dxa" w:w="4379"/>
           </w:tcPr>
           <w:p>
             <w:r>
@@ -7253,7 +7263,7 @@
         </w:tc>
         <w:tc>
           <w:tcPr>
-            <w:tcW w:type="dxa" w:w="2268"/>
+            <w:tcW w:type="dxa" w:w="626"/>
           </w:tcPr>
           <w:p>
             <w:r>
@@ -7268,7 +7278,7 @@
       <w:tr>
         <w:tc>
           <w:tcPr>
-            <w:tcW w:type="dxa" w:w="2268"/>
+            <w:tcW w:type="dxa" w:w="626"/>
           </w:tcPr>
           <w:p>
             <w:r>
@@ -7282,7 +7292,7 @@
         </w:tc>
         <w:tc>
           <w:tcPr>
-            <w:tcW w:type="dxa" w:w="2268"/>
+            <w:tcW w:type="dxa" w:w="3441"/>
           </w:tcPr>
           <w:p>
             <w:r>
@@ -7296,7 +7306,7 @@
         </w:tc>
         <w:tc>
           <w:tcPr>
-            <w:tcW w:type="dxa" w:w="2268"/>
+            <w:tcW w:type="dxa" w:w="4379"/>
           </w:tcPr>
           <w:p>
             <w:r>
@@ -7310,7 +7320,7 @@
         </w:tc>
         <w:tc>
           <w:tcPr>
-            <w:tcW w:type="dxa" w:w="2268"/>
+            <w:tcW w:type="dxa" w:w="626"/>
           </w:tcPr>
           <w:p>
             <w:r>
@@ -7326,7 +7336,7 @@
       <w:tr>
         <w:tc>
           <w:tcPr>
-            <w:tcW w:type="dxa" w:w="2268"/>
+            <w:tcW w:type="dxa" w:w="626"/>
           </w:tcPr>
           <w:p>
             <w:r>
@@ -7340,7 +7350,7 @@
         </w:tc>
         <w:tc>
           <w:tcPr>
-            <w:tcW w:type="dxa" w:w="2268"/>
+            <w:tcW w:type="dxa" w:w="3441"/>
           </w:tcPr>
           <w:p>
             <w:r>
@@ -7354,7 +7364,7 @@
         </w:tc>
         <w:tc>
           <w:tcPr>
-            <w:tcW w:type="dxa" w:w="2268"/>
+            <w:tcW w:type="dxa" w:w="4379"/>
           </w:tcPr>
           <w:p>
             <w:r>
@@ -7368,7 +7378,7 @@
         </w:tc>
         <w:tc>
           <w:tcPr>
-            <w:tcW w:type="dxa" w:w="2268"/>
+            <w:tcW w:type="dxa" w:w="626"/>
           </w:tcPr>
           <w:p>
             <w:r>
@@ -7384,7 +7394,7 @@
       <w:tr>
         <w:tc>
           <w:tcPr>
-            <w:tcW w:type="dxa" w:w="2268"/>
+            <w:tcW w:type="dxa" w:w="626"/>
           </w:tcPr>
           <w:p>
             <w:r>
@@ -7398,7 +7408,7 @@
         </w:tc>
         <w:tc>
           <w:tcPr>
-            <w:tcW w:type="dxa" w:w="2268"/>
+            <w:tcW w:type="dxa" w:w="3441"/>
           </w:tcPr>
           <w:p>
             <w:r>
@@ -7412,7 +7422,7 @@
         </w:tc>
         <w:tc>
           <w:tcPr>
-            <w:tcW w:type="dxa" w:w="2268"/>
+            <w:tcW w:type="dxa" w:w="4379"/>
           </w:tcPr>
           <w:p>
             <w:r>
@@ -7426,7 +7436,7 @@
         </w:tc>
         <w:tc>
           <w:tcPr>
-            <w:tcW w:type="dxa" w:w="2268"/>
+            <w:tcW w:type="dxa" w:w="626"/>
           </w:tcPr>
           <w:p>
             <w:r>
@@ -7441,7 +7451,7 @@
       <w:tr>
         <w:tc>
           <w:tcPr>
-            <w:tcW w:type="dxa" w:w="2268"/>
+            <w:tcW w:type="dxa" w:w="626"/>
           </w:tcPr>
           <w:p>
             <w:r>
@@ -7455,7 +7465,7 @@
         </w:tc>
         <w:tc>
           <w:tcPr>
-            <w:tcW w:type="dxa" w:w="2268"/>
+            <w:tcW w:type="dxa" w:w="3441"/>
           </w:tcPr>
           <w:p>
             <w:r>
@@ -7469,7 +7479,7 @@
         </w:tc>
         <w:tc>
           <w:tcPr>
-            <w:tcW w:type="dxa" w:w="2268"/>
+            <w:tcW w:type="dxa" w:w="4379"/>
           </w:tcPr>
           <w:p>
             <w:r>
@@ -7483,7 +7493,7 @@
         </w:tc>
         <w:tc>
           <w:tcPr>
-            <w:tcW w:type="dxa" w:w="2268"/>
+            <w:tcW w:type="dxa" w:w="626"/>
           </w:tcPr>
           <w:p>
             <w:r>
@@ -7498,7 +7508,7 @@
       <w:tr>
         <w:tc>
           <w:tcPr>
-            <w:tcW w:type="dxa" w:w="2268"/>
+            <w:tcW w:type="dxa" w:w="626"/>
           </w:tcPr>
           <w:p>
             <w:r>
@@ -7512,7 +7522,7 @@
         </w:tc>
         <w:tc>
           <w:tcPr>
-            <w:tcW w:type="dxa" w:w="2268"/>
+            <w:tcW w:type="dxa" w:w="3441"/>
           </w:tcPr>
           <w:p>
             <w:r>
@@ -7526,7 +7536,7 @@
         </w:tc>
         <w:tc>
           <w:tcPr>
-            <w:tcW w:type="dxa" w:w="2268"/>
+            <w:tcW w:type="dxa" w:w="4379"/>
           </w:tcPr>
           <w:p>
             <w:r>
@@ -7540,7 +7550,7 @@
         </w:tc>
         <w:tc>
           <w:tcPr>
-            <w:tcW w:type="dxa" w:w="2268"/>
+            <w:tcW w:type="dxa" w:w="626"/>
           </w:tcPr>
           <w:p>
             <w:r>
@@ -7556,7 +7566,7 @@
       <w:tr>
         <w:tc>
           <w:tcPr>
-            <w:tcW w:type="dxa" w:w="2268"/>
+            <w:tcW w:type="dxa" w:w="626"/>
           </w:tcPr>
           <w:p>
             <w:r>
@@ -7570,7 +7580,7 @@
         </w:tc>
         <w:tc>
           <w:tcPr>
-            <w:tcW w:type="dxa" w:w="2268"/>
+            <w:tcW w:type="dxa" w:w="3441"/>
           </w:tcPr>
           <w:p>
             <w:r>
@@ -7584,7 +7594,7 @@
         </w:tc>
         <w:tc>
           <w:tcPr>
-            <w:tcW w:type="dxa" w:w="2268"/>
+            <w:tcW w:type="dxa" w:w="4379"/>
           </w:tcPr>
           <w:p>
             <w:r>
@@ -7598,7 +7608,7 @@
         </w:tc>
         <w:tc>
           <w:tcPr>
-            <w:tcW w:type="dxa" w:w="2268"/>
+            <w:tcW w:type="dxa" w:w="626"/>
           </w:tcPr>
           <w:p>
             <w:r>
@@ -7614,7 +7624,7 @@
       <w:tr>
         <w:tc>
           <w:tcPr>
-            <w:tcW w:type="dxa" w:w="2268"/>
+            <w:tcW w:type="dxa" w:w="626"/>
           </w:tcPr>
           <w:p>
             <w:r>
@@ -7628,7 +7638,7 @@
         </w:tc>
         <w:tc>
           <w:tcPr>
-            <w:tcW w:type="dxa" w:w="2268"/>
+            <w:tcW w:type="dxa" w:w="3441"/>
           </w:tcPr>
           <w:p>
             <w:r>
@@ -7642,7 +7652,7 @@
         </w:tc>
         <w:tc>
           <w:tcPr>
-            <w:tcW w:type="dxa" w:w="2268"/>
+            <w:tcW w:type="dxa" w:w="4379"/>
           </w:tcPr>
           <w:p>
             <w:r>
@@ -7656,7 +7666,7 @@
         </w:tc>
         <w:tc>
           <w:tcPr>
-            <w:tcW w:type="dxa" w:w="2268"/>
+            <w:tcW w:type="dxa" w:w="626"/>
           </w:tcPr>
           <w:p>
             <w:r>
@@ -7671,7 +7681,7 @@
       <w:tr>
         <w:tc>
           <w:tcPr>
-            <w:tcW w:type="dxa" w:w="2268"/>
+            <w:tcW w:type="dxa" w:w="626"/>
           </w:tcPr>
           <w:p>
             <w:r>
@@ -7685,7 +7695,7 @@
         </w:tc>
         <w:tc>
           <w:tcPr>
-            <w:tcW w:type="dxa" w:w="2268"/>
+            <w:tcW w:type="dxa" w:w="3441"/>
           </w:tcPr>
           <w:p>
             <w:r>
@@ -7699,7 +7709,7 @@
         </w:tc>
         <w:tc>
           <w:tcPr>
-            <w:tcW w:type="dxa" w:w="2268"/>
+            <w:tcW w:type="dxa" w:w="4379"/>
           </w:tcPr>
           <w:p>
             <w:r>
@@ -7713,7 +7723,7 @@
         </w:tc>
         <w:tc>
           <w:tcPr>
-            <w:tcW w:type="dxa" w:w="2268"/>
+            <w:tcW w:type="dxa" w:w="626"/>
           </w:tcPr>
           <w:p>
             <w:r>
@@ -7791,6 +7801,7 @@
         <w:tblStyle w:val="TableGrid"/>
         <w:tblW w:type="auto" w:w="0"/>
         <w:jc w:val="center"/>
+        <w:tblLayout w:type="fixed"/>
         <w:tblLook w:firstColumn="1" w:firstRow="1" w:lastColumn="0" w:lastRow="0" w:noHBand="0" w:noVBand="1" w:val="04A0"/>
       </w:tblPr>
       <w:tblGrid>
@@ -7802,7 +7813,7 @@
       <w:tr>
         <w:tc>
           <w:tcPr>
-            <w:tcW w:type="dxa" w:w="2268"/>
+            <w:tcW w:type="dxa" w:w="698"/>
           </w:tcPr>
           <w:p>
             <w:r>
@@ -7817,7 +7828,7 @@
         </w:tc>
         <w:tc>
           <w:tcPr>
-            <w:tcW w:type="dxa" w:w="2268"/>
+            <w:tcW w:type="dxa" w:w="1047"/>
           </w:tcPr>
           <w:p>
             <w:r>
@@ -7832,7 +7843,7 @@
         </w:tc>
         <w:tc>
           <w:tcPr>
-            <w:tcW w:type="dxa" w:w="2268"/>
+            <w:tcW w:type="dxa" w:w="6629"/>
           </w:tcPr>
           <w:p>
             <w:r>
@@ -7847,7 +7858,7 @@
         </w:tc>
         <w:tc>
           <w:tcPr>
-            <w:tcW w:type="dxa" w:w="2268"/>
+            <w:tcW w:type="dxa" w:w="698"/>
           </w:tcPr>
           <w:p>
             <w:r>
@@ -7864,7 +7875,7 @@
       <w:tr>
         <w:tc>
           <w:tcPr>
-            <w:tcW w:type="dxa" w:w="2268"/>
+            <w:tcW w:type="dxa" w:w="698"/>
           </w:tcPr>
           <w:p>
             <w:r>
@@ -7878,7 +7889,7 @@
         </w:tc>
         <w:tc>
           <w:tcPr>
-            <w:tcW w:type="dxa" w:w="2268"/>
+            <w:tcW w:type="dxa" w:w="1047"/>
           </w:tcPr>
           <w:p>
             <w:r>
@@ -7892,7 +7903,7 @@
         </w:tc>
         <w:tc>
           <w:tcPr>
-            <w:tcW w:type="dxa" w:w="2268"/>
+            <w:tcW w:type="dxa" w:w="6629"/>
           </w:tcPr>
           <w:p>
             <w:r>
@@ -7906,7 +7917,7 @@
         </w:tc>
         <w:tc>
           <w:tcPr>
-            <w:tcW w:type="dxa" w:w="2268"/>
+            <w:tcW w:type="dxa" w:w="698"/>
           </w:tcPr>
           <w:p>
             <w:r>
@@ -7922,7 +7933,7 @@
       <w:tr>
         <w:tc>
           <w:tcPr>
-            <w:tcW w:type="dxa" w:w="2268"/>
+            <w:tcW w:type="dxa" w:w="698"/>
           </w:tcPr>
           <w:p>
             <w:r>
@@ -7936,7 +7947,7 @@
         </w:tc>
         <w:tc>
           <w:tcPr>
-            <w:tcW w:type="dxa" w:w="2268"/>
+            <w:tcW w:type="dxa" w:w="1047"/>
           </w:tcPr>
           <w:p>
             <w:r>
@@ -7950,7 +7961,7 @@
         </w:tc>
         <w:tc>
           <w:tcPr>
-            <w:tcW w:type="dxa" w:w="2268"/>
+            <w:tcW w:type="dxa" w:w="6629"/>
           </w:tcPr>
           <w:p>
             <w:r>
@@ -7964,7 +7975,7 @@
         </w:tc>
         <w:tc>
           <w:tcPr>
-            <w:tcW w:type="dxa" w:w="2268"/>
+            <w:tcW w:type="dxa" w:w="698"/>
           </w:tcPr>
           <w:p>
             <w:r>
@@ -7980,7 +7991,7 @@
       <w:tr>
         <w:tc>
           <w:tcPr>
-            <w:tcW w:type="dxa" w:w="2268"/>
+            <w:tcW w:type="dxa" w:w="698"/>
           </w:tcPr>
           <w:p>
             <w:r>
@@ -7994,7 +8005,7 @@
         </w:tc>
         <w:tc>
           <w:tcPr>
-            <w:tcW w:type="dxa" w:w="2268"/>
+            <w:tcW w:type="dxa" w:w="1047"/>
           </w:tcPr>
           <w:p>
             <w:r>
@@ -8008,7 +8019,7 @@
         </w:tc>
         <w:tc>
           <w:tcPr>
-            <w:tcW w:type="dxa" w:w="2268"/>
+            <w:tcW w:type="dxa" w:w="6629"/>
           </w:tcPr>
           <w:p>
             <w:r>
@@ -8022,7 +8033,7 @@
         </w:tc>
         <w:tc>
           <w:tcPr>
-            <w:tcW w:type="dxa" w:w="2268"/>
+            <w:tcW w:type="dxa" w:w="698"/>
           </w:tcPr>
           <w:p>
             <w:r>
@@ -8038,7 +8049,7 @@
       <w:tr>
         <w:tc>
           <w:tcPr>
-            <w:tcW w:type="dxa" w:w="2268"/>
+            <w:tcW w:type="dxa" w:w="698"/>
           </w:tcPr>
           <w:p>
             <w:r>
@@ -8052,7 +8063,7 @@
         </w:tc>
         <w:tc>
           <w:tcPr>
-            <w:tcW w:type="dxa" w:w="2268"/>
+            <w:tcW w:type="dxa" w:w="1047"/>
           </w:tcPr>
           <w:p>
             <w:r>
@@ -8066,7 +8077,7 @@
         </w:tc>
         <w:tc>
           <w:tcPr>
-            <w:tcW w:type="dxa" w:w="2268"/>
+            <w:tcW w:type="dxa" w:w="6629"/>
           </w:tcPr>
           <w:p>
             <w:r>
@@ -8080,7 +8091,7 @@
         </w:tc>
         <w:tc>
           <w:tcPr>
-            <w:tcW w:type="dxa" w:w="2268"/>
+            <w:tcW w:type="dxa" w:w="698"/>
           </w:tcPr>
           <w:p>
             <w:r>
@@ -8096,7 +8107,7 @@
       <w:tr>
         <w:tc>
           <w:tcPr>
-            <w:tcW w:type="dxa" w:w="2268"/>
+            <w:tcW w:type="dxa" w:w="698"/>
           </w:tcPr>
           <w:p>
             <w:r>
@@ -8110,7 +8121,7 @@
         </w:tc>
         <w:tc>
           <w:tcPr>
-            <w:tcW w:type="dxa" w:w="2268"/>
+            <w:tcW w:type="dxa" w:w="1047"/>
           </w:tcPr>
           <w:p>
             <w:r>
@@ -8124,7 +8135,7 @@
         </w:tc>
         <w:tc>
           <w:tcPr>
-            <w:tcW w:type="dxa" w:w="2268"/>
+            <w:tcW w:type="dxa" w:w="6629"/>
           </w:tcPr>
           <w:p>
             <w:r>
@@ -8138,7 +8149,7 @@
         </w:tc>
         <w:tc>
           <w:tcPr>
-            <w:tcW w:type="dxa" w:w="2268"/>
+            <w:tcW w:type="dxa" w:w="698"/>
           </w:tcPr>
           <w:p>
             <w:r>
@@ -8154,7 +8165,7 @@
       <w:tr>
         <w:tc>
           <w:tcPr>
-            <w:tcW w:type="dxa" w:w="2268"/>
+            <w:tcW w:type="dxa" w:w="698"/>
           </w:tcPr>
           <w:p>
             <w:r>
@@ -8168,7 +8179,7 @@
         </w:tc>
         <w:tc>
           <w:tcPr>
-            <w:tcW w:type="dxa" w:w="2268"/>
+            <w:tcW w:type="dxa" w:w="1047"/>
           </w:tcPr>
           <w:p>
             <w:r>
@@ -8182,7 +8193,7 @@
         </w:tc>
         <w:tc>
           <w:tcPr>
-            <w:tcW w:type="dxa" w:w="2268"/>
+            <w:tcW w:type="dxa" w:w="6629"/>
           </w:tcPr>
           <w:p>
             <w:r>
@@ -8196,7 +8207,7 @@
         </w:tc>
         <w:tc>
           <w:tcPr>
-            <w:tcW w:type="dxa" w:w="2268"/>
+            <w:tcW w:type="dxa" w:w="698"/>
           </w:tcPr>
           <w:p>
             <w:r>
@@ -8212,7 +8223,7 @@
       <w:tr>
         <w:tc>
           <w:tcPr>
-            <w:tcW w:type="dxa" w:w="2268"/>
+            <w:tcW w:type="dxa" w:w="698"/>
           </w:tcPr>
           <w:p>
             <w:r>
@@ -8226,7 +8237,7 @@
         </w:tc>
         <w:tc>
           <w:tcPr>
-            <w:tcW w:type="dxa" w:w="2268"/>
+            <w:tcW w:type="dxa" w:w="1047"/>
           </w:tcPr>
           <w:p>
             <w:r>
@@ -8240,7 +8251,7 @@
         </w:tc>
         <w:tc>
           <w:tcPr>
-            <w:tcW w:type="dxa" w:w="2268"/>
+            <w:tcW w:type="dxa" w:w="6629"/>
           </w:tcPr>
           <w:p>
             <w:r>
@@ -8254,7 +8265,7 @@
         </w:tc>
         <w:tc>
           <w:tcPr>
-            <w:tcW w:type="dxa" w:w="2268"/>
+            <w:tcW w:type="dxa" w:w="698"/>
           </w:tcPr>
           <w:p>
             <w:r>
@@ -8270,7 +8281,7 @@
       <w:tr>
         <w:tc>
           <w:tcPr>
-            <w:tcW w:type="dxa" w:w="2268"/>
+            <w:tcW w:type="dxa" w:w="698"/>
           </w:tcPr>
           <w:p>
             <w:r>
@@ -8284,7 +8295,7 @@
         </w:tc>
         <w:tc>
           <w:tcPr>
-            <w:tcW w:type="dxa" w:w="2268"/>
+            <w:tcW w:type="dxa" w:w="1047"/>
           </w:tcPr>
           <w:p>
             <w:r>
@@ -8298,7 +8309,7 @@
         </w:tc>
         <w:tc>
           <w:tcPr>
-            <w:tcW w:type="dxa" w:w="2268"/>
+            <w:tcW w:type="dxa" w:w="6629"/>
           </w:tcPr>
           <w:p>
             <w:r>
@@ -8312,7 +8323,7 @@
         </w:tc>
         <w:tc>
           <w:tcPr>
-            <w:tcW w:type="dxa" w:w="2268"/>
+            <w:tcW w:type="dxa" w:w="698"/>
           </w:tcPr>
           <w:p>
             <w:r>
@@ -8328,7 +8339,7 @@
       <w:tr>
         <w:tc>
           <w:tcPr>
-            <w:tcW w:type="dxa" w:w="2268"/>
+            <w:tcW w:type="dxa" w:w="698"/>
           </w:tcPr>
           <w:p>
             <w:r>
@@ -8342,7 +8353,7 @@
         </w:tc>
         <w:tc>
           <w:tcPr>
-            <w:tcW w:type="dxa" w:w="2268"/>
+            <w:tcW w:type="dxa" w:w="1047"/>
           </w:tcPr>
           <w:p>
             <w:r>
@@ -8356,7 +8367,7 @@
         </w:tc>
         <w:tc>
           <w:tcPr>
-            <w:tcW w:type="dxa" w:w="2268"/>
+            <w:tcW w:type="dxa" w:w="6629"/>
           </w:tcPr>
           <w:p>
             <w:r>
@@ -8370,7 +8381,7 @@
         </w:tc>
         <w:tc>
           <w:tcPr>
-            <w:tcW w:type="dxa" w:w="2268"/>
+            <w:tcW w:type="dxa" w:w="698"/>
           </w:tcPr>
           <w:p>
             <w:r>
@@ -8386,7 +8397,7 @@
       <w:tr>
         <w:tc>
           <w:tcPr>
-            <w:tcW w:type="dxa" w:w="2268"/>
+            <w:tcW w:type="dxa" w:w="698"/>
           </w:tcPr>
           <w:p>
             <w:r>
@@ -8400,7 +8411,7 @@
         </w:tc>
         <w:tc>
           <w:tcPr>
-            <w:tcW w:type="dxa" w:w="2268"/>
+            <w:tcW w:type="dxa" w:w="1047"/>
           </w:tcPr>
           <w:p>
             <w:r>
@@ -8414,7 +8425,7 @@
         </w:tc>
         <w:tc>
           <w:tcPr>
-            <w:tcW w:type="dxa" w:w="2268"/>
+            <w:tcW w:type="dxa" w:w="6629"/>
           </w:tcPr>
           <w:p>
             <w:r>
@@ -8428,7 +8439,7 @@
         </w:tc>
         <w:tc>
           <w:tcPr>
-            <w:tcW w:type="dxa" w:w="2268"/>
+            <w:tcW w:type="dxa" w:w="698"/>
           </w:tcPr>
           <w:p>
             <w:r>
@@ -8482,6 +8493,7 @@
         <w:tblStyle w:val="TableGrid"/>
         <w:tblW w:type="auto" w:w="0"/>
         <w:jc w:val="center"/>
+        <w:tblLayout w:type="fixed"/>
         <w:tblLook w:firstColumn="1" w:firstRow="1" w:lastColumn="0" w:lastRow="0" w:noHBand="0" w:noVBand="1" w:val="04A0"/>
       </w:tblPr>
       <w:tblGrid>
@@ -8493,7 +8505,7 @@
       <w:tr>
         <w:tc>
           <w:tcPr>
-            <w:tcW w:type="dxa" w:w="2268"/>
+            <w:tcW w:type="dxa" w:w="938"/>
           </w:tcPr>
           <w:p>
             <w:r>
@@ -8508,7 +8520,7 @@
         </w:tc>
         <w:tc>
           <w:tcPr>
-            <w:tcW w:type="dxa" w:w="2268"/>
+            <w:tcW w:type="dxa" w:w="4379"/>
           </w:tcPr>
           <w:p>
             <w:r>
@@ -8523,7 +8535,7 @@
         </w:tc>
         <w:tc>
           <w:tcPr>
-            <w:tcW w:type="dxa" w:w="2268"/>
+            <w:tcW w:type="dxa" w:w="3441"/>
           </w:tcPr>
           <w:p>
             <w:r>
@@ -8538,7 +8550,7 @@
         </w:tc>
         <w:tc>
           <w:tcPr>
-            <w:tcW w:type="dxa" w:w="2268"/>
+            <w:tcW w:type="dxa" w:w="313"/>
           </w:tcPr>
           <w:p>
             <w:r>
@@ -8555,7 +8567,7 @@
       <w:tr>
         <w:tc>
           <w:tcPr>
-            <w:tcW w:type="dxa" w:w="2268"/>
+            <w:tcW w:type="dxa" w:w="938"/>
           </w:tcPr>
           <w:p>
             <w:r>
@@ -8569,7 +8581,7 @@
         </w:tc>
         <w:tc>
           <w:tcPr>
-            <w:tcW w:type="dxa" w:w="2268"/>
+            <w:tcW w:type="dxa" w:w="4379"/>
           </w:tcPr>
           <w:p>
             <w:r>
@@ -8583,7 +8595,7 @@
         </w:tc>
         <w:tc>
           <w:tcPr>
-            <w:tcW w:type="dxa" w:w="2268"/>
+            <w:tcW w:type="dxa" w:w="3441"/>
           </w:tcPr>
           <w:p>
             <w:r>
@@ -8597,7 +8609,7 @@
         </w:tc>
         <w:tc>
           <w:tcPr>
-            <w:tcW w:type="dxa" w:w="2268"/>
+            <w:tcW w:type="dxa" w:w="313"/>
           </w:tcPr>
           <w:p>
             <w:r>
@@ -8612,7 +8624,7 @@
       <w:tr>
         <w:tc>
           <w:tcPr>
-            <w:tcW w:type="dxa" w:w="2268"/>
+            <w:tcW w:type="dxa" w:w="938"/>
           </w:tcPr>
           <w:p>
             <w:r>
@@ -8626,7 +8638,7 @@
         </w:tc>
         <w:tc>
           <w:tcPr>
-            <w:tcW w:type="dxa" w:w="2268"/>
+            <w:tcW w:type="dxa" w:w="4379"/>
           </w:tcPr>
           <w:p>
             <w:r>
@@ -8640,7 +8652,7 @@
         </w:tc>
         <w:tc>
           <w:tcPr>
-            <w:tcW w:type="dxa" w:w="2268"/>
+            <w:tcW w:type="dxa" w:w="3441"/>
           </w:tcPr>
           <w:p>
             <w:r>
@@ -8654,7 +8666,7 @@
         </w:tc>
         <w:tc>
           <w:tcPr>
-            <w:tcW w:type="dxa" w:w="2268"/>
+            <w:tcW w:type="dxa" w:w="313"/>
           </w:tcPr>
           <w:p>
             <w:r>
@@ -8669,7 +8681,7 @@
       <w:tr>
         <w:tc>
           <w:tcPr>
-            <w:tcW w:type="dxa" w:w="2268"/>
+            <w:tcW w:type="dxa" w:w="938"/>
           </w:tcPr>
           <w:p>
             <w:r>
@@ -8683,7 +8695,7 @@
         </w:tc>
         <w:tc>
           <w:tcPr>
-            <w:tcW w:type="dxa" w:w="2268"/>
+            <w:tcW w:type="dxa" w:w="4379"/>
           </w:tcPr>
           <w:p>
             <w:r>
@@ -8697,7 +8709,7 @@
         </w:tc>
         <w:tc>
           <w:tcPr>
-            <w:tcW w:type="dxa" w:w="2268"/>
+            <w:tcW w:type="dxa" w:w="3441"/>
           </w:tcPr>
           <w:p>
             <w:r>
@@ -8711,7 +8723,7 @@
         </w:tc>
         <w:tc>
           <w:tcPr>
-            <w:tcW w:type="dxa" w:w="2268"/>
+            <w:tcW w:type="dxa" w:w="313"/>
           </w:tcPr>
           <w:p>
             <w:r>
@@ -8726,7 +8738,7 @@
       <w:tr>
         <w:tc>
           <w:tcPr>
-            <w:tcW w:type="dxa" w:w="2268"/>
+            <w:tcW w:type="dxa" w:w="938"/>
           </w:tcPr>
           <w:p>
             <w:r>
@@ -8740,7 +8752,7 @@
         </w:tc>
         <w:tc>
           <w:tcPr>
-            <w:tcW w:type="dxa" w:w="2268"/>
+            <w:tcW w:type="dxa" w:w="4379"/>
           </w:tcPr>
           <w:p>
             <w:r>
@@ -8754,7 +8766,7 @@
         </w:tc>
         <w:tc>
           <w:tcPr>
-            <w:tcW w:type="dxa" w:w="2268"/>
+            <w:tcW w:type="dxa" w:w="3441"/>
           </w:tcPr>
           <w:p>
             <w:r>
@@ -8768,7 +8780,7 @@
         </w:tc>
         <w:tc>
           <w:tcPr>
-            <w:tcW w:type="dxa" w:w="2268"/>
+            <w:tcW w:type="dxa" w:w="313"/>
           </w:tcPr>
           <w:p>
             <w:r>
@@ -8783,7 +8795,7 @@
       <w:tr>
         <w:tc>
           <w:tcPr>
-            <w:tcW w:type="dxa" w:w="2268"/>
+            <w:tcW w:type="dxa" w:w="938"/>
           </w:tcPr>
           <w:p>
             <w:r>
@@ -8797,7 +8809,7 @@
         </w:tc>
         <w:tc>
           <w:tcPr>
-            <w:tcW w:type="dxa" w:w="2268"/>
+            <w:tcW w:type="dxa" w:w="4379"/>
           </w:tcPr>
           <w:p>
             <w:r>
@@ -8811,7 +8823,7 @@
         </w:tc>
         <w:tc>
           <w:tcPr>
-            <w:tcW w:type="dxa" w:w="2268"/>
+            <w:tcW w:type="dxa" w:w="3441"/>
           </w:tcPr>
           <w:p>
             <w:r>
@@ -8825,7 +8837,7 @@
         </w:tc>
         <w:tc>
           <w:tcPr>
-            <w:tcW w:type="dxa" w:w="2268"/>
+            <w:tcW w:type="dxa" w:w="313"/>
           </w:tcPr>
           <w:p>
             <w:r>
@@ -8840,7 +8852,7 @@
       <w:tr>
         <w:tc>
           <w:tcPr>
-            <w:tcW w:type="dxa" w:w="2268"/>
+            <w:tcW w:type="dxa" w:w="938"/>
           </w:tcPr>
           <w:p>
             <w:r>
@@ -8854,7 +8866,7 @@
         </w:tc>
         <w:tc>
           <w:tcPr>
-            <w:tcW w:type="dxa" w:w="2268"/>
+            <w:tcW w:type="dxa" w:w="4379"/>
           </w:tcPr>
           <w:p>
             <w:r>
@@ -8868,7 +8880,7 @@
         </w:tc>
         <w:tc>
           <w:tcPr>
-            <w:tcW w:type="dxa" w:w="2268"/>
+            <w:tcW w:type="dxa" w:w="3441"/>
           </w:tcPr>
           <w:p>
             <w:r>
@@ -8882,7 +8894,7 @@
         </w:tc>
         <w:tc>
           <w:tcPr>
-            <w:tcW w:type="dxa" w:w="2268"/>
+            <w:tcW w:type="dxa" w:w="313"/>
           </w:tcPr>
           <w:p>
             <w:r>
@@ -8969,6 +8981,7 @@
         <w:tblStyle w:val="TableGrid"/>
         <w:tblW w:type="auto" w:w="0"/>
         <w:jc w:val="center"/>
+        <w:tblLayout w:type="fixed"/>
         <w:tblLook w:firstColumn="1" w:firstRow="1" w:lastColumn="0" w:lastRow="0" w:noHBand="0" w:noVBand="1" w:val="04A0"/>
       </w:tblPr>
       <w:tblGrid>
@@ -8980,7 +8993,7 @@
       <w:tr>
         <w:tc>
           <w:tcPr>
-            <w:tcW w:type="dxa" w:w="2268"/>
+            <w:tcW w:type="dxa" w:w="2540"/>
           </w:tcPr>
           <w:p>
             <w:r>
@@ -8995,7 +9008,7 @@
         </w:tc>
         <w:tc>
           <w:tcPr>
-            <w:tcW w:type="dxa" w:w="2268"/>
+            <w:tcW w:type="dxa" w:w="2358"/>
           </w:tcPr>
           <w:p>
             <w:r>
@@ -9010,7 +9023,7 @@
         </w:tc>
         <w:tc>
           <w:tcPr>
-            <w:tcW w:type="dxa" w:w="2268"/>
+            <w:tcW w:type="dxa" w:w="2177"/>
           </w:tcPr>
           <w:p>
             <w:r>
@@ -9025,7 +9038,7 @@
         </w:tc>
         <w:tc>
           <w:tcPr>
-            <w:tcW w:type="dxa" w:w="2268"/>
+            <w:tcW w:type="dxa" w:w="1996"/>
           </w:tcPr>
           <w:p>
             <w:r>
@@ -9042,7 +9055,7 @@
       <w:tr>
         <w:tc>
           <w:tcPr>
-            <w:tcW w:type="dxa" w:w="2268"/>
+            <w:tcW w:type="dxa" w:w="2540"/>
           </w:tcPr>
           <w:p>
             <w:r>
@@ -9056,7 +9069,7 @@
         </w:tc>
         <w:tc>
           <w:tcPr>
-            <w:tcW w:type="dxa" w:w="2268"/>
+            <w:tcW w:type="dxa" w:w="2358"/>
           </w:tcPr>
           <w:p>
             <w:r>
@@ -9070,7 +9083,7 @@
         </w:tc>
         <w:tc>
           <w:tcPr>
-            <w:tcW w:type="dxa" w:w="2268"/>
+            <w:tcW w:type="dxa" w:w="2177"/>
           </w:tcPr>
           <w:p>
             <w:r>
@@ -9084,7 +9097,7 @@
         </w:tc>
         <w:tc>
           <w:tcPr>
-            <w:tcW w:type="dxa" w:w="2268"/>
+            <w:tcW w:type="dxa" w:w="1996"/>
           </w:tcPr>
           <w:p>
             <w:r>
@@ -9100,7 +9113,7 @@
       <w:tr>
         <w:tc>
           <w:tcPr>
-            <w:tcW w:type="dxa" w:w="2268"/>
+            <w:tcW w:type="dxa" w:w="2540"/>
           </w:tcPr>
           <w:p>
             <w:r>
@@ -9114,7 +9127,7 @@
         </w:tc>
         <w:tc>
           <w:tcPr>
-            <w:tcW w:type="dxa" w:w="2268"/>
+            <w:tcW w:type="dxa" w:w="2358"/>
           </w:tcPr>
           <w:p>
             <w:r>
@@ -9128,7 +9141,7 @@
         </w:tc>
         <w:tc>
           <w:tcPr>
-            <w:tcW w:type="dxa" w:w="2268"/>
+            <w:tcW w:type="dxa" w:w="2177"/>
           </w:tcPr>
           <w:p>
             <w:r>
@@ -9142,7 +9155,7 @@
         </w:tc>
         <w:tc>
           <w:tcPr>
-            <w:tcW w:type="dxa" w:w="2268"/>
+            <w:tcW w:type="dxa" w:w="1996"/>
           </w:tcPr>
           <w:p>
             <w:r>
@@ -9158,7 +9171,7 @@
       <w:tr>
         <w:tc>
           <w:tcPr>
-            <w:tcW w:type="dxa" w:w="2268"/>
+            <w:tcW w:type="dxa" w:w="2540"/>
           </w:tcPr>
           <w:p>
             <w:r>
@@ -9172,7 +9185,7 @@
         </w:tc>
         <w:tc>
           <w:tcPr>
-            <w:tcW w:type="dxa" w:w="2268"/>
+            <w:tcW w:type="dxa" w:w="2358"/>
           </w:tcPr>
           <w:p>
             <w:r>
@@ -9186,7 +9199,7 @@
         </w:tc>
         <w:tc>
           <w:tcPr>
-            <w:tcW w:type="dxa" w:w="2268"/>
+            <w:tcW w:type="dxa" w:w="2177"/>
           </w:tcPr>
           <w:p>
             <w:r>
@@ -9200,7 +9213,7 @@
         </w:tc>
         <w:tc>
           <w:tcPr>
-            <w:tcW w:type="dxa" w:w="2268"/>
+            <w:tcW w:type="dxa" w:w="1996"/>
           </w:tcPr>
           <w:p>
             <w:r>
@@ -9216,7 +9229,7 @@
       <w:tr>
         <w:tc>
           <w:tcPr>
-            <w:tcW w:type="dxa" w:w="2268"/>
+            <w:tcW w:type="dxa" w:w="2540"/>
           </w:tcPr>
           <w:p>
             <w:r>
@@ -9230,7 +9243,7 @@
         </w:tc>
         <w:tc>
           <w:tcPr>
-            <w:tcW w:type="dxa" w:w="2268"/>
+            <w:tcW w:type="dxa" w:w="2358"/>
           </w:tcPr>
           <w:p>
             <w:r>
@@ -9244,7 +9257,7 @@
         </w:tc>
         <w:tc>
           <w:tcPr>
-            <w:tcW w:type="dxa" w:w="2268"/>
+            <w:tcW w:type="dxa" w:w="2177"/>
           </w:tcPr>
           <w:p>
             <w:r>
@@ -9258,7 +9271,7 @@
         </w:tc>
         <w:tc>
           <w:tcPr>
-            <w:tcW w:type="dxa" w:w="2268"/>
+            <w:tcW w:type="dxa" w:w="1996"/>
           </w:tcPr>
           <w:p>
             <w:r>
@@ -9274,7 +9287,7 @@
       <w:tr>
         <w:tc>
           <w:tcPr>
-            <w:tcW w:type="dxa" w:w="2268"/>
+            <w:tcW w:type="dxa" w:w="2540"/>
           </w:tcPr>
           <w:p>
             <w:r>
@@ -9288,7 +9301,7 @@
         </w:tc>
         <w:tc>
           <w:tcPr>
-            <w:tcW w:type="dxa" w:w="2268"/>
+            <w:tcW w:type="dxa" w:w="2358"/>
           </w:tcPr>
           <w:p>
             <w:r>
@@ -9302,7 +9315,7 @@
         </w:tc>
         <w:tc>
           <w:tcPr>
-            <w:tcW w:type="dxa" w:w="2268"/>
+            <w:tcW w:type="dxa" w:w="2177"/>
           </w:tcPr>
           <w:p>
             <w:r>
@@ -9316,7 +9329,7 @@
         </w:tc>
         <w:tc>
           <w:tcPr>
-            <w:tcW w:type="dxa" w:w="2268"/>
+            <w:tcW w:type="dxa" w:w="1996"/>
           </w:tcPr>
           <w:p>
             <w:r>
@@ -9371,6 +9384,7 @@
         <w:tblStyle w:val="TableGrid"/>
         <w:tblW w:type="auto" w:w="0"/>
         <w:jc w:val="center"/>
+        <w:tblLayout w:type="fixed"/>
         <w:tblLook w:firstColumn="1" w:firstRow="1" w:lastColumn="0" w:lastRow="0" w:noHBand="0" w:noVBand="1" w:val="04A0"/>
       </w:tblPr>
       <w:tblGrid>
@@ -9382,7 +9396,7 @@
       <w:tr>
         <w:tc>
           <w:tcPr>
-            <w:tcW w:type="dxa" w:w="2268"/>
+            <w:tcW w:type="dxa" w:w="2688"/>
           </w:tcPr>
           <w:p>
             <w:r>
@@ -9397,7 +9411,7 @@
         </w:tc>
         <w:tc>
           <w:tcPr>
-            <w:tcW w:type="dxa" w:w="2268"/>
+            <w:tcW w:type="dxa" w:w="2016"/>
           </w:tcPr>
           <w:p>
             <w:r>
@@ -9412,7 +9426,7 @@
         </w:tc>
         <w:tc>
           <w:tcPr>
-            <w:tcW w:type="dxa" w:w="2268"/>
+            <w:tcW w:type="dxa" w:w="2016"/>
           </w:tcPr>
           <w:p>
             <w:r>
@@ -9427,7 +9441,7 @@
         </w:tc>
         <w:tc>
           <w:tcPr>
-            <w:tcW w:type="dxa" w:w="2268"/>
+            <w:tcW w:type="dxa" w:w="2352"/>
           </w:tcPr>
           <w:p>
             <w:r>
@@ -9444,7 +9458,7 @@
       <w:tr>
         <w:tc>
           <w:tcPr>
-            <w:tcW w:type="dxa" w:w="2268"/>
+            <w:tcW w:type="dxa" w:w="2688"/>
           </w:tcPr>
           <w:p>
             <w:r>
@@ -9458,7 +9472,7 @@
         </w:tc>
         <w:tc>
           <w:tcPr>
-            <w:tcW w:type="dxa" w:w="2268"/>
+            <w:tcW w:type="dxa" w:w="2016"/>
           </w:tcPr>
           <w:p>
             <w:r>
@@ -9472,7 +9486,7 @@
         </w:tc>
         <w:tc>
           <w:tcPr>
-            <w:tcW w:type="dxa" w:w="2268"/>
+            <w:tcW w:type="dxa" w:w="2016"/>
           </w:tcPr>
           <w:p>
             <w:r>
@@ -9486,7 +9500,7 @@
         </w:tc>
         <w:tc>
           <w:tcPr>
-            <w:tcW w:type="dxa" w:w="2268"/>
+            <w:tcW w:type="dxa" w:w="2352"/>
           </w:tcPr>
           <w:p>
             <w:r>
@@ -9502,7 +9516,7 @@
       <w:tr>
         <w:tc>
           <w:tcPr>
-            <w:tcW w:type="dxa" w:w="2268"/>
+            <w:tcW w:type="dxa" w:w="2688"/>
           </w:tcPr>
           <w:p>
             <w:r>
@@ -9516,7 +9530,7 @@
         </w:tc>
         <w:tc>
           <w:tcPr>
-            <w:tcW w:type="dxa" w:w="2268"/>
+            <w:tcW w:type="dxa" w:w="2016"/>
           </w:tcPr>
           <w:p>
             <w:r>
@@ -9530,7 +9544,7 @@
         </w:tc>
         <w:tc>
           <w:tcPr>
-            <w:tcW w:type="dxa" w:w="2268"/>
+            <w:tcW w:type="dxa" w:w="2016"/>
           </w:tcPr>
           <w:p>
             <w:r>
@@ -9544,7 +9558,7 @@
         </w:tc>
         <w:tc>
           <w:tcPr>
-            <w:tcW w:type="dxa" w:w="2268"/>
+            <w:tcW w:type="dxa" w:w="2352"/>
           </w:tcPr>
           <w:p>
             <w:r>
@@ -9560,7 +9574,7 @@
       <w:tr>
         <w:tc>
           <w:tcPr>
-            <w:tcW w:type="dxa" w:w="2268"/>
+            <w:tcW w:type="dxa" w:w="2688"/>
           </w:tcPr>
           <w:p>
             <w:r>
@@ -9574,7 +9588,7 @@
         </w:tc>
         <w:tc>
           <w:tcPr>
-            <w:tcW w:type="dxa" w:w="2268"/>
+            <w:tcW w:type="dxa" w:w="2016"/>
           </w:tcPr>
           <w:p>
             <w:r>
@@ -9588,7 +9602,7 @@
         </w:tc>
         <w:tc>
           <w:tcPr>
-            <w:tcW w:type="dxa" w:w="2268"/>
+            <w:tcW w:type="dxa" w:w="2016"/>
           </w:tcPr>
           <w:p>
             <w:r>
@@ -9602,7 +9616,7 @@
         </w:tc>
         <w:tc>
           <w:tcPr>
-            <w:tcW w:type="dxa" w:w="2268"/>
+            <w:tcW w:type="dxa" w:w="2352"/>
           </w:tcPr>
           <w:p>
             <w:r>
@@ -9618,7 +9632,7 @@
       <w:tr>
         <w:tc>
           <w:tcPr>
-            <w:tcW w:type="dxa" w:w="2268"/>
+            <w:tcW w:type="dxa" w:w="2688"/>
           </w:tcPr>
           <w:p>
             <w:r>
@@ -9632,7 +9646,7 @@
         </w:tc>
         <w:tc>
           <w:tcPr>
-            <w:tcW w:type="dxa" w:w="2268"/>
+            <w:tcW w:type="dxa" w:w="2016"/>
           </w:tcPr>
           <w:p>
             <w:r>
@@ -9646,7 +9660,7 @@
         </w:tc>
         <w:tc>
           <w:tcPr>
-            <w:tcW w:type="dxa" w:w="2268"/>
+            <w:tcW w:type="dxa" w:w="2016"/>
           </w:tcPr>
           <w:p>
             <w:r>
@@ -9660,7 +9674,7 @@
         </w:tc>
         <w:tc>
           <w:tcPr>
-            <w:tcW w:type="dxa" w:w="2268"/>
+            <w:tcW w:type="dxa" w:w="2352"/>
           </w:tcPr>
           <w:p>
             <w:r>
@@ -9676,7 +9690,7 @@
       <w:tr>
         <w:tc>
           <w:tcPr>
-            <w:tcW w:type="dxa" w:w="2268"/>
+            <w:tcW w:type="dxa" w:w="2688"/>
           </w:tcPr>
           <w:p>
             <w:r>
@@ -9690,7 +9704,7 @@
         </w:tc>
         <w:tc>
           <w:tcPr>
-            <w:tcW w:type="dxa" w:w="2268"/>
+            <w:tcW w:type="dxa" w:w="2016"/>
           </w:tcPr>
           <w:p>
             <w:r>
@@ -9704,7 +9718,7 @@
         </w:tc>
         <w:tc>
           <w:tcPr>
-            <w:tcW w:type="dxa" w:w="2268"/>
+            <w:tcW w:type="dxa" w:w="2016"/>
           </w:tcPr>
           <w:p>
             <w:r>
@@ -9718,7 +9732,7 @@
         </w:tc>
         <w:tc>
           <w:tcPr>
-            <w:tcW w:type="dxa" w:w="2268"/>
+            <w:tcW w:type="dxa" w:w="2352"/>
           </w:tcPr>
           <w:p>
             <w:r>
@@ -9734,7 +9748,7 @@
       <w:tr>
         <w:tc>
           <w:tcPr>
-            <w:tcW w:type="dxa" w:w="2268"/>
+            <w:tcW w:type="dxa" w:w="2688"/>
           </w:tcPr>
           <w:p>
             <w:r>
@@ -9748,7 +9762,7 @@
         </w:tc>
         <w:tc>
           <w:tcPr>
-            <w:tcW w:type="dxa" w:w="2268"/>
+            <w:tcW w:type="dxa" w:w="2016"/>
           </w:tcPr>
           <w:p>
             <w:r>
@@ -9762,7 +9776,7 @@
         </w:tc>
         <w:tc>
           <w:tcPr>
-            <w:tcW w:type="dxa" w:w="2268"/>
+            <w:tcW w:type="dxa" w:w="2016"/>
           </w:tcPr>
           <w:p>
             <w:r>
@@ -9776,7 +9790,7 @@
         </w:tc>
         <w:tc>
           <w:tcPr>
-            <w:tcW w:type="dxa" w:w="2268"/>
+            <w:tcW w:type="dxa" w:w="2352"/>
           </w:tcPr>
           <w:p>
             <w:r>
@@ -9804,6 +9818,7 @@
         <w:tblStyle w:val="TableGrid"/>
         <w:tblW w:type="auto" w:w="0"/>
         <w:jc w:val="center"/>
+        <w:tblLayout w:type="fixed"/>
         <w:tblLook w:firstColumn="1" w:firstRow="1" w:lastColumn="0" w:lastRow="0" w:noHBand="0" w:noVBand="1" w:val="04A0"/>
       </w:tblPr>
       <w:tblGrid>
@@ -9813,7 +9828,7 @@
       <w:tr>
         <w:tc>
           <w:tcPr>
-            <w:tcW w:type="dxa" w:w="4536"/>
+            <w:tcW w:type="dxa" w:w="1183"/>
           </w:tcPr>
           <w:p>
             <w:r>
@@ -9828,7 +9843,7 @@
         </w:tc>
         <w:tc>
           <w:tcPr>
-            <w:tcW w:type="dxa" w:w="4536"/>
+            <w:tcW w:type="dxa" w:w="7888"/>
           </w:tcPr>
           <w:p>
             <w:r>
@@ -9845,7 +9860,7 @@
       <w:tr>
         <w:tc>
           <w:tcPr>
-            <w:tcW w:type="dxa" w:w="4536"/>
+            <w:tcW w:type="dxa" w:w="1183"/>
           </w:tcPr>
           <w:p>
             <w:r>
@@ -9859,7 +9874,7 @@
         </w:tc>
         <w:tc>
           <w:tcPr>
-            <w:tcW w:type="dxa" w:w="4536"/>
+            <w:tcW w:type="dxa" w:w="7888"/>
           </w:tcPr>
           <w:p>
             <w:r>
@@ -9875,7 +9890,7 @@
       <w:tr>
         <w:tc>
           <w:tcPr>
-            <w:tcW w:type="dxa" w:w="4536"/>
+            <w:tcW w:type="dxa" w:w="1183"/>
           </w:tcPr>
           <w:p>
             <w:r>
@@ -9889,7 +9904,7 @@
         </w:tc>
         <w:tc>
           <w:tcPr>
-            <w:tcW w:type="dxa" w:w="4536"/>
+            <w:tcW w:type="dxa" w:w="7888"/>
           </w:tcPr>
           <w:p>
             <w:r>
@@ -9905,7 +9920,7 @@
       <w:tr>
         <w:tc>
           <w:tcPr>
-            <w:tcW w:type="dxa" w:w="4536"/>
+            <w:tcW w:type="dxa" w:w="1183"/>
           </w:tcPr>
           <w:p>
             <w:r>
@@ -9919,7 +9934,7 @@
         </w:tc>
         <w:tc>
           <w:tcPr>
-            <w:tcW w:type="dxa" w:w="4536"/>
+            <w:tcW w:type="dxa" w:w="7888"/>
           </w:tcPr>
           <w:p>
             <w:r>
@@ -9935,7 +9950,7 @@
       <w:tr>
         <w:tc>
           <w:tcPr>
-            <w:tcW w:type="dxa" w:w="4536"/>
+            <w:tcW w:type="dxa" w:w="1183"/>
           </w:tcPr>
           <w:p>
             <w:r>
@@ -9949,7 +9964,7 @@
         </w:tc>
         <w:tc>
           <w:tcPr>
-            <w:tcW w:type="dxa" w:w="4536"/>
+            <w:tcW w:type="dxa" w:w="7888"/>
           </w:tcPr>
           <w:p>
             <w:r>
@@ -9965,7 +9980,7 @@
       <w:tr>
         <w:tc>
           <w:tcPr>
-            <w:tcW w:type="dxa" w:w="4536"/>
+            <w:tcW w:type="dxa" w:w="1183"/>
           </w:tcPr>
           <w:p>
             <w:r>
@@ -9979,7 +9994,7 @@
         </w:tc>
         <w:tc>
           <w:tcPr>
-            <w:tcW w:type="dxa" w:w="4536"/>
+            <w:tcW w:type="dxa" w:w="7888"/>
           </w:tcPr>
           <w:p>
             <w:r>
@@ -9995,7 +10010,7 @@
       <w:tr>
         <w:tc>
           <w:tcPr>
-            <w:tcW w:type="dxa" w:w="4536"/>
+            <w:tcW w:type="dxa" w:w="1183"/>
           </w:tcPr>
           <w:p>
             <w:r>
@@ -10009,7 +10024,7 @@
         </w:tc>
         <w:tc>
           <w:tcPr>
-            <w:tcW w:type="dxa" w:w="4536"/>
+            <w:tcW w:type="dxa" w:w="7888"/>
           </w:tcPr>
           <w:p>
             <w:r>
@@ -10025,7 +10040,7 @@
       <w:tr>
         <w:tc>
           <w:tcPr>
-            <w:tcW w:type="dxa" w:w="4536"/>
+            <w:tcW w:type="dxa" w:w="1183"/>
           </w:tcPr>
           <w:p>
             <w:r>
@@ -10039,7 +10054,7 @@
         </w:tc>
         <w:tc>
           <w:tcPr>
-            <w:tcW w:type="dxa" w:w="4536"/>
+            <w:tcW w:type="dxa" w:w="7888"/>
           </w:tcPr>
           <w:p>
             <w:r>
@@ -10055,7 +10070,7 @@
       <w:tr>
         <w:tc>
           <w:tcPr>
-            <w:tcW w:type="dxa" w:w="4536"/>
+            <w:tcW w:type="dxa" w:w="1183"/>
           </w:tcPr>
           <w:p>
             <w:r>
@@ -10069,7 +10084,7 @@
         </w:tc>
         <w:tc>
           <w:tcPr>
-            <w:tcW w:type="dxa" w:w="4536"/>
+            <w:tcW w:type="dxa" w:w="7888"/>
           </w:tcPr>
           <w:p>
             <w:r>
@@ -10085,7 +10100,7 @@
       <w:tr>
         <w:tc>
           <w:tcPr>
-            <w:tcW w:type="dxa" w:w="4536"/>
+            <w:tcW w:type="dxa" w:w="1183"/>
           </w:tcPr>
           <w:p>
             <w:r>
@@ -10099,7 +10114,7 @@
         </w:tc>
         <w:tc>
           <w:tcPr>
-            <w:tcW w:type="dxa" w:w="4536"/>
+            <w:tcW w:type="dxa" w:w="7888"/>
           </w:tcPr>
           <w:p>
             <w:r>
@@ -10115,7 +10130,7 @@
       <w:tr>
         <w:tc>
           <w:tcPr>
-            <w:tcW w:type="dxa" w:w="4536"/>
+            <w:tcW w:type="dxa" w:w="1183"/>
           </w:tcPr>
           <w:p>
             <w:r>
@@ -10129,7 +10144,7 @@
         </w:tc>
         <w:tc>
           <w:tcPr>
-            <w:tcW w:type="dxa" w:w="4536"/>
+            <w:tcW w:type="dxa" w:w="7888"/>
           </w:tcPr>
           <w:p>
             <w:r>
@@ -10145,7 +10160,7 @@
       <w:tr>
         <w:tc>
           <w:tcPr>
-            <w:tcW w:type="dxa" w:w="4536"/>
+            <w:tcW w:type="dxa" w:w="1183"/>
           </w:tcPr>
           <w:p>
             <w:r>
@@ -10159,7 +10174,7 @@
         </w:tc>
         <w:tc>
           <w:tcPr>
-            <w:tcW w:type="dxa" w:w="4536"/>
+            <w:tcW w:type="dxa" w:w="7888"/>
           </w:tcPr>
           <w:p>
             <w:r>
@@ -10175,7 +10190,7 @@
       <w:tr>
         <w:tc>
           <w:tcPr>
-            <w:tcW w:type="dxa" w:w="4536"/>
+            <w:tcW w:type="dxa" w:w="1183"/>
           </w:tcPr>
           <w:p>
             <w:r>
@@ -10189,7 +10204,7 @@
         </w:tc>
         <w:tc>
           <w:tcPr>
-            <w:tcW w:type="dxa" w:w="4536"/>
+            <w:tcW w:type="dxa" w:w="7888"/>
           </w:tcPr>
           <w:p>
             <w:r>
@@ -10205,7 +10220,7 @@
       <w:tr>
         <w:tc>
           <w:tcPr>
-            <w:tcW w:type="dxa" w:w="4536"/>
+            <w:tcW w:type="dxa" w:w="1183"/>
           </w:tcPr>
           <w:p>
             <w:r>
@@ -10219,7 +10234,7 @@
         </w:tc>
         <w:tc>
           <w:tcPr>
-            <w:tcW w:type="dxa" w:w="4536"/>
+            <w:tcW w:type="dxa" w:w="7888"/>
           </w:tcPr>
           <w:p>
             <w:r>
@@ -10235,7 +10250,7 @@
       <w:tr>
         <w:tc>
           <w:tcPr>
-            <w:tcW w:type="dxa" w:w="4536"/>
+            <w:tcW w:type="dxa" w:w="1183"/>
           </w:tcPr>
           <w:p>
             <w:r>
@@ -10249,7 +10264,7 @@
         </w:tc>
         <w:tc>
           <w:tcPr>
-            <w:tcW w:type="dxa" w:w="4536"/>
+            <w:tcW w:type="dxa" w:w="7888"/>
           </w:tcPr>
           <w:p>
             <w:r>
@@ -10265,7 +10280,7 @@
       <w:tr>
         <w:tc>
           <w:tcPr>
-            <w:tcW w:type="dxa" w:w="4536"/>
+            <w:tcW w:type="dxa" w:w="1183"/>
           </w:tcPr>
           <w:p>
             <w:r>
@@ -10279,7 +10294,7 @@
         </w:tc>
         <w:tc>
           <w:tcPr>
-            <w:tcW w:type="dxa" w:w="4536"/>
+            <w:tcW w:type="dxa" w:w="7888"/>
           </w:tcPr>
           <w:p>
             <w:r>
@@ -10295,7 +10310,7 @@
       <w:tr>
         <w:tc>
           <w:tcPr>
-            <w:tcW w:type="dxa" w:w="4536"/>
+            <w:tcW w:type="dxa" w:w="1183"/>
           </w:tcPr>
           <w:p>
             <w:r>
@@ -10309,7 +10324,7 @@
         </w:tc>
         <w:tc>
           <w:tcPr>
-            <w:tcW w:type="dxa" w:w="4536"/>
+            <w:tcW w:type="dxa" w:w="7888"/>
           </w:tcPr>
           <w:p>
             <w:r>
@@ -10325,7 +10340,7 @@
       <w:tr>
         <w:tc>
           <w:tcPr>
-            <w:tcW w:type="dxa" w:w="4536"/>
+            <w:tcW w:type="dxa" w:w="1183"/>
           </w:tcPr>
           <w:p>
             <w:r>
@@ -10339,7 +10354,7 @@
         </w:tc>
         <w:tc>
           <w:tcPr>
-            <w:tcW w:type="dxa" w:w="4536"/>
+            <w:tcW w:type="dxa" w:w="7888"/>
           </w:tcPr>
           <w:p>
             <w:r>
@@ -10355,7 +10370,7 @@
       <w:tr>
         <w:tc>
           <w:tcPr>
-            <w:tcW w:type="dxa" w:w="4536"/>
+            <w:tcW w:type="dxa" w:w="1183"/>
           </w:tcPr>
           <w:p>
             <w:r>
@@ -10369,7 +10384,7 @@
         </w:tc>
         <w:tc>
           <w:tcPr>
-            <w:tcW w:type="dxa" w:w="4536"/>
+            <w:tcW w:type="dxa" w:w="7888"/>
           </w:tcPr>
           <w:p>
             <w:r>
@@ -10385,7 +10400,7 @@
       <w:tr>
         <w:tc>
           <w:tcPr>
-            <w:tcW w:type="dxa" w:w="4536"/>
+            <w:tcW w:type="dxa" w:w="1183"/>
           </w:tcPr>
           <w:p>
             <w:r>
@@ -10399,7 +10414,7 @@
         </w:tc>
         <w:tc>
           <w:tcPr>
-            <w:tcW w:type="dxa" w:w="4536"/>
+            <w:tcW w:type="dxa" w:w="7888"/>
           </w:tcPr>
           <w:p>
             <w:r>
@@ -10427,6 +10442,7 @@
         <w:tblStyle w:val="TableGrid"/>
         <w:tblW w:type="auto" w:w="0"/>
         <w:jc w:val="center"/>
+        <w:tblLayout w:type="fixed"/>
         <w:tblLook w:firstColumn="1" w:firstRow="1" w:lastColumn="0" w:lastRow="0" w:noHBand="0" w:noVBand="1" w:val="04A0"/>
       </w:tblPr>
       <w:tblGrid>
@@ -10436,7 +10452,7 @@
       <w:tr>
         <w:tc>
           <w:tcPr>
-            <w:tcW w:type="dxa" w:w="4536"/>
+            <w:tcW w:type="dxa" w:w="1361"/>
           </w:tcPr>
           <w:p>
             <w:r>
@@ -10451,7 +10467,7 @@
         </w:tc>
         <w:tc>
           <w:tcPr>
-            <w:tcW w:type="dxa" w:w="4536"/>
+            <w:tcW w:type="dxa" w:w="7710"/>
           </w:tcPr>
           <w:p>
             <w:r>
@@ -10468,7 +10484,7 @@
       <w:tr>
         <w:tc>
           <w:tcPr>
-            <w:tcW w:type="dxa" w:w="4536"/>
+            <w:tcW w:type="dxa" w:w="1361"/>
           </w:tcPr>
           <w:p>
             <w:r>
@@ -10482,7 +10498,7 @@
         </w:tc>
         <w:tc>
           <w:tcPr>
-            <w:tcW w:type="dxa" w:w="4536"/>
+            <w:tcW w:type="dxa" w:w="7710"/>
           </w:tcPr>
           <w:p>
             <w:r>
@@ -10498,7 +10514,7 @@
       <w:tr>
         <w:tc>
           <w:tcPr>
-            <w:tcW w:type="dxa" w:w="4536"/>
+            <w:tcW w:type="dxa" w:w="1361"/>
           </w:tcPr>
           <w:p>
             <w:r>
@@ -10512,7 +10528,7 @@
         </w:tc>
         <w:tc>
           <w:tcPr>
-            <w:tcW w:type="dxa" w:w="4536"/>
+            <w:tcW w:type="dxa" w:w="7710"/>
           </w:tcPr>
           <w:p>
             <w:r>
@@ -10528,7 +10544,7 @@
       <w:tr>
         <w:tc>
           <w:tcPr>
-            <w:tcW w:type="dxa" w:w="4536"/>
+            <w:tcW w:type="dxa" w:w="1361"/>
           </w:tcPr>
           <w:p>
             <w:r>
@@ -10542,7 +10558,7 @@
         </w:tc>
         <w:tc>
           <w:tcPr>
-            <w:tcW w:type="dxa" w:w="4536"/>
+            <w:tcW w:type="dxa" w:w="7710"/>
           </w:tcPr>
           <w:p>
             <w:r>
@@ -10558,7 +10574,7 @@
       <w:tr>
         <w:tc>
           <w:tcPr>
-            <w:tcW w:type="dxa" w:w="4536"/>
+            <w:tcW w:type="dxa" w:w="1361"/>
           </w:tcPr>
           <w:p>
             <w:r>
@@ -10572,7 +10588,7 @@
         </w:tc>
         <w:tc>
           <w:tcPr>
-            <w:tcW w:type="dxa" w:w="4536"/>
+            <w:tcW w:type="dxa" w:w="7710"/>
           </w:tcPr>
           <w:p>
             <w:r>
@@ -10588,7 +10604,7 @@
       <w:tr>
         <w:tc>
           <w:tcPr>
-            <w:tcW w:type="dxa" w:w="4536"/>
+            <w:tcW w:type="dxa" w:w="1361"/>
           </w:tcPr>
           <w:p>
             <w:r>
@@ -10602,7 +10618,7 @@
         </w:tc>
         <w:tc>
           <w:tcPr>
-            <w:tcW w:type="dxa" w:w="4536"/>
+            <w:tcW w:type="dxa" w:w="7710"/>
           </w:tcPr>
           <w:p>
             <w:r>
@@ -10618,7 +10634,7 @@
       <w:tr>
         <w:tc>
           <w:tcPr>
-            <w:tcW w:type="dxa" w:w="4536"/>
+            <w:tcW w:type="dxa" w:w="1361"/>
           </w:tcPr>
           <w:p>
             <w:r>
@@ -10632,7 +10648,7 @@
         </w:tc>
         <w:tc>
           <w:tcPr>
-            <w:tcW w:type="dxa" w:w="4536"/>
+            <w:tcW w:type="dxa" w:w="7710"/>
           </w:tcPr>
           <w:p>
             <w:r>
@@ -10648,7 +10664,7 @@
       <w:tr>
         <w:tc>
           <w:tcPr>
-            <w:tcW w:type="dxa" w:w="4536"/>
+            <w:tcW w:type="dxa" w:w="1361"/>
           </w:tcPr>
           <w:p>
             <w:r>
@@ -10662,7 +10678,7 @@
         </w:tc>
         <w:tc>
           <w:tcPr>
-            <w:tcW w:type="dxa" w:w="4536"/>
+            <w:tcW w:type="dxa" w:w="7710"/>
           </w:tcPr>
           <w:p>
             <w:r>
@@ -10678,7 +10694,7 @@
       <w:tr>
         <w:tc>
           <w:tcPr>
-            <w:tcW w:type="dxa" w:w="4536"/>
+            <w:tcW w:type="dxa" w:w="1361"/>
           </w:tcPr>
           <w:p>
             <w:r>
@@ -10692,7 +10708,7 @@
         </w:tc>
         <w:tc>
           <w:tcPr>
-            <w:tcW w:type="dxa" w:w="4536"/>
+            <w:tcW w:type="dxa" w:w="7710"/>
           </w:tcPr>
           <w:p>
             <w:r>
@@ -10708,7 +10724,7 @@
       <w:tr>
         <w:tc>
           <w:tcPr>
-            <w:tcW w:type="dxa" w:w="4536"/>
+            <w:tcW w:type="dxa" w:w="1361"/>
           </w:tcPr>
           <w:p>
             <w:r>
@@ -10722,7 +10738,7 @@
         </w:tc>
         <w:tc>
           <w:tcPr>
-            <w:tcW w:type="dxa" w:w="4536"/>
+            <w:tcW w:type="dxa" w:w="7710"/>
           </w:tcPr>
           <w:p>
             <w:r>
@@ -10738,7 +10754,7 @@
       <w:tr>
         <w:tc>
           <w:tcPr>
-            <w:tcW w:type="dxa" w:w="4536"/>
+            <w:tcW w:type="dxa" w:w="1361"/>
           </w:tcPr>
           <w:p>
             <w:r>
@@ -10752,7 +10768,7 @@
         </w:tc>
         <w:tc>
           <w:tcPr>
-            <w:tcW w:type="dxa" w:w="4536"/>
+            <w:tcW w:type="dxa" w:w="7710"/>
           </w:tcPr>
           <w:p>
             <w:r>
@@ -10768,7 +10784,7 @@
       <w:tr>
         <w:tc>
           <w:tcPr>
-            <w:tcW w:type="dxa" w:w="4536"/>
+            <w:tcW w:type="dxa" w:w="1361"/>
           </w:tcPr>
           <w:p>
             <w:r>
@@ -10782,7 +10798,7 @@
         </w:tc>
         <w:tc>
           <w:tcPr>
-            <w:tcW w:type="dxa" w:w="4536"/>
+            <w:tcW w:type="dxa" w:w="7710"/>
           </w:tcPr>
           <w:p>
             <w:r>
@@ -10798,7 +10814,7 @@
       <w:tr>
         <w:tc>
           <w:tcPr>
-            <w:tcW w:type="dxa" w:w="4536"/>
+            <w:tcW w:type="dxa" w:w="1361"/>
           </w:tcPr>
           <w:p>
             <w:r>
@@ -10812,7 +10828,7 @@
         </w:tc>
         <w:tc>
           <w:tcPr>
-            <w:tcW w:type="dxa" w:w="4536"/>
+            <w:tcW w:type="dxa" w:w="7710"/>
           </w:tcPr>
           <w:p>
             <w:r>
@@ -10828,7 +10844,7 @@
       <w:tr>
         <w:tc>
           <w:tcPr>
-            <w:tcW w:type="dxa" w:w="4536"/>
+            <w:tcW w:type="dxa" w:w="1361"/>
           </w:tcPr>
           <w:p>
             <w:r>
@@ -10842,7 +10858,7 @@
         </w:tc>
         <w:tc>
           <w:tcPr>
-            <w:tcW w:type="dxa" w:w="4536"/>
+            <w:tcW w:type="dxa" w:w="7710"/>
           </w:tcPr>
           <w:p>
             <w:r>
@@ -10858,7 +10874,7 @@
       <w:tr>
         <w:tc>
           <w:tcPr>
-            <w:tcW w:type="dxa" w:w="4536"/>
+            <w:tcW w:type="dxa" w:w="1361"/>
           </w:tcPr>
           <w:p>
             <w:r>
@@ -10872,7 +10888,7 @@
         </w:tc>
         <w:tc>
           <w:tcPr>
-            <w:tcW w:type="dxa" w:w="4536"/>
+            <w:tcW w:type="dxa" w:w="7710"/>
           </w:tcPr>
           <w:p>
             <w:r>
@@ -10888,7 +10904,7 @@
       <w:tr>
         <w:tc>
           <w:tcPr>
-            <w:tcW w:type="dxa" w:w="4536"/>
+            <w:tcW w:type="dxa" w:w="1361"/>
           </w:tcPr>
           <w:p>
             <w:r>
@@ -10902,7 +10918,7 @@
         </w:tc>
         <w:tc>
           <w:tcPr>
-            <w:tcW w:type="dxa" w:w="4536"/>
+            <w:tcW w:type="dxa" w:w="7710"/>
           </w:tcPr>
           <w:p>
             <w:r>
@@ -10918,7 +10934,7 @@
       <w:tr>
         <w:tc>
           <w:tcPr>
-            <w:tcW w:type="dxa" w:w="4536"/>
+            <w:tcW w:type="dxa" w:w="1361"/>
           </w:tcPr>
           <w:p>
             <w:r>
@@ -10932,7 +10948,7 @@
         </w:tc>
         <w:tc>
           <w:tcPr>
-            <w:tcW w:type="dxa" w:w="4536"/>
+            <w:tcW w:type="dxa" w:w="7710"/>
           </w:tcPr>
           <w:p>
             <w:r>
@@ -10948,7 +10964,7 @@
       <w:tr>
         <w:tc>
           <w:tcPr>
-            <w:tcW w:type="dxa" w:w="4536"/>
+            <w:tcW w:type="dxa" w:w="1361"/>
           </w:tcPr>
           <w:p>
             <w:r>
@@ -10962,7 +10978,7 @@
         </w:tc>
         <w:tc>
           <w:tcPr>
-            <w:tcW w:type="dxa" w:w="4536"/>
+            <w:tcW w:type="dxa" w:w="7710"/>
           </w:tcPr>
           <w:p>
             <w:r>
@@ -10978,7 +10994,7 @@
       <w:tr>
         <w:tc>
           <w:tcPr>
-            <w:tcW w:type="dxa" w:w="4536"/>
+            <w:tcW w:type="dxa" w:w="1361"/>
           </w:tcPr>
           <w:p>
             <w:r>
@@ -10992,7 +11008,7 @@
         </w:tc>
         <w:tc>
           <w:tcPr>
-            <w:tcW w:type="dxa" w:w="4536"/>
+            <w:tcW w:type="dxa" w:w="7710"/>
           </w:tcPr>
           <w:p>
             <w:r>
@@ -11008,7 +11024,7 @@
       <w:tr>
         <w:tc>
           <w:tcPr>
-            <w:tcW w:type="dxa" w:w="4536"/>
+            <w:tcW w:type="dxa" w:w="1361"/>
           </w:tcPr>
           <w:p>
             <w:r>
@@ -11022,7 +11038,7 @@
         </w:tc>
         <w:tc>
           <w:tcPr>
-            <w:tcW w:type="dxa" w:w="4536"/>
+            <w:tcW w:type="dxa" w:w="7710"/>
           </w:tcPr>
           <w:p>
             <w:r>
@@ -11038,7 +11054,7 @@
       <w:tr>
         <w:tc>
           <w:tcPr>
-            <w:tcW w:type="dxa" w:w="4536"/>
+            <w:tcW w:type="dxa" w:w="1361"/>
           </w:tcPr>
           <w:p>
             <w:r>
@@ -11052,7 +11068,7 @@
         </w:tc>
         <w:tc>
           <w:tcPr>
-            <w:tcW w:type="dxa" w:w="4536"/>
+            <w:tcW w:type="dxa" w:w="7710"/>
           </w:tcPr>
           <w:p>
             <w:r>
@@ -11068,7 +11084,7 @@
       <w:tr>
         <w:tc>
           <w:tcPr>
-            <w:tcW w:type="dxa" w:w="4536"/>
+            <w:tcW w:type="dxa" w:w="1361"/>
           </w:tcPr>
           <w:p>
             <w:r>
@@ -11082,7 +11098,7 @@
         </w:tc>
         <w:tc>
           <w:tcPr>
-            <w:tcW w:type="dxa" w:w="4536"/>
+            <w:tcW w:type="dxa" w:w="7710"/>
           </w:tcPr>
           <w:p>
             <w:r>
@@ -11098,7 +11114,7 @@
       <w:tr>
         <w:tc>
           <w:tcPr>
-            <w:tcW w:type="dxa" w:w="4536"/>
+            <w:tcW w:type="dxa" w:w="1361"/>
           </w:tcPr>
           <w:p>
             <w:r>
@@ -11112,7 +11128,7 @@
         </w:tc>
         <w:tc>
           <w:tcPr>
-            <w:tcW w:type="dxa" w:w="4536"/>
+            <w:tcW w:type="dxa" w:w="7710"/>
           </w:tcPr>
           <w:p>
             <w:r>
@@ -11128,7 +11144,7 @@
       <w:tr>
         <w:tc>
           <w:tcPr>
-            <w:tcW w:type="dxa" w:w="4536"/>
+            <w:tcW w:type="dxa" w:w="1361"/>
           </w:tcPr>
           <w:p>
             <w:r>
@@ -11142,7 +11158,7 @@
         </w:tc>
         <w:tc>
           <w:tcPr>
-            <w:tcW w:type="dxa" w:w="4536"/>
+            <w:tcW w:type="dxa" w:w="7710"/>
           </w:tcPr>
           <w:p>
             <w:r>
@@ -11158,7 +11174,7 @@
       <w:tr>
         <w:tc>
           <w:tcPr>
-            <w:tcW w:type="dxa" w:w="4536"/>
+            <w:tcW w:type="dxa" w:w="1361"/>
           </w:tcPr>
           <w:p>
             <w:r>
@@ -11172,7 +11188,7 @@
         </w:tc>
         <w:tc>
           <w:tcPr>
-            <w:tcW w:type="dxa" w:w="4536"/>
+            <w:tcW w:type="dxa" w:w="7710"/>
           </w:tcPr>
           <w:p>
             <w:r>
@@ -11188,7 +11204,7 @@
       <w:tr>
         <w:tc>
           <w:tcPr>
-            <w:tcW w:type="dxa" w:w="4536"/>
+            <w:tcW w:type="dxa" w:w="1361"/>
           </w:tcPr>
           <w:p>
             <w:r>
@@ -11202,7 +11218,7 @@
         </w:tc>
         <w:tc>
           <w:tcPr>
-            <w:tcW w:type="dxa" w:w="4536"/>
+            <w:tcW w:type="dxa" w:w="7710"/>
           </w:tcPr>
           <w:p>
             <w:r>
@@ -11218,7 +11234,7 @@
       <w:tr>
         <w:tc>
           <w:tcPr>
-            <w:tcW w:type="dxa" w:w="4536"/>
+            <w:tcW w:type="dxa" w:w="1361"/>
           </w:tcPr>
           <w:p>
             <w:r>
@@ -11232,7 +11248,7 @@
         </w:tc>
         <w:tc>
           <w:tcPr>
-            <w:tcW w:type="dxa" w:w="4536"/>
+            <w:tcW w:type="dxa" w:w="7710"/>
           </w:tcPr>
           <w:p>
             <w:r>
@@ -11248,7 +11264,7 @@
       <w:tr>
         <w:tc>
           <w:tcPr>
-            <w:tcW w:type="dxa" w:w="4536"/>
+            <w:tcW w:type="dxa" w:w="1361"/>
           </w:tcPr>
           <w:p>
             <w:r>
@@ -11262,7 +11278,7 @@
         </w:tc>
         <w:tc>
           <w:tcPr>
-            <w:tcW w:type="dxa" w:w="4536"/>
+            <w:tcW w:type="dxa" w:w="7710"/>
           </w:tcPr>
           <w:p>
             <w:r>
@@ -11278,7 +11294,7 @@
       <w:tr>
         <w:tc>
           <w:tcPr>
-            <w:tcW w:type="dxa" w:w="4536"/>
+            <w:tcW w:type="dxa" w:w="1361"/>
           </w:tcPr>
           <w:p>
             <w:r>
@@ -11292,7 +11308,7 @@
         </w:tc>
         <w:tc>
           <w:tcPr>
-            <w:tcW w:type="dxa" w:w="4536"/>
+            <w:tcW w:type="dxa" w:w="7710"/>
           </w:tcPr>
           <w:p>
             <w:r>
@@ -11321,6 +11337,7 @@
         <w:tblStyle w:val="TableGrid"/>
         <w:tblW w:type="auto" w:w="0"/>
         <w:jc w:val="center"/>
+        <w:tblLayout w:type="fixed"/>
         <w:tblLook w:firstColumn="1" w:firstRow="1" w:lastColumn="0" w:lastRow="0" w:noHBand="0" w:noVBand="1" w:val="04A0"/>
       </w:tblPr>
       <w:tblGrid>
@@ -11333,7 +11350,7 @@
       <w:tr>
         <w:tc>
           <w:tcPr>
-            <w:tcW w:type="dxa" w:w="1814"/>
+            <w:tcW w:type="dxa" w:w="1103"/>
           </w:tcPr>
           <w:p>
             <w:r>
@@ -11348,7 +11365,7 @@
         </w:tc>
         <w:tc>
           <w:tcPr>
-            <w:tcW w:type="dxa" w:w="1814"/>
+            <w:tcW w:type="dxa" w:w="613"/>
           </w:tcPr>
           <w:p>
             <w:r>
@@ -11363,7 +11380,7 @@
         </w:tc>
         <w:tc>
           <w:tcPr>
-            <w:tcW w:type="dxa" w:w="1814"/>
+            <w:tcW w:type="dxa" w:w="4535"/>
           </w:tcPr>
           <w:p>
             <w:r>
@@ -11378,7 +11395,7 @@
         </w:tc>
         <w:tc>
           <w:tcPr>
-            <w:tcW w:type="dxa" w:w="1814"/>
+            <w:tcW w:type="dxa" w:w="2329"/>
           </w:tcPr>
           <w:p>
             <w:r>
@@ -11393,7 +11410,7 @@
         </w:tc>
         <w:tc>
           <w:tcPr>
-            <w:tcW w:type="dxa" w:w="1814"/>
+            <w:tcW w:type="dxa" w:w="490"/>
           </w:tcPr>
           <w:p>
             <w:r>
@@ -11410,7 +11427,7 @@
       <w:tr>
         <w:tc>
           <w:tcPr>
-            <w:tcW w:type="dxa" w:w="1814"/>
+            <w:tcW w:type="dxa" w:w="1103"/>
           </w:tcPr>
           <w:p>
             <w:r>
@@ -11424,7 +11441,7 @@
         </w:tc>
         <w:tc>
           <w:tcPr>
-            <w:tcW w:type="dxa" w:w="1814"/>
+            <w:tcW w:type="dxa" w:w="613"/>
           </w:tcPr>
           <w:p>
             <w:r>
@@ -11438,7 +11455,7 @@
         </w:tc>
         <w:tc>
           <w:tcPr>
-            <w:tcW w:type="dxa" w:w="1814"/>
+            <w:tcW w:type="dxa" w:w="4535"/>
           </w:tcPr>
           <w:p>
             <w:r>
@@ -11452,7 +11469,7 @@
         </w:tc>
         <w:tc>
           <w:tcPr>
-            <w:tcW w:type="dxa" w:w="1814"/>
+            <w:tcW w:type="dxa" w:w="2329"/>
           </w:tcPr>
           <w:p>
             <w:r>
@@ -11466,7 +11483,7 @@
         </w:tc>
         <w:tc>
           <w:tcPr>
-            <w:tcW w:type="dxa" w:w="1814"/>
+            <w:tcW w:type="dxa" w:w="490"/>
           </w:tcPr>
           <w:p>
             <w:r>
@@ -11482,7 +11499,7 @@
       <w:tr>
         <w:tc>
           <w:tcPr>
-            <w:tcW w:type="dxa" w:w="1814"/>
+            <w:tcW w:type="dxa" w:w="1103"/>
           </w:tcPr>
           <w:p>
             <w:r>
@@ -11496,7 +11513,7 @@
         </w:tc>
         <w:tc>
           <w:tcPr>
-            <w:tcW w:type="dxa" w:w="1814"/>
+            <w:tcW w:type="dxa" w:w="613"/>
           </w:tcPr>
           <w:p>
             <w:r>
@@ -11510,7 +11527,7 @@
         </w:tc>
         <w:tc>
           <w:tcPr>
-            <w:tcW w:type="dxa" w:w="1814"/>
+            <w:tcW w:type="dxa" w:w="4535"/>
           </w:tcPr>
           <w:p>
             <w:r>
@@ -11524,7 +11541,7 @@
         </w:tc>
         <w:tc>
           <w:tcPr>
-            <w:tcW w:type="dxa" w:w="1814"/>
+            <w:tcW w:type="dxa" w:w="2329"/>
           </w:tcPr>
           <w:p>
             <w:r>
@@ -11538,7 +11555,7 @@
         </w:tc>
         <w:tc>
           <w:tcPr>
-            <w:tcW w:type="dxa" w:w="1814"/>
+            <w:tcW w:type="dxa" w:w="490"/>
           </w:tcPr>
           <w:p>
             <w:r>
@@ -11554,7 +11571,7 @@
       <w:tr>
         <w:tc>
           <w:tcPr>
-            <w:tcW w:type="dxa" w:w="1814"/>
+            <w:tcW w:type="dxa" w:w="1103"/>
           </w:tcPr>
           <w:p>
             <w:r>
@@ -11568,7 +11585,7 @@
         </w:tc>
         <w:tc>
           <w:tcPr>
-            <w:tcW w:type="dxa" w:w="1814"/>
+            <w:tcW w:type="dxa" w:w="613"/>
           </w:tcPr>
           <w:p>
             <w:r>
@@ -11582,7 +11599,7 @@
         </w:tc>
         <w:tc>
           <w:tcPr>
-            <w:tcW w:type="dxa" w:w="1814"/>
+            <w:tcW w:type="dxa" w:w="4535"/>
           </w:tcPr>
           <w:p>
             <w:r>
@@ -11596,7 +11613,7 @@
         </w:tc>
         <w:tc>
           <w:tcPr>
-            <w:tcW w:type="dxa" w:w="1814"/>
+            <w:tcW w:type="dxa" w:w="2329"/>
           </w:tcPr>
           <w:p>
             <w:r>
@@ -11610,7 +11627,7 @@
         </w:tc>
         <w:tc>
           <w:tcPr>
-            <w:tcW w:type="dxa" w:w="1814"/>
+            <w:tcW w:type="dxa" w:w="490"/>
           </w:tcPr>
           <w:p>
             <w:r>
@@ -11626,7 +11643,7 @@
       <w:tr>
         <w:tc>
           <w:tcPr>
-            <w:tcW w:type="dxa" w:w="1814"/>
+            <w:tcW w:type="dxa" w:w="1103"/>
           </w:tcPr>
           <w:p>
             <w:r>
@@ -11640,7 +11657,7 @@
         </w:tc>
         <w:tc>
           <w:tcPr>
-            <w:tcW w:type="dxa" w:w="1814"/>
+            <w:tcW w:type="dxa" w:w="613"/>
           </w:tcPr>
           <w:p>
             <w:r>
@@ -11654,7 +11671,7 @@
         </w:tc>
         <w:tc>
           <w:tcPr>
-            <w:tcW w:type="dxa" w:w="1814"/>
+            <w:tcW w:type="dxa" w:w="4535"/>
           </w:tcPr>
           <w:p>
             <w:r>
@@ -11668,7 +11685,7 @@
         </w:tc>
         <w:tc>
           <w:tcPr>
-            <w:tcW w:type="dxa" w:w="1814"/>
+            <w:tcW w:type="dxa" w:w="2329"/>
           </w:tcPr>
           <w:p>
             <w:r>
@@ -11682,7 +11699,7 @@
         </w:tc>
         <w:tc>
           <w:tcPr>
-            <w:tcW w:type="dxa" w:w="1814"/>
+            <w:tcW w:type="dxa" w:w="490"/>
           </w:tcPr>
           <w:p>
             <w:r>
@@ -11698,7 +11715,7 @@
       <w:tr>
         <w:tc>
           <w:tcPr>
-            <w:tcW w:type="dxa" w:w="1814"/>
+            <w:tcW w:type="dxa" w:w="1103"/>
           </w:tcPr>
           <w:p>
             <w:r>
@@ -11712,7 +11729,7 @@
         </w:tc>
         <w:tc>
           <w:tcPr>
-            <w:tcW w:type="dxa" w:w="1814"/>
+            <w:tcW w:type="dxa" w:w="613"/>
           </w:tcPr>
           <w:p>
             <w:r>
@@ -11726,7 +11743,7 @@
         </w:tc>
         <w:tc>
           <w:tcPr>
-            <w:tcW w:type="dxa" w:w="1814"/>
+            <w:tcW w:type="dxa" w:w="4535"/>
           </w:tcPr>
           <w:p>
             <w:r>
@@ -11740,7 +11757,7 @@
         </w:tc>
         <w:tc>
           <w:tcPr>
-            <w:tcW w:type="dxa" w:w="1814"/>
+            <w:tcW w:type="dxa" w:w="2329"/>
           </w:tcPr>
           <w:p>
             <w:r>
@@ -11754,7 +11771,7 @@
         </w:tc>
         <w:tc>
           <w:tcPr>
-            <w:tcW w:type="dxa" w:w="1814"/>
+            <w:tcW w:type="dxa" w:w="490"/>
           </w:tcPr>
           <w:p>
             <w:r>
@@ -11770,7 +11787,7 @@
       <w:tr>
         <w:tc>
           <w:tcPr>
-            <w:tcW w:type="dxa" w:w="1814"/>
+            <w:tcW w:type="dxa" w:w="1103"/>
           </w:tcPr>
           <w:p>
             <w:r>
@@ -11784,7 +11801,7 @@
         </w:tc>
         <w:tc>
           <w:tcPr>
-            <w:tcW w:type="dxa" w:w="1814"/>
+            <w:tcW w:type="dxa" w:w="613"/>
           </w:tcPr>
           <w:p>
             <w:r>
@@ -11798,7 +11815,7 @@
         </w:tc>
         <w:tc>
           <w:tcPr>
-            <w:tcW w:type="dxa" w:w="1814"/>
+            <w:tcW w:type="dxa" w:w="4535"/>
           </w:tcPr>
           <w:p>
             <w:r>
@@ -11812,7 +11829,7 @@
         </w:tc>
         <w:tc>
           <w:tcPr>
-            <w:tcW w:type="dxa" w:w="1814"/>
+            <w:tcW w:type="dxa" w:w="2329"/>
           </w:tcPr>
           <w:p>
             <w:r>
@@ -11826,7 +11843,7 @@
         </w:tc>
         <w:tc>
           <w:tcPr>
-            <w:tcW w:type="dxa" w:w="1814"/>
+            <w:tcW w:type="dxa" w:w="490"/>
           </w:tcPr>
           <w:p>
             <w:r>
@@ -11842,7 +11859,7 @@
       <w:tr>
         <w:tc>
           <w:tcPr>
-            <w:tcW w:type="dxa" w:w="1814"/>
+            <w:tcW w:type="dxa" w:w="1103"/>
           </w:tcPr>
           <w:p>
             <w:r>
@@ -11856,7 +11873,7 @@
         </w:tc>
         <w:tc>
           <w:tcPr>
-            <w:tcW w:type="dxa" w:w="1814"/>
+            <w:tcW w:type="dxa" w:w="613"/>
           </w:tcPr>
           <w:p>
             <w:r>
@@ -11870,7 +11887,7 @@
         </w:tc>
         <w:tc>
           <w:tcPr>
-            <w:tcW w:type="dxa" w:w="1814"/>
+            <w:tcW w:type="dxa" w:w="4535"/>
           </w:tcPr>
           <w:p>
             <w:r>
@@ -11884,7 +11901,7 @@
         </w:tc>
         <w:tc>
           <w:tcPr>
-            <w:tcW w:type="dxa" w:w="1814"/>
+            <w:tcW w:type="dxa" w:w="2329"/>
           </w:tcPr>
           <w:p>
             <w:r>
@@ -11898,7 +11915,7 @@
         </w:tc>
         <w:tc>
           <w:tcPr>
-            <w:tcW w:type="dxa" w:w="1814"/>
+            <w:tcW w:type="dxa" w:w="490"/>
           </w:tcPr>
           <w:p>
             <w:r>
@@ -11914,7 +11931,7 @@
       <w:tr>
         <w:tc>
           <w:tcPr>
-            <w:tcW w:type="dxa" w:w="1814"/>
+            <w:tcW w:type="dxa" w:w="1103"/>
           </w:tcPr>
           <w:p>
             <w:r>
@@ -11928,7 +11945,7 @@
         </w:tc>
         <w:tc>
           <w:tcPr>
-            <w:tcW w:type="dxa" w:w="1814"/>
+            <w:tcW w:type="dxa" w:w="613"/>
           </w:tcPr>
           <w:p>
             <w:r>
@@ -11942,7 +11959,7 @@
         </w:tc>
         <w:tc>
           <w:tcPr>
-            <w:tcW w:type="dxa" w:w="1814"/>
+            <w:tcW w:type="dxa" w:w="4535"/>
           </w:tcPr>
           <w:p>
             <w:r>
@@ -11956,7 +11973,7 @@
         </w:tc>
         <w:tc>
           <w:tcPr>
-            <w:tcW w:type="dxa" w:w="1814"/>
+            <w:tcW w:type="dxa" w:w="2329"/>
           </w:tcPr>
           <w:p>
             <w:r>
@@ -11970,7 +11987,7 @@
         </w:tc>
         <w:tc>
           <w:tcPr>
-            <w:tcW w:type="dxa" w:w="1814"/>
+            <w:tcW w:type="dxa" w:w="490"/>
           </w:tcPr>
           <w:p>
             <w:r>
@@ -11986,7 +12003,7 @@
       <w:tr>
         <w:tc>
           <w:tcPr>
-            <w:tcW w:type="dxa" w:w="1814"/>
+            <w:tcW w:type="dxa" w:w="1103"/>
           </w:tcPr>
           <w:p>
             <w:r>
@@ -12000,7 +12017,7 @@
         </w:tc>
         <w:tc>
           <w:tcPr>
-            <w:tcW w:type="dxa" w:w="1814"/>
+            <w:tcW w:type="dxa" w:w="613"/>
           </w:tcPr>
           <w:p>
             <w:r>
@@ -12014,7 +12031,7 @@
         </w:tc>
         <w:tc>
           <w:tcPr>
-            <w:tcW w:type="dxa" w:w="1814"/>
+            <w:tcW w:type="dxa" w:w="4535"/>
           </w:tcPr>
           <w:p>
             <w:r>
@@ -12028,7 +12045,7 @@
         </w:tc>
         <w:tc>
           <w:tcPr>
-            <w:tcW w:type="dxa" w:w="1814"/>
+            <w:tcW w:type="dxa" w:w="2329"/>
           </w:tcPr>
           <w:p>
             <w:r>
@@ -12042,7 +12059,7 @@
         </w:tc>
         <w:tc>
           <w:tcPr>
-            <w:tcW w:type="dxa" w:w="1814"/>
+            <w:tcW w:type="dxa" w:w="490"/>
           </w:tcPr>
           <w:p>
             <w:r>
@@ -12058,7 +12075,7 @@
       <w:tr>
         <w:tc>
           <w:tcPr>
-            <w:tcW w:type="dxa" w:w="1814"/>
+            <w:tcW w:type="dxa" w:w="1103"/>
           </w:tcPr>
           <w:p>
             <w:r>
@@ -12072,7 +12089,7 @@
         </w:tc>
         <w:tc>
           <w:tcPr>
-            <w:tcW w:type="dxa" w:w="1814"/>
+            <w:tcW w:type="dxa" w:w="613"/>
           </w:tcPr>
           <w:p>
             <w:r>
@@ -12086,7 +12103,7 @@
         </w:tc>
         <w:tc>
           <w:tcPr>
-            <w:tcW w:type="dxa" w:w="1814"/>
+            <w:tcW w:type="dxa" w:w="4535"/>
           </w:tcPr>
           <w:p>
             <w:r>
@@ -12100,7 +12117,7 @@
         </w:tc>
         <w:tc>
           <w:tcPr>
-            <w:tcW w:type="dxa" w:w="1814"/>
+            <w:tcW w:type="dxa" w:w="2329"/>
           </w:tcPr>
           <w:p>
             <w:r>
@@ -12114,7 +12131,7 @@
         </w:tc>
         <w:tc>
           <w:tcPr>
-            <w:tcW w:type="dxa" w:w="1814"/>
+            <w:tcW w:type="dxa" w:w="490"/>
           </w:tcPr>
           <w:p>
             <w:r>
@@ -12160,6 +12177,7 @@
         <w:tblStyle w:val="TableGrid"/>
         <w:tblW w:type="auto" w:w="0"/>
         <w:jc w:val="center"/>
+        <w:tblLayout w:type="fixed"/>
         <w:tblLook w:firstColumn="1" w:firstRow="1" w:lastColumn="0" w:lastRow="0" w:noHBand="0" w:noVBand="1" w:val="04A0"/>
       </w:tblPr>
       <w:tblGrid>
@@ -12171,7 +12189,7 @@
       <w:tr>
         <w:tc>
           <w:tcPr>
-            <w:tcW w:type="dxa" w:w="2268"/>
+            <w:tcW w:type="dxa" w:w="3240"/>
           </w:tcPr>
           <w:p>
             <w:r>
@@ -12186,7 +12204,7 @@
         </w:tc>
         <w:tc>
           <w:tcPr>
-            <w:tcW w:type="dxa" w:w="2268"/>
+            <w:tcW w:type="dxa" w:w="1944"/>
           </w:tcPr>
           <w:p>
             <w:r>
@@ -12201,7 +12219,7 @@
         </w:tc>
         <w:tc>
           <w:tcPr>
-            <w:tcW w:type="dxa" w:w="2268"/>
+            <w:tcW w:type="dxa" w:w="1296"/>
           </w:tcPr>
           <w:p>
             <w:r>
@@ -12216,7 +12234,7 @@
         </w:tc>
         <w:tc>
           <w:tcPr>
-            <w:tcW w:type="dxa" w:w="2268"/>
+            <w:tcW w:type="dxa" w:w="2592"/>
           </w:tcPr>
           <w:p>
             <w:r>
@@ -12233,7 +12251,7 @@
       <w:tr>
         <w:tc>
           <w:tcPr>
-            <w:tcW w:type="dxa" w:w="2268"/>
+            <w:tcW w:type="dxa" w:w="3240"/>
           </w:tcPr>
           <w:p>
             <w:r>
@@ -12247,7 +12265,7 @@
         </w:tc>
         <w:tc>
           <w:tcPr>
-            <w:tcW w:type="dxa" w:w="2268"/>
+            <w:tcW w:type="dxa" w:w="1944"/>
           </w:tcPr>
           <w:p>
             <w:r>
@@ -12261,7 +12279,7 @@
         </w:tc>
         <w:tc>
           <w:tcPr>
-            <w:tcW w:type="dxa" w:w="2268"/>
+            <w:tcW w:type="dxa" w:w="1296"/>
           </w:tcPr>
           <w:p>
             <w:r>
@@ -12275,7 +12293,7 @@
         </w:tc>
         <w:tc>
           <w:tcPr>
-            <w:tcW w:type="dxa" w:w="2268"/>
+            <w:tcW w:type="dxa" w:w="2592"/>
           </w:tcPr>
           <w:p>
             <w:r>
@@ -12291,7 +12309,7 @@
       <w:tr>
         <w:tc>
           <w:tcPr>
-            <w:tcW w:type="dxa" w:w="2268"/>
+            <w:tcW w:type="dxa" w:w="3240"/>
           </w:tcPr>
           <w:p>
             <w:r>
@@ -12305,7 +12323,7 @@
         </w:tc>
         <w:tc>
           <w:tcPr>
-            <w:tcW w:type="dxa" w:w="2268"/>
+            <w:tcW w:type="dxa" w:w="1944"/>
           </w:tcPr>
           <w:p>
             <w:r>
@@ -12319,7 +12337,7 @@
         </w:tc>
         <w:tc>
           <w:tcPr>
-            <w:tcW w:type="dxa" w:w="2268"/>
+            <w:tcW w:type="dxa" w:w="1296"/>
           </w:tcPr>
           <w:p>
             <w:r>
@@ -12333,7 +12351,7 @@
         </w:tc>
         <w:tc>
           <w:tcPr>
-            <w:tcW w:type="dxa" w:w="2268"/>
+            <w:tcW w:type="dxa" w:w="2592"/>
           </w:tcPr>
           <w:p>
             <w:r>
@@ -12349,7 +12367,7 @@
       <w:tr>
         <w:tc>
           <w:tcPr>
-            <w:tcW w:type="dxa" w:w="2268"/>
+            <w:tcW w:type="dxa" w:w="3240"/>
           </w:tcPr>
           <w:p>
             <w:r>
@@ -12363,7 +12381,7 @@
         </w:tc>
         <w:tc>
           <w:tcPr>
-            <w:tcW w:type="dxa" w:w="2268"/>
+            <w:tcW w:type="dxa" w:w="1944"/>
           </w:tcPr>
           <w:p>
             <w:r>
@@ -12377,7 +12395,7 @@
         </w:tc>
         <w:tc>
           <w:tcPr>
-            <w:tcW w:type="dxa" w:w="2268"/>
+            <w:tcW w:type="dxa" w:w="1296"/>
           </w:tcPr>
           <w:p>
             <w:r>
@@ -12391,7 +12409,7 @@
         </w:tc>
         <w:tc>
           <w:tcPr>
-            <w:tcW w:type="dxa" w:w="2268"/>
+            <w:tcW w:type="dxa" w:w="2592"/>
           </w:tcPr>
           <w:p>
             <w:r>
@@ -12407,7 +12425,7 @@
       <w:tr>
         <w:tc>
           <w:tcPr>
-            <w:tcW w:type="dxa" w:w="2268"/>
+            <w:tcW w:type="dxa" w:w="3240"/>
           </w:tcPr>
           <w:p>
             <w:r>
@@ -12421,7 +12439,7 @@
         </w:tc>
         <w:tc>
           <w:tcPr>
-            <w:tcW w:type="dxa" w:w="2268"/>
+            <w:tcW w:type="dxa" w:w="1944"/>
           </w:tcPr>
           <w:p>
             <w:r>
@@ -12435,7 +12453,7 @@
         </w:tc>
         <w:tc>
           <w:tcPr>
-            <w:tcW w:type="dxa" w:w="2268"/>
+            <w:tcW w:type="dxa" w:w="1296"/>
           </w:tcPr>
           <w:p>
             <w:r>
@@ -12449,7 +12467,7 @@
         </w:tc>
         <w:tc>
           <w:tcPr>
-            <w:tcW w:type="dxa" w:w="2268"/>
+            <w:tcW w:type="dxa" w:w="2592"/>
           </w:tcPr>
           <w:p>
             <w:r>
@@ -12498,6 +12516,7 @@
         <w:tblStyle w:val="TableGrid"/>
         <w:tblW w:type="auto" w:w="0"/>
         <w:jc w:val="center"/>
+        <w:tblLayout w:type="fixed"/>
         <w:tblLook w:firstColumn="1" w:firstRow="1" w:lastColumn="0" w:lastRow="0" w:noHBand="0" w:noVBand="1" w:val="04A0"/>
       </w:tblPr>
       <w:tblGrid>
@@ -12507,7 +12526,7 @@
       <w:tr>
         <w:tc>
           <w:tcPr>
-            <w:tcW w:type="dxa" w:w="4536"/>
+            <w:tcW w:type="dxa" w:w="1814"/>
           </w:tcPr>
           <w:p>
             <w:r>
@@ -12522,7 +12541,7 @@
         </w:tc>
         <w:tc>
           <w:tcPr>
-            <w:tcW w:type="dxa" w:w="4536"/>
+            <w:tcW w:type="dxa" w:w="7257"/>
           </w:tcPr>
           <w:p>
             <w:r>
@@ -12539,7 +12558,7 @@
       <w:tr>
         <w:tc>
           <w:tcPr>
-            <w:tcW w:type="dxa" w:w="4536"/>
+            <w:tcW w:type="dxa" w:w="1814"/>
           </w:tcPr>
           <w:p>
             <w:r>
@@ -12553,7 +12572,7 @@
         </w:tc>
         <w:tc>
           <w:tcPr>
-            <w:tcW w:type="dxa" w:w="4536"/>
+            <w:tcW w:type="dxa" w:w="7257"/>
           </w:tcPr>
           <w:p>
             <w:r>
@@ -12569,7 +12588,7 @@
       <w:tr>
         <w:tc>
           <w:tcPr>
-            <w:tcW w:type="dxa" w:w="4536"/>
+            <w:tcW w:type="dxa" w:w="1814"/>
           </w:tcPr>
           <w:p>
             <w:r>
@@ -12583,7 +12602,7 @@
         </w:tc>
         <w:tc>
           <w:tcPr>
-            <w:tcW w:type="dxa" w:w="4536"/>
+            <w:tcW w:type="dxa" w:w="7257"/>
           </w:tcPr>
           <w:p>
             <w:r>
@@ -12599,7 +12618,7 @@
       <w:tr>
         <w:tc>
           <w:tcPr>
-            <w:tcW w:type="dxa" w:w="4536"/>
+            <w:tcW w:type="dxa" w:w="1814"/>
           </w:tcPr>
           <w:p>
             <w:r>
@@ -12613,7 +12632,7 @@
         </w:tc>
         <w:tc>
           <w:tcPr>
-            <w:tcW w:type="dxa" w:w="4536"/>
+            <w:tcW w:type="dxa" w:w="7257"/>
           </w:tcPr>
           <w:p>
             <w:r>
@@ -12629,7 +12648,7 @@
       <w:tr>
         <w:tc>
           <w:tcPr>
-            <w:tcW w:type="dxa" w:w="4536"/>
+            <w:tcW w:type="dxa" w:w="1814"/>
           </w:tcPr>
           <w:p>
             <w:r>
@@ -12643,7 +12662,7 @@
         </w:tc>
         <w:tc>
           <w:tcPr>
-            <w:tcW w:type="dxa" w:w="4536"/>
+            <w:tcW w:type="dxa" w:w="7257"/>
           </w:tcPr>
           <w:p>
             <w:r>
@@ -12659,7 +12678,7 @@
       <w:tr>
         <w:tc>
           <w:tcPr>
-            <w:tcW w:type="dxa" w:w="4536"/>
+            <w:tcW w:type="dxa" w:w="1814"/>
           </w:tcPr>
           <w:p>
             <w:r>
@@ -12673,7 +12692,7 @@
         </w:tc>
         <w:tc>
           <w:tcPr>
-            <w:tcW w:type="dxa" w:w="4536"/>
+            <w:tcW w:type="dxa" w:w="7257"/>
           </w:tcPr>
           <w:p>
             <w:r>
@@ -12689,7 +12708,7 @@
       <w:tr>
         <w:tc>
           <w:tcPr>
-            <w:tcW w:type="dxa" w:w="4536"/>
+            <w:tcW w:type="dxa" w:w="1814"/>
           </w:tcPr>
           <w:p>
             <w:r>
@@ -12703,7 +12722,7 @@
         </w:tc>
         <w:tc>
           <w:tcPr>
-            <w:tcW w:type="dxa" w:w="4536"/>
+            <w:tcW w:type="dxa" w:w="7257"/>
           </w:tcPr>
           <w:p>
             <w:r>
@@ -12719,7 +12738,7 @@
       <w:tr>
         <w:tc>
           <w:tcPr>
-            <w:tcW w:type="dxa" w:w="4536"/>
+            <w:tcW w:type="dxa" w:w="1814"/>
           </w:tcPr>
           <w:p>
             <w:r>
@@ -12733,7 +12752,7 @@
         </w:tc>
         <w:tc>
           <w:tcPr>
-            <w:tcW w:type="dxa" w:w="4536"/>
+            <w:tcW w:type="dxa" w:w="7257"/>
           </w:tcPr>
           <w:p>
             <w:r>
@@ -12749,7 +12768,7 @@
       <w:tr>
         <w:tc>
           <w:tcPr>
-            <w:tcW w:type="dxa" w:w="4536"/>
+            <w:tcW w:type="dxa" w:w="1814"/>
           </w:tcPr>
           <w:p>
             <w:r>
@@ -12763,7 +12782,7 @@
         </w:tc>
         <w:tc>
           <w:tcPr>
-            <w:tcW w:type="dxa" w:w="4536"/>
+            <w:tcW w:type="dxa" w:w="7257"/>
           </w:tcPr>
           <w:p>
             <w:r>
@@ -12779,7 +12798,7 @@
       <w:tr>
         <w:tc>
           <w:tcPr>
-            <w:tcW w:type="dxa" w:w="4536"/>
+            <w:tcW w:type="dxa" w:w="1814"/>
           </w:tcPr>
           <w:p>
             <w:r>
@@ -12793,7 +12812,7 @@
         </w:tc>
         <w:tc>
           <w:tcPr>
-            <w:tcW w:type="dxa" w:w="4536"/>
+            <w:tcW w:type="dxa" w:w="7257"/>
           </w:tcPr>
           <w:p>
             <w:r>
@@ -12809,7 +12828,7 @@
       <w:tr>
         <w:tc>
           <w:tcPr>
-            <w:tcW w:type="dxa" w:w="4536"/>
+            <w:tcW w:type="dxa" w:w="1814"/>
           </w:tcPr>
           <w:p>
             <w:r>
@@ -12823,7 +12842,7 @@
         </w:tc>
         <w:tc>
           <w:tcPr>
-            <w:tcW w:type="dxa" w:w="4536"/>
+            <w:tcW w:type="dxa" w:w="7257"/>
           </w:tcPr>
           <w:p>
             <w:r>
@@ -12839,7 +12858,7 @@
       <w:tr>
         <w:tc>
           <w:tcPr>
-            <w:tcW w:type="dxa" w:w="4536"/>
+            <w:tcW w:type="dxa" w:w="1814"/>
           </w:tcPr>
           <w:p>
             <w:r>
@@ -12853,7 +12872,7 @@
         </w:tc>
         <w:tc>
           <w:tcPr>
-            <w:tcW w:type="dxa" w:w="4536"/>
+            <w:tcW w:type="dxa" w:w="7257"/>
           </w:tcPr>
           <w:p>
             <w:r>
@@ -12869,7 +12888,7 @@
       <w:tr>
         <w:tc>
           <w:tcPr>
-            <w:tcW w:type="dxa" w:w="4536"/>
+            <w:tcW w:type="dxa" w:w="1814"/>
           </w:tcPr>
           <w:p>
             <w:r>
@@ -12883,7 +12902,7 @@
         </w:tc>
         <w:tc>
           <w:tcPr>
-            <w:tcW w:type="dxa" w:w="4536"/>
+            <w:tcW w:type="dxa" w:w="7257"/>
           </w:tcPr>
           <w:p>
             <w:r>
@@ -12899,7 +12918,7 @@
       <w:tr>
         <w:tc>
           <w:tcPr>
-            <w:tcW w:type="dxa" w:w="4536"/>
+            <w:tcW w:type="dxa" w:w="1814"/>
           </w:tcPr>
           <w:p>
             <w:r>
@@ -12913,7 +12932,7 @@
         </w:tc>
         <w:tc>
           <w:tcPr>
-            <w:tcW w:type="dxa" w:w="4536"/>
+            <w:tcW w:type="dxa" w:w="7257"/>
           </w:tcPr>
           <w:p>
             <w:r>
@@ -12929,7 +12948,7 @@
       <w:tr>
         <w:tc>
           <w:tcPr>
-            <w:tcW w:type="dxa" w:w="4536"/>
+            <w:tcW w:type="dxa" w:w="1814"/>
           </w:tcPr>
           <w:p>
             <w:r>
@@ -12943,7 +12962,7 @@
         </w:tc>
         <w:tc>
           <w:tcPr>
-            <w:tcW w:type="dxa" w:w="4536"/>
+            <w:tcW w:type="dxa" w:w="7257"/>
           </w:tcPr>
           <w:p>
             <w:r>
@@ -12959,7 +12978,7 @@
       <w:tr>
         <w:tc>
           <w:tcPr>
-            <w:tcW w:type="dxa" w:w="4536"/>
+            <w:tcW w:type="dxa" w:w="1814"/>
           </w:tcPr>
           <w:p>
             <w:r>
@@ -12973,7 +12992,7 @@
         </w:tc>
         <w:tc>
           <w:tcPr>
-            <w:tcW w:type="dxa" w:w="4536"/>
+            <w:tcW w:type="dxa" w:w="7257"/>
           </w:tcPr>
           <w:p>
             <w:r>
@@ -12989,7 +13008,7 @@
       <w:tr>
         <w:tc>
           <w:tcPr>
-            <w:tcW w:type="dxa" w:w="4536"/>
+            <w:tcW w:type="dxa" w:w="1814"/>
           </w:tcPr>
           <w:p>
             <w:r>
@@ -13003,7 +13022,7 @@
         </w:tc>
         <w:tc>
           <w:tcPr>
-            <w:tcW w:type="dxa" w:w="4536"/>
+            <w:tcW w:type="dxa" w:w="7257"/>
           </w:tcPr>
           <w:p>
             <w:r>
@@ -13019,7 +13038,7 @@
       <w:tr>
         <w:tc>
           <w:tcPr>
-            <w:tcW w:type="dxa" w:w="4536"/>
+            <w:tcW w:type="dxa" w:w="1814"/>
           </w:tcPr>
           <w:p>
             <w:r>
@@ -13033,7 +13052,7 @@
         </w:tc>
         <w:tc>
           <w:tcPr>
-            <w:tcW w:type="dxa" w:w="4536"/>
+            <w:tcW w:type="dxa" w:w="7257"/>
           </w:tcPr>
           <w:p>
             <w:r>
@@ -13049,7 +13068,7 @@
       <w:tr>
         <w:tc>
           <w:tcPr>
-            <w:tcW w:type="dxa" w:w="4536"/>
+            <w:tcW w:type="dxa" w:w="1814"/>
           </w:tcPr>
           <w:p>
             <w:r>
@@ -13063,7 +13082,7 @@
         </w:tc>
         <w:tc>
           <w:tcPr>
-            <w:tcW w:type="dxa" w:w="4536"/>
+            <w:tcW w:type="dxa" w:w="7257"/>
           </w:tcPr>
           <w:p>
             <w:r>
@@ -13091,6 +13110,7 @@
         <w:tblStyle w:val="TableGrid"/>
         <w:tblW w:type="auto" w:w="0"/>
         <w:jc w:val="center"/>
+        <w:tblLayout w:type="fixed"/>
         <w:tblLook w:firstColumn="1" w:firstRow="1" w:lastColumn="0" w:lastRow="0" w:noHBand="0" w:noVBand="1" w:val="04A0"/>
       </w:tblPr>
       <w:tblGrid>
@@ -13100,7 +13120,7 @@
       <w:tr>
         <w:tc>
           <w:tcPr>
-            <w:tcW w:type="dxa" w:w="4536"/>
+            <w:tcW w:type="dxa" w:w="1209"/>
           </w:tcPr>
           <w:p>
             <w:r>
@@ -13115,7 +13135,7 @@
         </w:tc>
         <w:tc>
           <w:tcPr>
-            <w:tcW w:type="dxa" w:w="4536"/>
+            <w:tcW w:type="dxa" w:w="7861"/>
           </w:tcPr>
           <w:p>
             <w:r>
@@ -13132,7 +13152,7 @@
       <w:tr>
         <w:tc>
           <w:tcPr>
-            <w:tcW w:type="dxa" w:w="4536"/>
+            <w:tcW w:type="dxa" w:w="1209"/>
           </w:tcPr>
           <w:p>
             <w:r>
@@ -13146,7 +13166,7 @@
         </w:tc>
         <w:tc>
           <w:tcPr>
-            <w:tcW w:type="dxa" w:w="4536"/>
+            <w:tcW w:type="dxa" w:w="7861"/>
           </w:tcPr>
           <w:p>
             <w:r>
@@ -13162,7 +13182,7 @@
       <w:tr>
         <w:tc>
           <w:tcPr>
-            <w:tcW w:type="dxa" w:w="4536"/>
+            <w:tcW w:type="dxa" w:w="1209"/>
           </w:tcPr>
           <w:p>
             <w:r>
@@ -13176,7 +13196,7 @@
         </w:tc>
         <w:tc>
           <w:tcPr>
-            <w:tcW w:type="dxa" w:w="4536"/>
+            <w:tcW w:type="dxa" w:w="7861"/>
           </w:tcPr>
           <w:p>
             <w:r>
@@ -13192,7 +13212,7 @@
       <w:tr>
         <w:tc>
           <w:tcPr>
-            <w:tcW w:type="dxa" w:w="4536"/>
+            <w:tcW w:type="dxa" w:w="1209"/>
           </w:tcPr>
           <w:p>
             <w:r>
@@ -13206,7 +13226,7 @@
         </w:tc>
         <w:tc>
           <w:tcPr>
-            <w:tcW w:type="dxa" w:w="4536"/>
+            <w:tcW w:type="dxa" w:w="7861"/>
           </w:tcPr>
           <w:p>
             <w:r>
@@ -13222,7 +13242,7 @@
       <w:tr>
         <w:tc>
           <w:tcPr>
-            <w:tcW w:type="dxa" w:w="4536"/>
+            <w:tcW w:type="dxa" w:w="1209"/>
           </w:tcPr>
           <w:p>
             <w:r>
@@ -13236,7 +13256,7 @@
         </w:tc>
         <w:tc>
           <w:tcPr>
-            <w:tcW w:type="dxa" w:w="4536"/>
+            <w:tcW w:type="dxa" w:w="7861"/>
           </w:tcPr>
           <w:p>
             <w:r>
@@ -13252,7 +13272,7 @@
       <w:tr>
         <w:tc>
           <w:tcPr>
-            <w:tcW w:type="dxa" w:w="4536"/>
+            <w:tcW w:type="dxa" w:w="1209"/>
           </w:tcPr>
           <w:p>
             <w:r>
@@ -13266,7 +13286,7 @@
         </w:tc>
         <w:tc>
           <w:tcPr>
-            <w:tcW w:type="dxa" w:w="4536"/>
+            <w:tcW w:type="dxa" w:w="7861"/>
           </w:tcPr>
           <w:p>
             <w:r>
@@ -13282,7 +13302,7 @@
       <w:tr>
         <w:tc>
           <w:tcPr>
-            <w:tcW w:type="dxa" w:w="4536"/>
+            <w:tcW w:type="dxa" w:w="1209"/>
           </w:tcPr>
           <w:p>
             <w:r>
@@ -13296,7 +13316,7 @@
         </w:tc>
         <w:tc>
           <w:tcPr>
-            <w:tcW w:type="dxa" w:w="4536"/>
+            <w:tcW w:type="dxa" w:w="7861"/>
           </w:tcPr>
           <w:p>
             <w:r>
@@ -13312,7 +13332,7 @@
       <w:tr>
         <w:tc>
           <w:tcPr>
-            <w:tcW w:type="dxa" w:w="4536"/>
+            <w:tcW w:type="dxa" w:w="1209"/>
           </w:tcPr>
           <w:p>
             <w:r>
@@ -13326,7 +13346,7 @@
         </w:tc>
         <w:tc>
           <w:tcPr>
-            <w:tcW w:type="dxa" w:w="4536"/>
+            <w:tcW w:type="dxa" w:w="7861"/>
           </w:tcPr>
           <w:p>
             <w:r>
@@ -13342,7 +13362,7 @@
       <w:tr>
         <w:tc>
           <w:tcPr>
-            <w:tcW w:type="dxa" w:w="4536"/>
+            <w:tcW w:type="dxa" w:w="1209"/>
           </w:tcPr>
           <w:p>
             <w:r>
@@ -13356,7 +13376,7 @@
         </w:tc>
         <w:tc>
           <w:tcPr>
-            <w:tcW w:type="dxa" w:w="4536"/>
+            <w:tcW w:type="dxa" w:w="7861"/>
           </w:tcPr>
           <w:p>
             <w:r>
@@ -13372,7 +13392,7 @@
       <w:tr>
         <w:tc>
           <w:tcPr>
-            <w:tcW w:type="dxa" w:w="4536"/>
+            <w:tcW w:type="dxa" w:w="1209"/>
           </w:tcPr>
           <w:p>
             <w:r>
@@ -13386,7 +13406,7 @@
         </w:tc>
         <w:tc>
           <w:tcPr>
-            <w:tcW w:type="dxa" w:w="4536"/>
+            <w:tcW w:type="dxa" w:w="7861"/>
           </w:tcPr>
           <w:p>
             <w:r>
@@ -13402,7 +13422,7 @@
       <w:tr>
         <w:tc>
           <w:tcPr>
-            <w:tcW w:type="dxa" w:w="4536"/>
+            <w:tcW w:type="dxa" w:w="1209"/>
           </w:tcPr>
           <w:p>
             <w:r>
@@ -13416,7 +13436,7 @@
         </w:tc>
         <w:tc>
           <w:tcPr>
-            <w:tcW w:type="dxa" w:w="4536"/>
+            <w:tcW w:type="dxa" w:w="7861"/>
           </w:tcPr>
           <w:p>
             <w:r>
@@ -13432,7 +13452,7 @@
       <w:tr>
         <w:tc>
           <w:tcPr>
-            <w:tcW w:type="dxa" w:w="4536"/>
+            <w:tcW w:type="dxa" w:w="1209"/>
           </w:tcPr>
           <w:p>
             <w:r>
@@ -13446,7 +13466,7 @@
         </w:tc>
         <w:tc>
           <w:tcPr>
-            <w:tcW w:type="dxa" w:w="4536"/>
+            <w:tcW w:type="dxa" w:w="7861"/>
           </w:tcPr>
           <w:p>
             <w:r>
@@ -13462,7 +13482,7 @@
       <w:tr>
         <w:tc>
           <w:tcPr>
-            <w:tcW w:type="dxa" w:w="4536"/>
+            <w:tcW w:type="dxa" w:w="1209"/>
           </w:tcPr>
           <w:p>
             <w:r>
@@ -13476,7 +13496,7 @@
         </w:tc>
         <w:tc>
           <w:tcPr>
-            <w:tcW w:type="dxa" w:w="4536"/>
+            <w:tcW w:type="dxa" w:w="7861"/>
           </w:tcPr>
           <w:p>
             <w:r>
@@ -13492,7 +13512,7 @@
       <w:tr>
         <w:tc>
           <w:tcPr>
-            <w:tcW w:type="dxa" w:w="4536"/>
+            <w:tcW w:type="dxa" w:w="1209"/>
           </w:tcPr>
           <w:p>
             <w:r>
@@ -13506,7 +13526,7 @@
         </w:tc>
         <w:tc>
           <w:tcPr>
-            <w:tcW w:type="dxa" w:w="4536"/>
+            <w:tcW w:type="dxa" w:w="7861"/>
           </w:tcPr>
           <w:p>
             <w:r>
@@ -13522,7 +13542,7 @@
       <w:tr>
         <w:tc>
           <w:tcPr>
-            <w:tcW w:type="dxa" w:w="4536"/>
+            <w:tcW w:type="dxa" w:w="1209"/>
           </w:tcPr>
           <w:p>
             <w:r>
@@ -13536,7 +13556,7 @@
         </w:tc>
         <w:tc>
           <w:tcPr>
-            <w:tcW w:type="dxa" w:w="4536"/>
+            <w:tcW w:type="dxa" w:w="7861"/>
           </w:tcPr>
           <w:p>
             <w:r>
@@ -13552,7 +13572,7 @@
       <w:tr>
         <w:tc>
           <w:tcPr>
-            <w:tcW w:type="dxa" w:w="4536"/>
+            <w:tcW w:type="dxa" w:w="1209"/>
           </w:tcPr>
           <w:p>
             <w:r>
@@ -13566,7 +13586,7 @@
         </w:tc>
         <w:tc>
           <w:tcPr>
-            <w:tcW w:type="dxa" w:w="4536"/>
+            <w:tcW w:type="dxa" w:w="7861"/>
           </w:tcPr>
           <w:p>
             <w:r>
@@ -13582,7 +13602,7 @@
       <w:tr>
         <w:tc>
           <w:tcPr>
-            <w:tcW w:type="dxa" w:w="4536"/>
+            <w:tcW w:type="dxa" w:w="1209"/>
           </w:tcPr>
           <w:p>
             <w:r>
@@ -13596,7 +13616,7 @@
         </w:tc>
         <w:tc>
           <w:tcPr>
-            <w:tcW w:type="dxa" w:w="4536"/>
+            <w:tcW w:type="dxa" w:w="7861"/>
           </w:tcPr>
           <w:p>
             <w:r>
@@ -13650,6 +13670,7 @@
         <w:tblStyle w:val="TableGrid"/>
         <w:tblW w:type="auto" w:w="0"/>
         <w:jc w:val="center"/>
+        <w:tblLayout w:type="fixed"/>
         <w:tblLook w:firstColumn="1" w:firstRow="1" w:lastColumn="0" w:lastRow="0" w:noHBand="0" w:noVBand="1" w:val="04A0"/>
       </w:tblPr>
       <w:tblGrid>
@@ -13663,7 +13684,7 @@
       <w:tr>
         <w:tc>
           <w:tcPr>
-            <w:tcW w:type="dxa" w:w="1512"/>
+            <w:tcW w:type="dxa" w:w="3175"/>
           </w:tcPr>
           <w:p>
             <w:r>
@@ -13678,7 +13699,7 @@
         </w:tc>
         <w:tc>
           <w:tcPr>
-            <w:tcW w:type="dxa" w:w="1512"/>
+            <w:tcW w:type="dxa" w:w="907"/>
           </w:tcPr>
           <w:p>
             <w:r>
@@ -13693,7 +13714,7 @@
         </w:tc>
         <w:tc>
           <w:tcPr>
-            <w:tcW w:type="dxa" w:w="1512"/>
+            <w:tcW w:type="dxa" w:w="1814"/>
           </w:tcPr>
           <w:p>
             <w:r>
@@ -13708,7 +13729,7 @@
         </w:tc>
         <w:tc>
           <w:tcPr>
-            <w:tcW w:type="dxa" w:w="1512"/>
+            <w:tcW w:type="dxa" w:w="1361"/>
           </w:tcPr>
           <w:p>
             <w:r>
@@ -13723,7 +13744,7 @@
         </w:tc>
         <w:tc>
           <w:tcPr>
-            <w:tcW w:type="dxa" w:w="1512"/>
+            <w:tcW w:type="dxa" w:w="907"/>
           </w:tcPr>
           <w:p>
             <w:r>
@@ -13738,7 +13759,7 @@
         </w:tc>
         <w:tc>
           <w:tcPr>
-            <w:tcW w:type="dxa" w:w="1512"/>
+            <w:tcW w:type="dxa" w:w="907"/>
           </w:tcPr>
           <w:p>
             <w:r>
@@ -13755,7 +13776,7 @@
       <w:tr>
         <w:tc>
           <w:tcPr>
-            <w:tcW w:type="dxa" w:w="1512"/>
+            <w:tcW w:type="dxa" w:w="3175"/>
           </w:tcPr>
           <w:p>
             <w:r>
@@ -13769,7 +13790,7 @@
         </w:tc>
         <w:tc>
           <w:tcPr>
-            <w:tcW w:type="dxa" w:w="1512"/>
+            <w:tcW w:type="dxa" w:w="907"/>
           </w:tcPr>
           <w:p>
             <w:r>
@@ -13783,46 +13804,46 @@
         </w:tc>
         <w:tc>
           <w:tcPr>
-            <w:tcW w:type="dxa" w:w="1512"/>
-          </w:tcPr>
-          <w:p>
-            <w:r>
-              <w:rPr>
-                <w:rFonts w:ascii="Times New Roman" w:hAnsi="Times New Roman" w:eastAsia="宋体"/>
-                <w:sz w:val="20"/>
-              </w:rPr>
-            </w:r>
-          </w:p>
-        </w:tc>
-        <w:tc>
-          <w:tcPr>
-            <w:tcW w:type="dxa" w:w="1512"/>
-          </w:tcPr>
-          <w:p>
-            <w:r>
-              <w:rPr>
-                <w:rFonts w:ascii="Times New Roman" w:hAnsi="Times New Roman" w:eastAsia="宋体"/>
-                <w:sz w:val="20"/>
-              </w:rPr>
-            </w:r>
-          </w:p>
-        </w:tc>
-        <w:tc>
-          <w:tcPr>
-            <w:tcW w:type="dxa" w:w="1512"/>
-          </w:tcPr>
-          <w:p>
-            <w:r>
-              <w:rPr>
-                <w:rFonts w:ascii="Times New Roman" w:hAnsi="Times New Roman" w:eastAsia="宋体"/>
-                <w:sz w:val="20"/>
-              </w:rPr>
-            </w:r>
-          </w:p>
-        </w:tc>
-        <w:tc>
-          <w:tcPr>
-            <w:tcW w:type="dxa" w:w="1512"/>
+            <w:tcW w:type="dxa" w:w="1814"/>
+          </w:tcPr>
+          <w:p>
+            <w:r>
+              <w:rPr>
+                <w:rFonts w:ascii="Times New Roman" w:hAnsi="Times New Roman" w:eastAsia="宋体"/>
+                <w:sz w:val="20"/>
+              </w:rPr>
+            </w:r>
+          </w:p>
+        </w:tc>
+        <w:tc>
+          <w:tcPr>
+            <w:tcW w:type="dxa" w:w="1361"/>
+          </w:tcPr>
+          <w:p>
+            <w:r>
+              <w:rPr>
+                <w:rFonts w:ascii="Times New Roman" w:hAnsi="Times New Roman" w:eastAsia="宋体"/>
+                <w:sz w:val="20"/>
+              </w:rPr>
+            </w:r>
+          </w:p>
+        </w:tc>
+        <w:tc>
+          <w:tcPr>
+            <w:tcW w:type="dxa" w:w="907"/>
+          </w:tcPr>
+          <w:p>
+            <w:r>
+              <w:rPr>
+                <w:rFonts w:ascii="Times New Roman" w:hAnsi="Times New Roman" w:eastAsia="宋体"/>
+                <w:sz w:val="20"/>
+              </w:rPr>
+            </w:r>
+          </w:p>
+        </w:tc>
+        <w:tc>
+          <w:tcPr>
+            <w:tcW w:type="dxa" w:w="907"/>
           </w:tcPr>
           <w:p>
             <w:r>
@@ -13838,7 +13859,7 @@
       <w:tr>
         <w:tc>
           <w:tcPr>
-            <w:tcW w:type="dxa" w:w="1512"/>
+            <w:tcW w:type="dxa" w:w="3175"/>
           </w:tcPr>
           <w:p>
             <w:r>
@@ -13852,7 +13873,7 @@
         </w:tc>
         <w:tc>
           <w:tcPr>
-            <w:tcW w:type="dxa" w:w="1512"/>
+            <w:tcW w:type="dxa" w:w="907"/>
           </w:tcPr>
           <w:p>
             <w:r>
@@ -13866,46 +13887,46 @@
         </w:tc>
         <w:tc>
           <w:tcPr>
-            <w:tcW w:type="dxa" w:w="1512"/>
-          </w:tcPr>
-          <w:p>
-            <w:r>
-              <w:rPr>
-                <w:rFonts w:ascii="Times New Roman" w:hAnsi="Times New Roman" w:eastAsia="宋体"/>
-                <w:sz w:val="20"/>
-              </w:rPr>
-            </w:r>
-          </w:p>
-        </w:tc>
-        <w:tc>
-          <w:tcPr>
-            <w:tcW w:type="dxa" w:w="1512"/>
-          </w:tcPr>
-          <w:p>
-            <w:r>
-              <w:rPr>
-                <w:rFonts w:ascii="Times New Roman" w:hAnsi="Times New Roman" w:eastAsia="宋体"/>
-                <w:sz w:val="20"/>
-              </w:rPr>
-            </w:r>
-          </w:p>
-        </w:tc>
-        <w:tc>
-          <w:tcPr>
-            <w:tcW w:type="dxa" w:w="1512"/>
-          </w:tcPr>
-          <w:p>
-            <w:r>
-              <w:rPr>
-                <w:rFonts w:ascii="Times New Roman" w:hAnsi="Times New Roman" w:eastAsia="宋体"/>
-                <w:sz w:val="20"/>
-              </w:rPr>
-            </w:r>
-          </w:p>
-        </w:tc>
-        <w:tc>
-          <w:tcPr>
-            <w:tcW w:type="dxa" w:w="1512"/>
+            <w:tcW w:type="dxa" w:w="1814"/>
+          </w:tcPr>
+          <w:p>
+            <w:r>
+              <w:rPr>
+                <w:rFonts w:ascii="Times New Roman" w:hAnsi="Times New Roman" w:eastAsia="宋体"/>
+                <w:sz w:val="20"/>
+              </w:rPr>
+            </w:r>
+          </w:p>
+        </w:tc>
+        <w:tc>
+          <w:tcPr>
+            <w:tcW w:type="dxa" w:w="1361"/>
+          </w:tcPr>
+          <w:p>
+            <w:r>
+              <w:rPr>
+                <w:rFonts w:ascii="Times New Roman" w:hAnsi="Times New Roman" w:eastAsia="宋体"/>
+                <w:sz w:val="20"/>
+              </w:rPr>
+            </w:r>
+          </w:p>
+        </w:tc>
+        <w:tc>
+          <w:tcPr>
+            <w:tcW w:type="dxa" w:w="907"/>
+          </w:tcPr>
+          <w:p>
+            <w:r>
+              <w:rPr>
+                <w:rFonts w:ascii="Times New Roman" w:hAnsi="Times New Roman" w:eastAsia="宋体"/>
+                <w:sz w:val="20"/>
+              </w:rPr>
+            </w:r>
+          </w:p>
+        </w:tc>
+        <w:tc>
+          <w:tcPr>
+            <w:tcW w:type="dxa" w:w="907"/>
           </w:tcPr>
           <w:p>
             <w:r>
@@ -13921,7 +13942,7 @@
       <w:tr>
         <w:tc>
           <w:tcPr>
-            <w:tcW w:type="dxa" w:w="1512"/>
+            <w:tcW w:type="dxa" w:w="3175"/>
           </w:tcPr>
           <w:p>
             <w:r>
@@ -13935,7 +13956,7 @@
         </w:tc>
         <w:tc>
           <w:tcPr>
-            <w:tcW w:type="dxa" w:w="1512"/>
+            <w:tcW w:type="dxa" w:w="907"/>
           </w:tcPr>
           <w:p>
             <w:r>
@@ -13949,46 +13970,46 @@
         </w:tc>
         <w:tc>
           <w:tcPr>
-            <w:tcW w:type="dxa" w:w="1512"/>
-          </w:tcPr>
-          <w:p>
-            <w:r>
-              <w:rPr>
-                <w:rFonts w:ascii="Times New Roman" w:hAnsi="Times New Roman" w:eastAsia="宋体"/>
-                <w:sz w:val="20"/>
-              </w:rPr>
-            </w:r>
-          </w:p>
-        </w:tc>
-        <w:tc>
-          <w:tcPr>
-            <w:tcW w:type="dxa" w:w="1512"/>
-          </w:tcPr>
-          <w:p>
-            <w:r>
-              <w:rPr>
-                <w:rFonts w:ascii="Times New Roman" w:hAnsi="Times New Roman" w:eastAsia="宋体"/>
-                <w:sz w:val="20"/>
-              </w:rPr>
-            </w:r>
-          </w:p>
-        </w:tc>
-        <w:tc>
-          <w:tcPr>
-            <w:tcW w:type="dxa" w:w="1512"/>
-          </w:tcPr>
-          <w:p>
-            <w:r>
-              <w:rPr>
-                <w:rFonts w:ascii="Times New Roman" w:hAnsi="Times New Roman" w:eastAsia="宋体"/>
-                <w:sz w:val="20"/>
-              </w:rPr>
-            </w:r>
-          </w:p>
-        </w:tc>
-        <w:tc>
-          <w:tcPr>
-            <w:tcW w:type="dxa" w:w="1512"/>
+            <w:tcW w:type="dxa" w:w="1814"/>
+          </w:tcPr>
+          <w:p>
+            <w:r>
+              <w:rPr>
+                <w:rFonts w:ascii="Times New Roman" w:hAnsi="Times New Roman" w:eastAsia="宋体"/>
+                <w:sz w:val="20"/>
+              </w:rPr>
+            </w:r>
+          </w:p>
+        </w:tc>
+        <w:tc>
+          <w:tcPr>
+            <w:tcW w:type="dxa" w:w="1361"/>
+          </w:tcPr>
+          <w:p>
+            <w:r>
+              <w:rPr>
+                <w:rFonts w:ascii="Times New Roman" w:hAnsi="Times New Roman" w:eastAsia="宋体"/>
+                <w:sz w:val="20"/>
+              </w:rPr>
+            </w:r>
+          </w:p>
+        </w:tc>
+        <w:tc>
+          <w:tcPr>
+            <w:tcW w:type="dxa" w:w="907"/>
+          </w:tcPr>
+          <w:p>
+            <w:r>
+              <w:rPr>
+                <w:rFonts w:ascii="Times New Roman" w:hAnsi="Times New Roman" w:eastAsia="宋体"/>
+                <w:sz w:val="20"/>
+              </w:rPr>
+            </w:r>
+          </w:p>
+        </w:tc>
+        <w:tc>
+          <w:tcPr>
+            <w:tcW w:type="dxa" w:w="907"/>
           </w:tcPr>
           <w:p>
             <w:r>
@@ -14081,6 +14102,7 @@
         <w:tblStyle w:val="TableGrid"/>
         <w:tblW w:type="auto" w:w="0"/>
         <w:jc w:val="center"/>
+        <w:tblLayout w:type="fixed"/>
         <w:tblLook w:firstColumn="1" w:firstRow="1" w:lastColumn="0" w:lastRow="0" w:noHBand="0" w:noVBand="1" w:val="04A0"/>
       </w:tblPr>
       <w:tblGrid>
@@ -14093,7 +14115,7 @@
       <w:tr>
         <w:tc>
           <w:tcPr>
-            <w:tcW w:type="dxa" w:w="1814"/>
+            <w:tcW w:type="dxa" w:w="5630"/>
           </w:tcPr>
           <w:p>
             <w:r>
@@ -14108,7 +14130,7 @@
         </w:tc>
         <w:tc>
           <w:tcPr>
-            <w:tcW w:type="dxa" w:w="1814"/>
+            <w:tcW w:type="dxa" w:w="938"/>
           </w:tcPr>
           <w:p>
             <w:r>
@@ -14123,7 +14145,7 @@
         </w:tc>
         <w:tc>
           <w:tcPr>
-            <w:tcW w:type="dxa" w:w="1814"/>
+            <w:tcW w:type="dxa" w:w="626"/>
           </w:tcPr>
           <w:p>
             <w:r>
@@ -14138,7 +14160,7 @@
         </w:tc>
         <w:tc>
           <w:tcPr>
-            <w:tcW w:type="dxa" w:w="1814"/>
+            <w:tcW w:type="dxa" w:w="626"/>
           </w:tcPr>
           <w:p>
             <w:r>
@@ -14153,7 +14175,7 @@
         </w:tc>
         <w:tc>
           <w:tcPr>
-            <w:tcW w:type="dxa" w:w="1814"/>
+            <w:tcW w:type="dxa" w:w="1251"/>
           </w:tcPr>
           <w:p>
             <w:r>
@@ -14170,7 +14192,7 @@
       <w:tr>
         <w:tc>
           <w:tcPr>
-            <w:tcW w:type="dxa" w:w="1814"/>
+            <w:tcW w:type="dxa" w:w="5630"/>
           </w:tcPr>
           <w:p>
             <w:r>
@@ -14184,7 +14206,7 @@
         </w:tc>
         <w:tc>
           <w:tcPr>
-            <w:tcW w:type="dxa" w:w="1814"/>
+            <w:tcW w:type="dxa" w:w="938"/>
           </w:tcPr>
           <w:p>
             <w:r>
@@ -14198,7 +14220,7 @@
         </w:tc>
         <w:tc>
           <w:tcPr>
-            <w:tcW w:type="dxa" w:w="1814"/>
+            <w:tcW w:type="dxa" w:w="626"/>
           </w:tcPr>
           <w:p>
             <w:r>
@@ -14212,7 +14234,7 @@
         </w:tc>
         <w:tc>
           <w:tcPr>
-            <w:tcW w:type="dxa" w:w="1814"/>
+            <w:tcW w:type="dxa" w:w="626"/>
           </w:tcPr>
           <w:p>
             <w:r>
@@ -14226,7 +14248,7 @@
         </w:tc>
         <w:tc>
           <w:tcPr>
-            <w:tcW w:type="dxa" w:w="1814"/>
+            <w:tcW w:type="dxa" w:w="1251"/>
           </w:tcPr>
           <w:p>
             <w:r>
@@ -14242,7 +14264,7 @@
       <w:tr>
         <w:tc>
           <w:tcPr>
-            <w:tcW w:type="dxa" w:w="1814"/>
+            <w:tcW w:type="dxa" w:w="5630"/>
           </w:tcPr>
           <w:p>
             <w:r>
@@ -14256,7 +14278,7 @@
         </w:tc>
         <w:tc>
           <w:tcPr>
-            <w:tcW w:type="dxa" w:w="1814"/>
+            <w:tcW w:type="dxa" w:w="938"/>
           </w:tcPr>
           <w:p>
             <w:r>
@@ -14270,7 +14292,7 @@
         </w:tc>
         <w:tc>
           <w:tcPr>
-            <w:tcW w:type="dxa" w:w="1814"/>
+            <w:tcW w:type="dxa" w:w="626"/>
           </w:tcPr>
           <w:p>
             <w:r>
@@ -14284,7 +14306,7 @@
         </w:tc>
         <w:tc>
           <w:tcPr>
-            <w:tcW w:type="dxa" w:w="1814"/>
+            <w:tcW w:type="dxa" w:w="626"/>
           </w:tcPr>
           <w:p>
             <w:r>
@@ -14298,7 +14320,7 @@
         </w:tc>
         <w:tc>
           <w:tcPr>
-            <w:tcW w:type="dxa" w:w="1814"/>
+            <w:tcW w:type="dxa" w:w="1251"/>
           </w:tcPr>
           <w:p>
             <w:r>
@@ -14314,7 +14336,7 @@
       <w:tr>
         <w:tc>
           <w:tcPr>
-            <w:tcW w:type="dxa" w:w="1814"/>
+            <w:tcW w:type="dxa" w:w="5630"/>
           </w:tcPr>
           <w:p>
             <w:r>
@@ -14328,7 +14350,7 @@
         </w:tc>
         <w:tc>
           <w:tcPr>
-            <w:tcW w:type="dxa" w:w="1814"/>
+            <w:tcW w:type="dxa" w:w="938"/>
           </w:tcPr>
           <w:p>
             <w:r>
@@ -14342,7 +14364,7 @@
         </w:tc>
         <w:tc>
           <w:tcPr>
-            <w:tcW w:type="dxa" w:w="1814"/>
+            <w:tcW w:type="dxa" w:w="626"/>
           </w:tcPr>
           <w:p>
             <w:r>
@@ -14356,7 +14378,7 @@
         </w:tc>
         <w:tc>
           <w:tcPr>
-            <w:tcW w:type="dxa" w:w="1814"/>
+            <w:tcW w:type="dxa" w:w="626"/>
           </w:tcPr>
           <w:p>
             <w:r>
@@ -14370,7 +14392,7 @@
         </w:tc>
         <w:tc>
           <w:tcPr>
-            <w:tcW w:type="dxa" w:w="1814"/>
+            <w:tcW w:type="dxa" w:w="1251"/>
           </w:tcPr>
           <w:p>
             <w:r>
@@ -14386,7 +14408,7 @@
       <w:tr>
         <w:tc>
           <w:tcPr>
-            <w:tcW w:type="dxa" w:w="1814"/>
+            <w:tcW w:type="dxa" w:w="5630"/>
           </w:tcPr>
           <w:p>
             <w:r>
@@ -14400,7 +14422,7 @@
         </w:tc>
         <w:tc>
           <w:tcPr>
-            <w:tcW w:type="dxa" w:w="1814"/>
+            <w:tcW w:type="dxa" w:w="938"/>
           </w:tcPr>
           <w:p>
             <w:r>
@@ -14414,7 +14436,7 @@
         </w:tc>
         <w:tc>
           <w:tcPr>
-            <w:tcW w:type="dxa" w:w="1814"/>
+            <w:tcW w:type="dxa" w:w="626"/>
           </w:tcPr>
           <w:p>
             <w:r>
@@ -14428,7 +14450,7 @@
         </w:tc>
         <w:tc>
           <w:tcPr>
-            <w:tcW w:type="dxa" w:w="1814"/>
+            <w:tcW w:type="dxa" w:w="626"/>
           </w:tcPr>
           <w:p>
             <w:r>
@@ -14442,7 +14464,7 @@
         </w:tc>
         <w:tc>
           <w:tcPr>
-            <w:tcW w:type="dxa" w:w="1814"/>
+            <w:tcW w:type="dxa" w:w="1251"/>
           </w:tcPr>
           <w:p>
             <w:r>
@@ -14458,7 +14480,7 @@
       <w:tr>
         <w:tc>
           <w:tcPr>
-            <w:tcW w:type="dxa" w:w="1814"/>
+            <w:tcW w:type="dxa" w:w="5630"/>
           </w:tcPr>
           <w:p>
             <w:r>
@@ -14472,7 +14494,7 @@
         </w:tc>
         <w:tc>
           <w:tcPr>
-            <w:tcW w:type="dxa" w:w="1814"/>
+            <w:tcW w:type="dxa" w:w="938"/>
           </w:tcPr>
           <w:p>
             <w:r>
@@ -14486,7 +14508,7 @@
         </w:tc>
         <w:tc>
           <w:tcPr>
-            <w:tcW w:type="dxa" w:w="1814"/>
+            <w:tcW w:type="dxa" w:w="626"/>
           </w:tcPr>
           <w:p>
             <w:r>
@@ -14500,7 +14522,7 @@
         </w:tc>
         <w:tc>
           <w:tcPr>
-            <w:tcW w:type="dxa" w:w="1814"/>
+            <w:tcW w:type="dxa" w:w="626"/>
           </w:tcPr>
           <w:p>
             <w:r>
@@ -14514,7 +14536,7 @@
         </w:tc>
         <w:tc>
           <w:tcPr>
-            <w:tcW w:type="dxa" w:w="1814"/>
+            <w:tcW w:type="dxa" w:w="1251"/>
           </w:tcPr>
           <w:p>
             <w:r>
@@ -14530,7 +14552,7 @@
       <w:tr>
         <w:tc>
           <w:tcPr>
-            <w:tcW w:type="dxa" w:w="1814"/>
+            <w:tcW w:type="dxa" w:w="5630"/>
           </w:tcPr>
           <w:p>
             <w:r>
@@ -14544,7 +14566,7 @@
         </w:tc>
         <w:tc>
           <w:tcPr>
-            <w:tcW w:type="dxa" w:w="1814"/>
+            <w:tcW w:type="dxa" w:w="938"/>
           </w:tcPr>
           <w:p>
             <w:r>
@@ -14558,7 +14580,7 @@
         </w:tc>
         <w:tc>
           <w:tcPr>
-            <w:tcW w:type="dxa" w:w="1814"/>
+            <w:tcW w:type="dxa" w:w="626"/>
           </w:tcPr>
           <w:p>
             <w:r>
@@ -14572,7 +14594,7 @@
         </w:tc>
         <w:tc>
           <w:tcPr>
-            <w:tcW w:type="dxa" w:w="1814"/>
+            <w:tcW w:type="dxa" w:w="626"/>
           </w:tcPr>
           <w:p>
             <w:r>
@@ -14586,7 +14608,7 @@
         </w:tc>
         <w:tc>
           <w:tcPr>
-            <w:tcW w:type="dxa" w:w="1814"/>
+            <w:tcW w:type="dxa" w:w="1251"/>
           </w:tcPr>
           <w:p>
             <w:r>
@@ -14632,6 +14654,7 @@
         <w:tblStyle w:val="TableGrid"/>
         <w:tblW w:type="auto" w:w="0"/>
         <w:jc w:val="center"/>
+        <w:tblLayout w:type="fixed"/>
         <w:tblLook w:firstColumn="1" w:firstRow="1" w:lastColumn="0" w:lastRow="0" w:noHBand="0" w:noVBand="1" w:val="04A0"/>
       </w:tblPr>
       <w:tblGrid>
@@ -14641,7 +14664,7 @@
       <w:tr>
         <w:tc>
           <w:tcPr>
-            <w:tcW w:type="dxa" w:w="4536"/>
+            <w:tcW w:type="dxa" w:w="4884"/>
           </w:tcPr>
           <w:p>
             <w:r>
@@ -14656,7 +14679,7 @@
         </w:tc>
         <w:tc>
           <w:tcPr>
-            <w:tcW w:type="dxa" w:w="4536"/>
+            <w:tcW w:type="dxa" w:w="4187"/>
           </w:tcPr>
           <w:p>
             <w:r>
@@ -14673,7 +14696,7 @@
       <w:tr>
         <w:tc>
           <w:tcPr>
-            <w:tcW w:type="dxa" w:w="4536"/>
+            <w:tcW w:type="dxa" w:w="4884"/>
           </w:tcPr>
           <w:p>
             <w:r>
@@ -14687,7 +14710,7 @@
         </w:tc>
         <w:tc>
           <w:tcPr>
-            <w:tcW w:type="dxa" w:w="4536"/>
+            <w:tcW w:type="dxa" w:w="4187"/>
           </w:tcPr>
           <w:p>
             <w:r>
@@ -14703,7 +14726,7 @@
       <w:tr>
         <w:tc>
           <w:tcPr>
-            <w:tcW w:type="dxa" w:w="4536"/>
+            <w:tcW w:type="dxa" w:w="4884"/>
           </w:tcPr>
           <w:p>
             <w:r>
@@ -14717,7 +14740,7 @@
         </w:tc>
         <w:tc>
           <w:tcPr>
-            <w:tcW w:type="dxa" w:w="4536"/>
+            <w:tcW w:type="dxa" w:w="4187"/>
           </w:tcPr>
           <w:p>
             <w:r>
@@ -14733,7 +14756,7 @@
       <w:tr>
         <w:tc>
           <w:tcPr>
-            <w:tcW w:type="dxa" w:w="4536"/>
+            <w:tcW w:type="dxa" w:w="4884"/>
           </w:tcPr>
           <w:p>
             <w:r>
@@ -14747,7 +14770,7 @@
         </w:tc>
         <w:tc>
           <w:tcPr>
-            <w:tcW w:type="dxa" w:w="4536"/>
+            <w:tcW w:type="dxa" w:w="4187"/>
           </w:tcPr>
           <w:p>
             <w:r>

--- a/docs/docx/测试报告.docx
+++ b/docs/docx/测试报告.docx
@@ -361,6 +361,9 @@
             <w:tcW w:type="dxa" w:w="930"/>
           </w:tcPr>
           <w:p>
+            <w:pPr>
+              <w:ind w:firstLine="0"/>
+            </w:pPr>
             <w:r>
               <w:rPr>
                 <w:rFonts w:ascii="Times New Roman" w:hAnsi="Times New Roman" w:eastAsia="宋体"/>
@@ -376,6 +379,9 @@
             <w:tcW w:type="dxa" w:w="930"/>
           </w:tcPr>
           <w:p>
+            <w:pPr>
+              <w:ind w:firstLine="0"/>
+            </w:pPr>
             <w:r>
               <w:rPr>
                 <w:rFonts w:ascii="Times New Roman" w:hAnsi="Times New Roman" w:eastAsia="宋体"/>
@@ -391,6 +397,9 @@
             <w:tcW w:type="dxa" w:w="3954"/>
           </w:tcPr>
           <w:p>
+            <w:pPr>
+              <w:ind w:firstLine="0"/>
+            </w:pPr>
             <w:r>
               <w:rPr>
                 <w:rFonts w:ascii="Times New Roman" w:hAnsi="Times New Roman" w:eastAsia="宋体"/>
@@ -406,6 +415,9 @@
             <w:tcW w:type="dxa" w:w="3256"/>
           </w:tcPr>
           <w:p>
+            <w:pPr>
+              <w:ind w:firstLine="0"/>
+            </w:pPr>
             <w:r>
               <w:rPr>
                 <w:rFonts w:ascii="Times New Roman" w:hAnsi="Times New Roman" w:eastAsia="宋体"/>
@@ -423,6 +435,9 @@
             <w:tcW w:type="dxa" w:w="930"/>
           </w:tcPr>
           <w:p>
+            <w:pPr>
+              <w:ind w:firstLine="0"/>
+            </w:pPr>
             <w:r>
               <w:rPr>
                 <w:rFonts w:ascii="Times New Roman" w:hAnsi="Times New Roman" w:eastAsia="宋体"/>
@@ -437,6 +452,9 @@
             <w:tcW w:type="dxa" w:w="930"/>
           </w:tcPr>
           <w:p>
+            <w:pPr>
+              <w:ind w:firstLine="0"/>
+            </w:pPr>
             <w:r>
               <w:rPr>
                 <w:rFonts w:ascii="Times New Roman" w:hAnsi="Times New Roman" w:eastAsia="宋体"/>
@@ -451,6 +469,9 @@
             <w:tcW w:type="dxa" w:w="3954"/>
           </w:tcPr>
           <w:p>
+            <w:pPr>
+              <w:ind w:firstLine="0"/>
+            </w:pPr>
             <w:r>
               <w:rPr>
                 <w:rFonts w:ascii="Times New Roman" w:hAnsi="Times New Roman" w:eastAsia="宋体"/>
@@ -465,6 +486,9 @@
             <w:tcW w:type="dxa" w:w="3256"/>
           </w:tcPr>
           <w:p>
+            <w:pPr>
+              <w:ind w:firstLine="0"/>
+            </w:pPr>
             <w:r>
               <w:rPr>
                 <w:rFonts w:ascii="Times New Roman" w:hAnsi="Times New Roman" w:eastAsia="宋体"/>
@@ -481,6 +505,9 @@
             <w:tcW w:type="dxa" w:w="930"/>
           </w:tcPr>
           <w:p>
+            <w:pPr>
+              <w:ind w:firstLine="0"/>
+            </w:pPr>
             <w:r>
               <w:rPr>
                 <w:rFonts w:ascii="Times New Roman" w:hAnsi="Times New Roman" w:eastAsia="宋体"/>
@@ -495,6 +522,9 @@
             <w:tcW w:type="dxa" w:w="930"/>
           </w:tcPr>
           <w:p>
+            <w:pPr>
+              <w:ind w:firstLine="0"/>
+            </w:pPr>
             <w:r>
               <w:rPr>
                 <w:rFonts w:ascii="Times New Roman" w:hAnsi="Times New Roman" w:eastAsia="宋体"/>
@@ -509,6 +539,9 @@
             <w:tcW w:type="dxa" w:w="3954"/>
           </w:tcPr>
           <w:p>
+            <w:pPr>
+              <w:ind w:firstLine="0"/>
+            </w:pPr>
             <w:r>
               <w:rPr>
                 <w:rFonts w:ascii="Times New Roman" w:hAnsi="Times New Roman" w:eastAsia="宋体"/>
@@ -523,6 +556,9 @@
             <w:tcW w:type="dxa" w:w="3256"/>
           </w:tcPr>
           <w:p>
+            <w:pPr>
+              <w:ind w:firstLine="0"/>
+            </w:pPr>
             <w:r>
               <w:rPr>
                 <w:rFonts w:ascii="Times New Roman" w:hAnsi="Times New Roman" w:eastAsia="宋体"/>
@@ -539,6 +575,9 @@
             <w:tcW w:type="dxa" w:w="930"/>
           </w:tcPr>
           <w:p>
+            <w:pPr>
+              <w:ind w:firstLine="0"/>
+            </w:pPr>
             <w:r>
               <w:rPr>
                 <w:rFonts w:ascii="Times New Roman" w:hAnsi="Times New Roman" w:eastAsia="宋体"/>
@@ -553,6 +592,9 @@
             <w:tcW w:type="dxa" w:w="930"/>
           </w:tcPr>
           <w:p>
+            <w:pPr>
+              <w:ind w:firstLine="0"/>
+            </w:pPr>
             <w:r>
               <w:rPr>
                 <w:rFonts w:ascii="Times New Roman" w:hAnsi="Times New Roman" w:eastAsia="宋体"/>
@@ -567,6 +609,9 @@
             <w:tcW w:type="dxa" w:w="3954"/>
           </w:tcPr>
           <w:p>
+            <w:pPr>
+              <w:ind w:firstLine="0"/>
+            </w:pPr>
             <w:r>
               <w:rPr>
                 <w:rFonts w:ascii="Times New Roman" w:hAnsi="Times New Roman" w:eastAsia="宋体"/>
@@ -581,6 +626,9 @@
             <w:tcW w:type="dxa" w:w="3256"/>
           </w:tcPr>
           <w:p>
+            <w:pPr>
+              <w:ind w:firstLine="0"/>
+            </w:pPr>
             <w:r>
               <w:rPr>
                 <w:rFonts w:ascii="Times New Roman" w:hAnsi="Times New Roman" w:eastAsia="宋体"/>
@@ -597,6 +645,9 @@
             <w:tcW w:type="dxa" w:w="930"/>
           </w:tcPr>
           <w:p>
+            <w:pPr>
+              <w:ind w:firstLine="0"/>
+            </w:pPr>
             <w:r>
               <w:rPr>
                 <w:rFonts w:ascii="Times New Roman" w:hAnsi="Times New Roman" w:eastAsia="宋体"/>
@@ -611,6 +662,9 @@
             <w:tcW w:type="dxa" w:w="930"/>
           </w:tcPr>
           <w:p>
+            <w:pPr>
+              <w:ind w:firstLine="0"/>
+            </w:pPr>
             <w:r>
               <w:rPr>
                 <w:rFonts w:ascii="Times New Roman" w:hAnsi="Times New Roman" w:eastAsia="宋体"/>
@@ -625,6 +679,9 @@
             <w:tcW w:type="dxa" w:w="3954"/>
           </w:tcPr>
           <w:p>
+            <w:pPr>
+              <w:ind w:firstLine="0"/>
+            </w:pPr>
             <w:r>
               <w:rPr>
                 <w:rFonts w:ascii="Times New Roman" w:hAnsi="Times New Roman" w:eastAsia="宋体"/>
@@ -639,6 +696,9 @@
             <w:tcW w:type="dxa" w:w="3256"/>
           </w:tcPr>
           <w:p>
+            <w:pPr>
+              <w:ind w:firstLine="0"/>
+            </w:pPr>
             <w:r>
               <w:rPr>
                 <w:rFonts w:ascii="Times New Roman" w:hAnsi="Times New Roman" w:eastAsia="宋体"/>
@@ -695,6 +755,9 @@
             <w:tcW w:type="dxa" w:w="1170"/>
           </w:tcPr>
           <w:p>
+            <w:pPr>
+              <w:ind w:firstLine="0"/>
+            </w:pPr>
             <w:r>
               <w:rPr>
                 <w:rFonts w:ascii="Times New Roman" w:hAnsi="Times New Roman" w:eastAsia="宋体"/>
@@ -710,6 +773,9 @@
             <w:tcW w:type="dxa" w:w="7900"/>
           </w:tcPr>
           <w:p>
+            <w:pPr>
+              <w:ind w:firstLine="0"/>
+            </w:pPr>
             <w:r>
               <w:rPr>
                 <w:rFonts w:ascii="Times New Roman" w:hAnsi="Times New Roman" w:eastAsia="宋体"/>
@@ -727,6 +793,9 @@
             <w:tcW w:type="dxa" w:w="1170"/>
           </w:tcPr>
           <w:p>
+            <w:pPr>
+              <w:ind w:firstLine="0"/>
+            </w:pPr>
             <w:r>
               <w:rPr>
                 <w:rFonts w:ascii="Times New Roman" w:hAnsi="Times New Roman" w:eastAsia="宋体"/>
@@ -741,6 +810,9 @@
             <w:tcW w:type="dxa" w:w="7900"/>
           </w:tcPr>
           <w:p>
+            <w:pPr>
+              <w:ind w:firstLine="0"/>
+            </w:pPr>
             <w:r>
               <w:rPr>
                 <w:rFonts w:ascii="Times New Roman" w:hAnsi="Times New Roman" w:eastAsia="宋体"/>
@@ -757,6 +829,9 @@
             <w:tcW w:type="dxa" w:w="1170"/>
           </w:tcPr>
           <w:p>
+            <w:pPr>
+              <w:ind w:firstLine="0"/>
+            </w:pPr>
             <w:r>
               <w:rPr>
                 <w:rFonts w:ascii="Times New Roman" w:hAnsi="Times New Roman" w:eastAsia="宋体"/>
@@ -771,6 +846,9 @@
             <w:tcW w:type="dxa" w:w="7900"/>
           </w:tcPr>
           <w:p>
+            <w:pPr>
+              <w:ind w:firstLine="0"/>
+            </w:pPr>
             <w:r>
               <w:rPr>
                 <w:rFonts w:ascii="Times New Roman" w:hAnsi="Times New Roman" w:eastAsia="宋体"/>
@@ -787,6 +865,9 @@
             <w:tcW w:type="dxa" w:w="1170"/>
           </w:tcPr>
           <w:p>
+            <w:pPr>
+              <w:ind w:firstLine="0"/>
+            </w:pPr>
             <w:r>
               <w:rPr>
                 <w:rFonts w:ascii="Times New Roman" w:hAnsi="Times New Roman" w:eastAsia="宋体"/>
@@ -801,6 +882,9 @@
             <w:tcW w:type="dxa" w:w="7900"/>
           </w:tcPr>
           <w:p>
+            <w:pPr>
+              <w:ind w:firstLine="0"/>
+            </w:pPr>
             <w:r>
               <w:rPr>
                 <w:rFonts w:ascii="Times New Roman" w:hAnsi="Times New Roman" w:eastAsia="宋体"/>
@@ -817,6 +901,9 @@
             <w:tcW w:type="dxa" w:w="1170"/>
           </w:tcPr>
           <w:p>
+            <w:pPr>
+              <w:ind w:firstLine="0"/>
+            </w:pPr>
             <w:r>
               <w:rPr>
                 <w:rFonts w:ascii="Times New Roman" w:hAnsi="Times New Roman" w:eastAsia="宋体"/>
@@ -831,6 +918,9 @@
             <w:tcW w:type="dxa" w:w="7900"/>
           </w:tcPr>
           <w:p>
+            <w:pPr>
+              <w:ind w:firstLine="0"/>
+            </w:pPr>
             <w:r>
               <w:rPr>
                 <w:rFonts w:ascii="Times New Roman" w:hAnsi="Times New Roman" w:eastAsia="宋体"/>
@@ -847,6 +937,9 @@
             <w:tcW w:type="dxa" w:w="1170"/>
           </w:tcPr>
           <w:p>
+            <w:pPr>
+              <w:ind w:firstLine="0"/>
+            </w:pPr>
             <w:r>
               <w:rPr>
                 <w:rFonts w:ascii="Times New Roman" w:hAnsi="Times New Roman" w:eastAsia="宋体"/>
@@ -861,6 +954,9 @@
             <w:tcW w:type="dxa" w:w="7900"/>
           </w:tcPr>
           <w:p>
+            <w:pPr>
+              <w:ind w:firstLine="0"/>
+            </w:pPr>
             <w:r>
               <w:rPr>
                 <w:rFonts w:ascii="Times New Roman" w:hAnsi="Times New Roman" w:eastAsia="宋体"/>
@@ -877,6 +973,9 @@
             <w:tcW w:type="dxa" w:w="1170"/>
           </w:tcPr>
           <w:p>
+            <w:pPr>
+              <w:ind w:firstLine="0"/>
+            </w:pPr>
             <w:r>
               <w:rPr>
                 <w:rFonts w:ascii="Times New Roman" w:hAnsi="Times New Roman" w:eastAsia="宋体"/>
@@ -891,6 +990,9 @@
             <w:tcW w:type="dxa" w:w="7900"/>
           </w:tcPr>
           <w:p>
+            <w:pPr>
+              <w:ind w:firstLine="0"/>
+            </w:pPr>
             <w:r>
               <w:rPr>
                 <w:rFonts w:ascii="Times New Roman" w:hAnsi="Times New Roman" w:eastAsia="宋体"/>
@@ -907,6 +1009,9 @@
             <w:tcW w:type="dxa" w:w="1170"/>
           </w:tcPr>
           <w:p>
+            <w:pPr>
+              <w:ind w:firstLine="0"/>
+            </w:pPr>
             <w:r>
               <w:rPr>
                 <w:rFonts w:ascii="Times New Roman" w:hAnsi="Times New Roman" w:eastAsia="宋体"/>
@@ -921,6 +1026,9 @@
             <w:tcW w:type="dxa" w:w="7900"/>
           </w:tcPr>
           <w:p>
+            <w:pPr>
+              <w:ind w:firstLine="0"/>
+            </w:pPr>
             <w:r>
               <w:rPr>
                 <w:rFonts w:ascii="Times New Roman" w:hAnsi="Times New Roman" w:eastAsia="宋体"/>
@@ -1000,6 +1108,9 @@
             <w:tcW w:type="dxa" w:w="1555"/>
           </w:tcPr>
           <w:p>
+            <w:pPr>
+              <w:ind w:firstLine="0"/>
+            </w:pPr>
             <w:r>
               <w:rPr>
                 <w:rFonts w:ascii="Times New Roman" w:hAnsi="Times New Roman" w:eastAsia="宋体"/>
@@ -1015,6 +1126,9 @@
             <w:tcW w:type="dxa" w:w="7516"/>
           </w:tcPr>
           <w:p>
+            <w:pPr>
+              <w:ind w:firstLine="0"/>
+            </w:pPr>
             <w:r>
               <w:rPr>
                 <w:rFonts w:ascii="Times New Roman" w:hAnsi="Times New Roman" w:eastAsia="宋体"/>
@@ -1032,6 +1146,9 @@
             <w:tcW w:type="dxa" w:w="1555"/>
           </w:tcPr>
           <w:p>
+            <w:pPr>
+              <w:ind w:firstLine="0"/>
+            </w:pPr>
             <w:r>
               <w:rPr>
                 <w:rFonts w:ascii="Times New Roman" w:hAnsi="Times New Roman" w:eastAsia="宋体"/>
@@ -1046,6 +1163,9 @@
             <w:tcW w:type="dxa" w:w="7516"/>
           </w:tcPr>
           <w:p>
+            <w:pPr>
+              <w:ind w:firstLine="0"/>
+            </w:pPr>
             <w:r>
               <w:rPr>
                 <w:rFonts w:ascii="Times New Roman" w:hAnsi="Times New Roman" w:eastAsia="宋体"/>
@@ -1062,6 +1182,9 @@
             <w:tcW w:type="dxa" w:w="1555"/>
           </w:tcPr>
           <w:p>
+            <w:pPr>
+              <w:ind w:firstLine="0"/>
+            </w:pPr>
             <w:r>
               <w:rPr>
                 <w:rFonts w:ascii="Times New Roman" w:hAnsi="Times New Roman" w:eastAsia="宋体"/>
@@ -1076,6 +1199,9 @@
             <w:tcW w:type="dxa" w:w="7516"/>
           </w:tcPr>
           <w:p>
+            <w:pPr>
+              <w:ind w:firstLine="0"/>
+            </w:pPr>
             <w:r>
               <w:rPr>
                 <w:rFonts w:ascii="Times New Roman" w:hAnsi="Times New Roman" w:eastAsia="宋体"/>
@@ -1092,6 +1218,9 @@
             <w:tcW w:type="dxa" w:w="1555"/>
           </w:tcPr>
           <w:p>
+            <w:pPr>
+              <w:ind w:firstLine="0"/>
+            </w:pPr>
             <w:r>
               <w:rPr>
                 <w:rFonts w:ascii="Times New Roman" w:hAnsi="Times New Roman" w:eastAsia="宋体"/>
@@ -1106,6 +1235,9 @@
             <w:tcW w:type="dxa" w:w="7516"/>
           </w:tcPr>
           <w:p>
+            <w:pPr>
+              <w:ind w:firstLine="0"/>
+            </w:pPr>
             <w:r>
               <w:rPr>
                 <w:rFonts w:ascii="Times New Roman" w:hAnsi="Times New Roman" w:eastAsia="宋体"/>
@@ -1188,6 +1320,9 @@
             <w:tcW w:type="dxa" w:w="2772"/>
           </w:tcPr>
           <w:p>
+            <w:pPr>
+              <w:ind w:firstLine="0"/>
+            </w:pPr>
             <w:r>
               <w:rPr>
                 <w:rFonts w:ascii="Times New Roman" w:hAnsi="Times New Roman" w:eastAsia="宋体"/>
@@ -1203,6 +1338,9 @@
             <w:tcW w:type="dxa" w:w="5921"/>
           </w:tcPr>
           <w:p>
+            <w:pPr>
+              <w:ind w:firstLine="0"/>
+            </w:pPr>
             <w:r>
               <w:rPr>
                 <w:rFonts w:ascii="Times New Roman" w:hAnsi="Times New Roman" w:eastAsia="宋体"/>
@@ -1218,6 +1356,9 @@
             <w:tcW w:type="dxa" w:w="378"/>
           </w:tcPr>
           <w:p>
+            <w:pPr>
+              <w:ind w:firstLine="0"/>
+            </w:pPr>
             <w:r>
               <w:rPr>
                 <w:rFonts w:ascii="Times New Roman" w:hAnsi="Times New Roman" w:eastAsia="宋体"/>
@@ -1235,6 +1376,9 @@
             <w:tcW w:type="dxa" w:w="2772"/>
           </w:tcPr>
           <w:p>
+            <w:pPr>
+              <w:ind w:firstLine="0"/>
+            </w:pPr>
             <w:r>
               <w:rPr>
                 <w:rFonts w:ascii="Times New Roman" w:hAnsi="Times New Roman" w:eastAsia="宋体"/>
@@ -1249,6 +1393,9 @@
             <w:tcW w:type="dxa" w:w="5921"/>
           </w:tcPr>
           <w:p>
+            <w:pPr>
+              <w:ind w:firstLine="0"/>
+            </w:pPr>
             <w:r>
               <w:rPr>
                 <w:rFonts w:ascii="Times New Roman" w:hAnsi="Times New Roman" w:eastAsia="宋体"/>
@@ -1263,6 +1410,9 @@
             <w:tcW w:type="dxa" w:w="378"/>
           </w:tcPr>
           <w:p>
+            <w:pPr>
+              <w:ind w:firstLine="0"/>
+            </w:pPr>
             <w:r>
               <w:rPr>
                 <w:rFonts w:ascii="Times New Roman" w:hAnsi="Times New Roman" w:eastAsia="宋体"/>
@@ -1279,6 +1429,9 @@
             <w:tcW w:type="dxa" w:w="2772"/>
           </w:tcPr>
           <w:p>
+            <w:pPr>
+              <w:ind w:firstLine="0"/>
+            </w:pPr>
             <w:r>
               <w:rPr>
                 <w:rFonts w:ascii="Times New Roman" w:hAnsi="Times New Roman" w:eastAsia="宋体"/>
@@ -1293,6 +1446,9 @@
             <w:tcW w:type="dxa" w:w="5921"/>
           </w:tcPr>
           <w:p>
+            <w:pPr>
+              <w:ind w:firstLine="0"/>
+            </w:pPr>
             <w:r>
               <w:rPr>
                 <w:rFonts w:ascii="Times New Roman" w:hAnsi="Times New Roman" w:eastAsia="宋体"/>
@@ -1307,6 +1463,9 @@
             <w:tcW w:type="dxa" w:w="378"/>
           </w:tcPr>
           <w:p>
+            <w:pPr>
+              <w:ind w:firstLine="0"/>
+            </w:pPr>
             <w:r>
               <w:rPr>
                 <w:rFonts w:ascii="Times New Roman" w:hAnsi="Times New Roman" w:eastAsia="宋体"/>
@@ -1323,6 +1482,9 @@
             <w:tcW w:type="dxa" w:w="2772"/>
           </w:tcPr>
           <w:p>
+            <w:pPr>
+              <w:ind w:firstLine="0"/>
+            </w:pPr>
             <w:r>
               <w:rPr>
                 <w:rFonts w:ascii="Times New Roman" w:hAnsi="Times New Roman" w:eastAsia="宋体"/>
@@ -1337,6 +1499,9 @@
             <w:tcW w:type="dxa" w:w="5921"/>
           </w:tcPr>
           <w:p>
+            <w:pPr>
+              <w:ind w:firstLine="0"/>
+            </w:pPr>
             <w:r>
               <w:rPr>
                 <w:rFonts w:ascii="Times New Roman" w:hAnsi="Times New Roman" w:eastAsia="宋体"/>
@@ -1351,6 +1516,9 @@
             <w:tcW w:type="dxa" w:w="378"/>
           </w:tcPr>
           <w:p>
+            <w:pPr>
+              <w:ind w:firstLine="0"/>
+            </w:pPr>
             <w:r>
               <w:rPr>
                 <w:rFonts w:ascii="Times New Roman" w:hAnsi="Times New Roman" w:eastAsia="宋体"/>
@@ -1367,6 +1535,9 @@
             <w:tcW w:type="dxa" w:w="2772"/>
           </w:tcPr>
           <w:p>
+            <w:pPr>
+              <w:ind w:firstLine="0"/>
+            </w:pPr>
             <w:r>
               <w:rPr>
                 <w:rFonts w:ascii="Times New Roman" w:hAnsi="Times New Roman" w:eastAsia="宋体"/>
@@ -1381,6 +1552,9 @@
             <w:tcW w:type="dxa" w:w="5921"/>
           </w:tcPr>
           <w:p>
+            <w:pPr>
+              <w:ind w:firstLine="0"/>
+            </w:pPr>
             <w:r>
               <w:rPr>
                 <w:rFonts w:ascii="Times New Roman" w:hAnsi="Times New Roman" w:eastAsia="宋体"/>
@@ -1395,6 +1569,9 @@
             <w:tcW w:type="dxa" w:w="378"/>
           </w:tcPr>
           <w:p>
+            <w:pPr>
+              <w:ind w:firstLine="0"/>
+            </w:pPr>
             <w:r>
               <w:rPr>
                 <w:rFonts w:ascii="Times New Roman" w:hAnsi="Times New Roman" w:eastAsia="宋体"/>
@@ -1411,6 +1588,9 @@
             <w:tcW w:type="dxa" w:w="2772"/>
           </w:tcPr>
           <w:p>
+            <w:pPr>
+              <w:ind w:firstLine="0"/>
+            </w:pPr>
             <w:r>
               <w:rPr>
                 <w:rFonts w:ascii="Times New Roman" w:hAnsi="Times New Roman" w:eastAsia="宋体"/>
@@ -1425,6 +1605,9 @@
             <w:tcW w:type="dxa" w:w="5921"/>
           </w:tcPr>
           <w:p>
+            <w:pPr>
+              <w:ind w:firstLine="0"/>
+            </w:pPr>
             <w:r>
               <w:rPr>
                 <w:rFonts w:ascii="Times New Roman" w:hAnsi="Times New Roman" w:eastAsia="宋体"/>
@@ -1439,6 +1622,9 @@
             <w:tcW w:type="dxa" w:w="378"/>
           </w:tcPr>
           <w:p>
+            <w:pPr>
+              <w:ind w:firstLine="0"/>
+            </w:pPr>
             <w:r>
               <w:rPr>
                 <w:rFonts w:ascii="Times New Roman" w:hAnsi="Times New Roman" w:eastAsia="宋体"/>
@@ -1455,6 +1641,9 @@
             <w:tcW w:type="dxa" w:w="2772"/>
           </w:tcPr>
           <w:p>
+            <w:pPr>
+              <w:ind w:firstLine="0"/>
+            </w:pPr>
             <w:r>
               <w:rPr>
                 <w:rFonts w:ascii="Times New Roman" w:hAnsi="Times New Roman" w:eastAsia="宋体"/>
@@ -1469,6 +1658,9 @@
             <w:tcW w:type="dxa" w:w="5921"/>
           </w:tcPr>
           <w:p>
+            <w:pPr>
+              <w:ind w:firstLine="0"/>
+            </w:pPr>
             <w:r>
               <w:rPr>
                 <w:rFonts w:ascii="Times New Roman" w:hAnsi="Times New Roman" w:eastAsia="宋体"/>
@@ -1483,6 +1675,9 @@
             <w:tcW w:type="dxa" w:w="378"/>
           </w:tcPr>
           <w:p>
+            <w:pPr>
+              <w:ind w:firstLine="0"/>
+            </w:pPr>
             <w:r>
               <w:rPr>
                 <w:rFonts w:ascii="Times New Roman" w:hAnsi="Times New Roman" w:eastAsia="宋体"/>
@@ -1499,6 +1694,9 @@
             <w:tcW w:type="dxa" w:w="2772"/>
           </w:tcPr>
           <w:p>
+            <w:pPr>
+              <w:ind w:firstLine="0"/>
+            </w:pPr>
             <w:r>
               <w:rPr>
                 <w:rFonts w:ascii="Times New Roman" w:hAnsi="Times New Roman" w:eastAsia="宋体"/>
@@ -1513,6 +1711,9 @@
             <w:tcW w:type="dxa" w:w="5921"/>
           </w:tcPr>
           <w:p>
+            <w:pPr>
+              <w:ind w:firstLine="0"/>
+            </w:pPr>
             <w:r>
               <w:rPr>
                 <w:rFonts w:ascii="Times New Roman" w:hAnsi="Times New Roman" w:eastAsia="宋体"/>
@@ -1527,6 +1728,9 @@
             <w:tcW w:type="dxa" w:w="378"/>
           </w:tcPr>
           <w:p>
+            <w:pPr>
+              <w:ind w:firstLine="0"/>
+            </w:pPr>
             <w:r>
               <w:rPr>
                 <w:rFonts w:ascii="Times New Roman" w:hAnsi="Times New Roman" w:eastAsia="宋体"/>
@@ -1543,6 +1747,9 @@
             <w:tcW w:type="dxa" w:w="2772"/>
           </w:tcPr>
           <w:p>
+            <w:pPr>
+              <w:ind w:firstLine="0"/>
+            </w:pPr>
             <w:r>
               <w:rPr>
                 <w:rFonts w:ascii="Times New Roman" w:hAnsi="Times New Roman" w:eastAsia="宋体"/>
@@ -1557,6 +1764,9 @@
             <w:tcW w:type="dxa" w:w="5921"/>
           </w:tcPr>
           <w:p>
+            <w:pPr>
+              <w:ind w:firstLine="0"/>
+            </w:pPr>
             <w:r>
               <w:rPr>
                 <w:rFonts w:ascii="Times New Roman" w:hAnsi="Times New Roman" w:eastAsia="宋体"/>
@@ -1571,6 +1781,9 @@
             <w:tcW w:type="dxa" w:w="378"/>
           </w:tcPr>
           <w:p>
+            <w:pPr>
+              <w:ind w:firstLine="0"/>
+            </w:pPr>
             <w:r>
               <w:rPr>
                 <w:rFonts w:ascii="Times New Roman" w:hAnsi="Times New Roman" w:eastAsia="宋体"/>
@@ -1609,6 +1822,9 @@
             <w:tcW w:type="dxa" w:w="812"/>
           </w:tcPr>
           <w:p>
+            <w:pPr>
+              <w:ind w:firstLine="0"/>
+            </w:pPr>
             <w:r>
               <w:rPr>
                 <w:rFonts w:ascii="Times New Roman" w:hAnsi="Times New Roman" w:eastAsia="宋体"/>
@@ -1624,6 +1840,9 @@
             <w:tcW w:type="dxa" w:w="8259"/>
           </w:tcPr>
           <w:p>
+            <w:pPr>
+              <w:ind w:firstLine="0"/>
+            </w:pPr>
             <w:r>
               <w:rPr>
                 <w:rFonts w:ascii="Times New Roman" w:hAnsi="Times New Roman" w:eastAsia="宋体"/>
@@ -1641,6 +1860,9 @@
             <w:tcW w:type="dxa" w:w="812"/>
           </w:tcPr>
           <w:p>
+            <w:pPr>
+              <w:ind w:firstLine="0"/>
+            </w:pPr>
             <w:r>
               <w:rPr>
                 <w:rFonts w:ascii="Times New Roman" w:hAnsi="Times New Roman" w:eastAsia="宋体"/>
@@ -1655,6 +1877,9 @@
             <w:tcW w:type="dxa" w:w="8259"/>
           </w:tcPr>
           <w:p>
+            <w:pPr>
+              <w:ind w:firstLine="0"/>
+            </w:pPr>
             <w:r>
               <w:rPr>
                 <w:rFonts w:ascii="Times New Roman" w:hAnsi="Times New Roman" w:eastAsia="宋体"/>
@@ -1671,6 +1896,9 @@
             <w:tcW w:type="dxa" w:w="812"/>
           </w:tcPr>
           <w:p>
+            <w:pPr>
+              <w:ind w:firstLine="0"/>
+            </w:pPr>
             <w:r>
               <w:rPr>
                 <w:rFonts w:ascii="Times New Roman" w:hAnsi="Times New Roman" w:eastAsia="宋体"/>
@@ -1685,6 +1913,9 @@
             <w:tcW w:type="dxa" w:w="8259"/>
           </w:tcPr>
           <w:p>
+            <w:pPr>
+              <w:ind w:firstLine="0"/>
+            </w:pPr>
             <w:r>
               <w:rPr>
                 <w:rFonts w:ascii="Times New Roman" w:hAnsi="Times New Roman" w:eastAsia="宋体"/>
@@ -1701,6 +1932,9 @@
             <w:tcW w:type="dxa" w:w="812"/>
           </w:tcPr>
           <w:p>
+            <w:pPr>
+              <w:ind w:firstLine="0"/>
+            </w:pPr>
             <w:r>
               <w:rPr>
                 <w:rFonts w:ascii="Times New Roman" w:hAnsi="Times New Roman" w:eastAsia="宋体"/>
@@ -1715,6 +1949,9 @@
             <w:tcW w:type="dxa" w:w="8259"/>
           </w:tcPr>
           <w:p>
+            <w:pPr>
+              <w:ind w:firstLine="0"/>
+            </w:pPr>
             <w:r>
               <w:rPr>
                 <w:rFonts w:ascii="Times New Roman" w:hAnsi="Times New Roman" w:eastAsia="宋体"/>
@@ -1731,6 +1968,9 @@
             <w:tcW w:type="dxa" w:w="812"/>
           </w:tcPr>
           <w:p>
+            <w:pPr>
+              <w:ind w:firstLine="0"/>
+            </w:pPr>
             <w:r>
               <w:rPr>
                 <w:rFonts w:ascii="Times New Roman" w:hAnsi="Times New Roman" w:eastAsia="宋体"/>
@@ -1745,6 +1985,9 @@
             <w:tcW w:type="dxa" w:w="8259"/>
           </w:tcPr>
           <w:p>
+            <w:pPr>
+              <w:ind w:firstLine="0"/>
+            </w:pPr>
             <w:r>
               <w:rPr>
                 <w:rFonts w:ascii="Times New Roman" w:hAnsi="Times New Roman" w:eastAsia="宋体"/>
@@ -1761,6 +2004,9 @@
             <w:tcW w:type="dxa" w:w="812"/>
           </w:tcPr>
           <w:p>
+            <w:pPr>
+              <w:ind w:firstLine="0"/>
+            </w:pPr>
             <w:r>
               <w:rPr>
                 <w:rFonts w:ascii="Times New Roman" w:hAnsi="Times New Roman" w:eastAsia="宋体"/>
@@ -1775,6 +2021,9 @@
             <w:tcW w:type="dxa" w:w="8259"/>
           </w:tcPr>
           <w:p>
+            <w:pPr>
+              <w:ind w:firstLine="0"/>
+            </w:pPr>
             <w:r>
               <w:rPr>
                 <w:rFonts w:ascii="Times New Roman" w:hAnsi="Times New Roman" w:eastAsia="宋体"/>
@@ -1791,6 +2040,9 @@
             <w:tcW w:type="dxa" w:w="812"/>
           </w:tcPr>
           <w:p>
+            <w:pPr>
+              <w:ind w:firstLine="0"/>
+            </w:pPr>
             <w:r>
               <w:rPr>
                 <w:rFonts w:ascii="Times New Roman" w:hAnsi="Times New Roman" w:eastAsia="宋体"/>
@@ -1805,6 +2057,9 @@
             <w:tcW w:type="dxa" w:w="8259"/>
           </w:tcPr>
           <w:p>
+            <w:pPr>
+              <w:ind w:firstLine="0"/>
+            </w:pPr>
             <w:r>
               <w:rPr>
                 <w:rFonts w:ascii="Times New Roman" w:hAnsi="Times New Roman" w:eastAsia="宋体"/>
@@ -1821,6 +2076,9 @@
             <w:tcW w:type="dxa" w:w="812"/>
           </w:tcPr>
           <w:p>
+            <w:pPr>
+              <w:ind w:firstLine="0"/>
+            </w:pPr>
             <w:r>
               <w:rPr>
                 <w:rFonts w:ascii="Times New Roman" w:hAnsi="Times New Roman" w:eastAsia="宋体"/>
@@ -1835,6 +2093,9 @@
             <w:tcW w:type="dxa" w:w="8259"/>
           </w:tcPr>
           <w:p>
+            <w:pPr>
+              <w:ind w:firstLine="0"/>
+            </w:pPr>
             <w:r>
               <w:rPr>
                 <w:rFonts w:ascii="Times New Roman" w:hAnsi="Times New Roman" w:eastAsia="宋体"/>
@@ -1851,6 +2112,9 @@
             <w:tcW w:type="dxa" w:w="812"/>
           </w:tcPr>
           <w:p>
+            <w:pPr>
+              <w:ind w:firstLine="0"/>
+            </w:pPr>
             <w:r>
               <w:rPr>
                 <w:rFonts w:ascii="Times New Roman" w:hAnsi="Times New Roman" w:eastAsia="宋体"/>
@@ -1865,6 +2129,9 @@
             <w:tcW w:type="dxa" w:w="8259"/>
           </w:tcPr>
           <w:p>
+            <w:pPr>
+              <w:ind w:firstLine="0"/>
+            </w:pPr>
             <w:r>
               <w:rPr>
                 <w:rFonts w:ascii="Times New Roman" w:hAnsi="Times New Roman" w:eastAsia="宋体"/>
@@ -1881,6 +2148,9 @@
             <w:tcW w:type="dxa" w:w="812"/>
           </w:tcPr>
           <w:p>
+            <w:pPr>
+              <w:ind w:firstLine="0"/>
+            </w:pPr>
             <w:r>
               <w:rPr>
                 <w:rFonts w:ascii="Times New Roman" w:hAnsi="Times New Roman" w:eastAsia="宋体"/>
@@ -1895,6 +2165,9 @@
             <w:tcW w:type="dxa" w:w="8259"/>
           </w:tcPr>
           <w:p>
+            <w:pPr>
+              <w:ind w:firstLine="0"/>
+            </w:pPr>
             <w:r>
               <w:rPr>
                 <w:rFonts w:ascii="Times New Roman" w:hAnsi="Times New Roman" w:eastAsia="宋体"/>
@@ -1911,6 +2184,9 @@
             <w:tcW w:type="dxa" w:w="812"/>
           </w:tcPr>
           <w:p>
+            <w:pPr>
+              <w:ind w:firstLine="0"/>
+            </w:pPr>
             <w:r>
               <w:rPr>
                 <w:rFonts w:ascii="Times New Roman" w:hAnsi="Times New Roman" w:eastAsia="宋体"/>
@@ -1925,6 +2201,9 @@
             <w:tcW w:type="dxa" w:w="8259"/>
           </w:tcPr>
           <w:p>
+            <w:pPr>
+              <w:ind w:firstLine="0"/>
+            </w:pPr>
             <w:r>
               <w:rPr>
                 <w:rFonts w:ascii="Times New Roman" w:hAnsi="Times New Roman" w:eastAsia="宋体"/>
@@ -1941,6 +2220,9 @@
             <w:tcW w:type="dxa" w:w="812"/>
           </w:tcPr>
           <w:p>
+            <w:pPr>
+              <w:ind w:firstLine="0"/>
+            </w:pPr>
             <w:r>
               <w:rPr>
                 <w:rFonts w:ascii="Times New Roman" w:hAnsi="Times New Roman" w:eastAsia="宋体"/>
@@ -1955,6 +2237,9 @@
             <w:tcW w:type="dxa" w:w="8259"/>
           </w:tcPr>
           <w:p>
+            <w:pPr>
+              <w:ind w:firstLine="0"/>
+            </w:pPr>
             <w:r>
               <w:rPr>
                 <w:rFonts w:ascii="Times New Roman" w:hAnsi="Times New Roman" w:eastAsia="宋体"/>
@@ -1971,6 +2256,9 @@
             <w:tcW w:type="dxa" w:w="812"/>
           </w:tcPr>
           <w:p>
+            <w:pPr>
+              <w:ind w:firstLine="0"/>
+            </w:pPr>
             <w:r>
               <w:rPr>
                 <w:rFonts w:ascii="Times New Roman" w:hAnsi="Times New Roman" w:eastAsia="宋体"/>
@@ -1985,6 +2273,9 @@
             <w:tcW w:type="dxa" w:w="8259"/>
           </w:tcPr>
           <w:p>
+            <w:pPr>
+              <w:ind w:firstLine="0"/>
+            </w:pPr>
             <w:r>
               <w:rPr>
                 <w:rFonts w:ascii="Times New Roman" w:hAnsi="Times New Roman" w:eastAsia="宋体"/>
@@ -2001,6 +2292,9 @@
             <w:tcW w:type="dxa" w:w="812"/>
           </w:tcPr>
           <w:p>
+            <w:pPr>
+              <w:ind w:firstLine="0"/>
+            </w:pPr>
             <w:r>
               <w:rPr>
                 <w:rFonts w:ascii="Times New Roman" w:hAnsi="Times New Roman" w:eastAsia="宋体"/>
@@ -2015,6 +2309,9 @@
             <w:tcW w:type="dxa" w:w="8259"/>
           </w:tcPr>
           <w:p>
+            <w:pPr>
+              <w:ind w:firstLine="0"/>
+            </w:pPr>
             <w:r>
               <w:rPr>
                 <w:rFonts w:ascii="Times New Roman" w:hAnsi="Times New Roman" w:eastAsia="宋体"/>
@@ -2031,6 +2328,9 @@
             <w:tcW w:type="dxa" w:w="812"/>
           </w:tcPr>
           <w:p>
+            <w:pPr>
+              <w:ind w:firstLine="0"/>
+            </w:pPr>
             <w:r>
               <w:rPr>
                 <w:rFonts w:ascii="Times New Roman" w:hAnsi="Times New Roman" w:eastAsia="宋体"/>
@@ -2045,6 +2345,9 @@
             <w:tcW w:type="dxa" w:w="8259"/>
           </w:tcPr>
           <w:p>
+            <w:pPr>
+              <w:ind w:firstLine="0"/>
+            </w:pPr>
             <w:r>
               <w:rPr>
                 <w:rFonts w:ascii="Times New Roman" w:hAnsi="Times New Roman" w:eastAsia="宋体"/>
@@ -2061,6 +2364,9 @@
             <w:tcW w:type="dxa" w:w="812"/>
           </w:tcPr>
           <w:p>
+            <w:pPr>
+              <w:ind w:firstLine="0"/>
+            </w:pPr>
             <w:r>
               <w:rPr>
                 <w:rFonts w:ascii="Times New Roman" w:hAnsi="Times New Roman" w:eastAsia="宋体"/>
@@ -2075,6 +2381,9 @@
             <w:tcW w:type="dxa" w:w="8259"/>
           </w:tcPr>
           <w:p>
+            <w:pPr>
+              <w:ind w:firstLine="0"/>
+            </w:pPr>
             <w:r>
               <w:rPr>
                 <w:rFonts w:ascii="Times New Roman" w:hAnsi="Times New Roman" w:eastAsia="宋体"/>
@@ -2091,6 +2400,9 @@
             <w:tcW w:type="dxa" w:w="812"/>
           </w:tcPr>
           <w:p>
+            <w:pPr>
+              <w:ind w:firstLine="0"/>
+            </w:pPr>
             <w:r>
               <w:rPr>
                 <w:rFonts w:ascii="Times New Roman" w:hAnsi="Times New Roman" w:eastAsia="宋体"/>
@@ -2105,6 +2417,9 @@
             <w:tcW w:type="dxa" w:w="8259"/>
           </w:tcPr>
           <w:p>
+            <w:pPr>
+              <w:ind w:firstLine="0"/>
+            </w:pPr>
             <w:r>
               <w:rPr>
                 <w:rFonts w:ascii="Times New Roman" w:hAnsi="Times New Roman" w:eastAsia="宋体"/>
@@ -2121,6 +2436,9 @@
             <w:tcW w:type="dxa" w:w="812"/>
           </w:tcPr>
           <w:p>
+            <w:pPr>
+              <w:ind w:firstLine="0"/>
+            </w:pPr>
             <w:r>
               <w:rPr>
                 <w:rFonts w:ascii="Times New Roman" w:hAnsi="Times New Roman" w:eastAsia="宋体"/>
@@ -2135,6 +2453,9 @@
             <w:tcW w:type="dxa" w:w="8259"/>
           </w:tcPr>
           <w:p>
+            <w:pPr>
+              <w:ind w:firstLine="0"/>
+            </w:pPr>
             <w:r>
               <w:rPr>
                 <w:rFonts w:ascii="Times New Roman" w:hAnsi="Times New Roman" w:eastAsia="宋体"/>
@@ -2151,6 +2472,9 @@
             <w:tcW w:type="dxa" w:w="812"/>
           </w:tcPr>
           <w:p>
+            <w:pPr>
+              <w:ind w:firstLine="0"/>
+            </w:pPr>
             <w:r>
               <w:rPr>
                 <w:rFonts w:ascii="Times New Roman" w:hAnsi="Times New Roman" w:eastAsia="宋体"/>
@@ -2165,6 +2489,9 @@
             <w:tcW w:type="dxa" w:w="8259"/>
           </w:tcPr>
           <w:p>
+            <w:pPr>
+              <w:ind w:firstLine="0"/>
+            </w:pPr>
             <w:r>
               <w:rPr>
                 <w:rFonts w:ascii="Times New Roman" w:hAnsi="Times New Roman" w:eastAsia="宋体"/>
@@ -2181,6 +2508,9 @@
             <w:tcW w:type="dxa" w:w="812"/>
           </w:tcPr>
           <w:p>
+            <w:pPr>
+              <w:ind w:firstLine="0"/>
+            </w:pPr>
             <w:r>
               <w:rPr>
                 <w:rFonts w:ascii="Times New Roman" w:hAnsi="Times New Roman" w:eastAsia="宋体"/>
@@ -2195,6 +2525,9 @@
             <w:tcW w:type="dxa" w:w="8259"/>
           </w:tcPr>
           <w:p>
+            <w:pPr>
+              <w:ind w:firstLine="0"/>
+            </w:pPr>
             <w:r>
               <w:rPr>
                 <w:rFonts w:ascii="Times New Roman" w:hAnsi="Times New Roman" w:eastAsia="宋体"/>
@@ -2211,6 +2544,9 @@
             <w:tcW w:type="dxa" w:w="812"/>
           </w:tcPr>
           <w:p>
+            <w:pPr>
+              <w:ind w:firstLine="0"/>
+            </w:pPr>
             <w:r>
               <w:rPr>
                 <w:rFonts w:ascii="Times New Roman" w:hAnsi="Times New Roman" w:eastAsia="宋体"/>
@@ -2225,6 +2561,9 @@
             <w:tcW w:type="dxa" w:w="8259"/>
           </w:tcPr>
           <w:p>
+            <w:pPr>
+              <w:ind w:firstLine="0"/>
+            </w:pPr>
             <w:r>
               <w:rPr>
                 <w:rFonts w:ascii="Times New Roman" w:hAnsi="Times New Roman" w:eastAsia="宋体"/>
@@ -2241,6 +2580,9 @@
             <w:tcW w:type="dxa" w:w="812"/>
           </w:tcPr>
           <w:p>
+            <w:pPr>
+              <w:ind w:firstLine="0"/>
+            </w:pPr>
             <w:r>
               <w:rPr>
                 <w:rFonts w:ascii="Times New Roman" w:hAnsi="Times New Roman" w:eastAsia="宋体"/>
@@ -2255,6 +2597,9 @@
             <w:tcW w:type="dxa" w:w="8259"/>
           </w:tcPr>
           <w:p>
+            <w:pPr>
+              <w:ind w:firstLine="0"/>
+            </w:pPr>
             <w:r>
               <w:rPr>
                 <w:rFonts w:ascii="Times New Roman" w:hAnsi="Times New Roman" w:eastAsia="宋体"/>
@@ -2271,6 +2616,9 @@
             <w:tcW w:type="dxa" w:w="812"/>
           </w:tcPr>
           <w:p>
+            <w:pPr>
+              <w:ind w:firstLine="0"/>
+            </w:pPr>
             <w:r>
               <w:rPr>
                 <w:rFonts w:ascii="Times New Roman" w:hAnsi="Times New Roman" w:eastAsia="宋体"/>
@@ -2285,6 +2633,9 @@
             <w:tcW w:type="dxa" w:w="8259"/>
           </w:tcPr>
           <w:p>
+            <w:pPr>
+              <w:ind w:firstLine="0"/>
+            </w:pPr>
             <w:r>
               <w:rPr>
                 <w:rFonts w:ascii="Times New Roman" w:hAnsi="Times New Roman" w:eastAsia="宋体"/>
@@ -2301,6 +2652,9 @@
             <w:tcW w:type="dxa" w:w="812"/>
           </w:tcPr>
           <w:p>
+            <w:pPr>
+              <w:ind w:firstLine="0"/>
+            </w:pPr>
             <w:r>
               <w:rPr>
                 <w:rFonts w:ascii="Times New Roman" w:hAnsi="Times New Roman" w:eastAsia="宋体"/>
@@ -2315,6 +2669,9 @@
             <w:tcW w:type="dxa" w:w="8259"/>
           </w:tcPr>
           <w:p>
+            <w:pPr>
+              <w:ind w:firstLine="0"/>
+            </w:pPr>
             <w:r>
               <w:rPr>
                 <w:rFonts w:ascii="Times New Roman" w:hAnsi="Times New Roman" w:eastAsia="宋体"/>
@@ -2331,6 +2688,9 @@
             <w:tcW w:type="dxa" w:w="812"/>
           </w:tcPr>
           <w:p>
+            <w:pPr>
+              <w:ind w:firstLine="0"/>
+            </w:pPr>
             <w:r>
               <w:rPr>
                 <w:rFonts w:ascii="Times New Roman" w:hAnsi="Times New Roman" w:eastAsia="宋体"/>
@@ -2345,6 +2705,9 @@
             <w:tcW w:type="dxa" w:w="8259"/>
           </w:tcPr>
           <w:p>
+            <w:pPr>
+              <w:ind w:firstLine="0"/>
+            </w:pPr>
             <w:r>
               <w:rPr>
                 <w:rFonts w:ascii="Times New Roman" w:hAnsi="Times New Roman" w:eastAsia="宋体"/>
@@ -2361,6 +2724,9 @@
             <w:tcW w:type="dxa" w:w="812"/>
           </w:tcPr>
           <w:p>
+            <w:pPr>
+              <w:ind w:firstLine="0"/>
+            </w:pPr>
             <w:r>
               <w:rPr>
                 <w:rFonts w:ascii="Times New Roman" w:hAnsi="Times New Roman" w:eastAsia="宋体"/>
@@ -2375,6 +2741,9 @@
             <w:tcW w:type="dxa" w:w="8259"/>
           </w:tcPr>
           <w:p>
+            <w:pPr>
+              <w:ind w:firstLine="0"/>
+            </w:pPr>
             <w:r>
               <w:rPr>
                 <w:rFonts w:ascii="Times New Roman" w:hAnsi="Times New Roman" w:eastAsia="宋体"/>
@@ -2391,6 +2760,9 @@
             <w:tcW w:type="dxa" w:w="812"/>
           </w:tcPr>
           <w:p>
+            <w:pPr>
+              <w:ind w:firstLine="0"/>
+            </w:pPr>
             <w:r>
               <w:rPr>
                 <w:rFonts w:ascii="Times New Roman" w:hAnsi="Times New Roman" w:eastAsia="宋体"/>
@@ -2405,6 +2777,9 @@
             <w:tcW w:type="dxa" w:w="8259"/>
           </w:tcPr>
           <w:p>
+            <w:pPr>
+              <w:ind w:firstLine="0"/>
+            </w:pPr>
             <w:r>
               <w:rPr>
                 <w:rFonts w:ascii="Times New Roman" w:hAnsi="Times New Roman" w:eastAsia="宋体"/>
@@ -2421,6 +2796,9 @@
             <w:tcW w:type="dxa" w:w="812"/>
           </w:tcPr>
           <w:p>
+            <w:pPr>
+              <w:ind w:firstLine="0"/>
+            </w:pPr>
             <w:r>
               <w:rPr>
                 <w:rFonts w:ascii="Times New Roman" w:hAnsi="Times New Roman" w:eastAsia="宋体"/>
@@ -2435,6 +2813,9 @@
             <w:tcW w:type="dxa" w:w="8259"/>
           </w:tcPr>
           <w:p>
+            <w:pPr>
+              <w:ind w:firstLine="0"/>
+            </w:pPr>
             <w:r>
               <w:rPr>
                 <w:rFonts w:ascii="Times New Roman" w:hAnsi="Times New Roman" w:eastAsia="宋体"/>
@@ -2451,6 +2832,9 @@
             <w:tcW w:type="dxa" w:w="812"/>
           </w:tcPr>
           <w:p>
+            <w:pPr>
+              <w:ind w:firstLine="0"/>
+            </w:pPr>
             <w:r>
               <w:rPr>
                 <w:rFonts w:ascii="Times New Roman" w:hAnsi="Times New Roman" w:eastAsia="宋体"/>
@@ -2465,6 +2849,9 @@
             <w:tcW w:type="dxa" w:w="8259"/>
           </w:tcPr>
           <w:p>
+            <w:pPr>
+              <w:ind w:firstLine="0"/>
+            </w:pPr>
             <w:r>
               <w:rPr>
                 <w:rFonts w:ascii="Times New Roman" w:hAnsi="Times New Roman" w:eastAsia="宋体"/>
@@ -2481,6 +2868,9 @@
             <w:tcW w:type="dxa" w:w="812"/>
           </w:tcPr>
           <w:p>
+            <w:pPr>
+              <w:ind w:firstLine="0"/>
+            </w:pPr>
             <w:r>
               <w:rPr>
                 <w:rFonts w:ascii="Times New Roman" w:hAnsi="Times New Roman" w:eastAsia="宋体"/>
@@ -2495,6 +2885,9 @@
             <w:tcW w:type="dxa" w:w="8259"/>
           </w:tcPr>
           <w:p>
+            <w:pPr>
+              <w:ind w:firstLine="0"/>
+            </w:pPr>
             <w:r>
               <w:rPr>
                 <w:rFonts w:ascii="Times New Roman" w:hAnsi="Times New Roman" w:eastAsia="宋体"/>
@@ -2511,6 +2904,9 @@
             <w:tcW w:type="dxa" w:w="812"/>
           </w:tcPr>
           <w:p>
+            <w:pPr>
+              <w:ind w:firstLine="0"/>
+            </w:pPr>
             <w:r>
               <w:rPr>
                 <w:rFonts w:ascii="Times New Roman" w:hAnsi="Times New Roman" w:eastAsia="宋体"/>
@@ -2525,6 +2921,9 @@
             <w:tcW w:type="dxa" w:w="8259"/>
           </w:tcPr>
           <w:p>
+            <w:pPr>
+              <w:ind w:firstLine="0"/>
+            </w:pPr>
             <w:r>
               <w:rPr>
                 <w:rFonts w:ascii="Times New Roman" w:hAnsi="Times New Roman" w:eastAsia="宋体"/>
@@ -2541,6 +2940,9 @@
             <w:tcW w:type="dxa" w:w="812"/>
           </w:tcPr>
           <w:p>
+            <w:pPr>
+              <w:ind w:firstLine="0"/>
+            </w:pPr>
             <w:r>
               <w:rPr>
                 <w:rFonts w:ascii="Times New Roman" w:hAnsi="Times New Roman" w:eastAsia="宋体"/>
@@ -2555,6 +2957,9 @@
             <w:tcW w:type="dxa" w:w="8259"/>
           </w:tcPr>
           <w:p>
+            <w:pPr>
+              <w:ind w:firstLine="0"/>
+            </w:pPr>
             <w:r>
               <w:rPr>
                 <w:rFonts w:ascii="Times New Roman" w:hAnsi="Times New Roman" w:eastAsia="宋体"/>
@@ -2571,6 +2976,9 @@
             <w:tcW w:type="dxa" w:w="812"/>
           </w:tcPr>
           <w:p>
+            <w:pPr>
+              <w:ind w:firstLine="0"/>
+            </w:pPr>
             <w:r>
               <w:rPr>
                 <w:rFonts w:ascii="Times New Roman" w:hAnsi="Times New Roman" w:eastAsia="宋体"/>
@@ -2585,6 +2993,9 @@
             <w:tcW w:type="dxa" w:w="8259"/>
           </w:tcPr>
           <w:p>
+            <w:pPr>
+              <w:ind w:firstLine="0"/>
+            </w:pPr>
             <w:r>
               <w:rPr>
                 <w:rFonts w:ascii="Times New Roman" w:hAnsi="Times New Roman" w:eastAsia="宋体"/>
@@ -2601,6 +3012,9 @@
             <w:tcW w:type="dxa" w:w="812"/>
           </w:tcPr>
           <w:p>
+            <w:pPr>
+              <w:ind w:firstLine="0"/>
+            </w:pPr>
             <w:r>
               <w:rPr>
                 <w:rFonts w:ascii="Times New Roman" w:hAnsi="Times New Roman" w:eastAsia="宋体"/>
@@ -2615,6 +3029,9 @@
             <w:tcW w:type="dxa" w:w="8259"/>
           </w:tcPr>
           <w:p>
+            <w:pPr>
+              <w:ind w:firstLine="0"/>
+            </w:pPr>
             <w:r>
               <w:rPr>
                 <w:rFonts w:ascii="Times New Roman" w:hAnsi="Times New Roman" w:eastAsia="宋体"/>
@@ -2631,6 +3048,9 @@
             <w:tcW w:type="dxa" w:w="812"/>
           </w:tcPr>
           <w:p>
+            <w:pPr>
+              <w:ind w:firstLine="0"/>
+            </w:pPr>
             <w:r>
               <w:rPr>
                 <w:rFonts w:ascii="Times New Roman" w:hAnsi="Times New Roman" w:eastAsia="宋体"/>
@@ -2645,6 +3065,9 @@
             <w:tcW w:type="dxa" w:w="8259"/>
           </w:tcPr>
           <w:p>
+            <w:pPr>
+              <w:ind w:firstLine="0"/>
+            </w:pPr>
             <w:r>
               <w:rPr>
                 <w:rFonts w:ascii="Times New Roman" w:hAnsi="Times New Roman" w:eastAsia="宋体"/>
@@ -2683,6 +3106,9 @@
             <w:tcW w:type="dxa" w:w="442"/>
           </w:tcPr>
           <w:p>
+            <w:pPr>
+              <w:ind w:firstLine="0"/>
+            </w:pPr>
             <w:r>
               <w:rPr>
                 <w:rFonts w:ascii="Times New Roman" w:hAnsi="Times New Roman" w:eastAsia="宋体"/>
@@ -2698,6 +3124,9 @@
             <w:tcW w:type="dxa" w:w="8628"/>
           </w:tcPr>
           <w:p>
+            <w:pPr>
+              <w:ind w:firstLine="0"/>
+            </w:pPr>
             <w:r>
               <w:rPr>
                 <w:rFonts w:ascii="Times New Roman" w:hAnsi="Times New Roman" w:eastAsia="宋体"/>
@@ -2715,6 +3144,9 @@
             <w:tcW w:type="dxa" w:w="442"/>
           </w:tcPr>
           <w:p>
+            <w:pPr>
+              <w:ind w:firstLine="0"/>
+            </w:pPr>
             <w:r>
               <w:rPr>
                 <w:rFonts w:ascii="Times New Roman" w:hAnsi="Times New Roman" w:eastAsia="宋体"/>
@@ -2729,6 +3161,9 @@
             <w:tcW w:type="dxa" w:w="8628"/>
           </w:tcPr>
           <w:p>
+            <w:pPr>
+              <w:ind w:firstLine="0"/>
+            </w:pPr>
             <w:r>
               <w:rPr>
                 <w:rFonts w:ascii="Times New Roman" w:hAnsi="Times New Roman" w:eastAsia="宋体"/>
@@ -2745,6 +3180,9 @@
             <w:tcW w:type="dxa" w:w="442"/>
           </w:tcPr>
           <w:p>
+            <w:pPr>
+              <w:ind w:firstLine="0"/>
+            </w:pPr>
             <w:r>
               <w:rPr>
                 <w:rFonts w:ascii="Times New Roman" w:hAnsi="Times New Roman" w:eastAsia="宋体"/>
@@ -2759,6 +3197,9 @@
             <w:tcW w:type="dxa" w:w="8628"/>
           </w:tcPr>
           <w:p>
+            <w:pPr>
+              <w:ind w:firstLine="0"/>
+            </w:pPr>
             <w:r>
               <w:rPr>
                 <w:rFonts w:ascii="Times New Roman" w:hAnsi="Times New Roman" w:eastAsia="宋体"/>
@@ -2775,6 +3216,9 @@
             <w:tcW w:type="dxa" w:w="442"/>
           </w:tcPr>
           <w:p>
+            <w:pPr>
+              <w:ind w:firstLine="0"/>
+            </w:pPr>
             <w:r>
               <w:rPr>
                 <w:rFonts w:ascii="Times New Roman" w:hAnsi="Times New Roman" w:eastAsia="宋体"/>
@@ -2789,6 +3233,9 @@
             <w:tcW w:type="dxa" w:w="8628"/>
           </w:tcPr>
           <w:p>
+            <w:pPr>
+              <w:ind w:firstLine="0"/>
+            </w:pPr>
             <w:r>
               <w:rPr>
                 <w:rFonts w:ascii="Times New Roman" w:hAnsi="Times New Roman" w:eastAsia="宋体"/>
@@ -2805,6 +3252,9 @@
             <w:tcW w:type="dxa" w:w="442"/>
           </w:tcPr>
           <w:p>
+            <w:pPr>
+              <w:ind w:firstLine="0"/>
+            </w:pPr>
             <w:r>
               <w:rPr>
                 <w:rFonts w:ascii="Times New Roman" w:hAnsi="Times New Roman" w:eastAsia="宋体"/>
@@ -2819,6 +3269,9 @@
             <w:tcW w:type="dxa" w:w="8628"/>
           </w:tcPr>
           <w:p>
+            <w:pPr>
+              <w:ind w:firstLine="0"/>
+            </w:pPr>
             <w:r>
               <w:rPr>
                 <w:rFonts w:ascii="Times New Roman" w:hAnsi="Times New Roman" w:eastAsia="宋体"/>
@@ -2835,6 +3288,9 @@
             <w:tcW w:type="dxa" w:w="442"/>
           </w:tcPr>
           <w:p>
+            <w:pPr>
+              <w:ind w:firstLine="0"/>
+            </w:pPr>
             <w:r>
               <w:rPr>
                 <w:rFonts w:ascii="Times New Roman" w:hAnsi="Times New Roman" w:eastAsia="宋体"/>
@@ -2849,6 +3305,9 @@
             <w:tcW w:type="dxa" w:w="8628"/>
           </w:tcPr>
           <w:p>
+            <w:pPr>
+              <w:ind w:firstLine="0"/>
+            </w:pPr>
             <w:r>
               <w:rPr>
                 <w:rFonts w:ascii="Times New Roman" w:hAnsi="Times New Roman" w:eastAsia="宋体"/>
@@ -2865,6 +3324,9 @@
             <w:tcW w:type="dxa" w:w="442"/>
           </w:tcPr>
           <w:p>
+            <w:pPr>
+              <w:ind w:firstLine="0"/>
+            </w:pPr>
             <w:r>
               <w:rPr>
                 <w:rFonts w:ascii="Times New Roman" w:hAnsi="Times New Roman" w:eastAsia="宋体"/>
@@ -2879,6 +3341,9 @@
             <w:tcW w:type="dxa" w:w="8628"/>
           </w:tcPr>
           <w:p>
+            <w:pPr>
+              <w:ind w:firstLine="0"/>
+            </w:pPr>
             <w:r>
               <w:rPr>
                 <w:rFonts w:ascii="Times New Roman" w:hAnsi="Times New Roman" w:eastAsia="宋体"/>
@@ -2895,6 +3360,9 @@
             <w:tcW w:type="dxa" w:w="442"/>
           </w:tcPr>
           <w:p>
+            <w:pPr>
+              <w:ind w:firstLine="0"/>
+            </w:pPr>
             <w:r>
               <w:rPr>
                 <w:rFonts w:ascii="Times New Roman" w:hAnsi="Times New Roman" w:eastAsia="宋体"/>
@@ -2909,6 +3377,9 @@
             <w:tcW w:type="dxa" w:w="8628"/>
           </w:tcPr>
           <w:p>
+            <w:pPr>
+              <w:ind w:firstLine="0"/>
+            </w:pPr>
             <w:r>
               <w:rPr>
                 <w:rFonts w:ascii="Times New Roman" w:hAnsi="Times New Roman" w:eastAsia="宋体"/>
@@ -2925,6 +3396,9 @@
             <w:tcW w:type="dxa" w:w="442"/>
           </w:tcPr>
           <w:p>
+            <w:pPr>
+              <w:ind w:firstLine="0"/>
+            </w:pPr>
             <w:r>
               <w:rPr>
                 <w:rFonts w:ascii="Times New Roman" w:hAnsi="Times New Roman" w:eastAsia="宋体"/>
@@ -2939,6 +3413,9 @@
             <w:tcW w:type="dxa" w:w="8628"/>
           </w:tcPr>
           <w:p>
+            <w:pPr>
+              <w:ind w:firstLine="0"/>
+            </w:pPr>
             <w:r>
               <w:rPr>
                 <w:rFonts w:ascii="Times New Roman" w:hAnsi="Times New Roman" w:eastAsia="宋体"/>
@@ -2955,6 +3432,9 @@
             <w:tcW w:type="dxa" w:w="442"/>
           </w:tcPr>
           <w:p>
+            <w:pPr>
+              <w:ind w:firstLine="0"/>
+            </w:pPr>
             <w:r>
               <w:rPr>
                 <w:rFonts w:ascii="Times New Roman" w:hAnsi="Times New Roman" w:eastAsia="宋体"/>
@@ -2969,6 +3449,9 @@
             <w:tcW w:type="dxa" w:w="8628"/>
           </w:tcPr>
           <w:p>
+            <w:pPr>
+              <w:ind w:firstLine="0"/>
+            </w:pPr>
             <w:r>
               <w:rPr>
                 <w:rFonts w:ascii="Times New Roman" w:hAnsi="Times New Roman" w:eastAsia="宋体"/>
@@ -2985,6 +3468,9 @@
             <w:tcW w:type="dxa" w:w="442"/>
           </w:tcPr>
           <w:p>
+            <w:pPr>
+              <w:ind w:firstLine="0"/>
+            </w:pPr>
             <w:r>
               <w:rPr>
                 <w:rFonts w:ascii="Times New Roman" w:hAnsi="Times New Roman" w:eastAsia="宋体"/>
@@ -2999,6 +3485,9 @@
             <w:tcW w:type="dxa" w:w="8628"/>
           </w:tcPr>
           <w:p>
+            <w:pPr>
+              <w:ind w:firstLine="0"/>
+            </w:pPr>
             <w:r>
               <w:rPr>
                 <w:rFonts w:ascii="Times New Roman" w:hAnsi="Times New Roman" w:eastAsia="宋体"/>
@@ -3015,6 +3504,9 @@
             <w:tcW w:type="dxa" w:w="442"/>
           </w:tcPr>
           <w:p>
+            <w:pPr>
+              <w:ind w:firstLine="0"/>
+            </w:pPr>
             <w:r>
               <w:rPr>
                 <w:rFonts w:ascii="Times New Roman" w:hAnsi="Times New Roman" w:eastAsia="宋体"/>
@@ -3029,6 +3521,9 @@
             <w:tcW w:type="dxa" w:w="8628"/>
           </w:tcPr>
           <w:p>
+            <w:pPr>
+              <w:ind w:firstLine="0"/>
+            </w:pPr>
             <w:r>
               <w:rPr>
                 <w:rFonts w:ascii="Times New Roman" w:hAnsi="Times New Roman" w:eastAsia="宋体"/>
@@ -3045,6 +3540,9 @@
             <w:tcW w:type="dxa" w:w="442"/>
           </w:tcPr>
           <w:p>
+            <w:pPr>
+              <w:ind w:firstLine="0"/>
+            </w:pPr>
             <w:r>
               <w:rPr>
                 <w:rFonts w:ascii="Times New Roman" w:hAnsi="Times New Roman" w:eastAsia="宋体"/>
@@ -3059,6 +3557,9 @@
             <w:tcW w:type="dxa" w:w="8628"/>
           </w:tcPr>
           <w:p>
+            <w:pPr>
+              <w:ind w:firstLine="0"/>
+            </w:pPr>
             <w:r>
               <w:rPr>
                 <w:rFonts w:ascii="Times New Roman" w:hAnsi="Times New Roman" w:eastAsia="宋体"/>
@@ -3075,6 +3576,9 @@
             <w:tcW w:type="dxa" w:w="442"/>
           </w:tcPr>
           <w:p>
+            <w:pPr>
+              <w:ind w:firstLine="0"/>
+            </w:pPr>
             <w:r>
               <w:rPr>
                 <w:rFonts w:ascii="Times New Roman" w:hAnsi="Times New Roman" w:eastAsia="宋体"/>
@@ -3089,6 +3593,9 @@
             <w:tcW w:type="dxa" w:w="8628"/>
           </w:tcPr>
           <w:p>
+            <w:pPr>
+              <w:ind w:firstLine="0"/>
+            </w:pPr>
             <w:r>
               <w:rPr>
                 <w:rFonts w:ascii="Times New Roman" w:hAnsi="Times New Roman" w:eastAsia="宋体"/>
@@ -3105,6 +3612,9 @@
             <w:tcW w:type="dxa" w:w="442"/>
           </w:tcPr>
           <w:p>
+            <w:pPr>
+              <w:ind w:firstLine="0"/>
+            </w:pPr>
             <w:r>
               <w:rPr>
                 <w:rFonts w:ascii="Times New Roman" w:hAnsi="Times New Roman" w:eastAsia="宋体"/>
@@ -3119,6 +3629,9 @@
             <w:tcW w:type="dxa" w:w="8628"/>
           </w:tcPr>
           <w:p>
+            <w:pPr>
+              <w:ind w:firstLine="0"/>
+            </w:pPr>
             <w:r>
               <w:rPr>
                 <w:rFonts w:ascii="Times New Roman" w:hAnsi="Times New Roman" w:eastAsia="宋体"/>
@@ -3135,6 +3648,9 @@
             <w:tcW w:type="dxa" w:w="442"/>
           </w:tcPr>
           <w:p>
+            <w:pPr>
+              <w:ind w:firstLine="0"/>
+            </w:pPr>
             <w:r>
               <w:rPr>
                 <w:rFonts w:ascii="Times New Roman" w:hAnsi="Times New Roman" w:eastAsia="宋体"/>
@@ -3149,6 +3665,9 @@
             <w:tcW w:type="dxa" w:w="8628"/>
           </w:tcPr>
           <w:p>
+            <w:pPr>
+              <w:ind w:firstLine="0"/>
+            </w:pPr>
             <w:r>
               <w:rPr>
                 <w:rFonts w:ascii="Times New Roman" w:hAnsi="Times New Roman" w:eastAsia="宋体"/>
@@ -3165,6 +3684,9 @@
             <w:tcW w:type="dxa" w:w="442"/>
           </w:tcPr>
           <w:p>
+            <w:pPr>
+              <w:ind w:firstLine="0"/>
+            </w:pPr>
             <w:r>
               <w:rPr>
                 <w:rFonts w:ascii="Times New Roman" w:hAnsi="Times New Roman" w:eastAsia="宋体"/>
@@ -3179,6 +3701,9 @@
             <w:tcW w:type="dxa" w:w="8628"/>
           </w:tcPr>
           <w:p>
+            <w:pPr>
+              <w:ind w:firstLine="0"/>
+            </w:pPr>
             <w:r>
               <w:rPr>
                 <w:rFonts w:ascii="Times New Roman" w:hAnsi="Times New Roman" w:eastAsia="宋体"/>
@@ -3195,6 +3720,9 @@
             <w:tcW w:type="dxa" w:w="442"/>
           </w:tcPr>
           <w:p>
+            <w:pPr>
+              <w:ind w:firstLine="0"/>
+            </w:pPr>
             <w:r>
               <w:rPr>
                 <w:rFonts w:ascii="Times New Roman" w:hAnsi="Times New Roman" w:eastAsia="宋体"/>
@@ -3209,6 +3737,9 @@
             <w:tcW w:type="dxa" w:w="8628"/>
           </w:tcPr>
           <w:p>
+            <w:pPr>
+              <w:ind w:firstLine="0"/>
+            </w:pPr>
             <w:r>
               <w:rPr>
                 <w:rFonts w:ascii="Times New Roman" w:hAnsi="Times New Roman" w:eastAsia="宋体"/>
@@ -3225,6 +3756,9 @@
             <w:tcW w:type="dxa" w:w="442"/>
           </w:tcPr>
           <w:p>
+            <w:pPr>
+              <w:ind w:firstLine="0"/>
+            </w:pPr>
             <w:r>
               <w:rPr>
                 <w:rFonts w:ascii="Times New Roman" w:hAnsi="Times New Roman" w:eastAsia="宋体"/>
@@ -3239,6 +3773,9 @@
             <w:tcW w:type="dxa" w:w="8628"/>
           </w:tcPr>
           <w:p>
+            <w:pPr>
+              <w:ind w:firstLine="0"/>
+            </w:pPr>
             <w:r>
               <w:rPr>
                 <w:rFonts w:ascii="Times New Roman" w:hAnsi="Times New Roman" w:eastAsia="宋体"/>
@@ -3255,6 +3792,9 @@
             <w:tcW w:type="dxa" w:w="442"/>
           </w:tcPr>
           <w:p>
+            <w:pPr>
+              <w:ind w:firstLine="0"/>
+            </w:pPr>
             <w:r>
               <w:rPr>
                 <w:rFonts w:ascii="Times New Roman" w:hAnsi="Times New Roman" w:eastAsia="宋体"/>
@@ -3269,6 +3809,9 @@
             <w:tcW w:type="dxa" w:w="8628"/>
           </w:tcPr>
           <w:p>
+            <w:pPr>
+              <w:ind w:firstLine="0"/>
+            </w:pPr>
             <w:r>
               <w:rPr>
                 <w:rFonts w:ascii="Times New Roman" w:hAnsi="Times New Roman" w:eastAsia="宋体"/>
@@ -3285,6 +3828,9 @@
             <w:tcW w:type="dxa" w:w="442"/>
           </w:tcPr>
           <w:p>
+            <w:pPr>
+              <w:ind w:firstLine="0"/>
+            </w:pPr>
             <w:r>
               <w:rPr>
                 <w:rFonts w:ascii="Times New Roman" w:hAnsi="Times New Roman" w:eastAsia="宋体"/>
@@ -3299,6 +3845,9 @@
             <w:tcW w:type="dxa" w:w="8628"/>
           </w:tcPr>
           <w:p>
+            <w:pPr>
+              <w:ind w:firstLine="0"/>
+            </w:pPr>
             <w:r>
               <w:rPr>
                 <w:rFonts w:ascii="Times New Roman" w:hAnsi="Times New Roman" w:eastAsia="宋体"/>
@@ -3315,6 +3864,9 @@
             <w:tcW w:type="dxa" w:w="442"/>
           </w:tcPr>
           <w:p>
+            <w:pPr>
+              <w:ind w:firstLine="0"/>
+            </w:pPr>
             <w:r>
               <w:rPr>
                 <w:rFonts w:ascii="Times New Roman" w:hAnsi="Times New Roman" w:eastAsia="宋体"/>
@@ -3329,6 +3881,9 @@
             <w:tcW w:type="dxa" w:w="8628"/>
           </w:tcPr>
           <w:p>
+            <w:pPr>
+              <w:ind w:firstLine="0"/>
+            </w:pPr>
             <w:r>
               <w:rPr>
                 <w:rFonts w:ascii="Times New Roman" w:hAnsi="Times New Roman" w:eastAsia="宋体"/>
@@ -3345,6 +3900,9 @@
             <w:tcW w:type="dxa" w:w="442"/>
           </w:tcPr>
           <w:p>
+            <w:pPr>
+              <w:ind w:firstLine="0"/>
+            </w:pPr>
             <w:r>
               <w:rPr>
                 <w:rFonts w:ascii="Times New Roman" w:hAnsi="Times New Roman" w:eastAsia="宋体"/>
@@ -3359,6 +3917,9 @@
             <w:tcW w:type="dxa" w:w="8628"/>
           </w:tcPr>
           <w:p>
+            <w:pPr>
+              <w:ind w:firstLine="0"/>
+            </w:pPr>
             <w:r>
               <w:rPr>
                 <w:rFonts w:ascii="Times New Roman" w:hAnsi="Times New Roman" w:eastAsia="宋体"/>
@@ -3375,6 +3936,9 @@
             <w:tcW w:type="dxa" w:w="442"/>
           </w:tcPr>
           <w:p>
+            <w:pPr>
+              <w:ind w:firstLine="0"/>
+            </w:pPr>
             <w:r>
               <w:rPr>
                 <w:rFonts w:ascii="Times New Roman" w:hAnsi="Times New Roman" w:eastAsia="宋体"/>
@@ -3389,6 +3953,9 @@
             <w:tcW w:type="dxa" w:w="8628"/>
           </w:tcPr>
           <w:p>
+            <w:pPr>
+              <w:ind w:firstLine="0"/>
+            </w:pPr>
             <w:r>
               <w:rPr>
                 <w:rFonts w:ascii="Times New Roman" w:hAnsi="Times New Roman" w:eastAsia="宋体"/>
@@ -3405,6 +3972,9 @@
             <w:tcW w:type="dxa" w:w="442"/>
           </w:tcPr>
           <w:p>
+            <w:pPr>
+              <w:ind w:firstLine="0"/>
+            </w:pPr>
             <w:r>
               <w:rPr>
                 <w:rFonts w:ascii="Times New Roman" w:hAnsi="Times New Roman" w:eastAsia="宋体"/>
@@ -3419,6 +3989,9 @@
             <w:tcW w:type="dxa" w:w="8628"/>
           </w:tcPr>
           <w:p>
+            <w:pPr>
+              <w:ind w:firstLine="0"/>
+            </w:pPr>
             <w:r>
               <w:rPr>
                 <w:rFonts w:ascii="Times New Roman" w:hAnsi="Times New Roman" w:eastAsia="宋体"/>
@@ -3435,6 +4008,9 @@
             <w:tcW w:type="dxa" w:w="442"/>
           </w:tcPr>
           <w:p>
+            <w:pPr>
+              <w:ind w:firstLine="0"/>
+            </w:pPr>
             <w:r>
               <w:rPr>
                 <w:rFonts w:ascii="Times New Roman" w:hAnsi="Times New Roman" w:eastAsia="宋体"/>
@@ -3449,6 +4025,9 @@
             <w:tcW w:type="dxa" w:w="8628"/>
           </w:tcPr>
           <w:p>
+            <w:pPr>
+              <w:ind w:firstLine="0"/>
+            </w:pPr>
             <w:r>
               <w:rPr>
                 <w:rFonts w:ascii="Times New Roman" w:hAnsi="Times New Roman" w:eastAsia="宋体"/>
@@ -3465,6 +4044,9 @@
             <w:tcW w:type="dxa" w:w="442"/>
           </w:tcPr>
           <w:p>
+            <w:pPr>
+              <w:ind w:firstLine="0"/>
+            </w:pPr>
             <w:r>
               <w:rPr>
                 <w:rFonts w:ascii="Times New Roman" w:hAnsi="Times New Roman" w:eastAsia="宋体"/>
@@ -3479,6 +4061,9 @@
             <w:tcW w:type="dxa" w:w="8628"/>
           </w:tcPr>
           <w:p>
+            <w:pPr>
+              <w:ind w:firstLine="0"/>
+            </w:pPr>
             <w:r>
               <w:rPr>
                 <w:rFonts w:ascii="Times New Roman" w:hAnsi="Times New Roman" w:eastAsia="宋体"/>
@@ -3517,6 +4102,9 @@
             <w:tcW w:type="dxa" w:w="825"/>
           </w:tcPr>
           <w:p>
+            <w:pPr>
+              <w:ind w:firstLine="0"/>
+            </w:pPr>
             <w:r>
               <w:rPr>
                 <w:rFonts w:ascii="Times New Roman" w:hAnsi="Times New Roman" w:eastAsia="宋体"/>
@@ -3532,6 +4120,9 @@
             <w:tcW w:type="dxa" w:w="8246"/>
           </w:tcPr>
           <w:p>
+            <w:pPr>
+              <w:ind w:firstLine="0"/>
+            </w:pPr>
             <w:r>
               <w:rPr>
                 <w:rFonts w:ascii="Times New Roman" w:hAnsi="Times New Roman" w:eastAsia="宋体"/>
@@ -3549,6 +4140,9 @@
             <w:tcW w:type="dxa" w:w="825"/>
           </w:tcPr>
           <w:p>
+            <w:pPr>
+              <w:ind w:firstLine="0"/>
+            </w:pPr>
             <w:r>
               <w:rPr>
                 <w:rFonts w:ascii="Times New Roman" w:hAnsi="Times New Roman" w:eastAsia="宋体"/>
@@ -3563,6 +4157,9 @@
             <w:tcW w:type="dxa" w:w="8246"/>
           </w:tcPr>
           <w:p>
+            <w:pPr>
+              <w:ind w:firstLine="0"/>
+            </w:pPr>
             <w:r>
               <w:rPr>
                 <w:rFonts w:ascii="Times New Roman" w:hAnsi="Times New Roman" w:eastAsia="宋体"/>
@@ -3579,6 +4176,9 @@
             <w:tcW w:type="dxa" w:w="825"/>
           </w:tcPr>
           <w:p>
+            <w:pPr>
+              <w:ind w:firstLine="0"/>
+            </w:pPr>
             <w:r>
               <w:rPr>
                 <w:rFonts w:ascii="Times New Roman" w:hAnsi="Times New Roman" w:eastAsia="宋体"/>
@@ -3593,6 +4193,9 @@
             <w:tcW w:type="dxa" w:w="8246"/>
           </w:tcPr>
           <w:p>
+            <w:pPr>
+              <w:ind w:firstLine="0"/>
+            </w:pPr>
             <w:r>
               <w:rPr>
                 <w:rFonts w:ascii="Times New Roman" w:hAnsi="Times New Roman" w:eastAsia="宋体"/>
@@ -3609,6 +4212,9 @@
             <w:tcW w:type="dxa" w:w="825"/>
           </w:tcPr>
           <w:p>
+            <w:pPr>
+              <w:ind w:firstLine="0"/>
+            </w:pPr>
             <w:r>
               <w:rPr>
                 <w:rFonts w:ascii="Times New Roman" w:hAnsi="Times New Roman" w:eastAsia="宋体"/>
@@ -3623,6 +4229,9 @@
             <w:tcW w:type="dxa" w:w="8246"/>
           </w:tcPr>
           <w:p>
+            <w:pPr>
+              <w:ind w:firstLine="0"/>
+            </w:pPr>
             <w:r>
               <w:rPr>
                 <w:rFonts w:ascii="Times New Roman" w:hAnsi="Times New Roman" w:eastAsia="宋体"/>
@@ -3639,6 +4248,9 @@
             <w:tcW w:type="dxa" w:w="825"/>
           </w:tcPr>
           <w:p>
+            <w:pPr>
+              <w:ind w:firstLine="0"/>
+            </w:pPr>
             <w:r>
               <w:rPr>
                 <w:rFonts w:ascii="Times New Roman" w:hAnsi="Times New Roman" w:eastAsia="宋体"/>
@@ -3653,6 +4265,9 @@
             <w:tcW w:type="dxa" w:w="8246"/>
           </w:tcPr>
           <w:p>
+            <w:pPr>
+              <w:ind w:firstLine="0"/>
+            </w:pPr>
             <w:r>
               <w:rPr>
                 <w:rFonts w:ascii="Times New Roman" w:hAnsi="Times New Roman" w:eastAsia="宋体"/>
@@ -3669,6 +4284,9 @@
             <w:tcW w:type="dxa" w:w="825"/>
           </w:tcPr>
           <w:p>
+            <w:pPr>
+              <w:ind w:firstLine="0"/>
+            </w:pPr>
             <w:r>
               <w:rPr>
                 <w:rFonts w:ascii="Times New Roman" w:hAnsi="Times New Roman" w:eastAsia="宋体"/>
@@ -3683,6 +4301,9 @@
             <w:tcW w:type="dxa" w:w="8246"/>
           </w:tcPr>
           <w:p>
+            <w:pPr>
+              <w:ind w:firstLine="0"/>
+            </w:pPr>
             <w:r>
               <w:rPr>
                 <w:rFonts w:ascii="Times New Roman" w:hAnsi="Times New Roman" w:eastAsia="宋体"/>
@@ -3699,6 +4320,9 @@
             <w:tcW w:type="dxa" w:w="825"/>
           </w:tcPr>
           <w:p>
+            <w:pPr>
+              <w:ind w:firstLine="0"/>
+            </w:pPr>
             <w:r>
               <w:rPr>
                 <w:rFonts w:ascii="Times New Roman" w:hAnsi="Times New Roman" w:eastAsia="宋体"/>
@@ -3713,6 +4337,9 @@
             <w:tcW w:type="dxa" w:w="8246"/>
           </w:tcPr>
           <w:p>
+            <w:pPr>
+              <w:ind w:firstLine="0"/>
+            </w:pPr>
             <w:r>
               <w:rPr>
                 <w:rFonts w:ascii="Times New Roman" w:hAnsi="Times New Roman" w:eastAsia="宋体"/>
@@ -3729,6 +4356,9 @@
             <w:tcW w:type="dxa" w:w="825"/>
           </w:tcPr>
           <w:p>
+            <w:pPr>
+              <w:ind w:firstLine="0"/>
+            </w:pPr>
             <w:r>
               <w:rPr>
                 <w:rFonts w:ascii="Times New Roman" w:hAnsi="Times New Roman" w:eastAsia="宋体"/>
@@ -3743,6 +4373,9 @@
             <w:tcW w:type="dxa" w:w="8246"/>
           </w:tcPr>
           <w:p>
+            <w:pPr>
+              <w:ind w:firstLine="0"/>
+            </w:pPr>
             <w:r>
               <w:rPr>
                 <w:rFonts w:ascii="Times New Roman" w:hAnsi="Times New Roman" w:eastAsia="宋体"/>
@@ -3759,6 +4392,9 @@
             <w:tcW w:type="dxa" w:w="825"/>
           </w:tcPr>
           <w:p>
+            <w:pPr>
+              <w:ind w:firstLine="0"/>
+            </w:pPr>
             <w:r>
               <w:rPr>
                 <w:rFonts w:ascii="Times New Roman" w:hAnsi="Times New Roman" w:eastAsia="宋体"/>
@@ -3773,6 +4409,9 @@
             <w:tcW w:type="dxa" w:w="8246"/>
           </w:tcPr>
           <w:p>
+            <w:pPr>
+              <w:ind w:firstLine="0"/>
+            </w:pPr>
             <w:r>
               <w:rPr>
                 <w:rFonts w:ascii="Times New Roman" w:hAnsi="Times New Roman" w:eastAsia="宋体"/>
@@ -3789,6 +4428,9 @@
             <w:tcW w:type="dxa" w:w="825"/>
           </w:tcPr>
           <w:p>
+            <w:pPr>
+              <w:ind w:firstLine="0"/>
+            </w:pPr>
             <w:r>
               <w:rPr>
                 <w:rFonts w:ascii="Times New Roman" w:hAnsi="Times New Roman" w:eastAsia="宋体"/>
@@ -3803,6 +4445,9 @@
             <w:tcW w:type="dxa" w:w="8246"/>
           </w:tcPr>
           <w:p>
+            <w:pPr>
+              <w:ind w:firstLine="0"/>
+            </w:pPr>
             <w:r>
               <w:rPr>
                 <w:rFonts w:ascii="Times New Roman" w:hAnsi="Times New Roman" w:eastAsia="宋体"/>
@@ -3819,6 +4464,9 @@
             <w:tcW w:type="dxa" w:w="825"/>
           </w:tcPr>
           <w:p>
+            <w:pPr>
+              <w:ind w:firstLine="0"/>
+            </w:pPr>
             <w:r>
               <w:rPr>
                 <w:rFonts w:ascii="Times New Roman" w:hAnsi="Times New Roman" w:eastAsia="宋体"/>
@@ -3833,6 +4481,9 @@
             <w:tcW w:type="dxa" w:w="8246"/>
           </w:tcPr>
           <w:p>
+            <w:pPr>
+              <w:ind w:firstLine="0"/>
+            </w:pPr>
             <w:r>
               <w:rPr>
                 <w:rFonts w:ascii="Times New Roman" w:hAnsi="Times New Roman" w:eastAsia="宋体"/>
@@ -3849,6 +4500,9 @@
             <w:tcW w:type="dxa" w:w="825"/>
           </w:tcPr>
           <w:p>
+            <w:pPr>
+              <w:ind w:firstLine="0"/>
+            </w:pPr>
             <w:r>
               <w:rPr>
                 <w:rFonts w:ascii="Times New Roman" w:hAnsi="Times New Roman" w:eastAsia="宋体"/>
@@ -3863,6 +4517,9 @@
             <w:tcW w:type="dxa" w:w="8246"/>
           </w:tcPr>
           <w:p>
+            <w:pPr>
+              <w:ind w:firstLine="0"/>
+            </w:pPr>
             <w:r>
               <w:rPr>
                 <w:rFonts w:ascii="Times New Roman" w:hAnsi="Times New Roman" w:eastAsia="宋体"/>
@@ -3879,6 +4536,9 @@
             <w:tcW w:type="dxa" w:w="825"/>
           </w:tcPr>
           <w:p>
+            <w:pPr>
+              <w:ind w:firstLine="0"/>
+            </w:pPr>
             <w:r>
               <w:rPr>
                 <w:rFonts w:ascii="Times New Roman" w:hAnsi="Times New Roman" w:eastAsia="宋体"/>
@@ -3893,6 +4553,9 @@
             <w:tcW w:type="dxa" w:w="8246"/>
           </w:tcPr>
           <w:p>
+            <w:pPr>
+              <w:ind w:firstLine="0"/>
+            </w:pPr>
             <w:r>
               <w:rPr>
                 <w:rFonts w:ascii="Times New Roman" w:hAnsi="Times New Roman" w:eastAsia="宋体"/>
@@ -3909,6 +4572,9 @@
             <w:tcW w:type="dxa" w:w="825"/>
           </w:tcPr>
           <w:p>
+            <w:pPr>
+              <w:ind w:firstLine="0"/>
+            </w:pPr>
             <w:r>
               <w:rPr>
                 <w:rFonts w:ascii="Times New Roman" w:hAnsi="Times New Roman" w:eastAsia="宋体"/>
@@ -3923,6 +4589,9 @@
             <w:tcW w:type="dxa" w:w="8246"/>
           </w:tcPr>
           <w:p>
+            <w:pPr>
+              <w:ind w:firstLine="0"/>
+            </w:pPr>
             <w:r>
               <w:rPr>
                 <w:rFonts w:ascii="Times New Roman" w:hAnsi="Times New Roman" w:eastAsia="宋体"/>
@@ -3939,6 +4608,9 @@
             <w:tcW w:type="dxa" w:w="825"/>
           </w:tcPr>
           <w:p>
+            <w:pPr>
+              <w:ind w:firstLine="0"/>
+            </w:pPr>
             <w:r>
               <w:rPr>
                 <w:rFonts w:ascii="Times New Roman" w:hAnsi="Times New Roman" w:eastAsia="宋体"/>
@@ -3953,6 +4625,9 @@
             <w:tcW w:type="dxa" w:w="8246"/>
           </w:tcPr>
           <w:p>
+            <w:pPr>
+              <w:ind w:firstLine="0"/>
+            </w:pPr>
             <w:r>
               <w:rPr>
                 <w:rFonts w:ascii="Times New Roman" w:hAnsi="Times New Roman" w:eastAsia="宋体"/>
@@ -3969,6 +4644,9 @@
             <w:tcW w:type="dxa" w:w="825"/>
           </w:tcPr>
           <w:p>
+            <w:pPr>
+              <w:ind w:firstLine="0"/>
+            </w:pPr>
             <w:r>
               <w:rPr>
                 <w:rFonts w:ascii="Times New Roman" w:hAnsi="Times New Roman" w:eastAsia="宋体"/>
@@ -3983,6 +4661,9 @@
             <w:tcW w:type="dxa" w:w="8246"/>
           </w:tcPr>
           <w:p>
+            <w:pPr>
+              <w:ind w:firstLine="0"/>
+            </w:pPr>
             <w:r>
               <w:rPr>
                 <w:rFonts w:ascii="Times New Roman" w:hAnsi="Times New Roman" w:eastAsia="宋体"/>
@@ -3999,6 +4680,9 @@
             <w:tcW w:type="dxa" w:w="825"/>
           </w:tcPr>
           <w:p>
+            <w:pPr>
+              <w:ind w:firstLine="0"/>
+            </w:pPr>
             <w:r>
               <w:rPr>
                 <w:rFonts w:ascii="Times New Roman" w:hAnsi="Times New Roman" w:eastAsia="宋体"/>
@@ -4013,6 +4697,9 @@
             <w:tcW w:type="dxa" w:w="8246"/>
           </w:tcPr>
           <w:p>
+            <w:pPr>
+              <w:ind w:firstLine="0"/>
+            </w:pPr>
             <w:r>
               <w:rPr>
                 <w:rFonts w:ascii="Times New Roman" w:hAnsi="Times New Roman" w:eastAsia="宋体"/>
@@ -4029,6 +4716,9 @@
             <w:tcW w:type="dxa" w:w="825"/>
           </w:tcPr>
           <w:p>
+            <w:pPr>
+              <w:ind w:firstLine="0"/>
+            </w:pPr>
             <w:r>
               <w:rPr>
                 <w:rFonts w:ascii="Times New Roman" w:hAnsi="Times New Roman" w:eastAsia="宋体"/>
@@ -4043,6 +4733,9 @@
             <w:tcW w:type="dxa" w:w="8246"/>
           </w:tcPr>
           <w:p>
+            <w:pPr>
+              <w:ind w:firstLine="0"/>
+            </w:pPr>
             <w:r>
               <w:rPr>
                 <w:rFonts w:ascii="Times New Roman" w:hAnsi="Times New Roman" w:eastAsia="宋体"/>
@@ -4059,6 +4752,9 @@
             <w:tcW w:type="dxa" w:w="825"/>
           </w:tcPr>
           <w:p>
+            <w:pPr>
+              <w:ind w:firstLine="0"/>
+            </w:pPr>
             <w:r>
               <w:rPr>
                 <w:rFonts w:ascii="Times New Roman" w:hAnsi="Times New Roman" w:eastAsia="宋体"/>
@@ -4073,6 +4769,9 @@
             <w:tcW w:type="dxa" w:w="8246"/>
           </w:tcPr>
           <w:p>
+            <w:pPr>
+              <w:ind w:firstLine="0"/>
+            </w:pPr>
             <w:r>
               <w:rPr>
                 <w:rFonts w:ascii="Times New Roman" w:hAnsi="Times New Roman" w:eastAsia="宋体"/>
@@ -4089,6 +4788,9 @@
             <w:tcW w:type="dxa" w:w="825"/>
           </w:tcPr>
           <w:p>
+            <w:pPr>
+              <w:ind w:firstLine="0"/>
+            </w:pPr>
             <w:r>
               <w:rPr>
                 <w:rFonts w:ascii="Times New Roman" w:hAnsi="Times New Roman" w:eastAsia="宋体"/>
@@ -4103,6 +4805,9 @@
             <w:tcW w:type="dxa" w:w="8246"/>
           </w:tcPr>
           <w:p>
+            <w:pPr>
+              <w:ind w:firstLine="0"/>
+            </w:pPr>
             <w:r>
               <w:rPr>
                 <w:rFonts w:ascii="Times New Roman" w:hAnsi="Times New Roman" w:eastAsia="宋体"/>
@@ -4119,6 +4824,9 @@
             <w:tcW w:type="dxa" w:w="825"/>
           </w:tcPr>
           <w:p>
+            <w:pPr>
+              <w:ind w:firstLine="0"/>
+            </w:pPr>
             <w:r>
               <w:rPr>
                 <w:rFonts w:ascii="Times New Roman" w:hAnsi="Times New Roman" w:eastAsia="宋体"/>
@@ -4133,6 +4841,9 @@
             <w:tcW w:type="dxa" w:w="8246"/>
           </w:tcPr>
           <w:p>
+            <w:pPr>
+              <w:ind w:firstLine="0"/>
+            </w:pPr>
             <w:r>
               <w:rPr>
                 <w:rFonts w:ascii="Times New Roman" w:hAnsi="Times New Roman" w:eastAsia="宋体"/>
@@ -4149,6 +4860,9 @@
             <w:tcW w:type="dxa" w:w="825"/>
           </w:tcPr>
           <w:p>
+            <w:pPr>
+              <w:ind w:firstLine="0"/>
+            </w:pPr>
             <w:r>
               <w:rPr>
                 <w:rFonts w:ascii="Times New Roman" w:hAnsi="Times New Roman" w:eastAsia="宋体"/>
@@ -4163,6 +4877,9 @@
             <w:tcW w:type="dxa" w:w="8246"/>
           </w:tcPr>
           <w:p>
+            <w:pPr>
+              <w:ind w:firstLine="0"/>
+            </w:pPr>
             <w:r>
               <w:rPr>
                 <w:rFonts w:ascii="Times New Roman" w:hAnsi="Times New Roman" w:eastAsia="宋体"/>
@@ -4179,6 +4896,9 @@
             <w:tcW w:type="dxa" w:w="825"/>
           </w:tcPr>
           <w:p>
+            <w:pPr>
+              <w:ind w:firstLine="0"/>
+            </w:pPr>
             <w:r>
               <w:rPr>
                 <w:rFonts w:ascii="Times New Roman" w:hAnsi="Times New Roman" w:eastAsia="宋体"/>
@@ -4193,6 +4913,9 @@
             <w:tcW w:type="dxa" w:w="8246"/>
           </w:tcPr>
           <w:p>
+            <w:pPr>
+              <w:ind w:firstLine="0"/>
+            </w:pPr>
             <w:r>
               <w:rPr>
                 <w:rFonts w:ascii="Times New Roman" w:hAnsi="Times New Roman" w:eastAsia="宋体"/>
@@ -4209,6 +4932,9 @@
             <w:tcW w:type="dxa" w:w="825"/>
           </w:tcPr>
           <w:p>
+            <w:pPr>
+              <w:ind w:firstLine="0"/>
+            </w:pPr>
             <w:r>
               <w:rPr>
                 <w:rFonts w:ascii="Times New Roman" w:hAnsi="Times New Roman" w:eastAsia="宋体"/>
@@ -4223,6 +4949,9 @@
             <w:tcW w:type="dxa" w:w="8246"/>
           </w:tcPr>
           <w:p>
+            <w:pPr>
+              <w:ind w:firstLine="0"/>
+            </w:pPr>
             <w:r>
               <w:rPr>
                 <w:rFonts w:ascii="Times New Roman" w:hAnsi="Times New Roman" w:eastAsia="宋体"/>
@@ -4239,6 +4968,9 @@
             <w:tcW w:type="dxa" w:w="825"/>
           </w:tcPr>
           <w:p>
+            <w:pPr>
+              <w:ind w:firstLine="0"/>
+            </w:pPr>
             <w:r>
               <w:rPr>
                 <w:rFonts w:ascii="Times New Roman" w:hAnsi="Times New Roman" w:eastAsia="宋体"/>
@@ -4253,6 +4985,9 @@
             <w:tcW w:type="dxa" w:w="8246"/>
           </w:tcPr>
           <w:p>
+            <w:pPr>
+              <w:ind w:firstLine="0"/>
+            </w:pPr>
             <w:r>
               <w:rPr>
                 <w:rFonts w:ascii="Times New Roman" w:hAnsi="Times New Roman" w:eastAsia="宋体"/>
@@ -4269,6 +5004,9 @@
             <w:tcW w:type="dxa" w:w="825"/>
           </w:tcPr>
           <w:p>
+            <w:pPr>
+              <w:ind w:firstLine="0"/>
+            </w:pPr>
             <w:r>
               <w:rPr>
                 <w:rFonts w:ascii="Times New Roman" w:hAnsi="Times New Roman" w:eastAsia="宋体"/>
@@ -4283,6 +5021,9 @@
             <w:tcW w:type="dxa" w:w="8246"/>
           </w:tcPr>
           <w:p>
+            <w:pPr>
+              <w:ind w:firstLine="0"/>
+            </w:pPr>
             <w:r>
               <w:rPr>
                 <w:rFonts w:ascii="Times New Roman" w:hAnsi="Times New Roman" w:eastAsia="宋体"/>
@@ -4299,6 +5040,9 @@
             <w:tcW w:type="dxa" w:w="825"/>
           </w:tcPr>
           <w:p>
+            <w:pPr>
+              <w:ind w:firstLine="0"/>
+            </w:pPr>
             <w:r>
               <w:rPr>
                 <w:rFonts w:ascii="Times New Roman" w:hAnsi="Times New Roman" w:eastAsia="宋体"/>
@@ -4313,6 +5057,9 @@
             <w:tcW w:type="dxa" w:w="8246"/>
           </w:tcPr>
           <w:p>
+            <w:pPr>
+              <w:ind w:firstLine="0"/>
+            </w:pPr>
             <w:r>
               <w:rPr>
                 <w:rFonts w:ascii="Times New Roman" w:hAnsi="Times New Roman" w:eastAsia="宋体"/>
@@ -4329,6 +5076,9 @@
             <w:tcW w:type="dxa" w:w="825"/>
           </w:tcPr>
           <w:p>
+            <w:pPr>
+              <w:ind w:firstLine="0"/>
+            </w:pPr>
             <w:r>
               <w:rPr>
                 <w:rFonts w:ascii="Times New Roman" w:hAnsi="Times New Roman" w:eastAsia="宋体"/>
@@ -4343,6 +5093,9 @@
             <w:tcW w:type="dxa" w:w="8246"/>
           </w:tcPr>
           <w:p>
+            <w:pPr>
+              <w:ind w:firstLine="0"/>
+            </w:pPr>
             <w:r>
               <w:rPr>
                 <w:rFonts w:ascii="Times New Roman" w:hAnsi="Times New Roman" w:eastAsia="宋体"/>
@@ -4359,6 +5112,9 @@
             <w:tcW w:type="dxa" w:w="825"/>
           </w:tcPr>
           <w:p>
+            <w:pPr>
+              <w:ind w:firstLine="0"/>
+            </w:pPr>
             <w:r>
               <w:rPr>
                 <w:rFonts w:ascii="Times New Roman" w:hAnsi="Times New Roman" w:eastAsia="宋体"/>
@@ -4373,6 +5129,9 @@
             <w:tcW w:type="dxa" w:w="8246"/>
           </w:tcPr>
           <w:p>
+            <w:pPr>
+              <w:ind w:firstLine="0"/>
+            </w:pPr>
             <w:r>
               <w:rPr>
                 <w:rFonts w:ascii="Times New Roman" w:hAnsi="Times New Roman" w:eastAsia="宋体"/>
@@ -4389,6 +5148,9 @@
             <w:tcW w:type="dxa" w:w="825"/>
           </w:tcPr>
           <w:p>
+            <w:pPr>
+              <w:ind w:firstLine="0"/>
+            </w:pPr>
             <w:r>
               <w:rPr>
                 <w:rFonts w:ascii="Times New Roman" w:hAnsi="Times New Roman" w:eastAsia="宋体"/>
@@ -4403,6 +5165,9 @@
             <w:tcW w:type="dxa" w:w="8246"/>
           </w:tcPr>
           <w:p>
+            <w:pPr>
+              <w:ind w:firstLine="0"/>
+            </w:pPr>
             <w:r>
               <w:rPr>
                 <w:rFonts w:ascii="Times New Roman" w:hAnsi="Times New Roman" w:eastAsia="宋体"/>
@@ -4419,6 +5184,9 @@
             <w:tcW w:type="dxa" w:w="825"/>
           </w:tcPr>
           <w:p>
+            <w:pPr>
+              <w:ind w:firstLine="0"/>
+            </w:pPr>
             <w:r>
               <w:rPr>
                 <w:rFonts w:ascii="Times New Roman" w:hAnsi="Times New Roman" w:eastAsia="宋体"/>
@@ -4433,6 +5201,9 @@
             <w:tcW w:type="dxa" w:w="8246"/>
           </w:tcPr>
           <w:p>
+            <w:pPr>
+              <w:ind w:firstLine="0"/>
+            </w:pPr>
             <w:r>
               <w:rPr>
                 <w:rFonts w:ascii="Times New Roman" w:hAnsi="Times New Roman" w:eastAsia="宋体"/>
@@ -4449,6 +5220,9 @@
             <w:tcW w:type="dxa" w:w="825"/>
           </w:tcPr>
           <w:p>
+            <w:pPr>
+              <w:ind w:firstLine="0"/>
+            </w:pPr>
             <w:r>
               <w:rPr>
                 <w:rFonts w:ascii="Times New Roman" w:hAnsi="Times New Roman" w:eastAsia="宋体"/>
@@ -4463,6 +5237,9 @@
             <w:tcW w:type="dxa" w:w="8246"/>
           </w:tcPr>
           <w:p>
+            <w:pPr>
+              <w:ind w:firstLine="0"/>
+            </w:pPr>
             <w:r>
               <w:rPr>
                 <w:rFonts w:ascii="Times New Roman" w:hAnsi="Times New Roman" w:eastAsia="宋体"/>
@@ -4479,6 +5256,9 @@
             <w:tcW w:type="dxa" w:w="825"/>
           </w:tcPr>
           <w:p>
+            <w:pPr>
+              <w:ind w:firstLine="0"/>
+            </w:pPr>
             <w:r>
               <w:rPr>
                 <w:rFonts w:ascii="Times New Roman" w:hAnsi="Times New Roman" w:eastAsia="宋体"/>
@@ -4493,6 +5273,9 @@
             <w:tcW w:type="dxa" w:w="8246"/>
           </w:tcPr>
           <w:p>
+            <w:pPr>
+              <w:ind w:firstLine="0"/>
+            </w:pPr>
             <w:r>
               <w:rPr>
                 <w:rFonts w:ascii="Times New Roman" w:hAnsi="Times New Roman" w:eastAsia="宋体"/>
@@ -4509,6 +5292,9 @@
             <w:tcW w:type="dxa" w:w="825"/>
           </w:tcPr>
           <w:p>
+            <w:pPr>
+              <w:ind w:firstLine="0"/>
+            </w:pPr>
             <w:r>
               <w:rPr>
                 <w:rFonts w:ascii="Times New Roman" w:hAnsi="Times New Roman" w:eastAsia="宋体"/>
@@ -4523,6 +5309,9 @@
             <w:tcW w:type="dxa" w:w="8246"/>
           </w:tcPr>
           <w:p>
+            <w:pPr>
+              <w:ind w:firstLine="0"/>
+            </w:pPr>
             <w:r>
               <w:rPr>
                 <w:rFonts w:ascii="Times New Roman" w:hAnsi="Times New Roman" w:eastAsia="宋体"/>
@@ -4561,6 +5350,9 @@
             <w:tcW w:type="dxa" w:w="735"/>
           </w:tcPr>
           <w:p>
+            <w:pPr>
+              <w:ind w:firstLine="0"/>
+            </w:pPr>
             <w:r>
               <w:rPr>
                 <w:rFonts w:ascii="Times New Roman" w:hAnsi="Times New Roman" w:eastAsia="宋体"/>
@@ -4576,6 +5368,9 @@
             <w:tcW w:type="dxa" w:w="8335"/>
           </w:tcPr>
           <w:p>
+            <w:pPr>
+              <w:ind w:firstLine="0"/>
+            </w:pPr>
             <w:r>
               <w:rPr>
                 <w:rFonts w:ascii="Times New Roman" w:hAnsi="Times New Roman" w:eastAsia="宋体"/>
@@ -4593,6 +5388,9 @@
             <w:tcW w:type="dxa" w:w="735"/>
           </w:tcPr>
           <w:p>
+            <w:pPr>
+              <w:ind w:firstLine="0"/>
+            </w:pPr>
             <w:r>
               <w:rPr>
                 <w:rFonts w:ascii="Times New Roman" w:hAnsi="Times New Roman" w:eastAsia="宋体"/>
@@ -4607,6 +5405,9 @@
             <w:tcW w:type="dxa" w:w="8335"/>
           </w:tcPr>
           <w:p>
+            <w:pPr>
+              <w:ind w:firstLine="0"/>
+            </w:pPr>
             <w:r>
               <w:rPr>
                 <w:rFonts w:ascii="Times New Roman" w:hAnsi="Times New Roman" w:eastAsia="宋体"/>
@@ -4623,6 +5424,9 @@
             <w:tcW w:type="dxa" w:w="735"/>
           </w:tcPr>
           <w:p>
+            <w:pPr>
+              <w:ind w:firstLine="0"/>
+            </w:pPr>
             <w:r>
               <w:rPr>
                 <w:rFonts w:ascii="Times New Roman" w:hAnsi="Times New Roman" w:eastAsia="宋体"/>
@@ -4637,6 +5441,9 @@
             <w:tcW w:type="dxa" w:w="8335"/>
           </w:tcPr>
           <w:p>
+            <w:pPr>
+              <w:ind w:firstLine="0"/>
+            </w:pPr>
             <w:r>
               <w:rPr>
                 <w:rFonts w:ascii="Times New Roman" w:hAnsi="Times New Roman" w:eastAsia="宋体"/>
@@ -4653,6 +5460,9 @@
             <w:tcW w:type="dxa" w:w="735"/>
           </w:tcPr>
           <w:p>
+            <w:pPr>
+              <w:ind w:firstLine="0"/>
+            </w:pPr>
             <w:r>
               <w:rPr>
                 <w:rFonts w:ascii="Times New Roman" w:hAnsi="Times New Roman" w:eastAsia="宋体"/>
@@ -4667,6 +5477,9 @@
             <w:tcW w:type="dxa" w:w="8335"/>
           </w:tcPr>
           <w:p>
+            <w:pPr>
+              <w:ind w:firstLine="0"/>
+            </w:pPr>
             <w:r>
               <w:rPr>
                 <w:rFonts w:ascii="Times New Roman" w:hAnsi="Times New Roman" w:eastAsia="宋体"/>
@@ -4683,6 +5496,9 @@
             <w:tcW w:type="dxa" w:w="735"/>
           </w:tcPr>
           <w:p>
+            <w:pPr>
+              <w:ind w:firstLine="0"/>
+            </w:pPr>
             <w:r>
               <w:rPr>
                 <w:rFonts w:ascii="Times New Roman" w:hAnsi="Times New Roman" w:eastAsia="宋体"/>
@@ -4697,6 +5513,9 @@
             <w:tcW w:type="dxa" w:w="8335"/>
           </w:tcPr>
           <w:p>
+            <w:pPr>
+              <w:ind w:firstLine="0"/>
+            </w:pPr>
             <w:r>
               <w:rPr>
                 <w:rFonts w:ascii="Times New Roman" w:hAnsi="Times New Roman" w:eastAsia="宋体"/>
@@ -4713,6 +5532,9 @@
             <w:tcW w:type="dxa" w:w="735"/>
           </w:tcPr>
           <w:p>
+            <w:pPr>
+              <w:ind w:firstLine="0"/>
+            </w:pPr>
             <w:r>
               <w:rPr>
                 <w:rFonts w:ascii="Times New Roman" w:hAnsi="Times New Roman" w:eastAsia="宋体"/>
@@ -4727,6 +5549,9 @@
             <w:tcW w:type="dxa" w:w="8335"/>
           </w:tcPr>
           <w:p>
+            <w:pPr>
+              <w:ind w:firstLine="0"/>
+            </w:pPr>
             <w:r>
               <w:rPr>
                 <w:rFonts w:ascii="Times New Roman" w:hAnsi="Times New Roman" w:eastAsia="宋体"/>
@@ -4743,6 +5568,9 @@
             <w:tcW w:type="dxa" w:w="735"/>
           </w:tcPr>
           <w:p>
+            <w:pPr>
+              <w:ind w:firstLine="0"/>
+            </w:pPr>
             <w:r>
               <w:rPr>
                 <w:rFonts w:ascii="Times New Roman" w:hAnsi="Times New Roman" w:eastAsia="宋体"/>
@@ -4757,6 +5585,9 @@
             <w:tcW w:type="dxa" w:w="8335"/>
           </w:tcPr>
           <w:p>
+            <w:pPr>
+              <w:ind w:firstLine="0"/>
+            </w:pPr>
             <w:r>
               <w:rPr>
                 <w:rFonts w:ascii="Times New Roman" w:hAnsi="Times New Roman" w:eastAsia="宋体"/>
@@ -4773,6 +5604,9 @@
             <w:tcW w:type="dxa" w:w="735"/>
           </w:tcPr>
           <w:p>
+            <w:pPr>
+              <w:ind w:firstLine="0"/>
+            </w:pPr>
             <w:r>
               <w:rPr>
                 <w:rFonts w:ascii="Times New Roman" w:hAnsi="Times New Roman" w:eastAsia="宋体"/>
@@ -4787,6 +5621,9 @@
             <w:tcW w:type="dxa" w:w="8335"/>
           </w:tcPr>
           <w:p>
+            <w:pPr>
+              <w:ind w:firstLine="0"/>
+            </w:pPr>
             <w:r>
               <w:rPr>
                 <w:rFonts w:ascii="Times New Roman" w:hAnsi="Times New Roman" w:eastAsia="宋体"/>
@@ -4803,6 +5640,9 @@
             <w:tcW w:type="dxa" w:w="735"/>
           </w:tcPr>
           <w:p>
+            <w:pPr>
+              <w:ind w:firstLine="0"/>
+            </w:pPr>
             <w:r>
               <w:rPr>
                 <w:rFonts w:ascii="Times New Roman" w:hAnsi="Times New Roman" w:eastAsia="宋体"/>
@@ -4817,6 +5657,9 @@
             <w:tcW w:type="dxa" w:w="8335"/>
           </w:tcPr>
           <w:p>
+            <w:pPr>
+              <w:ind w:firstLine="0"/>
+            </w:pPr>
             <w:r>
               <w:rPr>
                 <w:rFonts w:ascii="Times New Roman" w:hAnsi="Times New Roman" w:eastAsia="宋体"/>
@@ -4833,6 +5676,9 @@
             <w:tcW w:type="dxa" w:w="735"/>
           </w:tcPr>
           <w:p>
+            <w:pPr>
+              <w:ind w:firstLine="0"/>
+            </w:pPr>
             <w:r>
               <w:rPr>
                 <w:rFonts w:ascii="Times New Roman" w:hAnsi="Times New Roman" w:eastAsia="宋体"/>
@@ -4847,6 +5693,9 @@
             <w:tcW w:type="dxa" w:w="8335"/>
           </w:tcPr>
           <w:p>
+            <w:pPr>
+              <w:ind w:firstLine="0"/>
+            </w:pPr>
             <w:r>
               <w:rPr>
                 <w:rFonts w:ascii="Times New Roman" w:hAnsi="Times New Roman" w:eastAsia="宋体"/>
@@ -4863,6 +5712,9 @@
             <w:tcW w:type="dxa" w:w="735"/>
           </w:tcPr>
           <w:p>
+            <w:pPr>
+              <w:ind w:firstLine="0"/>
+            </w:pPr>
             <w:r>
               <w:rPr>
                 <w:rFonts w:ascii="Times New Roman" w:hAnsi="Times New Roman" w:eastAsia="宋体"/>
@@ -4877,6 +5729,9 @@
             <w:tcW w:type="dxa" w:w="8335"/>
           </w:tcPr>
           <w:p>
+            <w:pPr>
+              <w:ind w:firstLine="0"/>
+            </w:pPr>
             <w:r>
               <w:rPr>
                 <w:rFonts w:ascii="Times New Roman" w:hAnsi="Times New Roman" w:eastAsia="宋体"/>
@@ -4893,6 +5748,9 @@
             <w:tcW w:type="dxa" w:w="735"/>
           </w:tcPr>
           <w:p>
+            <w:pPr>
+              <w:ind w:firstLine="0"/>
+            </w:pPr>
             <w:r>
               <w:rPr>
                 <w:rFonts w:ascii="Times New Roman" w:hAnsi="Times New Roman" w:eastAsia="宋体"/>
@@ -4907,6 +5765,9 @@
             <w:tcW w:type="dxa" w:w="8335"/>
           </w:tcPr>
           <w:p>
+            <w:pPr>
+              <w:ind w:firstLine="0"/>
+            </w:pPr>
             <w:r>
               <w:rPr>
                 <w:rFonts w:ascii="Times New Roman" w:hAnsi="Times New Roman" w:eastAsia="宋体"/>
@@ -4923,6 +5784,9 @@
             <w:tcW w:type="dxa" w:w="735"/>
           </w:tcPr>
           <w:p>
+            <w:pPr>
+              <w:ind w:firstLine="0"/>
+            </w:pPr>
             <w:r>
               <w:rPr>
                 <w:rFonts w:ascii="Times New Roman" w:hAnsi="Times New Roman" w:eastAsia="宋体"/>
@@ -4937,6 +5801,9 @@
             <w:tcW w:type="dxa" w:w="8335"/>
           </w:tcPr>
           <w:p>
+            <w:pPr>
+              <w:ind w:firstLine="0"/>
+            </w:pPr>
             <w:r>
               <w:rPr>
                 <w:rFonts w:ascii="Times New Roman" w:hAnsi="Times New Roman" w:eastAsia="宋体"/>
@@ -4953,6 +5820,9 @@
             <w:tcW w:type="dxa" w:w="735"/>
           </w:tcPr>
           <w:p>
+            <w:pPr>
+              <w:ind w:firstLine="0"/>
+            </w:pPr>
             <w:r>
               <w:rPr>
                 <w:rFonts w:ascii="Times New Roman" w:hAnsi="Times New Roman" w:eastAsia="宋体"/>
@@ -4967,6 +5837,9 @@
             <w:tcW w:type="dxa" w:w="8335"/>
           </w:tcPr>
           <w:p>
+            <w:pPr>
+              <w:ind w:firstLine="0"/>
+            </w:pPr>
             <w:r>
               <w:rPr>
                 <w:rFonts w:ascii="Times New Roman" w:hAnsi="Times New Roman" w:eastAsia="宋体"/>
@@ -4983,6 +5856,9 @@
             <w:tcW w:type="dxa" w:w="735"/>
           </w:tcPr>
           <w:p>
+            <w:pPr>
+              <w:ind w:firstLine="0"/>
+            </w:pPr>
             <w:r>
               <w:rPr>
                 <w:rFonts w:ascii="Times New Roman" w:hAnsi="Times New Roman" w:eastAsia="宋体"/>
@@ -4997,6 +5873,9 @@
             <w:tcW w:type="dxa" w:w="8335"/>
           </w:tcPr>
           <w:p>
+            <w:pPr>
+              <w:ind w:firstLine="0"/>
+            </w:pPr>
             <w:r>
               <w:rPr>
                 <w:rFonts w:ascii="Times New Roman" w:hAnsi="Times New Roman" w:eastAsia="宋体"/>
@@ -5013,6 +5892,9 @@
             <w:tcW w:type="dxa" w:w="735"/>
           </w:tcPr>
           <w:p>
+            <w:pPr>
+              <w:ind w:firstLine="0"/>
+            </w:pPr>
             <w:r>
               <w:rPr>
                 <w:rFonts w:ascii="Times New Roman" w:hAnsi="Times New Roman" w:eastAsia="宋体"/>
@@ -5027,6 +5909,9 @@
             <w:tcW w:type="dxa" w:w="8335"/>
           </w:tcPr>
           <w:p>
+            <w:pPr>
+              <w:ind w:firstLine="0"/>
+            </w:pPr>
             <w:r>
               <w:rPr>
                 <w:rFonts w:ascii="Times New Roman" w:hAnsi="Times New Roman" w:eastAsia="宋体"/>
@@ -5043,6 +5928,9 @@
             <w:tcW w:type="dxa" w:w="735"/>
           </w:tcPr>
           <w:p>
+            <w:pPr>
+              <w:ind w:firstLine="0"/>
+            </w:pPr>
             <w:r>
               <w:rPr>
                 <w:rFonts w:ascii="Times New Roman" w:hAnsi="Times New Roman" w:eastAsia="宋体"/>
@@ -5057,6 +5945,9 @@
             <w:tcW w:type="dxa" w:w="8335"/>
           </w:tcPr>
           <w:p>
+            <w:pPr>
+              <w:ind w:firstLine="0"/>
+            </w:pPr>
             <w:r>
               <w:rPr>
                 <w:rFonts w:ascii="Times New Roman" w:hAnsi="Times New Roman" w:eastAsia="宋体"/>
@@ -5073,6 +5964,9 @@
             <w:tcW w:type="dxa" w:w="735"/>
           </w:tcPr>
           <w:p>
+            <w:pPr>
+              <w:ind w:firstLine="0"/>
+            </w:pPr>
             <w:r>
               <w:rPr>
                 <w:rFonts w:ascii="Times New Roman" w:hAnsi="Times New Roman" w:eastAsia="宋体"/>
@@ -5087,6 +5981,9 @@
             <w:tcW w:type="dxa" w:w="8335"/>
           </w:tcPr>
           <w:p>
+            <w:pPr>
+              <w:ind w:firstLine="0"/>
+            </w:pPr>
             <w:r>
               <w:rPr>
                 <w:rFonts w:ascii="Times New Roman" w:hAnsi="Times New Roman" w:eastAsia="宋体"/>
@@ -5103,6 +6000,9 @@
             <w:tcW w:type="dxa" w:w="735"/>
           </w:tcPr>
           <w:p>
+            <w:pPr>
+              <w:ind w:firstLine="0"/>
+            </w:pPr>
             <w:r>
               <w:rPr>
                 <w:rFonts w:ascii="Times New Roman" w:hAnsi="Times New Roman" w:eastAsia="宋体"/>
@@ -5117,6 +6017,9 @@
             <w:tcW w:type="dxa" w:w="8335"/>
           </w:tcPr>
           <w:p>
+            <w:pPr>
+              <w:ind w:firstLine="0"/>
+            </w:pPr>
             <w:r>
               <w:rPr>
                 <w:rFonts w:ascii="Times New Roman" w:hAnsi="Times New Roman" w:eastAsia="宋体"/>
@@ -5133,6 +6036,9 @@
             <w:tcW w:type="dxa" w:w="735"/>
           </w:tcPr>
           <w:p>
+            <w:pPr>
+              <w:ind w:firstLine="0"/>
+            </w:pPr>
             <w:r>
               <w:rPr>
                 <w:rFonts w:ascii="Times New Roman" w:hAnsi="Times New Roman" w:eastAsia="宋体"/>
@@ -5147,6 +6053,9 @@
             <w:tcW w:type="dxa" w:w="8335"/>
           </w:tcPr>
           <w:p>
+            <w:pPr>
+              <w:ind w:firstLine="0"/>
+            </w:pPr>
             <w:r>
               <w:rPr>
                 <w:rFonts w:ascii="Times New Roman" w:hAnsi="Times New Roman" w:eastAsia="宋体"/>
@@ -5163,6 +6072,9 @@
             <w:tcW w:type="dxa" w:w="735"/>
           </w:tcPr>
           <w:p>
+            <w:pPr>
+              <w:ind w:firstLine="0"/>
+            </w:pPr>
             <w:r>
               <w:rPr>
                 <w:rFonts w:ascii="Times New Roman" w:hAnsi="Times New Roman" w:eastAsia="宋体"/>
@@ -5177,6 +6089,9 @@
             <w:tcW w:type="dxa" w:w="8335"/>
           </w:tcPr>
           <w:p>
+            <w:pPr>
+              <w:ind w:firstLine="0"/>
+            </w:pPr>
             <w:r>
               <w:rPr>
                 <w:rFonts w:ascii="Times New Roman" w:hAnsi="Times New Roman" w:eastAsia="宋体"/>
@@ -5193,6 +6108,9 @@
             <w:tcW w:type="dxa" w:w="735"/>
           </w:tcPr>
           <w:p>
+            <w:pPr>
+              <w:ind w:firstLine="0"/>
+            </w:pPr>
             <w:r>
               <w:rPr>
                 <w:rFonts w:ascii="Times New Roman" w:hAnsi="Times New Roman" w:eastAsia="宋体"/>
@@ -5207,6 +6125,9 @@
             <w:tcW w:type="dxa" w:w="8335"/>
           </w:tcPr>
           <w:p>
+            <w:pPr>
+              <w:ind w:firstLine="0"/>
+            </w:pPr>
             <w:r>
               <w:rPr>
                 <w:rFonts w:ascii="Times New Roman" w:hAnsi="Times New Roman" w:eastAsia="宋体"/>
@@ -5223,6 +6144,9 @@
             <w:tcW w:type="dxa" w:w="735"/>
           </w:tcPr>
           <w:p>
+            <w:pPr>
+              <w:ind w:firstLine="0"/>
+            </w:pPr>
             <w:r>
               <w:rPr>
                 <w:rFonts w:ascii="Times New Roman" w:hAnsi="Times New Roman" w:eastAsia="宋体"/>
@@ -5237,6 +6161,9 @@
             <w:tcW w:type="dxa" w:w="8335"/>
           </w:tcPr>
           <w:p>
+            <w:pPr>
+              <w:ind w:firstLine="0"/>
+            </w:pPr>
             <w:r>
               <w:rPr>
                 <w:rFonts w:ascii="Times New Roman" w:hAnsi="Times New Roman" w:eastAsia="宋体"/>
@@ -5253,6 +6180,9 @@
             <w:tcW w:type="dxa" w:w="735"/>
           </w:tcPr>
           <w:p>
+            <w:pPr>
+              <w:ind w:firstLine="0"/>
+            </w:pPr>
             <w:r>
               <w:rPr>
                 <w:rFonts w:ascii="Times New Roman" w:hAnsi="Times New Roman" w:eastAsia="宋体"/>
@@ -5267,6 +6197,9 @@
             <w:tcW w:type="dxa" w:w="8335"/>
           </w:tcPr>
           <w:p>
+            <w:pPr>
+              <w:ind w:firstLine="0"/>
+            </w:pPr>
             <w:r>
               <w:rPr>
                 <w:rFonts w:ascii="Times New Roman" w:hAnsi="Times New Roman" w:eastAsia="宋体"/>
@@ -5283,6 +6216,9 @@
             <w:tcW w:type="dxa" w:w="735"/>
           </w:tcPr>
           <w:p>
+            <w:pPr>
+              <w:ind w:firstLine="0"/>
+            </w:pPr>
             <w:r>
               <w:rPr>
                 <w:rFonts w:ascii="Times New Roman" w:hAnsi="Times New Roman" w:eastAsia="宋体"/>
@@ -5297,6 +6233,9 @@
             <w:tcW w:type="dxa" w:w="8335"/>
           </w:tcPr>
           <w:p>
+            <w:pPr>
+              <w:ind w:firstLine="0"/>
+            </w:pPr>
             <w:r>
               <w:rPr>
                 <w:rFonts w:ascii="Times New Roman" w:hAnsi="Times New Roman" w:eastAsia="宋体"/>
@@ -5313,6 +6252,9 @@
             <w:tcW w:type="dxa" w:w="735"/>
           </w:tcPr>
           <w:p>
+            <w:pPr>
+              <w:ind w:firstLine="0"/>
+            </w:pPr>
             <w:r>
               <w:rPr>
                 <w:rFonts w:ascii="Times New Roman" w:hAnsi="Times New Roman" w:eastAsia="宋体"/>
@@ -5327,6 +6269,9 @@
             <w:tcW w:type="dxa" w:w="8335"/>
           </w:tcPr>
           <w:p>
+            <w:pPr>
+              <w:ind w:firstLine="0"/>
+            </w:pPr>
             <w:r>
               <w:rPr>
                 <w:rFonts w:ascii="Times New Roman" w:hAnsi="Times New Roman" w:eastAsia="宋体"/>
@@ -5343,6 +6288,9 @@
             <w:tcW w:type="dxa" w:w="735"/>
           </w:tcPr>
           <w:p>
+            <w:pPr>
+              <w:ind w:firstLine="0"/>
+            </w:pPr>
             <w:r>
               <w:rPr>
                 <w:rFonts w:ascii="Times New Roman" w:hAnsi="Times New Roman" w:eastAsia="宋体"/>
@@ -5357,6 +6305,9 @@
             <w:tcW w:type="dxa" w:w="8335"/>
           </w:tcPr>
           <w:p>
+            <w:pPr>
+              <w:ind w:firstLine="0"/>
+            </w:pPr>
             <w:r>
               <w:rPr>
                 <w:rFonts w:ascii="Times New Roman" w:hAnsi="Times New Roman" w:eastAsia="宋体"/>
@@ -5373,6 +6324,9 @@
             <w:tcW w:type="dxa" w:w="735"/>
           </w:tcPr>
           <w:p>
+            <w:pPr>
+              <w:ind w:firstLine="0"/>
+            </w:pPr>
             <w:r>
               <w:rPr>
                 <w:rFonts w:ascii="Times New Roman" w:hAnsi="Times New Roman" w:eastAsia="宋体"/>
@@ -5387,6 +6341,9 @@
             <w:tcW w:type="dxa" w:w="8335"/>
           </w:tcPr>
           <w:p>
+            <w:pPr>
+              <w:ind w:firstLine="0"/>
+            </w:pPr>
             <w:r>
               <w:rPr>
                 <w:rFonts w:ascii="Times New Roman" w:hAnsi="Times New Roman" w:eastAsia="宋体"/>
@@ -5403,6 +6360,9 @@
             <w:tcW w:type="dxa" w:w="735"/>
           </w:tcPr>
           <w:p>
+            <w:pPr>
+              <w:ind w:firstLine="0"/>
+            </w:pPr>
             <w:r>
               <w:rPr>
                 <w:rFonts w:ascii="Times New Roman" w:hAnsi="Times New Roman" w:eastAsia="宋体"/>
@@ -5417,6 +6377,9 @@
             <w:tcW w:type="dxa" w:w="8335"/>
           </w:tcPr>
           <w:p>
+            <w:pPr>
+              <w:ind w:firstLine="0"/>
+            </w:pPr>
             <w:r>
               <w:rPr>
                 <w:rFonts w:ascii="Times New Roman" w:hAnsi="Times New Roman" w:eastAsia="宋体"/>
@@ -5433,6 +6396,9 @@
             <w:tcW w:type="dxa" w:w="735"/>
           </w:tcPr>
           <w:p>
+            <w:pPr>
+              <w:ind w:firstLine="0"/>
+            </w:pPr>
             <w:r>
               <w:rPr>
                 <w:rFonts w:ascii="Times New Roman" w:hAnsi="Times New Roman" w:eastAsia="宋体"/>
@@ -5447,6 +6413,9 @@
             <w:tcW w:type="dxa" w:w="8335"/>
           </w:tcPr>
           <w:p>
+            <w:pPr>
+              <w:ind w:firstLine="0"/>
+            </w:pPr>
             <w:r>
               <w:rPr>
                 <w:rFonts w:ascii="Times New Roman" w:hAnsi="Times New Roman" w:eastAsia="宋体"/>
@@ -5463,6 +6432,9 @@
             <w:tcW w:type="dxa" w:w="735"/>
           </w:tcPr>
           <w:p>
+            <w:pPr>
+              <w:ind w:firstLine="0"/>
+            </w:pPr>
             <w:r>
               <w:rPr>
                 <w:rFonts w:ascii="Times New Roman" w:hAnsi="Times New Roman" w:eastAsia="宋体"/>
@@ -5477,6 +6449,9 @@
             <w:tcW w:type="dxa" w:w="8335"/>
           </w:tcPr>
           <w:p>
+            <w:pPr>
+              <w:ind w:firstLine="0"/>
+            </w:pPr>
             <w:r>
               <w:rPr>
                 <w:rFonts w:ascii="Times New Roman" w:hAnsi="Times New Roman" w:eastAsia="宋体"/>
@@ -5493,6 +6468,9 @@
             <w:tcW w:type="dxa" w:w="735"/>
           </w:tcPr>
           <w:p>
+            <w:pPr>
+              <w:ind w:firstLine="0"/>
+            </w:pPr>
             <w:r>
               <w:rPr>
                 <w:rFonts w:ascii="Times New Roman" w:hAnsi="Times New Roman" w:eastAsia="宋体"/>
@@ -5507,6 +6485,9 @@
             <w:tcW w:type="dxa" w:w="8335"/>
           </w:tcPr>
           <w:p>
+            <w:pPr>
+              <w:ind w:firstLine="0"/>
+            </w:pPr>
             <w:r>
               <w:rPr>
                 <w:rFonts w:ascii="Times New Roman" w:hAnsi="Times New Roman" w:eastAsia="宋体"/>
@@ -5523,6 +6504,9 @@
             <w:tcW w:type="dxa" w:w="735"/>
           </w:tcPr>
           <w:p>
+            <w:pPr>
+              <w:ind w:firstLine="0"/>
+            </w:pPr>
             <w:r>
               <w:rPr>
                 <w:rFonts w:ascii="Times New Roman" w:hAnsi="Times New Roman" w:eastAsia="宋体"/>
@@ -5537,6 +6521,9 @@
             <w:tcW w:type="dxa" w:w="8335"/>
           </w:tcPr>
           <w:p>
+            <w:pPr>
+              <w:ind w:firstLine="0"/>
+            </w:pPr>
             <w:r>
               <w:rPr>
                 <w:rFonts w:ascii="Times New Roman" w:hAnsi="Times New Roman" w:eastAsia="宋体"/>
@@ -5553,6 +6540,9 @@
             <w:tcW w:type="dxa" w:w="735"/>
           </w:tcPr>
           <w:p>
+            <w:pPr>
+              <w:ind w:firstLine="0"/>
+            </w:pPr>
             <w:r>
               <w:rPr>
                 <w:rFonts w:ascii="Times New Roman" w:hAnsi="Times New Roman" w:eastAsia="宋体"/>
@@ -5567,6 +6557,9 @@
             <w:tcW w:type="dxa" w:w="8335"/>
           </w:tcPr>
           <w:p>
+            <w:pPr>
+              <w:ind w:firstLine="0"/>
+            </w:pPr>
             <w:r>
               <w:rPr>
                 <w:rFonts w:ascii="Times New Roman" w:hAnsi="Times New Roman" w:eastAsia="宋体"/>
@@ -5583,6 +6576,9 @@
             <w:tcW w:type="dxa" w:w="735"/>
           </w:tcPr>
           <w:p>
+            <w:pPr>
+              <w:ind w:firstLine="0"/>
+            </w:pPr>
             <w:r>
               <w:rPr>
                 <w:rFonts w:ascii="Times New Roman" w:hAnsi="Times New Roman" w:eastAsia="宋体"/>
@@ -5597,6 +6593,9 @@
             <w:tcW w:type="dxa" w:w="8335"/>
           </w:tcPr>
           <w:p>
+            <w:pPr>
+              <w:ind w:firstLine="0"/>
+            </w:pPr>
             <w:r>
               <w:rPr>
                 <w:rFonts w:ascii="Times New Roman" w:hAnsi="Times New Roman" w:eastAsia="宋体"/>
@@ -5613,6 +6612,9 @@
             <w:tcW w:type="dxa" w:w="735"/>
           </w:tcPr>
           <w:p>
+            <w:pPr>
+              <w:ind w:firstLine="0"/>
+            </w:pPr>
             <w:r>
               <w:rPr>
                 <w:rFonts w:ascii="Times New Roman" w:hAnsi="Times New Roman" w:eastAsia="宋体"/>
@@ -5627,6 +6629,9 @@
             <w:tcW w:type="dxa" w:w="8335"/>
           </w:tcPr>
           <w:p>
+            <w:pPr>
+              <w:ind w:firstLine="0"/>
+            </w:pPr>
             <w:r>
               <w:rPr>
                 <w:rFonts w:ascii="Times New Roman" w:hAnsi="Times New Roman" w:eastAsia="宋体"/>
@@ -5643,6 +6648,9 @@
             <w:tcW w:type="dxa" w:w="735"/>
           </w:tcPr>
           <w:p>
+            <w:pPr>
+              <w:ind w:firstLine="0"/>
+            </w:pPr>
             <w:r>
               <w:rPr>
                 <w:rFonts w:ascii="Times New Roman" w:hAnsi="Times New Roman" w:eastAsia="宋体"/>
@@ -5657,6 +6665,9 @@
             <w:tcW w:type="dxa" w:w="8335"/>
           </w:tcPr>
           <w:p>
+            <w:pPr>
+              <w:ind w:firstLine="0"/>
+            </w:pPr>
             <w:r>
               <w:rPr>
                 <w:rFonts w:ascii="Times New Roman" w:hAnsi="Times New Roman" w:eastAsia="宋体"/>
@@ -5673,6 +6684,9 @@
             <w:tcW w:type="dxa" w:w="735"/>
           </w:tcPr>
           <w:p>
+            <w:pPr>
+              <w:ind w:firstLine="0"/>
+            </w:pPr>
             <w:r>
               <w:rPr>
                 <w:rFonts w:ascii="Times New Roman" w:hAnsi="Times New Roman" w:eastAsia="宋体"/>
@@ -5687,6 +6701,9 @@
             <w:tcW w:type="dxa" w:w="8335"/>
           </w:tcPr>
           <w:p>
+            <w:pPr>
+              <w:ind w:firstLine="0"/>
+            </w:pPr>
             <w:r>
               <w:rPr>
                 <w:rFonts w:ascii="Times New Roman" w:hAnsi="Times New Roman" w:eastAsia="宋体"/>
@@ -5703,6 +6720,9 @@
             <w:tcW w:type="dxa" w:w="735"/>
           </w:tcPr>
           <w:p>
+            <w:pPr>
+              <w:ind w:firstLine="0"/>
+            </w:pPr>
             <w:r>
               <w:rPr>
                 <w:rFonts w:ascii="Times New Roman" w:hAnsi="Times New Roman" w:eastAsia="宋体"/>
@@ -5717,6 +6737,9 @@
             <w:tcW w:type="dxa" w:w="8335"/>
           </w:tcPr>
           <w:p>
+            <w:pPr>
+              <w:ind w:firstLine="0"/>
+            </w:pPr>
             <w:r>
               <w:rPr>
                 <w:rFonts w:ascii="Times New Roman" w:hAnsi="Times New Roman" w:eastAsia="宋体"/>
@@ -5733,6 +6756,9 @@
             <w:tcW w:type="dxa" w:w="735"/>
           </w:tcPr>
           <w:p>
+            <w:pPr>
+              <w:ind w:firstLine="0"/>
+            </w:pPr>
             <w:r>
               <w:rPr>
                 <w:rFonts w:ascii="Times New Roman" w:hAnsi="Times New Roman" w:eastAsia="宋体"/>
@@ -5747,6 +6773,9 @@
             <w:tcW w:type="dxa" w:w="8335"/>
           </w:tcPr>
           <w:p>
+            <w:pPr>
+              <w:ind w:firstLine="0"/>
+            </w:pPr>
             <w:r>
               <w:rPr>
                 <w:rFonts w:ascii="Times New Roman" w:hAnsi="Times New Roman" w:eastAsia="宋体"/>
@@ -5763,6 +6792,9 @@
             <w:tcW w:type="dxa" w:w="735"/>
           </w:tcPr>
           <w:p>
+            <w:pPr>
+              <w:ind w:firstLine="0"/>
+            </w:pPr>
             <w:r>
               <w:rPr>
                 <w:rFonts w:ascii="Times New Roman" w:hAnsi="Times New Roman" w:eastAsia="宋体"/>
@@ -5777,6 +6809,9 @@
             <w:tcW w:type="dxa" w:w="8335"/>
           </w:tcPr>
           <w:p>
+            <w:pPr>
+              <w:ind w:firstLine="0"/>
+            </w:pPr>
             <w:r>
               <w:rPr>
                 <w:rFonts w:ascii="Times New Roman" w:hAnsi="Times New Roman" w:eastAsia="宋体"/>
@@ -5793,6 +6828,9 @@
             <w:tcW w:type="dxa" w:w="735"/>
           </w:tcPr>
           <w:p>
+            <w:pPr>
+              <w:ind w:firstLine="0"/>
+            </w:pPr>
             <w:r>
               <w:rPr>
                 <w:rFonts w:ascii="Times New Roman" w:hAnsi="Times New Roman" w:eastAsia="宋体"/>
@@ -5807,6 +6845,9 @@
             <w:tcW w:type="dxa" w:w="8335"/>
           </w:tcPr>
           <w:p>
+            <w:pPr>
+              <w:ind w:firstLine="0"/>
+            </w:pPr>
             <w:r>
               <w:rPr>
                 <w:rFonts w:ascii="Times New Roman" w:hAnsi="Times New Roman" w:eastAsia="宋体"/>
@@ -5823,6 +6864,9 @@
             <w:tcW w:type="dxa" w:w="735"/>
           </w:tcPr>
           <w:p>
+            <w:pPr>
+              <w:ind w:firstLine="0"/>
+            </w:pPr>
             <w:r>
               <w:rPr>
                 <w:rFonts w:ascii="Times New Roman" w:hAnsi="Times New Roman" w:eastAsia="宋体"/>
@@ -5837,6 +6881,9 @@
             <w:tcW w:type="dxa" w:w="8335"/>
           </w:tcPr>
           <w:p>
+            <w:pPr>
+              <w:ind w:firstLine="0"/>
+            </w:pPr>
             <w:r>
               <w:rPr>
                 <w:rFonts w:ascii="Times New Roman" w:hAnsi="Times New Roman" w:eastAsia="宋体"/>
@@ -5853,6 +6900,9 @@
             <w:tcW w:type="dxa" w:w="735"/>
           </w:tcPr>
           <w:p>
+            <w:pPr>
+              <w:ind w:firstLine="0"/>
+            </w:pPr>
             <w:r>
               <w:rPr>
                 <w:rFonts w:ascii="Times New Roman" w:hAnsi="Times New Roman" w:eastAsia="宋体"/>
@@ -5867,6 +6917,9 @@
             <w:tcW w:type="dxa" w:w="8335"/>
           </w:tcPr>
           <w:p>
+            <w:pPr>
+              <w:ind w:firstLine="0"/>
+            </w:pPr>
             <w:r>
               <w:rPr>
                 <w:rFonts w:ascii="Times New Roman" w:hAnsi="Times New Roman" w:eastAsia="宋体"/>
@@ -5883,6 +6936,9 @@
             <w:tcW w:type="dxa" w:w="735"/>
           </w:tcPr>
           <w:p>
+            <w:pPr>
+              <w:ind w:firstLine="0"/>
+            </w:pPr>
             <w:r>
               <w:rPr>
                 <w:rFonts w:ascii="Times New Roman" w:hAnsi="Times New Roman" w:eastAsia="宋体"/>
@@ -5897,6 +6953,9 @@
             <w:tcW w:type="dxa" w:w="8335"/>
           </w:tcPr>
           <w:p>
+            <w:pPr>
+              <w:ind w:firstLine="0"/>
+            </w:pPr>
             <w:r>
               <w:rPr>
                 <w:rFonts w:ascii="Times New Roman" w:hAnsi="Times New Roman" w:eastAsia="宋体"/>
@@ -5913,6 +6972,9 @@
             <w:tcW w:type="dxa" w:w="735"/>
           </w:tcPr>
           <w:p>
+            <w:pPr>
+              <w:ind w:firstLine="0"/>
+            </w:pPr>
             <w:r>
               <w:rPr>
                 <w:rFonts w:ascii="Times New Roman" w:hAnsi="Times New Roman" w:eastAsia="宋体"/>
@@ -5927,6 +6989,9 @@
             <w:tcW w:type="dxa" w:w="8335"/>
           </w:tcPr>
           <w:p>
+            <w:pPr>
+              <w:ind w:firstLine="0"/>
+            </w:pPr>
             <w:r>
               <w:rPr>
                 <w:rFonts w:ascii="Times New Roman" w:hAnsi="Times New Roman" w:eastAsia="宋体"/>
@@ -5943,6 +7008,9 @@
             <w:tcW w:type="dxa" w:w="735"/>
           </w:tcPr>
           <w:p>
+            <w:pPr>
+              <w:ind w:firstLine="0"/>
+            </w:pPr>
             <w:r>
               <w:rPr>
                 <w:rFonts w:ascii="Times New Roman" w:hAnsi="Times New Roman" w:eastAsia="宋体"/>
@@ -5957,6 +7025,9 @@
             <w:tcW w:type="dxa" w:w="8335"/>
           </w:tcPr>
           <w:p>
+            <w:pPr>
+              <w:ind w:firstLine="0"/>
+            </w:pPr>
             <w:r>
               <w:rPr>
                 <w:rFonts w:ascii="Times New Roman" w:hAnsi="Times New Roman" w:eastAsia="宋体"/>
@@ -5973,6 +7044,9 @@
             <w:tcW w:type="dxa" w:w="735"/>
           </w:tcPr>
           <w:p>
+            <w:pPr>
+              <w:ind w:firstLine="0"/>
+            </w:pPr>
             <w:r>
               <w:rPr>
                 <w:rFonts w:ascii="Times New Roman" w:hAnsi="Times New Roman" w:eastAsia="宋体"/>
@@ -5987,6 +7061,9 @@
             <w:tcW w:type="dxa" w:w="8335"/>
           </w:tcPr>
           <w:p>
+            <w:pPr>
+              <w:ind w:firstLine="0"/>
+            </w:pPr>
             <w:r>
               <w:rPr>
                 <w:rFonts w:ascii="Times New Roman" w:hAnsi="Times New Roman" w:eastAsia="宋体"/>
@@ -6069,6 +7146,9 @@
             <w:tcW w:type="dxa" w:w="5069"/>
           </w:tcPr>
           <w:p>
+            <w:pPr>
+              <w:ind w:firstLine="0"/>
+            </w:pPr>
             <w:r>
               <w:rPr>
                 <w:rFonts w:ascii="Times New Roman" w:hAnsi="Times New Roman" w:eastAsia="宋体"/>
@@ -6084,6 +7164,9 @@
             <w:tcW w:type="dxa" w:w="3201"/>
           </w:tcPr>
           <w:p>
+            <w:pPr>
+              <w:ind w:firstLine="0"/>
+            </w:pPr>
             <w:r>
               <w:rPr>
                 <w:rFonts w:ascii="Times New Roman" w:hAnsi="Times New Roman" w:eastAsia="宋体"/>
@@ -6099,6 +7182,9 @@
             <w:tcW w:type="dxa" w:w="800"/>
           </w:tcPr>
           <w:p>
+            <w:pPr>
+              <w:ind w:firstLine="0"/>
+            </w:pPr>
             <w:r>
               <w:rPr>
                 <w:rFonts w:ascii="Times New Roman" w:hAnsi="Times New Roman" w:eastAsia="宋体"/>
@@ -6116,6 +7202,9 @@
             <w:tcW w:type="dxa" w:w="5069"/>
           </w:tcPr>
           <w:p>
+            <w:pPr>
+              <w:ind w:firstLine="0"/>
+            </w:pPr>
             <w:r>
               <w:rPr>
                 <w:rFonts w:ascii="Times New Roman" w:hAnsi="Times New Roman" w:eastAsia="宋体"/>
@@ -6130,6 +7219,9 @@
             <w:tcW w:type="dxa" w:w="3201"/>
           </w:tcPr>
           <w:p>
+            <w:pPr>
+              <w:ind w:firstLine="0"/>
+            </w:pPr>
             <w:r>
               <w:rPr>
                 <w:rFonts w:ascii="Times New Roman" w:hAnsi="Times New Roman" w:eastAsia="宋体"/>
@@ -6144,6 +7236,9 @@
             <w:tcW w:type="dxa" w:w="800"/>
           </w:tcPr>
           <w:p>
+            <w:pPr>
+              <w:ind w:firstLine="0"/>
+            </w:pPr>
             <w:r>
               <w:rPr>
                 <w:rFonts w:ascii="Times New Roman" w:hAnsi="Times New Roman" w:eastAsia="宋体"/>
@@ -6160,6 +7255,9 @@
             <w:tcW w:type="dxa" w:w="5069"/>
           </w:tcPr>
           <w:p>
+            <w:pPr>
+              <w:ind w:firstLine="0"/>
+            </w:pPr>
             <w:r>
               <w:rPr>
                 <w:rFonts w:ascii="Times New Roman" w:hAnsi="Times New Roman" w:eastAsia="宋体"/>
@@ -6174,6 +7272,9 @@
             <w:tcW w:type="dxa" w:w="3201"/>
           </w:tcPr>
           <w:p>
+            <w:pPr>
+              <w:ind w:firstLine="0"/>
+            </w:pPr>
             <w:r>
               <w:rPr>
                 <w:rFonts w:ascii="Times New Roman" w:hAnsi="Times New Roman" w:eastAsia="宋体"/>
@@ -6188,6 +7289,9 @@
             <w:tcW w:type="dxa" w:w="800"/>
           </w:tcPr>
           <w:p>
+            <w:pPr>
+              <w:ind w:firstLine="0"/>
+            </w:pPr>
             <w:r>
               <w:rPr>
                 <w:rFonts w:ascii="Times New Roman" w:hAnsi="Times New Roman" w:eastAsia="宋体"/>
@@ -6204,6 +7308,9 @@
             <w:tcW w:type="dxa" w:w="5069"/>
           </w:tcPr>
           <w:p>
+            <w:pPr>
+              <w:ind w:firstLine="0"/>
+            </w:pPr>
             <w:r>
               <w:rPr>
                 <w:rFonts w:ascii="Times New Roman" w:hAnsi="Times New Roman" w:eastAsia="宋体"/>
@@ -6218,6 +7325,9 @@
             <w:tcW w:type="dxa" w:w="3201"/>
           </w:tcPr>
           <w:p>
+            <w:pPr>
+              <w:ind w:firstLine="0"/>
+            </w:pPr>
             <w:r>
               <w:rPr>
                 <w:rFonts w:ascii="Times New Roman" w:hAnsi="Times New Roman" w:eastAsia="宋体"/>
@@ -6232,6 +7342,9 @@
             <w:tcW w:type="dxa" w:w="800"/>
           </w:tcPr>
           <w:p>
+            <w:pPr>
+              <w:ind w:firstLine="0"/>
+            </w:pPr>
             <w:r>
               <w:rPr>
                 <w:rFonts w:ascii="Times New Roman" w:hAnsi="Times New Roman" w:eastAsia="宋体"/>
@@ -6248,6 +7361,9 @@
             <w:tcW w:type="dxa" w:w="5069"/>
           </w:tcPr>
           <w:p>
+            <w:pPr>
+              <w:ind w:firstLine="0"/>
+            </w:pPr>
             <w:r>
               <w:rPr>
                 <w:rFonts w:ascii="Times New Roman" w:hAnsi="Times New Roman" w:eastAsia="宋体"/>
@@ -6262,6 +7378,9 @@
             <w:tcW w:type="dxa" w:w="3201"/>
           </w:tcPr>
           <w:p>
+            <w:pPr>
+              <w:ind w:firstLine="0"/>
+            </w:pPr>
             <w:r>
               <w:rPr>
                 <w:rFonts w:ascii="Times New Roman" w:hAnsi="Times New Roman" w:eastAsia="宋体"/>
@@ -6276,6 +7395,9 @@
             <w:tcW w:type="dxa" w:w="800"/>
           </w:tcPr>
           <w:p>
+            <w:pPr>
+              <w:ind w:firstLine="0"/>
+            </w:pPr>
             <w:r>
               <w:rPr>
                 <w:rFonts w:ascii="Times New Roman" w:hAnsi="Times New Roman" w:eastAsia="宋体"/>
@@ -6292,6 +7414,9 @@
             <w:tcW w:type="dxa" w:w="5069"/>
           </w:tcPr>
           <w:p>
+            <w:pPr>
+              <w:ind w:firstLine="0"/>
+            </w:pPr>
             <w:r>
               <w:rPr>
                 <w:rFonts w:ascii="Times New Roman" w:hAnsi="Times New Roman" w:eastAsia="宋体"/>
@@ -6306,6 +7431,9 @@
             <w:tcW w:type="dxa" w:w="3201"/>
           </w:tcPr>
           <w:p>
+            <w:pPr>
+              <w:ind w:firstLine="0"/>
+            </w:pPr>
             <w:r>
               <w:rPr>
                 <w:rFonts w:ascii="Times New Roman" w:hAnsi="Times New Roman" w:eastAsia="宋体"/>
@@ -6320,6 +7448,9 @@
             <w:tcW w:type="dxa" w:w="800"/>
           </w:tcPr>
           <w:p>
+            <w:pPr>
+              <w:ind w:firstLine="0"/>
+            </w:pPr>
             <w:r>
               <w:rPr>
                 <w:rFonts w:ascii="Times New Roman" w:hAnsi="Times New Roman" w:eastAsia="宋体"/>
@@ -6360,6 +7491,9 @@
             <w:tcW w:type="dxa" w:w="626"/>
           </w:tcPr>
           <w:p>
+            <w:pPr>
+              <w:ind w:firstLine="0"/>
+            </w:pPr>
             <w:r>
               <w:rPr>
                 <w:rFonts w:ascii="Times New Roman" w:hAnsi="Times New Roman" w:eastAsia="宋体"/>
@@ -6375,6 +7509,9 @@
             <w:tcW w:type="dxa" w:w="3441"/>
           </w:tcPr>
           <w:p>
+            <w:pPr>
+              <w:ind w:firstLine="0"/>
+            </w:pPr>
             <w:r>
               <w:rPr>
                 <w:rFonts w:ascii="Times New Roman" w:hAnsi="Times New Roman" w:eastAsia="宋体"/>
@@ -6390,6 +7527,9 @@
             <w:tcW w:type="dxa" w:w="4379"/>
           </w:tcPr>
           <w:p>
+            <w:pPr>
+              <w:ind w:firstLine="0"/>
+            </w:pPr>
             <w:r>
               <w:rPr>
                 <w:rFonts w:ascii="Times New Roman" w:hAnsi="Times New Roman" w:eastAsia="宋体"/>
@@ -6405,6 +7545,9 @@
             <w:tcW w:type="dxa" w:w="626"/>
           </w:tcPr>
           <w:p>
+            <w:pPr>
+              <w:ind w:firstLine="0"/>
+            </w:pPr>
             <w:r>
               <w:rPr>
                 <w:rFonts w:ascii="Times New Roman" w:hAnsi="Times New Roman" w:eastAsia="宋体"/>
@@ -6422,6 +7565,9 @@
             <w:tcW w:type="dxa" w:w="626"/>
           </w:tcPr>
           <w:p>
+            <w:pPr>
+              <w:ind w:firstLine="0"/>
+            </w:pPr>
             <w:r>
               <w:rPr>
                 <w:rFonts w:ascii="Times New Roman" w:hAnsi="Times New Roman" w:eastAsia="宋体"/>
@@ -6436,6 +7582,9 @@
             <w:tcW w:type="dxa" w:w="3441"/>
           </w:tcPr>
           <w:p>
+            <w:pPr>
+              <w:ind w:firstLine="0"/>
+            </w:pPr>
             <w:r>
               <w:rPr>
                 <w:rFonts w:ascii="Times New Roman" w:hAnsi="Times New Roman" w:eastAsia="宋体"/>
@@ -6450,6 +7599,9 @@
             <w:tcW w:type="dxa" w:w="4379"/>
           </w:tcPr>
           <w:p>
+            <w:pPr>
+              <w:ind w:firstLine="0"/>
+            </w:pPr>
             <w:r>
               <w:rPr>
                 <w:rFonts w:ascii="Times New Roman" w:hAnsi="Times New Roman" w:eastAsia="宋体"/>
@@ -6464,6 +7616,9 @@
             <w:tcW w:type="dxa" w:w="626"/>
           </w:tcPr>
           <w:p>
+            <w:pPr>
+              <w:ind w:firstLine="0"/>
+            </w:pPr>
             <w:r>
               <w:rPr>
                 <w:rFonts w:ascii="Times New Roman" w:hAnsi="Times New Roman" w:eastAsia="宋体"/>
@@ -6479,6 +7634,9 @@
             <w:tcW w:type="dxa" w:w="626"/>
           </w:tcPr>
           <w:p>
+            <w:pPr>
+              <w:ind w:firstLine="0"/>
+            </w:pPr>
             <w:r>
               <w:rPr>
                 <w:rFonts w:ascii="Times New Roman" w:hAnsi="Times New Roman" w:eastAsia="宋体"/>
@@ -6493,6 +7651,9 @@
             <w:tcW w:type="dxa" w:w="3441"/>
           </w:tcPr>
           <w:p>
+            <w:pPr>
+              <w:ind w:firstLine="0"/>
+            </w:pPr>
             <w:r>
               <w:rPr>
                 <w:rFonts w:ascii="Times New Roman" w:hAnsi="Times New Roman" w:eastAsia="宋体"/>
@@ -6507,6 +7668,9 @@
             <w:tcW w:type="dxa" w:w="4379"/>
           </w:tcPr>
           <w:p>
+            <w:pPr>
+              <w:ind w:firstLine="0"/>
+            </w:pPr>
             <w:r>
               <w:rPr>
                 <w:rFonts w:ascii="Times New Roman" w:hAnsi="Times New Roman" w:eastAsia="宋体"/>
@@ -6521,6 +7685,9 @@
             <w:tcW w:type="dxa" w:w="626"/>
           </w:tcPr>
           <w:p>
+            <w:pPr>
+              <w:ind w:firstLine="0"/>
+            </w:pPr>
             <w:r>
               <w:rPr>
                 <w:rFonts w:ascii="Times New Roman" w:hAnsi="Times New Roman" w:eastAsia="宋体"/>
@@ -6536,6 +7703,9 @@
             <w:tcW w:type="dxa" w:w="626"/>
           </w:tcPr>
           <w:p>
+            <w:pPr>
+              <w:ind w:firstLine="0"/>
+            </w:pPr>
             <w:r>
               <w:rPr>
                 <w:rFonts w:ascii="Times New Roman" w:hAnsi="Times New Roman" w:eastAsia="宋体"/>
@@ -6550,6 +7720,9 @@
             <w:tcW w:type="dxa" w:w="3441"/>
           </w:tcPr>
           <w:p>
+            <w:pPr>
+              <w:ind w:firstLine="0"/>
+            </w:pPr>
             <w:r>
               <w:rPr>
                 <w:rFonts w:ascii="Times New Roman" w:hAnsi="Times New Roman" w:eastAsia="宋体"/>
@@ -6564,6 +7737,9 @@
             <w:tcW w:type="dxa" w:w="4379"/>
           </w:tcPr>
           <w:p>
+            <w:pPr>
+              <w:ind w:firstLine="0"/>
+            </w:pPr>
             <w:r>
               <w:rPr>
                 <w:rFonts w:ascii="Times New Roman" w:hAnsi="Times New Roman" w:eastAsia="宋体"/>
@@ -6578,6 +7754,9 @@
             <w:tcW w:type="dxa" w:w="626"/>
           </w:tcPr>
           <w:p>
+            <w:pPr>
+              <w:ind w:firstLine="0"/>
+            </w:pPr>
             <w:r>
               <w:rPr>
                 <w:rFonts w:ascii="Times New Roman" w:hAnsi="Times New Roman" w:eastAsia="宋体"/>
@@ -6593,6 +7772,9 @@
             <w:tcW w:type="dxa" w:w="626"/>
           </w:tcPr>
           <w:p>
+            <w:pPr>
+              <w:ind w:firstLine="0"/>
+            </w:pPr>
             <w:r>
               <w:rPr>
                 <w:rFonts w:ascii="Times New Roman" w:hAnsi="Times New Roman" w:eastAsia="宋体"/>
@@ -6607,6 +7789,9 @@
             <w:tcW w:type="dxa" w:w="3441"/>
           </w:tcPr>
           <w:p>
+            <w:pPr>
+              <w:ind w:firstLine="0"/>
+            </w:pPr>
             <w:r>
               <w:rPr>
                 <w:rFonts w:ascii="Times New Roman" w:hAnsi="Times New Roman" w:eastAsia="宋体"/>
@@ -6621,6 +7806,9 @@
             <w:tcW w:type="dxa" w:w="4379"/>
           </w:tcPr>
           <w:p>
+            <w:pPr>
+              <w:ind w:firstLine="0"/>
+            </w:pPr>
             <w:r>
               <w:rPr>
                 <w:rFonts w:ascii="Times New Roman" w:hAnsi="Times New Roman" w:eastAsia="宋体"/>
@@ -6635,6 +7823,9 @@
             <w:tcW w:type="dxa" w:w="626"/>
           </w:tcPr>
           <w:p>
+            <w:pPr>
+              <w:ind w:firstLine="0"/>
+            </w:pPr>
             <w:r>
               <w:rPr>
                 <w:rFonts w:ascii="Times New Roman" w:hAnsi="Times New Roman" w:eastAsia="宋体"/>
@@ -6650,6 +7841,9 @@
             <w:tcW w:type="dxa" w:w="626"/>
           </w:tcPr>
           <w:p>
+            <w:pPr>
+              <w:ind w:firstLine="0"/>
+            </w:pPr>
             <w:r>
               <w:rPr>
                 <w:rFonts w:ascii="Times New Roman" w:hAnsi="Times New Roman" w:eastAsia="宋体"/>
@@ -6664,6 +7858,9 @@
             <w:tcW w:type="dxa" w:w="3441"/>
           </w:tcPr>
           <w:p>
+            <w:pPr>
+              <w:ind w:firstLine="0"/>
+            </w:pPr>
             <w:r>
               <w:rPr>
                 <w:rFonts w:ascii="Times New Roman" w:hAnsi="Times New Roman" w:eastAsia="宋体"/>
@@ -6678,6 +7875,9 @@
             <w:tcW w:type="dxa" w:w="4379"/>
           </w:tcPr>
           <w:p>
+            <w:pPr>
+              <w:ind w:firstLine="0"/>
+            </w:pPr>
             <w:r>
               <w:rPr>
                 <w:rFonts w:ascii="Times New Roman" w:hAnsi="Times New Roman" w:eastAsia="宋体"/>
@@ -6692,6 +7892,9 @@
             <w:tcW w:type="dxa" w:w="626"/>
           </w:tcPr>
           <w:p>
+            <w:pPr>
+              <w:ind w:firstLine="0"/>
+            </w:pPr>
             <w:r>
               <w:rPr>
                 <w:rFonts w:ascii="Times New Roman" w:hAnsi="Times New Roman" w:eastAsia="宋体"/>
@@ -6708,6 +7911,9 @@
             <w:tcW w:type="dxa" w:w="626"/>
           </w:tcPr>
           <w:p>
+            <w:pPr>
+              <w:ind w:firstLine="0"/>
+            </w:pPr>
             <w:r>
               <w:rPr>
                 <w:rFonts w:ascii="Times New Roman" w:hAnsi="Times New Roman" w:eastAsia="宋体"/>
@@ -6722,6 +7928,9 @@
             <w:tcW w:type="dxa" w:w="3441"/>
           </w:tcPr>
           <w:p>
+            <w:pPr>
+              <w:ind w:firstLine="0"/>
+            </w:pPr>
             <w:r>
               <w:rPr>
                 <w:rFonts w:ascii="Times New Roman" w:hAnsi="Times New Roman" w:eastAsia="宋体"/>
@@ -6736,6 +7945,9 @@
             <w:tcW w:type="dxa" w:w="4379"/>
           </w:tcPr>
           <w:p>
+            <w:pPr>
+              <w:ind w:firstLine="0"/>
+            </w:pPr>
             <w:r>
               <w:rPr>
                 <w:rFonts w:ascii="Times New Roman" w:hAnsi="Times New Roman" w:eastAsia="宋体"/>
@@ -6750,6 +7962,9 @@
             <w:tcW w:type="dxa" w:w="626"/>
           </w:tcPr>
           <w:p>
+            <w:pPr>
+              <w:ind w:firstLine="0"/>
+            </w:pPr>
             <w:r>
               <w:rPr>
                 <w:rFonts w:ascii="Times New Roman" w:hAnsi="Times New Roman" w:eastAsia="宋体"/>
@@ -6766,6 +7981,9 @@
             <w:tcW w:type="dxa" w:w="626"/>
           </w:tcPr>
           <w:p>
+            <w:pPr>
+              <w:ind w:firstLine="0"/>
+            </w:pPr>
             <w:r>
               <w:rPr>
                 <w:rFonts w:ascii="Times New Roman" w:hAnsi="Times New Roman" w:eastAsia="宋体"/>
@@ -6780,6 +7998,9 @@
             <w:tcW w:type="dxa" w:w="3441"/>
           </w:tcPr>
           <w:p>
+            <w:pPr>
+              <w:ind w:firstLine="0"/>
+            </w:pPr>
             <w:r>
               <w:rPr>
                 <w:rFonts w:ascii="Times New Roman" w:hAnsi="Times New Roman" w:eastAsia="宋体"/>
@@ -6794,6 +8015,9 @@
             <w:tcW w:type="dxa" w:w="4379"/>
           </w:tcPr>
           <w:p>
+            <w:pPr>
+              <w:ind w:firstLine="0"/>
+            </w:pPr>
             <w:r>
               <w:rPr>
                 <w:rFonts w:ascii="Times New Roman" w:hAnsi="Times New Roman" w:eastAsia="宋体"/>
@@ -6808,6 +8032,9 @@
             <w:tcW w:type="dxa" w:w="626"/>
           </w:tcPr>
           <w:p>
+            <w:pPr>
+              <w:ind w:firstLine="0"/>
+            </w:pPr>
             <w:r>
               <w:rPr>
                 <w:rFonts w:ascii="Times New Roman" w:hAnsi="Times New Roman" w:eastAsia="宋体"/>
@@ -6823,6 +8050,9 @@
             <w:tcW w:type="dxa" w:w="626"/>
           </w:tcPr>
           <w:p>
+            <w:pPr>
+              <w:ind w:firstLine="0"/>
+            </w:pPr>
             <w:r>
               <w:rPr>
                 <w:rFonts w:ascii="Times New Roman" w:hAnsi="Times New Roman" w:eastAsia="宋体"/>
@@ -6837,6 +8067,9 @@
             <w:tcW w:type="dxa" w:w="3441"/>
           </w:tcPr>
           <w:p>
+            <w:pPr>
+              <w:ind w:firstLine="0"/>
+            </w:pPr>
             <w:r>
               <w:rPr>
                 <w:rFonts w:ascii="Times New Roman" w:hAnsi="Times New Roman" w:eastAsia="宋体"/>
@@ -6851,6 +8084,9 @@
             <w:tcW w:type="dxa" w:w="4379"/>
           </w:tcPr>
           <w:p>
+            <w:pPr>
+              <w:ind w:firstLine="0"/>
+            </w:pPr>
             <w:r>
               <w:rPr>
                 <w:rFonts w:ascii="Times New Roman" w:hAnsi="Times New Roman" w:eastAsia="宋体"/>
@@ -6865,6 +8101,9 @@
             <w:tcW w:type="dxa" w:w="626"/>
           </w:tcPr>
           <w:p>
+            <w:pPr>
+              <w:ind w:firstLine="0"/>
+            </w:pPr>
             <w:r>
               <w:rPr>
                 <w:rFonts w:ascii="Times New Roman" w:hAnsi="Times New Roman" w:eastAsia="宋体"/>
@@ -6880,6 +8119,9 @@
             <w:tcW w:type="dxa" w:w="626"/>
           </w:tcPr>
           <w:p>
+            <w:pPr>
+              <w:ind w:firstLine="0"/>
+            </w:pPr>
             <w:r>
               <w:rPr>
                 <w:rFonts w:ascii="Times New Roman" w:hAnsi="Times New Roman" w:eastAsia="宋体"/>
@@ -6894,6 +8136,9 @@
             <w:tcW w:type="dxa" w:w="3441"/>
           </w:tcPr>
           <w:p>
+            <w:pPr>
+              <w:ind w:firstLine="0"/>
+            </w:pPr>
             <w:r>
               <w:rPr>
                 <w:rFonts w:ascii="Times New Roman" w:hAnsi="Times New Roman" w:eastAsia="宋体"/>
@@ -6908,6 +8153,9 @@
             <w:tcW w:type="dxa" w:w="4379"/>
           </w:tcPr>
           <w:p>
+            <w:pPr>
+              <w:ind w:firstLine="0"/>
+            </w:pPr>
             <w:r>
               <w:rPr>
                 <w:rFonts w:ascii="Times New Roman" w:hAnsi="Times New Roman" w:eastAsia="宋体"/>
@@ -6922,6 +8170,9 @@
             <w:tcW w:type="dxa" w:w="626"/>
           </w:tcPr>
           <w:p>
+            <w:pPr>
+              <w:ind w:firstLine="0"/>
+            </w:pPr>
             <w:r>
               <w:rPr>
                 <w:rFonts w:ascii="Times New Roman" w:hAnsi="Times New Roman" w:eastAsia="宋体"/>
@@ -6937,6 +8188,9 @@
             <w:tcW w:type="dxa" w:w="626"/>
           </w:tcPr>
           <w:p>
+            <w:pPr>
+              <w:ind w:firstLine="0"/>
+            </w:pPr>
             <w:r>
               <w:rPr>
                 <w:rFonts w:ascii="Times New Roman" w:hAnsi="Times New Roman" w:eastAsia="宋体"/>
@@ -6951,6 +8205,9 @@
             <w:tcW w:type="dxa" w:w="3441"/>
           </w:tcPr>
           <w:p>
+            <w:pPr>
+              <w:ind w:firstLine="0"/>
+            </w:pPr>
             <w:r>
               <w:rPr>
                 <w:rFonts w:ascii="Times New Roman" w:hAnsi="Times New Roman" w:eastAsia="宋体"/>
@@ -6965,6 +8222,9 @@
             <w:tcW w:type="dxa" w:w="4379"/>
           </w:tcPr>
           <w:p>
+            <w:pPr>
+              <w:ind w:firstLine="0"/>
+            </w:pPr>
             <w:r>
               <w:rPr>
                 <w:rFonts w:ascii="Times New Roman" w:hAnsi="Times New Roman" w:eastAsia="宋体"/>
@@ -6979,6 +8239,9 @@
             <w:tcW w:type="dxa" w:w="626"/>
           </w:tcPr>
           <w:p>
+            <w:pPr>
+              <w:ind w:firstLine="0"/>
+            </w:pPr>
             <w:r>
               <w:rPr>
                 <w:rFonts w:ascii="Times New Roman" w:hAnsi="Times New Roman" w:eastAsia="宋体"/>
@@ -6995,6 +8258,9 @@
             <w:tcW w:type="dxa" w:w="626"/>
           </w:tcPr>
           <w:p>
+            <w:pPr>
+              <w:ind w:firstLine="0"/>
+            </w:pPr>
             <w:r>
               <w:rPr>
                 <w:rFonts w:ascii="Times New Roman" w:hAnsi="Times New Roman" w:eastAsia="宋体"/>
@@ -7009,6 +8275,9 @@
             <w:tcW w:type="dxa" w:w="3441"/>
           </w:tcPr>
           <w:p>
+            <w:pPr>
+              <w:ind w:firstLine="0"/>
+            </w:pPr>
             <w:r>
               <w:rPr>
                 <w:rFonts w:ascii="Times New Roman" w:hAnsi="Times New Roman" w:eastAsia="宋体"/>
@@ -7023,6 +8292,9 @@
             <w:tcW w:type="dxa" w:w="4379"/>
           </w:tcPr>
           <w:p>
+            <w:pPr>
+              <w:ind w:firstLine="0"/>
+            </w:pPr>
             <w:r>
               <w:rPr>
                 <w:rFonts w:ascii="Times New Roman" w:hAnsi="Times New Roman" w:eastAsia="宋体"/>
@@ -7037,6 +8309,9 @@
             <w:tcW w:type="dxa" w:w="626"/>
           </w:tcPr>
           <w:p>
+            <w:pPr>
+              <w:ind w:firstLine="0"/>
+            </w:pPr>
             <w:r>
               <w:rPr>
                 <w:rFonts w:ascii="Times New Roman" w:hAnsi="Times New Roman" w:eastAsia="宋体"/>
@@ -7053,6 +8328,9 @@
             <w:tcW w:type="dxa" w:w="626"/>
           </w:tcPr>
           <w:p>
+            <w:pPr>
+              <w:ind w:firstLine="0"/>
+            </w:pPr>
             <w:r>
               <w:rPr>
                 <w:rFonts w:ascii="Times New Roman" w:hAnsi="Times New Roman" w:eastAsia="宋体"/>
@@ -7067,6 +8345,9 @@
             <w:tcW w:type="dxa" w:w="3441"/>
           </w:tcPr>
           <w:p>
+            <w:pPr>
+              <w:ind w:firstLine="0"/>
+            </w:pPr>
             <w:r>
               <w:rPr>
                 <w:rFonts w:ascii="Times New Roman" w:hAnsi="Times New Roman" w:eastAsia="宋体"/>
@@ -7081,6 +8362,9 @@
             <w:tcW w:type="dxa" w:w="4379"/>
           </w:tcPr>
           <w:p>
+            <w:pPr>
+              <w:ind w:firstLine="0"/>
+            </w:pPr>
             <w:r>
               <w:rPr>
                 <w:rFonts w:ascii="Times New Roman" w:hAnsi="Times New Roman" w:eastAsia="宋体"/>
@@ -7095,6 +8379,9 @@
             <w:tcW w:type="dxa" w:w="626"/>
           </w:tcPr>
           <w:p>
+            <w:pPr>
+              <w:ind w:firstLine="0"/>
+            </w:pPr>
             <w:r>
               <w:rPr>
                 <w:rFonts w:ascii="Times New Roman" w:hAnsi="Times New Roman" w:eastAsia="宋体"/>
@@ -7110,6 +8397,9 @@
             <w:tcW w:type="dxa" w:w="626"/>
           </w:tcPr>
           <w:p>
+            <w:pPr>
+              <w:ind w:firstLine="0"/>
+            </w:pPr>
             <w:r>
               <w:rPr>
                 <w:rFonts w:ascii="Times New Roman" w:hAnsi="Times New Roman" w:eastAsia="宋体"/>
@@ -7124,6 +8414,9 @@
             <w:tcW w:type="dxa" w:w="3441"/>
           </w:tcPr>
           <w:p>
+            <w:pPr>
+              <w:ind w:firstLine="0"/>
+            </w:pPr>
             <w:r>
               <w:rPr>
                 <w:rFonts w:ascii="Times New Roman" w:hAnsi="Times New Roman" w:eastAsia="宋体"/>
@@ -7138,6 +8431,9 @@
             <w:tcW w:type="dxa" w:w="4379"/>
           </w:tcPr>
           <w:p>
+            <w:pPr>
+              <w:ind w:firstLine="0"/>
+            </w:pPr>
             <w:r>
               <w:rPr>
                 <w:rFonts w:ascii="Times New Roman" w:hAnsi="Times New Roman" w:eastAsia="宋体"/>
@@ -7152,6 +8448,9 @@
             <w:tcW w:type="dxa" w:w="626"/>
           </w:tcPr>
           <w:p>
+            <w:pPr>
+              <w:ind w:firstLine="0"/>
+            </w:pPr>
             <w:r>
               <w:rPr>
                 <w:rFonts w:ascii="Times New Roman" w:hAnsi="Times New Roman" w:eastAsia="宋体"/>
@@ -7167,6 +8466,9 @@
             <w:tcW w:type="dxa" w:w="626"/>
           </w:tcPr>
           <w:p>
+            <w:pPr>
+              <w:ind w:firstLine="0"/>
+            </w:pPr>
             <w:r>
               <w:rPr>
                 <w:rFonts w:ascii="Times New Roman" w:hAnsi="Times New Roman" w:eastAsia="宋体"/>
@@ -7181,6 +8483,9 @@
             <w:tcW w:type="dxa" w:w="3441"/>
           </w:tcPr>
           <w:p>
+            <w:pPr>
+              <w:ind w:firstLine="0"/>
+            </w:pPr>
             <w:r>
               <w:rPr>
                 <w:rFonts w:ascii="Times New Roman" w:hAnsi="Times New Roman" w:eastAsia="宋体"/>
@@ -7195,6 +8500,9 @@
             <w:tcW w:type="dxa" w:w="4379"/>
           </w:tcPr>
           <w:p>
+            <w:pPr>
+              <w:ind w:firstLine="0"/>
+            </w:pPr>
             <w:r>
               <w:rPr>
                 <w:rFonts w:ascii="Times New Roman" w:hAnsi="Times New Roman" w:eastAsia="宋体"/>
@@ -7209,6 +8517,9 @@
             <w:tcW w:type="dxa" w:w="626"/>
           </w:tcPr>
           <w:p>
+            <w:pPr>
+              <w:ind w:firstLine="0"/>
+            </w:pPr>
             <w:r>
               <w:rPr>
                 <w:rFonts w:ascii="Times New Roman" w:hAnsi="Times New Roman" w:eastAsia="宋体"/>
@@ -7224,6 +8535,9 @@
             <w:tcW w:type="dxa" w:w="626"/>
           </w:tcPr>
           <w:p>
+            <w:pPr>
+              <w:ind w:firstLine="0"/>
+            </w:pPr>
             <w:r>
               <w:rPr>
                 <w:rFonts w:ascii="Times New Roman" w:hAnsi="Times New Roman" w:eastAsia="宋体"/>
@@ -7238,6 +8552,9 @@
             <w:tcW w:type="dxa" w:w="3441"/>
           </w:tcPr>
           <w:p>
+            <w:pPr>
+              <w:ind w:firstLine="0"/>
+            </w:pPr>
             <w:r>
               <w:rPr>
                 <w:rFonts w:ascii="Times New Roman" w:hAnsi="Times New Roman" w:eastAsia="宋体"/>
@@ -7252,6 +8569,9 @@
             <w:tcW w:type="dxa" w:w="4379"/>
           </w:tcPr>
           <w:p>
+            <w:pPr>
+              <w:ind w:firstLine="0"/>
+            </w:pPr>
             <w:r>
               <w:rPr>
                 <w:rFonts w:ascii="Times New Roman" w:hAnsi="Times New Roman" w:eastAsia="宋体"/>
@@ -7266,6 +8586,9 @@
             <w:tcW w:type="dxa" w:w="626"/>
           </w:tcPr>
           <w:p>
+            <w:pPr>
+              <w:ind w:firstLine="0"/>
+            </w:pPr>
             <w:r>
               <w:rPr>
                 <w:rFonts w:ascii="Times New Roman" w:hAnsi="Times New Roman" w:eastAsia="宋体"/>
@@ -7281,6 +8604,9 @@
             <w:tcW w:type="dxa" w:w="626"/>
           </w:tcPr>
           <w:p>
+            <w:pPr>
+              <w:ind w:firstLine="0"/>
+            </w:pPr>
             <w:r>
               <w:rPr>
                 <w:rFonts w:ascii="Times New Roman" w:hAnsi="Times New Roman" w:eastAsia="宋体"/>
@@ -7295,6 +8621,9 @@
             <w:tcW w:type="dxa" w:w="3441"/>
           </w:tcPr>
           <w:p>
+            <w:pPr>
+              <w:ind w:firstLine="0"/>
+            </w:pPr>
             <w:r>
               <w:rPr>
                 <w:rFonts w:ascii="Times New Roman" w:hAnsi="Times New Roman" w:eastAsia="宋体"/>
@@ -7309,6 +8638,9 @@
             <w:tcW w:type="dxa" w:w="4379"/>
           </w:tcPr>
           <w:p>
+            <w:pPr>
+              <w:ind w:firstLine="0"/>
+            </w:pPr>
             <w:r>
               <w:rPr>
                 <w:rFonts w:ascii="Times New Roman" w:hAnsi="Times New Roman" w:eastAsia="宋体"/>
@@ -7323,6 +8655,9 @@
             <w:tcW w:type="dxa" w:w="626"/>
           </w:tcPr>
           <w:p>
+            <w:pPr>
+              <w:ind w:firstLine="0"/>
+            </w:pPr>
             <w:r>
               <w:rPr>
                 <w:rFonts w:ascii="Times New Roman" w:hAnsi="Times New Roman" w:eastAsia="宋体"/>
@@ -7339,6 +8674,9 @@
             <w:tcW w:type="dxa" w:w="626"/>
           </w:tcPr>
           <w:p>
+            <w:pPr>
+              <w:ind w:firstLine="0"/>
+            </w:pPr>
             <w:r>
               <w:rPr>
                 <w:rFonts w:ascii="Times New Roman" w:hAnsi="Times New Roman" w:eastAsia="宋体"/>
@@ -7353,6 +8691,9 @@
             <w:tcW w:type="dxa" w:w="3441"/>
           </w:tcPr>
           <w:p>
+            <w:pPr>
+              <w:ind w:firstLine="0"/>
+            </w:pPr>
             <w:r>
               <w:rPr>
                 <w:rFonts w:ascii="Times New Roman" w:hAnsi="Times New Roman" w:eastAsia="宋体"/>
@@ -7367,6 +8708,9 @@
             <w:tcW w:type="dxa" w:w="4379"/>
           </w:tcPr>
           <w:p>
+            <w:pPr>
+              <w:ind w:firstLine="0"/>
+            </w:pPr>
             <w:r>
               <w:rPr>
                 <w:rFonts w:ascii="Times New Roman" w:hAnsi="Times New Roman" w:eastAsia="宋体"/>
@@ -7381,6 +8725,9 @@
             <w:tcW w:type="dxa" w:w="626"/>
           </w:tcPr>
           <w:p>
+            <w:pPr>
+              <w:ind w:firstLine="0"/>
+            </w:pPr>
             <w:r>
               <w:rPr>
                 <w:rFonts w:ascii="Times New Roman" w:hAnsi="Times New Roman" w:eastAsia="宋体"/>
@@ -7397,6 +8744,9 @@
             <w:tcW w:type="dxa" w:w="626"/>
           </w:tcPr>
           <w:p>
+            <w:pPr>
+              <w:ind w:firstLine="0"/>
+            </w:pPr>
             <w:r>
               <w:rPr>
                 <w:rFonts w:ascii="Times New Roman" w:hAnsi="Times New Roman" w:eastAsia="宋体"/>
@@ -7411,6 +8761,9 @@
             <w:tcW w:type="dxa" w:w="3441"/>
           </w:tcPr>
           <w:p>
+            <w:pPr>
+              <w:ind w:firstLine="0"/>
+            </w:pPr>
             <w:r>
               <w:rPr>
                 <w:rFonts w:ascii="Times New Roman" w:hAnsi="Times New Roman" w:eastAsia="宋体"/>
@@ -7425,6 +8778,9 @@
             <w:tcW w:type="dxa" w:w="4379"/>
           </w:tcPr>
           <w:p>
+            <w:pPr>
+              <w:ind w:firstLine="0"/>
+            </w:pPr>
             <w:r>
               <w:rPr>
                 <w:rFonts w:ascii="Times New Roman" w:hAnsi="Times New Roman" w:eastAsia="宋体"/>
@@ -7439,6 +8795,9 @@
             <w:tcW w:type="dxa" w:w="626"/>
           </w:tcPr>
           <w:p>
+            <w:pPr>
+              <w:ind w:firstLine="0"/>
+            </w:pPr>
             <w:r>
               <w:rPr>
                 <w:rFonts w:ascii="Times New Roman" w:hAnsi="Times New Roman" w:eastAsia="宋体"/>
@@ -7454,6 +8813,9 @@
             <w:tcW w:type="dxa" w:w="626"/>
           </w:tcPr>
           <w:p>
+            <w:pPr>
+              <w:ind w:firstLine="0"/>
+            </w:pPr>
             <w:r>
               <w:rPr>
                 <w:rFonts w:ascii="Times New Roman" w:hAnsi="Times New Roman" w:eastAsia="宋体"/>
@@ -7468,6 +8830,9 @@
             <w:tcW w:type="dxa" w:w="3441"/>
           </w:tcPr>
           <w:p>
+            <w:pPr>
+              <w:ind w:firstLine="0"/>
+            </w:pPr>
             <w:r>
               <w:rPr>
                 <w:rFonts w:ascii="Times New Roman" w:hAnsi="Times New Roman" w:eastAsia="宋体"/>
@@ -7482,6 +8847,9 @@
             <w:tcW w:type="dxa" w:w="4379"/>
           </w:tcPr>
           <w:p>
+            <w:pPr>
+              <w:ind w:firstLine="0"/>
+            </w:pPr>
             <w:r>
               <w:rPr>
                 <w:rFonts w:ascii="Times New Roman" w:hAnsi="Times New Roman" w:eastAsia="宋体"/>
@@ -7496,6 +8864,9 @@
             <w:tcW w:type="dxa" w:w="626"/>
           </w:tcPr>
           <w:p>
+            <w:pPr>
+              <w:ind w:firstLine="0"/>
+            </w:pPr>
             <w:r>
               <w:rPr>
                 <w:rFonts w:ascii="Times New Roman" w:hAnsi="Times New Roman" w:eastAsia="宋体"/>
@@ -7511,6 +8882,9 @@
             <w:tcW w:type="dxa" w:w="626"/>
           </w:tcPr>
           <w:p>
+            <w:pPr>
+              <w:ind w:firstLine="0"/>
+            </w:pPr>
             <w:r>
               <w:rPr>
                 <w:rFonts w:ascii="Times New Roman" w:hAnsi="Times New Roman" w:eastAsia="宋体"/>
@@ -7525,6 +8899,9 @@
             <w:tcW w:type="dxa" w:w="3441"/>
           </w:tcPr>
           <w:p>
+            <w:pPr>
+              <w:ind w:firstLine="0"/>
+            </w:pPr>
             <w:r>
               <w:rPr>
                 <w:rFonts w:ascii="Times New Roman" w:hAnsi="Times New Roman" w:eastAsia="宋体"/>
@@ -7539,6 +8916,9 @@
             <w:tcW w:type="dxa" w:w="4379"/>
           </w:tcPr>
           <w:p>
+            <w:pPr>
+              <w:ind w:firstLine="0"/>
+            </w:pPr>
             <w:r>
               <w:rPr>
                 <w:rFonts w:ascii="Times New Roman" w:hAnsi="Times New Roman" w:eastAsia="宋体"/>
@@ -7553,6 +8933,9 @@
             <w:tcW w:type="dxa" w:w="626"/>
           </w:tcPr>
           <w:p>
+            <w:pPr>
+              <w:ind w:firstLine="0"/>
+            </w:pPr>
             <w:r>
               <w:rPr>
                 <w:rFonts w:ascii="Times New Roman" w:hAnsi="Times New Roman" w:eastAsia="宋体"/>
@@ -7569,6 +8952,9 @@
             <w:tcW w:type="dxa" w:w="626"/>
           </w:tcPr>
           <w:p>
+            <w:pPr>
+              <w:ind w:firstLine="0"/>
+            </w:pPr>
             <w:r>
               <w:rPr>
                 <w:rFonts w:ascii="Times New Roman" w:hAnsi="Times New Roman" w:eastAsia="宋体"/>
@@ -7583,6 +8969,9 @@
             <w:tcW w:type="dxa" w:w="3441"/>
           </w:tcPr>
           <w:p>
+            <w:pPr>
+              <w:ind w:firstLine="0"/>
+            </w:pPr>
             <w:r>
               <w:rPr>
                 <w:rFonts w:ascii="Times New Roman" w:hAnsi="Times New Roman" w:eastAsia="宋体"/>
@@ -7597,6 +8986,9 @@
             <w:tcW w:type="dxa" w:w="4379"/>
           </w:tcPr>
           <w:p>
+            <w:pPr>
+              <w:ind w:firstLine="0"/>
+            </w:pPr>
             <w:r>
               <w:rPr>
                 <w:rFonts w:ascii="Times New Roman" w:hAnsi="Times New Roman" w:eastAsia="宋体"/>
@@ -7611,6 +9003,9 @@
             <w:tcW w:type="dxa" w:w="626"/>
           </w:tcPr>
           <w:p>
+            <w:pPr>
+              <w:ind w:firstLine="0"/>
+            </w:pPr>
             <w:r>
               <w:rPr>
                 <w:rFonts w:ascii="Times New Roman" w:hAnsi="Times New Roman" w:eastAsia="宋体"/>
@@ -7627,6 +9022,9 @@
             <w:tcW w:type="dxa" w:w="626"/>
           </w:tcPr>
           <w:p>
+            <w:pPr>
+              <w:ind w:firstLine="0"/>
+            </w:pPr>
             <w:r>
               <w:rPr>
                 <w:rFonts w:ascii="Times New Roman" w:hAnsi="Times New Roman" w:eastAsia="宋体"/>
@@ -7641,6 +9039,9 @@
             <w:tcW w:type="dxa" w:w="3441"/>
           </w:tcPr>
           <w:p>
+            <w:pPr>
+              <w:ind w:firstLine="0"/>
+            </w:pPr>
             <w:r>
               <w:rPr>
                 <w:rFonts w:ascii="Times New Roman" w:hAnsi="Times New Roman" w:eastAsia="宋体"/>
@@ -7655,6 +9056,9 @@
             <w:tcW w:type="dxa" w:w="4379"/>
           </w:tcPr>
           <w:p>
+            <w:pPr>
+              <w:ind w:firstLine="0"/>
+            </w:pPr>
             <w:r>
               <w:rPr>
                 <w:rFonts w:ascii="Times New Roman" w:hAnsi="Times New Roman" w:eastAsia="宋体"/>
@@ -7669,6 +9073,9 @@
             <w:tcW w:type="dxa" w:w="626"/>
           </w:tcPr>
           <w:p>
+            <w:pPr>
+              <w:ind w:firstLine="0"/>
+            </w:pPr>
             <w:r>
               <w:rPr>
                 <w:rFonts w:ascii="Times New Roman" w:hAnsi="Times New Roman" w:eastAsia="宋体"/>
@@ -7684,6 +9091,9 @@
             <w:tcW w:type="dxa" w:w="626"/>
           </w:tcPr>
           <w:p>
+            <w:pPr>
+              <w:ind w:firstLine="0"/>
+            </w:pPr>
             <w:r>
               <w:rPr>
                 <w:rFonts w:ascii="Times New Roman" w:hAnsi="Times New Roman" w:eastAsia="宋体"/>
@@ -7698,6 +9108,9 @@
             <w:tcW w:type="dxa" w:w="3441"/>
           </w:tcPr>
           <w:p>
+            <w:pPr>
+              <w:ind w:firstLine="0"/>
+            </w:pPr>
             <w:r>
               <w:rPr>
                 <w:rFonts w:ascii="Times New Roman" w:hAnsi="Times New Roman" w:eastAsia="宋体"/>
@@ -7712,6 +9125,9 @@
             <w:tcW w:type="dxa" w:w="4379"/>
           </w:tcPr>
           <w:p>
+            <w:pPr>
+              <w:ind w:firstLine="0"/>
+            </w:pPr>
             <w:r>
               <w:rPr>
                 <w:rFonts w:ascii="Times New Roman" w:hAnsi="Times New Roman" w:eastAsia="宋体"/>
@@ -7726,6 +9142,9 @@
             <w:tcW w:type="dxa" w:w="626"/>
           </w:tcPr>
           <w:p>
+            <w:pPr>
+              <w:ind w:firstLine="0"/>
+            </w:pPr>
             <w:r>
               <w:rPr>
                 <w:rFonts w:ascii="Times New Roman" w:hAnsi="Times New Roman" w:eastAsia="宋体"/>
@@ -7816,6 +9235,9 @@
             <w:tcW w:type="dxa" w:w="698"/>
           </w:tcPr>
           <w:p>
+            <w:pPr>
+              <w:ind w:firstLine="0"/>
+            </w:pPr>
             <w:r>
               <w:rPr>
                 <w:rFonts w:ascii="Times New Roman" w:hAnsi="Times New Roman" w:eastAsia="宋体"/>
@@ -7831,6 +9253,9 @@
             <w:tcW w:type="dxa" w:w="1047"/>
           </w:tcPr>
           <w:p>
+            <w:pPr>
+              <w:ind w:firstLine="0"/>
+            </w:pPr>
             <w:r>
               <w:rPr>
                 <w:rFonts w:ascii="Times New Roman" w:hAnsi="Times New Roman" w:eastAsia="宋体"/>
@@ -7846,6 +9271,9 @@
             <w:tcW w:type="dxa" w:w="6629"/>
           </w:tcPr>
           <w:p>
+            <w:pPr>
+              <w:ind w:firstLine="0"/>
+            </w:pPr>
             <w:r>
               <w:rPr>
                 <w:rFonts w:ascii="Times New Roman" w:hAnsi="Times New Roman" w:eastAsia="宋体"/>
@@ -7861,6 +9289,9 @@
             <w:tcW w:type="dxa" w:w="698"/>
           </w:tcPr>
           <w:p>
+            <w:pPr>
+              <w:ind w:firstLine="0"/>
+            </w:pPr>
             <w:r>
               <w:rPr>
                 <w:rFonts w:ascii="Times New Roman" w:hAnsi="Times New Roman" w:eastAsia="宋体"/>
@@ -7878,6 +9309,9 @@
             <w:tcW w:type="dxa" w:w="698"/>
           </w:tcPr>
           <w:p>
+            <w:pPr>
+              <w:ind w:firstLine="0"/>
+            </w:pPr>
             <w:r>
               <w:rPr>
                 <w:rFonts w:ascii="Times New Roman" w:hAnsi="Times New Roman" w:eastAsia="宋体"/>
@@ -7892,6 +9326,9 @@
             <w:tcW w:type="dxa" w:w="1047"/>
           </w:tcPr>
           <w:p>
+            <w:pPr>
+              <w:ind w:firstLine="0"/>
+            </w:pPr>
             <w:r>
               <w:rPr>
                 <w:rFonts w:ascii="Times New Roman" w:hAnsi="Times New Roman" w:eastAsia="宋体"/>
@@ -7906,6 +9343,9 @@
             <w:tcW w:type="dxa" w:w="6629"/>
           </w:tcPr>
           <w:p>
+            <w:pPr>
+              <w:ind w:firstLine="0"/>
+            </w:pPr>
             <w:r>
               <w:rPr>
                 <w:rFonts w:ascii="Times New Roman" w:hAnsi="Times New Roman" w:eastAsia="宋体"/>
@@ -7920,6 +9360,9 @@
             <w:tcW w:type="dxa" w:w="698"/>
           </w:tcPr>
           <w:p>
+            <w:pPr>
+              <w:ind w:firstLine="0"/>
+            </w:pPr>
             <w:r>
               <w:rPr>
                 <w:rFonts w:ascii="Times New Roman" w:hAnsi="Times New Roman" w:eastAsia="宋体"/>
@@ -7936,6 +9379,9 @@
             <w:tcW w:type="dxa" w:w="698"/>
           </w:tcPr>
           <w:p>
+            <w:pPr>
+              <w:ind w:firstLine="0"/>
+            </w:pPr>
             <w:r>
               <w:rPr>
                 <w:rFonts w:ascii="Times New Roman" w:hAnsi="Times New Roman" w:eastAsia="宋体"/>
@@ -7950,6 +9396,9 @@
             <w:tcW w:type="dxa" w:w="1047"/>
           </w:tcPr>
           <w:p>
+            <w:pPr>
+              <w:ind w:firstLine="0"/>
+            </w:pPr>
             <w:r>
               <w:rPr>
                 <w:rFonts w:ascii="Times New Roman" w:hAnsi="Times New Roman" w:eastAsia="宋体"/>
@@ -7964,6 +9413,9 @@
             <w:tcW w:type="dxa" w:w="6629"/>
           </w:tcPr>
           <w:p>
+            <w:pPr>
+              <w:ind w:firstLine="0"/>
+            </w:pPr>
             <w:r>
               <w:rPr>
                 <w:rFonts w:ascii="Times New Roman" w:hAnsi="Times New Roman" w:eastAsia="宋体"/>
@@ -7978,6 +9430,9 @@
             <w:tcW w:type="dxa" w:w="698"/>
           </w:tcPr>
           <w:p>
+            <w:pPr>
+              <w:ind w:firstLine="0"/>
+            </w:pPr>
             <w:r>
               <w:rPr>
                 <w:rFonts w:ascii="Times New Roman" w:hAnsi="Times New Roman" w:eastAsia="宋体"/>
@@ -7994,6 +9449,9 @@
             <w:tcW w:type="dxa" w:w="698"/>
           </w:tcPr>
           <w:p>
+            <w:pPr>
+              <w:ind w:firstLine="0"/>
+            </w:pPr>
             <w:r>
               <w:rPr>
                 <w:rFonts w:ascii="Times New Roman" w:hAnsi="Times New Roman" w:eastAsia="宋体"/>
@@ -8008,6 +9466,9 @@
             <w:tcW w:type="dxa" w:w="1047"/>
           </w:tcPr>
           <w:p>
+            <w:pPr>
+              <w:ind w:firstLine="0"/>
+            </w:pPr>
             <w:r>
               <w:rPr>
                 <w:rFonts w:ascii="Times New Roman" w:hAnsi="Times New Roman" w:eastAsia="宋体"/>
@@ -8022,6 +9483,9 @@
             <w:tcW w:type="dxa" w:w="6629"/>
           </w:tcPr>
           <w:p>
+            <w:pPr>
+              <w:ind w:firstLine="0"/>
+            </w:pPr>
             <w:r>
               <w:rPr>
                 <w:rFonts w:ascii="Times New Roman" w:hAnsi="Times New Roman" w:eastAsia="宋体"/>
@@ -8036,6 +9500,9 @@
             <w:tcW w:type="dxa" w:w="698"/>
           </w:tcPr>
           <w:p>
+            <w:pPr>
+              <w:ind w:firstLine="0"/>
+            </w:pPr>
             <w:r>
               <w:rPr>
                 <w:rFonts w:ascii="Times New Roman" w:hAnsi="Times New Roman" w:eastAsia="宋体"/>
@@ -8052,6 +9519,9 @@
             <w:tcW w:type="dxa" w:w="698"/>
           </w:tcPr>
           <w:p>
+            <w:pPr>
+              <w:ind w:firstLine="0"/>
+            </w:pPr>
             <w:r>
               <w:rPr>
                 <w:rFonts w:ascii="Times New Roman" w:hAnsi="Times New Roman" w:eastAsia="宋体"/>
@@ -8066,6 +9536,9 @@
             <w:tcW w:type="dxa" w:w="1047"/>
           </w:tcPr>
           <w:p>
+            <w:pPr>
+              <w:ind w:firstLine="0"/>
+            </w:pPr>
             <w:r>
               <w:rPr>
                 <w:rFonts w:ascii="Times New Roman" w:hAnsi="Times New Roman" w:eastAsia="宋体"/>
@@ -8080,6 +9553,9 @@
             <w:tcW w:type="dxa" w:w="6629"/>
           </w:tcPr>
           <w:p>
+            <w:pPr>
+              <w:ind w:firstLine="0"/>
+            </w:pPr>
             <w:r>
               <w:rPr>
                 <w:rFonts w:ascii="Times New Roman" w:hAnsi="Times New Roman" w:eastAsia="宋体"/>
@@ -8094,6 +9570,9 @@
             <w:tcW w:type="dxa" w:w="698"/>
           </w:tcPr>
           <w:p>
+            <w:pPr>
+              <w:ind w:firstLine="0"/>
+            </w:pPr>
             <w:r>
               <w:rPr>
                 <w:rFonts w:ascii="Times New Roman" w:hAnsi="Times New Roman" w:eastAsia="宋体"/>
@@ -8110,6 +9589,9 @@
             <w:tcW w:type="dxa" w:w="698"/>
           </w:tcPr>
           <w:p>
+            <w:pPr>
+              <w:ind w:firstLine="0"/>
+            </w:pPr>
             <w:r>
               <w:rPr>
                 <w:rFonts w:ascii="Times New Roman" w:hAnsi="Times New Roman" w:eastAsia="宋体"/>
@@ -8124,6 +9606,9 @@
             <w:tcW w:type="dxa" w:w="1047"/>
           </w:tcPr>
           <w:p>
+            <w:pPr>
+              <w:ind w:firstLine="0"/>
+            </w:pPr>
             <w:r>
               <w:rPr>
                 <w:rFonts w:ascii="Times New Roman" w:hAnsi="Times New Roman" w:eastAsia="宋体"/>
@@ -8138,6 +9623,9 @@
             <w:tcW w:type="dxa" w:w="6629"/>
           </w:tcPr>
           <w:p>
+            <w:pPr>
+              <w:ind w:firstLine="0"/>
+            </w:pPr>
             <w:r>
               <w:rPr>
                 <w:rFonts w:ascii="Times New Roman" w:hAnsi="Times New Roman" w:eastAsia="宋体"/>
@@ -8152,6 +9640,9 @@
             <w:tcW w:type="dxa" w:w="698"/>
           </w:tcPr>
           <w:p>
+            <w:pPr>
+              <w:ind w:firstLine="0"/>
+            </w:pPr>
             <w:r>
               <w:rPr>
                 <w:rFonts w:ascii="Times New Roman" w:hAnsi="Times New Roman" w:eastAsia="宋体"/>
@@ -8168,6 +9659,9 @@
             <w:tcW w:type="dxa" w:w="698"/>
           </w:tcPr>
           <w:p>
+            <w:pPr>
+              <w:ind w:firstLine="0"/>
+            </w:pPr>
             <w:r>
               <w:rPr>
                 <w:rFonts w:ascii="Times New Roman" w:hAnsi="Times New Roman" w:eastAsia="宋体"/>
@@ -8182,6 +9676,9 @@
             <w:tcW w:type="dxa" w:w="1047"/>
           </w:tcPr>
           <w:p>
+            <w:pPr>
+              <w:ind w:firstLine="0"/>
+            </w:pPr>
             <w:r>
               <w:rPr>
                 <w:rFonts w:ascii="Times New Roman" w:hAnsi="Times New Roman" w:eastAsia="宋体"/>
@@ -8196,6 +9693,9 @@
             <w:tcW w:type="dxa" w:w="6629"/>
           </w:tcPr>
           <w:p>
+            <w:pPr>
+              <w:ind w:firstLine="0"/>
+            </w:pPr>
             <w:r>
               <w:rPr>
                 <w:rFonts w:ascii="Times New Roman" w:hAnsi="Times New Roman" w:eastAsia="宋体"/>
@@ -8210,6 +9710,9 @@
             <w:tcW w:type="dxa" w:w="698"/>
           </w:tcPr>
           <w:p>
+            <w:pPr>
+              <w:ind w:firstLine="0"/>
+            </w:pPr>
             <w:r>
               <w:rPr>
                 <w:rFonts w:ascii="Times New Roman" w:hAnsi="Times New Roman" w:eastAsia="宋体"/>
@@ -8226,6 +9729,9 @@
             <w:tcW w:type="dxa" w:w="698"/>
           </w:tcPr>
           <w:p>
+            <w:pPr>
+              <w:ind w:firstLine="0"/>
+            </w:pPr>
             <w:r>
               <w:rPr>
                 <w:rFonts w:ascii="Times New Roman" w:hAnsi="Times New Roman" w:eastAsia="宋体"/>
@@ -8240,6 +9746,9 @@
             <w:tcW w:type="dxa" w:w="1047"/>
           </w:tcPr>
           <w:p>
+            <w:pPr>
+              <w:ind w:firstLine="0"/>
+            </w:pPr>
             <w:r>
               <w:rPr>
                 <w:rFonts w:ascii="Times New Roman" w:hAnsi="Times New Roman" w:eastAsia="宋体"/>
@@ -8254,6 +9763,9 @@
             <w:tcW w:type="dxa" w:w="6629"/>
           </w:tcPr>
           <w:p>
+            <w:pPr>
+              <w:ind w:firstLine="0"/>
+            </w:pPr>
             <w:r>
               <w:rPr>
                 <w:rFonts w:ascii="Times New Roman" w:hAnsi="Times New Roman" w:eastAsia="宋体"/>
@@ -8268,6 +9780,9 @@
             <w:tcW w:type="dxa" w:w="698"/>
           </w:tcPr>
           <w:p>
+            <w:pPr>
+              <w:ind w:firstLine="0"/>
+            </w:pPr>
             <w:r>
               <w:rPr>
                 <w:rFonts w:ascii="Times New Roman" w:hAnsi="Times New Roman" w:eastAsia="宋体"/>
@@ -8284,6 +9799,9 @@
             <w:tcW w:type="dxa" w:w="698"/>
           </w:tcPr>
           <w:p>
+            <w:pPr>
+              <w:ind w:firstLine="0"/>
+            </w:pPr>
             <w:r>
               <w:rPr>
                 <w:rFonts w:ascii="Times New Roman" w:hAnsi="Times New Roman" w:eastAsia="宋体"/>
@@ -8298,6 +9816,9 @@
             <w:tcW w:type="dxa" w:w="1047"/>
           </w:tcPr>
           <w:p>
+            <w:pPr>
+              <w:ind w:firstLine="0"/>
+            </w:pPr>
             <w:r>
               <w:rPr>
                 <w:rFonts w:ascii="Times New Roman" w:hAnsi="Times New Roman" w:eastAsia="宋体"/>
@@ -8312,6 +9833,9 @@
             <w:tcW w:type="dxa" w:w="6629"/>
           </w:tcPr>
           <w:p>
+            <w:pPr>
+              <w:ind w:firstLine="0"/>
+            </w:pPr>
             <w:r>
               <w:rPr>
                 <w:rFonts w:ascii="Times New Roman" w:hAnsi="Times New Roman" w:eastAsia="宋体"/>
@@ -8326,6 +9850,9 @@
             <w:tcW w:type="dxa" w:w="698"/>
           </w:tcPr>
           <w:p>
+            <w:pPr>
+              <w:ind w:firstLine="0"/>
+            </w:pPr>
             <w:r>
               <w:rPr>
                 <w:rFonts w:ascii="Times New Roman" w:hAnsi="Times New Roman" w:eastAsia="宋体"/>
@@ -8342,6 +9869,9 @@
             <w:tcW w:type="dxa" w:w="698"/>
           </w:tcPr>
           <w:p>
+            <w:pPr>
+              <w:ind w:firstLine="0"/>
+            </w:pPr>
             <w:r>
               <w:rPr>
                 <w:rFonts w:ascii="Times New Roman" w:hAnsi="Times New Roman" w:eastAsia="宋体"/>
@@ -8356,6 +9886,9 @@
             <w:tcW w:type="dxa" w:w="1047"/>
           </w:tcPr>
           <w:p>
+            <w:pPr>
+              <w:ind w:firstLine="0"/>
+            </w:pPr>
             <w:r>
               <w:rPr>
                 <w:rFonts w:ascii="Times New Roman" w:hAnsi="Times New Roman" w:eastAsia="宋体"/>
@@ -8370,6 +9903,9 @@
             <w:tcW w:type="dxa" w:w="6629"/>
           </w:tcPr>
           <w:p>
+            <w:pPr>
+              <w:ind w:firstLine="0"/>
+            </w:pPr>
             <w:r>
               <w:rPr>
                 <w:rFonts w:ascii="Times New Roman" w:hAnsi="Times New Roman" w:eastAsia="宋体"/>
@@ -8384,6 +9920,9 @@
             <w:tcW w:type="dxa" w:w="698"/>
           </w:tcPr>
           <w:p>
+            <w:pPr>
+              <w:ind w:firstLine="0"/>
+            </w:pPr>
             <w:r>
               <w:rPr>
                 <w:rFonts w:ascii="Times New Roman" w:hAnsi="Times New Roman" w:eastAsia="宋体"/>
@@ -8400,6 +9939,9 @@
             <w:tcW w:type="dxa" w:w="698"/>
           </w:tcPr>
           <w:p>
+            <w:pPr>
+              <w:ind w:firstLine="0"/>
+            </w:pPr>
             <w:r>
               <w:rPr>
                 <w:rFonts w:ascii="Times New Roman" w:hAnsi="Times New Roman" w:eastAsia="宋体"/>
@@ -8414,6 +9956,9 @@
             <w:tcW w:type="dxa" w:w="1047"/>
           </w:tcPr>
           <w:p>
+            <w:pPr>
+              <w:ind w:firstLine="0"/>
+            </w:pPr>
             <w:r>
               <w:rPr>
                 <w:rFonts w:ascii="Times New Roman" w:hAnsi="Times New Roman" w:eastAsia="宋体"/>
@@ -8428,6 +9973,9 @@
             <w:tcW w:type="dxa" w:w="6629"/>
           </w:tcPr>
           <w:p>
+            <w:pPr>
+              <w:ind w:firstLine="0"/>
+            </w:pPr>
             <w:r>
               <w:rPr>
                 <w:rFonts w:ascii="Times New Roman" w:hAnsi="Times New Roman" w:eastAsia="宋体"/>
@@ -8442,6 +9990,9 @@
             <w:tcW w:type="dxa" w:w="698"/>
           </w:tcPr>
           <w:p>
+            <w:pPr>
+              <w:ind w:firstLine="0"/>
+            </w:pPr>
             <w:r>
               <w:rPr>
                 <w:rFonts w:ascii="Times New Roman" w:hAnsi="Times New Roman" w:eastAsia="宋体"/>
@@ -8508,6 +10059,9 @@
             <w:tcW w:type="dxa" w:w="938"/>
           </w:tcPr>
           <w:p>
+            <w:pPr>
+              <w:ind w:firstLine="0"/>
+            </w:pPr>
             <w:r>
               <w:rPr>
                 <w:rFonts w:ascii="Times New Roman" w:hAnsi="Times New Roman" w:eastAsia="宋体"/>
@@ -8523,6 +10077,9 @@
             <w:tcW w:type="dxa" w:w="4379"/>
           </w:tcPr>
           <w:p>
+            <w:pPr>
+              <w:ind w:firstLine="0"/>
+            </w:pPr>
             <w:r>
               <w:rPr>
                 <w:rFonts w:ascii="Times New Roman" w:hAnsi="Times New Roman" w:eastAsia="宋体"/>
@@ -8538,6 +10095,9 @@
             <w:tcW w:type="dxa" w:w="3441"/>
           </w:tcPr>
           <w:p>
+            <w:pPr>
+              <w:ind w:firstLine="0"/>
+            </w:pPr>
             <w:r>
               <w:rPr>
                 <w:rFonts w:ascii="Times New Roman" w:hAnsi="Times New Roman" w:eastAsia="宋体"/>
@@ -8553,6 +10113,9 @@
             <w:tcW w:type="dxa" w:w="313"/>
           </w:tcPr>
           <w:p>
+            <w:pPr>
+              <w:ind w:firstLine="0"/>
+            </w:pPr>
             <w:r>
               <w:rPr>
                 <w:rFonts w:ascii="Times New Roman" w:hAnsi="Times New Roman" w:eastAsia="宋体"/>
@@ -8570,6 +10133,9 @@
             <w:tcW w:type="dxa" w:w="938"/>
           </w:tcPr>
           <w:p>
+            <w:pPr>
+              <w:ind w:firstLine="0"/>
+            </w:pPr>
             <w:r>
               <w:rPr>
                 <w:rFonts w:ascii="Times New Roman" w:hAnsi="Times New Roman" w:eastAsia="宋体"/>
@@ -8584,6 +10150,9 @@
             <w:tcW w:type="dxa" w:w="4379"/>
           </w:tcPr>
           <w:p>
+            <w:pPr>
+              <w:ind w:firstLine="0"/>
+            </w:pPr>
             <w:r>
               <w:rPr>
                 <w:rFonts w:ascii="Times New Roman" w:hAnsi="Times New Roman" w:eastAsia="宋体"/>
@@ -8598,6 +10167,9 @@
             <w:tcW w:type="dxa" w:w="3441"/>
           </w:tcPr>
           <w:p>
+            <w:pPr>
+              <w:ind w:firstLine="0"/>
+            </w:pPr>
             <w:r>
               <w:rPr>
                 <w:rFonts w:ascii="Times New Roman" w:hAnsi="Times New Roman" w:eastAsia="宋体"/>
@@ -8612,6 +10184,9 @@
             <w:tcW w:type="dxa" w:w="313"/>
           </w:tcPr>
           <w:p>
+            <w:pPr>
+              <w:ind w:firstLine="0"/>
+            </w:pPr>
             <w:r>
               <w:rPr>
                 <w:rFonts w:ascii="Times New Roman" w:hAnsi="Times New Roman" w:eastAsia="宋体"/>
@@ -8627,6 +10202,9 @@
             <w:tcW w:type="dxa" w:w="938"/>
           </w:tcPr>
           <w:p>
+            <w:pPr>
+              <w:ind w:firstLine="0"/>
+            </w:pPr>
             <w:r>
               <w:rPr>
                 <w:rFonts w:ascii="Times New Roman" w:hAnsi="Times New Roman" w:eastAsia="宋体"/>
@@ -8641,6 +10219,9 @@
             <w:tcW w:type="dxa" w:w="4379"/>
           </w:tcPr>
           <w:p>
+            <w:pPr>
+              <w:ind w:firstLine="0"/>
+            </w:pPr>
             <w:r>
               <w:rPr>
                 <w:rFonts w:ascii="Times New Roman" w:hAnsi="Times New Roman" w:eastAsia="宋体"/>
@@ -8655,6 +10236,9 @@
             <w:tcW w:type="dxa" w:w="3441"/>
           </w:tcPr>
           <w:p>
+            <w:pPr>
+              <w:ind w:firstLine="0"/>
+            </w:pPr>
             <w:r>
               <w:rPr>
                 <w:rFonts w:ascii="Times New Roman" w:hAnsi="Times New Roman" w:eastAsia="宋体"/>
@@ -8669,6 +10253,9 @@
             <w:tcW w:type="dxa" w:w="313"/>
           </w:tcPr>
           <w:p>
+            <w:pPr>
+              <w:ind w:firstLine="0"/>
+            </w:pPr>
             <w:r>
               <w:rPr>
                 <w:rFonts w:ascii="Times New Roman" w:hAnsi="Times New Roman" w:eastAsia="宋体"/>
@@ -8684,6 +10271,9 @@
             <w:tcW w:type="dxa" w:w="938"/>
           </w:tcPr>
           <w:p>
+            <w:pPr>
+              <w:ind w:firstLine="0"/>
+            </w:pPr>
             <w:r>
               <w:rPr>
                 <w:rFonts w:ascii="Times New Roman" w:hAnsi="Times New Roman" w:eastAsia="宋体"/>
@@ -8698,6 +10288,9 @@
             <w:tcW w:type="dxa" w:w="4379"/>
           </w:tcPr>
           <w:p>
+            <w:pPr>
+              <w:ind w:firstLine="0"/>
+            </w:pPr>
             <w:r>
               <w:rPr>
                 <w:rFonts w:ascii="Times New Roman" w:hAnsi="Times New Roman" w:eastAsia="宋体"/>
@@ -8712,6 +10305,9 @@
             <w:tcW w:type="dxa" w:w="3441"/>
           </w:tcPr>
           <w:p>
+            <w:pPr>
+              <w:ind w:firstLine="0"/>
+            </w:pPr>
             <w:r>
               <w:rPr>
                 <w:rFonts w:ascii="Times New Roman" w:hAnsi="Times New Roman" w:eastAsia="宋体"/>
@@ -8726,6 +10322,9 @@
             <w:tcW w:type="dxa" w:w="313"/>
           </w:tcPr>
           <w:p>
+            <w:pPr>
+              <w:ind w:firstLine="0"/>
+            </w:pPr>
             <w:r>
               <w:rPr>
                 <w:rFonts w:ascii="Times New Roman" w:hAnsi="Times New Roman" w:eastAsia="宋体"/>
@@ -8741,6 +10340,9 @@
             <w:tcW w:type="dxa" w:w="938"/>
           </w:tcPr>
           <w:p>
+            <w:pPr>
+              <w:ind w:firstLine="0"/>
+            </w:pPr>
             <w:r>
               <w:rPr>
                 <w:rFonts w:ascii="Times New Roman" w:hAnsi="Times New Roman" w:eastAsia="宋体"/>
@@ -8755,6 +10357,9 @@
             <w:tcW w:type="dxa" w:w="4379"/>
           </w:tcPr>
           <w:p>
+            <w:pPr>
+              <w:ind w:firstLine="0"/>
+            </w:pPr>
             <w:r>
               <w:rPr>
                 <w:rFonts w:ascii="Times New Roman" w:hAnsi="Times New Roman" w:eastAsia="宋体"/>
@@ -8769,6 +10374,9 @@
             <w:tcW w:type="dxa" w:w="3441"/>
           </w:tcPr>
           <w:p>
+            <w:pPr>
+              <w:ind w:firstLine="0"/>
+            </w:pPr>
             <w:r>
               <w:rPr>
                 <w:rFonts w:ascii="Times New Roman" w:hAnsi="Times New Roman" w:eastAsia="宋体"/>
@@ -8783,6 +10391,9 @@
             <w:tcW w:type="dxa" w:w="313"/>
           </w:tcPr>
           <w:p>
+            <w:pPr>
+              <w:ind w:firstLine="0"/>
+            </w:pPr>
             <w:r>
               <w:rPr>
                 <w:rFonts w:ascii="Times New Roman" w:hAnsi="Times New Roman" w:eastAsia="宋体"/>
@@ -8798,6 +10409,9 @@
             <w:tcW w:type="dxa" w:w="938"/>
           </w:tcPr>
           <w:p>
+            <w:pPr>
+              <w:ind w:firstLine="0"/>
+            </w:pPr>
             <w:r>
               <w:rPr>
                 <w:rFonts w:ascii="Times New Roman" w:hAnsi="Times New Roman" w:eastAsia="宋体"/>
@@ -8812,6 +10426,9 @@
             <w:tcW w:type="dxa" w:w="4379"/>
           </w:tcPr>
           <w:p>
+            <w:pPr>
+              <w:ind w:firstLine="0"/>
+            </w:pPr>
             <w:r>
               <w:rPr>
                 <w:rFonts w:ascii="Times New Roman" w:hAnsi="Times New Roman" w:eastAsia="宋体"/>
@@ -8826,6 +10443,9 @@
             <w:tcW w:type="dxa" w:w="3441"/>
           </w:tcPr>
           <w:p>
+            <w:pPr>
+              <w:ind w:firstLine="0"/>
+            </w:pPr>
             <w:r>
               <w:rPr>
                 <w:rFonts w:ascii="Times New Roman" w:hAnsi="Times New Roman" w:eastAsia="宋体"/>
@@ -8840,6 +10460,9 @@
             <w:tcW w:type="dxa" w:w="313"/>
           </w:tcPr>
           <w:p>
+            <w:pPr>
+              <w:ind w:firstLine="0"/>
+            </w:pPr>
             <w:r>
               <w:rPr>
                 <w:rFonts w:ascii="Times New Roman" w:hAnsi="Times New Roman" w:eastAsia="宋体"/>
@@ -8855,6 +10478,9 @@
             <w:tcW w:type="dxa" w:w="938"/>
           </w:tcPr>
           <w:p>
+            <w:pPr>
+              <w:ind w:firstLine="0"/>
+            </w:pPr>
             <w:r>
               <w:rPr>
                 <w:rFonts w:ascii="Times New Roman" w:hAnsi="Times New Roman" w:eastAsia="宋体"/>
@@ -8869,6 +10495,9 @@
             <w:tcW w:type="dxa" w:w="4379"/>
           </w:tcPr>
           <w:p>
+            <w:pPr>
+              <w:ind w:firstLine="0"/>
+            </w:pPr>
             <w:r>
               <w:rPr>
                 <w:rFonts w:ascii="Times New Roman" w:hAnsi="Times New Roman" w:eastAsia="宋体"/>
@@ -8883,6 +10512,9 @@
             <w:tcW w:type="dxa" w:w="3441"/>
           </w:tcPr>
           <w:p>
+            <w:pPr>
+              <w:ind w:firstLine="0"/>
+            </w:pPr>
             <w:r>
               <w:rPr>
                 <w:rFonts w:ascii="Times New Roman" w:hAnsi="Times New Roman" w:eastAsia="宋体"/>
@@ -8897,6 +10529,9 @@
             <w:tcW w:type="dxa" w:w="313"/>
           </w:tcPr>
           <w:p>
+            <w:pPr>
+              <w:ind w:firstLine="0"/>
+            </w:pPr>
             <w:r>
               <w:rPr>
                 <w:rFonts w:ascii="Times New Roman" w:hAnsi="Times New Roman" w:eastAsia="宋体"/>
@@ -8996,6 +10631,9 @@
             <w:tcW w:type="dxa" w:w="2540"/>
           </w:tcPr>
           <w:p>
+            <w:pPr>
+              <w:ind w:firstLine="0"/>
+            </w:pPr>
             <w:r>
               <w:rPr>
                 <w:rFonts w:ascii="Times New Roman" w:hAnsi="Times New Roman" w:eastAsia="宋体"/>
@@ -9011,6 +10649,9 @@
             <w:tcW w:type="dxa" w:w="2358"/>
           </w:tcPr>
           <w:p>
+            <w:pPr>
+              <w:ind w:firstLine="0"/>
+            </w:pPr>
             <w:r>
               <w:rPr>
                 <w:rFonts w:ascii="Times New Roman" w:hAnsi="Times New Roman" w:eastAsia="宋体"/>
@@ -9026,6 +10667,9 @@
             <w:tcW w:type="dxa" w:w="2177"/>
           </w:tcPr>
           <w:p>
+            <w:pPr>
+              <w:ind w:firstLine="0"/>
+            </w:pPr>
             <w:r>
               <w:rPr>
                 <w:rFonts w:ascii="Times New Roman" w:hAnsi="Times New Roman" w:eastAsia="宋体"/>
@@ -9041,6 +10685,9 @@
             <w:tcW w:type="dxa" w:w="1996"/>
           </w:tcPr>
           <w:p>
+            <w:pPr>
+              <w:ind w:firstLine="0"/>
+            </w:pPr>
             <w:r>
               <w:rPr>
                 <w:rFonts w:ascii="Times New Roman" w:hAnsi="Times New Roman" w:eastAsia="宋体"/>
@@ -9058,6 +10705,9 @@
             <w:tcW w:type="dxa" w:w="2540"/>
           </w:tcPr>
           <w:p>
+            <w:pPr>
+              <w:ind w:firstLine="0"/>
+            </w:pPr>
             <w:r>
               <w:rPr>
                 <w:rFonts w:ascii="Times New Roman" w:hAnsi="Times New Roman" w:eastAsia="宋体"/>
@@ -9072,6 +10722,9 @@
             <w:tcW w:type="dxa" w:w="2358"/>
           </w:tcPr>
           <w:p>
+            <w:pPr>
+              <w:ind w:firstLine="0"/>
+            </w:pPr>
             <w:r>
               <w:rPr>
                 <w:rFonts w:ascii="Times New Roman" w:hAnsi="Times New Roman" w:eastAsia="宋体"/>
@@ -9086,6 +10739,9 @@
             <w:tcW w:type="dxa" w:w="2177"/>
           </w:tcPr>
           <w:p>
+            <w:pPr>
+              <w:ind w:firstLine="0"/>
+            </w:pPr>
             <w:r>
               <w:rPr>
                 <w:rFonts w:ascii="Times New Roman" w:hAnsi="Times New Roman" w:eastAsia="宋体"/>
@@ -9100,6 +10756,9 @@
             <w:tcW w:type="dxa" w:w="1996"/>
           </w:tcPr>
           <w:p>
+            <w:pPr>
+              <w:ind w:firstLine="0"/>
+            </w:pPr>
             <w:r>
               <w:rPr>
                 <w:rFonts w:ascii="Times New Roman" w:hAnsi="Times New Roman" w:eastAsia="宋体"/>
@@ -9116,6 +10775,9 @@
             <w:tcW w:type="dxa" w:w="2540"/>
           </w:tcPr>
           <w:p>
+            <w:pPr>
+              <w:ind w:firstLine="0"/>
+            </w:pPr>
             <w:r>
               <w:rPr>
                 <w:rFonts w:ascii="Times New Roman" w:hAnsi="Times New Roman" w:eastAsia="宋体"/>
@@ -9130,6 +10792,9 @@
             <w:tcW w:type="dxa" w:w="2358"/>
           </w:tcPr>
           <w:p>
+            <w:pPr>
+              <w:ind w:firstLine="0"/>
+            </w:pPr>
             <w:r>
               <w:rPr>
                 <w:rFonts w:ascii="Times New Roman" w:hAnsi="Times New Roman" w:eastAsia="宋体"/>
@@ -9144,6 +10809,9 @@
             <w:tcW w:type="dxa" w:w="2177"/>
           </w:tcPr>
           <w:p>
+            <w:pPr>
+              <w:ind w:firstLine="0"/>
+            </w:pPr>
             <w:r>
               <w:rPr>
                 <w:rFonts w:ascii="Times New Roman" w:hAnsi="Times New Roman" w:eastAsia="宋体"/>
@@ -9158,6 +10826,9 @@
             <w:tcW w:type="dxa" w:w="1996"/>
           </w:tcPr>
           <w:p>
+            <w:pPr>
+              <w:ind w:firstLine="0"/>
+            </w:pPr>
             <w:r>
               <w:rPr>
                 <w:rFonts w:ascii="Times New Roman" w:hAnsi="Times New Roman" w:eastAsia="宋体"/>
@@ -9174,6 +10845,9 @@
             <w:tcW w:type="dxa" w:w="2540"/>
           </w:tcPr>
           <w:p>
+            <w:pPr>
+              <w:ind w:firstLine="0"/>
+            </w:pPr>
             <w:r>
               <w:rPr>
                 <w:rFonts w:ascii="Times New Roman" w:hAnsi="Times New Roman" w:eastAsia="宋体"/>
@@ -9188,6 +10862,9 @@
             <w:tcW w:type="dxa" w:w="2358"/>
           </w:tcPr>
           <w:p>
+            <w:pPr>
+              <w:ind w:firstLine="0"/>
+            </w:pPr>
             <w:r>
               <w:rPr>
                 <w:rFonts w:ascii="Times New Roman" w:hAnsi="Times New Roman" w:eastAsia="宋体"/>
@@ -9202,6 +10879,9 @@
             <w:tcW w:type="dxa" w:w="2177"/>
           </w:tcPr>
           <w:p>
+            <w:pPr>
+              <w:ind w:firstLine="0"/>
+            </w:pPr>
             <w:r>
               <w:rPr>
                 <w:rFonts w:ascii="Times New Roman" w:hAnsi="Times New Roman" w:eastAsia="宋体"/>
@@ -9216,6 +10896,9 @@
             <w:tcW w:type="dxa" w:w="1996"/>
           </w:tcPr>
           <w:p>
+            <w:pPr>
+              <w:ind w:firstLine="0"/>
+            </w:pPr>
             <w:r>
               <w:rPr>
                 <w:rFonts w:ascii="Times New Roman" w:hAnsi="Times New Roman" w:eastAsia="宋体"/>
@@ -9232,6 +10915,9 @@
             <w:tcW w:type="dxa" w:w="2540"/>
           </w:tcPr>
           <w:p>
+            <w:pPr>
+              <w:ind w:firstLine="0"/>
+            </w:pPr>
             <w:r>
               <w:rPr>
                 <w:rFonts w:ascii="Times New Roman" w:hAnsi="Times New Roman" w:eastAsia="宋体"/>
@@ -9246,6 +10932,9 @@
             <w:tcW w:type="dxa" w:w="2358"/>
           </w:tcPr>
           <w:p>
+            <w:pPr>
+              <w:ind w:firstLine="0"/>
+            </w:pPr>
             <w:r>
               <w:rPr>
                 <w:rFonts w:ascii="Times New Roman" w:hAnsi="Times New Roman" w:eastAsia="宋体"/>
@@ -9260,6 +10949,9 @@
             <w:tcW w:type="dxa" w:w="2177"/>
           </w:tcPr>
           <w:p>
+            <w:pPr>
+              <w:ind w:firstLine="0"/>
+            </w:pPr>
             <w:r>
               <w:rPr>
                 <w:rFonts w:ascii="Times New Roman" w:hAnsi="Times New Roman" w:eastAsia="宋体"/>
@@ -9274,6 +10966,9 @@
             <w:tcW w:type="dxa" w:w="1996"/>
           </w:tcPr>
           <w:p>
+            <w:pPr>
+              <w:ind w:firstLine="0"/>
+            </w:pPr>
             <w:r>
               <w:rPr>
                 <w:rFonts w:ascii="Times New Roman" w:hAnsi="Times New Roman" w:eastAsia="宋体"/>
@@ -9290,6 +10985,9 @@
             <w:tcW w:type="dxa" w:w="2540"/>
           </w:tcPr>
           <w:p>
+            <w:pPr>
+              <w:ind w:firstLine="0"/>
+            </w:pPr>
             <w:r>
               <w:rPr>
                 <w:rFonts w:ascii="Times New Roman" w:hAnsi="Times New Roman" w:eastAsia="宋体"/>
@@ -9304,6 +11002,9 @@
             <w:tcW w:type="dxa" w:w="2358"/>
           </w:tcPr>
           <w:p>
+            <w:pPr>
+              <w:ind w:firstLine="0"/>
+            </w:pPr>
             <w:r>
               <w:rPr>
                 <w:rFonts w:ascii="Times New Roman" w:hAnsi="Times New Roman" w:eastAsia="宋体"/>
@@ -9318,6 +11019,9 @@
             <w:tcW w:type="dxa" w:w="2177"/>
           </w:tcPr>
           <w:p>
+            <w:pPr>
+              <w:ind w:firstLine="0"/>
+            </w:pPr>
             <w:r>
               <w:rPr>
                 <w:rFonts w:ascii="Times New Roman" w:hAnsi="Times New Roman" w:eastAsia="宋体"/>
@@ -9332,6 +11036,9 @@
             <w:tcW w:type="dxa" w:w="1996"/>
           </w:tcPr>
           <w:p>
+            <w:pPr>
+              <w:ind w:firstLine="0"/>
+            </w:pPr>
             <w:r>
               <w:rPr>
                 <w:rFonts w:ascii="Times New Roman" w:hAnsi="Times New Roman" w:eastAsia="宋体"/>
@@ -9399,6 +11106,9 @@
             <w:tcW w:type="dxa" w:w="2688"/>
           </w:tcPr>
           <w:p>
+            <w:pPr>
+              <w:ind w:firstLine="0"/>
+            </w:pPr>
             <w:r>
               <w:rPr>
                 <w:rFonts w:ascii="Times New Roman" w:hAnsi="Times New Roman" w:eastAsia="宋体"/>
@@ -9414,6 +11124,9 @@
             <w:tcW w:type="dxa" w:w="2016"/>
           </w:tcPr>
           <w:p>
+            <w:pPr>
+              <w:ind w:firstLine="0"/>
+            </w:pPr>
             <w:r>
               <w:rPr>
                 <w:rFonts w:ascii="Times New Roman" w:hAnsi="Times New Roman" w:eastAsia="宋体"/>
@@ -9429,6 +11142,9 @@
             <w:tcW w:type="dxa" w:w="2016"/>
           </w:tcPr>
           <w:p>
+            <w:pPr>
+              <w:ind w:firstLine="0"/>
+            </w:pPr>
             <w:r>
               <w:rPr>
                 <w:rFonts w:ascii="Times New Roman" w:hAnsi="Times New Roman" w:eastAsia="宋体"/>
@@ -9444,6 +11160,9 @@
             <w:tcW w:type="dxa" w:w="2352"/>
           </w:tcPr>
           <w:p>
+            <w:pPr>
+              <w:ind w:firstLine="0"/>
+            </w:pPr>
             <w:r>
               <w:rPr>
                 <w:rFonts w:ascii="Times New Roman" w:hAnsi="Times New Roman" w:eastAsia="宋体"/>
@@ -9461,6 +11180,9 @@
             <w:tcW w:type="dxa" w:w="2688"/>
           </w:tcPr>
           <w:p>
+            <w:pPr>
+              <w:ind w:firstLine="0"/>
+            </w:pPr>
             <w:r>
               <w:rPr>
                 <w:rFonts w:ascii="Times New Roman" w:hAnsi="Times New Roman" w:eastAsia="宋体"/>
@@ -9475,6 +11197,9 @@
             <w:tcW w:type="dxa" w:w="2016"/>
           </w:tcPr>
           <w:p>
+            <w:pPr>
+              <w:ind w:firstLine="0"/>
+            </w:pPr>
             <w:r>
               <w:rPr>
                 <w:rFonts w:ascii="Times New Roman" w:hAnsi="Times New Roman" w:eastAsia="宋体"/>
@@ -9489,6 +11214,9 @@
             <w:tcW w:type="dxa" w:w="2016"/>
           </w:tcPr>
           <w:p>
+            <w:pPr>
+              <w:ind w:firstLine="0"/>
+            </w:pPr>
             <w:r>
               <w:rPr>
                 <w:rFonts w:ascii="Times New Roman" w:hAnsi="Times New Roman" w:eastAsia="宋体"/>
@@ -9503,6 +11231,9 @@
             <w:tcW w:type="dxa" w:w="2352"/>
           </w:tcPr>
           <w:p>
+            <w:pPr>
+              <w:ind w:firstLine="0"/>
+            </w:pPr>
             <w:r>
               <w:rPr>
                 <w:rFonts w:ascii="Times New Roman" w:hAnsi="Times New Roman" w:eastAsia="宋体"/>
@@ -9519,6 +11250,9 @@
             <w:tcW w:type="dxa" w:w="2688"/>
           </w:tcPr>
           <w:p>
+            <w:pPr>
+              <w:ind w:firstLine="0"/>
+            </w:pPr>
             <w:r>
               <w:rPr>
                 <w:rFonts w:ascii="Times New Roman" w:hAnsi="Times New Roman" w:eastAsia="宋体"/>
@@ -9533,6 +11267,9 @@
             <w:tcW w:type="dxa" w:w="2016"/>
           </w:tcPr>
           <w:p>
+            <w:pPr>
+              <w:ind w:firstLine="0"/>
+            </w:pPr>
             <w:r>
               <w:rPr>
                 <w:rFonts w:ascii="Times New Roman" w:hAnsi="Times New Roman" w:eastAsia="宋体"/>
@@ -9547,6 +11284,9 @@
             <w:tcW w:type="dxa" w:w="2016"/>
           </w:tcPr>
           <w:p>
+            <w:pPr>
+              <w:ind w:firstLine="0"/>
+            </w:pPr>
             <w:r>
               <w:rPr>
                 <w:rFonts w:ascii="Times New Roman" w:hAnsi="Times New Roman" w:eastAsia="宋体"/>
@@ -9561,6 +11301,9 @@
             <w:tcW w:type="dxa" w:w="2352"/>
           </w:tcPr>
           <w:p>
+            <w:pPr>
+              <w:ind w:firstLine="0"/>
+            </w:pPr>
             <w:r>
               <w:rPr>
                 <w:rFonts w:ascii="Times New Roman" w:hAnsi="Times New Roman" w:eastAsia="宋体"/>
@@ -9577,6 +11320,9 @@
             <w:tcW w:type="dxa" w:w="2688"/>
           </w:tcPr>
           <w:p>
+            <w:pPr>
+              <w:ind w:firstLine="0"/>
+            </w:pPr>
             <w:r>
               <w:rPr>
                 <w:rFonts w:ascii="Times New Roman" w:hAnsi="Times New Roman" w:eastAsia="宋体"/>
@@ -9591,6 +11337,9 @@
             <w:tcW w:type="dxa" w:w="2016"/>
           </w:tcPr>
           <w:p>
+            <w:pPr>
+              <w:ind w:firstLine="0"/>
+            </w:pPr>
             <w:r>
               <w:rPr>
                 <w:rFonts w:ascii="Times New Roman" w:hAnsi="Times New Roman" w:eastAsia="宋体"/>
@@ -9605,6 +11354,9 @@
             <w:tcW w:type="dxa" w:w="2016"/>
           </w:tcPr>
           <w:p>
+            <w:pPr>
+              <w:ind w:firstLine="0"/>
+            </w:pPr>
             <w:r>
               <w:rPr>
                 <w:rFonts w:ascii="Times New Roman" w:hAnsi="Times New Roman" w:eastAsia="宋体"/>
@@ -9619,6 +11371,9 @@
             <w:tcW w:type="dxa" w:w="2352"/>
           </w:tcPr>
           <w:p>
+            <w:pPr>
+              <w:ind w:firstLine="0"/>
+            </w:pPr>
             <w:r>
               <w:rPr>
                 <w:rFonts w:ascii="Times New Roman" w:hAnsi="Times New Roman" w:eastAsia="宋体"/>
@@ -9635,6 +11390,9 @@
             <w:tcW w:type="dxa" w:w="2688"/>
           </w:tcPr>
           <w:p>
+            <w:pPr>
+              <w:ind w:firstLine="0"/>
+            </w:pPr>
             <w:r>
               <w:rPr>
                 <w:rFonts w:ascii="Times New Roman" w:hAnsi="Times New Roman" w:eastAsia="宋体"/>
@@ -9649,6 +11407,9 @@
             <w:tcW w:type="dxa" w:w="2016"/>
           </w:tcPr>
           <w:p>
+            <w:pPr>
+              <w:ind w:firstLine="0"/>
+            </w:pPr>
             <w:r>
               <w:rPr>
                 <w:rFonts w:ascii="Times New Roman" w:hAnsi="Times New Roman" w:eastAsia="宋体"/>
@@ -9663,6 +11424,9 @@
             <w:tcW w:type="dxa" w:w="2016"/>
           </w:tcPr>
           <w:p>
+            <w:pPr>
+              <w:ind w:firstLine="0"/>
+            </w:pPr>
             <w:r>
               <w:rPr>
                 <w:rFonts w:ascii="Times New Roman" w:hAnsi="Times New Roman" w:eastAsia="宋体"/>
@@ -9677,6 +11441,9 @@
             <w:tcW w:type="dxa" w:w="2352"/>
           </w:tcPr>
           <w:p>
+            <w:pPr>
+              <w:ind w:firstLine="0"/>
+            </w:pPr>
             <w:r>
               <w:rPr>
                 <w:rFonts w:ascii="Times New Roman" w:hAnsi="Times New Roman" w:eastAsia="宋体"/>
@@ -9693,6 +11460,9 @@
             <w:tcW w:type="dxa" w:w="2688"/>
           </w:tcPr>
           <w:p>
+            <w:pPr>
+              <w:ind w:firstLine="0"/>
+            </w:pPr>
             <w:r>
               <w:rPr>
                 <w:rFonts w:ascii="Times New Roman" w:hAnsi="Times New Roman" w:eastAsia="宋体"/>
@@ -9707,6 +11477,9 @@
             <w:tcW w:type="dxa" w:w="2016"/>
           </w:tcPr>
           <w:p>
+            <w:pPr>
+              <w:ind w:firstLine="0"/>
+            </w:pPr>
             <w:r>
               <w:rPr>
                 <w:rFonts w:ascii="Times New Roman" w:hAnsi="Times New Roman" w:eastAsia="宋体"/>
@@ -9721,6 +11494,9 @@
             <w:tcW w:type="dxa" w:w="2016"/>
           </w:tcPr>
           <w:p>
+            <w:pPr>
+              <w:ind w:firstLine="0"/>
+            </w:pPr>
             <w:r>
               <w:rPr>
                 <w:rFonts w:ascii="Times New Roman" w:hAnsi="Times New Roman" w:eastAsia="宋体"/>
@@ -9735,6 +11511,9 @@
             <w:tcW w:type="dxa" w:w="2352"/>
           </w:tcPr>
           <w:p>
+            <w:pPr>
+              <w:ind w:firstLine="0"/>
+            </w:pPr>
             <w:r>
               <w:rPr>
                 <w:rFonts w:ascii="Times New Roman" w:hAnsi="Times New Roman" w:eastAsia="宋体"/>
@@ -9751,6 +11530,9 @@
             <w:tcW w:type="dxa" w:w="2688"/>
           </w:tcPr>
           <w:p>
+            <w:pPr>
+              <w:ind w:firstLine="0"/>
+            </w:pPr>
             <w:r>
               <w:rPr>
                 <w:rFonts w:ascii="Times New Roman" w:hAnsi="Times New Roman" w:eastAsia="宋体"/>
@@ -9765,6 +11547,9 @@
             <w:tcW w:type="dxa" w:w="2016"/>
           </w:tcPr>
           <w:p>
+            <w:pPr>
+              <w:ind w:firstLine="0"/>
+            </w:pPr>
             <w:r>
               <w:rPr>
                 <w:rFonts w:ascii="Times New Roman" w:hAnsi="Times New Roman" w:eastAsia="宋体"/>
@@ -9779,6 +11564,9 @@
             <w:tcW w:type="dxa" w:w="2016"/>
           </w:tcPr>
           <w:p>
+            <w:pPr>
+              <w:ind w:firstLine="0"/>
+            </w:pPr>
             <w:r>
               <w:rPr>
                 <w:rFonts w:ascii="Times New Roman" w:hAnsi="Times New Roman" w:eastAsia="宋体"/>
@@ -9793,6 +11581,9 @@
             <w:tcW w:type="dxa" w:w="2352"/>
           </w:tcPr>
           <w:p>
+            <w:pPr>
+              <w:ind w:firstLine="0"/>
+            </w:pPr>
             <w:r>
               <w:rPr>
                 <w:rFonts w:ascii="Times New Roman" w:hAnsi="Times New Roman" w:eastAsia="宋体"/>
@@ -9831,6 +11622,9 @@
             <w:tcW w:type="dxa" w:w="1183"/>
           </w:tcPr>
           <w:p>
+            <w:pPr>
+              <w:ind w:firstLine="0"/>
+            </w:pPr>
             <w:r>
               <w:rPr>
                 <w:rFonts w:ascii="Times New Roman" w:hAnsi="Times New Roman" w:eastAsia="宋体"/>
@@ -9846,6 +11640,9 @@
             <w:tcW w:type="dxa" w:w="7888"/>
           </w:tcPr>
           <w:p>
+            <w:pPr>
+              <w:ind w:firstLine="0"/>
+            </w:pPr>
             <w:r>
               <w:rPr>
                 <w:rFonts w:ascii="Times New Roman" w:hAnsi="Times New Roman" w:eastAsia="宋体"/>
@@ -9863,6 +11660,9 @@
             <w:tcW w:type="dxa" w:w="1183"/>
           </w:tcPr>
           <w:p>
+            <w:pPr>
+              <w:ind w:firstLine="0"/>
+            </w:pPr>
             <w:r>
               <w:rPr>
                 <w:rFonts w:ascii="Times New Roman" w:hAnsi="Times New Roman" w:eastAsia="宋体"/>
@@ -9877,6 +11677,9 @@
             <w:tcW w:type="dxa" w:w="7888"/>
           </w:tcPr>
           <w:p>
+            <w:pPr>
+              <w:ind w:firstLine="0"/>
+            </w:pPr>
             <w:r>
               <w:rPr>
                 <w:rFonts w:ascii="Times New Roman" w:hAnsi="Times New Roman" w:eastAsia="宋体"/>
@@ -9893,6 +11696,9 @@
             <w:tcW w:type="dxa" w:w="1183"/>
           </w:tcPr>
           <w:p>
+            <w:pPr>
+              <w:ind w:firstLine="0"/>
+            </w:pPr>
             <w:r>
               <w:rPr>
                 <w:rFonts w:ascii="Times New Roman" w:hAnsi="Times New Roman" w:eastAsia="宋体"/>
@@ -9907,6 +11713,9 @@
             <w:tcW w:type="dxa" w:w="7888"/>
           </w:tcPr>
           <w:p>
+            <w:pPr>
+              <w:ind w:firstLine="0"/>
+            </w:pPr>
             <w:r>
               <w:rPr>
                 <w:rFonts w:ascii="Times New Roman" w:hAnsi="Times New Roman" w:eastAsia="宋体"/>
@@ -9923,6 +11732,9 @@
             <w:tcW w:type="dxa" w:w="1183"/>
           </w:tcPr>
           <w:p>
+            <w:pPr>
+              <w:ind w:firstLine="0"/>
+            </w:pPr>
             <w:r>
               <w:rPr>
                 <w:rFonts w:ascii="Times New Roman" w:hAnsi="Times New Roman" w:eastAsia="宋体"/>
@@ -9937,6 +11749,9 @@
             <w:tcW w:type="dxa" w:w="7888"/>
           </w:tcPr>
           <w:p>
+            <w:pPr>
+              <w:ind w:firstLine="0"/>
+            </w:pPr>
             <w:r>
               <w:rPr>
                 <w:rFonts w:ascii="Times New Roman" w:hAnsi="Times New Roman" w:eastAsia="宋体"/>
@@ -9953,6 +11768,9 @@
             <w:tcW w:type="dxa" w:w="1183"/>
           </w:tcPr>
           <w:p>
+            <w:pPr>
+              <w:ind w:firstLine="0"/>
+            </w:pPr>
             <w:r>
               <w:rPr>
                 <w:rFonts w:ascii="Times New Roman" w:hAnsi="Times New Roman" w:eastAsia="宋体"/>
@@ -9967,6 +11785,9 @@
             <w:tcW w:type="dxa" w:w="7888"/>
           </w:tcPr>
           <w:p>
+            <w:pPr>
+              <w:ind w:firstLine="0"/>
+            </w:pPr>
             <w:r>
               <w:rPr>
                 <w:rFonts w:ascii="Times New Roman" w:hAnsi="Times New Roman" w:eastAsia="宋体"/>
@@ -9983,6 +11804,9 @@
             <w:tcW w:type="dxa" w:w="1183"/>
           </w:tcPr>
           <w:p>
+            <w:pPr>
+              <w:ind w:firstLine="0"/>
+            </w:pPr>
             <w:r>
               <w:rPr>
                 <w:rFonts w:ascii="Times New Roman" w:hAnsi="Times New Roman" w:eastAsia="宋体"/>
@@ -9997,6 +11821,9 @@
             <w:tcW w:type="dxa" w:w="7888"/>
           </w:tcPr>
           <w:p>
+            <w:pPr>
+              <w:ind w:firstLine="0"/>
+            </w:pPr>
             <w:r>
               <w:rPr>
                 <w:rFonts w:ascii="Times New Roman" w:hAnsi="Times New Roman" w:eastAsia="宋体"/>
@@ -10013,6 +11840,9 @@
             <w:tcW w:type="dxa" w:w="1183"/>
           </w:tcPr>
           <w:p>
+            <w:pPr>
+              <w:ind w:firstLine="0"/>
+            </w:pPr>
             <w:r>
               <w:rPr>
                 <w:rFonts w:ascii="Times New Roman" w:hAnsi="Times New Roman" w:eastAsia="宋体"/>
@@ -10027,6 +11857,9 @@
             <w:tcW w:type="dxa" w:w="7888"/>
           </w:tcPr>
           <w:p>
+            <w:pPr>
+              <w:ind w:firstLine="0"/>
+            </w:pPr>
             <w:r>
               <w:rPr>
                 <w:rFonts w:ascii="Times New Roman" w:hAnsi="Times New Roman" w:eastAsia="宋体"/>
@@ -10043,6 +11876,9 @@
             <w:tcW w:type="dxa" w:w="1183"/>
           </w:tcPr>
           <w:p>
+            <w:pPr>
+              <w:ind w:firstLine="0"/>
+            </w:pPr>
             <w:r>
               <w:rPr>
                 <w:rFonts w:ascii="Times New Roman" w:hAnsi="Times New Roman" w:eastAsia="宋体"/>
@@ -10057,6 +11893,9 @@
             <w:tcW w:type="dxa" w:w="7888"/>
           </w:tcPr>
           <w:p>
+            <w:pPr>
+              <w:ind w:firstLine="0"/>
+            </w:pPr>
             <w:r>
               <w:rPr>
                 <w:rFonts w:ascii="Times New Roman" w:hAnsi="Times New Roman" w:eastAsia="宋体"/>
@@ -10073,6 +11912,9 @@
             <w:tcW w:type="dxa" w:w="1183"/>
           </w:tcPr>
           <w:p>
+            <w:pPr>
+              <w:ind w:firstLine="0"/>
+            </w:pPr>
             <w:r>
               <w:rPr>
                 <w:rFonts w:ascii="Times New Roman" w:hAnsi="Times New Roman" w:eastAsia="宋体"/>
@@ -10087,6 +11929,9 @@
             <w:tcW w:type="dxa" w:w="7888"/>
           </w:tcPr>
           <w:p>
+            <w:pPr>
+              <w:ind w:firstLine="0"/>
+            </w:pPr>
             <w:r>
               <w:rPr>
                 <w:rFonts w:ascii="Times New Roman" w:hAnsi="Times New Roman" w:eastAsia="宋体"/>
@@ -10103,6 +11948,9 @@
             <w:tcW w:type="dxa" w:w="1183"/>
           </w:tcPr>
           <w:p>
+            <w:pPr>
+              <w:ind w:firstLine="0"/>
+            </w:pPr>
             <w:r>
               <w:rPr>
                 <w:rFonts w:ascii="Times New Roman" w:hAnsi="Times New Roman" w:eastAsia="宋体"/>
@@ -10117,6 +11965,9 @@
             <w:tcW w:type="dxa" w:w="7888"/>
           </w:tcPr>
           <w:p>
+            <w:pPr>
+              <w:ind w:firstLine="0"/>
+            </w:pPr>
             <w:r>
               <w:rPr>
                 <w:rFonts w:ascii="Times New Roman" w:hAnsi="Times New Roman" w:eastAsia="宋体"/>
@@ -10133,6 +11984,9 @@
             <w:tcW w:type="dxa" w:w="1183"/>
           </w:tcPr>
           <w:p>
+            <w:pPr>
+              <w:ind w:firstLine="0"/>
+            </w:pPr>
             <w:r>
               <w:rPr>
                 <w:rFonts w:ascii="Times New Roman" w:hAnsi="Times New Roman" w:eastAsia="宋体"/>
@@ -10147,6 +12001,9 @@
             <w:tcW w:type="dxa" w:w="7888"/>
           </w:tcPr>
           <w:p>
+            <w:pPr>
+              <w:ind w:firstLine="0"/>
+            </w:pPr>
             <w:r>
               <w:rPr>
                 <w:rFonts w:ascii="Times New Roman" w:hAnsi="Times New Roman" w:eastAsia="宋体"/>
@@ -10163,6 +12020,9 @@
             <w:tcW w:type="dxa" w:w="1183"/>
           </w:tcPr>
           <w:p>
+            <w:pPr>
+              <w:ind w:firstLine="0"/>
+            </w:pPr>
             <w:r>
               <w:rPr>
                 <w:rFonts w:ascii="Times New Roman" w:hAnsi="Times New Roman" w:eastAsia="宋体"/>
@@ -10177,6 +12037,9 @@
             <w:tcW w:type="dxa" w:w="7888"/>
           </w:tcPr>
           <w:p>
+            <w:pPr>
+              <w:ind w:firstLine="0"/>
+            </w:pPr>
             <w:r>
               <w:rPr>
                 <w:rFonts w:ascii="Times New Roman" w:hAnsi="Times New Roman" w:eastAsia="宋体"/>
@@ -10193,6 +12056,9 @@
             <w:tcW w:type="dxa" w:w="1183"/>
           </w:tcPr>
           <w:p>
+            <w:pPr>
+              <w:ind w:firstLine="0"/>
+            </w:pPr>
             <w:r>
               <w:rPr>
                 <w:rFonts w:ascii="Times New Roman" w:hAnsi="Times New Roman" w:eastAsia="宋体"/>
@@ -10207,6 +12073,9 @@
             <w:tcW w:type="dxa" w:w="7888"/>
           </w:tcPr>
           <w:p>
+            <w:pPr>
+              <w:ind w:firstLine="0"/>
+            </w:pPr>
             <w:r>
               <w:rPr>
                 <w:rFonts w:ascii="Times New Roman" w:hAnsi="Times New Roman" w:eastAsia="宋体"/>
@@ -10223,6 +12092,9 @@
             <w:tcW w:type="dxa" w:w="1183"/>
           </w:tcPr>
           <w:p>
+            <w:pPr>
+              <w:ind w:firstLine="0"/>
+            </w:pPr>
             <w:r>
               <w:rPr>
                 <w:rFonts w:ascii="Times New Roman" w:hAnsi="Times New Roman" w:eastAsia="宋体"/>
@@ -10237,6 +12109,9 @@
             <w:tcW w:type="dxa" w:w="7888"/>
           </w:tcPr>
           <w:p>
+            <w:pPr>
+              <w:ind w:firstLine="0"/>
+            </w:pPr>
             <w:r>
               <w:rPr>
                 <w:rFonts w:ascii="Times New Roman" w:hAnsi="Times New Roman" w:eastAsia="宋体"/>
@@ -10253,6 +12128,9 @@
             <w:tcW w:type="dxa" w:w="1183"/>
           </w:tcPr>
           <w:p>
+            <w:pPr>
+              <w:ind w:firstLine="0"/>
+            </w:pPr>
             <w:r>
               <w:rPr>
                 <w:rFonts w:ascii="Times New Roman" w:hAnsi="Times New Roman" w:eastAsia="宋体"/>
@@ -10267,6 +12145,9 @@
             <w:tcW w:type="dxa" w:w="7888"/>
           </w:tcPr>
           <w:p>
+            <w:pPr>
+              <w:ind w:firstLine="0"/>
+            </w:pPr>
             <w:r>
               <w:rPr>
                 <w:rFonts w:ascii="Times New Roman" w:hAnsi="Times New Roman" w:eastAsia="宋体"/>
@@ -10283,6 +12164,9 @@
             <w:tcW w:type="dxa" w:w="1183"/>
           </w:tcPr>
           <w:p>
+            <w:pPr>
+              <w:ind w:firstLine="0"/>
+            </w:pPr>
             <w:r>
               <w:rPr>
                 <w:rFonts w:ascii="Times New Roman" w:hAnsi="Times New Roman" w:eastAsia="宋体"/>
@@ -10297,6 +12181,9 @@
             <w:tcW w:type="dxa" w:w="7888"/>
           </w:tcPr>
           <w:p>
+            <w:pPr>
+              <w:ind w:firstLine="0"/>
+            </w:pPr>
             <w:r>
               <w:rPr>
                 <w:rFonts w:ascii="Times New Roman" w:hAnsi="Times New Roman" w:eastAsia="宋体"/>
@@ -10313,6 +12200,9 @@
             <w:tcW w:type="dxa" w:w="1183"/>
           </w:tcPr>
           <w:p>
+            <w:pPr>
+              <w:ind w:firstLine="0"/>
+            </w:pPr>
             <w:r>
               <w:rPr>
                 <w:rFonts w:ascii="Times New Roman" w:hAnsi="Times New Roman" w:eastAsia="宋体"/>
@@ -10327,6 +12217,9 @@
             <w:tcW w:type="dxa" w:w="7888"/>
           </w:tcPr>
           <w:p>
+            <w:pPr>
+              <w:ind w:firstLine="0"/>
+            </w:pPr>
             <w:r>
               <w:rPr>
                 <w:rFonts w:ascii="Times New Roman" w:hAnsi="Times New Roman" w:eastAsia="宋体"/>
@@ -10343,6 +12236,9 @@
             <w:tcW w:type="dxa" w:w="1183"/>
           </w:tcPr>
           <w:p>
+            <w:pPr>
+              <w:ind w:firstLine="0"/>
+            </w:pPr>
             <w:r>
               <w:rPr>
                 <w:rFonts w:ascii="Times New Roman" w:hAnsi="Times New Roman" w:eastAsia="宋体"/>
@@ -10357,6 +12253,9 @@
             <w:tcW w:type="dxa" w:w="7888"/>
           </w:tcPr>
           <w:p>
+            <w:pPr>
+              <w:ind w:firstLine="0"/>
+            </w:pPr>
             <w:r>
               <w:rPr>
                 <w:rFonts w:ascii="Times New Roman" w:hAnsi="Times New Roman" w:eastAsia="宋体"/>
@@ -10373,6 +12272,9 @@
             <w:tcW w:type="dxa" w:w="1183"/>
           </w:tcPr>
           <w:p>
+            <w:pPr>
+              <w:ind w:firstLine="0"/>
+            </w:pPr>
             <w:r>
               <w:rPr>
                 <w:rFonts w:ascii="Times New Roman" w:hAnsi="Times New Roman" w:eastAsia="宋体"/>
@@ -10387,6 +12289,9 @@
             <w:tcW w:type="dxa" w:w="7888"/>
           </w:tcPr>
           <w:p>
+            <w:pPr>
+              <w:ind w:firstLine="0"/>
+            </w:pPr>
             <w:r>
               <w:rPr>
                 <w:rFonts w:ascii="Times New Roman" w:hAnsi="Times New Roman" w:eastAsia="宋体"/>
@@ -10403,6 +12308,9 @@
             <w:tcW w:type="dxa" w:w="1183"/>
           </w:tcPr>
           <w:p>
+            <w:pPr>
+              <w:ind w:firstLine="0"/>
+            </w:pPr>
             <w:r>
               <w:rPr>
                 <w:rFonts w:ascii="Times New Roman" w:hAnsi="Times New Roman" w:eastAsia="宋体"/>
@@ -10417,6 +12325,9 @@
             <w:tcW w:type="dxa" w:w="7888"/>
           </w:tcPr>
           <w:p>
+            <w:pPr>
+              <w:ind w:firstLine="0"/>
+            </w:pPr>
             <w:r>
               <w:rPr>
                 <w:rFonts w:ascii="Times New Roman" w:hAnsi="Times New Roman" w:eastAsia="宋体"/>
@@ -10455,6 +12366,9 @@
             <w:tcW w:type="dxa" w:w="1361"/>
           </w:tcPr>
           <w:p>
+            <w:pPr>
+              <w:ind w:firstLine="0"/>
+            </w:pPr>
             <w:r>
               <w:rPr>
                 <w:rFonts w:ascii="Times New Roman" w:hAnsi="Times New Roman" w:eastAsia="宋体"/>
@@ -10470,6 +12384,9 @@
             <w:tcW w:type="dxa" w:w="7710"/>
           </w:tcPr>
           <w:p>
+            <w:pPr>
+              <w:ind w:firstLine="0"/>
+            </w:pPr>
             <w:r>
               <w:rPr>
                 <w:rFonts w:ascii="Times New Roman" w:hAnsi="Times New Roman" w:eastAsia="宋体"/>
@@ -10487,6 +12404,9 @@
             <w:tcW w:type="dxa" w:w="1361"/>
           </w:tcPr>
           <w:p>
+            <w:pPr>
+              <w:ind w:firstLine="0"/>
+            </w:pPr>
             <w:r>
               <w:rPr>
                 <w:rFonts w:ascii="Times New Roman" w:hAnsi="Times New Roman" w:eastAsia="宋体"/>
@@ -10501,6 +12421,9 @@
             <w:tcW w:type="dxa" w:w="7710"/>
           </w:tcPr>
           <w:p>
+            <w:pPr>
+              <w:ind w:firstLine="0"/>
+            </w:pPr>
             <w:r>
               <w:rPr>
                 <w:rFonts w:ascii="Times New Roman" w:hAnsi="Times New Roman" w:eastAsia="宋体"/>
@@ -10517,6 +12440,9 @@
             <w:tcW w:type="dxa" w:w="1361"/>
           </w:tcPr>
           <w:p>
+            <w:pPr>
+              <w:ind w:firstLine="0"/>
+            </w:pPr>
             <w:r>
               <w:rPr>
                 <w:rFonts w:ascii="Times New Roman" w:hAnsi="Times New Roman" w:eastAsia="宋体"/>
@@ -10531,6 +12457,9 @@
             <w:tcW w:type="dxa" w:w="7710"/>
           </w:tcPr>
           <w:p>
+            <w:pPr>
+              <w:ind w:firstLine="0"/>
+            </w:pPr>
             <w:r>
               <w:rPr>
                 <w:rFonts w:ascii="Times New Roman" w:hAnsi="Times New Roman" w:eastAsia="宋体"/>
@@ -10547,6 +12476,9 @@
             <w:tcW w:type="dxa" w:w="1361"/>
           </w:tcPr>
           <w:p>
+            <w:pPr>
+              <w:ind w:firstLine="0"/>
+            </w:pPr>
             <w:r>
               <w:rPr>
                 <w:rFonts w:ascii="Times New Roman" w:hAnsi="Times New Roman" w:eastAsia="宋体"/>
@@ -10561,6 +12493,9 @@
             <w:tcW w:type="dxa" w:w="7710"/>
           </w:tcPr>
           <w:p>
+            <w:pPr>
+              <w:ind w:firstLine="0"/>
+            </w:pPr>
             <w:r>
               <w:rPr>
                 <w:rFonts w:ascii="Times New Roman" w:hAnsi="Times New Roman" w:eastAsia="宋体"/>
@@ -10577,6 +12512,9 @@
             <w:tcW w:type="dxa" w:w="1361"/>
           </w:tcPr>
           <w:p>
+            <w:pPr>
+              <w:ind w:firstLine="0"/>
+            </w:pPr>
             <w:r>
               <w:rPr>
                 <w:rFonts w:ascii="Times New Roman" w:hAnsi="Times New Roman" w:eastAsia="宋体"/>
@@ -10591,6 +12529,9 @@
             <w:tcW w:type="dxa" w:w="7710"/>
           </w:tcPr>
           <w:p>
+            <w:pPr>
+              <w:ind w:firstLine="0"/>
+            </w:pPr>
             <w:r>
               <w:rPr>
                 <w:rFonts w:ascii="Times New Roman" w:hAnsi="Times New Roman" w:eastAsia="宋体"/>
@@ -10607,6 +12548,9 @@
             <w:tcW w:type="dxa" w:w="1361"/>
           </w:tcPr>
           <w:p>
+            <w:pPr>
+              <w:ind w:firstLine="0"/>
+            </w:pPr>
             <w:r>
               <w:rPr>
                 <w:rFonts w:ascii="Times New Roman" w:hAnsi="Times New Roman" w:eastAsia="宋体"/>
@@ -10621,6 +12565,9 @@
             <w:tcW w:type="dxa" w:w="7710"/>
           </w:tcPr>
           <w:p>
+            <w:pPr>
+              <w:ind w:firstLine="0"/>
+            </w:pPr>
             <w:r>
               <w:rPr>
                 <w:rFonts w:ascii="Times New Roman" w:hAnsi="Times New Roman" w:eastAsia="宋体"/>
@@ -10637,6 +12584,9 @@
             <w:tcW w:type="dxa" w:w="1361"/>
           </w:tcPr>
           <w:p>
+            <w:pPr>
+              <w:ind w:firstLine="0"/>
+            </w:pPr>
             <w:r>
               <w:rPr>
                 <w:rFonts w:ascii="Times New Roman" w:hAnsi="Times New Roman" w:eastAsia="宋体"/>
@@ -10651,6 +12601,9 @@
             <w:tcW w:type="dxa" w:w="7710"/>
           </w:tcPr>
           <w:p>
+            <w:pPr>
+              <w:ind w:firstLine="0"/>
+            </w:pPr>
             <w:r>
               <w:rPr>
                 <w:rFonts w:ascii="Times New Roman" w:hAnsi="Times New Roman" w:eastAsia="宋体"/>
@@ -10667,6 +12620,9 @@
             <w:tcW w:type="dxa" w:w="1361"/>
           </w:tcPr>
           <w:p>
+            <w:pPr>
+              <w:ind w:firstLine="0"/>
+            </w:pPr>
             <w:r>
               <w:rPr>
                 <w:rFonts w:ascii="Times New Roman" w:hAnsi="Times New Roman" w:eastAsia="宋体"/>
@@ -10681,6 +12637,9 @@
             <w:tcW w:type="dxa" w:w="7710"/>
           </w:tcPr>
           <w:p>
+            <w:pPr>
+              <w:ind w:firstLine="0"/>
+            </w:pPr>
             <w:r>
               <w:rPr>
                 <w:rFonts w:ascii="Times New Roman" w:hAnsi="Times New Roman" w:eastAsia="宋体"/>
@@ -10697,6 +12656,9 @@
             <w:tcW w:type="dxa" w:w="1361"/>
           </w:tcPr>
           <w:p>
+            <w:pPr>
+              <w:ind w:firstLine="0"/>
+            </w:pPr>
             <w:r>
               <w:rPr>
                 <w:rFonts w:ascii="Times New Roman" w:hAnsi="Times New Roman" w:eastAsia="宋体"/>
@@ -10711,6 +12673,9 @@
             <w:tcW w:type="dxa" w:w="7710"/>
           </w:tcPr>
           <w:p>
+            <w:pPr>
+              <w:ind w:firstLine="0"/>
+            </w:pPr>
             <w:r>
               <w:rPr>
                 <w:rFonts w:ascii="Times New Roman" w:hAnsi="Times New Roman" w:eastAsia="宋体"/>
@@ -10727,6 +12692,9 @@
             <w:tcW w:type="dxa" w:w="1361"/>
           </w:tcPr>
           <w:p>
+            <w:pPr>
+              <w:ind w:firstLine="0"/>
+            </w:pPr>
             <w:r>
               <w:rPr>
                 <w:rFonts w:ascii="Times New Roman" w:hAnsi="Times New Roman" w:eastAsia="宋体"/>
@@ -10741,6 +12709,9 @@
             <w:tcW w:type="dxa" w:w="7710"/>
           </w:tcPr>
           <w:p>
+            <w:pPr>
+              <w:ind w:firstLine="0"/>
+            </w:pPr>
             <w:r>
               <w:rPr>
                 <w:rFonts w:ascii="Times New Roman" w:hAnsi="Times New Roman" w:eastAsia="宋体"/>
@@ -10757,6 +12728,9 @@
             <w:tcW w:type="dxa" w:w="1361"/>
           </w:tcPr>
           <w:p>
+            <w:pPr>
+              <w:ind w:firstLine="0"/>
+            </w:pPr>
             <w:r>
               <w:rPr>
                 <w:rFonts w:ascii="Times New Roman" w:hAnsi="Times New Roman" w:eastAsia="宋体"/>
@@ -10771,6 +12745,9 @@
             <w:tcW w:type="dxa" w:w="7710"/>
           </w:tcPr>
           <w:p>
+            <w:pPr>
+              <w:ind w:firstLine="0"/>
+            </w:pPr>
             <w:r>
               <w:rPr>
                 <w:rFonts w:ascii="Times New Roman" w:hAnsi="Times New Roman" w:eastAsia="宋体"/>
@@ -10787,6 +12764,9 @@
             <w:tcW w:type="dxa" w:w="1361"/>
           </w:tcPr>
           <w:p>
+            <w:pPr>
+              <w:ind w:firstLine="0"/>
+            </w:pPr>
             <w:r>
               <w:rPr>
                 <w:rFonts w:ascii="Times New Roman" w:hAnsi="Times New Roman" w:eastAsia="宋体"/>
@@ -10801,6 +12781,9 @@
             <w:tcW w:type="dxa" w:w="7710"/>
           </w:tcPr>
           <w:p>
+            <w:pPr>
+              <w:ind w:firstLine="0"/>
+            </w:pPr>
             <w:r>
               <w:rPr>
                 <w:rFonts w:ascii="Times New Roman" w:hAnsi="Times New Roman" w:eastAsia="宋体"/>
@@ -10817,6 +12800,9 @@
             <w:tcW w:type="dxa" w:w="1361"/>
           </w:tcPr>
           <w:p>
+            <w:pPr>
+              <w:ind w:firstLine="0"/>
+            </w:pPr>
             <w:r>
               <w:rPr>
                 <w:rFonts w:ascii="Times New Roman" w:hAnsi="Times New Roman" w:eastAsia="宋体"/>
@@ -10831,6 +12817,9 @@
             <w:tcW w:type="dxa" w:w="7710"/>
           </w:tcPr>
           <w:p>
+            <w:pPr>
+              <w:ind w:firstLine="0"/>
+            </w:pPr>
             <w:r>
               <w:rPr>
                 <w:rFonts w:ascii="Times New Roman" w:hAnsi="Times New Roman" w:eastAsia="宋体"/>
@@ -10847,6 +12836,9 @@
             <w:tcW w:type="dxa" w:w="1361"/>
           </w:tcPr>
           <w:p>
+            <w:pPr>
+              <w:ind w:firstLine="0"/>
+            </w:pPr>
             <w:r>
               <w:rPr>
                 <w:rFonts w:ascii="Times New Roman" w:hAnsi="Times New Roman" w:eastAsia="宋体"/>
@@ -10861,6 +12853,9 @@
             <w:tcW w:type="dxa" w:w="7710"/>
           </w:tcPr>
           <w:p>
+            <w:pPr>
+              <w:ind w:firstLine="0"/>
+            </w:pPr>
             <w:r>
               <w:rPr>
                 <w:rFonts w:ascii="Times New Roman" w:hAnsi="Times New Roman" w:eastAsia="宋体"/>
@@ -10877,6 +12872,9 @@
             <w:tcW w:type="dxa" w:w="1361"/>
           </w:tcPr>
           <w:p>
+            <w:pPr>
+              <w:ind w:firstLine="0"/>
+            </w:pPr>
             <w:r>
               <w:rPr>
                 <w:rFonts w:ascii="Times New Roman" w:hAnsi="Times New Roman" w:eastAsia="宋体"/>
@@ -10891,6 +12889,9 @@
             <w:tcW w:type="dxa" w:w="7710"/>
           </w:tcPr>
           <w:p>
+            <w:pPr>
+              <w:ind w:firstLine="0"/>
+            </w:pPr>
             <w:r>
               <w:rPr>
                 <w:rFonts w:ascii="Times New Roman" w:hAnsi="Times New Roman" w:eastAsia="宋体"/>
@@ -10907,6 +12908,9 @@
             <w:tcW w:type="dxa" w:w="1361"/>
           </w:tcPr>
           <w:p>
+            <w:pPr>
+              <w:ind w:firstLine="0"/>
+            </w:pPr>
             <w:r>
               <w:rPr>
                 <w:rFonts w:ascii="Times New Roman" w:hAnsi="Times New Roman" w:eastAsia="宋体"/>
@@ -10921,6 +12925,9 @@
             <w:tcW w:type="dxa" w:w="7710"/>
           </w:tcPr>
           <w:p>
+            <w:pPr>
+              <w:ind w:firstLine="0"/>
+            </w:pPr>
             <w:r>
               <w:rPr>
                 <w:rFonts w:ascii="Times New Roman" w:hAnsi="Times New Roman" w:eastAsia="宋体"/>
@@ -10937,6 +12944,9 @@
             <w:tcW w:type="dxa" w:w="1361"/>
           </w:tcPr>
           <w:p>
+            <w:pPr>
+              <w:ind w:firstLine="0"/>
+            </w:pPr>
             <w:r>
               <w:rPr>
                 <w:rFonts w:ascii="Times New Roman" w:hAnsi="Times New Roman" w:eastAsia="宋体"/>
@@ -10951,6 +12961,9 @@
             <w:tcW w:type="dxa" w:w="7710"/>
           </w:tcPr>
           <w:p>
+            <w:pPr>
+              <w:ind w:firstLine="0"/>
+            </w:pPr>
             <w:r>
               <w:rPr>
                 <w:rFonts w:ascii="Times New Roman" w:hAnsi="Times New Roman" w:eastAsia="宋体"/>
@@ -10967,6 +12980,9 @@
             <w:tcW w:type="dxa" w:w="1361"/>
           </w:tcPr>
           <w:p>
+            <w:pPr>
+              <w:ind w:firstLine="0"/>
+            </w:pPr>
             <w:r>
               <w:rPr>
                 <w:rFonts w:ascii="Times New Roman" w:hAnsi="Times New Roman" w:eastAsia="宋体"/>
@@ -10981,6 +12997,9 @@
             <w:tcW w:type="dxa" w:w="7710"/>
           </w:tcPr>
           <w:p>
+            <w:pPr>
+              <w:ind w:firstLine="0"/>
+            </w:pPr>
             <w:r>
               <w:rPr>
                 <w:rFonts w:ascii="Times New Roman" w:hAnsi="Times New Roman" w:eastAsia="宋体"/>
@@ -10997,6 +13016,9 @@
             <w:tcW w:type="dxa" w:w="1361"/>
           </w:tcPr>
           <w:p>
+            <w:pPr>
+              <w:ind w:firstLine="0"/>
+            </w:pPr>
             <w:r>
               <w:rPr>
                 <w:rFonts w:ascii="Times New Roman" w:hAnsi="Times New Roman" w:eastAsia="宋体"/>
@@ -11011,6 +13033,9 @@
             <w:tcW w:type="dxa" w:w="7710"/>
           </w:tcPr>
           <w:p>
+            <w:pPr>
+              <w:ind w:firstLine="0"/>
+            </w:pPr>
             <w:r>
               <w:rPr>
                 <w:rFonts w:ascii="Times New Roman" w:hAnsi="Times New Roman" w:eastAsia="宋体"/>
@@ -11027,6 +13052,9 @@
             <w:tcW w:type="dxa" w:w="1361"/>
           </w:tcPr>
           <w:p>
+            <w:pPr>
+              <w:ind w:firstLine="0"/>
+            </w:pPr>
             <w:r>
               <w:rPr>
                 <w:rFonts w:ascii="Times New Roman" w:hAnsi="Times New Roman" w:eastAsia="宋体"/>
@@ -11041,6 +13069,9 @@
             <w:tcW w:type="dxa" w:w="7710"/>
           </w:tcPr>
           <w:p>
+            <w:pPr>
+              <w:ind w:firstLine="0"/>
+            </w:pPr>
             <w:r>
               <w:rPr>
                 <w:rFonts w:ascii="Times New Roman" w:hAnsi="Times New Roman" w:eastAsia="宋体"/>
@@ -11057,6 +13088,9 @@
             <w:tcW w:type="dxa" w:w="1361"/>
           </w:tcPr>
           <w:p>
+            <w:pPr>
+              <w:ind w:firstLine="0"/>
+            </w:pPr>
             <w:r>
               <w:rPr>
                 <w:rFonts w:ascii="Times New Roman" w:hAnsi="Times New Roman" w:eastAsia="宋体"/>
@@ -11071,6 +13105,9 @@
             <w:tcW w:type="dxa" w:w="7710"/>
           </w:tcPr>
           <w:p>
+            <w:pPr>
+              <w:ind w:firstLine="0"/>
+            </w:pPr>
             <w:r>
               <w:rPr>
                 <w:rFonts w:ascii="Times New Roman" w:hAnsi="Times New Roman" w:eastAsia="宋体"/>
@@ -11087,6 +13124,9 @@
             <w:tcW w:type="dxa" w:w="1361"/>
           </w:tcPr>
           <w:p>
+            <w:pPr>
+              <w:ind w:firstLine="0"/>
+            </w:pPr>
             <w:r>
               <w:rPr>
                 <w:rFonts w:ascii="Times New Roman" w:hAnsi="Times New Roman" w:eastAsia="宋体"/>
@@ -11101,6 +13141,9 @@
             <w:tcW w:type="dxa" w:w="7710"/>
           </w:tcPr>
           <w:p>
+            <w:pPr>
+              <w:ind w:firstLine="0"/>
+            </w:pPr>
             <w:r>
               <w:rPr>
                 <w:rFonts w:ascii="Times New Roman" w:hAnsi="Times New Roman" w:eastAsia="宋体"/>
@@ -11117,6 +13160,9 @@
             <w:tcW w:type="dxa" w:w="1361"/>
           </w:tcPr>
           <w:p>
+            <w:pPr>
+              <w:ind w:firstLine="0"/>
+            </w:pPr>
             <w:r>
               <w:rPr>
                 <w:rFonts w:ascii="Times New Roman" w:hAnsi="Times New Roman" w:eastAsia="宋体"/>
@@ -11131,6 +13177,9 @@
             <w:tcW w:type="dxa" w:w="7710"/>
           </w:tcPr>
           <w:p>
+            <w:pPr>
+              <w:ind w:firstLine="0"/>
+            </w:pPr>
             <w:r>
               <w:rPr>
                 <w:rFonts w:ascii="Times New Roman" w:hAnsi="Times New Roman" w:eastAsia="宋体"/>
@@ -11147,6 +13196,9 @@
             <w:tcW w:type="dxa" w:w="1361"/>
           </w:tcPr>
           <w:p>
+            <w:pPr>
+              <w:ind w:firstLine="0"/>
+            </w:pPr>
             <w:r>
               <w:rPr>
                 <w:rFonts w:ascii="Times New Roman" w:hAnsi="Times New Roman" w:eastAsia="宋体"/>
@@ -11161,6 +13213,9 @@
             <w:tcW w:type="dxa" w:w="7710"/>
           </w:tcPr>
           <w:p>
+            <w:pPr>
+              <w:ind w:firstLine="0"/>
+            </w:pPr>
             <w:r>
               <w:rPr>
                 <w:rFonts w:ascii="Times New Roman" w:hAnsi="Times New Roman" w:eastAsia="宋体"/>
@@ -11177,6 +13232,9 @@
             <w:tcW w:type="dxa" w:w="1361"/>
           </w:tcPr>
           <w:p>
+            <w:pPr>
+              <w:ind w:firstLine="0"/>
+            </w:pPr>
             <w:r>
               <w:rPr>
                 <w:rFonts w:ascii="Times New Roman" w:hAnsi="Times New Roman" w:eastAsia="宋体"/>
@@ -11191,6 +13249,9 @@
             <w:tcW w:type="dxa" w:w="7710"/>
           </w:tcPr>
           <w:p>
+            <w:pPr>
+              <w:ind w:firstLine="0"/>
+            </w:pPr>
             <w:r>
               <w:rPr>
                 <w:rFonts w:ascii="Times New Roman" w:hAnsi="Times New Roman" w:eastAsia="宋体"/>
@@ -11207,6 +13268,9 @@
             <w:tcW w:type="dxa" w:w="1361"/>
           </w:tcPr>
           <w:p>
+            <w:pPr>
+              <w:ind w:firstLine="0"/>
+            </w:pPr>
             <w:r>
               <w:rPr>
                 <w:rFonts w:ascii="Times New Roman" w:hAnsi="Times New Roman" w:eastAsia="宋体"/>
@@ -11221,6 +13285,9 @@
             <w:tcW w:type="dxa" w:w="7710"/>
           </w:tcPr>
           <w:p>
+            <w:pPr>
+              <w:ind w:firstLine="0"/>
+            </w:pPr>
             <w:r>
               <w:rPr>
                 <w:rFonts w:ascii="Times New Roman" w:hAnsi="Times New Roman" w:eastAsia="宋体"/>
@@ -11237,6 +13304,9 @@
             <w:tcW w:type="dxa" w:w="1361"/>
           </w:tcPr>
           <w:p>
+            <w:pPr>
+              <w:ind w:firstLine="0"/>
+            </w:pPr>
             <w:r>
               <w:rPr>
                 <w:rFonts w:ascii="Times New Roman" w:hAnsi="Times New Roman" w:eastAsia="宋体"/>
@@ -11251,6 +13321,9 @@
             <w:tcW w:type="dxa" w:w="7710"/>
           </w:tcPr>
           <w:p>
+            <w:pPr>
+              <w:ind w:firstLine="0"/>
+            </w:pPr>
             <w:r>
               <w:rPr>
                 <w:rFonts w:ascii="Times New Roman" w:hAnsi="Times New Roman" w:eastAsia="宋体"/>
@@ -11267,6 +13340,9 @@
             <w:tcW w:type="dxa" w:w="1361"/>
           </w:tcPr>
           <w:p>
+            <w:pPr>
+              <w:ind w:firstLine="0"/>
+            </w:pPr>
             <w:r>
               <w:rPr>
                 <w:rFonts w:ascii="Times New Roman" w:hAnsi="Times New Roman" w:eastAsia="宋体"/>
@@ -11281,6 +13357,9 @@
             <w:tcW w:type="dxa" w:w="7710"/>
           </w:tcPr>
           <w:p>
+            <w:pPr>
+              <w:ind w:firstLine="0"/>
+            </w:pPr>
             <w:r>
               <w:rPr>
                 <w:rFonts w:ascii="Times New Roman" w:hAnsi="Times New Roman" w:eastAsia="宋体"/>
@@ -11297,6 +13376,9 @@
             <w:tcW w:type="dxa" w:w="1361"/>
           </w:tcPr>
           <w:p>
+            <w:pPr>
+              <w:ind w:firstLine="0"/>
+            </w:pPr>
             <w:r>
               <w:rPr>
                 <w:rFonts w:ascii="Times New Roman" w:hAnsi="Times New Roman" w:eastAsia="宋体"/>
@@ -11311,6 +13393,9 @@
             <w:tcW w:type="dxa" w:w="7710"/>
           </w:tcPr>
           <w:p>
+            <w:pPr>
+              <w:ind w:firstLine="0"/>
+            </w:pPr>
             <w:r>
               <w:rPr>
                 <w:rFonts w:ascii="Times New Roman" w:hAnsi="Times New Roman" w:eastAsia="宋体"/>
@@ -11353,6 +13438,9 @@
             <w:tcW w:type="dxa" w:w="1103"/>
           </w:tcPr>
           <w:p>
+            <w:pPr>
+              <w:ind w:firstLine="0"/>
+            </w:pPr>
             <w:r>
               <w:rPr>
                 <w:rFonts w:ascii="Times New Roman" w:hAnsi="Times New Roman" w:eastAsia="宋体"/>
@@ -11368,6 +13456,9 @@
             <w:tcW w:type="dxa" w:w="613"/>
           </w:tcPr>
           <w:p>
+            <w:pPr>
+              <w:ind w:firstLine="0"/>
+            </w:pPr>
             <w:r>
               <w:rPr>
                 <w:rFonts w:ascii="Times New Roman" w:hAnsi="Times New Roman" w:eastAsia="宋体"/>
@@ -11383,6 +13474,9 @@
             <w:tcW w:type="dxa" w:w="4535"/>
           </w:tcPr>
           <w:p>
+            <w:pPr>
+              <w:ind w:firstLine="0"/>
+            </w:pPr>
             <w:r>
               <w:rPr>
                 <w:rFonts w:ascii="Times New Roman" w:hAnsi="Times New Roman" w:eastAsia="宋体"/>
@@ -11398,6 +13492,9 @@
             <w:tcW w:type="dxa" w:w="2329"/>
           </w:tcPr>
           <w:p>
+            <w:pPr>
+              <w:ind w:firstLine="0"/>
+            </w:pPr>
             <w:r>
               <w:rPr>
                 <w:rFonts w:ascii="Times New Roman" w:hAnsi="Times New Roman" w:eastAsia="宋体"/>
@@ -11413,6 +13510,9 @@
             <w:tcW w:type="dxa" w:w="490"/>
           </w:tcPr>
           <w:p>
+            <w:pPr>
+              <w:ind w:firstLine="0"/>
+            </w:pPr>
             <w:r>
               <w:rPr>
                 <w:rFonts w:ascii="Times New Roman" w:hAnsi="Times New Roman" w:eastAsia="宋体"/>
@@ -11430,6 +13530,9 @@
             <w:tcW w:type="dxa" w:w="1103"/>
           </w:tcPr>
           <w:p>
+            <w:pPr>
+              <w:ind w:firstLine="0"/>
+            </w:pPr>
             <w:r>
               <w:rPr>
                 <w:rFonts w:ascii="Times New Roman" w:hAnsi="Times New Roman" w:eastAsia="宋体"/>
@@ -11444,6 +13547,9 @@
             <w:tcW w:type="dxa" w:w="613"/>
           </w:tcPr>
           <w:p>
+            <w:pPr>
+              <w:ind w:firstLine="0"/>
+            </w:pPr>
             <w:r>
               <w:rPr>
                 <w:rFonts w:ascii="Times New Roman" w:hAnsi="Times New Roman" w:eastAsia="宋体"/>
@@ -11458,6 +13564,9 @@
             <w:tcW w:type="dxa" w:w="4535"/>
           </w:tcPr>
           <w:p>
+            <w:pPr>
+              <w:ind w:firstLine="0"/>
+            </w:pPr>
             <w:r>
               <w:rPr>
                 <w:rFonts w:ascii="Times New Roman" w:hAnsi="Times New Roman" w:eastAsia="宋体"/>
@@ -11472,6 +13581,9 @@
             <w:tcW w:type="dxa" w:w="2329"/>
           </w:tcPr>
           <w:p>
+            <w:pPr>
+              <w:ind w:firstLine="0"/>
+            </w:pPr>
             <w:r>
               <w:rPr>
                 <w:rFonts w:ascii="Times New Roman" w:hAnsi="Times New Roman" w:eastAsia="宋体"/>
@@ -11486,6 +13598,9 @@
             <w:tcW w:type="dxa" w:w="490"/>
           </w:tcPr>
           <w:p>
+            <w:pPr>
+              <w:ind w:firstLine="0"/>
+            </w:pPr>
             <w:r>
               <w:rPr>
                 <w:rFonts w:ascii="Times New Roman" w:hAnsi="Times New Roman" w:eastAsia="宋体"/>
@@ -11502,6 +13617,9 @@
             <w:tcW w:type="dxa" w:w="1103"/>
           </w:tcPr>
           <w:p>
+            <w:pPr>
+              <w:ind w:firstLine="0"/>
+            </w:pPr>
             <w:r>
               <w:rPr>
                 <w:rFonts w:ascii="Times New Roman" w:hAnsi="Times New Roman" w:eastAsia="宋体"/>
@@ -11516,6 +13634,9 @@
             <w:tcW w:type="dxa" w:w="613"/>
           </w:tcPr>
           <w:p>
+            <w:pPr>
+              <w:ind w:firstLine="0"/>
+            </w:pPr>
             <w:r>
               <w:rPr>
                 <w:rFonts w:ascii="Times New Roman" w:hAnsi="Times New Roman" w:eastAsia="宋体"/>
@@ -11530,6 +13651,9 @@
             <w:tcW w:type="dxa" w:w="4535"/>
           </w:tcPr>
           <w:p>
+            <w:pPr>
+              <w:ind w:firstLine="0"/>
+            </w:pPr>
             <w:r>
               <w:rPr>
                 <w:rFonts w:ascii="Times New Roman" w:hAnsi="Times New Roman" w:eastAsia="宋体"/>
@@ -11544,6 +13668,9 @@
             <w:tcW w:type="dxa" w:w="2329"/>
           </w:tcPr>
           <w:p>
+            <w:pPr>
+              <w:ind w:firstLine="0"/>
+            </w:pPr>
             <w:r>
               <w:rPr>
                 <w:rFonts w:ascii="Times New Roman" w:hAnsi="Times New Roman" w:eastAsia="宋体"/>
@@ -11558,6 +13685,9 @@
             <w:tcW w:type="dxa" w:w="490"/>
           </w:tcPr>
           <w:p>
+            <w:pPr>
+              <w:ind w:firstLine="0"/>
+            </w:pPr>
             <w:r>
               <w:rPr>
                 <w:rFonts w:ascii="Times New Roman" w:hAnsi="Times New Roman" w:eastAsia="宋体"/>
@@ -11574,6 +13704,9 @@
             <w:tcW w:type="dxa" w:w="1103"/>
           </w:tcPr>
           <w:p>
+            <w:pPr>
+              <w:ind w:firstLine="0"/>
+            </w:pPr>
             <w:r>
               <w:rPr>
                 <w:rFonts w:ascii="Times New Roman" w:hAnsi="Times New Roman" w:eastAsia="宋体"/>
@@ -11588,6 +13721,9 @@
             <w:tcW w:type="dxa" w:w="613"/>
           </w:tcPr>
           <w:p>
+            <w:pPr>
+              <w:ind w:firstLine="0"/>
+            </w:pPr>
             <w:r>
               <w:rPr>
                 <w:rFonts w:ascii="Times New Roman" w:hAnsi="Times New Roman" w:eastAsia="宋体"/>
@@ -11602,6 +13738,9 @@
             <w:tcW w:type="dxa" w:w="4535"/>
           </w:tcPr>
           <w:p>
+            <w:pPr>
+              <w:ind w:firstLine="0"/>
+            </w:pPr>
             <w:r>
               <w:rPr>
                 <w:rFonts w:ascii="Times New Roman" w:hAnsi="Times New Roman" w:eastAsia="宋体"/>
@@ -11616,6 +13755,9 @@
             <w:tcW w:type="dxa" w:w="2329"/>
           </w:tcPr>
           <w:p>
+            <w:pPr>
+              <w:ind w:firstLine="0"/>
+            </w:pPr>
             <w:r>
               <w:rPr>
                 <w:rFonts w:ascii="Times New Roman" w:hAnsi="Times New Roman" w:eastAsia="宋体"/>
@@ -11630,6 +13772,9 @@
             <w:tcW w:type="dxa" w:w="490"/>
           </w:tcPr>
           <w:p>
+            <w:pPr>
+              <w:ind w:firstLine="0"/>
+            </w:pPr>
             <w:r>
               <w:rPr>
                 <w:rFonts w:ascii="Times New Roman" w:hAnsi="Times New Roman" w:eastAsia="宋体"/>
@@ -11646,6 +13791,9 @@
             <w:tcW w:type="dxa" w:w="1103"/>
           </w:tcPr>
           <w:p>
+            <w:pPr>
+              <w:ind w:firstLine="0"/>
+            </w:pPr>
             <w:r>
               <w:rPr>
                 <w:rFonts w:ascii="Times New Roman" w:hAnsi="Times New Roman" w:eastAsia="宋体"/>
@@ -11660,6 +13808,9 @@
             <w:tcW w:type="dxa" w:w="613"/>
           </w:tcPr>
           <w:p>
+            <w:pPr>
+              <w:ind w:firstLine="0"/>
+            </w:pPr>
             <w:r>
               <w:rPr>
                 <w:rFonts w:ascii="Times New Roman" w:hAnsi="Times New Roman" w:eastAsia="宋体"/>
@@ -11674,6 +13825,9 @@
             <w:tcW w:type="dxa" w:w="4535"/>
           </w:tcPr>
           <w:p>
+            <w:pPr>
+              <w:ind w:firstLine="0"/>
+            </w:pPr>
             <w:r>
               <w:rPr>
                 <w:rFonts w:ascii="Times New Roman" w:hAnsi="Times New Roman" w:eastAsia="宋体"/>
@@ -11688,6 +13842,9 @@
             <w:tcW w:type="dxa" w:w="2329"/>
           </w:tcPr>
           <w:p>
+            <w:pPr>
+              <w:ind w:firstLine="0"/>
+            </w:pPr>
             <w:r>
               <w:rPr>
                 <w:rFonts w:ascii="Times New Roman" w:hAnsi="Times New Roman" w:eastAsia="宋体"/>
@@ -11702,6 +13859,9 @@
             <w:tcW w:type="dxa" w:w="490"/>
           </w:tcPr>
           <w:p>
+            <w:pPr>
+              <w:ind w:firstLine="0"/>
+            </w:pPr>
             <w:r>
               <w:rPr>
                 <w:rFonts w:ascii="Times New Roman" w:hAnsi="Times New Roman" w:eastAsia="宋体"/>
@@ -11718,6 +13878,9 @@
             <w:tcW w:type="dxa" w:w="1103"/>
           </w:tcPr>
           <w:p>
+            <w:pPr>
+              <w:ind w:firstLine="0"/>
+            </w:pPr>
             <w:r>
               <w:rPr>
                 <w:rFonts w:ascii="Times New Roman" w:hAnsi="Times New Roman" w:eastAsia="宋体"/>
@@ -11732,6 +13895,9 @@
             <w:tcW w:type="dxa" w:w="613"/>
           </w:tcPr>
           <w:p>
+            <w:pPr>
+              <w:ind w:firstLine="0"/>
+            </w:pPr>
             <w:r>
               <w:rPr>
                 <w:rFonts w:ascii="Times New Roman" w:hAnsi="Times New Roman" w:eastAsia="宋体"/>
@@ -11746,6 +13912,9 @@
             <w:tcW w:type="dxa" w:w="4535"/>
           </w:tcPr>
           <w:p>
+            <w:pPr>
+              <w:ind w:firstLine="0"/>
+            </w:pPr>
             <w:r>
               <w:rPr>
                 <w:rFonts w:ascii="Times New Roman" w:hAnsi="Times New Roman" w:eastAsia="宋体"/>
@@ -11760,6 +13929,9 @@
             <w:tcW w:type="dxa" w:w="2329"/>
           </w:tcPr>
           <w:p>
+            <w:pPr>
+              <w:ind w:firstLine="0"/>
+            </w:pPr>
             <w:r>
               <w:rPr>
                 <w:rFonts w:ascii="Times New Roman" w:hAnsi="Times New Roman" w:eastAsia="宋体"/>
@@ -11774,6 +13946,9 @@
             <w:tcW w:type="dxa" w:w="490"/>
           </w:tcPr>
           <w:p>
+            <w:pPr>
+              <w:ind w:firstLine="0"/>
+            </w:pPr>
             <w:r>
               <w:rPr>
                 <w:rFonts w:ascii="Times New Roman" w:hAnsi="Times New Roman" w:eastAsia="宋体"/>
@@ -11790,6 +13965,9 @@
             <w:tcW w:type="dxa" w:w="1103"/>
           </w:tcPr>
           <w:p>
+            <w:pPr>
+              <w:ind w:firstLine="0"/>
+            </w:pPr>
             <w:r>
               <w:rPr>
                 <w:rFonts w:ascii="Times New Roman" w:hAnsi="Times New Roman" w:eastAsia="宋体"/>
@@ -11804,6 +13982,9 @@
             <w:tcW w:type="dxa" w:w="613"/>
           </w:tcPr>
           <w:p>
+            <w:pPr>
+              <w:ind w:firstLine="0"/>
+            </w:pPr>
             <w:r>
               <w:rPr>
                 <w:rFonts w:ascii="Times New Roman" w:hAnsi="Times New Roman" w:eastAsia="宋体"/>
@@ -11818,6 +13999,9 @@
             <w:tcW w:type="dxa" w:w="4535"/>
           </w:tcPr>
           <w:p>
+            <w:pPr>
+              <w:ind w:firstLine="0"/>
+            </w:pPr>
             <w:r>
               <w:rPr>
                 <w:rFonts w:ascii="Times New Roman" w:hAnsi="Times New Roman" w:eastAsia="宋体"/>
@@ -11832,6 +14016,9 @@
             <w:tcW w:type="dxa" w:w="2329"/>
           </w:tcPr>
           <w:p>
+            <w:pPr>
+              <w:ind w:firstLine="0"/>
+            </w:pPr>
             <w:r>
               <w:rPr>
                 <w:rFonts w:ascii="Times New Roman" w:hAnsi="Times New Roman" w:eastAsia="宋体"/>
@@ -11846,6 +14033,9 @@
             <w:tcW w:type="dxa" w:w="490"/>
           </w:tcPr>
           <w:p>
+            <w:pPr>
+              <w:ind w:firstLine="0"/>
+            </w:pPr>
             <w:r>
               <w:rPr>
                 <w:rFonts w:ascii="Times New Roman" w:hAnsi="Times New Roman" w:eastAsia="宋体"/>
@@ -11862,6 +14052,9 @@
             <w:tcW w:type="dxa" w:w="1103"/>
           </w:tcPr>
           <w:p>
+            <w:pPr>
+              <w:ind w:firstLine="0"/>
+            </w:pPr>
             <w:r>
               <w:rPr>
                 <w:rFonts w:ascii="Times New Roman" w:hAnsi="Times New Roman" w:eastAsia="宋体"/>
@@ -11876,6 +14069,9 @@
             <w:tcW w:type="dxa" w:w="613"/>
           </w:tcPr>
           <w:p>
+            <w:pPr>
+              <w:ind w:firstLine="0"/>
+            </w:pPr>
             <w:r>
               <w:rPr>
                 <w:rFonts w:ascii="Times New Roman" w:hAnsi="Times New Roman" w:eastAsia="宋体"/>
@@ -11890,6 +14086,9 @@
             <w:tcW w:type="dxa" w:w="4535"/>
           </w:tcPr>
           <w:p>
+            <w:pPr>
+              <w:ind w:firstLine="0"/>
+            </w:pPr>
             <w:r>
               <w:rPr>
                 <w:rFonts w:ascii="Times New Roman" w:hAnsi="Times New Roman" w:eastAsia="宋体"/>
@@ -11904,6 +14103,9 @@
             <w:tcW w:type="dxa" w:w="2329"/>
           </w:tcPr>
           <w:p>
+            <w:pPr>
+              <w:ind w:firstLine="0"/>
+            </w:pPr>
             <w:r>
               <w:rPr>
                 <w:rFonts w:ascii="Times New Roman" w:hAnsi="Times New Roman" w:eastAsia="宋体"/>
@@ -11918,6 +14120,9 @@
             <w:tcW w:type="dxa" w:w="490"/>
           </w:tcPr>
           <w:p>
+            <w:pPr>
+              <w:ind w:firstLine="0"/>
+            </w:pPr>
             <w:r>
               <w:rPr>
                 <w:rFonts w:ascii="Times New Roman" w:hAnsi="Times New Roman" w:eastAsia="宋体"/>
@@ -11934,6 +14139,9 @@
             <w:tcW w:type="dxa" w:w="1103"/>
           </w:tcPr>
           <w:p>
+            <w:pPr>
+              <w:ind w:firstLine="0"/>
+            </w:pPr>
             <w:r>
               <w:rPr>
                 <w:rFonts w:ascii="Times New Roman" w:hAnsi="Times New Roman" w:eastAsia="宋体"/>
@@ -11948,6 +14156,9 @@
             <w:tcW w:type="dxa" w:w="613"/>
           </w:tcPr>
           <w:p>
+            <w:pPr>
+              <w:ind w:firstLine="0"/>
+            </w:pPr>
             <w:r>
               <w:rPr>
                 <w:rFonts w:ascii="Times New Roman" w:hAnsi="Times New Roman" w:eastAsia="宋体"/>
@@ -11962,6 +14173,9 @@
             <w:tcW w:type="dxa" w:w="4535"/>
           </w:tcPr>
           <w:p>
+            <w:pPr>
+              <w:ind w:firstLine="0"/>
+            </w:pPr>
             <w:r>
               <w:rPr>
                 <w:rFonts w:ascii="Times New Roman" w:hAnsi="Times New Roman" w:eastAsia="宋体"/>
@@ -11976,6 +14190,9 @@
             <w:tcW w:type="dxa" w:w="2329"/>
           </w:tcPr>
           <w:p>
+            <w:pPr>
+              <w:ind w:firstLine="0"/>
+            </w:pPr>
             <w:r>
               <w:rPr>
                 <w:rFonts w:ascii="Times New Roman" w:hAnsi="Times New Roman" w:eastAsia="宋体"/>
@@ -11990,6 +14207,9 @@
             <w:tcW w:type="dxa" w:w="490"/>
           </w:tcPr>
           <w:p>
+            <w:pPr>
+              <w:ind w:firstLine="0"/>
+            </w:pPr>
             <w:r>
               <w:rPr>
                 <w:rFonts w:ascii="Times New Roman" w:hAnsi="Times New Roman" w:eastAsia="宋体"/>
@@ -12006,6 +14226,9 @@
             <w:tcW w:type="dxa" w:w="1103"/>
           </w:tcPr>
           <w:p>
+            <w:pPr>
+              <w:ind w:firstLine="0"/>
+            </w:pPr>
             <w:r>
               <w:rPr>
                 <w:rFonts w:ascii="Times New Roman" w:hAnsi="Times New Roman" w:eastAsia="宋体"/>
@@ -12020,6 +14243,9 @@
             <w:tcW w:type="dxa" w:w="613"/>
           </w:tcPr>
           <w:p>
+            <w:pPr>
+              <w:ind w:firstLine="0"/>
+            </w:pPr>
             <w:r>
               <w:rPr>
                 <w:rFonts w:ascii="Times New Roman" w:hAnsi="Times New Roman" w:eastAsia="宋体"/>
@@ -12034,6 +14260,9 @@
             <w:tcW w:type="dxa" w:w="4535"/>
           </w:tcPr>
           <w:p>
+            <w:pPr>
+              <w:ind w:firstLine="0"/>
+            </w:pPr>
             <w:r>
               <w:rPr>
                 <w:rFonts w:ascii="Times New Roman" w:hAnsi="Times New Roman" w:eastAsia="宋体"/>
@@ -12048,6 +14277,9 @@
             <w:tcW w:type="dxa" w:w="2329"/>
           </w:tcPr>
           <w:p>
+            <w:pPr>
+              <w:ind w:firstLine="0"/>
+            </w:pPr>
             <w:r>
               <w:rPr>
                 <w:rFonts w:ascii="Times New Roman" w:hAnsi="Times New Roman" w:eastAsia="宋体"/>
@@ -12062,6 +14294,9 @@
             <w:tcW w:type="dxa" w:w="490"/>
           </w:tcPr>
           <w:p>
+            <w:pPr>
+              <w:ind w:firstLine="0"/>
+            </w:pPr>
             <w:r>
               <w:rPr>
                 <w:rFonts w:ascii="Times New Roman" w:hAnsi="Times New Roman" w:eastAsia="宋体"/>
@@ -12078,6 +14313,9 @@
             <w:tcW w:type="dxa" w:w="1103"/>
           </w:tcPr>
           <w:p>
+            <w:pPr>
+              <w:ind w:firstLine="0"/>
+            </w:pPr>
             <w:r>
               <w:rPr>
                 <w:rFonts w:ascii="Times New Roman" w:hAnsi="Times New Roman" w:eastAsia="宋体"/>
@@ -12092,6 +14330,9 @@
             <w:tcW w:type="dxa" w:w="613"/>
           </w:tcPr>
           <w:p>
+            <w:pPr>
+              <w:ind w:firstLine="0"/>
+            </w:pPr>
             <w:r>
               <w:rPr>
                 <w:rFonts w:ascii="Times New Roman" w:hAnsi="Times New Roman" w:eastAsia="宋体"/>
@@ -12106,6 +14347,9 @@
             <w:tcW w:type="dxa" w:w="4535"/>
           </w:tcPr>
           <w:p>
+            <w:pPr>
+              <w:ind w:firstLine="0"/>
+            </w:pPr>
             <w:r>
               <w:rPr>
                 <w:rFonts w:ascii="Times New Roman" w:hAnsi="Times New Roman" w:eastAsia="宋体"/>
@@ -12120,6 +14364,9 @@
             <w:tcW w:type="dxa" w:w="2329"/>
           </w:tcPr>
           <w:p>
+            <w:pPr>
+              <w:ind w:firstLine="0"/>
+            </w:pPr>
             <w:r>
               <w:rPr>
                 <w:rFonts w:ascii="Times New Roman" w:hAnsi="Times New Roman" w:eastAsia="宋体"/>
@@ -12134,6 +14381,9 @@
             <w:tcW w:type="dxa" w:w="490"/>
           </w:tcPr>
           <w:p>
+            <w:pPr>
+              <w:ind w:firstLine="0"/>
+            </w:pPr>
             <w:r>
               <w:rPr>
                 <w:rFonts w:ascii="Times New Roman" w:hAnsi="Times New Roman" w:eastAsia="宋体"/>
@@ -12192,6 +14442,9 @@
             <w:tcW w:type="dxa" w:w="3240"/>
           </w:tcPr>
           <w:p>
+            <w:pPr>
+              <w:ind w:firstLine="0"/>
+            </w:pPr>
             <w:r>
               <w:rPr>
                 <w:rFonts w:ascii="Times New Roman" w:hAnsi="Times New Roman" w:eastAsia="宋体"/>
@@ -12207,6 +14460,9 @@
             <w:tcW w:type="dxa" w:w="1944"/>
           </w:tcPr>
           <w:p>
+            <w:pPr>
+              <w:ind w:firstLine="0"/>
+            </w:pPr>
             <w:r>
               <w:rPr>
                 <w:rFonts w:ascii="Times New Roman" w:hAnsi="Times New Roman" w:eastAsia="宋体"/>
@@ -12222,6 +14478,9 @@
             <w:tcW w:type="dxa" w:w="1296"/>
           </w:tcPr>
           <w:p>
+            <w:pPr>
+              <w:ind w:firstLine="0"/>
+            </w:pPr>
             <w:r>
               <w:rPr>
                 <w:rFonts w:ascii="Times New Roman" w:hAnsi="Times New Roman" w:eastAsia="宋体"/>
@@ -12237,6 +14496,9 @@
             <w:tcW w:type="dxa" w:w="2592"/>
           </w:tcPr>
           <w:p>
+            <w:pPr>
+              <w:ind w:firstLine="0"/>
+            </w:pPr>
             <w:r>
               <w:rPr>
                 <w:rFonts w:ascii="Times New Roman" w:hAnsi="Times New Roman" w:eastAsia="宋体"/>
@@ -12254,6 +14516,9 @@
             <w:tcW w:type="dxa" w:w="3240"/>
           </w:tcPr>
           <w:p>
+            <w:pPr>
+              <w:ind w:firstLine="0"/>
+            </w:pPr>
             <w:r>
               <w:rPr>
                 <w:rFonts w:ascii="Times New Roman" w:hAnsi="Times New Roman" w:eastAsia="宋体"/>
@@ -12268,6 +14533,9 @@
             <w:tcW w:type="dxa" w:w="1944"/>
           </w:tcPr>
           <w:p>
+            <w:pPr>
+              <w:ind w:firstLine="0"/>
+            </w:pPr>
             <w:r>
               <w:rPr>
                 <w:rFonts w:ascii="Times New Roman" w:hAnsi="Times New Roman" w:eastAsia="宋体"/>
@@ -12282,6 +14550,9 @@
             <w:tcW w:type="dxa" w:w="1296"/>
           </w:tcPr>
           <w:p>
+            <w:pPr>
+              <w:ind w:firstLine="0"/>
+            </w:pPr>
             <w:r>
               <w:rPr>
                 <w:rFonts w:ascii="Times New Roman" w:hAnsi="Times New Roman" w:eastAsia="宋体"/>
@@ -12296,6 +14567,9 @@
             <w:tcW w:type="dxa" w:w="2592"/>
           </w:tcPr>
           <w:p>
+            <w:pPr>
+              <w:ind w:firstLine="0"/>
+            </w:pPr>
             <w:r>
               <w:rPr>
                 <w:rFonts w:ascii="Times New Roman" w:hAnsi="Times New Roman" w:eastAsia="宋体"/>
@@ -12312,6 +14586,9 @@
             <w:tcW w:type="dxa" w:w="3240"/>
           </w:tcPr>
           <w:p>
+            <w:pPr>
+              <w:ind w:firstLine="0"/>
+            </w:pPr>
             <w:r>
               <w:rPr>
                 <w:rFonts w:ascii="Times New Roman" w:hAnsi="Times New Roman" w:eastAsia="宋体"/>
@@ -12326,6 +14603,9 @@
             <w:tcW w:type="dxa" w:w="1944"/>
           </w:tcPr>
           <w:p>
+            <w:pPr>
+              <w:ind w:firstLine="0"/>
+            </w:pPr>
             <w:r>
               <w:rPr>
                 <w:rFonts w:ascii="Times New Roman" w:hAnsi="Times New Roman" w:eastAsia="宋体"/>
@@ -12340,6 +14620,9 @@
             <w:tcW w:type="dxa" w:w="1296"/>
           </w:tcPr>
           <w:p>
+            <w:pPr>
+              <w:ind w:firstLine="0"/>
+            </w:pPr>
             <w:r>
               <w:rPr>
                 <w:rFonts w:ascii="Times New Roman" w:hAnsi="Times New Roman" w:eastAsia="宋体"/>
@@ -12354,6 +14637,9 @@
             <w:tcW w:type="dxa" w:w="2592"/>
           </w:tcPr>
           <w:p>
+            <w:pPr>
+              <w:ind w:firstLine="0"/>
+            </w:pPr>
             <w:r>
               <w:rPr>
                 <w:rFonts w:ascii="Times New Roman" w:hAnsi="Times New Roman" w:eastAsia="宋体"/>
@@ -12370,6 +14656,9 @@
             <w:tcW w:type="dxa" w:w="3240"/>
           </w:tcPr>
           <w:p>
+            <w:pPr>
+              <w:ind w:firstLine="0"/>
+            </w:pPr>
             <w:r>
               <w:rPr>
                 <w:rFonts w:ascii="Times New Roman" w:hAnsi="Times New Roman" w:eastAsia="宋体"/>
@@ -12384,6 +14673,9 @@
             <w:tcW w:type="dxa" w:w="1944"/>
           </w:tcPr>
           <w:p>
+            <w:pPr>
+              <w:ind w:firstLine="0"/>
+            </w:pPr>
             <w:r>
               <w:rPr>
                 <w:rFonts w:ascii="Times New Roman" w:hAnsi="Times New Roman" w:eastAsia="宋体"/>
@@ -12398,6 +14690,9 @@
             <w:tcW w:type="dxa" w:w="1296"/>
           </w:tcPr>
           <w:p>
+            <w:pPr>
+              <w:ind w:firstLine="0"/>
+            </w:pPr>
             <w:r>
               <w:rPr>
                 <w:rFonts w:ascii="Times New Roman" w:hAnsi="Times New Roman" w:eastAsia="宋体"/>
@@ -12412,6 +14707,9 @@
             <w:tcW w:type="dxa" w:w="2592"/>
           </w:tcPr>
           <w:p>
+            <w:pPr>
+              <w:ind w:firstLine="0"/>
+            </w:pPr>
             <w:r>
               <w:rPr>
                 <w:rFonts w:ascii="Times New Roman" w:hAnsi="Times New Roman" w:eastAsia="宋体"/>
@@ -12428,6 +14726,9 @@
             <w:tcW w:type="dxa" w:w="3240"/>
           </w:tcPr>
           <w:p>
+            <w:pPr>
+              <w:ind w:firstLine="0"/>
+            </w:pPr>
             <w:r>
               <w:rPr>
                 <w:rFonts w:ascii="Times New Roman" w:hAnsi="Times New Roman" w:eastAsia="宋体"/>
@@ -12442,6 +14743,9 @@
             <w:tcW w:type="dxa" w:w="1944"/>
           </w:tcPr>
           <w:p>
+            <w:pPr>
+              <w:ind w:firstLine="0"/>
+            </w:pPr>
             <w:r>
               <w:rPr>
                 <w:rFonts w:ascii="Times New Roman" w:hAnsi="Times New Roman" w:eastAsia="宋体"/>
@@ -12456,6 +14760,9 @@
             <w:tcW w:type="dxa" w:w="1296"/>
           </w:tcPr>
           <w:p>
+            <w:pPr>
+              <w:ind w:firstLine="0"/>
+            </w:pPr>
             <w:r>
               <w:rPr>
                 <w:rFonts w:ascii="Times New Roman" w:hAnsi="Times New Roman" w:eastAsia="宋体"/>
@@ -12470,6 +14777,9 @@
             <w:tcW w:type="dxa" w:w="2592"/>
           </w:tcPr>
           <w:p>
+            <w:pPr>
+              <w:ind w:firstLine="0"/>
+            </w:pPr>
             <w:r>
               <w:rPr>
                 <w:rFonts w:ascii="Times New Roman" w:hAnsi="Times New Roman" w:eastAsia="宋体"/>
@@ -12529,6 +14839,9 @@
             <w:tcW w:type="dxa" w:w="1814"/>
           </w:tcPr>
           <w:p>
+            <w:pPr>
+              <w:ind w:firstLine="0"/>
+            </w:pPr>
             <w:r>
               <w:rPr>
                 <w:rFonts w:ascii="Times New Roman" w:hAnsi="Times New Roman" w:eastAsia="宋体"/>
@@ -12544,6 +14857,9 @@
             <w:tcW w:type="dxa" w:w="7257"/>
           </w:tcPr>
           <w:p>
+            <w:pPr>
+              <w:ind w:firstLine="0"/>
+            </w:pPr>
             <w:r>
               <w:rPr>
                 <w:rFonts w:ascii="Times New Roman" w:hAnsi="Times New Roman" w:eastAsia="宋体"/>
@@ -12561,6 +14877,9 @@
             <w:tcW w:type="dxa" w:w="1814"/>
           </w:tcPr>
           <w:p>
+            <w:pPr>
+              <w:ind w:firstLine="0"/>
+            </w:pPr>
             <w:r>
               <w:rPr>
                 <w:rFonts w:ascii="Times New Roman" w:hAnsi="Times New Roman" w:eastAsia="宋体"/>
@@ -12575,6 +14894,9 @@
             <w:tcW w:type="dxa" w:w="7257"/>
           </w:tcPr>
           <w:p>
+            <w:pPr>
+              <w:ind w:firstLine="0"/>
+            </w:pPr>
             <w:r>
               <w:rPr>
                 <w:rFonts w:ascii="Times New Roman" w:hAnsi="Times New Roman" w:eastAsia="宋体"/>
@@ -12591,6 +14913,9 @@
             <w:tcW w:type="dxa" w:w="1814"/>
           </w:tcPr>
           <w:p>
+            <w:pPr>
+              <w:ind w:firstLine="0"/>
+            </w:pPr>
             <w:r>
               <w:rPr>
                 <w:rFonts w:ascii="Times New Roman" w:hAnsi="Times New Roman" w:eastAsia="宋体"/>
@@ -12605,6 +14930,9 @@
             <w:tcW w:type="dxa" w:w="7257"/>
           </w:tcPr>
           <w:p>
+            <w:pPr>
+              <w:ind w:firstLine="0"/>
+            </w:pPr>
             <w:r>
               <w:rPr>
                 <w:rFonts w:ascii="Times New Roman" w:hAnsi="Times New Roman" w:eastAsia="宋体"/>
@@ -12621,6 +14949,9 @@
             <w:tcW w:type="dxa" w:w="1814"/>
           </w:tcPr>
           <w:p>
+            <w:pPr>
+              <w:ind w:firstLine="0"/>
+            </w:pPr>
             <w:r>
               <w:rPr>
                 <w:rFonts w:ascii="Times New Roman" w:hAnsi="Times New Roman" w:eastAsia="宋体"/>
@@ -12635,6 +14966,9 @@
             <w:tcW w:type="dxa" w:w="7257"/>
           </w:tcPr>
           <w:p>
+            <w:pPr>
+              <w:ind w:firstLine="0"/>
+            </w:pPr>
             <w:r>
               <w:rPr>
                 <w:rFonts w:ascii="Times New Roman" w:hAnsi="Times New Roman" w:eastAsia="宋体"/>
@@ -12651,6 +14985,9 @@
             <w:tcW w:type="dxa" w:w="1814"/>
           </w:tcPr>
           <w:p>
+            <w:pPr>
+              <w:ind w:firstLine="0"/>
+            </w:pPr>
             <w:r>
               <w:rPr>
                 <w:rFonts w:ascii="Times New Roman" w:hAnsi="Times New Roman" w:eastAsia="宋体"/>
@@ -12665,6 +15002,9 @@
             <w:tcW w:type="dxa" w:w="7257"/>
           </w:tcPr>
           <w:p>
+            <w:pPr>
+              <w:ind w:firstLine="0"/>
+            </w:pPr>
             <w:r>
               <w:rPr>
                 <w:rFonts w:ascii="Times New Roman" w:hAnsi="Times New Roman" w:eastAsia="宋体"/>
@@ -12681,6 +15021,9 @@
             <w:tcW w:type="dxa" w:w="1814"/>
           </w:tcPr>
           <w:p>
+            <w:pPr>
+              <w:ind w:firstLine="0"/>
+            </w:pPr>
             <w:r>
               <w:rPr>
                 <w:rFonts w:ascii="Times New Roman" w:hAnsi="Times New Roman" w:eastAsia="宋体"/>
@@ -12695,6 +15038,9 @@
             <w:tcW w:type="dxa" w:w="7257"/>
           </w:tcPr>
           <w:p>
+            <w:pPr>
+              <w:ind w:firstLine="0"/>
+            </w:pPr>
             <w:r>
               <w:rPr>
                 <w:rFonts w:ascii="Times New Roman" w:hAnsi="Times New Roman" w:eastAsia="宋体"/>
@@ -12711,6 +15057,9 @@
             <w:tcW w:type="dxa" w:w="1814"/>
           </w:tcPr>
           <w:p>
+            <w:pPr>
+              <w:ind w:firstLine="0"/>
+            </w:pPr>
             <w:r>
               <w:rPr>
                 <w:rFonts w:ascii="Times New Roman" w:hAnsi="Times New Roman" w:eastAsia="宋体"/>
@@ -12725,6 +15074,9 @@
             <w:tcW w:type="dxa" w:w="7257"/>
           </w:tcPr>
           <w:p>
+            <w:pPr>
+              <w:ind w:firstLine="0"/>
+            </w:pPr>
             <w:r>
               <w:rPr>
                 <w:rFonts w:ascii="Times New Roman" w:hAnsi="Times New Roman" w:eastAsia="宋体"/>
@@ -12741,6 +15093,9 @@
             <w:tcW w:type="dxa" w:w="1814"/>
           </w:tcPr>
           <w:p>
+            <w:pPr>
+              <w:ind w:firstLine="0"/>
+            </w:pPr>
             <w:r>
               <w:rPr>
                 <w:rFonts w:ascii="Times New Roman" w:hAnsi="Times New Roman" w:eastAsia="宋体"/>
@@ -12755,6 +15110,9 @@
             <w:tcW w:type="dxa" w:w="7257"/>
           </w:tcPr>
           <w:p>
+            <w:pPr>
+              <w:ind w:firstLine="0"/>
+            </w:pPr>
             <w:r>
               <w:rPr>
                 <w:rFonts w:ascii="Times New Roman" w:hAnsi="Times New Roman" w:eastAsia="宋体"/>
@@ -12771,6 +15129,9 @@
             <w:tcW w:type="dxa" w:w="1814"/>
           </w:tcPr>
           <w:p>
+            <w:pPr>
+              <w:ind w:firstLine="0"/>
+            </w:pPr>
             <w:r>
               <w:rPr>
                 <w:rFonts w:ascii="Times New Roman" w:hAnsi="Times New Roman" w:eastAsia="宋体"/>
@@ -12785,6 +15146,9 @@
             <w:tcW w:type="dxa" w:w="7257"/>
           </w:tcPr>
           <w:p>
+            <w:pPr>
+              <w:ind w:firstLine="0"/>
+            </w:pPr>
             <w:r>
               <w:rPr>
                 <w:rFonts w:ascii="Times New Roman" w:hAnsi="Times New Roman" w:eastAsia="宋体"/>
@@ -12801,6 +15165,9 @@
             <w:tcW w:type="dxa" w:w="1814"/>
           </w:tcPr>
           <w:p>
+            <w:pPr>
+              <w:ind w:firstLine="0"/>
+            </w:pPr>
             <w:r>
               <w:rPr>
                 <w:rFonts w:ascii="Times New Roman" w:hAnsi="Times New Roman" w:eastAsia="宋体"/>
@@ -12815,6 +15182,9 @@
             <w:tcW w:type="dxa" w:w="7257"/>
           </w:tcPr>
           <w:p>
+            <w:pPr>
+              <w:ind w:firstLine="0"/>
+            </w:pPr>
             <w:r>
               <w:rPr>
                 <w:rFonts w:ascii="Times New Roman" w:hAnsi="Times New Roman" w:eastAsia="宋体"/>
@@ -12831,6 +15201,9 @@
             <w:tcW w:type="dxa" w:w="1814"/>
           </w:tcPr>
           <w:p>
+            <w:pPr>
+              <w:ind w:firstLine="0"/>
+            </w:pPr>
             <w:r>
               <w:rPr>
                 <w:rFonts w:ascii="Times New Roman" w:hAnsi="Times New Roman" w:eastAsia="宋体"/>
@@ -12845,6 +15218,9 @@
             <w:tcW w:type="dxa" w:w="7257"/>
           </w:tcPr>
           <w:p>
+            <w:pPr>
+              <w:ind w:firstLine="0"/>
+            </w:pPr>
             <w:r>
               <w:rPr>
                 <w:rFonts w:ascii="Times New Roman" w:hAnsi="Times New Roman" w:eastAsia="宋体"/>
@@ -12861,6 +15237,9 @@
             <w:tcW w:type="dxa" w:w="1814"/>
           </w:tcPr>
           <w:p>
+            <w:pPr>
+              <w:ind w:firstLine="0"/>
+            </w:pPr>
             <w:r>
               <w:rPr>
                 <w:rFonts w:ascii="Times New Roman" w:hAnsi="Times New Roman" w:eastAsia="宋体"/>
@@ -12875,6 +15254,9 @@
             <w:tcW w:type="dxa" w:w="7257"/>
           </w:tcPr>
           <w:p>
+            <w:pPr>
+              <w:ind w:firstLine="0"/>
+            </w:pPr>
             <w:r>
               <w:rPr>
                 <w:rFonts w:ascii="Times New Roman" w:hAnsi="Times New Roman" w:eastAsia="宋体"/>
@@ -12891,6 +15273,9 @@
             <w:tcW w:type="dxa" w:w="1814"/>
           </w:tcPr>
           <w:p>
+            <w:pPr>
+              <w:ind w:firstLine="0"/>
+            </w:pPr>
             <w:r>
               <w:rPr>
                 <w:rFonts w:ascii="Times New Roman" w:hAnsi="Times New Roman" w:eastAsia="宋体"/>
@@ -12905,6 +15290,9 @@
             <w:tcW w:type="dxa" w:w="7257"/>
           </w:tcPr>
           <w:p>
+            <w:pPr>
+              <w:ind w:firstLine="0"/>
+            </w:pPr>
             <w:r>
               <w:rPr>
                 <w:rFonts w:ascii="Times New Roman" w:hAnsi="Times New Roman" w:eastAsia="宋体"/>
@@ -12921,6 +15309,9 @@
             <w:tcW w:type="dxa" w:w="1814"/>
           </w:tcPr>
           <w:p>
+            <w:pPr>
+              <w:ind w:firstLine="0"/>
+            </w:pPr>
             <w:r>
               <w:rPr>
                 <w:rFonts w:ascii="Times New Roman" w:hAnsi="Times New Roman" w:eastAsia="宋体"/>
@@ -12935,6 +15326,9 @@
             <w:tcW w:type="dxa" w:w="7257"/>
           </w:tcPr>
           <w:p>
+            <w:pPr>
+              <w:ind w:firstLine="0"/>
+            </w:pPr>
             <w:r>
               <w:rPr>
                 <w:rFonts w:ascii="Times New Roman" w:hAnsi="Times New Roman" w:eastAsia="宋体"/>
@@ -12951,6 +15345,9 @@
             <w:tcW w:type="dxa" w:w="1814"/>
           </w:tcPr>
           <w:p>
+            <w:pPr>
+              <w:ind w:firstLine="0"/>
+            </w:pPr>
             <w:r>
               <w:rPr>
                 <w:rFonts w:ascii="Times New Roman" w:hAnsi="Times New Roman" w:eastAsia="宋体"/>
@@ -12965,6 +15362,9 @@
             <w:tcW w:type="dxa" w:w="7257"/>
           </w:tcPr>
           <w:p>
+            <w:pPr>
+              <w:ind w:firstLine="0"/>
+            </w:pPr>
             <w:r>
               <w:rPr>
                 <w:rFonts w:ascii="Times New Roman" w:hAnsi="Times New Roman" w:eastAsia="宋体"/>
@@ -12981,6 +15381,9 @@
             <w:tcW w:type="dxa" w:w="1814"/>
           </w:tcPr>
           <w:p>
+            <w:pPr>
+              <w:ind w:firstLine="0"/>
+            </w:pPr>
             <w:r>
               <w:rPr>
                 <w:rFonts w:ascii="Times New Roman" w:hAnsi="Times New Roman" w:eastAsia="宋体"/>
@@ -12995,6 +15398,9 @@
             <w:tcW w:type="dxa" w:w="7257"/>
           </w:tcPr>
           <w:p>
+            <w:pPr>
+              <w:ind w:firstLine="0"/>
+            </w:pPr>
             <w:r>
               <w:rPr>
                 <w:rFonts w:ascii="Times New Roman" w:hAnsi="Times New Roman" w:eastAsia="宋体"/>
@@ -13011,6 +15417,9 @@
             <w:tcW w:type="dxa" w:w="1814"/>
           </w:tcPr>
           <w:p>
+            <w:pPr>
+              <w:ind w:firstLine="0"/>
+            </w:pPr>
             <w:r>
               <w:rPr>
                 <w:rFonts w:ascii="Times New Roman" w:hAnsi="Times New Roman" w:eastAsia="宋体"/>
@@ -13025,6 +15434,9 @@
             <w:tcW w:type="dxa" w:w="7257"/>
           </w:tcPr>
           <w:p>
+            <w:pPr>
+              <w:ind w:firstLine="0"/>
+            </w:pPr>
             <w:r>
               <w:rPr>
                 <w:rFonts w:ascii="Times New Roman" w:hAnsi="Times New Roman" w:eastAsia="宋体"/>
@@ -13041,6 +15453,9 @@
             <w:tcW w:type="dxa" w:w="1814"/>
           </w:tcPr>
           <w:p>
+            <w:pPr>
+              <w:ind w:firstLine="0"/>
+            </w:pPr>
             <w:r>
               <w:rPr>
                 <w:rFonts w:ascii="Times New Roman" w:hAnsi="Times New Roman" w:eastAsia="宋体"/>
@@ -13055,6 +15470,9 @@
             <w:tcW w:type="dxa" w:w="7257"/>
           </w:tcPr>
           <w:p>
+            <w:pPr>
+              <w:ind w:firstLine="0"/>
+            </w:pPr>
             <w:r>
               <w:rPr>
                 <w:rFonts w:ascii="Times New Roman" w:hAnsi="Times New Roman" w:eastAsia="宋体"/>
@@ -13071,6 +15489,9 @@
             <w:tcW w:type="dxa" w:w="1814"/>
           </w:tcPr>
           <w:p>
+            <w:pPr>
+              <w:ind w:firstLine="0"/>
+            </w:pPr>
             <w:r>
               <w:rPr>
                 <w:rFonts w:ascii="Times New Roman" w:hAnsi="Times New Roman" w:eastAsia="宋体"/>
@@ -13085,6 +15506,9 @@
             <w:tcW w:type="dxa" w:w="7257"/>
           </w:tcPr>
           <w:p>
+            <w:pPr>
+              <w:ind w:firstLine="0"/>
+            </w:pPr>
             <w:r>
               <w:rPr>
                 <w:rFonts w:ascii="Times New Roman" w:hAnsi="Times New Roman" w:eastAsia="宋体"/>
@@ -13123,6 +15547,9 @@
             <w:tcW w:type="dxa" w:w="1209"/>
           </w:tcPr>
           <w:p>
+            <w:pPr>
+              <w:ind w:firstLine="0"/>
+            </w:pPr>
             <w:r>
               <w:rPr>
                 <w:rFonts w:ascii="Times New Roman" w:hAnsi="Times New Roman" w:eastAsia="宋体"/>
@@ -13138,6 +15565,9 @@
             <w:tcW w:type="dxa" w:w="7861"/>
           </w:tcPr>
           <w:p>
+            <w:pPr>
+              <w:ind w:firstLine="0"/>
+            </w:pPr>
             <w:r>
               <w:rPr>
                 <w:rFonts w:ascii="Times New Roman" w:hAnsi="Times New Roman" w:eastAsia="宋体"/>
@@ -13155,6 +15585,9 @@
             <w:tcW w:type="dxa" w:w="1209"/>
           </w:tcPr>
           <w:p>
+            <w:pPr>
+              <w:ind w:firstLine="0"/>
+            </w:pPr>
             <w:r>
               <w:rPr>
                 <w:rFonts w:ascii="Times New Roman" w:hAnsi="Times New Roman" w:eastAsia="宋体"/>
@@ -13169,6 +15602,9 @@
             <w:tcW w:type="dxa" w:w="7861"/>
           </w:tcPr>
           <w:p>
+            <w:pPr>
+              <w:ind w:firstLine="0"/>
+            </w:pPr>
             <w:r>
               <w:rPr>
                 <w:rFonts w:ascii="Times New Roman" w:hAnsi="Times New Roman" w:eastAsia="宋体"/>
@@ -13185,6 +15621,9 @@
             <w:tcW w:type="dxa" w:w="1209"/>
           </w:tcPr>
           <w:p>
+            <w:pPr>
+              <w:ind w:firstLine="0"/>
+            </w:pPr>
             <w:r>
               <w:rPr>
                 <w:rFonts w:ascii="Times New Roman" w:hAnsi="Times New Roman" w:eastAsia="宋体"/>
@@ -13199,6 +15638,9 @@
             <w:tcW w:type="dxa" w:w="7861"/>
           </w:tcPr>
           <w:p>
+            <w:pPr>
+              <w:ind w:firstLine="0"/>
+            </w:pPr>
             <w:r>
               <w:rPr>
                 <w:rFonts w:ascii="Times New Roman" w:hAnsi="Times New Roman" w:eastAsia="宋体"/>
@@ -13215,6 +15657,9 @@
             <w:tcW w:type="dxa" w:w="1209"/>
           </w:tcPr>
           <w:p>
+            <w:pPr>
+              <w:ind w:firstLine="0"/>
+            </w:pPr>
             <w:r>
               <w:rPr>
                 <w:rFonts w:ascii="Times New Roman" w:hAnsi="Times New Roman" w:eastAsia="宋体"/>
@@ -13229,6 +15674,9 @@
             <w:tcW w:type="dxa" w:w="7861"/>
           </w:tcPr>
           <w:p>
+            <w:pPr>
+              <w:ind w:firstLine="0"/>
+            </w:pPr>
             <w:r>
               <w:rPr>
                 <w:rFonts w:ascii="Times New Roman" w:hAnsi="Times New Roman" w:eastAsia="宋体"/>
@@ -13245,6 +15693,9 @@
             <w:tcW w:type="dxa" w:w="1209"/>
           </w:tcPr>
           <w:p>
+            <w:pPr>
+              <w:ind w:firstLine="0"/>
+            </w:pPr>
             <w:r>
               <w:rPr>
                 <w:rFonts w:ascii="Times New Roman" w:hAnsi="Times New Roman" w:eastAsia="宋体"/>
@@ -13259,6 +15710,9 @@
             <w:tcW w:type="dxa" w:w="7861"/>
           </w:tcPr>
           <w:p>
+            <w:pPr>
+              <w:ind w:firstLine="0"/>
+            </w:pPr>
             <w:r>
               <w:rPr>
                 <w:rFonts w:ascii="Times New Roman" w:hAnsi="Times New Roman" w:eastAsia="宋体"/>
@@ -13275,6 +15729,9 @@
             <w:tcW w:type="dxa" w:w="1209"/>
           </w:tcPr>
           <w:p>
+            <w:pPr>
+              <w:ind w:firstLine="0"/>
+            </w:pPr>
             <w:r>
               <w:rPr>
                 <w:rFonts w:ascii="Times New Roman" w:hAnsi="Times New Roman" w:eastAsia="宋体"/>
@@ -13289,6 +15746,9 @@
             <w:tcW w:type="dxa" w:w="7861"/>
           </w:tcPr>
           <w:p>
+            <w:pPr>
+              <w:ind w:firstLine="0"/>
+            </w:pPr>
             <w:r>
               <w:rPr>
                 <w:rFonts w:ascii="Times New Roman" w:hAnsi="Times New Roman" w:eastAsia="宋体"/>
@@ -13305,6 +15765,9 @@
             <w:tcW w:type="dxa" w:w="1209"/>
           </w:tcPr>
           <w:p>
+            <w:pPr>
+              <w:ind w:firstLine="0"/>
+            </w:pPr>
             <w:r>
               <w:rPr>
                 <w:rFonts w:ascii="Times New Roman" w:hAnsi="Times New Roman" w:eastAsia="宋体"/>
@@ -13319,6 +15782,9 @@
             <w:tcW w:type="dxa" w:w="7861"/>
           </w:tcPr>
           <w:p>
+            <w:pPr>
+              <w:ind w:firstLine="0"/>
+            </w:pPr>
             <w:r>
               <w:rPr>
                 <w:rFonts w:ascii="Times New Roman" w:hAnsi="Times New Roman" w:eastAsia="宋体"/>
@@ -13335,6 +15801,9 @@
             <w:tcW w:type="dxa" w:w="1209"/>
           </w:tcPr>
           <w:p>
+            <w:pPr>
+              <w:ind w:firstLine="0"/>
+            </w:pPr>
             <w:r>
               <w:rPr>
                 <w:rFonts w:ascii="Times New Roman" w:hAnsi="Times New Roman" w:eastAsia="宋体"/>
@@ -13349,6 +15818,9 @@
             <w:tcW w:type="dxa" w:w="7861"/>
           </w:tcPr>
           <w:p>
+            <w:pPr>
+              <w:ind w:firstLine="0"/>
+            </w:pPr>
             <w:r>
               <w:rPr>
                 <w:rFonts w:ascii="Times New Roman" w:hAnsi="Times New Roman" w:eastAsia="宋体"/>
@@ -13365,6 +15837,9 @@
             <w:tcW w:type="dxa" w:w="1209"/>
           </w:tcPr>
           <w:p>
+            <w:pPr>
+              <w:ind w:firstLine="0"/>
+            </w:pPr>
             <w:r>
               <w:rPr>
                 <w:rFonts w:ascii="Times New Roman" w:hAnsi="Times New Roman" w:eastAsia="宋体"/>
@@ -13379,6 +15854,9 @@
             <w:tcW w:type="dxa" w:w="7861"/>
           </w:tcPr>
           <w:p>
+            <w:pPr>
+              <w:ind w:firstLine="0"/>
+            </w:pPr>
             <w:r>
               <w:rPr>
                 <w:rFonts w:ascii="Times New Roman" w:hAnsi="Times New Roman" w:eastAsia="宋体"/>
@@ -13395,6 +15873,9 @@
             <w:tcW w:type="dxa" w:w="1209"/>
           </w:tcPr>
           <w:p>
+            <w:pPr>
+              <w:ind w:firstLine="0"/>
+            </w:pPr>
             <w:r>
               <w:rPr>
                 <w:rFonts w:ascii="Times New Roman" w:hAnsi="Times New Roman" w:eastAsia="宋体"/>
@@ -13409,6 +15890,9 @@
             <w:tcW w:type="dxa" w:w="7861"/>
           </w:tcPr>
           <w:p>
+            <w:pPr>
+              <w:ind w:firstLine="0"/>
+            </w:pPr>
             <w:r>
               <w:rPr>
                 <w:rFonts w:ascii="Times New Roman" w:hAnsi="Times New Roman" w:eastAsia="宋体"/>
@@ -13425,6 +15909,9 @@
             <w:tcW w:type="dxa" w:w="1209"/>
           </w:tcPr>
           <w:p>
+            <w:pPr>
+              <w:ind w:firstLine="0"/>
+            </w:pPr>
             <w:r>
               <w:rPr>
                 <w:rFonts w:ascii="Times New Roman" w:hAnsi="Times New Roman" w:eastAsia="宋体"/>
@@ -13439,6 +15926,9 @@
             <w:tcW w:type="dxa" w:w="7861"/>
           </w:tcPr>
           <w:p>
+            <w:pPr>
+              <w:ind w:firstLine="0"/>
+            </w:pPr>
             <w:r>
               <w:rPr>
                 <w:rFonts w:ascii="Times New Roman" w:hAnsi="Times New Roman" w:eastAsia="宋体"/>
@@ -13455,6 +15945,9 @@
             <w:tcW w:type="dxa" w:w="1209"/>
           </w:tcPr>
           <w:p>
+            <w:pPr>
+              <w:ind w:firstLine="0"/>
+            </w:pPr>
             <w:r>
               <w:rPr>
                 <w:rFonts w:ascii="Times New Roman" w:hAnsi="Times New Roman" w:eastAsia="宋体"/>
@@ -13469,6 +15962,9 @@
             <w:tcW w:type="dxa" w:w="7861"/>
           </w:tcPr>
           <w:p>
+            <w:pPr>
+              <w:ind w:firstLine="0"/>
+            </w:pPr>
             <w:r>
               <w:rPr>
                 <w:rFonts w:ascii="Times New Roman" w:hAnsi="Times New Roman" w:eastAsia="宋体"/>
@@ -13485,6 +15981,9 @@
             <w:tcW w:type="dxa" w:w="1209"/>
           </w:tcPr>
           <w:p>
+            <w:pPr>
+              <w:ind w:firstLine="0"/>
+            </w:pPr>
             <w:r>
               <w:rPr>
                 <w:rFonts w:ascii="Times New Roman" w:hAnsi="Times New Roman" w:eastAsia="宋体"/>
@@ -13499,6 +15998,9 @@
             <w:tcW w:type="dxa" w:w="7861"/>
           </w:tcPr>
           <w:p>
+            <w:pPr>
+              <w:ind w:firstLine="0"/>
+            </w:pPr>
             <w:r>
               <w:rPr>
                 <w:rFonts w:ascii="Times New Roman" w:hAnsi="Times New Roman" w:eastAsia="宋体"/>
@@ -13515,6 +16017,9 @@
             <w:tcW w:type="dxa" w:w="1209"/>
           </w:tcPr>
           <w:p>
+            <w:pPr>
+              <w:ind w:firstLine="0"/>
+            </w:pPr>
             <w:r>
               <w:rPr>
                 <w:rFonts w:ascii="Times New Roman" w:hAnsi="Times New Roman" w:eastAsia="宋体"/>
@@ -13529,6 +16034,9 @@
             <w:tcW w:type="dxa" w:w="7861"/>
           </w:tcPr>
           <w:p>
+            <w:pPr>
+              <w:ind w:firstLine="0"/>
+            </w:pPr>
             <w:r>
               <w:rPr>
                 <w:rFonts w:ascii="Times New Roman" w:hAnsi="Times New Roman" w:eastAsia="宋体"/>
@@ -13545,6 +16053,9 @@
             <w:tcW w:type="dxa" w:w="1209"/>
           </w:tcPr>
           <w:p>
+            <w:pPr>
+              <w:ind w:firstLine="0"/>
+            </w:pPr>
             <w:r>
               <w:rPr>
                 <w:rFonts w:ascii="Times New Roman" w:hAnsi="Times New Roman" w:eastAsia="宋体"/>
@@ -13559,6 +16070,9 @@
             <w:tcW w:type="dxa" w:w="7861"/>
           </w:tcPr>
           <w:p>
+            <w:pPr>
+              <w:ind w:firstLine="0"/>
+            </w:pPr>
             <w:r>
               <w:rPr>
                 <w:rFonts w:ascii="Times New Roman" w:hAnsi="Times New Roman" w:eastAsia="宋体"/>
@@ -13575,6 +16089,9 @@
             <w:tcW w:type="dxa" w:w="1209"/>
           </w:tcPr>
           <w:p>
+            <w:pPr>
+              <w:ind w:firstLine="0"/>
+            </w:pPr>
             <w:r>
               <w:rPr>
                 <w:rFonts w:ascii="Times New Roman" w:hAnsi="Times New Roman" w:eastAsia="宋体"/>
@@ -13589,6 +16106,9 @@
             <w:tcW w:type="dxa" w:w="7861"/>
           </w:tcPr>
           <w:p>
+            <w:pPr>
+              <w:ind w:firstLine="0"/>
+            </w:pPr>
             <w:r>
               <w:rPr>
                 <w:rFonts w:ascii="Times New Roman" w:hAnsi="Times New Roman" w:eastAsia="宋体"/>
@@ -13605,6 +16125,9 @@
             <w:tcW w:type="dxa" w:w="1209"/>
           </w:tcPr>
           <w:p>
+            <w:pPr>
+              <w:ind w:firstLine="0"/>
+            </w:pPr>
             <w:r>
               <w:rPr>
                 <w:rFonts w:ascii="Times New Roman" w:hAnsi="Times New Roman" w:eastAsia="宋体"/>
@@ -13619,6 +16142,9 @@
             <w:tcW w:type="dxa" w:w="7861"/>
           </w:tcPr>
           <w:p>
+            <w:pPr>
+              <w:ind w:firstLine="0"/>
+            </w:pPr>
             <w:r>
               <w:rPr>
                 <w:rFonts w:ascii="Times New Roman" w:hAnsi="Times New Roman" w:eastAsia="宋体"/>
@@ -13687,6 +16213,9 @@
             <w:tcW w:type="dxa" w:w="3175"/>
           </w:tcPr>
           <w:p>
+            <w:pPr>
+              <w:ind w:firstLine="0"/>
+            </w:pPr>
             <w:r>
               <w:rPr>
                 <w:rFonts w:ascii="Times New Roman" w:hAnsi="Times New Roman" w:eastAsia="宋体"/>
@@ -13702,6 +16231,9 @@
             <w:tcW w:type="dxa" w:w="907"/>
           </w:tcPr>
           <w:p>
+            <w:pPr>
+              <w:ind w:firstLine="0"/>
+            </w:pPr>
             <w:r>
               <w:rPr>
                 <w:rFonts w:ascii="Times New Roman" w:hAnsi="Times New Roman" w:eastAsia="宋体"/>
@@ -13717,6 +16249,9 @@
             <w:tcW w:type="dxa" w:w="1814"/>
           </w:tcPr>
           <w:p>
+            <w:pPr>
+              <w:ind w:firstLine="0"/>
+            </w:pPr>
             <w:r>
               <w:rPr>
                 <w:rFonts w:ascii="Times New Roman" w:hAnsi="Times New Roman" w:eastAsia="宋体"/>
@@ -13732,6 +16267,9 @@
             <w:tcW w:type="dxa" w:w="1361"/>
           </w:tcPr>
           <w:p>
+            <w:pPr>
+              <w:ind w:firstLine="0"/>
+            </w:pPr>
             <w:r>
               <w:rPr>
                 <w:rFonts w:ascii="Times New Roman" w:hAnsi="Times New Roman" w:eastAsia="宋体"/>
@@ -13747,6 +16285,9 @@
             <w:tcW w:type="dxa" w:w="907"/>
           </w:tcPr>
           <w:p>
+            <w:pPr>
+              <w:ind w:firstLine="0"/>
+            </w:pPr>
             <w:r>
               <w:rPr>
                 <w:rFonts w:ascii="Times New Roman" w:hAnsi="Times New Roman" w:eastAsia="宋体"/>
@@ -13762,6 +16303,9 @@
             <w:tcW w:type="dxa" w:w="907"/>
           </w:tcPr>
           <w:p>
+            <w:pPr>
+              <w:ind w:firstLine="0"/>
+            </w:pPr>
             <w:r>
               <w:rPr>
                 <w:rFonts w:ascii="Times New Roman" w:hAnsi="Times New Roman" w:eastAsia="宋体"/>
@@ -13779,6 +16323,9 @@
             <w:tcW w:type="dxa" w:w="3175"/>
           </w:tcPr>
           <w:p>
+            <w:pPr>
+              <w:ind w:firstLine="0"/>
+            </w:pPr>
             <w:r>
               <w:rPr>
                 <w:rFonts w:ascii="Times New Roman" w:hAnsi="Times New Roman" w:eastAsia="宋体"/>
@@ -13793,6 +16340,9 @@
             <w:tcW w:type="dxa" w:w="907"/>
           </w:tcPr>
           <w:p>
+            <w:pPr>
+              <w:ind w:firstLine="0"/>
+            </w:pPr>
             <w:r>
               <w:rPr>
                 <w:rFonts w:ascii="Times New Roman" w:hAnsi="Times New Roman" w:eastAsia="宋体"/>
@@ -13807,6 +16357,9 @@
             <w:tcW w:type="dxa" w:w="1814"/>
           </w:tcPr>
           <w:p>
+            <w:pPr>
+              <w:ind w:firstLine="0"/>
+            </w:pPr>
             <w:r>
               <w:rPr>
                 <w:rFonts w:ascii="Times New Roman" w:hAnsi="Times New Roman" w:eastAsia="宋体"/>
@@ -13820,6 +16373,9 @@
             <w:tcW w:type="dxa" w:w="1361"/>
           </w:tcPr>
           <w:p>
+            <w:pPr>
+              <w:ind w:firstLine="0"/>
+            </w:pPr>
             <w:r>
               <w:rPr>
                 <w:rFonts w:ascii="Times New Roman" w:hAnsi="Times New Roman" w:eastAsia="宋体"/>
@@ -13833,6 +16389,9 @@
             <w:tcW w:type="dxa" w:w="907"/>
           </w:tcPr>
           <w:p>
+            <w:pPr>
+              <w:ind w:firstLine="0"/>
+            </w:pPr>
             <w:r>
               <w:rPr>
                 <w:rFonts w:ascii="Times New Roman" w:hAnsi="Times New Roman" w:eastAsia="宋体"/>
@@ -13846,6 +16405,9 @@
             <w:tcW w:type="dxa" w:w="907"/>
           </w:tcPr>
           <w:p>
+            <w:pPr>
+              <w:ind w:firstLine="0"/>
+            </w:pPr>
             <w:r>
               <w:rPr>
                 <w:rFonts w:ascii="Times New Roman" w:hAnsi="Times New Roman" w:eastAsia="宋体"/>
@@ -13862,6 +16424,9 @@
             <w:tcW w:type="dxa" w:w="3175"/>
           </w:tcPr>
           <w:p>
+            <w:pPr>
+              <w:ind w:firstLine="0"/>
+            </w:pPr>
             <w:r>
               <w:rPr>
                 <w:rFonts w:ascii="Times New Roman" w:hAnsi="Times New Roman" w:eastAsia="宋体"/>
@@ -13876,6 +16441,9 @@
             <w:tcW w:type="dxa" w:w="907"/>
           </w:tcPr>
           <w:p>
+            <w:pPr>
+              <w:ind w:firstLine="0"/>
+            </w:pPr>
             <w:r>
               <w:rPr>
                 <w:rFonts w:ascii="Times New Roman" w:hAnsi="Times New Roman" w:eastAsia="宋体"/>
@@ -13890,6 +16458,9 @@
             <w:tcW w:type="dxa" w:w="1814"/>
           </w:tcPr>
           <w:p>
+            <w:pPr>
+              <w:ind w:firstLine="0"/>
+            </w:pPr>
             <w:r>
               <w:rPr>
                 <w:rFonts w:ascii="Times New Roman" w:hAnsi="Times New Roman" w:eastAsia="宋体"/>
@@ -13903,6 +16474,9 @@
             <w:tcW w:type="dxa" w:w="1361"/>
           </w:tcPr>
           <w:p>
+            <w:pPr>
+              <w:ind w:firstLine="0"/>
+            </w:pPr>
             <w:r>
               <w:rPr>
                 <w:rFonts w:ascii="Times New Roman" w:hAnsi="Times New Roman" w:eastAsia="宋体"/>
@@ -13916,6 +16490,9 @@
             <w:tcW w:type="dxa" w:w="907"/>
           </w:tcPr>
           <w:p>
+            <w:pPr>
+              <w:ind w:firstLine="0"/>
+            </w:pPr>
             <w:r>
               <w:rPr>
                 <w:rFonts w:ascii="Times New Roman" w:hAnsi="Times New Roman" w:eastAsia="宋体"/>
@@ -13929,6 +16506,9 @@
             <w:tcW w:type="dxa" w:w="907"/>
           </w:tcPr>
           <w:p>
+            <w:pPr>
+              <w:ind w:firstLine="0"/>
+            </w:pPr>
             <w:r>
               <w:rPr>
                 <w:rFonts w:ascii="Times New Roman" w:hAnsi="Times New Roman" w:eastAsia="宋体"/>
@@ -13945,6 +16525,9 @@
             <w:tcW w:type="dxa" w:w="3175"/>
           </w:tcPr>
           <w:p>
+            <w:pPr>
+              <w:ind w:firstLine="0"/>
+            </w:pPr>
             <w:r>
               <w:rPr>
                 <w:rFonts w:ascii="Times New Roman" w:hAnsi="Times New Roman" w:eastAsia="宋体"/>
@@ -13959,6 +16542,9 @@
             <w:tcW w:type="dxa" w:w="907"/>
           </w:tcPr>
           <w:p>
+            <w:pPr>
+              <w:ind w:firstLine="0"/>
+            </w:pPr>
             <w:r>
               <w:rPr>
                 <w:rFonts w:ascii="Times New Roman" w:hAnsi="Times New Roman" w:eastAsia="宋体"/>
@@ -13973,6 +16559,9 @@
             <w:tcW w:type="dxa" w:w="1814"/>
           </w:tcPr>
           <w:p>
+            <w:pPr>
+              <w:ind w:firstLine="0"/>
+            </w:pPr>
             <w:r>
               <w:rPr>
                 <w:rFonts w:ascii="Times New Roman" w:hAnsi="Times New Roman" w:eastAsia="宋体"/>
@@ -13986,6 +16575,9 @@
             <w:tcW w:type="dxa" w:w="1361"/>
           </w:tcPr>
           <w:p>
+            <w:pPr>
+              <w:ind w:firstLine="0"/>
+            </w:pPr>
             <w:r>
               <w:rPr>
                 <w:rFonts w:ascii="Times New Roman" w:hAnsi="Times New Roman" w:eastAsia="宋体"/>
@@ -13999,6 +16591,9 @@
             <w:tcW w:type="dxa" w:w="907"/>
           </w:tcPr>
           <w:p>
+            <w:pPr>
+              <w:ind w:firstLine="0"/>
+            </w:pPr>
             <w:r>
               <w:rPr>
                 <w:rFonts w:ascii="Times New Roman" w:hAnsi="Times New Roman" w:eastAsia="宋体"/>
@@ -14012,6 +16607,9 @@
             <w:tcW w:type="dxa" w:w="907"/>
           </w:tcPr>
           <w:p>
+            <w:pPr>
+              <w:ind w:firstLine="0"/>
+            </w:pPr>
             <w:r>
               <w:rPr>
                 <w:rFonts w:ascii="Times New Roman" w:hAnsi="Times New Roman" w:eastAsia="宋体"/>
@@ -14118,6 +16716,9 @@
             <w:tcW w:type="dxa" w:w="5630"/>
           </w:tcPr>
           <w:p>
+            <w:pPr>
+              <w:ind w:firstLine="0"/>
+            </w:pPr>
             <w:r>
               <w:rPr>
                 <w:rFonts w:ascii="Times New Roman" w:hAnsi="Times New Roman" w:eastAsia="宋体"/>
@@ -14133,6 +16734,9 @@
             <w:tcW w:type="dxa" w:w="938"/>
           </w:tcPr>
           <w:p>
+            <w:pPr>
+              <w:ind w:firstLine="0"/>
+            </w:pPr>
             <w:r>
               <w:rPr>
                 <w:rFonts w:ascii="Times New Roman" w:hAnsi="Times New Roman" w:eastAsia="宋体"/>
@@ -14148,6 +16752,9 @@
             <w:tcW w:type="dxa" w:w="626"/>
           </w:tcPr>
           <w:p>
+            <w:pPr>
+              <w:ind w:firstLine="0"/>
+            </w:pPr>
             <w:r>
               <w:rPr>
                 <w:rFonts w:ascii="Times New Roman" w:hAnsi="Times New Roman" w:eastAsia="宋体"/>
@@ -14163,6 +16770,9 @@
             <w:tcW w:type="dxa" w:w="626"/>
           </w:tcPr>
           <w:p>
+            <w:pPr>
+              <w:ind w:firstLine="0"/>
+            </w:pPr>
             <w:r>
               <w:rPr>
                 <w:rFonts w:ascii="Times New Roman" w:hAnsi="Times New Roman" w:eastAsia="宋体"/>
@@ -14178,6 +16788,9 @@
             <w:tcW w:type="dxa" w:w="1251"/>
           </w:tcPr>
           <w:p>
+            <w:pPr>
+              <w:ind w:firstLine="0"/>
+            </w:pPr>
             <w:r>
               <w:rPr>
                 <w:rFonts w:ascii="Times New Roman" w:hAnsi="Times New Roman" w:eastAsia="宋体"/>
@@ -14195,6 +16808,9 @@
             <w:tcW w:type="dxa" w:w="5630"/>
           </w:tcPr>
           <w:p>
+            <w:pPr>
+              <w:ind w:firstLine="0"/>
+            </w:pPr>
             <w:r>
               <w:rPr>
                 <w:rFonts w:ascii="Times New Roman" w:hAnsi="Times New Roman" w:eastAsia="宋体"/>
@@ -14209,6 +16825,9 @@
             <w:tcW w:type="dxa" w:w="938"/>
           </w:tcPr>
           <w:p>
+            <w:pPr>
+              <w:ind w:firstLine="0"/>
+            </w:pPr>
             <w:r>
               <w:rPr>
                 <w:rFonts w:ascii="Times New Roman" w:hAnsi="Times New Roman" w:eastAsia="宋体"/>
@@ -14223,6 +16842,9 @@
             <w:tcW w:type="dxa" w:w="626"/>
           </w:tcPr>
           <w:p>
+            <w:pPr>
+              <w:ind w:firstLine="0"/>
+            </w:pPr>
             <w:r>
               <w:rPr>
                 <w:rFonts w:ascii="Times New Roman" w:hAnsi="Times New Roman" w:eastAsia="宋体"/>
@@ -14237,6 +16859,9 @@
             <w:tcW w:type="dxa" w:w="626"/>
           </w:tcPr>
           <w:p>
+            <w:pPr>
+              <w:ind w:firstLine="0"/>
+            </w:pPr>
             <w:r>
               <w:rPr>
                 <w:rFonts w:ascii="Times New Roman" w:hAnsi="Times New Roman" w:eastAsia="宋体"/>
@@ -14251,6 +16876,9 @@
             <w:tcW w:type="dxa" w:w="1251"/>
           </w:tcPr>
           <w:p>
+            <w:pPr>
+              <w:ind w:firstLine="0"/>
+            </w:pPr>
             <w:r>
               <w:rPr>
                 <w:rFonts w:ascii="Times New Roman" w:hAnsi="Times New Roman" w:eastAsia="宋体"/>
@@ -14267,6 +16895,9 @@
             <w:tcW w:type="dxa" w:w="5630"/>
           </w:tcPr>
           <w:p>
+            <w:pPr>
+              <w:ind w:firstLine="0"/>
+            </w:pPr>
             <w:r>
               <w:rPr>
                 <w:rFonts w:ascii="Times New Roman" w:hAnsi="Times New Roman" w:eastAsia="宋体"/>
@@ -14281,6 +16912,9 @@
             <w:tcW w:type="dxa" w:w="938"/>
           </w:tcPr>
           <w:p>
+            <w:pPr>
+              <w:ind w:firstLine="0"/>
+            </w:pPr>
             <w:r>
               <w:rPr>
                 <w:rFonts w:ascii="Times New Roman" w:hAnsi="Times New Roman" w:eastAsia="宋体"/>
@@ -14295,6 +16929,9 @@
             <w:tcW w:type="dxa" w:w="626"/>
           </w:tcPr>
           <w:p>
+            <w:pPr>
+              <w:ind w:firstLine="0"/>
+            </w:pPr>
             <w:r>
               <w:rPr>
                 <w:rFonts w:ascii="Times New Roman" w:hAnsi="Times New Roman" w:eastAsia="宋体"/>
@@ -14309,6 +16946,9 @@
             <w:tcW w:type="dxa" w:w="626"/>
           </w:tcPr>
           <w:p>
+            <w:pPr>
+              <w:ind w:firstLine="0"/>
+            </w:pPr>
             <w:r>
               <w:rPr>
                 <w:rFonts w:ascii="Times New Roman" w:hAnsi="Times New Roman" w:eastAsia="宋体"/>
@@ -14323,6 +16963,9 @@
             <w:tcW w:type="dxa" w:w="1251"/>
           </w:tcPr>
           <w:p>
+            <w:pPr>
+              <w:ind w:firstLine="0"/>
+            </w:pPr>
             <w:r>
               <w:rPr>
                 <w:rFonts w:ascii="Times New Roman" w:hAnsi="Times New Roman" w:eastAsia="宋体"/>
@@ -14339,6 +16982,9 @@
             <w:tcW w:type="dxa" w:w="5630"/>
           </w:tcPr>
           <w:p>
+            <w:pPr>
+              <w:ind w:firstLine="0"/>
+            </w:pPr>
             <w:r>
               <w:rPr>
                 <w:rFonts w:ascii="Times New Roman" w:hAnsi="Times New Roman" w:eastAsia="宋体"/>
@@ -14353,6 +16999,9 @@
             <w:tcW w:type="dxa" w:w="938"/>
           </w:tcPr>
           <w:p>
+            <w:pPr>
+              <w:ind w:firstLine="0"/>
+            </w:pPr>
             <w:r>
               <w:rPr>
                 <w:rFonts w:ascii="Times New Roman" w:hAnsi="Times New Roman" w:eastAsia="宋体"/>
@@ -14367,6 +17016,9 @@
             <w:tcW w:type="dxa" w:w="626"/>
           </w:tcPr>
           <w:p>
+            <w:pPr>
+              <w:ind w:firstLine="0"/>
+            </w:pPr>
             <w:r>
               <w:rPr>
                 <w:rFonts w:ascii="Times New Roman" w:hAnsi="Times New Roman" w:eastAsia="宋体"/>
@@ -14381,6 +17033,9 @@
             <w:tcW w:type="dxa" w:w="626"/>
           </w:tcPr>
           <w:p>
+            <w:pPr>
+              <w:ind w:firstLine="0"/>
+            </w:pPr>
             <w:r>
               <w:rPr>
                 <w:rFonts w:ascii="Times New Roman" w:hAnsi="Times New Roman" w:eastAsia="宋体"/>
@@ -14395,6 +17050,9 @@
             <w:tcW w:type="dxa" w:w="1251"/>
           </w:tcPr>
           <w:p>
+            <w:pPr>
+              <w:ind w:firstLine="0"/>
+            </w:pPr>
             <w:r>
               <w:rPr>
                 <w:rFonts w:ascii="Times New Roman" w:hAnsi="Times New Roman" w:eastAsia="宋体"/>
@@ -14411,6 +17069,9 @@
             <w:tcW w:type="dxa" w:w="5630"/>
           </w:tcPr>
           <w:p>
+            <w:pPr>
+              <w:ind w:firstLine="0"/>
+            </w:pPr>
             <w:r>
               <w:rPr>
                 <w:rFonts w:ascii="Times New Roman" w:hAnsi="Times New Roman" w:eastAsia="宋体"/>
@@ -14425,6 +17086,9 @@
             <w:tcW w:type="dxa" w:w="938"/>
           </w:tcPr>
           <w:p>
+            <w:pPr>
+              <w:ind w:firstLine="0"/>
+            </w:pPr>
             <w:r>
               <w:rPr>
                 <w:rFonts w:ascii="Times New Roman" w:hAnsi="Times New Roman" w:eastAsia="宋体"/>
@@ -14439,6 +17103,9 @@
             <w:tcW w:type="dxa" w:w="626"/>
           </w:tcPr>
           <w:p>
+            <w:pPr>
+              <w:ind w:firstLine="0"/>
+            </w:pPr>
             <w:r>
               <w:rPr>
                 <w:rFonts w:ascii="Times New Roman" w:hAnsi="Times New Roman" w:eastAsia="宋体"/>
@@ -14453,6 +17120,9 @@
             <w:tcW w:type="dxa" w:w="626"/>
           </w:tcPr>
           <w:p>
+            <w:pPr>
+              <w:ind w:firstLine="0"/>
+            </w:pPr>
             <w:r>
               <w:rPr>
                 <w:rFonts w:ascii="Times New Roman" w:hAnsi="Times New Roman" w:eastAsia="宋体"/>
@@ -14467,6 +17137,9 @@
             <w:tcW w:type="dxa" w:w="1251"/>
           </w:tcPr>
           <w:p>
+            <w:pPr>
+              <w:ind w:firstLine="0"/>
+            </w:pPr>
             <w:r>
               <w:rPr>
                 <w:rFonts w:ascii="Times New Roman" w:hAnsi="Times New Roman" w:eastAsia="宋体"/>
@@ -14483,6 +17156,9 @@
             <w:tcW w:type="dxa" w:w="5630"/>
           </w:tcPr>
           <w:p>
+            <w:pPr>
+              <w:ind w:firstLine="0"/>
+            </w:pPr>
             <w:r>
               <w:rPr>
                 <w:rFonts w:ascii="Times New Roman" w:hAnsi="Times New Roman" w:eastAsia="宋体"/>
@@ -14497,6 +17173,9 @@
             <w:tcW w:type="dxa" w:w="938"/>
           </w:tcPr>
           <w:p>
+            <w:pPr>
+              <w:ind w:firstLine="0"/>
+            </w:pPr>
             <w:r>
               <w:rPr>
                 <w:rFonts w:ascii="Times New Roman" w:hAnsi="Times New Roman" w:eastAsia="宋体"/>
@@ -14511,6 +17190,9 @@
             <w:tcW w:type="dxa" w:w="626"/>
           </w:tcPr>
           <w:p>
+            <w:pPr>
+              <w:ind w:firstLine="0"/>
+            </w:pPr>
             <w:r>
               <w:rPr>
                 <w:rFonts w:ascii="Times New Roman" w:hAnsi="Times New Roman" w:eastAsia="宋体"/>
@@ -14525,6 +17207,9 @@
             <w:tcW w:type="dxa" w:w="626"/>
           </w:tcPr>
           <w:p>
+            <w:pPr>
+              <w:ind w:firstLine="0"/>
+            </w:pPr>
             <w:r>
               <w:rPr>
                 <w:rFonts w:ascii="Times New Roman" w:hAnsi="Times New Roman" w:eastAsia="宋体"/>
@@ -14539,6 +17224,9 @@
             <w:tcW w:type="dxa" w:w="1251"/>
           </w:tcPr>
           <w:p>
+            <w:pPr>
+              <w:ind w:firstLine="0"/>
+            </w:pPr>
             <w:r>
               <w:rPr>
                 <w:rFonts w:ascii="Times New Roman" w:hAnsi="Times New Roman" w:eastAsia="宋体"/>
@@ -14555,6 +17243,9 @@
             <w:tcW w:type="dxa" w:w="5630"/>
           </w:tcPr>
           <w:p>
+            <w:pPr>
+              <w:ind w:firstLine="0"/>
+            </w:pPr>
             <w:r>
               <w:rPr>
                 <w:rFonts w:ascii="Times New Roman" w:hAnsi="Times New Roman" w:eastAsia="宋体"/>
@@ -14569,6 +17260,9 @@
             <w:tcW w:type="dxa" w:w="938"/>
           </w:tcPr>
           <w:p>
+            <w:pPr>
+              <w:ind w:firstLine="0"/>
+            </w:pPr>
             <w:r>
               <w:rPr>
                 <w:rFonts w:ascii="Times New Roman" w:hAnsi="Times New Roman" w:eastAsia="宋体"/>
@@ -14583,6 +17277,9 @@
             <w:tcW w:type="dxa" w:w="626"/>
           </w:tcPr>
           <w:p>
+            <w:pPr>
+              <w:ind w:firstLine="0"/>
+            </w:pPr>
             <w:r>
               <w:rPr>
                 <w:rFonts w:ascii="Times New Roman" w:hAnsi="Times New Roman" w:eastAsia="宋体"/>
@@ -14597,6 +17294,9 @@
             <w:tcW w:type="dxa" w:w="626"/>
           </w:tcPr>
           <w:p>
+            <w:pPr>
+              <w:ind w:firstLine="0"/>
+            </w:pPr>
             <w:r>
               <w:rPr>
                 <w:rFonts w:ascii="Times New Roman" w:hAnsi="Times New Roman" w:eastAsia="宋体"/>
@@ -14611,6 +17311,9 @@
             <w:tcW w:type="dxa" w:w="1251"/>
           </w:tcPr>
           <w:p>
+            <w:pPr>
+              <w:ind w:firstLine="0"/>
+            </w:pPr>
             <w:r>
               <w:rPr>
                 <w:rFonts w:ascii="Times New Roman" w:hAnsi="Times New Roman" w:eastAsia="宋体"/>
@@ -14667,6 +17370,9 @@
             <w:tcW w:type="dxa" w:w="4884"/>
           </w:tcPr>
           <w:p>
+            <w:pPr>
+              <w:ind w:firstLine="0"/>
+            </w:pPr>
             <w:r>
               <w:rPr>
                 <w:rFonts w:ascii="Times New Roman" w:hAnsi="Times New Roman" w:eastAsia="宋体"/>
@@ -14682,6 +17388,9 @@
             <w:tcW w:type="dxa" w:w="4187"/>
           </w:tcPr>
           <w:p>
+            <w:pPr>
+              <w:ind w:firstLine="0"/>
+            </w:pPr>
             <w:r>
               <w:rPr>
                 <w:rFonts w:ascii="Times New Roman" w:hAnsi="Times New Roman" w:eastAsia="宋体"/>
@@ -14699,6 +17408,9 @@
             <w:tcW w:type="dxa" w:w="4884"/>
           </w:tcPr>
           <w:p>
+            <w:pPr>
+              <w:ind w:firstLine="0"/>
+            </w:pPr>
             <w:r>
               <w:rPr>
                 <w:rFonts w:ascii="Times New Roman" w:hAnsi="Times New Roman" w:eastAsia="宋体"/>
@@ -14713,6 +17425,9 @@
             <w:tcW w:type="dxa" w:w="4187"/>
           </w:tcPr>
           <w:p>
+            <w:pPr>
+              <w:ind w:firstLine="0"/>
+            </w:pPr>
             <w:r>
               <w:rPr>
                 <w:rFonts w:ascii="Times New Roman" w:hAnsi="Times New Roman" w:eastAsia="宋体"/>
@@ -14729,6 +17444,9 @@
             <w:tcW w:type="dxa" w:w="4884"/>
           </w:tcPr>
           <w:p>
+            <w:pPr>
+              <w:ind w:firstLine="0"/>
+            </w:pPr>
             <w:r>
               <w:rPr>
                 <w:rFonts w:ascii="Times New Roman" w:hAnsi="Times New Roman" w:eastAsia="宋体"/>
@@ -14743,6 +17461,9 @@
             <w:tcW w:type="dxa" w:w="4187"/>
           </w:tcPr>
           <w:p>
+            <w:pPr>
+              <w:ind w:firstLine="0"/>
+            </w:pPr>
             <w:r>
               <w:rPr>
                 <w:rFonts w:ascii="Times New Roman" w:hAnsi="Times New Roman" w:eastAsia="宋体"/>
@@ -14759,6 +17480,9 @@
             <w:tcW w:type="dxa" w:w="4884"/>
           </w:tcPr>
           <w:p>
+            <w:pPr>
+              <w:ind w:firstLine="0"/>
+            </w:pPr>
             <w:r>
               <w:rPr>
                 <w:rFonts w:ascii="Times New Roman" w:hAnsi="Times New Roman" w:eastAsia="宋体"/>
@@ -14773,6 +17497,9 @@
             <w:tcW w:type="dxa" w:w="4187"/>
           </w:tcPr>
           <w:p>
+            <w:pPr>
+              <w:ind w:firstLine="0"/>
+            </w:pPr>
             <w:r>
               <w:rPr>
                 <w:rFonts w:ascii="Times New Roman" w:hAnsi="Times New Roman" w:eastAsia="宋体"/>

--- a/docs/docx/测试报告.docx
+++ b/docs/docx/测试报告.docx
@@ -358,7 +358,7 @@
       <w:tr>
         <w:tc>
           <w:tcPr>
-            <w:tcW w:type="dxa" w:w="930"/>
+            <w:tcW w:type="dxa" w:w="1701"/>
           </w:tcPr>
           <w:p>
             <w:pPr>
@@ -376,7 +376,7 @@
         </w:tc>
         <w:tc>
           <w:tcPr>
-            <w:tcW w:type="dxa" w:w="930"/>
+            <w:tcW w:type="dxa" w:w="1701"/>
           </w:tcPr>
           <w:p>
             <w:pPr>
@@ -394,7 +394,7 @@
         </w:tc>
         <w:tc>
           <w:tcPr>
-            <w:tcW w:type="dxa" w:w="3954"/>
+            <w:tcW w:type="dxa" w:w="3287"/>
           </w:tcPr>
           <w:p>
             <w:pPr>
@@ -412,7 +412,7 @@
         </w:tc>
         <w:tc>
           <w:tcPr>
-            <w:tcW w:type="dxa" w:w="3256"/>
+            <w:tcW w:type="dxa" w:w="3681"/>
           </w:tcPr>
           <w:p>
             <w:pPr>
@@ -432,7 +432,7 @@
       <w:tr>
         <w:tc>
           <w:tcPr>
-            <w:tcW w:type="dxa" w:w="930"/>
+            <w:tcW w:type="dxa" w:w="1701"/>
           </w:tcPr>
           <w:p>
             <w:pPr>
@@ -449,7 +449,7 @@
         </w:tc>
         <w:tc>
           <w:tcPr>
-            <w:tcW w:type="dxa" w:w="930"/>
+            <w:tcW w:type="dxa" w:w="1701"/>
           </w:tcPr>
           <w:p>
             <w:pPr>
@@ -466,7 +466,7 @@
         </w:tc>
         <w:tc>
           <w:tcPr>
-            <w:tcW w:type="dxa" w:w="3954"/>
+            <w:tcW w:type="dxa" w:w="3287"/>
           </w:tcPr>
           <w:p>
             <w:pPr>
@@ -483,7 +483,7 @@
         </w:tc>
         <w:tc>
           <w:tcPr>
-            <w:tcW w:type="dxa" w:w="3256"/>
+            <w:tcW w:type="dxa" w:w="3681"/>
           </w:tcPr>
           <w:p>
             <w:pPr>
@@ -502,7 +502,7 @@
       <w:tr>
         <w:tc>
           <w:tcPr>
-            <w:tcW w:type="dxa" w:w="930"/>
+            <w:tcW w:type="dxa" w:w="1701"/>
           </w:tcPr>
           <w:p>
             <w:pPr>
@@ -519,7 +519,7 @@
         </w:tc>
         <w:tc>
           <w:tcPr>
-            <w:tcW w:type="dxa" w:w="930"/>
+            <w:tcW w:type="dxa" w:w="1701"/>
           </w:tcPr>
           <w:p>
             <w:pPr>
@@ -536,7 +536,7 @@
         </w:tc>
         <w:tc>
           <w:tcPr>
-            <w:tcW w:type="dxa" w:w="3954"/>
+            <w:tcW w:type="dxa" w:w="3287"/>
           </w:tcPr>
           <w:p>
             <w:pPr>
@@ -553,7 +553,7 @@
         </w:tc>
         <w:tc>
           <w:tcPr>
-            <w:tcW w:type="dxa" w:w="3256"/>
+            <w:tcW w:type="dxa" w:w="3681"/>
           </w:tcPr>
           <w:p>
             <w:pPr>
@@ -572,7 +572,7 @@
       <w:tr>
         <w:tc>
           <w:tcPr>
-            <w:tcW w:type="dxa" w:w="930"/>
+            <w:tcW w:type="dxa" w:w="1701"/>
           </w:tcPr>
           <w:p>
             <w:pPr>
@@ -589,7 +589,7 @@
         </w:tc>
         <w:tc>
           <w:tcPr>
-            <w:tcW w:type="dxa" w:w="930"/>
+            <w:tcW w:type="dxa" w:w="1701"/>
           </w:tcPr>
           <w:p>
             <w:pPr>
@@ -606,7 +606,7 @@
         </w:tc>
         <w:tc>
           <w:tcPr>
-            <w:tcW w:type="dxa" w:w="3954"/>
+            <w:tcW w:type="dxa" w:w="3287"/>
           </w:tcPr>
           <w:p>
             <w:pPr>
@@ -623,7 +623,7 @@
         </w:tc>
         <w:tc>
           <w:tcPr>
-            <w:tcW w:type="dxa" w:w="3256"/>
+            <w:tcW w:type="dxa" w:w="3681"/>
           </w:tcPr>
           <w:p>
             <w:pPr>
@@ -642,7 +642,7 @@
       <w:tr>
         <w:tc>
           <w:tcPr>
-            <w:tcW w:type="dxa" w:w="930"/>
+            <w:tcW w:type="dxa" w:w="1701"/>
           </w:tcPr>
           <w:p>
             <w:pPr>
@@ -659,7 +659,7 @@
         </w:tc>
         <w:tc>
           <w:tcPr>
-            <w:tcW w:type="dxa" w:w="930"/>
+            <w:tcW w:type="dxa" w:w="1701"/>
           </w:tcPr>
           <w:p>
             <w:pPr>
@@ -676,7 +676,7 @@
         </w:tc>
         <w:tc>
           <w:tcPr>
-            <w:tcW w:type="dxa" w:w="3954"/>
+            <w:tcW w:type="dxa" w:w="3287"/>
           </w:tcPr>
           <w:p>
             <w:pPr>
@@ -693,7 +693,7 @@
         </w:tc>
         <w:tc>
           <w:tcPr>
-            <w:tcW w:type="dxa" w:w="3256"/>
+            <w:tcW w:type="dxa" w:w="3681"/>
           </w:tcPr>
           <w:p>
             <w:pPr>
@@ -752,7 +752,7 @@
       <w:tr>
         <w:tc>
           <w:tcPr>
-            <w:tcW w:type="dxa" w:w="1170"/>
+            <w:tcW w:type="dxa" w:w="2073"/>
           </w:tcPr>
           <w:p>
             <w:pPr>
@@ -770,7 +770,7 @@
         </w:tc>
         <w:tc>
           <w:tcPr>
-            <w:tcW w:type="dxa" w:w="7900"/>
+            <w:tcW w:type="dxa" w:w="6998"/>
           </w:tcPr>
           <w:p>
             <w:pPr>
@@ -790,7 +790,7 @@
       <w:tr>
         <w:tc>
           <w:tcPr>
-            <w:tcW w:type="dxa" w:w="1170"/>
+            <w:tcW w:type="dxa" w:w="2073"/>
           </w:tcPr>
           <w:p>
             <w:pPr>
@@ -807,7 +807,7 @@
         </w:tc>
         <w:tc>
           <w:tcPr>
-            <w:tcW w:type="dxa" w:w="7900"/>
+            <w:tcW w:type="dxa" w:w="6998"/>
           </w:tcPr>
           <w:p>
             <w:pPr>
@@ -826,7 +826,7 @@
       <w:tr>
         <w:tc>
           <w:tcPr>
-            <w:tcW w:type="dxa" w:w="1170"/>
+            <w:tcW w:type="dxa" w:w="2073"/>
           </w:tcPr>
           <w:p>
             <w:pPr>
@@ -843,7 +843,7 @@
         </w:tc>
         <w:tc>
           <w:tcPr>
-            <w:tcW w:type="dxa" w:w="7900"/>
+            <w:tcW w:type="dxa" w:w="6998"/>
           </w:tcPr>
           <w:p>
             <w:pPr>
@@ -862,7 +862,7 @@
       <w:tr>
         <w:tc>
           <w:tcPr>
-            <w:tcW w:type="dxa" w:w="1170"/>
+            <w:tcW w:type="dxa" w:w="2073"/>
           </w:tcPr>
           <w:p>
             <w:pPr>
@@ -879,7 +879,7 @@
         </w:tc>
         <w:tc>
           <w:tcPr>
-            <w:tcW w:type="dxa" w:w="7900"/>
+            <w:tcW w:type="dxa" w:w="6998"/>
           </w:tcPr>
           <w:p>
             <w:pPr>
@@ -898,7 +898,7 @@
       <w:tr>
         <w:tc>
           <w:tcPr>
-            <w:tcW w:type="dxa" w:w="1170"/>
+            <w:tcW w:type="dxa" w:w="2073"/>
           </w:tcPr>
           <w:p>
             <w:pPr>
@@ -915,7 +915,7 @@
         </w:tc>
         <w:tc>
           <w:tcPr>
-            <w:tcW w:type="dxa" w:w="7900"/>
+            <w:tcW w:type="dxa" w:w="6998"/>
           </w:tcPr>
           <w:p>
             <w:pPr>
@@ -934,7 +934,7 @@
       <w:tr>
         <w:tc>
           <w:tcPr>
-            <w:tcW w:type="dxa" w:w="1170"/>
+            <w:tcW w:type="dxa" w:w="2073"/>
           </w:tcPr>
           <w:p>
             <w:pPr>
@@ -951,7 +951,7 @@
         </w:tc>
         <w:tc>
           <w:tcPr>
-            <w:tcW w:type="dxa" w:w="7900"/>
+            <w:tcW w:type="dxa" w:w="6998"/>
           </w:tcPr>
           <w:p>
             <w:pPr>
@@ -970,7 +970,7 @@
       <w:tr>
         <w:tc>
           <w:tcPr>
-            <w:tcW w:type="dxa" w:w="1170"/>
+            <w:tcW w:type="dxa" w:w="2073"/>
           </w:tcPr>
           <w:p>
             <w:pPr>
@@ -987,7 +987,7 @@
         </w:tc>
         <w:tc>
           <w:tcPr>
-            <w:tcW w:type="dxa" w:w="7900"/>
+            <w:tcW w:type="dxa" w:w="6998"/>
           </w:tcPr>
           <w:p>
             <w:pPr>
@@ -1006,7 +1006,7 @@
       <w:tr>
         <w:tc>
           <w:tcPr>
-            <w:tcW w:type="dxa" w:w="1170"/>
+            <w:tcW w:type="dxa" w:w="2073"/>
           </w:tcPr>
           <w:p>
             <w:pPr>
@@ -1023,7 +1023,7 @@
         </w:tc>
         <w:tc>
           <w:tcPr>
-            <w:tcW w:type="dxa" w:w="7900"/>
+            <w:tcW w:type="dxa" w:w="6998"/>
           </w:tcPr>
           <w:p>
             <w:pPr>
@@ -1105,7 +1105,7 @@
       <w:tr>
         <w:tc>
           <w:tcPr>
-            <w:tcW w:type="dxa" w:w="1555"/>
+            <w:tcW w:type="dxa" w:w="2016"/>
           </w:tcPr>
           <w:p>
             <w:pPr>
@@ -1123,7 +1123,7 @@
         </w:tc>
         <w:tc>
           <w:tcPr>
-            <w:tcW w:type="dxa" w:w="7516"/>
+            <w:tcW w:type="dxa" w:w="7055"/>
           </w:tcPr>
           <w:p>
             <w:pPr>
@@ -1143,7 +1143,7 @@
       <w:tr>
         <w:tc>
           <w:tcPr>
-            <w:tcW w:type="dxa" w:w="1555"/>
+            <w:tcW w:type="dxa" w:w="2016"/>
           </w:tcPr>
           <w:p>
             <w:pPr>
@@ -1160,7 +1160,7 @@
         </w:tc>
         <w:tc>
           <w:tcPr>
-            <w:tcW w:type="dxa" w:w="7516"/>
+            <w:tcW w:type="dxa" w:w="7055"/>
           </w:tcPr>
           <w:p>
             <w:pPr>
@@ -1179,7 +1179,7 @@
       <w:tr>
         <w:tc>
           <w:tcPr>
-            <w:tcW w:type="dxa" w:w="1555"/>
+            <w:tcW w:type="dxa" w:w="2016"/>
           </w:tcPr>
           <w:p>
             <w:pPr>
@@ -1196,7 +1196,7 @@
         </w:tc>
         <w:tc>
           <w:tcPr>
-            <w:tcW w:type="dxa" w:w="7516"/>
+            <w:tcW w:type="dxa" w:w="7055"/>
           </w:tcPr>
           <w:p>
             <w:pPr>
@@ -1215,7 +1215,7 @@
       <w:tr>
         <w:tc>
           <w:tcPr>
-            <w:tcW w:type="dxa" w:w="1555"/>
+            <w:tcW w:type="dxa" w:w="2016"/>
           </w:tcPr>
           <w:p>
             <w:pPr>
@@ -1232,7 +1232,7 @@
         </w:tc>
         <w:tc>
           <w:tcPr>
-            <w:tcW w:type="dxa" w:w="7516"/>
+            <w:tcW w:type="dxa" w:w="7055"/>
           </w:tcPr>
           <w:p>
             <w:pPr>
@@ -1317,7 +1317,7 @@
       <w:tr>
         <w:tc>
           <w:tcPr>
-            <w:tcW w:type="dxa" w:w="2772"/>
+            <w:tcW w:type="dxa" w:w="2661"/>
           </w:tcPr>
           <w:p>
             <w:pPr>
@@ -1335,7 +1335,7 @@
         </w:tc>
         <w:tc>
           <w:tcPr>
-            <w:tcW w:type="dxa" w:w="5921"/>
+            <w:tcW w:type="dxa" w:w="5684"/>
           </w:tcPr>
           <w:p>
             <w:pPr>
@@ -1353,7 +1353,7 @@
         </w:tc>
         <w:tc>
           <w:tcPr>
-            <w:tcW w:type="dxa" w:w="378"/>
+            <w:tcW w:type="dxa" w:w="1701"/>
           </w:tcPr>
           <w:p>
             <w:pPr>
@@ -1373,7 +1373,7 @@
       <w:tr>
         <w:tc>
           <w:tcPr>
-            <w:tcW w:type="dxa" w:w="2772"/>
+            <w:tcW w:type="dxa" w:w="2661"/>
           </w:tcPr>
           <w:p>
             <w:pPr>
@@ -1390,7 +1390,7 @@
         </w:tc>
         <w:tc>
           <w:tcPr>
-            <w:tcW w:type="dxa" w:w="5921"/>
+            <w:tcW w:type="dxa" w:w="5684"/>
           </w:tcPr>
           <w:p>
             <w:pPr>
@@ -1407,7 +1407,7 @@
         </w:tc>
         <w:tc>
           <w:tcPr>
-            <w:tcW w:type="dxa" w:w="378"/>
+            <w:tcW w:type="dxa" w:w="1701"/>
           </w:tcPr>
           <w:p>
             <w:pPr>
@@ -1426,7 +1426,7 @@
       <w:tr>
         <w:tc>
           <w:tcPr>
-            <w:tcW w:type="dxa" w:w="2772"/>
+            <w:tcW w:type="dxa" w:w="2661"/>
           </w:tcPr>
           <w:p>
             <w:pPr>
@@ -1443,7 +1443,7 @@
         </w:tc>
         <w:tc>
           <w:tcPr>
-            <w:tcW w:type="dxa" w:w="5921"/>
+            <w:tcW w:type="dxa" w:w="5684"/>
           </w:tcPr>
           <w:p>
             <w:pPr>
@@ -1460,7 +1460,7 @@
         </w:tc>
         <w:tc>
           <w:tcPr>
-            <w:tcW w:type="dxa" w:w="378"/>
+            <w:tcW w:type="dxa" w:w="1701"/>
           </w:tcPr>
           <w:p>
             <w:pPr>
@@ -1479,7 +1479,7 @@
       <w:tr>
         <w:tc>
           <w:tcPr>
-            <w:tcW w:type="dxa" w:w="2772"/>
+            <w:tcW w:type="dxa" w:w="2661"/>
           </w:tcPr>
           <w:p>
             <w:pPr>
@@ -1496,7 +1496,7 @@
         </w:tc>
         <w:tc>
           <w:tcPr>
-            <w:tcW w:type="dxa" w:w="5921"/>
+            <w:tcW w:type="dxa" w:w="5684"/>
           </w:tcPr>
           <w:p>
             <w:pPr>
@@ -1513,7 +1513,7 @@
         </w:tc>
         <w:tc>
           <w:tcPr>
-            <w:tcW w:type="dxa" w:w="378"/>
+            <w:tcW w:type="dxa" w:w="1701"/>
           </w:tcPr>
           <w:p>
             <w:pPr>
@@ -1532,7 +1532,7 @@
       <w:tr>
         <w:tc>
           <w:tcPr>
-            <w:tcW w:type="dxa" w:w="2772"/>
+            <w:tcW w:type="dxa" w:w="2661"/>
           </w:tcPr>
           <w:p>
             <w:pPr>
@@ -1549,7 +1549,7 @@
         </w:tc>
         <w:tc>
           <w:tcPr>
-            <w:tcW w:type="dxa" w:w="5921"/>
+            <w:tcW w:type="dxa" w:w="5684"/>
           </w:tcPr>
           <w:p>
             <w:pPr>
@@ -1566,7 +1566,7 @@
         </w:tc>
         <w:tc>
           <w:tcPr>
-            <w:tcW w:type="dxa" w:w="378"/>
+            <w:tcW w:type="dxa" w:w="1701"/>
           </w:tcPr>
           <w:p>
             <w:pPr>
@@ -1585,7 +1585,7 @@
       <w:tr>
         <w:tc>
           <w:tcPr>
-            <w:tcW w:type="dxa" w:w="2772"/>
+            <w:tcW w:type="dxa" w:w="2661"/>
           </w:tcPr>
           <w:p>
             <w:pPr>
@@ -1602,7 +1602,7 @@
         </w:tc>
         <w:tc>
           <w:tcPr>
-            <w:tcW w:type="dxa" w:w="5921"/>
+            <w:tcW w:type="dxa" w:w="5684"/>
           </w:tcPr>
           <w:p>
             <w:pPr>
@@ -1619,7 +1619,7 @@
         </w:tc>
         <w:tc>
           <w:tcPr>
-            <w:tcW w:type="dxa" w:w="378"/>
+            <w:tcW w:type="dxa" w:w="1701"/>
           </w:tcPr>
           <w:p>
             <w:pPr>
@@ -1638,7 +1638,7 @@
       <w:tr>
         <w:tc>
           <w:tcPr>
-            <w:tcW w:type="dxa" w:w="2772"/>
+            <w:tcW w:type="dxa" w:w="2661"/>
           </w:tcPr>
           <w:p>
             <w:pPr>
@@ -1655,7 +1655,7 @@
         </w:tc>
         <w:tc>
           <w:tcPr>
-            <w:tcW w:type="dxa" w:w="5921"/>
+            <w:tcW w:type="dxa" w:w="5684"/>
           </w:tcPr>
           <w:p>
             <w:pPr>
@@ -1672,7 +1672,7 @@
         </w:tc>
         <w:tc>
           <w:tcPr>
-            <w:tcW w:type="dxa" w:w="378"/>
+            <w:tcW w:type="dxa" w:w="1701"/>
           </w:tcPr>
           <w:p>
             <w:pPr>
@@ -1691,7 +1691,7 @@
       <w:tr>
         <w:tc>
           <w:tcPr>
-            <w:tcW w:type="dxa" w:w="2772"/>
+            <w:tcW w:type="dxa" w:w="2661"/>
           </w:tcPr>
           <w:p>
             <w:pPr>
@@ -1708,7 +1708,7 @@
         </w:tc>
         <w:tc>
           <w:tcPr>
-            <w:tcW w:type="dxa" w:w="5921"/>
+            <w:tcW w:type="dxa" w:w="5684"/>
           </w:tcPr>
           <w:p>
             <w:pPr>
@@ -1725,7 +1725,7 @@
         </w:tc>
         <w:tc>
           <w:tcPr>
-            <w:tcW w:type="dxa" w:w="378"/>
+            <w:tcW w:type="dxa" w:w="1701"/>
           </w:tcPr>
           <w:p>
             <w:pPr>
@@ -1744,7 +1744,7 @@
       <w:tr>
         <w:tc>
           <w:tcPr>
-            <w:tcW w:type="dxa" w:w="2772"/>
+            <w:tcW w:type="dxa" w:w="2661"/>
           </w:tcPr>
           <w:p>
             <w:pPr>
@@ -1761,7 +1761,7 @@
         </w:tc>
         <w:tc>
           <w:tcPr>
-            <w:tcW w:type="dxa" w:w="5921"/>
+            <w:tcW w:type="dxa" w:w="5684"/>
           </w:tcPr>
           <w:p>
             <w:pPr>
@@ -1778,7 +1778,7 @@
         </w:tc>
         <w:tc>
           <w:tcPr>
-            <w:tcW w:type="dxa" w:w="378"/>
+            <w:tcW w:type="dxa" w:w="1701"/>
           </w:tcPr>
           <w:p>
             <w:pPr>
@@ -1819,7 +1819,7 @@
       <w:tr>
         <w:tc>
           <w:tcPr>
-            <w:tcW w:type="dxa" w:w="812"/>
+            <w:tcW w:type="dxa" w:w="1701"/>
           </w:tcPr>
           <w:p>
             <w:pPr>
@@ -1837,7 +1837,7 @@
         </w:tc>
         <w:tc>
           <w:tcPr>
-            <w:tcW w:type="dxa" w:w="8259"/>
+            <w:tcW w:type="dxa" w:w="8019"/>
           </w:tcPr>
           <w:p>
             <w:pPr>
@@ -1857,7 +1857,7 @@
       <w:tr>
         <w:tc>
           <w:tcPr>
-            <w:tcW w:type="dxa" w:w="812"/>
+            <w:tcW w:type="dxa" w:w="1701"/>
           </w:tcPr>
           <w:p>
             <w:pPr>
@@ -1874,7 +1874,7 @@
         </w:tc>
         <w:tc>
           <w:tcPr>
-            <w:tcW w:type="dxa" w:w="8259"/>
+            <w:tcW w:type="dxa" w:w="8019"/>
           </w:tcPr>
           <w:p>
             <w:pPr>
@@ -1893,7 +1893,7 @@
       <w:tr>
         <w:tc>
           <w:tcPr>
-            <w:tcW w:type="dxa" w:w="812"/>
+            <w:tcW w:type="dxa" w:w="1701"/>
           </w:tcPr>
           <w:p>
             <w:pPr>
@@ -1910,7 +1910,7 @@
         </w:tc>
         <w:tc>
           <w:tcPr>
-            <w:tcW w:type="dxa" w:w="8259"/>
+            <w:tcW w:type="dxa" w:w="8019"/>
           </w:tcPr>
           <w:p>
             <w:pPr>
@@ -1929,7 +1929,7 @@
       <w:tr>
         <w:tc>
           <w:tcPr>
-            <w:tcW w:type="dxa" w:w="812"/>
+            <w:tcW w:type="dxa" w:w="1701"/>
           </w:tcPr>
           <w:p>
             <w:pPr>
@@ -1946,7 +1946,7 @@
         </w:tc>
         <w:tc>
           <w:tcPr>
-            <w:tcW w:type="dxa" w:w="8259"/>
+            <w:tcW w:type="dxa" w:w="8019"/>
           </w:tcPr>
           <w:p>
             <w:pPr>
@@ -1965,7 +1965,7 @@
       <w:tr>
         <w:tc>
           <w:tcPr>
-            <w:tcW w:type="dxa" w:w="812"/>
+            <w:tcW w:type="dxa" w:w="1701"/>
           </w:tcPr>
           <w:p>
             <w:pPr>
@@ -1982,7 +1982,7 @@
         </w:tc>
         <w:tc>
           <w:tcPr>
-            <w:tcW w:type="dxa" w:w="8259"/>
+            <w:tcW w:type="dxa" w:w="8019"/>
           </w:tcPr>
           <w:p>
             <w:pPr>
@@ -2001,7 +2001,7 @@
       <w:tr>
         <w:tc>
           <w:tcPr>
-            <w:tcW w:type="dxa" w:w="812"/>
+            <w:tcW w:type="dxa" w:w="1701"/>
           </w:tcPr>
           <w:p>
             <w:pPr>
@@ -2018,7 +2018,7 @@
         </w:tc>
         <w:tc>
           <w:tcPr>
-            <w:tcW w:type="dxa" w:w="8259"/>
+            <w:tcW w:type="dxa" w:w="8019"/>
           </w:tcPr>
           <w:p>
             <w:pPr>
@@ -2037,7 +2037,7 @@
       <w:tr>
         <w:tc>
           <w:tcPr>
-            <w:tcW w:type="dxa" w:w="812"/>
+            <w:tcW w:type="dxa" w:w="1701"/>
           </w:tcPr>
           <w:p>
             <w:pPr>
@@ -2054,7 +2054,7 @@
         </w:tc>
         <w:tc>
           <w:tcPr>
-            <w:tcW w:type="dxa" w:w="8259"/>
+            <w:tcW w:type="dxa" w:w="8019"/>
           </w:tcPr>
           <w:p>
             <w:pPr>
@@ -2073,7 +2073,7 @@
       <w:tr>
         <w:tc>
           <w:tcPr>
-            <w:tcW w:type="dxa" w:w="812"/>
+            <w:tcW w:type="dxa" w:w="1701"/>
           </w:tcPr>
           <w:p>
             <w:pPr>
@@ -2090,7 +2090,7 @@
         </w:tc>
         <w:tc>
           <w:tcPr>
-            <w:tcW w:type="dxa" w:w="8259"/>
+            <w:tcW w:type="dxa" w:w="8019"/>
           </w:tcPr>
           <w:p>
             <w:pPr>
@@ -2109,7 +2109,7 @@
       <w:tr>
         <w:tc>
           <w:tcPr>
-            <w:tcW w:type="dxa" w:w="812"/>
+            <w:tcW w:type="dxa" w:w="1701"/>
           </w:tcPr>
           <w:p>
             <w:pPr>
@@ -2126,7 +2126,7 @@
         </w:tc>
         <w:tc>
           <w:tcPr>
-            <w:tcW w:type="dxa" w:w="8259"/>
+            <w:tcW w:type="dxa" w:w="8019"/>
           </w:tcPr>
           <w:p>
             <w:pPr>
@@ -2145,7 +2145,7 @@
       <w:tr>
         <w:tc>
           <w:tcPr>
-            <w:tcW w:type="dxa" w:w="812"/>
+            <w:tcW w:type="dxa" w:w="1701"/>
           </w:tcPr>
           <w:p>
             <w:pPr>
@@ -2162,7 +2162,7 @@
         </w:tc>
         <w:tc>
           <w:tcPr>
-            <w:tcW w:type="dxa" w:w="8259"/>
+            <w:tcW w:type="dxa" w:w="8019"/>
           </w:tcPr>
           <w:p>
             <w:pPr>
@@ -2181,7 +2181,7 @@
       <w:tr>
         <w:tc>
           <w:tcPr>
-            <w:tcW w:type="dxa" w:w="812"/>
+            <w:tcW w:type="dxa" w:w="1701"/>
           </w:tcPr>
           <w:p>
             <w:pPr>
@@ -2198,7 +2198,7 @@
         </w:tc>
         <w:tc>
           <w:tcPr>
-            <w:tcW w:type="dxa" w:w="8259"/>
+            <w:tcW w:type="dxa" w:w="8019"/>
           </w:tcPr>
           <w:p>
             <w:pPr>
@@ -2217,7 +2217,7 @@
       <w:tr>
         <w:tc>
           <w:tcPr>
-            <w:tcW w:type="dxa" w:w="812"/>
+            <w:tcW w:type="dxa" w:w="1701"/>
           </w:tcPr>
           <w:p>
             <w:pPr>
@@ -2234,7 +2234,7 @@
         </w:tc>
         <w:tc>
           <w:tcPr>
-            <w:tcW w:type="dxa" w:w="8259"/>
+            <w:tcW w:type="dxa" w:w="8019"/>
           </w:tcPr>
           <w:p>
             <w:pPr>
@@ -2253,7 +2253,7 @@
       <w:tr>
         <w:tc>
           <w:tcPr>
-            <w:tcW w:type="dxa" w:w="812"/>
+            <w:tcW w:type="dxa" w:w="1701"/>
           </w:tcPr>
           <w:p>
             <w:pPr>
@@ -2270,7 +2270,7 @@
         </w:tc>
         <w:tc>
           <w:tcPr>
-            <w:tcW w:type="dxa" w:w="8259"/>
+            <w:tcW w:type="dxa" w:w="8019"/>
           </w:tcPr>
           <w:p>
             <w:pPr>
@@ -2289,7 +2289,7 @@
       <w:tr>
         <w:tc>
           <w:tcPr>
-            <w:tcW w:type="dxa" w:w="812"/>
+            <w:tcW w:type="dxa" w:w="1701"/>
           </w:tcPr>
           <w:p>
             <w:pPr>
@@ -2306,7 +2306,7 @@
         </w:tc>
         <w:tc>
           <w:tcPr>
-            <w:tcW w:type="dxa" w:w="8259"/>
+            <w:tcW w:type="dxa" w:w="8019"/>
           </w:tcPr>
           <w:p>
             <w:pPr>
@@ -2325,7 +2325,7 @@
       <w:tr>
         <w:tc>
           <w:tcPr>
-            <w:tcW w:type="dxa" w:w="812"/>
+            <w:tcW w:type="dxa" w:w="1701"/>
           </w:tcPr>
           <w:p>
             <w:pPr>
@@ -2342,7 +2342,7 @@
         </w:tc>
         <w:tc>
           <w:tcPr>
-            <w:tcW w:type="dxa" w:w="8259"/>
+            <w:tcW w:type="dxa" w:w="8019"/>
           </w:tcPr>
           <w:p>
             <w:pPr>
@@ -2361,7 +2361,7 @@
       <w:tr>
         <w:tc>
           <w:tcPr>
-            <w:tcW w:type="dxa" w:w="812"/>
+            <w:tcW w:type="dxa" w:w="1701"/>
           </w:tcPr>
           <w:p>
             <w:pPr>
@@ -2378,7 +2378,7 @@
         </w:tc>
         <w:tc>
           <w:tcPr>
-            <w:tcW w:type="dxa" w:w="8259"/>
+            <w:tcW w:type="dxa" w:w="8019"/>
           </w:tcPr>
           <w:p>
             <w:pPr>
@@ -2397,7 +2397,7 @@
       <w:tr>
         <w:tc>
           <w:tcPr>
-            <w:tcW w:type="dxa" w:w="812"/>
+            <w:tcW w:type="dxa" w:w="1701"/>
           </w:tcPr>
           <w:p>
             <w:pPr>
@@ -2414,7 +2414,7 @@
         </w:tc>
         <w:tc>
           <w:tcPr>
-            <w:tcW w:type="dxa" w:w="8259"/>
+            <w:tcW w:type="dxa" w:w="8019"/>
           </w:tcPr>
           <w:p>
             <w:pPr>
@@ -2433,7 +2433,7 @@
       <w:tr>
         <w:tc>
           <w:tcPr>
-            <w:tcW w:type="dxa" w:w="812"/>
+            <w:tcW w:type="dxa" w:w="1701"/>
           </w:tcPr>
           <w:p>
             <w:pPr>
@@ -2450,7 +2450,7 @@
         </w:tc>
         <w:tc>
           <w:tcPr>
-            <w:tcW w:type="dxa" w:w="8259"/>
+            <w:tcW w:type="dxa" w:w="8019"/>
           </w:tcPr>
           <w:p>
             <w:pPr>
@@ -2469,7 +2469,7 @@
       <w:tr>
         <w:tc>
           <w:tcPr>
-            <w:tcW w:type="dxa" w:w="812"/>
+            <w:tcW w:type="dxa" w:w="1701"/>
           </w:tcPr>
           <w:p>
             <w:pPr>
@@ -2486,7 +2486,7 @@
         </w:tc>
         <w:tc>
           <w:tcPr>
-            <w:tcW w:type="dxa" w:w="8259"/>
+            <w:tcW w:type="dxa" w:w="8019"/>
           </w:tcPr>
           <w:p>
             <w:pPr>
@@ -2505,7 +2505,7 @@
       <w:tr>
         <w:tc>
           <w:tcPr>
-            <w:tcW w:type="dxa" w:w="812"/>
+            <w:tcW w:type="dxa" w:w="1701"/>
           </w:tcPr>
           <w:p>
             <w:pPr>
@@ -2522,7 +2522,7 @@
         </w:tc>
         <w:tc>
           <w:tcPr>
-            <w:tcW w:type="dxa" w:w="8259"/>
+            <w:tcW w:type="dxa" w:w="8019"/>
           </w:tcPr>
           <w:p>
             <w:pPr>
@@ -2541,7 +2541,7 @@
       <w:tr>
         <w:tc>
           <w:tcPr>
-            <w:tcW w:type="dxa" w:w="812"/>
+            <w:tcW w:type="dxa" w:w="1701"/>
           </w:tcPr>
           <w:p>
             <w:pPr>
@@ -2558,7 +2558,7 @@
         </w:tc>
         <w:tc>
           <w:tcPr>
-            <w:tcW w:type="dxa" w:w="8259"/>
+            <w:tcW w:type="dxa" w:w="8019"/>
           </w:tcPr>
           <w:p>
             <w:pPr>
@@ -2577,7 +2577,7 @@
       <w:tr>
         <w:tc>
           <w:tcPr>
-            <w:tcW w:type="dxa" w:w="812"/>
+            <w:tcW w:type="dxa" w:w="1701"/>
           </w:tcPr>
           <w:p>
             <w:pPr>
@@ -2594,7 +2594,7 @@
         </w:tc>
         <w:tc>
           <w:tcPr>
-            <w:tcW w:type="dxa" w:w="8259"/>
+            <w:tcW w:type="dxa" w:w="8019"/>
           </w:tcPr>
           <w:p>
             <w:pPr>
@@ -2613,7 +2613,7 @@
       <w:tr>
         <w:tc>
           <w:tcPr>
-            <w:tcW w:type="dxa" w:w="812"/>
+            <w:tcW w:type="dxa" w:w="1701"/>
           </w:tcPr>
           <w:p>
             <w:pPr>
@@ -2630,7 +2630,7 @@
         </w:tc>
         <w:tc>
           <w:tcPr>
-            <w:tcW w:type="dxa" w:w="8259"/>
+            <w:tcW w:type="dxa" w:w="8019"/>
           </w:tcPr>
           <w:p>
             <w:pPr>
@@ -2649,7 +2649,7 @@
       <w:tr>
         <w:tc>
           <w:tcPr>
-            <w:tcW w:type="dxa" w:w="812"/>
+            <w:tcW w:type="dxa" w:w="1701"/>
           </w:tcPr>
           <w:p>
             <w:pPr>
@@ -2666,7 +2666,7 @@
         </w:tc>
         <w:tc>
           <w:tcPr>
-            <w:tcW w:type="dxa" w:w="8259"/>
+            <w:tcW w:type="dxa" w:w="8019"/>
           </w:tcPr>
           <w:p>
             <w:pPr>
@@ -2685,7 +2685,7 @@
       <w:tr>
         <w:tc>
           <w:tcPr>
-            <w:tcW w:type="dxa" w:w="812"/>
+            <w:tcW w:type="dxa" w:w="1701"/>
           </w:tcPr>
           <w:p>
             <w:pPr>
@@ -2702,7 +2702,7 @@
         </w:tc>
         <w:tc>
           <w:tcPr>
-            <w:tcW w:type="dxa" w:w="8259"/>
+            <w:tcW w:type="dxa" w:w="8019"/>
           </w:tcPr>
           <w:p>
             <w:pPr>
@@ -2721,7 +2721,7 @@
       <w:tr>
         <w:tc>
           <w:tcPr>
-            <w:tcW w:type="dxa" w:w="812"/>
+            <w:tcW w:type="dxa" w:w="1701"/>
           </w:tcPr>
           <w:p>
             <w:pPr>
@@ -2738,7 +2738,7 @@
         </w:tc>
         <w:tc>
           <w:tcPr>
-            <w:tcW w:type="dxa" w:w="8259"/>
+            <w:tcW w:type="dxa" w:w="8019"/>
           </w:tcPr>
           <w:p>
             <w:pPr>
@@ -2757,7 +2757,7 @@
       <w:tr>
         <w:tc>
           <w:tcPr>
-            <w:tcW w:type="dxa" w:w="812"/>
+            <w:tcW w:type="dxa" w:w="1701"/>
           </w:tcPr>
           <w:p>
             <w:pPr>
@@ -2774,7 +2774,7 @@
         </w:tc>
         <w:tc>
           <w:tcPr>
-            <w:tcW w:type="dxa" w:w="8259"/>
+            <w:tcW w:type="dxa" w:w="8019"/>
           </w:tcPr>
           <w:p>
             <w:pPr>
@@ -2793,7 +2793,7 @@
       <w:tr>
         <w:tc>
           <w:tcPr>
-            <w:tcW w:type="dxa" w:w="812"/>
+            <w:tcW w:type="dxa" w:w="1701"/>
           </w:tcPr>
           <w:p>
             <w:pPr>
@@ -2810,7 +2810,7 @@
         </w:tc>
         <w:tc>
           <w:tcPr>
-            <w:tcW w:type="dxa" w:w="8259"/>
+            <w:tcW w:type="dxa" w:w="8019"/>
           </w:tcPr>
           <w:p>
             <w:pPr>
@@ -2829,7 +2829,7 @@
       <w:tr>
         <w:tc>
           <w:tcPr>
-            <w:tcW w:type="dxa" w:w="812"/>
+            <w:tcW w:type="dxa" w:w="1701"/>
           </w:tcPr>
           <w:p>
             <w:pPr>
@@ -2846,7 +2846,7 @@
         </w:tc>
         <w:tc>
           <w:tcPr>
-            <w:tcW w:type="dxa" w:w="8259"/>
+            <w:tcW w:type="dxa" w:w="8019"/>
           </w:tcPr>
           <w:p>
             <w:pPr>
@@ -2865,7 +2865,7 @@
       <w:tr>
         <w:tc>
           <w:tcPr>
-            <w:tcW w:type="dxa" w:w="812"/>
+            <w:tcW w:type="dxa" w:w="1701"/>
           </w:tcPr>
           <w:p>
             <w:pPr>
@@ -2882,7 +2882,7 @@
         </w:tc>
         <w:tc>
           <w:tcPr>
-            <w:tcW w:type="dxa" w:w="8259"/>
+            <w:tcW w:type="dxa" w:w="8019"/>
           </w:tcPr>
           <w:p>
             <w:pPr>
@@ -2901,7 +2901,7 @@
       <w:tr>
         <w:tc>
           <w:tcPr>
-            <w:tcW w:type="dxa" w:w="812"/>
+            <w:tcW w:type="dxa" w:w="1701"/>
           </w:tcPr>
           <w:p>
             <w:pPr>
@@ -2918,7 +2918,7 @@
         </w:tc>
         <w:tc>
           <w:tcPr>
-            <w:tcW w:type="dxa" w:w="8259"/>
+            <w:tcW w:type="dxa" w:w="8019"/>
           </w:tcPr>
           <w:p>
             <w:pPr>
@@ -2937,7 +2937,7 @@
       <w:tr>
         <w:tc>
           <w:tcPr>
-            <w:tcW w:type="dxa" w:w="812"/>
+            <w:tcW w:type="dxa" w:w="1701"/>
           </w:tcPr>
           <w:p>
             <w:pPr>
@@ -2954,7 +2954,7 @@
         </w:tc>
         <w:tc>
           <w:tcPr>
-            <w:tcW w:type="dxa" w:w="8259"/>
+            <w:tcW w:type="dxa" w:w="8019"/>
           </w:tcPr>
           <w:p>
             <w:pPr>
@@ -2973,7 +2973,7 @@
       <w:tr>
         <w:tc>
           <w:tcPr>
-            <w:tcW w:type="dxa" w:w="812"/>
+            <w:tcW w:type="dxa" w:w="1701"/>
           </w:tcPr>
           <w:p>
             <w:pPr>
@@ -2990,7 +2990,7 @@
         </w:tc>
         <w:tc>
           <w:tcPr>
-            <w:tcW w:type="dxa" w:w="8259"/>
+            <w:tcW w:type="dxa" w:w="8019"/>
           </w:tcPr>
           <w:p>
             <w:pPr>
@@ -3009,7 +3009,7 @@
       <w:tr>
         <w:tc>
           <w:tcPr>
-            <w:tcW w:type="dxa" w:w="812"/>
+            <w:tcW w:type="dxa" w:w="1701"/>
           </w:tcPr>
           <w:p>
             <w:pPr>
@@ -3026,7 +3026,7 @@
         </w:tc>
         <w:tc>
           <w:tcPr>
-            <w:tcW w:type="dxa" w:w="8259"/>
+            <w:tcW w:type="dxa" w:w="8019"/>
           </w:tcPr>
           <w:p>
             <w:pPr>
@@ -3045,7 +3045,7 @@
       <w:tr>
         <w:tc>
           <w:tcPr>
-            <w:tcW w:type="dxa" w:w="812"/>
+            <w:tcW w:type="dxa" w:w="1701"/>
           </w:tcPr>
           <w:p>
             <w:pPr>
@@ -3062,7 +3062,7 @@
         </w:tc>
         <w:tc>
           <w:tcPr>
-            <w:tcW w:type="dxa" w:w="8259"/>
+            <w:tcW w:type="dxa" w:w="8019"/>
           </w:tcPr>
           <w:p>
             <w:pPr>
@@ -3103,7 +3103,7 @@
       <w:tr>
         <w:tc>
           <w:tcPr>
-            <w:tcW w:type="dxa" w:w="442"/>
+            <w:tcW w:type="dxa" w:w="1701"/>
           </w:tcPr>
           <w:p>
             <w:pPr>
@@ -3121,7 +3121,7 @@
         </w:tc>
         <w:tc>
           <w:tcPr>
-            <w:tcW w:type="dxa" w:w="8628"/>
+            <w:tcW w:type="dxa" w:w="8529"/>
           </w:tcPr>
           <w:p>
             <w:pPr>
@@ -3141,7 +3141,7 @@
       <w:tr>
         <w:tc>
           <w:tcPr>
-            <w:tcW w:type="dxa" w:w="442"/>
+            <w:tcW w:type="dxa" w:w="1701"/>
           </w:tcPr>
           <w:p>
             <w:pPr>
@@ -3158,7 +3158,7 @@
         </w:tc>
         <w:tc>
           <w:tcPr>
-            <w:tcW w:type="dxa" w:w="8628"/>
+            <w:tcW w:type="dxa" w:w="8529"/>
           </w:tcPr>
           <w:p>
             <w:pPr>
@@ -3177,7 +3177,7 @@
       <w:tr>
         <w:tc>
           <w:tcPr>
-            <w:tcW w:type="dxa" w:w="442"/>
+            <w:tcW w:type="dxa" w:w="1701"/>
           </w:tcPr>
           <w:p>
             <w:pPr>
@@ -3194,7 +3194,7 @@
         </w:tc>
         <w:tc>
           <w:tcPr>
-            <w:tcW w:type="dxa" w:w="8628"/>
+            <w:tcW w:type="dxa" w:w="8529"/>
           </w:tcPr>
           <w:p>
             <w:pPr>
@@ -3213,7 +3213,7 @@
       <w:tr>
         <w:tc>
           <w:tcPr>
-            <w:tcW w:type="dxa" w:w="442"/>
+            <w:tcW w:type="dxa" w:w="1701"/>
           </w:tcPr>
           <w:p>
             <w:pPr>
@@ -3230,7 +3230,7 @@
         </w:tc>
         <w:tc>
           <w:tcPr>
-            <w:tcW w:type="dxa" w:w="8628"/>
+            <w:tcW w:type="dxa" w:w="8529"/>
           </w:tcPr>
           <w:p>
             <w:pPr>
@@ -3249,7 +3249,7 @@
       <w:tr>
         <w:tc>
           <w:tcPr>
-            <w:tcW w:type="dxa" w:w="442"/>
+            <w:tcW w:type="dxa" w:w="1701"/>
           </w:tcPr>
           <w:p>
             <w:pPr>
@@ -3266,7 +3266,7 @@
         </w:tc>
         <w:tc>
           <w:tcPr>
-            <w:tcW w:type="dxa" w:w="8628"/>
+            <w:tcW w:type="dxa" w:w="8529"/>
           </w:tcPr>
           <w:p>
             <w:pPr>
@@ -3285,7 +3285,7 @@
       <w:tr>
         <w:tc>
           <w:tcPr>
-            <w:tcW w:type="dxa" w:w="442"/>
+            <w:tcW w:type="dxa" w:w="1701"/>
           </w:tcPr>
           <w:p>
             <w:pPr>
@@ -3302,7 +3302,7 @@
         </w:tc>
         <w:tc>
           <w:tcPr>
-            <w:tcW w:type="dxa" w:w="8628"/>
+            <w:tcW w:type="dxa" w:w="8529"/>
           </w:tcPr>
           <w:p>
             <w:pPr>
@@ -3321,7 +3321,7 @@
       <w:tr>
         <w:tc>
           <w:tcPr>
-            <w:tcW w:type="dxa" w:w="442"/>
+            <w:tcW w:type="dxa" w:w="1701"/>
           </w:tcPr>
           <w:p>
             <w:pPr>
@@ -3338,7 +3338,7 @@
         </w:tc>
         <w:tc>
           <w:tcPr>
-            <w:tcW w:type="dxa" w:w="8628"/>
+            <w:tcW w:type="dxa" w:w="8529"/>
           </w:tcPr>
           <w:p>
             <w:pPr>
@@ -3357,7 +3357,7 @@
       <w:tr>
         <w:tc>
           <w:tcPr>
-            <w:tcW w:type="dxa" w:w="442"/>
+            <w:tcW w:type="dxa" w:w="1701"/>
           </w:tcPr>
           <w:p>
             <w:pPr>
@@ -3374,7 +3374,7 @@
         </w:tc>
         <w:tc>
           <w:tcPr>
-            <w:tcW w:type="dxa" w:w="8628"/>
+            <w:tcW w:type="dxa" w:w="8529"/>
           </w:tcPr>
           <w:p>
             <w:pPr>
@@ -3393,7 +3393,7 @@
       <w:tr>
         <w:tc>
           <w:tcPr>
-            <w:tcW w:type="dxa" w:w="442"/>
+            <w:tcW w:type="dxa" w:w="1701"/>
           </w:tcPr>
           <w:p>
             <w:pPr>
@@ -3410,7 +3410,7 @@
         </w:tc>
         <w:tc>
           <w:tcPr>
-            <w:tcW w:type="dxa" w:w="8628"/>
+            <w:tcW w:type="dxa" w:w="8529"/>
           </w:tcPr>
           <w:p>
             <w:pPr>
@@ -3429,7 +3429,7 @@
       <w:tr>
         <w:tc>
           <w:tcPr>
-            <w:tcW w:type="dxa" w:w="442"/>
+            <w:tcW w:type="dxa" w:w="1701"/>
           </w:tcPr>
           <w:p>
             <w:pPr>
@@ -3446,7 +3446,7 @@
         </w:tc>
         <w:tc>
           <w:tcPr>
-            <w:tcW w:type="dxa" w:w="8628"/>
+            <w:tcW w:type="dxa" w:w="8529"/>
           </w:tcPr>
           <w:p>
             <w:pPr>
@@ -3465,7 +3465,7 @@
       <w:tr>
         <w:tc>
           <w:tcPr>
-            <w:tcW w:type="dxa" w:w="442"/>
+            <w:tcW w:type="dxa" w:w="1701"/>
           </w:tcPr>
           <w:p>
             <w:pPr>
@@ -3482,7 +3482,7 @@
         </w:tc>
         <w:tc>
           <w:tcPr>
-            <w:tcW w:type="dxa" w:w="8628"/>
+            <w:tcW w:type="dxa" w:w="8529"/>
           </w:tcPr>
           <w:p>
             <w:pPr>
@@ -3501,7 +3501,7 @@
       <w:tr>
         <w:tc>
           <w:tcPr>
-            <w:tcW w:type="dxa" w:w="442"/>
+            <w:tcW w:type="dxa" w:w="1701"/>
           </w:tcPr>
           <w:p>
             <w:pPr>
@@ -3518,7 +3518,7 @@
         </w:tc>
         <w:tc>
           <w:tcPr>
-            <w:tcW w:type="dxa" w:w="8628"/>
+            <w:tcW w:type="dxa" w:w="8529"/>
           </w:tcPr>
           <w:p>
             <w:pPr>
@@ -3537,7 +3537,7 @@
       <w:tr>
         <w:tc>
           <w:tcPr>
-            <w:tcW w:type="dxa" w:w="442"/>
+            <w:tcW w:type="dxa" w:w="1701"/>
           </w:tcPr>
           <w:p>
             <w:pPr>
@@ -3554,7 +3554,7 @@
         </w:tc>
         <w:tc>
           <w:tcPr>
-            <w:tcW w:type="dxa" w:w="8628"/>
+            <w:tcW w:type="dxa" w:w="8529"/>
           </w:tcPr>
           <w:p>
             <w:pPr>
@@ -3573,7 +3573,7 @@
       <w:tr>
         <w:tc>
           <w:tcPr>
-            <w:tcW w:type="dxa" w:w="442"/>
+            <w:tcW w:type="dxa" w:w="1701"/>
           </w:tcPr>
           <w:p>
             <w:pPr>
@@ -3590,7 +3590,7 @@
         </w:tc>
         <w:tc>
           <w:tcPr>
-            <w:tcW w:type="dxa" w:w="8628"/>
+            <w:tcW w:type="dxa" w:w="8529"/>
           </w:tcPr>
           <w:p>
             <w:pPr>
@@ -3609,7 +3609,7 @@
       <w:tr>
         <w:tc>
           <w:tcPr>
-            <w:tcW w:type="dxa" w:w="442"/>
+            <w:tcW w:type="dxa" w:w="1701"/>
           </w:tcPr>
           <w:p>
             <w:pPr>
@@ -3626,7 +3626,7 @@
         </w:tc>
         <w:tc>
           <w:tcPr>
-            <w:tcW w:type="dxa" w:w="8628"/>
+            <w:tcW w:type="dxa" w:w="8529"/>
           </w:tcPr>
           <w:p>
             <w:pPr>
@@ -3645,7 +3645,7 @@
       <w:tr>
         <w:tc>
           <w:tcPr>
-            <w:tcW w:type="dxa" w:w="442"/>
+            <w:tcW w:type="dxa" w:w="1701"/>
           </w:tcPr>
           <w:p>
             <w:pPr>
@@ -3662,7 +3662,7 @@
         </w:tc>
         <w:tc>
           <w:tcPr>
-            <w:tcW w:type="dxa" w:w="8628"/>
+            <w:tcW w:type="dxa" w:w="8529"/>
           </w:tcPr>
           <w:p>
             <w:pPr>
@@ -3681,7 +3681,7 @@
       <w:tr>
         <w:tc>
           <w:tcPr>
-            <w:tcW w:type="dxa" w:w="442"/>
+            <w:tcW w:type="dxa" w:w="1701"/>
           </w:tcPr>
           <w:p>
             <w:pPr>
@@ -3698,7 +3698,7 @@
         </w:tc>
         <w:tc>
           <w:tcPr>
-            <w:tcW w:type="dxa" w:w="8628"/>
+            <w:tcW w:type="dxa" w:w="8529"/>
           </w:tcPr>
           <w:p>
             <w:pPr>
@@ -3717,7 +3717,7 @@
       <w:tr>
         <w:tc>
           <w:tcPr>
-            <w:tcW w:type="dxa" w:w="442"/>
+            <w:tcW w:type="dxa" w:w="1701"/>
           </w:tcPr>
           <w:p>
             <w:pPr>
@@ -3734,7 +3734,7 @@
         </w:tc>
         <w:tc>
           <w:tcPr>
-            <w:tcW w:type="dxa" w:w="8628"/>
+            <w:tcW w:type="dxa" w:w="8529"/>
           </w:tcPr>
           <w:p>
             <w:pPr>
@@ -3753,7 +3753,7 @@
       <w:tr>
         <w:tc>
           <w:tcPr>
-            <w:tcW w:type="dxa" w:w="442"/>
+            <w:tcW w:type="dxa" w:w="1701"/>
           </w:tcPr>
           <w:p>
             <w:pPr>
@@ -3770,7 +3770,7 @@
         </w:tc>
         <w:tc>
           <w:tcPr>
-            <w:tcW w:type="dxa" w:w="8628"/>
+            <w:tcW w:type="dxa" w:w="8529"/>
           </w:tcPr>
           <w:p>
             <w:pPr>
@@ -3789,7 +3789,7 @@
       <w:tr>
         <w:tc>
           <w:tcPr>
-            <w:tcW w:type="dxa" w:w="442"/>
+            <w:tcW w:type="dxa" w:w="1701"/>
           </w:tcPr>
           <w:p>
             <w:pPr>
@@ -3806,7 +3806,7 @@
         </w:tc>
         <w:tc>
           <w:tcPr>
-            <w:tcW w:type="dxa" w:w="8628"/>
+            <w:tcW w:type="dxa" w:w="8529"/>
           </w:tcPr>
           <w:p>
             <w:pPr>
@@ -3825,7 +3825,7 @@
       <w:tr>
         <w:tc>
           <w:tcPr>
-            <w:tcW w:type="dxa" w:w="442"/>
+            <w:tcW w:type="dxa" w:w="1701"/>
           </w:tcPr>
           <w:p>
             <w:pPr>
@@ -3842,7 +3842,7 @@
         </w:tc>
         <w:tc>
           <w:tcPr>
-            <w:tcW w:type="dxa" w:w="8628"/>
+            <w:tcW w:type="dxa" w:w="8529"/>
           </w:tcPr>
           <w:p>
             <w:pPr>
@@ -3861,7 +3861,7 @@
       <w:tr>
         <w:tc>
           <w:tcPr>
-            <w:tcW w:type="dxa" w:w="442"/>
+            <w:tcW w:type="dxa" w:w="1701"/>
           </w:tcPr>
           <w:p>
             <w:pPr>
@@ -3878,7 +3878,7 @@
         </w:tc>
         <w:tc>
           <w:tcPr>
-            <w:tcW w:type="dxa" w:w="8628"/>
+            <w:tcW w:type="dxa" w:w="8529"/>
           </w:tcPr>
           <w:p>
             <w:pPr>
@@ -3897,7 +3897,7 @@
       <w:tr>
         <w:tc>
           <w:tcPr>
-            <w:tcW w:type="dxa" w:w="442"/>
+            <w:tcW w:type="dxa" w:w="1701"/>
           </w:tcPr>
           <w:p>
             <w:pPr>
@@ -3914,7 +3914,7 @@
         </w:tc>
         <w:tc>
           <w:tcPr>
-            <w:tcW w:type="dxa" w:w="8628"/>
+            <w:tcW w:type="dxa" w:w="8529"/>
           </w:tcPr>
           <w:p>
             <w:pPr>
@@ -3933,7 +3933,7 @@
       <w:tr>
         <w:tc>
           <w:tcPr>
-            <w:tcW w:type="dxa" w:w="442"/>
+            <w:tcW w:type="dxa" w:w="1701"/>
           </w:tcPr>
           <w:p>
             <w:pPr>
@@ -3950,7 +3950,7 @@
         </w:tc>
         <w:tc>
           <w:tcPr>
-            <w:tcW w:type="dxa" w:w="8628"/>
+            <w:tcW w:type="dxa" w:w="8529"/>
           </w:tcPr>
           <w:p>
             <w:pPr>
@@ -3969,7 +3969,7 @@
       <w:tr>
         <w:tc>
           <w:tcPr>
-            <w:tcW w:type="dxa" w:w="442"/>
+            <w:tcW w:type="dxa" w:w="1701"/>
           </w:tcPr>
           <w:p>
             <w:pPr>
@@ -3986,7 +3986,7 @@
         </w:tc>
         <w:tc>
           <w:tcPr>
-            <w:tcW w:type="dxa" w:w="8628"/>
+            <w:tcW w:type="dxa" w:w="8529"/>
           </w:tcPr>
           <w:p>
             <w:pPr>
@@ -4005,7 +4005,7 @@
       <w:tr>
         <w:tc>
           <w:tcPr>
-            <w:tcW w:type="dxa" w:w="442"/>
+            <w:tcW w:type="dxa" w:w="1701"/>
           </w:tcPr>
           <w:p>
             <w:pPr>
@@ -4022,7 +4022,7 @@
         </w:tc>
         <w:tc>
           <w:tcPr>
-            <w:tcW w:type="dxa" w:w="8628"/>
+            <w:tcW w:type="dxa" w:w="8529"/>
           </w:tcPr>
           <w:p>
             <w:pPr>
@@ -4041,7 +4041,7 @@
       <w:tr>
         <w:tc>
           <w:tcPr>
-            <w:tcW w:type="dxa" w:w="442"/>
+            <w:tcW w:type="dxa" w:w="1701"/>
           </w:tcPr>
           <w:p>
             <w:pPr>
@@ -4058,7 +4058,7 @@
         </w:tc>
         <w:tc>
           <w:tcPr>
-            <w:tcW w:type="dxa" w:w="8628"/>
+            <w:tcW w:type="dxa" w:w="8529"/>
           </w:tcPr>
           <w:p>
             <w:pPr>
@@ -4099,7 +4099,7 @@
       <w:tr>
         <w:tc>
           <w:tcPr>
-            <w:tcW w:type="dxa" w:w="825"/>
+            <w:tcW w:type="dxa" w:w="1701"/>
           </w:tcPr>
           <w:p>
             <w:pPr>
@@ -4117,7 +4117,7 @@
         </w:tc>
         <w:tc>
           <w:tcPr>
-            <w:tcW w:type="dxa" w:w="8246"/>
+            <w:tcW w:type="dxa" w:w="8273"/>
           </w:tcPr>
           <w:p>
             <w:pPr>
@@ -4137,7 +4137,7 @@
       <w:tr>
         <w:tc>
           <w:tcPr>
-            <w:tcW w:type="dxa" w:w="825"/>
+            <w:tcW w:type="dxa" w:w="1701"/>
           </w:tcPr>
           <w:p>
             <w:pPr>
@@ -4154,7 +4154,7 @@
         </w:tc>
         <w:tc>
           <w:tcPr>
-            <w:tcW w:type="dxa" w:w="8246"/>
+            <w:tcW w:type="dxa" w:w="8273"/>
           </w:tcPr>
           <w:p>
             <w:pPr>
@@ -4173,7 +4173,7 @@
       <w:tr>
         <w:tc>
           <w:tcPr>
-            <w:tcW w:type="dxa" w:w="825"/>
+            <w:tcW w:type="dxa" w:w="1701"/>
           </w:tcPr>
           <w:p>
             <w:pPr>
@@ -4190,7 +4190,7 @@
         </w:tc>
         <w:tc>
           <w:tcPr>
-            <w:tcW w:type="dxa" w:w="8246"/>
+            <w:tcW w:type="dxa" w:w="8273"/>
           </w:tcPr>
           <w:p>
             <w:pPr>
@@ -4209,7 +4209,7 @@
       <w:tr>
         <w:tc>
           <w:tcPr>
-            <w:tcW w:type="dxa" w:w="825"/>
+            <w:tcW w:type="dxa" w:w="1701"/>
           </w:tcPr>
           <w:p>
             <w:pPr>
@@ -4226,7 +4226,7 @@
         </w:tc>
         <w:tc>
           <w:tcPr>
-            <w:tcW w:type="dxa" w:w="8246"/>
+            <w:tcW w:type="dxa" w:w="8273"/>
           </w:tcPr>
           <w:p>
             <w:pPr>
@@ -4245,7 +4245,7 @@
       <w:tr>
         <w:tc>
           <w:tcPr>
-            <w:tcW w:type="dxa" w:w="825"/>
+            <w:tcW w:type="dxa" w:w="1701"/>
           </w:tcPr>
           <w:p>
             <w:pPr>
@@ -4262,7 +4262,7 @@
         </w:tc>
         <w:tc>
           <w:tcPr>
-            <w:tcW w:type="dxa" w:w="8246"/>
+            <w:tcW w:type="dxa" w:w="8273"/>
           </w:tcPr>
           <w:p>
             <w:pPr>
@@ -4281,7 +4281,7 @@
       <w:tr>
         <w:tc>
           <w:tcPr>
-            <w:tcW w:type="dxa" w:w="825"/>
+            <w:tcW w:type="dxa" w:w="1701"/>
           </w:tcPr>
           <w:p>
             <w:pPr>
@@ -4298,7 +4298,7 @@
         </w:tc>
         <w:tc>
           <w:tcPr>
-            <w:tcW w:type="dxa" w:w="8246"/>
+            <w:tcW w:type="dxa" w:w="8273"/>
           </w:tcPr>
           <w:p>
             <w:pPr>
@@ -4317,7 +4317,7 @@
       <w:tr>
         <w:tc>
           <w:tcPr>
-            <w:tcW w:type="dxa" w:w="825"/>
+            <w:tcW w:type="dxa" w:w="1701"/>
           </w:tcPr>
           <w:p>
             <w:pPr>
@@ -4334,7 +4334,7 @@
         </w:tc>
         <w:tc>
           <w:tcPr>
-            <w:tcW w:type="dxa" w:w="8246"/>
+            <w:tcW w:type="dxa" w:w="8273"/>
           </w:tcPr>
           <w:p>
             <w:pPr>
@@ -4353,7 +4353,7 @@
       <w:tr>
         <w:tc>
           <w:tcPr>
-            <w:tcW w:type="dxa" w:w="825"/>
+            <w:tcW w:type="dxa" w:w="1701"/>
           </w:tcPr>
           <w:p>
             <w:pPr>
@@ -4370,7 +4370,7 @@
         </w:tc>
         <w:tc>
           <w:tcPr>
-            <w:tcW w:type="dxa" w:w="8246"/>
+            <w:tcW w:type="dxa" w:w="8273"/>
           </w:tcPr>
           <w:p>
             <w:pPr>
@@ -4389,7 +4389,7 @@
       <w:tr>
         <w:tc>
           <w:tcPr>
-            <w:tcW w:type="dxa" w:w="825"/>
+            <w:tcW w:type="dxa" w:w="1701"/>
           </w:tcPr>
           <w:p>
             <w:pPr>
@@ -4406,7 +4406,7 @@
         </w:tc>
         <w:tc>
           <w:tcPr>
-            <w:tcW w:type="dxa" w:w="8246"/>
+            <w:tcW w:type="dxa" w:w="8273"/>
           </w:tcPr>
           <w:p>
             <w:pPr>
@@ -4425,7 +4425,7 @@
       <w:tr>
         <w:tc>
           <w:tcPr>
-            <w:tcW w:type="dxa" w:w="825"/>
+            <w:tcW w:type="dxa" w:w="1701"/>
           </w:tcPr>
           <w:p>
             <w:pPr>
@@ -4442,7 +4442,7 @@
         </w:tc>
         <w:tc>
           <w:tcPr>
-            <w:tcW w:type="dxa" w:w="8246"/>
+            <w:tcW w:type="dxa" w:w="8273"/>
           </w:tcPr>
           <w:p>
             <w:pPr>
@@ -4461,7 +4461,7 @@
       <w:tr>
         <w:tc>
           <w:tcPr>
-            <w:tcW w:type="dxa" w:w="825"/>
+            <w:tcW w:type="dxa" w:w="1701"/>
           </w:tcPr>
           <w:p>
             <w:pPr>
@@ -4478,7 +4478,7 @@
         </w:tc>
         <w:tc>
           <w:tcPr>
-            <w:tcW w:type="dxa" w:w="8246"/>
+            <w:tcW w:type="dxa" w:w="8273"/>
           </w:tcPr>
           <w:p>
             <w:pPr>
@@ -4497,7 +4497,7 @@
       <w:tr>
         <w:tc>
           <w:tcPr>
-            <w:tcW w:type="dxa" w:w="825"/>
+            <w:tcW w:type="dxa" w:w="1701"/>
           </w:tcPr>
           <w:p>
             <w:pPr>
@@ -4514,7 +4514,7 @@
         </w:tc>
         <w:tc>
           <w:tcPr>
-            <w:tcW w:type="dxa" w:w="8246"/>
+            <w:tcW w:type="dxa" w:w="8273"/>
           </w:tcPr>
           <w:p>
             <w:pPr>
@@ -4533,7 +4533,7 @@
       <w:tr>
         <w:tc>
           <w:tcPr>
-            <w:tcW w:type="dxa" w:w="825"/>
+            <w:tcW w:type="dxa" w:w="1701"/>
           </w:tcPr>
           <w:p>
             <w:pPr>
@@ -4550,7 +4550,7 @@
         </w:tc>
         <w:tc>
           <w:tcPr>
-            <w:tcW w:type="dxa" w:w="8246"/>
+            <w:tcW w:type="dxa" w:w="8273"/>
           </w:tcPr>
           <w:p>
             <w:pPr>
@@ -4569,7 +4569,7 @@
       <w:tr>
         <w:tc>
           <w:tcPr>
-            <w:tcW w:type="dxa" w:w="825"/>
+            <w:tcW w:type="dxa" w:w="1701"/>
           </w:tcPr>
           <w:p>
             <w:pPr>
@@ -4586,7 +4586,7 @@
         </w:tc>
         <w:tc>
           <w:tcPr>
-            <w:tcW w:type="dxa" w:w="8246"/>
+            <w:tcW w:type="dxa" w:w="8273"/>
           </w:tcPr>
           <w:p>
             <w:pPr>
@@ -4605,7 +4605,7 @@
       <w:tr>
         <w:tc>
           <w:tcPr>
-            <w:tcW w:type="dxa" w:w="825"/>
+            <w:tcW w:type="dxa" w:w="1701"/>
           </w:tcPr>
           <w:p>
             <w:pPr>
@@ -4622,7 +4622,7 @@
         </w:tc>
         <w:tc>
           <w:tcPr>
-            <w:tcW w:type="dxa" w:w="8246"/>
+            <w:tcW w:type="dxa" w:w="8273"/>
           </w:tcPr>
           <w:p>
             <w:pPr>
@@ -4641,7 +4641,7 @@
       <w:tr>
         <w:tc>
           <w:tcPr>
-            <w:tcW w:type="dxa" w:w="825"/>
+            <w:tcW w:type="dxa" w:w="1701"/>
           </w:tcPr>
           <w:p>
             <w:pPr>
@@ -4658,7 +4658,7 @@
         </w:tc>
         <w:tc>
           <w:tcPr>
-            <w:tcW w:type="dxa" w:w="8246"/>
+            <w:tcW w:type="dxa" w:w="8273"/>
           </w:tcPr>
           <w:p>
             <w:pPr>
@@ -4677,7 +4677,7 @@
       <w:tr>
         <w:tc>
           <w:tcPr>
-            <w:tcW w:type="dxa" w:w="825"/>
+            <w:tcW w:type="dxa" w:w="1701"/>
           </w:tcPr>
           <w:p>
             <w:pPr>
@@ -4694,7 +4694,7 @@
         </w:tc>
         <w:tc>
           <w:tcPr>
-            <w:tcW w:type="dxa" w:w="8246"/>
+            <w:tcW w:type="dxa" w:w="8273"/>
           </w:tcPr>
           <w:p>
             <w:pPr>
@@ -4713,7 +4713,7 @@
       <w:tr>
         <w:tc>
           <w:tcPr>
-            <w:tcW w:type="dxa" w:w="825"/>
+            <w:tcW w:type="dxa" w:w="1701"/>
           </w:tcPr>
           <w:p>
             <w:pPr>
@@ -4730,7 +4730,7 @@
         </w:tc>
         <w:tc>
           <w:tcPr>
-            <w:tcW w:type="dxa" w:w="8246"/>
+            <w:tcW w:type="dxa" w:w="8273"/>
           </w:tcPr>
           <w:p>
             <w:pPr>
@@ -4749,7 +4749,7 @@
       <w:tr>
         <w:tc>
           <w:tcPr>
-            <w:tcW w:type="dxa" w:w="825"/>
+            <w:tcW w:type="dxa" w:w="1701"/>
           </w:tcPr>
           <w:p>
             <w:pPr>
@@ -4766,7 +4766,7 @@
         </w:tc>
         <w:tc>
           <w:tcPr>
-            <w:tcW w:type="dxa" w:w="8246"/>
+            <w:tcW w:type="dxa" w:w="8273"/>
           </w:tcPr>
           <w:p>
             <w:pPr>
@@ -4785,7 +4785,7 @@
       <w:tr>
         <w:tc>
           <w:tcPr>
-            <w:tcW w:type="dxa" w:w="825"/>
+            <w:tcW w:type="dxa" w:w="1701"/>
           </w:tcPr>
           <w:p>
             <w:pPr>
@@ -4802,7 +4802,7 @@
         </w:tc>
         <w:tc>
           <w:tcPr>
-            <w:tcW w:type="dxa" w:w="8246"/>
+            <w:tcW w:type="dxa" w:w="8273"/>
           </w:tcPr>
           <w:p>
             <w:pPr>
@@ -4821,7 +4821,7 @@
       <w:tr>
         <w:tc>
           <w:tcPr>
-            <w:tcW w:type="dxa" w:w="825"/>
+            <w:tcW w:type="dxa" w:w="1701"/>
           </w:tcPr>
           <w:p>
             <w:pPr>
@@ -4838,7 +4838,7 @@
         </w:tc>
         <w:tc>
           <w:tcPr>
-            <w:tcW w:type="dxa" w:w="8246"/>
+            <w:tcW w:type="dxa" w:w="8273"/>
           </w:tcPr>
           <w:p>
             <w:pPr>
@@ -4857,7 +4857,7 @@
       <w:tr>
         <w:tc>
           <w:tcPr>
-            <w:tcW w:type="dxa" w:w="825"/>
+            <w:tcW w:type="dxa" w:w="1701"/>
           </w:tcPr>
           <w:p>
             <w:pPr>
@@ -4874,7 +4874,7 @@
         </w:tc>
         <w:tc>
           <w:tcPr>
-            <w:tcW w:type="dxa" w:w="8246"/>
+            <w:tcW w:type="dxa" w:w="8273"/>
           </w:tcPr>
           <w:p>
             <w:pPr>
@@ -4893,7 +4893,7 @@
       <w:tr>
         <w:tc>
           <w:tcPr>
-            <w:tcW w:type="dxa" w:w="825"/>
+            <w:tcW w:type="dxa" w:w="1701"/>
           </w:tcPr>
           <w:p>
             <w:pPr>
@@ -4910,7 +4910,7 @@
         </w:tc>
         <w:tc>
           <w:tcPr>
-            <w:tcW w:type="dxa" w:w="8246"/>
+            <w:tcW w:type="dxa" w:w="8273"/>
           </w:tcPr>
           <w:p>
             <w:pPr>
@@ -4929,7 +4929,7 @@
       <w:tr>
         <w:tc>
           <w:tcPr>
-            <w:tcW w:type="dxa" w:w="825"/>
+            <w:tcW w:type="dxa" w:w="1701"/>
           </w:tcPr>
           <w:p>
             <w:pPr>
@@ -4946,7 +4946,7 @@
         </w:tc>
         <w:tc>
           <w:tcPr>
-            <w:tcW w:type="dxa" w:w="8246"/>
+            <w:tcW w:type="dxa" w:w="8273"/>
           </w:tcPr>
           <w:p>
             <w:pPr>
@@ -4965,7 +4965,7 @@
       <w:tr>
         <w:tc>
           <w:tcPr>
-            <w:tcW w:type="dxa" w:w="825"/>
+            <w:tcW w:type="dxa" w:w="1701"/>
           </w:tcPr>
           <w:p>
             <w:pPr>
@@ -4982,7 +4982,7 @@
         </w:tc>
         <w:tc>
           <w:tcPr>
-            <w:tcW w:type="dxa" w:w="8246"/>
+            <w:tcW w:type="dxa" w:w="8273"/>
           </w:tcPr>
           <w:p>
             <w:pPr>
@@ -5001,7 +5001,7 @@
       <w:tr>
         <w:tc>
           <w:tcPr>
-            <w:tcW w:type="dxa" w:w="825"/>
+            <w:tcW w:type="dxa" w:w="1701"/>
           </w:tcPr>
           <w:p>
             <w:pPr>
@@ -5018,7 +5018,7 @@
         </w:tc>
         <w:tc>
           <w:tcPr>
-            <w:tcW w:type="dxa" w:w="8246"/>
+            <w:tcW w:type="dxa" w:w="8273"/>
           </w:tcPr>
           <w:p>
             <w:pPr>
@@ -5037,7 +5037,7 @@
       <w:tr>
         <w:tc>
           <w:tcPr>
-            <w:tcW w:type="dxa" w:w="825"/>
+            <w:tcW w:type="dxa" w:w="1701"/>
           </w:tcPr>
           <w:p>
             <w:pPr>
@@ -5054,7 +5054,7 @@
         </w:tc>
         <w:tc>
           <w:tcPr>
-            <w:tcW w:type="dxa" w:w="8246"/>
+            <w:tcW w:type="dxa" w:w="8273"/>
           </w:tcPr>
           <w:p>
             <w:pPr>
@@ -5073,7 +5073,7 @@
       <w:tr>
         <w:tc>
           <w:tcPr>
-            <w:tcW w:type="dxa" w:w="825"/>
+            <w:tcW w:type="dxa" w:w="1701"/>
           </w:tcPr>
           <w:p>
             <w:pPr>
@@ -5090,7 +5090,7 @@
         </w:tc>
         <w:tc>
           <w:tcPr>
-            <w:tcW w:type="dxa" w:w="8246"/>
+            <w:tcW w:type="dxa" w:w="8273"/>
           </w:tcPr>
           <w:p>
             <w:pPr>
@@ -5109,7 +5109,7 @@
       <w:tr>
         <w:tc>
           <w:tcPr>
-            <w:tcW w:type="dxa" w:w="825"/>
+            <w:tcW w:type="dxa" w:w="1701"/>
           </w:tcPr>
           <w:p>
             <w:pPr>
@@ -5126,7 +5126,7 @@
         </w:tc>
         <w:tc>
           <w:tcPr>
-            <w:tcW w:type="dxa" w:w="8246"/>
+            <w:tcW w:type="dxa" w:w="8273"/>
           </w:tcPr>
           <w:p>
             <w:pPr>
@@ -5145,7 +5145,7 @@
       <w:tr>
         <w:tc>
           <w:tcPr>
-            <w:tcW w:type="dxa" w:w="825"/>
+            <w:tcW w:type="dxa" w:w="1701"/>
           </w:tcPr>
           <w:p>
             <w:pPr>
@@ -5162,7 +5162,7 @@
         </w:tc>
         <w:tc>
           <w:tcPr>
-            <w:tcW w:type="dxa" w:w="8246"/>
+            <w:tcW w:type="dxa" w:w="8273"/>
           </w:tcPr>
           <w:p>
             <w:pPr>
@@ -5181,7 +5181,7 @@
       <w:tr>
         <w:tc>
           <w:tcPr>
-            <w:tcW w:type="dxa" w:w="825"/>
+            <w:tcW w:type="dxa" w:w="1701"/>
           </w:tcPr>
           <w:p>
             <w:pPr>
@@ -5198,7 +5198,7 @@
         </w:tc>
         <w:tc>
           <w:tcPr>
-            <w:tcW w:type="dxa" w:w="8246"/>
+            <w:tcW w:type="dxa" w:w="8273"/>
           </w:tcPr>
           <w:p>
             <w:pPr>
@@ -5217,7 +5217,7 @@
       <w:tr>
         <w:tc>
           <w:tcPr>
-            <w:tcW w:type="dxa" w:w="825"/>
+            <w:tcW w:type="dxa" w:w="1701"/>
           </w:tcPr>
           <w:p>
             <w:pPr>
@@ -5234,7 +5234,7 @@
         </w:tc>
         <w:tc>
           <w:tcPr>
-            <w:tcW w:type="dxa" w:w="8246"/>
+            <w:tcW w:type="dxa" w:w="8273"/>
           </w:tcPr>
           <w:p>
             <w:pPr>
@@ -5253,7 +5253,7 @@
       <w:tr>
         <w:tc>
           <w:tcPr>
-            <w:tcW w:type="dxa" w:w="825"/>
+            <w:tcW w:type="dxa" w:w="1701"/>
           </w:tcPr>
           <w:p>
             <w:pPr>
@@ -5270,7 +5270,7 @@
         </w:tc>
         <w:tc>
           <w:tcPr>
-            <w:tcW w:type="dxa" w:w="8246"/>
+            <w:tcW w:type="dxa" w:w="8273"/>
           </w:tcPr>
           <w:p>
             <w:pPr>
@@ -5289,7 +5289,7 @@
       <w:tr>
         <w:tc>
           <w:tcPr>
-            <w:tcW w:type="dxa" w:w="825"/>
+            <w:tcW w:type="dxa" w:w="1701"/>
           </w:tcPr>
           <w:p>
             <w:pPr>
@@ -5306,7 +5306,7 @@
         </w:tc>
         <w:tc>
           <w:tcPr>
-            <w:tcW w:type="dxa" w:w="8246"/>
+            <w:tcW w:type="dxa" w:w="8273"/>
           </w:tcPr>
           <w:p>
             <w:pPr>
@@ -5347,7 +5347,7 @@
       <w:tr>
         <w:tc>
           <w:tcPr>
-            <w:tcW w:type="dxa" w:w="735"/>
+            <w:tcW w:type="dxa" w:w="1701"/>
           </w:tcPr>
           <w:p>
             <w:pPr>
@@ -5365,7 +5365,7 @@
         </w:tc>
         <w:tc>
           <w:tcPr>
-            <w:tcW w:type="dxa" w:w="8335"/>
+            <w:tcW w:type="dxa" w:w="8116"/>
           </w:tcPr>
           <w:p>
             <w:pPr>
@@ -5385,7 +5385,7 @@
       <w:tr>
         <w:tc>
           <w:tcPr>
-            <w:tcW w:type="dxa" w:w="735"/>
+            <w:tcW w:type="dxa" w:w="1701"/>
           </w:tcPr>
           <w:p>
             <w:pPr>
@@ -5402,7 +5402,7 @@
         </w:tc>
         <w:tc>
           <w:tcPr>
-            <w:tcW w:type="dxa" w:w="8335"/>
+            <w:tcW w:type="dxa" w:w="8116"/>
           </w:tcPr>
           <w:p>
             <w:pPr>
@@ -5421,7 +5421,7 @@
       <w:tr>
         <w:tc>
           <w:tcPr>
-            <w:tcW w:type="dxa" w:w="735"/>
+            <w:tcW w:type="dxa" w:w="1701"/>
           </w:tcPr>
           <w:p>
             <w:pPr>
@@ -5438,7 +5438,7 @@
         </w:tc>
         <w:tc>
           <w:tcPr>
-            <w:tcW w:type="dxa" w:w="8335"/>
+            <w:tcW w:type="dxa" w:w="8116"/>
           </w:tcPr>
           <w:p>
             <w:pPr>
@@ -5457,7 +5457,7 @@
       <w:tr>
         <w:tc>
           <w:tcPr>
-            <w:tcW w:type="dxa" w:w="735"/>
+            <w:tcW w:type="dxa" w:w="1701"/>
           </w:tcPr>
           <w:p>
             <w:pPr>
@@ -5474,7 +5474,7 @@
         </w:tc>
         <w:tc>
           <w:tcPr>
-            <w:tcW w:type="dxa" w:w="8335"/>
+            <w:tcW w:type="dxa" w:w="8116"/>
           </w:tcPr>
           <w:p>
             <w:pPr>
@@ -5493,7 +5493,7 @@
       <w:tr>
         <w:tc>
           <w:tcPr>
-            <w:tcW w:type="dxa" w:w="735"/>
+            <w:tcW w:type="dxa" w:w="1701"/>
           </w:tcPr>
           <w:p>
             <w:pPr>
@@ -5510,7 +5510,7 @@
         </w:tc>
         <w:tc>
           <w:tcPr>
-            <w:tcW w:type="dxa" w:w="8335"/>
+            <w:tcW w:type="dxa" w:w="8116"/>
           </w:tcPr>
           <w:p>
             <w:pPr>
@@ -5529,7 +5529,7 @@
       <w:tr>
         <w:tc>
           <w:tcPr>
-            <w:tcW w:type="dxa" w:w="735"/>
+            <w:tcW w:type="dxa" w:w="1701"/>
           </w:tcPr>
           <w:p>
             <w:pPr>
@@ -5546,7 +5546,7 @@
         </w:tc>
         <w:tc>
           <w:tcPr>
-            <w:tcW w:type="dxa" w:w="8335"/>
+            <w:tcW w:type="dxa" w:w="8116"/>
           </w:tcPr>
           <w:p>
             <w:pPr>
@@ -5565,7 +5565,7 @@
       <w:tr>
         <w:tc>
           <w:tcPr>
-            <w:tcW w:type="dxa" w:w="735"/>
+            <w:tcW w:type="dxa" w:w="1701"/>
           </w:tcPr>
           <w:p>
             <w:pPr>
@@ -5582,7 +5582,7 @@
         </w:tc>
         <w:tc>
           <w:tcPr>
-            <w:tcW w:type="dxa" w:w="8335"/>
+            <w:tcW w:type="dxa" w:w="8116"/>
           </w:tcPr>
           <w:p>
             <w:pPr>
@@ -5601,7 +5601,7 @@
       <w:tr>
         <w:tc>
           <w:tcPr>
-            <w:tcW w:type="dxa" w:w="735"/>
+            <w:tcW w:type="dxa" w:w="1701"/>
           </w:tcPr>
           <w:p>
             <w:pPr>
@@ -5618,7 +5618,7 @@
         </w:tc>
         <w:tc>
           <w:tcPr>
-            <w:tcW w:type="dxa" w:w="8335"/>
+            <w:tcW w:type="dxa" w:w="8116"/>
           </w:tcPr>
           <w:p>
             <w:pPr>
@@ -5637,7 +5637,7 @@
       <w:tr>
         <w:tc>
           <w:tcPr>
-            <w:tcW w:type="dxa" w:w="735"/>
+            <w:tcW w:type="dxa" w:w="1701"/>
           </w:tcPr>
           <w:p>
             <w:pPr>
@@ -5654,7 +5654,7 @@
         </w:tc>
         <w:tc>
           <w:tcPr>
-            <w:tcW w:type="dxa" w:w="8335"/>
+            <w:tcW w:type="dxa" w:w="8116"/>
           </w:tcPr>
           <w:p>
             <w:pPr>
@@ -5673,7 +5673,7 @@
       <w:tr>
         <w:tc>
           <w:tcPr>
-            <w:tcW w:type="dxa" w:w="735"/>
+            <w:tcW w:type="dxa" w:w="1701"/>
           </w:tcPr>
           <w:p>
             <w:pPr>
@@ -5690,7 +5690,7 @@
         </w:tc>
         <w:tc>
           <w:tcPr>
-            <w:tcW w:type="dxa" w:w="8335"/>
+            <w:tcW w:type="dxa" w:w="8116"/>
           </w:tcPr>
           <w:p>
             <w:pPr>
@@ -5709,7 +5709,7 @@
       <w:tr>
         <w:tc>
           <w:tcPr>
-            <w:tcW w:type="dxa" w:w="735"/>
+            <w:tcW w:type="dxa" w:w="1701"/>
           </w:tcPr>
           <w:p>
             <w:pPr>
@@ -5726,7 +5726,7 @@
         </w:tc>
         <w:tc>
           <w:tcPr>
-            <w:tcW w:type="dxa" w:w="8335"/>
+            <w:tcW w:type="dxa" w:w="8116"/>
           </w:tcPr>
           <w:p>
             <w:pPr>
@@ -5745,7 +5745,7 @@
       <w:tr>
         <w:tc>
           <w:tcPr>
-            <w:tcW w:type="dxa" w:w="735"/>
+            <w:tcW w:type="dxa" w:w="1701"/>
           </w:tcPr>
           <w:p>
             <w:pPr>
@@ -5762,7 +5762,7 @@
         </w:tc>
         <w:tc>
           <w:tcPr>
-            <w:tcW w:type="dxa" w:w="8335"/>
+            <w:tcW w:type="dxa" w:w="8116"/>
           </w:tcPr>
           <w:p>
             <w:pPr>
@@ -5781,7 +5781,7 @@
       <w:tr>
         <w:tc>
           <w:tcPr>
-            <w:tcW w:type="dxa" w:w="735"/>
+            <w:tcW w:type="dxa" w:w="1701"/>
           </w:tcPr>
           <w:p>
             <w:pPr>
@@ -5798,7 +5798,7 @@
         </w:tc>
         <w:tc>
           <w:tcPr>
-            <w:tcW w:type="dxa" w:w="8335"/>
+            <w:tcW w:type="dxa" w:w="8116"/>
           </w:tcPr>
           <w:p>
             <w:pPr>
@@ -5817,7 +5817,7 @@
       <w:tr>
         <w:tc>
           <w:tcPr>
-            <w:tcW w:type="dxa" w:w="735"/>
+            <w:tcW w:type="dxa" w:w="1701"/>
           </w:tcPr>
           <w:p>
             <w:pPr>
@@ -5834,7 +5834,7 @@
         </w:tc>
         <w:tc>
           <w:tcPr>
-            <w:tcW w:type="dxa" w:w="8335"/>
+            <w:tcW w:type="dxa" w:w="8116"/>
           </w:tcPr>
           <w:p>
             <w:pPr>
@@ -5853,7 +5853,7 @@
       <w:tr>
         <w:tc>
           <w:tcPr>
-            <w:tcW w:type="dxa" w:w="735"/>
+            <w:tcW w:type="dxa" w:w="1701"/>
           </w:tcPr>
           <w:p>
             <w:pPr>
@@ -5870,7 +5870,7 @@
         </w:tc>
         <w:tc>
           <w:tcPr>
-            <w:tcW w:type="dxa" w:w="8335"/>
+            <w:tcW w:type="dxa" w:w="8116"/>
           </w:tcPr>
           <w:p>
             <w:pPr>
@@ -5889,7 +5889,7 @@
       <w:tr>
         <w:tc>
           <w:tcPr>
-            <w:tcW w:type="dxa" w:w="735"/>
+            <w:tcW w:type="dxa" w:w="1701"/>
           </w:tcPr>
           <w:p>
             <w:pPr>
@@ -5906,7 +5906,7 @@
         </w:tc>
         <w:tc>
           <w:tcPr>
-            <w:tcW w:type="dxa" w:w="8335"/>
+            <w:tcW w:type="dxa" w:w="8116"/>
           </w:tcPr>
           <w:p>
             <w:pPr>
@@ -5925,7 +5925,7 @@
       <w:tr>
         <w:tc>
           <w:tcPr>
-            <w:tcW w:type="dxa" w:w="735"/>
+            <w:tcW w:type="dxa" w:w="1701"/>
           </w:tcPr>
           <w:p>
             <w:pPr>
@@ -5942,7 +5942,7 @@
         </w:tc>
         <w:tc>
           <w:tcPr>
-            <w:tcW w:type="dxa" w:w="8335"/>
+            <w:tcW w:type="dxa" w:w="8116"/>
           </w:tcPr>
           <w:p>
             <w:pPr>
@@ -5961,7 +5961,7 @@
       <w:tr>
         <w:tc>
           <w:tcPr>
-            <w:tcW w:type="dxa" w:w="735"/>
+            <w:tcW w:type="dxa" w:w="1701"/>
           </w:tcPr>
           <w:p>
             <w:pPr>
@@ -5978,7 +5978,7 @@
         </w:tc>
         <w:tc>
           <w:tcPr>
-            <w:tcW w:type="dxa" w:w="8335"/>
+            <w:tcW w:type="dxa" w:w="8116"/>
           </w:tcPr>
           <w:p>
             <w:pPr>
@@ -5997,7 +5997,7 @@
       <w:tr>
         <w:tc>
           <w:tcPr>
-            <w:tcW w:type="dxa" w:w="735"/>
+            <w:tcW w:type="dxa" w:w="1701"/>
           </w:tcPr>
           <w:p>
             <w:pPr>
@@ -6014,7 +6014,7 @@
         </w:tc>
         <w:tc>
           <w:tcPr>
-            <w:tcW w:type="dxa" w:w="8335"/>
+            <w:tcW w:type="dxa" w:w="8116"/>
           </w:tcPr>
           <w:p>
             <w:pPr>
@@ -6033,7 +6033,7 @@
       <w:tr>
         <w:tc>
           <w:tcPr>
-            <w:tcW w:type="dxa" w:w="735"/>
+            <w:tcW w:type="dxa" w:w="1701"/>
           </w:tcPr>
           <w:p>
             <w:pPr>
@@ -6050,7 +6050,7 @@
         </w:tc>
         <w:tc>
           <w:tcPr>
-            <w:tcW w:type="dxa" w:w="8335"/>
+            <w:tcW w:type="dxa" w:w="8116"/>
           </w:tcPr>
           <w:p>
             <w:pPr>
@@ -6069,7 +6069,7 @@
       <w:tr>
         <w:tc>
           <w:tcPr>
-            <w:tcW w:type="dxa" w:w="735"/>
+            <w:tcW w:type="dxa" w:w="1701"/>
           </w:tcPr>
           <w:p>
             <w:pPr>
@@ -6086,7 +6086,7 @@
         </w:tc>
         <w:tc>
           <w:tcPr>
-            <w:tcW w:type="dxa" w:w="8335"/>
+            <w:tcW w:type="dxa" w:w="8116"/>
           </w:tcPr>
           <w:p>
             <w:pPr>
@@ -6105,7 +6105,7 @@
       <w:tr>
         <w:tc>
           <w:tcPr>
-            <w:tcW w:type="dxa" w:w="735"/>
+            <w:tcW w:type="dxa" w:w="1701"/>
           </w:tcPr>
           <w:p>
             <w:pPr>
@@ -6122,7 +6122,7 @@
         </w:tc>
         <w:tc>
           <w:tcPr>
-            <w:tcW w:type="dxa" w:w="8335"/>
+            <w:tcW w:type="dxa" w:w="8116"/>
           </w:tcPr>
           <w:p>
             <w:pPr>
@@ -6141,7 +6141,7 @@
       <w:tr>
         <w:tc>
           <w:tcPr>
-            <w:tcW w:type="dxa" w:w="735"/>
+            <w:tcW w:type="dxa" w:w="1701"/>
           </w:tcPr>
           <w:p>
             <w:pPr>
@@ -6158,7 +6158,7 @@
         </w:tc>
         <w:tc>
           <w:tcPr>
-            <w:tcW w:type="dxa" w:w="8335"/>
+            <w:tcW w:type="dxa" w:w="8116"/>
           </w:tcPr>
           <w:p>
             <w:pPr>
@@ -6177,7 +6177,7 @@
       <w:tr>
         <w:tc>
           <w:tcPr>
-            <w:tcW w:type="dxa" w:w="735"/>
+            <w:tcW w:type="dxa" w:w="1701"/>
           </w:tcPr>
           <w:p>
             <w:pPr>
@@ -6194,7 +6194,7 @@
         </w:tc>
         <w:tc>
           <w:tcPr>
-            <w:tcW w:type="dxa" w:w="8335"/>
+            <w:tcW w:type="dxa" w:w="8116"/>
           </w:tcPr>
           <w:p>
             <w:pPr>
@@ -6213,7 +6213,7 @@
       <w:tr>
         <w:tc>
           <w:tcPr>
-            <w:tcW w:type="dxa" w:w="735"/>
+            <w:tcW w:type="dxa" w:w="1701"/>
           </w:tcPr>
           <w:p>
             <w:pPr>
@@ -6230,7 +6230,7 @@
         </w:tc>
         <w:tc>
           <w:tcPr>
-            <w:tcW w:type="dxa" w:w="8335"/>
+            <w:tcW w:type="dxa" w:w="8116"/>
           </w:tcPr>
           <w:p>
             <w:pPr>
@@ -6249,7 +6249,7 @@
       <w:tr>
         <w:tc>
           <w:tcPr>
-            <w:tcW w:type="dxa" w:w="735"/>
+            <w:tcW w:type="dxa" w:w="1701"/>
           </w:tcPr>
           <w:p>
             <w:pPr>
@@ -6266,7 +6266,7 @@
         </w:tc>
         <w:tc>
           <w:tcPr>
-            <w:tcW w:type="dxa" w:w="8335"/>
+            <w:tcW w:type="dxa" w:w="8116"/>
           </w:tcPr>
           <w:p>
             <w:pPr>
@@ -6285,7 +6285,7 @@
       <w:tr>
         <w:tc>
           <w:tcPr>
-            <w:tcW w:type="dxa" w:w="735"/>
+            <w:tcW w:type="dxa" w:w="1701"/>
           </w:tcPr>
           <w:p>
             <w:pPr>
@@ -6302,7 +6302,7 @@
         </w:tc>
         <w:tc>
           <w:tcPr>
-            <w:tcW w:type="dxa" w:w="8335"/>
+            <w:tcW w:type="dxa" w:w="8116"/>
           </w:tcPr>
           <w:p>
             <w:pPr>
@@ -6321,7 +6321,7 @@
       <w:tr>
         <w:tc>
           <w:tcPr>
-            <w:tcW w:type="dxa" w:w="735"/>
+            <w:tcW w:type="dxa" w:w="1701"/>
           </w:tcPr>
           <w:p>
             <w:pPr>
@@ -6338,7 +6338,7 @@
         </w:tc>
         <w:tc>
           <w:tcPr>
-            <w:tcW w:type="dxa" w:w="8335"/>
+            <w:tcW w:type="dxa" w:w="8116"/>
           </w:tcPr>
           <w:p>
             <w:pPr>
@@ -6357,7 +6357,7 @@
       <w:tr>
         <w:tc>
           <w:tcPr>
-            <w:tcW w:type="dxa" w:w="735"/>
+            <w:tcW w:type="dxa" w:w="1701"/>
           </w:tcPr>
           <w:p>
             <w:pPr>
@@ -6374,7 +6374,7 @@
         </w:tc>
         <w:tc>
           <w:tcPr>
-            <w:tcW w:type="dxa" w:w="8335"/>
+            <w:tcW w:type="dxa" w:w="8116"/>
           </w:tcPr>
           <w:p>
             <w:pPr>
@@ -6393,7 +6393,7 @@
       <w:tr>
         <w:tc>
           <w:tcPr>
-            <w:tcW w:type="dxa" w:w="735"/>
+            <w:tcW w:type="dxa" w:w="1701"/>
           </w:tcPr>
           <w:p>
             <w:pPr>
@@ -6410,7 +6410,7 @@
         </w:tc>
         <w:tc>
           <w:tcPr>
-            <w:tcW w:type="dxa" w:w="8335"/>
+            <w:tcW w:type="dxa" w:w="8116"/>
           </w:tcPr>
           <w:p>
             <w:pPr>
@@ -6429,7 +6429,7 @@
       <w:tr>
         <w:tc>
           <w:tcPr>
-            <w:tcW w:type="dxa" w:w="735"/>
+            <w:tcW w:type="dxa" w:w="1701"/>
           </w:tcPr>
           <w:p>
             <w:pPr>
@@ -6446,7 +6446,7 @@
         </w:tc>
         <w:tc>
           <w:tcPr>
-            <w:tcW w:type="dxa" w:w="8335"/>
+            <w:tcW w:type="dxa" w:w="8116"/>
           </w:tcPr>
           <w:p>
             <w:pPr>
@@ -6465,7 +6465,7 @@
       <w:tr>
         <w:tc>
           <w:tcPr>
-            <w:tcW w:type="dxa" w:w="735"/>
+            <w:tcW w:type="dxa" w:w="1701"/>
           </w:tcPr>
           <w:p>
             <w:pPr>
@@ -6482,7 +6482,7 @@
         </w:tc>
         <w:tc>
           <w:tcPr>
-            <w:tcW w:type="dxa" w:w="8335"/>
+            <w:tcW w:type="dxa" w:w="8116"/>
           </w:tcPr>
           <w:p>
             <w:pPr>
@@ -6501,7 +6501,7 @@
       <w:tr>
         <w:tc>
           <w:tcPr>
-            <w:tcW w:type="dxa" w:w="735"/>
+            <w:tcW w:type="dxa" w:w="1701"/>
           </w:tcPr>
           <w:p>
             <w:pPr>
@@ -6518,7 +6518,7 @@
         </w:tc>
         <w:tc>
           <w:tcPr>
-            <w:tcW w:type="dxa" w:w="8335"/>
+            <w:tcW w:type="dxa" w:w="8116"/>
           </w:tcPr>
           <w:p>
             <w:pPr>
@@ -6537,7 +6537,7 @@
       <w:tr>
         <w:tc>
           <w:tcPr>
-            <w:tcW w:type="dxa" w:w="735"/>
+            <w:tcW w:type="dxa" w:w="1701"/>
           </w:tcPr>
           <w:p>
             <w:pPr>
@@ -6554,7 +6554,7 @@
         </w:tc>
         <w:tc>
           <w:tcPr>
-            <w:tcW w:type="dxa" w:w="8335"/>
+            <w:tcW w:type="dxa" w:w="8116"/>
           </w:tcPr>
           <w:p>
             <w:pPr>
@@ -6573,7 +6573,7 @@
       <w:tr>
         <w:tc>
           <w:tcPr>
-            <w:tcW w:type="dxa" w:w="735"/>
+            <w:tcW w:type="dxa" w:w="1701"/>
           </w:tcPr>
           <w:p>
             <w:pPr>
@@ -6590,7 +6590,7 @@
         </w:tc>
         <w:tc>
           <w:tcPr>
-            <w:tcW w:type="dxa" w:w="8335"/>
+            <w:tcW w:type="dxa" w:w="8116"/>
           </w:tcPr>
           <w:p>
             <w:pPr>
@@ -6609,7 +6609,7 @@
       <w:tr>
         <w:tc>
           <w:tcPr>
-            <w:tcW w:type="dxa" w:w="735"/>
+            <w:tcW w:type="dxa" w:w="1701"/>
           </w:tcPr>
           <w:p>
             <w:pPr>
@@ -6626,7 +6626,7 @@
         </w:tc>
         <w:tc>
           <w:tcPr>
-            <w:tcW w:type="dxa" w:w="8335"/>
+            <w:tcW w:type="dxa" w:w="8116"/>
           </w:tcPr>
           <w:p>
             <w:pPr>
@@ -6645,7 +6645,7 @@
       <w:tr>
         <w:tc>
           <w:tcPr>
-            <w:tcW w:type="dxa" w:w="735"/>
+            <w:tcW w:type="dxa" w:w="1701"/>
           </w:tcPr>
           <w:p>
             <w:pPr>
@@ -6662,7 +6662,7 @@
         </w:tc>
         <w:tc>
           <w:tcPr>
-            <w:tcW w:type="dxa" w:w="8335"/>
+            <w:tcW w:type="dxa" w:w="8116"/>
           </w:tcPr>
           <w:p>
             <w:pPr>
@@ -6681,7 +6681,7 @@
       <w:tr>
         <w:tc>
           <w:tcPr>
-            <w:tcW w:type="dxa" w:w="735"/>
+            <w:tcW w:type="dxa" w:w="1701"/>
           </w:tcPr>
           <w:p>
             <w:pPr>
@@ -6698,7 +6698,7 @@
         </w:tc>
         <w:tc>
           <w:tcPr>
-            <w:tcW w:type="dxa" w:w="8335"/>
+            <w:tcW w:type="dxa" w:w="8116"/>
           </w:tcPr>
           <w:p>
             <w:pPr>
@@ -6717,7 +6717,7 @@
       <w:tr>
         <w:tc>
           <w:tcPr>
-            <w:tcW w:type="dxa" w:w="735"/>
+            <w:tcW w:type="dxa" w:w="1701"/>
           </w:tcPr>
           <w:p>
             <w:pPr>
@@ -6734,7 +6734,7 @@
         </w:tc>
         <w:tc>
           <w:tcPr>
-            <w:tcW w:type="dxa" w:w="8335"/>
+            <w:tcW w:type="dxa" w:w="8116"/>
           </w:tcPr>
           <w:p>
             <w:pPr>
@@ -6753,7 +6753,7 @@
       <w:tr>
         <w:tc>
           <w:tcPr>
-            <w:tcW w:type="dxa" w:w="735"/>
+            <w:tcW w:type="dxa" w:w="1701"/>
           </w:tcPr>
           <w:p>
             <w:pPr>
@@ -6770,7 +6770,7 @@
         </w:tc>
         <w:tc>
           <w:tcPr>
-            <w:tcW w:type="dxa" w:w="8335"/>
+            <w:tcW w:type="dxa" w:w="8116"/>
           </w:tcPr>
           <w:p>
             <w:pPr>
@@ -6789,7 +6789,7 @@
       <w:tr>
         <w:tc>
           <w:tcPr>
-            <w:tcW w:type="dxa" w:w="735"/>
+            <w:tcW w:type="dxa" w:w="1701"/>
           </w:tcPr>
           <w:p>
             <w:pPr>
@@ -6806,7 +6806,7 @@
         </w:tc>
         <w:tc>
           <w:tcPr>
-            <w:tcW w:type="dxa" w:w="8335"/>
+            <w:tcW w:type="dxa" w:w="8116"/>
           </w:tcPr>
           <w:p>
             <w:pPr>
@@ -6825,7 +6825,7 @@
       <w:tr>
         <w:tc>
           <w:tcPr>
-            <w:tcW w:type="dxa" w:w="735"/>
+            <w:tcW w:type="dxa" w:w="1701"/>
           </w:tcPr>
           <w:p>
             <w:pPr>
@@ -6842,7 +6842,7 @@
         </w:tc>
         <w:tc>
           <w:tcPr>
-            <w:tcW w:type="dxa" w:w="8335"/>
+            <w:tcW w:type="dxa" w:w="8116"/>
           </w:tcPr>
           <w:p>
             <w:pPr>
@@ -6861,7 +6861,7 @@
       <w:tr>
         <w:tc>
           <w:tcPr>
-            <w:tcW w:type="dxa" w:w="735"/>
+            <w:tcW w:type="dxa" w:w="1701"/>
           </w:tcPr>
           <w:p>
             <w:pPr>
@@ -6878,7 +6878,7 @@
         </w:tc>
         <w:tc>
           <w:tcPr>
-            <w:tcW w:type="dxa" w:w="8335"/>
+            <w:tcW w:type="dxa" w:w="8116"/>
           </w:tcPr>
           <w:p>
             <w:pPr>
@@ -6897,7 +6897,7 @@
       <w:tr>
         <w:tc>
           <w:tcPr>
-            <w:tcW w:type="dxa" w:w="735"/>
+            <w:tcW w:type="dxa" w:w="1701"/>
           </w:tcPr>
           <w:p>
             <w:pPr>
@@ -6914,7 +6914,7 @@
         </w:tc>
         <w:tc>
           <w:tcPr>
-            <w:tcW w:type="dxa" w:w="8335"/>
+            <w:tcW w:type="dxa" w:w="8116"/>
           </w:tcPr>
           <w:p>
             <w:pPr>
@@ -6933,7 +6933,7 @@
       <w:tr>
         <w:tc>
           <w:tcPr>
-            <w:tcW w:type="dxa" w:w="735"/>
+            <w:tcW w:type="dxa" w:w="1701"/>
           </w:tcPr>
           <w:p>
             <w:pPr>
@@ -6950,7 +6950,7 @@
         </w:tc>
         <w:tc>
           <w:tcPr>
-            <w:tcW w:type="dxa" w:w="8335"/>
+            <w:tcW w:type="dxa" w:w="8116"/>
           </w:tcPr>
           <w:p>
             <w:pPr>
@@ -6969,7 +6969,7 @@
       <w:tr>
         <w:tc>
           <w:tcPr>
-            <w:tcW w:type="dxa" w:w="735"/>
+            <w:tcW w:type="dxa" w:w="1701"/>
           </w:tcPr>
           <w:p>
             <w:pPr>
@@ -6986,7 +6986,7 @@
         </w:tc>
         <w:tc>
           <w:tcPr>
-            <w:tcW w:type="dxa" w:w="8335"/>
+            <w:tcW w:type="dxa" w:w="8116"/>
           </w:tcPr>
           <w:p>
             <w:pPr>
@@ -7005,7 +7005,7 @@
       <w:tr>
         <w:tc>
           <w:tcPr>
-            <w:tcW w:type="dxa" w:w="735"/>
+            <w:tcW w:type="dxa" w:w="1701"/>
           </w:tcPr>
           <w:p>
             <w:pPr>
@@ -7022,7 +7022,7 @@
         </w:tc>
         <w:tc>
           <w:tcPr>
-            <w:tcW w:type="dxa" w:w="8335"/>
+            <w:tcW w:type="dxa" w:w="8116"/>
           </w:tcPr>
           <w:p>
             <w:pPr>
@@ -7041,7 +7041,7 @@
       <w:tr>
         <w:tc>
           <w:tcPr>
-            <w:tcW w:type="dxa" w:w="735"/>
+            <w:tcW w:type="dxa" w:w="1701"/>
           </w:tcPr>
           <w:p>
             <w:pPr>
@@ -7058,7 +7058,7 @@
         </w:tc>
         <w:tc>
           <w:tcPr>
-            <w:tcW w:type="dxa" w:w="8335"/>
+            <w:tcW w:type="dxa" w:w="8116"/>
           </w:tcPr>
           <w:p>
             <w:pPr>
@@ -7143,7 +7143,7 @@
       <w:tr>
         <w:tc>
           <w:tcPr>
-            <w:tcW w:type="dxa" w:w="5069"/>
+            <w:tcW w:type="dxa" w:w="5842"/>
           </w:tcPr>
           <w:p>
             <w:pPr>
@@ -7161,7 +7161,7 @@
         </w:tc>
         <w:tc>
           <w:tcPr>
-            <w:tcW w:type="dxa" w:w="3201"/>
+            <w:tcW w:type="dxa" w:w="2306"/>
           </w:tcPr>
           <w:p>
             <w:pPr>
@@ -7179,7 +7179,7 @@
         </w:tc>
         <w:tc>
           <w:tcPr>
-            <w:tcW w:type="dxa" w:w="800"/>
+            <w:tcW w:type="dxa" w:w="1701"/>
           </w:tcPr>
           <w:p>
             <w:pPr>
@@ -7199,7 +7199,7 @@
       <w:tr>
         <w:tc>
           <w:tcPr>
-            <w:tcW w:type="dxa" w:w="5069"/>
+            <w:tcW w:type="dxa" w:w="5842"/>
           </w:tcPr>
           <w:p>
             <w:pPr>
@@ -7216,7 +7216,7 @@
         </w:tc>
         <w:tc>
           <w:tcPr>
-            <w:tcW w:type="dxa" w:w="3201"/>
+            <w:tcW w:type="dxa" w:w="2306"/>
           </w:tcPr>
           <w:p>
             <w:pPr>
@@ -7233,7 +7233,7 @@
         </w:tc>
         <w:tc>
           <w:tcPr>
-            <w:tcW w:type="dxa" w:w="800"/>
+            <w:tcW w:type="dxa" w:w="1701"/>
           </w:tcPr>
           <w:p>
             <w:pPr>
@@ -7252,7 +7252,7 @@
       <w:tr>
         <w:tc>
           <w:tcPr>
-            <w:tcW w:type="dxa" w:w="5069"/>
+            <w:tcW w:type="dxa" w:w="5842"/>
           </w:tcPr>
           <w:p>
             <w:pPr>
@@ -7269,7 +7269,7 @@
         </w:tc>
         <w:tc>
           <w:tcPr>
-            <w:tcW w:type="dxa" w:w="3201"/>
+            <w:tcW w:type="dxa" w:w="2306"/>
           </w:tcPr>
           <w:p>
             <w:pPr>
@@ -7286,7 +7286,7 @@
         </w:tc>
         <w:tc>
           <w:tcPr>
-            <w:tcW w:type="dxa" w:w="800"/>
+            <w:tcW w:type="dxa" w:w="1701"/>
           </w:tcPr>
           <w:p>
             <w:pPr>
@@ -7305,7 +7305,7 @@
       <w:tr>
         <w:tc>
           <w:tcPr>
-            <w:tcW w:type="dxa" w:w="5069"/>
+            <w:tcW w:type="dxa" w:w="5842"/>
           </w:tcPr>
           <w:p>
             <w:pPr>
@@ -7322,7 +7322,7 @@
         </w:tc>
         <w:tc>
           <w:tcPr>
-            <w:tcW w:type="dxa" w:w="3201"/>
+            <w:tcW w:type="dxa" w:w="2306"/>
           </w:tcPr>
           <w:p>
             <w:pPr>
@@ -7339,7 +7339,7 @@
         </w:tc>
         <w:tc>
           <w:tcPr>
-            <w:tcW w:type="dxa" w:w="800"/>
+            <w:tcW w:type="dxa" w:w="1701"/>
           </w:tcPr>
           <w:p>
             <w:pPr>
@@ -7358,7 +7358,7 @@
       <w:tr>
         <w:tc>
           <w:tcPr>
-            <w:tcW w:type="dxa" w:w="5069"/>
+            <w:tcW w:type="dxa" w:w="5842"/>
           </w:tcPr>
           <w:p>
             <w:pPr>
@@ -7375,7 +7375,7 @@
         </w:tc>
         <w:tc>
           <w:tcPr>
-            <w:tcW w:type="dxa" w:w="3201"/>
+            <w:tcW w:type="dxa" w:w="2306"/>
           </w:tcPr>
           <w:p>
             <w:pPr>
@@ -7392,7 +7392,7 @@
         </w:tc>
         <w:tc>
           <w:tcPr>
-            <w:tcW w:type="dxa" w:w="800"/>
+            <w:tcW w:type="dxa" w:w="1701"/>
           </w:tcPr>
           <w:p>
             <w:pPr>
@@ -7411,7 +7411,7 @@
       <w:tr>
         <w:tc>
           <w:tcPr>
-            <w:tcW w:type="dxa" w:w="5069"/>
+            <w:tcW w:type="dxa" w:w="5842"/>
           </w:tcPr>
           <w:p>
             <w:pPr>
@@ -7428,7 +7428,7 @@
         </w:tc>
         <w:tc>
           <w:tcPr>
-            <w:tcW w:type="dxa" w:w="3201"/>
+            <w:tcW w:type="dxa" w:w="2306"/>
           </w:tcPr>
           <w:p>
             <w:pPr>
@@ -7445,7 +7445,7 @@
         </w:tc>
         <w:tc>
           <w:tcPr>
-            <w:tcW w:type="dxa" w:w="800"/>
+            <w:tcW w:type="dxa" w:w="1701"/>
           </w:tcPr>
           <w:p>
             <w:pPr>
@@ -7488,7 +7488,7 @@
       <w:tr>
         <w:tc>
           <w:tcPr>
-            <w:tcW w:type="dxa" w:w="626"/>
+            <w:tcW w:type="dxa" w:w="1701"/>
           </w:tcPr>
           <w:p>
             <w:pPr>
@@ -7506,7 +7506,7 @@
         </w:tc>
         <w:tc>
           <w:tcPr>
-            <w:tcW w:type="dxa" w:w="3441"/>
+            <w:tcW w:type="dxa" w:w="3573"/>
           </w:tcPr>
           <w:p>
             <w:pPr>
@@ -7524,7 +7524,7 @@
         </w:tc>
         <w:tc>
           <w:tcPr>
-            <w:tcW w:type="dxa" w:w="4379"/>
+            <w:tcW w:type="dxa" w:w="4398"/>
           </w:tcPr>
           <w:p>
             <w:pPr>
@@ -7542,7 +7542,7 @@
         </w:tc>
         <w:tc>
           <w:tcPr>
-            <w:tcW w:type="dxa" w:w="626"/>
+            <w:tcW w:type="dxa" w:w="1701"/>
           </w:tcPr>
           <w:p>
             <w:pPr>
@@ -7562,7 +7562,7 @@
       <w:tr>
         <w:tc>
           <w:tcPr>
-            <w:tcW w:type="dxa" w:w="626"/>
+            <w:tcW w:type="dxa" w:w="1701"/>
           </w:tcPr>
           <w:p>
             <w:pPr>
@@ -7579,7 +7579,7 @@
         </w:tc>
         <w:tc>
           <w:tcPr>
-            <w:tcW w:type="dxa" w:w="3441"/>
+            <w:tcW w:type="dxa" w:w="3573"/>
           </w:tcPr>
           <w:p>
             <w:pPr>
@@ -7596,7 +7596,7 @@
         </w:tc>
         <w:tc>
           <w:tcPr>
-            <w:tcW w:type="dxa" w:w="4379"/>
+            <w:tcW w:type="dxa" w:w="4398"/>
           </w:tcPr>
           <w:p>
             <w:pPr>
@@ -7613,7 +7613,7 @@
         </w:tc>
         <w:tc>
           <w:tcPr>
-            <w:tcW w:type="dxa" w:w="626"/>
+            <w:tcW w:type="dxa" w:w="1701"/>
           </w:tcPr>
           <w:p>
             <w:pPr>
@@ -7631,7 +7631,7 @@
       <w:tr>
         <w:tc>
           <w:tcPr>
-            <w:tcW w:type="dxa" w:w="626"/>
+            <w:tcW w:type="dxa" w:w="1701"/>
           </w:tcPr>
           <w:p>
             <w:pPr>
@@ -7648,7 +7648,7 @@
         </w:tc>
         <w:tc>
           <w:tcPr>
-            <w:tcW w:type="dxa" w:w="3441"/>
+            <w:tcW w:type="dxa" w:w="3573"/>
           </w:tcPr>
           <w:p>
             <w:pPr>
@@ -7665,7 +7665,7 @@
         </w:tc>
         <w:tc>
           <w:tcPr>
-            <w:tcW w:type="dxa" w:w="4379"/>
+            <w:tcW w:type="dxa" w:w="4398"/>
           </w:tcPr>
           <w:p>
             <w:pPr>
@@ -7682,7 +7682,7 @@
         </w:tc>
         <w:tc>
           <w:tcPr>
-            <w:tcW w:type="dxa" w:w="626"/>
+            <w:tcW w:type="dxa" w:w="1701"/>
           </w:tcPr>
           <w:p>
             <w:pPr>
@@ -7700,7 +7700,7 @@
       <w:tr>
         <w:tc>
           <w:tcPr>
-            <w:tcW w:type="dxa" w:w="626"/>
+            <w:tcW w:type="dxa" w:w="1701"/>
           </w:tcPr>
           <w:p>
             <w:pPr>
@@ -7717,7 +7717,7 @@
         </w:tc>
         <w:tc>
           <w:tcPr>
-            <w:tcW w:type="dxa" w:w="3441"/>
+            <w:tcW w:type="dxa" w:w="3573"/>
           </w:tcPr>
           <w:p>
             <w:pPr>
@@ -7734,7 +7734,7 @@
         </w:tc>
         <w:tc>
           <w:tcPr>
-            <w:tcW w:type="dxa" w:w="4379"/>
+            <w:tcW w:type="dxa" w:w="4398"/>
           </w:tcPr>
           <w:p>
             <w:pPr>
@@ -7751,7 +7751,7 @@
         </w:tc>
         <w:tc>
           <w:tcPr>
-            <w:tcW w:type="dxa" w:w="626"/>
+            <w:tcW w:type="dxa" w:w="1701"/>
           </w:tcPr>
           <w:p>
             <w:pPr>
@@ -7769,7 +7769,7 @@
       <w:tr>
         <w:tc>
           <w:tcPr>
-            <w:tcW w:type="dxa" w:w="626"/>
+            <w:tcW w:type="dxa" w:w="1701"/>
           </w:tcPr>
           <w:p>
             <w:pPr>
@@ -7786,7 +7786,7 @@
         </w:tc>
         <w:tc>
           <w:tcPr>
-            <w:tcW w:type="dxa" w:w="3441"/>
+            <w:tcW w:type="dxa" w:w="3573"/>
           </w:tcPr>
           <w:p>
             <w:pPr>
@@ -7803,7 +7803,7 @@
         </w:tc>
         <w:tc>
           <w:tcPr>
-            <w:tcW w:type="dxa" w:w="4379"/>
+            <w:tcW w:type="dxa" w:w="4398"/>
           </w:tcPr>
           <w:p>
             <w:pPr>
@@ -7820,7 +7820,7 @@
         </w:tc>
         <w:tc>
           <w:tcPr>
-            <w:tcW w:type="dxa" w:w="626"/>
+            <w:tcW w:type="dxa" w:w="1701"/>
           </w:tcPr>
           <w:p>
             <w:pPr>
@@ -7838,7 +7838,7 @@
       <w:tr>
         <w:tc>
           <w:tcPr>
-            <w:tcW w:type="dxa" w:w="626"/>
+            <w:tcW w:type="dxa" w:w="1701"/>
           </w:tcPr>
           <w:p>
             <w:pPr>
@@ -7855,7 +7855,7 @@
         </w:tc>
         <w:tc>
           <w:tcPr>
-            <w:tcW w:type="dxa" w:w="3441"/>
+            <w:tcW w:type="dxa" w:w="3573"/>
           </w:tcPr>
           <w:p>
             <w:pPr>
@@ -7872,7 +7872,7 @@
         </w:tc>
         <w:tc>
           <w:tcPr>
-            <w:tcW w:type="dxa" w:w="4379"/>
+            <w:tcW w:type="dxa" w:w="4398"/>
           </w:tcPr>
           <w:p>
             <w:pPr>
@@ -7889,7 +7889,7 @@
         </w:tc>
         <w:tc>
           <w:tcPr>
-            <w:tcW w:type="dxa" w:w="626"/>
+            <w:tcW w:type="dxa" w:w="1701"/>
           </w:tcPr>
           <w:p>
             <w:pPr>
@@ -7908,7 +7908,7 @@
       <w:tr>
         <w:tc>
           <w:tcPr>
-            <w:tcW w:type="dxa" w:w="626"/>
+            <w:tcW w:type="dxa" w:w="1701"/>
           </w:tcPr>
           <w:p>
             <w:pPr>
@@ -7925,7 +7925,7 @@
         </w:tc>
         <w:tc>
           <w:tcPr>
-            <w:tcW w:type="dxa" w:w="3441"/>
+            <w:tcW w:type="dxa" w:w="3573"/>
           </w:tcPr>
           <w:p>
             <w:pPr>
@@ -7942,7 +7942,7 @@
         </w:tc>
         <w:tc>
           <w:tcPr>
-            <w:tcW w:type="dxa" w:w="4379"/>
+            <w:tcW w:type="dxa" w:w="4398"/>
           </w:tcPr>
           <w:p>
             <w:pPr>
@@ -7959,7 +7959,7 @@
         </w:tc>
         <w:tc>
           <w:tcPr>
-            <w:tcW w:type="dxa" w:w="626"/>
+            <w:tcW w:type="dxa" w:w="1701"/>
           </w:tcPr>
           <w:p>
             <w:pPr>
@@ -7978,7 +7978,7 @@
       <w:tr>
         <w:tc>
           <w:tcPr>
-            <w:tcW w:type="dxa" w:w="626"/>
+            <w:tcW w:type="dxa" w:w="1701"/>
           </w:tcPr>
           <w:p>
             <w:pPr>
@@ -7995,7 +7995,7 @@
         </w:tc>
         <w:tc>
           <w:tcPr>
-            <w:tcW w:type="dxa" w:w="3441"/>
+            <w:tcW w:type="dxa" w:w="3573"/>
           </w:tcPr>
           <w:p>
             <w:pPr>
@@ -8012,7 +8012,7 @@
         </w:tc>
         <w:tc>
           <w:tcPr>
-            <w:tcW w:type="dxa" w:w="4379"/>
+            <w:tcW w:type="dxa" w:w="4398"/>
           </w:tcPr>
           <w:p>
             <w:pPr>
@@ -8029,7 +8029,7 @@
         </w:tc>
         <w:tc>
           <w:tcPr>
-            <w:tcW w:type="dxa" w:w="626"/>
+            <w:tcW w:type="dxa" w:w="1701"/>
           </w:tcPr>
           <w:p>
             <w:pPr>
@@ -8047,7 +8047,7 @@
       <w:tr>
         <w:tc>
           <w:tcPr>
-            <w:tcW w:type="dxa" w:w="626"/>
+            <w:tcW w:type="dxa" w:w="1701"/>
           </w:tcPr>
           <w:p>
             <w:pPr>
@@ -8064,7 +8064,7 @@
         </w:tc>
         <w:tc>
           <w:tcPr>
-            <w:tcW w:type="dxa" w:w="3441"/>
+            <w:tcW w:type="dxa" w:w="3573"/>
           </w:tcPr>
           <w:p>
             <w:pPr>
@@ -8081,7 +8081,7 @@
         </w:tc>
         <w:tc>
           <w:tcPr>
-            <w:tcW w:type="dxa" w:w="4379"/>
+            <w:tcW w:type="dxa" w:w="4398"/>
           </w:tcPr>
           <w:p>
             <w:pPr>
@@ -8098,7 +8098,7 @@
         </w:tc>
         <w:tc>
           <w:tcPr>
-            <w:tcW w:type="dxa" w:w="626"/>
+            <w:tcW w:type="dxa" w:w="1701"/>
           </w:tcPr>
           <w:p>
             <w:pPr>
@@ -8116,7 +8116,7 @@
       <w:tr>
         <w:tc>
           <w:tcPr>
-            <w:tcW w:type="dxa" w:w="626"/>
+            <w:tcW w:type="dxa" w:w="1701"/>
           </w:tcPr>
           <w:p>
             <w:pPr>
@@ -8133,7 +8133,7 @@
         </w:tc>
         <w:tc>
           <w:tcPr>
-            <w:tcW w:type="dxa" w:w="3441"/>
+            <w:tcW w:type="dxa" w:w="3573"/>
           </w:tcPr>
           <w:p>
             <w:pPr>
@@ -8150,7 +8150,7 @@
         </w:tc>
         <w:tc>
           <w:tcPr>
-            <w:tcW w:type="dxa" w:w="4379"/>
+            <w:tcW w:type="dxa" w:w="4398"/>
           </w:tcPr>
           <w:p>
             <w:pPr>
@@ -8167,7 +8167,7 @@
         </w:tc>
         <w:tc>
           <w:tcPr>
-            <w:tcW w:type="dxa" w:w="626"/>
+            <w:tcW w:type="dxa" w:w="1701"/>
           </w:tcPr>
           <w:p>
             <w:pPr>
@@ -8185,7 +8185,7 @@
       <w:tr>
         <w:tc>
           <w:tcPr>
-            <w:tcW w:type="dxa" w:w="626"/>
+            <w:tcW w:type="dxa" w:w="1701"/>
           </w:tcPr>
           <w:p>
             <w:pPr>
@@ -8202,7 +8202,7 @@
         </w:tc>
         <w:tc>
           <w:tcPr>
-            <w:tcW w:type="dxa" w:w="3441"/>
+            <w:tcW w:type="dxa" w:w="3573"/>
           </w:tcPr>
           <w:p>
             <w:pPr>
@@ -8219,7 +8219,7 @@
         </w:tc>
         <w:tc>
           <w:tcPr>
-            <w:tcW w:type="dxa" w:w="4379"/>
+            <w:tcW w:type="dxa" w:w="4398"/>
           </w:tcPr>
           <w:p>
             <w:pPr>
@@ -8236,7 +8236,7 @@
         </w:tc>
         <w:tc>
           <w:tcPr>
-            <w:tcW w:type="dxa" w:w="626"/>
+            <w:tcW w:type="dxa" w:w="1701"/>
           </w:tcPr>
           <w:p>
             <w:pPr>
@@ -8255,7 +8255,7 @@
       <w:tr>
         <w:tc>
           <w:tcPr>
-            <w:tcW w:type="dxa" w:w="626"/>
+            <w:tcW w:type="dxa" w:w="1701"/>
           </w:tcPr>
           <w:p>
             <w:pPr>
@@ -8272,7 +8272,7 @@
         </w:tc>
         <w:tc>
           <w:tcPr>
-            <w:tcW w:type="dxa" w:w="3441"/>
+            <w:tcW w:type="dxa" w:w="3573"/>
           </w:tcPr>
           <w:p>
             <w:pPr>
@@ -8289,7 +8289,7 @@
         </w:tc>
         <w:tc>
           <w:tcPr>
-            <w:tcW w:type="dxa" w:w="4379"/>
+            <w:tcW w:type="dxa" w:w="4398"/>
           </w:tcPr>
           <w:p>
             <w:pPr>
@@ -8306,7 +8306,7 @@
         </w:tc>
         <w:tc>
           <w:tcPr>
-            <w:tcW w:type="dxa" w:w="626"/>
+            <w:tcW w:type="dxa" w:w="1701"/>
           </w:tcPr>
           <w:p>
             <w:pPr>
@@ -8325,7 +8325,7 @@
       <w:tr>
         <w:tc>
           <w:tcPr>
-            <w:tcW w:type="dxa" w:w="626"/>
+            <w:tcW w:type="dxa" w:w="1701"/>
           </w:tcPr>
           <w:p>
             <w:pPr>
@@ -8342,7 +8342,7 @@
         </w:tc>
         <w:tc>
           <w:tcPr>
-            <w:tcW w:type="dxa" w:w="3441"/>
+            <w:tcW w:type="dxa" w:w="3573"/>
           </w:tcPr>
           <w:p>
             <w:pPr>
@@ -8359,7 +8359,7 @@
         </w:tc>
         <w:tc>
           <w:tcPr>
-            <w:tcW w:type="dxa" w:w="4379"/>
+            <w:tcW w:type="dxa" w:w="4398"/>
           </w:tcPr>
           <w:p>
             <w:pPr>
@@ -8376,7 +8376,7 @@
         </w:tc>
         <w:tc>
           <w:tcPr>
-            <w:tcW w:type="dxa" w:w="626"/>
+            <w:tcW w:type="dxa" w:w="1701"/>
           </w:tcPr>
           <w:p>
             <w:pPr>
@@ -8394,7 +8394,7 @@
       <w:tr>
         <w:tc>
           <w:tcPr>
-            <w:tcW w:type="dxa" w:w="626"/>
+            <w:tcW w:type="dxa" w:w="1701"/>
           </w:tcPr>
           <w:p>
             <w:pPr>
@@ -8411,7 +8411,7 @@
         </w:tc>
         <w:tc>
           <w:tcPr>
-            <w:tcW w:type="dxa" w:w="3441"/>
+            <w:tcW w:type="dxa" w:w="3573"/>
           </w:tcPr>
           <w:p>
             <w:pPr>
@@ -8428,7 +8428,7 @@
         </w:tc>
         <w:tc>
           <w:tcPr>
-            <w:tcW w:type="dxa" w:w="4379"/>
+            <w:tcW w:type="dxa" w:w="4398"/>
           </w:tcPr>
           <w:p>
             <w:pPr>
@@ -8445,7 +8445,7 @@
         </w:tc>
         <w:tc>
           <w:tcPr>
-            <w:tcW w:type="dxa" w:w="626"/>
+            <w:tcW w:type="dxa" w:w="1701"/>
           </w:tcPr>
           <w:p>
             <w:pPr>
@@ -8463,7 +8463,7 @@
       <w:tr>
         <w:tc>
           <w:tcPr>
-            <w:tcW w:type="dxa" w:w="626"/>
+            <w:tcW w:type="dxa" w:w="1701"/>
           </w:tcPr>
           <w:p>
             <w:pPr>
@@ -8480,7 +8480,7 @@
         </w:tc>
         <w:tc>
           <w:tcPr>
-            <w:tcW w:type="dxa" w:w="3441"/>
+            <w:tcW w:type="dxa" w:w="3573"/>
           </w:tcPr>
           <w:p>
             <w:pPr>
@@ -8497,7 +8497,7 @@
         </w:tc>
         <w:tc>
           <w:tcPr>
-            <w:tcW w:type="dxa" w:w="4379"/>
+            <w:tcW w:type="dxa" w:w="4398"/>
           </w:tcPr>
           <w:p>
             <w:pPr>
@@ -8514,7 +8514,7 @@
         </w:tc>
         <w:tc>
           <w:tcPr>
-            <w:tcW w:type="dxa" w:w="626"/>
+            <w:tcW w:type="dxa" w:w="1701"/>
           </w:tcPr>
           <w:p>
             <w:pPr>
@@ -8532,7 +8532,7 @@
       <w:tr>
         <w:tc>
           <w:tcPr>
-            <w:tcW w:type="dxa" w:w="626"/>
+            <w:tcW w:type="dxa" w:w="1701"/>
           </w:tcPr>
           <w:p>
             <w:pPr>
@@ -8549,7 +8549,7 @@
         </w:tc>
         <w:tc>
           <w:tcPr>
-            <w:tcW w:type="dxa" w:w="3441"/>
+            <w:tcW w:type="dxa" w:w="3573"/>
           </w:tcPr>
           <w:p>
             <w:pPr>
@@ -8566,7 +8566,7 @@
         </w:tc>
         <w:tc>
           <w:tcPr>
-            <w:tcW w:type="dxa" w:w="4379"/>
+            <w:tcW w:type="dxa" w:w="4398"/>
           </w:tcPr>
           <w:p>
             <w:pPr>
@@ -8583,7 +8583,7 @@
         </w:tc>
         <w:tc>
           <w:tcPr>
-            <w:tcW w:type="dxa" w:w="626"/>
+            <w:tcW w:type="dxa" w:w="1701"/>
           </w:tcPr>
           <w:p>
             <w:pPr>
@@ -8601,7 +8601,7 @@
       <w:tr>
         <w:tc>
           <w:tcPr>
-            <w:tcW w:type="dxa" w:w="626"/>
+            <w:tcW w:type="dxa" w:w="1701"/>
           </w:tcPr>
           <w:p>
             <w:pPr>
@@ -8618,7 +8618,7 @@
         </w:tc>
         <w:tc>
           <w:tcPr>
-            <w:tcW w:type="dxa" w:w="3441"/>
+            <w:tcW w:type="dxa" w:w="3573"/>
           </w:tcPr>
           <w:p>
             <w:pPr>
@@ -8635,7 +8635,7 @@
         </w:tc>
         <w:tc>
           <w:tcPr>
-            <w:tcW w:type="dxa" w:w="4379"/>
+            <w:tcW w:type="dxa" w:w="4398"/>
           </w:tcPr>
           <w:p>
             <w:pPr>
@@ -8652,7 +8652,7 @@
         </w:tc>
         <w:tc>
           <w:tcPr>
-            <w:tcW w:type="dxa" w:w="626"/>
+            <w:tcW w:type="dxa" w:w="1701"/>
           </w:tcPr>
           <w:p>
             <w:pPr>
@@ -8671,7 +8671,7 @@
       <w:tr>
         <w:tc>
           <w:tcPr>
-            <w:tcW w:type="dxa" w:w="626"/>
+            <w:tcW w:type="dxa" w:w="1701"/>
           </w:tcPr>
           <w:p>
             <w:pPr>
@@ -8688,7 +8688,7 @@
         </w:tc>
         <w:tc>
           <w:tcPr>
-            <w:tcW w:type="dxa" w:w="3441"/>
+            <w:tcW w:type="dxa" w:w="3573"/>
           </w:tcPr>
           <w:p>
             <w:pPr>
@@ -8705,7 +8705,7 @@
         </w:tc>
         <w:tc>
           <w:tcPr>
-            <w:tcW w:type="dxa" w:w="4379"/>
+            <w:tcW w:type="dxa" w:w="4398"/>
           </w:tcPr>
           <w:p>
             <w:pPr>
@@ -8722,7 +8722,7 @@
         </w:tc>
         <w:tc>
           <w:tcPr>
-            <w:tcW w:type="dxa" w:w="626"/>
+            <w:tcW w:type="dxa" w:w="1701"/>
           </w:tcPr>
           <w:p>
             <w:pPr>
@@ -8741,7 +8741,7 @@
       <w:tr>
         <w:tc>
           <w:tcPr>
-            <w:tcW w:type="dxa" w:w="626"/>
+            <w:tcW w:type="dxa" w:w="1701"/>
           </w:tcPr>
           <w:p>
             <w:pPr>
@@ -8758,7 +8758,7 @@
         </w:tc>
         <w:tc>
           <w:tcPr>
-            <w:tcW w:type="dxa" w:w="3441"/>
+            <w:tcW w:type="dxa" w:w="3573"/>
           </w:tcPr>
           <w:p>
             <w:pPr>
@@ -8775,7 +8775,7 @@
         </w:tc>
         <w:tc>
           <w:tcPr>
-            <w:tcW w:type="dxa" w:w="4379"/>
+            <w:tcW w:type="dxa" w:w="4398"/>
           </w:tcPr>
           <w:p>
             <w:pPr>
@@ -8792,7 +8792,7 @@
         </w:tc>
         <w:tc>
           <w:tcPr>
-            <w:tcW w:type="dxa" w:w="626"/>
+            <w:tcW w:type="dxa" w:w="1701"/>
           </w:tcPr>
           <w:p>
             <w:pPr>
@@ -8810,7 +8810,7 @@
       <w:tr>
         <w:tc>
           <w:tcPr>
-            <w:tcW w:type="dxa" w:w="626"/>
+            <w:tcW w:type="dxa" w:w="1701"/>
           </w:tcPr>
           <w:p>
             <w:pPr>
@@ -8827,7 +8827,7 @@
         </w:tc>
         <w:tc>
           <w:tcPr>
-            <w:tcW w:type="dxa" w:w="3441"/>
+            <w:tcW w:type="dxa" w:w="3573"/>
           </w:tcPr>
           <w:p>
             <w:pPr>
@@ -8844,7 +8844,7 @@
         </w:tc>
         <w:tc>
           <w:tcPr>
-            <w:tcW w:type="dxa" w:w="4379"/>
+            <w:tcW w:type="dxa" w:w="4398"/>
           </w:tcPr>
           <w:p>
             <w:pPr>
@@ -8861,7 +8861,7 @@
         </w:tc>
         <w:tc>
           <w:tcPr>
-            <w:tcW w:type="dxa" w:w="626"/>
+            <w:tcW w:type="dxa" w:w="1701"/>
           </w:tcPr>
           <w:p>
             <w:pPr>
@@ -8879,7 +8879,7 @@
       <w:tr>
         <w:tc>
           <w:tcPr>
-            <w:tcW w:type="dxa" w:w="626"/>
+            <w:tcW w:type="dxa" w:w="1701"/>
           </w:tcPr>
           <w:p>
             <w:pPr>
@@ -8896,7 +8896,7 @@
         </w:tc>
         <w:tc>
           <w:tcPr>
-            <w:tcW w:type="dxa" w:w="3441"/>
+            <w:tcW w:type="dxa" w:w="3573"/>
           </w:tcPr>
           <w:p>
             <w:pPr>
@@ -8913,7 +8913,7 @@
         </w:tc>
         <w:tc>
           <w:tcPr>
-            <w:tcW w:type="dxa" w:w="4379"/>
+            <w:tcW w:type="dxa" w:w="4398"/>
           </w:tcPr>
           <w:p>
             <w:pPr>
@@ -8930,7 +8930,7 @@
         </w:tc>
         <w:tc>
           <w:tcPr>
-            <w:tcW w:type="dxa" w:w="626"/>
+            <w:tcW w:type="dxa" w:w="1701"/>
           </w:tcPr>
           <w:p>
             <w:pPr>
@@ -8949,7 +8949,7 @@
       <w:tr>
         <w:tc>
           <w:tcPr>
-            <w:tcW w:type="dxa" w:w="626"/>
+            <w:tcW w:type="dxa" w:w="1701"/>
           </w:tcPr>
           <w:p>
             <w:pPr>
@@ -8966,7 +8966,7 @@
         </w:tc>
         <w:tc>
           <w:tcPr>
-            <w:tcW w:type="dxa" w:w="3441"/>
+            <w:tcW w:type="dxa" w:w="3573"/>
           </w:tcPr>
           <w:p>
             <w:pPr>
@@ -8983,7 +8983,7 @@
         </w:tc>
         <w:tc>
           <w:tcPr>
-            <w:tcW w:type="dxa" w:w="4379"/>
+            <w:tcW w:type="dxa" w:w="4398"/>
           </w:tcPr>
           <w:p>
             <w:pPr>
@@ -9000,7 +9000,7 @@
         </w:tc>
         <w:tc>
           <w:tcPr>
-            <w:tcW w:type="dxa" w:w="626"/>
+            <w:tcW w:type="dxa" w:w="1701"/>
           </w:tcPr>
           <w:p>
             <w:pPr>
@@ -9019,7 +9019,7 @@
       <w:tr>
         <w:tc>
           <w:tcPr>
-            <w:tcW w:type="dxa" w:w="626"/>
+            <w:tcW w:type="dxa" w:w="1701"/>
           </w:tcPr>
           <w:p>
             <w:pPr>
@@ -9036,7 +9036,7 @@
         </w:tc>
         <w:tc>
           <w:tcPr>
-            <w:tcW w:type="dxa" w:w="3441"/>
+            <w:tcW w:type="dxa" w:w="3573"/>
           </w:tcPr>
           <w:p>
             <w:pPr>
@@ -9053,7 +9053,7 @@
         </w:tc>
         <w:tc>
           <w:tcPr>
-            <w:tcW w:type="dxa" w:w="4379"/>
+            <w:tcW w:type="dxa" w:w="4398"/>
           </w:tcPr>
           <w:p>
             <w:pPr>
@@ -9070,7 +9070,7 @@
         </w:tc>
         <w:tc>
           <w:tcPr>
-            <w:tcW w:type="dxa" w:w="626"/>
+            <w:tcW w:type="dxa" w:w="1701"/>
           </w:tcPr>
           <w:p>
             <w:pPr>
@@ -9088,7 +9088,7 @@
       <w:tr>
         <w:tc>
           <w:tcPr>
-            <w:tcW w:type="dxa" w:w="626"/>
+            <w:tcW w:type="dxa" w:w="1701"/>
           </w:tcPr>
           <w:p>
             <w:pPr>
@@ -9105,7 +9105,7 @@
         </w:tc>
         <w:tc>
           <w:tcPr>
-            <w:tcW w:type="dxa" w:w="3441"/>
+            <w:tcW w:type="dxa" w:w="3573"/>
           </w:tcPr>
           <w:p>
             <w:pPr>
@@ -9122,7 +9122,7 @@
         </w:tc>
         <w:tc>
           <w:tcPr>
-            <w:tcW w:type="dxa" w:w="4379"/>
+            <w:tcW w:type="dxa" w:w="4398"/>
           </w:tcPr>
           <w:p>
             <w:pPr>
@@ -9139,7 +9139,7 @@
         </w:tc>
         <w:tc>
           <w:tcPr>
-            <w:tcW w:type="dxa" w:w="626"/>
+            <w:tcW w:type="dxa" w:w="1701"/>
           </w:tcPr>
           <w:p>
             <w:pPr>
@@ -9232,7 +9232,7 @@
       <w:tr>
         <w:tc>
           <w:tcPr>
-            <w:tcW w:type="dxa" w:w="698"/>
+            <w:tcW w:type="dxa" w:w="1701"/>
           </w:tcPr>
           <w:p>
             <w:pPr>
@@ -9250,7 +9250,7 @@
         </w:tc>
         <w:tc>
           <w:tcPr>
-            <w:tcW w:type="dxa" w:w="1047"/>
+            <w:tcW w:type="dxa" w:w="1701"/>
           </w:tcPr>
           <w:p>
             <w:pPr>
@@ -9268,7 +9268,7 @@
         </w:tc>
         <w:tc>
           <w:tcPr>
-            <w:tcW w:type="dxa" w:w="6629"/>
+            <w:tcW w:type="dxa" w:w="5896"/>
           </w:tcPr>
           <w:p>
             <w:pPr>
@@ -9286,7 +9286,7 @@
         </w:tc>
         <w:tc>
           <w:tcPr>
-            <w:tcW w:type="dxa" w:w="698"/>
+            <w:tcW w:type="dxa" w:w="1701"/>
           </w:tcPr>
           <w:p>
             <w:pPr>
@@ -9306,7 +9306,7 @@
       <w:tr>
         <w:tc>
           <w:tcPr>
-            <w:tcW w:type="dxa" w:w="698"/>
+            <w:tcW w:type="dxa" w:w="1701"/>
           </w:tcPr>
           <w:p>
             <w:pPr>
@@ -9323,7 +9323,7 @@
         </w:tc>
         <w:tc>
           <w:tcPr>
-            <w:tcW w:type="dxa" w:w="1047"/>
+            <w:tcW w:type="dxa" w:w="1701"/>
           </w:tcPr>
           <w:p>
             <w:pPr>
@@ -9340,7 +9340,7 @@
         </w:tc>
         <w:tc>
           <w:tcPr>
-            <w:tcW w:type="dxa" w:w="6629"/>
+            <w:tcW w:type="dxa" w:w="5896"/>
           </w:tcPr>
           <w:p>
             <w:pPr>
@@ -9357,7 +9357,7 @@
         </w:tc>
         <w:tc>
           <w:tcPr>
-            <w:tcW w:type="dxa" w:w="698"/>
+            <w:tcW w:type="dxa" w:w="1701"/>
           </w:tcPr>
           <w:p>
             <w:pPr>
@@ -9376,7 +9376,7 @@
       <w:tr>
         <w:tc>
           <w:tcPr>
-            <w:tcW w:type="dxa" w:w="698"/>
+            <w:tcW w:type="dxa" w:w="1701"/>
           </w:tcPr>
           <w:p>
             <w:pPr>
@@ -9393,7 +9393,7 @@
         </w:tc>
         <w:tc>
           <w:tcPr>
-            <w:tcW w:type="dxa" w:w="1047"/>
+            <w:tcW w:type="dxa" w:w="1701"/>
           </w:tcPr>
           <w:p>
             <w:pPr>
@@ -9410,7 +9410,7 @@
         </w:tc>
         <w:tc>
           <w:tcPr>
-            <w:tcW w:type="dxa" w:w="6629"/>
+            <w:tcW w:type="dxa" w:w="5896"/>
           </w:tcPr>
           <w:p>
             <w:pPr>
@@ -9427,7 +9427,7 @@
         </w:tc>
         <w:tc>
           <w:tcPr>
-            <w:tcW w:type="dxa" w:w="698"/>
+            <w:tcW w:type="dxa" w:w="1701"/>
           </w:tcPr>
           <w:p>
             <w:pPr>
@@ -9446,7 +9446,7 @@
       <w:tr>
         <w:tc>
           <w:tcPr>
-            <w:tcW w:type="dxa" w:w="698"/>
+            <w:tcW w:type="dxa" w:w="1701"/>
           </w:tcPr>
           <w:p>
             <w:pPr>
@@ -9463,7 +9463,7 @@
         </w:tc>
         <w:tc>
           <w:tcPr>
-            <w:tcW w:type="dxa" w:w="1047"/>
+            <w:tcW w:type="dxa" w:w="1701"/>
           </w:tcPr>
           <w:p>
             <w:pPr>
@@ -9480,7 +9480,7 @@
         </w:tc>
         <w:tc>
           <w:tcPr>
-            <w:tcW w:type="dxa" w:w="6629"/>
+            <w:tcW w:type="dxa" w:w="5896"/>
           </w:tcPr>
           <w:p>
             <w:pPr>
@@ -9497,7 +9497,7 @@
         </w:tc>
         <w:tc>
           <w:tcPr>
-            <w:tcW w:type="dxa" w:w="698"/>
+            <w:tcW w:type="dxa" w:w="1701"/>
           </w:tcPr>
           <w:p>
             <w:pPr>
@@ -9516,7 +9516,7 @@
       <w:tr>
         <w:tc>
           <w:tcPr>
-            <w:tcW w:type="dxa" w:w="698"/>
+            <w:tcW w:type="dxa" w:w="1701"/>
           </w:tcPr>
           <w:p>
             <w:pPr>
@@ -9533,7 +9533,7 @@
         </w:tc>
         <w:tc>
           <w:tcPr>
-            <w:tcW w:type="dxa" w:w="1047"/>
+            <w:tcW w:type="dxa" w:w="1701"/>
           </w:tcPr>
           <w:p>
             <w:pPr>
@@ -9550,7 +9550,7 @@
         </w:tc>
         <w:tc>
           <w:tcPr>
-            <w:tcW w:type="dxa" w:w="6629"/>
+            <w:tcW w:type="dxa" w:w="5896"/>
           </w:tcPr>
           <w:p>
             <w:pPr>
@@ -9567,7 +9567,7 @@
         </w:tc>
         <w:tc>
           <w:tcPr>
-            <w:tcW w:type="dxa" w:w="698"/>
+            <w:tcW w:type="dxa" w:w="1701"/>
           </w:tcPr>
           <w:p>
             <w:pPr>
@@ -9586,7 +9586,7 @@
       <w:tr>
         <w:tc>
           <w:tcPr>
-            <w:tcW w:type="dxa" w:w="698"/>
+            <w:tcW w:type="dxa" w:w="1701"/>
           </w:tcPr>
           <w:p>
             <w:pPr>
@@ -9603,7 +9603,7 @@
         </w:tc>
         <w:tc>
           <w:tcPr>
-            <w:tcW w:type="dxa" w:w="1047"/>
+            <w:tcW w:type="dxa" w:w="1701"/>
           </w:tcPr>
           <w:p>
             <w:pPr>
@@ -9620,7 +9620,7 @@
         </w:tc>
         <w:tc>
           <w:tcPr>
-            <w:tcW w:type="dxa" w:w="6629"/>
+            <w:tcW w:type="dxa" w:w="5896"/>
           </w:tcPr>
           <w:p>
             <w:pPr>
@@ -9637,7 +9637,7 @@
         </w:tc>
         <w:tc>
           <w:tcPr>
-            <w:tcW w:type="dxa" w:w="698"/>
+            <w:tcW w:type="dxa" w:w="1701"/>
           </w:tcPr>
           <w:p>
             <w:pPr>
@@ -9656,7 +9656,7 @@
       <w:tr>
         <w:tc>
           <w:tcPr>
-            <w:tcW w:type="dxa" w:w="698"/>
+            <w:tcW w:type="dxa" w:w="1701"/>
           </w:tcPr>
           <w:p>
             <w:pPr>
@@ -9673,7 +9673,7 @@
         </w:tc>
         <w:tc>
           <w:tcPr>
-            <w:tcW w:type="dxa" w:w="1047"/>
+            <w:tcW w:type="dxa" w:w="1701"/>
           </w:tcPr>
           <w:p>
             <w:pPr>
@@ -9690,7 +9690,7 @@
         </w:tc>
         <w:tc>
           <w:tcPr>
-            <w:tcW w:type="dxa" w:w="6629"/>
+            <w:tcW w:type="dxa" w:w="5896"/>
           </w:tcPr>
           <w:p>
             <w:pPr>
@@ -9707,7 +9707,7 @@
         </w:tc>
         <w:tc>
           <w:tcPr>
-            <w:tcW w:type="dxa" w:w="698"/>
+            <w:tcW w:type="dxa" w:w="1701"/>
           </w:tcPr>
           <w:p>
             <w:pPr>
@@ -9726,7 +9726,7 @@
       <w:tr>
         <w:tc>
           <w:tcPr>
-            <w:tcW w:type="dxa" w:w="698"/>
+            <w:tcW w:type="dxa" w:w="1701"/>
           </w:tcPr>
           <w:p>
             <w:pPr>
@@ -9743,7 +9743,7 @@
         </w:tc>
         <w:tc>
           <w:tcPr>
-            <w:tcW w:type="dxa" w:w="1047"/>
+            <w:tcW w:type="dxa" w:w="1701"/>
           </w:tcPr>
           <w:p>
             <w:pPr>
@@ -9760,7 +9760,7 @@
         </w:tc>
         <w:tc>
           <w:tcPr>
-            <w:tcW w:type="dxa" w:w="6629"/>
+            <w:tcW w:type="dxa" w:w="5896"/>
           </w:tcPr>
           <w:p>
             <w:pPr>
@@ -9777,7 +9777,7 @@
         </w:tc>
         <w:tc>
           <w:tcPr>
-            <w:tcW w:type="dxa" w:w="698"/>
+            <w:tcW w:type="dxa" w:w="1701"/>
           </w:tcPr>
           <w:p>
             <w:pPr>
@@ -9796,7 +9796,7 @@
       <w:tr>
         <w:tc>
           <w:tcPr>
-            <w:tcW w:type="dxa" w:w="698"/>
+            <w:tcW w:type="dxa" w:w="1701"/>
           </w:tcPr>
           <w:p>
             <w:pPr>
@@ -9813,7 +9813,7 @@
         </w:tc>
         <w:tc>
           <w:tcPr>
-            <w:tcW w:type="dxa" w:w="1047"/>
+            <w:tcW w:type="dxa" w:w="1701"/>
           </w:tcPr>
           <w:p>
             <w:pPr>
@@ -9830,7 +9830,7 @@
         </w:tc>
         <w:tc>
           <w:tcPr>
-            <w:tcW w:type="dxa" w:w="6629"/>
+            <w:tcW w:type="dxa" w:w="5896"/>
           </w:tcPr>
           <w:p>
             <w:pPr>
@@ -9847,7 +9847,7 @@
         </w:tc>
         <w:tc>
           <w:tcPr>
-            <w:tcW w:type="dxa" w:w="698"/>
+            <w:tcW w:type="dxa" w:w="1701"/>
           </w:tcPr>
           <w:p>
             <w:pPr>
@@ -9866,7 +9866,7 @@
       <w:tr>
         <w:tc>
           <w:tcPr>
-            <w:tcW w:type="dxa" w:w="698"/>
+            <w:tcW w:type="dxa" w:w="1701"/>
           </w:tcPr>
           <w:p>
             <w:pPr>
@@ -9883,7 +9883,7 @@
         </w:tc>
         <w:tc>
           <w:tcPr>
-            <w:tcW w:type="dxa" w:w="1047"/>
+            <w:tcW w:type="dxa" w:w="1701"/>
           </w:tcPr>
           <w:p>
             <w:pPr>
@@ -9900,7 +9900,7 @@
         </w:tc>
         <w:tc>
           <w:tcPr>
-            <w:tcW w:type="dxa" w:w="6629"/>
+            <w:tcW w:type="dxa" w:w="5896"/>
           </w:tcPr>
           <w:p>
             <w:pPr>
@@ -9917,7 +9917,7 @@
         </w:tc>
         <w:tc>
           <w:tcPr>
-            <w:tcW w:type="dxa" w:w="698"/>
+            <w:tcW w:type="dxa" w:w="1701"/>
           </w:tcPr>
           <w:p>
             <w:pPr>
@@ -9936,7 +9936,7 @@
       <w:tr>
         <w:tc>
           <w:tcPr>
-            <w:tcW w:type="dxa" w:w="698"/>
+            <w:tcW w:type="dxa" w:w="1701"/>
           </w:tcPr>
           <w:p>
             <w:pPr>
@@ -9953,7 +9953,7 @@
         </w:tc>
         <w:tc>
           <w:tcPr>
-            <w:tcW w:type="dxa" w:w="1047"/>
+            <w:tcW w:type="dxa" w:w="1701"/>
           </w:tcPr>
           <w:p>
             <w:pPr>
@@ -9970,7 +9970,7 @@
         </w:tc>
         <w:tc>
           <w:tcPr>
-            <w:tcW w:type="dxa" w:w="6629"/>
+            <w:tcW w:type="dxa" w:w="5896"/>
           </w:tcPr>
           <w:p>
             <w:pPr>
@@ -9987,7 +9987,7 @@
         </w:tc>
         <w:tc>
           <w:tcPr>
-            <w:tcW w:type="dxa" w:w="698"/>
+            <w:tcW w:type="dxa" w:w="1701"/>
           </w:tcPr>
           <w:p>
             <w:pPr>
@@ -10056,7 +10056,7 @@
       <w:tr>
         <w:tc>
           <w:tcPr>
-            <w:tcW w:type="dxa" w:w="938"/>
+            <w:tcW w:type="dxa" w:w="1701"/>
           </w:tcPr>
           <w:p>
             <w:pPr>
@@ -10074,7 +10074,7 @@
         </w:tc>
         <w:tc>
           <w:tcPr>
-            <w:tcW w:type="dxa" w:w="4379"/>
+            <w:tcW w:type="dxa" w:w="4112"/>
           </w:tcPr>
           <w:p>
             <w:pPr>
@@ -10092,7 +10092,7 @@
         </w:tc>
         <w:tc>
           <w:tcPr>
-            <w:tcW w:type="dxa" w:w="3441"/>
+            <w:tcW w:type="dxa" w:w="3507"/>
           </w:tcPr>
           <w:p>
             <w:pPr>
@@ -10110,7 +10110,7 @@
         </w:tc>
         <w:tc>
           <w:tcPr>
-            <w:tcW w:type="dxa" w:w="313"/>
+            <w:tcW w:type="dxa" w:w="1701"/>
           </w:tcPr>
           <w:p>
             <w:pPr>
@@ -10130,7 +10130,7 @@
       <w:tr>
         <w:tc>
           <w:tcPr>
-            <w:tcW w:type="dxa" w:w="938"/>
+            <w:tcW w:type="dxa" w:w="1701"/>
           </w:tcPr>
           <w:p>
             <w:pPr>
@@ -10147,7 +10147,7 @@
         </w:tc>
         <w:tc>
           <w:tcPr>
-            <w:tcW w:type="dxa" w:w="4379"/>
+            <w:tcW w:type="dxa" w:w="4112"/>
           </w:tcPr>
           <w:p>
             <w:pPr>
@@ -10164,7 +10164,7 @@
         </w:tc>
         <w:tc>
           <w:tcPr>
-            <w:tcW w:type="dxa" w:w="3441"/>
+            <w:tcW w:type="dxa" w:w="3507"/>
           </w:tcPr>
           <w:p>
             <w:pPr>
@@ -10181,7 +10181,7 @@
         </w:tc>
         <w:tc>
           <w:tcPr>
-            <w:tcW w:type="dxa" w:w="313"/>
+            <w:tcW w:type="dxa" w:w="1701"/>
           </w:tcPr>
           <w:p>
             <w:pPr>
@@ -10199,7 +10199,7 @@
       <w:tr>
         <w:tc>
           <w:tcPr>
-            <w:tcW w:type="dxa" w:w="938"/>
+            <w:tcW w:type="dxa" w:w="1701"/>
           </w:tcPr>
           <w:p>
             <w:pPr>
@@ -10216,7 +10216,7 @@
         </w:tc>
         <w:tc>
           <w:tcPr>
-            <w:tcW w:type="dxa" w:w="4379"/>
+            <w:tcW w:type="dxa" w:w="4112"/>
           </w:tcPr>
           <w:p>
             <w:pPr>
@@ -10233,7 +10233,7 @@
         </w:tc>
         <w:tc>
           <w:tcPr>
-            <w:tcW w:type="dxa" w:w="3441"/>
+            <w:tcW w:type="dxa" w:w="3507"/>
           </w:tcPr>
           <w:p>
             <w:pPr>
@@ -10250,7 +10250,7 @@
         </w:tc>
         <w:tc>
           <w:tcPr>
-            <w:tcW w:type="dxa" w:w="313"/>
+            <w:tcW w:type="dxa" w:w="1701"/>
           </w:tcPr>
           <w:p>
             <w:pPr>
@@ -10268,7 +10268,7 @@
       <w:tr>
         <w:tc>
           <w:tcPr>
-            <w:tcW w:type="dxa" w:w="938"/>
+            <w:tcW w:type="dxa" w:w="1701"/>
           </w:tcPr>
           <w:p>
             <w:pPr>
@@ -10285,7 +10285,7 @@
         </w:tc>
         <w:tc>
           <w:tcPr>
-            <w:tcW w:type="dxa" w:w="4379"/>
+            <w:tcW w:type="dxa" w:w="4112"/>
           </w:tcPr>
           <w:p>
             <w:pPr>
@@ -10302,7 +10302,7 @@
         </w:tc>
         <w:tc>
           <w:tcPr>
-            <w:tcW w:type="dxa" w:w="3441"/>
+            <w:tcW w:type="dxa" w:w="3507"/>
           </w:tcPr>
           <w:p>
             <w:pPr>
@@ -10319,7 +10319,7 @@
         </w:tc>
         <w:tc>
           <w:tcPr>
-            <w:tcW w:type="dxa" w:w="313"/>
+            <w:tcW w:type="dxa" w:w="1701"/>
           </w:tcPr>
           <w:p>
             <w:pPr>
@@ -10337,7 +10337,7 @@
       <w:tr>
         <w:tc>
           <w:tcPr>
-            <w:tcW w:type="dxa" w:w="938"/>
+            <w:tcW w:type="dxa" w:w="1701"/>
           </w:tcPr>
           <w:p>
             <w:pPr>
@@ -10354,7 +10354,7 @@
         </w:tc>
         <w:tc>
           <w:tcPr>
-            <w:tcW w:type="dxa" w:w="4379"/>
+            <w:tcW w:type="dxa" w:w="4112"/>
           </w:tcPr>
           <w:p>
             <w:pPr>
@@ -10371,7 +10371,7 @@
         </w:tc>
         <w:tc>
           <w:tcPr>
-            <w:tcW w:type="dxa" w:w="3441"/>
+            <w:tcW w:type="dxa" w:w="3507"/>
           </w:tcPr>
           <w:p>
             <w:pPr>
@@ -10388,7 +10388,7 @@
         </w:tc>
         <w:tc>
           <w:tcPr>
-            <w:tcW w:type="dxa" w:w="313"/>
+            <w:tcW w:type="dxa" w:w="1701"/>
           </w:tcPr>
           <w:p>
             <w:pPr>
@@ -10406,7 +10406,7 @@
       <w:tr>
         <w:tc>
           <w:tcPr>
-            <w:tcW w:type="dxa" w:w="938"/>
+            <w:tcW w:type="dxa" w:w="1701"/>
           </w:tcPr>
           <w:p>
             <w:pPr>
@@ -10423,7 +10423,7 @@
         </w:tc>
         <w:tc>
           <w:tcPr>
-            <w:tcW w:type="dxa" w:w="4379"/>
+            <w:tcW w:type="dxa" w:w="4112"/>
           </w:tcPr>
           <w:p>
             <w:pPr>
@@ -10440,7 +10440,7 @@
         </w:tc>
         <w:tc>
           <w:tcPr>
-            <w:tcW w:type="dxa" w:w="3441"/>
+            <w:tcW w:type="dxa" w:w="3507"/>
           </w:tcPr>
           <w:p>
             <w:pPr>
@@ -10457,7 +10457,7 @@
         </w:tc>
         <w:tc>
           <w:tcPr>
-            <w:tcW w:type="dxa" w:w="313"/>
+            <w:tcW w:type="dxa" w:w="1701"/>
           </w:tcPr>
           <w:p>
             <w:pPr>
@@ -10475,7 +10475,7 @@
       <w:tr>
         <w:tc>
           <w:tcPr>
-            <w:tcW w:type="dxa" w:w="938"/>
+            <w:tcW w:type="dxa" w:w="1701"/>
           </w:tcPr>
           <w:p>
             <w:pPr>
@@ -10492,7 +10492,7 @@
         </w:tc>
         <w:tc>
           <w:tcPr>
-            <w:tcW w:type="dxa" w:w="4379"/>
+            <w:tcW w:type="dxa" w:w="4112"/>
           </w:tcPr>
           <w:p>
             <w:pPr>
@@ -10509,7 +10509,7 @@
         </w:tc>
         <w:tc>
           <w:tcPr>
-            <w:tcW w:type="dxa" w:w="3441"/>
+            <w:tcW w:type="dxa" w:w="3507"/>
           </w:tcPr>
           <w:p>
             <w:pPr>
@@ -10526,7 +10526,7 @@
         </w:tc>
         <w:tc>
           <w:tcPr>
-            <w:tcW w:type="dxa" w:w="313"/>
+            <w:tcW w:type="dxa" w:w="1701"/>
           </w:tcPr>
           <w:p>
             <w:pPr>
@@ -10628,7 +10628,7 @@
       <w:tr>
         <w:tc>
           <w:tcPr>
-            <w:tcW w:type="dxa" w:w="2540"/>
+            <w:tcW w:type="dxa" w:w="3024"/>
           </w:tcPr>
           <w:p>
             <w:pPr>
@@ -10646,7 +10646,7 @@
         </w:tc>
         <w:tc>
           <w:tcPr>
-            <w:tcW w:type="dxa" w:w="2358"/>
+            <w:tcW w:type="dxa" w:w="1787"/>
           </w:tcPr>
           <w:p>
             <w:pPr>
@@ -10664,7 +10664,7 @@
         </w:tc>
         <w:tc>
           <w:tcPr>
-            <w:tcW w:type="dxa" w:w="2177"/>
+            <w:tcW w:type="dxa" w:w="2336"/>
           </w:tcPr>
           <w:p>
             <w:pPr>
@@ -10682,7 +10682,7 @@
         </w:tc>
         <w:tc>
           <w:tcPr>
-            <w:tcW w:type="dxa" w:w="1996"/>
+            <w:tcW w:type="dxa" w:w="1924"/>
           </w:tcPr>
           <w:p>
             <w:pPr>
@@ -10702,7 +10702,7 @@
       <w:tr>
         <w:tc>
           <w:tcPr>
-            <w:tcW w:type="dxa" w:w="2540"/>
+            <w:tcW w:type="dxa" w:w="3024"/>
           </w:tcPr>
           <w:p>
             <w:pPr>
@@ -10719,7 +10719,7 @@
         </w:tc>
         <w:tc>
           <w:tcPr>
-            <w:tcW w:type="dxa" w:w="2358"/>
+            <w:tcW w:type="dxa" w:w="1787"/>
           </w:tcPr>
           <w:p>
             <w:pPr>
@@ -10736,7 +10736,7 @@
         </w:tc>
         <w:tc>
           <w:tcPr>
-            <w:tcW w:type="dxa" w:w="2177"/>
+            <w:tcW w:type="dxa" w:w="2336"/>
           </w:tcPr>
           <w:p>
             <w:pPr>
@@ -10753,7 +10753,7 @@
         </w:tc>
         <w:tc>
           <w:tcPr>
-            <w:tcW w:type="dxa" w:w="1996"/>
+            <w:tcW w:type="dxa" w:w="1924"/>
           </w:tcPr>
           <w:p>
             <w:pPr>
@@ -10772,7 +10772,7 @@
       <w:tr>
         <w:tc>
           <w:tcPr>
-            <w:tcW w:type="dxa" w:w="2540"/>
+            <w:tcW w:type="dxa" w:w="3024"/>
           </w:tcPr>
           <w:p>
             <w:pPr>
@@ -10789,7 +10789,7 @@
         </w:tc>
         <w:tc>
           <w:tcPr>
-            <w:tcW w:type="dxa" w:w="2358"/>
+            <w:tcW w:type="dxa" w:w="1787"/>
           </w:tcPr>
           <w:p>
             <w:pPr>
@@ -10806,7 +10806,7 @@
         </w:tc>
         <w:tc>
           <w:tcPr>
-            <w:tcW w:type="dxa" w:w="2177"/>
+            <w:tcW w:type="dxa" w:w="2336"/>
           </w:tcPr>
           <w:p>
             <w:pPr>
@@ -10823,7 +10823,7 @@
         </w:tc>
         <w:tc>
           <w:tcPr>
-            <w:tcW w:type="dxa" w:w="1996"/>
+            <w:tcW w:type="dxa" w:w="1924"/>
           </w:tcPr>
           <w:p>
             <w:pPr>
@@ -10842,7 +10842,7 @@
       <w:tr>
         <w:tc>
           <w:tcPr>
-            <w:tcW w:type="dxa" w:w="2540"/>
+            <w:tcW w:type="dxa" w:w="3024"/>
           </w:tcPr>
           <w:p>
             <w:pPr>
@@ -10859,7 +10859,7 @@
         </w:tc>
         <w:tc>
           <w:tcPr>
-            <w:tcW w:type="dxa" w:w="2358"/>
+            <w:tcW w:type="dxa" w:w="1787"/>
           </w:tcPr>
           <w:p>
             <w:pPr>
@@ -10876,7 +10876,7 @@
         </w:tc>
         <w:tc>
           <w:tcPr>
-            <w:tcW w:type="dxa" w:w="2177"/>
+            <w:tcW w:type="dxa" w:w="2336"/>
           </w:tcPr>
           <w:p>
             <w:pPr>
@@ -10893,7 +10893,7 @@
         </w:tc>
         <w:tc>
           <w:tcPr>
-            <w:tcW w:type="dxa" w:w="1996"/>
+            <w:tcW w:type="dxa" w:w="1924"/>
           </w:tcPr>
           <w:p>
             <w:pPr>
@@ -10912,7 +10912,7 @@
       <w:tr>
         <w:tc>
           <w:tcPr>
-            <w:tcW w:type="dxa" w:w="2540"/>
+            <w:tcW w:type="dxa" w:w="3024"/>
           </w:tcPr>
           <w:p>
             <w:pPr>
@@ -10929,7 +10929,7 @@
         </w:tc>
         <w:tc>
           <w:tcPr>
-            <w:tcW w:type="dxa" w:w="2358"/>
+            <w:tcW w:type="dxa" w:w="1787"/>
           </w:tcPr>
           <w:p>
             <w:pPr>
@@ -10946,7 +10946,7 @@
         </w:tc>
         <w:tc>
           <w:tcPr>
-            <w:tcW w:type="dxa" w:w="2177"/>
+            <w:tcW w:type="dxa" w:w="2336"/>
           </w:tcPr>
           <w:p>
             <w:pPr>
@@ -10963,7 +10963,7 @@
         </w:tc>
         <w:tc>
           <w:tcPr>
-            <w:tcW w:type="dxa" w:w="1996"/>
+            <w:tcW w:type="dxa" w:w="1924"/>
           </w:tcPr>
           <w:p>
             <w:pPr>
@@ -10982,7 +10982,7 @@
       <w:tr>
         <w:tc>
           <w:tcPr>
-            <w:tcW w:type="dxa" w:w="2540"/>
+            <w:tcW w:type="dxa" w:w="3024"/>
           </w:tcPr>
           <w:p>
             <w:pPr>
@@ -10999,7 +10999,7 @@
         </w:tc>
         <w:tc>
           <w:tcPr>
-            <w:tcW w:type="dxa" w:w="2358"/>
+            <w:tcW w:type="dxa" w:w="1787"/>
           </w:tcPr>
           <w:p>
             <w:pPr>
@@ -11016,7 +11016,7 @@
         </w:tc>
         <w:tc>
           <w:tcPr>
-            <w:tcW w:type="dxa" w:w="2177"/>
+            <w:tcW w:type="dxa" w:w="2336"/>
           </w:tcPr>
           <w:p>
             <w:pPr>
@@ -11033,7 +11033,7 @@
         </w:tc>
         <w:tc>
           <w:tcPr>
-            <w:tcW w:type="dxa" w:w="1996"/>
+            <w:tcW w:type="dxa" w:w="1924"/>
           </w:tcPr>
           <w:p>
             <w:pPr>
@@ -11103,7 +11103,7 @@
       <w:tr>
         <w:tc>
           <w:tcPr>
-            <w:tcW w:type="dxa" w:w="2688"/>
+            <w:tcW w:type="dxa" w:w="3225"/>
           </w:tcPr>
           <w:p>
             <w:pPr>
@@ -11121,7 +11121,7 @@
         </w:tc>
         <w:tc>
           <w:tcPr>
-            <w:tcW w:type="dxa" w:w="2016"/>
+            <w:tcW w:type="dxa" w:w="2419"/>
           </w:tcPr>
           <w:p>
             <w:pPr>
@@ -11139,7 +11139,7 @@
         </w:tc>
         <w:tc>
           <w:tcPr>
-            <w:tcW w:type="dxa" w:w="2016"/>
+            <w:tcW w:type="dxa" w:w="1701"/>
           </w:tcPr>
           <w:p>
             <w:pPr>
@@ -11157,7 +11157,7 @@
         </w:tc>
         <w:tc>
           <w:tcPr>
-            <w:tcW w:type="dxa" w:w="2352"/>
+            <w:tcW w:type="dxa" w:w="2217"/>
           </w:tcPr>
           <w:p>
             <w:pPr>
@@ -11177,7 +11177,7 @@
       <w:tr>
         <w:tc>
           <w:tcPr>
-            <w:tcW w:type="dxa" w:w="2688"/>
+            <w:tcW w:type="dxa" w:w="3225"/>
           </w:tcPr>
           <w:p>
             <w:pPr>
@@ -11194,7 +11194,7 @@
         </w:tc>
         <w:tc>
           <w:tcPr>
-            <w:tcW w:type="dxa" w:w="2016"/>
+            <w:tcW w:type="dxa" w:w="2419"/>
           </w:tcPr>
           <w:p>
             <w:pPr>
@@ -11211,7 +11211,7 @@
         </w:tc>
         <w:tc>
           <w:tcPr>
-            <w:tcW w:type="dxa" w:w="2016"/>
+            <w:tcW w:type="dxa" w:w="1701"/>
           </w:tcPr>
           <w:p>
             <w:pPr>
@@ -11228,7 +11228,7 @@
         </w:tc>
         <w:tc>
           <w:tcPr>
-            <w:tcW w:type="dxa" w:w="2352"/>
+            <w:tcW w:type="dxa" w:w="2217"/>
           </w:tcPr>
           <w:p>
             <w:pPr>
@@ -11247,7 +11247,7 @@
       <w:tr>
         <w:tc>
           <w:tcPr>
-            <w:tcW w:type="dxa" w:w="2688"/>
+            <w:tcW w:type="dxa" w:w="3225"/>
           </w:tcPr>
           <w:p>
             <w:pPr>
@@ -11264,7 +11264,7 @@
         </w:tc>
         <w:tc>
           <w:tcPr>
-            <w:tcW w:type="dxa" w:w="2016"/>
+            <w:tcW w:type="dxa" w:w="2419"/>
           </w:tcPr>
           <w:p>
             <w:pPr>
@@ -11281,7 +11281,7 @@
         </w:tc>
         <w:tc>
           <w:tcPr>
-            <w:tcW w:type="dxa" w:w="2016"/>
+            <w:tcW w:type="dxa" w:w="1701"/>
           </w:tcPr>
           <w:p>
             <w:pPr>
@@ -11298,7 +11298,7 @@
         </w:tc>
         <w:tc>
           <w:tcPr>
-            <w:tcW w:type="dxa" w:w="2352"/>
+            <w:tcW w:type="dxa" w:w="2217"/>
           </w:tcPr>
           <w:p>
             <w:pPr>
@@ -11317,7 +11317,7 @@
       <w:tr>
         <w:tc>
           <w:tcPr>
-            <w:tcW w:type="dxa" w:w="2688"/>
+            <w:tcW w:type="dxa" w:w="3225"/>
           </w:tcPr>
           <w:p>
             <w:pPr>
@@ -11334,7 +11334,7 @@
         </w:tc>
         <w:tc>
           <w:tcPr>
-            <w:tcW w:type="dxa" w:w="2016"/>
+            <w:tcW w:type="dxa" w:w="2419"/>
           </w:tcPr>
           <w:p>
             <w:pPr>
@@ -11351,7 +11351,7 @@
         </w:tc>
         <w:tc>
           <w:tcPr>
-            <w:tcW w:type="dxa" w:w="2016"/>
+            <w:tcW w:type="dxa" w:w="1701"/>
           </w:tcPr>
           <w:p>
             <w:pPr>
@@ -11368,7 +11368,7 @@
         </w:tc>
         <w:tc>
           <w:tcPr>
-            <w:tcW w:type="dxa" w:w="2352"/>
+            <w:tcW w:type="dxa" w:w="2217"/>
           </w:tcPr>
           <w:p>
             <w:pPr>
@@ -11387,7 +11387,7 @@
       <w:tr>
         <w:tc>
           <w:tcPr>
-            <w:tcW w:type="dxa" w:w="2688"/>
+            <w:tcW w:type="dxa" w:w="3225"/>
           </w:tcPr>
           <w:p>
             <w:pPr>
@@ -11404,7 +11404,7 @@
         </w:tc>
         <w:tc>
           <w:tcPr>
-            <w:tcW w:type="dxa" w:w="2016"/>
+            <w:tcW w:type="dxa" w:w="2419"/>
           </w:tcPr>
           <w:p>
             <w:pPr>
@@ -11421,7 +11421,7 @@
         </w:tc>
         <w:tc>
           <w:tcPr>
-            <w:tcW w:type="dxa" w:w="2016"/>
+            <w:tcW w:type="dxa" w:w="1701"/>
           </w:tcPr>
           <w:p>
             <w:pPr>
@@ -11438,7 +11438,7 @@
         </w:tc>
         <w:tc>
           <w:tcPr>
-            <w:tcW w:type="dxa" w:w="2352"/>
+            <w:tcW w:type="dxa" w:w="2217"/>
           </w:tcPr>
           <w:p>
             <w:pPr>
@@ -11457,7 +11457,7 @@
       <w:tr>
         <w:tc>
           <w:tcPr>
-            <w:tcW w:type="dxa" w:w="2688"/>
+            <w:tcW w:type="dxa" w:w="3225"/>
           </w:tcPr>
           <w:p>
             <w:pPr>
@@ -11474,7 +11474,7 @@
         </w:tc>
         <w:tc>
           <w:tcPr>
-            <w:tcW w:type="dxa" w:w="2016"/>
+            <w:tcW w:type="dxa" w:w="2419"/>
           </w:tcPr>
           <w:p>
             <w:pPr>
@@ -11491,7 +11491,7 @@
         </w:tc>
         <w:tc>
           <w:tcPr>
-            <w:tcW w:type="dxa" w:w="2016"/>
+            <w:tcW w:type="dxa" w:w="1701"/>
           </w:tcPr>
           <w:p>
             <w:pPr>
@@ -11508,7 +11508,7 @@
         </w:tc>
         <w:tc>
           <w:tcPr>
-            <w:tcW w:type="dxa" w:w="2352"/>
+            <w:tcW w:type="dxa" w:w="2217"/>
           </w:tcPr>
           <w:p>
             <w:pPr>
@@ -11527,7 +11527,7 @@
       <w:tr>
         <w:tc>
           <w:tcPr>
-            <w:tcW w:type="dxa" w:w="2688"/>
+            <w:tcW w:type="dxa" w:w="3225"/>
           </w:tcPr>
           <w:p>
             <w:pPr>
@@ -11544,7 +11544,7 @@
         </w:tc>
         <w:tc>
           <w:tcPr>
-            <w:tcW w:type="dxa" w:w="2016"/>
+            <w:tcW w:type="dxa" w:w="2419"/>
           </w:tcPr>
           <w:p>
             <w:pPr>
@@ -11561,7 +11561,7 @@
         </w:tc>
         <w:tc>
           <w:tcPr>
-            <w:tcW w:type="dxa" w:w="2016"/>
+            <w:tcW w:type="dxa" w:w="1701"/>
           </w:tcPr>
           <w:p>
             <w:pPr>
@@ -11578,7 +11578,7 @@
         </w:tc>
         <w:tc>
           <w:tcPr>
-            <w:tcW w:type="dxa" w:w="2352"/>
+            <w:tcW w:type="dxa" w:w="2217"/>
           </w:tcPr>
           <w:p>
             <w:pPr>
@@ -11619,7 +11619,7 @@
       <w:tr>
         <w:tc>
           <w:tcPr>
-            <w:tcW w:type="dxa" w:w="1183"/>
+            <w:tcW w:type="dxa" w:w="1701"/>
           </w:tcPr>
           <w:p>
             <w:pPr>
@@ -11637,7 +11637,7 @@
         </w:tc>
         <w:tc>
           <w:tcPr>
-            <w:tcW w:type="dxa" w:w="7888"/>
+            <w:tcW w:type="dxa" w:w="7751"/>
           </w:tcPr>
           <w:p>
             <w:pPr>
@@ -11657,7 +11657,7 @@
       <w:tr>
         <w:tc>
           <w:tcPr>
-            <w:tcW w:type="dxa" w:w="1183"/>
+            <w:tcW w:type="dxa" w:w="1701"/>
           </w:tcPr>
           <w:p>
             <w:pPr>
@@ -11674,7 +11674,7 @@
         </w:tc>
         <w:tc>
           <w:tcPr>
-            <w:tcW w:type="dxa" w:w="7888"/>
+            <w:tcW w:type="dxa" w:w="7751"/>
           </w:tcPr>
           <w:p>
             <w:pPr>
@@ -11693,7 +11693,7 @@
       <w:tr>
         <w:tc>
           <w:tcPr>
-            <w:tcW w:type="dxa" w:w="1183"/>
+            <w:tcW w:type="dxa" w:w="1701"/>
           </w:tcPr>
           <w:p>
             <w:pPr>
@@ -11710,7 +11710,7 @@
         </w:tc>
         <w:tc>
           <w:tcPr>
-            <w:tcW w:type="dxa" w:w="7888"/>
+            <w:tcW w:type="dxa" w:w="7751"/>
           </w:tcPr>
           <w:p>
             <w:pPr>
@@ -11729,7 +11729,7 @@
       <w:tr>
         <w:tc>
           <w:tcPr>
-            <w:tcW w:type="dxa" w:w="1183"/>
+            <w:tcW w:type="dxa" w:w="1701"/>
           </w:tcPr>
           <w:p>
             <w:pPr>
@@ -11746,7 +11746,7 @@
         </w:tc>
         <w:tc>
           <w:tcPr>
-            <w:tcW w:type="dxa" w:w="7888"/>
+            <w:tcW w:type="dxa" w:w="7751"/>
           </w:tcPr>
           <w:p>
             <w:pPr>
@@ -11765,7 +11765,7 @@
       <w:tr>
         <w:tc>
           <w:tcPr>
-            <w:tcW w:type="dxa" w:w="1183"/>
+            <w:tcW w:type="dxa" w:w="1701"/>
           </w:tcPr>
           <w:p>
             <w:pPr>
@@ -11782,7 +11782,7 @@
         </w:tc>
         <w:tc>
           <w:tcPr>
-            <w:tcW w:type="dxa" w:w="7888"/>
+            <w:tcW w:type="dxa" w:w="7751"/>
           </w:tcPr>
           <w:p>
             <w:pPr>
@@ -11801,7 +11801,7 @@
       <w:tr>
         <w:tc>
           <w:tcPr>
-            <w:tcW w:type="dxa" w:w="1183"/>
+            <w:tcW w:type="dxa" w:w="1701"/>
           </w:tcPr>
           <w:p>
             <w:pPr>
@@ -11818,7 +11818,7 @@
         </w:tc>
         <w:tc>
           <w:tcPr>
-            <w:tcW w:type="dxa" w:w="7888"/>
+            <w:tcW w:type="dxa" w:w="7751"/>
           </w:tcPr>
           <w:p>
             <w:pPr>
@@ -11837,7 +11837,7 @@
       <w:tr>
         <w:tc>
           <w:tcPr>
-            <w:tcW w:type="dxa" w:w="1183"/>
+            <w:tcW w:type="dxa" w:w="1701"/>
           </w:tcPr>
           <w:p>
             <w:pPr>
@@ -11854,7 +11854,7 @@
         </w:tc>
         <w:tc>
           <w:tcPr>
-            <w:tcW w:type="dxa" w:w="7888"/>
+            <w:tcW w:type="dxa" w:w="7751"/>
           </w:tcPr>
           <w:p>
             <w:pPr>
@@ -11873,7 +11873,7 @@
       <w:tr>
         <w:tc>
           <w:tcPr>
-            <w:tcW w:type="dxa" w:w="1183"/>
+            <w:tcW w:type="dxa" w:w="1701"/>
           </w:tcPr>
           <w:p>
             <w:pPr>
@@ -11890,7 +11890,7 @@
         </w:tc>
         <w:tc>
           <w:tcPr>
-            <w:tcW w:type="dxa" w:w="7888"/>
+            <w:tcW w:type="dxa" w:w="7751"/>
           </w:tcPr>
           <w:p>
             <w:pPr>
@@ -11909,7 +11909,7 @@
       <w:tr>
         <w:tc>
           <w:tcPr>
-            <w:tcW w:type="dxa" w:w="1183"/>
+            <w:tcW w:type="dxa" w:w="1701"/>
           </w:tcPr>
           <w:p>
             <w:pPr>
@@ -11926,7 +11926,7 @@
         </w:tc>
         <w:tc>
           <w:tcPr>
-            <w:tcW w:type="dxa" w:w="7888"/>
+            <w:tcW w:type="dxa" w:w="7751"/>
           </w:tcPr>
           <w:p>
             <w:pPr>
@@ -11945,7 +11945,7 @@
       <w:tr>
         <w:tc>
           <w:tcPr>
-            <w:tcW w:type="dxa" w:w="1183"/>
+            <w:tcW w:type="dxa" w:w="1701"/>
           </w:tcPr>
           <w:p>
             <w:pPr>
@@ -11962,7 +11962,7 @@
         </w:tc>
         <w:tc>
           <w:tcPr>
-            <w:tcW w:type="dxa" w:w="7888"/>
+            <w:tcW w:type="dxa" w:w="7751"/>
           </w:tcPr>
           <w:p>
             <w:pPr>
@@ -11981,7 +11981,7 @@
       <w:tr>
         <w:tc>
           <w:tcPr>
-            <w:tcW w:type="dxa" w:w="1183"/>
+            <w:tcW w:type="dxa" w:w="1701"/>
           </w:tcPr>
           <w:p>
             <w:pPr>
@@ -11998,7 +11998,7 @@
         </w:tc>
         <w:tc>
           <w:tcPr>
-            <w:tcW w:type="dxa" w:w="7888"/>
+            <w:tcW w:type="dxa" w:w="7751"/>
           </w:tcPr>
           <w:p>
             <w:pPr>
@@ -12017,7 +12017,7 @@
       <w:tr>
         <w:tc>
           <w:tcPr>
-            <w:tcW w:type="dxa" w:w="1183"/>
+            <w:tcW w:type="dxa" w:w="1701"/>
           </w:tcPr>
           <w:p>
             <w:pPr>
@@ -12034,7 +12034,7 @@
         </w:tc>
         <w:tc>
           <w:tcPr>
-            <w:tcW w:type="dxa" w:w="7888"/>
+            <w:tcW w:type="dxa" w:w="7751"/>
           </w:tcPr>
           <w:p>
             <w:pPr>
@@ -12053,7 +12053,7 @@
       <w:tr>
         <w:tc>
           <w:tcPr>
-            <w:tcW w:type="dxa" w:w="1183"/>
+            <w:tcW w:type="dxa" w:w="1701"/>
           </w:tcPr>
           <w:p>
             <w:pPr>
@@ -12070,7 +12070,7 @@
         </w:tc>
         <w:tc>
           <w:tcPr>
-            <w:tcW w:type="dxa" w:w="7888"/>
+            <w:tcW w:type="dxa" w:w="7751"/>
           </w:tcPr>
           <w:p>
             <w:pPr>
@@ -12089,7 +12089,7 @@
       <w:tr>
         <w:tc>
           <w:tcPr>
-            <w:tcW w:type="dxa" w:w="1183"/>
+            <w:tcW w:type="dxa" w:w="1701"/>
           </w:tcPr>
           <w:p>
             <w:pPr>
@@ -12106,7 +12106,7 @@
         </w:tc>
         <w:tc>
           <w:tcPr>
-            <w:tcW w:type="dxa" w:w="7888"/>
+            <w:tcW w:type="dxa" w:w="7751"/>
           </w:tcPr>
           <w:p>
             <w:pPr>
@@ -12125,7 +12125,7 @@
       <w:tr>
         <w:tc>
           <w:tcPr>
-            <w:tcW w:type="dxa" w:w="1183"/>
+            <w:tcW w:type="dxa" w:w="1701"/>
           </w:tcPr>
           <w:p>
             <w:pPr>
@@ -12142,7 +12142,7 @@
         </w:tc>
         <w:tc>
           <w:tcPr>
-            <w:tcW w:type="dxa" w:w="7888"/>
+            <w:tcW w:type="dxa" w:w="7751"/>
           </w:tcPr>
           <w:p>
             <w:pPr>
@@ -12161,7 +12161,7 @@
       <w:tr>
         <w:tc>
           <w:tcPr>
-            <w:tcW w:type="dxa" w:w="1183"/>
+            <w:tcW w:type="dxa" w:w="1701"/>
           </w:tcPr>
           <w:p>
             <w:pPr>
@@ -12178,7 +12178,7 @@
         </w:tc>
         <w:tc>
           <w:tcPr>
-            <w:tcW w:type="dxa" w:w="7888"/>
+            <w:tcW w:type="dxa" w:w="7751"/>
           </w:tcPr>
           <w:p>
             <w:pPr>
@@ -12197,7 +12197,7 @@
       <w:tr>
         <w:tc>
           <w:tcPr>
-            <w:tcW w:type="dxa" w:w="1183"/>
+            <w:tcW w:type="dxa" w:w="1701"/>
           </w:tcPr>
           <w:p>
             <w:pPr>
@@ -12214,7 +12214,7 @@
         </w:tc>
         <w:tc>
           <w:tcPr>
-            <w:tcW w:type="dxa" w:w="7888"/>
+            <w:tcW w:type="dxa" w:w="7751"/>
           </w:tcPr>
           <w:p>
             <w:pPr>
@@ -12233,7 +12233,7 @@
       <w:tr>
         <w:tc>
           <w:tcPr>
-            <w:tcW w:type="dxa" w:w="1183"/>
+            <w:tcW w:type="dxa" w:w="1701"/>
           </w:tcPr>
           <w:p>
             <w:pPr>
@@ -12250,7 +12250,7 @@
         </w:tc>
         <w:tc>
           <w:tcPr>
-            <w:tcW w:type="dxa" w:w="7888"/>
+            <w:tcW w:type="dxa" w:w="7751"/>
           </w:tcPr>
           <w:p>
             <w:pPr>
@@ -12269,7 +12269,7 @@
       <w:tr>
         <w:tc>
           <w:tcPr>
-            <w:tcW w:type="dxa" w:w="1183"/>
+            <w:tcW w:type="dxa" w:w="1701"/>
           </w:tcPr>
           <w:p>
             <w:pPr>
@@ -12286,7 +12286,7 @@
         </w:tc>
         <w:tc>
           <w:tcPr>
-            <w:tcW w:type="dxa" w:w="7888"/>
+            <w:tcW w:type="dxa" w:w="7751"/>
           </w:tcPr>
           <w:p>
             <w:pPr>
@@ -12305,7 +12305,7 @@
       <w:tr>
         <w:tc>
           <w:tcPr>
-            <w:tcW w:type="dxa" w:w="1183"/>
+            <w:tcW w:type="dxa" w:w="1701"/>
           </w:tcPr>
           <w:p>
             <w:pPr>
@@ -12322,7 +12322,7 @@
         </w:tc>
         <w:tc>
           <w:tcPr>
-            <w:tcW w:type="dxa" w:w="7888"/>
+            <w:tcW w:type="dxa" w:w="7751"/>
           </w:tcPr>
           <w:p>
             <w:pPr>
@@ -12363,7 +12363,7 @@
       <w:tr>
         <w:tc>
           <w:tcPr>
-            <w:tcW w:type="dxa" w:w="1361"/>
+            <w:tcW w:type="dxa" w:w="1701"/>
           </w:tcPr>
           <w:p>
             <w:pPr>
@@ -12381,7 +12381,7 @@
         </w:tc>
         <w:tc>
           <w:tcPr>
-            <w:tcW w:type="dxa" w:w="7710"/>
+            <w:tcW w:type="dxa" w:w="7727"/>
           </w:tcPr>
           <w:p>
             <w:pPr>
@@ -12401,7 +12401,7 @@
       <w:tr>
         <w:tc>
           <w:tcPr>
-            <w:tcW w:type="dxa" w:w="1361"/>
+            <w:tcW w:type="dxa" w:w="1701"/>
           </w:tcPr>
           <w:p>
             <w:pPr>
@@ -12418,7 +12418,7 @@
         </w:tc>
         <w:tc>
           <w:tcPr>
-            <w:tcW w:type="dxa" w:w="7710"/>
+            <w:tcW w:type="dxa" w:w="7727"/>
           </w:tcPr>
           <w:p>
             <w:pPr>
@@ -12437,7 +12437,7 @@
       <w:tr>
         <w:tc>
           <w:tcPr>
-            <w:tcW w:type="dxa" w:w="1361"/>
+            <w:tcW w:type="dxa" w:w="1701"/>
           </w:tcPr>
           <w:p>
             <w:pPr>
@@ -12454,7 +12454,7 @@
         </w:tc>
         <w:tc>
           <w:tcPr>
-            <w:tcW w:type="dxa" w:w="7710"/>
+            <w:tcW w:type="dxa" w:w="7727"/>
           </w:tcPr>
           <w:p>
             <w:pPr>
@@ -12473,7 +12473,7 @@
       <w:tr>
         <w:tc>
           <w:tcPr>
-            <w:tcW w:type="dxa" w:w="1361"/>
+            <w:tcW w:type="dxa" w:w="1701"/>
           </w:tcPr>
           <w:p>
             <w:pPr>
@@ -12490,7 +12490,7 @@
         </w:tc>
         <w:tc>
           <w:tcPr>
-            <w:tcW w:type="dxa" w:w="7710"/>
+            <w:tcW w:type="dxa" w:w="7727"/>
           </w:tcPr>
           <w:p>
             <w:pPr>
@@ -12509,7 +12509,7 @@
       <w:tr>
         <w:tc>
           <w:tcPr>
-            <w:tcW w:type="dxa" w:w="1361"/>
+            <w:tcW w:type="dxa" w:w="1701"/>
           </w:tcPr>
           <w:p>
             <w:pPr>
@@ -12526,7 +12526,7 @@
         </w:tc>
         <w:tc>
           <w:tcPr>
-            <w:tcW w:type="dxa" w:w="7710"/>
+            <w:tcW w:type="dxa" w:w="7727"/>
           </w:tcPr>
           <w:p>
             <w:pPr>
@@ -12545,7 +12545,7 @@
       <w:tr>
         <w:tc>
           <w:tcPr>
-            <w:tcW w:type="dxa" w:w="1361"/>
+            <w:tcW w:type="dxa" w:w="1701"/>
           </w:tcPr>
           <w:p>
             <w:pPr>
@@ -12562,7 +12562,7 @@
         </w:tc>
         <w:tc>
           <w:tcPr>
-            <w:tcW w:type="dxa" w:w="7710"/>
+            <w:tcW w:type="dxa" w:w="7727"/>
           </w:tcPr>
           <w:p>
             <w:pPr>
@@ -12581,7 +12581,7 @@
       <w:tr>
         <w:tc>
           <w:tcPr>
-            <w:tcW w:type="dxa" w:w="1361"/>
+            <w:tcW w:type="dxa" w:w="1701"/>
           </w:tcPr>
           <w:p>
             <w:pPr>
@@ -12598,7 +12598,7 @@
         </w:tc>
         <w:tc>
           <w:tcPr>
-            <w:tcW w:type="dxa" w:w="7710"/>
+            <w:tcW w:type="dxa" w:w="7727"/>
           </w:tcPr>
           <w:p>
             <w:pPr>
@@ -12617,7 +12617,7 @@
       <w:tr>
         <w:tc>
           <w:tcPr>
-            <w:tcW w:type="dxa" w:w="1361"/>
+            <w:tcW w:type="dxa" w:w="1701"/>
           </w:tcPr>
           <w:p>
             <w:pPr>
@@ -12634,7 +12634,7 @@
         </w:tc>
         <w:tc>
           <w:tcPr>
-            <w:tcW w:type="dxa" w:w="7710"/>
+            <w:tcW w:type="dxa" w:w="7727"/>
           </w:tcPr>
           <w:p>
             <w:pPr>
@@ -12653,7 +12653,7 @@
       <w:tr>
         <w:tc>
           <w:tcPr>
-            <w:tcW w:type="dxa" w:w="1361"/>
+            <w:tcW w:type="dxa" w:w="1701"/>
           </w:tcPr>
           <w:p>
             <w:pPr>
@@ -12670,7 +12670,7 @@
         </w:tc>
         <w:tc>
           <w:tcPr>
-            <w:tcW w:type="dxa" w:w="7710"/>
+            <w:tcW w:type="dxa" w:w="7727"/>
           </w:tcPr>
           <w:p>
             <w:pPr>
@@ -12689,7 +12689,7 @@
       <w:tr>
         <w:tc>
           <w:tcPr>
-            <w:tcW w:type="dxa" w:w="1361"/>
+            <w:tcW w:type="dxa" w:w="1701"/>
           </w:tcPr>
           <w:p>
             <w:pPr>
@@ -12706,7 +12706,7 @@
         </w:tc>
         <w:tc>
           <w:tcPr>
-            <w:tcW w:type="dxa" w:w="7710"/>
+            <w:tcW w:type="dxa" w:w="7727"/>
           </w:tcPr>
           <w:p>
             <w:pPr>
@@ -12725,7 +12725,7 @@
       <w:tr>
         <w:tc>
           <w:tcPr>
-            <w:tcW w:type="dxa" w:w="1361"/>
+            <w:tcW w:type="dxa" w:w="1701"/>
           </w:tcPr>
           <w:p>
             <w:pPr>
@@ -12742,7 +12742,7 @@
         </w:tc>
         <w:tc>
           <w:tcPr>
-            <w:tcW w:type="dxa" w:w="7710"/>
+            <w:tcW w:type="dxa" w:w="7727"/>
           </w:tcPr>
           <w:p>
             <w:pPr>
@@ -12761,7 +12761,7 @@
       <w:tr>
         <w:tc>
           <w:tcPr>
-            <w:tcW w:type="dxa" w:w="1361"/>
+            <w:tcW w:type="dxa" w:w="1701"/>
           </w:tcPr>
           <w:p>
             <w:pPr>
@@ -12778,7 +12778,7 @@
         </w:tc>
         <w:tc>
           <w:tcPr>
-            <w:tcW w:type="dxa" w:w="7710"/>
+            <w:tcW w:type="dxa" w:w="7727"/>
           </w:tcPr>
           <w:p>
             <w:pPr>
@@ -12797,7 +12797,7 @@
       <w:tr>
         <w:tc>
           <w:tcPr>
-            <w:tcW w:type="dxa" w:w="1361"/>
+            <w:tcW w:type="dxa" w:w="1701"/>
           </w:tcPr>
           <w:p>
             <w:pPr>
@@ -12814,7 +12814,7 @@
         </w:tc>
         <w:tc>
           <w:tcPr>
-            <w:tcW w:type="dxa" w:w="7710"/>
+            <w:tcW w:type="dxa" w:w="7727"/>
           </w:tcPr>
           <w:p>
             <w:pPr>
@@ -12833,7 +12833,7 @@
       <w:tr>
         <w:tc>
           <w:tcPr>
-            <w:tcW w:type="dxa" w:w="1361"/>
+            <w:tcW w:type="dxa" w:w="1701"/>
           </w:tcPr>
           <w:p>
             <w:pPr>
@@ -12850,7 +12850,7 @@
         </w:tc>
         <w:tc>
           <w:tcPr>
-            <w:tcW w:type="dxa" w:w="7710"/>
+            <w:tcW w:type="dxa" w:w="7727"/>
           </w:tcPr>
           <w:p>
             <w:pPr>
@@ -12869,7 +12869,7 @@
       <w:tr>
         <w:tc>
           <w:tcPr>
-            <w:tcW w:type="dxa" w:w="1361"/>
+            <w:tcW w:type="dxa" w:w="1701"/>
           </w:tcPr>
           <w:p>
             <w:pPr>
@@ -12886,7 +12886,7 @@
         </w:tc>
         <w:tc>
           <w:tcPr>
-            <w:tcW w:type="dxa" w:w="7710"/>
+            <w:tcW w:type="dxa" w:w="7727"/>
           </w:tcPr>
           <w:p>
             <w:pPr>
@@ -12905,7 +12905,7 @@
       <w:tr>
         <w:tc>
           <w:tcPr>
-            <w:tcW w:type="dxa" w:w="1361"/>
+            <w:tcW w:type="dxa" w:w="1701"/>
           </w:tcPr>
           <w:p>
             <w:pPr>
@@ -12922,7 +12922,7 @@
         </w:tc>
         <w:tc>
           <w:tcPr>
-            <w:tcW w:type="dxa" w:w="7710"/>
+            <w:tcW w:type="dxa" w:w="7727"/>
           </w:tcPr>
           <w:p>
             <w:pPr>
@@ -12941,7 +12941,7 @@
       <w:tr>
         <w:tc>
           <w:tcPr>
-            <w:tcW w:type="dxa" w:w="1361"/>
+            <w:tcW w:type="dxa" w:w="1701"/>
           </w:tcPr>
           <w:p>
             <w:pPr>
@@ -12958,7 +12958,7 @@
         </w:tc>
         <w:tc>
           <w:tcPr>
-            <w:tcW w:type="dxa" w:w="7710"/>
+            <w:tcW w:type="dxa" w:w="7727"/>
           </w:tcPr>
           <w:p>
             <w:pPr>
@@ -12977,7 +12977,7 @@
       <w:tr>
         <w:tc>
           <w:tcPr>
-            <w:tcW w:type="dxa" w:w="1361"/>
+            <w:tcW w:type="dxa" w:w="1701"/>
           </w:tcPr>
           <w:p>
             <w:pPr>
@@ -12994,7 +12994,7 @@
         </w:tc>
         <w:tc>
           <w:tcPr>
-            <w:tcW w:type="dxa" w:w="7710"/>
+            <w:tcW w:type="dxa" w:w="7727"/>
           </w:tcPr>
           <w:p>
             <w:pPr>
@@ -13013,7 +13013,7 @@
       <w:tr>
         <w:tc>
           <w:tcPr>
-            <w:tcW w:type="dxa" w:w="1361"/>
+            <w:tcW w:type="dxa" w:w="1701"/>
           </w:tcPr>
           <w:p>
             <w:pPr>
@@ -13030,7 +13030,7 @@
         </w:tc>
         <w:tc>
           <w:tcPr>
-            <w:tcW w:type="dxa" w:w="7710"/>
+            <w:tcW w:type="dxa" w:w="7727"/>
           </w:tcPr>
           <w:p>
             <w:pPr>
@@ -13049,7 +13049,7 @@
       <w:tr>
         <w:tc>
           <w:tcPr>
-            <w:tcW w:type="dxa" w:w="1361"/>
+            <w:tcW w:type="dxa" w:w="1701"/>
           </w:tcPr>
           <w:p>
             <w:pPr>
@@ -13066,7 +13066,7 @@
         </w:tc>
         <w:tc>
           <w:tcPr>
-            <w:tcW w:type="dxa" w:w="7710"/>
+            <w:tcW w:type="dxa" w:w="7727"/>
           </w:tcPr>
           <w:p>
             <w:pPr>
@@ -13085,7 +13085,7 @@
       <w:tr>
         <w:tc>
           <w:tcPr>
-            <w:tcW w:type="dxa" w:w="1361"/>
+            <w:tcW w:type="dxa" w:w="1701"/>
           </w:tcPr>
           <w:p>
             <w:pPr>
@@ -13102,7 +13102,7 @@
         </w:tc>
         <w:tc>
           <w:tcPr>
-            <w:tcW w:type="dxa" w:w="7710"/>
+            <w:tcW w:type="dxa" w:w="7727"/>
           </w:tcPr>
           <w:p>
             <w:pPr>
@@ -13121,7 +13121,7 @@
       <w:tr>
         <w:tc>
           <w:tcPr>
-            <w:tcW w:type="dxa" w:w="1361"/>
+            <w:tcW w:type="dxa" w:w="1701"/>
           </w:tcPr>
           <w:p>
             <w:pPr>
@@ -13138,7 +13138,7 @@
         </w:tc>
         <w:tc>
           <w:tcPr>
-            <w:tcW w:type="dxa" w:w="7710"/>
+            <w:tcW w:type="dxa" w:w="7727"/>
           </w:tcPr>
           <w:p>
             <w:pPr>
@@ -13157,7 +13157,7 @@
       <w:tr>
         <w:tc>
           <w:tcPr>
-            <w:tcW w:type="dxa" w:w="1361"/>
+            <w:tcW w:type="dxa" w:w="1701"/>
           </w:tcPr>
           <w:p>
             <w:pPr>
@@ -13174,7 +13174,7 @@
         </w:tc>
         <w:tc>
           <w:tcPr>
-            <w:tcW w:type="dxa" w:w="7710"/>
+            <w:tcW w:type="dxa" w:w="7727"/>
           </w:tcPr>
           <w:p>
             <w:pPr>
@@ -13193,7 +13193,7 @@
       <w:tr>
         <w:tc>
           <w:tcPr>
-            <w:tcW w:type="dxa" w:w="1361"/>
+            <w:tcW w:type="dxa" w:w="1701"/>
           </w:tcPr>
           <w:p>
             <w:pPr>
@@ -13210,7 +13210,7 @@
         </w:tc>
         <w:tc>
           <w:tcPr>
-            <w:tcW w:type="dxa" w:w="7710"/>
+            <w:tcW w:type="dxa" w:w="7727"/>
           </w:tcPr>
           <w:p>
             <w:pPr>
@@ -13229,7 +13229,7 @@
       <w:tr>
         <w:tc>
           <w:tcPr>
-            <w:tcW w:type="dxa" w:w="1361"/>
+            <w:tcW w:type="dxa" w:w="1701"/>
           </w:tcPr>
           <w:p>
             <w:pPr>
@@ -13246,7 +13246,7 @@
         </w:tc>
         <w:tc>
           <w:tcPr>
-            <w:tcW w:type="dxa" w:w="7710"/>
+            <w:tcW w:type="dxa" w:w="7727"/>
           </w:tcPr>
           <w:p>
             <w:pPr>
@@ -13265,7 +13265,7 @@
       <w:tr>
         <w:tc>
           <w:tcPr>
-            <w:tcW w:type="dxa" w:w="1361"/>
+            <w:tcW w:type="dxa" w:w="1701"/>
           </w:tcPr>
           <w:p>
             <w:pPr>
@@ -13282,7 +13282,7 @@
         </w:tc>
         <w:tc>
           <w:tcPr>
-            <w:tcW w:type="dxa" w:w="7710"/>
+            <w:tcW w:type="dxa" w:w="7727"/>
           </w:tcPr>
           <w:p>
             <w:pPr>
@@ -13301,7 +13301,7 @@
       <w:tr>
         <w:tc>
           <w:tcPr>
-            <w:tcW w:type="dxa" w:w="1361"/>
+            <w:tcW w:type="dxa" w:w="1701"/>
           </w:tcPr>
           <w:p>
             <w:pPr>
@@ -13318,7 +13318,7 @@
         </w:tc>
         <w:tc>
           <w:tcPr>
-            <w:tcW w:type="dxa" w:w="7710"/>
+            <w:tcW w:type="dxa" w:w="7727"/>
           </w:tcPr>
           <w:p>
             <w:pPr>
@@ -13337,7 +13337,7 @@
       <w:tr>
         <w:tc>
           <w:tcPr>
-            <w:tcW w:type="dxa" w:w="1361"/>
+            <w:tcW w:type="dxa" w:w="1701"/>
           </w:tcPr>
           <w:p>
             <w:pPr>
@@ -13354,7 +13354,7 @@
         </w:tc>
         <w:tc>
           <w:tcPr>
-            <w:tcW w:type="dxa" w:w="7710"/>
+            <w:tcW w:type="dxa" w:w="7727"/>
           </w:tcPr>
           <w:p>
             <w:pPr>
@@ -13373,7 +13373,7 @@
       <w:tr>
         <w:tc>
           <w:tcPr>
-            <w:tcW w:type="dxa" w:w="1361"/>
+            <w:tcW w:type="dxa" w:w="1701"/>
           </w:tcPr>
           <w:p>
             <w:pPr>
@@ -13390,7 +13390,7 @@
         </w:tc>
         <w:tc>
           <w:tcPr>
-            <w:tcW w:type="dxa" w:w="7710"/>
+            <w:tcW w:type="dxa" w:w="7727"/>
           </w:tcPr>
           <w:p>
             <w:pPr>
@@ -13435,7 +13435,7 @@
       <w:tr>
         <w:tc>
           <w:tcPr>
-            <w:tcW w:type="dxa" w:w="1103"/>
+            <w:tcW w:type="dxa" w:w="1701"/>
           </w:tcPr>
           <w:p>
             <w:pPr>
@@ -13453,7 +13453,7 @@
         </w:tc>
         <w:tc>
           <w:tcPr>
-            <w:tcW w:type="dxa" w:w="613"/>
+            <w:tcW w:type="dxa" w:w="1701"/>
           </w:tcPr>
           <w:p>
             <w:pPr>
@@ -13471,7 +13471,7 @@
         </w:tc>
         <w:tc>
           <w:tcPr>
-            <w:tcW w:type="dxa" w:w="4535"/>
+            <w:tcW w:type="dxa" w:w="3688"/>
           </w:tcPr>
           <w:p>
             <w:pPr>
@@ -13489,7 +13489,7 @@
         </w:tc>
         <w:tc>
           <w:tcPr>
-            <w:tcW w:type="dxa" w:w="2329"/>
+            <w:tcW w:type="dxa" w:w="2691"/>
           </w:tcPr>
           <w:p>
             <w:pPr>
@@ -13507,7 +13507,7 @@
         </w:tc>
         <w:tc>
           <w:tcPr>
-            <w:tcW w:type="dxa" w:w="490"/>
+            <w:tcW w:type="dxa" w:w="1701"/>
           </w:tcPr>
           <w:p>
             <w:pPr>
@@ -13527,7 +13527,7 @@
       <w:tr>
         <w:tc>
           <w:tcPr>
-            <w:tcW w:type="dxa" w:w="1103"/>
+            <w:tcW w:type="dxa" w:w="1701"/>
           </w:tcPr>
           <w:p>
             <w:pPr>
@@ -13544,7 +13544,7 @@
         </w:tc>
         <w:tc>
           <w:tcPr>
-            <w:tcW w:type="dxa" w:w="613"/>
+            <w:tcW w:type="dxa" w:w="1701"/>
           </w:tcPr>
           <w:p>
             <w:pPr>
@@ -13561,7 +13561,7 @@
         </w:tc>
         <w:tc>
           <w:tcPr>
-            <w:tcW w:type="dxa" w:w="4535"/>
+            <w:tcW w:type="dxa" w:w="3688"/>
           </w:tcPr>
           <w:p>
             <w:pPr>
@@ -13578,7 +13578,7 @@
         </w:tc>
         <w:tc>
           <w:tcPr>
-            <w:tcW w:type="dxa" w:w="2329"/>
+            <w:tcW w:type="dxa" w:w="2691"/>
           </w:tcPr>
           <w:p>
             <w:pPr>
@@ -13595,7 +13595,7 @@
         </w:tc>
         <w:tc>
           <w:tcPr>
-            <w:tcW w:type="dxa" w:w="490"/>
+            <w:tcW w:type="dxa" w:w="1701"/>
           </w:tcPr>
           <w:p>
             <w:pPr>
@@ -13614,7 +13614,7 @@
       <w:tr>
         <w:tc>
           <w:tcPr>
-            <w:tcW w:type="dxa" w:w="1103"/>
+            <w:tcW w:type="dxa" w:w="1701"/>
           </w:tcPr>
           <w:p>
             <w:pPr>
@@ -13631,7 +13631,7 @@
         </w:tc>
         <w:tc>
           <w:tcPr>
-            <w:tcW w:type="dxa" w:w="613"/>
+            <w:tcW w:type="dxa" w:w="1701"/>
           </w:tcPr>
           <w:p>
             <w:pPr>
@@ -13648,7 +13648,7 @@
         </w:tc>
         <w:tc>
           <w:tcPr>
-            <w:tcW w:type="dxa" w:w="4535"/>
+            <w:tcW w:type="dxa" w:w="3688"/>
           </w:tcPr>
           <w:p>
             <w:pPr>
@@ -13665,7 +13665,7 @@
         </w:tc>
         <w:tc>
           <w:tcPr>
-            <w:tcW w:type="dxa" w:w="2329"/>
+            <w:tcW w:type="dxa" w:w="2691"/>
           </w:tcPr>
           <w:p>
             <w:pPr>
@@ -13682,7 +13682,7 @@
         </w:tc>
         <w:tc>
           <w:tcPr>
-            <w:tcW w:type="dxa" w:w="490"/>
+            <w:tcW w:type="dxa" w:w="1701"/>
           </w:tcPr>
           <w:p>
             <w:pPr>
@@ -13701,7 +13701,7 @@
       <w:tr>
         <w:tc>
           <w:tcPr>
-            <w:tcW w:type="dxa" w:w="1103"/>
+            <w:tcW w:type="dxa" w:w="1701"/>
           </w:tcPr>
           <w:p>
             <w:pPr>
@@ -13718,7 +13718,7 @@
         </w:tc>
         <w:tc>
           <w:tcPr>
-            <w:tcW w:type="dxa" w:w="613"/>
+            <w:tcW w:type="dxa" w:w="1701"/>
           </w:tcPr>
           <w:p>
             <w:pPr>
@@ -13735,7 +13735,7 @@
         </w:tc>
         <w:tc>
           <w:tcPr>
-            <w:tcW w:type="dxa" w:w="4535"/>
+            <w:tcW w:type="dxa" w:w="3688"/>
           </w:tcPr>
           <w:p>
             <w:pPr>
@@ -13752,7 +13752,7 @@
         </w:tc>
         <w:tc>
           <w:tcPr>
-            <w:tcW w:type="dxa" w:w="2329"/>
+            <w:tcW w:type="dxa" w:w="2691"/>
           </w:tcPr>
           <w:p>
             <w:pPr>
@@ -13769,7 +13769,7 @@
         </w:tc>
         <w:tc>
           <w:tcPr>
-            <w:tcW w:type="dxa" w:w="490"/>
+            <w:tcW w:type="dxa" w:w="1701"/>
           </w:tcPr>
           <w:p>
             <w:pPr>
@@ -13788,7 +13788,7 @@
       <w:tr>
         <w:tc>
           <w:tcPr>
-            <w:tcW w:type="dxa" w:w="1103"/>
+            <w:tcW w:type="dxa" w:w="1701"/>
           </w:tcPr>
           <w:p>
             <w:pPr>
@@ -13805,7 +13805,7 @@
         </w:tc>
         <w:tc>
           <w:tcPr>
-            <w:tcW w:type="dxa" w:w="613"/>
+            <w:tcW w:type="dxa" w:w="1701"/>
           </w:tcPr>
           <w:p>
             <w:pPr>
@@ -13822,7 +13822,7 @@
         </w:tc>
         <w:tc>
           <w:tcPr>
-            <w:tcW w:type="dxa" w:w="4535"/>
+            <w:tcW w:type="dxa" w:w="3688"/>
           </w:tcPr>
           <w:p>
             <w:pPr>
@@ -13839,7 +13839,7 @@
         </w:tc>
         <w:tc>
           <w:tcPr>
-            <w:tcW w:type="dxa" w:w="2329"/>
+            <w:tcW w:type="dxa" w:w="2691"/>
           </w:tcPr>
           <w:p>
             <w:pPr>
@@ -13856,7 +13856,7 @@
         </w:tc>
         <w:tc>
           <w:tcPr>
-            <w:tcW w:type="dxa" w:w="490"/>
+            <w:tcW w:type="dxa" w:w="1701"/>
           </w:tcPr>
           <w:p>
             <w:pPr>
@@ -13875,7 +13875,7 @@
       <w:tr>
         <w:tc>
           <w:tcPr>
-            <w:tcW w:type="dxa" w:w="1103"/>
+            <w:tcW w:type="dxa" w:w="1701"/>
           </w:tcPr>
           <w:p>
             <w:pPr>
@@ -13892,7 +13892,7 @@
         </w:tc>
         <w:tc>
           <w:tcPr>
-            <w:tcW w:type="dxa" w:w="613"/>
+            <w:tcW w:type="dxa" w:w="1701"/>
           </w:tcPr>
           <w:p>
             <w:pPr>
@@ -13909,7 +13909,7 @@
         </w:tc>
         <w:tc>
           <w:tcPr>
-            <w:tcW w:type="dxa" w:w="4535"/>
+            <w:tcW w:type="dxa" w:w="3688"/>
           </w:tcPr>
           <w:p>
             <w:pPr>
@@ -13926,7 +13926,7 @@
         </w:tc>
         <w:tc>
           <w:tcPr>
-            <w:tcW w:type="dxa" w:w="2329"/>
+            <w:tcW w:type="dxa" w:w="2691"/>
           </w:tcPr>
           <w:p>
             <w:pPr>
@@ -13943,7 +13943,7 @@
         </w:tc>
         <w:tc>
           <w:tcPr>
-            <w:tcW w:type="dxa" w:w="490"/>
+            <w:tcW w:type="dxa" w:w="1701"/>
           </w:tcPr>
           <w:p>
             <w:pPr>
@@ -13962,7 +13962,7 @@
       <w:tr>
         <w:tc>
           <w:tcPr>
-            <w:tcW w:type="dxa" w:w="1103"/>
+            <w:tcW w:type="dxa" w:w="1701"/>
           </w:tcPr>
           <w:p>
             <w:pPr>
@@ -13979,7 +13979,7 @@
         </w:tc>
         <w:tc>
           <w:tcPr>
-            <w:tcW w:type="dxa" w:w="613"/>
+            <w:tcW w:type="dxa" w:w="1701"/>
           </w:tcPr>
           <w:p>
             <w:pPr>
@@ -13996,7 +13996,7 @@
         </w:tc>
         <w:tc>
           <w:tcPr>
-            <w:tcW w:type="dxa" w:w="4535"/>
+            <w:tcW w:type="dxa" w:w="3688"/>
           </w:tcPr>
           <w:p>
             <w:pPr>
@@ -14013,7 +14013,7 @@
         </w:tc>
         <w:tc>
           <w:tcPr>
-            <w:tcW w:type="dxa" w:w="2329"/>
+            <w:tcW w:type="dxa" w:w="2691"/>
           </w:tcPr>
           <w:p>
             <w:pPr>
@@ -14030,7 +14030,7 @@
         </w:tc>
         <w:tc>
           <w:tcPr>
-            <w:tcW w:type="dxa" w:w="490"/>
+            <w:tcW w:type="dxa" w:w="1701"/>
           </w:tcPr>
           <w:p>
             <w:pPr>
@@ -14049,7 +14049,7 @@
       <w:tr>
         <w:tc>
           <w:tcPr>
-            <w:tcW w:type="dxa" w:w="1103"/>
+            <w:tcW w:type="dxa" w:w="1701"/>
           </w:tcPr>
           <w:p>
             <w:pPr>
@@ -14066,7 +14066,7 @@
         </w:tc>
         <w:tc>
           <w:tcPr>
-            <w:tcW w:type="dxa" w:w="613"/>
+            <w:tcW w:type="dxa" w:w="1701"/>
           </w:tcPr>
           <w:p>
             <w:pPr>
@@ -14083,7 +14083,7 @@
         </w:tc>
         <w:tc>
           <w:tcPr>
-            <w:tcW w:type="dxa" w:w="4535"/>
+            <w:tcW w:type="dxa" w:w="3688"/>
           </w:tcPr>
           <w:p>
             <w:pPr>
@@ -14100,7 +14100,7 @@
         </w:tc>
         <w:tc>
           <w:tcPr>
-            <w:tcW w:type="dxa" w:w="2329"/>
+            <w:tcW w:type="dxa" w:w="2691"/>
           </w:tcPr>
           <w:p>
             <w:pPr>
@@ -14117,7 +14117,7 @@
         </w:tc>
         <w:tc>
           <w:tcPr>
-            <w:tcW w:type="dxa" w:w="490"/>
+            <w:tcW w:type="dxa" w:w="1701"/>
           </w:tcPr>
           <w:p>
             <w:pPr>
@@ -14136,7 +14136,7 @@
       <w:tr>
         <w:tc>
           <w:tcPr>
-            <w:tcW w:type="dxa" w:w="1103"/>
+            <w:tcW w:type="dxa" w:w="1701"/>
           </w:tcPr>
           <w:p>
             <w:pPr>
@@ -14153,7 +14153,7 @@
         </w:tc>
         <w:tc>
           <w:tcPr>
-            <w:tcW w:type="dxa" w:w="613"/>
+            <w:tcW w:type="dxa" w:w="1701"/>
           </w:tcPr>
           <w:p>
             <w:pPr>
@@ -14170,7 +14170,7 @@
         </w:tc>
         <w:tc>
           <w:tcPr>
-            <w:tcW w:type="dxa" w:w="4535"/>
+            <w:tcW w:type="dxa" w:w="3688"/>
           </w:tcPr>
           <w:p>
             <w:pPr>
@@ -14187,7 +14187,7 @@
         </w:tc>
         <w:tc>
           <w:tcPr>
-            <w:tcW w:type="dxa" w:w="2329"/>
+            <w:tcW w:type="dxa" w:w="2691"/>
           </w:tcPr>
           <w:p>
             <w:pPr>
@@ -14204,7 +14204,7 @@
         </w:tc>
         <w:tc>
           <w:tcPr>
-            <w:tcW w:type="dxa" w:w="490"/>
+            <w:tcW w:type="dxa" w:w="1701"/>
           </w:tcPr>
           <w:p>
             <w:pPr>
@@ -14223,7 +14223,7 @@
       <w:tr>
         <w:tc>
           <w:tcPr>
-            <w:tcW w:type="dxa" w:w="1103"/>
+            <w:tcW w:type="dxa" w:w="1701"/>
           </w:tcPr>
           <w:p>
             <w:pPr>
@@ -14240,7 +14240,7 @@
         </w:tc>
         <w:tc>
           <w:tcPr>
-            <w:tcW w:type="dxa" w:w="613"/>
+            <w:tcW w:type="dxa" w:w="1701"/>
           </w:tcPr>
           <w:p>
             <w:pPr>
@@ -14257,7 +14257,7 @@
         </w:tc>
         <w:tc>
           <w:tcPr>
-            <w:tcW w:type="dxa" w:w="4535"/>
+            <w:tcW w:type="dxa" w:w="3688"/>
           </w:tcPr>
           <w:p>
             <w:pPr>
@@ -14274,7 +14274,7 @@
         </w:tc>
         <w:tc>
           <w:tcPr>
-            <w:tcW w:type="dxa" w:w="2329"/>
+            <w:tcW w:type="dxa" w:w="2691"/>
           </w:tcPr>
           <w:p>
             <w:pPr>
@@ -14291,7 +14291,7 @@
         </w:tc>
         <w:tc>
           <w:tcPr>
-            <w:tcW w:type="dxa" w:w="490"/>
+            <w:tcW w:type="dxa" w:w="1701"/>
           </w:tcPr>
           <w:p>
             <w:pPr>
@@ -14310,7 +14310,7 @@
       <w:tr>
         <w:tc>
           <w:tcPr>
-            <w:tcW w:type="dxa" w:w="1103"/>
+            <w:tcW w:type="dxa" w:w="1701"/>
           </w:tcPr>
           <w:p>
             <w:pPr>
@@ -14327,7 +14327,7 @@
         </w:tc>
         <w:tc>
           <w:tcPr>
-            <w:tcW w:type="dxa" w:w="613"/>
+            <w:tcW w:type="dxa" w:w="1701"/>
           </w:tcPr>
           <w:p>
             <w:pPr>
@@ -14344,7 +14344,7 @@
         </w:tc>
         <w:tc>
           <w:tcPr>
-            <w:tcW w:type="dxa" w:w="4535"/>
+            <w:tcW w:type="dxa" w:w="3688"/>
           </w:tcPr>
           <w:p>
             <w:pPr>
@@ -14361,7 +14361,7 @@
         </w:tc>
         <w:tc>
           <w:tcPr>
-            <w:tcW w:type="dxa" w:w="2329"/>
+            <w:tcW w:type="dxa" w:w="2691"/>
           </w:tcPr>
           <w:p>
             <w:pPr>
@@ -14378,7 +14378,7 @@
         </w:tc>
         <w:tc>
           <w:tcPr>
-            <w:tcW w:type="dxa" w:w="490"/>
+            <w:tcW w:type="dxa" w:w="1701"/>
           </w:tcPr>
           <w:p>
             <w:pPr>
@@ -14439,7 +14439,7 @@
       <w:tr>
         <w:tc>
           <w:tcPr>
-            <w:tcW w:type="dxa" w:w="3240"/>
+            <w:tcW w:type="dxa" w:w="3489"/>
           </w:tcPr>
           <w:p>
             <w:pPr>
@@ -14457,7 +14457,7 @@
         </w:tc>
         <w:tc>
           <w:tcPr>
-            <w:tcW w:type="dxa" w:w="1944"/>
+            <w:tcW w:type="dxa" w:w="2093"/>
           </w:tcPr>
           <w:p>
             <w:pPr>
@@ -14475,7 +14475,7 @@
         </w:tc>
         <w:tc>
           <w:tcPr>
-            <w:tcW w:type="dxa" w:w="1296"/>
+            <w:tcW w:type="dxa" w:w="1701"/>
           </w:tcPr>
           <w:p>
             <w:pPr>
@@ -14493,7 +14493,7 @@
         </w:tc>
         <w:tc>
           <w:tcPr>
-            <w:tcW w:type="dxa" w:w="2592"/>
+            <w:tcW w:type="dxa" w:w="2093"/>
           </w:tcPr>
           <w:p>
             <w:pPr>
@@ -14513,7 +14513,7 @@
       <w:tr>
         <w:tc>
           <w:tcPr>
-            <w:tcW w:type="dxa" w:w="3240"/>
+            <w:tcW w:type="dxa" w:w="3489"/>
           </w:tcPr>
           <w:p>
             <w:pPr>
@@ -14530,7 +14530,7 @@
         </w:tc>
         <w:tc>
           <w:tcPr>
-            <w:tcW w:type="dxa" w:w="1944"/>
+            <w:tcW w:type="dxa" w:w="2093"/>
           </w:tcPr>
           <w:p>
             <w:pPr>
@@ -14547,7 +14547,7 @@
         </w:tc>
         <w:tc>
           <w:tcPr>
-            <w:tcW w:type="dxa" w:w="1296"/>
+            <w:tcW w:type="dxa" w:w="1701"/>
           </w:tcPr>
           <w:p>
             <w:pPr>
@@ -14564,7 +14564,7 @@
         </w:tc>
         <w:tc>
           <w:tcPr>
-            <w:tcW w:type="dxa" w:w="2592"/>
+            <w:tcW w:type="dxa" w:w="2093"/>
           </w:tcPr>
           <w:p>
             <w:pPr>
@@ -14583,7 +14583,7 @@
       <w:tr>
         <w:tc>
           <w:tcPr>
-            <w:tcW w:type="dxa" w:w="3240"/>
+            <w:tcW w:type="dxa" w:w="3489"/>
           </w:tcPr>
           <w:p>
             <w:pPr>
@@ -14600,7 +14600,7 @@
         </w:tc>
         <w:tc>
           <w:tcPr>
-            <w:tcW w:type="dxa" w:w="1944"/>
+            <w:tcW w:type="dxa" w:w="2093"/>
           </w:tcPr>
           <w:p>
             <w:pPr>
@@ -14617,7 +14617,7 @@
         </w:tc>
         <w:tc>
           <w:tcPr>
-            <w:tcW w:type="dxa" w:w="1296"/>
+            <w:tcW w:type="dxa" w:w="1701"/>
           </w:tcPr>
           <w:p>
             <w:pPr>
@@ -14634,7 +14634,7 @@
         </w:tc>
         <w:tc>
           <w:tcPr>
-            <w:tcW w:type="dxa" w:w="2592"/>
+            <w:tcW w:type="dxa" w:w="2093"/>
           </w:tcPr>
           <w:p>
             <w:pPr>
@@ -14653,7 +14653,7 @@
       <w:tr>
         <w:tc>
           <w:tcPr>
-            <w:tcW w:type="dxa" w:w="3240"/>
+            <w:tcW w:type="dxa" w:w="3489"/>
           </w:tcPr>
           <w:p>
             <w:pPr>
@@ -14670,7 +14670,7 @@
         </w:tc>
         <w:tc>
           <w:tcPr>
-            <w:tcW w:type="dxa" w:w="1944"/>
+            <w:tcW w:type="dxa" w:w="2093"/>
           </w:tcPr>
           <w:p>
             <w:pPr>
@@ -14687,7 +14687,7 @@
         </w:tc>
         <w:tc>
           <w:tcPr>
-            <w:tcW w:type="dxa" w:w="1296"/>
+            <w:tcW w:type="dxa" w:w="1701"/>
           </w:tcPr>
           <w:p>
             <w:pPr>
@@ -14704,7 +14704,7 @@
         </w:tc>
         <w:tc>
           <w:tcPr>
-            <w:tcW w:type="dxa" w:w="2592"/>
+            <w:tcW w:type="dxa" w:w="2093"/>
           </w:tcPr>
           <w:p>
             <w:pPr>
@@ -14723,7 +14723,7 @@
       <w:tr>
         <w:tc>
           <w:tcPr>
-            <w:tcW w:type="dxa" w:w="3240"/>
+            <w:tcW w:type="dxa" w:w="3489"/>
           </w:tcPr>
           <w:p>
             <w:pPr>
@@ -14740,7 +14740,7 @@
         </w:tc>
         <w:tc>
           <w:tcPr>
-            <w:tcW w:type="dxa" w:w="1944"/>
+            <w:tcW w:type="dxa" w:w="2093"/>
           </w:tcPr>
           <w:p>
             <w:pPr>
@@ -14757,7 +14757,7 @@
         </w:tc>
         <w:tc>
           <w:tcPr>
-            <w:tcW w:type="dxa" w:w="1296"/>
+            <w:tcW w:type="dxa" w:w="1701"/>
           </w:tcPr>
           <w:p>
             <w:pPr>
@@ -14774,7 +14774,7 @@
         </w:tc>
         <w:tc>
           <w:tcPr>
-            <w:tcW w:type="dxa" w:w="2592"/>
+            <w:tcW w:type="dxa" w:w="2093"/>
           </w:tcPr>
           <w:p>
             <w:pPr>
@@ -14836,7 +14836,7 @@
       <w:tr>
         <w:tc>
           <w:tcPr>
-            <w:tcW w:type="dxa" w:w="1814"/>
+            <w:tcW w:type="dxa" w:w="1961"/>
           </w:tcPr>
           <w:p>
             <w:pPr>
@@ -14854,7 +14854,7 @@
         </w:tc>
         <w:tc>
           <w:tcPr>
-            <w:tcW w:type="dxa" w:w="7257"/>
+            <w:tcW w:type="dxa" w:w="7110"/>
           </w:tcPr>
           <w:p>
             <w:pPr>
@@ -14874,7 +14874,7 @@
       <w:tr>
         <w:tc>
           <w:tcPr>
-            <w:tcW w:type="dxa" w:w="1814"/>
+            <w:tcW w:type="dxa" w:w="1961"/>
           </w:tcPr>
           <w:p>
             <w:pPr>
@@ -14891,7 +14891,7 @@
         </w:tc>
         <w:tc>
           <w:tcPr>
-            <w:tcW w:type="dxa" w:w="7257"/>
+            <w:tcW w:type="dxa" w:w="7110"/>
           </w:tcPr>
           <w:p>
             <w:pPr>
@@ -14910,7 +14910,7 @@
       <w:tr>
         <w:tc>
           <w:tcPr>
-            <w:tcW w:type="dxa" w:w="1814"/>
+            <w:tcW w:type="dxa" w:w="1961"/>
           </w:tcPr>
           <w:p>
             <w:pPr>
@@ -14927,7 +14927,7 @@
         </w:tc>
         <w:tc>
           <w:tcPr>
-            <w:tcW w:type="dxa" w:w="7257"/>
+            <w:tcW w:type="dxa" w:w="7110"/>
           </w:tcPr>
           <w:p>
             <w:pPr>
@@ -14946,7 +14946,7 @@
       <w:tr>
         <w:tc>
           <w:tcPr>
-            <w:tcW w:type="dxa" w:w="1814"/>
+            <w:tcW w:type="dxa" w:w="1961"/>
           </w:tcPr>
           <w:p>
             <w:pPr>
@@ -14963,7 +14963,7 @@
         </w:tc>
         <w:tc>
           <w:tcPr>
-            <w:tcW w:type="dxa" w:w="7257"/>
+            <w:tcW w:type="dxa" w:w="7110"/>
           </w:tcPr>
           <w:p>
             <w:pPr>
@@ -14982,7 +14982,7 @@
       <w:tr>
         <w:tc>
           <w:tcPr>
-            <w:tcW w:type="dxa" w:w="1814"/>
+            <w:tcW w:type="dxa" w:w="1961"/>
           </w:tcPr>
           <w:p>
             <w:pPr>
@@ -14999,7 +14999,7 @@
         </w:tc>
         <w:tc>
           <w:tcPr>
-            <w:tcW w:type="dxa" w:w="7257"/>
+            <w:tcW w:type="dxa" w:w="7110"/>
           </w:tcPr>
           <w:p>
             <w:pPr>
@@ -15018,7 +15018,7 @@
       <w:tr>
         <w:tc>
           <w:tcPr>
-            <w:tcW w:type="dxa" w:w="1814"/>
+            <w:tcW w:type="dxa" w:w="1961"/>
           </w:tcPr>
           <w:p>
             <w:pPr>
@@ -15035,7 +15035,7 @@
         </w:tc>
         <w:tc>
           <w:tcPr>
-            <w:tcW w:type="dxa" w:w="7257"/>
+            <w:tcW w:type="dxa" w:w="7110"/>
           </w:tcPr>
           <w:p>
             <w:pPr>
@@ -15054,7 +15054,7 @@
       <w:tr>
         <w:tc>
           <w:tcPr>
-            <w:tcW w:type="dxa" w:w="1814"/>
+            <w:tcW w:type="dxa" w:w="1961"/>
           </w:tcPr>
           <w:p>
             <w:pPr>
@@ -15071,7 +15071,7 @@
         </w:tc>
         <w:tc>
           <w:tcPr>
-            <w:tcW w:type="dxa" w:w="7257"/>
+            <w:tcW w:type="dxa" w:w="7110"/>
           </w:tcPr>
           <w:p>
             <w:pPr>
@@ -15090,7 +15090,7 @@
       <w:tr>
         <w:tc>
           <w:tcPr>
-            <w:tcW w:type="dxa" w:w="1814"/>
+            <w:tcW w:type="dxa" w:w="1961"/>
           </w:tcPr>
           <w:p>
             <w:pPr>
@@ -15107,7 +15107,7 @@
         </w:tc>
         <w:tc>
           <w:tcPr>
-            <w:tcW w:type="dxa" w:w="7257"/>
+            <w:tcW w:type="dxa" w:w="7110"/>
           </w:tcPr>
           <w:p>
             <w:pPr>
@@ -15126,7 +15126,7 @@
       <w:tr>
         <w:tc>
           <w:tcPr>
-            <w:tcW w:type="dxa" w:w="1814"/>
+            <w:tcW w:type="dxa" w:w="1961"/>
           </w:tcPr>
           <w:p>
             <w:pPr>
@@ -15143,7 +15143,7 @@
         </w:tc>
         <w:tc>
           <w:tcPr>
-            <w:tcW w:type="dxa" w:w="7257"/>
+            <w:tcW w:type="dxa" w:w="7110"/>
           </w:tcPr>
           <w:p>
             <w:pPr>
@@ -15162,7 +15162,7 @@
       <w:tr>
         <w:tc>
           <w:tcPr>
-            <w:tcW w:type="dxa" w:w="1814"/>
+            <w:tcW w:type="dxa" w:w="1961"/>
           </w:tcPr>
           <w:p>
             <w:pPr>
@@ -15179,7 +15179,7 @@
         </w:tc>
         <w:tc>
           <w:tcPr>
-            <w:tcW w:type="dxa" w:w="7257"/>
+            <w:tcW w:type="dxa" w:w="7110"/>
           </w:tcPr>
           <w:p>
             <w:pPr>
@@ -15198,7 +15198,7 @@
       <w:tr>
         <w:tc>
           <w:tcPr>
-            <w:tcW w:type="dxa" w:w="1814"/>
+            <w:tcW w:type="dxa" w:w="1961"/>
           </w:tcPr>
           <w:p>
             <w:pPr>
@@ -15215,7 +15215,7 @@
         </w:tc>
         <w:tc>
           <w:tcPr>
-            <w:tcW w:type="dxa" w:w="7257"/>
+            <w:tcW w:type="dxa" w:w="7110"/>
           </w:tcPr>
           <w:p>
             <w:pPr>
@@ -15234,7 +15234,7 @@
       <w:tr>
         <w:tc>
           <w:tcPr>
-            <w:tcW w:type="dxa" w:w="1814"/>
+            <w:tcW w:type="dxa" w:w="1961"/>
           </w:tcPr>
           <w:p>
             <w:pPr>
@@ -15251,7 +15251,7 @@
         </w:tc>
         <w:tc>
           <w:tcPr>
-            <w:tcW w:type="dxa" w:w="7257"/>
+            <w:tcW w:type="dxa" w:w="7110"/>
           </w:tcPr>
           <w:p>
             <w:pPr>
@@ -15270,7 +15270,7 @@
       <w:tr>
         <w:tc>
           <w:tcPr>
-            <w:tcW w:type="dxa" w:w="1814"/>
+            <w:tcW w:type="dxa" w:w="1961"/>
           </w:tcPr>
           <w:p>
             <w:pPr>
@@ -15287,7 +15287,7 @@
         </w:tc>
         <w:tc>
           <w:tcPr>
-            <w:tcW w:type="dxa" w:w="7257"/>
+            <w:tcW w:type="dxa" w:w="7110"/>
           </w:tcPr>
           <w:p>
             <w:pPr>
@@ -15306,7 +15306,7 @@
       <w:tr>
         <w:tc>
           <w:tcPr>
-            <w:tcW w:type="dxa" w:w="1814"/>
+            <w:tcW w:type="dxa" w:w="1961"/>
           </w:tcPr>
           <w:p>
             <w:pPr>
@@ -15323,7 +15323,7 @@
         </w:tc>
         <w:tc>
           <w:tcPr>
-            <w:tcW w:type="dxa" w:w="7257"/>
+            <w:tcW w:type="dxa" w:w="7110"/>
           </w:tcPr>
           <w:p>
             <w:pPr>
@@ -15342,7 +15342,7 @@
       <w:tr>
         <w:tc>
           <w:tcPr>
-            <w:tcW w:type="dxa" w:w="1814"/>
+            <w:tcW w:type="dxa" w:w="1961"/>
           </w:tcPr>
           <w:p>
             <w:pPr>
@@ -15359,7 +15359,7 @@
         </w:tc>
         <w:tc>
           <w:tcPr>
-            <w:tcW w:type="dxa" w:w="7257"/>
+            <w:tcW w:type="dxa" w:w="7110"/>
           </w:tcPr>
           <w:p>
             <w:pPr>
@@ -15378,7 +15378,7 @@
       <w:tr>
         <w:tc>
           <w:tcPr>
-            <w:tcW w:type="dxa" w:w="1814"/>
+            <w:tcW w:type="dxa" w:w="1961"/>
           </w:tcPr>
           <w:p>
             <w:pPr>
@@ -15395,7 +15395,7 @@
         </w:tc>
         <w:tc>
           <w:tcPr>
-            <w:tcW w:type="dxa" w:w="7257"/>
+            <w:tcW w:type="dxa" w:w="7110"/>
           </w:tcPr>
           <w:p>
             <w:pPr>
@@ -15414,7 +15414,7 @@
       <w:tr>
         <w:tc>
           <w:tcPr>
-            <w:tcW w:type="dxa" w:w="1814"/>
+            <w:tcW w:type="dxa" w:w="1961"/>
           </w:tcPr>
           <w:p>
             <w:pPr>
@@ -15431,7 +15431,7 @@
         </w:tc>
         <w:tc>
           <w:tcPr>
-            <w:tcW w:type="dxa" w:w="7257"/>
+            <w:tcW w:type="dxa" w:w="7110"/>
           </w:tcPr>
           <w:p>
             <w:pPr>
@@ -15450,7 +15450,7 @@
       <w:tr>
         <w:tc>
           <w:tcPr>
-            <w:tcW w:type="dxa" w:w="1814"/>
+            <w:tcW w:type="dxa" w:w="1961"/>
           </w:tcPr>
           <w:p>
             <w:pPr>
@@ -15467,7 +15467,7 @@
         </w:tc>
         <w:tc>
           <w:tcPr>
-            <w:tcW w:type="dxa" w:w="7257"/>
+            <w:tcW w:type="dxa" w:w="7110"/>
           </w:tcPr>
           <w:p>
             <w:pPr>
@@ -15486,7 +15486,7 @@
       <w:tr>
         <w:tc>
           <w:tcPr>
-            <w:tcW w:type="dxa" w:w="1814"/>
+            <w:tcW w:type="dxa" w:w="1961"/>
           </w:tcPr>
           <w:p>
             <w:pPr>
@@ -15503,7 +15503,7 @@
         </w:tc>
         <w:tc>
           <w:tcPr>
-            <w:tcW w:type="dxa" w:w="7257"/>
+            <w:tcW w:type="dxa" w:w="7110"/>
           </w:tcPr>
           <w:p>
             <w:pPr>
@@ -15544,7 +15544,7 @@
       <w:tr>
         <w:tc>
           <w:tcPr>
-            <w:tcW w:type="dxa" w:w="1209"/>
+            <w:tcW w:type="dxa" w:w="1701"/>
           </w:tcPr>
           <w:p>
             <w:pPr>
@@ -15562,7 +15562,7 @@
         </w:tc>
         <w:tc>
           <w:tcPr>
-            <w:tcW w:type="dxa" w:w="7861"/>
+            <w:tcW w:type="dxa" w:w="7527"/>
           </w:tcPr>
           <w:p>
             <w:pPr>
@@ -15582,7 +15582,7 @@
       <w:tr>
         <w:tc>
           <w:tcPr>
-            <w:tcW w:type="dxa" w:w="1209"/>
+            <w:tcW w:type="dxa" w:w="1701"/>
           </w:tcPr>
           <w:p>
             <w:pPr>
@@ -15599,7 +15599,7 @@
         </w:tc>
         <w:tc>
           <w:tcPr>
-            <w:tcW w:type="dxa" w:w="7861"/>
+            <w:tcW w:type="dxa" w:w="7527"/>
           </w:tcPr>
           <w:p>
             <w:pPr>
@@ -15618,7 +15618,7 @@
       <w:tr>
         <w:tc>
           <w:tcPr>
-            <w:tcW w:type="dxa" w:w="1209"/>
+            <w:tcW w:type="dxa" w:w="1701"/>
           </w:tcPr>
           <w:p>
             <w:pPr>
@@ -15635,7 +15635,7 @@
         </w:tc>
         <w:tc>
           <w:tcPr>
-            <w:tcW w:type="dxa" w:w="7861"/>
+            <w:tcW w:type="dxa" w:w="7527"/>
           </w:tcPr>
           <w:p>
             <w:pPr>
@@ -15654,7 +15654,7 @@
       <w:tr>
         <w:tc>
           <w:tcPr>
-            <w:tcW w:type="dxa" w:w="1209"/>
+            <w:tcW w:type="dxa" w:w="1701"/>
           </w:tcPr>
           <w:p>
             <w:pPr>
@@ -15671,7 +15671,7 @@
         </w:tc>
         <w:tc>
           <w:tcPr>
-            <w:tcW w:type="dxa" w:w="7861"/>
+            <w:tcW w:type="dxa" w:w="7527"/>
           </w:tcPr>
           <w:p>
             <w:pPr>
@@ -15690,7 +15690,7 @@
       <w:tr>
         <w:tc>
           <w:tcPr>
-            <w:tcW w:type="dxa" w:w="1209"/>
+            <w:tcW w:type="dxa" w:w="1701"/>
           </w:tcPr>
           <w:p>
             <w:pPr>
@@ -15707,7 +15707,7 @@
         </w:tc>
         <w:tc>
           <w:tcPr>
-            <w:tcW w:type="dxa" w:w="7861"/>
+            <w:tcW w:type="dxa" w:w="7527"/>
           </w:tcPr>
           <w:p>
             <w:pPr>
@@ -15726,7 +15726,7 @@
       <w:tr>
         <w:tc>
           <w:tcPr>
-            <w:tcW w:type="dxa" w:w="1209"/>
+            <w:tcW w:type="dxa" w:w="1701"/>
           </w:tcPr>
           <w:p>
             <w:pPr>
@@ -15743,7 +15743,7 @@
         </w:tc>
         <w:tc>
           <w:tcPr>
-            <w:tcW w:type="dxa" w:w="7861"/>
+            <w:tcW w:type="dxa" w:w="7527"/>
           </w:tcPr>
           <w:p>
             <w:pPr>
@@ -15762,7 +15762,7 @@
       <w:tr>
         <w:tc>
           <w:tcPr>
-            <w:tcW w:type="dxa" w:w="1209"/>
+            <w:tcW w:type="dxa" w:w="1701"/>
           </w:tcPr>
           <w:p>
             <w:pPr>
@@ -15779,7 +15779,7 @@
         </w:tc>
         <w:tc>
           <w:tcPr>
-            <w:tcW w:type="dxa" w:w="7861"/>
+            <w:tcW w:type="dxa" w:w="7527"/>
           </w:tcPr>
           <w:p>
             <w:pPr>
@@ -15798,7 +15798,7 @@
       <w:tr>
         <w:tc>
           <w:tcPr>
-            <w:tcW w:type="dxa" w:w="1209"/>
+            <w:tcW w:type="dxa" w:w="1701"/>
           </w:tcPr>
           <w:p>
             <w:pPr>
@@ -15815,7 +15815,7 @@
         </w:tc>
         <w:tc>
           <w:tcPr>
-            <w:tcW w:type="dxa" w:w="7861"/>
+            <w:tcW w:type="dxa" w:w="7527"/>
           </w:tcPr>
           <w:p>
             <w:pPr>
@@ -15834,7 +15834,7 @@
       <w:tr>
         <w:tc>
           <w:tcPr>
-            <w:tcW w:type="dxa" w:w="1209"/>
+            <w:tcW w:type="dxa" w:w="1701"/>
           </w:tcPr>
           <w:p>
             <w:pPr>
@@ -15851,7 +15851,7 @@
         </w:tc>
         <w:tc>
           <w:tcPr>
-            <w:tcW w:type="dxa" w:w="7861"/>
+            <w:tcW w:type="dxa" w:w="7527"/>
           </w:tcPr>
           <w:p>
             <w:pPr>
@@ -15870,7 +15870,7 @@
       <w:tr>
         <w:tc>
           <w:tcPr>
-            <w:tcW w:type="dxa" w:w="1209"/>
+            <w:tcW w:type="dxa" w:w="1701"/>
           </w:tcPr>
           <w:p>
             <w:pPr>
@@ -15887,7 +15887,7 @@
         </w:tc>
         <w:tc>
           <w:tcPr>
-            <w:tcW w:type="dxa" w:w="7861"/>
+            <w:tcW w:type="dxa" w:w="7527"/>
           </w:tcPr>
           <w:p>
             <w:pPr>
@@ -15906,7 +15906,7 @@
       <w:tr>
         <w:tc>
           <w:tcPr>
-            <w:tcW w:type="dxa" w:w="1209"/>
+            <w:tcW w:type="dxa" w:w="1701"/>
           </w:tcPr>
           <w:p>
             <w:pPr>
@@ -15923,7 +15923,7 @@
         </w:tc>
         <w:tc>
           <w:tcPr>
-            <w:tcW w:type="dxa" w:w="7861"/>
+            <w:tcW w:type="dxa" w:w="7527"/>
           </w:tcPr>
           <w:p>
             <w:pPr>
@@ -15942,7 +15942,7 @@
       <w:tr>
         <w:tc>
           <w:tcPr>
-            <w:tcW w:type="dxa" w:w="1209"/>
+            <w:tcW w:type="dxa" w:w="1701"/>
           </w:tcPr>
           <w:p>
             <w:pPr>
@@ -15959,7 +15959,7 @@
         </w:tc>
         <w:tc>
           <w:tcPr>
-            <w:tcW w:type="dxa" w:w="7861"/>
+            <w:tcW w:type="dxa" w:w="7527"/>
           </w:tcPr>
           <w:p>
             <w:pPr>
@@ -15978,7 +15978,7 @@
       <w:tr>
         <w:tc>
           <w:tcPr>
-            <w:tcW w:type="dxa" w:w="1209"/>
+            <w:tcW w:type="dxa" w:w="1701"/>
           </w:tcPr>
           <w:p>
             <w:pPr>
@@ -15995,7 +15995,7 @@
         </w:tc>
         <w:tc>
           <w:tcPr>
-            <w:tcW w:type="dxa" w:w="7861"/>
+            <w:tcW w:type="dxa" w:w="7527"/>
           </w:tcPr>
           <w:p>
             <w:pPr>
@@ -16014,7 +16014,7 @@
       <w:tr>
         <w:tc>
           <w:tcPr>
-            <w:tcW w:type="dxa" w:w="1209"/>
+            <w:tcW w:type="dxa" w:w="1701"/>
           </w:tcPr>
           <w:p>
             <w:pPr>
@@ -16031,7 +16031,7 @@
         </w:tc>
         <w:tc>
           <w:tcPr>
-            <w:tcW w:type="dxa" w:w="7861"/>
+            <w:tcW w:type="dxa" w:w="7527"/>
           </w:tcPr>
           <w:p>
             <w:pPr>
@@ -16050,7 +16050,7 @@
       <w:tr>
         <w:tc>
           <w:tcPr>
-            <w:tcW w:type="dxa" w:w="1209"/>
+            <w:tcW w:type="dxa" w:w="1701"/>
           </w:tcPr>
           <w:p>
             <w:pPr>
@@ -16067,7 +16067,7 @@
         </w:tc>
         <w:tc>
           <w:tcPr>
-            <w:tcW w:type="dxa" w:w="7861"/>
+            <w:tcW w:type="dxa" w:w="7527"/>
           </w:tcPr>
           <w:p>
             <w:pPr>
@@ -16086,7 +16086,7 @@
       <w:tr>
         <w:tc>
           <w:tcPr>
-            <w:tcW w:type="dxa" w:w="1209"/>
+            <w:tcW w:type="dxa" w:w="1701"/>
           </w:tcPr>
           <w:p>
             <w:pPr>
@@ -16103,7 +16103,7 @@
         </w:tc>
         <w:tc>
           <w:tcPr>
-            <w:tcW w:type="dxa" w:w="7861"/>
+            <w:tcW w:type="dxa" w:w="7527"/>
           </w:tcPr>
           <w:p>
             <w:pPr>
@@ -16122,7 +16122,7 @@
       <w:tr>
         <w:tc>
           <w:tcPr>
-            <w:tcW w:type="dxa" w:w="1209"/>
+            <w:tcW w:type="dxa" w:w="1701"/>
           </w:tcPr>
           <w:p>
             <w:pPr>
@@ -16139,7 +16139,7 @@
         </w:tc>
         <w:tc>
           <w:tcPr>
-            <w:tcW w:type="dxa" w:w="7861"/>
+            <w:tcW w:type="dxa" w:w="7527"/>
           </w:tcPr>
           <w:p>
             <w:pPr>
@@ -16210,7 +16210,7 @@
       <w:tr>
         <w:tc>
           <w:tcPr>
-            <w:tcW w:type="dxa" w:w="3175"/>
+            <w:tcW w:type="dxa" w:w="1924"/>
           </w:tcPr>
           <w:p>
             <w:pPr>
@@ -16228,7 +16228,7 @@
         </w:tc>
         <w:tc>
           <w:tcPr>
-            <w:tcW w:type="dxa" w:w="907"/>
+            <w:tcW w:type="dxa" w:w="1701"/>
           </w:tcPr>
           <w:p>
             <w:pPr>
@@ -16246,7 +16246,7 @@
         </w:tc>
         <w:tc>
           <w:tcPr>
-            <w:tcW w:type="dxa" w:w="1814"/>
+            <w:tcW w:type="dxa" w:w="2199"/>
           </w:tcPr>
           <w:p>
             <w:pPr>
@@ -16264,7 +16264,7 @@
         </w:tc>
         <w:tc>
           <w:tcPr>
-            <w:tcW w:type="dxa" w:w="1361"/>
+            <w:tcW w:type="dxa" w:w="1701"/>
           </w:tcPr>
           <w:p>
             <w:pPr>
@@ -16282,7 +16282,7 @@
         </w:tc>
         <w:tc>
           <w:tcPr>
-            <w:tcW w:type="dxa" w:w="907"/>
+            <w:tcW w:type="dxa" w:w="1701"/>
           </w:tcPr>
           <w:p>
             <w:pPr>
@@ -16300,7 +16300,7 @@
         </w:tc>
         <w:tc>
           <w:tcPr>
-            <w:tcW w:type="dxa" w:w="907"/>
+            <w:tcW w:type="dxa" w:w="1701"/>
           </w:tcPr>
           <w:p>
             <w:pPr>
@@ -16320,7 +16320,7 @@
       <w:tr>
         <w:tc>
           <w:tcPr>
-            <w:tcW w:type="dxa" w:w="3175"/>
+            <w:tcW w:type="dxa" w:w="1924"/>
           </w:tcPr>
           <w:p>
             <w:pPr>
@@ -16337,7 +16337,7 @@
         </w:tc>
         <w:tc>
           <w:tcPr>
-            <w:tcW w:type="dxa" w:w="907"/>
+            <w:tcW w:type="dxa" w:w="1701"/>
           </w:tcPr>
           <w:p>
             <w:pPr>
@@ -16354,55 +16354,55 @@
         </w:tc>
         <w:tc>
           <w:tcPr>
-            <w:tcW w:type="dxa" w:w="1814"/>
-          </w:tcPr>
-          <w:p>
-            <w:pPr>
-              <w:ind w:firstLine="0"/>
-            </w:pPr>
-            <w:r>
-              <w:rPr>
-                <w:rFonts w:ascii="Times New Roman" w:hAnsi="Times New Roman" w:eastAsia="宋体"/>
-                <w:sz w:val="20"/>
-              </w:rPr>
-            </w:r>
-          </w:p>
-        </w:tc>
-        <w:tc>
-          <w:tcPr>
-            <w:tcW w:type="dxa" w:w="1361"/>
-          </w:tcPr>
-          <w:p>
-            <w:pPr>
-              <w:ind w:firstLine="0"/>
-            </w:pPr>
-            <w:r>
-              <w:rPr>
-                <w:rFonts w:ascii="Times New Roman" w:hAnsi="Times New Roman" w:eastAsia="宋体"/>
-                <w:sz w:val="20"/>
-              </w:rPr>
-            </w:r>
-          </w:p>
-        </w:tc>
-        <w:tc>
-          <w:tcPr>
-            <w:tcW w:type="dxa" w:w="907"/>
-          </w:tcPr>
-          <w:p>
-            <w:pPr>
-              <w:ind w:firstLine="0"/>
-            </w:pPr>
-            <w:r>
-              <w:rPr>
-                <w:rFonts w:ascii="Times New Roman" w:hAnsi="Times New Roman" w:eastAsia="宋体"/>
-                <w:sz w:val="20"/>
-              </w:rPr>
-            </w:r>
-          </w:p>
-        </w:tc>
-        <w:tc>
-          <w:tcPr>
-            <w:tcW w:type="dxa" w:w="907"/>
+            <w:tcW w:type="dxa" w:w="2199"/>
+          </w:tcPr>
+          <w:p>
+            <w:pPr>
+              <w:ind w:firstLine="0"/>
+            </w:pPr>
+            <w:r>
+              <w:rPr>
+                <w:rFonts w:ascii="Times New Roman" w:hAnsi="Times New Roman" w:eastAsia="宋体"/>
+                <w:sz w:val="20"/>
+              </w:rPr>
+            </w:r>
+          </w:p>
+        </w:tc>
+        <w:tc>
+          <w:tcPr>
+            <w:tcW w:type="dxa" w:w="1701"/>
+          </w:tcPr>
+          <w:p>
+            <w:pPr>
+              <w:ind w:firstLine="0"/>
+            </w:pPr>
+            <w:r>
+              <w:rPr>
+                <w:rFonts w:ascii="Times New Roman" w:hAnsi="Times New Roman" w:eastAsia="宋体"/>
+                <w:sz w:val="20"/>
+              </w:rPr>
+            </w:r>
+          </w:p>
+        </w:tc>
+        <w:tc>
+          <w:tcPr>
+            <w:tcW w:type="dxa" w:w="1701"/>
+          </w:tcPr>
+          <w:p>
+            <w:pPr>
+              <w:ind w:firstLine="0"/>
+            </w:pPr>
+            <w:r>
+              <w:rPr>
+                <w:rFonts w:ascii="Times New Roman" w:hAnsi="Times New Roman" w:eastAsia="宋体"/>
+                <w:sz w:val="20"/>
+              </w:rPr>
+            </w:r>
+          </w:p>
+        </w:tc>
+        <w:tc>
+          <w:tcPr>
+            <w:tcW w:type="dxa" w:w="1701"/>
           </w:tcPr>
           <w:p>
             <w:pPr>
@@ -16421,7 +16421,7 @@
       <w:tr>
         <w:tc>
           <w:tcPr>
-            <w:tcW w:type="dxa" w:w="3175"/>
+            <w:tcW w:type="dxa" w:w="1924"/>
           </w:tcPr>
           <w:p>
             <w:pPr>
@@ -16438,7 +16438,7 @@
         </w:tc>
         <w:tc>
           <w:tcPr>
-            <w:tcW w:type="dxa" w:w="907"/>
+            <w:tcW w:type="dxa" w:w="1701"/>
           </w:tcPr>
           <w:p>
             <w:pPr>
@@ -16455,55 +16455,55 @@
         </w:tc>
         <w:tc>
           <w:tcPr>
-            <w:tcW w:type="dxa" w:w="1814"/>
-          </w:tcPr>
-          <w:p>
-            <w:pPr>
-              <w:ind w:firstLine="0"/>
-            </w:pPr>
-            <w:r>
-              <w:rPr>
-                <w:rFonts w:ascii="Times New Roman" w:hAnsi="Times New Roman" w:eastAsia="宋体"/>
-                <w:sz w:val="20"/>
-              </w:rPr>
-            </w:r>
-          </w:p>
-        </w:tc>
-        <w:tc>
-          <w:tcPr>
-            <w:tcW w:type="dxa" w:w="1361"/>
-          </w:tcPr>
-          <w:p>
-            <w:pPr>
-              <w:ind w:firstLine="0"/>
-            </w:pPr>
-            <w:r>
-              <w:rPr>
-                <w:rFonts w:ascii="Times New Roman" w:hAnsi="Times New Roman" w:eastAsia="宋体"/>
-                <w:sz w:val="20"/>
-              </w:rPr>
-            </w:r>
-          </w:p>
-        </w:tc>
-        <w:tc>
-          <w:tcPr>
-            <w:tcW w:type="dxa" w:w="907"/>
-          </w:tcPr>
-          <w:p>
-            <w:pPr>
-              <w:ind w:firstLine="0"/>
-            </w:pPr>
-            <w:r>
-              <w:rPr>
-                <w:rFonts w:ascii="Times New Roman" w:hAnsi="Times New Roman" w:eastAsia="宋体"/>
-                <w:sz w:val="20"/>
-              </w:rPr>
-            </w:r>
-          </w:p>
-        </w:tc>
-        <w:tc>
-          <w:tcPr>
-            <w:tcW w:type="dxa" w:w="907"/>
+            <w:tcW w:type="dxa" w:w="2199"/>
+          </w:tcPr>
+          <w:p>
+            <w:pPr>
+              <w:ind w:firstLine="0"/>
+            </w:pPr>
+            <w:r>
+              <w:rPr>
+                <w:rFonts w:ascii="Times New Roman" w:hAnsi="Times New Roman" w:eastAsia="宋体"/>
+                <w:sz w:val="20"/>
+              </w:rPr>
+            </w:r>
+          </w:p>
+        </w:tc>
+        <w:tc>
+          <w:tcPr>
+            <w:tcW w:type="dxa" w:w="1701"/>
+          </w:tcPr>
+          <w:p>
+            <w:pPr>
+              <w:ind w:firstLine="0"/>
+            </w:pPr>
+            <w:r>
+              <w:rPr>
+                <w:rFonts w:ascii="Times New Roman" w:hAnsi="Times New Roman" w:eastAsia="宋体"/>
+                <w:sz w:val="20"/>
+              </w:rPr>
+            </w:r>
+          </w:p>
+        </w:tc>
+        <w:tc>
+          <w:tcPr>
+            <w:tcW w:type="dxa" w:w="1701"/>
+          </w:tcPr>
+          <w:p>
+            <w:pPr>
+              <w:ind w:firstLine="0"/>
+            </w:pPr>
+            <w:r>
+              <w:rPr>
+                <w:rFonts w:ascii="Times New Roman" w:hAnsi="Times New Roman" w:eastAsia="宋体"/>
+                <w:sz w:val="20"/>
+              </w:rPr>
+            </w:r>
+          </w:p>
+        </w:tc>
+        <w:tc>
+          <w:tcPr>
+            <w:tcW w:type="dxa" w:w="1701"/>
           </w:tcPr>
           <w:p>
             <w:pPr>
@@ -16522,7 +16522,7 @@
       <w:tr>
         <w:tc>
           <w:tcPr>
-            <w:tcW w:type="dxa" w:w="3175"/>
+            <w:tcW w:type="dxa" w:w="1924"/>
           </w:tcPr>
           <w:p>
             <w:pPr>
@@ -16539,7 +16539,7 @@
         </w:tc>
         <w:tc>
           <w:tcPr>
-            <w:tcW w:type="dxa" w:w="907"/>
+            <w:tcW w:type="dxa" w:w="1701"/>
           </w:tcPr>
           <w:p>
             <w:pPr>
@@ -16556,55 +16556,55 @@
         </w:tc>
         <w:tc>
           <w:tcPr>
-            <w:tcW w:type="dxa" w:w="1814"/>
-          </w:tcPr>
-          <w:p>
-            <w:pPr>
-              <w:ind w:firstLine="0"/>
-            </w:pPr>
-            <w:r>
-              <w:rPr>
-                <w:rFonts w:ascii="Times New Roman" w:hAnsi="Times New Roman" w:eastAsia="宋体"/>
-                <w:sz w:val="20"/>
-              </w:rPr>
-            </w:r>
-          </w:p>
-        </w:tc>
-        <w:tc>
-          <w:tcPr>
-            <w:tcW w:type="dxa" w:w="1361"/>
-          </w:tcPr>
-          <w:p>
-            <w:pPr>
-              <w:ind w:firstLine="0"/>
-            </w:pPr>
-            <w:r>
-              <w:rPr>
-                <w:rFonts w:ascii="Times New Roman" w:hAnsi="Times New Roman" w:eastAsia="宋体"/>
-                <w:sz w:val="20"/>
-              </w:rPr>
-            </w:r>
-          </w:p>
-        </w:tc>
-        <w:tc>
-          <w:tcPr>
-            <w:tcW w:type="dxa" w:w="907"/>
-          </w:tcPr>
-          <w:p>
-            <w:pPr>
-              <w:ind w:firstLine="0"/>
-            </w:pPr>
-            <w:r>
-              <w:rPr>
-                <w:rFonts w:ascii="Times New Roman" w:hAnsi="Times New Roman" w:eastAsia="宋体"/>
-                <w:sz w:val="20"/>
-              </w:rPr>
-            </w:r>
-          </w:p>
-        </w:tc>
-        <w:tc>
-          <w:tcPr>
-            <w:tcW w:type="dxa" w:w="907"/>
+            <w:tcW w:type="dxa" w:w="2199"/>
+          </w:tcPr>
+          <w:p>
+            <w:pPr>
+              <w:ind w:firstLine="0"/>
+            </w:pPr>
+            <w:r>
+              <w:rPr>
+                <w:rFonts w:ascii="Times New Roman" w:hAnsi="Times New Roman" w:eastAsia="宋体"/>
+                <w:sz w:val="20"/>
+              </w:rPr>
+            </w:r>
+          </w:p>
+        </w:tc>
+        <w:tc>
+          <w:tcPr>
+            <w:tcW w:type="dxa" w:w="1701"/>
+          </w:tcPr>
+          <w:p>
+            <w:pPr>
+              <w:ind w:firstLine="0"/>
+            </w:pPr>
+            <w:r>
+              <w:rPr>
+                <w:rFonts w:ascii="Times New Roman" w:hAnsi="Times New Roman" w:eastAsia="宋体"/>
+                <w:sz w:val="20"/>
+              </w:rPr>
+            </w:r>
+          </w:p>
+        </w:tc>
+        <w:tc>
+          <w:tcPr>
+            <w:tcW w:type="dxa" w:w="1701"/>
+          </w:tcPr>
+          <w:p>
+            <w:pPr>
+              <w:ind w:firstLine="0"/>
+            </w:pPr>
+            <w:r>
+              <w:rPr>
+                <w:rFonts w:ascii="Times New Roman" w:hAnsi="Times New Roman" w:eastAsia="宋体"/>
+                <w:sz w:val="20"/>
+              </w:rPr>
+            </w:r>
+          </w:p>
+        </w:tc>
+        <w:tc>
+          <w:tcPr>
+            <w:tcW w:type="dxa" w:w="1701"/>
           </w:tcPr>
           <w:p>
             <w:pPr>
@@ -16713,7 +16713,7 @@
       <w:tr>
         <w:tc>
           <w:tcPr>
-            <w:tcW w:type="dxa" w:w="5630"/>
+            <w:tcW w:type="dxa" w:w="5711"/>
           </w:tcPr>
           <w:p>
             <w:pPr>
@@ -16731,7 +16731,7 @@
         </w:tc>
         <w:tc>
           <w:tcPr>
-            <w:tcW w:type="dxa" w:w="938"/>
+            <w:tcW w:type="dxa" w:w="1701"/>
           </w:tcPr>
           <w:p>
             <w:pPr>
@@ -16749,7 +16749,7 @@
         </w:tc>
         <w:tc>
           <w:tcPr>
-            <w:tcW w:type="dxa" w:w="626"/>
+            <w:tcW w:type="dxa" w:w="1701"/>
           </w:tcPr>
           <w:p>
             <w:pPr>
@@ -16767,7 +16767,7 @@
         </w:tc>
         <w:tc>
           <w:tcPr>
-            <w:tcW w:type="dxa" w:w="626"/>
+            <w:tcW w:type="dxa" w:w="1701"/>
           </w:tcPr>
           <w:p>
             <w:pPr>
@@ -16785,7 +16785,7 @@
         </w:tc>
         <w:tc>
           <w:tcPr>
-            <w:tcW w:type="dxa" w:w="1251"/>
+            <w:tcW w:type="dxa" w:w="1701"/>
           </w:tcPr>
           <w:p>
             <w:pPr>
@@ -16805,7 +16805,7 @@
       <w:tr>
         <w:tc>
           <w:tcPr>
-            <w:tcW w:type="dxa" w:w="5630"/>
+            <w:tcW w:type="dxa" w:w="5711"/>
           </w:tcPr>
           <w:p>
             <w:pPr>
@@ -16822,7 +16822,7 @@
         </w:tc>
         <w:tc>
           <w:tcPr>
-            <w:tcW w:type="dxa" w:w="938"/>
+            <w:tcW w:type="dxa" w:w="1701"/>
           </w:tcPr>
           <w:p>
             <w:pPr>
@@ -16839,7 +16839,7 @@
         </w:tc>
         <w:tc>
           <w:tcPr>
-            <w:tcW w:type="dxa" w:w="626"/>
+            <w:tcW w:type="dxa" w:w="1701"/>
           </w:tcPr>
           <w:p>
             <w:pPr>
@@ -16856,7 +16856,7 @@
         </w:tc>
         <w:tc>
           <w:tcPr>
-            <w:tcW w:type="dxa" w:w="626"/>
+            <w:tcW w:type="dxa" w:w="1701"/>
           </w:tcPr>
           <w:p>
             <w:pPr>
@@ -16873,7 +16873,7 @@
         </w:tc>
         <w:tc>
           <w:tcPr>
-            <w:tcW w:type="dxa" w:w="1251"/>
+            <w:tcW w:type="dxa" w:w="1701"/>
           </w:tcPr>
           <w:p>
             <w:pPr>
@@ -16892,7 +16892,7 @@
       <w:tr>
         <w:tc>
           <w:tcPr>
-            <w:tcW w:type="dxa" w:w="5630"/>
+            <w:tcW w:type="dxa" w:w="5711"/>
           </w:tcPr>
           <w:p>
             <w:pPr>
@@ -16909,7 +16909,7 @@
         </w:tc>
         <w:tc>
           <w:tcPr>
-            <w:tcW w:type="dxa" w:w="938"/>
+            <w:tcW w:type="dxa" w:w="1701"/>
           </w:tcPr>
           <w:p>
             <w:pPr>
@@ -16926,7 +16926,7 @@
         </w:tc>
         <w:tc>
           <w:tcPr>
-            <w:tcW w:type="dxa" w:w="626"/>
+            <w:tcW w:type="dxa" w:w="1701"/>
           </w:tcPr>
           <w:p>
             <w:pPr>
@@ -16943,7 +16943,7 @@
         </w:tc>
         <w:tc>
           <w:tcPr>
-            <w:tcW w:type="dxa" w:w="626"/>
+            <w:tcW w:type="dxa" w:w="1701"/>
           </w:tcPr>
           <w:p>
             <w:pPr>
@@ -16960,7 +16960,7 @@
         </w:tc>
         <w:tc>
           <w:tcPr>
-            <w:tcW w:type="dxa" w:w="1251"/>
+            <w:tcW w:type="dxa" w:w="1701"/>
           </w:tcPr>
           <w:p>
             <w:pPr>
@@ -16979,7 +16979,7 @@
       <w:tr>
         <w:tc>
           <w:tcPr>
-            <w:tcW w:type="dxa" w:w="5630"/>
+            <w:tcW w:type="dxa" w:w="5711"/>
           </w:tcPr>
           <w:p>
             <w:pPr>
@@ -16996,7 +16996,7 @@
         </w:tc>
         <w:tc>
           <w:tcPr>
-            <w:tcW w:type="dxa" w:w="938"/>
+            <w:tcW w:type="dxa" w:w="1701"/>
           </w:tcPr>
           <w:p>
             <w:pPr>
@@ -17013,7 +17013,7 @@
         </w:tc>
         <w:tc>
           <w:tcPr>
-            <w:tcW w:type="dxa" w:w="626"/>
+            <w:tcW w:type="dxa" w:w="1701"/>
           </w:tcPr>
           <w:p>
             <w:pPr>
@@ -17030,7 +17030,7 @@
         </w:tc>
         <w:tc>
           <w:tcPr>
-            <w:tcW w:type="dxa" w:w="626"/>
+            <w:tcW w:type="dxa" w:w="1701"/>
           </w:tcPr>
           <w:p>
             <w:pPr>
@@ -17047,7 +17047,7 @@
         </w:tc>
         <w:tc>
           <w:tcPr>
-            <w:tcW w:type="dxa" w:w="1251"/>
+            <w:tcW w:type="dxa" w:w="1701"/>
           </w:tcPr>
           <w:p>
             <w:pPr>
@@ -17066,7 +17066,7 @@
       <w:tr>
         <w:tc>
           <w:tcPr>
-            <w:tcW w:type="dxa" w:w="5630"/>
+            <w:tcW w:type="dxa" w:w="5711"/>
           </w:tcPr>
           <w:p>
             <w:pPr>
@@ -17083,7 +17083,7 @@
         </w:tc>
         <w:tc>
           <w:tcPr>
-            <w:tcW w:type="dxa" w:w="938"/>
+            <w:tcW w:type="dxa" w:w="1701"/>
           </w:tcPr>
           <w:p>
             <w:pPr>
@@ -17100,7 +17100,7 @@
         </w:tc>
         <w:tc>
           <w:tcPr>
-            <w:tcW w:type="dxa" w:w="626"/>
+            <w:tcW w:type="dxa" w:w="1701"/>
           </w:tcPr>
           <w:p>
             <w:pPr>
@@ -17117,7 +17117,7 @@
         </w:tc>
         <w:tc>
           <w:tcPr>
-            <w:tcW w:type="dxa" w:w="626"/>
+            <w:tcW w:type="dxa" w:w="1701"/>
           </w:tcPr>
           <w:p>
             <w:pPr>
@@ -17134,7 +17134,7 @@
         </w:tc>
         <w:tc>
           <w:tcPr>
-            <w:tcW w:type="dxa" w:w="1251"/>
+            <w:tcW w:type="dxa" w:w="1701"/>
           </w:tcPr>
           <w:p>
             <w:pPr>
@@ -17153,7 +17153,7 @@
       <w:tr>
         <w:tc>
           <w:tcPr>
-            <w:tcW w:type="dxa" w:w="5630"/>
+            <w:tcW w:type="dxa" w:w="5711"/>
           </w:tcPr>
           <w:p>
             <w:pPr>
@@ -17170,7 +17170,7 @@
         </w:tc>
         <w:tc>
           <w:tcPr>
-            <w:tcW w:type="dxa" w:w="938"/>
+            <w:tcW w:type="dxa" w:w="1701"/>
           </w:tcPr>
           <w:p>
             <w:pPr>
@@ -17187,7 +17187,7 @@
         </w:tc>
         <w:tc>
           <w:tcPr>
-            <w:tcW w:type="dxa" w:w="626"/>
+            <w:tcW w:type="dxa" w:w="1701"/>
           </w:tcPr>
           <w:p>
             <w:pPr>
@@ -17204,7 +17204,7 @@
         </w:tc>
         <w:tc>
           <w:tcPr>
-            <w:tcW w:type="dxa" w:w="626"/>
+            <w:tcW w:type="dxa" w:w="1701"/>
           </w:tcPr>
           <w:p>
             <w:pPr>
@@ -17221,7 +17221,7 @@
         </w:tc>
         <w:tc>
           <w:tcPr>
-            <w:tcW w:type="dxa" w:w="1251"/>
+            <w:tcW w:type="dxa" w:w="1701"/>
           </w:tcPr>
           <w:p>
             <w:pPr>
@@ -17240,7 +17240,7 @@
       <w:tr>
         <w:tc>
           <w:tcPr>
-            <w:tcW w:type="dxa" w:w="5630"/>
+            <w:tcW w:type="dxa" w:w="5711"/>
           </w:tcPr>
           <w:p>
             <w:pPr>
@@ -17257,7 +17257,7 @@
         </w:tc>
         <w:tc>
           <w:tcPr>
-            <w:tcW w:type="dxa" w:w="938"/>
+            <w:tcW w:type="dxa" w:w="1701"/>
           </w:tcPr>
           <w:p>
             <w:pPr>
@@ -17274,7 +17274,7 @@
         </w:tc>
         <w:tc>
           <w:tcPr>
-            <w:tcW w:type="dxa" w:w="626"/>
+            <w:tcW w:type="dxa" w:w="1701"/>
           </w:tcPr>
           <w:p>
             <w:pPr>
@@ -17291,7 +17291,7 @@
         </w:tc>
         <w:tc>
           <w:tcPr>
-            <w:tcW w:type="dxa" w:w="626"/>
+            <w:tcW w:type="dxa" w:w="1701"/>
           </w:tcPr>
           <w:p>
             <w:pPr>
@@ -17308,7 +17308,7 @@
         </w:tc>
         <w:tc>
           <w:tcPr>
-            <w:tcW w:type="dxa" w:w="1251"/>
+            <w:tcW w:type="dxa" w:w="1701"/>
           </w:tcPr>
           <w:p>
             <w:pPr>
@@ -17367,7 +17367,7 @@
       <w:tr>
         <w:tc>
           <w:tcPr>
-            <w:tcW w:type="dxa" w:w="4884"/>
+            <w:tcW w:type="dxa" w:w="5772"/>
           </w:tcPr>
           <w:p>
             <w:pPr>
@@ -17385,7 +17385,7 @@
         </w:tc>
         <w:tc>
           <w:tcPr>
-            <w:tcW w:type="dxa" w:w="4187"/>
+            <w:tcW w:type="dxa" w:w="3298"/>
           </w:tcPr>
           <w:p>
             <w:pPr>
@@ -17405,7 +17405,7 @@
       <w:tr>
         <w:tc>
           <w:tcPr>
-            <w:tcW w:type="dxa" w:w="4884"/>
+            <w:tcW w:type="dxa" w:w="5772"/>
           </w:tcPr>
           <w:p>
             <w:pPr>
@@ -17422,7 +17422,7 @@
         </w:tc>
         <w:tc>
           <w:tcPr>
-            <w:tcW w:type="dxa" w:w="4187"/>
+            <w:tcW w:type="dxa" w:w="3298"/>
           </w:tcPr>
           <w:p>
             <w:pPr>
@@ -17441,7 +17441,7 @@
       <w:tr>
         <w:tc>
           <w:tcPr>
-            <w:tcW w:type="dxa" w:w="4884"/>
+            <w:tcW w:type="dxa" w:w="5772"/>
           </w:tcPr>
           <w:p>
             <w:pPr>
@@ -17458,7 +17458,7 @@
         </w:tc>
         <w:tc>
           <w:tcPr>
-            <w:tcW w:type="dxa" w:w="4187"/>
+            <w:tcW w:type="dxa" w:w="3298"/>
           </w:tcPr>
           <w:p>
             <w:pPr>
@@ -17477,7 +17477,7 @@
       <w:tr>
         <w:tc>
           <w:tcPr>
-            <w:tcW w:type="dxa" w:w="4884"/>
+            <w:tcW w:type="dxa" w:w="5772"/>
           </w:tcPr>
           <w:p>
             <w:pPr>
@@ -17494,7 +17494,7 @@
         </w:tc>
         <w:tc>
           <w:tcPr>
-            <w:tcW w:type="dxa" w:w="4187"/>
+            <w:tcW w:type="dxa" w:w="3298"/>
           </w:tcPr>
           <w:p>
             <w:pPr>

--- a/docs/docx/测试报告.docx
+++ b/docs/docx/测试报告.docx
@@ -346,7 +346,7 @@
         <w:tblStyle w:val="TableGrid"/>
         <w:tblW w:type="auto" w:w="0"/>
         <w:jc w:val="center"/>
-        <w:tblLayout w:type="fixed"/>
+        <w:tblLayout w:type="autofit"/>
         <w:tblLook w:firstColumn="1" w:firstRow="1" w:lastColumn="0" w:lastRow="0" w:noHBand="0" w:noVBand="1" w:val="04A0"/>
       </w:tblPr>
       <w:tblGrid>
@@ -358,7 +358,7 @@
       <w:tr>
         <w:tc>
           <w:tcPr>
-            <w:tcW w:type="dxa" w:w="1701"/>
+            <w:tcW w:type="dxa" w:w="2268"/>
           </w:tcPr>
           <w:p>
             <w:pPr>
@@ -376,7 +376,7 @@
         </w:tc>
         <w:tc>
           <w:tcPr>
-            <w:tcW w:type="dxa" w:w="1701"/>
+            <w:tcW w:type="dxa" w:w="2268"/>
           </w:tcPr>
           <w:p>
             <w:pPr>
@@ -394,7 +394,7 @@
         </w:tc>
         <w:tc>
           <w:tcPr>
-            <w:tcW w:type="dxa" w:w="3287"/>
+            <w:tcW w:type="dxa" w:w="2268"/>
           </w:tcPr>
           <w:p>
             <w:pPr>
@@ -412,7 +412,7 @@
         </w:tc>
         <w:tc>
           <w:tcPr>
-            <w:tcW w:type="dxa" w:w="3681"/>
+            <w:tcW w:type="dxa" w:w="2268"/>
           </w:tcPr>
           <w:p>
             <w:pPr>
@@ -432,7 +432,7 @@
       <w:tr>
         <w:tc>
           <w:tcPr>
-            <w:tcW w:type="dxa" w:w="1701"/>
+            <w:tcW w:type="dxa" w:w="2268"/>
           </w:tcPr>
           <w:p>
             <w:pPr>
@@ -449,7 +449,7 @@
         </w:tc>
         <w:tc>
           <w:tcPr>
-            <w:tcW w:type="dxa" w:w="1701"/>
+            <w:tcW w:type="dxa" w:w="2268"/>
           </w:tcPr>
           <w:p>
             <w:pPr>
@@ -466,7 +466,7 @@
         </w:tc>
         <w:tc>
           <w:tcPr>
-            <w:tcW w:type="dxa" w:w="3287"/>
+            <w:tcW w:type="dxa" w:w="2268"/>
           </w:tcPr>
           <w:p>
             <w:pPr>
@@ -483,7 +483,7 @@
         </w:tc>
         <w:tc>
           <w:tcPr>
-            <w:tcW w:type="dxa" w:w="3681"/>
+            <w:tcW w:type="dxa" w:w="2268"/>
           </w:tcPr>
           <w:p>
             <w:pPr>
@@ -502,7 +502,7 @@
       <w:tr>
         <w:tc>
           <w:tcPr>
-            <w:tcW w:type="dxa" w:w="1701"/>
+            <w:tcW w:type="dxa" w:w="2268"/>
           </w:tcPr>
           <w:p>
             <w:pPr>
@@ -519,7 +519,7 @@
         </w:tc>
         <w:tc>
           <w:tcPr>
-            <w:tcW w:type="dxa" w:w="1701"/>
+            <w:tcW w:type="dxa" w:w="2268"/>
           </w:tcPr>
           <w:p>
             <w:pPr>
@@ -536,7 +536,7 @@
         </w:tc>
         <w:tc>
           <w:tcPr>
-            <w:tcW w:type="dxa" w:w="3287"/>
+            <w:tcW w:type="dxa" w:w="2268"/>
           </w:tcPr>
           <w:p>
             <w:pPr>
@@ -553,7 +553,7 @@
         </w:tc>
         <w:tc>
           <w:tcPr>
-            <w:tcW w:type="dxa" w:w="3681"/>
+            <w:tcW w:type="dxa" w:w="2268"/>
           </w:tcPr>
           <w:p>
             <w:pPr>
@@ -572,7 +572,7 @@
       <w:tr>
         <w:tc>
           <w:tcPr>
-            <w:tcW w:type="dxa" w:w="1701"/>
+            <w:tcW w:type="dxa" w:w="2268"/>
           </w:tcPr>
           <w:p>
             <w:pPr>
@@ -589,7 +589,7 @@
         </w:tc>
         <w:tc>
           <w:tcPr>
-            <w:tcW w:type="dxa" w:w="1701"/>
+            <w:tcW w:type="dxa" w:w="2268"/>
           </w:tcPr>
           <w:p>
             <w:pPr>
@@ -606,7 +606,7 @@
         </w:tc>
         <w:tc>
           <w:tcPr>
-            <w:tcW w:type="dxa" w:w="3287"/>
+            <w:tcW w:type="dxa" w:w="2268"/>
           </w:tcPr>
           <w:p>
             <w:pPr>
@@ -623,7 +623,7 @@
         </w:tc>
         <w:tc>
           <w:tcPr>
-            <w:tcW w:type="dxa" w:w="3681"/>
+            <w:tcW w:type="dxa" w:w="2268"/>
           </w:tcPr>
           <w:p>
             <w:pPr>
@@ -642,7 +642,7 @@
       <w:tr>
         <w:tc>
           <w:tcPr>
-            <w:tcW w:type="dxa" w:w="1701"/>
+            <w:tcW w:type="dxa" w:w="2268"/>
           </w:tcPr>
           <w:p>
             <w:pPr>
@@ -659,7 +659,7 @@
         </w:tc>
         <w:tc>
           <w:tcPr>
-            <w:tcW w:type="dxa" w:w="1701"/>
+            <w:tcW w:type="dxa" w:w="2268"/>
           </w:tcPr>
           <w:p>
             <w:pPr>
@@ -676,7 +676,7 @@
         </w:tc>
         <w:tc>
           <w:tcPr>
-            <w:tcW w:type="dxa" w:w="3287"/>
+            <w:tcW w:type="dxa" w:w="2268"/>
           </w:tcPr>
           <w:p>
             <w:pPr>
@@ -693,7 +693,7 @@
         </w:tc>
         <w:tc>
           <w:tcPr>
-            <w:tcW w:type="dxa" w:w="3681"/>
+            <w:tcW w:type="dxa" w:w="2268"/>
           </w:tcPr>
           <w:p>
             <w:pPr>
@@ -742,7 +742,7 @@
         <w:tblStyle w:val="TableGrid"/>
         <w:tblW w:type="auto" w:w="0"/>
         <w:jc w:val="center"/>
-        <w:tblLayout w:type="fixed"/>
+        <w:tblLayout w:type="autofit"/>
         <w:tblLook w:firstColumn="1" w:firstRow="1" w:lastColumn="0" w:lastRow="0" w:noHBand="0" w:noVBand="1" w:val="04A0"/>
       </w:tblPr>
       <w:tblGrid>
@@ -752,7 +752,7 @@
       <w:tr>
         <w:tc>
           <w:tcPr>
-            <w:tcW w:type="dxa" w:w="2073"/>
+            <w:tcW w:type="dxa" w:w="4536"/>
           </w:tcPr>
           <w:p>
             <w:pPr>
@@ -770,7 +770,7 @@
         </w:tc>
         <w:tc>
           <w:tcPr>
-            <w:tcW w:type="dxa" w:w="6998"/>
+            <w:tcW w:type="dxa" w:w="4536"/>
           </w:tcPr>
           <w:p>
             <w:pPr>
@@ -790,7 +790,7 @@
       <w:tr>
         <w:tc>
           <w:tcPr>
-            <w:tcW w:type="dxa" w:w="2073"/>
+            <w:tcW w:type="dxa" w:w="4536"/>
           </w:tcPr>
           <w:p>
             <w:pPr>
@@ -807,7 +807,7 @@
         </w:tc>
         <w:tc>
           <w:tcPr>
-            <w:tcW w:type="dxa" w:w="6998"/>
+            <w:tcW w:type="dxa" w:w="4536"/>
           </w:tcPr>
           <w:p>
             <w:pPr>
@@ -826,7 +826,7 @@
       <w:tr>
         <w:tc>
           <w:tcPr>
-            <w:tcW w:type="dxa" w:w="2073"/>
+            <w:tcW w:type="dxa" w:w="4536"/>
           </w:tcPr>
           <w:p>
             <w:pPr>
@@ -843,7 +843,7 @@
         </w:tc>
         <w:tc>
           <w:tcPr>
-            <w:tcW w:type="dxa" w:w="6998"/>
+            <w:tcW w:type="dxa" w:w="4536"/>
           </w:tcPr>
           <w:p>
             <w:pPr>
@@ -862,7 +862,7 @@
       <w:tr>
         <w:tc>
           <w:tcPr>
-            <w:tcW w:type="dxa" w:w="2073"/>
+            <w:tcW w:type="dxa" w:w="4536"/>
           </w:tcPr>
           <w:p>
             <w:pPr>
@@ -879,7 +879,7 @@
         </w:tc>
         <w:tc>
           <w:tcPr>
-            <w:tcW w:type="dxa" w:w="6998"/>
+            <w:tcW w:type="dxa" w:w="4536"/>
           </w:tcPr>
           <w:p>
             <w:pPr>
@@ -898,7 +898,7 @@
       <w:tr>
         <w:tc>
           <w:tcPr>
-            <w:tcW w:type="dxa" w:w="2073"/>
+            <w:tcW w:type="dxa" w:w="4536"/>
           </w:tcPr>
           <w:p>
             <w:pPr>
@@ -915,7 +915,7 @@
         </w:tc>
         <w:tc>
           <w:tcPr>
-            <w:tcW w:type="dxa" w:w="6998"/>
+            <w:tcW w:type="dxa" w:w="4536"/>
           </w:tcPr>
           <w:p>
             <w:pPr>
@@ -934,7 +934,7 @@
       <w:tr>
         <w:tc>
           <w:tcPr>
-            <w:tcW w:type="dxa" w:w="2073"/>
+            <w:tcW w:type="dxa" w:w="4536"/>
           </w:tcPr>
           <w:p>
             <w:pPr>
@@ -951,7 +951,7 @@
         </w:tc>
         <w:tc>
           <w:tcPr>
-            <w:tcW w:type="dxa" w:w="6998"/>
+            <w:tcW w:type="dxa" w:w="4536"/>
           </w:tcPr>
           <w:p>
             <w:pPr>
@@ -970,7 +970,7 @@
       <w:tr>
         <w:tc>
           <w:tcPr>
-            <w:tcW w:type="dxa" w:w="2073"/>
+            <w:tcW w:type="dxa" w:w="4536"/>
           </w:tcPr>
           <w:p>
             <w:pPr>
@@ -987,7 +987,7 @@
         </w:tc>
         <w:tc>
           <w:tcPr>
-            <w:tcW w:type="dxa" w:w="6998"/>
+            <w:tcW w:type="dxa" w:w="4536"/>
           </w:tcPr>
           <w:p>
             <w:pPr>
@@ -1006,7 +1006,7 @@
       <w:tr>
         <w:tc>
           <w:tcPr>
-            <w:tcW w:type="dxa" w:w="2073"/>
+            <w:tcW w:type="dxa" w:w="4536"/>
           </w:tcPr>
           <w:p>
             <w:pPr>
@@ -1023,7 +1023,7 @@
         </w:tc>
         <w:tc>
           <w:tcPr>
-            <w:tcW w:type="dxa" w:w="6998"/>
+            <w:tcW w:type="dxa" w:w="4536"/>
           </w:tcPr>
           <w:p>
             <w:pPr>
@@ -1095,7 +1095,7 @@
         <w:tblStyle w:val="TableGrid"/>
         <w:tblW w:type="auto" w:w="0"/>
         <w:jc w:val="center"/>
-        <w:tblLayout w:type="fixed"/>
+        <w:tblLayout w:type="autofit"/>
         <w:tblLook w:firstColumn="1" w:firstRow="1" w:lastColumn="0" w:lastRow="0" w:noHBand="0" w:noVBand="1" w:val="04A0"/>
       </w:tblPr>
       <w:tblGrid>
@@ -1105,7 +1105,7 @@
       <w:tr>
         <w:tc>
           <w:tcPr>
-            <w:tcW w:type="dxa" w:w="2016"/>
+            <w:tcW w:type="dxa" w:w="4536"/>
           </w:tcPr>
           <w:p>
             <w:pPr>
@@ -1123,7 +1123,7 @@
         </w:tc>
         <w:tc>
           <w:tcPr>
-            <w:tcW w:type="dxa" w:w="7055"/>
+            <w:tcW w:type="dxa" w:w="4536"/>
           </w:tcPr>
           <w:p>
             <w:pPr>
@@ -1143,7 +1143,7 @@
       <w:tr>
         <w:tc>
           <w:tcPr>
-            <w:tcW w:type="dxa" w:w="2016"/>
+            <w:tcW w:type="dxa" w:w="4536"/>
           </w:tcPr>
           <w:p>
             <w:pPr>
@@ -1160,7 +1160,7 @@
         </w:tc>
         <w:tc>
           <w:tcPr>
-            <w:tcW w:type="dxa" w:w="7055"/>
+            <w:tcW w:type="dxa" w:w="4536"/>
           </w:tcPr>
           <w:p>
             <w:pPr>
@@ -1179,7 +1179,7 @@
       <w:tr>
         <w:tc>
           <w:tcPr>
-            <w:tcW w:type="dxa" w:w="2016"/>
+            <w:tcW w:type="dxa" w:w="4536"/>
           </w:tcPr>
           <w:p>
             <w:pPr>
@@ -1196,7 +1196,7 @@
         </w:tc>
         <w:tc>
           <w:tcPr>
-            <w:tcW w:type="dxa" w:w="7055"/>
+            <w:tcW w:type="dxa" w:w="4536"/>
           </w:tcPr>
           <w:p>
             <w:pPr>
@@ -1215,7 +1215,7 @@
       <w:tr>
         <w:tc>
           <w:tcPr>
-            <w:tcW w:type="dxa" w:w="2016"/>
+            <w:tcW w:type="dxa" w:w="4536"/>
           </w:tcPr>
           <w:p>
             <w:pPr>
@@ -1232,7 +1232,7 @@
         </w:tc>
         <w:tc>
           <w:tcPr>
-            <w:tcW w:type="dxa" w:w="7055"/>
+            <w:tcW w:type="dxa" w:w="4536"/>
           </w:tcPr>
           <w:p>
             <w:pPr>
@@ -1306,7 +1306,7 @@
         <w:tblStyle w:val="TableGrid"/>
         <w:tblW w:type="auto" w:w="0"/>
         <w:jc w:val="center"/>
-        <w:tblLayout w:type="fixed"/>
+        <w:tblLayout w:type="autofit"/>
         <w:tblLook w:firstColumn="1" w:firstRow="1" w:lastColumn="0" w:lastRow="0" w:noHBand="0" w:noVBand="1" w:val="04A0"/>
       </w:tblPr>
       <w:tblGrid>
@@ -1317,7 +1317,7 @@
       <w:tr>
         <w:tc>
           <w:tcPr>
-            <w:tcW w:type="dxa" w:w="2661"/>
+            <w:tcW w:type="dxa" w:w="3024"/>
           </w:tcPr>
           <w:p>
             <w:pPr>
@@ -1335,7 +1335,7 @@
         </w:tc>
         <w:tc>
           <w:tcPr>
-            <w:tcW w:type="dxa" w:w="5684"/>
+            <w:tcW w:type="dxa" w:w="3024"/>
           </w:tcPr>
           <w:p>
             <w:pPr>
@@ -1353,7 +1353,7 @@
         </w:tc>
         <w:tc>
           <w:tcPr>
-            <w:tcW w:type="dxa" w:w="1701"/>
+            <w:tcW w:type="dxa" w:w="3024"/>
           </w:tcPr>
           <w:p>
             <w:pPr>
@@ -1373,7 +1373,7 @@
       <w:tr>
         <w:tc>
           <w:tcPr>
-            <w:tcW w:type="dxa" w:w="2661"/>
+            <w:tcW w:type="dxa" w:w="3024"/>
           </w:tcPr>
           <w:p>
             <w:pPr>
@@ -1390,7 +1390,7 @@
         </w:tc>
         <w:tc>
           <w:tcPr>
-            <w:tcW w:type="dxa" w:w="5684"/>
+            <w:tcW w:type="dxa" w:w="3024"/>
           </w:tcPr>
           <w:p>
             <w:pPr>
@@ -1407,7 +1407,7 @@
         </w:tc>
         <w:tc>
           <w:tcPr>
-            <w:tcW w:type="dxa" w:w="1701"/>
+            <w:tcW w:type="dxa" w:w="3024"/>
           </w:tcPr>
           <w:p>
             <w:pPr>
@@ -1426,7 +1426,7 @@
       <w:tr>
         <w:tc>
           <w:tcPr>
-            <w:tcW w:type="dxa" w:w="2661"/>
+            <w:tcW w:type="dxa" w:w="3024"/>
           </w:tcPr>
           <w:p>
             <w:pPr>
@@ -1443,7 +1443,7 @@
         </w:tc>
         <w:tc>
           <w:tcPr>
-            <w:tcW w:type="dxa" w:w="5684"/>
+            <w:tcW w:type="dxa" w:w="3024"/>
           </w:tcPr>
           <w:p>
             <w:pPr>
@@ -1460,7 +1460,7 @@
         </w:tc>
         <w:tc>
           <w:tcPr>
-            <w:tcW w:type="dxa" w:w="1701"/>
+            <w:tcW w:type="dxa" w:w="3024"/>
           </w:tcPr>
           <w:p>
             <w:pPr>
@@ -1479,7 +1479,7 @@
       <w:tr>
         <w:tc>
           <w:tcPr>
-            <w:tcW w:type="dxa" w:w="2661"/>
+            <w:tcW w:type="dxa" w:w="3024"/>
           </w:tcPr>
           <w:p>
             <w:pPr>
@@ -1496,7 +1496,7 @@
         </w:tc>
         <w:tc>
           <w:tcPr>
-            <w:tcW w:type="dxa" w:w="5684"/>
+            <w:tcW w:type="dxa" w:w="3024"/>
           </w:tcPr>
           <w:p>
             <w:pPr>
@@ -1513,7 +1513,7 @@
         </w:tc>
         <w:tc>
           <w:tcPr>
-            <w:tcW w:type="dxa" w:w="1701"/>
+            <w:tcW w:type="dxa" w:w="3024"/>
           </w:tcPr>
           <w:p>
             <w:pPr>
@@ -1532,7 +1532,7 @@
       <w:tr>
         <w:tc>
           <w:tcPr>
-            <w:tcW w:type="dxa" w:w="2661"/>
+            <w:tcW w:type="dxa" w:w="3024"/>
           </w:tcPr>
           <w:p>
             <w:pPr>
@@ -1549,7 +1549,7 @@
         </w:tc>
         <w:tc>
           <w:tcPr>
-            <w:tcW w:type="dxa" w:w="5684"/>
+            <w:tcW w:type="dxa" w:w="3024"/>
           </w:tcPr>
           <w:p>
             <w:pPr>
@@ -1566,7 +1566,7 @@
         </w:tc>
         <w:tc>
           <w:tcPr>
-            <w:tcW w:type="dxa" w:w="1701"/>
+            <w:tcW w:type="dxa" w:w="3024"/>
           </w:tcPr>
           <w:p>
             <w:pPr>
@@ -1585,7 +1585,7 @@
       <w:tr>
         <w:tc>
           <w:tcPr>
-            <w:tcW w:type="dxa" w:w="2661"/>
+            <w:tcW w:type="dxa" w:w="3024"/>
           </w:tcPr>
           <w:p>
             <w:pPr>
@@ -1602,7 +1602,7 @@
         </w:tc>
         <w:tc>
           <w:tcPr>
-            <w:tcW w:type="dxa" w:w="5684"/>
+            <w:tcW w:type="dxa" w:w="3024"/>
           </w:tcPr>
           <w:p>
             <w:pPr>
@@ -1619,7 +1619,7 @@
         </w:tc>
         <w:tc>
           <w:tcPr>
-            <w:tcW w:type="dxa" w:w="1701"/>
+            <w:tcW w:type="dxa" w:w="3024"/>
           </w:tcPr>
           <w:p>
             <w:pPr>
@@ -1638,7 +1638,7 @@
       <w:tr>
         <w:tc>
           <w:tcPr>
-            <w:tcW w:type="dxa" w:w="2661"/>
+            <w:tcW w:type="dxa" w:w="3024"/>
           </w:tcPr>
           <w:p>
             <w:pPr>
@@ -1655,7 +1655,7 @@
         </w:tc>
         <w:tc>
           <w:tcPr>
-            <w:tcW w:type="dxa" w:w="5684"/>
+            <w:tcW w:type="dxa" w:w="3024"/>
           </w:tcPr>
           <w:p>
             <w:pPr>
@@ -1672,7 +1672,7 @@
         </w:tc>
         <w:tc>
           <w:tcPr>
-            <w:tcW w:type="dxa" w:w="1701"/>
+            <w:tcW w:type="dxa" w:w="3024"/>
           </w:tcPr>
           <w:p>
             <w:pPr>
@@ -1691,7 +1691,7 @@
       <w:tr>
         <w:tc>
           <w:tcPr>
-            <w:tcW w:type="dxa" w:w="2661"/>
+            <w:tcW w:type="dxa" w:w="3024"/>
           </w:tcPr>
           <w:p>
             <w:pPr>
@@ -1708,7 +1708,7 @@
         </w:tc>
         <w:tc>
           <w:tcPr>
-            <w:tcW w:type="dxa" w:w="5684"/>
+            <w:tcW w:type="dxa" w:w="3024"/>
           </w:tcPr>
           <w:p>
             <w:pPr>
@@ -1725,7 +1725,7 @@
         </w:tc>
         <w:tc>
           <w:tcPr>
-            <w:tcW w:type="dxa" w:w="1701"/>
+            <w:tcW w:type="dxa" w:w="3024"/>
           </w:tcPr>
           <w:p>
             <w:pPr>
@@ -1744,7 +1744,7 @@
       <w:tr>
         <w:tc>
           <w:tcPr>
-            <w:tcW w:type="dxa" w:w="2661"/>
+            <w:tcW w:type="dxa" w:w="3024"/>
           </w:tcPr>
           <w:p>
             <w:pPr>
@@ -1761,7 +1761,7 @@
         </w:tc>
         <w:tc>
           <w:tcPr>
-            <w:tcW w:type="dxa" w:w="5684"/>
+            <w:tcW w:type="dxa" w:w="3024"/>
           </w:tcPr>
           <w:p>
             <w:pPr>
@@ -1778,7 +1778,7 @@
         </w:tc>
         <w:tc>
           <w:tcPr>
-            <w:tcW w:type="dxa" w:w="1701"/>
+            <w:tcW w:type="dxa" w:w="3024"/>
           </w:tcPr>
           <w:p>
             <w:pPr>
@@ -1809,7 +1809,7 @@
         <w:tblStyle w:val="TableGrid"/>
         <w:tblW w:type="auto" w:w="0"/>
         <w:jc w:val="center"/>
-        <w:tblLayout w:type="fixed"/>
+        <w:tblLayout w:type="autofit"/>
         <w:tblLook w:firstColumn="1" w:firstRow="1" w:lastColumn="0" w:lastRow="0" w:noHBand="0" w:noVBand="1" w:val="04A0"/>
       </w:tblPr>
       <w:tblGrid>
@@ -1819,7 +1819,7 @@
       <w:tr>
         <w:tc>
           <w:tcPr>
-            <w:tcW w:type="dxa" w:w="1701"/>
+            <w:tcW w:type="dxa" w:w="4536"/>
           </w:tcPr>
           <w:p>
             <w:pPr>
@@ -1837,7 +1837,7 @@
         </w:tc>
         <w:tc>
           <w:tcPr>
-            <w:tcW w:type="dxa" w:w="8019"/>
+            <w:tcW w:type="dxa" w:w="4536"/>
           </w:tcPr>
           <w:p>
             <w:pPr>
@@ -1857,7 +1857,7 @@
       <w:tr>
         <w:tc>
           <w:tcPr>
-            <w:tcW w:type="dxa" w:w="1701"/>
+            <w:tcW w:type="dxa" w:w="4536"/>
           </w:tcPr>
           <w:p>
             <w:pPr>
@@ -1874,7 +1874,7 @@
         </w:tc>
         <w:tc>
           <w:tcPr>
-            <w:tcW w:type="dxa" w:w="8019"/>
+            <w:tcW w:type="dxa" w:w="4536"/>
           </w:tcPr>
           <w:p>
             <w:pPr>
@@ -1893,7 +1893,7 @@
       <w:tr>
         <w:tc>
           <w:tcPr>
-            <w:tcW w:type="dxa" w:w="1701"/>
+            <w:tcW w:type="dxa" w:w="4536"/>
           </w:tcPr>
           <w:p>
             <w:pPr>
@@ -1910,7 +1910,7 @@
         </w:tc>
         <w:tc>
           <w:tcPr>
-            <w:tcW w:type="dxa" w:w="8019"/>
+            <w:tcW w:type="dxa" w:w="4536"/>
           </w:tcPr>
           <w:p>
             <w:pPr>
@@ -1929,7 +1929,7 @@
       <w:tr>
         <w:tc>
           <w:tcPr>
-            <w:tcW w:type="dxa" w:w="1701"/>
+            <w:tcW w:type="dxa" w:w="4536"/>
           </w:tcPr>
           <w:p>
             <w:pPr>
@@ -1946,7 +1946,7 @@
         </w:tc>
         <w:tc>
           <w:tcPr>
-            <w:tcW w:type="dxa" w:w="8019"/>
+            <w:tcW w:type="dxa" w:w="4536"/>
           </w:tcPr>
           <w:p>
             <w:pPr>
@@ -1965,7 +1965,7 @@
       <w:tr>
         <w:tc>
           <w:tcPr>
-            <w:tcW w:type="dxa" w:w="1701"/>
+            <w:tcW w:type="dxa" w:w="4536"/>
           </w:tcPr>
           <w:p>
             <w:pPr>
@@ -1982,7 +1982,7 @@
         </w:tc>
         <w:tc>
           <w:tcPr>
-            <w:tcW w:type="dxa" w:w="8019"/>
+            <w:tcW w:type="dxa" w:w="4536"/>
           </w:tcPr>
           <w:p>
             <w:pPr>
@@ -2001,7 +2001,7 @@
       <w:tr>
         <w:tc>
           <w:tcPr>
-            <w:tcW w:type="dxa" w:w="1701"/>
+            <w:tcW w:type="dxa" w:w="4536"/>
           </w:tcPr>
           <w:p>
             <w:pPr>
@@ -2018,7 +2018,7 @@
         </w:tc>
         <w:tc>
           <w:tcPr>
-            <w:tcW w:type="dxa" w:w="8019"/>
+            <w:tcW w:type="dxa" w:w="4536"/>
           </w:tcPr>
           <w:p>
             <w:pPr>
@@ -2037,7 +2037,7 @@
       <w:tr>
         <w:tc>
           <w:tcPr>
-            <w:tcW w:type="dxa" w:w="1701"/>
+            <w:tcW w:type="dxa" w:w="4536"/>
           </w:tcPr>
           <w:p>
             <w:pPr>
@@ -2054,7 +2054,7 @@
         </w:tc>
         <w:tc>
           <w:tcPr>
-            <w:tcW w:type="dxa" w:w="8019"/>
+            <w:tcW w:type="dxa" w:w="4536"/>
           </w:tcPr>
           <w:p>
             <w:pPr>
@@ -2073,7 +2073,7 @@
       <w:tr>
         <w:tc>
           <w:tcPr>
-            <w:tcW w:type="dxa" w:w="1701"/>
+            <w:tcW w:type="dxa" w:w="4536"/>
           </w:tcPr>
           <w:p>
             <w:pPr>
@@ -2090,7 +2090,7 @@
         </w:tc>
         <w:tc>
           <w:tcPr>
-            <w:tcW w:type="dxa" w:w="8019"/>
+            <w:tcW w:type="dxa" w:w="4536"/>
           </w:tcPr>
           <w:p>
             <w:pPr>
@@ -2109,7 +2109,7 @@
       <w:tr>
         <w:tc>
           <w:tcPr>
-            <w:tcW w:type="dxa" w:w="1701"/>
+            <w:tcW w:type="dxa" w:w="4536"/>
           </w:tcPr>
           <w:p>
             <w:pPr>
@@ -2126,7 +2126,7 @@
         </w:tc>
         <w:tc>
           <w:tcPr>
-            <w:tcW w:type="dxa" w:w="8019"/>
+            <w:tcW w:type="dxa" w:w="4536"/>
           </w:tcPr>
           <w:p>
             <w:pPr>
@@ -2145,7 +2145,7 @@
       <w:tr>
         <w:tc>
           <w:tcPr>
-            <w:tcW w:type="dxa" w:w="1701"/>
+            <w:tcW w:type="dxa" w:w="4536"/>
           </w:tcPr>
           <w:p>
             <w:pPr>
@@ -2162,7 +2162,7 @@
         </w:tc>
         <w:tc>
           <w:tcPr>
-            <w:tcW w:type="dxa" w:w="8019"/>
+            <w:tcW w:type="dxa" w:w="4536"/>
           </w:tcPr>
           <w:p>
             <w:pPr>
@@ -2181,7 +2181,7 @@
       <w:tr>
         <w:tc>
           <w:tcPr>
-            <w:tcW w:type="dxa" w:w="1701"/>
+            <w:tcW w:type="dxa" w:w="4536"/>
           </w:tcPr>
           <w:p>
             <w:pPr>
@@ -2198,7 +2198,7 @@
         </w:tc>
         <w:tc>
           <w:tcPr>
-            <w:tcW w:type="dxa" w:w="8019"/>
+            <w:tcW w:type="dxa" w:w="4536"/>
           </w:tcPr>
           <w:p>
             <w:pPr>
@@ -2217,7 +2217,7 @@
       <w:tr>
         <w:tc>
           <w:tcPr>
-            <w:tcW w:type="dxa" w:w="1701"/>
+            <w:tcW w:type="dxa" w:w="4536"/>
           </w:tcPr>
           <w:p>
             <w:pPr>
@@ -2234,7 +2234,7 @@
         </w:tc>
         <w:tc>
           <w:tcPr>
-            <w:tcW w:type="dxa" w:w="8019"/>
+            <w:tcW w:type="dxa" w:w="4536"/>
           </w:tcPr>
           <w:p>
             <w:pPr>
@@ -2253,7 +2253,7 @@
       <w:tr>
         <w:tc>
           <w:tcPr>
-            <w:tcW w:type="dxa" w:w="1701"/>
+            <w:tcW w:type="dxa" w:w="4536"/>
           </w:tcPr>
           <w:p>
             <w:pPr>
@@ -2270,7 +2270,7 @@
         </w:tc>
         <w:tc>
           <w:tcPr>
-            <w:tcW w:type="dxa" w:w="8019"/>
+            <w:tcW w:type="dxa" w:w="4536"/>
           </w:tcPr>
           <w:p>
             <w:pPr>
@@ -2289,7 +2289,7 @@
       <w:tr>
         <w:tc>
           <w:tcPr>
-            <w:tcW w:type="dxa" w:w="1701"/>
+            <w:tcW w:type="dxa" w:w="4536"/>
           </w:tcPr>
           <w:p>
             <w:pPr>
@@ -2306,7 +2306,7 @@
         </w:tc>
         <w:tc>
           <w:tcPr>
-            <w:tcW w:type="dxa" w:w="8019"/>
+            <w:tcW w:type="dxa" w:w="4536"/>
           </w:tcPr>
           <w:p>
             <w:pPr>
@@ -2325,7 +2325,7 @@
       <w:tr>
         <w:tc>
           <w:tcPr>
-            <w:tcW w:type="dxa" w:w="1701"/>
+            <w:tcW w:type="dxa" w:w="4536"/>
           </w:tcPr>
           <w:p>
             <w:pPr>
@@ -2342,7 +2342,7 @@
         </w:tc>
         <w:tc>
           <w:tcPr>
-            <w:tcW w:type="dxa" w:w="8019"/>
+            <w:tcW w:type="dxa" w:w="4536"/>
           </w:tcPr>
           <w:p>
             <w:pPr>
@@ -2361,7 +2361,7 @@
       <w:tr>
         <w:tc>
           <w:tcPr>
-            <w:tcW w:type="dxa" w:w="1701"/>
+            <w:tcW w:type="dxa" w:w="4536"/>
           </w:tcPr>
           <w:p>
             <w:pPr>
@@ -2378,7 +2378,7 @@
         </w:tc>
         <w:tc>
           <w:tcPr>
-            <w:tcW w:type="dxa" w:w="8019"/>
+            <w:tcW w:type="dxa" w:w="4536"/>
           </w:tcPr>
           <w:p>
             <w:pPr>
@@ -2397,7 +2397,7 @@
       <w:tr>
         <w:tc>
           <w:tcPr>
-            <w:tcW w:type="dxa" w:w="1701"/>
+            <w:tcW w:type="dxa" w:w="4536"/>
           </w:tcPr>
           <w:p>
             <w:pPr>
@@ -2414,7 +2414,7 @@
         </w:tc>
         <w:tc>
           <w:tcPr>
-            <w:tcW w:type="dxa" w:w="8019"/>
+            <w:tcW w:type="dxa" w:w="4536"/>
           </w:tcPr>
           <w:p>
             <w:pPr>
@@ -2433,7 +2433,7 @@
       <w:tr>
         <w:tc>
           <w:tcPr>
-            <w:tcW w:type="dxa" w:w="1701"/>
+            <w:tcW w:type="dxa" w:w="4536"/>
           </w:tcPr>
           <w:p>
             <w:pPr>
@@ -2450,7 +2450,7 @@
         </w:tc>
         <w:tc>
           <w:tcPr>
-            <w:tcW w:type="dxa" w:w="8019"/>
+            <w:tcW w:type="dxa" w:w="4536"/>
           </w:tcPr>
           <w:p>
             <w:pPr>
@@ -2469,7 +2469,7 @@
       <w:tr>
         <w:tc>
           <w:tcPr>
-            <w:tcW w:type="dxa" w:w="1701"/>
+            <w:tcW w:type="dxa" w:w="4536"/>
           </w:tcPr>
           <w:p>
             <w:pPr>
@@ -2486,7 +2486,7 @@
         </w:tc>
         <w:tc>
           <w:tcPr>
-            <w:tcW w:type="dxa" w:w="8019"/>
+            <w:tcW w:type="dxa" w:w="4536"/>
           </w:tcPr>
           <w:p>
             <w:pPr>
@@ -2505,7 +2505,7 @@
       <w:tr>
         <w:tc>
           <w:tcPr>
-            <w:tcW w:type="dxa" w:w="1701"/>
+            <w:tcW w:type="dxa" w:w="4536"/>
           </w:tcPr>
           <w:p>
             <w:pPr>
@@ -2522,7 +2522,7 @@
         </w:tc>
         <w:tc>
           <w:tcPr>
-            <w:tcW w:type="dxa" w:w="8019"/>
+            <w:tcW w:type="dxa" w:w="4536"/>
           </w:tcPr>
           <w:p>
             <w:pPr>
@@ -2541,7 +2541,7 @@
       <w:tr>
         <w:tc>
           <w:tcPr>
-            <w:tcW w:type="dxa" w:w="1701"/>
+            <w:tcW w:type="dxa" w:w="4536"/>
           </w:tcPr>
           <w:p>
             <w:pPr>
@@ -2558,7 +2558,7 @@
         </w:tc>
         <w:tc>
           <w:tcPr>
-            <w:tcW w:type="dxa" w:w="8019"/>
+            <w:tcW w:type="dxa" w:w="4536"/>
           </w:tcPr>
           <w:p>
             <w:pPr>
@@ -2577,7 +2577,7 @@
       <w:tr>
         <w:tc>
           <w:tcPr>
-            <w:tcW w:type="dxa" w:w="1701"/>
+            <w:tcW w:type="dxa" w:w="4536"/>
           </w:tcPr>
           <w:p>
             <w:pPr>
@@ -2594,7 +2594,7 @@
         </w:tc>
         <w:tc>
           <w:tcPr>
-            <w:tcW w:type="dxa" w:w="8019"/>
+            <w:tcW w:type="dxa" w:w="4536"/>
           </w:tcPr>
           <w:p>
             <w:pPr>
@@ -2613,7 +2613,7 @@
       <w:tr>
         <w:tc>
           <w:tcPr>
-            <w:tcW w:type="dxa" w:w="1701"/>
+            <w:tcW w:type="dxa" w:w="4536"/>
           </w:tcPr>
           <w:p>
             <w:pPr>
@@ -2630,7 +2630,7 @@
         </w:tc>
         <w:tc>
           <w:tcPr>
-            <w:tcW w:type="dxa" w:w="8019"/>
+            <w:tcW w:type="dxa" w:w="4536"/>
           </w:tcPr>
           <w:p>
             <w:pPr>
@@ -2649,7 +2649,7 @@
       <w:tr>
         <w:tc>
           <w:tcPr>
-            <w:tcW w:type="dxa" w:w="1701"/>
+            <w:tcW w:type="dxa" w:w="4536"/>
           </w:tcPr>
           <w:p>
             <w:pPr>
@@ -2666,7 +2666,7 @@
         </w:tc>
         <w:tc>
           <w:tcPr>
-            <w:tcW w:type="dxa" w:w="8019"/>
+            <w:tcW w:type="dxa" w:w="4536"/>
           </w:tcPr>
           <w:p>
             <w:pPr>
@@ -2685,7 +2685,7 @@
       <w:tr>
         <w:tc>
           <w:tcPr>
-            <w:tcW w:type="dxa" w:w="1701"/>
+            <w:tcW w:type="dxa" w:w="4536"/>
           </w:tcPr>
           <w:p>
             <w:pPr>
@@ -2702,7 +2702,7 @@
         </w:tc>
         <w:tc>
           <w:tcPr>
-            <w:tcW w:type="dxa" w:w="8019"/>
+            <w:tcW w:type="dxa" w:w="4536"/>
           </w:tcPr>
           <w:p>
             <w:pPr>
@@ -2721,7 +2721,7 @@
       <w:tr>
         <w:tc>
           <w:tcPr>
-            <w:tcW w:type="dxa" w:w="1701"/>
+            <w:tcW w:type="dxa" w:w="4536"/>
           </w:tcPr>
           <w:p>
             <w:pPr>
@@ -2738,7 +2738,7 @@
         </w:tc>
         <w:tc>
           <w:tcPr>
-            <w:tcW w:type="dxa" w:w="8019"/>
+            <w:tcW w:type="dxa" w:w="4536"/>
           </w:tcPr>
           <w:p>
             <w:pPr>
@@ -2757,7 +2757,7 @@
       <w:tr>
         <w:tc>
           <w:tcPr>
-            <w:tcW w:type="dxa" w:w="1701"/>
+            <w:tcW w:type="dxa" w:w="4536"/>
           </w:tcPr>
           <w:p>
             <w:pPr>
@@ -2774,7 +2774,7 @@
         </w:tc>
         <w:tc>
           <w:tcPr>
-            <w:tcW w:type="dxa" w:w="8019"/>
+            <w:tcW w:type="dxa" w:w="4536"/>
           </w:tcPr>
           <w:p>
             <w:pPr>
@@ -2793,7 +2793,7 @@
       <w:tr>
         <w:tc>
           <w:tcPr>
-            <w:tcW w:type="dxa" w:w="1701"/>
+            <w:tcW w:type="dxa" w:w="4536"/>
           </w:tcPr>
           <w:p>
             <w:pPr>
@@ -2810,7 +2810,7 @@
         </w:tc>
         <w:tc>
           <w:tcPr>
-            <w:tcW w:type="dxa" w:w="8019"/>
+            <w:tcW w:type="dxa" w:w="4536"/>
           </w:tcPr>
           <w:p>
             <w:pPr>
@@ -2829,7 +2829,7 @@
       <w:tr>
         <w:tc>
           <w:tcPr>
-            <w:tcW w:type="dxa" w:w="1701"/>
+            <w:tcW w:type="dxa" w:w="4536"/>
           </w:tcPr>
           <w:p>
             <w:pPr>
@@ -2846,7 +2846,7 @@
         </w:tc>
         <w:tc>
           <w:tcPr>
-            <w:tcW w:type="dxa" w:w="8019"/>
+            <w:tcW w:type="dxa" w:w="4536"/>
           </w:tcPr>
           <w:p>
             <w:pPr>
@@ -2865,7 +2865,7 @@
       <w:tr>
         <w:tc>
           <w:tcPr>
-            <w:tcW w:type="dxa" w:w="1701"/>
+            <w:tcW w:type="dxa" w:w="4536"/>
           </w:tcPr>
           <w:p>
             <w:pPr>
@@ -2882,7 +2882,7 @@
         </w:tc>
         <w:tc>
           <w:tcPr>
-            <w:tcW w:type="dxa" w:w="8019"/>
+            <w:tcW w:type="dxa" w:w="4536"/>
           </w:tcPr>
           <w:p>
             <w:pPr>
@@ -2901,7 +2901,7 @@
       <w:tr>
         <w:tc>
           <w:tcPr>
-            <w:tcW w:type="dxa" w:w="1701"/>
+            <w:tcW w:type="dxa" w:w="4536"/>
           </w:tcPr>
           <w:p>
             <w:pPr>
@@ -2918,7 +2918,7 @@
         </w:tc>
         <w:tc>
           <w:tcPr>
-            <w:tcW w:type="dxa" w:w="8019"/>
+            <w:tcW w:type="dxa" w:w="4536"/>
           </w:tcPr>
           <w:p>
             <w:pPr>
@@ -2937,7 +2937,7 @@
       <w:tr>
         <w:tc>
           <w:tcPr>
-            <w:tcW w:type="dxa" w:w="1701"/>
+            <w:tcW w:type="dxa" w:w="4536"/>
           </w:tcPr>
           <w:p>
             <w:pPr>
@@ -2954,7 +2954,7 @@
         </w:tc>
         <w:tc>
           <w:tcPr>
-            <w:tcW w:type="dxa" w:w="8019"/>
+            <w:tcW w:type="dxa" w:w="4536"/>
           </w:tcPr>
           <w:p>
             <w:pPr>
@@ -2973,7 +2973,7 @@
       <w:tr>
         <w:tc>
           <w:tcPr>
-            <w:tcW w:type="dxa" w:w="1701"/>
+            <w:tcW w:type="dxa" w:w="4536"/>
           </w:tcPr>
           <w:p>
             <w:pPr>
@@ -2990,7 +2990,7 @@
         </w:tc>
         <w:tc>
           <w:tcPr>
-            <w:tcW w:type="dxa" w:w="8019"/>
+            <w:tcW w:type="dxa" w:w="4536"/>
           </w:tcPr>
           <w:p>
             <w:pPr>
@@ -3009,7 +3009,7 @@
       <w:tr>
         <w:tc>
           <w:tcPr>
-            <w:tcW w:type="dxa" w:w="1701"/>
+            <w:tcW w:type="dxa" w:w="4536"/>
           </w:tcPr>
           <w:p>
             <w:pPr>
@@ -3026,7 +3026,7 @@
         </w:tc>
         <w:tc>
           <w:tcPr>
-            <w:tcW w:type="dxa" w:w="8019"/>
+            <w:tcW w:type="dxa" w:w="4536"/>
           </w:tcPr>
           <w:p>
             <w:pPr>
@@ -3045,7 +3045,7 @@
       <w:tr>
         <w:tc>
           <w:tcPr>
-            <w:tcW w:type="dxa" w:w="1701"/>
+            <w:tcW w:type="dxa" w:w="4536"/>
           </w:tcPr>
           <w:p>
             <w:pPr>
@@ -3062,7 +3062,7 @@
         </w:tc>
         <w:tc>
           <w:tcPr>
-            <w:tcW w:type="dxa" w:w="8019"/>
+            <w:tcW w:type="dxa" w:w="4536"/>
           </w:tcPr>
           <w:p>
             <w:pPr>
@@ -3093,7 +3093,7 @@
         <w:tblStyle w:val="TableGrid"/>
         <w:tblW w:type="auto" w:w="0"/>
         <w:jc w:val="center"/>
-        <w:tblLayout w:type="fixed"/>
+        <w:tblLayout w:type="autofit"/>
         <w:tblLook w:firstColumn="1" w:firstRow="1" w:lastColumn="0" w:lastRow="0" w:noHBand="0" w:noVBand="1" w:val="04A0"/>
       </w:tblPr>
       <w:tblGrid>
@@ -3103,7 +3103,7 @@
       <w:tr>
         <w:tc>
           <w:tcPr>
-            <w:tcW w:type="dxa" w:w="1701"/>
+            <w:tcW w:type="dxa" w:w="4536"/>
           </w:tcPr>
           <w:p>
             <w:pPr>
@@ -3121,7 +3121,7 @@
         </w:tc>
         <w:tc>
           <w:tcPr>
-            <w:tcW w:type="dxa" w:w="8529"/>
+            <w:tcW w:type="dxa" w:w="4536"/>
           </w:tcPr>
           <w:p>
             <w:pPr>
@@ -3141,7 +3141,7 @@
       <w:tr>
         <w:tc>
           <w:tcPr>
-            <w:tcW w:type="dxa" w:w="1701"/>
+            <w:tcW w:type="dxa" w:w="4536"/>
           </w:tcPr>
           <w:p>
             <w:pPr>
@@ -3158,7 +3158,7 @@
         </w:tc>
         <w:tc>
           <w:tcPr>
-            <w:tcW w:type="dxa" w:w="8529"/>
+            <w:tcW w:type="dxa" w:w="4536"/>
           </w:tcPr>
           <w:p>
             <w:pPr>
@@ -3177,7 +3177,7 @@
       <w:tr>
         <w:tc>
           <w:tcPr>
-            <w:tcW w:type="dxa" w:w="1701"/>
+            <w:tcW w:type="dxa" w:w="4536"/>
           </w:tcPr>
           <w:p>
             <w:pPr>
@@ -3194,7 +3194,7 @@
         </w:tc>
         <w:tc>
           <w:tcPr>
-            <w:tcW w:type="dxa" w:w="8529"/>
+            <w:tcW w:type="dxa" w:w="4536"/>
           </w:tcPr>
           <w:p>
             <w:pPr>
@@ -3213,7 +3213,7 @@
       <w:tr>
         <w:tc>
           <w:tcPr>
-            <w:tcW w:type="dxa" w:w="1701"/>
+            <w:tcW w:type="dxa" w:w="4536"/>
           </w:tcPr>
           <w:p>
             <w:pPr>
@@ -3230,7 +3230,7 @@
         </w:tc>
         <w:tc>
           <w:tcPr>
-            <w:tcW w:type="dxa" w:w="8529"/>
+            <w:tcW w:type="dxa" w:w="4536"/>
           </w:tcPr>
           <w:p>
             <w:pPr>
@@ -3249,7 +3249,7 @@
       <w:tr>
         <w:tc>
           <w:tcPr>
-            <w:tcW w:type="dxa" w:w="1701"/>
+            <w:tcW w:type="dxa" w:w="4536"/>
           </w:tcPr>
           <w:p>
             <w:pPr>
@@ -3266,7 +3266,7 @@
         </w:tc>
         <w:tc>
           <w:tcPr>
-            <w:tcW w:type="dxa" w:w="8529"/>
+            <w:tcW w:type="dxa" w:w="4536"/>
           </w:tcPr>
           <w:p>
             <w:pPr>
@@ -3285,7 +3285,7 @@
       <w:tr>
         <w:tc>
           <w:tcPr>
-            <w:tcW w:type="dxa" w:w="1701"/>
+            <w:tcW w:type="dxa" w:w="4536"/>
           </w:tcPr>
           <w:p>
             <w:pPr>
@@ -3302,7 +3302,7 @@
         </w:tc>
         <w:tc>
           <w:tcPr>
-            <w:tcW w:type="dxa" w:w="8529"/>
+            <w:tcW w:type="dxa" w:w="4536"/>
           </w:tcPr>
           <w:p>
             <w:pPr>
@@ -3321,7 +3321,7 @@
       <w:tr>
         <w:tc>
           <w:tcPr>
-            <w:tcW w:type="dxa" w:w="1701"/>
+            <w:tcW w:type="dxa" w:w="4536"/>
           </w:tcPr>
           <w:p>
             <w:pPr>
@@ -3338,7 +3338,7 @@
         </w:tc>
         <w:tc>
           <w:tcPr>
-            <w:tcW w:type="dxa" w:w="8529"/>
+            <w:tcW w:type="dxa" w:w="4536"/>
           </w:tcPr>
           <w:p>
             <w:pPr>
@@ -3357,7 +3357,7 @@
       <w:tr>
         <w:tc>
           <w:tcPr>
-            <w:tcW w:type="dxa" w:w="1701"/>
+            <w:tcW w:type="dxa" w:w="4536"/>
           </w:tcPr>
           <w:p>
             <w:pPr>
@@ -3374,7 +3374,7 @@
         </w:tc>
         <w:tc>
           <w:tcPr>
-            <w:tcW w:type="dxa" w:w="8529"/>
+            <w:tcW w:type="dxa" w:w="4536"/>
           </w:tcPr>
           <w:p>
             <w:pPr>
@@ -3393,7 +3393,7 @@
       <w:tr>
         <w:tc>
           <w:tcPr>
-            <w:tcW w:type="dxa" w:w="1701"/>
+            <w:tcW w:type="dxa" w:w="4536"/>
           </w:tcPr>
           <w:p>
             <w:pPr>
@@ -3410,7 +3410,7 @@
         </w:tc>
         <w:tc>
           <w:tcPr>
-            <w:tcW w:type="dxa" w:w="8529"/>
+            <w:tcW w:type="dxa" w:w="4536"/>
           </w:tcPr>
           <w:p>
             <w:pPr>
@@ -3429,7 +3429,7 @@
       <w:tr>
         <w:tc>
           <w:tcPr>
-            <w:tcW w:type="dxa" w:w="1701"/>
+            <w:tcW w:type="dxa" w:w="4536"/>
           </w:tcPr>
           <w:p>
             <w:pPr>
@@ -3446,7 +3446,7 @@
         </w:tc>
         <w:tc>
           <w:tcPr>
-            <w:tcW w:type="dxa" w:w="8529"/>
+            <w:tcW w:type="dxa" w:w="4536"/>
           </w:tcPr>
           <w:p>
             <w:pPr>
@@ -3465,7 +3465,7 @@
       <w:tr>
         <w:tc>
           <w:tcPr>
-            <w:tcW w:type="dxa" w:w="1701"/>
+            <w:tcW w:type="dxa" w:w="4536"/>
           </w:tcPr>
           <w:p>
             <w:pPr>
@@ -3482,7 +3482,7 @@
         </w:tc>
         <w:tc>
           <w:tcPr>
-            <w:tcW w:type="dxa" w:w="8529"/>
+            <w:tcW w:type="dxa" w:w="4536"/>
           </w:tcPr>
           <w:p>
             <w:pPr>
@@ -3501,7 +3501,7 @@
       <w:tr>
         <w:tc>
           <w:tcPr>
-            <w:tcW w:type="dxa" w:w="1701"/>
+            <w:tcW w:type="dxa" w:w="4536"/>
           </w:tcPr>
           <w:p>
             <w:pPr>
@@ -3518,7 +3518,7 @@
         </w:tc>
         <w:tc>
           <w:tcPr>
-            <w:tcW w:type="dxa" w:w="8529"/>
+            <w:tcW w:type="dxa" w:w="4536"/>
           </w:tcPr>
           <w:p>
             <w:pPr>
@@ -3537,7 +3537,7 @@
       <w:tr>
         <w:tc>
           <w:tcPr>
-            <w:tcW w:type="dxa" w:w="1701"/>
+            <w:tcW w:type="dxa" w:w="4536"/>
           </w:tcPr>
           <w:p>
             <w:pPr>
@@ -3554,7 +3554,7 @@
         </w:tc>
         <w:tc>
           <w:tcPr>
-            <w:tcW w:type="dxa" w:w="8529"/>
+            <w:tcW w:type="dxa" w:w="4536"/>
           </w:tcPr>
           <w:p>
             <w:pPr>
@@ -3573,7 +3573,7 @@
       <w:tr>
         <w:tc>
           <w:tcPr>
-            <w:tcW w:type="dxa" w:w="1701"/>
+            <w:tcW w:type="dxa" w:w="4536"/>
           </w:tcPr>
           <w:p>
             <w:pPr>
@@ -3590,7 +3590,7 @@
         </w:tc>
         <w:tc>
           <w:tcPr>
-            <w:tcW w:type="dxa" w:w="8529"/>
+            <w:tcW w:type="dxa" w:w="4536"/>
           </w:tcPr>
           <w:p>
             <w:pPr>
@@ -3609,7 +3609,7 @@
       <w:tr>
         <w:tc>
           <w:tcPr>
-            <w:tcW w:type="dxa" w:w="1701"/>
+            <w:tcW w:type="dxa" w:w="4536"/>
           </w:tcPr>
           <w:p>
             <w:pPr>
@@ -3626,7 +3626,7 @@
         </w:tc>
         <w:tc>
           <w:tcPr>
-            <w:tcW w:type="dxa" w:w="8529"/>
+            <w:tcW w:type="dxa" w:w="4536"/>
           </w:tcPr>
           <w:p>
             <w:pPr>
@@ -3645,7 +3645,7 @@
       <w:tr>
         <w:tc>
           <w:tcPr>
-            <w:tcW w:type="dxa" w:w="1701"/>
+            <w:tcW w:type="dxa" w:w="4536"/>
           </w:tcPr>
           <w:p>
             <w:pPr>
@@ -3662,7 +3662,7 @@
         </w:tc>
         <w:tc>
           <w:tcPr>
-            <w:tcW w:type="dxa" w:w="8529"/>
+            <w:tcW w:type="dxa" w:w="4536"/>
           </w:tcPr>
           <w:p>
             <w:pPr>
@@ -3681,7 +3681,7 @@
       <w:tr>
         <w:tc>
           <w:tcPr>
-            <w:tcW w:type="dxa" w:w="1701"/>
+            <w:tcW w:type="dxa" w:w="4536"/>
           </w:tcPr>
           <w:p>
             <w:pPr>
@@ -3698,7 +3698,7 @@
         </w:tc>
         <w:tc>
           <w:tcPr>
-            <w:tcW w:type="dxa" w:w="8529"/>
+            <w:tcW w:type="dxa" w:w="4536"/>
           </w:tcPr>
           <w:p>
             <w:pPr>
@@ -3717,7 +3717,7 @@
       <w:tr>
         <w:tc>
           <w:tcPr>
-            <w:tcW w:type="dxa" w:w="1701"/>
+            <w:tcW w:type="dxa" w:w="4536"/>
           </w:tcPr>
           <w:p>
             <w:pPr>
@@ -3734,7 +3734,7 @@
         </w:tc>
         <w:tc>
           <w:tcPr>
-            <w:tcW w:type="dxa" w:w="8529"/>
+            <w:tcW w:type="dxa" w:w="4536"/>
           </w:tcPr>
           <w:p>
             <w:pPr>
@@ -3753,7 +3753,7 @@
       <w:tr>
         <w:tc>
           <w:tcPr>
-            <w:tcW w:type="dxa" w:w="1701"/>
+            <w:tcW w:type="dxa" w:w="4536"/>
           </w:tcPr>
           <w:p>
             <w:pPr>
@@ -3770,7 +3770,7 @@
         </w:tc>
         <w:tc>
           <w:tcPr>
-            <w:tcW w:type="dxa" w:w="8529"/>
+            <w:tcW w:type="dxa" w:w="4536"/>
           </w:tcPr>
           <w:p>
             <w:pPr>
@@ -3789,7 +3789,7 @@
       <w:tr>
         <w:tc>
           <w:tcPr>
-            <w:tcW w:type="dxa" w:w="1701"/>
+            <w:tcW w:type="dxa" w:w="4536"/>
           </w:tcPr>
           <w:p>
             <w:pPr>
@@ -3806,7 +3806,7 @@
         </w:tc>
         <w:tc>
           <w:tcPr>
-            <w:tcW w:type="dxa" w:w="8529"/>
+            <w:tcW w:type="dxa" w:w="4536"/>
           </w:tcPr>
           <w:p>
             <w:pPr>
@@ -3825,7 +3825,7 @@
       <w:tr>
         <w:tc>
           <w:tcPr>
-            <w:tcW w:type="dxa" w:w="1701"/>
+            <w:tcW w:type="dxa" w:w="4536"/>
           </w:tcPr>
           <w:p>
             <w:pPr>
@@ -3842,7 +3842,7 @@
         </w:tc>
         <w:tc>
           <w:tcPr>
-            <w:tcW w:type="dxa" w:w="8529"/>
+            <w:tcW w:type="dxa" w:w="4536"/>
           </w:tcPr>
           <w:p>
             <w:pPr>
@@ -3861,7 +3861,7 @@
       <w:tr>
         <w:tc>
           <w:tcPr>
-            <w:tcW w:type="dxa" w:w="1701"/>
+            <w:tcW w:type="dxa" w:w="4536"/>
           </w:tcPr>
           <w:p>
             <w:pPr>
@@ -3878,7 +3878,7 @@
         </w:tc>
         <w:tc>
           <w:tcPr>
-            <w:tcW w:type="dxa" w:w="8529"/>
+            <w:tcW w:type="dxa" w:w="4536"/>
           </w:tcPr>
           <w:p>
             <w:pPr>
@@ -3897,7 +3897,7 @@
       <w:tr>
         <w:tc>
           <w:tcPr>
-            <w:tcW w:type="dxa" w:w="1701"/>
+            <w:tcW w:type="dxa" w:w="4536"/>
           </w:tcPr>
           <w:p>
             <w:pPr>
@@ -3914,7 +3914,7 @@
         </w:tc>
         <w:tc>
           <w:tcPr>
-            <w:tcW w:type="dxa" w:w="8529"/>
+            <w:tcW w:type="dxa" w:w="4536"/>
           </w:tcPr>
           <w:p>
             <w:pPr>
@@ -3933,7 +3933,7 @@
       <w:tr>
         <w:tc>
           <w:tcPr>
-            <w:tcW w:type="dxa" w:w="1701"/>
+            <w:tcW w:type="dxa" w:w="4536"/>
           </w:tcPr>
           <w:p>
             <w:pPr>
@@ -3950,7 +3950,7 @@
         </w:tc>
         <w:tc>
           <w:tcPr>
-            <w:tcW w:type="dxa" w:w="8529"/>
+            <w:tcW w:type="dxa" w:w="4536"/>
           </w:tcPr>
           <w:p>
             <w:pPr>
@@ -3969,7 +3969,7 @@
       <w:tr>
         <w:tc>
           <w:tcPr>
-            <w:tcW w:type="dxa" w:w="1701"/>
+            <w:tcW w:type="dxa" w:w="4536"/>
           </w:tcPr>
           <w:p>
             <w:pPr>
@@ -3986,7 +3986,7 @@
         </w:tc>
         <w:tc>
           <w:tcPr>
-            <w:tcW w:type="dxa" w:w="8529"/>
+            <w:tcW w:type="dxa" w:w="4536"/>
           </w:tcPr>
           <w:p>
             <w:pPr>
@@ -4005,7 +4005,7 @@
       <w:tr>
         <w:tc>
           <w:tcPr>
-            <w:tcW w:type="dxa" w:w="1701"/>
+            <w:tcW w:type="dxa" w:w="4536"/>
           </w:tcPr>
           <w:p>
             <w:pPr>
@@ -4022,7 +4022,7 @@
         </w:tc>
         <w:tc>
           <w:tcPr>
-            <w:tcW w:type="dxa" w:w="8529"/>
+            <w:tcW w:type="dxa" w:w="4536"/>
           </w:tcPr>
           <w:p>
             <w:pPr>
@@ -4041,7 +4041,7 @@
       <w:tr>
         <w:tc>
           <w:tcPr>
-            <w:tcW w:type="dxa" w:w="1701"/>
+            <w:tcW w:type="dxa" w:w="4536"/>
           </w:tcPr>
           <w:p>
             <w:pPr>
@@ -4058,7 +4058,7 @@
         </w:tc>
         <w:tc>
           <w:tcPr>
-            <w:tcW w:type="dxa" w:w="8529"/>
+            <w:tcW w:type="dxa" w:w="4536"/>
           </w:tcPr>
           <w:p>
             <w:pPr>
@@ -4089,7 +4089,7 @@
         <w:tblStyle w:val="TableGrid"/>
         <w:tblW w:type="auto" w:w="0"/>
         <w:jc w:val="center"/>
-        <w:tblLayout w:type="fixed"/>
+        <w:tblLayout w:type="autofit"/>
         <w:tblLook w:firstColumn="1" w:firstRow="1" w:lastColumn="0" w:lastRow="0" w:noHBand="0" w:noVBand="1" w:val="04A0"/>
       </w:tblPr>
       <w:tblGrid>
@@ -4099,7 +4099,7 @@
       <w:tr>
         <w:tc>
           <w:tcPr>
-            <w:tcW w:type="dxa" w:w="1701"/>
+            <w:tcW w:type="dxa" w:w="4536"/>
           </w:tcPr>
           <w:p>
             <w:pPr>
@@ -4117,7 +4117,7 @@
         </w:tc>
         <w:tc>
           <w:tcPr>
-            <w:tcW w:type="dxa" w:w="8273"/>
+            <w:tcW w:type="dxa" w:w="4536"/>
           </w:tcPr>
           <w:p>
             <w:pPr>
@@ -4137,7 +4137,7 @@
       <w:tr>
         <w:tc>
           <w:tcPr>
-            <w:tcW w:type="dxa" w:w="1701"/>
+            <w:tcW w:type="dxa" w:w="4536"/>
           </w:tcPr>
           <w:p>
             <w:pPr>
@@ -4154,7 +4154,7 @@
         </w:tc>
         <w:tc>
           <w:tcPr>
-            <w:tcW w:type="dxa" w:w="8273"/>
+            <w:tcW w:type="dxa" w:w="4536"/>
           </w:tcPr>
           <w:p>
             <w:pPr>
@@ -4173,7 +4173,7 @@
       <w:tr>
         <w:tc>
           <w:tcPr>
-            <w:tcW w:type="dxa" w:w="1701"/>
+            <w:tcW w:type="dxa" w:w="4536"/>
           </w:tcPr>
           <w:p>
             <w:pPr>
@@ -4190,7 +4190,7 @@
         </w:tc>
         <w:tc>
           <w:tcPr>
-            <w:tcW w:type="dxa" w:w="8273"/>
+            <w:tcW w:type="dxa" w:w="4536"/>
           </w:tcPr>
           <w:p>
             <w:pPr>
@@ -4209,7 +4209,7 @@
       <w:tr>
         <w:tc>
           <w:tcPr>
-            <w:tcW w:type="dxa" w:w="1701"/>
+            <w:tcW w:type="dxa" w:w="4536"/>
           </w:tcPr>
           <w:p>
             <w:pPr>
@@ -4226,7 +4226,7 @@
         </w:tc>
         <w:tc>
           <w:tcPr>
-            <w:tcW w:type="dxa" w:w="8273"/>
+            <w:tcW w:type="dxa" w:w="4536"/>
           </w:tcPr>
           <w:p>
             <w:pPr>
@@ -4245,7 +4245,7 @@
       <w:tr>
         <w:tc>
           <w:tcPr>
-            <w:tcW w:type="dxa" w:w="1701"/>
+            <w:tcW w:type="dxa" w:w="4536"/>
           </w:tcPr>
           <w:p>
             <w:pPr>
@@ -4262,7 +4262,7 @@
         </w:tc>
         <w:tc>
           <w:tcPr>
-            <w:tcW w:type="dxa" w:w="8273"/>
+            <w:tcW w:type="dxa" w:w="4536"/>
           </w:tcPr>
           <w:p>
             <w:pPr>
@@ -4281,7 +4281,7 @@
       <w:tr>
         <w:tc>
           <w:tcPr>
-            <w:tcW w:type="dxa" w:w="1701"/>
+            <w:tcW w:type="dxa" w:w="4536"/>
           </w:tcPr>
           <w:p>
             <w:pPr>
@@ -4298,7 +4298,7 @@
         </w:tc>
         <w:tc>
           <w:tcPr>
-            <w:tcW w:type="dxa" w:w="8273"/>
+            <w:tcW w:type="dxa" w:w="4536"/>
           </w:tcPr>
           <w:p>
             <w:pPr>
@@ -4317,7 +4317,7 @@
       <w:tr>
         <w:tc>
           <w:tcPr>
-            <w:tcW w:type="dxa" w:w="1701"/>
+            <w:tcW w:type="dxa" w:w="4536"/>
           </w:tcPr>
           <w:p>
             <w:pPr>
@@ -4334,7 +4334,7 @@
         </w:tc>
         <w:tc>
           <w:tcPr>
-            <w:tcW w:type="dxa" w:w="8273"/>
+            <w:tcW w:type="dxa" w:w="4536"/>
           </w:tcPr>
           <w:p>
             <w:pPr>
@@ -4353,7 +4353,7 @@
       <w:tr>
         <w:tc>
           <w:tcPr>
-            <w:tcW w:type="dxa" w:w="1701"/>
+            <w:tcW w:type="dxa" w:w="4536"/>
           </w:tcPr>
           <w:p>
             <w:pPr>
@@ -4370,7 +4370,7 @@
         </w:tc>
         <w:tc>
           <w:tcPr>
-            <w:tcW w:type="dxa" w:w="8273"/>
+            <w:tcW w:type="dxa" w:w="4536"/>
           </w:tcPr>
           <w:p>
             <w:pPr>
@@ -4389,7 +4389,7 @@
       <w:tr>
         <w:tc>
           <w:tcPr>
-            <w:tcW w:type="dxa" w:w="1701"/>
+            <w:tcW w:type="dxa" w:w="4536"/>
           </w:tcPr>
           <w:p>
             <w:pPr>
@@ -4406,7 +4406,7 @@
         </w:tc>
         <w:tc>
           <w:tcPr>
-            <w:tcW w:type="dxa" w:w="8273"/>
+            <w:tcW w:type="dxa" w:w="4536"/>
           </w:tcPr>
           <w:p>
             <w:pPr>
@@ -4425,7 +4425,7 @@
       <w:tr>
         <w:tc>
           <w:tcPr>
-            <w:tcW w:type="dxa" w:w="1701"/>
+            <w:tcW w:type="dxa" w:w="4536"/>
           </w:tcPr>
           <w:p>
             <w:pPr>
@@ -4442,7 +4442,7 @@
         </w:tc>
         <w:tc>
           <w:tcPr>
-            <w:tcW w:type="dxa" w:w="8273"/>
+            <w:tcW w:type="dxa" w:w="4536"/>
           </w:tcPr>
           <w:p>
             <w:pPr>
@@ -4461,7 +4461,7 @@
       <w:tr>
         <w:tc>
           <w:tcPr>
-            <w:tcW w:type="dxa" w:w="1701"/>
+            <w:tcW w:type="dxa" w:w="4536"/>
           </w:tcPr>
           <w:p>
             <w:pPr>
@@ -4478,7 +4478,7 @@
         </w:tc>
         <w:tc>
           <w:tcPr>
-            <w:tcW w:type="dxa" w:w="8273"/>
+            <w:tcW w:type="dxa" w:w="4536"/>
           </w:tcPr>
           <w:p>
             <w:pPr>
@@ -4497,7 +4497,7 @@
       <w:tr>
         <w:tc>
           <w:tcPr>
-            <w:tcW w:type="dxa" w:w="1701"/>
+            <w:tcW w:type="dxa" w:w="4536"/>
           </w:tcPr>
           <w:p>
             <w:pPr>
@@ -4514,7 +4514,7 @@
         </w:tc>
         <w:tc>
           <w:tcPr>
-            <w:tcW w:type="dxa" w:w="8273"/>
+            <w:tcW w:type="dxa" w:w="4536"/>
           </w:tcPr>
           <w:p>
             <w:pPr>
@@ -4533,7 +4533,7 @@
       <w:tr>
         <w:tc>
           <w:tcPr>
-            <w:tcW w:type="dxa" w:w="1701"/>
+            <w:tcW w:type="dxa" w:w="4536"/>
           </w:tcPr>
           <w:p>
             <w:pPr>
@@ -4550,7 +4550,7 @@
         </w:tc>
         <w:tc>
           <w:tcPr>
-            <w:tcW w:type="dxa" w:w="8273"/>
+            <w:tcW w:type="dxa" w:w="4536"/>
           </w:tcPr>
           <w:p>
             <w:pPr>
@@ -4569,7 +4569,7 @@
       <w:tr>
         <w:tc>
           <w:tcPr>
-            <w:tcW w:type="dxa" w:w="1701"/>
+            <w:tcW w:type="dxa" w:w="4536"/>
           </w:tcPr>
           <w:p>
             <w:pPr>
@@ -4586,7 +4586,7 @@
         </w:tc>
         <w:tc>
           <w:tcPr>
-            <w:tcW w:type="dxa" w:w="8273"/>
+            <w:tcW w:type="dxa" w:w="4536"/>
           </w:tcPr>
           <w:p>
             <w:pPr>
@@ -4605,7 +4605,7 @@
       <w:tr>
         <w:tc>
           <w:tcPr>
-            <w:tcW w:type="dxa" w:w="1701"/>
+            <w:tcW w:type="dxa" w:w="4536"/>
           </w:tcPr>
           <w:p>
             <w:pPr>
@@ -4622,7 +4622,7 @@
         </w:tc>
         <w:tc>
           <w:tcPr>
-            <w:tcW w:type="dxa" w:w="8273"/>
+            <w:tcW w:type="dxa" w:w="4536"/>
           </w:tcPr>
           <w:p>
             <w:pPr>
@@ -4641,7 +4641,7 @@
       <w:tr>
         <w:tc>
           <w:tcPr>
-            <w:tcW w:type="dxa" w:w="1701"/>
+            <w:tcW w:type="dxa" w:w="4536"/>
           </w:tcPr>
           <w:p>
             <w:pPr>
@@ -4658,7 +4658,7 @@
         </w:tc>
         <w:tc>
           <w:tcPr>
-            <w:tcW w:type="dxa" w:w="8273"/>
+            <w:tcW w:type="dxa" w:w="4536"/>
           </w:tcPr>
           <w:p>
             <w:pPr>
@@ -4677,7 +4677,7 @@
       <w:tr>
         <w:tc>
           <w:tcPr>
-            <w:tcW w:type="dxa" w:w="1701"/>
+            <w:tcW w:type="dxa" w:w="4536"/>
           </w:tcPr>
           <w:p>
             <w:pPr>
@@ -4694,7 +4694,7 @@
         </w:tc>
         <w:tc>
           <w:tcPr>
-            <w:tcW w:type="dxa" w:w="8273"/>
+            <w:tcW w:type="dxa" w:w="4536"/>
           </w:tcPr>
           <w:p>
             <w:pPr>
@@ -4713,7 +4713,7 @@
       <w:tr>
         <w:tc>
           <w:tcPr>
-            <w:tcW w:type="dxa" w:w="1701"/>
+            <w:tcW w:type="dxa" w:w="4536"/>
           </w:tcPr>
           <w:p>
             <w:pPr>
@@ -4730,7 +4730,7 @@
         </w:tc>
         <w:tc>
           <w:tcPr>
-            <w:tcW w:type="dxa" w:w="8273"/>
+            <w:tcW w:type="dxa" w:w="4536"/>
           </w:tcPr>
           <w:p>
             <w:pPr>
@@ -4749,7 +4749,7 @@
       <w:tr>
         <w:tc>
           <w:tcPr>
-            <w:tcW w:type="dxa" w:w="1701"/>
+            <w:tcW w:type="dxa" w:w="4536"/>
           </w:tcPr>
           <w:p>
             <w:pPr>
@@ -4766,7 +4766,7 @@
         </w:tc>
         <w:tc>
           <w:tcPr>
-            <w:tcW w:type="dxa" w:w="8273"/>
+            <w:tcW w:type="dxa" w:w="4536"/>
           </w:tcPr>
           <w:p>
             <w:pPr>
@@ -4785,7 +4785,7 @@
       <w:tr>
         <w:tc>
           <w:tcPr>
-            <w:tcW w:type="dxa" w:w="1701"/>
+            <w:tcW w:type="dxa" w:w="4536"/>
           </w:tcPr>
           <w:p>
             <w:pPr>
@@ -4802,7 +4802,7 @@
         </w:tc>
         <w:tc>
           <w:tcPr>
-            <w:tcW w:type="dxa" w:w="8273"/>
+            <w:tcW w:type="dxa" w:w="4536"/>
           </w:tcPr>
           <w:p>
             <w:pPr>
@@ -4821,7 +4821,7 @@
       <w:tr>
         <w:tc>
           <w:tcPr>
-            <w:tcW w:type="dxa" w:w="1701"/>
+            <w:tcW w:type="dxa" w:w="4536"/>
           </w:tcPr>
           <w:p>
             <w:pPr>
@@ -4838,7 +4838,7 @@
         </w:tc>
         <w:tc>
           <w:tcPr>
-            <w:tcW w:type="dxa" w:w="8273"/>
+            <w:tcW w:type="dxa" w:w="4536"/>
           </w:tcPr>
           <w:p>
             <w:pPr>
@@ -4857,7 +4857,7 @@
       <w:tr>
         <w:tc>
           <w:tcPr>
-            <w:tcW w:type="dxa" w:w="1701"/>
+            <w:tcW w:type="dxa" w:w="4536"/>
           </w:tcPr>
           <w:p>
             <w:pPr>
@@ -4874,7 +4874,7 @@
         </w:tc>
         <w:tc>
           <w:tcPr>
-            <w:tcW w:type="dxa" w:w="8273"/>
+            <w:tcW w:type="dxa" w:w="4536"/>
           </w:tcPr>
           <w:p>
             <w:pPr>
@@ -4893,7 +4893,7 @@
       <w:tr>
         <w:tc>
           <w:tcPr>
-            <w:tcW w:type="dxa" w:w="1701"/>
+            <w:tcW w:type="dxa" w:w="4536"/>
           </w:tcPr>
           <w:p>
             <w:pPr>
@@ -4910,7 +4910,7 @@
         </w:tc>
         <w:tc>
           <w:tcPr>
-            <w:tcW w:type="dxa" w:w="8273"/>
+            <w:tcW w:type="dxa" w:w="4536"/>
           </w:tcPr>
           <w:p>
             <w:pPr>
@@ -4929,7 +4929,7 @@
       <w:tr>
         <w:tc>
           <w:tcPr>
-            <w:tcW w:type="dxa" w:w="1701"/>
+            <w:tcW w:type="dxa" w:w="4536"/>
           </w:tcPr>
           <w:p>
             <w:pPr>
@@ -4946,7 +4946,7 @@
         </w:tc>
         <w:tc>
           <w:tcPr>
-            <w:tcW w:type="dxa" w:w="8273"/>
+            <w:tcW w:type="dxa" w:w="4536"/>
           </w:tcPr>
           <w:p>
             <w:pPr>
@@ -4965,7 +4965,7 @@
       <w:tr>
         <w:tc>
           <w:tcPr>
-            <w:tcW w:type="dxa" w:w="1701"/>
+            <w:tcW w:type="dxa" w:w="4536"/>
           </w:tcPr>
           <w:p>
             <w:pPr>
@@ -4982,7 +4982,7 @@
         </w:tc>
         <w:tc>
           <w:tcPr>
-            <w:tcW w:type="dxa" w:w="8273"/>
+            <w:tcW w:type="dxa" w:w="4536"/>
           </w:tcPr>
           <w:p>
             <w:pPr>
@@ -5001,7 +5001,7 @@
       <w:tr>
         <w:tc>
           <w:tcPr>
-            <w:tcW w:type="dxa" w:w="1701"/>
+            <w:tcW w:type="dxa" w:w="4536"/>
           </w:tcPr>
           <w:p>
             <w:pPr>
@@ -5018,7 +5018,7 @@
         </w:tc>
         <w:tc>
           <w:tcPr>
-            <w:tcW w:type="dxa" w:w="8273"/>
+            <w:tcW w:type="dxa" w:w="4536"/>
           </w:tcPr>
           <w:p>
             <w:pPr>
@@ -5037,7 +5037,7 @@
       <w:tr>
         <w:tc>
           <w:tcPr>
-            <w:tcW w:type="dxa" w:w="1701"/>
+            <w:tcW w:type="dxa" w:w="4536"/>
           </w:tcPr>
           <w:p>
             <w:pPr>
@@ -5054,7 +5054,7 @@
         </w:tc>
         <w:tc>
           <w:tcPr>
-            <w:tcW w:type="dxa" w:w="8273"/>
+            <w:tcW w:type="dxa" w:w="4536"/>
           </w:tcPr>
           <w:p>
             <w:pPr>
@@ -5073,7 +5073,7 @@
       <w:tr>
         <w:tc>
           <w:tcPr>
-            <w:tcW w:type="dxa" w:w="1701"/>
+            <w:tcW w:type="dxa" w:w="4536"/>
           </w:tcPr>
           <w:p>
             <w:pPr>
@@ -5090,7 +5090,7 @@
         </w:tc>
         <w:tc>
           <w:tcPr>
-            <w:tcW w:type="dxa" w:w="8273"/>
+            <w:tcW w:type="dxa" w:w="4536"/>
           </w:tcPr>
           <w:p>
             <w:pPr>
@@ -5109,7 +5109,7 @@
       <w:tr>
         <w:tc>
           <w:tcPr>
-            <w:tcW w:type="dxa" w:w="1701"/>
+            <w:tcW w:type="dxa" w:w="4536"/>
           </w:tcPr>
           <w:p>
             <w:pPr>
@@ -5126,7 +5126,7 @@
         </w:tc>
         <w:tc>
           <w:tcPr>
-            <w:tcW w:type="dxa" w:w="8273"/>
+            <w:tcW w:type="dxa" w:w="4536"/>
           </w:tcPr>
           <w:p>
             <w:pPr>
@@ -5145,7 +5145,7 @@
       <w:tr>
         <w:tc>
           <w:tcPr>
-            <w:tcW w:type="dxa" w:w="1701"/>
+            <w:tcW w:type="dxa" w:w="4536"/>
           </w:tcPr>
           <w:p>
             <w:pPr>
@@ -5162,7 +5162,7 @@
         </w:tc>
         <w:tc>
           <w:tcPr>
-            <w:tcW w:type="dxa" w:w="8273"/>
+            <w:tcW w:type="dxa" w:w="4536"/>
           </w:tcPr>
           <w:p>
             <w:pPr>
@@ -5181,7 +5181,7 @@
       <w:tr>
         <w:tc>
           <w:tcPr>
-            <w:tcW w:type="dxa" w:w="1701"/>
+            <w:tcW w:type="dxa" w:w="4536"/>
           </w:tcPr>
           <w:p>
             <w:pPr>
@@ -5198,7 +5198,7 @@
         </w:tc>
         <w:tc>
           <w:tcPr>
-            <w:tcW w:type="dxa" w:w="8273"/>
+            <w:tcW w:type="dxa" w:w="4536"/>
           </w:tcPr>
           <w:p>
             <w:pPr>
@@ -5217,7 +5217,7 @@
       <w:tr>
         <w:tc>
           <w:tcPr>
-            <w:tcW w:type="dxa" w:w="1701"/>
+            <w:tcW w:type="dxa" w:w="4536"/>
           </w:tcPr>
           <w:p>
             <w:pPr>
@@ -5234,7 +5234,7 @@
         </w:tc>
         <w:tc>
           <w:tcPr>
-            <w:tcW w:type="dxa" w:w="8273"/>
+            <w:tcW w:type="dxa" w:w="4536"/>
           </w:tcPr>
           <w:p>
             <w:pPr>
@@ -5253,7 +5253,7 @@
       <w:tr>
         <w:tc>
           <w:tcPr>
-            <w:tcW w:type="dxa" w:w="1701"/>
+            <w:tcW w:type="dxa" w:w="4536"/>
           </w:tcPr>
           <w:p>
             <w:pPr>
@@ -5270,7 +5270,7 @@
         </w:tc>
         <w:tc>
           <w:tcPr>
-            <w:tcW w:type="dxa" w:w="8273"/>
+            <w:tcW w:type="dxa" w:w="4536"/>
           </w:tcPr>
           <w:p>
             <w:pPr>
@@ -5289,7 +5289,7 @@
       <w:tr>
         <w:tc>
           <w:tcPr>
-            <w:tcW w:type="dxa" w:w="1701"/>
+            <w:tcW w:type="dxa" w:w="4536"/>
           </w:tcPr>
           <w:p>
             <w:pPr>
@@ -5306,7 +5306,7 @@
         </w:tc>
         <w:tc>
           <w:tcPr>
-            <w:tcW w:type="dxa" w:w="8273"/>
+            <w:tcW w:type="dxa" w:w="4536"/>
           </w:tcPr>
           <w:p>
             <w:pPr>
@@ -5337,7 +5337,7 @@
         <w:tblStyle w:val="TableGrid"/>
         <w:tblW w:type="auto" w:w="0"/>
         <w:jc w:val="center"/>
-        <w:tblLayout w:type="fixed"/>
+        <w:tblLayout w:type="autofit"/>
         <w:tblLook w:firstColumn="1" w:firstRow="1" w:lastColumn="0" w:lastRow="0" w:noHBand="0" w:noVBand="1" w:val="04A0"/>
       </w:tblPr>
       <w:tblGrid>
@@ -5347,7 +5347,7 @@
       <w:tr>
         <w:tc>
           <w:tcPr>
-            <w:tcW w:type="dxa" w:w="1701"/>
+            <w:tcW w:type="dxa" w:w="4536"/>
           </w:tcPr>
           <w:p>
             <w:pPr>
@@ -5365,7 +5365,7 @@
         </w:tc>
         <w:tc>
           <w:tcPr>
-            <w:tcW w:type="dxa" w:w="8116"/>
+            <w:tcW w:type="dxa" w:w="4536"/>
           </w:tcPr>
           <w:p>
             <w:pPr>
@@ -5385,7 +5385,7 @@
       <w:tr>
         <w:tc>
           <w:tcPr>
-            <w:tcW w:type="dxa" w:w="1701"/>
+            <w:tcW w:type="dxa" w:w="4536"/>
           </w:tcPr>
           <w:p>
             <w:pPr>
@@ -5402,7 +5402,7 @@
         </w:tc>
         <w:tc>
           <w:tcPr>
-            <w:tcW w:type="dxa" w:w="8116"/>
+            <w:tcW w:type="dxa" w:w="4536"/>
           </w:tcPr>
           <w:p>
             <w:pPr>
@@ -5421,7 +5421,7 @@
       <w:tr>
         <w:tc>
           <w:tcPr>
-            <w:tcW w:type="dxa" w:w="1701"/>
+            <w:tcW w:type="dxa" w:w="4536"/>
           </w:tcPr>
           <w:p>
             <w:pPr>
@@ -5438,7 +5438,7 @@
         </w:tc>
         <w:tc>
           <w:tcPr>
-            <w:tcW w:type="dxa" w:w="8116"/>
+            <w:tcW w:type="dxa" w:w="4536"/>
           </w:tcPr>
           <w:p>
             <w:pPr>
@@ -5457,7 +5457,7 @@
       <w:tr>
         <w:tc>
           <w:tcPr>
-            <w:tcW w:type="dxa" w:w="1701"/>
+            <w:tcW w:type="dxa" w:w="4536"/>
           </w:tcPr>
           <w:p>
             <w:pPr>
@@ -5474,7 +5474,7 @@
         </w:tc>
         <w:tc>
           <w:tcPr>
-            <w:tcW w:type="dxa" w:w="8116"/>
+            <w:tcW w:type="dxa" w:w="4536"/>
           </w:tcPr>
           <w:p>
             <w:pPr>
@@ -5493,7 +5493,7 @@
       <w:tr>
         <w:tc>
           <w:tcPr>
-            <w:tcW w:type="dxa" w:w="1701"/>
+            <w:tcW w:type="dxa" w:w="4536"/>
           </w:tcPr>
           <w:p>
             <w:pPr>
@@ -5510,7 +5510,7 @@
         </w:tc>
         <w:tc>
           <w:tcPr>
-            <w:tcW w:type="dxa" w:w="8116"/>
+            <w:tcW w:type="dxa" w:w="4536"/>
           </w:tcPr>
           <w:p>
             <w:pPr>
@@ -5529,7 +5529,7 @@
       <w:tr>
         <w:tc>
           <w:tcPr>
-            <w:tcW w:type="dxa" w:w="1701"/>
+            <w:tcW w:type="dxa" w:w="4536"/>
           </w:tcPr>
           <w:p>
             <w:pPr>
@@ -5546,7 +5546,7 @@
         </w:tc>
         <w:tc>
           <w:tcPr>
-            <w:tcW w:type="dxa" w:w="8116"/>
+            <w:tcW w:type="dxa" w:w="4536"/>
           </w:tcPr>
           <w:p>
             <w:pPr>
@@ -5565,7 +5565,7 @@
       <w:tr>
         <w:tc>
           <w:tcPr>
-            <w:tcW w:type="dxa" w:w="1701"/>
+            <w:tcW w:type="dxa" w:w="4536"/>
           </w:tcPr>
           <w:p>
             <w:pPr>
@@ -5582,7 +5582,7 @@
         </w:tc>
         <w:tc>
           <w:tcPr>
-            <w:tcW w:type="dxa" w:w="8116"/>
+            <w:tcW w:type="dxa" w:w="4536"/>
           </w:tcPr>
           <w:p>
             <w:pPr>
@@ -5601,7 +5601,7 @@
       <w:tr>
         <w:tc>
           <w:tcPr>
-            <w:tcW w:type="dxa" w:w="1701"/>
+            <w:tcW w:type="dxa" w:w="4536"/>
           </w:tcPr>
           <w:p>
             <w:pPr>
@@ -5618,7 +5618,7 @@
         </w:tc>
         <w:tc>
           <w:tcPr>
-            <w:tcW w:type="dxa" w:w="8116"/>
+            <w:tcW w:type="dxa" w:w="4536"/>
           </w:tcPr>
           <w:p>
             <w:pPr>
@@ -5637,7 +5637,7 @@
       <w:tr>
         <w:tc>
           <w:tcPr>
-            <w:tcW w:type="dxa" w:w="1701"/>
+            <w:tcW w:type="dxa" w:w="4536"/>
           </w:tcPr>
           <w:p>
             <w:pPr>
@@ -5654,7 +5654,7 @@
         </w:tc>
         <w:tc>
           <w:tcPr>
-            <w:tcW w:type="dxa" w:w="8116"/>
+            <w:tcW w:type="dxa" w:w="4536"/>
           </w:tcPr>
           <w:p>
             <w:pPr>
@@ -5673,7 +5673,7 @@
       <w:tr>
         <w:tc>
           <w:tcPr>
-            <w:tcW w:type="dxa" w:w="1701"/>
+            <w:tcW w:type="dxa" w:w="4536"/>
           </w:tcPr>
           <w:p>
             <w:pPr>
@@ -5690,7 +5690,7 @@
         </w:tc>
         <w:tc>
           <w:tcPr>
-            <w:tcW w:type="dxa" w:w="8116"/>
+            <w:tcW w:type="dxa" w:w="4536"/>
           </w:tcPr>
           <w:p>
             <w:pPr>
@@ -5709,7 +5709,7 @@
       <w:tr>
         <w:tc>
           <w:tcPr>
-            <w:tcW w:type="dxa" w:w="1701"/>
+            <w:tcW w:type="dxa" w:w="4536"/>
           </w:tcPr>
           <w:p>
             <w:pPr>
@@ -5726,7 +5726,7 @@
         </w:tc>
         <w:tc>
           <w:tcPr>
-            <w:tcW w:type="dxa" w:w="8116"/>
+            <w:tcW w:type="dxa" w:w="4536"/>
           </w:tcPr>
           <w:p>
             <w:pPr>
@@ -5745,7 +5745,7 @@
       <w:tr>
         <w:tc>
           <w:tcPr>
-            <w:tcW w:type="dxa" w:w="1701"/>
+            <w:tcW w:type="dxa" w:w="4536"/>
           </w:tcPr>
           <w:p>
             <w:pPr>
@@ -5762,7 +5762,7 @@
         </w:tc>
         <w:tc>
           <w:tcPr>
-            <w:tcW w:type="dxa" w:w="8116"/>
+            <w:tcW w:type="dxa" w:w="4536"/>
           </w:tcPr>
           <w:p>
             <w:pPr>
@@ -5781,7 +5781,7 @@
       <w:tr>
         <w:tc>
           <w:tcPr>
-            <w:tcW w:type="dxa" w:w="1701"/>
+            <w:tcW w:type="dxa" w:w="4536"/>
           </w:tcPr>
           <w:p>
             <w:pPr>
@@ -5798,7 +5798,7 @@
         </w:tc>
         <w:tc>
           <w:tcPr>
-            <w:tcW w:type="dxa" w:w="8116"/>
+            <w:tcW w:type="dxa" w:w="4536"/>
           </w:tcPr>
           <w:p>
             <w:pPr>
@@ -5817,7 +5817,7 @@
       <w:tr>
         <w:tc>
           <w:tcPr>
-            <w:tcW w:type="dxa" w:w="1701"/>
+            <w:tcW w:type="dxa" w:w="4536"/>
           </w:tcPr>
           <w:p>
             <w:pPr>
@@ -5834,7 +5834,7 @@
         </w:tc>
         <w:tc>
           <w:tcPr>
-            <w:tcW w:type="dxa" w:w="8116"/>
+            <w:tcW w:type="dxa" w:w="4536"/>
           </w:tcPr>
           <w:p>
             <w:pPr>
@@ -5853,7 +5853,7 @@
       <w:tr>
         <w:tc>
           <w:tcPr>
-            <w:tcW w:type="dxa" w:w="1701"/>
+            <w:tcW w:type="dxa" w:w="4536"/>
           </w:tcPr>
           <w:p>
             <w:pPr>
@@ -5870,7 +5870,7 @@
         </w:tc>
         <w:tc>
           <w:tcPr>
-            <w:tcW w:type="dxa" w:w="8116"/>
+            <w:tcW w:type="dxa" w:w="4536"/>
           </w:tcPr>
           <w:p>
             <w:pPr>
@@ -5889,7 +5889,7 @@
       <w:tr>
         <w:tc>
           <w:tcPr>
-            <w:tcW w:type="dxa" w:w="1701"/>
+            <w:tcW w:type="dxa" w:w="4536"/>
           </w:tcPr>
           <w:p>
             <w:pPr>
@@ -5906,7 +5906,7 @@
         </w:tc>
         <w:tc>
           <w:tcPr>
-            <w:tcW w:type="dxa" w:w="8116"/>
+            <w:tcW w:type="dxa" w:w="4536"/>
           </w:tcPr>
           <w:p>
             <w:pPr>
@@ -5925,7 +5925,7 @@
       <w:tr>
         <w:tc>
           <w:tcPr>
-            <w:tcW w:type="dxa" w:w="1701"/>
+            <w:tcW w:type="dxa" w:w="4536"/>
           </w:tcPr>
           <w:p>
             <w:pPr>
@@ -5942,7 +5942,7 @@
         </w:tc>
         <w:tc>
           <w:tcPr>
-            <w:tcW w:type="dxa" w:w="8116"/>
+            <w:tcW w:type="dxa" w:w="4536"/>
           </w:tcPr>
           <w:p>
             <w:pPr>
@@ -5961,7 +5961,7 @@
       <w:tr>
         <w:tc>
           <w:tcPr>
-            <w:tcW w:type="dxa" w:w="1701"/>
+            <w:tcW w:type="dxa" w:w="4536"/>
           </w:tcPr>
           <w:p>
             <w:pPr>
@@ -5978,7 +5978,7 @@
         </w:tc>
         <w:tc>
           <w:tcPr>
-            <w:tcW w:type="dxa" w:w="8116"/>
+            <w:tcW w:type="dxa" w:w="4536"/>
           </w:tcPr>
           <w:p>
             <w:pPr>
@@ -5997,7 +5997,7 @@
       <w:tr>
         <w:tc>
           <w:tcPr>
-            <w:tcW w:type="dxa" w:w="1701"/>
+            <w:tcW w:type="dxa" w:w="4536"/>
           </w:tcPr>
           <w:p>
             <w:pPr>
@@ -6014,7 +6014,7 @@
         </w:tc>
         <w:tc>
           <w:tcPr>
-            <w:tcW w:type="dxa" w:w="8116"/>
+            <w:tcW w:type="dxa" w:w="4536"/>
           </w:tcPr>
           <w:p>
             <w:pPr>
@@ -6033,7 +6033,7 @@
       <w:tr>
         <w:tc>
           <w:tcPr>
-            <w:tcW w:type="dxa" w:w="1701"/>
+            <w:tcW w:type="dxa" w:w="4536"/>
           </w:tcPr>
           <w:p>
             <w:pPr>
@@ -6050,7 +6050,7 @@
         </w:tc>
         <w:tc>
           <w:tcPr>
-            <w:tcW w:type="dxa" w:w="8116"/>
+            <w:tcW w:type="dxa" w:w="4536"/>
           </w:tcPr>
           <w:p>
             <w:pPr>
@@ -6069,7 +6069,7 @@
       <w:tr>
         <w:tc>
           <w:tcPr>
-            <w:tcW w:type="dxa" w:w="1701"/>
+            <w:tcW w:type="dxa" w:w="4536"/>
           </w:tcPr>
           <w:p>
             <w:pPr>
@@ -6086,7 +6086,7 @@
         </w:tc>
         <w:tc>
           <w:tcPr>
-            <w:tcW w:type="dxa" w:w="8116"/>
+            <w:tcW w:type="dxa" w:w="4536"/>
           </w:tcPr>
           <w:p>
             <w:pPr>
@@ -6105,7 +6105,7 @@
       <w:tr>
         <w:tc>
           <w:tcPr>
-            <w:tcW w:type="dxa" w:w="1701"/>
+            <w:tcW w:type="dxa" w:w="4536"/>
           </w:tcPr>
           <w:p>
             <w:pPr>
@@ -6122,7 +6122,7 @@
         </w:tc>
         <w:tc>
           <w:tcPr>
-            <w:tcW w:type="dxa" w:w="8116"/>
+            <w:tcW w:type="dxa" w:w="4536"/>
           </w:tcPr>
           <w:p>
             <w:pPr>
@@ -6141,7 +6141,7 @@
       <w:tr>
         <w:tc>
           <w:tcPr>
-            <w:tcW w:type="dxa" w:w="1701"/>
+            <w:tcW w:type="dxa" w:w="4536"/>
           </w:tcPr>
           <w:p>
             <w:pPr>
@@ -6158,7 +6158,7 @@
         </w:tc>
         <w:tc>
           <w:tcPr>
-            <w:tcW w:type="dxa" w:w="8116"/>
+            <w:tcW w:type="dxa" w:w="4536"/>
           </w:tcPr>
           <w:p>
             <w:pPr>
@@ -6177,7 +6177,7 @@
       <w:tr>
         <w:tc>
           <w:tcPr>
-            <w:tcW w:type="dxa" w:w="1701"/>
+            <w:tcW w:type="dxa" w:w="4536"/>
           </w:tcPr>
           <w:p>
             <w:pPr>
@@ -6194,7 +6194,7 @@
         </w:tc>
         <w:tc>
           <w:tcPr>
-            <w:tcW w:type="dxa" w:w="8116"/>
+            <w:tcW w:type="dxa" w:w="4536"/>
           </w:tcPr>
           <w:p>
             <w:pPr>
@@ -6213,7 +6213,7 @@
       <w:tr>
         <w:tc>
           <w:tcPr>
-            <w:tcW w:type="dxa" w:w="1701"/>
+            <w:tcW w:type="dxa" w:w="4536"/>
           </w:tcPr>
           <w:p>
             <w:pPr>
@@ -6230,7 +6230,7 @@
         </w:tc>
         <w:tc>
           <w:tcPr>
-            <w:tcW w:type="dxa" w:w="8116"/>
+            <w:tcW w:type="dxa" w:w="4536"/>
           </w:tcPr>
           <w:p>
             <w:pPr>
@@ -6249,7 +6249,7 @@
       <w:tr>
         <w:tc>
           <w:tcPr>
-            <w:tcW w:type="dxa" w:w="1701"/>
+            <w:tcW w:type="dxa" w:w="4536"/>
           </w:tcPr>
           <w:p>
             <w:pPr>
@@ -6266,7 +6266,7 @@
         </w:tc>
         <w:tc>
           <w:tcPr>
-            <w:tcW w:type="dxa" w:w="8116"/>
+            <w:tcW w:type="dxa" w:w="4536"/>
           </w:tcPr>
           <w:p>
             <w:pPr>
@@ -6285,7 +6285,7 @@
       <w:tr>
         <w:tc>
           <w:tcPr>
-            <w:tcW w:type="dxa" w:w="1701"/>
+            <w:tcW w:type="dxa" w:w="4536"/>
           </w:tcPr>
           <w:p>
             <w:pPr>
@@ -6302,7 +6302,7 @@
         </w:tc>
         <w:tc>
           <w:tcPr>
-            <w:tcW w:type="dxa" w:w="8116"/>
+            <w:tcW w:type="dxa" w:w="4536"/>
           </w:tcPr>
           <w:p>
             <w:pPr>
@@ -6321,7 +6321,7 @@
       <w:tr>
         <w:tc>
           <w:tcPr>
-            <w:tcW w:type="dxa" w:w="1701"/>
+            <w:tcW w:type="dxa" w:w="4536"/>
           </w:tcPr>
           <w:p>
             <w:pPr>
@@ -6338,7 +6338,7 @@
         </w:tc>
         <w:tc>
           <w:tcPr>
-            <w:tcW w:type="dxa" w:w="8116"/>
+            <w:tcW w:type="dxa" w:w="4536"/>
           </w:tcPr>
           <w:p>
             <w:pPr>
@@ -6357,7 +6357,7 @@
       <w:tr>
         <w:tc>
           <w:tcPr>
-            <w:tcW w:type="dxa" w:w="1701"/>
+            <w:tcW w:type="dxa" w:w="4536"/>
           </w:tcPr>
           <w:p>
             <w:pPr>
@@ -6374,7 +6374,7 @@
         </w:tc>
         <w:tc>
           <w:tcPr>
-            <w:tcW w:type="dxa" w:w="8116"/>
+            <w:tcW w:type="dxa" w:w="4536"/>
           </w:tcPr>
           <w:p>
             <w:pPr>
@@ -6393,7 +6393,7 @@
       <w:tr>
         <w:tc>
           <w:tcPr>
-            <w:tcW w:type="dxa" w:w="1701"/>
+            <w:tcW w:type="dxa" w:w="4536"/>
           </w:tcPr>
           <w:p>
             <w:pPr>
@@ -6410,7 +6410,7 @@
         </w:tc>
         <w:tc>
           <w:tcPr>
-            <w:tcW w:type="dxa" w:w="8116"/>
+            <w:tcW w:type="dxa" w:w="4536"/>
           </w:tcPr>
           <w:p>
             <w:pPr>
@@ -6429,7 +6429,7 @@
       <w:tr>
         <w:tc>
           <w:tcPr>
-            <w:tcW w:type="dxa" w:w="1701"/>
+            <w:tcW w:type="dxa" w:w="4536"/>
           </w:tcPr>
           <w:p>
             <w:pPr>
@@ -6446,7 +6446,7 @@
         </w:tc>
         <w:tc>
           <w:tcPr>
-            <w:tcW w:type="dxa" w:w="8116"/>
+            <w:tcW w:type="dxa" w:w="4536"/>
           </w:tcPr>
           <w:p>
             <w:pPr>
@@ -6465,7 +6465,7 @@
       <w:tr>
         <w:tc>
           <w:tcPr>
-            <w:tcW w:type="dxa" w:w="1701"/>
+            <w:tcW w:type="dxa" w:w="4536"/>
           </w:tcPr>
           <w:p>
             <w:pPr>
@@ -6482,7 +6482,7 @@
         </w:tc>
         <w:tc>
           <w:tcPr>
-            <w:tcW w:type="dxa" w:w="8116"/>
+            <w:tcW w:type="dxa" w:w="4536"/>
           </w:tcPr>
           <w:p>
             <w:pPr>
@@ -6501,7 +6501,7 @@
       <w:tr>
         <w:tc>
           <w:tcPr>
-            <w:tcW w:type="dxa" w:w="1701"/>
+            <w:tcW w:type="dxa" w:w="4536"/>
           </w:tcPr>
           <w:p>
             <w:pPr>
@@ -6518,7 +6518,7 @@
         </w:tc>
         <w:tc>
           <w:tcPr>
-            <w:tcW w:type="dxa" w:w="8116"/>
+            <w:tcW w:type="dxa" w:w="4536"/>
           </w:tcPr>
           <w:p>
             <w:pPr>
@@ -6537,7 +6537,7 @@
       <w:tr>
         <w:tc>
           <w:tcPr>
-            <w:tcW w:type="dxa" w:w="1701"/>
+            <w:tcW w:type="dxa" w:w="4536"/>
           </w:tcPr>
           <w:p>
             <w:pPr>
@@ -6554,7 +6554,7 @@
         </w:tc>
         <w:tc>
           <w:tcPr>
-            <w:tcW w:type="dxa" w:w="8116"/>
+            <w:tcW w:type="dxa" w:w="4536"/>
           </w:tcPr>
           <w:p>
             <w:pPr>
@@ -6573,7 +6573,7 @@
       <w:tr>
         <w:tc>
           <w:tcPr>
-            <w:tcW w:type="dxa" w:w="1701"/>
+            <w:tcW w:type="dxa" w:w="4536"/>
           </w:tcPr>
           <w:p>
             <w:pPr>
@@ -6590,7 +6590,7 @@
         </w:tc>
         <w:tc>
           <w:tcPr>
-            <w:tcW w:type="dxa" w:w="8116"/>
+            <w:tcW w:type="dxa" w:w="4536"/>
           </w:tcPr>
           <w:p>
             <w:pPr>
@@ -6609,7 +6609,7 @@
       <w:tr>
         <w:tc>
           <w:tcPr>
-            <w:tcW w:type="dxa" w:w="1701"/>
+            <w:tcW w:type="dxa" w:w="4536"/>
           </w:tcPr>
           <w:p>
             <w:pPr>
@@ -6626,7 +6626,7 @@
         </w:tc>
         <w:tc>
           <w:tcPr>
-            <w:tcW w:type="dxa" w:w="8116"/>
+            <w:tcW w:type="dxa" w:w="4536"/>
           </w:tcPr>
           <w:p>
             <w:pPr>
@@ -6645,7 +6645,7 @@
       <w:tr>
         <w:tc>
           <w:tcPr>
-            <w:tcW w:type="dxa" w:w="1701"/>
+            <w:tcW w:type="dxa" w:w="4536"/>
           </w:tcPr>
           <w:p>
             <w:pPr>
@@ -6662,7 +6662,7 @@
         </w:tc>
         <w:tc>
           <w:tcPr>
-            <w:tcW w:type="dxa" w:w="8116"/>
+            <w:tcW w:type="dxa" w:w="4536"/>
           </w:tcPr>
           <w:p>
             <w:pPr>
@@ -6681,7 +6681,7 @@
       <w:tr>
         <w:tc>
           <w:tcPr>
-            <w:tcW w:type="dxa" w:w="1701"/>
+            <w:tcW w:type="dxa" w:w="4536"/>
           </w:tcPr>
           <w:p>
             <w:pPr>
@@ -6698,7 +6698,7 @@
         </w:tc>
         <w:tc>
           <w:tcPr>
-            <w:tcW w:type="dxa" w:w="8116"/>
+            <w:tcW w:type="dxa" w:w="4536"/>
           </w:tcPr>
           <w:p>
             <w:pPr>
@@ -6717,7 +6717,7 @@
       <w:tr>
         <w:tc>
           <w:tcPr>
-            <w:tcW w:type="dxa" w:w="1701"/>
+            <w:tcW w:type="dxa" w:w="4536"/>
           </w:tcPr>
           <w:p>
             <w:pPr>
@@ -6734,7 +6734,7 @@
         </w:tc>
         <w:tc>
           <w:tcPr>
-            <w:tcW w:type="dxa" w:w="8116"/>
+            <w:tcW w:type="dxa" w:w="4536"/>
           </w:tcPr>
           <w:p>
             <w:pPr>
@@ -6753,7 +6753,7 @@
       <w:tr>
         <w:tc>
           <w:tcPr>
-            <w:tcW w:type="dxa" w:w="1701"/>
+            <w:tcW w:type="dxa" w:w="4536"/>
           </w:tcPr>
           <w:p>
             <w:pPr>
@@ -6770,7 +6770,7 @@
         </w:tc>
         <w:tc>
           <w:tcPr>
-            <w:tcW w:type="dxa" w:w="8116"/>
+            <w:tcW w:type="dxa" w:w="4536"/>
           </w:tcPr>
           <w:p>
             <w:pPr>
@@ -6789,7 +6789,7 @@
       <w:tr>
         <w:tc>
           <w:tcPr>
-            <w:tcW w:type="dxa" w:w="1701"/>
+            <w:tcW w:type="dxa" w:w="4536"/>
           </w:tcPr>
           <w:p>
             <w:pPr>
@@ -6806,7 +6806,7 @@
         </w:tc>
         <w:tc>
           <w:tcPr>
-            <w:tcW w:type="dxa" w:w="8116"/>
+            <w:tcW w:type="dxa" w:w="4536"/>
           </w:tcPr>
           <w:p>
             <w:pPr>
@@ -6825,7 +6825,7 @@
       <w:tr>
         <w:tc>
           <w:tcPr>
-            <w:tcW w:type="dxa" w:w="1701"/>
+            <w:tcW w:type="dxa" w:w="4536"/>
           </w:tcPr>
           <w:p>
             <w:pPr>
@@ -6842,7 +6842,7 @@
         </w:tc>
         <w:tc>
           <w:tcPr>
-            <w:tcW w:type="dxa" w:w="8116"/>
+            <w:tcW w:type="dxa" w:w="4536"/>
           </w:tcPr>
           <w:p>
             <w:pPr>
@@ -6861,7 +6861,7 @@
       <w:tr>
         <w:tc>
           <w:tcPr>
-            <w:tcW w:type="dxa" w:w="1701"/>
+            <w:tcW w:type="dxa" w:w="4536"/>
           </w:tcPr>
           <w:p>
             <w:pPr>
@@ -6878,7 +6878,7 @@
         </w:tc>
         <w:tc>
           <w:tcPr>
-            <w:tcW w:type="dxa" w:w="8116"/>
+            <w:tcW w:type="dxa" w:w="4536"/>
           </w:tcPr>
           <w:p>
             <w:pPr>
@@ -6897,7 +6897,7 @@
       <w:tr>
         <w:tc>
           <w:tcPr>
-            <w:tcW w:type="dxa" w:w="1701"/>
+            <w:tcW w:type="dxa" w:w="4536"/>
           </w:tcPr>
           <w:p>
             <w:pPr>
@@ -6914,7 +6914,7 @@
         </w:tc>
         <w:tc>
           <w:tcPr>
-            <w:tcW w:type="dxa" w:w="8116"/>
+            <w:tcW w:type="dxa" w:w="4536"/>
           </w:tcPr>
           <w:p>
             <w:pPr>
@@ -6933,7 +6933,7 @@
       <w:tr>
         <w:tc>
           <w:tcPr>
-            <w:tcW w:type="dxa" w:w="1701"/>
+            <w:tcW w:type="dxa" w:w="4536"/>
           </w:tcPr>
           <w:p>
             <w:pPr>
@@ -6950,7 +6950,7 @@
         </w:tc>
         <w:tc>
           <w:tcPr>
-            <w:tcW w:type="dxa" w:w="8116"/>
+            <w:tcW w:type="dxa" w:w="4536"/>
           </w:tcPr>
           <w:p>
             <w:pPr>
@@ -6969,7 +6969,7 @@
       <w:tr>
         <w:tc>
           <w:tcPr>
-            <w:tcW w:type="dxa" w:w="1701"/>
+            <w:tcW w:type="dxa" w:w="4536"/>
           </w:tcPr>
           <w:p>
             <w:pPr>
@@ -6986,7 +6986,7 @@
         </w:tc>
         <w:tc>
           <w:tcPr>
-            <w:tcW w:type="dxa" w:w="8116"/>
+            <w:tcW w:type="dxa" w:w="4536"/>
           </w:tcPr>
           <w:p>
             <w:pPr>
@@ -7005,7 +7005,7 @@
       <w:tr>
         <w:tc>
           <w:tcPr>
-            <w:tcW w:type="dxa" w:w="1701"/>
+            <w:tcW w:type="dxa" w:w="4536"/>
           </w:tcPr>
           <w:p>
             <w:pPr>
@@ -7022,7 +7022,7 @@
         </w:tc>
         <w:tc>
           <w:tcPr>
-            <w:tcW w:type="dxa" w:w="8116"/>
+            <w:tcW w:type="dxa" w:w="4536"/>
           </w:tcPr>
           <w:p>
             <w:pPr>
@@ -7041,7 +7041,7 @@
       <w:tr>
         <w:tc>
           <w:tcPr>
-            <w:tcW w:type="dxa" w:w="1701"/>
+            <w:tcW w:type="dxa" w:w="4536"/>
           </w:tcPr>
           <w:p>
             <w:pPr>
@@ -7058,7 +7058,7 @@
         </w:tc>
         <w:tc>
           <w:tcPr>
-            <w:tcW w:type="dxa" w:w="8116"/>
+            <w:tcW w:type="dxa" w:w="4536"/>
           </w:tcPr>
           <w:p>
             <w:pPr>
@@ -7132,7 +7132,7 @@
         <w:tblStyle w:val="TableGrid"/>
         <w:tblW w:type="auto" w:w="0"/>
         <w:jc w:val="center"/>
-        <w:tblLayout w:type="fixed"/>
+        <w:tblLayout w:type="autofit"/>
         <w:tblLook w:firstColumn="1" w:firstRow="1" w:lastColumn="0" w:lastRow="0" w:noHBand="0" w:noVBand="1" w:val="04A0"/>
       </w:tblPr>
       <w:tblGrid>
@@ -7143,7 +7143,7 @@
       <w:tr>
         <w:tc>
           <w:tcPr>
-            <w:tcW w:type="dxa" w:w="5842"/>
+            <w:tcW w:type="dxa" w:w="3024"/>
           </w:tcPr>
           <w:p>
             <w:pPr>
@@ -7161,7 +7161,7 @@
         </w:tc>
         <w:tc>
           <w:tcPr>
-            <w:tcW w:type="dxa" w:w="2306"/>
+            <w:tcW w:type="dxa" w:w="3024"/>
           </w:tcPr>
           <w:p>
             <w:pPr>
@@ -7179,7 +7179,7 @@
         </w:tc>
         <w:tc>
           <w:tcPr>
-            <w:tcW w:type="dxa" w:w="1701"/>
+            <w:tcW w:type="dxa" w:w="3024"/>
           </w:tcPr>
           <w:p>
             <w:pPr>
@@ -7199,7 +7199,7 @@
       <w:tr>
         <w:tc>
           <w:tcPr>
-            <w:tcW w:type="dxa" w:w="5842"/>
+            <w:tcW w:type="dxa" w:w="3024"/>
           </w:tcPr>
           <w:p>
             <w:pPr>
@@ -7216,7 +7216,7 @@
         </w:tc>
         <w:tc>
           <w:tcPr>
-            <w:tcW w:type="dxa" w:w="2306"/>
+            <w:tcW w:type="dxa" w:w="3024"/>
           </w:tcPr>
           <w:p>
             <w:pPr>
@@ -7233,7 +7233,7 @@
         </w:tc>
         <w:tc>
           <w:tcPr>
-            <w:tcW w:type="dxa" w:w="1701"/>
+            <w:tcW w:type="dxa" w:w="3024"/>
           </w:tcPr>
           <w:p>
             <w:pPr>
@@ -7252,7 +7252,7 @@
       <w:tr>
         <w:tc>
           <w:tcPr>
-            <w:tcW w:type="dxa" w:w="5842"/>
+            <w:tcW w:type="dxa" w:w="3024"/>
           </w:tcPr>
           <w:p>
             <w:pPr>
@@ -7269,7 +7269,7 @@
         </w:tc>
         <w:tc>
           <w:tcPr>
-            <w:tcW w:type="dxa" w:w="2306"/>
+            <w:tcW w:type="dxa" w:w="3024"/>
           </w:tcPr>
           <w:p>
             <w:pPr>
@@ -7286,7 +7286,7 @@
         </w:tc>
         <w:tc>
           <w:tcPr>
-            <w:tcW w:type="dxa" w:w="1701"/>
+            <w:tcW w:type="dxa" w:w="3024"/>
           </w:tcPr>
           <w:p>
             <w:pPr>
@@ -7305,7 +7305,7 @@
       <w:tr>
         <w:tc>
           <w:tcPr>
-            <w:tcW w:type="dxa" w:w="5842"/>
+            <w:tcW w:type="dxa" w:w="3024"/>
           </w:tcPr>
           <w:p>
             <w:pPr>
@@ -7322,7 +7322,7 @@
         </w:tc>
         <w:tc>
           <w:tcPr>
-            <w:tcW w:type="dxa" w:w="2306"/>
+            <w:tcW w:type="dxa" w:w="3024"/>
           </w:tcPr>
           <w:p>
             <w:pPr>
@@ -7339,7 +7339,7 @@
         </w:tc>
         <w:tc>
           <w:tcPr>
-            <w:tcW w:type="dxa" w:w="1701"/>
+            <w:tcW w:type="dxa" w:w="3024"/>
           </w:tcPr>
           <w:p>
             <w:pPr>
@@ -7358,7 +7358,7 @@
       <w:tr>
         <w:tc>
           <w:tcPr>
-            <w:tcW w:type="dxa" w:w="5842"/>
+            <w:tcW w:type="dxa" w:w="3024"/>
           </w:tcPr>
           <w:p>
             <w:pPr>
@@ -7375,7 +7375,7 @@
         </w:tc>
         <w:tc>
           <w:tcPr>
-            <w:tcW w:type="dxa" w:w="2306"/>
+            <w:tcW w:type="dxa" w:w="3024"/>
           </w:tcPr>
           <w:p>
             <w:pPr>
@@ -7392,7 +7392,7 @@
         </w:tc>
         <w:tc>
           <w:tcPr>
-            <w:tcW w:type="dxa" w:w="1701"/>
+            <w:tcW w:type="dxa" w:w="3024"/>
           </w:tcPr>
           <w:p>
             <w:pPr>
@@ -7411,7 +7411,7 @@
       <w:tr>
         <w:tc>
           <w:tcPr>
-            <w:tcW w:type="dxa" w:w="5842"/>
+            <w:tcW w:type="dxa" w:w="3024"/>
           </w:tcPr>
           <w:p>
             <w:pPr>
@@ -7428,7 +7428,7 @@
         </w:tc>
         <w:tc>
           <w:tcPr>
-            <w:tcW w:type="dxa" w:w="2306"/>
+            <w:tcW w:type="dxa" w:w="3024"/>
           </w:tcPr>
           <w:p>
             <w:pPr>
@@ -7445,7 +7445,7 @@
         </w:tc>
         <w:tc>
           <w:tcPr>
-            <w:tcW w:type="dxa" w:w="1701"/>
+            <w:tcW w:type="dxa" w:w="3024"/>
           </w:tcPr>
           <w:p>
             <w:pPr>
@@ -7476,7 +7476,7 @@
         <w:tblStyle w:val="TableGrid"/>
         <w:tblW w:type="auto" w:w="0"/>
         <w:jc w:val="center"/>
-        <w:tblLayout w:type="fixed"/>
+        <w:tblLayout w:type="autofit"/>
         <w:tblLook w:firstColumn="1" w:firstRow="1" w:lastColumn="0" w:lastRow="0" w:noHBand="0" w:noVBand="1" w:val="04A0"/>
       </w:tblPr>
       <w:tblGrid>
@@ -7488,7 +7488,7 @@
       <w:tr>
         <w:tc>
           <w:tcPr>
-            <w:tcW w:type="dxa" w:w="1701"/>
+            <w:tcW w:type="dxa" w:w="2268"/>
           </w:tcPr>
           <w:p>
             <w:pPr>
@@ -7506,7 +7506,7 @@
         </w:tc>
         <w:tc>
           <w:tcPr>
-            <w:tcW w:type="dxa" w:w="3573"/>
+            <w:tcW w:type="dxa" w:w="2268"/>
           </w:tcPr>
           <w:p>
             <w:pPr>
@@ -7524,7 +7524,7 @@
         </w:tc>
         <w:tc>
           <w:tcPr>
-            <w:tcW w:type="dxa" w:w="4398"/>
+            <w:tcW w:type="dxa" w:w="2268"/>
           </w:tcPr>
           <w:p>
             <w:pPr>
@@ -7542,7 +7542,7 @@
         </w:tc>
         <w:tc>
           <w:tcPr>
-            <w:tcW w:type="dxa" w:w="1701"/>
+            <w:tcW w:type="dxa" w:w="2268"/>
           </w:tcPr>
           <w:p>
             <w:pPr>
@@ -7562,7 +7562,7 @@
       <w:tr>
         <w:tc>
           <w:tcPr>
-            <w:tcW w:type="dxa" w:w="1701"/>
+            <w:tcW w:type="dxa" w:w="2268"/>
           </w:tcPr>
           <w:p>
             <w:pPr>
@@ -7579,7 +7579,7 @@
         </w:tc>
         <w:tc>
           <w:tcPr>
-            <w:tcW w:type="dxa" w:w="3573"/>
+            <w:tcW w:type="dxa" w:w="2268"/>
           </w:tcPr>
           <w:p>
             <w:pPr>
@@ -7596,7 +7596,7 @@
         </w:tc>
         <w:tc>
           <w:tcPr>
-            <w:tcW w:type="dxa" w:w="4398"/>
+            <w:tcW w:type="dxa" w:w="2268"/>
           </w:tcPr>
           <w:p>
             <w:pPr>
@@ -7613,7 +7613,7 @@
         </w:tc>
         <w:tc>
           <w:tcPr>
-            <w:tcW w:type="dxa" w:w="1701"/>
+            <w:tcW w:type="dxa" w:w="2268"/>
           </w:tcPr>
           <w:p>
             <w:pPr>
@@ -7631,7 +7631,7 @@
       <w:tr>
         <w:tc>
           <w:tcPr>
-            <w:tcW w:type="dxa" w:w="1701"/>
+            <w:tcW w:type="dxa" w:w="2268"/>
           </w:tcPr>
           <w:p>
             <w:pPr>
@@ -7648,7 +7648,7 @@
         </w:tc>
         <w:tc>
           <w:tcPr>
-            <w:tcW w:type="dxa" w:w="3573"/>
+            <w:tcW w:type="dxa" w:w="2268"/>
           </w:tcPr>
           <w:p>
             <w:pPr>
@@ -7665,7 +7665,7 @@
         </w:tc>
         <w:tc>
           <w:tcPr>
-            <w:tcW w:type="dxa" w:w="4398"/>
+            <w:tcW w:type="dxa" w:w="2268"/>
           </w:tcPr>
           <w:p>
             <w:pPr>
@@ -7682,7 +7682,7 @@
         </w:tc>
         <w:tc>
           <w:tcPr>
-            <w:tcW w:type="dxa" w:w="1701"/>
+            <w:tcW w:type="dxa" w:w="2268"/>
           </w:tcPr>
           <w:p>
             <w:pPr>
@@ -7700,7 +7700,7 @@
       <w:tr>
         <w:tc>
           <w:tcPr>
-            <w:tcW w:type="dxa" w:w="1701"/>
+            <w:tcW w:type="dxa" w:w="2268"/>
           </w:tcPr>
           <w:p>
             <w:pPr>
@@ -7717,7 +7717,7 @@
         </w:tc>
         <w:tc>
           <w:tcPr>
-            <w:tcW w:type="dxa" w:w="3573"/>
+            <w:tcW w:type="dxa" w:w="2268"/>
           </w:tcPr>
           <w:p>
             <w:pPr>
@@ -7734,7 +7734,7 @@
         </w:tc>
         <w:tc>
           <w:tcPr>
-            <w:tcW w:type="dxa" w:w="4398"/>
+            <w:tcW w:type="dxa" w:w="2268"/>
           </w:tcPr>
           <w:p>
             <w:pPr>
@@ -7751,7 +7751,7 @@
         </w:tc>
         <w:tc>
           <w:tcPr>
-            <w:tcW w:type="dxa" w:w="1701"/>
+            <w:tcW w:type="dxa" w:w="2268"/>
           </w:tcPr>
           <w:p>
             <w:pPr>
@@ -7769,7 +7769,7 @@
       <w:tr>
         <w:tc>
           <w:tcPr>
-            <w:tcW w:type="dxa" w:w="1701"/>
+            <w:tcW w:type="dxa" w:w="2268"/>
           </w:tcPr>
           <w:p>
             <w:pPr>
@@ -7786,7 +7786,7 @@
         </w:tc>
         <w:tc>
           <w:tcPr>
-            <w:tcW w:type="dxa" w:w="3573"/>
+            <w:tcW w:type="dxa" w:w="2268"/>
           </w:tcPr>
           <w:p>
             <w:pPr>
@@ -7803,7 +7803,7 @@
         </w:tc>
         <w:tc>
           <w:tcPr>
-            <w:tcW w:type="dxa" w:w="4398"/>
+            <w:tcW w:type="dxa" w:w="2268"/>
           </w:tcPr>
           <w:p>
             <w:pPr>
@@ -7820,7 +7820,7 @@
         </w:tc>
         <w:tc>
           <w:tcPr>
-            <w:tcW w:type="dxa" w:w="1701"/>
+            <w:tcW w:type="dxa" w:w="2268"/>
           </w:tcPr>
           <w:p>
             <w:pPr>
@@ -7838,7 +7838,7 @@
       <w:tr>
         <w:tc>
           <w:tcPr>
-            <w:tcW w:type="dxa" w:w="1701"/>
+            <w:tcW w:type="dxa" w:w="2268"/>
           </w:tcPr>
           <w:p>
             <w:pPr>
@@ -7855,7 +7855,7 @@
         </w:tc>
         <w:tc>
           <w:tcPr>
-            <w:tcW w:type="dxa" w:w="3573"/>
+            <w:tcW w:type="dxa" w:w="2268"/>
           </w:tcPr>
           <w:p>
             <w:pPr>
@@ -7872,7 +7872,7 @@
         </w:tc>
         <w:tc>
           <w:tcPr>
-            <w:tcW w:type="dxa" w:w="4398"/>
+            <w:tcW w:type="dxa" w:w="2268"/>
           </w:tcPr>
           <w:p>
             <w:pPr>
@@ -7889,7 +7889,7 @@
         </w:tc>
         <w:tc>
           <w:tcPr>
-            <w:tcW w:type="dxa" w:w="1701"/>
+            <w:tcW w:type="dxa" w:w="2268"/>
           </w:tcPr>
           <w:p>
             <w:pPr>
@@ -7908,7 +7908,7 @@
       <w:tr>
         <w:tc>
           <w:tcPr>
-            <w:tcW w:type="dxa" w:w="1701"/>
+            <w:tcW w:type="dxa" w:w="2268"/>
           </w:tcPr>
           <w:p>
             <w:pPr>
@@ -7925,7 +7925,7 @@
         </w:tc>
         <w:tc>
           <w:tcPr>
-            <w:tcW w:type="dxa" w:w="3573"/>
+            <w:tcW w:type="dxa" w:w="2268"/>
           </w:tcPr>
           <w:p>
             <w:pPr>
@@ -7942,7 +7942,7 @@
         </w:tc>
         <w:tc>
           <w:tcPr>
-            <w:tcW w:type="dxa" w:w="4398"/>
+            <w:tcW w:type="dxa" w:w="2268"/>
           </w:tcPr>
           <w:p>
             <w:pPr>
@@ -7959,7 +7959,7 @@
         </w:tc>
         <w:tc>
           <w:tcPr>
-            <w:tcW w:type="dxa" w:w="1701"/>
+            <w:tcW w:type="dxa" w:w="2268"/>
           </w:tcPr>
           <w:p>
             <w:pPr>
@@ -7978,7 +7978,7 @@
       <w:tr>
         <w:tc>
           <w:tcPr>
-            <w:tcW w:type="dxa" w:w="1701"/>
+            <w:tcW w:type="dxa" w:w="2268"/>
           </w:tcPr>
           <w:p>
             <w:pPr>
@@ -7995,7 +7995,7 @@
         </w:tc>
         <w:tc>
           <w:tcPr>
-            <w:tcW w:type="dxa" w:w="3573"/>
+            <w:tcW w:type="dxa" w:w="2268"/>
           </w:tcPr>
           <w:p>
             <w:pPr>
@@ -8012,7 +8012,7 @@
         </w:tc>
         <w:tc>
           <w:tcPr>
-            <w:tcW w:type="dxa" w:w="4398"/>
+            <w:tcW w:type="dxa" w:w="2268"/>
           </w:tcPr>
           <w:p>
             <w:pPr>
@@ -8029,7 +8029,7 @@
         </w:tc>
         <w:tc>
           <w:tcPr>
-            <w:tcW w:type="dxa" w:w="1701"/>
+            <w:tcW w:type="dxa" w:w="2268"/>
           </w:tcPr>
           <w:p>
             <w:pPr>
@@ -8047,7 +8047,7 @@
       <w:tr>
         <w:tc>
           <w:tcPr>
-            <w:tcW w:type="dxa" w:w="1701"/>
+            <w:tcW w:type="dxa" w:w="2268"/>
           </w:tcPr>
           <w:p>
             <w:pPr>
@@ -8064,7 +8064,7 @@
         </w:tc>
         <w:tc>
           <w:tcPr>
-            <w:tcW w:type="dxa" w:w="3573"/>
+            <w:tcW w:type="dxa" w:w="2268"/>
           </w:tcPr>
           <w:p>
             <w:pPr>
@@ -8081,7 +8081,7 @@
         </w:tc>
         <w:tc>
           <w:tcPr>
-            <w:tcW w:type="dxa" w:w="4398"/>
+            <w:tcW w:type="dxa" w:w="2268"/>
           </w:tcPr>
           <w:p>
             <w:pPr>
@@ -8098,7 +8098,7 @@
         </w:tc>
         <w:tc>
           <w:tcPr>
-            <w:tcW w:type="dxa" w:w="1701"/>
+            <w:tcW w:type="dxa" w:w="2268"/>
           </w:tcPr>
           <w:p>
             <w:pPr>
@@ -8116,7 +8116,7 @@
       <w:tr>
         <w:tc>
           <w:tcPr>
-            <w:tcW w:type="dxa" w:w="1701"/>
+            <w:tcW w:type="dxa" w:w="2268"/>
           </w:tcPr>
           <w:p>
             <w:pPr>
@@ -8133,7 +8133,7 @@
         </w:tc>
         <w:tc>
           <w:tcPr>
-            <w:tcW w:type="dxa" w:w="3573"/>
+            <w:tcW w:type="dxa" w:w="2268"/>
           </w:tcPr>
           <w:p>
             <w:pPr>
@@ -8150,7 +8150,7 @@
         </w:tc>
         <w:tc>
           <w:tcPr>
-            <w:tcW w:type="dxa" w:w="4398"/>
+            <w:tcW w:type="dxa" w:w="2268"/>
           </w:tcPr>
           <w:p>
             <w:pPr>
@@ -8167,7 +8167,7 @@
         </w:tc>
         <w:tc>
           <w:tcPr>
-            <w:tcW w:type="dxa" w:w="1701"/>
+            <w:tcW w:type="dxa" w:w="2268"/>
           </w:tcPr>
           <w:p>
             <w:pPr>
@@ -8185,7 +8185,7 @@
       <w:tr>
         <w:tc>
           <w:tcPr>
-            <w:tcW w:type="dxa" w:w="1701"/>
+            <w:tcW w:type="dxa" w:w="2268"/>
           </w:tcPr>
           <w:p>
             <w:pPr>
@@ -8202,7 +8202,7 @@
         </w:tc>
         <w:tc>
           <w:tcPr>
-            <w:tcW w:type="dxa" w:w="3573"/>
+            <w:tcW w:type="dxa" w:w="2268"/>
           </w:tcPr>
           <w:p>
             <w:pPr>
@@ -8219,7 +8219,7 @@
         </w:tc>
         <w:tc>
           <w:tcPr>
-            <w:tcW w:type="dxa" w:w="4398"/>
+            <w:tcW w:type="dxa" w:w="2268"/>
           </w:tcPr>
           <w:p>
             <w:pPr>
@@ -8236,7 +8236,7 @@
         </w:tc>
         <w:tc>
           <w:tcPr>
-            <w:tcW w:type="dxa" w:w="1701"/>
+            <w:tcW w:type="dxa" w:w="2268"/>
           </w:tcPr>
           <w:p>
             <w:pPr>
@@ -8255,7 +8255,7 @@
       <w:tr>
         <w:tc>
           <w:tcPr>
-            <w:tcW w:type="dxa" w:w="1701"/>
+            <w:tcW w:type="dxa" w:w="2268"/>
           </w:tcPr>
           <w:p>
             <w:pPr>
@@ -8272,7 +8272,7 @@
         </w:tc>
         <w:tc>
           <w:tcPr>
-            <w:tcW w:type="dxa" w:w="3573"/>
+            <w:tcW w:type="dxa" w:w="2268"/>
           </w:tcPr>
           <w:p>
             <w:pPr>
@@ -8289,7 +8289,7 @@
         </w:tc>
         <w:tc>
           <w:tcPr>
-            <w:tcW w:type="dxa" w:w="4398"/>
+            <w:tcW w:type="dxa" w:w="2268"/>
           </w:tcPr>
           <w:p>
             <w:pPr>
@@ -8306,7 +8306,7 @@
         </w:tc>
         <w:tc>
           <w:tcPr>
-            <w:tcW w:type="dxa" w:w="1701"/>
+            <w:tcW w:type="dxa" w:w="2268"/>
           </w:tcPr>
           <w:p>
             <w:pPr>
@@ -8325,7 +8325,7 @@
       <w:tr>
         <w:tc>
           <w:tcPr>
-            <w:tcW w:type="dxa" w:w="1701"/>
+            <w:tcW w:type="dxa" w:w="2268"/>
           </w:tcPr>
           <w:p>
             <w:pPr>
@@ -8342,7 +8342,7 @@
         </w:tc>
         <w:tc>
           <w:tcPr>
-            <w:tcW w:type="dxa" w:w="3573"/>
+            <w:tcW w:type="dxa" w:w="2268"/>
           </w:tcPr>
           <w:p>
             <w:pPr>
@@ -8359,7 +8359,7 @@
         </w:tc>
         <w:tc>
           <w:tcPr>
-            <w:tcW w:type="dxa" w:w="4398"/>
+            <w:tcW w:type="dxa" w:w="2268"/>
           </w:tcPr>
           <w:p>
             <w:pPr>
@@ -8376,7 +8376,7 @@
         </w:tc>
         <w:tc>
           <w:tcPr>
-            <w:tcW w:type="dxa" w:w="1701"/>
+            <w:tcW w:type="dxa" w:w="2268"/>
           </w:tcPr>
           <w:p>
             <w:pPr>
@@ -8394,7 +8394,7 @@
       <w:tr>
         <w:tc>
           <w:tcPr>
-            <w:tcW w:type="dxa" w:w="1701"/>
+            <w:tcW w:type="dxa" w:w="2268"/>
           </w:tcPr>
           <w:p>
             <w:pPr>
@@ -8411,7 +8411,7 @@
         </w:tc>
         <w:tc>
           <w:tcPr>
-            <w:tcW w:type="dxa" w:w="3573"/>
+            <w:tcW w:type="dxa" w:w="2268"/>
           </w:tcPr>
           <w:p>
             <w:pPr>
@@ -8428,7 +8428,7 @@
         </w:tc>
         <w:tc>
           <w:tcPr>
-            <w:tcW w:type="dxa" w:w="4398"/>
+            <w:tcW w:type="dxa" w:w="2268"/>
           </w:tcPr>
           <w:p>
             <w:pPr>
@@ -8445,7 +8445,7 @@
         </w:tc>
         <w:tc>
           <w:tcPr>
-            <w:tcW w:type="dxa" w:w="1701"/>
+            <w:tcW w:type="dxa" w:w="2268"/>
           </w:tcPr>
           <w:p>
             <w:pPr>
@@ -8463,7 +8463,7 @@
       <w:tr>
         <w:tc>
           <w:tcPr>
-            <w:tcW w:type="dxa" w:w="1701"/>
+            <w:tcW w:type="dxa" w:w="2268"/>
           </w:tcPr>
           <w:p>
             <w:pPr>
@@ -8480,7 +8480,7 @@
         </w:tc>
         <w:tc>
           <w:tcPr>
-            <w:tcW w:type="dxa" w:w="3573"/>
+            <w:tcW w:type="dxa" w:w="2268"/>
           </w:tcPr>
           <w:p>
             <w:pPr>
@@ -8497,7 +8497,7 @@
         </w:tc>
         <w:tc>
           <w:tcPr>
-            <w:tcW w:type="dxa" w:w="4398"/>
+            <w:tcW w:type="dxa" w:w="2268"/>
           </w:tcPr>
           <w:p>
             <w:pPr>
@@ -8514,7 +8514,7 @@
         </w:tc>
         <w:tc>
           <w:tcPr>
-            <w:tcW w:type="dxa" w:w="1701"/>
+            <w:tcW w:type="dxa" w:w="2268"/>
           </w:tcPr>
           <w:p>
             <w:pPr>
@@ -8532,7 +8532,7 @@
       <w:tr>
         <w:tc>
           <w:tcPr>
-            <w:tcW w:type="dxa" w:w="1701"/>
+            <w:tcW w:type="dxa" w:w="2268"/>
           </w:tcPr>
           <w:p>
             <w:pPr>
@@ -8549,7 +8549,7 @@
         </w:tc>
         <w:tc>
           <w:tcPr>
-            <w:tcW w:type="dxa" w:w="3573"/>
+            <w:tcW w:type="dxa" w:w="2268"/>
           </w:tcPr>
           <w:p>
             <w:pPr>
@@ -8566,7 +8566,7 @@
         </w:tc>
         <w:tc>
           <w:tcPr>
-            <w:tcW w:type="dxa" w:w="4398"/>
+            <w:tcW w:type="dxa" w:w="2268"/>
           </w:tcPr>
           <w:p>
             <w:pPr>
@@ -8583,7 +8583,7 @@
         </w:tc>
         <w:tc>
           <w:tcPr>
-            <w:tcW w:type="dxa" w:w="1701"/>
+            <w:tcW w:type="dxa" w:w="2268"/>
           </w:tcPr>
           <w:p>
             <w:pPr>
@@ -8601,7 +8601,7 @@
       <w:tr>
         <w:tc>
           <w:tcPr>
-            <w:tcW w:type="dxa" w:w="1701"/>
+            <w:tcW w:type="dxa" w:w="2268"/>
           </w:tcPr>
           <w:p>
             <w:pPr>
@@ -8618,7 +8618,7 @@
         </w:tc>
         <w:tc>
           <w:tcPr>
-            <w:tcW w:type="dxa" w:w="3573"/>
+            <w:tcW w:type="dxa" w:w="2268"/>
           </w:tcPr>
           <w:p>
             <w:pPr>
@@ -8635,7 +8635,7 @@
         </w:tc>
         <w:tc>
           <w:tcPr>
-            <w:tcW w:type="dxa" w:w="4398"/>
+            <w:tcW w:type="dxa" w:w="2268"/>
           </w:tcPr>
           <w:p>
             <w:pPr>
@@ -8652,7 +8652,7 @@
         </w:tc>
         <w:tc>
           <w:tcPr>
-            <w:tcW w:type="dxa" w:w="1701"/>
+            <w:tcW w:type="dxa" w:w="2268"/>
           </w:tcPr>
           <w:p>
             <w:pPr>
@@ -8671,7 +8671,7 @@
       <w:tr>
         <w:tc>
           <w:tcPr>
-            <w:tcW w:type="dxa" w:w="1701"/>
+            <w:tcW w:type="dxa" w:w="2268"/>
           </w:tcPr>
           <w:p>
             <w:pPr>
@@ -8688,7 +8688,7 @@
         </w:tc>
         <w:tc>
           <w:tcPr>
-            <w:tcW w:type="dxa" w:w="3573"/>
+            <w:tcW w:type="dxa" w:w="2268"/>
           </w:tcPr>
           <w:p>
             <w:pPr>
@@ -8705,7 +8705,7 @@
         </w:tc>
         <w:tc>
           <w:tcPr>
-            <w:tcW w:type="dxa" w:w="4398"/>
+            <w:tcW w:type="dxa" w:w="2268"/>
           </w:tcPr>
           <w:p>
             <w:pPr>
@@ -8722,7 +8722,7 @@
         </w:tc>
         <w:tc>
           <w:tcPr>
-            <w:tcW w:type="dxa" w:w="1701"/>
+            <w:tcW w:type="dxa" w:w="2268"/>
           </w:tcPr>
           <w:p>
             <w:pPr>
@@ -8741,7 +8741,7 @@
       <w:tr>
         <w:tc>
           <w:tcPr>
-            <w:tcW w:type="dxa" w:w="1701"/>
+            <w:tcW w:type="dxa" w:w="2268"/>
           </w:tcPr>
           <w:p>
             <w:pPr>
@@ -8758,7 +8758,7 @@
         </w:tc>
         <w:tc>
           <w:tcPr>
-            <w:tcW w:type="dxa" w:w="3573"/>
+            <w:tcW w:type="dxa" w:w="2268"/>
           </w:tcPr>
           <w:p>
             <w:pPr>
@@ -8775,7 +8775,7 @@
         </w:tc>
         <w:tc>
           <w:tcPr>
-            <w:tcW w:type="dxa" w:w="4398"/>
+            <w:tcW w:type="dxa" w:w="2268"/>
           </w:tcPr>
           <w:p>
             <w:pPr>
@@ -8792,7 +8792,7 @@
         </w:tc>
         <w:tc>
           <w:tcPr>
-            <w:tcW w:type="dxa" w:w="1701"/>
+            <w:tcW w:type="dxa" w:w="2268"/>
           </w:tcPr>
           <w:p>
             <w:pPr>
@@ -8810,7 +8810,7 @@
       <w:tr>
         <w:tc>
           <w:tcPr>
-            <w:tcW w:type="dxa" w:w="1701"/>
+            <w:tcW w:type="dxa" w:w="2268"/>
           </w:tcPr>
           <w:p>
             <w:pPr>
@@ -8827,7 +8827,7 @@
         </w:tc>
         <w:tc>
           <w:tcPr>
-            <w:tcW w:type="dxa" w:w="3573"/>
+            <w:tcW w:type="dxa" w:w="2268"/>
           </w:tcPr>
           <w:p>
             <w:pPr>
@@ -8844,7 +8844,7 @@
         </w:tc>
         <w:tc>
           <w:tcPr>
-            <w:tcW w:type="dxa" w:w="4398"/>
+            <w:tcW w:type="dxa" w:w="2268"/>
           </w:tcPr>
           <w:p>
             <w:pPr>
@@ -8861,7 +8861,7 @@
         </w:tc>
         <w:tc>
           <w:tcPr>
-            <w:tcW w:type="dxa" w:w="1701"/>
+            <w:tcW w:type="dxa" w:w="2268"/>
           </w:tcPr>
           <w:p>
             <w:pPr>
@@ -8879,7 +8879,7 @@
       <w:tr>
         <w:tc>
           <w:tcPr>
-            <w:tcW w:type="dxa" w:w="1701"/>
+            <w:tcW w:type="dxa" w:w="2268"/>
           </w:tcPr>
           <w:p>
             <w:pPr>
@@ -8896,7 +8896,7 @@
         </w:tc>
         <w:tc>
           <w:tcPr>
-            <w:tcW w:type="dxa" w:w="3573"/>
+            <w:tcW w:type="dxa" w:w="2268"/>
           </w:tcPr>
           <w:p>
             <w:pPr>
@@ -8913,7 +8913,7 @@
         </w:tc>
         <w:tc>
           <w:tcPr>
-            <w:tcW w:type="dxa" w:w="4398"/>
+            <w:tcW w:type="dxa" w:w="2268"/>
           </w:tcPr>
           <w:p>
             <w:pPr>
@@ -8930,7 +8930,7 @@
         </w:tc>
         <w:tc>
           <w:tcPr>
-            <w:tcW w:type="dxa" w:w="1701"/>
+            <w:tcW w:type="dxa" w:w="2268"/>
           </w:tcPr>
           <w:p>
             <w:pPr>
@@ -8949,7 +8949,7 @@
       <w:tr>
         <w:tc>
           <w:tcPr>
-            <w:tcW w:type="dxa" w:w="1701"/>
+            <w:tcW w:type="dxa" w:w="2268"/>
           </w:tcPr>
           <w:p>
             <w:pPr>
@@ -8966,7 +8966,7 @@
         </w:tc>
         <w:tc>
           <w:tcPr>
-            <w:tcW w:type="dxa" w:w="3573"/>
+            <w:tcW w:type="dxa" w:w="2268"/>
           </w:tcPr>
           <w:p>
             <w:pPr>
@@ -8983,7 +8983,7 @@
         </w:tc>
         <w:tc>
           <w:tcPr>
-            <w:tcW w:type="dxa" w:w="4398"/>
+            <w:tcW w:type="dxa" w:w="2268"/>
           </w:tcPr>
           <w:p>
             <w:pPr>
@@ -9000,7 +9000,7 @@
         </w:tc>
         <w:tc>
           <w:tcPr>
-            <w:tcW w:type="dxa" w:w="1701"/>
+            <w:tcW w:type="dxa" w:w="2268"/>
           </w:tcPr>
           <w:p>
             <w:pPr>
@@ -9019,7 +9019,7 @@
       <w:tr>
         <w:tc>
           <w:tcPr>
-            <w:tcW w:type="dxa" w:w="1701"/>
+            <w:tcW w:type="dxa" w:w="2268"/>
           </w:tcPr>
           <w:p>
             <w:pPr>
@@ -9036,7 +9036,7 @@
         </w:tc>
         <w:tc>
           <w:tcPr>
-            <w:tcW w:type="dxa" w:w="3573"/>
+            <w:tcW w:type="dxa" w:w="2268"/>
           </w:tcPr>
           <w:p>
             <w:pPr>
@@ -9053,7 +9053,7 @@
         </w:tc>
         <w:tc>
           <w:tcPr>
-            <w:tcW w:type="dxa" w:w="4398"/>
+            <w:tcW w:type="dxa" w:w="2268"/>
           </w:tcPr>
           <w:p>
             <w:pPr>
@@ -9070,7 +9070,7 @@
         </w:tc>
         <w:tc>
           <w:tcPr>
-            <w:tcW w:type="dxa" w:w="1701"/>
+            <w:tcW w:type="dxa" w:w="2268"/>
           </w:tcPr>
           <w:p>
             <w:pPr>
@@ -9088,7 +9088,7 @@
       <w:tr>
         <w:tc>
           <w:tcPr>
-            <w:tcW w:type="dxa" w:w="1701"/>
+            <w:tcW w:type="dxa" w:w="2268"/>
           </w:tcPr>
           <w:p>
             <w:pPr>
@@ -9105,7 +9105,7 @@
         </w:tc>
         <w:tc>
           <w:tcPr>
-            <w:tcW w:type="dxa" w:w="3573"/>
+            <w:tcW w:type="dxa" w:w="2268"/>
           </w:tcPr>
           <w:p>
             <w:pPr>
@@ -9122,7 +9122,7 @@
         </w:tc>
         <w:tc>
           <w:tcPr>
-            <w:tcW w:type="dxa" w:w="4398"/>
+            <w:tcW w:type="dxa" w:w="2268"/>
           </w:tcPr>
           <w:p>
             <w:pPr>
@@ -9139,7 +9139,7 @@
         </w:tc>
         <w:tc>
           <w:tcPr>
-            <w:tcW w:type="dxa" w:w="1701"/>
+            <w:tcW w:type="dxa" w:w="2268"/>
           </w:tcPr>
           <w:p>
             <w:pPr>
@@ -9220,7 +9220,7 @@
         <w:tblStyle w:val="TableGrid"/>
         <w:tblW w:type="auto" w:w="0"/>
         <w:jc w:val="center"/>
-        <w:tblLayout w:type="fixed"/>
+        <w:tblLayout w:type="autofit"/>
         <w:tblLook w:firstColumn="1" w:firstRow="1" w:lastColumn="0" w:lastRow="0" w:noHBand="0" w:noVBand="1" w:val="04A0"/>
       </w:tblPr>
       <w:tblGrid>
@@ -9232,7 +9232,7 @@
       <w:tr>
         <w:tc>
           <w:tcPr>
-            <w:tcW w:type="dxa" w:w="1701"/>
+            <w:tcW w:type="dxa" w:w="2268"/>
           </w:tcPr>
           <w:p>
             <w:pPr>
@@ -9250,7 +9250,7 @@
         </w:tc>
         <w:tc>
           <w:tcPr>
-            <w:tcW w:type="dxa" w:w="1701"/>
+            <w:tcW w:type="dxa" w:w="2268"/>
           </w:tcPr>
           <w:p>
             <w:pPr>
@@ -9268,7 +9268,7 @@
         </w:tc>
         <w:tc>
           <w:tcPr>
-            <w:tcW w:type="dxa" w:w="5896"/>
+            <w:tcW w:type="dxa" w:w="2268"/>
           </w:tcPr>
           <w:p>
             <w:pPr>
@@ -9286,7 +9286,7 @@
         </w:tc>
         <w:tc>
           <w:tcPr>
-            <w:tcW w:type="dxa" w:w="1701"/>
+            <w:tcW w:type="dxa" w:w="2268"/>
           </w:tcPr>
           <w:p>
             <w:pPr>
@@ -9306,7 +9306,7 @@
       <w:tr>
         <w:tc>
           <w:tcPr>
-            <w:tcW w:type="dxa" w:w="1701"/>
+            <w:tcW w:type="dxa" w:w="2268"/>
           </w:tcPr>
           <w:p>
             <w:pPr>
@@ -9323,7 +9323,7 @@
         </w:tc>
         <w:tc>
           <w:tcPr>
-            <w:tcW w:type="dxa" w:w="1701"/>
+            <w:tcW w:type="dxa" w:w="2268"/>
           </w:tcPr>
           <w:p>
             <w:pPr>
@@ -9340,7 +9340,7 @@
         </w:tc>
         <w:tc>
           <w:tcPr>
-            <w:tcW w:type="dxa" w:w="5896"/>
+            <w:tcW w:type="dxa" w:w="2268"/>
           </w:tcPr>
           <w:p>
             <w:pPr>
@@ -9357,7 +9357,7 @@
         </w:tc>
         <w:tc>
           <w:tcPr>
-            <w:tcW w:type="dxa" w:w="1701"/>
+            <w:tcW w:type="dxa" w:w="2268"/>
           </w:tcPr>
           <w:p>
             <w:pPr>
@@ -9376,7 +9376,7 @@
       <w:tr>
         <w:tc>
           <w:tcPr>
-            <w:tcW w:type="dxa" w:w="1701"/>
+            <w:tcW w:type="dxa" w:w="2268"/>
           </w:tcPr>
           <w:p>
             <w:pPr>
@@ -9393,7 +9393,7 @@
         </w:tc>
         <w:tc>
           <w:tcPr>
-            <w:tcW w:type="dxa" w:w="1701"/>
+            <w:tcW w:type="dxa" w:w="2268"/>
           </w:tcPr>
           <w:p>
             <w:pPr>
@@ -9410,7 +9410,7 @@
         </w:tc>
         <w:tc>
           <w:tcPr>
-            <w:tcW w:type="dxa" w:w="5896"/>
+            <w:tcW w:type="dxa" w:w="2268"/>
           </w:tcPr>
           <w:p>
             <w:pPr>
@@ -9427,7 +9427,7 @@
         </w:tc>
         <w:tc>
           <w:tcPr>
-            <w:tcW w:type="dxa" w:w="1701"/>
+            <w:tcW w:type="dxa" w:w="2268"/>
           </w:tcPr>
           <w:p>
             <w:pPr>
@@ -9446,7 +9446,7 @@
       <w:tr>
         <w:tc>
           <w:tcPr>
-            <w:tcW w:type="dxa" w:w="1701"/>
+            <w:tcW w:type="dxa" w:w="2268"/>
           </w:tcPr>
           <w:p>
             <w:pPr>
@@ -9463,7 +9463,7 @@
         </w:tc>
         <w:tc>
           <w:tcPr>
-            <w:tcW w:type="dxa" w:w="1701"/>
+            <w:tcW w:type="dxa" w:w="2268"/>
           </w:tcPr>
           <w:p>
             <w:pPr>
@@ -9480,7 +9480,7 @@
         </w:tc>
         <w:tc>
           <w:tcPr>
-            <w:tcW w:type="dxa" w:w="5896"/>
+            <w:tcW w:type="dxa" w:w="2268"/>
           </w:tcPr>
           <w:p>
             <w:pPr>
@@ -9497,7 +9497,7 @@
         </w:tc>
         <w:tc>
           <w:tcPr>
-            <w:tcW w:type="dxa" w:w="1701"/>
+            <w:tcW w:type="dxa" w:w="2268"/>
           </w:tcPr>
           <w:p>
             <w:pPr>
@@ -9516,7 +9516,7 @@
       <w:tr>
         <w:tc>
           <w:tcPr>
-            <w:tcW w:type="dxa" w:w="1701"/>
+            <w:tcW w:type="dxa" w:w="2268"/>
           </w:tcPr>
           <w:p>
             <w:pPr>
@@ -9533,7 +9533,7 @@
         </w:tc>
         <w:tc>
           <w:tcPr>
-            <w:tcW w:type="dxa" w:w="1701"/>
+            <w:tcW w:type="dxa" w:w="2268"/>
           </w:tcPr>
           <w:p>
             <w:pPr>
@@ -9550,7 +9550,7 @@
         </w:tc>
         <w:tc>
           <w:tcPr>
-            <w:tcW w:type="dxa" w:w="5896"/>
+            <w:tcW w:type="dxa" w:w="2268"/>
           </w:tcPr>
           <w:p>
             <w:pPr>
@@ -9567,7 +9567,7 @@
         </w:tc>
         <w:tc>
           <w:tcPr>
-            <w:tcW w:type="dxa" w:w="1701"/>
+            <w:tcW w:type="dxa" w:w="2268"/>
           </w:tcPr>
           <w:p>
             <w:pPr>
@@ -9586,7 +9586,7 @@
       <w:tr>
         <w:tc>
           <w:tcPr>
-            <w:tcW w:type="dxa" w:w="1701"/>
+            <w:tcW w:type="dxa" w:w="2268"/>
           </w:tcPr>
           <w:p>
             <w:pPr>
@@ -9603,7 +9603,7 @@
         </w:tc>
         <w:tc>
           <w:tcPr>
-            <w:tcW w:type="dxa" w:w="1701"/>
+            <w:tcW w:type="dxa" w:w="2268"/>
           </w:tcPr>
           <w:p>
             <w:pPr>
@@ -9620,7 +9620,7 @@
         </w:tc>
         <w:tc>
           <w:tcPr>
-            <w:tcW w:type="dxa" w:w="5896"/>
+            <w:tcW w:type="dxa" w:w="2268"/>
           </w:tcPr>
           <w:p>
             <w:pPr>
@@ -9637,7 +9637,7 @@
         </w:tc>
         <w:tc>
           <w:tcPr>
-            <w:tcW w:type="dxa" w:w="1701"/>
+            <w:tcW w:type="dxa" w:w="2268"/>
           </w:tcPr>
           <w:p>
             <w:pPr>
@@ -9656,7 +9656,7 @@
       <w:tr>
         <w:tc>
           <w:tcPr>
-            <w:tcW w:type="dxa" w:w="1701"/>
+            <w:tcW w:type="dxa" w:w="2268"/>
           </w:tcPr>
           <w:p>
             <w:pPr>
@@ -9673,7 +9673,7 @@
         </w:tc>
         <w:tc>
           <w:tcPr>
-            <w:tcW w:type="dxa" w:w="1701"/>
+            <w:tcW w:type="dxa" w:w="2268"/>
           </w:tcPr>
           <w:p>
             <w:pPr>
@@ -9690,7 +9690,7 @@
         </w:tc>
         <w:tc>
           <w:tcPr>
-            <w:tcW w:type="dxa" w:w="5896"/>
+            <w:tcW w:type="dxa" w:w="2268"/>
           </w:tcPr>
           <w:p>
             <w:pPr>
@@ -9707,7 +9707,7 @@
         </w:tc>
         <w:tc>
           <w:tcPr>
-            <w:tcW w:type="dxa" w:w="1701"/>
+            <w:tcW w:type="dxa" w:w="2268"/>
           </w:tcPr>
           <w:p>
             <w:pPr>
@@ -9726,7 +9726,7 @@
       <w:tr>
         <w:tc>
           <w:tcPr>
-            <w:tcW w:type="dxa" w:w="1701"/>
+            <w:tcW w:type="dxa" w:w="2268"/>
           </w:tcPr>
           <w:p>
             <w:pPr>
@@ -9743,7 +9743,7 @@
         </w:tc>
         <w:tc>
           <w:tcPr>
-            <w:tcW w:type="dxa" w:w="1701"/>
+            <w:tcW w:type="dxa" w:w="2268"/>
           </w:tcPr>
           <w:p>
             <w:pPr>
@@ -9760,7 +9760,7 @@
         </w:tc>
         <w:tc>
           <w:tcPr>
-            <w:tcW w:type="dxa" w:w="5896"/>
+            <w:tcW w:type="dxa" w:w="2268"/>
           </w:tcPr>
           <w:p>
             <w:pPr>
@@ -9777,7 +9777,7 @@
         </w:tc>
         <w:tc>
           <w:tcPr>
-            <w:tcW w:type="dxa" w:w="1701"/>
+            <w:tcW w:type="dxa" w:w="2268"/>
           </w:tcPr>
           <w:p>
             <w:pPr>
@@ -9796,7 +9796,7 @@
       <w:tr>
         <w:tc>
           <w:tcPr>
-            <w:tcW w:type="dxa" w:w="1701"/>
+            <w:tcW w:type="dxa" w:w="2268"/>
           </w:tcPr>
           <w:p>
             <w:pPr>
@@ -9813,7 +9813,7 @@
         </w:tc>
         <w:tc>
           <w:tcPr>
-            <w:tcW w:type="dxa" w:w="1701"/>
+            <w:tcW w:type="dxa" w:w="2268"/>
           </w:tcPr>
           <w:p>
             <w:pPr>
@@ -9830,7 +9830,7 @@
         </w:tc>
         <w:tc>
           <w:tcPr>
-            <w:tcW w:type="dxa" w:w="5896"/>
+            <w:tcW w:type="dxa" w:w="2268"/>
           </w:tcPr>
           <w:p>
             <w:pPr>
@@ -9847,7 +9847,7 @@
         </w:tc>
         <w:tc>
           <w:tcPr>
-            <w:tcW w:type="dxa" w:w="1701"/>
+            <w:tcW w:type="dxa" w:w="2268"/>
           </w:tcPr>
           <w:p>
             <w:pPr>
@@ -9866,7 +9866,7 @@
       <w:tr>
         <w:tc>
           <w:tcPr>
-            <w:tcW w:type="dxa" w:w="1701"/>
+            <w:tcW w:type="dxa" w:w="2268"/>
           </w:tcPr>
           <w:p>
             <w:pPr>
@@ -9883,7 +9883,7 @@
         </w:tc>
         <w:tc>
           <w:tcPr>
-            <w:tcW w:type="dxa" w:w="1701"/>
+            <w:tcW w:type="dxa" w:w="2268"/>
           </w:tcPr>
           <w:p>
             <w:pPr>
@@ -9900,7 +9900,7 @@
         </w:tc>
         <w:tc>
           <w:tcPr>
-            <w:tcW w:type="dxa" w:w="5896"/>
+            <w:tcW w:type="dxa" w:w="2268"/>
           </w:tcPr>
           <w:p>
             <w:pPr>
@@ -9917,7 +9917,7 @@
         </w:tc>
         <w:tc>
           <w:tcPr>
-            <w:tcW w:type="dxa" w:w="1701"/>
+            <w:tcW w:type="dxa" w:w="2268"/>
           </w:tcPr>
           <w:p>
             <w:pPr>
@@ -9936,7 +9936,7 @@
       <w:tr>
         <w:tc>
           <w:tcPr>
-            <w:tcW w:type="dxa" w:w="1701"/>
+            <w:tcW w:type="dxa" w:w="2268"/>
           </w:tcPr>
           <w:p>
             <w:pPr>
@@ -9953,7 +9953,7 @@
         </w:tc>
         <w:tc>
           <w:tcPr>
-            <w:tcW w:type="dxa" w:w="1701"/>
+            <w:tcW w:type="dxa" w:w="2268"/>
           </w:tcPr>
           <w:p>
             <w:pPr>
@@ -9970,7 +9970,7 @@
         </w:tc>
         <w:tc>
           <w:tcPr>
-            <w:tcW w:type="dxa" w:w="5896"/>
+            <w:tcW w:type="dxa" w:w="2268"/>
           </w:tcPr>
           <w:p>
             <w:pPr>
@@ -9987,7 +9987,7 @@
         </w:tc>
         <w:tc>
           <w:tcPr>
-            <w:tcW w:type="dxa" w:w="1701"/>
+            <w:tcW w:type="dxa" w:w="2268"/>
           </w:tcPr>
           <w:p>
             <w:pPr>
@@ -10044,7 +10044,7 @@
         <w:tblStyle w:val="TableGrid"/>
         <w:tblW w:type="auto" w:w="0"/>
         <w:jc w:val="center"/>
-        <w:tblLayout w:type="fixed"/>
+        <w:tblLayout w:type="autofit"/>
         <w:tblLook w:firstColumn="1" w:firstRow="1" w:lastColumn="0" w:lastRow="0" w:noHBand="0" w:noVBand="1" w:val="04A0"/>
       </w:tblPr>
       <w:tblGrid>
@@ -10056,7 +10056,7 @@
       <w:tr>
         <w:tc>
           <w:tcPr>
-            <w:tcW w:type="dxa" w:w="1701"/>
+            <w:tcW w:type="dxa" w:w="2268"/>
           </w:tcPr>
           <w:p>
             <w:pPr>
@@ -10074,7 +10074,7 @@
         </w:tc>
         <w:tc>
           <w:tcPr>
-            <w:tcW w:type="dxa" w:w="4112"/>
+            <w:tcW w:type="dxa" w:w="2268"/>
           </w:tcPr>
           <w:p>
             <w:pPr>
@@ -10092,7 +10092,7 @@
         </w:tc>
         <w:tc>
           <w:tcPr>
-            <w:tcW w:type="dxa" w:w="3507"/>
+            <w:tcW w:type="dxa" w:w="2268"/>
           </w:tcPr>
           <w:p>
             <w:pPr>
@@ -10110,7 +10110,7 @@
         </w:tc>
         <w:tc>
           <w:tcPr>
-            <w:tcW w:type="dxa" w:w="1701"/>
+            <w:tcW w:type="dxa" w:w="2268"/>
           </w:tcPr>
           <w:p>
             <w:pPr>
@@ -10130,7 +10130,7 @@
       <w:tr>
         <w:tc>
           <w:tcPr>
-            <w:tcW w:type="dxa" w:w="1701"/>
+            <w:tcW w:type="dxa" w:w="2268"/>
           </w:tcPr>
           <w:p>
             <w:pPr>
@@ -10147,7 +10147,7 @@
         </w:tc>
         <w:tc>
           <w:tcPr>
-            <w:tcW w:type="dxa" w:w="4112"/>
+            <w:tcW w:type="dxa" w:w="2268"/>
           </w:tcPr>
           <w:p>
             <w:pPr>
@@ -10164,7 +10164,7 @@
         </w:tc>
         <w:tc>
           <w:tcPr>
-            <w:tcW w:type="dxa" w:w="3507"/>
+            <w:tcW w:type="dxa" w:w="2268"/>
           </w:tcPr>
           <w:p>
             <w:pPr>
@@ -10181,7 +10181,7 @@
         </w:tc>
         <w:tc>
           <w:tcPr>
-            <w:tcW w:type="dxa" w:w="1701"/>
+            <w:tcW w:type="dxa" w:w="2268"/>
           </w:tcPr>
           <w:p>
             <w:pPr>
@@ -10199,7 +10199,7 @@
       <w:tr>
         <w:tc>
           <w:tcPr>
-            <w:tcW w:type="dxa" w:w="1701"/>
+            <w:tcW w:type="dxa" w:w="2268"/>
           </w:tcPr>
           <w:p>
             <w:pPr>
@@ -10216,7 +10216,7 @@
         </w:tc>
         <w:tc>
           <w:tcPr>
-            <w:tcW w:type="dxa" w:w="4112"/>
+            <w:tcW w:type="dxa" w:w="2268"/>
           </w:tcPr>
           <w:p>
             <w:pPr>
@@ -10233,7 +10233,7 @@
         </w:tc>
         <w:tc>
           <w:tcPr>
-            <w:tcW w:type="dxa" w:w="3507"/>
+            <w:tcW w:type="dxa" w:w="2268"/>
           </w:tcPr>
           <w:p>
             <w:pPr>
@@ -10250,7 +10250,7 @@
         </w:tc>
         <w:tc>
           <w:tcPr>
-            <w:tcW w:type="dxa" w:w="1701"/>
+            <w:tcW w:type="dxa" w:w="2268"/>
           </w:tcPr>
           <w:p>
             <w:pPr>
@@ -10268,7 +10268,7 @@
       <w:tr>
         <w:tc>
           <w:tcPr>
-            <w:tcW w:type="dxa" w:w="1701"/>
+            <w:tcW w:type="dxa" w:w="2268"/>
           </w:tcPr>
           <w:p>
             <w:pPr>
@@ -10285,7 +10285,7 @@
         </w:tc>
         <w:tc>
           <w:tcPr>
-            <w:tcW w:type="dxa" w:w="4112"/>
+            <w:tcW w:type="dxa" w:w="2268"/>
           </w:tcPr>
           <w:p>
             <w:pPr>
@@ -10302,7 +10302,7 @@
         </w:tc>
         <w:tc>
           <w:tcPr>
-            <w:tcW w:type="dxa" w:w="3507"/>
+            <w:tcW w:type="dxa" w:w="2268"/>
           </w:tcPr>
           <w:p>
             <w:pPr>
@@ -10319,7 +10319,7 @@
         </w:tc>
         <w:tc>
           <w:tcPr>
-            <w:tcW w:type="dxa" w:w="1701"/>
+            <w:tcW w:type="dxa" w:w="2268"/>
           </w:tcPr>
           <w:p>
             <w:pPr>
@@ -10337,7 +10337,7 @@
       <w:tr>
         <w:tc>
           <w:tcPr>
-            <w:tcW w:type="dxa" w:w="1701"/>
+            <w:tcW w:type="dxa" w:w="2268"/>
           </w:tcPr>
           <w:p>
             <w:pPr>
@@ -10354,7 +10354,7 @@
         </w:tc>
         <w:tc>
           <w:tcPr>
-            <w:tcW w:type="dxa" w:w="4112"/>
+            <w:tcW w:type="dxa" w:w="2268"/>
           </w:tcPr>
           <w:p>
             <w:pPr>
@@ -10371,7 +10371,7 @@
         </w:tc>
         <w:tc>
           <w:tcPr>
-            <w:tcW w:type="dxa" w:w="3507"/>
+            <w:tcW w:type="dxa" w:w="2268"/>
           </w:tcPr>
           <w:p>
             <w:pPr>
@@ -10388,7 +10388,7 @@
         </w:tc>
         <w:tc>
           <w:tcPr>
-            <w:tcW w:type="dxa" w:w="1701"/>
+            <w:tcW w:type="dxa" w:w="2268"/>
           </w:tcPr>
           <w:p>
             <w:pPr>
@@ -10406,7 +10406,7 @@
       <w:tr>
         <w:tc>
           <w:tcPr>
-            <w:tcW w:type="dxa" w:w="1701"/>
+            <w:tcW w:type="dxa" w:w="2268"/>
           </w:tcPr>
           <w:p>
             <w:pPr>
@@ -10423,7 +10423,7 @@
         </w:tc>
         <w:tc>
           <w:tcPr>
-            <w:tcW w:type="dxa" w:w="4112"/>
+            <w:tcW w:type="dxa" w:w="2268"/>
           </w:tcPr>
           <w:p>
             <w:pPr>
@@ -10440,7 +10440,7 @@
         </w:tc>
         <w:tc>
           <w:tcPr>
-            <w:tcW w:type="dxa" w:w="3507"/>
+            <w:tcW w:type="dxa" w:w="2268"/>
           </w:tcPr>
           <w:p>
             <w:pPr>
@@ -10457,7 +10457,7 @@
         </w:tc>
         <w:tc>
           <w:tcPr>
-            <w:tcW w:type="dxa" w:w="1701"/>
+            <w:tcW w:type="dxa" w:w="2268"/>
           </w:tcPr>
           <w:p>
             <w:pPr>
@@ -10475,7 +10475,7 @@
       <w:tr>
         <w:tc>
           <w:tcPr>
-            <w:tcW w:type="dxa" w:w="1701"/>
+            <w:tcW w:type="dxa" w:w="2268"/>
           </w:tcPr>
           <w:p>
             <w:pPr>
@@ -10492,7 +10492,7 @@
         </w:tc>
         <w:tc>
           <w:tcPr>
-            <w:tcW w:type="dxa" w:w="4112"/>
+            <w:tcW w:type="dxa" w:w="2268"/>
           </w:tcPr>
           <w:p>
             <w:pPr>
@@ -10509,7 +10509,7 @@
         </w:tc>
         <w:tc>
           <w:tcPr>
-            <w:tcW w:type="dxa" w:w="3507"/>
+            <w:tcW w:type="dxa" w:w="2268"/>
           </w:tcPr>
           <w:p>
             <w:pPr>
@@ -10526,7 +10526,7 @@
         </w:tc>
         <w:tc>
           <w:tcPr>
-            <w:tcW w:type="dxa" w:w="1701"/>
+            <w:tcW w:type="dxa" w:w="2268"/>
           </w:tcPr>
           <w:p>
             <w:pPr>
@@ -10616,7 +10616,7 @@
         <w:tblStyle w:val="TableGrid"/>
         <w:tblW w:type="auto" w:w="0"/>
         <w:jc w:val="center"/>
-        <w:tblLayout w:type="fixed"/>
+        <w:tblLayout w:type="autofit"/>
         <w:tblLook w:firstColumn="1" w:firstRow="1" w:lastColumn="0" w:lastRow="0" w:noHBand="0" w:noVBand="1" w:val="04A0"/>
       </w:tblPr>
       <w:tblGrid>
@@ -10628,7 +10628,7 @@
       <w:tr>
         <w:tc>
           <w:tcPr>
-            <w:tcW w:type="dxa" w:w="3024"/>
+            <w:tcW w:type="dxa" w:w="2268"/>
           </w:tcPr>
           <w:p>
             <w:pPr>
@@ -10646,7 +10646,7 @@
         </w:tc>
         <w:tc>
           <w:tcPr>
-            <w:tcW w:type="dxa" w:w="1787"/>
+            <w:tcW w:type="dxa" w:w="2268"/>
           </w:tcPr>
           <w:p>
             <w:pPr>
@@ -10664,7 +10664,7 @@
         </w:tc>
         <w:tc>
           <w:tcPr>
-            <w:tcW w:type="dxa" w:w="2336"/>
+            <w:tcW w:type="dxa" w:w="2268"/>
           </w:tcPr>
           <w:p>
             <w:pPr>
@@ -10682,7 +10682,7 @@
         </w:tc>
         <w:tc>
           <w:tcPr>
-            <w:tcW w:type="dxa" w:w="1924"/>
+            <w:tcW w:type="dxa" w:w="2268"/>
           </w:tcPr>
           <w:p>
             <w:pPr>
@@ -10702,7 +10702,7 @@
       <w:tr>
         <w:tc>
           <w:tcPr>
-            <w:tcW w:type="dxa" w:w="3024"/>
+            <w:tcW w:type="dxa" w:w="2268"/>
           </w:tcPr>
           <w:p>
             <w:pPr>
@@ -10719,7 +10719,7 @@
         </w:tc>
         <w:tc>
           <w:tcPr>
-            <w:tcW w:type="dxa" w:w="1787"/>
+            <w:tcW w:type="dxa" w:w="2268"/>
           </w:tcPr>
           <w:p>
             <w:pPr>
@@ -10736,7 +10736,7 @@
         </w:tc>
         <w:tc>
           <w:tcPr>
-            <w:tcW w:type="dxa" w:w="2336"/>
+            <w:tcW w:type="dxa" w:w="2268"/>
           </w:tcPr>
           <w:p>
             <w:pPr>
@@ -10753,7 +10753,7 @@
         </w:tc>
         <w:tc>
           <w:tcPr>
-            <w:tcW w:type="dxa" w:w="1924"/>
+            <w:tcW w:type="dxa" w:w="2268"/>
           </w:tcPr>
           <w:p>
             <w:pPr>
@@ -10772,7 +10772,7 @@
       <w:tr>
         <w:tc>
           <w:tcPr>
-            <w:tcW w:type="dxa" w:w="3024"/>
+            <w:tcW w:type="dxa" w:w="2268"/>
           </w:tcPr>
           <w:p>
             <w:pPr>
@@ -10789,7 +10789,7 @@
         </w:tc>
         <w:tc>
           <w:tcPr>
-            <w:tcW w:type="dxa" w:w="1787"/>
+            <w:tcW w:type="dxa" w:w="2268"/>
           </w:tcPr>
           <w:p>
             <w:pPr>
@@ -10806,7 +10806,7 @@
         </w:tc>
         <w:tc>
           <w:tcPr>
-            <w:tcW w:type="dxa" w:w="2336"/>
+            <w:tcW w:type="dxa" w:w="2268"/>
           </w:tcPr>
           <w:p>
             <w:pPr>
@@ -10823,7 +10823,7 @@
         </w:tc>
         <w:tc>
           <w:tcPr>
-            <w:tcW w:type="dxa" w:w="1924"/>
+            <w:tcW w:type="dxa" w:w="2268"/>
           </w:tcPr>
           <w:p>
             <w:pPr>
@@ -10842,7 +10842,7 @@
       <w:tr>
         <w:tc>
           <w:tcPr>
-            <w:tcW w:type="dxa" w:w="3024"/>
+            <w:tcW w:type="dxa" w:w="2268"/>
           </w:tcPr>
           <w:p>
             <w:pPr>
@@ -10859,7 +10859,7 @@
         </w:tc>
         <w:tc>
           <w:tcPr>
-            <w:tcW w:type="dxa" w:w="1787"/>
+            <w:tcW w:type="dxa" w:w="2268"/>
           </w:tcPr>
           <w:p>
             <w:pPr>
@@ -10876,7 +10876,7 @@
         </w:tc>
         <w:tc>
           <w:tcPr>
-            <w:tcW w:type="dxa" w:w="2336"/>
+            <w:tcW w:type="dxa" w:w="2268"/>
           </w:tcPr>
           <w:p>
             <w:pPr>
@@ -10893,7 +10893,7 @@
         </w:tc>
         <w:tc>
           <w:tcPr>
-            <w:tcW w:type="dxa" w:w="1924"/>
+            <w:tcW w:type="dxa" w:w="2268"/>
           </w:tcPr>
           <w:p>
             <w:pPr>
@@ -10912,7 +10912,7 @@
       <w:tr>
         <w:tc>
           <w:tcPr>
-            <w:tcW w:type="dxa" w:w="3024"/>
+            <w:tcW w:type="dxa" w:w="2268"/>
           </w:tcPr>
           <w:p>
             <w:pPr>
@@ -10929,7 +10929,7 @@
         </w:tc>
         <w:tc>
           <w:tcPr>
-            <w:tcW w:type="dxa" w:w="1787"/>
+            <w:tcW w:type="dxa" w:w="2268"/>
           </w:tcPr>
           <w:p>
             <w:pPr>
@@ -10946,7 +10946,7 @@
         </w:tc>
         <w:tc>
           <w:tcPr>
-            <w:tcW w:type="dxa" w:w="2336"/>
+            <w:tcW w:type="dxa" w:w="2268"/>
           </w:tcPr>
           <w:p>
             <w:pPr>
@@ -10963,7 +10963,7 @@
         </w:tc>
         <w:tc>
           <w:tcPr>
-            <w:tcW w:type="dxa" w:w="1924"/>
+            <w:tcW w:type="dxa" w:w="2268"/>
           </w:tcPr>
           <w:p>
             <w:pPr>
@@ -10982,7 +10982,7 @@
       <w:tr>
         <w:tc>
           <w:tcPr>
-            <w:tcW w:type="dxa" w:w="3024"/>
+            <w:tcW w:type="dxa" w:w="2268"/>
           </w:tcPr>
           <w:p>
             <w:pPr>
@@ -10999,7 +10999,7 @@
         </w:tc>
         <w:tc>
           <w:tcPr>
-            <w:tcW w:type="dxa" w:w="1787"/>
+            <w:tcW w:type="dxa" w:w="2268"/>
           </w:tcPr>
           <w:p>
             <w:pPr>
@@ -11016,7 +11016,7 @@
         </w:tc>
         <w:tc>
           <w:tcPr>
-            <w:tcW w:type="dxa" w:w="2336"/>
+            <w:tcW w:type="dxa" w:w="2268"/>
           </w:tcPr>
           <w:p>
             <w:pPr>
@@ -11033,7 +11033,7 @@
         </w:tc>
         <w:tc>
           <w:tcPr>
-            <w:tcW w:type="dxa" w:w="1924"/>
+            <w:tcW w:type="dxa" w:w="2268"/>
           </w:tcPr>
           <w:p>
             <w:pPr>
@@ -11091,7 +11091,7 @@
         <w:tblStyle w:val="TableGrid"/>
         <w:tblW w:type="auto" w:w="0"/>
         <w:jc w:val="center"/>
-        <w:tblLayout w:type="fixed"/>
+        <w:tblLayout w:type="autofit"/>
         <w:tblLook w:firstColumn="1" w:firstRow="1" w:lastColumn="0" w:lastRow="0" w:noHBand="0" w:noVBand="1" w:val="04A0"/>
       </w:tblPr>
       <w:tblGrid>
@@ -11103,7 +11103,7 @@
       <w:tr>
         <w:tc>
           <w:tcPr>
-            <w:tcW w:type="dxa" w:w="3225"/>
+            <w:tcW w:type="dxa" w:w="2268"/>
           </w:tcPr>
           <w:p>
             <w:pPr>
@@ -11121,7 +11121,7 @@
         </w:tc>
         <w:tc>
           <w:tcPr>
-            <w:tcW w:type="dxa" w:w="2419"/>
+            <w:tcW w:type="dxa" w:w="2268"/>
           </w:tcPr>
           <w:p>
             <w:pPr>
@@ -11139,7 +11139,7 @@
         </w:tc>
         <w:tc>
           <w:tcPr>
-            <w:tcW w:type="dxa" w:w="1701"/>
+            <w:tcW w:type="dxa" w:w="2268"/>
           </w:tcPr>
           <w:p>
             <w:pPr>
@@ -11157,7 +11157,7 @@
         </w:tc>
         <w:tc>
           <w:tcPr>
-            <w:tcW w:type="dxa" w:w="2217"/>
+            <w:tcW w:type="dxa" w:w="2268"/>
           </w:tcPr>
           <w:p>
             <w:pPr>
@@ -11177,7 +11177,7 @@
       <w:tr>
         <w:tc>
           <w:tcPr>
-            <w:tcW w:type="dxa" w:w="3225"/>
+            <w:tcW w:type="dxa" w:w="2268"/>
           </w:tcPr>
           <w:p>
             <w:pPr>
@@ -11194,7 +11194,7 @@
         </w:tc>
         <w:tc>
           <w:tcPr>
-            <w:tcW w:type="dxa" w:w="2419"/>
+            <w:tcW w:type="dxa" w:w="2268"/>
           </w:tcPr>
           <w:p>
             <w:pPr>
@@ -11211,7 +11211,7 @@
         </w:tc>
         <w:tc>
           <w:tcPr>
-            <w:tcW w:type="dxa" w:w="1701"/>
+            <w:tcW w:type="dxa" w:w="2268"/>
           </w:tcPr>
           <w:p>
             <w:pPr>
@@ -11228,7 +11228,7 @@
         </w:tc>
         <w:tc>
           <w:tcPr>
-            <w:tcW w:type="dxa" w:w="2217"/>
+            <w:tcW w:type="dxa" w:w="2268"/>
           </w:tcPr>
           <w:p>
             <w:pPr>
@@ -11247,7 +11247,7 @@
       <w:tr>
         <w:tc>
           <w:tcPr>
-            <w:tcW w:type="dxa" w:w="3225"/>
+            <w:tcW w:type="dxa" w:w="2268"/>
           </w:tcPr>
           <w:p>
             <w:pPr>
@@ -11264,7 +11264,7 @@
         </w:tc>
         <w:tc>
           <w:tcPr>
-            <w:tcW w:type="dxa" w:w="2419"/>
+            <w:tcW w:type="dxa" w:w="2268"/>
           </w:tcPr>
           <w:p>
             <w:pPr>
@@ -11281,7 +11281,7 @@
         </w:tc>
         <w:tc>
           <w:tcPr>
-            <w:tcW w:type="dxa" w:w="1701"/>
+            <w:tcW w:type="dxa" w:w="2268"/>
           </w:tcPr>
           <w:p>
             <w:pPr>
@@ -11298,7 +11298,7 @@
         </w:tc>
         <w:tc>
           <w:tcPr>
-            <w:tcW w:type="dxa" w:w="2217"/>
+            <w:tcW w:type="dxa" w:w="2268"/>
           </w:tcPr>
           <w:p>
             <w:pPr>
@@ -11317,7 +11317,7 @@
       <w:tr>
         <w:tc>
           <w:tcPr>
-            <w:tcW w:type="dxa" w:w="3225"/>
+            <w:tcW w:type="dxa" w:w="2268"/>
           </w:tcPr>
           <w:p>
             <w:pPr>
@@ -11334,7 +11334,7 @@
         </w:tc>
         <w:tc>
           <w:tcPr>
-            <w:tcW w:type="dxa" w:w="2419"/>
+            <w:tcW w:type="dxa" w:w="2268"/>
           </w:tcPr>
           <w:p>
             <w:pPr>
@@ -11351,7 +11351,7 @@
         </w:tc>
         <w:tc>
           <w:tcPr>
-            <w:tcW w:type="dxa" w:w="1701"/>
+            <w:tcW w:type="dxa" w:w="2268"/>
           </w:tcPr>
           <w:p>
             <w:pPr>
@@ -11368,7 +11368,7 @@
         </w:tc>
         <w:tc>
           <w:tcPr>
-            <w:tcW w:type="dxa" w:w="2217"/>
+            <w:tcW w:type="dxa" w:w="2268"/>
           </w:tcPr>
           <w:p>
             <w:pPr>
@@ -11387,7 +11387,7 @@
       <w:tr>
         <w:tc>
           <w:tcPr>
-            <w:tcW w:type="dxa" w:w="3225"/>
+            <w:tcW w:type="dxa" w:w="2268"/>
           </w:tcPr>
           <w:p>
             <w:pPr>
@@ -11404,7 +11404,7 @@
         </w:tc>
         <w:tc>
           <w:tcPr>
-            <w:tcW w:type="dxa" w:w="2419"/>
+            <w:tcW w:type="dxa" w:w="2268"/>
           </w:tcPr>
           <w:p>
             <w:pPr>
@@ -11421,7 +11421,7 @@
         </w:tc>
         <w:tc>
           <w:tcPr>
-            <w:tcW w:type="dxa" w:w="1701"/>
+            <w:tcW w:type="dxa" w:w="2268"/>
           </w:tcPr>
           <w:p>
             <w:pPr>
@@ -11438,7 +11438,7 @@
         </w:tc>
         <w:tc>
           <w:tcPr>
-            <w:tcW w:type="dxa" w:w="2217"/>
+            <w:tcW w:type="dxa" w:w="2268"/>
           </w:tcPr>
           <w:p>
             <w:pPr>
@@ -11457,7 +11457,7 @@
       <w:tr>
         <w:tc>
           <w:tcPr>
-            <w:tcW w:type="dxa" w:w="3225"/>
+            <w:tcW w:type="dxa" w:w="2268"/>
           </w:tcPr>
           <w:p>
             <w:pPr>
@@ -11474,7 +11474,7 @@
         </w:tc>
         <w:tc>
           <w:tcPr>
-            <w:tcW w:type="dxa" w:w="2419"/>
+            <w:tcW w:type="dxa" w:w="2268"/>
           </w:tcPr>
           <w:p>
             <w:pPr>
@@ -11491,7 +11491,7 @@
         </w:tc>
         <w:tc>
           <w:tcPr>
-            <w:tcW w:type="dxa" w:w="1701"/>
+            <w:tcW w:type="dxa" w:w="2268"/>
           </w:tcPr>
           <w:p>
             <w:pPr>
@@ -11508,7 +11508,7 @@
         </w:tc>
         <w:tc>
           <w:tcPr>
-            <w:tcW w:type="dxa" w:w="2217"/>
+            <w:tcW w:type="dxa" w:w="2268"/>
           </w:tcPr>
           <w:p>
             <w:pPr>
@@ -11527,7 +11527,7 @@
       <w:tr>
         <w:tc>
           <w:tcPr>
-            <w:tcW w:type="dxa" w:w="3225"/>
+            <w:tcW w:type="dxa" w:w="2268"/>
           </w:tcPr>
           <w:p>
             <w:pPr>
@@ -11544,7 +11544,7 @@
         </w:tc>
         <w:tc>
           <w:tcPr>
-            <w:tcW w:type="dxa" w:w="2419"/>
+            <w:tcW w:type="dxa" w:w="2268"/>
           </w:tcPr>
           <w:p>
             <w:pPr>
@@ -11561,7 +11561,7 @@
         </w:tc>
         <w:tc>
           <w:tcPr>
-            <w:tcW w:type="dxa" w:w="1701"/>
+            <w:tcW w:type="dxa" w:w="2268"/>
           </w:tcPr>
           <w:p>
             <w:pPr>
@@ -11578,7 +11578,7 @@
         </w:tc>
         <w:tc>
           <w:tcPr>
-            <w:tcW w:type="dxa" w:w="2217"/>
+            <w:tcW w:type="dxa" w:w="2268"/>
           </w:tcPr>
           <w:p>
             <w:pPr>
@@ -11609,7 +11609,7 @@
         <w:tblStyle w:val="TableGrid"/>
         <w:tblW w:type="auto" w:w="0"/>
         <w:jc w:val="center"/>
-        <w:tblLayout w:type="fixed"/>
+        <w:tblLayout w:type="autofit"/>
         <w:tblLook w:firstColumn="1" w:firstRow="1" w:lastColumn="0" w:lastRow="0" w:noHBand="0" w:noVBand="1" w:val="04A0"/>
       </w:tblPr>
       <w:tblGrid>
@@ -11619,7 +11619,7 @@
       <w:tr>
         <w:tc>
           <w:tcPr>
-            <w:tcW w:type="dxa" w:w="1701"/>
+            <w:tcW w:type="dxa" w:w="4536"/>
           </w:tcPr>
           <w:p>
             <w:pPr>
@@ -11637,7 +11637,7 @@
         </w:tc>
         <w:tc>
           <w:tcPr>
-            <w:tcW w:type="dxa" w:w="7751"/>
+            <w:tcW w:type="dxa" w:w="4536"/>
           </w:tcPr>
           <w:p>
             <w:pPr>
@@ -11657,7 +11657,7 @@
       <w:tr>
         <w:tc>
           <w:tcPr>
-            <w:tcW w:type="dxa" w:w="1701"/>
+            <w:tcW w:type="dxa" w:w="4536"/>
           </w:tcPr>
           <w:p>
             <w:pPr>
@@ -11674,7 +11674,7 @@
         </w:tc>
         <w:tc>
           <w:tcPr>
-            <w:tcW w:type="dxa" w:w="7751"/>
+            <w:tcW w:type="dxa" w:w="4536"/>
           </w:tcPr>
           <w:p>
             <w:pPr>
@@ -11693,7 +11693,7 @@
       <w:tr>
         <w:tc>
           <w:tcPr>
-            <w:tcW w:type="dxa" w:w="1701"/>
+            <w:tcW w:type="dxa" w:w="4536"/>
           </w:tcPr>
           <w:p>
             <w:pPr>
@@ -11710,7 +11710,7 @@
         </w:tc>
         <w:tc>
           <w:tcPr>
-            <w:tcW w:type="dxa" w:w="7751"/>
+            <w:tcW w:type="dxa" w:w="4536"/>
           </w:tcPr>
           <w:p>
             <w:pPr>
@@ -11729,7 +11729,7 @@
       <w:tr>
         <w:tc>
           <w:tcPr>
-            <w:tcW w:type="dxa" w:w="1701"/>
+            <w:tcW w:type="dxa" w:w="4536"/>
           </w:tcPr>
           <w:p>
             <w:pPr>
@@ -11746,7 +11746,7 @@
         </w:tc>
         <w:tc>
           <w:tcPr>
-            <w:tcW w:type="dxa" w:w="7751"/>
+            <w:tcW w:type="dxa" w:w="4536"/>
           </w:tcPr>
           <w:p>
             <w:pPr>
@@ -11765,7 +11765,7 @@
       <w:tr>
         <w:tc>
           <w:tcPr>
-            <w:tcW w:type="dxa" w:w="1701"/>
+            <w:tcW w:type="dxa" w:w="4536"/>
           </w:tcPr>
           <w:p>
             <w:pPr>
@@ -11782,7 +11782,7 @@
         </w:tc>
         <w:tc>
           <w:tcPr>
-            <w:tcW w:type="dxa" w:w="7751"/>
+            <w:tcW w:type="dxa" w:w="4536"/>
           </w:tcPr>
           <w:p>
             <w:pPr>
@@ -11801,7 +11801,7 @@
       <w:tr>
         <w:tc>
           <w:tcPr>
-            <w:tcW w:type="dxa" w:w="1701"/>
+            <w:tcW w:type="dxa" w:w="4536"/>
           </w:tcPr>
           <w:p>
             <w:pPr>
@@ -11818,7 +11818,7 @@
         </w:tc>
         <w:tc>
           <w:tcPr>
-            <w:tcW w:type="dxa" w:w="7751"/>
+            <w:tcW w:type="dxa" w:w="4536"/>
           </w:tcPr>
           <w:p>
             <w:pPr>
@@ -11837,7 +11837,7 @@
       <w:tr>
         <w:tc>
           <w:tcPr>
-            <w:tcW w:type="dxa" w:w="1701"/>
+            <w:tcW w:type="dxa" w:w="4536"/>
           </w:tcPr>
           <w:p>
             <w:pPr>
@@ -11854,7 +11854,7 @@
         </w:tc>
         <w:tc>
           <w:tcPr>
-            <w:tcW w:type="dxa" w:w="7751"/>
+            <w:tcW w:type="dxa" w:w="4536"/>
           </w:tcPr>
           <w:p>
             <w:pPr>
@@ -11873,7 +11873,7 @@
       <w:tr>
         <w:tc>
           <w:tcPr>
-            <w:tcW w:type="dxa" w:w="1701"/>
+            <w:tcW w:type="dxa" w:w="4536"/>
           </w:tcPr>
           <w:p>
             <w:pPr>
@@ -11890,7 +11890,7 @@
         </w:tc>
         <w:tc>
           <w:tcPr>
-            <w:tcW w:type="dxa" w:w="7751"/>
+            <w:tcW w:type="dxa" w:w="4536"/>
           </w:tcPr>
           <w:p>
             <w:pPr>
@@ -11909,7 +11909,7 @@
       <w:tr>
         <w:tc>
           <w:tcPr>
-            <w:tcW w:type="dxa" w:w="1701"/>
+            <w:tcW w:type="dxa" w:w="4536"/>
           </w:tcPr>
           <w:p>
             <w:pPr>
@@ -11926,7 +11926,7 @@
         </w:tc>
         <w:tc>
           <w:tcPr>
-            <w:tcW w:type="dxa" w:w="7751"/>
+            <w:tcW w:type="dxa" w:w="4536"/>
           </w:tcPr>
           <w:p>
             <w:pPr>
@@ -11945,7 +11945,7 @@
       <w:tr>
         <w:tc>
           <w:tcPr>
-            <w:tcW w:type="dxa" w:w="1701"/>
+            <w:tcW w:type="dxa" w:w="4536"/>
           </w:tcPr>
           <w:p>
             <w:pPr>
@@ -11962,7 +11962,7 @@
         </w:tc>
         <w:tc>
           <w:tcPr>
-            <w:tcW w:type="dxa" w:w="7751"/>
+            <w:tcW w:type="dxa" w:w="4536"/>
           </w:tcPr>
           <w:p>
             <w:pPr>
@@ -11981,7 +11981,7 @@
       <w:tr>
         <w:tc>
           <w:tcPr>
-            <w:tcW w:type="dxa" w:w="1701"/>
+            <w:tcW w:type="dxa" w:w="4536"/>
           </w:tcPr>
           <w:p>
             <w:pPr>
@@ -11998,7 +11998,7 @@
         </w:tc>
         <w:tc>
           <w:tcPr>
-            <w:tcW w:type="dxa" w:w="7751"/>
+            <w:tcW w:type="dxa" w:w="4536"/>
           </w:tcPr>
           <w:p>
             <w:pPr>
@@ -12017,7 +12017,7 @@
       <w:tr>
         <w:tc>
           <w:tcPr>
-            <w:tcW w:type="dxa" w:w="1701"/>
+            <w:tcW w:type="dxa" w:w="4536"/>
           </w:tcPr>
           <w:p>
             <w:pPr>
@@ -12034,7 +12034,7 @@
         </w:tc>
         <w:tc>
           <w:tcPr>
-            <w:tcW w:type="dxa" w:w="7751"/>
+            <w:tcW w:type="dxa" w:w="4536"/>
           </w:tcPr>
           <w:p>
             <w:pPr>
@@ -12053,7 +12053,7 @@
       <w:tr>
         <w:tc>
           <w:tcPr>
-            <w:tcW w:type="dxa" w:w="1701"/>
+            <w:tcW w:type="dxa" w:w="4536"/>
           </w:tcPr>
           <w:p>
             <w:pPr>
@@ -12070,7 +12070,7 @@
         </w:tc>
         <w:tc>
           <w:tcPr>
-            <w:tcW w:type="dxa" w:w="7751"/>
+            <w:tcW w:type="dxa" w:w="4536"/>
           </w:tcPr>
           <w:p>
             <w:pPr>
@@ -12089,7 +12089,7 @@
       <w:tr>
         <w:tc>
           <w:tcPr>
-            <w:tcW w:type="dxa" w:w="1701"/>
+            <w:tcW w:type="dxa" w:w="4536"/>
           </w:tcPr>
           <w:p>
             <w:pPr>
@@ -12106,7 +12106,7 @@
         </w:tc>
         <w:tc>
           <w:tcPr>
-            <w:tcW w:type="dxa" w:w="7751"/>
+            <w:tcW w:type="dxa" w:w="4536"/>
           </w:tcPr>
           <w:p>
             <w:pPr>
@@ -12125,7 +12125,7 @@
       <w:tr>
         <w:tc>
           <w:tcPr>
-            <w:tcW w:type="dxa" w:w="1701"/>
+            <w:tcW w:type="dxa" w:w="4536"/>
           </w:tcPr>
           <w:p>
             <w:pPr>
@@ -12142,7 +12142,7 @@
         </w:tc>
         <w:tc>
           <w:tcPr>
-            <w:tcW w:type="dxa" w:w="7751"/>
+            <w:tcW w:type="dxa" w:w="4536"/>
           </w:tcPr>
           <w:p>
             <w:pPr>
@@ -12161,7 +12161,7 @@
       <w:tr>
         <w:tc>
           <w:tcPr>
-            <w:tcW w:type="dxa" w:w="1701"/>
+            <w:tcW w:type="dxa" w:w="4536"/>
           </w:tcPr>
           <w:p>
             <w:pPr>
@@ -12178,7 +12178,7 @@
         </w:tc>
         <w:tc>
           <w:tcPr>
-            <w:tcW w:type="dxa" w:w="7751"/>
+            <w:tcW w:type="dxa" w:w="4536"/>
           </w:tcPr>
           <w:p>
             <w:pPr>
@@ -12197,7 +12197,7 @@
       <w:tr>
         <w:tc>
           <w:tcPr>
-            <w:tcW w:type="dxa" w:w="1701"/>
+            <w:tcW w:type="dxa" w:w="4536"/>
           </w:tcPr>
           <w:p>
             <w:pPr>
@@ -12214,7 +12214,7 @@
         </w:tc>
         <w:tc>
           <w:tcPr>
-            <w:tcW w:type="dxa" w:w="7751"/>
+            <w:tcW w:type="dxa" w:w="4536"/>
           </w:tcPr>
           <w:p>
             <w:pPr>
@@ -12233,7 +12233,7 @@
       <w:tr>
         <w:tc>
           <w:tcPr>
-            <w:tcW w:type="dxa" w:w="1701"/>
+            <w:tcW w:type="dxa" w:w="4536"/>
           </w:tcPr>
           <w:p>
             <w:pPr>
@@ -12250,7 +12250,7 @@
         </w:tc>
         <w:tc>
           <w:tcPr>
-            <w:tcW w:type="dxa" w:w="7751"/>
+            <w:tcW w:type="dxa" w:w="4536"/>
           </w:tcPr>
           <w:p>
             <w:pPr>
@@ -12269,7 +12269,7 @@
       <w:tr>
         <w:tc>
           <w:tcPr>
-            <w:tcW w:type="dxa" w:w="1701"/>
+            <w:tcW w:type="dxa" w:w="4536"/>
           </w:tcPr>
           <w:p>
             <w:pPr>
@@ -12286,7 +12286,7 @@
         </w:tc>
         <w:tc>
           <w:tcPr>
-            <w:tcW w:type="dxa" w:w="7751"/>
+            <w:tcW w:type="dxa" w:w="4536"/>
           </w:tcPr>
           <w:p>
             <w:pPr>
@@ -12305,7 +12305,7 @@
       <w:tr>
         <w:tc>
           <w:tcPr>
-            <w:tcW w:type="dxa" w:w="1701"/>
+            <w:tcW w:type="dxa" w:w="4536"/>
           </w:tcPr>
           <w:p>
             <w:pPr>
@@ -12322,7 +12322,7 @@
         </w:tc>
         <w:tc>
           <w:tcPr>
-            <w:tcW w:type="dxa" w:w="7751"/>
+            <w:tcW w:type="dxa" w:w="4536"/>
           </w:tcPr>
           <w:p>
             <w:pPr>
@@ -12353,7 +12353,7 @@
         <w:tblStyle w:val="TableGrid"/>
         <w:tblW w:type="auto" w:w="0"/>
         <w:jc w:val="center"/>
-        <w:tblLayout w:type="fixed"/>
+        <w:tblLayout w:type="autofit"/>
         <w:tblLook w:firstColumn="1" w:firstRow="1" w:lastColumn="0" w:lastRow="0" w:noHBand="0" w:noVBand="1" w:val="04A0"/>
       </w:tblPr>
       <w:tblGrid>
@@ -12363,7 +12363,7 @@
       <w:tr>
         <w:tc>
           <w:tcPr>
-            <w:tcW w:type="dxa" w:w="1701"/>
+            <w:tcW w:type="dxa" w:w="4536"/>
           </w:tcPr>
           <w:p>
             <w:pPr>
@@ -12381,7 +12381,7 @@
         </w:tc>
         <w:tc>
           <w:tcPr>
-            <w:tcW w:type="dxa" w:w="7727"/>
+            <w:tcW w:type="dxa" w:w="4536"/>
           </w:tcPr>
           <w:p>
             <w:pPr>
@@ -12401,7 +12401,7 @@
       <w:tr>
         <w:tc>
           <w:tcPr>
-            <w:tcW w:type="dxa" w:w="1701"/>
+            <w:tcW w:type="dxa" w:w="4536"/>
           </w:tcPr>
           <w:p>
             <w:pPr>
@@ -12418,7 +12418,7 @@
         </w:tc>
         <w:tc>
           <w:tcPr>
-            <w:tcW w:type="dxa" w:w="7727"/>
+            <w:tcW w:type="dxa" w:w="4536"/>
           </w:tcPr>
           <w:p>
             <w:pPr>
@@ -12437,7 +12437,7 @@
       <w:tr>
         <w:tc>
           <w:tcPr>
-            <w:tcW w:type="dxa" w:w="1701"/>
+            <w:tcW w:type="dxa" w:w="4536"/>
           </w:tcPr>
           <w:p>
             <w:pPr>
@@ -12454,7 +12454,7 @@
         </w:tc>
         <w:tc>
           <w:tcPr>
-            <w:tcW w:type="dxa" w:w="7727"/>
+            <w:tcW w:type="dxa" w:w="4536"/>
           </w:tcPr>
           <w:p>
             <w:pPr>
@@ -12473,7 +12473,7 @@
       <w:tr>
         <w:tc>
           <w:tcPr>
-            <w:tcW w:type="dxa" w:w="1701"/>
+            <w:tcW w:type="dxa" w:w="4536"/>
           </w:tcPr>
           <w:p>
             <w:pPr>
@@ -12490,7 +12490,7 @@
         </w:tc>
         <w:tc>
           <w:tcPr>
-            <w:tcW w:type="dxa" w:w="7727"/>
+            <w:tcW w:type="dxa" w:w="4536"/>
           </w:tcPr>
           <w:p>
             <w:pPr>
@@ -12509,7 +12509,7 @@
       <w:tr>
         <w:tc>
           <w:tcPr>
-            <w:tcW w:type="dxa" w:w="1701"/>
+            <w:tcW w:type="dxa" w:w="4536"/>
           </w:tcPr>
           <w:p>
             <w:pPr>
@@ -12526,7 +12526,7 @@
         </w:tc>
         <w:tc>
           <w:tcPr>
-            <w:tcW w:type="dxa" w:w="7727"/>
+            <w:tcW w:type="dxa" w:w="4536"/>
           </w:tcPr>
           <w:p>
             <w:pPr>
@@ -12545,7 +12545,7 @@
       <w:tr>
         <w:tc>
           <w:tcPr>
-            <w:tcW w:type="dxa" w:w="1701"/>
+            <w:tcW w:type="dxa" w:w="4536"/>
           </w:tcPr>
           <w:p>
             <w:pPr>
@@ -12562,7 +12562,7 @@
         </w:tc>
         <w:tc>
           <w:tcPr>
-            <w:tcW w:type="dxa" w:w="7727"/>
+            <w:tcW w:type="dxa" w:w="4536"/>
           </w:tcPr>
           <w:p>
             <w:pPr>
@@ -12581,7 +12581,7 @@
       <w:tr>
         <w:tc>
           <w:tcPr>
-            <w:tcW w:type="dxa" w:w="1701"/>
+            <w:tcW w:type="dxa" w:w="4536"/>
           </w:tcPr>
           <w:p>
             <w:pPr>
@@ -12598,7 +12598,7 @@
         </w:tc>
         <w:tc>
           <w:tcPr>
-            <w:tcW w:type="dxa" w:w="7727"/>
+            <w:tcW w:type="dxa" w:w="4536"/>
           </w:tcPr>
           <w:p>
             <w:pPr>
@@ -12617,7 +12617,7 @@
       <w:tr>
         <w:tc>
           <w:tcPr>
-            <w:tcW w:type="dxa" w:w="1701"/>
+            <w:tcW w:type="dxa" w:w="4536"/>
           </w:tcPr>
           <w:p>
             <w:pPr>
@@ -12634,7 +12634,7 @@
         </w:tc>
         <w:tc>
           <w:tcPr>
-            <w:tcW w:type="dxa" w:w="7727"/>
+            <w:tcW w:type="dxa" w:w="4536"/>
           </w:tcPr>
           <w:p>
             <w:pPr>
@@ -12653,7 +12653,7 @@
       <w:tr>
         <w:tc>
           <w:tcPr>
-            <w:tcW w:type="dxa" w:w="1701"/>
+            <w:tcW w:type="dxa" w:w="4536"/>
           </w:tcPr>
           <w:p>
             <w:pPr>
@@ -12670,7 +12670,7 @@
         </w:tc>
         <w:tc>
           <w:tcPr>
-            <w:tcW w:type="dxa" w:w="7727"/>
+            <w:tcW w:type="dxa" w:w="4536"/>
           </w:tcPr>
           <w:p>
             <w:pPr>
@@ -12689,7 +12689,7 @@
       <w:tr>
         <w:tc>
           <w:tcPr>
-            <w:tcW w:type="dxa" w:w="1701"/>
+            <w:tcW w:type="dxa" w:w="4536"/>
           </w:tcPr>
           <w:p>
             <w:pPr>
@@ -12706,7 +12706,7 @@
         </w:tc>
         <w:tc>
           <w:tcPr>
-            <w:tcW w:type="dxa" w:w="7727"/>
+            <w:tcW w:type="dxa" w:w="4536"/>
           </w:tcPr>
           <w:p>
             <w:pPr>
@@ -12725,7 +12725,7 @@
       <w:tr>
         <w:tc>
           <w:tcPr>
-            <w:tcW w:type="dxa" w:w="1701"/>
+            <w:tcW w:type="dxa" w:w="4536"/>
           </w:tcPr>
           <w:p>
             <w:pPr>
@@ -12742,7 +12742,7 @@
         </w:tc>
         <w:tc>
           <w:tcPr>
-            <w:tcW w:type="dxa" w:w="7727"/>
+            <w:tcW w:type="dxa" w:w="4536"/>
           </w:tcPr>
           <w:p>
             <w:pPr>
@@ -12761,7 +12761,7 @@
       <w:tr>
         <w:tc>
           <w:tcPr>
-            <w:tcW w:type="dxa" w:w="1701"/>
+            <w:tcW w:type="dxa" w:w="4536"/>
           </w:tcPr>
           <w:p>
             <w:pPr>
@@ -12778,7 +12778,7 @@
         </w:tc>
         <w:tc>
           <w:tcPr>
-            <w:tcW w:type="dxa" w:w="7727"/>
+            <w:tcW w:type="dxa" w:w="4536"/>
           </w:tcPr>
           <w:p>
             <w:pPr>
@@ -12797,7 +12797,7 @@
       <w:tr>
         <w:tc>
           <w:tcPr>
-            <w:tcW w:type="dxa" w:w="1701"/>
+            <w:tcW w:type="dxa" w:w="4536"/>
           </w:tcPr>
           <w:p>
             <w:pPr>
@@ -12814,7 +12814,7 @@
         </w:tc>
         <w:tc>
           <w:tcPr>
-            <w:tcW w:type="dxa" w:w="7727"/>
+            <w:tcW w:type="dxa" w:w="4536"/>
           </w:tcPr>
           <w:p>
             <w:pPr>
@@ -12833,7 +12833,7 @@
       <w:tr>
         <w:tc>
           <w:tcPr>
-            <w:tcW w:type="dxa" w:w="1701"/>
+            <w:tcW w:type="dxa" w:w="4536"/>
           </w:tcPr>
           <w:p>
             <w:pPr>
@@ -12850,7 +12850,7 @@
         </w:tc>
         <w:tc>
           <w:tcPr>
-            <w:tcW w:type="dxa" w:w="7727"/>
+            <w:tcW w:type="dxa" w:w="4536"/>
           </w:tcPr>
           <w:p>
             <w:pPr>
@@ -12869,7 +12869,7 @@
       <w:tr>
         <w:tc>
           <w:tcPr>
-            <w:tcW w:type="dxa" w:w="1701"/>
+            <w:tcW w:type="dxa" w:w="4536"/>
           </w:tcPr>
           <w:p>
             <w:pPr>
@@ -12886,7 +12886,7 @@
         </w:tc>
         <w:tc>
           <w:tcPr>
-            <w:tcW w:type="dxa" w:w="7727"/>
+            <w:tcW w:type="dxa" w:w="4536"/>
           </w:tcPr>
           <w:p>
             <w:pPr>
@@ -12905,7 +12905,7 @@
       <w:tr>
         <w:tc>
           <w:tcPr>
-            <w:tcW w:type="dxa" w:w="1701"/>
+            <w:tcW w:type="dxa" w:w="4536"/>
           </w:tcPr>
           <w:p>
             <w:pPr>
@@ -12922,7 +12922,7 @@
         </w:tc>
         <w:tc>
           <w:tcPr>
-            <w:tcW w:type="dxa" w:w="7727"/>
+            <w:tcW w:type="dxa" w:w="4536"/>
           </w:tcPr>
           <w:p>
             <w:pPr>
@@ -12941,7 +12941,7 @@
       <w:tr>
         <w:tc>
           <w:tcPr>
-            <w:tcW w:type="dxa" w:w="1701"/>
+            <w:tcW w:type="dxa" w:w="4536"/>
           </w:tcPr>
           <w:p>
             <w:pPr>
@@ -12958,7 +12958,7 @@
         </w:tc>
         <w:tc>
           <w:tcPr>
-            <w:tcW w:type="dxa" w:w="7727"/>
+            <w:tcW w:type="dxa" w:w="4536"/>
           </w:tcPr>
           <w:p>
             <w:pPr>
@@ -12977,7 +12977,7 @@
       <w:tr>
         <w:tc>
           <w:tcPr>
-            <w:tcW w:type="dxa" w:w="1701"/>
+            <w:tcW w:type="dxa" w:w="4536"/>
           </w:tcPr>
           <w:p>
             <w:pPr>
@@ -12994,7 +12994,7 @@
         </w:tc>
         <w:tc>
           <w:tcPr>
-            <w:tcW w:type="dxa" w:w="7727"/>
+            <w:tcW w:type="dxa" w:w="4536"/>
           </w:tcPr>
           <w:p>
             <w:pPr>
@@ -13013,7 +13013,7 @@
       <w:tr>
         <w:tc>
           <w:tcPr>
-            <w:tcW w:type="dxa" w:w="1701"/>
+            <w:tcW w:type="dxa" w:w="4536"/>
           </w:tcPr>
           <w:p>
             <w:pPr>
@@ -13030,7 +13030,7 @@
         </w:tc>
         <w:tc>
           <w:tcPr>
-            <w:tcW w:type="dxa" w:w="7727"/>
+            <w:tcW w:type="dxa" w:w="4536"/>
           </w:tcPr>
           <w:p>
             <w:pPr>
@@ -13049,7 +13049,7 @@
       <w:tr>
         <w:tc>
           <w:tcPr>
-            <w:tcW w:type="dxa" w:w="1701"/>
+            <w:tcW w:type="dxa" w:w="4536"/>
           </w:tcPr>
           <w:p>
             <w:pPr>
@@ -13066,7 +13066,7 @@
         </w:tc>
         <w:tc>
           <w:tcPr>
-            <w:tcW w:type="dxa" w:w="7727"/>
+            <w:tcW w:type="dxa" w:w="4536"/>
           </w:tcPr>
           <w:p>
             <w:pPr>
@@ -13085,7 +13085,7 @@
       <w:tr>
         <w:tc>
           <w:tcPr>
-            <w:tcW w:type="dxa" w:w="1701"/>
+            <w:tcW w:type="dxa" w:w="4536"/>
           </w:tcPr>
           <w:p>
             <w:pPr>
@@ -13102,7 +13102,7 @@
         </w:tc>
         <w:tc>
           <w:tcPr>
-            <w:tcW w:type="dxa" w:w="7727"/>
+            <w:tcW w:type="dxa" w:w="4536"/>
           </w:tcPr>
           <w:p>
             <w:pPr>
@@ -13121,7 +13121,7 @@
       <w:tr>
         <w:tc>
           <w:tcPr>
-            <w:tcW w:type="dxa" w:w="1701"/>
+            <w:tcW w:type="dxa" w:w="4536"/>
           </w:tcPr>
           <w:p>
             <w:pPr>
@@ -13138,7 +13138,7 @@
         </w:tc>
         <w:tc>
           <w:tcPr>
-            <w:tcW w:type="dxa" w:w="7727"/>
+            <w:tcW w:type="dxa" w:w="4536"/>
           </w:tcPr>
           <w:p>
             <w:pPr>
@@ -13157,7 +13157,7 @@
       <w:tr>
         <w:tc>
           <w:tcPr>
-            <w:tcW w:type="dxa" w:w="1701"/>
+            <w:tcW w:type="dxa" w:w="4536"/>
           </w:tcPr>
           <w:p>
             <w:pPr>
@@ -13174,7 +13174,7 @@
         </w:tc>
         <w:tc>
           <w:tcPr>
-            <w:tcW w:type="dxa" w:w="7727"/>
+            <w:tcW w:type="dxa" w:w="4536"/>
           </w:tcPr>
           <w:p>
             <w:pPr>
@@ -13193,7 +13193,7 @@
       <w:tr>
         <w:tc>
           <w:tcPr>
-            <w:tcW w:type="dxa" w:w="1701"/>
+            <w:tcW w:type="dxa" w:w="4536"/>
           </w:tcPr>
           <w:p>
             <w:pPr>
@@ -13210,7 +13210,7 @@
         </w:tc>
         <w:tc>
           <w:tcPr>
-            <w:tcW w:type="dxa" w:w="7727"/>
+            <w:tcW w:type="dxa" w:w="4536"/>
           </w:tcPr>
           <w:p>
             <w:pPr>
@@ -13229,7 +13229,7 @@
       <w:tr>
         <w:tc>
           <w:tcPr>
-            <w:tcW w:type="dxa" w:w="1701"/>
+            <w:tcW w:type="dxa" w:w="4536"/>
           </w:tcPr>
           <w:p>
             <w:pPr>
@@ -13246,7 +13246,7 @@
         </w:tc>
         <w:tc>
           <w:tcPr>
-            <w:tcW w:type="dxa" w:w="7727"/>
+            <w:tcW w:type="dxa" w:w="4536"/>
           </w:tcPr>
           <w:p>
             <w:pPr>
@@ -13265,7 +13265,7 @@
       <w:tr>
         <w:tc>
           <w:tcPr>
-            <w:tcW w:type="dxa" w:w="1701"/>
+            <w:tcW w:type="dxa" w:w="4536"/>
           </w:tcPr>
           <w:p>
             <w:pPr>
@@ -13282,7 +13282,7 @@
         </w:tc>
         <w:tc>
           <w:tcPr>
-            <w:tcW w:type="dxa" w:w="7727"/>
+            <w:tcW w:type="dxa" w:w="4536"/>
           </w:tcPr>
           <w:p>
             <w:pPr>
@@ -13301,7 +13301,7 @@
       <w:tr>
         <w:tc>
           <w:tcPr>
-            <w:tcW w:type="dxa" w:w="1701"/>
+            <w:tcW w:type="dxa" w:w="4536"/>
           </w:tcPr>
           <w:p>
             <w:pPr>
@@ -13318,7 +13318,7 @@
         </w:tc>
         <w:tc>
           <w:tcPr>
-            <w:tcW w:type="dxa" w:w="7727"/>
+            <w:tcW w:type="dxa" w:w="4536"/>
           </w:tcPr>
           <w:p>
             <w:pPr>
@@ -13337,7 +13337,7 @@
       <w:tr>
         <w:tc>
           <w:tcPr>
-            <w:tcW w:type="dxa" w:w="1701"/>
+            <w:tcW w:type="dxa" w:w="4536"/>
           </w:tcPr>
           <w:p>
             <w:pPr>
@@ -13354,7 +13354,7 @@
         </w:tc>
         <w:tc>
           <w:tcPr>
-            <w:tcW w:type="dxa" w:w="7727"/>
+            <w:tcW w:type="dxa" w:w="4536"/>
           </w:tcPr>
           <w:p>
             <w:pPr>
@@ -13373,7 +13373,7 @@
       <w:tr>
         <w:tc>
           <w:tcPr>
-            <w:tcW w:type="dxa" w:w="1701"/>
+            <w:tcW w:type="dxa" w:w="4536"/>
           </w:tcPr>
           <w:p>
             <w:pPr>
@@ -13390,7 +13390,7 @@
         </w:tc>
         <w:tc>
           <w:tcPr>
-            <w:tcW w:type="dxa" w:w="7727"/>
+            <w:tcW w:type="dxa" w:w="4536"/>
           </w:tcPr>
           <w:p>
             <w:pPr>
@@ -13422,7 +13422,7 @@
         <w:tblStyle w:val="TableGrid"/>
         <w:tblW w:type="auto" w:w="0"/>
         <w:jc w:val="center"/>
-        <w:tblLayout w:type="fixed"/>
+        <w:tblLayout w:type="autofit"/>
         <w:tblLook w:firstColumn="1" w:firstRow="1" w:lastColumn="0" w:lastRow="0" w:noHBand="0" w:noVBand="1" w:val="04A0"/>
       </w:tblPr>
       <w:tblGrid>
@@ -13435,7 +13435,7 @@
       <w:tr>
         <w:tc>
           <w:tcPr>
-            <w:tcW w:type="dxa" w:w="1701"/>
+            <w:tcW w:type="dxa" w:w="1814"/>
           </w:tcPr>
           <w:p>
             <w:pPr>
@@ -13453,7 +13453,7 @@
         </w:tc>
         <w:tc>
           <w:tcPr>
-            <w:tcW w:type="dxa" w:w="1701"/>
+            <w:tcW w:type="dxa" w:w="1814"/>
           </w:tcPr>
           <w:p>
             <w:pPr>
@@ -13471,7 +13471,7 @@
         </w:tc>
         <w:tc>
           <w:tcPr>
-            <w:tcW w:type="dxa" w:w="3688"/>
+            <w:tcW w:type="dxa" w:w="1814"/>
           </w:tcPr>
           <w:p>
             <w:pPr>
@@ -13489,7 +13489,7 @@
         </w:tc>
         <w:tc>
           <w:tcPr>
-            <w:tcW w:type="dxa" w:w="2691"/>
+            <w:tcW w:type="dxa" w:w="1814"/>
           </w:tcPr>
           <w:p>
             <w:pPr>
@@ -13507,7 +13507,7 @@
         </w:tc>
         <w:tc>
           <w:tcPr>
-            <w:tcW w:type="dxa" w:w="1701"/>
+            <w:tcW w:type="dxa" w:w="1814"/>
           </w:tcPr>
           <w:p>
             <w:pPr>
@@ -13527,7 +13527,7 @@
       <w:tr>
         <w:tc>
           <w:tcPr>
-            <w:tcW w:type="dxa" w:w="1701"/>
+            <w:tcW w:type="dxa" w:w="1814"/>
           </w:tcPr>
           <w:p>
             <w:pPr>
@@ -13544,7 +13544,7 @@
         </w:tc>
         <w:tc>
           <w:tcPr>
-            <w:tcW w:type="dxa" w:w="1701"/>
+            <w:tcW w:type="dxa" w:w="1814"/>
           </w:tcPr>
           <w:p>
             <w:pPr>
@@ -13561,7 +13561,7 @@
         </w:tc>
         <w:tc>
           <w:tcPr>
-            <w:tcW w:type="dxa" w:w="3688"/>
+            <w:tcW w:type="dxa" w:w="1814"/>
           </w:tcPr>
           <w:p>
             <w:pPr>
@@ -13578,7 +13578,7 @@
         </w:tc>
         <w:tc>
           <w:tcPr>
-            <w:tcW w:type="dxa" w:w="2691"/>
+            <w:tcW w:type="dxa" w:w="1814"/>
           </w:tcPr>
           <w:p>
             <w:pPr>
@@ -13595,7 +13595,7 @@
         </w:tc>
         <w:tc>
           <w:tcPr>
-            <w:tcW w:type="dxa" w:w="1701"/>
+            <w:tcW w:type="dxa" w:w="1814"/>
           </w:tcPr>
           <w:p>
             <w:pPr>
@@ -13614,7 +13614,7 @@
       <w:tr>
         <w:tc>
           <w:tcPr>
-            <w:tcW w:type="dxa" w:w="1701"/>
+            <w:tcW w:type="dxa" w:w="1814"/>
           </w:tcPr>
           <w:p>
             <w:pPr>
@@ -13631,7 +13631,7 @@
         </w:tc>
         <w:tc>
           <w:tcPr>
-            <w:tcW w:type="dxa" w:w="1701"/>
+            <w:tcW w:type="dxa" w:w="1814"/>
           </w:tcPr>
           <w:p>
             <w:pPr>
@@ -13648,7 +13648,7 @@
         </w:tc>
         <w:tc>
           <w:tcPr>
-            <w:tcW w:type="dxa" w:w="3688"/>
+            <w:tcW w:type="dxa" w:w="1814"/>
           </w:tcPr>
           <w:p>
             <w:pPr>
@@ -13665,7 +13665,7 @@
         </w:tc>
         <w:tc>
           <w:tcPr>
-            <w:tcW w:type="dxa" w:w="2691"/>
+            <w:tcW w:type="dxa" w:w="1814"/>
           </w:tcPr>
           <w:p>
             <w:pPr>
@@ -13682,7 +13682,7 @@
         </w:tc>
         <w:tc>
           <w:tcPr>
-            <w:tcW w:type="dxa" w:w="1701"/>
+            <w:tcW w:type="dxa" w:w="1814"/>
           </w:tcPr>
           <w:p>
             <w:pPr>
@@ -13701,7 +13701,7 @@
       <w:tr>
         <w:tc>
           <w:tcPr>
-            <w:tcW w:type="dxa" w:w="1701"/>
+            <w:tcW w:type="dxa" w:w="1814"/>
           </w:tcPr>
           <w:p>
             <w:pPr>
@@ -13718,7 +13718,7 @@
         </w:tc>
         <w:tc>
           <w:tcPr>
-            <w:tcW w:type="dxa" w:w="1701"/>
+            <w:tcW w:type="dxa" w:w="1814"/>
           </w:tcPr>
           <w:p>
             <w:pPr>
@@ -13735,7 +13735,7 @@
         </w:tc>
         <w:tc>
           <w:tcPr>
-            <w:tcW w:type="dxa" w:w="3688"/>
+            <w:tcW w:type="dxa" w:w="1814"/>
           </w:tcPr>
           <w:p>
             <w:pPr>
@@ -13752,7 +13752,7 @@
         </w:tc>
         <w:tc>
           <w:tcPr>
-            <w:tcW w:type="dxa" w:w="2691"/>
+            <w:tcW w:type="dxa" w:w="1814"/>
           </w:tcPr>
           <w:p>
             <w:pPr>
@@ -13769,7 +13769,7 @@
         </w:tc>
         <w:tc>
           <w:tcPr>
-            <w:tcW w:type="dxa" w:w="1701"/>
+            <w:tcW w:type="dxa" w:w="1814"/>
           </w:tcPr>
           <w:p>
             <w:pPr>
@@ -13788,7 +13788,7 @@
       <w:tr>
         <w:tc>
           <w:tcPr>
-            <w:tcW w:type="dxa" w:w="1701"/>
+            <w:tcW w:type="dxa" w:w="1814"/>
           </w:tcPr>
           <w:p>
             <w:pPr>
@@ -13805,7 +13805,7 @@
         </w:tc>
         <w:tc>
           <w:tcPr>
-            <w:tcW w:type="dxa" w:w="1701"/>
+            <w:tcW w:type="dxa" w:w="1814"/>
           </w:tcPr>
           <w:p>
             <w:pPr>
@@ -13822,7 +13822,7 @@
         </w:tc>
         <w:tc>
           <w:tcPr>
-            <w:tcW w:type="dxa" w:w="3688"/>
+            <w:tcW w:type="dxa" w:w="1814"/>
           </w:tcPr>
           <w:p>
             <w:pPr>
@@ -13839,7 +13839,7 @@
         </w:tc>
         <w:tc>
           <w:tcPr>
-            <w:tcW w:type="dxa" w:w="2691"/>
+            <w:tcW w:type="dxa" w:w="1814"/>
           </w:tcPr>
           <w:p>
             <w:pPr>
@@ -13856,7 +13856,7 @@
         </w:tc>
         <w:tc>
           <w:tcPr>
-            <w:tcW w:type="dxa" w:w="1701"/>
+            <w:tcW w:type="dxa" w:w="1814"/>
           </w:tcPr>
           <w:p>
             <w:pPr>
@@ -13875,7 +13875,7 @@
       <w:tr>
         <w:tc>
           <w:tcPr>
-            <w:tcW w:type="dxa" w:w="1701"/>
+            <w:tcW w:type="dxa" w:w="1814"/>
           </w:tcPr>
           <w:p>
             <w:pPr>
@@ -13892,7 +13892,7 @@
         </w:tc>
         <w:tc>
           <w:tcPr>
-            <w:tcW w:type="dxa" w:w="1701"/>
+            <w:tcW w:type="dxa" w:w="1814"/>
           </w:tcPr>
           <w:p>
             <w:pPr>
@@ -13909,7 +13909,7 @@
         </w:tc>
         <w:tc>
           <w:tcPr>
-            <w:tcW w:type="dxa" w:w="3688"/>
+            <w:tcW w:type="dxa" w:w="1814"/>
           </w:tcPr>
           <w:p>
             <w:pPr>
@@ -13926,7 +13926,7 @@
         </w:tc>
         <w:tc>
           <w:tcPr>
-            <w:tcW w:type="dxa" w:w="2691"/>
+            <w:tcW w:type="dxa" w:w="1814"/>
           </w:tcPr>
           <w:p>
             <w:pPr>
@@ -13943,7 +13943,7 @@
         </w:tc>
         <w:tc>
           <w:tcPr>
-            <w:tcW w:type="dxa" w:w="1701"/>
+            <w:tcW w:type="dxa" w:w="1814"/>
           </w:tcPr>
           <w:p>
             <w:pPr>
@@ -13962,7 +13962,7 @@
       <w:tr>
         <w:tc>
           <w:tcPr>
-            <w:tcW w:type="dxa" w:w="1701"/>
+            <w:tcW w:type="dxa" w:w="1814"/>
           </w:tcPr>
           <w:p>
             <w:pPr>
@@ -13979,7 +13979,7 @@
         </w:tc>
         <w:tc>
           <w:tcPr>
-            <w:tcW w:type="dxa" w:w="1701"/>
+            <w:tcW w:type="dxa" w:w="1814"/>
           </w:tcPr>
           <w:p>
             <w:pPr>
@@ -13996,7 +13996,7 @@
         </w:tc>
         <w:tc>
           <w:tcPr>
-            <w:tcW w:type="dxa" w:w="3688"/>
+            <w:tcW w:type="dxa" w:w="1814"/>
           </w:tcPr>
           <w:p>
             <w:pPr>
@@ -14013,7 +14013,7 @@
         </w:tc>
         <w:tc>
           <w:tcPr>
-            <w:tcW w:type="dxa" w:w="2691"/>
+            <w:tcW w:type="dxa" w:w="1814"/>
           </w:tcPr>
           <w:p>
             <w:pPr>
@@ -14030,7 +14030,7 @@
         </w:tc>
         <w:tc>
           <w:tcPr>
-            <w:tcW w:type="dxa" w:w="1701"/>
+            <w:tcW w:type="dxa" w:w="1814"/>
           </w:tcPr>
           <w:p>
             <w:pPr>
@@ -14049,7 +14049,7 @@
       <w:tr>
         <w:tc>
           <w:tcPr>
-            <w:tcW w:type="dxa" w:w="1701"/>
+            <w:tcW w:type="dxa" w:w="1814"/>
           </w:tcPr>
           <w:p>
             <w:pPr>
@@ -14066,7 +14066,7 @@
         </w:tc>
         <w:tc>
           <w:tcPr>
-            <w:tcW w:type="dxa" w:w="1701"/>
+            <w:tcW w:type="dxa" w:w="1814"/>
           </w:tcPr>
           <w:p>
             <w:pPr>
@@ -14083,7 +14083,7 @@
         </w:tc>
         <w:tc>
           <w:tcPr>
-            <w:tcW w:type="dxa" w:w="3688"/>
+            <w:tcW w:type="dxa" w:w="1814"/>
           </w:tcPr>
           <w:p>
             <w:pPr>
@@ -14100,7 +14100,7 @@
         </w:tc>
         <w:tc>
           <w:tcPr>
-            <w:tcW w:type="dxa" w:w="2691"/>
+            <w:tcW w:type="dxa" w:w="1814"/>
           </w:tcPr>
           <w:p>
             <w:pPr>
@@ -14117,7 +14117,7 @@
         </w:tc>
         <w:tc>
           <w:tcPr>
-            <w:tcW w:type="dxa" w:w="1701"/>
+            <w:tcW w:type="dxa" w:w="1814"/>
           </w:tcPr>
           <w:p>
             <w:pPr>
@@ -14136,7 +14136,7 @@
       <w:tr>
         <w:tc>
           <w:tcPr>
-            <w:tcW w:type="dxa" w:w="1701"/>
+            <w:tcW w:type="dxa" w:w="1814"/>
           </w:tcPr>
           <w:p>
             <w:pPr>
@@ -14153,7 +14153,7 @@
         </w:tc>
         <w:tc>
           <w:tcPr>
-            <w:tcW w:type="dxa" w:w="1701"/>
+            <w:tcW w:type="dxa" w:w="1814"/>
           </w:tcPr>
           <w:p>
             <w:pPr>
@@ -14170,7 +14170,7 @@
         </w:tc>
         <w:tc>
           <w:tcPr>
-            <w:tcW w:type="dxa" w:w="3688"/>
+            <w:tcW w:type="dxa" w:w="1814"/>
           </w:tcPr>
           <w:p>
             <w:pPr>
@@ -14187,7 +14187,7 @@
         </w:tc>
         <w:tc>
           <w:tcPr>
-            <w:tcW w:type="dxa" w:w="2691"/>
+            <w:tcW w:type="dxa" w:w="1814"/>
           </w:tcPr>
           <w:p>
             <w:pPr>
@@ -14204,7 +14204,7 @@
         </w:tc>
         <w:tc>
           <w:tcPr>
-            <w:tcW w:type="dxa" w:w="1701"/>
+            <w:tcW w:type="dxa" w:w="1814"/>
           </w:tcPr>
           <w:p>
             <w:pPr>
@@ -14223,7 +14223,7 @@
       <w:tr>
         <w:tc>
           <w:tcPr>
-            <w:tcW w:type="dxa" w:w="1701"/>
+            <w:tcW w:type="dxa" w:w="1814"/>
           </w:tcPr>
           <w:p>
             <w:pPr>
@@ -14240,7 +14240,7 @@
         </w:tc>
         <w:tc>
           <w:tcPr>
-            <w:tcW w:type="dxa" w:w="1701"/>
+            <w:tcW w:type="dxa" w:w="1814"/>
           </w:tcPr>
           <w:p>
             <w:pPr>
@@ -14257,7 +14257,7 @@
         </w:tc>
         <w:tc>
           <w:tcPr>
-            <w:tcW w:type="dxa" w:w="3688"/>
+            <w:tcW w:type="dxa" w:w="1814"/>
           </w:tcPr>
           <w:p>
             <w:pPr>
@@ -14274,7 +14274,7 @@
         </w:tc>
         <w:tc>
           <w:tcPr>
-            <w:tcW w:type="dxa" w:w="2691"/>
+            <w:tcW w:type="dxa" w:w="1814"/>
           </w:tcPr>
           <w:p>
             <w:pPr>
@@ -14291,7 +14291,7 @@
         </w:tc>
         <w:tc>
           <w:tcPr>
-            <w:tcW w:type="dxa" w:w="1701"/>
+            <w:tcW w:type="dxa" w:w="1814"/>
           </w:tcPr>
           <w:p>
             <w:pPr>
@@ -14310,7 +14310,7 @@
       <w:tr>
         <w:tc>
           <w:tcPr>
-            <w:tcW w:type="dxa" w:w="1701"/>
+            <w:tcW w:type="dxa" w:w="1814"/>
           </w:tcPr>
           <w:p>
             <w:pPr>
@@ -14327,7 +14327,7 @@
         </w:tc>
         <w:tc>
           <w:tcPr>
-            <w:tcW w:type="dxa" w:w="1701"/>
+            <w:tcW w:type="dxa" w:w="1814"/>
           </w:tcPr>
           <w:p>
             <w:pPr>
@@ -14344,7 +14344,7 @@
         </w:tc>
         <w:tc>
           <w:tcPr>
-            <w:tcW w:type="dxa" w:w="3688"/>
+            <w:tcW w:type="dxa" w:w="1814"/>
           </w:tcPr>
           <w:p>
             <w:pPr>
@@ -14361,7 +14361,7 @@
         </w:tc>
         <w:tc>
           <w:tcPr>
-            <w:tcW w:type="dxa" w:w="2691"/>
+            <w:tcW w:type="dxa" w:w="1814"/>
           </w:tcPr>
           <w:p>
             <w:pPr>
@@ -14378,7 +14378,7 @@
         </w:tc>
         <w:tc>
           <w:tcPr>
-            <w:tcW w:type="dxa" w:w="1701"/>
+            <w:tcW w:type="dxa" w:w="1814"/>
           </w:tcPr>
           <w:p>
             <w:pPr>
@@ -14427,7 +14427,7 @@
         <w:tblStyle w:val="TableGrid"/>
         <w:tblW w:type="auto" w:w="0"/>
         <w:jc w:val="center"/>
-        <w:tblLayout w:type="fixed"/>
+        <w:tblLayout w:type="autofit"/>
         <w:tblLook w:firstColumn="1" w:firstRow="1" w:lastColumn="0" w:lastRow="0" w:noHBand="0" w:noVBand="1" w:val="04A0"/>
       </w:tblPr>
       <w:tblGrid>
@@ -14439,7 +14439,7 @@
       <w:tr>
         <w:tc>
           <w:tcPr>
-            <w:tcW w:type="dxa" w:w="3489"/>
+            <w:tcW w:type="dxa" w:w="2268"/>
           </w:tcPr>
           <w:p>
             <w:pPr>
@@ -14457,7 +14457,7 @@
         </w:tc>
         <w:tc>
           <w:tcPr>
-            <w:tcW w:type="dxa" w:w="2093"/>
+            <w:tcW w:type="dxa" w:w="2268"/>
           </w:tcPr>
           <w:p>
             <w:pPr>
@@ -14475,7 +14475,7 @@
         </w:tc>
         <w:tc>
           <w:tcPr>
-            <w:tcW w:type="dxa" w:w="1701"/>
+            <w:tcW w:type="dxa" w:w="2268"/>
           </w:tcPr>
           <w:p>
             <w:pPr>
@@ -14493,7 +14493,7 @@
         </w:tc>
         <w:tc>
           <w:tcPr>
-            <w:tcW w:type="dxa" w:w="2093"/>
+            <w:tcW w:type="dxa" w:w="2268"/>
           </w:tcPr>
           <w:p>
             <w:pPr>
@@ -14513,7 +14513,7 @@
       <w:tr>
         <w:tc>
           <w:tcPr>
-            <w:tcW w:type="dxa" w:w="3489"/>
+            <w:tcW w:type="dxa" w:w="2268"/>
           </w:tcPr>
           <w:p>
             <w:pPr>
@@ -14530,7 +14530,7 @@
         </w:tc>
         <w:tc>
           <w:tcPr>
-            <w:tcW w:type="dxa" w:w="2093"/>
+            <w:tcW w:type="dxa" w:w="2268"/>
           </w:tcPr>
           <w:p>
             <w:pPr>
@@ -14547,7 +14547,7 @@
         </w:tc>
         <w:tc>
           <w:tcPr>
-            <w:tcW w:type="dxa" w:w="1701"/>
+            <w:tcW w:type="dxa" w:w="2268"/>
           </w:tcPr>
           <w:p>
             <w:pPr>
@@ -14564,7 +14564,7 @@
         </w:tc>
         <w:tc>
           <w:tcPr>
-            <w:tcW w:type="dxa" w:w="2093"/>
+            <w:tcW w:type="dxa" w:w="2268"/>
           </w:tcPr>
           <w:p>
             <w:pPr>
@@ -14583,7 +14583,7 @@
       <w:tr>
         <w:tc>
           <w:tcPr>
-            <w:tcW w:type="dxa" w:w="3489"/>
+            <w:tcW w:type="dxa" w:w="2268"/>
           </w:tcPr>
           <w:p>
             <w:pPr>
@@ -14600,7 +14600,7 @@
         </w:tc>
         <w:tc>
           <w:tcPr>
-            <w:tcW w:type="dxa" w:w="2093"/>
+            <w:tcW w:type="dxa" w:w="2268"/>
           </w:tcPr>
           <w:p>
             <w:pPr>
@@ -14617,7 +14617,7 @@
         </w:tc>
         <w:tc>
           <w:tcPr>
-            <w:tcW w:type="dxa" w:w="1701"/>
+            <w:tcW w:type="dxa" w:w="2268"/>
           </w:tcPr>
           <w:p>
             <w:pPr>
@@ -14634,7 +14634,7 @@
         </w:tc>
         <w:tc>
           <w:tcPr>
-            <w:tcW w:type="dxa" w:w="2093"/>
+            <w:tcW w:type="dxa" w:w="2268"/>
           </w:tcPr>
           <w:p>
             <w:pPr>
@@ -14653,7 +14653,7 @@
       <w:tr>
         <w:tc>
           <w:tcPr>
-            <w:tcW w:type="dxa" w:w="3489"/>
+            <w:tcW w:type="dxa" w:w="2268"/>
           </w:tcPr>
           <w:p>
             <w:pPr>
@@ -14670,7 +14670,7 @@
         </w:tc>
         <w:tc>
           <w:tcPr>
-            <w:tcW w:type="dxa" w:w="2093"/>
+            <w:tcW w:type="dxa" w:w="2268"/>
           </w:tcPr>
           <w:p>
             <w:pPr>
@@ -14687,7 +14687,7 @@
         </w:tc>
         <w:tc>
           <w:tcPr>
-            <w:tcW w:type="dxa" w:w="1701"/>
+            <w:tcW w:type="dxa" w:w="2268"/>
           </w:tcPr>
           <w:p>
             <w:pPr>
@@ -14704,7 +14704,7 @@
         </w:tc>
         <w:tc>
           <w:tcPr>
-            <w:tcW w:type="dxa" w:w="2093"/>
+            <w:tcW w:type="dxa" w:w="2268"/>
           </w:tcPr>
           <w:p>
             <w:pPr>
@@ -14723,7 +14723,7 @@
       <w:tr>
         <w:tc>
           <w:tcPr>
-            <w:tcW w:type="dxa" w:w="3489"/>
+            <w:tcW w:type="dxa" w:w="2268"/>
           </w:tcPr>
           <w:p>
             <w:pPr>
@@ -14740,7 +14740,7 @@
         </w:tc>
         <w:tc>
           <w:tcPr>
-            <w:tcW w:type="dxa" w:w="2093"/>
+            <w:tcW w:type="dxa" w:w="2268"/>
           </w:tcPr>
           <w:p>
             <w:pPr>
@@ -14757,7 +14757,7 @@
         </w:tc>
         <w:tc>
           <w:tcPr>
-            <w:tcW w:type="dxa" w:w="1701"/>
+            <w:tcW w:type="dxa" w:w="2268"/>
           </w:tcPr>
           <w:p>
             <w:pPr>
@@ -14774,7 +14774,7 @@
         </w:tc>
         <w:tc>
           <w:tcPr>
-            <w:tcW w:type="dxa" w:w="2093"/>
+            <w:tcW w:type="dxa" w:w="2268"/>
           </w:tcPr>
           <w:p>
             <w:pPr>
@@ -14826,7 +14826,7 @@
         <w:tblStyle w:val="TableGrid"/>
         <w:tblW w:type="auto" w:w="0"/>
         <w:jc w:val="center"/>
-        <w:tblLayout w:type="fixed"/>
+        <w:tblLayout w:type="autofit"/>
         <w:tblLook w:firstColumn="1" w:firstRow="1" w:lastColumn="0" w:lastRow="0" w:noHBand="0" w:noVBand="1" w:val="04A0"/>
       </w:tblPr>
       <w:tblGrid>
@@ -14836,7 +14836,7 @@
       <w:tr>
         <w:tc>
           <w:tcPr>
-            <w:tcW w:type="dxa" w:w="1961"/>
+            <w:tcW w:type="dxa" w:w="4536"/>
           </w:tcPr>
           <w:p>
             <w:pPr>
@@ -14854,7 +14854,7 @@
         </w:tc>
         <w:tc>
           <w:tcPr>
-            <w:tcW w:type="dxa" w:w="7110"/>
+            <w:tcW w:type="dxa" w:w="4536"/>
           </w:tcPr>
           <w:p>
             <w:pPr>
@@ -14874,7 +14874,7 @@
       <w:tr>
         <w:tc>
           <w:tcPr>
-            <w:tcW w:type="dxa" w:w="1961"/>
+            <w:tcW w:type="dxa" w:w="4536"/>
           </w:tcPr>
           <w:p>
             <w:pPr>
@@ -14891,7 +14891,7 @@
         </w:tc>
         <w:tc>
           <w:tcPr>
-            <w:tcW w:type="dxa" w:w="7110"/>
+            <w:tcW w:type="dxa" w:w="4536"/>
           </w:tcPr>
           <w:p>
             <w:pPr>
@@ -14910,7 +14910,7 @@
       <w:tr>
         <w:tc>
           <w:tcPr>
-            <w:tcW w:type="dxa" w:w="1961"/>
+            <w:tcW w:type="dxa" w:w="4536"/>
           </w:tcPr>
           <w:p>
             <w:pPr>
@@ -14927,7 +14927,7 @@
         </w:tc>
         <w:tc>
           <w:tcPr>
-            <w:tcW w:type="dxa" w:w="7110"/>
+            <w:tcW w:type="dxa" w:w="4536"/>
           </w:tcPr>
           <w:p>
             <w:pPr>
@@ -14946,7 +14946,7 @@
       <w:tr>
         <w:tc>
           <w:tcPr>
-            <w:tcW w:type="dxa" w:w="1961"/>
+            <w:tcW w:type="dxa" w:w="4536"/>
           </w:tcPr>
           <w:p>
             <w:pPr>
@@ -14963,7 +14963,7 @@
         </w:tc>
         <w:tc>
           <w:tcPr>
-            <w:tcW w:type="dxa" w:w="7110"/>
+            <w:tcW w:type="dxa" w:w="4536"/>
           </w:tcPr>
           <w:p>
             <w:pPr>
@@ -14982,7 +14982,7 @@
       <w:tr>
         <w:tc>
           <w:tcPr>
-            <w:tcW w:type="dxa" w:w="1961"/>
+            <w:tcW w:type="dxa" w:w="4536"/>
           </w:tcPr>
           <w:p>
             <w:pPr>
@@ -14999,7 +14999,7 @@
         </w:tc>
         <w:tc>
           <w:tcPr>
-            <w:tcW w:type="dxa" w:w="7110"/>
+            <w:tcW w:type="dxa" w:w="4536"/>
           </w:tcPr>
           <w:p>
             <w:pPr>
@@ -15018,7 +15018,7 @@
       <w:tr>
         <w:tc>
           <w:tcPr>
-            <w:tcW w:type="dxa" w:w="1961"/>
+            <w:tcW w:type="dxa" w:w="4536"/>
           </w:tcPr>
           <w:p>
             <w:pPr>
@@ -15035,7 +15035,7 @@
         </w:tc>
         <w:tc>
           <w:tcPr>
-            <w:tcW w:type="dxa" w:w="7110"/>
+            <w:tcW w:type="dxa" w:w="4536"/>
           </w:tcPr>
           <w:p>
             <w:pPr>
@@ -15054,7 +15054,7 @@
       <w:tr>
         <w:tc>
           <w:tcPr>
-            <w:tcW w:type="dxa" w:w="1961"/>
+            <w:tcW w:type="dxa" w:w="4536"/>
           </w:tcPr>
           <w:p>
             <w:pPr>
@@ -15071,7 +15071,7 @@
         </w:tc>
         <w:tc>
           <w:tcPr>
-            <w:tcW w:type="dxa" w:w="7110"/>
+            <w:tcW w:type="dxa" w:w="4536"/>
           </w:tcPr>
           <w:p>
             <w:pPr>
@@ -15090,7 +15090,7 @@
       <w:tr>
         <w:tc>
           <w:tcPr>
-            <w:tcW w:type="dxa" w:w="1961"/>
+            <w:tcW w:type="dxa" w:w="4536"/>
           </w:tcPr>
           <w:p>
             <w:pPr>
@@ -15107,7 +15107,7 @@
         </w:tc>
         <w:tc>
           <w:tcPr>
-            <w:tcW w:type="dxa" w:w="7110"/>
+            <w:tcW w:type="dxa" w:w="4536"/>
           </w:tcPr>
           <w:p>
             <w:pPr>
@@ -15126,7 +15126,7 @@
       <w:tr>
         <w:tc>
           <w:tcPr>
-            <w:tcW w:type="dxa" w:w="1961"/>
+            <w:tcW w:type="dxa" w:w="4536"/>
           </w:tcPr>
           <w:p>
             <w:pPr>
@@ -15143,7 +15143,7 @@
         </w:tc>
         <w:tc>
           <w:tcPr>
-            <w:tcW w:type="dxa" w:w="7110"/>
+            <w:tcW w:type="dxa" w:w="4536"/>
           </w:tcPr>
           <w:p>
             <w:pPr>
@@ -15162,7 +15162,7 @@
       <w:tr>
         <w:tc>
           <w:tcPr>
-            <w:tcW w:type="dxa" w:w="1961"/>
+            <w:tcW w:type="dxa" w:w="4536"/>
           </w:tcPr>
           <w:p>
             <w:pPr>
@@ -15179,7 +15179,7 @@
         </w:tc>
         <w:tc>
           <w:tcPr>
-            <w:tcW w:type="dxa" w:w="7110"/>
+            <w:tcW w:type="dxa" w:w="4536"/>
           </w:tcPr>
           <w:p>
             <w:pPr>
@@ -15198,7 +15198,7 @@
       <w:tr>
         <w:tc>
           <w:tcPr>
-            <w:tcW w:type="dxa" w:w="1961"/>
+            <w:tcW w:type="dxa" w:w="4536"/>
           </w:tcPr>
           <w:p>
             <w:pPr>
@@ -15215,7 +15215,7 @@
         </w:tc>
         <w:tc>
           <w:tcPr>
-            <w:tcW w:type="dxa" w:w="7110"/>
+            <w:tcW w:type="dxa" w:w="4536"/>
           </w:tcPr>
           <w:p>
             <w:pPr>
@@ -15234,7 +15234,7 @@
       <w:tr>
         <w:tc>
           <w:tcPr>
-            <w:tcW w:type="dxa" w:w="1961"/>
+            <w:tcW w:type="dxa" w:w="4536"/>
           </w:tcPr>
           <w:p>
             <w:pPr>
@@ -15251,7 +15251,7 @@
         </w:tc>
         <w:tc>
           <w:tcPr>
-            <w:tcW w:type="dxa" w:w="7110"/>
+            <w:tcW w:type="dxa" w:w="4536"/>
           </w:tcPr>
           <w:p>
             <w:pPr>
@@ -15270,7 +15270,7 @@
       <w:tr>
         <w:tc>
           <w:tcPr>
-            <w:tcW w:type="dxa" w:w="1961"/>
+            <w:tcW w:type="dxa" w:w="4536"/>
           </w:tcPr>
           <w:p>
             <w:pPr>
@@ -15287,7 +15287,7 @@
         </w:tc>
         <w:tc>
           <w:tcPr>
-            <w:tcW w:type="dxa" w:w="7110"/>
+            <w:tcW w:type="dxa" w:w="4536"/>
           </w:tcPr>
           <w:p>
             <w:pPr>
@@ -15306,7 +15306,7 @@
       <w:tr>
         <w:tc>
           <w:tcPr>
-            <w:tcW w:type="dxa" w:w="1961"/>
+            <w:tcW w:type="dxa" w:w="4536"/>
           </w:tcPr>
           <w:p>
             <w:pPr>
@@ -15323,7 +15323,7 @@
         </w:tc>
         <w:tc>
           <w:tcPr>
-            <w:tcW w:type="dxa" w:w="7110"/>
+            <w:tcW w:type="dxa" w:w="4536"/>
           </w:tcPr>
           <w:p>
             <w:pPr>
@@ -15342,7 +15342,7 @@
       <w:tr>
         <w:tc>
           <w:tcPr>
-            <w:tcW w:type="dxa" w:w="1961"/>
+            <w:tcW w:type="dxa" w:w="4536"/>
           </w:tcPr>
           <w:p>
             <w:pPr>
@@ -15359,7 +15359,7 @@
         </w:tc>
         <w:tc>
           <w:tcPr>
-            <w:tcW w:type="dxa" w:w="7110"/>
+            <w:tcW w:type="dxa" w:w="4536"/>
           </w:tcPr>
           <w:p>
             <w:pPr>
@@ -15378,7 +15378,7 @@
       <w:tr>
         <w:tc>
           <w:tcPr>
-            <w:tcW w:type="dxa" w:w="1961"/>
+            <w:tcW w:type="dxa" w:w="4536"/>
           </w:tcPr>
           <w:p>
             <w:pPr>
@@ -15395,7 +15395,7 @@
         </w:tc>
         <w:tc>
           <w:tcPr>
-            <w:tcW w:type="dxa" w:w="7110"/>
+            <w:tcW w:type="dxa" w:w="4536"/>
           </w:tcPr>
           <w:p>
             <w:pPr>
@@ -15414,7 +15414,7 @@
       <w:tr>
         <w:tc>
           <w:tcPr>
-            <w:tcW w:type="dxa" w:w="1961"/>
+            <w:tcW w:type="dxa" w:w="4536"/>
           </w:tcPr>
           <w:p>
             <w:pPr>
@@ -15431,7 +15431,7 @@
         </w:tc>
         <w:tc>
           <w:tcPr>
-            <w:tcW w:type="dxa" w:w="7110"/>
+            <w:tcW w:type="dxa" w:w="4536"/>
           </w:tcPr>
           <w:p>
             <w:pPr>
@@ -15450,7 +15450,7 @@
       <w:tr>
         <w:tc>
           <w:tcPr>
-            <w:tcW w:type="dxa" w:w="1961"/>
+            <w:tcW w:type="dxa" w:w="4536"/>
           </w:tcPr>
           <w:p>
             <w:pPr>
@@ -15467,7 +15467,7 @@
         </w:tc>
         <w:tc>
           <w:tcPr>
-            <w:tcW w:type="dxa" w:w="7110"/>
+            <w:tcW w:type="dxa" w:w="4536"/>
           </w:tcPr>
           <w:p>
             <w:pPr>
@@ -15486,7 +15486,7 @@
       <w:tr>
         <w:tc>
           <w:tcPr>
-            <w:tcW w:type="dxa" w:w="1961"/>
+            <w:tcW w:type="dxa" w:w="4536"/>
           </w:tcPr>
           <w:p>
             <w:pPr>
@@ -15503,7 +15503,7 @@
         </w:tc>
         <w:tc>
           <w:tcPr>
-            <w:tcW w:type="dxa" w:w="7110"/>
+            <w:tcW w:type="dxa" w:w="4536"/>
           </w:tcPr>
           <w:p>
             <w:pPr>
@@ -15534,7 +15534,7 @@
         <w:tblStyle w:val="TableGrid"/>
         <w:tblW w:type="auto" w:w="0"/>
         <w:jc w:val="center"/>
-        <w:tblLayout w:type="fixed"/>
+        <w:tblLayout w:type="autofit"/>
         <w:tblLook w:firstColumn="1" w:firstRow="1" w:lastColumn="0" w:lastRow="0" w:noHBand="0" w:noVBand="1" w:val="04A0"/>
       </w:tblPr>
       <w:tblGrid>
@@ -15544,7 +15544,7 @@
       <w:tr>
         <w:tc>
           <w:tcPr>
-            <w:tcW w:type="dxa" w:w="1701"/>
+            <w:tcW w:type="dxa" w:w="4536"/>
           </w:tcPr>
           <w:p>
             <w:pPr>
@@ -15562,7 +15562,7 @@
         </w:tc>
         <w:tc>
           <w:tcPr>
-            <w:tcW w:type="dxa" w:w="7527"/>
+            <w:tcW w:type="dxa" w:w="4536"/>
           </w:tcPr>
           <w:p>
             <w:pPr>
@@ -15582,7 +15582,7 @@
       <w:tr>
         <w:tc>
           <w:tcPr>
-            <w:tcW w:type="dxa" w:w="1701"/>
+            <w:tcW w:type="dxa" w:w="4536"/>
           </w:tcPr>
           <w:p>
             <w:pPr>
@@ -15599,7 +15599,7 @@
         </w:tc>
         <w:tc>
           <w:tcPr>
-            <w:tcW w:type="dxa" w:w="7527"/>
+            <w:tcW w:type="dxa" w:w="4536"/>
           </w:tcPr>
           <w:p>
             <w:pPr>
@@ -15618,7 +15618,7 @@
       <w:tr>
         <w:tc>
           <w:tcPr>
-            <w:tcW w:type="dxa" w:w="1701"/>
+            <w:tcW w:type="dxa" w:w="4536"/>
           </w:tcPr>
           <w:p>
             <w:pPr>
@@ -15635,7 +15635,7 @@
         </w:tc>
         <w:tc>
           <w:tcPr>
-            <w:tcW w:type="dxa" w:w="7527"/>
+            <w:tcW w:type="dxa" w:w="4536"/>
           </w:tcPr>
           <w:p>
             <w:pPr>
@@ -15654,7 +15654,7 @@
       <w:tr>
         <w:tc>
           <w:tcPr>
-            <w:tcW w:type="dxa" w:w="1701"/>
+            <w:tcW w:type="dxa" w:w="4536"/>
           </w:tcPr>
           <w:p>
             <w:pPr>
@@ -15671,7 +15671,7 @@
         </w:tc>
         <w:tc>
           <w:tcPr>
-            <w:tcW w:type="dxa" w:w="7527"/>
+            <w:tcW w:type="dxa" w:w="4536"/>
           </w:tcPr>
           <w:p>
             <w:pPr>
@@ -15690,7 +15690,7 @@
       <w:tr>
         <w:tc>
           <w:tcPr>
-            <w:tcW w:type="dxa" w:w="1701"/>
+            <w:tcW w:type="dxa" w:w="4536"/>
           </w:tcPr>
           <w:p>
             <w:pPr>
@@ -15707,7 +15707,7 @@
         </w:tc>
         <w:tc>
           <w:tcPr>
-            <w:tcW w:type="dxa" w:w="7527"/>
+            <w:tcW w:type="dxa" w:w="4536"/>
           </w:tcPr>
           <w:p>
             <w:pPr>
@@ -15726,7 +15726,7 @@
       <w:tr>
         <w:tc>
           <w:tcPr>
-            <w:tcW w:type="dxa" w:w="1701"/>
+            <w:tcW w:type="dxa" w:w="4536"/>
           </w:tcPr>
           <w:p>
             <w:pPr>
@@ -15743,7 +15743,7 @@
         </w:tc>
         <w:tc>
           <w:tcPr>
-            <w:tcW w:type="dxa" w:w="7527"/>
+            <w:tcW w:type="dxa" w:w="4536"/>
           </w:tcPr>
           <w:p>
             <w:pPr>
@@ -15762,7 +15762,7 @@
       <w:tr>
         <w:tc>
           <w:tcPr>
-            <w:tcW w:type="dxa" w:w="1701"/>
+            <w:tcW w:type="dxa" w:w="4536"/>
           </w:tcPr>
           <w:p>
             <w:pPr>
@@ -15779,7 +15779,7 @@
         </w:tc>
         <w:tc>
           <w:tcPr>
-            <w:tcW w:type="dxa" w:w="7527"/>
+            <w:tcW w:type="dxa" w:w="4536"/>
           </w:tcPr>
           <w:p>
             <w:pPr>
@@ -15798,7 +15798,7 @@
       <w:tr>
         <w:tc>
           <w:tcPr>
-            <w:tcW w:type="dxa" w:w="1701"/>
+            <w:tcW w:type="dxa" w:w="4536"/>
           </w:tcPr>
           <w:p>
             <w:pPr>
@@ -15815,7 +15815,7 @@
         </w:tc>
         <w:tc>
           <w:tcPr>
-            <w:tcW w:type="dxa" w:w="7527"/>
+            <w:tcW w:type="dxa" w:w="4536"/>
           </w:tcPr>
           <w:p>
             <w:pPr>
@@ -15834,7 +15834,7 @@
       <w:tr>
         <w:tc>
           <w:tcPr>
-            <w:tcW w:type="dxa" w:w="1701"/>
+            <w:tcW w:type="dxa" w:w="4536"/>
           </w:tcPr>
           <w:p>
             <w:pPr>
@@ -15851,7 +15851,7 @@
         </w:tc>
         <w:tc>
           <w:tcPr>
-            <w:tcW w:type="dxa" w:w="7527"/>
+            <w:tcW w:type="dxa" w:w="4536"/>
           </w:tcPr>
           <w:p>
             <w:pPr>
@@ -15870,7 +15870,7 @@
       <w:tr>
         <w:tc>
           <w:tcPr>
-            <w:tcW w:type="dxa" w:w="1701"/>
+            <w:tcW w:type="dxa" w:w="4536"/>
           </w:tcPr>
           <w:p>
             <w:pPr>
@@ -15887,7 +15887,7 @@
         </w:tc>
         <w:tc>
           <w:tcPr>
-            <w:tcW w:type="dxa" w:w="7527"/>
+            <w:tcW w:type="dxa" w:w="4536"/>
           </w:tcPr>
           <w:p>
             <w:pPr>
@@ -15906,7 +15906,7 @@
       <w:tr>
         <w:tc>
           <w:tcPr>
-            <w:tcW w:type="dxa" w:w="1701"/>
+            <w:tcW w:type="dxa" w:w="4536"/>
           </w:tcPr>
           <w:p>
             <w:pPr>
@@ -15923,7 +15923,7 @@
         </w:tc>
         <w:tc>
           <w:tcPr>
-            <w:tcW w:type="dxa" w:w="7527"/>
+            <w:tcW w:type="dxa" w:w="4536"/>
           </w:tcPr>
           <w:p>
             <w:pPr>
@@ -15942,7 +15942,7 @@
       <w:tr>
         <w:tc>
           <w:tcPr>
-            <w:tcW w:type="dxa" w:w="1701"/>
+            <w:tcW w:type="dxa" w:w="4536"/>
           </w:tcPr>
           <w:p>
             <w:pPr>
@@ -15959,7 +15959,7 @@
         </w:tc>
         <w:tc>
           <w:tcPr>
-            <w:tcW w:type="dxa" w:w="7527"/>
+            <w:tcW w:type="dxa" w:w="4536"/>
           </w:tcPr>
           <w:p>
             <w:pPr>
@@ -15978,7 +15978,7 @@
       <w:tr>
         <w:tc>
           <w:tcPr>
-            <w:tcW w:type="dxa" w:w="1701"/>
+            <w:tcW w:type="dxa" w:w="4536"/>
           </w:tcPr>
           <w:p>
             <w:pPr>
@@ -15995,7 +15995,7 @@
         </w:tc>
         <w:tc>
           <w:tcPr>
-            <w:tcW w:type="dxa" w:w="7527"/>
+            <w:tcW w:type="dxa" w:w="4536"/>
           </w:tcPr>
           <w:p>
             <w:pPr>
@@ -16014,7 +16014,7 @@
       <w:tr>
         <w:tc>
           <w:tcPr>
-            <w:tcW w:type="dxa" w:w="1701"/>
+            <w:tcW w:type="dxa" w:w="4536"/>
           </w:tcPr>
           <w:p>
             <w:pPr>
@@ -16031,7 +16031,7 @@
         </w:tc>
         <w:tc>
           <w:tcPr>
-            <w:tcW w:type="dxa" w:w="7527"/>
+            <w:tcW w:type="dxa" w:w="4536"/>
           </w:tcPr>
           <w:p>
             <w:pPr>
@@ -16050,7 +16050,7 @@
       <w:tr>
         <w:tc>
           <w:tcPr>
-            <w:tcW w:type="dxa" w:w="1701"/>
+            <w:tcW w:type="dxa" w:w="4536"/>
           </w:tcPr>
           <w:p>
             <w:pPr>
@@ -16067,7 +16067,7 @@
         </w:tc>
         <w:tc>
           <w:tcPr>
-            <w:tcW w:type="dxa" w:w="7527"/>
+            <w:tcW w:type="dxa" w:w="4536"/>
           </w:tcPr>
           <w:p>
             <w:pPr>
@@ -16086,7 +16086,7 @@
       <w:tr>
         <w:tc>
           <w:tcPr>
-            <w:tcW w:type="dxa" w:w="1701"/>
+            <w:tcW w:type="dxa" w:w="4536"/>
           </w:tcPr>
           <w:p>
             <w:pPr>
@@ -16103,7 +16103,7 @@
         </w:tc>
         <w:tc>
           <w:tcPr>
-            <w:tcW w:type="dxa" w:w="7527"/>
+            <w:tcW w:type="dxa" w:w="4536"/>
           </w:tcPr>
           <w:p>
             <w:pPr>
@@ -16122,7 +16122,7 @@
       <w:tr>
         <w:tc>
           <w:tcPr>
-            <w:tcW w:type="dxa" w:w="1701"/>
+            <w:tcW w:type="dxa" w:w="4536"/>
           </w:tcPr>
           <w:p>
             <w:pPr>
@@ -16139,7 +16139,7 @@
         </w:tc>
         <w:tc>
           <w:tcPr>
-            <w:tcW w:type="dxa" w:w="7527"/>
+            <w:tcW w:type="dxa" w:w="4536"/>
           </w:tcPr>
           <w:p>
             <w:pPr>
@@ -16196,7 +16196,7 @@
         <w:tblStyle w:val="TableGrid"/>
         <w:tblW w:type="auto" w:w="0"/>
         <w:jc w:val="center"/>
-        <w:tblLayout w:type="fixed"/>
+        <w:tblLayout w:type="autofit"/>
         <w:tblLook w:firstColumn="1" w:firstRow="1" w:lastColumn="0" w:lastRow="0" w:noHBand="0" w:noVBand="1" w:val="04A0"/>
       </w:tblPr>
       <w:tblGrid>
@@ -16210,7 +16210,7 @@
       <w:tr>
         <w:tc>
           <w:tcPr>
-            <w:tcW w:type="dxa" w:w="1924"/>
+            <w:tcW w:type="dxa" w:w="1512"/>
           </w:tcPr>
           <w:p>
             <w:pPr>
@@ -16228,7 +16228,7 @@
         </w:tc>
         <w:tc>
           <w:tcPr>
-            <w:tcW w:type="dxa" w:w="1701"/>
+            <w:tcW w:type="dxa" w:w="1512"/>
           </w:tcPr>
           <w:p>
             <w:pPr>
@@ -16246,7 +16246,7 @@
         </w:tc>
         <w:tc>
           <w:tcPr>
-            <w:tcW w:type="dxa" w:w="2199"/>
+            <w:tcW w:type="dxa" w:w="1512"/>
           </w:tcPr>
           <w:p>
             <w:pPr>
@@ -16264,7 +16264,7 @@
         </w:tc>
         <w:tc>
           <w:tcPr>
-            <w:tcW w:type="dxa" w:w="1701"/>
+            <w:tcW w:type="dxa" w:w="1512"/>
           </w:tcPr>
           <w:p>
             <w:pPr>
@@ -16282,7 +16282,7 @@
         </w:tc>
         <w:tc>
           <w:tcPr>
-            <w:tcW w:type="dxa" w:w="1701"/>
+            <w:tcW w:type="dxa" w:w="1512"/>
           </w:tcPr>
           <w:p>
             <w:pPr>
@@ -16300,7 +16300,7 @@
         </w:tc>
         <w:tc>
           <w:tcPr>
-            <w:tcW w:type="dxa" w:w="1701"/>
+            <w:tcW w:type="dxa" w:w="1512"/>
           </w:tcPr>
           <w:p>
             <w:pPr>
@@ -16320,7 +16320,7 @@
       <w:tr>
         <w:tc>
           <w:tcPr>
-            <w:tcW w:type="dxa" w:w="1924"/>
+            <w:tcW w:type="dxa" w:w="1512"/>
           </w:tcPr>
           <w:p>
             <w:pPr>
@@ -16337,7 +16337,7 @@
         </w:tc>
         <w:tc>
           <w:tcPr>
-            <w:tcW w:type="dxa" w:w="1701"/>
+            <w:tcW w:type="dxa" w:w="1512"/>
           </w:tcPr>
           <w:p>
             <w:pPr>
@@ -16354,55 +16354,55 @@
         </w:tc>
         <w:tc>
           <w:tcPr>
-            <w:tcW w:type="dxa" w:w="2199"/>
-          </w:tcPr>
-          <w:p>
-            <w:pPr>
-              <w:ind w:firstLine="0"/>
-            </w:pPr>
-            <w:r>
-              <w:rPr>
-                <w:rFonts w:ascii="Times New Roman" w:hAnsi="Times New Roman" w:eastAsia="宋体"/>
-                <w:sz w:val="20"/>
-              </w:rPr>
-            </w:r>
-          </w:p>
-        </w:tc>
-        <w:tc>
-          <w:tcPr>
-            <w:tcW w:type="dxa" w:w="1701"/>
-          </w:tcPr>
-          <w:p>
-            <w:pPr>
-              <w:ind w:firstLine="0"/>
-            </w:pPr>
-            <w:r>
-              <w:rPr>
-                <w:rFonts w:ascii="Times New Roman" w:hAnsi="Times New Roman" w:eastAsia="宋体"/>
-                <w:sz w:val="20"/>
-              </w:rPr>
-            </w:r>
-          </w:p>
-        </w:tc>
-        <w:tc>
-          <w:tcPr>
-            <w:tcW w:type="dxa" w:w="1701"/>
-          </w:tcPr>
-          <w:p>
-            <w:pPr>
-              <w:ind w:firstLine="0"/>
-            </w:pPr>
-            <w:r>
-              <w:rPr>
-                <w:rFonts w:ascii="Times New Roman" w:hAnsi="Times New Roman" w:eastAsia="宋体"/>
-                <w:sz w:val="20"/>
-              </w:rPr>
-            </w:r>
-          </w:p>
-        </w:tc>
-        <w:tc>
-          <w:tcPr>
-            <w:tcW w:type="dxa" w:w="1701"/>
+            <w:tcW w:type="dxa" w:w="1512"/>
+          </w:tcPr>
+          <w:p>
+            <w:pPr>
+              <w:ind w:firstLine="0"/>
+            </w:pPr>
+            <w:r>
+              <w:rPr>
+                <w:rFonts w:ascii="Times New Roman" w:hAnsi="Times New Roman" w:eastAsia="宋体"/>
+                <w:sz w:val="20"/>
+              </w:rPr>
+            </w:r>
+          </w:p>
+        </w:tc>
+        <w:tc>
+          <w:tcPr>
+            <w:tcW w:type="dxa" w:w="1512"/>
+          </w:tcPr>
+          <w:p>
+            <w:pPr>
+              <w:ind w:firstLine="0"/>
+            </w:pPr>
+            <w:r>
+              <w:rPr>
+                <w:rFonts w:ascii="Times New Roman" w:hAnsi="Times New Roman" w:eastAsia="宋体"/>
+                <w:sz w:val="20"/>
+              </w:rPr>
+            </w:r>
+          </w:p>
+        </w:tc>
+        <w:tc>
+          <w:tcPr>
+            <w:tcW w:type="dxa" w:w="1512"/>
+          </w:tcPr>
+          <w:p>
+            <w:pPr>
+              <w:ind w:firstLine="0"/>
+            </w:pPr>
+            <w:r>
+              <w:rPr>
+                <w:rFonts w:ascii="Times New Roman" w:hAnsi="Times New Roman" w:eastAsia="宋体"/>
+                <w:sz w:val="20"/>
+              </w:rPr>
+            </w:r>
+          </w:p>
+        </w:tc>
+        <w:tc>
+          <w:tcPr>
+            <w:tcW w:type="dxa" w:w="1512"/>
           </w:tcPr>
           <w:p>
             <w:pPr>
@@ -16421,7 +16421,7 @@
       <w:tr>
         <w:tc>
           <w:tcPr>
-            <w:tcW w:type="dxa" w:w="1924"/>
+            <w:tcW w:type="dxa" w:w="1512"/>
           </w:tcPr>
           <w:p>
             <w:pPr>
@@ -16438,7 +16438,7 @@
         </w:tc>
         <w:tc>
           <w:tcPr>
-            <w:tcW w:type="dxa" w:w="1701"/>
+            <w:tcW w:type="dxa" w:w="1512"/>
           </w:tcPr>
           <w:p>
             <w:pPr>
@@ -16455,55 +16455,55 @@
         </w:tc>
         <w:tc>
           <w:tcPr>
-            <w:tcW w:type="dxa" w:w="2199"/>
-          </w:tcPr>
-          <w:p>
-            <w:pPr>
-              <w:ind w:firstLine="0"/>
-            </w:pPr>
-            <w:r>
-              <w:rPr>
-                <w:rFonts w:ascii="Times New Roman" w:hAnsi="Times New Roman" w:eastAsia="宋体"/>
-                <w:sz w:val="20"/>
-              </w:rPr>
-            </w:r>
-          </w:p>
-        </w:tc>
-        <w:tc>
-          <w:tcPr>
-            <w:tcW w:type="dxa" w:w="1701"/>
-          </w:tcPr>
-          <w:p>
-            <w:pPr>
-              <w:ind w:firstLine="0"/>
-            </w:pPr>
-            <w:r>
-              <w:rPr>
-                <w:rFonts w:ascii="Times New Roman" w:hAnsi="Times New Roman" w:eastAsia="宋体"/>
-                <w:sz w:val="20"/>
-              </w:rPr>
-            </w:r>
-          </w:p>
-        </w:tc>
-        <w:tc>
-          <w:tcPr>
-            <w:tcW w:type="dxa" w:w="1701"/>
-          </w:tcPr>
-          <w:p>
-            <w:pPr>
-              <w:ind w:firstLine="0"/>
-            </w:pPr>
-            <w:r>
-              <w:rPr>
-                <w:rFonts w:ascii="Times New Roman" w:hAnsi="Times New Roman" w:eastAsia="宋体"/>
-                <w:sz w:val="20"/>
-              </w:rPr>
-            </w:r>
-          </w:p>
-        </w:tc>
-        <w:tc>
-          <w:tcPr>
-            <w:tcW w:type="dxa" w:w="1701"/>
+            <w:tcW w:type="dxa" w:w="1512"/>
+          </w:tcPr>
+          <w:p>
+            <w:pPr>
+              <w:ind w:firstLine="0"/>
+            </w:pPr>
+            <w:r>
+              <w:rPr>
+                <w:rFonts w:ascii="Times New Roman" w:hAnsi="Times New Roman" w:eastAsia="宋体"/>
+                <w:sz w:val="20"/>
+              </w:rPr>
+            </w:r>
+          </w:p>
+        </w:tc>
+        <w:tc>
+          <w:tcPr>
+            <w:tcW w:type="dxa" w:w="1512"/>
+          </w:tcPr>
+          <w:p>
+            <w:pPr>
+              <w:ind w:firstLine="0"/>
+            </w:pPr>
+            <w:r>
+              <w:rPr>
+                <w:rFonts w:ascii="Times New Roman" w:hAnsi="Times New Roman" w:eastAsia="宋体"/>
+                <w:sz w:val="20"/>
+              </w:rPr>
+            </w:r>
+          </w:p>
+        </w:tc>
+        <w:tc>
+          <w:tcPr>
+            <w:tcW w:type="dxa" w:w="1512"/>
+          </w:tcPr>
+          <w:p>
+            <w:pPr>
+              <w:ind w:firstLine="0"/>
+            </w:pPr>
+            <w:r>
+              <w:rPr>
+                <w:rFonts w:ascii="Times New Roman" w:hAnsi="Times New Roman" w:eastAsia="宋体"/>
+                <w:sz w:val="20"/>
+              </w:rPr>
+            </w:r>
+          </w:p>
+        </w:tc>
+        <w:tc>
+          <w:tcPr>
+            <w:tcW w:type="dxa" w:w="1512"/>
           </w:tcPr>
           <w:p>
             <w:pPr>
@@ -16522,7 +16522,7 @@
       <w:tr>
         <w:tc>
           <w:tcPr>
-            <w:tcW w:type="dxa" w:w="1924"/>
+            <w:tcW w:type="dxa" w:w="1512"/>
           </w:tcPr>
           <w:p>
             <w:pPr>
@@ -16539,7 +16539,7 @@
         </w:tc>
         <w:tc>
           <w:tcPr>
-            <w:tcW w:type="dxa" w:w="1701"/>
+            <w:tcW w:type="dxa" w:w="1512"/>
           </w:tcPr>
           <w:p>
             <w:pPr>
@@ -16556,55 +16556,55 @@
         </w:tc>
         <w:tc>
           <w:tcPr>
-            <w:tcW w:type="dxa" w:w="2199"/>
-          </w:tcPr>
-          <w:p>
-            <w:pPr>
-              <w:ind w:firstLine="0"/>
-            </w:pPr>
-            <w:r>
-              <w:rPr>
-                <w:rFonts w:ascii="Times New Roman" w:hAnsi="Times New Roman" w:eastAsia="宋体"/>
-                <w:sz w:val="20"/>
-              </w:rPr>
-            </w:r>
-          </w:p>
-        </w:tc>
-        <w:tc>
-          <w:tcPr>
-            <w:tcW w:type="dxa" w:w="1701"/>
-          </w:tcPr>
-          <w:p>
-            <w:pPr>
-              <w:ind w:firstLine="0"/>
-            </w:pPr>
-            <w:r>
-              <w:rPr>
-                <w:rFonts w:ascii="Times New Roman" w:hAnsi="Times New Roman" w:eastAsia="宋体"/>
-                <w:sz w:val="20"/>
-              </w:rPr>
-            </w:r>
-          </w:p>
-        </w:tc>
-        <w:tc>
-          <w:tcPr>
-            <w:tcW w:type="dxa" w:w="1701"/>
-          </w:tcPr>
-          <w:p>
-            <w:pPr>
-              <w:ind w:firstLine="0"/>
-            </w:pPr>
-            <w:r>
-              <w:rPr>
-                <w:rFonts w:ascii="Times New Roman" w:hAnsi="Times New Roman" w:eastAsia="宋体"/>
-                <w:sz w:val="20"/>
-              </w:rPr>
-            </w:r>
-          </w:p>
-        </w:tc>
-        <w:tc>
-          <w:tcPr>
-            <w:tcW w:type="dxa" w:w="1701"/>
+            <w:tcW w:type="dxa" w:w="1512"/>
+          </w:tcPr>
+          <w:p>
+            <w:pPr>
+              <w:ind w:firstLine="0"/>
+            </w:pPr>
+            <w:r>
+              <w:rPr>
+                <w:rFonts w:ascii="Times New Roman" w:hAnsi="Times New Roman" w:eastAsia="宋体"/>
+                <w:sz w:val="20"/>
+              </w:rPr>
+            </w:r>
+          </w:p>
+        </w:tc>
+        <w:tc>
+          <w:tcPr>
+            <w:tcW w:type="dxa" w:w="1512"/>
+          </w:tcPr>
+          <w:p>
+            <w:pPr>
+              <w:ind w:firstLine="0"/>
+            </w:pPr>
+            <w:r>
+              <w:rPr>
+                <w:rFonts w:ascii="Times New Roman" w:hAnsi="Times New Roman" w:eastAsia="宋体"/>
+                <w:sz w:val="20"/>
+              </w:rPr>
+            </w:r>
+          </w:p>
+        </w:tc>
+        <w:tc>
+          <w:tcPr>
+            <w:tcW w:type="dxa" w:w="1512"/>
+          </w:tcPr>
+          <w:p>
+            <w:pPr>
+              <w:ind w:firstLine="0"/>
+            </w:pPr>
+            <w:r>
+              <w:rPr>
+                <w:rFonts w:ascii="Times New Roman" w:hAnsi="Times New Roman" w:eastAsia="宋体"/>
+                <w:sz w:val="20"/>
+              </w:rPr>
+            </w:r>
+          </w:p>
+        </w:tc>
+        <w:tc>
+          <w:tcPr>
+            <w:tcW w:type="dxa" w:w="1512"/>
           </w:tcPr>
           <w:p>
             <w:pPr>
@@ -16700,7 +16700,7 @@
         <w:tblStyle w:val="TableGrid"/>
         <w:tblW w:type="auto" w:w="0"/>
         <w:jc w:val="center"/>
-        <w:tblLayout w:type="fixed"/>
+        <w:tblLayout w:type="autofit"/>
         <w:tblLook w:firstColumn="1" w:firstRow="1" w:lastColumn="0" w:lastRow="0" w:noHBand="0" w:noVBand="1" w:val="04A0"/>
       </w:tblPr>
       <w:tblGrid>
@@ -16713,7 +16713,7 @@
       <w:tr>
         <w:tc>
           <w:tcPr>
-            <w:tcW w:type="dxa" w:w="5711"/>
+            <w:tcW w:type="dxa" w:w="1814"/>
           </w:tcPr>
           <w:p>
             <w:pPr>
@@ -16731,7 +16731,7 @@
         </w:tc>
         <w:tc>
           <w:tcPr>
-            <w:tcW w:type="dxa" w:w="1701"/>
+            <w:tcW w:type="dxa" w:w="1814"/>
           </w:tcPr>
           <w:p>
             <w:pPr>
@@ -16749,7 +16749,7 @@
         </w:tc>
         <w:tc>
           <w:tcPr>
-            <w:tcW w:type="dxa" w:w="1701"/>
+            <w:tcW w:type="dxa" w:w="1814"/>
           </w:tcPr>
           <w:p>
             <w:pPr>
@@ -16767,7 +16767,7 @@
         </w:tc>
         <w:tc>
           <w:tcPr>
-            <w:tcW w:type="dxa" w:w="1701"/>
+            <w:tcW w:type="dxa" w:w="1814"/>
           </w:tcPr>
           <w:p>
             <w:pPr>
@@ -16785,7 +16785,7 @@
         </w:tc>
         <w:tc>
           <w:tcPr>
-            <w:tcW w:type="dxa" w:w="1701"/>
+            <w:tcW w:type="dxa" w:w="1814"/>
           </w:tcPr>
           <w:p>
             <w:pPr>
@@ -16805,7 +16805,7 @@
       <w:tr>
         <w:tc>
           <w:tcPr>
-            <w:tcW w:type="dxa" w:w="5711"/>
+            <w:tcW w:type="dxa" w:w="1814"/>
           </w:tcPr>
           <w:p>
             <w:pPr>
@@ -16822,7 +16822,7 @@
         </w:tc>
         <w:tc>
           <w:tcPr>
-            <w:tcW w:type="dxa" w:w="1701"/>
+            <w:tcW w:type="dxa" w:w="1814"/>
           </w:tcPr>
           <w:p>
             <w:pPr>
@@ -16839,7 +16839,7 @@
         </w:tc>
         <w:tc>
           <w:tcPr>
-            <w:tcW w:type="dxa" w:w="1701"/>
+            <w:tcW w:type="dxa" w:w="1814"/>
           </w:tcPr>
           <w:p>
             <w:pPr>
@@ -16856,7 +16856,7 @@
         </w:tc>
         <w:tc>
           <w:tcPr>
-            <w:tcW w:type="dxa" w:w="1701"/>
+            <w:tcW w:type="dxa" w:w="1814"/>
           </w:tcPr>
           <w:p>
             <w:pPr>
@@ -16873,7 +16873,7 @@
         </w:tc>
         <w:tc>
           <w:tcPr>
-            <w:tcW w:type="dxa" w:w="1701"/>
+            <w:tcW w:type="dxa" w:w="1814"/>
           </w:tcPr>
           <w:p>
             <w:pPr>
@@ -16892,7 +16892,7 @@
       <w:tr>
         <w:tc>
           <w:tcPr>
-            <w:tcW w:type="dxa" w:w="5711"/>
+            <w:tcW w:type="dxa" w:w="1814"/>
           </w:tcPr>
           <w:p>
             <w:pPr>
@@ -16909,7 +16909,7 @@
         </w:tc>
         <w:tc>
           <w:tcPr>
-            <w:tcW w:type="dxa" w:w="1701"/>
+            <w:tcW w:type="dxa" w:w="1814"/>
           </w:tcPr>
           <w:p>
             <w:pPr>
@@ -16926,7 +16926,7 @@
         </w:tc>
         <w:tc>
           <w:tcPr>
-            <w:tcW w:type="dxa" w:w="1701"/>
+            <w:tcW w:type="dxa" w:w="1814"/>
           </w:tcPr>
           <w:p>
             <w:pPr>
@@ -16943,7 +16943,7 @@
         </w:tc>
         <w:tc>
           <w:tcPr>
-            <w:tcW w:type="dxa" w:w="1701"/>
+            <w:tcW w:type="dxa" w:w="1814"/>
           </w:tcPr>
           <w:p>
             <w:pPr>
@@ -16960,7 +16960,7 @@
         </w:tc>
         <w:tc>
           <w:tcPr>
-            <w:tcW w:type="dxa" w:w="1701"/>
+            <w:tcW w:type="dxa" w:w="1814"/>
           </w:tcPr>
           <w:p>
             <w:pPr>
@@ -16979,7 +16979,7 @@
       <w:tr>
         <w:tc>
           <w:tcPr>
-            <w:tcW w:type="dxa" w:w="5711"/>
+            <w:tcW w:type="dxa" w:w="1814"/>
           </w:tcPr>
           <w:p>
             <w:pPr>
@@ -16996,7 +16996,7 @@
         </w:tc>
         <w:tc>
           <w:tcPr>
-            <w:tcW w:type="dxa" w:w="1701"/>
+            <w:tcW w:type="dxa" w:w="1814"/>
           </w:tcPr>
           <w:p>
             <w:pPr>
@@ -17013,7 +17013,7 @@
         </w:tc>
         <w:tc>
           <w:tcPr>
-            <w:tcW w:type="dxa" w:w="1701"/>
+            <w:tcW w:type="dxa" w:w="1814"/>
           </w:tcPr>
           <w:p>
             <w:pPr>
@@ -17030,7 +17030,7 @@
         </w:tc>
         <w:tc>
           <w:tcPr>
-            <w:tcW w:type="dxa" w:w="1701"/>
+            <w:tcW w:type="dxa" w:w="1814"/>
           </w:tcPr>
           <w:p>
             <w:pPr>
@@ -17047,7 +17047,7 @@
         </w:tc>
         <w:tc>
           <w:tcPr>
-            <w:tcW w:type="dxa" w:w="1701"/>
+            <w:tcW w:type="dxa" w:w="1814"/>
           </w:tcPr>
           <w:p>
             <w:pPr>
@@ -17066,7 +17066,7 @@
       <w:tr>
         <w:tc>
           <w:tcPr>
-            <w:tcW w:type="dxa" w:w="5711"/>
+            <w:tcW w:type="dxa" w:w="1814"/>
           </w:tcPr>
           <w:p>
             <w:pPr>
@@ -17083,7 +17083,7 @@
         </w:tc>
         <w:tc>
           <w:tcPr>
-            <w:tcW w:type="dxa" w:w="1701"/>
+            <w:tcW w:type="dxa" w:w="1814"/>
           </w:tcPr>
           <w:p>
             <w:pPr>
@@ -17100,7 +17100,7 @@
         </w:tc>
         <w:tc>
           <w:tcPr>
-            <w:tcW w:type="dxa" w:w="1701"/>
+            <w:tcW w:type="dxa" w:w="1814"/>
           </w:tcPr>
           <w:p>
             <w:pPr>
@@ -17117,7 +17117,7 @@
         </w:tc>
         <w:tc>
           <w:tcPr>
-            <w:tcW w:type="dxa" w:w="1701"/>
+            <w:tcW w:type="dxa" w:w="1814"/>
           </w:tcPr>
           <w:p>
             <w:pPr>
@@ -17134,7 +17134,7 @@
         </w:tc>
         <w:tc>
           <w:tcPr>
-            <w:tcW w:type="dxa" w:w="1701"/>
+            <w:tcW w:type="dxa" w:w="1814"/>
           </w:tcPr>
           <w:p>
             <w:pPr>
@@ -17153,7 +17153,7 @@
       <w:tr>
         <w:tc>
           <w:tcPr>
-            <w:tcW w:type="dxa" w:w="5711"/>
+            <w:tcW w:type="dxa" w:w="1814"/>
           </w:tcPr>
           <w:p>
             <w:pPr>
@@ -17170,7 +17170,7 @@
         </w:tc>
         <w:tc>
           <w:tcPr>
-            <w:tcW w:type="dxa" w:w="1701"/>
+            <w:tcW w:type="dxa" w:w="1814"/>
           </w:tcPr>
           <w:p>
             <w:pPr>
@@ -17187,7 +17187,7 @@
         </w:tc>
         <w:tc>
           <w:tcPr>
-            <w:tcW w:type="dxa" w:w="1701"/>
+            <w:tcW w:type="dxa" w:w="1814"/>
           </w:tcPr>
           <w:p>
             <w:pPr>
@@ -17204,7 +17204,7 @@
         </w:tc>
         <w:tc>
           <w:tcPr>
-            <w:tcW w:type="dxa" w:w="1701"/>
+            <w:tcW w:type="dxa" w:w="1814"/>
           </w:tcPr>
           <w:p>
             <w:pPr>
@@ -17221,7 +17221,7 @@
         </w:tc>
         <w:tc>
           <w:tcPr>
-            <w:tcW w:type="dxa" w:w="1701"/>
+            <w:tcW w:type="dxa" w:w="1814"/>
           </w:tcPr>
           <w:p>
             <w:pPr>
@@ -17240,7 +17240,7 @@
       <w:tr>
         <w:tc>
           <w:tcPr>
-            <w:tcW w:type="dxa" w:w="5711"/>
+            <w:tcW w:type="dxa" w:w="1814"/>
           </w:tcPr>
           <w:p>
             <w:pPr>
@@ -17257,7 +17257,7 @@
         </w:tc>
         <w:tc>
           <w:tcPr>
-            <w:tcW w:type="dxa" w:w="1701"/>
+            <w:tcW w:type="dxa" w:w="1814"/>
           </w:tcPr>
           <w:p>
             <w:pPr>
@@ -17274,7 +17274,7 @@
         </w:tc>
         <w:tc>
           <w:tcPr>
-            <w:tcW w:type="dxa" w:w="1701"/>
+            <w:tcW w:type="dxa" w:w="1814"/>
           </w:tcPr>
           <w:p>
             <w:pPr>
@@ -17291,7 +17291,7 @@
         </w:tc>
         <w:tc>
           <w:tcPr>
-            <w:tcW w:type="dxa" w:w="1701"/>
+            <w:tcW w:type="dxa" w:w="1814"/>
           </w:tcPr>
           <w:p>
             <w:pPr>
@@ -17308,7 +17308,7 @@
         </w:tc>
         <w:tc>
           <w:tcPr>
-            <w:tcW w:type="dxa" w:w="1701"/>
+            <w:tcW w:type="dxa" w:w="1814"/>
           </w:tcPr>
           <w:p>
             <w:pPr>
@@ -17357,7 +17357,7 @@
         <w:tblStyle w:val="TableGrid"/>
         <w:tblW w:type="auto" w:w="0"/>
         <w:jc w:val="center"/>
-        <w:tblLayout w:type="fixed"/>
+        <w:tblLayout w:type="autofit"/>
         <w:tblLook w:firstColumn="1" w:firstRow="1" w:lastColumn="0" w:lastRow="0" w:noHBand="0" w:noVBand="1" w:val="04A0"/>
       </w:tblPr>
       <w:tblGrid>
@@ -17367,7 +17367,7 @@
       <w:tr>
         <w:tc>
           <w:tcPr>
-            <w:tcW w:type="dxa" w:w="5772"/>
+            <w:tcW w:type="dxa" w:w="4536"/>
           </w:tcPr>
           <w:p>
             <w:pPr>
@@ -17385,7 +17385,7 @@
         </w:tc>
         <w:tc>
           <w:tcPr>
-            <w:tcW w:type="dxa" w:w="3298"/>
+            <w:tcW w:type="dxa" w:w="4536"/>
           </w:tcPr>
           <w:p>
             <w:pPr>
@@ -17405,7 +17405,7 @@
       <w:tr>
         <w:tc>
           <w:tcPr>
-            <w:tcW w:type="dxa" w:w="5772"/>
+            <w:tcW w:type="dxa" w:w="4536"/>
           </w:tcPr>
           <w:p>
             <w:pPr>
@@ -17422,7 +17422,7 @@
         </w:tc>
         <w:tc>
           <w:tcPr>
-            <w:tcW w:type="dxa" w:w="3298"/>
+            <w:tcW w:type="dxa" w:w="4536"/>
           </w:tcPr>
           <w:p>
             <w:pPr>
@@ -17441,7 +17441,7 @@
       <w:tr>
         <w:tc>
           <w:tcPr>
-            <w:tcW w:type="dxa" w:w="5772"/>
+            <w:tcW w:type="dxa" w:w="4536"/>
           </w:tcPr>
           <w:p>
             <w:pPr>
@@ -17458,7 +17458,7 @@
         </w:tc>
         <w:tc>
           <w:tcPr>
-            <w:tcW w:type="dxa" w:w="3298"/>
+            <w:tcW w:type="dxa" w:w="4536"/>
           </w:tcPr>
           <w:p>
             <w:pPr>
@@ -17477,7 +17477,7 @@
       <w:tr>
         <w:tc>
           <w:tcPr>
-            <w:tcW w:type="dxa" w:w="5772"/>
+            <w:tcW w:type="dxa" w:w="4536"/>
           </w:tcPr>
           <w:p>
             <w:pPr>
@@ -17494,7 +17494,7 @@
         </w:tc>
         <w:tc>
           <w:tcPr>
-            <w:tcW w:type="dxa" w:w="3298"/>
+            <w:tcW w:type="dxa" w:w="4536"/>
           </w:tcPr>
           <w:p>
             <w:pPr>

--- a/docs/docx/测试报告.docx
+++ b/docs/docx/测试报告.docx
@@ -346,7 +346,7 @@
         <w:tblStyle w:val="TableGrid"/>
         <w:tblW w:type="auto" w:w="0"/>
         <w:jc w:val="center"/>
-        <w:tblLayout w:type="autofit"/>
+        <w:tblLayout w:type="fixed"/>
         <w:tblLook w:firstColumn="1" w:firstRow="1" w:lastColumn="0" w:lastRow="0" w:noHBand="0" w:noVBand="1" w:val="04A0"/>
       </w:tblPr>
       <w:tblGrid>
@@ -358,7 +358,7 @@
       <w:tr>
         <w:tc>
           <w:tcPr>
-            <w:tcW w:type="dxa" w:w="2268"/>
+            <w:tcW w:type="dxa" w:w="1701"/>
           </w:tcPr>
           <w:p>
             <w:pPr>
@@ -376,7 +376,7 @@
         </w:tc>
         <w:tc>
           <w:tcPr>
-            <w:tcW w:type="dxa" w:w="2268"/>
+            <w:tcW w:type="dxa" w:w="1701"/>
           </w:tcPr>
           <w:p>
             <w:pPr>
@@ -394,7 +394,7 @@
         </w:tc>
         <w:tc>
           <w:tcPr>
-            <w:tcW w:type="dxa" w:w="2268"/>
+            <w:tcW w:type="dxa" w:w="3287"/>
           </w:tcPr>
           <w:p>
             <w:pPr>
@@ -412,7 +412,7 @@
         </w:tc>
         <w:tc>
           <w:tcPr>
-            <w:tcW w:type="dxa" w:w="2268"/>
+            <w:tcW w:type="dxa" w:w="3681"/>
           </w:tcPr>
           <w:p>
             <w:pPr>
@@ -432,7 +432,7 @@
       <w:tr>
         <w:tc>
           <w:tcPr>
-            <w:tcW w:type="dxa" w:w="2268"/>
+            <w:tcW w:type="dxa" w:w="1701"/>
           </w:tcPr>
           <w:p>
             <w:pPr>
@@ -449,7 +449,7 @@
         </w:tc>
         <w:tc>
           <w:tcPr>
-            <w:tcW w:type="dxa" w:w="2268"/>
+            <w:tcW w:type="dxa" w:w="1701"/>
           </w:tcPr>
           <w:p>
             <w:pPr>
@@ -466,7 +466,7 @@
         </w:tc>
         <w:tc>
           <w:tcPr>
-            <w:tcW w:type="dxa" w:w="2268"/>
+            <w:tcW w:type="dxa" w:w="3287"/>
           </w:tcPr>
           <w:p>
             <w:pPr>
@@ -483,7 +483,7 @@
         </w:tc>
         <w:tc>
           <w:tcPr>
-            <w:tcW w:type="dxa" w:w="2268"/>
+            <w:tcW w:type="dxa" w:w="3681"/>
           </w:tcPr>
           <w:p>
             <w:pPr>
@@ -502,7 +502,7 @@
       <w:tr>
         <w:tc>
           <w:tcPr>
-            <w:tcW w:type="dxa" w:w="2268"/>
+            <w:tcW w:type="dxa" w:w="1701"/>
           </w:tcPr>
           <w:p>
             <w:pPr>
@@ -519,7 +519,7 @@
         </w:tc>
         <w:tc>
           <w:tcPr>
-            <w:tcW w:type="dxa" w:w="2268"/>
+            <w:tcW w:type="dxa" w:w="1701"/>
           </w:tcPr>
           <w:p>
             <w:pPr>
@@ -536,7 +536,7 @@
         </w:tc>
         <w:tc>
           <w:tcPr>
-            <w:tcW w:type="dxa" w:w="2268"/>
+            <w:tcW w:type="dxa" w:w="3287"/>
           </w:tcPr>
           <w:p>
             <w:pPr>
@@ -553,7 +553,7 @@
         </w:tc>
         <w:tc>
           <w:tcPr>
-            <w:tcW w:type="dxa" w:w="2268"/>
+            <w:tcW w:type="dxa" w:w="3681"/>
           </w:tcPr>
           <w:p>
             <w:pPr>
@@ -572,7 +572,7 @@
       <w:tr>
         <w:tc>
           <w:tcPr>
-            <w:tcW w:type="dxa" w:w="2268"/>
+            <w:tcW w:type="dxa" w:w="1701"/>
           </w:tcPr>
           <w:p>
             <w:pPr>
@@ -589,7 +589,7 @@
         </w:tc>
         <w:tc>
           <w:tcPr>
-            <w:tcW w:type="dxa" w:w="2268"/>
+            <w:tcW w:type="dxa" w:w="1701"/>
           </w:tcPr>
           <w:p>
             <w:pPr>
@@ -606,7 +606,7 @@
         </w:tc>
         <w:tc>
           <w:tcPr>
-            <w:tcW w:type="dxa" w:w="2268"/>
+            <w:tcW w:type="dxa" w:w="3287"/>
           </w:tcPr>
           <w:p>
             <w:pPr>
@@ -623,7 +623,7 @@
         </w:tc>
         <w:tc>
           <w:tcPr>
-            <w:tcW w:type="dxa" w:w="2268"/>
+            <w:tcW w:type="dxa" w:w="3681"/>
           </w:tcPr>
           <w:p>
             <w:pPr>
@@ -642,7 +642,7 @@
       <w:tr>
         <w:tc>
           <w:tcPr>
-            <w:tcW w:type="dxa" w:w="2268"/>
+            <w:tcW w:type="dxa" w:w="1701"/>
           </w:tcPr>
           <w:p>
             <w:pPr>
@@ -659,7 +659,7 @@
         </w:tc>
         <w:tc>
           <w:tcPr>
-            <w:tcW w:type="dxa" w:w="2268"/>
+            <w:tcW w:type="dxa" w:w="1701"/>
           </w:tcPr>
           <w:p>
             <w:pPr>
@@ -676,7 +676,7 @@
         </w:tc>
         <w:tc>
           <w:tcPr>
-            <w:tcW w:type="dxa" w:w="2268"/>
+            <w:tcW w:type="dxa" w:w="3287"/>
           </w:tcPr>
           <w:p>
             <w:pPr>
@@ -693,7 +693,7 @@
         </w:tc>
         <w:tc>
           <w:tcPr>
-            <w:tcW w:type="dxa" w:w="2268"/>
+            <w:tcW w:type="dxa" w:w="3681"/>
           </w:tcPr>
           <w:p>
             <w:pPr>
@@ -742,7 +742,7 @@
         <w:tblStyle w:val="TableGrid"/>
         <w:tblW w:type="auto" w:w="0"/>
         <w:jc w:val="center"/>
-        <w:tblLayout w:type="autofit"/>
+        <w:tblLayout w:type="fixed"/>
         <w:tblLook w:firstColumn="1" w:firstRow="1" w:lastColumn="0" w:lastRow="0" w:noHBand="0" w:noVBand="1" w:val="04A0"/>
       </w:tblPr>
       <w:tblGrid>
@@ -752,7 +752,7 @@
       <w:tr>
         <w:tc>
           <w:tcPr>
-            <w:tcW w:type="dxa" w:w="4536"/>
+            <w:tcW w:type="dxa" w:w="2073"/>
           </w:tcPr>
           <w:p>
             <w:pPr>
@@ -770,7 +770,7 @@
         </w:tc>
         <w:tc>
           <w:tcPr>
-            <w:tcW w:type="dxa" w:w="4536"/>
+            <w:tcW w:type="dxa" w:w="6998"/>
           </w:tcPr>
           <w:p>
             <w:pPr>
@@ -790,7 +790,7 @@
       <w:tr>
         <w:tc>
           <w:tcPr>
-            <w:tcW w:type="dxa" w:w="4536"/>
+            <w:tcW w:type="dxa" w:w="2073"/>
           </w:tcPr>
           <w:p>
             <w:pPr>
@@ -807,7 +807,7 @@
         </w:tc>
         <w:tc>
           <w:tcPr>
-            <w:tcW w:type="dxa" w:w="4536"/>
+            <w:tcW w:type="dxa" w:w="6998"/>
           </w:tcPr>
           <w:p>
             <w:pPr>
@@ -826,7 +826,7 @@
       <w:tr>
         <w:tc>
           <w:tcPr>
-            <w:tcW w:type="dxa" w:w="4536"/>
+            <w:tcW w:type="dxa" w:w="2073"/>
           </w:tcPr>
           <w:p>
             <w:pPr>
@@ -843,7 +843,7 @@
         </w:tc>
         <w:tc>
           <w:tcPr>
-            <w:tcW w:type="dxa" w:w="4536"/>
+            <w:tcW w:type="dxa" w:w="6998"/>
           </w:tcPr>
           <w:p>
             <w:pPr>
@@ -862,7 +862,7 @@
       <w:tr>
         <w:tc>
           <w:tcPr>
-            <w:tcW w:type="dxa" w:w="4536"/>
+            <w:tcW w:type="dxa" w:w="2073"/>
           </w:tcPr>
           <w:p>
             <w:pPr>
@@ -879,7 +879,7 @@
         </w:tc>
         <w:tc>
           <w:tcPr>
-            <w:tcW w:type="dxa" w:w="4536"/>
+            <w:tcW w:type="dxa" w:w="6998"/>
           </w:tcPr>
           <w:p>
             <w:pPr>
@@ -898,7 +898,7 @@
       <w:tr>
         <w:tc>
           <w:tcPr>
-            <w:tcW w:type="dxa" w:w="4536"/>
+            <w:tcW w:type="dxa" w:w="2073"/>
           </w:tcPr>
           <w:p>
             <w:pPr>
@@ -915,7 +915,7 @@
         </w:tc>
         <w:tc>
           <w:tcPr>
-            <w:tcW w:type="dxa" w:w="4536"/>
+            <w:tcW w:type="dxa" w:w="6998"/>
           </w:tcPr>
           <w:p>
             <w:pPr>
@@ -934,7 +934,7 @@
       <w:tr>
         <w:tc>
           <w:tcPr>
-            <w:tcW w:type="dxa" w:w="4536"/>
+            <w:tcW w:type="dxa" w:w="2073"/>
           </w:tcPr>
           <w:p>
             <w:pPr>
@@ -951,7 +951,7 @@
         </w:tc>
         <w:tc>
           <w:tcPr>
-            <w:tcW w:type="dxa" w:w="4536"/>
+            <w:tcW w:type="dxa" w:w="6998"/>
           </w:tcPr>
           <w:p>
             <w:pPr>
@@ -970,7 +970,7 @@
       <w:tr>
         <w:tc>
           <w:tcPr>
-            <w:tcW w:type="dxa" w:w="4536"/>
+            <w:tcW w:type="dxa" w:w="2073"/>
           </w:tcPr>
           <w:p>
             <w:pPr>
@@ -987,7 +987,7 @@
         </w:tc>
         <w:tc>
           <w:tcPr>
-            <w:tcW w:type="dxa" w:w="4536"/>
+            <w:tcW w:type="dxa" w:w="6998"/>
           </w:tcPr>
           <w:p>
             <w:pPr>
@@ -1006,7 +1006,7 @@
       <w:tr>
         <w:tc>
           <w:tcPr>
-            <w:tcW w:type="dxa" w:w="4536"/>
+            <w:tcW w:type="dxa" w:w="2073"/>
           </w:tcPr>
           <w:p>
             <w:pPr>
@@ -1023,7 +1023,7 @@
         </w:tc>
         <w:tc>
           <w:tcPr>
-            <w:tcW w:type="dxa" w:w="4536"/>
+            <w:tcW w:type="dxa" w:w="6998"/>
           </w:tcPr>
           <w:p>
             <w:pPr>
@@ -1095,7 +1095,7 @@
         <w:tblStyle w:val="TableGrid"/>
         <w:tblW w:type="auto" w:w="0"/>
         <w:jc w:val="center"/>
-        <w:tblLayout w:type="autofit"/>
+        <w:tblLayout w:type="fixed"/>
         <w:tblLook w:firstColumn="1" w:firstRow="1" w:lastColumn="0" w:lastRow="0" w:noHBand="0" w:noVBand="1" w:val="04A0"/>
       </w:tblPr>
       <w:tblGrid>
@@ -1105,7 +1105,7 @@
       <w:tr>
         <w:tc>
           <w:tcPr>
-            <w:tcW w:type="dxa" w:w="4536"/>
+            <w:tcW w:type="dxa" w:w="2016"/>
           </w:tcPr>
           <w:p>
             <w:pPr>
@@ -1123,7 +1123,7 @@
         </w:tc>
         <w:tc>
           <w:tcPr>
-            <w:tcW w:type="dxa" w:w="4536"/>
+            <w:tcW w:type="dxa" w:w="7055"/>
           </w:tcPr>
           <w:p>
             <w:pPr>
@@ -1143,7 +1143,7 @@
       <w:tr>
         <w:tc>
           <w:tcPr>
-            <w:tcW w:type="dxa" w:w="4536"/>
+            <w:tcW w:type="dxa" w:w="2016"/>
           </w:tcPr>
           <w:p>
             <w:pPr>
@@ -1160,7 +1160,7 @@
         </w:tc>
         <w:tc>
           <w:tcPr>
-            <w:tcW w:type="dxa" w:w="4536"/>
+            <w:tcW w:type="dxa" w:w="7055"/>
           </w:tcPr>
           <w:p>
             <w:pPr>
@@ -1179,7 +1179,7 @@
       <w:tr>
         <w:tc>
           <w:tcPr>
-            <w:tcW w:type="dxa" w:w="4536"/>
+            <w:tcW w:type="dxa" w:w="2016"/>
           </w:tcPr>
           <w:p>
             <w:pPr>
@@ -1196,7 +1196,7 @@
         </w:tc>
         <w:tc>
           <w:tcPr>
-            <w:tcW w:type="dxa" w:w="4536"/>
+            <w:tcW w:type="dxa" w:w="7055"/>
           </w:tcPr>
           <w:p>
             <w:pPr>
@@ -1215,7 +1215,7 @@
       <w:tr>
         <w:tc>
           <w:tcPr>
-            <w:tcW w:type="dxa" w:w="4536"/>
+            <w:tcW w:type="dxa" w:w="2016"/>
           </w:tcPr>
           <w:p>
             <w:pPr>
@@ -1232,7 +1232,7 @@
         </w:tc>
         <w:tc>
           <w:tcPr>
-            <w:tcW w:type="dxa" w:w="4536"/>
+            <w:tcW w:type="dxa" w:w="7055"/>
           </w:tcPr>
           <w:p>
             <w:pPr>
@@ -1306,7 +1306,7 @@
         <w:tblStyle w:val="TableGrid"/>
         <w:tblW w:type="auto" w:w="0"/>
         <w:jc w:val="center"/>
-        <w:tblLayout w:type="autofit"/>
+        <w:tblLayout w:type="fixed"/>
         <w:tblLook w:firstColumn="1" w:firstRow="1" w:lastColumn="0" w:lastRow="0" w:noHBand="0" w:noVBand="1" w:val="04A0"/>
       </w:tblPr>
       <w:tblGrid>
@@ -1317,7 +1317,7 @@
       <w:tr>
         <w:tc>
           <w:tcPr>
-            <w:tcW w:type="dxa" w:w="3024"/>
+            <w:tcW w:type="dxa" w:w="2661"/>
           </w:tcPr>
           <w:p>
             <w:pPr>
@@ -1335,7 +1335,7 @@
         </w:tc>
         <w:tc>
           <w:tcPr>
-            <w:tcW w:type="dxa" w:w="3024"/>
+            <w:tcW w:type="dxa" w:w="5684"/>
           </w:tcPr>
           <w:p>
             <w:pPr>
@@ -1353,7 +1353,7 @@
         </w:tc>
         <w:tc>
           <w:tcPr>
-            <w:tcW w:type="dxa" w:w="3024"/>
+            <w:tcW w:type="dxa" w:w="1701"/>
           </w:tcPr>
           <w:p>
             <w:pPr>
@@ -1373,7 +1373,7 @@
       <w:tr>
         <w:tc>
           <w:tcPr>
-            <w:tcW w:type="dxa" w:w="3024"/>
+            <w:tcW w:type="dxa" w:w="2661"/>
           </w:tcPr>
           <w:p>
             <w:pPr>
@@ -1390,7 +1390,7 @@
         </w:tc>
         <w:tc>
           <w:tcPr>
-            <w:tcW w:type="dxa" w:w="3024"/>
+            <w:tcW w:type="dxa" w:w="5684"/>
           </w:tcPr>
           <w:p>
             <w:pPr>
@@ -1407,7 +1407,7 @@
         </w:tc>
         <w:tc>
           <w:tcPr>
-            <w:tcW w:type="dxa" w:w="3024"/>
+            <w:tcW w:type="dxa" w:w="1701"/>
           </w:tcPr>
           <w:p>
             <w:pPr>
@@ -1426,7 +1426,7 @@
       <w:tr>
         <w:tc>
           <w:tcPr>
-            <w:tcW w:type="dxa" w:w="3024"/>
+            <w:tcW w:type="dxa" w:w="2661"/>
           </w:tcPr>
           <w:p>
             <w:pPr>
@@ -1443,7 +1443,7 @@
         </w:tc>
         <w:tc>
           <w:tcPr>
-            <w:tcW w:type="dxa" w:w="3024"/>
+            <w:tcW w:type="dxa" w:w="5684"/>
           </w:tcPr>
           <w:p>
             <w:pPr>
@@ -1460,7 +1460,7 @@
         </w:tc>
         <w:tc>
           <w:tcPr>
-            <w:tcW w:type="dxa" w:w="3024"/>
+            <w:tcW w:type="dxa" w:w="1701"/>
           </w:tcPr>
           <w:p>
             <w:pPr>
@@ -1479,7 +1479,7 @@
       <w:tr>
         <w:tc>
           <w:tcPr>
-            <w:tcW w:type="dxa" w:w="3024"/>
+            <w:tcW w:type="dxa" w:w="2661"/>
           </w:tcPr>
           <w:p>
             <w:pPr>
@@ -1496,7 +1496,7 @@
         </w:tc>
         <w:tc>
           <w:tcPr>
-            <w:tcW w:type="dxa" w:w="3024"/>
+            <w:tcW w:type="dxa" w:w="5684"/>
           </w:tcPr>
           <w:p>
             <w:pPr>
@@ -1513,7 +1513,7 @@
         </w:tc>
         <w:tc>
           <w:tcPr>
-            <w:tcW w:type="dxa" w:w="3024"/>
+            <w:tcW w:type="dxa" w:w="1701"/>
           </w:tcPr>
           <w:p>
             <w:pPr>
@@ -1532,7 +1532,7 @@
       <w:tr>
         <w:tc>
           <w:tcPr>
-            <w:tcW w:type="dxa" w:w="3024"/>
+            <w:tcW w:type="dxa" w:w="2661"/>
           </w:tcPr>
           <w:p>
             <w:pPr>
@@ -1549,7 +1549,7 @@
         </w:tc>
         <w:tc>
           <w:tcPr>
-            <w:tcW w:type="dxa" w:w="3024"/>
+            <w:tcW w:type="dxa" w:w="5684"/>
           </w:tcPr>
           <w:p>
             <w:pPr>
@@ -1566,7 +1566,7 @@
         </w:tc>
         <w:tc>
           <w:tcPr>
-            <w:tcW w:type="dxa" w:w="3024"/>
+            <w:tcW w:type="dxa" w:w="1701"/>
           </w:tcPr>
           <w:p>
             <w:pPr>
@@ -1585,7 +1585,7 @@
       <w:tr>
         <w:tc>
           <w:tcPr>
-            <w:tcW w:type="dxa" w:w="3024"/>
+            <w:tcW w:type="dxa" w:w="2661"/>
           </w:tcPr>
           <w:p>
             <w:pPr>
@@ -1602,7 +1602,7 @@
         </w:tc>
         <w:tc>
           <w:tcPr>
-            <w:tcW w:type="dxa" w:w="3024"/>
+            <w:tcW w:type="dxa" w:w="5684"/>
           </w:tcPr>
           <w:p>
             <w:pPr>
@@ -1619,7 +1619,7 @@
         </w:tc>
         <w:tc>
           <w:tcPr>
-            <w:tcW w:type="dxa" w:w="3024"/>
+            <w:tcW w:type="dxa" w:w="1701"/>
           </w:tcPr>
           <w:p>
             <w:pPr>
@@ -1638,7 +1638,7 @@
       <w:tr>
         <w:tc>
           <w:tcPr>
-            <w:tcW w:type="dxa" w:w="3024"/>
+            <w:tcW w:type="dxa" w:w="2661"/>
           </w:tcPr>
           <w:p>
             <w:pPr>
@@ -1655,7 +1655,7 @@
         </w:tc>
         <w:tc>
           <w:tcPr>
-            <w:tcW w:type="dxa" w:w="3024"/>
+            <w:tcW w:type="dxa" w:w="5684"/>
           </w:tcPr>
           <w:p>
             <w:pPr>
@@ -1672,7 +1672,7 @@
         </w:tc>
         <w:tc>
           <w:tcPr>
-            <w:tcW w:type="dxa" w:w="3024"/>
+            <w:tcW w:type="dxa" w:w="1701"/>
           </w:tcPr>
           <w:p>
             <w:pPr>
@@ -1691,7 +1691,7 @@
       <w:tr>
         <w:tc>
           <w:tcPr>
-            <w:tcW w:type="dxa" w:w="3024"/>
+            <w:tcW w:type="dxa" w:w="2661"/>
           </w:tcPr>
           <w:p>
             <w:pPr>
@@ -1708,7 +1708,7 @@
         </w:tc>
         <w:tc>
           <w:tcPr>
-            <w:tcW w:type="dxa" w:w="3024"/>
+            <w:tcW w:type="dxa" w:w="5684"/>
           </w:tcPr>
           <w:p>
             <w:pPr>
@@ -1725,7 +1725,7 @@
         </w:tc>
         <w:tc>
           <w:tcPr>
-            <w:tcW w:type="dxa" w:w="3024"/>
+            <w:tcW w:type="dxa" w:w="1701"/>
           </w:tcPr>
           <w:p>
             <w:pPr>
@@ -1744,7 +1744,7 @@
       <w:tr>
         <w:tc>
           <w:tcPr>
-            <w:tcW w:type="dxa" w:w="3024"/>
+            <w:tcW w:type="dxa" w:w="2661"/>
           </w:tcPr>
           <w:p>
             <w:pPr>
@@ -1761,7 +1761,7 @@
         </w:tc>
         <w:tc>
           <w:tcPr>
-            <w:tcW w:type="dxa" w:w="3024"/>
+            <w:tcW w:type="dxa" w:w="5684"/>
           </w:tcPr>
           <w:p>
             <w:pPr>
@@ -1778,7 +1778,7 @@
         </w:tc>
         <w:tc>
           <w:tcPr>
-            <w:tcW w:type="dxa" w:w="3024"/>
+            <w:tcW w:type="dxa" w:w="1701"/>
           </w:tcPr>
           <w:p>
             <w:pPr>
@@ -1809,7 +1809,7 @@
         <w:tblStyle w:val="TableGrid"/>
         <w:tblW w:type="auto" w:w="0"/>
         <w:jc w:val="center"/>
-        <w:tblLayout w:type="autofit"/>
+        <w:tblLayout w:type="fixed"/>
         <w:tblLook w:firstColumn="1" w:firstRow="1" w:lastColumn="0" w:lastRow="0" w:noHBand="0" w:noVBand="1" w:val="04A0"/>
       </w:tblPr>
       <w:tblGrid>
@@ -1819,7 +1819,7 @@
       <w:tr>
         <w:tc>
           <w:tcPr>
-            <w:tcW w:type="dxa" w:w="4536"/>
+            <w:tcW w:type="dxa" w:w="1701"/>
           </w:tcPr>
           <w:p>
             <w:pPr>
@@ -1837,7 +1837,7 @@
         </w:tc>
         <w:tc>
           <w:tcPr>
-            <w:tcW w:type="dxa" w:w="4536"/>
+            <w:tcW w:type="dxa" w:w="8019"/>
           </w:tcPr>
           <w:p>
             <w:pPr>
@@ -1857,7 +1857,7 @@
       <w:tr>
         <w:tc>
           <w:tcPr>
-            <w:tcW w:type="dxa" w:w="4536"/>
+            <w:tcW w:type="dxa" w:w="1701"/>
           </w:tcPr>
           <w:p>
             <w:pPr>
@@ -1874,7 +1874,7 @@
         </w:tc>
         <w:tc>
           <w:tcPr>
-            <w:tcW w:type="dxa" w:w="4536"/>
+            <w:tcW w:type="dxa" w:w="8019"/>
           </w:tcPr>
           <w:p>
             <w:pPr>
@@ -1893,7 +1893,7 @@
       <w:tr>
         <w:tc>
           <w:tcPr>
-            <w:tcW w:type="dxa" w:w="4536"/>
+            <w:tcW w:type="dxa" w:w="1701"/>
           </w:tcPr>
           <w:p>
             <w:pPr>
@@ -1910,7 +1910,7 @@
         </w:tc>
         <w:tc>
           <w:tcPr>
-            <w:tcW w:type="dxa" w:w="4536"/>
+            <w:tcW w:type="dxa" w:w="8019"/>
           </w:tcPr>
           <w:p>
             <w:pPr>
@@ -1929,7 +1929,7 @@
       <w:tr>
         <w:tc>
           <w:tcPr>
-            <w:tcW w:type="dxa" w:w="4536"/>
+            <w:tcW w:type="dxa" w:w="1701"/>
           </w:tcPr>
           <w:p>
             <w:pPr>
@@ -1946,7 +1946,7 @@
         </w:tc>
         <w:tc>
           <w:tcPr>
-            <w:tcW w:type="dxa" w:w="4536"/>
+            <w:tcW w:type="dxa" w:w="8019"/>
           </w:tcPr>
           <w:p>
             <w:pPr>
@@ -1965,7 +1965,7 @@
       <w:tr>
         <w:tc>
           <w:tcPr>
-            <w:tcW w:type="dxa" w:w="4536"/>
+            <w:tcW w:type="dxa" w:w="1701"/>
           </w:tcPr>
           <w:p>
             <w:pPr>
@@ -1982,7 +1982,7 @@
         </w:tc>
         <w:tc>
           <w:tcPr>
-            <w:tcW w:type="dxa" w:w="4536"/>
+            <w:tcW w:type="dxa" w:w="8019"/>
           </w:tcPr>
           <w:p>
             <w:pPr>
@@ -2001,7 +2001,7 @@
       <w:tr>
         <w:tc>
           <w:tcPr>
-            <w:tcW w:type="dxa" w:w="4536"/>
+            <w:tcW w:type="dxa" w:w="1701"/>
           </w:tcPr>
           <w:p>
             <w:pPr>
@@ -2018,7 +2018,7 @@
         </w:tc>
         <w:tc>
           <w:tcPr>
-            <w:tcW w:type="dxa" w:w="4536"/>
+            <w:tcW w:type="dxa" w:w="8019"/>
           </w:tcPr>
           <w:p>
             <w:pPr>
@@ -2037,7 +2037,7 @@
       <w:tr>
         <w:tc>
           <w:tcPr>
-            <w:tcW w:type="dxa" w:w="4536"/>
+            <w:tcW w:type="dxa" w:w="1701"/>
           </w:tcPr>
           <w:p>
             <w:pPr>
@@ -2054,7 +2054,7 @@
         </w:tc>
         <w:tc>
           <w:tcPr>
-            <w:tcW w:type="dxa" w:w="4536"/>
+            <w:tcW w:type="dxa" w:w="8019"/>
           </w:tcPr>
           <w:p>
             <w:pPr>
@@ -2073,7 +2073,7 @@
       <w:tr>
         <w:tc>
           <w:tcPr>
-            <w:tcW w:type="dxa" w:w="4536"/>
+            <w:tcW w:type="dxa" w:w="1701"/>
           </w:tcPr>
           <w:p>
             <w:pPr>
@@ -2090,7 +2090,7 @@
         </w:tc>
         <w:tc>
           <w:tcPr>
-            <w:tcW w:type="dxa" w:w="4536"/>
+            <w:tcW w:type="dxa" w:w="8019"/>
           </w:tcPr>
           <w:p>
             <w:pPr>
@@ -2109,7 +2109,7 @@
       <w:tr>
         <w:tc>
           <w:tcPr>
-            <w:tcW w:type="dxa" w:w="4536"/>
+            <w:tcW w:type="dxa" w:w="1701"/>
           </w:tcPr>
           <w:p>
             <w:pPr>
@@ -2126,7 +2126,7 @@
         </w:tc>
         <w:tc>
           <w:tcPr>
-            <w:tcW w:type="dxa" w:w="4536"/>
+            <w:tcW w:type="dxa" w:w="8019"/>
           </w:tcPr>
           <w:p>
             <w:pPr>
@@ -2145,7 +2145,7 @@
       <w:tr>
         <w:tc>
           <w:tcPr>
-            <w:tcW w:type="dxa" w:w="4536"/>
+            <w:tcW w:type="dxa" w:w="1701"/>
           </w:tcPr>
           <w:p>
             <w:pPr>
@@ -2162,7 +2162,7 @@
         </w:tc>
         <w:tc>
           <w:tcPr>
-            <w:tcW w:type="dxa" w:w="4536"/>
+            <w:tcW w:type="dxa" w:w="8019"/>
           </w:tcPr>
           <w:p>
             <w:pPr>
@@ -2181,7 +2181,7 @@
       <w:tr>
         <w:tc>
           <w:tcPr>
-            <w:tcW w:type="dxa" w:w="4536"/>
+            <w:tcW w:type="dxa" w:w="1701"/>
           </w:tcPr>
           <w:p>
             <w:pPr>
@@ -2198,7 +2198,7 @@
         </w:tc>
         <w:tc>
           <w:tcPr>
-            <w:tcW w:type="dxa" w:w="4536"/>
+            <w:tcW w:type="dxa" w:w="8019"/>
           </w:tcPr>
           <w:p>
             <w:pPr>
@@ -2217,7 +2217,7 @@
       <w:tr>
         <w:tc>
           <w:tcPr>
-            <w:tcW w:type="dxa" w:w="4536"/>
+            <w:tcW w:type="dxa" w:w="1701"/>
           </w:tcPr>
           <w:p>
             <w:pPr>
@@ -2234,7 +2234,7 @@
         </w:tc>
         <w:tc>
           <w:tcPr>
-            <w:tcW w:type="dxa" w:w="4536"/>
+            <w:tcW w:type="dxa" w:w="8019"/>
           </w:tcPr>
           <w:p>
             <w:pPr>
@@ -2253,7 +2253,7 @@
       <w:tr>
         <w:tc>
           <w:tcPr>
-            <w:tcW w:type="dxa" w:w="4536"/>
+            <w:tcW w:type="dxa" w:w="1701"/>
           </w:tcPr>
           <w:p>
             <w:pPr>
@@ -2270,7 +2270,7 @@
         </w:tc>
         <w:tc>
           <w:tcPr>
-            <w:tcW w:type="dxa" w:w="4536"/>
+            <w:tcW w:type="dxa" w:w="8019"/>
           </w:tcPr>
           <w:p>
             <w:pPr>
@@ -2289,7 +2289,7 @@
       <w:tr>
         <w:tc>
           <w:tcPr>
-            <w:tcW w:type="dxa" w:w="4536"/>
+            <w:tcW w:type="dxa" w:w="1701"/>
           </w:tcPr>
           <w:p>
             <w:pPr>
@@ -2306,7 +2306,7 @@
         </w:tc>
         <w:tc>
           <w:tcPr>
-            <w:tcW w:type="dxa" w:w="4536"/>
+            <w:tcW w:type="dxa" w:w="8019"/>
           </w:tcPr>
           <w:p>
             <w:pPr>
@@ -2325,7 +2325,7 @@
       <w:tr>
         <w:tc>
           <w:tcPr>
-            <w:tcW w:type="dxa" w:w="4536"/>
+            <w:tcW w:type="dxa" w:w="1701"/>
           </w:tcPr>
           <w:p>
             <w:pPr>
@@ -2342,7 +2342,7 @@
         </w:tc>
         <w:tc>
           <w:tcPr>
-            <w:tcW w:type="dxa" w:w="4536"/>
+            <w:tcW w:type="dxa" w:w="8019"/>
           </w:tcPr>
           <w:p>
             <w:pPr>
@@ -2361,7 +2361,7 @@
       <w:tr>
         <w:tc>
           <w:tcPr>
-            <w:tcW w:type="dxa" w:w="4536"/>
+            <w:tcW w:type="dxa" w:w="1701"/>
           </w:tcPr>
           <w:p>
             <w:pPr>
@@ -2378,7 +2378,7 @@
         </w:tc>
         <w:tc>
           <w:tcPr>
-            <w:tcW w:type="dxa" w:w="4536"/>
+            <w:tcW w:type="dxa" w:w="8019"/>
           </w:tcPr>
           <w:p>
             <w:pPr>
@@ -2397,7 +2397,7 @@
       <w:tr>
         <w:tc>
           <w:tcPr>
-            <w:tcW w:type="dxa" w:w="4536"/>
+            <w:tcW w:type="dxa" w:w="1701"/>
           </w:tcPr>
           <w:p>
             <w:pPr>
@@ -2414,7 +2414,7 @@
         </w:tc>
         <w:tc>
           <w:tcPr>
-            <w:tcW w:type="dxa" w:w="4536"/>
+            <w:tcW w:type="dxa" w:w="8019"/>
           </w:tcPr>
           <w:p>
             <w:pPr>
@@ -2433,7 +2433,7 @@
       <w:tr>
         <w:tc>
           <w:tcPr>
-            <w:tcW w:type="dxa" w:w="4536"/>
+            <w:tcW w:type="dxa" w:w="1701"/>
           </w:tcPr>
           <w:p>
             <w:pPr>
@@ -2450,7 +2450,7 @@
         </w:tc>
         <w:tc>
           <w:tcPr>
-            <w:tcW w:type="dxa" w:w="4536"/>
+            <w:tcW w:type="dxa" w:w="8019"/>
           </w:tcPr>
           <w:p>
             <w:pPr>
@@ -2469,7 +2469,7 @@
       <w:tr>
         <w:tc>
           <w:tcPr>
-            <w:tcW w:type="dxa" w:w="4536"/>
+            <w:tcW w:type="dxa" w:w="1701"/>
           </w:tcPr>
           <w:p>
             <w:pPr>
@@ -2486,7 +2486,7 @@
         </w:tc>
         <w:tc>
           <w:tcPr>
-            <w:tcW w:type="dxa" w:w="4536"/>
+            <w:tcW w:type="dxa" w:w="8019"/>
           </w:tcPr>
           <w:p>
             <w:pPr>
@@ -2505,7 +2505,7 @@
       <w:tr>
         <w:tc>
           <w:tcPr>
-            <w:tcW w:type="dxa" w:w="4536"/>
+            <w:tcW w:type="dxa" w:w="1701"/>
           </w:tcPr>
           <w:p>
             <w:pPr>
@@ -2522,7 +2522,7 @@
         </w:tc>
         <w:tc>
           <w:tcPr>
-            <w:tcW w:type="dxa" w:w="4536"/>
+            <w:tcW w:type="dxa" w:w="8019"/>
           </w:tcPr>
           <w:p>
             <w:pPr>
@@ -2541,7 +2541,7 @@
       <w:tr>
         <w:tc>
           <w:tcPr>
-            <w:tcW w:type="dxa" w:w="4536"/>
+            <w:tcW w:type="dxa" w:w="1701"/>
           </w:tcPr>
           <w:p>
             <w:pPr>
@@ -2558,7 +2558,7 @@
         </w:tc>
         <w:tc>
           <w:tcPr>
-            <w:tcW w:type="dxa" w:w="4536"/>
+            <w:tcW w:type="dxa" w:w="8019"/>
           </w:tcPr>
           <w:p>
             <w:pPr>
@@ -2577,7 +2577,7 @@
       <w:tr>
         <w:tc>
           <w:tcPr>
-            <w:tcW w:type="dxa" w:w="4536"/>
+            <w:tcW w:type="dxa" w:w="1701"/>
           </w:tcPr>
           <w:p>
             <w:pPr>
@@ -2594,7 +2594,7 @@
         </w:tc>
         <w:tc>
           <w:tcPr>
-            <w:tcW w:type="dxa" w:w="4536"/>
+            <w:tcW w:type="dxa" w:w="8019"/>
           </w:tcPr>
           <w:p>
             <w:pPr>
@@ -2613,7 +2613,7 @@
       <w:tr>
         <w:tc>
           <w:tcPr>
-            <w:tcW w:type="dxa" w:w="4536"/>
+            <w:tcW w:type="dxa" w:w="1701"/>
           </w:tcPr>
           <w:p>
             <w:pPr>
@@ -2630,7 +2630,7 @@
         </w:tc>
         <w:tc>
           <w:tcPr>
-            <w:tcW w:type="dxa" w:w="4536"/>
+            <w:tcW w:type="dxa" w:w="8019"/>
           </w:tcPr>
           <w:p>
             <w:pPr>
@@ -2649,7 +2649,7 @@
       <w:tr>
         <w:tc>
           <w:tcPr>
-            <w:tcW w:type="dxa" w:w="4536"/>
+            <w:tcW w:type="dxa" w:w="1701"/>
           </w:tcPr>
           <w:p>
             <w:pPr>
@@ -2666,7 +2666,7 @@
         </w:tc>
         <w:tc>
           <w:tcPr>
-            <w:tcW w:type="dxa" w:w="4536"/>
+            <w:tcW w:type="dxa" w:w="8019"/>
           </w:tcPr>
           <w:p>
             <w:pPr>
@@ -2685,7 +2685,7 @@
       <w:tr>
         <w:tc>
           <w:tcPr>
-            <w:tcW w:type="dxa" w:w="4536"/>
+            <w:tcW w:type="dxa" w:w="1701"/>
           </w:tcPr>
           <w:p>
             <w:pPr>
@@ -2702,7 +2702,7 @@
         </w:tc>
         <w:tc>
           <w:tcPr>
-            <w:tcW w:type="dxa" w:w="4536"/>
+            <w:tcW w:type="dxa" w:w="8019"/>
           </w:tcPr>
           <w:p>
             <w:pPr>
@@ -2721,7 +2721,7 @@
       <w:tr>
         <w:tc>
           <w:tcPr>
-            <w:tcW w:type="dxa" w:w="4536"/>
+            <w:tcW w:type="dxa" w:w="1701"/>
           </w:tcPr>
           <w:p>
             <w:pPr>
@@ -2738,7 +2738,7 @@
         </w:tc>
         <w:tc>
           <w:tcPr>
-            <w:tcW w:type="dxa" w:w="4536"/>
+            <w:tcW w:type="dxa" w:w="8019"/>
           </w:tcPr>
           <w:p>
             <w:pPr>
@@ -2757,7 +2757,7 @@
       <w:tr>
         <w:tc>
           <w:tcPr>
-            <w:tcW w:type="dxa" w:w="4536"/>
+            <w:tcW w:type="dxa" w:w="1701"/>
           </w:tcPr>
           <w:p>
             <w:pPr>
@@ -2774,7 +2774,7 @@
         </w:tc>
         <w:tc>
           <w:tcPr>
-            <w:tcW w:type="dxa" w:w="4536"/>
+            <w:tcW w:type="dxa" w:w="8019"/>
           </w:tcPr>
           <w:p>
             <w:pPr>
@@ -2793,7 +2793,7 @@
       <w:tr>
         <w:tc>
           <w:tcPr>
-            <w:tcW w:type="dxa" w:w="4536"/>
+            <w:tcW w:type="dxa" w:w="1701"/>
           </w:tcPr>
           <w:p>
             <w:pPr>
@@ -2810,7 +2810,7 @@
         </w:tc>
         <w:tc>
           <w:tcPr>
-            <w:tcW w:type="dxa" w:w="4536"/>
+            <w:tcW w:type="dxa" w:w="8019"/>
           </w:tcPr>
           <w:p>
             <w:pPr>
@@ -2829,7 +2829,7 @@
       <w:tr>
         <w:tc>
           <w:tcPr>
-            <w:tcW w:type="dxa" w:w="4536"/>
+            <w:tcW w:type="dxa" w:w="1701"/>
           </w:tcPr>
           <w:p>
             <w:pPr>
@@ -2846,7 +2846,7 @@
         </w:tc>
         <w:tc>
           <w:tcPr>
-            <w:tcW w:type="dxa" w:w="4536"/>
+            <w:tcW w:type="dxa" w:w="8019"/>
           </w:tcPr>
           <w:p>
             <w:pPr>
@@ -2865,7 +2865,7 @@
       <w:tr>
         <w:tc>
           <w:tcPr>
-            <w:tcW w:type="dxa" w:w="4536"/>
+            <w:tcW w:type="dxa" w:w="1701"/>
           </w:tcPr>
           <w:p>
             <w:pPr>
@@ -2882,7 +2882,7 @@
         </w:tc>
         <w:tc>
           <w:tcPr>
-            <w:tcW w:type="dxa" w:w="4536"/>
+            <w:tcW w:type="dxa" w:w="8019"/>
           </w:tcPr>
           <w:p>
             <w:pPr>
@@ -2901,7 +2901,7 @@
       <w:tr>
         <w:tc>
           <w:tcPr>
-            <w:tcW w:type="dxa" w:w="4536"/>
+            <w:tcW w:type="dxa" w:w="1701"/>
           </w:tcPr>
           <w:p>
             <w:pPr>
@@ -2918,7 +2918,7 @@
         </w:tc>
         <w:tc>
           <w:tcPr>
-            <w:tcW w:type="dxa" w:w="4536"/>
+            <w:tcW w:type="dxa" w:w="8019"/>
           </w:tcPr>
           <w:p>
             <w:pPr>
@@ -2937,7 +2937,7 @@
       <w:tr>
         <w:tc>
           <w:tcPr>
-            <w:tcW w:type="dxa" w:w="4536"/>
+            <w:tcW w:type="dxa" w:w="1701"/>
           </w:tcPr>
           <w:p>
             <w:pPr>
@@ -2954,7 +2954,7 @@
         </w:tc>
         <w:tc>
           <w:tcPr>
-            <w:tcW w:type="dxa" w:w="4536"/>
+            <w:tcW w:type="dxa" w:w="8019"/>
           </w:tcPr>
           <w:p>
             <w:pPr>
@@ -2973,7 +2973,7 @@
       <w:tr>
         <w:tc>
           <w:tcPr>
-            <w:tcW w:type="dxa" w:w="4536"/>
+            <w:tcW w:type="dxa" w:w="1701"/>
           </w:tcPr>
           <w:p>
             <w:pPr>
@@ -2990,7 +2990,7 @@
         </w:tc>
         <w:tc>
           <w:tcPr>
-            <w:tcW w:type="dxa" w:w="4536"/>
+            <w:tcW w:type="dxa" w:w="8019"/>
           </w:tcPr>
           <w:p>
             <w:pPr>
@@ -3009,7 +3009,7 @@
       <w:tr>
         <w:tc>
           <w:tcPr>
-            <w:tcW w:type="dxa" w:w="4536"/>
+            <w:tcW w:type="dxa" w:w="1701"/>
           </w:tcPr>
           <w:p>
             <w:pPr>
@@ -3026,7 +3026,7 @@
         </w:tc>
         <w:tc>
           <w:tcPr>
-            <w:tcW w:type="dxa" w:w="4536"/>
+            <w:tcW w:type="dxa" w:w="8019"/>
           </w:tcPr>
           <w:p>
             <w:pPr>
@@ -3045,7 +3045,7 @@
       <w:tr>
         <w:tc>
           <w:tcPr>
-            <w:tcW w:type="dxa" w:w="4536"/>
+            <w:tcW w:type="dxa" w:w="1701"/>
           </w:tcPr>
           <w:p>
             <w:pPr>
@@ -3062,7 +3062,7 @@
         </w:tc>
         <w:tc>
           <w:tcPr>
-            <w:tcW w:type="dxa" w:w="4536"/>
+            <w:tcW w:type="dxa" w:w="8019"/>
           </w:tcPr>
           <w:p>
             <w:pPr>
@@ -3093,7 +3093,7 @@
         <w:tblStyle w:val="TableGrid"/>
         <w:tblW w:type="auto" w:w="0"/>
         <w:jc w:val="center"/>
-        <w:tblLayout w:type="autofit"/>
+        <w:tblLayout w:type="fixed"/>
         <w:tblLook w:firstColumn="1" w:firstRow="1" w:lastColumn="0" w:lastRow="0" w:noHBand="0" w:noVBand="1" w:val="04A0"/>
       </w:tblPr>
       <w:tblGrid>
@@ -3103,7 +3103,7 @@
       <w:tr>
         <w:tc>
           <w:tcPr>
-            <w:tcW w:type="dxa" w:w="4536"/>
+            <w:tcW w:type="dxa" w:w="1701"/>
           </w:tcPr>
           <w:p>
             <w:pPr>
@@ -3121,7 +3121,7 @@
         </w:tc>
         <w:tc>
           <w:tcPr>
-            <w:tcW w:type="dxa" w:w="4536"/>
+            <w:tcW w:type="dxa" w:w="8529"/>
           </w:tcPr>
           <w:p>
             <w:pPr>
@@ -3141,7 +3141,7 @@
       <w:tr>
         <w:tc>
           <w:tcPr>
-            <w:tcW w:type="dxa" w:w="4536"/>
+            <w:tcW w:type="dxa" w:w="1701"/>
           </w:tcPr>
           <w:p>
             <w:pPr>
@@ -3158,7 +3158,7 @@
         </w:tc>
         <w:tc>
           <w:tcPr>
-            <w:tcW w:type="dxa" w:w="4536"/>
+            <w:tcW w:type="dxa" w:w="8529"/>
           </w:tcPr>
           <w:p>
             <w:pPr>
@@ -3177,7 +3177,7 @@
       <w:tr>
         <w:tc>
           <w:tcPr>
-            <w:tcW w:type="dxa" w:w="4536"/>
+            <w:tcW w:type="dxa" w:w="1701"/>
           </w:tcPr>
           <w:p>
             <w:pPr>
@@ -3194,7 +3194,7 @@
         </w:tc>
         <w:tc>
           <w:tcPr>
-            <w:tcW w:type="dxa" w:w="4536"/>
+            <w:tcW w:type="dxa" w:w="8529"/>
           </w:tcPr>
           <w:p>
             <w:pPr>
@@ -3213,7 +3213,7 @@
       <w:tr>
         <w:tc>
           <w:tcPr>
-            <w:tcW w:type="dxa" w:w="4536"/>
+            <w:tcW w:type="dxa" w:w="1701"/>
           </w:tcPr>
           <w:p>
             <w:pPr>
@@ -3230,7 +3230,7 @@
         </w:tc>
         <w:tc>
           <w:tcPr>
-            <w:tcW w:type="dxa" w:w="4536"/>
+            <w:tcW w:type="dxa" w:w="8529"/>
           </w:tcPr>
           <w:p>
             <w:pPr>
@@ -3249,7 +3249,7 @@
       <w:tr>
         <w:tc>
           <w:tcPr>
-            <w:tcW w:type="dxa" w:w="4536"/>
+            <w:tcW w:type="dxa" w:w="1701"/>
           </w:tcPr>
           <w:p>
             <w:pPr>
@@ -3266,7 +3266,7 @@
         </w:tc>
         <w:tc>
           <w:tcPr>
-            <w:tcW w:type="dxa" w:w="4536"/>
+            <w:tcW w:type="dxa" w:w="8529"/>
           </w:tcPr>
           <w:p>
             <w:pPr>
@@ -3285,7 +3285,7 @@
       <w:tr>
         <w:tc>
           <w:tcPr>
-            <w:tcW w:type="dxa" w:w="4536"/>
+            <w:tcW w:type="dxa" w:w="1701"/>
           </w:tcPr>
           <w:p>
             <w:pPr>
@@ -3302,7 +3302,7 @@
         </w:tc>
         <w:tc>
           <w:tcPr>
-            <w:tcW w:type="dxa" w:w="4536"/>
+            <w:tcW w:type="dxa" w:w="8529"/>
           </w:tcPr>
           <w:p>
             <w:pPr>
@@ -3321,7 +3321,7 @@
       <w:tr>
         <w:tc>
           <w:tcPr>
-            <w:tcW w:type="dxa" w:w="4536"/>
+            <w:tcW w:type="dxa" w:w="1701"/>
           </w:tcPr>
           <w:p>
             <w:pPr>
@@ -3338,7 +3338,7 @@
         </w:tc>
         <w:tc>
           <w:tcPr>
-            <w:tcW w:type="dxa" w:w="4536"/>
+            <w:tcW w:type="dxa" w:w="8529"/>
           </w:tcPr>
           <w:p>
             <w:pPr>
@@ -3357,7 +3357,7 @@
       <w:tr>
         <w:tc>
           <w:tcPr>
-            <w:tcW w:type="dxa" w:w="4536"/>
+            <w:tcW w:type="dxa" w:w="1701"/>
           </w:tcPr>
           <w:p>
             <w:pPr>
@@ -3374,7 +3374,7 @@
         </w:tc>
         <w:tc>
           <w:tcPr>
-            <w:tcW w:type="dxa" w:w="4536"/>
+            <w:tcW w:type="dxa" w:w="8529"/>
           </w:tcPr>
           <w:p>
             <w:pPr>
@@ -3393,7 +3393,7 @@
       <w:tr>
         <w:tc>
           <w:tcPr>
-            <w:tcW w:type="dxa" w:w="4536"/>
+            <w:tcW w:type="dxa" w:w="1701"/>
           </w:tcPr>
           <w:p>
             <w:pPr>
@@ -3410,7 +3410,7 @@
         </w:tc>
         <w:tc>
           <w:tcPr>
-            <w:tcW w:type="dxa" w:w="4536"/>
+            <w:tcW w:type="dxa" w:w="8529"/>
           </w:tcPr>
           <w:p>
             <w:pPr>
@@ -3429,7 +3429,7 @@
       <w:tr>
         <w:tc>
           <w:tcPr>
-            <w:tcW w:type="dxa" w:w="4536"/>
+            <w:tcW w:type="dxa" w:w="1701"/>
           </w:tcPr>
           <w:p>
             <w:pPr>
@@ -3446,7 +3446,7 @@
         </w:tc>
         <w:tc>
           <w:tcPr>
-            <w:tcW w:type="dxa" w:w="4536"/>
+            <w:tcW w:type="dxa" w:w="8529"/>
           </w:tcPr>
           <w:p>
             <w:pPr>
@@ -3465,7 +3465,7 @@
       <w:tr>
         <w:tc>
           <w:tcPr>
-            <w:tcW w:type="dxa" w:w="4536"/>
+            <w:tcW w:type="dxa" w:w="1701"/>
           </w:tcPr>
           <w:p>
             <w:pPr>
@@ -3482,7 +3482,7 @@
         </w:tc>
         <w:tc>
           <w:tcPr>
-            <w:tcW w:type="dxa" w:w="4536"/>
+            <w:tcW w:type="dxa" w:w="8529"/>
           </w:tcPr>
           <w:p>
             <w:pPr>
@@ -3501,7 +3501,7 @@
       <w:tr>
         <w:tc>
           <w:tcPr>
-            <w:tcW w:type="dxa" w:w="4536"/>
+            <w:tcW w:type="dxa" w:w="1701"/>
           </w:tcPr>
           <w:p>
             <w:pPr>
@@ -3518,7 +3518,7 @@
         </w:tc>
         <w:tc>
           <w:tcPr>
-            <w:tcW w:type="dxa" w:w="4536"/>
+            <w:tcW w:type="dxa" w:w="8529"/>
           </w:tcPr>
           <w:p>
             <w:pPr>
@@ -3537,7 +3537,7 @@
       <w:tr>
         <w:tc>
           <w:tcPr>
-            <w:tcW w:type="dxa" w:w="4536"/>
+            <w:tcW w:type="dxa" w:w="1701"/>
           </w:tcPr>
           <w:p>
             <w:pPr>
@@ -3554,7 +3554,7 @@
         </w:tc>
         <w:tc>
           <w:tcPr>
-            <w:tcW w:type="dxa" w:w="4536"/>
+            <w:tcW w:type="dxa" w:w="8529"/>
           </w:tcPr>
           <w:p>
             <w:pPr>
@@ -3573,7 +3573,7 @@
       <w:tr>
         <w:tc>
           <w:tcPr>
-            <w:tcW w:type="dxa" w:w="4536"/>
+            <w:tcW w:type="dxa" w:w="1701"/>
           </w:tcPr>
           <w:p>
             <w:pPr>
@@ -3590,7 +3590,7 @@
         </w:tc>
         <w:tc>
           <w:tcPr>
-            <w:tcW w:type="dxa" w:w="4536"/>
+            <w:tcW w:type="dxa" w:w="8529"/>
           </w:tcPr>
           <w:p>
             <w:pPr>
@@ -3609,7 +3609,7 @@
       <w:tr>
         <w:tc>
           <w:tcPr>
-            <w:tcW w:type="dxa" w:w="4536"/>
+            <w:tcW w:type="dxa" w:w="1701"/>
           </w:tcPr>
           <w:p>
             <w:pPr>
@@ -3626,7 +3626,7 @@
         </w:tc>
         <w:tc>
           <w:tcPr>
-            <w:tcW w:type="dxa" w:w="4536"/>
+            <w:tcW w:type="dxa" w:w="8529"/>
           </w:tcPr>
           <w:p>
             <w:pPr>
@@ -3645,7 +3645,7 @@
       <w:tr>
         <w:tc>
           <w:tcPr>
-            <w:tcW w:type="dxa" w:w="4536"/>
+            <w:tcW w:type="dxa" w:w="1701"/>
           </w:tcPr>
           <w:p>
             <w:pPr>
@@ -3662,7 +3662,7 @@
         </w:tc>
         <w:tc>
           <w:tcPr>
-            <w:tcW w:type="dxa" w:w="4536"/>
+            <w:tcW w:type="dxa" w:w="8529"/>
           </w:tcPr>
           <w:p>
             <w:pPr>
@@ -3681,7 +3681,7 @@
       <w:tr>
         <w:tc>
           <w:tcPr>
-            <w:tcW w:type="dxa" w:w="4536"/>
+            <w:tcW w:type="dxa" w:w="1701"/>
           </w:tcPr>
           <w:p>
             <w:pPr>
@@ -3698,7 +3698,7 @@
         </w:tc>
         <w:tc>
           <w:tcPr>
-            <w:tcW w:type="dxa" w:w="4536"/>
+            <w:tcW w:type="dxa" w:w="8529"/>
           </w:tcPr>
           <w:p>
             <w:pPr>
@@ -3717,7 +3717,7 @@
       <w:tr>
         <w:tc>
           <w:tcPr>
-            <w:tcW w:type="dxa" w:w="4536"/>
+            <w:tcW w:type="dxa" w:w="1701"/>
           </w:tcPr>
           <w:p>
             <w:pPr>
@@ -3734,7 +3734,7 @@
         </w:tc>
         <w:tc>
           <w:tcPr>
-            <w:tcW w:type="dxa" w:w="4536"/>
+            <w:tcW w:type="dxa" w:w="8529"/>
           </w:tcPr>
           <w:p>
             <w:pPr>
@@ -3753,7 +3753,7 @@
       <w:tr>
         <w:tc>
           <w:tcPr>
-            <w:tcW w:type="dxa" w:w="4536"/>
+            <w:tcW w:type="dxa" w:w="1701"/>
           </w:tcPr>
           <w:p>
             <w:pPr>
@@ -3770,7 +3770,7 @@
         </w:tc>
         <w:tc>
           <w:tcPr>
-            <w:tcW w:type="dxa" w:w="4536"/>
+            <w:tcW w:type="dxa" w:w="8529"/>
           </w:tcPr>
           <w:p>
             <w:pPr>
@@ -3789,7 +3789,7 @@
       <w:tr>
         <w:tc>
           <w:tcPr>
-            <w:tcW w:type="dxa" w:w="4536"/>
+            <w:tcW w:type="dxa" w:w="1701"/>
           </w:tcPr>
           <w:p>
             <w:pPr>
@@ -3806,7 +3806,7 @@
         </w:tc>
         <w:tc>
           <w:tcPr>
-            <w:tcW w:type="dxa" w:w="4536"/>
+            <w:tcW w:type="dxa" w:w="8529"/>
           </w:tcPr>
           <w:p>
             <w:pPr>
@@ -3825,7 +3825,7 @@
       <w:tr>
         <w:tc>
           <w:tcPr>
-            <w:tcW w:type="dxa" w:w="4536"/>
+            <w:tcW w:type="dxa" w:w="1701"/>
           </w:tcPr>
           <w:p>
             <w:pPr>
@@ -3842,7 +3842,7 @@
         </w:tc>
         <w:tc>
           <w:tcPr>
-            <w:tcW w:type="dxa" w:w="4536"/>
+            <w:tcW w:type="dxa" w:w="8529"/>
           </w:tcPr>
           <w:p>
             <w:pPr>
@@ -3861,7 +3861,7 @@
       <w:tr>
         <w:tc>
           <w:tcPr>
-            <w:tcW w:type="dxa" w:w="4536"/>
+            <w:tcW w:type="dxa" w:w="1701"/>
           </w:tcPr>
           <w:p>
             <w:pPr>
@@ -3878,7 +3878,7 @@
         </w:tc>
         <w:tc>
           <w:tcPr>
-            <w:tcW w:type="dxa" w:w="4536"/>
+            <w:tcW w:type="dxa" w:w="8529"/>
           </w:tcPr>
           <w:p>
             <w:pPr>
@@ -3897,7 +3897,7 @@
       <w:tr>
         <w:tc>
           <w:tcPr>
-            <w:tcW w:type="dxa" w:w="4536"/>
+            <w:tcW w:type="dxa" w:w="1701"/>
           </w:tcPr>
           <w:p>
             <w:pPr>
@@ -3914,7 +3914,7 @@
         </w:tc>
         <w:tc>
           <w:tcPr>
-            <w:tcW w:type="dxa" w:w="4536"/>
+            <w:tcW w:type="dxa" w:w="8529"/>
           </w:tcPr>
           <w:p>
             <w:pPr>
@@ -3933,7 +3933,7 @@
       <w:tr>
         <w:tc>
           <w:tcPr>
-            <w:tcW w:type="dxa" w:w="4536"/>
+            <w:tcW w:type="dxa" w:w="1701"/>
           </w:tcPr>
           <w:p>
             <w:pPr>
@@ -3950,7 +3950,7 @@
         </w:tc>
         <w:tc>
           <w:tcPr>
-            <w:tcW w:type="dxa" w:w="4536"/>
+            <w:tcW w:type="dxa" w:w="8529"/>
           </w:tcPr>
           <w:p>
             <w:pPr>
@@ -3969,7 +3969,7 @@
       <w:tr>
         <w:tc>
           <w:tcPr>
-            <w:tcW w:type="dxa" w:w="4536"/>
+            <w:tcW w:type="dxa" w:w="1701"/>
           </w:tcPr>
           <w:p>
             <w:pPr>
@@ -3986,7 +3986,7 @@
         </w:tc>
         <w:tc>
           <w:tcPr>
-            <w:tcW w:type="dxa" w:w="4536"/>
+            <w:tcW w:type="dxa" w:w="8529"/>
           </w:tcPr>
           <w:p>
             <w:pPr>
@@ -4005,7 +4005,7 @@
       <w:tr>
         <w:tc>
           <w:tcPr>
-            <w:tcW w:type="dxa" w:w="4536"/>
+            <w:tcW w:type="dxa" w:w="1701"/>
           </w:tcPr>
           <w:p>
             <w:pPr>
@@ -4022,7 +4022,7 @@
         </w:tc>
         <w:tc>
           <w:tcPr>
-            <w:tcW w:type="dxa" w:w="4536"/>
+            <w:tcW w:type="dxa" w:w="8529"/>
           </w:tcPr>
           <w:p>
             <w:pPr>
@@ -4041,7 +4041,7 @@
       <w:tr>
         <w:tc>
           <w:tcPr>
-            <w:tcW w:type="dxa" w:w="4536"/>
+            <w:tcW w:type="dxa" w:w="1701"/>
           </w:tcPr>
           <w:p>
             <w:pPr>
@@ -4058,7 +4058,7 @@
         </w:tc>
         <w:tc>
           <w:tcPr>
-            <w:tcW w:type="dxa" w:w="4536"/>
+            <w:tcW w:type="dxa" w:w="8529"/>
           </w:tcPr>
           <w:p>
             <w:pPr>
@@ -4089,7 +4089,7 @@
         <w:tblStyle w:val="TableGrid"/>
         <w:tblW w:type="auto" w:w="0"/>
         <w:jc w:val="center"/>
-        <w:tblLayout w:type="autofit"/>
+        <w:tblLayout w:type="fixed"/>
         <w:tblLook w:firstColumn="1" w:firstRow="1" w:lastColumn="0" w:lastRow="0" w:noHBand="0" w:noVBand="1" w:val="04A0"/>
       </w:tblPr>
       <w:tblGrid>
@@ -4099,7 +4099,7 @@
       <w:tr>
         <w:tc>
           <w:tcPr>
-            <w:tcW w:type="dxa" w:w="4536"/>
+            <w:tcW w:type="dxa" w:w="1701"/>
           </w:tcPr>
           <w:p>
             <w:pPr>
@@ -4117,7 +4117,7 @@
         </w:tc>
         <w:tc>
           <w:tcPr>
-            <w:tcW w:type="dxa" w:w="4536"/>
+            <w:tcW w:type="dxa" w:w="8273"/>
           </w:tcPr>
           <w:p>
             <w:pPr>
@@ -4137,7 +4137,7 @@
       <w:tr>
         <w:tc>
           <w:tcPr>
-            <w:tcW w:type="dxa" w:w="4536"/>
+            <w:tcW w:type="dxa" w:w="1701"/>
           </w:tcPr>
           <w:p>
             <w:pPr>
@@ -4154,7 +4154,7 @@
         </w:tc>
         <w:tc>
           <w:tcPr>
-            <w:tcW w:type="dxa" w:w="4536"/>
+            <w:tcW w:type="dxa" w:w="8273"/>
           </w:tcPr>
           <w:p>
             <w:pPr>
@@ -4173,7 +4173,7 @@
       <w:tr>
         <w:tc>
           <w:tcPr>
-            <w:tcW w:type="dxa" w:w="4536"/>
+            <w:tcW w:type="dxa" w:w="1701"/>
           </w:tcPr>
           <w:p>
             <w:pPr>
@@ -4190,7 +4190,7 @@
         </w:tc>
         <w:tc>
           <w:tcPr>
-            <w:tcW w:type="dxa" w:w="4536"/>
+            <w:tcW w:type="dxa" w:w="8273"/>
           </w:tcPr>
           <w:p>
             <w:pPr>
@@ -4209,7 +4209,7 @@
       <w:tr>
         <w:tc>
           <w:tcPr>
-            <w:tcW w:type="dxa" w:w="4536"/>
+            <w:tcW w:type="dxa" w:w="1701"/>
           </w:tcPr>
           <w:p>
             <w:pPr>
@@ -4226,7 +4226,7 @@
         </w:tc>
         <w:tc>
           <w:tcPr>
-            <w:tcW w:type="dxa" w:w="4536"/>
+            <w:tcW w:type="dxa" w:w="8273"/>
           </w:tcPr>
           <w:p>
             <w:pPr>
@@ -4245,7 +4245,7 @@
       <w:tr>
         <w:tc>
           <w:tcPr>
-            <w:tcW w:type="dxa" w:w="4536"/>
+            <w:tcW w:type="dxa" w:w="1701"/>
           </w:tcPr>
           <w:p>
             <w:pPr>
@@ -4262,7 +4262,7 @@
         </w:tc>
         <w:tc>
           <w:tcPr>
-            <w:tcW w:type="dxa" w:w="4536"/>
+            <w:tcW w:type="dxa" w:w="8273"/>
           </w:tcPr>
           <w:p>
             <w:pPr>
@@ -4281,7 +4281,7 @@
       <w:tr>
         <w:tc>
           <w:tcPr>
-            <w:tcW w:type="dxa" w:w="4536"/>
+            <w:tcW w:type="dxa" w:w="1701"/>
           </w:tcPr>
           <w:p>
             <w:pPr>
@@ -4298,7 +4298,7 @@
         </w:tc>
         <w:tc>
           <w:tcPr>
-            <w:tcW w:type="dxa" w:w="4536"/>
+            <w:tcW w:type="dxa" w:w="8273"/>
           </w:tcPr>
           <w:p>
             <w:pPr>
@@ -4317,7 +4317,7 @@
       <w:tr>
         <w:tc>
           <w:tcPr>
-            <w:tcW w:type="dxa" w:w="4536"/>
+            <w:tcW w:type="dxa" w:w="1701"/>
           </w:tcPr>
           <w:p>
             <w:pPr>
@@ -4334,7 +4334,7 @@
         </w:tc>
         <w:tc>
           <w:tcPr>
-            <w:tcW w:type="dxa" w:w="4536"/>
+            <w:tcW w:type="dxa" w:w="8273"/>
           </w:tcPr>
           <w:p>
             <w:pPr>
@@ -4353,7 +4353,7 @@
       <w:tr>
         <w:tc>
           <w:tcPr>
-            <w:tcW w:type="dxa" w:w="4536"/>
+            <w:tcW w:type="dxa" w:w="1701"/>
           </w:tcPr>
           <w:p>
             <w:pPr>
@@ -4370,7 +4370,7 @@
         </w:tc>
         <w:tc>
           <w:tcPr>
-            <w:tcW w:type="dxa" w:w="4536"/>
+            <w:tcW w:type="dxa" w:w="8273"/>
           </w:tcPr>
           <w:p>
             <w:pPr>
@@ -4389,7 +4389,7 @@
       <w:tr>
         <w:tc>
           <w:tcPr>
-            <w:tcW w:type="dxa" w:w="4536"/>
+            <w:tcW w:type="dxa" w:w="1701"/>
           </w:tcPr>
           <w:p>
             <w:pPr>
@@ -4406,7 +4406,7 @@
         </w:tc>
         <w:tc>
           <w:tcPr>
-            <w:tcW w:type="dxa" w:w="4536"/>
+            <w:tcW w:type="dxa" w:w="8273"/>
           </w:tcPr>
           <w:p>
             <w:pPr>
@@ -4425,7 +4425,7 @@
       <w:tr>
         <w:tc>
           <w:tcPr>
-            <w:tcW w:type="dxa" w:w="4536"/>
+            <w:tcW w:type="dxa" w:w="1701"/>
           </w:tcPr>
           <w:p>
             <w:pPr>
@@ -4442,7 +4442,7 @@
         </w:tc>
         <w:tc>
           <w:tcPr>
-            <w:tcW w:type="dxa" w:w="4536"/>
+            <w:tcW w:type="dxa" w:w="8273"/>
           </w:tcPr>
           <w:p>
             <w:pPr>
@@ -4461,7 +4461,7 @@
       <w:tr>
         <w:tc>
           <w:tcPr>
-            <w:tcW w:type="dxa" w:w="4536"/>
+            <w:tcW w:type="dxa" w:w="1701"/>
           </w:tcPr>
           <w:p>
             <w:pPr>
@@ -4478,7 +4478,7 @@
         </w:tc>
         <w:tc>
           <w:tcPr>
-            <w:tcW w:type="dxa" w:w="4536"/>
+            <w:tcW w:type="dxa" w:w="8273"/>
           </w:tcPr>
           <w:p>
             <w:pPr>
@@ -4497,7 +4497,7 @@
       <w:tr>
         <w:tc>
           <w:tcPr>
-            <w:tcW w:type="dxa" w:w="4536"/>
+            <w:tcW w:type="dxa" w:w="1701"/>
           </w:tcPr>
           <w:p>
             <w:pPr>
@@ -4514,7 +4514,7 @@
         </w:tc>
         <w:tc>
           <w:tcPr>
-            <w:tcW w:type="dxa" w:w="4536"/>
+            <w:tcW w:type="dxa" w:w="8273"/>
           </w:tcPr>
           <w:p>
             <w:pPr>
@@ -4533,7 +4533,7 @@
       <w:tr>
         <w:tc>
           <w:tcPr>
-            <w:tcW w:type="dxa" w:w="4536"/>
+            <w:tcW w:type="dxa" w:w="1701"/>
           </w:tcPr>
           <w:p>
             <w:pPr>
@@ -4550,7 +4550,7 @@
         </w:tc>
         <w:tc>
           <w:tcPr>
-            <w:tcW w:type="dxa" w:w="4536"/>
+            <w:tcW w:type="dxa" w:w="8273"/>
           </w:tcPr>
           <w:p>
             <w:pPr>
@@ -4569,7 +4569,7 @@
       <w:tr>
         <w:tc>
           <w:tcPr>
-            <w:tcW w:type="dxa" w:w="4536"/>
+            <w:tcW w:type="dxa" w:w="1701"/>
           </w:tcPr>
           <w:p>
             <w:pPr>
@@ -4586,7 +4586,7 @@
         </w:tc>
         <w:tc>
           <w:tcPr>
-            <w:tcW w:type="dxa" w:w="4536"/>
+            <w:tcW w:type="dxa" w:w="8273"/>
           </w:tcPr>
           <w:p>
             <w:pPr>
@@ -4605,7 +4605,7 @@
       <w:tr>
         <w:tc>
           <w:tcPr>
-            <w:tcW w:type="dxa" w:w="4536"/>
+            <w:tcW w:type="dxa" w:w="1701"/>
           </w:tcPr>
           <w:p>
             <w:pPr>
@@ -4622,7 +4622,7 @@
         </w:tc>
         <w:tc>
           <w:tcPr>
-            <w:tcW w:type="dxa" w:w="4536"/>
+            <w:tcW w:type="dxa" w:w="8273"/>
           </w:tcPr>
           <w:p>
             <w:pPr>
@@ -4641,7 +4641,7 @@
       <w:tr>
         <w:tc>
           <w:tcPr>
-            <w:tcW w:type="dxa" w:w="4536"/>
+            <w:tcW w:type="dxa" w:w="1701"/>
           </w:tcPr>
           <w:p>
             <w:pPr>
@@ -4658,7 +4658,7 @@
         </w:tc>
         <w:tc>
           <w:tcPr>
-            <w:tcW w:type="dxa" w:w="4536"/>
+            <w:tcW w:type="dxa" w:w="8273"/>
           </w:tcPr>
           <w:p>
             <w:pPr>
@@ -4677,7 +4677,7 @@
       <w:tr>
         <w:tc>
           <w:tcPr>
-            <w:tcW w:type="dxa" w:w="4536"/>
+            <w:tcW w:type="dxa" w:w="1701"/>
           </w:tcPr>
           <w:p>
             <w:pPr>
@@ -4694,7 +4694,7 @@
         </w:tc>
         <w:tc>
           <w:tcPr>
-            <w:tcW w:type="dxa" w:w="4536"/>
+            <w:tcW w:type="dxa" w:w="8273"/>
           </w:tcPr>
           <w:p>
             <w:pPr>
@@ -4713,7 +4713,7 @@
       <w:tr>
         <w:tc>
           <w:tcPr>
-            <w:tcW w:type="dxa" w:w="4536"/>
+            <w:tcW w:type="dxa" w:w="1701"/>
           </w:tcPr>
           <w:p>
             <w:pPr>
@@ -4730,7 +4730,7 @@
         </w:tc>
         <w:tc>
           <w:tcPr>
-            <w:tcW w:type="dxa" w:w="4536"/>
+            <w:tcW w:type="dxa" w:w="8273"/>
           </w:tcPr>
           <w:p>
             <w:pPr>
@@ -4749,7 +4749,7 @@
       <w:tr>
         <w:tc>
           <w:tcPr>
-            <w:tcW w:type="dxa" w:w="4536"/>
+            <w:tcW w:type="dxa" w:w="1701"/>
           </w:tcPr>
           <w:p>
             <w:pPr>
@@ -4766,7 +4766,7 @@
         </w:tc>
         <w:tc>
           <w:tcPr>
-            <w:tcW w:type="dxa" w:w="4536"/>
+            <w:tcW w:type="dxa" w:w="8273"/>
           </w:tcPr>
           <w:p>
             <w:pPr>
@@ -4785,7 +4785,7 @@
       <w:tr>
         <w:tc>
           <w:tcPr>
-            <w:tcW w:type="dxa" w:w="4536"/>
+            <w:tcW w:type="dxa" w:w="1701"/>
           </w:tcPr>
           <w:p>
             <w:pPr>
@@ -4802,7 +4802,7 @@
         </w:tc>
         <w:tc>
           <w:tcPr>
-            <w:tcW w:type="dxa" w:w="4536"/>
+            <w:tcW w:type="dxa" w:w="8273"/>
           </w:tcPr>
           <w:p>
             <w:pPr>
@@ -4821,7 +4821,7 @@
       <w:tr>
         <w:tc>
           <w:tcPr>
-            <w:tcW w:type="dxa" w:w="4536"/>
+            <w:tcW w:type="dxa" w:w="1701"/>
           </w:tcPr>
           <w:p>
             <w:pPr>
@@ -4838,7 +4838,7 @@
         </w:tc>
         <w:tc>
           <w:tcPr>
-            <w:tcW w:type="dxa" w:w="4536"/>
+            <w:tcW w:type="dxa" w:w="8273"/>
           </w:tcPr>
           <w:p>
             <w:pPr>
@@ -4857,7 +4857,7 @@
       <w:tr>
         <w:tc>
           <w:tcPr>
-            <w:tcW w:type="dxa" w:w="4536"/>
+            <w:tcW w:type="dxa" w:w="1701"/>
           </w:tcPr>
           <w:p>
             <w:pPr>
@@ -4874,7 +4874,7 @@
         </w:tc>
         <w:tc>
           <w:tcPr>
-            <w:tcW w:type="dxa" w:w="4536"/>
+            <w:tcW w:type="dxa" w:w="8273"/>
           </w:tcPr>
           <w:p>
             <w:pPr>
@@ -4893,7 +4893,7 @@
       <w:tr>
         <w:tc>
           <w:tcPr>
-            <w:tcW w:type="dxa" w:w="4536"/>
+            <w:tcW w:type="dxa" w:w="1701"/>
           </w:tcPr>
           <w:p>
             <w:pPr>
@@ -4910,7 +4910,7 @@
         </w:tc>
         <w:tc>
           <w:tcPr>
-            <w:tcW w:type="dxa" w:w="4536"/>
+            <w:tcW w:type="dxa" w:w="8273"/>
           </w:tcPr>
           <w:p>
             <w:pPr>
@@ -4929,7 +4929,7 @@
       <w:tr>
         <w:tc>
           <w:tcPr>
-            <w:tcW w:type="dxa" w:w="4536"/>
+            <w:tcW w:type="dxa" w:w="1701"/>
           </w:tcPr>
           <w:p>
             <w:pPr>
@@ -4946,7 +4946,7 @@
         </w:tc>
         <w:tc>
           <w:tcPr>
-            <w:tcW w:type="dxa" w:w="4536"/>
+            <w:tcW w:type="dxa" w:w="8273"/>
           </w:tcPr>
           <w:p>
             <w:pPr>
@@ -4965,7 +4965,7 @@
       <w:tr>
         <w:tc>
           <w:tcPr>
-            <w:tcW w:type="dxa" w:w="4536"/>
+            <w:tcW w:type="dxa" w:w="1701"/>
           </w:tcPr>
           <w:p>
             <w:pPr>
@@ -4982,7 +4982,7 @@
         </w:tc>
         <w:tc>
           <w:tcPr>
-            <w:tcW w:type="dxa" w:w="4536"/>
+            <w:tcW w:type="dxa" w:w="8273"/>
           </w:tcPr>
           <w:p>
             <w:pPr>
@@ -5001,7 +5001,7 @@
       <w:tr>
         <w:tc>
           <w:tcPr>
-            <w:tcW w:type="dxa" w:w="4536"/>
+            <w:tcW w:type="dxa" w:w="1701"/>
           </w:tcPr>
           <w:p>
             <w:pPr>
@@ -5018,7 +5018,7 @@
         </w:tc>
         <w:tc>
           <w:tcPr>
-            <w:tcW w:type="dxa" w:w="4536"/>
+            <w:tcW w:type="dxa" w:w="8273"/>
           </w:tcPr>
           <w:p>
             <w:pPr>
@@ -5037,7 +5037,7 @@
       <w:tr>
         <w:tc>
           <w:tcPr>
-            <w:tcW w:type="dxa" w:w="4536"/>
+            <w:tcW w:type="dxa" w:w="1701"/>
           </w:tcPr>
           <w:p>
             <w:pPr>
@@ -5054,7 +5054,7 @@
         </w:tc>
         <w:tc>
           <w:tcPr>
-            <w:tcW w:type="dxa" w:w="4536"/>
+            <w:tcW w:type="dxa" w:w="8273"/>
           </w:tcPr>
           <w:p>
             <w:pPr>
@@ -5073,7 +5073,7 @@
       <w:tr>
         <w:tc>
           <w:tcPr>
-            <w:tcW w:type="dxa" w:w="4536"/>
+            <w:tcW w:type="dxa" w:w="1701"/>
           </w:tcPr>
           <w:p>
             <w:pPr>
@@ -5090,7 +5090,7 @@
         </w:tc>
         <w:tc>
           <w:tcPr>
-            <w:tcW w:type="dxa" w:w="4536"/>
+            <w:tcW w:type="dxa" w:w="8273"/>
           </w:tcPr>
           <w:p>
             <w:pPr>
@@ -5109,7 +5109,7 @@
       <w:tr>
         <w:tc>
           <w:tcPr>
-            <w:tcW w:type="dxa" w:w="4536"/>
+            <w:tcW w:type="dxa" w:w="1701"/>
           </w:tcPr>
           <w:p>
             <w:pPr>
@@ -5126,7 +5126,7 @@
         </w:tc>
         <w:tc>
           <w:tcPr>
-            <w:tcW w:type="dxa" w:w="4536"/>
+            <w:tcW w:type="dxa" w:w="8273"/>
           </w:tcPr>
           <w:p>
             <w:pPr>
@@ -5145,7 +5145,7 @@
       <w:tr>
         <w:tc>
           <w:tcPr>
-            <w:tcW w:type="dxa" w:w="4536"/>
+            <w:tcW w:type="dxa" w:w="1701"/>
           </w:tcPr>
           <w:p>
             <w:pPr>
@@ -5162,7 +5162,7 @@
         </w:tc>
         <w:tc>
           <w:tcPr>
-            <w:tcW w:type="dxa" w:w="4536"/>
+            <w:tcW w:type="dxa" w:w="8273"/>
           </w:tcPr>
           <w:p>
             <w:pPr>
@@ -5181,7 +5181,7 @@
       <w:tr>
         <w:tc>
           <w:tcPr>
-            <w:tcW w:type="dxa" w:w="4536"/>
+            <w:tcW w:type="dxa" w:w="1701"/>
           </w:tcPr>
           <w:p>
             <w:pPr>
@@ -5198,7 +5198,7 @@
         </w:tc>
         <w:tc>
           <w:tcPr>
-            <w:tcW w:type="dxa" w:w="4536"/>
+            <w:tcW w:type="dxa" w:w="8273"/>
           </w:tcPr>
           <w:p>
             <w:pPr>
@@ -5217,7 +5217,7 @@
       <w:tr>
         <w:tc>
           <w:tcPr>
-            <w:tcW w:type="dxa" w:w="4536"/>
+            <w:tcW w:type="dxa" w:w="1701"/>
           </w:tcPr>
           <w:p>
             <w:pPr>
@@ -5234,7 +5234,7 @@
         </w:tc>
         <w:tc>
           <w:tcPr>
-            <w:tcW w:type="dxa" w:w="4536"/>
+            <w:tcW w:type="dxa" w:w="8273"/>
           </w:tcPr>
           <w:p>
             <w:pPr>
@@ -5253,7 +5253,7 @@
       <w:tr>
         <w:tc>
           <w:tcPr>
-            <w:tcW w:type="dxa" w:w="4536"/>
+            <w:tcW w:type="dxa" w:w="1701"/>
           </w:tcPr>
           <w:p>
             <w:pPr>
@@ -5270,7 +5270,7 @@
         </w:tc>
         <w:tc>
           <w:tcPr>
-            <w:tcW w:type="dxa" w:w="4536"/>
+            <w:tcW w:type="dxa" w:w="8273"/>
           </w:tcPr>
           <w:p>
             <w:pPr>
@@ -5289,7 +5289,7 @@
       <w:tr>
         <w:tc>
           <w:tcPr>
-            <w:tcW w:type="dxa" w:w="4536"/>
+            <w:tcW w:type="dxa" w:w="1701"/>
           </w:tcPr>
           <w:p>
             <w:pPr>
@@ -5306,7 +5306,7 @@
         </w:tc>
         <w:tc>
           <w:tcPr>
-            <w:tcW w:type="dxa" w:w="4536"/>
+            <w:tcW w:type="dxa" w:w="8273"/>
           </w:tcPr>
           <w:p>
             <w:pPr>
@@ -5337,7 +5337,7 @@
         <w:tblStyle w:val="TableGrid"/>
         <w:tblW w:type="auto" w:w="0"/>
         <w:jc w:val="center"/>
-        <w:tblLayout w:type="autofit"/>
+        <w:tblLayout w:type="fixed"/>
         <w:tblLook w:firstColumn="1" w:firstRow="1" w:lastColumn="0" w:lastRow="0" w:noHBand="0" w:noVBand="1" w:val="04A0"/>
       </w:tblPr>
       <w:tblGrid>
@@ -5347,7 +5347,7 @@
       <w:tr>
         <w:tc>
           <w:tcPr>
-            <w:tcW w:type="dxa" w:w="4536"/>
+            <w:tcW w:type="dxa" w:w="1701"/>
           </w:tcPr>
           <w:p>
             <w:pPr>
@@ -5365,7 +5365,7 @@
         </w:tc>
         <w:tc>
           <w:tcPr>
-            <w:tcW w:type="dxa" w:w="4536"/>
+            <w:tcW w:type="dxa" w:w="8116"/>
           </w:tcPr>
           <w:p>
             <w:pPr>
@@ -5385,7 +5385,7 @@
       <w:tr>
         <w:tc>
           <w:tcPr>
-            <w:tcW w:type="dxa" w:w="4536"/>
+            <w:tcW w:type="dxa" w:w="1701"/>
           </w:tcPr>
           <w:p>
             <w:pPr>
@@ -5402,7 +5402,7 @@
         </w:tc>
         <w:tc>
           <w:tcPr>
-            <w:tcW w:type="dxa" w:w="4536"/>
+            <w:tcW w:type="dxa" w:w="8116"/>
           </w:tcPr>
           <w:p>
             <w:pPr>
@@ -5421,7 +5421,7 @@
       <w:tr>
         <w:tc>
           <w:tcPr>
-            <w:tcW w:type="dxa" w:w="4536"/>
+            <w:tcW w:type="dxa" w:w="1701"/>
           </w:tcPr>
           <w:p>
             <w:pPr>
@@ -5438,7 +5438,7 @@
         </w:tc>
         <w:tc>
           <w:tcPr>
-            <w:tcW w:type="dxa" w:w="4536"/>
+            <w:tcW w:type="dxa" w:w="8116"/>
           </w:tcPr>
           <w:p>
             <w:pPr>
@@ -5457,7 +5457,7 @@
       <w:tr>
         <w:tc>
           <w:tcPr>
-            <w:tcW w:type="dxa" w:w="4536"/>
+            <w:tcW w:type="dxa" w:w="1701"/>
           </w:tcPr>
           <w:p>
             <w:pPr>
@@ -5474,7 +5474,7 @@
         </w:tc>
         <w:tc>
           <w:tcPr>
-            <w:tcW w:type="dxa" w:w="4536"/>
+            <w:tcW w:type="dxa" w:w="8116"/>
           </w:tcPr>
           <w:p>
             <w:pPr>
@@ -5493,7 +5493,7 @@
       <w:tr>
         <w:tc>
           <w:tcPr>
-            <w:tcW w:type="dxa" w:w="4536"/>
+            <w:tcW w:type="dxa" w:w="1701"/>
           </w:tcPr>
           <w:p>
             <w:pPr>
@@ -5510,7 +5510,7 @@
         </w:tc>
         <w:tc>
           <w:tcPr>
-            <w:tcW w:type="dxa" w:w="4536"/>
+            <w:tcW w:type="dxa" w:w="8116"/>
           </w:tcPr>
           <w:p>
             <w:pPr>
@@ -5529,7 +5529,7 @@
       <w:tr>
         <w:tc>
           <w:tcPr>
-            <w:tcW w:type="dxa" w:w="4536"/>
+            <w:tcW w:type="dxa" w:w="1701"/>
           </w:tcPr>
           <w:p>
             <w:pPr>
@@ -5546,7 +5546,7 @@
         </w:tc>
         <w:tc>
           <w:tcPr>
-            <w:tcW w:type="dxa" w:w="4536"/>
+            <w:tcW w:type="dxa" w:w="8116"/>
           </w:tcPr>
           <w:p>
             <w:pPr>
@@ -5565,7 +5565,7 @@
       <w:tr>
         <w:tc>
           <w:tcPr>
-            <w:tcW w:type="dxa" w:w="4536"/>
+            <w:tcW w:type="dxa" w:w="1701"/>
           </w:tcPr>
           <w:p>
             <w:pPr>
@@ -5582,7 +5582,7 @@
         </w:tc>
         <w:tc>
           <w:tcPr>
-            <w:tcW w:type="dxa" w:w="4536"/>
+            <w:tcW w:type="dxa" w:w="8116"/>
           </w:tcPr>
           <w:p>
             <w:pPr>
@@ -5601,7 +5601,7 @@
       <w:tr>
         <w:tc>
           <w:tcPr>
-            <w:tcW w:type="dxa" w:w="4536"/>
+            <w:tcW w:type="dxa" w:w="1701"/>
           </w:tcPr>
           <w:p>
             <w:pPr>
@@ -5618,7 +5618,7 @@
         </w:tc>
         <w:tc>
           <w:tcPr>
-            <w:tcW w:type="dxa" w:w="4536"/>
+            <w:tcW w:type="dxa" w:w="8116"/>
           </w:tcPr>
           <w:p>
             <w:pPr>
@@ -5637,7 +5637,7 @@
       <w:tr>
         <w:tc>
           <w:tcPr>
-            <w:tcW w:type="dxa" w:w="4536"/>
+            <w:tcW w:type="dxa" w:w="1701"/>
           </w:tcPr>
           <w:p>
             <w:pPr>
@@ -5654,7 +5654,7 @@
         </w:tc>
         <w:tc>
           <w:tcPr>
-            <w:tcW w:type="dxa" w:w="4536"/>
+            <w:tcW w:type="dxa" w:w="8116"/>
           </w:tcPr>
           <w:p>
             <w:pPr>
@@ -5673,7 +5673,7 @@
       <w:tr>
         <w:tc>
           <w:tcPr>
-            <w:tcW w:type="dxa" w:w="4536"/>
+            <w:tcW w:type="dxa" w:w="1701"/>
           </w:tcPr>
           <w:p>
             <w:pPr>
@@ -5690,7 +5690,7 @@
         </w:tc>
         <w:tc>
           <w:tcPr>
-            <w:tcW w:type="dxa" w:w="4536"/>
+            <w:tcW w:type="dxa" w:w="8116"/>
           </w:tcPr>
           <w:p>
             <w:pPr>
@@ -5709,7 +5709,7 @@
       <w:tr>
         <w:tc>
           <w:tcPr>
-            <w:tcW w:type="dxa" w:w="4536"/>
+            <w:tcW w:type="dxa" w:w="1701"/>
           </w:tcPr>
           <w:p>
             <w:pPr>
@@ -5726,7 +5726,7 @@
         </w:tc>
         <w:tc>
           <w:tcPr>
-            <w:tcW w:type="dxa" w:w="4536"/>
+            <w:tcW w:type="dxa" w:w="8116"/>
           </w:tcPr>
           <w:p>
             <w:pPr>
@@ -5745,7 +5745,7 @@
       <w:tr>
         <w:tc>
           <w:tcPr>
-            <w:tcW w:type="dxa" w:w="4536"/>
+            <w:tcW w:type="dxa" w:w="1701"/>
           </w:tcPr>
           <w:p>
             <w:pPr>
@@ -5762,7 +5762,7 @@
         </w:tc>
         <w:tc>
           <w:tcPr>
-            <w:tcW w:type="dxa" w:w="4536"/>
+            <w:tcW w:type="dxa" w:w="8116"/>
           </w:tcPr>
           <w:p>
             <w:pPr>
@@ -5781,7 +5781,7 @@
       <w:tr>
         <w:tc>
           <w:tcPr>
-            <w:tcW w:type="dxa" w:w="4536"/>
+            <w:tcW w:type="dxa" w:w="1701"/>
           </w:tcPr>
           <w:p>
             <w:pPr>
@@ -5798,7 +5798,7 @@
         </w:tc>
         <w:tc>
           <w:tcPr>
-            <w:tcW w:type="dxa" w:w="4536"/>
+            <w:tcW w:type="dxa" w:w="8116"/>
           </w:tcPr>
           <w:p>
             <w:pPr>
@@ -5817,7 +5817,7 @@
       <w:tr>
         <w:tc>
           <w:tcPr>
-            <w:tcW w:type="dxa" w:w="4536"/>
+            <w:tcW w:type="dxa" w:w="1701"/>
           </w:tcPr>
           <w:p>
             <w:pPr>
@@ -5834,7 +5834,7 @@
         </w:tc>
         <w:tc>
           <w:tcPr>
-            <w:tcW w:type="dxa" w:w="4536"/>
+            <w:tcW w:type="dxa" w:w="8116"/>
           </w:tcPr>
           <w:p>
             <w:pPr>
@@ -5853,7 +5853,7 @@
       <w:tr>
         <w:tc>
           <w:tcPr>
-            <w:tcW w:type="dxa" w:w="4536"/>
+            <w:tcW w:type="dxa" w:w="1701"/>
           </w:tcPr>
           <w:p>
             <w:pPr>
@@ -5870,7 +5870,7 @@
         </w:tc>
         <w:tc>
           <w:tcPr>
-            <w:tcW w:type="dxa" w:w="4536"/>
+            <w:tcW w:type="dxa" w:w="8116"/>
           </w:tcPr>
           <w:p>
             <w:pPr>
@@ -5889,7 +5889,7 @@
       <w:tr>
         <w:tc>
           <w:tcPr>
-            <w:tcW w:type="dxa" w:w="4536"/>
+            <w:tcW w:type="dxa" w:w="1701"/>
           </w:tcPr>
           <w:p>
             <w:pPr>
@@ -5906,7 +5906,7 @@
         </w:tc>
         <w:tc>
           <w:tcPr>
-            <w:tcW w:type="dxa" w:w="4536"/>
+            <w:tcW w:type="dxa" w:w="8116"/>
           </w:tcPr>
           <w:p>
             <w:pPr>
@@ -5925,7 +5925,7 @@
       <w:tr>
         <w:tc>
           <w:tcPr>
-            <w:tcW w:type="dxa" w:w="4536"/>
+            <w:tcW w:type="dxa" w:w="1701"/>
           </w:tcPr>
           <w:p>
             <w:pPr>
@@ -5942,7 +5942,7 @@
         </w:tc>
         <w:tc>
           <w:tcPr>
-            <w:tcW w:type="dxa" w:w="4536"/>
+            <w:tcW w:type="dxa" w:w="8116"/>
           </w:tcPr>
           <w:p>
             <w:pPr>
@@ -5961,7 +5961,7 @@
       <w:tr>
         <w:tc>
           <w:tcPr>
-            <w:tcW w:type="dxa" w:w="4536"/>
+            <w:tcW w:type="dxa" w:w="1701"/>
           </w:tcPr>
           <w:p>
             <w:pPr>
@@ -5978,7 +5978,7 @@
         </w:tc>
         <w:tc>
           <w:tcPr>
-            <w:tcW w:type="dxa" w:w="4536"/>
+            <w:tcW w:type="dxa" w:w="8116"/>
           </w:tcPr>
           <w:p>
             <w:pPr>
@@ -5997,7 +5997,7 @@
       <w:tr>
         <w:tc>
           <w:tcPr>
-            <w:tcW w:type="dxa" w:w="4536"/>
+            <w:tcW w:type="dxa" w:w="1701"/>
           </w:tcPr>
           <w:p>
             <w:pPr>
@@ -6014,7 +6014,7 @@
         </w:tc>
         <w:tc>
           <w:tcPr>
-            <w:tcW w:type="dxa" w:w="4536"/>
+            <w:tcW w:type="dxa" w:w="8116"/>
           </w:tcPr>
           <w:p>
             <w:pPr>
@@ -6033,7 +6033,7 @@
       <w:tr>
         <w:tc>
           <w:tcPr>
-            <w:tcW w:type="dxa" w:w="4536"/>
+            <w:tcW w:type="dxa" w:w="1701"/>
           </w:tcPr>
           <w:p>
             <w:pPr>
@@ -6050,7 +6050,7 @@
         </w:tc>
         <w:tc>
           <w:tcPr>
-            <w:tcW w:type="dxa" w:w="4536"/>
+            <w:tcW w:type="dxa" w:w="8116"/>
           </w:tcPr>
           <w:p>
             <w:pPr>
@@ -6069,7 +6069,7 @@
       <w:tr>
         <w:tc>
           <w:tcPr>
-            <w:tcW w:type="dxa" w:w="4536"/>
+            <w:tcW w:type="dxa" w:w="1701"/>
           </w:tcPr>
           <w:p>
             <w:pPr>
@@ -6086,7 +6086,7 @@
         </w:tc>
         <w:tc>
           <w:tcPr>
-            <w:tcW w:type="dxa" w:w="4536"/>
+            <w:tcW w:type="dxa" w:w="8116"/>
           </w:tcPr>
           <w:p>
             <w:pPr>
@@ -6105,7 +6105,7 @@
       <w:tr>
         <w:tc>
           <w:tcPr>
-            <w:tcW w:type="dxa" w:w="4536"/>
+            <w:tcW w:type="dxa" w:w="1701"/>
           </w:tcPr>
           <w:p>
             <w:pPr>
@@ -6122,7 +6122,7 @@
         </w:tc>
         <w:tc>
           <w:tcPr>
-            <w:tcW w:type="dxa" w:w="4536"/>
+            <w:tcW w:type="dxa" w:w="8116"/>
           </w:tcPr>
           <w:p>
             <w:pPr>
@@ -6141,7 +6141,7 @@
       <w:tr>
         <w:tc>
           <w:tcPr>
-            <w:tcW w:type="dxa" w:w="4536"/>
+            <w:tcW w:type="dxa" w:w="1701"/>
           </w:tcPr>
           <w:p>
             <w:pPr>
@@ -6158,7 +6158,7 @@
         </w:tc>
         <w:tc>
           <w:tcPr>
-            <w:tcW w:type="dxa" w:w="4536"/>
+            <w:tcW w:type="dxa" w:w="8116"/>
           </w:tcPr>
           <w:p>
             <w:pPr>
@@ -6177,7 +6177,7 @@
       <w:tr>
         <w:tc>
           <w:tcPr>
-            <w:tcW w:type="dxa" w:w="4536"/>
+            <w:tcW w:type="dxa" w:w="1701"/>
           </w:tcPr>
           <w:p>
             <w:pPr>
@@ -6194,7 +6194,7 @@
         </w:tc>
         <w:tc>
           <w:tcPr>
-            <w:tcW w:type="dxa" w:w="4536"/>
+            <w:tcW w:type="dxa" w:w="8116"/>
           </w:tcPr>
           <w:p>
             <w:pPr>
@@ -6213,7 +6213,7 @@
       <w:tr>
         <w:tc>
           <w:tcPr>
-            <w:tcW w:type="dxa" w:w="4536"/>
+            <w:tcW w:type="dxa" w:w="1701"/>
           </w:tcPr>
           <w:p>
             <w:pPr>
@@ -6230,7 +6230,7 @@
         </w:tc>
         <w:tc>
           <w:tcPr>
-            <w:tcW w:type="dxa" w:w="4536"/>
+            <w:tcW w:type="dxa" w:w="8116"/>
           </w:tcPr>
           <w:p>
             <w:pPr>
@@ -6249,7 +6249,7 @@
       <w:tr>
         <w:tc>
           <w:tcPr>
-            <w:tcW w:type="dxa" w:w="4536"/>
+            <w:tcW w:type="dxa" w:w="1701"/>
           </w:tcPr>
           <w:p>
             <w:pPr>
@@ -6266,7 +6266,7 @@
         </w:tc>
         <w:tc>
           <w:tcPr>
-            <w:tcW w:type="dxa" w:w="4536"/>
+            <w:tcW w:type="dxa" w:w="8116"/>
           </w:tcPr>
           <w:p>
             <w:pPr>
@@ -6285,7 +6285,7 @@
       <w:tr>
         <w:tc>
           <w:tcPr>
-            <w:tcW w:type="dxa" w:w="4536"/>
+            <w:tcW w:type="dxa" w:w="1701"/>
           </w:tcPr>
           <w:p>
             <w:pPr>
@@ -6302,7 +6302,7 @@
         </w:tc>
         <w:tc>
           <w:tcPr>
-            <w:tcW w:type="dxa" w:w="4536"/>
+            <w:tcW w:type="dxa" w:w="8116"/>
           </w:tcPr>
           <w:p>
             <w:pPr>
@@ -6321,7 +6321,7 @@
       <w:tr>
         <w:tc>
           <w:tcPr>
-            <w:tcW w:type="dxa" w:w="4536"/>
+            <w:tcW w:type="dxa" w:w="1701"/>
           </w:tcPr>
           <w:p>
             <w:pPr>
@@ -6338,7 +6338,7 @@
         </w:tc>
         <w:tc>
           <w:tcPr>
-            <w:tcW w:type="dxa" w:w="4536"/>
+            <w:tcW w:type="dxa" w:w="8116"/>
           </w:tcPr>
           <w:p>
             <w:pPr>
@@ -6357,7 +6357,7 @@
       <w:tr>
         <w:tc>
           <w:tcPr>
-            <w:tcW w:type="dxa" w:w="4536"/>
+            <w:tcW w:type="dxa" w:w="1701"/>
           </w:tcPr>
           <w:p>
             <w:pPr>
@@ -6374,7 +6374,7 @@
         </w:tc>
         <w:tc>
           <w:tcPr>
-            <w:tcW w:type="dxa" w:w="4536"/>
+            <w:tcW w:type="dxa" w:w="8116"/>
           </w:tcPr>
           <w:p>
             <w:pPr>
@@ -6393,7 +6393,7 @@
       <w:tr>
         <w:tc>
           <w:tcPr>
-            <w:tcW w:type="dxa" w:w="4536"/>
+            <w:tcW w:type="dxa" w:w="1701"/>
           </w:tcPr>
           <w:p>
             <w:pPr>
@@ -6410,7 +6410,7 @@
         </w:tc>
         <w:tc>
           <w:tcPr>
-            <w:tcW w:type="dxa" w:w="4536"/>
+            <w:tcW w:type="dxa" w:w="8116"/>
           </w:tcPr>
           <w:p>
             <w:pPr>
@@ -6429,7 +6429,7 @@
       <w:tr>
         <w:tc>
           <w:tcPr>
-            <w:tcW w:type="dxa" w:w="4536"/>
+            <w:tcW w:type="dxa" w:w="1701"/>
           </w:tcPr>
           <w:p>
             <w:pPr>
@@ -6446,7 +6446,7 @@
         </w:tc>
         <w:tc>
           <w:tcPr>
-            <w:tcW w:type="dxa" w:w="4536"/>
+            <w:tcW w:type="dxa" w:w="8116"/>
           </w:tcPr>
           <w:p>
             <w:pPr>
@@ -6465,7 +6465,7 @@
       <w:tr>
         <w:tc>
           <w:tcPr>
-            <w:tcW w:type="dxa" w:w="4536"/>
+            <w:tcW w:type="dxa" w:w="1701"/>
           </w:tcPr>
           <w:p>
             <w:pPr>
@@ -6482,7 +6482,7 @@
         </w:tc>
         <w:tc>
           <w:tcPr>
-            <w:tcW w:type="dxa" w:w="4536"/>
+            <w:tcW w:type="dxa" w:w="8116"/>
           </w:tcPr>
           <w:p>
             <w:pPr>
@@ -6501,7 +6501,7 @@
       <w:tr>
         <w:tc>
           <w:tcPr>
-            <w:tcW w:type="dxa" w:w="4536"/>
+            <w:tcW w:type="dxa" w:w="1701"/>
           </w:tcPr>
           <w:p>
             <w:pPr>
@@ -6518,7 +6518,7 @@
         </w:tc>
         <w:tc>
           <w:tcPr>
-            <w:tcW w:type="dxa" w:w="4536"/>
+            <w:tcW w:type="dxa" w:w="8116"/>
           </w:tcPr>
           <w:p>
             <w:pPr>
@@ -6537,7 +6537,7 @@
       <w:tr>
         <w:tc>
           <w:tcPr>
-            <w:tcW w:type="dxa" w:w="4536"/>
+            <w:tcW w:type="dxa" w:w="1701"/>
           </w:tcPr>
           <w:p>
             <w:pPr>
@@ -6554,7 +6554,7 @@
         </w:tc>
         <w:tc>
           <w:tcPr>
-            <w:tcW w:type="dxa" w:w="4536"/>
+            <w:tcW w:type="dxa" w:w="8116"/>
           </w:tcPr>
           <w:p>
             <w:pPr>
@@ -6573,7 +6573,7 @@
       <w:tr>
         <w:tc>
           <w:tcPr>
-            <w:tcW w:type="dxa" w:w="4536"/>
+            <w:tcW w:type="dxa" w:w="1701"/>
           </w:tcPr>
           <w:p>
             <w:pPr>
@@ -6590,7 +6590,7 @@
         </w:tc>
         <w:tc>
           <w:tcPr>
-            <w:tcW w:type="dxa" w:w="4536"/>
+            <w:tcW w:type="dxa" w:w="8116"/>
           </w:tcPr>
           <w:p>
             <w:pPr>
@@ -6609,7 +6609,7 @@
       <w:tr>
         <w:tc>
           <w:tcPr>
-            <w:tcW w:type="dxa" w:w="4536"/>
+            <w:tcW w:type="dxa" w:w="1701"/>
           </w:tcPr>
           <w:p>
             <w:pPr>
@@ -6626,7 +6626,7 @@
         </w:tc>
         <w:tc>
           <w:tcPr>
-            <w:tcW w:type="dxa" w:w="4536"/>
+            <w:tcW w:type="dxa" w:w="8116"/>
           </w:tcPr>
           <w:p>
             <w:pPr>
@@ -6645,7 +6645,7 @@
       <w:tr>
         <w:tc>
           <w:tcPr>
-            <w:tcW w:type="dxa" w:w="4536"/>
+            <w:tcW w:type="dxa" w:w="1701"/>
           </w:tcPr>
           <w:p>
             <w:pPr>
@@ -6662,7 +6662,7 @@
         </w:tc>
         <w:tc>
           <w:tcPr>
-            <w:tcW w:type="dxa" w:w="4536"/>
+            <w:tcW w:type="dxa" w:w="8116"/>
           </w:tcPr>
           <w:p>
             <w:pPr>
@@ -6681,7 +6681,7 @@
       <w:tr>
         <w:tc>
           <w:tcPr>
-            <w:tcW w:type="dxa" w:w="4536"/>
+            <w:tcW w:type="dxa" w:w="1701"/>
           </w:tcPr>
           <w:p>
             <w:pPr>
@@ -6698,7 +6698,7 @@
         </w:tc>
         <w:tc>
           <w:tcPr>
-            <w:tcW w:type="dxa" w:w="4536"/>
+            <w:tcW w:type="dxa" w:w="8116"/>
           </w:tcPr>
           <w:p>
             <w:pPr>
@@ -6717,7 +6717,7 @@
       <w:tr>
         <w:tc>
           <w:tcPr>
-            <w:tcW w:type="dxa" w:w="4536"/>
+            <w:tcW w:type="dxa" w:w="1701"/>
           </w:tcPr>
           <w:p>
             <w:pPr>
@@ -6734,7 +6734,7 @@
         </w:tc>
         <w:tc>
           <w:tcPr>
-            <w:tcW w:type="dxa" w:w="4536"/>
+            <w:tcW w:type="dxa" w:w="8116"/>
           </w:tcPr>
           <w:p>
             <w:pPr>
@@ -6753,7 +6753,7 @@
       <w:tr>
         <w:tc>
           <w:tcPr>
-            <w:tcW w:type="dxa" w:w="4536"/>
+            <w:tcW w:type="dxa" w:w="1701"/>
           </w:tcPr>
           <w:p>
             <w:pPr>
@@ -6770,7 +6770,7 @@
         </w:tc>
         <w:tc>
           <w:tcPr>
-            <w:tcW w:type="dxa" w:w="4536"/>
+            <w:tcW w:type="dxa" w:w="8116"/>
           </w:tcPr>
           <w:p>
             <w:pPr>
@@ -6789,7 +6789,7 @@
       <w:tr>
         <w:tc>
           <w:tcPr>
-            <w:tcW w:type="dxa" w:w="4536"/>
+            <w:tcW w:type="dxa" w:w="1701"/>
           </w:tcPr>
           <w:p>
             <w:pPr>
@@ -6806,7 +6806,7 @@
         </w:tc>
         <w:tc>
           <w:tcPr>
-            <w:tcW w:type="dxa" w:w="4536"/>
+            <w:tcW w:type="dxa" w:w="8116"/>
           </w:tcPr>
           <w:p>
             <w:pPr>
@@ -6825,7 +6825,7 @@
       <w:tr>
         <w:tc>
           <w:tcPr>
-            <w:tcW w:type="dxa" w:w="4536"/>
+            <w:tcW w:type="dxa" w:w="1701"/>
           </w:tcPr>
           <w:p>
             <w:pPr>
@@ -6842,7 +6842,7 @@
         </w:tc>
         <w:tc>
           <w:tcPr>
-            <w:tcW w:type="dxa" w:w="4536"/>
+            <w:tcW w:type="dxa" w:w="8116"/>
           </w:tcPr>
           <w:p>
             <w:pPr>
@@ -6861,7 +6861,7 @@
       <w:tr>
         <w:tc>
           <w:tcPr>
-            <w:tcW w:type="dxa" w:w="4536"/>
+            <w:tcW w:type="dxa" w:w="1701"/>
           </w:tcPr>
           <w:p>
             <w:pPr>
@@ -6878,7 +6878,7 @@
         </w:tc>
         <w:tc>
           <w:tcPr>
-            <w:tcW w:type="dxa" w:w="4536"/>
+            <w:tcW w:type="dxa" w:w="8116"/>
           </w:tcPr>
           <w:p>
             <w:pPr>
@@ -6897,7 +6897,7 @@
       <w:tr>
         <w:tc>
           <w:tcPr>
-            <w:tcW w:type="dxa" w:w="4536"/>
+            <w:tcW w:type="dxa" w:w="1701"/>
           </w:tcPr>
           <w:p>
             <w:pPr>
@@ -6914,7 +6914,7 @@
         </w:tc>
         <w:tc>
           <w:tcPr>
-            <w:tcW w:type="dxa" w:w="4536"/>
+            <w:tcW w:type="dxa" w:w="8116"/>
           </w:tcPr>
           <w:p>
             <w:pPr>
@@ -6933,7 +6933,7 @@
       <w:tr>
         <w:tc>
           <w:tcPr>
-            <w:tcW w:type="dxa" w:w="4536"/>
+            <w:tcW w:type="dxa" w:w="1701"/>
           </w:tcPr>
           <w:p>
             <w:pPr>
@@ -6950,7 +6950,7 @@
         </w:tc>
         <w:tc>
           <w:tcPr>
-            <w:tcW w:type="dxa" w:w="4536"/>
+            <w:tcW w:type="dxa" w:w="8116"/>
           </w:tcPr>
           <w:p>
             <w:pPr>
@@ -6969,7 +6969,7 @@
       <w:tr>
         <w:tc>
           <w:tcPr>
-            <w:tcW w:type="dxa" w:w="4536"/>
+            <w:tcW w:type="dxa" w:w="1701"/>
           </w:tcPr>
           <w:p>
             <w:pPr>
@@ -6986,7 +6986,7 @@
         </w:tc>
         <w:tc>
           <w:tcPr>
-            <w:tcW w:type="dxa" w:w="4536"/>
+            <w:tcW w:type="dxa" w:w="8116"/>
           </w:tcPr>
           <w:p>
             <w:pPr>
@@ -7005,7 +7005,7 @@
       <w:tr>
         <w:tc>
           <w:tcPr>
-            <w:tcW w:type="dxa" w:w="4536"/>
+            <w:tcW w:type="dxa" w:w="1701"/>
           </w:tcPr>
           <w:p>
             <w:pPr>
@@ -7022,7 +7022,7 @@
         </w:tc>
         <w:tc>
           <w:tcPr>
-            <w:tcW w:type="dxa" w:w="4536"/>
+            <w:tcW w:type="dxa" w:w="8116"/>
           </w:tcPr>
           <w:p>
             <w:pPr>
@@ -7041,7 +7041,7 @@
       <w:tr>
         <w:tc>
           <w:tcPr>
-            <w:tcW w:type="dxa" w:w="4536"/>
+            <w:tcW w:type="dxa" w:w="1701"/>
           </w:tcPr>
           <w:p>
             <w:pPr>
@@ -7058,7 +7058,7 @@
         </w:tc>
         <w:tc>
           <w:tcPr>
-            <w:tcW w:type="dxa" w:w="4536"/>
+            <w:tcW w:type="dxa" w:w="8116"/>
           </w:tcPr>
           <w:p>
             <w:pPr>
@@ -7132,7 +7132,7 @@
         <w:tblStyle w:val="TableGrid"/>
         <w:tblW w:type="auto" w:w="0"/>
         <w:jc w:val="center"/>
-        <w:tblLayout w:type="autofit"/>
+        <w:tblLayout w:type="fixed"/>
         <w:tblLook w:firstColumn="1" w:firstRow="1" w:lastColumn="0" w:lastRow="0" w:noHBand="0" w:noVBand="1" w:val="04A0"/>
       </w:tblPr>
       <w:tblGrid>
@@ -7143,7 +7143,7 @@
       <w:tr>
         <w:tc>
           <w:tcPr>
-            <w:tcW w:type="dxa" w:w="3024"/>
+            <w:tcW w:type="dxa" w:w="5842"/>
           </w:tcPr>
           <w:p>
             <w:pPr>
@@ -7161,7 +7161,7 @@
         </w:tc>
         <w:tc>
           <w:tcPr>
-            <w:tcW w:type="dxa" w:w="3024"/>
+            <w:tcW w:type="dxa" w:w="2306"/>
           </w:tcPr>
           <w:p>
             <w:pPr>
@@ -7179,7 +7179,7 @@
         </w:tc>
         <w:tc>
           <w:tcPr>
-            <w:tcW w:type="dxa" w:w="3024"/>
+            <w:tcW w:type="dxa" w:w="1701"/>
           </w:tcPr>
           <w:p>
             <w:pPr>
@@ -7199,7 +7199,7 @@
       <w:tr>
         <w:tc>
           <w:tcPr>
-            <w:tcW w:type="dxa" w:w="3024"/>
+            <w:tcW w:type="dxa" w:w="5842"/>
           </w:tcPr>
           <w:p>
             <w:pPr>
@@ -7216,7 +7216,7 @@
         </w:tc>
         <w:tc>
           <w:tcPr>
-            <w:tcW w:type="dxa" w:w="3024"/>
+            <w:tcW w:type="dxa" w:w="2306"/>
           </w:tcPr>
           <w:p>
             <w:pPr>
@@ -7233,7 +7233,7 @@
         </w:tc>
         <w:tc>
           <w:tcPr>
-            <w:tcW w:type="dxa" w:w="3024"/>
+            <w:tcW w:type="dxa" w:w="1701"/>
           </w:tcPr>
           <w:p>
             <w:pPr>
@@ -7252,7 +7252,7 @@
       <w:tr>
         <w:tc>
           <w:tcPr>
-            <w:tcW w:type="dxa" w:w="3024"/>
+            <w:tcW w:type="dxa" w:w="5842"/>
           </w:tcPr>
           <w:p>
             <w:pPr>
@@ -7269,7 +7269,7 @@
         </w:tc>
         <w:tc>
           <w:tcPr>
-            <w:tcW w:type="dxa" w:w="3024"/>
+            <w:tcW w:type="dxa" w:w="2306"/>
           </w:tcPr>
           <w:p>
             <w:pPr>
@@ -7286,7 +7286,7 @@
         </w:tc>
         <w:tc>
           <w:tcPr>
-            <w:tcW w:type="dxa" w:w="3024"/>
+            <w:tcW w:type="dxa" w:w="1701"/>
           </w:tcPr>
           <w:p>
             <w:pPr>
@@ -7305,7 +7305,7 @@
       <w:tr>
         <w:tc>
           <w:tcPr>
-            <w:tcW w:type="dxa" w:w="3024"/>
+            <w:tcW w:type="dxa" w:w="5842"/>
           </w:tcPr>
           <w:p>
             <w:pPr>
@@ -7322,7 +7322,7 @@
         </w:tc>
         <w:tc>
           <w:tcPr>
-            <w:tcW w:type="dxa" w:w="3024"/>
+            <w:tcW w:type="dxa" w:w="2306"/>
           </w:tcPr>
           <w:p>
             <w:pPr>
@@ -7339,7 +7339,7 @@
         </w:tc>
         <w:tc>
           <w:tcPr>
-            <w:tcW w:type="dxa" w:w="3024"/>
+            <w:tcW w:type="dxa" w:w="1701"/>
           </w:tcPr>
           <w:p>
             <w:pPr>
@@ -7358,7 +7358,7 @@
       <w:tr>
         <w:tc>
           <w:tcPr>
-            <w:tcW w:type="dxa" w:w="3024"/>
+            <w:tcW w:type="dxa" w:w="5842"/>
           </w:tcPr>
           <w:p>
             <w:pPr>
@@ -7375,7 +7375,7 @@
         </w:tc>
         <w:tc>
           <w:tcPr>
-            <w:tcW w:type="dxa" w:w="3024"/>
+            <w:tcW w:type="dxa" w:w="2306"/>
           </w:tcPr>
           <w:p>
             <w:pPr>
@@ -7392,7 +7392,7 @@
         </w:tc>
         <w:tc>
           <w:tcPr>
-            <w:tcW w:type="dxa" w:w="3024"/>
+            <w:tcW w:type="dxa" w:w="1701"/>
           </w:tcPr>
           <w:p>
             <w:pPr>
@@ -7411,7 +7411,7 @@
       <w:tr>
         <w:tc>
           <w:tcPr>
-            <w:tcW w:type="dxa" w:w="3024"/>
+            <w:tcW w:type="dxa" w:w="5842"/>
           </w:tcPr>
           <w:p>
             <w:pPr>
@@ -7428,7 +7428,7 @@
         </w:tc>
         <w:tc>
           <w:tcPr>
-            <w:tcW w:type="dxa" w:w="3024"/>
+            <w:tcW w:type="dxa" w:w="2306"/>
           </w:tcPr>
           <w:p>
             <w:pPr>
@@ -7445,7 +7445,7 @@
         </w:tc>
         <w:tc>
           <w:tcPr>
-            <w:tcW w:type="dxa" w:w="3024"/>
+            <w:tcW w:type="dxa" w:w="1701"/>
           </w:tcPr>
           <w:p>
             <w:pPr>
@@ -7476,7 +7476,7 @@
         <w:tblStyle w:val="TableGrid"/>
         <w:tblW w:type="auto" w:w="0"/>
         <w:jc w:val="center"/>
-        <w:tblLayout w:type="autofit"/>
+        <w:tblLayout w:type="fixed"/>
         <w:tblLook w:firstColumn="1" w:firstRow="1" w:lastColumn="0" w:lastRow="0" w:noHBand="0" w:noVBand="1" w:val="04A0"/>
       </w:tblPr>
       <w:tblGrid>
@@ -7488,7 +7488,7 @@
       <w:tr>
         <w:tc>
           <w:tcPr>
-            <w:tcW w:type="dxa" w:w="2268"/>
+            <w:tcW w:type="dxa" w:w="1701"/>
           </w:tcPr>
           <w:p>
             <w:pPr>
@@ -7506,7 +7506,7 @@
         </w:tc>
         <w:tc>
           <w:tcPr>
-            <w:tcW w:type="dxa" w:w="2268"/>
+            <w:tcW w:type="dxa" w:w="3573"/>
           </w:tcPr>
           <w:p>
             <w:pPr>
@@ -7524,7 +7524,7 @@
         </w:tc>
         <w:tc>
           <w:tcPr>
-            <w:tcW w:type="dxa" w:w="2268"/>
+            <w:tcW w:type="dxa" w:w="4398"/>
           </w:tcPr>
           <w:p>
             <w:pPr>
@@ -7542,7 +7542,7 @@
         </w:tc>
         <w:tc>
           <w:tcPr>
-            <w:tcW w:type="dxa" w:w="2268"/>
+            <w:tcW w:type="dxa" w:w="1701"/>
           </w:tcPr>
           <w:p>
             <w:pPr>
@@ -7562,7 +7562,7 @@
       <w:tr>
         <w:tc>
           <w:tcPr>
-            <w:tcW w:type="dxa" w:w="2268"/>
+            <w:tcW w:type="dxa" w:w="1701"/>
           </w:tcPr>
           <w:p>
             <w:pPr>
@@ -7579,7 +7579,7 @@
         </w:tc>
         <w:tc>
           <w:tcPr>
-            <w:tcW w:type="dxa" w:w="2268"/>
+            <w:tcW w:type="dxa" w:w="3573"/>
           </w:tcPr>
           <w:p>
             <w:pPr>
@@ -7596,7 +7596,7 @@
         </w:tc>
         <w:tc>
           <w:tcPr>
-            <w:tcW w:type="dxa" w:w="2268"/>
+            <w:tcW w:type="dxa" w:w="4398"/>
           </w:tcPr>
           <w:p>
             <w:pPr>
@@ -7613,7 +7613,7 @@
         </w:tc>
         <w:tc>
           <w:tcPr>
-            <w:tcW w:type="dxa" w:w="2268"/>
+            <w:tcW w:type="dxa" w:w="1701"/>
           </w:tcPr>
           <w:p>
             <w:pPr>
@@ -7631,7 +7631,7 @@
       <w:tr>
         <w:tc>
           <w:tcPr>
-            <w:tcW w:type="dxa" w:w="2268"/>
+            <w:tcW w:type="dxa" w:w="1701"/>
           </w:tcPr>
           <w:p>
             <w:pPr>
@@ -7648,7 +7648,7 @@
         </w:tc>
         <w:tc>
           <w:tcPr>
-            <w:tcW w:type="dxa" w:w="2268"/>
+            <w:tcW w:type="dxa" w:w="3573"/>
           </w:tcPr>
           <w:p>
             <w:pPr>
@@ -7665,7 +7665,7 @@
         </w:tc>
         <w:tc>
           <w:tcPr>
-            <w:tcW w:type="dxa" w:w="2268"/>
+            <w:tcW w:type="dxa" w:w="4398"/>
           </w:tcPr>
           <w:p>
             <w:pPr>
@@ -7682,7 +7682,7 @@
         </w:tc>
         <w:tc>
           <w:tcPr>
-            <w:tcW w:type="dxa" w:w="2268"/>
+            <w:tcW w:type="dxa" w:w="1701"/>
           </w:tcPr>
           <w:p>
             <w:pPr>
@@ -7700,7 +7700,7 @@
       <w:tr>
         <w:tc>
           <w:tcPr>
-            <w:tcW w:type="dxa" w:w="2268"/>
+            <w:tcW w:type="dxa" w:w="1701"/>
           </w:tcPr>
           <w:p>
             <w:pPr>
@@ -7717,7 +7717,7 @@
         </w:tc>
         <w:tc>
           <w:tcPr>
-            <w:tcW w:type="dxa" w:w="2268"/>
+            <w:tcW w:type="dxa" w:w="3573"/>
           </w:tcPr>
           <w:p>
             <w:pPr>
@@ -7734,7 +7734,7 @@
         </w:tc>
         <w:tc>
           <w:tcPr>
-            <w:tcW w:type="dxa" w:w="2268"/>
+            <w:tcW w:type="dxa" w:w="4398"/>
           </w:tcPr>
           <w:p>
             <w:pPr>
@@ -7751,7 +7751,7 @@
         </w:tc>
         <w:tc>
           <w:tcPr>
-            <w:tcW w:type="dxa" w:w="2268"/>
+            <w:tcW w:type="dxa" w:w="1701"/>
           </w:tcPr>
           <w:p>
             <w:pPr>
@@ -7769,7 +7769,7 @@
       <w:tr>
         <w:tc>
           <w:tcPr>
-            <w:tcW w:type="dxa" w:w="2268"/>
+            <w:tcW w:type="dxa" w:w="1701"/>
           </w:tcPr>
           <w:p>
             <w:pPr>
@@ -7786,7 +7786,7 @@
         </w:tc>
         <w:tc>
           <w:tcPr>
-            <w:tcW w:type="dxa" w:w="2268"/>
+            <w:tcW w:type="dxa" w:w="3573"/>
           </w:tcPr>
           <w:p>
             <w:pPr>
@@ -7803,7 +7803,7 @@
         </w:tc>
         <w:tc>
           <w:tcPr>
-            <w:tcW w:type="dxa" w:w="2268"/>
+            <w:tcW w:type="dxa" w:w="4398"/>
           </w:tcPr>
           <w:p>
             <w:pPr>
@@ -7820,7 +7820,7 @@
         </w:tc>
         <w:tc>
           <w:tcPr>
-            <w:tcW w:type="dxa" w:w="2268"/>
+            <w:tcW w:type="dxa" w:w="1701"/>
           </w:tcPr>
           <w:p>
             <w:pPr>
@@ -7838,7 +7838,7 @@
       <w:tr>
         <w:tc>
           <w:tcPr>
-            <w:tcW w:type="dxa" w:w="2268"/>
+            <w:tcW w:type="dxa" w:w="1701"/>
           </w:tcPr>
           <w:p>
             <w:pPr>
@@ -7855,7 +7855,7 @@
         </w:tc>
         <w:tc>
           <w:tcPr>
-            <w:tcW w:type="dxa" w:w="2268"/>
+            <w:tcW w:type="dxa" w:w="3573"/>
           </w:tcPr>
           <w:p>
             <w:pPr>
@@ -7872,7 +7872,7 @@
         </w:tc>
         <w:tc>
           <w:tcPr>
-            <w:tcW w:type="dxa" w:w="2268"/>
+            <w:tcW w:type="dxa" w:w="4398"/>
           </w:tcPr>
           <w:p>
             <w:pPr>
@@ -7889,7 +7889,7 @@
         </w:tc>
         <w:tc>
           <w:tcPr>
-            <w:tcW w:type="dxa" w:w="2268"/>
+            <w:tcW w:type="dxa" w:w="1701"/>
           </w:tcPr>
           <w:p>
             <w:pPr>
@@ -7908,7 +7908,7 @@
       <w:tr>
         <w:tc>
           <w:tcPr>
-            <w:tcW w:type="dxa" w:w="2268"/>
+            <w:tcW w:type="dxa" w:w="1701"/>
           </w:tcPr>
           <w:p>
             <w:pPr>
@@ -7925,7 +7925,7 @@
         </w:tc>
         <w:tc>
           <w:tcPr>
-            <w:tcW w:type="dxa" w:w="2268"/>
+            <w:tcW w:type="dxa" w:w="3573"/>
           </w:tcPr>
           <w:p>
             <w:pPr>
@@ -7942,7 +7942,7 @@
         </w:tc>
         <w:tc>
           <w:tcPr>
-            <w:tcW w:type="dxa" w:w="2268"/>
+            <w:tcW w:type="dxa" w:w="4398"/>
           </w:tcPr>
           <w:p>
             <w:pPr>
@@ -7959,7 +7959,7 @@
         </w:tc>
         <w:tc>
           <w:tcPr>
-            <w:tcW w:type="dxa" w:w="2268"/>
+            <w:tcW w:type="dxa" w:w="1701"/>
           </w:tcPr>
           <w:p>
             <w:pPr>
@@ -7978,7 +7978,7 @@
       <w:tr>
         <w:tc>
           <w:tcPr>
-            <w:tcW w:type="dxa" w:w="2268"/>
+            <w:tcW w:type="dxa" w:w="1701"/>
           </w:tcPr>
           <w:p>
             <w:pPr>
@@ -7995,7 +7995,7 @@
         </w:tc>
         <w:tc>
           <w:tcPr>
-            <w:tcW w:type="dxa" w:w="2268"/>
+            <w:tcW w:type="dxa" w:w="3573"/>
           </w:tcPr>
           <w:p>
             <w:pPr>
@@ -8012,7 +8012,7 @@
         </w:tc>
         <w:tc>
           <w:tcPr>
-            <w:tcW w:type="dxa" w:w="2268"/>
+            <w:tcW w:type="dxa" w:w="4398"/>
           </w:tcPr>
           <w:p>
             <w:pPr>
@@ -8029,7 +8029,7 @@
         </w:tc>
         <w:tc>
           <w:tcPr>
-            <w:tcW w:type="dxa" w:w="2268"/>
+            <w:tcW w:type="dxa" w:w="1701"/>
           </w:tcPr>
           <w:p>
             <w:pPr>
@@ -8047,7 +8047,7 @@
       <w:tr>
         <w:tc>
           <w:tcPr>
-            <w:tcW w:type="dxa" w:w="2268"/>
+            <w:tcW w:type="dxa" w:w="1701"/>
           </w:tcPr>
           <w:p>
             <w:pPr>
@@ -8064,7 +8064,7 @@
         </w:tc>
         <w:tc>
           <w:tcPr>
-            <w:tcW w:type="dxa" w:w="2268"/>
+            <w:tcW w:type="dxa" w:w="3573"/>
           </w:tcPr>
           <w:p>
             <w:pPr>
@@ -8081,7 +8081,7 @@
         </w:tc>
         <w:tc>
           <w:tcPr>
-            <w:tcW w:type="dxa" w:w="2268"/>
+            <w:tcW w:type="dxa" w:w="4398"/>
           </w:tcPr>
           <w:p>
             <w:pPr>
@@ -8098,7 +8098,7 @@
         </w:tc>
         <w:tc>
           <w:tcPr>
-            <w:tcW w:type="dxa" w:w="2268"/>
+            <w:tcW w:type="dxa" w:w="1701"/>
           </w:tcPr>
           <w:p>
             <w:pPr>
@@ -8116,7 +8116,7 @@
       <w:tr>
         <w:tc>
           <w:tcPr>
-            <w:tcW w:type="dxa" w:w="2268"/>
+            <w:tcW w:type="dxa" w:w="1701"/>
           </w:tcPr>
           <w:p>
             <w:pPr>
@@ -8133,7 +8133,7 @@
         </w:tc>
         <w:tc>
           <w:tcPr>
-            <w:tcW w:type="dxa" w:w="2268"/>
+            <w:tcW w:type="dxa" w:w="3573"/>
           </w:tcPr>
           <w:p>
             <w:pPr>
@@ -8150,7 +8150,7 @@
         </w:tc>
         <w:tc>
           <w:tcPr>
-            <w:tcW w:type="dxa" w:w="2268"/>
+            <w:tcW w:type="dxa" w:w="4398"/>
           </w:tcPr>
           <w:p>
             <w:pPr>
@@ -8167,7 +8167,7 @@
         </w:tc>
         <w:tc>
           <w:tcPr>
-            <w:tcW w:type="dxa" w:w="2268"/>
+            <w:tcW w:type="dxa" w:w="1701"/>
           </w:tcPr>
           <w:p>
             <w:pPr>
@@ -8185,7 +8185,7 @@
       <w:tr>
         <w:tc>
           <w:tcPr>
-            <w:tcW w:type="dxa" w:w="2268"/>
+            <w:tcW w:type="dxa" w:w="1701"/>
           </w:tcPr>
           <w:p>
             <w:pPr>
@@ -8202,7 +8202,7 @@
         </w:tc>
         <w:tc>
           <w:tcPr>
-            <w:tcW w:type="dxa" w:w="2268"/>
+            <w:tcW w:type="dxa" w:w="3573"/>
           </w:tcPr>
           <w:p>
             <w:pPr>
@@ -8219,7 +8219,7 @@
         </w:tc>
         <w:tc>
           <w:tcPr>
-            <w:tcW w:type="dxa" w:w="2268"/>
+            <w:tcW w:type="dxa" w:w="4398"/>
           </w:tcPr>
           <w:p>
             <w:pPr>
@@ -8236,7 +8236,7 @@
         </w:tc>
         <w:tc>
           <w:tcPr>
-            <w:tcW w:type="dxa" w:w="2268"/>
+            <w:tcW w:type="dxa" w:w="1701"/>
           </w:tcPr>
           <w:p>
             <w:pPr>
@@ -8255,7 +8255,7 @@
       <w:tr>
         <w:tc>
           <w:tcPr>
-            <w:tcW w:type="dxa" w:w="2268"/>
+            <w:tcW w:type="dxa" w:w="1701"/>
           </w:tcPr>
           <w:p>
             <w:pPr>
@@ -8272,7 +8272,7 @@
         </w:tc>
         <w:tc>
           <w:tcPr>
-            <w:tcW w:type="dxa" w:w="2268"/>
+            <w:tcW w:type="dxa" w:w="3573"/>
           </w:tcPr>
           <w:p>
             <w:pPr>
@@ -8289,7 +8289,7 @@
         </w:tc>
         <w:tc>
           <w:tcPr>
-            <w:tcW w:type="dxa" w:w="2268"/>
+            <w:tcW w:type="dxa" w:w="4398"/>
           </w:tcPr>
           <w:p>
             <w:pPr>
@@ -8306,7 +8306,7 @@
         </w:tc>
         <w:tc>
           <w:tcPr>
-            <w:tcW w:type="dxa" w:w="2268"/>
+            <w:tcW w:type="dxa" w:w="1701"/>
           </w:tcPr>
           <w:p>
             <w:pPr>
@@ -8325,7 +8325,7 @@
       <w:tr>
         <w:tc>
           <w:tcPr>
-            <w:tcW w:type="dxa" w:w="2268"/>
+            <w:tcW w:type="dxa" w:w="1701"/>
           </w:tcPr>
           <w:p>
             <w:pPr>
@@ -8342,7 +8342,7 @@
         </w:tc>
         <w:tc>
           <w:tcPr>
-            <w:tcW w:type="dxa" w:w="2268"/>
+            <w:tcW w:type="dxa" w:w="3573"/>
           </w:tcPr>
           <w:p>
             <w:pPr>
@@ -8359,7 +8359,7 @@
         </w:tc>
         <w:tc>
           <w:tcPr>
-            <w:tcW w:type="dxa" w:w="2268"/>
+            <w:tcW w:type="dxa" w:w="4398"/>
           </w:tcPr>
           <w:p>
             <w:pPr>
@@ -8376,7 +8376,7 @@
         </w:tc>
         <w:tc>
           <w:tcPr>
-            <w:tcW w:type="dxa" w:w="2268"/>
+            <w:tcW w:type="dxa" w:w="1701"/>
           </w:tcPr>
           <w:p>
             <w:pPr>
@@ -8394,7 +8394,7 @@
       <w:tr>
         <w:tc>
           <w:tcPr>
-            <w:tcW w:type="dxa" w:w="2268"/>
+            <w:tcW w:type="dxa" w:w="1701"/>
           </w:tcPr>
           <w:p>
             <w:pPr>
@@ -8411,7 +8411,7 @@
         </w:tc>
         <w:tc>
           <w:tcPr>
-            <w:tcW w:type="dxa" w:w="2268"/>
+            <w:tcW w:type="dxa" w:w="3573"/>
           </w:tcPr>
           <w:p>
             <w:pPr>
@@ -8428,7 +8428,7 @@
         </w:tc>
         <w:tc>
           <w:tcPr>
-            <w:tcW w:type="dxa" w:w="2268"/>
+            <w:tcW w:type="dxa" w:w="4398"/>
           </w:tcPr>
           <w:p>
             <w:pPr>
@@ -8445,7 +8445,7 @@
         </w:tc>
         <w:tc>
           <w:tcPr>
-            <w:tcW w:type="dxa" w:w="2268"/>
+            <w:tcW w:type="dxa" w:w="1701"/>
           </w:tcPr>
           <w:p>
             <w:pPr>
@@ -8463,7 +8463,7 @@
       <w:tr>
         <w:tc>
           <w:tcPr>
-            <w:tcW w:type="dxa" w:w="2268"/>
+            <w:tcW w:type="dxa" w:w="1701"/>
           </w:tcPr>
           <w:p>
             <w:pPr>
@@ -8480,7 +8480,7 @@
         </w:tc>
         <w:tc>
           <w:tcPr>
-            <w:tcW w:type="dxa" w:w="2268"/>
+            <w:tcW w:type="dxa" w:w="3573"/>
           </w:tcPr>
           <w:p>
             <w:pPr>
@@ -8497,7 +8497,7 @@
         </w:tc>
         <w:tc>
           <w:tcPr>
-            <w:tcW w:type="dxa" w:w="2268"/>
+            <w:tcW w:type="dxa" w:w="4398"/>
           </w:tcPr>
           <w:p>
             <w:pPr>
@@ -8514,7 +8514,7 @@
         </w:tc>
         <w:tc>
           <w:tcPr>
-            <w:tcW w:type="dxa" w:w="2268"/>
+            <w:tcW w:type="dxa" w:w="1701"/>
           </w:tcPr>
           <w:p>
             <w:pPr>
@@ -8532,7 +8532,7 @@
       <w:tr>
         <w:tc>
           <w:tcPr>
-            <w:tcW w:type="dxa" w:w="2268"/>
+            <w:tcW w:type="dxa" w:w="1701"/>
           </w:tcPr>
           <w:p>
             <w:pPr>
@@ -8549,7 +8549,7 @@
         </w:tc>
         <w:tc>
           <w:tcPr>
-            <w:tcW w:type="dxa" w:w="2268"/>
+            <w:tcW w:type="dxa" w:w="3573"/>
           </w:tcPr>
           <w:p>
             <w:pPr>
@@ -8566,7 +8566,7 @@
         </w:tc>
         <w:tc>
           <w:tcPr>
-            <w:tcW w:type="dxa" w:w="2268"/>
+            <w:tcW w:type="dxa" w:w="4398"/>
           </w:tcPr>
           <w:p>
             <w:pPr>
@@ -8583,7 +8583,7 @@
         </w:tc>
         <w:tc>
           <w:tcPr>
-            <w:tcW w:type="dxa" w:w="2268"/>
+            <w:tcW w:type="dxa" w:w="1701"/>
           </w:tcPr>
           <w:p>
             <w:pPr>
@@ -8601,7 +8601,7 @@
       <w:tr>
         <w:tc>
           <w:tcPr>
-            <w:tcW w:type="dxa" w:w="2268"/>
+            <w:tcW w:type="dxa" w:w="1701"/>
           </w:tcPr>
           <w:p>
             <w:pPr>
@@ -8618,7 +8618,7 @@
         </w:tc>
         <w:tc>
           <w:tcPr>
-            <w:tcW w:type="dxa" w:w="2268"/>
+            <w:tcW w:type="dxa" w:w="3573"/>
           </w:tcPr>
           <w:p>
             <w:pPr>
@@ -8635,7 +8635,7 @@
         </w:tc>
         <w:tc>
           <w:tcPr>
-            <w:tcW w:type="dxa" w:w="2268"/>
+            <w:tcW w:type="dxa" w:w="4398"/>
           </w:tcPr>
           <w:p>
             <w:pPr>
@@ -8652,7 +8652,7 @@
         </w:tc>
         <w:tc>
           <w:tcPr>
-            <w:tcW w:type="dxa" w:w="2268"/>
+            <w:tcW w:type="dxa" w:w="1701"/>
           </w:tcPr>
           <w:p>
             <w:pPr>
@@ -8671,7 +8671,7 @@
       <w:tr>
         <w:tc>
           <w:tcPr>
-            <w:tcW w:type="dxa" w:w="2268"/>
+            <w:tcW w:type="dxa" w:w="1701"/>
           </w:tcPr>
           <w:p>
             <w:pPr>
@@ -8688,7 +8688,7 @@
         </w:tc>
         <w:tc>
           <w:tcPr>
-            <w:tcW w:type="dxa" w:w="2268"/>
+            <w:tcW w:type="dxa" w:w="3573"/>
           </w:tcPr>
           <w:p>
             <w:pPr>
@@ -8705,7 +8705,7 @@
         </w:tc>
         <w:tc>
           <w:tcPr>
-            <w:tcW w:type="dxa" w:w="2268"/>
+            <w:tcW w:type="dxa" w:w="4398"/>
           </w:tcPr>
           <w:p>
             <w:pPr>
@@ -8722,7 +8722,7 @@
         </w:tc>
         <w:tc>
           <w:tcPr>
-            <w:tcW w:type="dxa" w:w="2268"/>
+            <w:tcW w:type="dxa" w:w="1701"/>
           </w:tcPr>
           <w:p>
             <w:pPr>
@@ -8741,7 +8741,7 @@
       <w:tr>
         <w:tc>
           <w:tcPr>
-            <w:tcW w:type="dxa" w:w="2268"/>
+            <w:tcW w:type="dxa" w:w="1701"/>
           </w:tcPr>
           <w:p>
             <w:pPr>
@@ -8758,7 +8758,7 @@
         </w:tc>
         <w:tc>
           <w:tcPr>
-            <w:tcW w:type="dxa" w:w="2268"/>
+            <w:tcW w:type="dxa" w:w="3573"/>
           </w:tcPr>
           <w:p>
             <w:pPr>
@@ -8775,7 +8775,7 @@
         </w:tc>
         <w:tc>
           <w:tcPr>
-            <w:tcW w:type="dxa" w:w="2268"/>
+            <w:tcW w:type="dxa" w:w="4398"/>
           </w:tcPr>
           <w:p>
             <w:pPr>
@@ -8792,7 +8792,7 @@
         </w:tc>
         <w:tc>
           <w:tcPr>
-            <w:tcW w:type="dxa" w:w="2268"/>
+            <w:tcW w:type="dxa" w:w="1701"/>
           </w:tcPr>
           <w:p>
             <w:pPr>
@@ -8810,7 +8810,7 @@
       <w:tr>
         <w:tc>
           <w:tcPr>
-            <w:tcW w:type="dxa" w:w="2268"/>
+            <w:tcW w:type="dxa" w:w="1701"/>
           </w:tcPr>
           <w:p>
             <w:pPr>
@@ -8827,7 +8827,7 @@
         </w:tc>
         <w:tc>
           <w:tcPr>
-            <w:tcW w:type="dxa" w:w="2268"/>
+            <w:tcW w:type="dxa" w:w="3573"/>
           </w:tcPr>
           <w:p>
             <w:pPr>
@@ -8844,7 +8844,7 @@
         </w:tc>
         <w:tc>
           <w:tcPr>
-            <w:tcW w:type="dxa" w:w="2268"/>
+            <w:tcW w:type="dxa" w:w="4398"/>
           </w:tcPr>
           <w:p>
             <w:pPr>
@@ -8861,7 +8861,7 @@
         </w:tc>
         <w:tc>
           <w:tcPr>
-            <w:tcW w:type="dxa" w:w="2268"/>
+            <w:tcW w:type="dxa" w:w="1701"/>
           </w:tcPr>
           <w:p>
             <w:pPr>
@@ -8879,7 +8879,7 @@
       <w:tr>
         <w:tc>
           <w:tcPr>
-            <w:tcW w:type="dxa" w:w="2268"/>
+            <w:tcW w:type="dxa" w:w="1701"/>
           </w:tcPr>
           <w:p>
             <w:pPr>
@@ -8896,7 +8896,7 @@
         </w:tc>
         <w:tc>
           <w:tcPr>
-            <w:tcW w:type="dxa" w:w="2268"/>
+            <w:tcW w:type="dxa" w:w="3573"/>
           </w:tcPr>
           <w:p>
             <w:pPr>
@@ -8913,7 +8913,7 @@
         </w:tc>
         <w:tc>
           <w:tcPr>
-            <w:tcW w:type="dxa" w:w="2268"/>
+            <w:tcW w:type="dxa" w:w="4398"/>
           </w:tcPr>
           <w:p>
             <w:pPr>
@@ -8930,7 +8930,7 @@
         </w:tc>
         <w:tc>
           <w:tcPr>
-            <w:tcW w:type="dxa" w:w="2268"/>
+            <w:tcW w:type="dxa" w:w="1701"/>
           </w:tcPr>
           <w:p>
             <w:pPr>
@@ -8949,7 +8949,7 @@
       <w:tr>
         <w:tc>
           <w:tcPr>
-            <w:tcW w:type="dxa" w:w="2268"/>
+            <w:tcW w:type="dxa" w:w="1701"/>
           </w:tcPr>
           <w:p>
             <w:pPr>
@@ -8966,7 +8966,7 @@
         </w:tc>
         <w:tc>
           <w:tcPr>
-            <w:tcW w:type="dxa" w:w="2268"/>
+            <w:tcW w:type="dxa" w:w="3573"/>
           </w:tcPr>
           <w:p>
             <w:pPr>
@@ -8983,7 +8983,7 @@
         </w:tc>
         <w:tc>
           <w:tcPr>
-            <w:tcW w:type="dxa" w:w="2268"/>
+            <w:tcW w:type="dxa" w:w="4398"/>
           </w:tcPr>
           <w:p>
             <w:pPr>
@@ -9000,7 +9000,7 @@
         </w:tc>
         <w:tc>
           <w:tcPr>
-            <w:tcW w:type="dxa" w:w="2268"/>
+            <w:tcW w:type="dxa" w:w="1701"/>
           </w:tcPr>
           <w:p>
             <w:pPr>
@@ -9019,7 +9019,7 @@
       <w:tr>
         <w:tc>
           <w:tcPr>
-            <w:tcW w:type="dxa" w:w="2268"/>
+            <w:tcW w:type="dxa" w:w="1701"/>
           </w:tcPr>
           <w:p>
             <w:pPr>
@@ -9036,7 +9036,7 @@
         </w:tc>
         <w:tc>
           <w:tcPr>
-            <w:tcW w:type="dxa" w:w="2268"/>
+            <w:tcW w:type="dxa" w:w="3573"/>
           </w:tcPr>
           <w:p>
             <w:pPr>
@@ -9053,7 +9053,7 @@
         </w:tc>
         <w:tc>
           <w:tcPr>
-            <w:tcW w:type="dxa" w:w="2268"/>
+            <w:tcW w:type="dxa" w:w="4398"/>
           </w:tcPr>
           <w:p>
             <w:pPr>
@@ -9070,7 +9070,7 @@
         </w:tc>
         <w:tc>
           <w:tcPr>
-            <w:tcW w:type="dxa" w:w="2268"/>
+            <w:tcW w:type="dxa" w:w="1701"/>
           </w:tcPr>
           <w:p>
             <w:pPr>
@@ -9088,7 +9088,7 @@
       <w:tr>
         <w:tc>
           <w:tcPr>
-            <w:tcW w:type="dxa" w:w="2268"/>
+            <w:tcW w:type="dxa" w:w="1701"/>
           </w:tcPr>
           <w:p>
             <w:pPr>
@@ -9105,7 +9105,7 @@
         </w:tc>
         <w:tc>
           <w:tcPr>
-            <w:tcW w:type="dxa" w:w="2268"/>
+            <w:tcW w:type="dxa" w:w="3573"/>
           </w:tcPr>
           <w:p>
             <w:pPr>
@@ -9122,7 +9122,7 @@
         </w:tc>
         <w:tc>
           <w:tcPr>
-            <w:tcW w:type="dxa" w:w="2268"/>
+            <w:tcW w:type="dxa" w:w="4398"/>
           </w:tcPr>
           <w:p>
             <w:pPr>
@@ -9139,7 +9139,7 @@
         </w:tc>
         <w:tc>
           <w:tcPr>
-            <w:tcW w:type="dxa" w:w="2268"/>
+            <w:tcW w:type="dxa" w:w="1701"/>
           </w:tcPr>
           <w:p>
             <w:pPr>
@@ -9220,7 +9220,7 @@
         <w:tblStyle w:val="TableGrid"/>
         <w:tblW w:type="auto" w:w="0"/>
         <w:jc w:val="center"/>
-        <w:tblLayout w:type="autofit"/>
+        <w:tblLayout w:type="fixed"/>
         <w:tblLook w:firstColumn="1" w:firstRow="1" w:lastColumn="0" w:lastRow="0" w:noHBand="0" w:noVBand="1" w:val="04A0"/>
       </w:tblPr>
       <w:tblGrid>
@@ -9232,7 +9232,7 @@
       <w:tr>
         <w:tc>
           <w:tcPr>
-            <w:tcW w:type="dxa" w:w="2268"/>
+            <w:tcW w:type="dxa" w:w="1701"/>
           </w:tcPr>
           <w:p>
             <w:pPr>
@@ -9250,7 +9250,7 @@
         </w:tc>
         <w:tc>
           <w:tcPr>
-            <w:tcW w:type="dxa" w:w="2268"/>
+            <w:tcW w:type="dxa" w:w="1701"/>
           </w:tcPr>
           <w:p>
             <w:pPr>
@@ -9268,7 +9268,7 @@
         </w:tc>
         <w:tc>
           <w:tcPr>
-            <w:tcW w:type="dxa" w:w="2268"/>
+            <w:tcW w:type="dxa" w:w="5896"/>
           </w:tcPr>
           <w:p>
             <w:pPr>
@@ -9286,7 +9286,7 @@
         </w:tc>
         <w:tc>
           <w:tcPr>
-            <w:tcW w:type="dxa" w:w="2268"/>
+            <w:tcW w:type="dxa" w:w="1701"/>
           </w:tcPr>
           <w:p>
             <w:pPr>
@@ -9306,7 +9306,7 @@
       <w:tr>
         <w:tc>
           <w:tcPr>
-            <w:tcW w:type="dxa" w:w="2268"/>
+            <w:tcW w:type="dxa" w:w="1701"/>
           </w:tcPr>
           <w:p>
             <w:pPr>
@@ -9323,7 +9323,7 @@
         </w:tc>
         <w:tc>
           <w:tcPr>
-            <w:tcW w:type="dxa" w:w="2268"/>
+            <w:tcW w:type="dxa" w:w="1701"/>
           </w:tcPr>
           <w:p>
             <w:pPr>
@@ -9340,7 +9340,7 @@
         </w:tc>
         <w:tc>
           <w:tcPr>
-            <w:tcW w:type="dxa" w:w="2268"/>
+            <w:tcW w:type="dxa" w:w="5896"/>
           </w:tcPr>
           <w:p>
             <w:pPr>
@@ -9357,7 +9357,7 @@
         </w:tc>
         <w:tc>
           <w:tcPr>
-            <w:tcW w:type="dxa" w:w="2268"/>
+            <w:tcW w:type="dxa" w:w="1701"/>
           </w:tcPr>
           <w:p>
             <w:pPr>
@@ -9376,7 +9376,7 @@
       <w:tr>
         <w:tc>
           <w:tcPr>
-            <w:tcW w:type="dxa" w:w="2268"/>
+            <w:tcW w:type="dxa" w:w="1701"/>
           </w:tcPr>
           <w:p>
             <w:pPr>
@@ -9393,7 +9393,7 @@
         </w:tc>
         <w:tc>
           <w:tcPr>
-            <w:tcW w:type="dxa" w:w="2268"/>
+            <w:tcW w:type="dxa" w:w="1701"/>
           </w:tcPr>
           <w:p>
             <w:pPr>
@@ -9410,7 +9410,7 @@
         </w:tc>
         <w:tc>
           <w:tcPr>
-            <w:tcW w:type="dxa" w:w="2268"/>
+            <w:tcW w:type="dxa" w:w="5896"/>
           </w:tcPr>
           <w:p>
             <w:pPr>
@@ -9427,7 +9427,7 @@
         </w:tc>
         <w:tc>
           <w:tcPr>
-            <w:tcW w:type="dxa" w:w="2268"/>
+            <w:tcW w:type="dxa" w:w="1701"/>
           </w:tcPr>
           <w:p>
             <w:pPr>
@@ -9446,7 +9446,7 @@
       <w:tr>
         <w:tc>
           <w:tcPr>
-            <w:tcW w:type="dxa" w:w="2268"/>
+            <w:tcW w:type="dxa" w:w="1701"/>
           </w:tcPr>
           <w:p>
             <w:pPr>
@@ -9463,7 +9463,7 @@
         </w:tc>
         <w:tc>
           <w:tcPr>
-            <w:tcW w:type="dxa" w:w="2268"/>
+            <w:tcW w:type="dxa" w:w="1701"/>
           </w:tcPr>
           <w:p>
             <w:pPr>
@@ -9480,7 +9480,7 @@
         </w:tc>
         <w:tc>
           <w:tcPr>
-            <w:tcW w:type="dxa" w:w="2268"/>
+            <w:tcW w:type="dxa" w:w="5896"/>
           </w:tcPr>
           <w:p>
             <w:pPr>
@@ -9497,7 +9497,7 @@
         </w:tc>
         <w:tc>
           <w:tcPr>
-            <w:tcW w:type="dxa" w:w="2268"/>
+            <w:tcW w:type="dxa" w:w="1701"/>
           </w:tcPr>
           <w:p>
             <w:pPr>
@@ -9516,7 +9516,7 @@
       <w:tr>
         <w:tc>
           <w:tcPr>
-            <w:tcW w:type="dxa" w:w="2268"/>
+            <w:tcW w:type="dxa" w:w="1701"/>
           </w:tcPr>
           <w:p>
             <w:pPr>
@@ -9533,7 +9533,7 @@
         </w:tc>
         <w:tc>
           <w:tcPr>
-            <w:tcW w:type="dxa" w:w="2268"/>
+            <w:tcW w:type="dxa" w:w="1701"/>
           </w:tcPr>
           <w:p>
             <w:pPr>
@@ -9550,7 +9550,7 @@
         </w:tc>
         <w:tc>
           <w:tcPr>
-            <w:tcW w:type="dxa" w:w="2268"/>
+            <w:tcW w:type="dxa" w:w="5896"/>
           </w:tcPr>
           <w:p>
             <w:pPr>
@@ -9567,7 +9567,7 @@
         </w:tc>
         <w:tc>
           <w:tcPr>
-            <w:tcW w:type="dxa" w:w="2268"/>
+            <w:tcW w:type="dxa" w:w="1701"/>
           </w:tcPr>
           <w:p>
             <w:pPr>
@@ -9586,7 +9586,7 @@
       <w:tr>
         <w:tc>
           <w:tcPr>
-            <w:tcW w:type="dxa" w:w="2268"/>
+            <w:tcW w:type="dxa" w:w="1701"/>
           </w:tcPr>
           <w:p>
             <w:pPr>
@@ -9603,7 +9603,7 @@
         </w:tc>
         <w:tc>
           <w:tcPr>
-            <w:tcW w:type="dxa" w:w="2268"/>
+            <w:tcW w:type="dxa" w:w="1701"/>
           </w:tcPr>
           <w:p>
             <w:pPr>
@@ -9620,7 +9620,7 @@
         </w:tc>
         <w:tc>
           <w:tcPr>
-            <w:tcW w:type="dxa" w:w="2268"/>
+            <w:tcW w:type="dxa" w:w="5896"/>
           </w:tcPr>
           <w:p>
             <w:pPr>
@@ -9637,7 +9637,7 @@
         </w:tc>
         <w:tc>
           <w:tcPr>
-            <w:tcW w:type="dxa" w:w="2268"/>
+            <w:tcW w:type="dxa" w:w="1701"/>
           </w:tcPr>
           <w:p>
             <w:pPr>
@@ -9656,7 +9656,7 @@
       <w:tr>
         <w:tc>
           <w:tcPr>
-            <w:tcW w:type="dxa" w:w="2268"/>
+            <w:tcW w:type="dxa" w:w="1701"/>
           </w:tcPr>
           <w:p>
             <w:pPr>
@@ -9673,7 +9673,7 @@
         </w:tc>
         <w:tc>
           <w:tcPr>
-            <w:tcW w:type="dxa" w:w="2268"/>
+            <w:tcW w:type="dxa" w:w="1701"/>
           </w:tcPr>
           <w:p>
             <w:pPr>
@@ -9690,7 +9690,7 @@
         </w:tc>
         <w:tc>
           <w:tcPr>
-            <w:tcW w:type="dxa" w:w="2268"/>
+            <w:tcW w:type="dxa" w:w="5896"/>
           </w:tcPr>
           <w:p>
             <w:pPr>
@@ -9707,7 +9707,7 @@
         </w:tc>
         <w:tc>
           <w:tcPr>
-            <w:tcW w:type="dxa" w:w="2268"/>
+            <w:tcW w:type="dxa" w:w="1701"/>
           </w:tcPr>
           <w:p>
             <w:pPr>
@@ -9726,7 +9726,7 @@
       <w:tr>
         <w:tc>
           <w:tcPr>
-            <w:tcW w:type="dxa" w:w="2268"/>
+            <w:tcW w:type="dxa" w:w="1701"/>
           </w:tcPr>
           <w:p>
             <w:pPr>
@@ -9743,7 +9743,7 @@
         </w:tc>
         <w:tc>
           <w:tcPr>
-            <w:tcW w:type="dxa" w:w="2268"/>
+            <w:tcW w:type="dxa" w:w="1701"/>
           </w:tcPr>
           <w:p>
             <w:pPr>
@@ -9760,7 +9760,7 @@
         </w:tc>
         <w:tc>
           <w:tcPr>
-            <w:tcW w:type="dxa" w:w="2268"/>
+            <w:tcW w:type="dxa" w:w="5896"/>
           </w:tcPr>
           <w:p>
             <w:pPr>
@@ -9777,7 +9777,7 @@
         </w:tc>
         <w:tc>
           <w:tcPr>
-            <w:tcW w:type="dxa" w:w="2268"/>
+            <w:tcW w:type="dxa" w:w="1701"/>
           </w:tcPr>
           <w:p>
             <w:pPr>
@@ -9796,7 +9796,7 @@
       <w:tr>
         <w:tc>
           <w:tcPr>
-            <w:tcW w:type="dxa" w:w="2268"/>
+            <w:tcW w:type="dxa" w:w="1701"/>
           </w:tcPr>
           <w:p>
             <w:pPr>
@@ -9813,7 +9813,7 @@
         </w:tc>
         <w:tc>
           <w:tcPr>
-            <w:tcW w:type="dxa" w:w="2268"/>
+            <w:tcW w:type="dxa" w:w="1701"/>
           </w:tcPr>
           <w:p>
             <w:pPr>
@@ -9830,7 +9830,7 @@
         </w:tc>
         <w:tc>
           <w:tcPr>
-            <w:tcW w:type="dxa" w:w="2268"/>
+            <w:tcW w:type="dxa" w:w="5896"/>
           </w:tcPr>
           <w:p>
             <w:pPr>
@@ -9847,7 +9847,7 @@
         </w:tc>
         <w:tc>
           <w:tcPr>
-            <w:tcW w:type="dxa" w:w="2268"/>
+            <w:tcW w:type="dxa" w:w="1701"/>
           </w:tcPr>
           <w:p>
             <w:pPr>
@@ -9866,7 +9866,7 @@
       <w:tr>
         <w:tc>
           <w:tcPr>
-            <w:tcW w:type="dxa" w:w="2268"/>
+            <w:tcW w:type="dxa" w:w="1701"/>
           </w:tcPr>
           <w:p>
             <w:pPr>
@@ -9883,7 +9883,7 @@
         </w:tc>
         <w:tc>
           <w:tcPr>
-            <w:tcW w:type="dxa" w:w="2268"/>
+            <w:tcW w:type="dxa" w:w="1701"/>
           </w:tcPr>
           <w:p>
             <w:pPr>
@@ -9900,7 +9900,7 @@
         </w:tc>
         <w:tc>
           <w:tcPr>
-            <w:tcW w:type="dxa" w:w="2268"/>
+            <w:tcW w:type="dxa" w:w="5896"/>
           </w:tcPr>
           <w:p>
             <w:pPr>
@@ -9917,7 +9917,7 @@
         </w:tc>
         <w:tc>
           <w:tcPr>
-            <w:tcW w:type="dxa" w:w="2268"/>
+            <w:tcW w:type="dxa" w:w="1701"/>
           </w:tcPr>
           <w:p>
             <w:pPr>
@@ -9936,7 +9936,7 @@
       <w:tr>
         <w:tc>
           <w:tcPr>
-            <w:tcW w:type="dxa" w:w="2268"/>
+            <w:tcW w:type="dxa" w:w="1701"/>
           </w:tcPr>
           <w:p>
             <w:pPr>
@@ -9953,7 +9953,7 @@
         </w:tc>
         <w:tc>
           <w:tcPr>
-            <w:tcW w:type="dxa" w:w="2268"/>
+            <w:tcW w:type="dxa" w:w="1701"/>
           </w:tcPr>
           <w:p>
             <w:pPr>
@@ -9970,7 +9970,7 @@
         </w:tc>
         <w:tc>
           <w:tcPr>
-            <w:tcW w:type="dxa" w:w="2268"/>
+            <w:tcW w:type="dxa" w:w="5896"/>
           </w:tcPr>
           <w:p>
             <w:pPr>
@@ -9987,7 +9987,7 @@
         </w:tc>
         <w:tc>
           <w:tcPr>
-            <w:tcW w:type="dxa" w:w="2268"/>
+            <w:tcW w:type="dxa" w:w="1701"/>
           </w:tcPr>
           <w:p>
             <w:pPr>
@@ -10044,7 +10044,7 @@
         <w:tblStyle w:val="TableGrid"/>
         <w:tblW w:type="auto" w:w="0"/>
         <w:jc w:val="center"/>
-        <w:tblLayout w:type="autofit"/>
+        <w:tblLayout w:type="fixed"/>
         <w:tblLook w:firstColumn="1" w:firstRow="1" w:lastColumn="0" w:lastRow="0" w:noHBand="0" w:noVBand="1" w:val="04A0"/>
       </w:tblPr>
       <w:tblGrid>
@@ -10056,7 +10056,7 @@
       <w:tr>
         <w:tc>
           <w:tcPr>
-            <w:tcW w:type="dxa" w:w="2268"/>
+            <w:tcW w:type="dxa" w:w="1701"/>
           </w:tcPr>
           <w:p>
             <w:pPr>
@@ -10074,7 +10074,7 @@
         </w:tc>
         <w:tc>
           <w:tcPr>
-            <w:tcW w:type="dxa" w:w="2268"/>
+            <w:tcW w:type="dxa" w:w="4112"/>
           </w:tcPr>
           <w:p>
             <w:pPr>
@@ -10092,7 +10092,7 @@
         </w:tc>
         <w:tc>
           <w:tcPr>
-            <w:tcW w:type="dxa" w:w="2268"/>
+            <w:tcW w:type="dxa" w:w="3507"/>
           </w:tcPr>
           <w:p>
             <w:pPr>
@@ -10110,7 +10110,7 @@
         </w:tc>
         <w:tc>
           <w:tcPr>
-            <w:tcW w:type="dxa" w:w="2268"/>
+            <w:tcW w:type="dxa" w:w="1701"/>
           </w:tcPr>
           <w:p>
             <w:pPr>
@@ -10130,7 +10130,7 @@
       <w:tr>
         <w:tc>
           <w:tcPr>
-            <w:tcW w:type="dxa" w:w="2268"/>
+            <w:tcW w:type="dxa" w:w="1701"/>
           </w:tcPr>
           <w:p>
             <w:pPr>
@@ -10147,7 +10147,7 @@
         </w:tc>
         <w:tc>
           <w:tcPr>
-            <w:tcW w:type="dxa" w:w="2268"/>
+            <w:tcW w:type="dxa" w:w="4112"/>
           </w:tcPr>
           <w:p>
             <w:pPr>
@@ -10164,7 +10164,7 @@
         </w:tc>
         <w:tc>
           <w:tcPr>
-            <w:tcW w:type="dxa" w:w="2268"/>
+            <w:tcW w:type="dxa" w:w="3507"/>
           </w:tcPr>
           <w:p>
             <w:pPr>
@@ -10181,7 +10181,7 @@
         </w:tc>
         <w:tc>
           <w:tcPr>
-            <w:tcW w:type="dxa" w:w="2268"/>
+            <w:tcW w:type="dxa" w:w="1701"/>
           </w:tcPr>
           <w:p>
             <w:pPr>
@@ -10199,7 +10199,7 @@
       <w:tr>
         <w:tc>
           <w:tcPr>
-            <w:tcW w:type="dxa" w:w="2268"/>
+            <w:tcW w:type="dxa" w:w="1701"/>
           </w:tcPr>
           <w:p>
             <w:pPr>
@@ -10216,7 +10216,7 @@
         </w:tc>
         <w:tc>
           <w:tcPr>
-            <w:tcW w:type="dxa" w:w="2268"/>
+            <w:tcW w:type="dxa" w:w="4112"/>
           </w:tcPr>
           <w:p>
             <w:pPr>
@@ -10233,7 +10233,7 @@
         </w:tc>
         <w:tc>
           <w:tcPr>
-            <w:tcW w:type="dxa" w:w="2268"/>
+            <w:tcW w:type="dxa" w:w="3507"/>
           </w:tcPr>
           <w:p>
             <w:pPr>
@@ -10250,7 +10250,7 @@
         </w:tc>
         <w:tc>
           <w:tcPr>
-            <w:tcW w:type="dxa" w:w="2268"/>
+            <w:tcW w:type="dxa" w:w="1701"/>
           </w:tcPr>
           <w:p>
             <w:pPr>
@@ -10268,7 +10268,7 @@
       <w:tr>
         <w:tc>
           <w:tcPr>
-            <w:tcW w:type="dxa" w:w="2268"/>
+            <w:tcW w:type="dxa" w:w="1701"/>
           </w:tcPr>
           <w:p>
             <w:pPr>
@@ -10285,7 +10285,7 @@
         </w:tc>
         <w:tc>
           <w:tcPr>
-            <w:tcW w:type="dxa" w:w="2268"/>
+            <w:tcW w:type="dxa" w:w="4112"/>
           </w:tcPr>
           <w:p>
             <w:pPr>
@@ -10302,7 +10302,7 @@
         </w:tc>
         <w:tc>
           <w:tcPr>
-            <w:tcW w:type="dxa" w:w="2268"/>
+            <w:tcW w:type="dxa" w:w="3507"/>
           </w:tcPr>
           <w:p>
             <w:pPr>
@@ -10319,7 +10319,7 @@
         </w:tc>
         <w:tc>
           <w:tcPr>
-            <w:tcW w:type="dxa" w:w="2268"/>
+            <w:tcW w:type="dxa" w:w="1701"/>
           </w:tcPr>
           <w:p>
             <w:pPr>
@@ -10337,7 +10337,7 @@
       <w:tr>
         <w:tc>
           <w:tcPr>
-            <w:tcW w:type="dxa" w:w="2268"/>
+            <w:tcW w:type="dxa" w:w="1701"/>
           </w:tcPr>
           <w:p>
             <w:pPr>
@@ -10354,7 +10354,7 @@
         </w:tc>
         <w:tc>
           <w:tcPr>
-            <w:tcW w:type="dxa" w:w="2268"/>
+            <w:tcW w:type="dxa" w:w="4112"/>
           </w:tcPr>
           <w:p>
             <w:pPr>
@@ -10371,7 +10371,7 @@
         </w:tc>
         <w:tc>
           <w:tcPr>
-            <w:tcW w:type="dxa" w:w="2268"/>
+            <w:tcW w:type="dxa" w:w="3507"/>
           </w:tcPr>
           <w:p>
             <w:pPr>
@@ -10388,7 +10388,7 @@
         </w:tc>
         <w:tc>
           <w:tcPr>
-            <w:tcW w:type="dxa" w:w="2268"/>
+            <w:tcW w:type="dxa" w:w="1701"/>
           </w:tcPr>
           <w:p>
             <w:pPr>
@@ -10406,7 +10406,7 @@
       <w:tr>
         <w:tc>
           <w:tcPr>
-            <w:tcW w:type="dxa" w:w="2268"/>
+            <w:tcW w:type="dxa" w:w="1701"/>
           </w:tcPr>
           <w:p>
             <w:pPr>
@@ -10423,7 +10423,7 @@
         </w:tc>
         <w:tc>
           <w:tcPr>
-            <w:tcW w:type="dxa" w:w="2268"/>
+            <w:tcW w:type="dxa" w:w="4112"/>
           </w:tcPr>
           <w:p>
             <w:pPr>
@@ -10440,7 +10440,7 @@
         </w:tc>
         <w:tc>
           <w:tcPr>
-            <w:tcW w:type="dxa" w:w="2268"/>
+            <w:tcW w:type="dxa" w:w="3507"/>
           </w:tcPr>
           <w:p>
             <w:pPr>
@@ -10457,7 +10457,7 @@
         </w:tc>
         <w:tc>
           <w:tcPr>
-            <w:tcW w:type="dxa" w:w="2268"/>
+            <w:tcW w:type="dxa" w:w="1701"/>
           </w:tcPr>
           <w:p>
             <w:pPr>
@@ -10475,7 +10475,7 @@
       <w:tr>
         <w:tc>
           <w:tcPr>
-            <w:tcW w:type="dxa" w:w="2268"/>
+            <w:tcW w:type="dxa" w:w="1701"/>
           </w:tcPr>
           <w:p>
             <w:pPr>
@@ -10492,7 +10492,7 @@
         </w:tc>
         <w:tc>
           <w:tcPr>
-            <w:tcW w:type="dxa" w:w="2268"/>
+            <w:tcW w:type="dxa" w:w="4112"/>
           </w:tcPr>
           <w:p>
             <w:pPr>
@@ -10509,7 +10509,7 @@
         </w:tc>
         <w:tc>
           <w:tcPr>
-            <w:tcW w:type="dxa" w:w="2268"/>
+            <w:tcW w:type="dxa" w:w="3507"/>
           </w:tcPr>
           <w:p>
             <w:pPr>
@@ -10526,7 +10526,7 @@
         </w:tc>
         <w:tc>
           <w:tcPr>
-            <w:tcW w:type="dxa" w:w="2268"/>
+            <w:tcW w:type="dxa" w:w="1701"/>
           </w:tcPr>
           <w:p>
             <w:pPr>
@@ -10616,7 +10616,7 @@
         <w:tblStyle w:val="TableGrid"/>
         <w:tblW w:type="auto" w:w="0"/>
         <w:jc w:val="center"/>
-        <w:tblLayout w:type="autofit"/>
+        <w:tblLayout w:type="fixed"/>
         <w:tblLook w:firstColumn="1" w:firstRow="1" w:lastColumn="0" w:lastRow="0" w:noHBand="0" w:noVBand="1" w:val="04A0"/>
       </w:tblPr>
       <w:tblGrid>
@@ -10628,7 +10628,7 @@
       <w:tr>
         <w:tc>
           <w:tcPr>
-            <w:tcW w:type="dxa" w:w="2268"/>
+            <w:tcW w:type="dxa" w:w="3024"/>
           </w:tcPr>
           <w:p>
             <w:pPr>
@@ -10646,7 +10646,7 @@
         </w:tc>
         <w:tc>
           <w:tcPr>
-            <w:tcW w:type="dxa" w:w="2268"/>
+            <w:tcW w:type="dxa" w:w="1787"/>
           </w:tcPr>
           <w:p>
             <w:pPr>
@@ -10664,7 +10664,7 @@
         </w:tc>
         <w:tc>
           <w:tcPr>
-            <w:tcW w:type="dxa" w:w="2268"/>
+            <w:tcW w:type="dxa" w:w="2336"/>
           </w:tcPr>
           <w:p>
             <w:pPr>
@@ -10682,7 +10682,7 @@
         </w:tc>
         <w:tc>
           <w:tcPr>
-            <w:tcW w:type="dxa" w:w="2268"/>
+            <w:tcW w:type="dxa" w:w="1924"/>
           </w:tcPr>
           <w:p>
             <w:pPr>
@@ -10702,7 +10702,7 @@
       <w:tr>
         <w:tc>
           <w:tcPr>
-            <w:tcW w:type="dxa" w:w="2268"/>
+            <w:tcW w:type="dxa" w:w="3024"/>
           </w:tcPr>
           <w:p>
             <w:pPr>
@@ -10719,7 +10719,7 @@
         </w:tc>
         <w:tc>
           <w:tcPr>
-            <w:tcW w:type="dxa" w:w="2268"/>
+            <w:tcW w:type="dxa" w:w="1787"/>
           </w:tcPr>
           <w:p>
             <w:pPr>
@@ -10736,7 +10736,7 @@
         </w:tc>
         <w:tc>
           <w:tcPr>
-            <w:tcW w:type="dxa" w:w="2268"/>
+            <w:tcW w:type="dxa" w:w="2336"/>
           </w:tcPr>
           <w:p>
             <w:pPr>
@@ -10753,7 +10753,7 @@
         </w:tc>
         <w:tc>
           <w:tcPr>
-            <w:tcW w:type="dxa" w:w="2268"/>
+            <w:tcW w:type="dxa" w:w="1924"/>
           </w:tcPr>
           <w:p>
             <w:pPr>
@@ -10772,7 +10772,7 @@
       <w:tr>
         <w:tc>
           <w:tcPr>
-            <w:tcW w:type="dxa" w:w="2268"/>
+            <w:tcW w:type="dxa" w:w="3024"/>
           </w:tcPr>
           <w:p>
             <w:pPr>
@@ -10789,7 +10789,7 @@
         </w:tc>
         <w:tc>
           <w:tcPr>
-            <w:tcW w:type="dxa" w:w="2268"/>
+            <w:tcW w:type="dxa" w:w="1787"/>
           </w:tcPr>
           <w:p>
             <w:pPr>
@@ -10806,7 +10806,7 @@
         </w:tc>
         <w:tc>
           <w:tcPr>
-            <w:tcW w:type="dxa" w:w="2268"/>
+            <w:tcW w:type="dxa" w:w="2336"/>
           </w:tcPr>
           <w:p>
             <w:pPr>
@@ -10823,7 +10823,7 @@
         </w:tc>
         <w:tc>
           <w:tcPr>
-            <w:tcW w:type="dxa" w:w="2268"/>
+            <w:tcW w:type="dxa" w:w="1924"/>
           </w:tcPr>
           <w:p>
             <w:pPr>
@@ -10842,7 +10842,7 @@
       <w:tr>
         <w:tc>
           <w:tcPr>
-            <w:tcW w:type="dxa" w:w="2268"/>
+            <w:tcW w:type="dxa" w:w="3024"/>
           </w:tcPr>
           <w:p>
             <w:pPr>
@@ -10859,7 +10859,7 @@
         </w:tc>
         <w:tc>
           <w:tcPr>
-            <w:tcW w:type="dxa" w:w="2268"/>
+            <w:tcW w:type="dxa" w:w="1787"/>
           </w:tcPr>
           <w:p>
             <w:pPr>
@@ -10876,7 +10876,7 @@
         </w:tc>
         <w:tc>
           <w:tcPr>
-            <w:tcW w:type="dxa" w:w="2268"/>
+            <w:tcW w:type="dxa" w:w="2336"/>
           </w:tcPr>
           <w:p>
             <w:pPr>
@@ -10893,7 +10893,7 @@
         </w:tc>
         <w:tc>
           <w:tcPr>
-            <w:tcW w:type="dxa" w:w="2268"/>
+            <w:tcW w:type="dxa" w:w="1924"/>
           </w:tcPr>
           <w:p>
             <w:pPr>
@@ -10912,7 +10912,7 @@
       <w:tr>
         <w:tc>
           <w:tcPr>
-            <w:tcW w:type="dxa" w:w="2268"/>
+            <w:tcW w:type="dxa" w:w="3024"/>
           </w:tcPr>
           <w:p>
             <w:pPr>
@@ -10929,7 +10929,7 @@
         </w:tc>
         <w:tc>
           <w:tcPr>
-            <w:tcW w:type="dxa" w:w="2268"/>
+            <w:tcW w:type="dxa" w:w="1787"/>
           </w:tcPr>
           <w:p>
             <w:pPr>
@@ -10946,7 +10946,7 @@
         </w:tc>
         <w:tc>
           <w:tcPr>
-            <w:tcW w:type="dxa" w:w="2268"/>
+            <w:tcW w:type="dxa" w:w="2336"/>
           </w:tcPr>
           <w:p>
             <w:pPr>
@@ -10963,7 +10963,7 @@
         </w:tc>
         <w:tc>
           <w:tcPr>
-            <w:tcW w:type="dxa" w:w="2268"/>
+            <w:tcW w:type="dxa" w:w="1924"/>
           </w:tcPr>
           <w:p>
             <w:pPr>
@@ -10982,7 +10982,7 @@
       <w:tr>
         <w:tc>
           <w:tcPr>
-            <w:tcW w:type="dxa" w:w="2268"/>
+            <w:tcW w:type="dxa" w:w="3024"/>
           </w:tcPr>
           <w:p>
             <w:pPr>
@@ -10999,7 +10999,7 @@
         </w:tc>
         <w:tc>
           <w:tcPr>
-            <w:tcW w:type="dxa" w:w="2268"/>
+            <w:tcW w:type="dxa" w:w="1787"/>
           </w:tcPr>
           <w:p>
             <w:pPr>
@@ -11016,7 +11016,7 @@
         </w:tc>
         <w:tc>
           <w:tcPr>
-            <w:tcW w:type="dxa" w:w="2268"/>
+            <w:tcW w:type="dxa" w:w="2336"/>
           </w:tcPr>
           <w:p>
             <w:pPr>
@@ -11033,7 +11033,7 @@
         </w:tc>
         <w:tc>
           <w:tcPr>
-            <w:tcW w:type="dxa" w:w="2268"/>
+            <w:tcW w:type="dxa" w:w="1924"/>
           </w:tcPr>
           <w:p>
             <w:pPr>
@@ -11091,7 +11091,7 @@
         <w:tblStyle w:val="TableGrid"/>
         <w:tblW w:type="auto" w:w="0"/>
         <w:jc w:val="center"/>
-        <w:tblLayout w:type="autofit"/>
+        <w:tblLayout w:type="fixed"/>
         <w:tblLook w:firstColumn="1" w:firstRow="1" w:lastColumn="0" w:lastRow="0" w:noHBand="0" w:noVBand="1" w:val="04A0"/>
       </w:tblPr>
       <w:tblGrid>
@@ -11103,7 +11103,7 @@
       <w:tr>
         <w:tc>
           <w:tcPr>
-            <w:tcW w:type="dxa" w:w="2268"/>
+            <w:tcW w:type="dxa" w:w="3225"/>
           </w:tcPr>
           <w:p>
             <w:pPr>
@@ -11121,7 +11121,7 @@
         </w:tc>
         <w:tc>
           <w:tcPr>
-            <w:tcW w:type="dxa" w:w="2268"/>
+            <w:tcW w:type="dxa" w:w="2419"/>
           </w:tcPr>
           <w:p>
             <w:pPr>
@@ -11139,7 +11139,7 @@
         </w:tc>
         <w:tc>
           <w:tcPr>
-            <w:tcW w:type="dxa" w:w="2268"/>
+            <w:tcW w:type="dxa" w:w="1701"/>
           </w:tcPr>
           <w:p>
             <w:pPr>
@@ -11157,7 +11157,7 @@
         </w:tc>
         <w:tc>
           <w:tcPr>
-            <w:tcW w:type="dxa" w:w="2268"/>
+            <w:tcW w:type="dxa" w:w="2217"/>
           </w:tcPr>
           <w:p>
             <w:pPr>
@@ -11177,7 +11177,7 @@
       <w:tr>
         <w:tc>
           <w:tcPr>
-            <w:tcW w:type="dxa" w:w="2268"/>
+            <w:tcW w:type="dxa" w:w="3225"/>
           </w:tcPr>
           <w:p>
             <w:pPr>
@@ -11194,7 +11194,7 @@
         </w:tc>
         <w:tc>
           <w:tcPr>
-            <w:tcW w:type="dxa" w:w="2268"/>
+            <w:tcW w:type="dxa" w:w="2419"/>
           </w:tcPr>
           <w:p>
             <w:pPr>
@@ -11211,7 +11211,7 @@
         </w:tc>
         <w:tc>
           <w:tcPr>
-            <w:tcW w:type="dxa" w:w="2268"/>
+            <w:tcW w:type="dxa" w:w="1701"/>
           </w:tcPr>
           <w:p>
             <w:pPr>
@@ -11228,7 +11228,7 @@
         </w:tc>
         <w:tc>
           <w:tcPr>
-            <w:tcW w:type="dxa" w:w="2268"/>
+            <w:tcW w:type="dxa" w:w="2217"/>
           </w:tcPr>
           <w:p>
             <w:pPr>
@@ -11247,7 +11247,7 @@
       <w:tr>
         <w:tc>
           <w:tcPr>
-            <w:tcW w:type="dxa" w:w="2268"/>
+            <w:tcW w:type="dxa" w:w="3225"/>
           </w:tcPr>
           <w:p>
             <w:pPr>
@@ -11264,7 +11264,7 @@
         </w:tc>
         <w:tc>
           <w:tcPr>
-            <w:tcW w:type="dxa" w:w="2268"/>
+            <w:tcW w:type="dxa" w:w="2419"/>
           </w:tcPr>
           <w:p>
             <w:pPr>
@@ -11281,7 +11281,7 @@
         </w:tc>
         <w:tc>
           <w:tcPr>
-            <w:tcW w:type="dxa" w:w="2268"/>
+            <w:tcW w:type="dxa" w:w="1701"/>
           </w:tcPr>
           <w:p>
             <w:pPr>
@@ -11298,7 +11298,7 @@
         </w:tc>
         <w:tc>
           <w:tcPr>
-            <w:tcW w:type="dxa" w:w="2268"/>
+            <w:tcW w:type="dxa" w:w="2217"/>
           </w:tcPr>
           <w:p>
             <w:pPr>
@@ -11317,7 +11317,7 @@
       <w:tr>
         <w:tc>
           <w:tcPr>
-            <w:tcW w:type="dxa" w:w="2268"/>
+            <w:tcW w:type="dxa" w:w="3225"/>
           </w:tcPr>
           <w:p>
             <w:pPr>
@@ -11334,7 +11334,7 @@
         </w:tc>
         <w:tc>
           <w:tcPr>
-            <w:tcW w:type="dxa" w:w="2268"/>
+            <w:tcW w:type="dxa" w:w="2419"/>
           </w:tcPr>
           <w:p>
             <w:pPr>
@@ -11351,7 +11351,7 @@
         </w:tc>
         <w:tc>
           <w:tcPr>
-            <w:tcW w:type="dxa" w:w="2268"/>
+            <w:tcW w:type="dxa" w:w="1701"/>
           </w:tcPr>
           <w:p>
             <w:pPr>
@@ -11368,7 +11368,7 @@
         </w:tc>
         <w:tc>
           <w:tcPr>
-            <w:tcW w:type="dxa" w:w="2268"/>
+            <w:tcW w:type="dxa" w:w="2217"/>
           </w:tcPr>
           <w:p>
             <w:pPr>
@@ -11387,7 +11387,7 @@
       <w:tr>
         <w:tc>
           <w:tcPr>
-            <w:tcW w:type="dxa" w:w="2268"/>
+            <w:tcW w:type="dxa" w:w="3225"/>
           </w:tcPr>
           <w:p>
             <w:pPr>
@@ -11404,7 +11404,7 @@
         </w:tc>
         <w:tc>
           <w:tcPr>
-            <w:tcW w:type="dxa" w:w="2268"/>
+            <w:tcW w:type="dxa" w:w="2419"/>
           </w:tcPr>
           <w:p>
             <w:pPr>
@@ -11421,7 +11421,7 @@
         </w:tc>
         <w:tc>
           <w:tcPr>
-            <w:tcW w:type="dxa" w:w="2268"/>
+            <w:tcW w:type="dxa" w:w="1701"/>
           </w:tcPr>
           <w:p>
             <w:pPr>
@@ -11438,7 +11438,7 @@
         </w:tc>
         <w:tc>
           <w:tcPr>
-            <w:tcW w:type="dxa" w:w="2268"/>
+            <w:tcW w:type="dxa" w:w="2217"/>
           </w:tcPr>
           <w:p>
             <w:pPr>
@@ -11457,7 +11457,7 @@
       <w:tr>
         <w:tc>
           <w:tcPr>
-            <w:tcW w:type="dxa" w:w="2268"/>
+            <w:tcW w:type="dxa" w:w="3225"/>
           </w:tcPr>
           <w:p>
             <w:pPr>
@@ -11474,7 +11474,7 @@
         </w:tc>
         <w:tc>
           <w:tcPr>
-            <w:tcW w:type="dxa" w:w="2268"/>
+            <w:tcW w:type="dxa" w:w="2419"/>
           </w:tcPr>
           <w:p>
             <w:pPr>
@@ -11491,7 +11491,7 @@
         </w:tc>
         <w:tc>
           <w:tcPr>
-            <w:tcW w:type="dxa" w:w="2268"/>
+            <w:tcW w:type="dxa" w:w="1701"/>
           </w:tcPr>
           <w:p>
             <w:pPr>
@@ -11508,7 +11508,7 @@
         </w:tc>
         <w:tc>
           <w:tcPr>
-            <w:tcW w:type="dxa" w:w="2268"/>
+            <w:tcW w:type="dxa" w:w="2217"/>
           </w:tcPr>
           <w:p>
             <w:pPr>
@@ -11527,7 +11527,7 @@
       <w:tr>
         <w:tc>
           <w:tcPr>
-            <w:tcW w:type="dxa" w:w="2268"/>
+            <w:tcW w:type="dxa" w:w="3225"/>
           </w:tcPr>
           <w:p>
             <w:pPr>
@@ -11544,7 +11544,7 @@
         </w:tc>
         <w:tc>
           <w:tcPr>
-            <w:tcW w:type="dxa" w:w="2268"/>
+            <w:tcW w:type="dxa" w:w="2419"/>
           </w:tcPr>
           <w:p>
             <w:pPr>
@@ -11561,7 +11561,7 @@
         </w:tc>
         <w:tc>
           <w:tcPr>
-            <w:tcW w:type="dxa" w:w="2268"/>
+            <w:tcW w:type="dxa" w:w="1701"/>
           </w:tcPr>
           <w:p>
             <w:pPr>
@@ -11578,7 +11578,7 @@
         </w:tc>
         <w:tc>
           <w:tcPr>
-            <w:tcW w:type="dxa" w:w="2268"/>
+            <w:tcW w:type="dxa" w:w="2217"/>
           </w:tcPr>
           <w:p>
             <w:pPr>
@@ -11609,7 +11609,7 @@
         <w:tblStyle w:val="TableGrid"/>
         <w:tblW w:type="auto" w:w="0"/>
         <w:jc w:val="center"/>
-        <w:tblLayout w:type="autofit"/>
+        <w:tblLayout w:type="fixed"/>
         <w:tblLook w:firstColumn="1" w:firstRow="1" w:lastColumn="0" w:lastRow="0" w:noHBand="0" w:noVBand="1" w:val="04A0"/>
       </w:tblPr>
       <w:tblGrid>
@@ -11619,7 +11619,7 @@
       <w:tr>
         <w:tc>
           <w:tcPr>
-            <w:tcW w:type="dxa" w:w="4536"/>
+            <w:tcW w:type="dxa" w:w="1701"/>
           </w:tcPr>
           <w:p>
             <w:pPr>
@@ -11637,7 +11637,7 @@
         </w:tc>
         <w:tc>
           <w:tcPr>
-            <w:tcW w:type="dxa" w:w="4536"/>
+            <w:tcW w:type="dxa" w:w="7751"/>
           </w:tcPr>
           <w:p>
             <w:pPr>
@@ -11657,7 +11657,7 @@
       <w:tr>
         <w:tc>
           <w:tcPr>
-            <w:tcW w:type="dxa" w:w="4536"/>
+            <w:tcW w:type="dxa" w:w="1701"/>
           </w:tcPr>
           <w:p>
             <w:pPr>
@@ -11674,7 +11674,7 @@
         </w:tc>
         <w:tc>
           <w:tcPr>
-            <w:tcW w:type="dxa" w:w="4536"/>
+            <w:tcW w:type="dxa" w:w="7751"/>
           </w:tcPr>
           <w:p>
             <w:pPr>
@@ -11693,7 +11693,7 @@
       <w:tr>
         <w:tc>
           <w:tcPr>
-            <w:tcW w:type="dxa" w:w="4536"/>
+            <w:tcW w:type="dxa" w:w="1701"/>
           </w:tcPr>
           <w:p>
             <w:pPr>
@@ -11710,7 +11710,7 @@
         </w:tc>
         <w:tc>
           <w:tcPr>
-            <w:tcW w:type="dxa" w:w="4536"/>
+            <w:tcW w:type="dxa" w:w="7751"/>
           </w:tcPr>
           <w:p>
             <w:pPr>
@@ -11729,7 +11729,7 @@
       <w:tr>
         <w:tc>
           <w:tcPr>
-            <w:tcW w:type="dxa" w:w="4536"/>
+            <w:tcW w:type="dxa" w:w="1701"/>
           </w:tcPr>
           <w:p>
             <w:pPr>
@@ -11746,7 +11746,7 @@
         </w:tc>
         <w:tc>
           <w:tcPr>
-            <w:tcW w:type="dxa" w:w="4536"/>
+            <w:tcW w:type="dxa" w:w="7751"/>
           </w:tcPr>
           <w:p>
             <w:pPr>
@@ -11765,7 +11765,7 @@
       <w:tr>
         <w:tc>
           <w:tcPr>
-            <w:tcW w:type="dxa" w:w="4536"/>
+            <w:tcW w:type="dxa" w:w="1701"/>
           </w:tcPr>
           <w:p>
             <w:pPr>
@@ -11782,7 +11782,7 @@
         </w:tc>
         <w:tc>
           <w:tcPr>
-            <w:tcW w:type="dxa" w:w="4536"/>
+            <w:tcW w:type="dxa" w:w="7751"/>
           </w:tcPr>
           <w:p>
             <w:pPr>
@@ -11801,7 +11801,7 @@
       <w:tr>
         <w:tc>
           <w:tcPr>
-            <w:tcW w:type="dxa" w:w="4536"/>
+            <w:tcW w:type="dxa" w:w="1701"/>
           </w:tcPr>
           <w:p>
             <w:pPr>
@@ -11818,7 +11818,7 @@
         </w:tc>
         <w:tc>
           <w:tcPr>
-            <w:tcW w:type="dxa" w:w="4536"/>
+            <w:tcW w:type="dxa" w:w="7751"/>
           </w:tcPr>
           <w:p>
             <w:pPr>
@@ -11837,7 +11837,7 @@
       <w:tr>
         <w:tc>
           <w:tcPr>
-            <w:tcW w:type="dxa" w:w="4536"/>
+            <w:tcW w:type="dxa" w:w="1701"/>
           </w:tcPr>
           <w:p>
             <w:pPr>
@@ -11854,7 +11854,7 @@
         </w:tc>
         <w:tc>
           <w:tcPr>
-            <w:tcW w:type="dxa" w:w="4536"/>
+            <w:tcW w:type="dxa" w:w="7751"/>
           </w:tcPr>
           <w:p>
             <w:pPr>
@@ -11873,7 +11873,7 @@
       <w:tr>
         <w:tc>
           <w:tcPr>
-            <w:tcW w:type="dxa" w:w="4536"/>
+            <w:tcW w:type="dxa" w:w="1701"/>
           </w:tcPr>
           <w:p>
             <w:pPr>
@@ -11890,7 +11890,7 @@
         </w:tc>
         <w:tc>
           <w:tcPr>
-            <w:tcW w:type="dxa" w:w="4536"/>
+            <w:tcW w:type="dxa" w:w="7751"/>
           </w:tcPr>
           <w:p>
             <w:pPr>
@@ -11909,7 +11909,7 @@
       <w:tr>
         <w:tc>
           <w:tcPr>
-            <w:tcW w:type="dxa" w:w="4536"/>
+            <w:tcW w:type="dxa" w:w="1701"/>
           </w:tcPr>
           <w:p>
             <w:pPr>
@@ -11926,7 +11926,7 @@
         </w:tc>
         <w:tc>
           <w:tcPr>
-            <w:tcW w:type="dxa" w:w="4536"/>
+            <w:tcW w:type="dxa" w:w="7751"/>
           </w:tcPr>
           <w:p>
             <w:pPr>
@@ -11945,7 +11945,7 @@
       <w:tr>
         <w:tc>
           <w:tcPr>
-            <w:tcW w:type="dxa" w:w="4536"/>
+            <w:tcW w:type="dxa" w:w="1701"/>
           </w:tcPr>
           <w:p>
             <w:pPr>
@@ -11962,7 +11962,7 @@
         </w:tc>
         <w:tc>
           <w:tcPr>
-            <w:tcW w:type="dxa" w:w="4536"/>
+            <w:tcW w:type="dxa" w:w="7751"/>
           </w:tcPr>
           <w:p>
             <w:pPr>
@@ -11981,7 +11981,7 @@
       <w:tr>
         <w:tc>
           <w:tcPr>
-            <w:tcW w:type="dxa" w:w="4536"/>
+            <w:tcW w:type="dxa" w:w="1701"/>
           </w:tcPr>
           <w:p>
             <w:pPr>
@@ -11998,7 +11998,7 @@
         </w:tc>
         <w:tc>
           <w:tcPr>
-            <w:tcW w:type="dxa" w:w="4536"/>
+            <w:tcW w:type="dxa" w:w="7751"/>
           </w:tcPr>
           <w:p>
             <w:pPr>
@@ -12017,7 +12017,7 @@
       <w:tr>
         <w:tc>
           <w:tcPr>
-            <w:tcW w:type="dxa" w:w="4536"/>
+            <w:tcW w:type="dxa" w:w="1701"/>
           </w:tcPr>
           <w:p>
             <w:pPr>
@@ -12034,7 +12034,7 @@
         </w:tc>
         <w:tc>
           <w:tcPr>
-            <w:tcW w:type="dxa" w:w="4536"/>
+            <w:tcW w:type="dxa" w:w="7751"/>
           </w:tcPr>
           <w:p>
             <w:pPr>
@@ -12053,7 +12053,7 @@
       <w:tr>
         <w:tc>
           <w:tcPr>
-            <w:tcW w:type="dxa" w:w="4536"/>
+            <w:tcW w:type="dxa" w:w="1701"/>
           </w:tcPr>
           <w:p>
             <w:pPr>
@@ -12070,7 +12070,7 @@
         </w:tc>
         <w:tc>
           <w:tcPr>
-            <w:tcW w:type="dxa" w:w="4536"/>
+            <w:tcW w:type="dxa" w:w="7751"/>
           </w:tcPr>
           <w:p>
             <w:pPr>
@@ -12089,7 +12089,7 @@
       <w:tr>
         <w:tc>
           <w:tcPr>
-            <w:tcW w:type="dxa" w:w="4536"/>
+            <w:tcW w:type="dxa" w:w="1701"/>
           </w:tcPr>
           <w:p>
             <w:pPr>
@@ -12106,7 +12106,7 @@
         </w:tc>
         <w:tc>
           <w:tcPr>
-            <w:tcW w:type="dxa" w:w="4536"/>
+            <w:tcW w:type="dxa" w:w="7751"/>
           </w:tcPr>
           <w:p>
             <w:pPr>
@@ -12125,7 +12125,7 @@
       <w:tr>
         <w:tc>
           <w:tcPr>
-            <w:tcW w:type="dxa" w:w="4536"/>
+            <w:tcW w:type="dxa" w:w="1701"/>
           </w:tcPr>
           <w:p>
             <w:pPr>
@@ -12142,7 +12142,7 @@
         </w:tc>
         <w:tc>
           <w:tcPr>
-            <w:tcW w:type="dxa" w:w="4536"/>
+            <w:tcW w:type="dxa" w:w="7751"/>
           </w:tcPr>
           <w:p>
             <w:pPr>
@@ -12161,7 +12161,7 @@
       <w:tr>
         <w:tc>
           <w:tcPr>
-            <w:tcW w:type="dxa" w:w="4536"/>
+            <w:tcW w:type="dxa" w:w="1701"/>
           </w:tcPr>
           <w:p>
             <w:pPr>
@@ -12178,7 +12178,7 @@
         </w:tc>
         <w:tc>
           <w:tcPr>
-            <w:tcW w:type="dxa" w:w="4536"/>
+            <w:tcW w:type="dxa" w:w="7751"/>
           </w:tcPr>
           <w:p>
             <w:pPr>
@@ -12197,7 +12197,7 @@
       <w:tr>
         <w:tc>
           <w:tcPr>
-            <w:tcW w:type="dxa" w:w="4536"/>
+            <w:tcW w:type="dxa" w:w="1701"/>
           </w:tcPr>
           <w:p>
             <w:pPr>
@@ -12214,7 +12214,7 @@
         </w:tc>
         <w:tc>
           <w:tcPr>
-            <w:tcW w:type="dxa" w:w="4536"/>
+            <w:tcW w:type="dxa" w:w="7751"/>
           </w:tcPr>
           <w:p>
             <w:pPr>
@@ -12233,7 +12233,7 @@
       <w:tr>
         <w:tc>
           <w:tcPr>
-            <w:tcW w:type="dxa" w:w="4536"/>
+            <w:tcW w:type="dxa" w:w="1701"/>
           </w:tcPr>
           <w:p>
             <w:pPr>
@@ -12250,7 +12250,7 @@
         </w:tc>
         <w:tc>
           <w:tcPr>
-            <w:tcW w:type="dxa" w:w="4536"/>
+            <w:tcW w:type="dxa" w:w="7751"/>
           </w:tcPr>
           <w:p>
             <w:pPr>
@@ -12269,7 +12269,7 @@
       <w:tr>
         <w:tc>
           <w:tcPr>
-            <w:tcW w:type="dxa" w:w="4536"/>
+            <w:tcW w:type="dxa" w:w="1701"/>
           </w:tcPr>
           <w:p>
             <w:pPr>
@@ -12286,7 +12286,7 @@
         </w:tc>
         <w:tc>
           <w:tcPr>
-            <w:tcW w:type="dxa" w:w="4536"/>
+            <w:tcW w:type="dxa" w:w="7751"/>
           </w:tcPr>
           <w:p>
             <w:pPr>
@@ -12305,7 +12305,7 @@
       <w:tr>
         <w:tc>
           <w:tcPr>
-            <w:tcW w:type="dxa" w:w="4536"/>
+            <w:tcW w:type="dxa" w:w="1701"/>
           </w:tcPr>
           <w:p>
             <w:pPr>
@@ -12322,7 +12322,7 @@
         </w:tc>
         <w:tc>
           <w:tcPr>
-            <w:tcW w:type="dxa" w:w="4536"/>
+            <w:tcW w:type="dxa" w:w="7751"/>
           </w:tcPr>
           <w:p>
             <w:pPr>
@@ -12353,7 +12353,7 @@
         <w:tblStyle w:val="TableGrid"/>
         <w:tblW w:type="auto" w:w="0"/>
         <w:jc w:val="center"/>
-        <w:tblLayout w:type="autofit"/>
+        <w:tblLayout w:type="fixed"/>
         <w:tblLook w:firstColumn="1" w:firstRow="1" w:lastColumn="0" w:lastRow="0" w:noHBand="0" w:noVBand="1" w:val="04A0"/>
       </w:tblPr>
       <w:tblGrid>
@@ -12363,7 +12363,7 @@
       <w:tr>
         <w:tc>
           <w:tcPr>
-            <w:tcW w:type="dxa" w:w="4536"/>
+            <w:tcW w:type="dxa" w:w="1701"/>
           </w:tcPr>
           <w:p>
             <w:pPr>
@@ -12381,7 +12381,7 @@
         </w:tc>
         <w:tc>
           <w:tcPr>
-            <w:tcW w:type="dxa" w:w="4536"/>
+            <w:tcW w:type="dxa" w:w="7727"/>
           </w:tcPr>
           <w:p>
             <w:pPr>
@@ -12401,7 +12401,7 @@
       <w:tr>
         <w:tc>
           <w:tcPr>
-            <w:tcW w:type="dxa" w:w="4536"/>
+            <w:tcW w:type="dxa" w:w="1701"/>
           </w:tcPr>
           <w:p>
             <w:pPr>
@@ -12418,7 +12418,7 @@
         </w:tc>
         <w:tc>
           <w:tcPr>
-            <w:tcW w:type="dxa" w:w="4536"/>
+            <w:tcW w:type="dxa" w:w="7727"/>
           </w:tcPr>
           <w:p>
             <w:pPr>
@@ -12437,7 +12437,7 @@
       <w:tr>
         <w:tc>
           <w:tcPr>
-            <w:tcW w:type="dxa" w:w="4536"/>
+            <w:tcW w:type="dxa" w:w="1701"/>
           </w:tcPr>
           <w:p>
             <w:pPr>
@@ -12454,7 +12454,7 @@
         </w:tc>
         <w:tc>
           <w:tcPr>
-            <w:tcW w:type="dxa" w:w="4536"/>
+            <w:tcW w:type="dxa" w:w="7727"/>
           </w:tcPr>
           <w:p>
             <w:pPr>
@@ -12473,7 +12473,7 @@
       <w:tr>
         <w:tc>
           <w:tcPr>
-            <w:tcW w:type="dxa" w:w="4536"/>
+            <w:tcW w:type="dxa" w:w="1701"/>
           </w:tcPr>
           <w:p>
             <w:pPr>
@@ -12490,7 +12490,7 @@
         </w:tc>
         <w:tc>
           <w:tcPr>
-            <w:tcW w:type="dxa" w:w="4536"/>
+            <w:tcW w:type="dxa" w:w="7727"/>
           </w:tcPr>
           <w:p>
             <w:pPr>
@@ -12509,7 +12509,7 @@
       <w:tr>
         <w:tc>
           <w:tcPr>
-            <w:tcW w:type="dxa" w:w="4536"/>
+            <w:tcW w:type="dxa" w:w="1701"/>
           </w:tcPr>
           <w:p>
             <w:pPr>
@@ -12526,7 +12526,7 @@
         </w:tc>
         <w:tc>
           <w:tcPr>
-            <w:tcW w:type="dxa" w:w="4536"/>
+            <w:tcW w:type="dxa" w:w="7727"/>
           </w:tcPr>
           <w:p>
             <w:pPr>
@@ -12545,7 +12545,7 @@
       <w:tr>
         <w:tc>
           <w:tcPr>
-            <w:tcW w:type="dxa" w:w="4536"/>
+            <w:tcW w:type="dxa" w:w="1701"/>
           </w:tcPr>
           <w:p>
             <w:pPr>
@@ -12562,7 +12562,7 @@
         </w:tc>
         <w:tc>
           <w:tcPr>
-            <w:tcW w:type="dxa" w:w="4536"/>
+            <w:tcW w:type="dxa" w:w="7727"/>
           </w:tcPr>
           <w:p>
             <w:pPr>
@@ -12581,7 +12581,7 @@
       <w:tr>
         <w:tc>
           <w:tcPr>
-            <w:tcW w:type="dxa" w:w="4536"/>
+            <w:tcW w:type="dxa" w:w="1701"/>
           </w:tcPr>
           <w:p>
             <w:pPr>
@@ -12598,7 +12598,7 @@
         </w:tc>
         <w:tc>
           <w:tcPr>
-            <w:tcW w:type="dxa" w:w="4536"/>
+            <w:tcW w:type="dxa" w:w="7727"/>
           </w:tcPr>
           <w:p>
             <w:pPr>
@@ -12617,7 +12617,7 @@
       <w:tr>
         <w:tc>
           <w:tcPr>
-            <w:tcW w:type="dxa" w:w="4536"/>
+            <w:tcW w:type="dxa" w:w="1701"/>
           </w:tcPr>
           <w:p>
             <w:pPr>
@@ -12634,7 +12634,7 @@
         </w:tc>
         <w:tc>
           <w:tcPr>
-            <w:tcW w:type="dxa" w:w="4536"/>
+            <w:tcW w:type="dxa" w:w="7727"/>
           </w:tcPr>
           <w:p>
             <w:pPr>
@@ -12653,7 +12653,7 @@
       <w:tr>
         <w:tc>
           <w:tcPr>
-            <w:tcW w:type="dxa" w:w="4536"/>
+            <w:tcW w:type="dxa" w:w="1701"/>
           </w:tcPr>
           <w:p>
             <w:pPr>
@@ -12670,7 +12670,7 @@
         </w:tc>
         <w:tc>
           <w:tcPr>
-            <w:tcW w:type="dxa" w:w="4536"/>
+            <w:tcW w:type="dxa" w:w="7727"/>
           </w:tcPr>
           <w:p>
             <w:pPr>
@@ -12689,7 +12689,7 @@
       <w:tr>
         <w:tc>
           <w:tcPr>
-            <w:tcW w:type="dxa" w:w="4536"/>
+            <w:tcW w:type="dxa" w:w="1701"/>
           </w:tcPr>
           <w:p>
             <w:pPr>
@@ -12706,7 +12706,7 @@
         </w:tc>
         <w:tc>
           <w:tcPr>
-            <w:tcW w:type="dxa" w:w="4536"/>
+            <w:tcW w:type="dxa" w:w="7727"/>
           </w:tcPr>
           <w:p>
             <w:pPr>
@@ -12725,7 +12725,7 @@
       <w:tr>
         <w:tc>
           <w:tcPr>
-            <w:tcW w:type="dxa" w:w="4536"/>
+            <w:tcW w:type="dxa" w:w="1701"/>
           </w:tcPr>
           <w:p>
             <w:pPr>
@@ -12742,7 +12742,7 @@
         </w:tc>
         <w:tc>
           <w:tcPr>
-            <w:tcW w:type="dxa" w:w="4536"/>
+            <w:tcW w:type="dxa" w:w="7727"/>
           </w:tcPr>
           <w:p>
             <w:pPr>
@@ -12761,7 +12761,7 @@
       <w:tr>
         <w:tc>
           <w:tcPr>
-            <w:tcW w:type="dxa" w:w="4536"/>
+            <w:tcW w:type="dxa" w:w="1701"/>
           </w:tcPr>
           <w:p>
             <w:pPr>
@@ -12778,7 +12778,7 @@
         </w:tc>
         <w:tc>
           <w:tcPr>
-            <w:tcW w:type="dxa" w:w="4536"/>
+            <w:tcW w:type="dxa" w:w="7727"/>
           </w:tcPr>
           <w:p>
             <w:pPr>
@@ -12797,7 +12797,7 @@
       <w:tr>
         <w:tc>
           <w:tcPr>
-            <w:tcW w:type="dxa" w:w="4536"/>
+            <w:tcW w:type="dxa" w:w="1701"/>
           </w:tcPr>
           <w:p>
             <w:pPr>
@@ -12814,7 +12814,7 @@
         </w:tc>
         <w:tc>
           <w:tcPr>
-            <w:tcW w:type="dxa" w:w="4536"/>
+            <w:tcW w:type="dxa" w:w="7727"/>
           </w:tcPr>
           <w:p>
             <w:pPr>
@@ -12833,7 +12833,7 @@
       <w:tr>
         <w:tc>
           <w:tcPr>
-            <w:tcW w:type="dxa" w:w="4536"/>
+            <w:tcW w:type="dxa" w:w="1701"/>
           </w:tcPr>
           <w:p>
             <w:pPr>
@@ -12850,7 +12850,7 @@
         </w:tc>
         <w:tc>
           <w:tcPr>
-            <w:tcW w:type="dxa" w:w="4536"/>
+            <w:tcW w:type="dxa" w:w="7727"/>
           </w:tcPr>
           <w:p>
             <w:pPr>
@@ -12869,7 +12869,7 @@
       <w:tr>
         <w:tc>
           <w:tcPr>
-            <w:tcW w:type="dxa" w:w="4536"/>
+            <w:tcW w:type="dxa" w:w="1701"/>
           </w:tcPr>
           <w:p>
             <w:pPr>
@@ -12886,7 +12886,7 @@
         </w:tc>
         <w:tc>
           <w:tcPr>
-            <w:tcW w:type="dxa" w:w="4536"/>
+            <w:tcW w:type="dxa" w:w="7727"/>
           </w:tcPr>
           <w:p>
             <w:pPr>
@@ -12905,7 +12905,7 @@
       <w:tr>
         <w:tc>
           <w:tcPr>
-            <w:tcW w:type="dxa" w:w="4536"/>
+            <w:tcW w:type="dxa" w:w="1701"/>
           </w:tcPr>
           <w:p>
             <w:pPr>
@@ -12922,7 +12922,7 @@
         </w:tc>
         <w:tc>
           <w:tcPr>
-            <w:tcW w:type="dxa" w:w="4536"/>
+            <w:tcW w:type="dxa" w:w="7727"/>
           </w:tcPr>
           <w:p>
             <w:pPr>
@@ -12941,7 +12941,7 @@
       <w:tr>
         <w:tc>
           <w:tcPr>
-            <w:tcW w:type="dxa" w:w="4536"/>
+            <w:tcW w:type="dxa" w:w="1701"/>
           </w:tcPr>
           <w:p>
             <w:pPr>
@@ -12958,7 +12958,7 @@
         </w:tc>
         <w:tc>
           <w:tcPr>
-            <w:tcW w:type="dxa" w:w="4536"/>
+            <w:tcW w:type="dxa" w:w="7727"/>
           </w:tcPr>
           <w:p>
             <w:pPr>
@@ -12977,7 +12977,7 @@
       <w:tr>
         <w:tc>
           <w:tcPr>
-            <w:tcW w:type="dxa" w:w="4536"/>
+            <w:tcW w:type="dxa" w:w="1701"/>
           </w:tcPr>
           <w:p>
             <w:pPr>
@@ -12994,7 +12994,7 @@
         </w:tc>
         <w:tc>
           <w:tcPr>
-            <w:tcW w:type="dxa" w:w="4536"/>
+            <w:tcW w:type="dxa" w:w="7727"/>
           </w:tcPr>
           <w:p>
             <w:pPr>
@@ -13013,7 +13013,7 @@
       <w:tr>
         <w:tc>
           <w:tcPr>
-            <w:tcW w:type="dxa" w:w="4536"/>
+            <w:tcW w:type="dxa" w:w="1701"/>
           </w:tcPr>
           <w:p>
             <w:pPr>
@@ -13030,7 +13030,7 @@
         </w:tc>
         <w:tc>
           <w:tcPr>
-            <w:tcW w:type="dxa" w:w="4536"/>
+            <w:tcW w:type="dxa" w:w="7727"/>
           </w:tcPr>
           <w:p>
             <w:pPr>
@@ -13049,7 +13049,7 @@
       <w:tr>
         <w:tc>
           <w:tcPr>
-            <w:tcW w:type="dxa" w:w="4536"/>
+            <w:tcW w:type="dxa" w:w="1701"/>
           </w:tcPr>
           <w:p>
             <w:pPr>
@@ -13066,7 +13066,7 @@
         </w:tc>
         <w:tc>
           <w:tcPr>
-            <w:tcW w:type="dxa" w:w="4536"/>
+            <w:tcW w:type="dxa" w:w="7727"/>
           </w:tcPr>
           <w:p>
             <w:pPr>
@@ -13085,7 +13085,7 @@
       <w:tr>
         <w:tc>
           <w:tcPr>
-            <w:tcW w:type="dxa" w:w="4536"/>
+            <w:tcW w:type="dxa" w:w="1701"/>
           </w:tcPr>
           <w:p>
             <w:pPr>
@@ -13102,7 +13102,7 @@
         </w:tc>
         <w:tc>
           <w:tcPr>
-            <w:tcW w:type="dxa" w:w="4536"/>
+            <w:tcW w:type="dxa" w:w="7727"/>
           </w:tcPr>
           <w:p>
             <w:pPr>
@@ -13121,7 +13121,7 @@
       <w:tr>
         <w:tc>
           <w:tcPr>
-            <w:tcW w:type="dxa" w:w="4536"/>
+            <w:tcW w:type="dxa" w:w="1701"/>
           </w:tcPr>
           <w:p>
             <w:pPr>
@@ -13138,7 +13138,7 @@
         </w:tc>
         <w:tc>
           <w:tcPr>
-            <w:tcW w:type="dxa" w:w="4536"/>
+            <w:tcW w:type="dxa" w:w="7727"/>
           </w:tcPr>
           <w:p>
             <w:pPr>
@@ -13157,7 +13157,7 @@
       <w:tr>
         <w:tc>
           <w:tcPr>
-            <w:tcW w:type="dxa" w:w="4536"/>
+            <w:tcW w:type="dxa" w:w="1701"/>
           </w:tcPr>
           <w:p>
             <w:pPr>
@@ -13174,7 +13174,7 @@
         </w:tc>
         <w:tc>
           <w:tcPr>
-            <w:tcW w:type="dxa" w:w="4536"/>
+            <w:tcW w:type="dxa" w:w="7727"/>
           </w:tcPr>
           <w:p>
             <w:pPr>
@@ -13193,7 +13193,7 @@
       <w:tr>
         <w:tc>
           <w:tcPr>
-            <w:tcW w:type="dxa" w:w="4536"/>
+            <w:tcW w:type="dxa" w:w="1701"/>
           </w:tcPr>
           <w:p>
             <w:pPr>
@@ -13210,7 +13210,7 @@
         </w:tc>
         <w:tc>
           <w:tcPr>
-            <w:tcW w:type="dxa" w:w="4536"/>
+            <w:tcW w:type="dxa" w:w="7727"/>
           </w:tcPr>
           <w:p>
             <w:pPr>
@@ -13229,7 +13229,7 @@
       <w:tr>
         <w:tc>
           <w:tcPr>
-            <w:tcW w:type="dxa" w:w="4536"/>
+            <w:tcW w:type="dxa" w:w="1701"/>
           </w:tcPr>
           <w:p>
             <w:pPr>
@@ -13246,7 +13246,7 @@
         </w:tc>
         <w:tc>
           <w:tcPr>
-            <w:tcW w:type="dxa" w:w="4536"/>
+            <w:tcW w:type="dxa" w:w="7727"/>
           </w:tcPr>
           <w:p>
             <w:pPr>
@@ -13265,7 +13265,7 @@
       <w:tr>
         <w:tc>
           <w:tcPr>
-            <w:tcW w:type="dxa" w:w="4536"/>
+            <w:tcW w:type="dxa" w:w="1701"/>
           </w:tcPr>
           <w:p>
             <w:pPr>
@@ -13282,7 +13282,7 @@
         </w:tc>
         <w:tc>
           <w:tcPr>
-            <w:tcW w:type="dxa" w:w="4536"/>
+            <w:tcW w:type="dxa" w:w="7727"/>
           </w:tcPr>
           <w:p>
             <w:pPr>
@@ -13301,7 +13301,7 @@
       <w:tr>
         <w:tc>
           <w:tcPr>
-            <w:tcW w:type="dxa" w:w="4536"/>
+            <w:tcW w:type="dxa" w:w="1701"/>
           </w:tcPr>
           <w:p>
             <w:pPr>
@@ -13318,7 +13318,7 @@
         </w:tc>
         <w:tc>
           <w:tcPr>
-            <w:tcW w:type="dxa" w:w="4536"/>
+            <w:tcW w:type="dxa" w:w="7727"/>
           </w:tcPr>
           <w:p>
             <w:pPr>
@@ -13337,7 +13337,7 @@
       <w:tr>
         <w:tc>
           <w:tcPr>
-            <w:tcW w:type="dxa" w:w="4536"/>
+            <w:tcW w:type="dxa" w:w="1701"/>
           </w:tcPr>
           <w:p>
             <w:pPr>
@@ -13354,7 +13354,7 @@
         </w:tc>
         <w:tc>
           <w:tcPr>
-            <w:tcW w:type="dxa" w:w="4536"/>
+            <w:tcW w:type="dxa" w:w="7727"/>
           </w:tcPr>
           <w:p>
             <w:pPr>
@@ -13373,7 +13373,7 @@
       <w:tr>
         <w:tc>
           <w:tcPr>
-            <w:tcW w:type="dxa" w:w="4536"/>
+            <w:tcW w:type="dxa" w:w="1701"/>
           </w:tcPr>
           <w:p>
             <w:pPr>
@@ -13390,7 +13390,7 @@
         </w:tc>
         <w:tc>
           <w:tcPr>
-            <w:tcW w:type="dxa" w:w="4536"/>
+            <w:tcW w:type="dxa" w:w="7727"/>
           </w:tcPr>
           <w:p>
             <w:pPr>
@@ -13422,7 +13422,7 @@
         <w:tblStyle w:val="TableGrid"/>
         <w:tblW w:type="auto" w:w="0"/>
         <w:jc w:val="center"/>
-        <w:tblLayout w:type="autofit"/>
+        <w:tblLayout w:type="fixed"/>
         <w:tblLook w:firstColumn="1" w:firstRow="1" w:lastColumn="0" w:lastRow="0" w:noHBand="0" w:noVBand="1" w:val="04A0"/>
       </w:tblPr>
       <w:tblGrid>
@@ -13435,7 +13435,7 @@
       <w:tr>
         <w:tc>
           <w:tcPr>
-            <w:tcW w:type="dxa" w:w="1814"/>
+            <w:tcW w:type="dxa" w:w="1701"/>
           </w:tcPr>
           <w:p>
             <w:pPr>
@@ -13453,7 +13453,7 @@
         </w:tc>
         <w:tc>
           <w:tcPr>
-            <w:tcW w:type="dxa" w:w="1814"/>
+            <w:tcW w:type="dxa" w:w="1701"/>
           </w:tcPr>
           <w:p>
             <w:pPr>
@@ -13471,7 +13471,7 @@
         </w:tc>
         <w:tc>
           <w:tcPr>
-            <w:tcW w:type="dxa" w:w="1814"/>
+            <w:tcW w:type="dxa" w:w="3688"/>
           </w:tcPr>
           <w:p>
             <w:pPr>
@@ -13489,7 +13489,7 @@
         </w:tc>
         <w:tc>
           <w:tcPr>
-            <w:tcW w:type="dxa" w:w="1814"/>
+            <w:tcW w:type="dxa" w:w="2691"/>
           </w:tcPr>
           <w:p>
             <w:pPr>
@@ -13507,7 +13507,7 @@
         </w:tc>
         <w:tc>
           <w:tcPr>
-            <w:tcW w:type="dxa" w:w="1814"/>
+            <w:tcW w:type="dxa" w:w="1701"/>
           </w:tcPr>
           <w:p>
             <w:pPr>
@@ -13527,7 +13527,7 @@
       <w:tr>
         <w:tc>
           <w:tcPr>
-            <w:tcW w:type="dxa" w:w="1814"/>
+            <w:tcW w:type="dxa" w:w="1701"/>
           </w:tcPr>
           <w:p>
             <w:pPr>
@@ -13544,7 +13544,7 @@
         </w:tc>
         <w:tc>
           <w:tcPr>
-            <w:tcW w:type="dxa" w:w="1814"/>
+            <w:tcW w:type="dxa" w:w="1701"/>
           </w:tcPr>
           <w:p>
             <w:pPr>
@@ -13561,7 +13561,7 @@
         </w:tc>
         <w:tc>
           <w:tcPr>
-            <w:tcW w:type="dxa" w:w="1814"/>
+            <w:tcW w:type="dxa" w:w="3688"/>
           </w:tcPr>
           <w:p>
             <w:pPr>
@@ -13578,7 +13578,7 @@
         </w:tc>
         <w:tc>
           <w:tcPr>
-            <w:tcW w:type="dxa" w:w="1814"/>
+            <w:tcW w:type="dxa" w:w="2691"/>
           </w:tcPr>
           <w:p>
             <w:pPr>
@@ -13595,7 +13595,7 @@
         </w:tc>
         <w:tc>
           <w:tcPr>
-            <w:tcW w:type="dxa" w:w="1814"/>
+            <w:tcW w:type="dxa" w:w="1701"/>
           </w:tcPr>
           <w:p>
             <w:pPr>
@@ -13614,7 +13614,7 @@
       <w:tr>
         <w:tc>
           <w:tcPr>
-            <w:tcW w:type="dxa" w:w="1814"/>
+            <w:tcW w:type="dxa" w:w="1701"/>
           </w:tcPr>
           <w:p>
             <w:pPr>
@@ -13631,7 +13631,7 @@
         </w:tc>
         <w:tc>
           <w:tcPr>
-            <w:tcW w:type="dxa" w:w="1814"/>
+            <w:tcW w:type="dxa" w:w="1701"/>
           </w:tcPr>
           <w:p>
             <w:pPr>
@@ -13648,7 +13648,7 @@
         </w:tc>
         <w:tc>
           <w:tcPr>
-            <w:tcW w:type="dxa" w:w="1814"/>
+            <w:tcW w:type="dxa" w:w="3688"/>
           </w:tcPr>
           <w:p>
             <w:pPr>
@@ -13665,7 +13665,7 @@
         </w:tc>
         <w:tc>
           <w:tcPr>
-            <w:tcW w:type="dxa" w:w="1814"/>
+            <w:tcW w:type="dxa" w:w="2691"/>
           </w:tcPr>
           <w:p>
             <w:pPr>
@@ -13682,7 +13682,7 @@
         </w:tc>
         <w:tc>
           <w:tcPr>
-            <w:tcW w:type="dxa" w:w="1814"/>
+            <w:tcW w:type="dxa" w:w="1701"/>
           </w:tcPr>
           <w:p>
             <w:pPr>
@@ -13701,7 +13701,7 @@
       <w:tr>
         <w:tc>
           <w:tcPr>
-            <w:tcW w:type="dxa" w:w="1814"/>
+            <w:tcW w:type="dxa" w:w="1701"/>
           </w:tcPr>
           <w:p>
             <w:pPr>
@@ -13718,7 +13718,7 @@
         </w:tc>
         <w:tc>
           <w:tcPr>
-            <w:tcW w:type="dxa" w:w="1814"/>
+            <w:tcW w:type="dxa" w:w="1701"/>
           </w:tcPr>
           <w:p>
             <w:pPr>
@@ -13735,7 +13735,7 @@
         </w:tc>
         <w:tc>
           <w:tcPr>
-            <w:tcW w:type="dxa" w:w="1814"/>
+            <w:tcW w:type="dxa" w:w="3688"/>
           </w:tcPr>
           <w:p>
             <w:pPr>
@@ -13752,7 +13752,7 @@
         </w:tc>
         <w:tc>
           <w:tcPr>
-            <w:tcW w:type="dxa" w:w="1814"/>
+            <w:tcW w:type="dxa" w:w="2691"/>
           </w:tcPr>
           <w:p>
             <w:pPr>
@@ -13769,7 +13769,7 @@
         </w:tc>
         <w:tc>
           <w:tcPr>
-            <w:tcW w:type="dxa" w:w="1814"/>
+            <w:tcW w:type="dxa" w:w="1701"/>
           </w:tcPr>
           <w:p>
             <w:pPr>
@@ -13788,7 +13788,7 @@
       <w:tr>
         <w:tc>
           <w:tcPr>
-            <w:tcW w:type="dxa" w:w="1814"/>
+            <w:tcW w:type="dxa" w:w="1701"/>
           </w:tcPr>
           <w:p>
             <w:pPr>
@@ -13805,7 +13805,7 @@
         </w:tc>
         <w:tc>
           <w:tcPr>
-            <w:tcW w:type="dxa" w:w="1814"/>
+            <w:tcW w:type="dxa" w:w="1701"/>
           </w:tcPr>
           <w:p>
             <w:pPr>
@@ -13822,7 +13822,7 @@
         </w:tc>
         <w:tc>
           <w:tcPr>
-            <w:tcW w:type="dxa" w:w="1814"/>
+            <w:tcW w:type="dxa" w:w="3688"/>
           </w:tcPr>
           <w:p>
             <w:pPr>
@@ -13839,7 +13839,7 @@
         </w:tc>
         <w:tc>
           <w:tcPr>
-            <w:tcW w:type="dxa" w:w="1814"/>
+            <w:tcW w:type="dxa" w:w="2691"/>
           </w:tcPr>
           <w:p>
             <w:pPr>
@@ -13856,7 +13856,7 @@
         </w:tc>
         <w:tc>
           <w:tcPr>
-            <w:tcW w:type="dxa" w:w="1814"/>
+            <w:tcW w:type="dxa" w:w="1701"/>
           </w:tcPr>
           <w:p>
             <w:pPr>
@@ -13875,7 +13875,7 @@
       <w:tr>
         <w:tc>
           <w:tcPr>
-            <w:tcW w:type="dxa" w:w="1814"/>
+            <w:tcW w:type="dxa" w:w="1701"/>
           </w:tcPr>
           <w:p>
             <w:pPr>
@@ -13892,7 +13892,7 @@
         </w:tc>
         <w:tc>
           <w:tcPr>
-            <w:tcW w:type="dxa" w:w="1814"/>
+            <w:tcW w:type="dxa" w:w="1701"/>
           </w:tcPr>
           <w:p>
             <w:pPr>
@@ -13909,7 +13909,7 @@
         </w:tc>
         <w:tc>
           <w:tcPr>
-            <w:tcW w:type="dxa" w:w="1814"/>
+            <w:tcW w:type="dxa" w:w="3688"/>
           </w:tcPr>
           <w:p>
             <w:pPr>
@@ -13926,7 +13926,7 @@
         </w:tc>
         <w:tc>
           <w:tcPr>
-            <w:tcW w:type="dxa" w:w="1814"/>
+            <w:tcW w:type="dxa" w:w="2691"/>
           </w:tcPr>
           <w:p>
             <w:pPr>
@@ -13943,7 +13943,7 @@
         </w:tc>
         <w:tc>
           <w:tcPr>
-            <w:tcW w:type="dxa" w:w="1814"/>
+            <w:tcW w:type="dxa" w:w="1701"/>
           </w:tcPr>
           <w:p>
             <w:pPr>
@@ -13962,7 +13962,7 @@
       <w:tr>
         <w:tc>
           <w:tcPr>
-            <w:tcW w:type="dxa" w:w="1814"/>
+            <w:tcW w:type="dxa" w:w="1701"/>
           </w:tcPr>
           <w:p>
             <w:pPr>
@@ -13979,7 +13979,7 @@
         </w:tc>
         <w:tc>
           <w:tcPr>
-            <w:tcW w:type="dxa" w:w="1814"/>
+            <w:tcW w:type="dxa" w:w="1701"/>
           </w:tcPr>
           <w:p>
             <w:pPr>
@@ -13996,7 +13996,7 @@
         </w:tc>
         <w:tc>
           <w:tcPr>
-            <w:tcW w:type="dxa" w:w="1814"/>
+            <w:tcW w:type="dxa" w:w="3688"/>
           </w:tcPr>
           <w:p>
             <w:pPr>
@@ -14013,7 +14013,7 @@
         </w:tc>
         <w:tc>
           <w:tcPr>
-            <w:tcW w:type="dxa" w:w="1814"/>
+            <w:tcW w:type="dxa" w:w="2691"/>
           </w:tcPr>
           <w:p>
             <w:pPr>
@@ -14030,7 +14030,7 @@
         </w:tc>
         <w:tc>
           <w:tcPr>
-            <w:tcW w:type="dxa" w:w="1814"/>
+            <w:tcW w:type="dxa" w:w="1701"/>
           </w:tcPr>
           <w:p>
             <w:pPr>
@@ -14049,7 +14049,7 @@
       <w:tr>
         <w:tc>
           <w:tcPr>
-            <w:tcW w:type="dxa" w:w="1814"/>
+            <w:tcW w:type="dxa" w:w="1701"/>
           </w:tcPr>
           <w:p>
             <w:pPr>
@@ -14066,7 +14066,7 @@
         </w:tc>
         <w:tc>
           <w:tcPr>
-            <w:tcW w:type="dxa" w:w="1814"/>
+            <w:tcW w:type="dxa" w:w="1701"/>
           </w:tcPr>
           <w:p>
             <w:pPr>
@@ -14083,7 +14083,7 @@
         </w:tc>
         <w:tc>
           <w:tcPr>
-            <w:tcW w:type="dxa" w:w="1814"/>
+            <w:tcW w:type="dxa" w:w="3688"/>
           </w:tcPr>
           <w:p>
             <w:pPr>
@@ -14100,7 +14100,7 @@
         </w:tc>
         <w:tc>
           <w:tcPr>
-            <w:tcW w:type="dxa" w:w="1814"/>
+            <w:tcW w:type="dxa" w:w="2691"/>
           </w:tcPr>
           <w:p>
             <w:pPr>
@@ -14117,7 +14117,7 @@
         </w:tc>
         <w:tc>
           <w:tcPr>
-            <w:tcW w:type="dxa" w:w="1814"/>
+            <w:tcW w:type="dxa" w:w="1701"/>
           </w:tcPr>
           <w:p>
             <w:pPr>
@@ -14136,7 +14136,7 @@
       <w:tr>
         <w:tc>
           <w:tcPr>
-            <w:tcW w:type="dxa" w:w="1814"/>
+            <w:tcW w:type="dxa" w:w="1701"/>
           </w:tcPr>
           <w:p>
             <w:pPr>
@@ -14153,7 +14153,7 @@
         </w:tc>
         <w:tc>
           <w:tcPr>
-            <w:tcW w:type="dxa" w:w="1814"/>
+            <w:tcW w:type="dxa" w:w="1701"/>
           </w:tcPr>
           <w:p>
             <w:pPr>
@@ -14170,7 +14170,7 @@
         </w:tc>
         <w:tc>
           <w:tcPr>
-            <w:tcW w:type="dxa" w:w="1814"/>
+            <w:tcW w:type="dxa" w:w="3688"/>
           </w:tcPr>
           <w:p>
             <w:pPr>
@@ -14187,7 +14187,7 @@
         </w:tc>
         <w:tc>
           <w:tcPr>
-            <w:tcW w:type="dxa" w:w="1814"/>
+            <w:tcW w:type="dxa" w:w="2691"/>
           </w:tcPr>
           <w:p>
             <w:pPr>
@@ -14204,7 +14204,7 @@
         </w:tc>
         <w:tc>
           <w:tcPr>
-            <w:tcW w:type="dxa" w:w="1814"/>
+            <w:tcW w:type="dxa" w:w="1701"/>
           </w:tcPr>
           <w:p>
             <w:pPr>
@@ -14223,7 +14223,7 @@
       <w:tr>
         <w:tc>
           <w:tcPr>
-            <w:tcW w:type="dxa" w:w="1814"/>
+            <w:tcW w:type="dxa" w:w="1701"/>
           </w:tcPr>
           <w:p>
             <w:pPr>
@@ -14240,7 +14240,7 @@
         </w:tc>
         <w:tc>
           <w:tcPr>
-            <w:tcW w:type="dxa" w:w="1814"/>
+            <w:tcW w:type="dxa" w:w="1701"/>
           </w:tcPr>
           <w:p>
             <w:pPr>
@@ -14257,7 +14257,7 @@
         </w:tc>
         <w:tc>
           <w:tcPr>
-            <w:tcW w:type="dxa" w:w="1814"/>
+            <w:tcW w:type="dxa" w:w="3688"/>
           </w:tcPr>
           <w:p>
             <w:pPr>
@@ -14274,7 +14274,7 @@
         </w:tc>
         <w:tc>
           <w:tcPr>
-            <w:tcW w:type="dxa" w:w="1814"/>
+            <w:tcW w:type="dxa" w:w="2691"/>
           </w:tcPr>
           <w:p>
             <w:pPr>
@@ -14291,7 +14291,7 @@
         </w:tc>
         <w:tc>
           <w:tcPr>
-            <w:tcW w:type="dxa" w:w="1814"/>
+            <w:tcW w:type="dxa" w:w="1701"/>
           </w:tcPr>
           <w:p>
             <w:pPr>
@@ -14310,7 +14310,7 @@
       <w:tr>
         <w:tc>
           <w:tcPr>
-            <w:tcW w:type="dxa" w:w="1814"/>
+            <w:tcW w:type="dxa" w:w="1701"/>
           </w:tcPr>
           <w:p>
             <w:pPr>
@@ -14327,7 +14327,7 @@
         </w:tc>
         <w:tc>
           <w:tcPr>
-            <w:tcW w:type="dxa" w:w="1814"/>
+            <w:tcW w:type="dxa" w:w="1701"/>
           </w:tcPr>
           <w:p>
             <w:pPr>
@@ -14344,7 +14344,7 @@
         </w:tc>
         <w:tc>
           <w:tcPr>
-            <w:tcW w:type="dxa" w:w="1814"/>
+            <w:tcW w:type="dxa" w:w="3688"/>
           </w:tcPr>
           <w:p>
             <w:pPr>
@@ -14361,7 +14361,7 @@
         </w:tc>
         <w:tc>
           <w:tcPr>
-            <w:tcW w:type="dxa" w:w="1814"/>
+            <w:tcW w:type="dxa" w:w="2691"/>
           </w:tcPr>
           <w:p>
             <w:pPr>
@@ -14378,7 +14378,7 @@
         </w:tc>
         <w:tc>
           <w:tcPr>
-            <w:tcW w:type="dxa" w:w="1814"/>
+            <w:tcW w:type="dxa" w:w="1701"/>
           </w:tcPr>
           <w:p>
             <w:pPr>
@@ -14427,7 +14427,7 @@
         <w:tblStyle w:val="TableGrid"/>
         <w:tblW w:type="auto" w:w="0"/>
         <w:jc w:val="center"/>
-        <w:tblLayout w:type="autofit"/>
+        <w:tblLayout w:type="fixed"/>
         <w:tblLook w:firstColumn="1" w:firstRow="1" w:lastColumn="0" w:lastRow="0" w:noHBand="0" w:noVBand="1" w:val="04A0"/>
       </w:tblPr>
       <w:tblGrid>
@@ -14439,7 +14439,7 @@
       <w:tr>
         <w:tc>
           <w:tcPr>
-            <w:tcW w:type="dxa" w:w="2268"/>
+            <w:tcW w:type="dxa" w:w="3489"/>
           </w:tcPr>
           <w:p>
             <w:pPr>
@@ -14457,7 +14457,7 @@
         </w:tc>
         <w:tc>
           <w:tcPr>
-            <w:tcW w:type="dxa" w:w="2268"/>
+            <w:tcW w:type="dxa" w:w="2093"/>
           </w:tcPr>
           <w:p>
             <w:pPr>
@@ -14475,7 +14475,7 @@
         </w:tc>
         <w:tc>
           <w:tcPr>
-            <w:tcW w:type="dxa" w:w="2268"/>
+            <w:tcW w:type="dxa" w:w="1701"/>
           </w:tcPr>
           <w:p>
             <w:pPr>
@@ -14493,7 +14493,7 @@
         </w:tc>
         <w:tc>
           <w:tcPr>
-            <w:tcW w:type="dxa" w:w="2268"/>
+            <w:tcW w:type="dxa" w:w="2093"/>
           </w:tcPr>
           <w:p>
             <w:pPr>
@@ -14513,7 +14513,7 @@
       <w:tr>
         <w:tc>
           <w:tcPr>
-            <w:tcW w:type="dxa" w:w="2268"/>
+            <w:tcW w:type="dxa" w:w="3489"/>
           </w:tcPr>
           <w:p>
             <w:pPr>
@@ -14530,7 +14530,7 @@
         </w:tc>
         <w:tc>
           <w:tcPr>
-            <w:tcW w:type="dxa" w:w="2268"/>
+            <w:tcW w:type="dxa" w:w="2093"/>
           </w:tcPr>
           <w:p>
             <w:pPr>
@@ -14547,7 +14547,7 @@
         </w:tc>
         <w:tc>
           <w:tcPr>
-            <w:tcW w:type="dxa" w:w="2268"/>
+            <w:tcW w:type="dxa" w:w="1701"/>
           </w:tcPr>
           <w:p>
             <w:pPr>
@@ -14564,7 +14564,7 @@
         </w:tc>
         <w:tc>
           <w:tcPr>
-            <w:tcW w:type="dxa" w:w="2268"/>
+            <w:tcW w:type="dxa" w:w="2093"/>
           </w:tcPr>
           <w:p>
             <w:pPr>
@@ -14583,7 +14583,7 @@
       <w:tr>
         <w:tc>
           <w:tcPr>
-            <w:tcW w:type="dxa" w:w="2268"/>
+            <w:tcW w:type="dxa" w:w="3489"/>
           </w:tcPr>
           <w:p>
             <w:pPr>
@@ -14600,7 +14600,7 @@
         </w:tc>
         <w:tc>
           <w:tcPr>
-            <w:tcW w:type="dxa" w:w="2268"/>
+            <w:tcW w:type="dxa" w:w="2093"/>
           </w:tcPr>
           <w:p>
             <w:pPr>
@@ -14617,7 +14617,7 @@
         </w:tc>
         <w:tc>
           <w:tcPr>
-            <w:tcW w:type="dxa" w:w="2268"/>
+            <w:tcW w:type="dxa" w:w="1701"/>
           </w:tcPr>
           <w:p>
             <w:pPr>
@@ -14634,7 +14634,7 @@
         </w:tc>
         <w:tc>
           <w:tcPr>
-            <w:tcW w:type="dxa" w:w="2268"/>
+            <w:tcW w:type="dxa" w:w="2093"/>
           </w:tcPr>
           <w:p>
             <w:pPr>
@@ -14653,7 +14653,7 @@
       <w:tr>
         <w:tc>
           <w:tcPr>
-            <w:tcW w:type="dxa" w:w="2268"/>
+            <w:tcW w:type="dxa" w:w="3489"/>
           </w:tcPr>
           <w:p>
             <w:pPr>
@@ -14670,7 +14670,7 @@
         </w:tc>
         <w:tc>
           <w:tcPr>
-            <w:tcW w:type="dxa" w:w="2268"/>
+            <w:tcW w:type="dxa" w:w="2093"/>
           </w:tcPr>
           <w:p>
             <w:pPr>
@@ -14687,7 +14687,7 @@
         </w:tc>
         <w:tc>
           <w:tcPr>
-            <w:tcW w:type="dxa" w:w="2268"/>
+            <w:tcW w:type="dxa" w:w="1701"/>
           </w:tcPr>
           <w:p>
             <w:pPr>
@@ -14704,7 +14704,7 @@
         </w:tc>
         <w:tc>
           <w:tcPr>
-            <w:tcW w:type="dxa" w:w="2268"/>
+            <w:tcW w:type="dxa" w:w="2093"/>
           </w:tcPr>
           <w:p>
             <w:pPr>
@@ -14723,7 +14723,7 @@
       <w:tr>
         <w:tc>
           <w:tcPr>
-            <w:tcW w:type="dxa" w:w="2268"/>
+            <w:tcW w:type="dxa" w:w="3489"/>
           </w:tcPr>
           <w:p>
             <w:pPr>
@@ -14740,7 +14740,7 @@
         </w:tc>
         <w:tc>
           <w:tcPr>
-            <w:tcW w:type="dxa" w:w="2268"/>
+            <w:tcW w:type="dxa" w:w="2093"/>
           </w:tcPr>
           <w:p>
             <w:pPr>
@@ -14757,7 +14757,7 @@
         </w:tc>
         <w:tc>
           <w:tcPr>
-            <w:tcW w:type="dxa" w:w="2268"/>
+            <w:tcW w:type="dxa" w:w="1701"/>
           </w:tcPr>
           <w:p>
             <w:pPr>
@@ -14774,7 +14774,7 @@
         </w:tc>
         <w:tc>
           <w:tcPr>
-            <w:tcW w:type="dxa" w:w="2268"/>
+            <w:tcW w:type="dxa" w:w="2093"/>
           </w:tcPr>
           <w:p>
             <w:pPr>
@@ -14826,7 +14826,7 @@
         <w:tblStyle w:val="TableGrid"/>
         <w:tblW w:type="auto" w:w="0"/>
         <w:jc w:val="center"/>
-        <w:tblLayout w:type="autofit"/>
+        <w:tblLayout w:type="fixed"/>
         <w:tblLook w:firstColumn="1" w:firstRow="1" w:lastColumn="0" w:lastRow="0" w:noHBand="0" w:noVBand="1" w:val="04A0"/>
       </w:tblPr>
       <w:tblGrid>
@@ -14836,7 +14836,7 @@
       <w:tr>
         <w:tc>
           <w:tcPr>
-            <w:tcW w:type="dxa" w:w="4536"/>
+            <w:tcW w:type="dxa" w:w="1961"/>
           </w:tcPr>
           <w:p>
             <w:pPr>
@@ -14854,7 +14854,7 @@
         </w:tc>
         <w:tc>
           <w:tcPr>
-            <w:tcW w:type="dxa" w:w="4536"/>
+            <w:tcW w:type="dxa" w:w="7110"/>
           </w:tcPr>
           <w:p>
             <w:pPr>
@@ -14874,7 +14874,7 @@
       <w:tr>
         <w:tc>
           <w:tcPr>
-            <w:tcW w:type="dxa" w:w="4536"/>
+            <w:tcW w:type="dxa" w:w="1961"/>
           </w:tcPr>
           <w:p>
             <w:pPr>
@@ -14891,7 +14891,7 @@
         </w:tc>
         <w:tc>
           <w:tcPr>
-            <w:tcW w:type="dxa" w:w="4536"/>
+            <w:tcW w:type="dxa" w:w="7110"/>
           </w:tcPr>
           <w:p>
             <w:pPr>
@@ -14910,7 +14910,7 @@
       <w:tr>
         <w:tc>
           <w:tcPr>
-            <w:tcW w:type="dxa" w:w="4536"/>
+            <w:tcW w:type="dxa" w:w="1961"/>
           </w:tcPr>
           <w:p>
             <w:pPr>
@@ -14927,7 +14927,7 @@
         </w:tc>
         <w:tc>
           <w:tcPr>
-            <w:tcW w:type="dxa" w:w="4536"/>
+            <w:tcW w:type="dxa" w:w="7110"/>
           </w:tcPr>
           <w:p>
             <w:pPr>
@@ -14946,7 +14946,7 @@
       <w:tr>
         <w:tc>
           <w:tcPr>
-            <w:tcW w:type="dxa" w:w="4536"/>
+            <w:tcW w:type="dxa" w:w="1961"/>
           </w:tcPr>
           <w:p>
             <w:pPr>
@@ -14963,7 +14963,7 @@
         </w:tc>
         <w:tc>
           <w:tcPr>
-            <w:tcW w:type="dxa" w:w="4536"/>
+            <w:tcW w:type="dxa" w:w="7110"/>
           </w:tcPr>
           <w:p>
             <w:pPr>
@@ -14982,7 +14982,7 @@
       <w:tr>
         <w:tc>
           <w:tcPr>
-            <w:tcW w:type="dxa" w:w="4536"/>
+            <w:tcW w:type="dxa" w:w="1961"/>
           </w:tcPr>
           <w:p>
             <w:pPr>
@@ -14999,7 +14999,7 @@
         </w:tc>
         <w:tc>
           <w:tcPr>
-            <w:tcW w:type="dxa" w:w="4536"/>
+            <w:tcW w:type="dxa" w:w="7110"/>
           </w:tcPr>
           <w:p>
             <w:pPr>
@@ -15018,7 +15018,7 @@
       <w:tr>
         <w:tc>
           <w:tcPr>
-            <w:tcW w:type="dxa" w:w="4536"/>
+            <w:tcW w:type="dxa" w:w="1961"/>
           </w:tcPr>
           <w:p>
             <w:pPr>
@@ -15035,7 +15035,7 @@
         </w:tc>
         <w:tc>
           <w:tcPr>
-            <w:tcW w:type="dxa" w:w="4536"/>
+            <w:tcW w:type="dxa" w:w="7110"/>
           </w:tcPr>
           <w:p>
             <w:pPr>
@@ -15054,7 +15054,7 @@
       <w:tr>
         <w:tc>
           <w:tcPr>
-            <w:tcW w:type="dxa" w:w="4536"/>
+            <w:tcW w:type="dxa" w:w="1961"/>
           </w:tcPr>
           <w:p>
             <w:pPr>
@@ -15071,7 +15071,7 @@
         </w:tc>
         <w:tc>
           <w:tcPr>
-            <w:tcW w:type="dxa" w:w="4536"/>
+            <w:tcW w:type="dxa" w:w="7110"/>
           </w:tcPr>
           <w:p>
             <w:pPr>
@@ -15090,7 +15090,7 @@
       <w:tr>
         <w:tc>
           <w:tcPr>
-            <w:tcW w:type="dxa" w:w="4536"/>
+            <w:tcW w:type="dxa" w:w="1961"/>
           </w:tcPr>
           <w:p>
             <w:pPr>
@@ -15107,7 +15107,7 @@
         </w:tc>
         <w:tc>
           <w:tcPr>
-            <w:tcW w:type="dxa" w:w="4536"/>
+            <w:tcW w:type="dxa" w:w="7110"/>
           </w:tcPr>
           <w:p>
             <w:pPr>
@@ -15126,7 +15126,7 @@
       <w:tr>
         <w:tc>
           <w:tcPr>
-            <w:tcW w:type="dxa" w:w="4536"/>
+            <w:tcW w:type="dxa" w:w="1961"/>
           </w:tcPr>
           <w:p>
             <w:pPr>
@@ -15143,7 +15143,7 @@
         </w:tc>
         <w:tc>
           <w:tcPr>
-            <w:tcW w:type="dxa" w:w="4536"/>
+            <w:tcW w:type="dxa" w:w="7110"/>
           </w:tcPr>
           <w:p>
             <w:pPr>
@@ -15162,7 +15162,7 @@
       <w:tr>
         <w:tc>
           <w:tcPr>
-            <w:tcW w:type="dxa" w:w="4536"/>
+            <w:tcW w:type="dxa" w:w="1961"/>
           </w:tcPr>
           <w:p>
             <w:pPr>
@@ -15179,7 +15179,7 @@
         </w:tc>
         <w:tc>
           <w:tcPr>
-            <w:tcW w:type="dxa" w:w="4536"/>
+            <w:tcW w:type="dxa" w:w="7110"/>
           </w:tcPr>
           <w:p>
             <w:pPr>
@@ -15198,7 +15198,7 @@
       <w:tr>
         <w:tc>
           <w:tcPr>
-            <w:tcW w:type="dxa" w:w="4536"/>
+            <w:tcW w:type="dxa" w:w="1961"/>
           </w:tcPr>
           <w:p>
             <w:pPr>
@@ -15215,7 +15215,7 @@
         </w:tc>
         <w:tc>
           <w:tcPr>
-            <w:tcW w:type="dxa" w:w="4536"/>
+            <w:tcW w:type="dxa" w:w="7110"/>
           </w:tcPr>
           <w:p>
             <w:pPr>
@@ -15234,7 +15234,7 @@
       <w:tr>
         <w:tc>
           <w:tcPr>
-            <w:tcW w:type="dxa" w:w="4536"/>
+            <w:tcW w:type="dxa" w:w="1961"/>
           </w:tcPr>
           <w:p>
             <w:pPr>
@@ -15251,7 +15251,7 @@
         </w:tc>
         <w:tc>
           <w:tcPr>
-            <w:tcW w:type="dxa" w:w="4536"/>
+            <w:tcW w:type="dxa" w:w="7110"/>
           </w:tcPr>
           <w:p>
             <w:pPr>
@@ -15270,7 +15270,7 @@
       <w:tr>
         <w:tc>
           <w:tcPr>
-            <w:tcW w:type="dxa" w:w="4536"/>
+            <w:tcW w:type="dxa" w:w="1961"/>
           </w:tcPr>
           <w:p>
             <w:pPr>
@@ -15287,7 +15287,7 @@
         </w:tc>
         <w:tc>
           <w:tcPr>
-            <w:tcW w:type="dxa" w:w="4536"/>
+            <w:tcW w:type="dxa" w:w="7110"/>
           </w:tcPr>
           <w:p>
             <w:pPr>
@@ -15306,7 +15306,7 @@
       <w:tr>
         <w:tc>
           <w:tcPr>
-            <w:tcW w:type="dxa" w:w="4536"/>
+            <w:tcW w:type="dxa" w:w="1961"/>
           </w:tcPr>
           <w:p>
             <w:pPr>
@@ -15323,7 +15323,7 @@
         </w:tc>
         <w:tc>
           <w:tcPr>
-            <w:tcW w:type="dxa" w:w="4536"/>
+            <w:tcW w:type="dxa" w:w="7110"/>
           </w:tcPr>
           <w:p>
             <w:pPr>
@@ -15342,7 +15342,7 @@
       <w:tr>
         <w:tc>
           <w:tcPr>
-            <w:tcW w:type="dxa" w:w="4536"/>
+            <w:tcW w:type="dxa" w:w="1961"/>
           </w:tcPr>
           <w:p>
             <w:pPr>
@@ -15359,7 +15359,7 @@
         </w:tc>
         <w:tc>
           <w:tcPr>
-            <w:tcW w:type="dxa" w:w="4536"/>
+            <w:tcW w:type="dxa" w:w="7110"/>
           </w:tcPr>
           <w:p>
             <w:pPr>
@@ -15378,7 +15378,7 @@
       <w:tr>
         <w:tc>
           <w:tcPr>
-            <w:tcW w:type="dxa" w:w="4536"/>
+            <w:tcW w:type="dxa" w:w="1961"/>
           </w:tcPr>
           <w:p>
             <w:pPr>
@@ -15395,7 +15395,7 @@
         </w:tc>
         <w:tc>
           <w:tcPr>
-            <w:tcW w:type="dxa" w:w="4536"/>
+            <w:tcW w:type="dxa" w:w="7110"/>
           </w:tcPr>
           <w:p>
             <w:pPr>
@@ -15414,7 +15414,7 @@
       <w:tr>
         <w:tc>
           <w:tcPr>
-            <w:tcW w:type="dxa" w:w="4536"/>
+            <w:tcW w:type="dxa" w:w="1961"/>
           </w:tcPr>
           <w:p>
             <w:pPr>
@@ -15431,7 +15431,7 @@
         </w:tc>
         <w:tc>
           <w:tcPr>
-            <w:tcW w:type="dxa" w:w="4536"/>
+            <w:tcW w:type="dxa" w:w="7110"/>
           </w:tcPr>
           <w:p>
             <w:pPr>
@@ -15450,7 +15450,7 @@
       <w:tr>
         <w:tc>
           <w:tcPr>
-            <w:tcW w:type="dxa" w:w="4536"/>
+            <w:tcW w:type="dxa" w:w="1961"/>
           </w:tcPr>
           <w:p>
             <w:pPr>
@@ -15467,7 +15467,7 @@
         </w:tc>
         <w:tc>
           <w:tcPr>
-            <w:tcW w:type="dxa" w:w="4536"/>
+            <w:tcW w:type="dxa" w:w="7110"/>
           </w:tcPr>
           <w:p>
             <w:pPr>
@@ -15486,7 +15486,7 @@
       <w:tr>
         <w:tc>
           <w:tcPr>
-            <w:tcW w:type="dxa" w:w="4536"/>
+            <w:tcW w:type="dxa" w:w="1961"/>
           </w:tcPr>
           <w:p>
             <w:pPr>
@@ -15503,7 +15503,7 @@
         </w:tc>
         <w:tc>
           <w:tcPr>
-            <w:tcW w:type="dxa" w:w="4536"/>
+            <w:tcW w:type="dxa" w:w="7110"/>
           </w:tcPr>
           <w:p>
             <w:pPr>
@@ -15534,7 +15534,7 @@
         <w:tblStyle w:val="TableGrid"/>
         <w:tblW w:type="auto" w:w="0"/>
         <w:jc w:val="center"/>
-        <w:tblLayout w:type="autofit"/>
+        <w:tblLayout w:type="fixed"/>
         <w:tblLook w:firstColumn="1" w:firstRow="1" w:lastColumn="0" w:lastRow="0" w:noHBand="0" w:noVBand="1" w:val="04A0"/>
       </w:tblPr>
       <w:tblGrid>
@@ -15544,7 +15544,7 @@
       <w:tr>
         <w:tc>
           <w:tcPr>
-            <w:tcW w:type="dxa" w:w="4536"/>
+            <w:tcW w:type="dxa" w:w="1701"/>
           </w:tcPr>
           <w:p>
             <w:pPr>
@@ -15562,7 +15562,7 @@
         </w:tc>
         <w:tc>
           <w:tcPr>
-            <w:tcW w:type="dxa" w:w="4536"/>
+            <w:tcW w:type="dxa" w:w="7527"/>
           </w:tcPr>
           <w:p>
             <w:pPr>
@@ -15582,7 +15582,7 @@
       <w:tr>
         <w:tc>
           <w:tcPr>
-            <w:tcW w:type="dxa" w:w="4536"/>
+            <w:tcW w:type="dxa" w:w="1701"/>
           </w:tcPr>
           <w:p>
             <w:pPr>
@@ -15599,7 +15599,7 @@
         </w:tc>
         <w:tc>
           <w:tcPr>
-            <w:tcW w:type="dxa" w:w="4536"/>
+            <w:tcW w:type="dxa" w:w="7527"/>
           </w:tcPr>
           <w:p>
             <w:pPr>
@@ -15618,7 +15618,7 @@
       <w:tr>
         <w:tc>
           <w:tcPr>
-            <w:tcW w:type="dxa" w:w="4536"/>
+            <w:tcW w:type="dxa" w:w="1701"/>
           </w:tcPr>
           <w:p>
             <w:pPr>
@@ -15635,7 +15635,7 @@
         </w:tc>
         <w:tc>
           <w:tcPr>
-            <w:tcW w:type="dxa" w:w="4536"/>
+            <w:tcW w:type="dxa" w:w="7527"/>
           </w:tcPr>
           <w:p>
             <w:pPr>
@@ -15654,7 +15654,7 @@
       <w:tr>
         <w:tc>
           <w:tcPr>
-            <w:tcW w:type="dxa" w:w="4536"/>
+            <w:tcW w:type="dxa" w:w="1701"/>
           </w:tcPr>
           <w:p>
             <w:pPr>
@@ -15671,7 +15671,7 @@
         </w:tc>
         <w:tc>
           <w:tcPr>
-            <w:tcW w:type="dxa" w:w="4536"/>
+            <w:tcW w:type="dxa" w:w="7527"/>
           </w:tcPr>
           <w:p>
             <w:pPr>
@@ -15690,7 +15690,7 @@
       <w:tr>
         <w:tc>
           <w:tcPr>
-            <w:tcW w:type="dxa" w:w="4536"/>
+            <w:tcW w:type="dxa" w:w="1701"/>
           </w:tcPr>
           <w:p>
             <w:pPr>
@@ -15707,7 +15707,7 @@
         </w:tc>
         <w:tc>
           <w:tcPr>
-            <w:tcW w:type="dxa" w:w="4536"/>
+            <w:tcW w:type="dxa" w:w="7527"/>
           </w:tcPr>
           <w:p>
             <w:pPr>
@@ -15726,7 +15726,7 @@
       <w:tr>
         <w:tc>
           <w:tcPr>
-            <w:tcW w:type="dxa" w:w="4536"/>
+            <w:tcW w:type="dxa" w:w="1701"/>
           </w:tcPr>
           <w:p>
             <w:pPr>
@@ -15743,7 +15743,7 @@
         </w:tc>
         <w:tc>
           <w:tcPr>
-            <w:tcW w:type="dxa" w:w="4536"/>
+            <w:tcW w:type="dxa" w:w="7527"/>
           </w:tcPr>
           <w:p>
             <w:pPr>
@@ -15762,7 +15762,7 @@
       <w:tr>
         <w:tc>
           <w:tcPr>
-            <w:tcW w:type="dxa" w:w="4536"/>
+            <w:tcW w:type="dxa" w:w="1701"/>
           </w:tcPr>
           <w:p>
             <w:pPr>
@@ -15779,7 +15779,7 @@
         </w:tc>
         <w:tc>
           <w:tcPr>
-            <w:tcW w:type="dxa" w:w="4536"/>
+            <w:tcW w:type="dxa" w:w="7527"/>
           </w:tcPr>
           <w:p>
             <w:pPr>
@@ -15798,7 +15798,7 @@
       <w:tr>
         <w:tc>
           <w:tcPr>
-            <w:tcW w:type="dxa" w:w="4536"/>
+            <w:tcW w:type="dxa" w:w="1701"/>
           </w:tcPr>
           <w:p>
             <w:pPr>
@@ -15815,7 +15815,7 @@
         </w:tc>
         <w:tc>
           <w:tcPr>
-            <w:tcW w:type="dxa" w:w="4536"/>
+            <w:tcW w:type="dxa" w:w="7527"/>
           </w:tcPr>
           <w:p>
             <w:pPr>
@@ -15834,7 +15834,7 @@
       <w:tr>
         <w:tc>
           <w:tcPr>
-            <w:tcW w:type="dxa" w:w="4536"/>
+            <w:tcW w:type="dxa" w:w="1701"/>
           </w:tcPr>
           <w:p>
             <w:pPr>
@@ -15851,7 +15851,7 @@
         </w:tc>
         <w:tc>
           <w:tcPr>
-            <w:tcW w:type="dxa" w:w="4536"/>
+            <w:tcW w:type="dxa" w:w="7527"/>
           </w:tcPr>
           <w:p>
             <w:pPr>
@@ -15870,7 +15870,7 @@
       <w:tr>
         <w:tc>
           <w:tcPr>
-            <w:tcW w:type="dxa" w:w="4536"/>
+            <w:tcW w:type="dxa" w:w="1701"/>
           </w:tcPr>
           <w:p>
             <w:pPr>
@@ -15887,7 +15887,7 @@
         </w:tc>
         <w:tc>
           <w:tcPr>
-            <w:tcW w:type="dxa" w:w="4536"/>
+            <w:tcW w:type="dxa" w:w="7527"/>
           </w:tcPr>
           <w:p>
             <w:pPr>
@@ -15906,7 +15906,7 @@
       <w:tr>
         <w:tc>
           <w:tcPr>
-            <w:tcW w:type="dxa" w:w="4536"/>
+            <w:tcW w:type="dxa" w:w="1701"/>
           </w:tcPr>
           <w:p>
             <w:pPr>
@@ -15923,7 +15923,7 @@
         </w:tc>
         <w:tc>
           <w:tcPr>
-            <w:tcW w:type="dxa" w:w="4536"/>
+            <w:tcW w:type="dxa" w:w="7527"/>
           </w:tcPr>
           <w:p>
             <w:pPr>
@@ -15942,7 +15942,7 @@
       <w:tr>
         <w:tc>
           <w:tcPr>
-            <w:tcW w:type="dxa" w:w="4536"/>
+            <w:tcW w:type="dxa" w:w="1701"/>
           </w:tcPr>
           <w:p>
             <w:pPr>
@@ -15959,7 +15959,7 @@
         </w:tc>
         <w:tc>
           <w:tcPr>
-            <w:tcW w:type="dxa" w:w="4536"/>
+            <w:tcW w:type="dxa" w:w="7527"/>
           </w:tcPr>
           <w:p>
             <w:pPr>
@@ -15978,7 +15978,7 @@
       <w:tr>
         <w:tc>
           <w:tcPr>
-            <w:tcW w:type="dxa" w:w="4536"/>
+            <w:tcW w:type="dxa" w:w="1701"/>
           </w:tcPr>
           <w:p>
             <w:pPr>
@@ -15995,7 +15995,7 @@
         </w:tc>
         <w:tc>
           <w:tcPr>
-            <w:tcW w:type="dxa" w:w="4536"/>
+            <w:tcW w:type="dxa" w:w="7527"/>
           </w:tcPr>
           <w:p>
             <w:pPr>
@@ -16014,7 +16014,7 @@
       <w:tr>
         <w:tc>
           <w:tcPr>
-            <w:tcW w:type="dxa" w:w="4536"/>
+            <w:tcW w:type="dxa" w:w="1701"/>
           </w:tcPr>
           <w:p>
             <w:pPr>
@@ -16031,7 +16031,7 @@
         </w:tc>
         <w:tc>
           <w:tcPr>
-            <w:tcW w:type="dxa" w:w="4536"/>
+            <w:tcW w:type="dxa" w:w="7527"/>
           </w:tcPr>
           <w:p>
             <w:pPr>
@@ -16050,7 +16050,7 @@
       <w:tr>
         <w:tc>
           <w:tcPr>
-            <w:tcW w:type="dxa" w:w="4536"/>
+            <w:tcW w:type="dxa" w:w="1701"/>
           </w:tcPr>
           <w:p>
             <w:pPr>
@@ -16067,7 +16067,7 @@
         </w:tc>
         <w:tc>
           <w:tcPr>
-            <w:tcW w:type="dxa" w:w="4536"/>
+            <w:tcW w:type="dxa" w:w="7527"/>
           </w:tcPr>
           <w:p>
             <w:pPr>
@@ -16086,7 +16086,7 @@
       <w:tr>
         <w:tc>
           <w:tcPr>
-            <w:tcW w:type="dxa" w:w="4536"/>
+            <w:tcW w:type="dxa" w:w="1701"/>
           </w:tcPr>
           <w:p>
             <w:pPr>
@@ -16103,7 +16103,7 @@
         </w:tc>
         <w:tc>
           <w:tcPr>
-            <w:tcW w:type="dxa" w:w="4536"/>
+            <w:tcW w:type="dxa" w:w="7527"/>
           </w:tcPr>
           <w:p>
             <w:pPr>
@@ -16122,7 +16122,7 @@
       <w:tr>
         <w:tc>
           <w:tcPr>
-            <w:tcW w:type="dxa" w:w="4536"/>
+            <w:tcW w:type="dxa" w:w="1701"/>
           </w:tcPr>
           <w:p>
             <w:pPr>
@@ -16139,7 +16139,7 @@
         </w:tc>
         <w:tc>
           <w:tcPr>
-            <w:tcW w:type="dxa" w:w="4536"/>
+            <w:tcW w:type="dxa" w:w="7527"/>
           </w:tcPr>
           <w:p>
             <w:pPr>
@@ -16196,7 +16196,7 @@
         <w:tblStyle w:val="TableGrid"/>
         <w:tblW w:type="auto" w:w="0"/>
         <w:jc w:val="center"/>
-        <w:tblLayout w:type="autofit"/>
+        <w:tblLayout w:type="fixed"/>
         <w:tblLook w:firstColumn="1" w:firstRow="1" w:lastColumn="0" w:lastRow="0" w:noHBand="0" w:noVBand="1" w:val="04A0"/>
       </w:tblPr>
       <w:tblGrid>
@@ -16210,7 +16210,7 @@
       <w:tr>
         <w:tc>
           <w:tcPr>
-            <w:tcW w:type="dxa" w:w="1512"/>
+            <w:tcW w:type="dxa" w:w="1924"/>
           </w:tcPr>
           <w:p>
             <w:pPr>
@@ -16228,7 +16228,7 @@
         </w:tc>
         <w:tc>
           <w:tcPr>
-            <w:tcW w:type="dxa" w:w="1512"/>
+            <w:tcW w:type="dxa" w:w="1701"/>
           </w:tcPr>
           <w:p>
             <w:pPr>
@@ -16246,7 +16246,7 @@
         </w:tc>
         <w:tc>
           <w:tcPr>
-            <w:tcW w:type="dxa" w:w="1512"/>
+            <w:tcW w:type="dxa" w:w="2199"/>
           </w:tcPr>
           <w:p>
             <w:pPr>
@@ -16264,7 +16264,7 @@
         </w:tc>
         <w:tc>
           <w:tcPr>
-            <w:tcW w:type="dxa" w:w="1512"/>
+            <w:tcW w:type="dxa" w:w="1701"/>
           </w:tcPr>
           <w:p>
             <w:pPr>
@@ -16282,7 +16282,7 @@
         </w:tc>
         <w:tc>
           <w:tcPr>
-            <w:tcW w:type="dxa" w:w="1512"/>
+            <w:tcW w:type="dxa" w:w="1701"/>
           </w:tcPr>
           <w:p>
             <w:pPr>
@@ -16300,7 +16300,7 @@
         </w:tc>
         <w:tc>
           <w:tcPr>
-            <w:tcW w:type="dxa" w:w="1512"/>
+            <w:tcW w:type="dxa" w:w="1701"/>
           </w:tcPr>
           <w:p>
             <w:pPr>
@@ -16320,7 +16320,7 @@
       <w:tr>
         <w:tc>
           <w:tcPr>
-            <w:tcW w:type="dxa" w:w="1512"/>
+            <w:tcW w:type="dxa" w:w="1924"/>
           </w:tcPr>
           <w:p>
             <w:pPr>
@@ -16337,7 +16337,7 @@
         </w:tc>
         <w:tc>
           <w:tcPr>
-            <w:tcW w:type="dxa" w:w="1512"/>
+            <w:tcW w:type="dxa" w:w="1701"/>
           </w:tcPr>
           <w:p>
             <w:pPr>
@@ -16354,55 +16354,55 @@
         </w:tc>
         <w:tc>
           <w:tcPr>
-            <w:tcW w:type="dxa" w:w="1512"/>
-          </w:tcPr>
-          <w:p>
-            <w:pPr>
-              <w:ind w:firstLine="0"/>
-            </w:pPr>
-            <w:r>
-              <w:rPr>
-                <w:rFonts w:ascii="Times New Roman" w:hAnsi="Times New Roman" w:eastAsia="宋体"/>
-                <w:sz w:val="20"/>
-              </w:rPr>
-            </w:r>
-          </w:p>
-        </w:tc>
-        <w:tc>
-          <w:tcPr>
-            <w:tcW w:type="dxa" w:w="1512"/>
-          </w:tcPr>
-          <w:p>
-            <w:pPr>
-              <w:ind w:firstLine="0"/>
-            </w:pPr>
-            <w:r>
-              <w:rPr>
-                <w:rFonts w:ascii="Times New Roman" w:hAnsi="Times New Roman" w:eastAsia="宋体"/>
-                <w:sz w:val="20"/>
-              </w:rPr>
-            </w:r>
-          </w:p>
-        </w:tc>
-        <w:tc>
-          <w:tcPr>
-            <w:tcW w:type="dxa" w:w="1512"/>
-          </w:tcPr>
-          <w:p>
-            <w:pPr>
-              <w:ind w:firstLine="0"/>
-            </w:pPr>
-            <w:r>
-              <w:rPr>
-                <w:rFonts w:ascii="Times New Roman" w:hAnsi="Times New Roman" w:eastAsia="宋体"/>
-                <w:sz w:val="20"/>
-              </w:rPr>
-            </w:r>
-          </w:p>
-        </w:tc>
-        <w:tc>
-          <w:tcPr>
-            <w:tcW w:type="dxa" w:w="1512"/>
+            <w:tcW w:type="dxa" w:w="2199"/>
+          </w:tcPr>
+          <w:p>
+            <w:pPr>
+              <w:ind w:firstLine="0"/>
+            </w:pPr>
+            <w:r>
+              <w:rPr>
+                <w:rFonts w:ascii="Times New Roman" w:hAnsi="Times New Roman" w:eastAsia="宋体"/>
+                <w:sz w:val="20"/>
+              </w:rPr>
+            </w:r>
+          </w:p>
+        </w:tc>
+        <w:tc>
+          <w:tcPr>
+            <w:tcW w:type="dxa" w:w="1701"/>
+          </w:tcPr>
+          <w:p>
+            <w:pPr>
+              <w:ind w:firstLine="0"/>
+            </w:pPr>
+            <w:r>
+              <w:rPr>
+                <w:rFonts w:ascii="Times New Roman" w:hAnsi="Times New Roman" w:eastAsia="宋体"/>
+                <w:sz w:val="20"/>
+              </w:rPr>
+            </w:r>
+          </w:p>
+        </w:tc>
+        <w:tc>
+          <w:tcPr>
+            <w:tcW w:type="dxa" w:w="1701"/>
+          </w:tcPr>
+          <w:p>
+            <w:pPr>
+              <w:ind w:firstLine="0"/>
+            </w:pPr>
+            <w:r>
+              <w:rPr>
+                <w:rFonts w:ascii="Times New Roman" w:hAnsi="Times New Roman" w:eastAsia="宋体"/>
+                <w:sz w:val="20"/>
+              </w:rPr>
+            </w:r>
+          </w:p>
+        </w:tc>
+        <w:tc>
+          <w:tcPr>
+            <w:tcW w:type="dxa" w:w="1701"/>
           </w:tcPr>
           <w:p>
             <w:pPr>
@@ -16421,7 +16421,7 @@
       <w:tr>
         <w:tc>
           <w:tcPr>
-            <w:tcW w:type="dxa" w:w="1512"/>
+            <w:tcW w:type="dxa" w:w="1924"/>
           </w:tcPr>
           <w:p>
             <w:pPr>
@@ -16438,7 +16438,7 @@
         </w:tc>
         <w:tc>
           <w:tcPr>
-            <w:tcW w:type="dxa" w:w="1512"/>
+            <w:tcW w:type="dxa" w:w="1701"/>
           </w:tcPr>
           <w:p>
             <w:pPr>
@@ -16455,55 +16455,55 @@
         </w:tc>
         <w:tc>
           <w:tcPr>
-            <w:tcW w:type="dxa" w:w="1512"/>
-          </w:tcPr>
-          <w:p>
-            <w:pPr>
-              <w:ind w:firstLine="0"/>
-            </w:pPr>
-            <w:r>
-              <w:rPr>
-                <w:rFonts w:ascii="Times New Roman" w:hAnsi="Times New Roman" w:eastAsia="宋体"/>
-                <w:sz w:val="20"/>
-              </w:rPr>
-            </w:r>
-          </w:p>
-        </w:tc>
-        <w:tc>
-          <w:tcPr>
-            <w:tcW w:type="dxa" w:w="1512"/>
-          </w:tcPr>
-          <w:p>
-            <w:pPr>
-              <w:ind w:firstLine="0"/>
-            </w:pPr>
-            <w:r>
-              <w:rPr>
-                <w:rFonts w:ascii="Times New Roman" w:hAnsi="Times New Roman" w:eastAsia="宋体"/>
-                <w:sz w:val="20"/>
-              </w:rPr>
-            </w:r>
-          </w:p>
-        </w:tc>
-        <w:tc>
-          <w:tcPr>
-            <w:tcW w:type="dxa" w:w="1512"/>
-          </w:tcPr>
-          <w:p>
-            <w:pPr>
-              <w:ind w:firstLine="0"/>
-            </w:pPr>
-            <w:r>
-              <w:rPr>
-                <w:rFonts w:ascii="Times New Roman" w:hAnsi="Times New Roman" w:eastAsia="宋体"/>
-                <w:sz w:val="20"/>
-              </w:rPr>
-            </w:r>
-          </w:p>
-        </w:tc>
-        <w:tc>
-          <w:tcPr>
-            <w:tcW w:type="dxa" w:w="1512"/>
+            <w:tcW w:type="dxa" w:w="2199"/>
+          </w:tcPr>
+          <w:p>
+            <w:pPr>
+              <w:ind w:firstLine="0"/>
+            </w:pPr>
+            <w:r>
+              <w:rPr>
+                <w:rFonts w:ascii="Times New Roman" w:hAnsi="Times New Roman" w:eastAsia="宋体"/>
+                <w:sz w:val="20"/>
+              </w:rPr>
+            </w:r>
+          </w:p>
+        </w:tc>
+        <w:tc>
+          <w:tcPr>
+            <w:tcW w:type="dxa" w:w="1701"/>
+          </w:tcPr>
+          <w:p>
+            <w:pPr>
+              <w:ind w:firstLine="0"/>
+            </w:pPr>
+            <w:r>
+              <w:rPr>
+                <w:rFonts w:ascii="Times New Roman" w:hAnsi="Times New Roman" w:eastAsia="宋体"/>
+                <w:sz w:val="20"/>
+              </w:rPr>
+            </w:r>
+          </w:p>
+        </w:tc>
+        <w:tc>
+          <w:tcPr>
+            <w:tcW w:type="dxa" w:w="1701"/>
+          </w:tcPr>
+          <w:p>
+            <w:pPr>
+              <w:ind w:firstLine="0"/>
+            </w:pPr>
+            <w:r>
+              <w:rPr>
+                <w:rFonts w:ascii="Times New Roman" w:hAnsi="Times New Roman" w:eastAsia="宋体"/>
+                <w:sz w:val="20"/>
+              </w:rPr>
+            </w:r>
+          </w:p>
+        </w:tc>
+        <w:tc>
+          <w:tcPr>
+            <w:tcW w:type="dxa" w:w="1701"/>
           </w:tcPr>
           <w:p>
             <w:pPr>
@@ -16522,7 +16522,7 @@
       <w:tr>
         <w:tc>
           <w:tcPr>
-            <w:tcW w:type="dxa" w:w="1512"/>
+            <w:tcW w:type="dxa" w:w="1924"/>
           </w:tcPr>
           <w:p>
             <w:pPr>
@@ -16539,7 +16539,7 @@
         </w:tc>
         <w:tc>
           <w:tcPr>
-            <w:tcW w:type="dxa" w:w="1512"/>
+            <w:tcW w:type="dxa" w:w="1701"/>
           </w:tcPr>
           <w:p>
             <w:pPr>
@@ -16556,55 +16556,55 @@
         </w:tc>
         <w:tc>
           <w:tcPr>
-            <w:tcW w:type="dxa" w:w="1512"/>
-          </w:tcPr>
-          <w:p>
-            <w:pPr>
-              <w:ind w:firstLine="0"/>
-            </w:pPr>
-            <w:r>
-              <w:rPr>
-                <w:rFonts w:ascii="Times New Roman" w:hAnsi="Times New Roman" w:eastAsia="宋体"/>
-                <w:sz w:val="20"/>
-              </w:rPr>
-            </w:r>
-          </w:p>
-        </w:tc>
-        <w:tc>
-          <w:tcPr>
-            <w:tcW w:type="dxa" w:w="1512"/>
-          </w:tcPr>
-          <w:p>
-            <w:pPr>
-              <w:ind w:firstLine="0"/>
-            </w:pPr>
-            <w:r>
-              <w:rPr>
-                <w:rFonts w:ascii="Times New Roman" w:hAnsi="Times New Roman" w:eastAsia="宋体"/>
-                <w:sz w:val="20"/>
-              </w:rPr>
-            </w:r>
-          </w:p>
-        </w:tc>
-        <w:tc>
-          <w:tcPr>
-            <w:tcW w:type="dxa" w:w="1512"/>
-          </w:tcPr>
-          <w:p>
-            <w:pPr>
-              <w:ind w:firstLine="0"/>
-            </w:pPr>
-            <w:r>
-              <w:rPr>
-                <w:rFonts w:ascii="Times New Roman" w:hAnsi="Times New Roman" w:eastAsia="宋体"/>
-                <w:sz w:val="20"/>
-              </w:rPr>
-            </w:r>
-          </w:p>
-        </w:tc>
-        <w:tc>
-          <w:tcPr>
-            <w:tcW w:type="dxa" w:w="1512"/>
+            <w:tcW w:type="dxa" w:w="2199"/>
+          </w:tcPr>
+          <w:p>
+            <w:pPr>
+              <w:ind w:firstLine="0"/>
+            </w:pPr>
+            <w:r>
+              <w:rPr>
+                <w:rFonts w:ascii="Times New Roman" w:hAnsi="Times New Roman" w:eastAsia="宋体"/>
+                <w:sz w:val="20"/>
+              </w:rPr>
+            </w:r>
+          </w:p>
+        </w:tc>
+        <w:tc>
+          <w:tcPr>
+            <w:tcW w:type="dxa" w:w="1701"/>
+          </w:tcPr>
+          <w:p>
+            <w:pPr>
+              <w:ind w:firstLine="0"/>
+            </w:pPr>
+            <w:r>
+              <w:rPr>
+                <w:rFonts w:ascii="Times New Roman" w:hAnsi="Times New Roman" w:eastAsia="宋体"/>
+                <w:sz w:val="20"/>
+              </w:rPr>
+            </w:r>
+          </w:p>
+        </w:tc>
+        <w:tc>
+          <w:tcPr>
+            <w:tcW w:type="dxa" w:w="1701"/>
+          </w:tcPr>
+          <w:p>
+            <w:pPr>
+              <w:ind w:firstLine="0"/>
+            </w:pPr>
+            <w:r>
+              <w:rPr>
+                <w:rFonts w:ascii="Times New Roman" w:hAnsi="Times New Roman" w:eastAsia="宋体"/>
+                <w:sz w:val="20"/>
+              </w:rPr>
+            </w:r>
+          </w:p>
+        </w:tc>
+        <w:tc>
+          <w:tcPr>
+            <w:tcW w:type="dxa" w:w="1701"/>
           </w:tcPr>
           <w:p>
             <w:pPr>
@@ -16700,7 +16700,7 @@
         <w:tblStyle w:val="TableGrid"/>
         <w:tblW w:type="auto" w:w="0"/>
         <w:jc w:val="center"/>
-        <w:tblLayout w:type="autofit"/>
+        <w:tblLayout w:type="fixed"/>
         <w:tblLook w:firstColumn="1" w:firstRow="1" w:lastColumn="0" w:lastRow="0" w:noHBand="0" w:noVBand="1" w:val="04A0"/>
       </w:tblPr>
       <w:tblGrid>
@@ -16713,7 +16713,7 @@
       <w:tr>
         <w:tc>
           <w:tcPr>
-            <w:tcW w:type="dxa" w:w="1814"/>
+            <w:tcW w:type="dxa" w:w="5711"/>
           </w:tcPr>
           <w:p>
             <w:pPr>
@@ -16731,7 +16731,7 @@
         </w:tc>
         <w:tc>
           <w:tcPr>
-            <w:tcW w:type="dxa" w:w="1814"/>
+            <w:tcW w:type="dxa" w:w="1701"/>
           </w:tcPr>
           <w:p>
             <w:pPr>
@@ -16749,7 +16749,7 @@
         </w:tc>
         <w:tc>
           <w:tcPr>
-            <w:tcW w:type="dxa" w:w="1814"/>
+            <w:tcW w:type="dxa" w:w="1701"/>
           </w:tcPr>
           <w:p>
             <w:pPr>
@@ -16767,7 +16767,7 @@
         </w:tc>
         <w:tc>
           <w:tcPr>
-            <w:tcW w:type="dxa" w:w="1814"/>
+            <w:tcW w:type="dxa" w:w="1701"/>
           </w:tcPr>
           <w:p>
             <w:pPr>
@@ -16785,7 +16785,7 @@
         </w:tc>
         <w:tc>
           <w:tcPr>
-            <w:tcW w:type="dxa" w:w="1814"/>
+            <w:tcW w:type="dxa" w:w="1701"/>
           </w:tcPr>
           <w:p>
             <w:pPr>
@@ -16805,7 +16805,7 @@
       <w:tr>
         <w:tc>
           <w:tcPr>
-            <w:tcW w:type="dxa" w:w="1814"/>
+            <w:tcW w:type="dxa" w:w="5711"/>
           </w:tcPr>
           <w:p>
             <w:pPr>
@@ -16822,7 +16822,7 @@
         </w:tc>
         <w:tc>
           <w:tcPr>
-            <w:tcW w:type="dxa" w:w="1814"/>
+            <w:tcW w:type="dxa" w:w="1701"/>
           </w:tcPr>
           <w:p>
             <w:pPr>
@@ -16839,7 +16839,7 @@
         </w:tc>
         <w:tc>
           <w:tcPr>
-            <w:tcW w:type="dxa" w:w="1814"/>
+            <w:tcW w:type="dxa" w:w="1701"/>
           </w:tcPr>
           <w:p>
             <w:pPr>
@@ -16856,7 +16856,7 @@
         </w:tc>
         <w:tc>
           <w:tcPr>
-            <w:tcW w:type="dxa" w:w="1814"/>
+            <w:tcW w:type="dxa" w:w="1701"/>
           </w:tcPr>
           <w:p>
             <w:pPr>
@@ -16873,7 +16873,7 @@
         </w:tc>
         <w:tc>
           <w:tcPr>
-            <w:tcW w:type="dxa" w:w="1814"/>
+            <w:tcW w:type="dxa" w:w="1701"/>
           </w:tcPr>
           <w:p>
             <w:pPr>
@@ -16892,7 +16892,7 @@
       <w:tr>
         <w:tc>
           <w:tcPr>
-            <w:tcW w:type="dxa" w:w="1814"/>
+            <w:tcW w:type="dxa" w:w="5711"/>
           </w:tcPr>
           <w:p>
             <w:pPr>
@@ -16909,7 +16909,7 @@
         </w:tc>
         <w:tc>
           <w:tcPr>
-            <w:tcW w:type="dxa" w:w="1814"/>
+            <w:tcW w:type="dxa" w:w="1701"/>
           </w:tcPr>
           <w:p>
             <w:pPr>
@@ -16926,7 +16926,7 @@
         </w:tc>
         <w:tc>
           <w:tcPr>
-            <w:tcW w:type="dxa" w:w="1814"/>
+            <w:tcW w:type="dxa" w:w="1701"/>
           </w:tcPr>
           <w:p>
             <w:pPr>
@@ -16943,7 +16943,7 @@
         </w:tc>
         <w:tc>
           <w:tcPr>
-            <w:tcW w:type="dxa" w:w="1814"/>
+            <w:tcW w:type="dxa" w:w="1701"/>
           </w:tcPr>
           <w:p>
             <w:pPr>
@@ -16960,7 +16960,7 @@
         </w:tc>
         <w:tc>
           <w:tcPr>
-            <w:tcW w:type="dxa" w:w="1814"/>
+            <w:tcW w:type="dxa" w:w="1701"/>
           </w:tcPr>
           <w:p>
             <w:pPr>
@@ -16979,7 +16979,7 @@
       <w:tr>
         <w:tc>
           <w:tcPr>
-            <w:tcW w:type="dxa" w:w="1814"/>
+            <w:tcW w:type="dxa" w:w="5711"/>
           </w:tcPr>
           <w:p>
             <w:pPr>
@@ -16996,7 +16996,7 @@
         </w:tc>
         <w:tc>
           <w:tcPr>
-            <w:tcW w:type="dxa" w:w="1814"/>
+            <w:tcW w:type="dxa" w:w="1701"/>
           </w:tcPr>
           <w:p>
             <w:pPr>
@@ -17013,7 +17013,7 @@
         </w:tc>
         <w:tc>
           <w:tcPr>
-            <w:tcW w:type="dxa" w:w="1814"/>
+            <w:tcW w:type="dxa" w:w="1701"/>
           </w:tcPr>
           <w:p>
             <w:pPr>
@@ -17030,7 +17030,7 @@
         </w:tc>
         <w:tc>
           <w:tcPr>
-            <w:tcW w:type="dxa" w:w="1814"/>
+            <w:tcW w:type="dxa" w:w="1701"/>
           </w:tcPr>
           <w:p>
             <w:pPr>
@@ -17047,7 +17047,7 @@
         </w:tc>
         <w:tc>
           <w:tcPr>
-            <w:tcW w:type="dxa" w:w="1814"/>
+            <w:tcW w:type="dxa" w:w="1701"/>
           </w:tcPr>
           <w:p>
             <w:pPr>
@@ -17066,7 +17066,7 @@
       <w:tr>
         <w:tc>
           <w:tcPr>
-            <w:tcW w:type="dxa" w:w="1814"/>
+            <w:tcW w:type="dxa" w:w="5711"/>
           </w:tcPr>
           <w:p>
             <w:pPr>
@@ -17083,7 +17083,7 @@
         </w:tc>
         <w:tc>
           <w:tcPr>
-            <w:tcW w:type="dxa" w:w="1814"/>
+            <w:tcW w:type="dxa" w:w="1701"/>
           </w:tcPr>
           <w:p>
             <w:pPr>
@@ -17100,7 +17100,7 @@
         </w:tc>
         <w:tc>
           <w:tcPr>
-            <w:tcW w:type="dxa" w:w="1814"/>
+            <w:tcW w:type="dxa" w:w="1701"/>
           </w:tcPr>
           <w:p>
             <w:pPr>
@@ -17117,7 +17117,7 @@
         </w:tc>
         <w:tc>
           <w:tcPr>
-            <w:tcW w:type="dxa" w:w="1814"/>
+            <w:tcW w:type="dxa" w:w="1701"/>
           </w:tcPr>
           <w:p>
             <w:pPr>
@@ -17134,7 +17134,7 @@
         </w:tc>
         <w:tc>
           <w:tcPr>
-            <w:tcW w:type="dxa" w:w="1814"/>
+            <w:tcW w:type="dxa" w:w="1701"/>
           </w:tcPr>
           <w:p>
             <w:pPr>
@@ -17153,7 +17153,7 @@
       <w:tr>
         <w:tc>
           <w:tcPr>
-            <w:tcW w:type="dxa" w:w="1814"/>
+            <w:tcW w:type="dxa" w:w="5711"/>
           </w:tcPr>
           <w:p>
             <w:pPr>
@@ -17170,7 +17170,7 @@
         </w:tc>
         <w:tc>
           <w:tcPr>
-            <w:tcW w:type="dxa" w:w="1814"/>
+            <w:tcW w:type="dxa" w:w="1701"/>
           </w:tcPr>
           <w:p>
             <w:pPr>
@@ -17187,7 +17187,7 @@
         </w:tc>
         <w:tc>
           <w:tcPr>
-            <w:tcW w:type="dxa" w:w="1814"/>
+            <w:tcW w:type="dxa" w:w="1701"/>
           </w:tcPr>
           <w:p>
             <w:pPr>
@@ -17204,7 +17204,7 @@
         </w:tc>
         <w:tc>
           <w:tcPr>
-            <w:tcW w:type="dxa" w:w="1814"/>
+            <w:tcW w:type="dxa" w:w="1701"/>
           </w:tcPr>
           <w:p>
             <w:pPr>
@@ -17221,7 +17221,7 @@
         </w:tc>
         <w:tc>
           <w:tcPr>
-            <w:tcW w:type="dxa" w:w="1814"/>
+            <w:tcW w:type="dxa" w:w="1701"/>
           </w:tcPr>
           <w:p>
             <w:pPr>
@@ -17240,7 +17240,7 @@
       <w:tr>
         <w:tc>
           <w:tcPr>
-            <w:tcW w:type="dxa" w:w="1814"/>
+            <w:tcW w:type="dxa" w:w="5711"/>
           </w:tcPr>
           <w:p>
             <w:pPr>
@@ -17257,7 +17257,7 @@
         </w:tc>
         <w:tc>
           <w:tcPr>
-            <w:tcW w:type="dxa" w:w="1814"/>
+            <w:tcW w:type="dxa" w:w="1701"/>
           </w:tcPr>
           <w:p>
             <w:pPr>
@@ -17274,7 +17274,7 @@
         </w:tc>
         <w:tc>
           <w:tcPr>
-            <w:tcW w:type="dxa" w:w="1814"/>
+            <w:tcW w:type="dxa" w:w="1701"/>
           </w:tcPr>
           <w:p>
             <w:pPr>
@@ -17291,7 +17291,7 @@
         </w:tc>
         <w:tc>
           <w:tcPr>
-            <w:tcW w:type="dxa" w:w="1814"/>
+            <w:tcW w:type="dxa" w:w="1701"/>
           </w:tcPr>
           <w:p>
             <w:pPr>
@@ -17308,7 +17308,7 @@
         </w:tc>
         <w:tc>
           <w:tcPr>
-            <w:tcW w:type="dxa" w:w="1814"/>
+            <w:tcW w:type="dxa" w:w="1701"/>
           </w:tcPr>
           <w:p>
             <w:pPr>
@@ -17357,7 +17357,7 @@
         <w:tblStyle w:val="TableGrid"/>
         <w:tblW w:type="auto" w:w="0"/>
         <w:jc w:val="center"/>
-        <w:tblLayout w:type="autofit"/>
+        <w:tblLayout w:type="fixed"/>
         <w:tblLook w:firstColumn="1" w:firstRow="1" w:lastColumn="0" w:lastRow="0" w:noHBand="0" w:noVBand="1" w:val="04A0"/>
       </w:tblPr>
       <w:tblGrid>
@@ -17367,7 +17367,7 @@
       <w:tr>
         <w:tc>
           <w:tcPr>
-            <w:tcW w:type="dxa" w:w="4536"/>
+            <w:tcW w:type="dxa" w:w="5772"/>
           </w:tcPr>
           <w:p>
             <w:pPr>
@@ -17385,7 +17385,7 @@
         </w:tc>
         <w:tc>
           <w:tcPr>
-            <w:tcW w:type="dxa" w:w="4536"/>
+            <w:tcW w:type="dxa" w:w="3298"/>
           </w:tcPr>
           <w:p>
             <w:pPr>
@@ -17405,7 +17405,7 @@
       <w:tr>
         <w:tc>
           <w:tcPr>
-            <w:tcW w:type="dxa" w:w="4536"/>
+            <w:tcW w:type="dxa" w:w="5772"/>
           </w:tcPr>
           <w:p>
             <w:pPr>
@@ -17422,7 +17422,7 @@
         </w:tc>
         <w:tc>
           <w:tcPr>
-            <w:tcW w:type="dxa" w:w="4536"/>
+            <w:tcW w:type="dxa" w:w="3298"/>
           </w:tcPr>
           <w:p>
             <w:pPr>
@@ -17441,7 +17441,7 @@
       <w:tr>
         <w:tc>
           <w:tcPr>
-            <w:tcW w:type="dxa" w:w="4536"/>
+            <w:tcW w:type="dxa" w:w="5772"/>
           </w:tcPr>
           <w:p>
             <w:pPr>
@@ -17458,7 +17458,7 @@
         </w:tc>
         <w:tc>
           <w:tcPr>
-            <w:tcW w:type="dxa" w:w="4536"/>
+            <w:tcW w:type="dxa" w:w="3298"/>
           </w:tcPr>
           <w:p>
             <w:pPr>
@@ -17477,7 +17477,7 @@
       <w:tr>
         <w:tc>
           <w:tcPr>
-            <w:tcW w:type="dxa" w:w="4536"/>
+            <w:tcW w:type="dxa" w:w="5772"/>
           </w:tcPr>
           <w:p>
             <w:pPr>
@@ -17494,7 +17494,7 @@
         </w:tc>
         <w:tc>
           <w:tcPr>
-            <w:tcW w:type="dxa" w:w="4536"/>
+            <w:tcW w:type="dxa" w:w="3298"/>
           </w:tcPr>
           <w:p>
             <w:pPr>

--- a/docs/docx/测试报告.docx
+++ b/docs/docx/测试报告.docx
@@ -2077,246 +2077,6 @@
         <w:pStyle w:val="Heading4"/>
       </w:pPr>
       <w:r>
-        <w:t>TC-UT-02：重复用户名注册</w:t>
-      </w:r>
-    </w:p>
-    <w:tbl>
-      <w:tblPr>
-        <w:tblStyle w:val="TableGrid"/>
-        <w:tblW w:type="auto" w:w="0"/>
-        <w:jc w:val="center"/>
-        <w:tblLayout w:type="fixed"/>
-        <w:tblLook w:firstColumn="1" w:firstRow="1" w:lastColumn="0" w:lastRow="0" w:noHBand="0" w:noVBand="1" w:val="04A0"/>
-      </w:tblPr>
-      <w:tblGrid>
-        <w:gridCol w:w="4536"/>
-        <w:gridCol w:w="4536"/>
-      </w:tblGrid>
-      <w:tr>
-        <w:tc>
-          <w:tcPr>
-            <w:tcW w:type="dxa" w:w="1701"/>
-          </w:tcPr>
-          <w:p>
-            <w:pPr>
-              <w:ind w:firstLine="0"/>
-            </w:pPr>
-            <w:r>
-              <w:rPr>
-                <w:rFonts w:ascii="Times New Roman" w:hAnsi="Times New Roman" w:eastAsia="宋体"/>
-                <w:b/>
-                <w:sz w:val="20"/>
-              </w:rPr>
-              <w:t>项目</w:t>
-            </w:r>
-          </w:p>
-        </w:tc>
-        <w:tc>
-          <w:tcPr>
-            <w:tcW w:type="dxa" w:w="7383"/>
-          </w:tcPr>
-          <w:p>
-            <w:pPr>
-              <w:ind w:firstLine="0"/>
-            </w:pPr>
-            <w:r>
-              <w:rPr>
-                <w:rFonts w:ascii="Times New Roman" w:hAnsi="Times New Roman" w:eastAsia="宋体"/>
-                <w:b/>
-                <w:sz w:val="20"/>
-              </w:rPr>
-              <w:t>内容</w:t>
-            </w:r>
-          </w:p>
-        </w:tc>
-      </w:tr>
-      <w:tr>
-        <w:tc>
-          <w:tcPr>
-            <w:tcW w:type="dxa" w:w="1701"/>
-          </w:tcPr>
-          <w:p>
-            <w:pPr>
-              <w:ind w:firstLine="0"/>
-            </w:pPr>
-            <w:r>
-              <w:rPr>
-                <w:rFonts w:ascii="Times New Roman" w:hAnsi="Times New Roman" w:eastAsia="宋体"/>
-                <w:sz w:val="20"/>
-              </w:rPr>
-              <w:t>测试项</w:t>
-            </w:r>
-          </w:p>
-        </w:tc>
-        <w:tc>
-          <w:tcPr>
-            <w:tcW w:type="dxa" w:w="7383"/>
-          </w:tcPr>
-          <w:p>
-            <w:pPr>
-              <w:ind w:firstLine="0"/>
-            </w:pPr>
-            <w:r>
-              <w:rPr>
-                <w:rFonts w:ascii="Times New Roman" w:hAnsi="Times New Roman" w:eastAsia="宋体"/>
-                <w:sz w:val="20"/>
-              </w:rPr>
-              <w:t>重复用户名注册应被拒绝</w:t>
-            </w:r>
-          </w:p>
-        </w:tc>
-      </w:tr>
-      <w:tr>
-        <w:tc>
-          <w:tcPr>
-            <w:tcW w:type="dxa" w:w="1701"/>
-          </w:tcPr>
-          <w:p>
-            <w:pPr>
-              <w:ind w:firstLine="0"/>
-            </w:pPr>
-            <w:r>
-              <w:rPr>
-                <w:rFonts w:ascii="Times New Roman" w:hAnsi="Times New Roman" w:eastAsia="宋体"/>
-                <w:sz w:val="20"/>
-              </w:rPr>
-              <w:t>前置条件</w:t>
-            </w:r>
-          </w:p>
-        </w:tc>
-        <w:tc>
-          <w:tcPr>
-            <w:tcW w:type="dxa" w:w="7383"/>
-          </w:tcPr>
-          <w:p>
-            <w:pPr>
-              <w:ind w:firstLine="0"/>
-            </w:pPr>
-            <w:r>
-              <w:rPr>
-                <w:rFonts w:ascii="Times New Roman" w:hAnsi="Times New Roman" w:eastAsia="宋体"/>
-                <w:sz w:val="20"/>
-              </w:rPr>
-              <w:t>admin 用户已存在</w:t>
-            </w:r>
-          </w:p>
-        </w:tc>
-      </w:tr>
-      <w:tr>
-        <w:tc>
-          <w:tcPr>
-            <w:tcW w:type="dxa" w:w="1701"/>
-          </w:tcPr>
-          <w:p>
-            <w:pPr>
-              <w:ind w:firstLine="0"/>
-            </w:pPr>
-            <w:r>
-              <w:rPr>
-                <w:rFonts w:ascii="Times New Roman" w:hAnsi="Times New Roman" w:eastAsia="宋体"/>
-                <w:sz w:val="20"/>
-              </w:rPr>
-              <w:t>输入</w:t>
-            </w:r>
-          </w:p>
-        </w:tc>
-        <w:tc>
-          <w:tcPr>
-            <w:tcW w:type="dxa" w:w="7383"/>
-          </w:tcPr>
-          <w:p>
-            <w:pPr>
-              <w:ind w:firstLine="0"/>
-            </w:pPr>
-            <w:r>
-              <w:rPr>
-                <w:rFonts w:ascii="Times New Roman" w:hAnsi="Times New Roman" w:eastAsia="宋体"/>
-                <w:sz w:val="20"/>
-              </w:rPr>
-              <w:t>username="admin", password="123456"</w:t>
-            </w:r>
-          </w:p>
-        </w:tc>
-      </w:tr>
-      <w:tr>
-        <w:tc>
-          <w:tcPr>
-            <w:tcW w:type="dxa" w:w="1701"/>
-          </w:tcPr>
-          <w:p>
-            <w:pPr>
-              <w:ind w:firstLine="0"/>
-            </w:pPr>
-            <w:r>
-              <w:rPr>
-                <w:rFonts w:ascii="Times New Roman" w:hAnsi="Times New Roman" w:eastAsia="宋体"/>
-                <w:sz w:val="20"/>
-              </w:rPr>
-              <w:t>预期输出</w:t>
-            </w:r>
-          </w:p>
-        </w:tc>
-        <w:tc>
-          <w:tcPr>
-            <w:tcW w:type="dxa" w:w="7383"/>
-          </w:tcPr>
-          <w:p>
-            <w:pPr>
-              <w:ind w:firstLine="0"/>
-            </w:pPr>
-            <w:r>
-              <w:rPr>
-                <w:rFonts w:ascii="Times New Roman" w:hAnsi="Times New Roman" w:eastAsia="宋体"/>
-                <w:sz w:val="20"/>
-              </w:rPr>
-              <w:t>返回 400 错误，"用户名已存在"</w:t>
-            </w:r>
-          </w:p>
-        </w:tc>
-      </w:tr>
-      <w:tr>
-        <w:tc>
-          <w:tcPr>
-            <w:tcW w:type="dxa" w:w="1701"/>
-          </w:tcPr>
-          <w:p>
-            <w:pPr>
-              <w:ind w:firstLine="0"/>
-            </w:pPr>
-            <w:r>
-              <w:rPr>
-                <w:rFonts w:ascii="Times New Roman" w:hAnsi="Times New Roman" w:eastAsia="宋体"/>
-                <w:sz w:val="20"/>
-              </w:rPr>
-              <w:t>实际结果</w:t>
-            </w:r>
-          </w:p>
-        </w:tc>
-        <w:tc>
-          <w:tcPr>
-            <w:tcW w:type="dxa" w:w="7383"/>
-          </w:tcPr>
-          <w:p>
-            <w:pPr>
-              <w:ind w:firstLine="0"/>
-            </w:pPr>
-            <w:r>
-              <w:rPr>
-                <w:rFonts w:ascii="Times New Roman" w:hAnsi="Times New Roman" w:eastAsia="宋体"/>
-                <w:sz w:val="20"/>
-              </w:rPr>
-              <w:t>通过</w:t>
-            </w:r>
-          </w:p>
-        </w:tc>
-      </w:tr>
-    </w:tbl>
-    <w:p/>
-    <w:p>
-      <w:pPr>
-        <w:pStyle w:val="Heading4"/>
-      </w:pPr>
-      <w:r>
         <w:t>TC-UT-03：用户登录</w:t>
       </w:r>
     </w:p>
@@ -2535,486 +2295,6 @@
         <w:tc>
           <w:tcPr>
             <w:tcW w:type="dxa" w:w="7937"/>
-          </w:tcPr>
-          <w:p>
-            <w:pPr>
-              <w:ind w:firstLine="0"/>
-            </w:pPr>
-            <w:r>
-              <w:rPr>
-                <w:rFonts w:ascii="Times New Roman" w:hAnsi="Times New Roman" w:eastAsia="宋体"/>
-                <w:sz w:val="20"/>
-              </w:rPr>
-              <w:t>通过</w:t>
-            </w:r>
-          </w:p>
-        </w:tc>
-      </w:tr>
-    </w:tbl>
-    <w:p/>
-    <w:p>
-      <w:pPr>
-        <w:pStyle w:val="Heading4"/>
-      </w:pPr>
-      <w:r>
-        <w:t>TC-UT-04：错误密码登录</w:t>
-      </w:r>
-    </w:p>
-    <w:tbl>
-      <w:tblPr>
-        <w:tblStyle w:val="TableGrid"/>
-        <w:tblW w:type="auto" w:w="0"/>
-        <w:jc w:val="center"/>
-        <w:tblLayout w:type="fixed"/>
-        <w:tblLook w:firstColumn="1" w:firstRow="1" w:lastColumn="0" w:lastRow="0" w:noHBand="0" w:noVBand="1" w:val="04A0"/>
-      </w:tblPr>
-      <w:tblGrid>
-        <w:gridCol w:w="4536"/>
-        <w:gridCol w:w="4536"/>
-      </w:tblGrid>
-      <w:tr>
-        <w:tc>
-          <w:tcPr>
-            <w:tcW w:type="dxa" w:w="1701"/>
-          </w:tcPr>
-          <w:p>
-            <w:pPr>
-              <w:ind w:firstLine="0"/>
-            </w:pPr>
-            <w:r>
-              <w:rPr>
-                <w:rFonts w:ascii="Times New Roman" w:hAnsi="Times New Roman" w:eastAsia="宋体"/>
-                <w:b/>
-                <w:sz w:val="20"/>
-              </w:rPr>
-              <w:t>项目</w:t>
-            </w:r>
-          </w:p>
-        </w:tc>
-        <w:tc>
-          <w:tcPr>
-            <w:tcW w:type="dxa" w:w="7620"/>
-          </w:tcPr>
-          <w:p>
-            <w:pPr>
-              <w:ind w:firstLine="0"/>
-            </w:pPr>
-            <w:r>
-              <w:rPr>
-                <w:rFonts w:ascii="Times New Roman" w:hAnsi="Times New Roman" w:eastAsia="宋体"/>
-                <w:b/>
-                <w:sz w:val="20"/>
-              </w:rPr>
-              <w:t>内容</w:t>
-            </w:r>
-          </w:p>
-        </w:tc>
-      </w:tr>
-      <w:tr>
-        <w:tc>
-          <w:tcPr>
-            <w:tcW w:type="dxa" w:w="1701"/>
-          </w:tcPr>
-          <w:p>
-            <w:pPr>
-              <w:ind w:firstLine="0"/>
-            </w:pPr>
-            <w:r>
-              <w:rPr>
-                <w:rFonts w:ascii="Times New Roman" w:hAnsi="Times New Roman" w:eastAsia="宋体"/>
-                <w:sz w:val="20"/>
-              </w:rPr>
-              <w:t>测试项</w:t>
-            </w:r>
-          </w:p>
-        </w:tc>
-        <w:tc>
-          <w:tcPr>
-            <w:tcW w:type="dxa" w:w="7620"/>
-          </w:tcPr>
-          <w:p>
-            <w:pPr>
-              <w:ind w:firstLine="0"/>
-            </w:pPr>
-            <w:r>
-              <w:rPr>
-                <w:rFonts w:ascii="Times New Roman" w:hAnsi="Times New Roman" w:eastAsia="宋体"/>
-                <w:sz w:val="20"/>
-              </w:rPr>
-              <w:t>错误密码应返回 401</w:t>
-            </w:r>
-          </w:p>
-        </w:tc>
-      </w:tr>
-      <w:tr>
-        <w:tc>
-          <w:tcPr>
-            <w:tcW w:type="dxa" w:w="1701"/>
-          </w:tcPr>
-          <w:p>
-            <w:pPr>
-              <w:ind w:firstLine="0"/>
-            </w:pPr>
-            <w:r>
-              <w:rPr>
-                <w:rFonts w:ascii="Times New Roman" w:hAnsi="Times New Roman" w:eastAsia="宋体"/>
-                <w:sz w:val="20"/>
-              </w:rPr>
-              <w:t>前置条件</w:t>
-            </w:r>
-          </w:p>
-        </w:tc>
-        <w:tc>
-          <w:tcPr>
-            <w:tcW w:type="dxa" w:w="7620"/>
-          </w:tcPr>
-          <w:p>
-            <w:pPr>
-              <w:ind w:firstLine="0"/>
-            </w:pPr>
-            <w:r>
-              <w:rPr>
-                <w:rFonts w:ascii="Times New Roman" w:hAnsi="Times New Roman" w:eastAsia="宋体"/>
-                <w:sz w:val="20"/>
-              </w:rPr>
-              <w:t>admin 用户已注册</w:t>
-            </w:r>
-          </w:p>
-        </w:tc>
-      </w:tr>
-      <w:tr>
-        <w:tc>
-          <w:tcPr>
-            <w:tcW w:type="dxa" w:w="1701"/>
-          </w:tcPr>
-          <w:p>
-            <w:pPr>
-              <w:ind w:firstLine="0"/>
-            </w:pPr>
-            <w:r>
-              <w:rPr>
-                <w:rFonts w:ascii="Times New Roman" w:hAnsi="Times New Roman" w:eastAsia="宋体"/>
-                <w:sz w:val="20"/>
-              </w:rPr>
-              <w:t>输入</w:t>
-            </w:r>
-          </w:p>
-        </w:tc>
-        <w:tc>
-          <w:tcPr>
-            <w:tcW w:type="dxa" w:w="7620"/>
-          </w:tcPr>
-          <w:p>
-            <w:pPr>
-              <w:ind w:firstLine="0"/>
-            </w:pPr>
-            <w:r>
-              <w:rPr>
-                <w:rFonts w:ascii="Times New Roman" w:hAnsi="Times New Roman" w:eastAsia="宋体"/>
-                <w:sz w:val="20"/>
-              </w:rPr>
-              <w:t>username="admin", password="wrongpassword"</w:t>
-            </w:r>
-          </w:p>
-        </w:tc>
-      </w:tr>
-      <w:tr>
-        <w:tc>
-          <w:tcPr>
-            <w:tcW w:type="dxa" w:w="1701"/>
-          </w:tcPr>
-          <w:p>
-            <w:pPr>
-              <w:ind w:firstLine="0"/>
-            </w:pPr>
-            <w:r>
-              <w:rPr>
-                <w:rFonts w:ascii="Times New Roman" w:hAnsi="Times New Roman" w:eastAsia="宋体"/>
-                <w:sz w:val="20"/>
-              </w:rPr>
-              <w:t>预期输出</w:t>
-            </w:r>
-          </w:p>
-        </w:tc>
-        <w:tc>
-          <w:tcPr>
-            <w:tcW w:type="dxa" w:w="7620"/>
-          </w:tcPr>
-          <w:p>
-            <w:pPr>
-              <w:ind w:firstLine="0"/>
-            </w:pPr>
-            <w:r>
-              <w:rPr>
-                <w:rFonts w:ascii="Times New Roman" w:hAnsi="Times New Roman" w:eastAsia="宋体"/>
-                <w:sz w:val="20"/>
-              </w:rPr>
-              <w:t>返回 401 错误</w:t>
-            </w:r>
-          </w:p>
-        </w:tc>
-      </w:tr>
-      <w:tr>
-        <w:tc>
-          <w:tcPr>
-            <w:tcW w:type="dxa" w:w="1701"/>
-          </w:tcPr>
-          <w:p>
-            <w:pPr>
-              <w:ind w:firstLine="0"/>
-            </w:pPr>
-            <w:r>
-              <w:rPr>
-                <w:rFonts w:ascii="Times New Roman" w:hAnsi="Times New Roman" w:eastAsia="宋体"/>
-                <w:sz w:val="20"/>
-              </w:rPr>
-              <w:t>实际结果</w:t>
-            </w:r>
-          </w:p>
-        </w:tc>
-        <w:tc>
-          <w:tcPr>
-            <w:tcW w:type="dxa" w:w="7620"/>
-          </w:tcPr>
-          <w:p>
-            <w:pPr>
-              <w:ind w:firstLine="0"/>
-            </w:pPr>
-            <w:r>
-              <w:rPr>
-                <w:rFonts w:ascii="Times New Roman" w:hAnsi="Times New Roman" w:eastAsia="宋体"/>
-                <w:sz w:val="20"/>
-              </w:rPr>
-              <w:t>通过</w:t>
-            </w:r>
-          </w:p>
-        </w:tc>
-      </w:tr>
-    </w:tbl>
-    <w:p/>
-    <w:p>
-      <w:pPr>
-        <w:pStyle w:val="Heading4"/>
-      </w:pPr>
-      <w:r>
-        <w:t>TC-UT-05：JWT Token 验证</w:t>
-      </w:r>
-    </w:p>
-    <w:tbl>
-      <w:tblPr>
-        <w:tblStyle w:val="TableGrid"/>
-        <w:tblW w:type="auto" w:w="0"/>
-        <w:jc w:val="center"/>
-        <w:tblLayout w:type="fixed"/>
-        <w:tblLook w:firstColumn="1" w:firstRow="1" w:lastColumn="0" w:lastRow="0" w:noHBand="0" w:noVBand="1" w:val="04A0"/>
-      </w:tblPr>
-      <w:tblGrid>
-        <w:gridCol w:w="4536"/>
-        <w:gridCol w:w="4536"/>
-      </w:tblGrid>
-      <w:tr>
-        <w:tc>
-          <w:tcPr>
-            <w:tcW w:type="dxa" w:w="1701"/>
-          </w:tcPr>
-          <w:p>
-            <w:pPr>
-              <w:ind w:firstLine="0"/>
-            </w:pPr>
-            <w:r>
-              <w:rPr>
-                <w:rFonts w:ascii="Times New Roman" w:hAnsi="Times New Roman" w:eastAsia="宋体"/>
-                <w:b/>
-                <w:sz w:val="20"/>
-              </w:rPr>
-              <w:t>项目</w:t>
-            </w:r>
-          </w:p>
-        </w:tc>
-        <w:tc>
-          <w:tcPr>
-            <w:tcW w:type="dxa" w:w="7559"/>
-          </w:tcPr>
-          <w:p>
-            <w:pPr>
-              <w:ind w:firstLine="0"/>
-            </w:pPr>
-            <w:r>
-              <w:rPr>
-                <w:rFonts w:ascii="Times New Roman" w:hAnsi="Times New Roman" w:eastAsia="宋体"/>
-                <w:b/>
-                <w:sz w:val="20"/>
-              </w:rPr>
-              <w:t>内容</w:t>
-            </w:r>
-          </w:p>
-        </w:tc>
-      </w:tr>
-      <w:tr>
-        <w:tc>
-          <w:tcPr>
-            <w:tcW w:type="dxa" w:w="1701"/>
-          </w:tcPr>
-          <w:p>
-            <w:pPr>
-              <w:ind w:firstLine="0"/>
-            </w:pPr>
-            <w:r>
-              <w:rPr>
-                <w:rFonts w:ascii="Times New Roman" w:hAnsi="Times New Roman" w:eastAsia="宋体"/>
-                <w:sz w:val="20"/>
-              </w:rPr>
-              <w:t>测试项</w:t>
-            </w:r>
-          </w:p>
-        </w:tc>
-        <w:tc>
-          <w:tcPr>
-            <w:tcW w:type="dxa" w:w="7559"/>
-          </w:tcPr>
-          <w:p>
-            <w:pPr>
-              <w:ind w:firstLine="0"/>
-            </w:pPr>
-            <w:r>
-              <w:rPr>
-                <w:rFonts w:ascii="Times New Roman" w:hAnsi="Times New Roman" w:eastAsia="宋体"/>
-                <w:sz w:val="20"/>
-              </w:rPr>
-              <w:t>Token 生成和解析</w:t>
-            </w:r>
-          </w:p>
-        </w:tc>
-      </w:tr>
-      <w:tr>
-        <w:tc>
-          <w:tcPr>
-            <w:tcW w:type="dxa" w:w="1701"/>
-          </w:tcPr>
-          <w:p>
-            <w:pPr>
-              <w:ind w:firstLine="0"/>
-            </w:pPr>
-            <w:r>
-              <w:rPr>
-                <w:rFonts w:ascii="Times New Roman" w:hAnsi="Times New Roman" w:eastAsia="宋体"/>
-                <w:sz w:val="20"/>
-              </w:rPr>
-              <w:t>前置条件</w:t>
-            </w:r>
-          </w:p>
-        </w:tc>
-        <w:tc>
-          <w:tcPr>
-            <w:tcW w:type="dxa" w:w="7559"/>
-          </w:tcPr>
-          <w:p>
-            <w:pPr>
-              <w:ind w:firstLine="0"/>
-            </w:pPr>
-            <w:r>
-              <w:rPr>
-                <w:rFonts w:ascii="Times New Roman" w:hAnsi="Times New Roman" w:eastAsia="宋体"/>
-                <w:sz w:val="20"/>
-              </w:rPr>
-              <w:t>使用 JwtConfig 生成 Token</w:t>
-            </w:r>
-          </w:p>
-        </w:tc>
-      </w:tr>
-      <w:tr>
-        <w:tc>
-          <w:tcPr>
-            <w:tcW w:type="dxa" w:w="1701"/>
-          </w:tcPr>
-          <w:p>
-            <w:pPr>
-              <w:ind w:firstLine="0"/>
-            </w:pPr>
-            <w:r>
-              <w:rPr>
-                <w:rFonts w:ascii="Times New Roman" w:hAnsi="Times New Roman" w:eastAsia="宋体"/>
-                <w:sz w:val="20"/>
-              </w:rPr>
-              <w:t>输入</w:t>
-            </w:r>
-          </w:p>
-        </w:tc>
-        <w:tc>
-          <w:tcPr>
-            <w:tcW w:type="dxa" w:w="7559"/>
-          </w:tcPr>
-          <w:p>
-            <w:pPr>
-              <w:ind w:firstLine="0"/>
-            </w:pPr>
-            <w:r>
-              <w:rPr>
-                <w:rFonts w:ascii="Times New Roman" w:hAnsi="Times New Roman" w:eastAsia="宋体"/>
-                <w:sz w:val="20"/>
-              </w:rPr>
-              <w:t>userId=1, role="USER"</w:t>
-            </w:r>
-          </w:p>
-        </w:tc>
-      </w:tr>
-      <w:tr>
-        <w:tc>
-          <w:tcPr>
-            <w:tcW w:type="dxa" w:w="1701"/>
-          </w:tcPr>
-          <w:p>
-            <w:pPr>
-              <w:ind w:firstLine="0"/>
-            </w:pPr>
-            <w:r>
-              <w:rPr>
-                <w:rFonts w:ascii="Times New Roman" w:hAnsi="Times New Roman" w:eastAsia="宋体"/>
-                <w:sz w:val="20"/>
-              </w:rPr>
-              <w:t>预期输出</w:t>
-            </w:r>
-          </w:p>
-        </w:tc>
-        <w:tc>
-          <w:tcPr>
-            <w:tcW w:type="dxa" w:w="7559"/>
-          </w:tcPr>
-          <w:p>
-            <w:pPr>
-              <w:ind w:firstLine="0"/>
-            </w:pPr>
-            <w:r>
-              <w:rPr>
-                <w:rFonts w:ascii="Times New Roman" w:hAnsi="Times New Roman" w:eastAsia="宋体"/>
-                <w:sz w:val="20"/>
-              </w:rPr>
-              <w:t>Token 可解析，返回 userId=1, role="USER"</w:t>
-            </w:r>
-          </w:p>
-        </w:tc>
-      </w:tr>
-      <w:tr>
-        <w:tc>
-          <w:tcPr>
-            <w:tcW w:type="dxa" w:w="1701"/>
-          </w:tcPr>
-          <w:p>
-            <w:pPr>
-              <w:ind w:firstLine="0"/>
-            </w:pPr>
-            <w:r>
-              <w:rPr>
-                <w:rFonts w:ascii="Times New Roman" w:hAnsi="Times New Roman" w:eastAsia="宋体"/>
-                <w:sz w:val="20"/>
-              </w:rPr>
-              <w:t>实际结果</w:t>
-            </w:r>
-          </w:p>
-        </w:tc>
-        <w:tc>
-          <w:tcPr>
-            <w:tcW w:type="dxa" w:w="7559"/>
           </w:tcPr>
           <w:p>
             <w:pPr>
@@ -3277,726 +2557,6 @@
         <w:pStyle w:val="Heading4"/>
       </w:pPr>
       <w:r>
-        <w:t>TC-UT-07：猫咪列表查询</w:t>
-      </w:r>
-    </w:p>
-    <w:tbl>
-      <w:tblPr>
-        <w:tblStyle w:val="TableGrid"/>
-        <w:tblW w:type="auto" w:w="0"/>
-        <w:jc w:val="center"/>
-        <w:tblLayout w:type="fixed"/>
-        <w:tblLook w:firstColumn="1" w:firstRow="1" w:lastColumn="0" w:lastRow="0" w:noHBand="0" w:noVBand="1" w:val="04A0"/>
-      </w:tblPr>
-      <w:tblGrid>
-        <w:gridCol w:w="4536"/>
-        <w:gridCol w:w="4536"/>
-      </w:tblGrid>
-      <w:tr>
-        <w:tc>
-          <w:tcPr>
-            <w:tcW w:type="dxa" w:w="1701"/>
-          </w:tcPr>
-          <w:p>
-            <w:pPr>
-              <w:ind w:firstLine="0"/>
-            </w:pPr>
-            <w:r>
-              <w:rPr>
-                <w:rFonts w:ascii="Times New Roman" w:hAnsi="Times New Roman" w:eastAsia="宋体"/>
-                <w:b/>
-                <w:sz w:val="20"/>
-              </w:rPr>
-              <w:t>项目</w:t>
-            </w:r>
-          </w:p>
-        </w:tc>
-        <w:tc>
-          <w:tcPr>
-            <w:tcW w:type="dxa" w:w="7559"/>
-          </w:tcPr>
-          <w:p>
-            <w:pPr>
-              <w:ind w:firstLine="0"/>
-            </w:pPr>
-            <w:r>
-              <w:rPr>
-                <w:rFonts w:ascii="Times New Roman" w:hAnsi="Times New Roman" w:eastAsia="宋体"/>
-                <w:b/>
-                <w:sz w:val="20"/>
-              </w:rPr>
-              <w:t>内容</w:t>
-            </w:r>
-          </w:p>
-        </w:tc>
-      </w:tr>
-      <w:tr>
-        <w:tc>
-          <w:tcPr>
-            <w:tcW w:type="dxa" w:w="1701"/>
-          </w:tcPr>
-          <w:p>
-            <w:pPr>
-              <w:ind w:firstLine="0"/>
-            </w:pPr>
-            <w:r>
-              <w:rPr>
-                <w:rFonts w:ascii="Times New Roman" w:hAnsi="Times New Roman" w:eastAsia="宋体"/>
-                <w:sz w:val="20"/>
-              </w:rPr>
-              <w:t>测试项</w:t>
-            </w:r>
-          </w:p>
-        </w:tc>
-        <w:tc>
-          <w:tcPr>
-            <w:tcW w:type="dxa" w:w="7559"/>
-          </w:tcPr>
-          <w:p>
-            <w:pPr>
-              <w:ind w:firstLine="0"/>
-            </w:pPr>
-            <w:r>
-              <w:rPr>
-                <w:rFonts w:ascii="Times New Roman" w:hAnsi="Times New Roman" w:eastAsia="宋体"/>
-                <w:sz w:val="20"/>
-              </w:rPr>
-              <w:t>按状态分页查询猫咪列表</w:t>
-            </w:r>
-          </w:p>
-        </w:tc>
-      </w:tr>
-      <w:tr>
-        <w:tc>
-          <w:tcPr>
-            <w:tcW w:type="dxa" w:w="1701"/>
-          </w:tcPr>
-          <w:p>
-            <w:pPr>
-              <w:ind w:firstLine="0"/>
-            </w:pPr>
-            <w:r>
-              <w:rPr>
-                <w:rFonts w:ascii="Times New Roman" w:hAnsi="Times New Roman" w:eastAsia="宋体"/>
-                <w:sz w:val="20"/>
-              </w:rPr>
-              <w:t>前置条件</w:t>
-            </w:r>
-          </w:p>
-        </w:tc>
-        <w:tc>
-          <w:tcPr>
-            <w:tcW w:type="dxa" w:w="7559"/>
-          </w:tcPr>
-          <w:p>
-            <w:pPr>
-              <w:ind w:firstLine="0"/>
-            </w:pPr>
-            <w:r>
-              <w:rPr>
-                <w:rFonts w:ascii="Times New Roman" w:hAnsi="Times New Roman" w:eastAsia="宋体"/>
-                <w:sz w:val="20"/>
-              </w:rPr>
-              <w:t>数据库有 6 只猫</w:t>
-            </w:r>
-          </w:p>
-        </w:tc>
-      </w:tr>
-      <w:tr>
-        <w:tc>
-          <w:tcPr>
-            <w:tcW w:type="dxa" w:w="1701"/>
-          </w:tcPr>
-          <w:p>
-            <w:pPr>
-              <w:ind w:firstLine="0"/>
-            </w:pPr>
-            <w:r>
-              <w:rPr>
-                <w:rFonts w:ascii="Times New Roman" w:hAnsi="Times New Roman" w:eastAsia="宋体"/>
-                <w:sz w:val="20"/>
-              </w:rPr>
-              <w:t>输入</w:t>
-            </w:r>
-          </w:p>
-        </w:tc>
-        <w:tc>
-          <w:tcPr>
-            <w:tcW w:type="dxa" w:w="7559"/>
-          </w:tcPr>
-          <w:p>
-            <w:pPr>
-              <w:ind w:firstLine="0"/>
-            </w:pPr>
-            <w:r>
-              <w:rPr>
-                <w:rFonts w:ascii="Times New Roman" w:hAnsi="Times New Roman" w:eastAsia="宋体"/>
-                <w:sz w:val="20"/>
-              </w:rPr>
-              <w:t>status="ACTIVE", page=0, size=20</w:t>
-            </w:r>
-          </w:p>
-        </w:tc>
-      </w:tr>
-      <w:tr>
-        <w:tc>
-          <w:tcPr>
-            <w:tcW w:type="dxa" w:w="1701"/>
-          </w:tcPr>
-          <w:p>
-            <w:pPr>
-              <w:ind w:firstLine="0"/>
-            </w:pPr>
-            <w:r>
-              <w:rPr>
-                <w:rFonts w:ascii="Times New Roman" w:hAnsi="Times New Roman" w:eastAsia="宋体"/>
-                <w:sz w:val="20"/>
-              </w:rPr>
-              <w:t>预期输出</w:t>
-            </w:r>
-          </w:p>
-        </w:tc>
-        <w:tc>
-          <w:tcPr>
-            <w:tcW w:type="dxa" w:w="7559"/>
-          </w:tcPr>
-          <w:p>
-            <w:pPr>
-              <w:ind w:firstLine="0"/>
-            </w:pPr>
-            <w:r>
-              <w:rPr>
-                <w:rFonts w:ascii="Times New Roman" w:hAnsi="Times New Roman" w:eastAsia="宋体"/>
-                <w:sz w:val="20"/>
-              </w:rPr>
-              <w:t>返回 5 条记录（排除 SEEKING_ADOPT 的猫）</w:t>
-            </w:r>
-          </w:p>
-        </w:tc>
-      </w:tr>
-      <w:tr>
-        <w:tc>
-          <w:tcPr>
-            <w:tcW w:type="dxa" w:w="1701"/>
-          </w:tcPr>
-          <w:p>
-            <w:pPr>
-              <w:ind w:firstLine="0"/>
-            </w:pPr>
-            <w:r>
-              <w:rPr>
-                <w:rFonts w:ascii="Times New Roman" w:hAnsi="Times New Roman" w:eastAsia="宋体"/>
-                <w:sz w:val="20"/>
-              </w:rPr>
-              <w:t>实际结果</w:t>
-            </w:r>
-          </w:p>
-        </w:tc>
-        <w:tc>
-          <w:tcPr>
-            <w:tcW w:type="dxa" w:w="7559"/>
-          </w:tcPr>
-          <w:p>
-            <w:pPr>
-              <w:ind w:firstLine="0"/>
-            </w:pPr>
-            <w:r>
-              <w:rPr>
-                <w:rFonts w:ascii="Times New Roman" w:hAnsi="Times New Roman" w:eastAsia="宋体"/>
-                <w:sz w:val="20"/>
-              </w:rPr>
-              <w:t>通过</w:t>
-            </w:r>
-          </w:p>
-        </w:tc>
-      </w:tr>
-    </w:tbl>
-    <w:p/>
-    <w:p>
-      <w:pPr>
-        <w:pStyle w:val="Heading4"/>
-      </w:pPr>
-      <w:r>
-        <w:t>TC-UT-08：关键词搜索</w:t>
-      </w:r>
-    </w:p>
-    <w:tbl>
-      <w:tblPr>
-        <w:tblStyle w:val="TableGrid"/>
-        <w:tblW w:type="auto" w:w="0"/>
-        <w:jc w:val="center"/>
-        <w:tblLayout w:type="fixed"/>
-        <w:tblLook w:firstColumn="1" w:firstRow="1" w:lastColumn="0" w:lastRow="0" w:noHBand="0" w:noVBand="1" w:val="04A0"/>
-      </w:tblPr>
-      <w:tblGrid>
-        <w:gridCol w:w="4536"/>
-        <w:gridCol w:w="4536"/>
-      </w:tblGrid>
-      <w:tr>
-        <w:tc>
-          <w:tcPr>
-            <w:tcW w:type="dxa" w:w="1701"/>
-          </w:tcPr>
-          <w:p>
-            <w:pPr>
-              <w:ind w:firstLine="0"/>
-            </w:pPr>
-            <w:r>
-              <w:rPr>
-                <w:rFonts w:ascii="Times New Roman" w:hAnsi="Times New Roman" w:eastAsia="宋体"/>
-                <w:b/>
-                <w:sz w:val="20"/>
-              </w:rPr>
-              <w:t>项目</w:t>
-            </w:r>
-          </w:p>
-        </w:tc>
-        <w:tc>
-          <w:tcPr>
-            <w:tcW w:type="dxa" w:w="7727"/>
-          </w:tcPr>
-          <w:p>
-            <w:pPr>
-              <w:ind w:firstLine="0"/>
-            </w:pPr>
-            <w:r>
-              <w:rPr>
-                <w:rFonts w:ascii="Times New Roman" w:hAnsi="Times New Roman" w:eastAsia="宋体"/>
-                <w:b/>
-                <w:sz w:val="20"/>
-              </w:rPr>
-              <w:t>内容</w:t>
-            </w:r>
-          </w:p>
-        </w:tc>
-      </w:tr>
-      <w:tr>
-        <w:tc>
-          <w:tcPr>
-            <w:tcW w:type="dxa" w:w="1701"/>
-          </w:tcPr>
-          <w:p>
-            <w:pPr>
-              <w:ind w:firstLine="0"/>
-            </w:pPr>
-            <w:r>
-              <w:rPr>
-                <w:rFonts w:ascii="Times New Roman" w:hAnsi="Times New Roman" w:eastAsia="宋体"/>
-                <w:sz w:val="20"/>
-              </w:rPr>
-              <w:t>测试项</w:t>
-            </w:r>
-          </w:p>
-        </w:tc>
-        <w:tc>
-          <w:tcPr>
-            <w:tcW w:type="dxa" w:w="7727"/>
-          </w:tcPr>
-          <w:p>
-            <w:pPr>
-              <w:ind w:firstLine="0"/>
-            </w:pPr>
-            <w:r>
-              <w:rPr>
-                <w:rFonts w:ascii="Times New Roman" w:hAnsi="Times New Roman" w:eastAsia="宋体"/>
-                <w:sz w:val="20"/>
-              </w:rPr>
-              <w:t>按关键词搜索猫咪</w:t>
-            </w:r>
-          </w:p>
-        </w:tc>
-      </w:tr>
-      <w:tr>
-        <w:tc>
-          <w:tcPr>
-            <w:tcW w:type="dxa" w:w="1701"/>
-          </w:tcPr>
-          <w:p>
-            <w:pPr>
-              <w:ind w:firstLine="0"/>
-            </w:pPr>
-            <w:r>
-              <w:rPr>
-                <w:rFonts w:ascii="Times New Roman" w:hAnsi="Times New Roman" w:eastAsia="宋体"/>
-                <w:sz w:val="20"/>
-              </w:rPr>
-              <w:t>前置条件</w:t>
-            </w:r>
-          </w:p>
-        </w:tc>
-        <w:tc>
-          <w:tcPr>
-            <w:tcW w:type="dxa" w:w="7727"/>
-          </w:tcPr>
-          <w:p>
-            <w:pPr>
-              <w:ind w:firstLine="0"/>
-            </w:pPr>
-            <w:r>
-              <w:rPr>
-                <w:rFonts w:ascii="Times New Roman" w:hAnsi="Times New Roman" w:eastAsia="宋体"/>
-                <w:sz w:val="20"/>
-              </w:rPr>
-              <w:t>数据库有 6 只猫</w:t>
-            </w:r>
-          </w:p>
-        </w:tc>
-      </w:tr>
-      <w:tr>
-        <w:tc>
-          <w:tcPr>
-            <w:tcW w:type="dxa" w:w="1701"/>
-          </w:tcPr>
-          <w:p>
-            <w:pPr>
-              <w:ind w:firstLine="0"/>
-            </w:pPr>
-            <w:r>
-              <w:rPr>
-                <w:rFonts w:ascii="Times New Roman" w:hAnsi="Times New Roman" w:eastAsia="宋体"/>
-                <w:sz w:val="20"/>
-              </w:rPr>
-              <w:t>输入</w:t>
-            </w:r>
-          </w:p>
-        </w:tc>
-        <w:tc>
-          <w:tcPr>
-            <w:tcW w:type="dxa" w:w="7727"/>
-          </w:tcPr>
-          <w:p>
-            <w:pPr>
-              <w:ind w:firstLine="0"/>
-            </w:pPr>
-            <w:r>
-              <w:rPr>
-                <w:rFonts w:ascii="Times New Roman" w:hAnsi="Times New Roman" w:eastAsia="宋体"/>
-                <w:sz w:val="20"/>
-              </w:rPr>
-              <w:t>keyword="橘"</w:t>
-            </w:r>
-          </w:p>
-        </w:tc>
-      </w:tr>
-      <w:tr>
-        <w:tc>
-          <w:tcPr>
-            <w:tcW w:type="dxa" w:w="1701"/>
-          </w:tcPr>
-          <w:p>
-            <w:pPr>
-              <w:ind w:firstLine="0"/>
-            </w:pPr>
-            <w:r>
-              <w:rPr>
-                <w:rFonts w:ascii="Times New Roman" w:hAnsi="Times New Roman" w:eastAsia="宋体"/>
-                <w:sz w:val="20"/>
-              </w:rPr>
-              <w:t>预期输出</w:t>
-            </w:r>
-          </w:p>
-        </w:tc>
-        <w:tc>
-          <w:tcPr>
-            <w:tcW w:type="dxa" w:w="7727"/>
-          </w:tcPr>
-          <w:p>
-            <w:pPr>
-              <w:ind w:firstLine="0"/>
-            </w:pPr>
-            <w:r>
-              <w:rPr>
-                <w:rFonts w:ascii="Times New Roman" w:hAnsi="Times New Roman" w:eastAsia="宋体"/>
-                <w:sz w:val="20"/>
-              </w:rPr>
-              <w:t>返回名称/昵称/毛色中含"橘"的猫咪（橘座、大橘）</w:t>
-            </w:r>
-          </w:p>
-        </w:tc>
-      </w:tr>
-      <w:tr>
-        <w:tc>
-          <w:tcPr>
-            <w:tcW w:type="dxa" w:w="1701"/>
-          </w:tcPr>
-          <w:p>
-            <w:pPr>
-              <w:ind w:firstLine="0"/>
-            </w:pPr>
-            <w:r>
-              <w:rPr>
-                <w:rFonts w:ascii="Times New Roman" w:hAnsi="Times New Roman" w:eastAsia="宋体"/>
-                <w:sz w:val="20"/>
-              </w:rPr>
-              <w:t>实际结果</w:t>
-            </w:r>
-          </w:p>
-        </w:tc>
-        <w:tc>
-          <w:tcPr>
-            <w:tcW w:type="dxa" w:w="7727"/>
-          </w:tcPr>
-          <w:p>
-            <w:pPr>
-              <w:ind w:firstLine="0"/>
-            </w:pPr>
-            <w:r>
-              <w:rPr>
-                <w:rFonts w:ascii="Times New Roman" w:hAnsi="Times New Roman" w:eastAsia="宋体"/>
-                <w:sz w:val="20"/>
-              </w:rPr>
-              <w:t>通过</w:t>
-            </w:r>
-          </w:p>
-        </w:tc>
-      </w:tr>
-    </w:tbl>
-    <w:p/>
-    <w:p>
-      <w:pPr>
-        <w:pStyle w:val="Heading4"/>
-      </w:pPr>
-      <w:r>
-        <w:t>TC-UT-09：删除猫咪（软删除）</w:t>
-      </w:r>
-    </w:p>
-    <w:tbl>
-      <w:tblPr>
-        <w:tblStyle w:val="TableGrid"/>
-        <w:tblW w:type="auto" w:w="0"/>
-        <w:jc w:val="center"/>
-        <w:tblLayout w:type="fixed"/>
-        <w:tblLook w:firstColumn="1" w:firstRow="1" w:lastColumn="0" w:lastRow="0" w:noHBand="0" w:noVBand="1" w:val="04A0"/>
-      </w:tblPr>
-      <w:tblGrid>
-        <w:gridCol w:w="4536"/>
-        <w:gridCol w:w="4536"/>
-      </w:tblGrid>
-      <w:tr>
-        <w:tc>
-          <w:tcPr>
-            <w:tcW w:type="dxa" w:w="1701"/>
-          </w:tcPr>
-          <w:p>
-            <w:pPr>
-              <w:ind w:firstLine="0"/>
-            </w:pPr>
-            <w:r>
-              <w:rPr>
-                <w:rFonts w:ascii="Times New Roman" w:hAnsi="Times New Roman" w:eastAsia="宋体"/>
-                <w:b/>
-                <w:sz w:val="20"/>
-              </w:rPr>
-              <w:t>项目</w:t>
-            </w:r>
-          </w:p>
-        </w:tc>
-        <w:tc>
-          <w:tcPr>
-            <w:tcW w:type="dxa" w:w="7919"/>
-          </w:tcPr>
-          <w:p>
-            <w:pPr>
-              <w:ind w:firstLine="0"/>
-            </w:pPr>
-            <w:r>
-              <w:rPr>
-                <w:rFonts w:ascii="Times New Roman" w:hAnsi="Times New Roman" w:eastAsia="宋体"/>
-                <w:b/>
-                <w:sz w:val="20"/>
-              </w:rPr>
-              <w:t>内容</w:t>
-            </w:r>
-          </w:p>
-        </w:tc>
-      </w:tr>
-      <w:tr>
-        <w:tc>
-          <w:tcPr>
-            <w:tcW w:type="dxa" w:w="1701"/>
-          </w:tcPr>
-          <w:p>
-            <w:pPr>
-              <w:ind w:firstLine="0"/>
-            </w:pPr>
-            <w:r>
-              <w:rPr>
-                <w:rFonts w:ascii="Times New Roman" w:hAnsi="Times New Roman" w:eastAsia="宋体"/>
-                <w:sz w:val="20"/>
-              </w:rPr>
-              <w:t>测试项</w:t>
-            </w:r>
-          </w:p>
-        </w:tc>
-        <w:tc>
-          <w:tcPr>
-            <w:tcW w:type="dxa" w:w="7919"/>
-          </w:tcPr>
-          <w:p>
-            <w:pPr>
-              <w:ind w:firstLine="0"/>
-            </w:pPr>
-            <w:r>
-              <w:rPr>
-                <w:rFonts w:ascii="Times New Roman" w:hAnsi="Times New Roman" w:eastAsia="宋体"/>
-                <w:sz w:val="20"/>
-              </w:rPr>
-              <w:t>删除猫咪应软删除（设置 deleted=1）</w:t>
-            </w:r>
-          </w:p>
-        </w:tc>
-      </w:tr>
-      <w:tr>
-        <w:tc>
-          <w:tcPr>
-            <w:tcW w:type="dxa" w:w="1701"/>
-          </w:tcPr>
-          <w:p>
-            <w:pPr>
-              <w:ind w:firstLine="0"/>
-            </w:pPr>
-            <w:r>
-              <w:rPr>
-                <w:rFonts w:ascii="Times New Roman" w:hAnsi="Times New Roman" w:eastAsia="宋体"/>
-                <w:sz w:val="20"/>
-              </w:rPr>
-              <w:t>前置条件</w:t>
-            </w:r>
-          </w:p>
-        </w:tc>
-        <w:tc>
-          <w:tcPr>
-            <w:tcW w:type="dxa" w:w="7919"/>
-          </w:tcPr>
-          <w:p>
-            <w:pPr>
-              <w:ind w:firstLine="0"/>
-            </w:pPr>
-            <w:r>
-              <w:rPr>
-                <w:rFonts w:ascii="Times New Roman" w:hAnsi="Times New Roman" w:eastAsia="宋体"/>
-                <w:sz w:val="20"/>
-              </w:rPr>
-              <w:t>猫咪有照片和评论</w:t>
-            </w:r>
-          </w:p>
-        </w:tc>
-      </w:tr>
-      <w:tr>
-        <w:tc>
-          <w:tcPr>
-            <w:tcW w:type="dxa" w:w="1701"/>
-          </w:tcPr>
-          <w:p>
-            <w:pPr>
-              <w:ind w:firstLine="0"/>
-            </w:pPr>
-            <w:r>
-              <w:rPr>
-                <w:rFonts w:ascii="Times New Roman" w:hAnsi="Times New Roman" w:eastAsia="宋体"/>
-                <w:sz w:val="20"/>
-              </w:rPr>
-              <w:t>输入</w:t>
-            </w:r>
-          </w:p>
-        </w:tc>
-        <w:tc>
-          <w:tcPr>
-            <w:tcW w:type="dxa" w:w="7919"/>
-          </w:tcPr>
-          <w:p>
-            <w:pPr>
-              <w:ind w:firstLine="0"/>
-            </w:pPr>
-            <w:r>
-              <w:rPr>
-                <w:rFonts w:ascii="Times New Roman" w:hAnsi="Times New Roman" w:eastAsia="宋体"/>
-                <w:sz w:val="20"/>
-              </w:rPr>
-              <w:t>catId=6</w:t>
-            </w:r>
-          </w:p>
-        </w:tc>
-      </w:tr>
-      <w:tr>
-        <w:tc>
-          <w:tcPr>
-            <w:tcW w:type="dxa" w:w="1701"/>
-          </w:tcPr>
-          <w:p>
-            <w:pPr>
-              <w:ind w:firstLine="0"/>
-            </w:pPr>
-            <w:r>
-              <w:rPr>
-                <w:rFonts w:ascii="Times New Roman" w:hAnsi="Times New Roman" w:eastAsia="宋体"/>
-                <w:sz w:val="20"/>
-              </w:rPr>
-              <w:t>预期输出</w:t>
-            </w:r>
-          </w:p>
-        </w:tc>
-        <w:tc>
-          <w:tcPr>
-            <w:tcW w:type="dxa" w:w="7919"/>
-          </w:tcPr>
-          <w:p>
-            <w:pPr>
-              <w:ind w:firstLine="0"/>
-            </w:pPr>
-            <w:r>
-              <w:rPr>
-                <w:rFonts w:ascii="Times New Roman" w:hAnsi="Times New Roman" w:eastAsia="宋体"/>
-                <w:sz w:val="20"/>
-              </w:rPr>
-              <w:t>cat 表删除，关联的 photo/comment/follow/rating 同步删除</w:t>
-            </w:r>
-          </w:p>
-        </w:tc>
-      </w:tr>
-      <w:tr>
-        <w:tc>
-          <w:tcPr>
-            <w:tcW w:type="dxa" w:w="1701"/>
-          </w:tcPr>
-          <w:p>
-            <w:pPr>
-              <w:ind w:firstLine="0"/>
-            </w:pPr>
-            <w:r>
-              <w:rPr>
-                <w:rFonts w:ascii="Times New Roman" w:hAnsi="Times New Roman" w:eastAsia="宋体"/>
-                <w:sz w:val="20"/>
-              </w:rPr>
-              <w:t>实际结果</w:t>
-            </w:r>
-          </w:p>
-        </w:tc>
-        <w:tc>
-          <w:tcPr>
-            <w:tcW w:type="dxa" w:w="7919"/>
-          </w:tcPr>
-          <w:p>
-            <w:pPr>
-              <w:ind w:firstLine="0"/>
-            </w:pPr>
-            <w:r>
-              <w:rPr>
-                <w:rFonts w:ascii="Times New Roman" w:hAnsi="Times New Roman" w:eastAsia="宋体"/>
-                <w:sz w:val="20"/>
-              </w:rPr>
-              <w:t>通过</w:t>
-            </w:r>
-          </w:p>
-        </w:tc>
-      </w:tr>
-    </w:tbl>
-    <w:p/>
-    <w:p>
-      <w:pPr>
-        <w:pStyle w:val="Heading4"/>
-      </w:pPr>
-      <w:r>
         <w:t>TC-UT-10：余弦相似度计算</w:t>
       </w:r>
     </w:p>
@@ -4226,966 +2786,6 @@
                 <w:sz w:val="20"/>
               </w:rPr>
               <w:t>通过（代码验证）</w:t>
-            </w:r>
-          </w:p>
-        </w:tc>
-      </w:tr>
-    </w:tbl>
-    <w:p/>
-    <w:p>
-      <w:pPr>
-        <w:pStyle w:val="Heading4"/>
-      </w:pPr>
-      <w:r>
-        <w:t>TC-UT-11：不同特征相似度</w:t>
-      </w:r>
-    </w:p>
-    <w:tbl>
-      <w:tblPr>
-        <w:tblStyle w:val="TableGrid"/>
-        <w:tblW w:type="auto" w:w="0"/>
-        <w:jc w:val="center"/>
-        <w:tblLayout w:type="fixed"/>
-        <w:tblLook w:firstColumn="1" w:firstRow="1" w:lastColumn="0" w:lastRow="0" w:noHBand="0" w:noVBand="1" w:val="04A0"/>
-      </w:tblPr>
-      <w:tblGrid>
-        <w:gridCol w:w="4536"/>
-        <w:gridCol w:w="4536"/>
-      </w:tblGrid>
-      <w:tr>
-        <w:tc>
-          <w:tcPr>
-            <w:tcW w:type="dxa" w:w="1701"/>
-          </w:tcPr>
-          <w:p>
-            <w:pPr>
-              <w:ind w:firstLine="0"/>
-            </w:pPr>
-            <w:r>
-              <w:rPr>
-                <w:rFonts w:ascii="Times New Roman" w:hAnsi="Times New Roman" w:eastAsia="宋体"/>
-                <w:b/>
-                <w:sz w:val="20"/>
-              </w:rPr>
-              <w:t>项目</w:t>
-            </w:r>
-          </w:p>
-        </w:tc>
-        <w:tc>
-          <w:tcPr>
-            <w:tcW w:type="dxa" w:w="8273"/>
-          </w:tcPr>
-          <w:p>
-            <w:pPr>
-              <w:ind w:firstLine="0"/>
-            </w:pPr>
-            <w:r>
-              <w:rPr>
-                <w:rFonts w:ascii="Times New Roman" w:hAnsi="Times New Roman" w:eastAsia="宋体"/>
-                <w:b/>
-                <w:sz w:val="20"/>
-              </w:rPr>
-              <w:t>内容</w:t>
-            </w:r>
-          </w:p>
-        </w:tc>
-      </w:tr>
-      <w:tr>
-        <w:tc>
-          <w:tcPr>
-            <w:tcW w:type="dxa" w:w="1701"/>
-          </w:tcPr>
-          <w:p>
-            <w:pPr>
-              <w:ind w:firstLine="0"/>
-            </w:pPr>
-            <w:r>
-              <w:rPr>
-                <w:rFonts w:ascii="Times New Roman" w:hAnsi="Times New Roman" w:eastAsia="宋体"/>
-                <w:sz w:val="20"/>
-              </w:rPr>
-              <w:t>测试项</w:t>
-            </w:r>
-          </w:p>
-        </w:tc>
-        <w:tc>
-          <w:tcPr>
-            <w:tcW w:type="dxa" w:w="8273"/>
-          </w:tcPr>
-          <w:p>
-            <w:pPr>
-              <w:ind w:firstLine="0"/>
-            </w:pPr>
-            <w:r>
-              <w:rPr>
-                <w:rFonts w:ascii="Times New Roman" w:hAnsi="Times New Roman" w:eastAsia="宋体"/>
-                <w:sz w:val="20"/>
-              </w:rPr>
-              <w:t>部分匹配特征返回合理相似度</w:t>
-            </w:r>
-          </w:p>
-        </w:tc>
-      </w:tr>
-      <w:tr>
-        <w:tc>
-          <w:tcPr>
-            <w:tcW w:type="dxa" w:w="1701"/>
-          </w:tcPr>
-          <w:p>
-            <w:pPr>
-              <w:ind w:firstLine="0"/>
-            </w:pPr>
-            <w:r>
-              <w:rPr>
-                <w:rFonts w:ascii="Times New Roman" w:hAnsi="Times New Roman" w:eastAsia="宋体"/>
-                <w:sz w:val="20"/>
-              </w:rPr>
-              <w:t>前置条件</w:t>
-            </w:r>
-          </w:p>
-        </w:tc>
-        <w:tc>
-          <w:tcPr>
-            <w:tcW w:type="dxa" w:w="8273"/>
-          </w:tcPr>
-          <w:p>
-            <w:pPr>
-              <w:ind w:firstLine="0"/>
-            </w:pPr>
-            <w:r>
-              <w:rPr>
-                <w:rFonts w:ascii="Times New Roman" w:hAnsi="Times New Roman" w:eastAsia="宋体"/>
-                <w:sz w:val="20"/>
-              </w:rPr>
-              <w:t>数据库有 6 只猫</w:t>
-            </w:r>
-          </w:p>
-        </w:tc>
-      </w:tr>
-      <w:tr>
-        <w:tc>
-          <w:tcPr>
-            <w:tcW w:type="dxa" w:w="1701"/>
-          </w:tcPr>
-          <w:p>
-            <w:pPr>
-              <w:ind w:firstLine="0"/>
-            </w:pPr>
-            <w:r>
-              <w:rPr>
-                <w:rFonts w:ascii="Times New Roman" w:hAnsi="Times New Roman" w:eastAsia="宋体"/>
-                <w:sz w:val="20"/>
-              </w:rPr>
-              <w:t>输入</w:t>
-            </w:r>
-          </w:p>
-        </w:tc>
-        <w:tc>
-          <w:tcPr>
-            <w:tcW w:type="dxa" w:w="8273"/>
-          </w:tcPr>
-          <w:p>
-            <w:pPr>
-              <w:ind w:firstLine="0"/>
-            </w:pPr>
-            <w:r>
-              <w:rPr>
-                <w:rFonts w:ascii="Times New Roman" w:hAnsi="Times New Roman" w:eastAsia="宋体"/>
-                <w:sz w:val="20"/>
-              </w:rPr>
-              <w:t>橘座（橘色;白色，亲人;可抱，中苑，MALE）</w:t>
-            </w:r>
-          </w:p>
-        </w:tc>
-      </w:tr>
-      <w:tr>
-        <w:tc>
-          <w:tcPr>
-            <w:tcW w:type="dxa" w:w="1701"/>
-          </w:tcPr>
-          <w:p>
-            <w:pPr>
-              <w:ind w:firstLine="0"/>
-            </w:pPr>
-            <w:r>
-              <w:rPr>
-                <w:rFonts w:ascii="Times New Roman" w:hAnsi="Times New Roman" w:eastAsia="宋体"/>
-                <w:sz w:val="20"/>
-              </w:rPr>
-              <w:t>预期输出</w:t>
-            </w:r>
-          </w:p>
-        </w:tc>
-        <w:tc>
-          <w:tcPr>
-            <w:tcW w:type="dxa" w:w="8273"/>
-          </w:tcPr>
-          <w:p>
-            <w:pPr>
-              <w:ind w:firstLine="0"/>
-            </w:pPr>
-            <w:r>
-              <w:rPr>
-                <w:rFonts w:ascii="Times New Roman" w:hAnsi="Times New Roman" w:eastAsia="宋体"/>
-                <w:sz w:val="20"/>
-              </w:rPr>
-              <w:t>雪花（白色，亲人;可抱，中苑，FEMALE）相似度 &gt; 小黑（黑色，怕人;高冷，西苑，FEMALE）</w:t>
-            </w:r>
-          </w:p>
-        </w:tc>
-      </w:tr>
-      <w:tr>
-        <w:tc>
-          <w:tcPr>
-            <w:tcW w:type="dxa" w:w="1701"/>
-          </w:tcPr>
-          <w:p>
-            <w:pPr>
-              <w:ind w:firstLine="0"/>
-            </w:pPr>
-            <w:r>
-              <w:rPr>
-                <w:rFonts w:ascii="Times New Roman" w:hAnsi="Times New Roman" w:eastAsia="宋体"/>
-                <w:sz w:val="20"/>
-              </w:rPr>
-              <w:t>实际结果</w:t>
-            </w:r>
-          </w:p>
-        </w:tc>
-        <w:tc>
-          <w:tcPr>
-            <w:tcW w:type="dxa" w:w="8273"/>
-          </w:tcPr>
-          <w:p>
-            <w:pPr>
-              <w:ind w:firstLine="0"/>
-            </w:pPr>
-            <w:r>
-              <w:rPr>
-                <w:rFonts w:ascii="Times New Roman" w:hAnsi="Times New Roman" w:eastAsia="宋体"/>
-                <w:sz w:val="20"/>
-              </w:rPr>
-              <w:t>通过（雪花 0.66 &gt; 小黑 0.15）</w:t>
-            </w:r>
-          </w:p>
-        </w:tc>
-      </w:tr>
-    </w:tbl>
-    <w:p/>
-    <w:p>
-      <w:pPr>
-        <w:pStyle w:val="Heading4"/>
-      </w:pPr>
-      <w:r>
-        <w:t>TC-UT-12：热度因子融合</w:t>
-      </w:r>
-    </w:p>
-    <w:tbl>
-      <w:tblPr>
-        <w:tblStyle w:val="TableGrid"/>
-        <w:tblW w:type="auto" w:w="0"/>
-        <w:jc w:val="center"/>
-        <w:tblLayout w:type="fixed"/>
-        <w:tblLook w:firstColumn="1" w:firstRow="1" w:lastColumn="0" w:lastRow="0" w:noHBand="0" w:noVBand="1" w:val="04A0"/>
-      </w:tblPr>
-      <w:tblGrid>
-        <w:gridCol w:w="4536"/>
-        <w:gridCol w:w="4536"/>
-      </w:tblGrid>
-      <w:tr>
-        <w:tc>
-          <w:tcPr>
-            <w:tcW w:type="dxa" w:w="1701"/>
-          </w:tcPr>
-          <w:p>
-            <w:pPr>
-              <w:ind w:firstLine="0"/>
-            </w:pPr>
-            <w:r>
-              <w:rPr>
-                <w:rFonts w:ascii="Times New Roman" w:hAnsi="Times New Roman" w:eastAsia="宋体"/>
-                <w:b/>
-                <w:sz w:val="20"/>
-              </w:rPr>
-              <w:t>项目</w:t>
-            </w:r>
-          </w:p>
-        </w:tc>
-        <w:tc>
-          <w:tcPr>
-            <w:tcW w:type="dxa" w:w="8237"/>
-          </w:tcPr>
-          <w:p>
-            <w:pPr>
-              <w:ind w:firstLine="0"/>
-            </w:pPr>
-            <w:r>
-              <w:rPr>
-                <w:rFonts w:ascii="Times New Roman" w:hAnsi="Times New Roman" w:eastAsia="宋体"/>
-                <w:b/>
-                <w:sz w:val="20"/>
-              </w:rPr>
-              <w:t>内容</w:t>
-            </w:r>
-          </w:p>
-        </w:tc>
-      </w:tr>
-      <w:tr>
-        <w:tc>
-          <w:tcPr>
-            <w:tcW w:type="dxa" w:w="1701"/>
-          </w:tcPr>
-          <w:p>
-            <w:pPr>
-              <w:ind w:firstLine="0"/>
-            </w:pPr>
-            <w:r>
-              <w:rPr>
-                <w:rFonts w:ascii="Times New Roman" w:hAnsi="Times New Roman" w:eastAsia="宋体"/>
-                <w:sz w:val="20"/>
-              </w:rPr>
-              <w:t>测试项</w:t>
-            </w:r>
-          </w:p>
-        </w:tc>
-        <w:tc>
-          <w:tcPr>
-            <w:tcW w:type="dxa" w:w="8237"/>
-          </w:tcPr>
-          <w:p>
-            <w:pPr>
-              <w:ind w:firstLine="0"/>
-            </w:pPr>
-            <w:r>
-              <w:rPr>
-                <w:rFonts w:ascii="Times New Roman" w:hAnsi="Times New Roman" w:eastAsia="宋体"/>
-                <w:sz w:val="20"/>
-              </w:rPr>
-              <w:t>热度数据影响最终推荐分数</w:t>
-            </w:r>
-          </w:p>
-        </w:tc>
-      </w:tr>
-      <w:tr>
-        <w:tc>
-          <w:tcPr>
-            <w:tcW w:type="dxa" w:w="1701"/>
-          </w:tcPr>
-          <w:p>
-            <w:pPr>
-              <w:ind w:firstLine="0"/>
-            </w:pPr>
-            <w:r>
-              <w:rPr>
-                <w:rFonts w:ascii="Times New Roman" w:hAnsi="Times New Roman" w:eastAsia="宋体"/>
-                <w:sz w:val="20"/>
-              </w:rPr>
-              <w:t>前置条件</w:t>
-            </w:r>
-          </w:p>
-        </w:tc>
-        <w:tc>
-          <w:tcPr>
-            <w:tcW w:type="dxa" w:w="8237"/>
-          </w:tcPr>
-          <w:p>
-            <w:pPr>
-              <w:ind w:firstLine="0"/>
-            </w:pPr>
-            <w:r>
-              <w:rPr>
-                <w:rFonts w:ascii="Times New Roman" w:hAnsi="Times New Roman" w:eastAsia="宋体"/>
-                <w:sz w:val="20"/>
-              </w:rPr>
-              <w:t>有两只相似度接近的猫，其一热度更高</w:t>
-            </w:r>
-          </w:p>
-        </w:tc>
-      </w:tr>
-      <w:tr>
-        <w:tc>
-          <w:tcPr>
-            <w:tcW w:type="dxa" w:w="1701"/>
-          </w:tcPr>
-          <w:p>
-            <w:pPr>
-              <w:ind w:firstLine="0"/>
-            </w:pPr>
-            <w:r>
-              <w:rPr>
-                <w:rFonts w:ascii="Times New Roman" w:hAnsi="Times New Roman" w:eastAsia="宋体"/>
-                <w:sz w:val="20"/>
-              </w:rPr>
-              <w:t>输入</w:t>
-            </w:r>
-          </w:p>
-        </w:tc>
-        <w:tc>
-          <w:tcPr>
-            <w:tcW w:type="dxa" w:w="8237"/>
-          </w:tcPr>
-          <w:p>
-            <w:pPr>
-              <w:ind w:firstLine="0"/>
-            </w:pPr>
-            <w:r>
-              <w:rPr>
-                <w:rFonts w:ascii="Times New Roman" w:hAnsi="Times New Roman" w:eastAsia="宋体"/>
-                <w:sz w:val="20"/>
-              </w:rPr>
-              <w:t>评分数据：猫A(avgRating=4.9) vs 猫B(avgRating=2.0)</w:t>
-            </w:r>
-          </w:p>
-        </w:tc>
-      </w:tr>
-      <w:tr>
-        <w:tc>
-          <w:tcPr>
-            <w:tcW w:type="dxa" w:w="1701"/>
-          </w:tcPr>
-          <w:p>
-            <w:pPr>
-              <w:ind w:firstLine="0"/>
-            </w:pPr>
-            <w:r>
-              <w:rPr>
-                <w:rFonts w:ascii="Times New Roman" w:hAnsi="Times New Roman" w:eastAsia="宋体"/>
-                <w:sz w:val="20"/>
-              </w:rPr>
-              <w:t>预期输出</w:t>
-            </w:r>
-          </w:p>
-        </w:tc>
-        <w:tc>
-          <w:tcPr>
-            <w:tcW w:type="dxa" w:w="8237"/>
-          </w:tcPr>
-          <w:p>
-            <w:pPr>
-              <w:ind w:firstLine="0"/>
-            </w:pPr>
-            <w:r>
-              <w:rPr>
-                <w:rFonts w:ascii="Times New Roman" w:hAnsi="Times New Roman" w:eastAsia="宋体"/>
-                <w:sz w:val="20"/>
-              </w:rPr>
-              <w:t>热度高的猫综合分数更高</w:t>
-            </w:r>
-          </w:p>
-        </w:tc>
-      </w:tr>
-      <w:tr>
-        <w:tc>
-          <w:tcPr>
-            <w:tcW w:type="dxa" w:w="1701"/>
-          </w:tcPr>
-          <w:p>
-            <w:pPr>
-              <w:ind w:firstLine="0"/>
-            </w:pPr>
-            <w:r>
-              <w:rPr>
-                <w:rFonts w:ascii="Times New Roman" w:hAnsi="Times New Roman" w:eastAsia="宋体"/>
-                <w:sz w:val="20"/>
-              </w:rPr>
-              <w:t>实际结果</w:t>
-            </w:r>
-          </w:p>
-        </w:tc>
-        <w:tc>
-          <w:tcPr>
-            <w:tcW w:type="dxa" w:w="8237"/>
-          </w:tcPr>
-          <w:p>
-            <w:pPr>
-              <w:ind w:firstLine="0"/>
-            </w:pPr>
-            <w:r>
-              <w:rPr>
-                <w:rFonts w:ascii="Times New Roman" w:hAnsi="Times New Roman" w:eastAsia="宋体"/>
-                <w:sz w:val="20"/>
-              </w:rPr>
-              <w:t>通过（α∙cos + β₁∙LikeNorm + β₂∙FollowNorm + β₃∙RatingNorm 加权有效）</w:t>
-            </w:r>
-          </w:p>
-        </w:tc>
-      </w:tr>
-    </w:tbl>
-    <w:p/>
-    <w:p>
-      <w:pPr>
-        <w:pStyle w:val="Heading4"/>
-      </w:pPr>
-      <w:r>
-        <w:t>TC-UT-13：边界情况——仅有一只猫</w:t>
-      </w:r>
-    </w:p>
-    <w:tbl>
-      <w:tblPr>
-        <w:tblStyle w:val="TableGrid"/>
-        <w:tblW w:type="auto" w:w="0"/>
-        <w:jc w:val="center"/>
-        <w:tblLayout w:type="fixed"/>
-        <w:tblLook w:firstColumn="1" w:firstRow="1" w:lastColumn="0" w:lastRow="0" w:noHBand="0" w:noVBand="1" w:val="04A0"/>
-      </w:tblPr>
-      <w:tblGrid>
-        <w:gridCol w:w="4536"/>
-        <w:gridCol w:w="4536"/>
-      </w:tblGrid>
-      <w:tr>
-        <w:tc>
-          <w:tcPr>
-            <w:tcW w:type="dxa" w:w="2419"/>
-          </w:tcPr>
-          <w:p>
-            <w:pPr>
-              <w:ind w:firstLine="0"/>
-            </w:pPr>
-            <w:r>
-              <w:rPr>
-                <w:rFonts w:ascii="Times New Roman" w:hAnsi="Times New Roman" w:eastAsia="宋体"/>
-                <w:b/>
-                <w:sz w:val="20"/>
-              </w:rPr>
-              <w:t>项目</w:t>
-            </w:r>
-          </w:p>
-        </w:tc>
-        <w:tc>
-          <w:tcPr>
-            <w:tcW w:type="dxa" w:w="6652"/>
-          </w:tcPr>
-          <w:p>
-            <w:pPr>
-              <w:ind w:firstLine="0"/>
-            </w:pPr>
-            <w:r>
-              <w:rPr>
-                <w:rFonts w:ascii="Times New Roman" w:hAnsi="Times New Roman" w:eastAsia="宋体"/>
-                <w:b/>
-                <w:sz w:val="20"/>
-              </w:rPr>
-              <w:t>内容</w:t>
-            </w:r>
-          </w:p>
-        </w:tc>
-      </w:tr>
-      <w:tr>
-        <w:tc>
-          <w:tcPr>
-            <w:tcW w:type="dxa" w:w="2419"/>
-          </w:tcPr>
-          <w:p>
-            <w:pPr>
-              <w:ind w:firstLine="0"/>
-            </w:pPr>
-            <w:r>
-              <w:rPr>
-                <w:rFonts w:ascii="Times New Roman" w:hAnsi="Times New Roman" w:eastAsia="宋体"/>
-                <w:sz w:val="20"/>
-              </w:rPr>
-              <w:t>测试项</w:t>
-            </w:r>
-          </w:p>
-        </w:tc>
-        <w:tc>
-          <w:tcPr>
-            <w:tcW w:type="dxa" w:w="6652"/>
-          </w:tcPr>
-          <w:p>
-            <w:pPr>
-              <w:ind w:firstLine="0"/>
-            </w:pPr>
-            <w:r>
-              <w:rPr>
-                <w:rFonts w:ascii="Times New Roman" w:hAnsi="Times New Roman" w:eastAsia="宋体"/>
-                <w:sz w:val="20"/>
-              </w:rPr>
-              <w:t>候选池为空时返回空列表</w:t>
-            </w:r>
-          </w:p>
-        </w:tc>
-      </w:tr>
-      <w:tr>
-        <w:tc>
-          <w:tcPr>
-            <w:tcW w:type="dxa" w:w="2419"/>
-          </w:tcPr>
-          <w:p>
-            <w:pPr>
-              <w:ind w:firstLine="0"/>
-            </w:pPr>
-            <w:r>
-              <w:rPr>
-                <w:rFonts w:ascii="Times New Roman" w:hAnsi="Times New Roman" w:eastAsia="宋体"/>
-                <w:sz w:val="20"/>
-              </w:rPr>
-              <w:t>前置条件</w:t>
-            </w:r>
-          </w:p>
-        </w:tc>
-        <w:tc>
-          <w:tcPr>
-            <w:tcW w:type="dxa" w:w="6652"/>
-          </w:tcPr>
-          <w:p>
-            <w:pPr>
-              <w:ind w:firstLine="0"/>
-            </w:pPr>
-            <w:r>
-              <w:rPr>
-                <w:rFonts w:ascii="Times New Roman" w:hAnsi="Times New Roman" w:eastAsia="宋体"/>
-                <w:sz w:val="20"/>
-              </w:rPr>
-              <w:t>数据库只有 1 只猫</w:t>
-            </w:r>
-          </w:p>
-        </w:tc>
-      </w:tr>
-      <w:tr>
-        <w:tc>
-          <w:tcPr>
-            <w:tcW w:type="dxa" w:w="2419"/>
-          </w:tcPr>
-          <w:p>
-            <w:pPr>
-              <w:ind w:firstLine="0"/>
-            </w:pPr>
-            <w:r>
-              <w:rPr>
-                <w:rFonts w:ascii="Times New Roman" w:hAnsi="Times New Roman" w:eastAsia="宋体"/>
-                <w:sz w:val="20"/>
-              </w:rPr>
-              <w:t>输入</w:t>
-            </w:r>
-          </w:p>
-        </w:tc>
-        <w:tc>
-          <w:tcPr>
-            <w:tcW w:type="dxa" w:w="6652"/>
-          </w:tcPr>
-          <w:p>
-            <w:pPr>
-              <w:ind w:firstLine="0"/>
-            </w:pPr>
-            <w:r>
-              <w:rPr>
-                <w:rFonts w:ascii="Times New Roman" w:hAnsi="Times New Roman" w:eastAsia="宋体"/>
-                <w:sz w:val="20"/>
-              </w:rPr>
-              <w:t>该猫的 ID</w:t>
-            </w:r>
-          </w:p>
-        </w:tc>
-      </w:tr>
-      <w:tr>
-        <w:tc>
-          <w:tcPr>
-            <w:tcW w:type="dxa" w:w="2419"/>
-          </w:tcPr>
-          <w:p>
-            <w:pPr>
-              <w:ind w:firstLine="0"/>
-            </w:pPr>
-            <w:r>
-              <w:rPr>
-                <w:rFonts w:ascii="Times New Roman" w:hAnsi="Times New Roman" w:eastAsia="宋体"/>
-                <w:sz w:val="20"/>
-              </w:rPr>
-              <w:t>预期输出</w:t>
-            </w:r>
-          </w:p>
-        </w:tc>
-        <w:tc>
-          <w:tcPr>
-            <w:tcW w:type="dxa" w:w="6652"/>
-          </w:tcPr>
-          <w:p>
-            <w:pPr>
-              <w:ind w:firstLine="0"/>
-            </w:pPr>
-            <w:r>
-              <w:rPr>
-                <w:rFonts w:ascii="Times New Roman" w:hAnsi="Times New Roman" w:eastAsia="宋体"/>
-                <w:sz w:val="20"/>
-              </w:rPr>
-              <w:t>推荐列表为空 []</w:t>
-            </w:r>
-          </w:p>
-        </w:tc>
-      </w:tr>
-      <w:tr>
-        <w:tc>
-          <w:tcPr>
-            <w:tcW w:type="dxa" w:w="2419"/>
-          </w:tcPr>
-          <w:p>
-            <w:pPr>
-              <w:ind w:firstLine="0"/>
-            </w:pPr>
-            <w:r>
-              <w:rPr>
-                <w:rFonts w:ascii="Times New Roman" w:hAnsi="Times New Roman" w:eastAsia="宋体"/>
-                <w:sz w:val="20"/>
-              </w:rPr>
-              <w:t>实际结果</w:t>
-            </w:r>
-          </w:p>
-        </w:tc>
-        <w:tc>
-          <w:tcPr>
-            <w:tcW w:type="dxa" w:w="6652"/>
-          </w:tcPr>
-          <w:p>
-            <w:pPr>
-              <w:ind w:firstLine="0"/>
-            </w:pPr>
-            <w:r>
-              <w:rPr>
-                <w:rFonts w:ascii="Times New Roman" w:hAnsi="Times New Roman" w:eastAsia="宋体"/>
-                <w:sz w:val="20"/>
-              </w:rPr>
-              <w:t>通过</w:t>
-            </w:r>
-          </w:p>
-        </w:tc>
-      </w:tr>
-    </w:tbl>
-    <w:p/>
-    <w:p>
-      <w:pPr>
-        <w:pStyle w:val="Heading4"/>
-      </w:pPr>
-      <w:r>
-        <w:t>TC-UT-14：归一化边界</w:t>
-      </w:r>
-    </w:p>
-    <w:tbl>
-      <w:tblPr>
-        <w:tblStyle w:val="TableGrid"/>
-        <w:tblW w:type="auto" w:w="0"/>
-        <w:jc w:val="center"/>
-        <w:tblLayout w:type="fixed"/>
-        <w:tblLook w:firstColumn="1" w:firstRow="1" w:lastColumn="0" w:lastRow="0" w:noHBand="0" w:noVBand="1" w:val="04A0"/>
-      </w:tblPr>
-      <w:tblGrid>
-        <w:gridCol w:w="4536"/>
-        <w:gridCol w:w="4536"/>
-      </w:tblGrid>
-      <w:tr>
-        <w:tc>
-          <w:tcPr>
-            <w:tcW w:type="dxa" w:w="1701"/>
-          </w:tcPr>
-          <w:p>
-            <w:pPr>
-              <w:ind w:firstLine="0"/>
-            </w:pPr>
-            <w:r>
-              <w:rPr>
-                <w:rFonts w:ascii="Times New Roman" w:hAnsi="Times New Roman" w:eastAsia="宋体"/>
-                <w:b/>
-                <w:sz w:val="20"/>
-              </w:rPr>
-              <w:t>项目</w:t>
-            </w:r>
-          </w:p>
-        </w:tc>
-        <w:tc>
-          <w:tcPr>
-            <w:tcW w:type="dxa" w:w="7675"/>
-          </w:tcPr>
-          <w:p>
-            <w:pPr>
-              <w:ind w:firstLine="0"/>
-            </w:pPr>
-            <w:r>
-              <w:rPr>
-                <w:rFonts w:ascii="Times New Roman" w:hAnsi="Times New Roman" w:eastAsia="宋体"/>
-                <w:b/>
-                <w:sz w:val="20"/>
-              </w:rPr>
-              <w:t>内容</w:t>
-            </w:r>
-          </w:p>
-        </w:tc>
-      </w:tr>
-      <w:tr>
-        <w:tc>
-          <w:tcPr>
-            <w:tcW w:type="dxa" w:w="1701"/>
-          </w:tcPr>
-          <w:p>
-            <w:pPr>
-              <w:ind w:firstLine="0"/>
-            </w:pPr>
-            <w:r>
-              <w:rPr>
-                <w:rFonts w:ascii="Times New Roman" w:hAnsi="Times New Roman" w:eastAsia="宋体"/>
-                <w:sz w:val="20"/>
-              </w:rPr>
-              <w:t>测试项</w:t>
-            </w:r>
-          </w:p>
-        </w:tc>
-        <w:tc>
-          <w:tcPr>
-            <w:tcW w:type="dxa" w:w="7675"/>
-          </w:tcPr>
-          <w:p>
-            <w:pPr>
-              <w:ind w:firstLine="0"/>
-            </w:pPr>
-            <w:r>
-              <w:rPr>
-                <w:rFonts w:ascii="Times New Roman" w:hAnsi="Times New Roman" w:eastAsia="宋体"/>
-                <w:sz w:val="20"/>
-              </w:rPr>
-              <w:t>所有热度值相同时归一化不影响</w:t>
-            </w:r>
-          </w:p>
-        </w:tc>
-      </w:tr>
-      <w:tr>
-        <w:tc>
-          <w:tcPr>
-            <w:tcW w:type="dxa" w:w="1701"/>
-          </w:tcPr>
-          <w:p>
-            <w:pPr>
-              <w:ind w:firstLine="0"/>
-            </w:pPr>
-            <w:r>
-              <w:rPr>
-                <w:rFonts w:ascii="Times New Roman" w:hAnsi="Times New Roman" w:eastAsia="宋体"/>
-                <w:sz w:val="20"/>
-              </w:rPr>
-              <w:t>前置条件</w:t>
-            </w:r>
-          </w:p>
-        </w:tc>
-        <w:tc>
-          <w:tcPr>
-            <w:tcW w:type="dxa" w:w="7675"/>
-          </w:tcPr>
-          <w:p>
-            <w:pPr>
-              <w:ind w:firstLine="0"/>
-            </w:pPr>
-            <w:r>
-              <w:rPr>
-                <w:rFonts w:ascii="Times New Roman" w:hAnsi="Times New Roman" w:eastAsia="宋体"/>
-                <w:sz w:val="20"/>
-              </w:rPr>
-              <w:t>所有猫点赞数/关注数/评分均分相同</w:t>
-            </w:r>
-          </w:p>
-        </w:tc>
-      </w:tr>
-      <w:tr>
-        <w:tc>
-          <w:tcPr>
-            <w:tcW w:type="dxa" w:w="1701"/>
-          </w:tcPr>
-          <w:p>
-            <w:pPr>
-              <w:ind w:firstLine="0"/>
-            </w:pPr>
-            <w:r>
-              <w:rPr>
-                <w:rFonts w:ascii="Times New Roman" w:hAnsi="Times New Roman" w:eastAsia="宋体"/>
-                <w:sz w:val="20"/>
-              </w:rPr>
-              <w:t>输入</w:t>
-            </w:r>
-          </w:p>
-        </w:tc>
-        <w:tc>
-          <w:tcPr>
-            <w:tcW w:type="dxa" w:w="7675"/>
-          </w:tcPr>
-          <w:p>
-            <w:pPr>
-              <w:ind w:firstLine="0"/>
-            </w:pPr>
-            <w:r>
-              <w:rPr>
-                <w:rFonts w:ascii="Times New Roman" w:hAnsi="Times New Roman" w:eastAsia="宋体"/>
-                <w:sz w:val="20"/>
-              </w:rPr>
-              <w:t>6 只猫热度数据完全相同</w:t>
-            </w:r>
-          </w:p>
-        </w:tc>
-      </w:tr>
-      <w:tr>
-        <w:tc>
-          <w:tcPr>
-            <w:tcW w:type="dxa" w:w="1701"/>
-          </w:tcPr>
-          <w:p>
-            <w:pPr>
-              <w:ind w:firstLine="0"/>
-            </w:pPr>
-            <w:r>
-              <w:rPr>
-                <w:rFonts w:ascii="Times New Roman" w:hAnsi="Times New Roman" w:eastAsia="宋体"/>
-                <w:sz w:val="20"/>
-              </w:rPr>
-              <w:t>预期输出</w:t>
-            </w:r>
-          </w:p>
-        </w:tc>
-        <w:tc>
-          <w:tcPr>
-            <w:tcW w:type="dxa" w:w="7675"/>
-          </w:tcPr>
-          <w:p>
-            <w:pPr>
-              <w:ind w:firstLine="0"/>
-            </w:pPr>
-            <w:r>
-              <w:rPr>
-                <w:rFonts w:ascii="Times New Roman" w:hAnsi="Times New Roman" w:eastAsia="宋体"/>
-                <w:sz w:val="20"/>
-              </w:rPr>
-              <w:t>归一化后所有值为 0.5，排序仅由余弦相似度决定</w:t>
-            </w:r>
-          </w:p>
-        </w:tc>
-      </w:tr>
-      <w:tr>
-        <w:tc>
-          <w:tcPr>
-            <w:tcW w:type="dxa" w:w="1701"/>
-          </w:tcPr>
-          <w:p>
-            <w:pPr>
-              <w:ind w:firstLine="0"/>
-            </w:pPr>
-            <w:r>
-              <w:rPr>
-                <w:rFonts w:ascii="Times New Roman" w:hAnsi="Times New Roman" w:eastAsia="宋体"/>
-                <w:sz w:val="20"/>
-              </w:rPr>
-              <w:t>实际结果</w:t>
-            </w:r>
-          </w:p>
-        </w:tc>
-        <w:tc>
-          <w:tcPr>
-            <w:tcW w:type="dxa" w:w="7675"/>
-          </w:tcPr>
-          <w:p>
-            <w:pPr>
-              <w:ind w:firstLine="0"/>
-            </w:pPr>
-            <w:r>
-              <w:rPr>
-                <w:rFonts w:ascii="Times New Roman" w:hAnsi="Times New Roman" w:eastAsia="宋体"/>
-                <w:sz w:val="20"/>
-              </w:rPr>
-              <w:t>通过</w:t>
             </w:r>
           </w:p>
         </w:tc>
@@ -5415,1446 +3015,6 @@
         <w:tc>
           <w:tcPr>
             <w:tcW w:type="dxa" w:w="7257"/>
-          </w:tcPr>
-          <w:p>
-            <w:pPr>
-              <w:ind w:firstLine="0"/>
-            </w:pPr>
-            <w:r>
-              <w:rPr>
-                <w:rFonts w:ascii="Times New Roman" w:hAnsi="Times New Roman" w:eastAsia="宋体"/>
-                <w:sz w:val="20"/>
-              </w:rPr>
-              <w:t>通过</w:t>
-            </w:r>
-          </w:p>
-        </w:tc>
-      </w:tr>
-    </w:tbl>
-    <w:p/>
-    <w:p>
-      <w:pPr>
-        <w:pStyle w:val="Heading4"/>
-      </w:pPr>
-      <w:r>
-        <w:t>TC-UT-16：照片审核</w:t>
-      </w:r>
-    </w:p>
-    <w:tbl>
-      <w:tblPr>
-        <w:tblStyle w:val="TableGrid"/>
-        <w:tblW w:type="auto" w:w="0"/>
-        <w:jc w:val="center"/>
-        <w:tblLayout w:type="fixed"/>
-        <w:tblLook w:firstColumn="1" w:firstRow="1" w:lastColumn="0" w:lastRow="0" w:noHBand="0" w:noVBand="1" w:val="04A0"/>
-      </w:tblPr>
-      <w:tblGrid>
-        <w:gridCol w:w="4536"/>
-        <w:gridCol w:w="4536"/>
-      </w:tblGrid>
-      <w:tr>
-        <w:tc>
-          <w:tcPr>
-            <w:tcW w:type="dxa" w:w="1701"/>
-          </w:tcPr>
-          <w:p>
-            <w:pPr>
-              <w:ind w:firstLine="0"/>
-            </w:pPr>
-            <w:r>
-              <w:rPr>
-                <w:rFonts w:ascii="Times New Roman" w:hAnsi="Times New Roman" w:eastAsia="宋体"/>
-                <w:b/>
-                <w:sz w:val="20"/>
-              </w:rPr>
-              <w:t>项目</w:t>
-            </w:r>
-          </w:p>
-        </w:tc>
-        <w:tc>
-          <w:tcPr>
-            <w:tcW w:type="dxa" w:w="7493"/>
-          </w:tcPr>
-          <w:p>
-            <w:pPr>
-              <w:ind w:firstLine="0"/>
-            </w:pPr>
-            <w:r>
-              <w:rPr>
-                <w:rFonts w:ascii="Times New Roman" w:hAnsi="Times New Roman" w:eastAsia="宋体"/>
-                <w:b/>
-                <w:sz w:val="20"/>
-              </w:rPr>
-              <w:t>内容</w:t>
-            </w:r>
-          </w:p>
-        </w:tc>
-      </w:tr>
-      <w:tr>
-        <w:tc>
-          <w:tcPr>
-            <w:tcW w:type="dxa" w:w="1701"/>
-          </w:tcPr>
-          <w:p>
-            <w:pPr>
-              <w:ind w:firstLine="0"/>
-            </w:pPr>
-            <w:r>
-              <w:rPr>
-                <w:rFonts w:ascii="Times New Roman" w:hAnsi="Times New Roman" w:eastAsia="宋体"/>
-                <w:sz w:val="20"/>
-              </w:rPr>
-              <w:t>测试项</w:t>
-            </w:r>
-          </w:p>
-        </w:tc>
-        <w:tc>
-          <w:tcPr>
-            <w:tcW w:type="dxa" w:w="7493"/>
-          </w:tcPr>
-          <w:p>
-            <w:pPr>
-              <w:ind w:firstLine="0"/>
-            </w:pPr>
-            <w:r>
-              <w:rPr>
-                <w:rFonts w:ascii="Times New Roman" w:hAnsi="Times New Roman" w:eastAsia="宋体"/>
-                <w:sz w:val="20"/>
-              </w:rPr>
-              <w:t>管理员审核照片变更为 APPROVED</w:t>
-            </w:r>
-          </w:p>
-        </w:tc>
-      </w:tr>
-      <w:tr>
-        <w:tc>
-          <w:tcPr>
-            <w:tcW w:type="dxa" w:w="1701"/>
-          </w:tcPr>
-          <w:p>
-            <w:pPr>
-              <w:ind w:firstLine="0"/>
-            </w:pPr>
-            <w:r>
-              <w:rPr>
-                <w:rFonts w:ascii="Times New Roman" w:hAnsi="Times New Roman" w:eastAsia="宋体"/>
-                <w:sz w:val="20"/>
-              </w:rPr>
-              <w:t>前置条件</w:t>
-            </w:r>
-          </w:p>
-        </w:tc>
-        <w:tc>
-          <w:tcPr>
-            <w:tcW w:type="dxa" w:w="7493"/>
-          </w:tcPr>
-          <w:p>
-            <w:pPr>
-              <w:ind w:firstLine="0"/>
-            </w:pPr>
-            <w:r>
-              <w:rPr>
-                <w:rFonts w:ascii="Times New Roman" w:hAnsi="Times New Roman" w:eastAsia="宋体"/>
-                <w:sz w:val="20"/>
-              </w:rPr>
-              <w:t>有 PENDING 状态照片</w:t>
-            </w:r>
-          </w:p>
-        </w:tc>
-      </w:tr>
-      <w:tr>
-        <w:tc>
-          <w:tcPr>
-            <w:tcW w:type="dxa" w:w="1701"/>
-          </w:tcPr>
-          <w:p>
-            <w:pPr>
-              <w:ind w:firstLine="0"/>
-            </w:pPr>
-            <w:r>
-              <w:rPr>
-                <w:rFonts w:ascii="Times New Roman" w:hAnsi="Times New Roman" w:eastAsia="宋体"/>
-                <w:sz w:val="20"/>
-              </w:rPr>
-              <w:t>输入</w:t>
-            </w:r>
-          </w:p>
-        </w:tc>
-        <w:tc>
-          <w:tcPr>
-            <w:tcW w:type="dxa" w:w="7493"/>
-          </w:tcPr>
-          <w:p>
-            <w:pPr>
-              <w:ind w:firstLine="0"/>
-            </w:pPr>
-            <w:r>
-              <w:rPr>
-                <w:rFonts w:ascii="Times New Roman" w:hAnsi="Times New Roman" w:eastAsia="宋体"/>
-                <w:sz w:val="20"/>
-              </w:rPr>
-              <w:t>photoId=1, reviewerId=1（管理员）</w:t>
-            </w:r>
-          </w:p>
-        </w:tc>
-      </w:tr>
-      <w:tr>
-        <w:tc>
-          <w:tcPr>
-            <w:tcW w:type="dxa" w:w="1701"/>
-          </w:tcPr>
-          <w:p>
-            <w:pPr>
-              <w:ind w:firstLine="0"/>
-            </w:pPr>
-            <w:r>
-              <w:rPr>
-                <w:rFonts w:ascii="Times New Roman" w:hAnsi="Times New Roman" w:eastAsia="宋体"/>
-                <w:sz w:val="20"/>
-              </w:rPr>
-              <w:t>预期输出</w:t>
-            </w:r>
-          </w:p>
-        </w:tc>
-        <w:tc>
-          <w:tcPr>
-            <w:tcW w:type="dxa" w:w="7493"/>
-          </w:tcPr>
-          <w:p>
-            <w:pPr>
-              <w:ind w:firstLine="0"/>
-            </w:pPr>
-            <w:r>
-              <w:rPr>
-                <w:rFonts w:ascii="Times New Roman" w:hAnsi="Times New Roman" w:eastAsia="宋体"/>
-                <w:sz w:val="20"/>
-              </w:rPr>
-              <w:t>status 变为 APPROVED，reviewer_id 记录</w:t>
-            </w:r>
-          </w:p>
-        </w:tc>
-      </w:tr>
-      <w:tr>
-        <w:tc>
-          <w:tcPr>
-            <w:tcW w:type="dxa" w:w="1701"/>
-          </w:tcPr>
-          <w:p>
-            <w:pPr>
-              <w:ind w:firstLine="0"/>
-            </w:pPr>
-            <w:r>
-              <w:rPr>
-                <w:rFonts w:ascii="Times New Roman" w:hAnsi="Times New Roman" w:eastAsia="宋体"/>
-                <w:sz w:val="20"/>
-              </w:rPr>
-              <w:t>实际结果</w:t>
-            </w:r>
-          </w:p>
-        </w:tc>
-        <w:tc>
-          <w:tcPr>
-            <w:tcW w:type="dxa" w:w="7493"/>
-          </w:tcPr>
-          <w:p>
-            <w:pPr>
-              <w:ind w:firstLine="0"/>
-            </w:pPr>
-            <w:r>
-              <w:rPr>
-                <w:rFonts w:ascii="Times New Roman" w:hAnsi="Times New Roman" w:eastAsia="宋体"/>
-                <w:sz w:val="20"/>
-              </w:rPr>
-              <w:t>通过</w:t>
-            </w:r>
-          </w:p>
-        </w:tc>
-      </w:tr>
-    </w:tbl>
-    <w:p/>
-    <w:p>
-      <w:pPr>
-        <w:pStyle w:val="Heading4"/>
-      </w:pPr>
-      <w:r>
-        <w:t>TC-UT-17：照片点赞唯一性</w:t>
-      </w:r>
-    </w:p>
-    <w:tbl>
-      <w:tblPr>
-        <w:tblStyle w:val="TableGrid"/>
-        <w:tblW w:type="auto" w:w="0"/>
-        <w:jc w:val="center"/>
-        <w:tblLayout w:type="fixed"/>
-        <w:tblLook w:firstColumn="1" w:firstRow="1" w:lastColumn="0" w:lastRow="0" w:noHBand="0" w:noVBand="1" w:val="04A0"/>
-      </w:tblPr>
-      <w:tblGrid>
-        <w:gridCol w:w="4536"/>
-        <w:gridCol w:w="4536"/>
-      </w:tblGrid>
-      <w:tr>
-        <w:tc>
-          <w:tcPr>
-            <w:tcW w:type="dxa" w:w="1701"/>
-          </w:tcPr>
-          <w:p>
-            <w:pPr>
-              <w:ind w:firstLine="0"/>
-            </w:pPr>
-            <w:r>
-              <w:rPr>
-                <w:rFonts w:ascii="Times New Roman" w:hAnsi="Times New Roman" w:eastAsia="宋体"/>
-                <w:b/>
-                <w:sz w:val="20"/>
-              </w:rPr>
-              <w:t>项目</w:t>
-            </w:r>
-          </w:p>
-        </w:tc>
-        <w:tc>
-          <w:tcPr>
-            <w:tcW w:type="dxa" w:w="7383"/>
-          </w:tcPr>
-          <w:p>
-            <w:pPr>
-              <w:ind w:firstLine="0"/>
-            </w:pPr>
-            <w:r>
-              <w:rPr>
-                <w:rFonts w:ascii="Times New Roman" w:hAnsi="Times New Roman" w:eastAsia="宋体"/>
-                <w:b/>
-                <w:sz w:val="20"/>
-              </w:rPr>
-              <w:t>内容</w:t>
-            </w:r>
-          </w:p>
-        </w:tc>
-      </w:tr>
-      <w:tr>
-        <w:tc>
-          <w:tcPr>
-            <w:tcW w:type="dxa" w:w="1701"/>
-          </w:tcPr>
-          <w:p>
-            <w:pPr>
-              <w:ind w:firstLine="0"/>
-            </w:pPr>
-            <w:r>
-              <w:rPr>
-                <w:rFonts w:ascii="Times New Roman" w:hAnsi="Times New Roman" w:eastAsia="宋体"/>
-                <w:sz w:val="20"/>
-              </w:rPr>
-              <w:t>测试项</w:t>
-            </w:r>
-          </w:p>
-        </w:tc>
-        <w:tc>
-          <w:tcPr>
-            <w:tcW w:type="dxa" w:w="7383"/>
-          </w:tcPr>
-          <w:p>
-            <w:pPr>
-              <w:ind w:firstLine="0"/>
-            </w:pPr>
-            <w:r>
-              <w:rPr>
-                <w:rFonts w:ascii="Times New Roman" w:hAnsi="Times New Roman" w:eastAsia="宋体"/>
-                <w:sz w:val="20"/>
-              </w:rPr>
-              <w:t>同一用户对同一照片不能重复点赞</w:t>
-            </w:r>
-          </w:p>
-        </w:tc>
-      </w:tr>
-      <w:tr>
-        <w:tc>
-          <w:tcPr>
-            <w:tcW w:type="dxa" w:w="1701"/>
-          </w:tcPr>
-          <w:p>
-            <w:pPr>
-              <w:ind w:firstLine="0"/>
-            </w:pPr>
-            <w:r>
-              <w:rPr>
-                <w:rFonts w:ascii="Times New Roman" w:hAnsi="Times New Roman" w:eastAsia="宋体"/>
-                <w:sz w:val="20"/>
-              </w:rPr>
-              <w:t>前置条件</w:t>
-            </w:r>
-          </w:p>
-        </w:tc>
-        <w:tc>
-          <w:tcPr>
-            <w:tcW w:type="dxa" w:w="7383"/>
-          </w:tcPr>
-          <w:p>
-            <w:pPr>
-              <w:ind w:firstLine="0"/>
-            </w:pPr>
-            <w:r>
-              <w:rPr>
-                <w:rFonts w:ascii="Times New Roman" w:hAnsi="Times New Roman" w:eastAsia="宋体"/>
-                <w:sz w:val="20"/>
-              </w:rPr>
-              <w:t>用户已点赞某照片</w:t>
-            </w:r>
-          </w:p>
-        </w:tc>
-      </w:tr>
-      <w:tr>
-        <w:tc>
-          <w:tcPr>
-            <w:tcW w:type="dxa" w:w="1701"/>
-          </w:tcPr>
-          <w:p>
-            <w:pPr>
-              <w:ind w:firstLine="0"/>
-            </w:pPr>
-            <w:r>
-              <w:rPr>
-                <w:rFonts w:ascii="Times New Roman" w:hAnsi="Times New Roman" w:eastAsia="宋体"/>
-                <w:sz w:val="20"/>
-              </w:rPr>
-              <w:t>输入</w:t>
-            </w:r>
-          </w:p>
-        </w:tc>
-        <w:tc>
-          <w:tcPr>
-            <w:tcW w:type="dxa" w:w="7383"/>
-          </w:tcPr>
-          <w:p>
-            <w:pPr>
-              <w:ind w:firstLine="0"/>
-            </w:pPr>
-            <w:r>
-              <w:rPr>
-                <w:rFonts w:ascii="Times New Roman" w:hAnsi="Times New Roman" w:eastAsia="宋体"/>
-                <w:sz w:val="20"/>
-              </w:rPr>
-              <w:t>再次点赞同一照片</w:t>
-            </w:r>
-          </w:p>
-        </w:tc>
-      </w:tr>
-      <w:tr>
-        <w:tc>
-          <w:tcPr>
-            <w:tcW w:type="dxa" w:w="1701"/>
-          </w:tcPr>
-          <w:p>
-            <w:pPr>
-              <w:ind w:firstLine="0"/>
-            </w:pPr>
-            <w:r>
-              <w:rPr>
-                <w:rFonts w:ascii="Times New Roman" w:hAnsi="Times New Roman" w:eastAsia="宋体"/>
-                <w:sz w:val="20"/>
-              </w:rPr>
-              <w:t>预期输出</w:t>
-            </w:r>
-          </w:p>
-        </w:tc>
-        <w:tc>
-          <w:tcPr>
-            <w:tcW w:type="dxa" w:w="7383"/>
-          </w:tcPr>
-          <w:p>
-            <w:pPr>
-              <w:ind w:firstLine="0"/>
-            </w:pPr>
-            <w:r>
-              <w:rPr>
-                <w:rFonts w:ascii="Times New Roman" w:hAnsi="Times New Roman" w:eastAsia="宋体"/>
-                <w:sz w:val="20"/>
-              </w:rPr>
-              <w:t>取消点赞（toggle），like_count 减 1</w:t>
-            </w:r>
-          </w:p>
-        </w:tc>
-      </w:tr>
-      <w:tr>
-        <w:tc>
-          <w:tcPr>
-            <w:tcW w:type="dxa" w:w="1701"/>
-          </w:tcPr>
-          <w:p>
-            <w:pPr>
-              <w:ind w:firstLine="0"/>
-            </w:pPr>
-            <w:r>
-              <w:rPr>
-                <w:rFonts w:ascii="Times New Roman" w:hAnsi="Times New Roman" w:eastAsia="宋体"/>
-                <w:sz w:val="20"/>
-              </w:rPr>
-              <w:t>实际结果</w:t>
-            </w:r>
-          </w:p>
-        </w:tc>
-        <w:tc>
-          <w:tcPr>
-            <w:tcW w:type="dxa" w:w="7383"/>
-          </w:tcPr>
-          <w:p>
-            <w:pPr>
-              <w:ind w:firstLine="0"/>
-            </w:pPr>
-            <w:r>
-              <w:rPr>
-                <w:rFonts w:ascii="Times New Roman" w:hAnsi="Times New Roman" w:eastAsia="宋体"/>
-                <w:sz w:val="20"/>
-              </w:rPr>
-              <w:t>通过</w:t>
-            </w:r>
-          </w:p>
-        </w:tc>
-      </w:tr>
-    </w:tbl>
-    <w:p/>
-    <w:p>
-      <w:pPr>
-        <w:pStyle w:val="Heading4"/>
-      </w:pPr>
-      <w:r>
-        <w:t>TC-UT-18：评论发表</w:t>
-      </w:r>
-    </w:p>
-    <w:tbl>
-      <w:tblPr>
-        <w:tblStyle w:val="TableGrid"/>
-        <w:tblW w:type="auto" w:w="0"/>
-        <w:jc w:val="center"/>
-        <w:tblLayout w:type="fixed"/>
-        <w:tblLook w:firstColumn="1" w:firstRow="1" w:lastColumn="0" w:lastRow="0" w:noHBand="0" w:noVBand="1" w:val="04A0"/>
-      </w:tblPr>
-      <w:tblGrid>
-        <w:gridCol w:w="4536"/>
-        <w:gridCol w:w="4536"/>
-      </w:tblGrid>
-      <w:tr>
-        <w:tc>
-          <w:tcPr>
-            <w:tcW w:type="dxa" w:w="1861"/>
-          </w:tcPr>
-          <w:p>
-            <w:pPr>
-              <w:ind w:firstLine="0"/>
-            </w:pPr>
-            <w:r>
-              <w:rPr>
-                <w:rFonts w:ascii="Times New Roman" w:hAnsi="Times New Roman" w:eastAsia="宋体"/>
-                <w:b/>
-                <w:sz w:val="20"/>
-              </w:rPr>
-              <w:t>项目</w:t>
-            </w:r>
-          </w:p>
-        </w:tc>
-        <w:tc>
-          <w:tcPr>
-            <w:tcW w:type="dxa" w:w="7210"/>
-          </w:tcPr>
-          <w:p>
-            <w:pPr>
-              <w:ind w:firstLine="0"/>
-            </w:pPr>
-            <w:r>
-              <w:rPr>
-                <w:rFonts w:ascii="Times New Roman" w:hAnsi="Times New Roman" w:eastAsia="宋体"/>
-                <w:b/>
-                <w:sz w:val="20"/>
-              </w:rPr>
-              <w:t>内容</w:t>
-            </w:r>
-          </w:p>
-        </w:tc>
-      </w:tr>
-      <w:tr>
-        <w:tc>
-          <w:tcPr>
-            <w:tcW w:type="dxa" w:w="1861"/>
-          </w:tcPr>
-          <w:p>
-            <w:pPr>
-              <w:ind w:firstLine="0"/>
-            </w:pPr>
-            <w:r>
-              <w:rPr>
-                <w:rFonts w:ascii="Times New Roman" w:hAnsi="Times New Roman" w:eastAsia="宋体"/>
-                <w:sz w:val="20"/>
-              </w:rPr>
-              <w:t>测试项</w:t>
-            </w:r>
-          </w:p>
-        </w:tc>
-        <w:tc>
-          <w:tcPr>
-            <w:tcW w:type="dxa" w:w="7210"/>
-          </w:tcPr>
-          <w:p>
-            <w:pPr>
-              <w:ind w:firstLine="0"/>
-            </w:pPr>
-            <w:r>
-              <w:rPr>
-                <w:rFonts w:ascii="Times New Roman" w:hAnsi="Times New Roman" w:eastAsia="宋体"/>
-                <w:sz w:val="20"/>
-              </w:rPr>
-              <w:t>登录用户发表评论</w:t>
-            </w:r>
-          </w:p>
-        </w:tc>
-      </w:tr>
-      <w:tr>
-        <w:tc>
-          <w:tcPr>
-            <w:tcW w:type="dxa" w:w="1861"/>
-          </w:tcPr>
-          <w:p>
-            <w:pPr>
-              <w:ind w:firstLine="0"/>
-            </w:pPr>
-            <w:r>
-              <w:rPr>
-                <w:rFonts w:ascii="Times New Roman" w:hAnsi="Times New Roman" w:eastAsia="宋体"/>
-                <w:sz w:val="20"/>
-              </w:rPr>
-              <w:t>前置条件</w:t>
-            </w:r>
-          </w:p>
-        </w:tc>
-        <w:tc>
-          <w:tcPr>
-            <w:tcW w:type="dxa" w:w="7210"/>
-          </w:tcPr>
-          <w:p>
-            <w:pPr>
-              <w:ind w:firstLine="0"/>
-            </w:pPr>
-            <w:r>
-              <w:rPr>
-                <w:rFonts w:ascii="Times New Roman" w:hAnsi="Times New Roman" w:eastAsia="宋体"/>
-                <w:sz w:val="20"/>
-              </w:rPr>
-              <w:t>用户已登录</w:t>
-            </w:r>
-          </w:p>
-        </w:tc>
-      </w:tr>
-      <w:tr>
-        <w:tc>
-          <w:tcPr>
-            <w:tcW w:type="dxa" w:w="1861"/>
-          </w:tcPr>
-          <w:p>
-            <w:pPr>
-              <w:ind w:firstLine="0"/>
-            </w:pPr>
-            <w:r>
-              <w:rPr>
-                <w:rFonts w:ascii="Times New Roman" w:hAnsi="Times New Roman" w:eastAsia="宋体"/>
-                <w:sz w:val="20"/>
-              </w:rPr>
-              <w:t>输入</w:t>
-            </w:r>
-          </w:p>
-        </w:tc>
-        <w:tc>
-          <w:tcPr>
-            <w:tcW w:type="dxa" w:w="7210"/>
-          </w:tcPr>
-          <w:p>
-            <w:pPr>
-              <w:ind w:firstLine="0"/>
-            </w:pPr>
-            <w:r>
-              <w:rPr>
-                <w:rFonts w:ascii="Times New Roman" w:hAnsi="Times New Roman" w:eastAsia="宋体"/>
-                <w:sz w:val="20"/>
-              </w:rPr>
-              <w:t>catId=1, content="好可爱的橘猫"</w:t>
-            </w:r>
-          </w:p>
-        </w:tc>
-      </w:tr>
-      <w:tr>
-        <w:tc>
-          <w:tcPr>
-            <w:tcW w:type="dxa" w:w="1861"/>
-          </w:tcPr>
-          <w:p>
-            <w:pPr>
-              <w:ind w:firstLine="0"/>
-            </w:pPr>
-            <w:r>
-              <w:rPr>
-                <w:rFonts w:ascii="Times New Roman" w:hAnsi="Times New Roman" w:eastAsia="宋体"/>
-                <w:sz w:val="20"/>
-              </w:rPr>
-              <w:t>预期输出</w:t>
-            </w:r>
-          </w:p>
-        </w:tc>
-        <w:tc>
-          <w:tcPr>
-            <w:tcW w:type="dxa" w:w="7210"/>
-          </w:tcPr>
-          <w:p>
-            <w:pPr>
-              <w:ind w:firstLine="0"/>
-            </w:pPr>
-            <w:r>
-              <w:rPr>
-                <w:rFonts w:ascii="Times New Roman" w:hAnsi="Times New Roman" w:eastAsia="宋体"/>
-                <w:sz w:val="20"/>
-              </w:rPr>
-              <w:t>comment 表新增记录</w:t>
-            </w:r>
-          </w:p>
-        </w:tc>
-      </w:tr>
-      <w:tr>
-        <w:tc>
-          <w:tcPr>
-            <w:tcW w:type="dxa" w:w="1861"/>
-          </w:tcPr>
-          <w:p>
-            <w:pPr>
-              <w:ind w:firstLine="0"/>
-            </w:pPr>
-            <w:r>
-              <w:rPr>
-                <w:rFonts w:ascii="Times New Roman" w:hAnsi="Times New Roman" w:eastAsia="宋体"/>
-                <w:sz w:val="20"/>
-              </w:rPr>
-              <w:t>实际结果</w:t>
-            </w:r>
-          </w:p>
-        </w:tc>
-        <w:tc>
-          <w:tcPr>
-            <w:tcW w:type="dxa" w:w="7210"/>
-          </w:tcPr>
-          <w:p>
-            <w:pPr>
-              <w:ind w:firstLine="0"/>
-            </w:pPr>
-            <w:r>
-              <w:rPr>
-                <w:rFonts w:ascii="Times New Roman" w:hAnsi="Times New Roman" w:eastAsia="宋体"/>
-                <w:sz w:val="20"/>
-              </w:rPr>
-              <w:t>通过</w:t>
-            </w:r>
-          </w:p>
-        </w:tc>
-      </w:tr>
-    </w:tbl>
-    <w:p/>
-    <w:p>
-      <w:pPr>
-        <w:pStyle w:val="Heading4"/>
-      </w:pPr>
-      <w:r>
-        <w:t>TC-UT-19：关注/取消关注</w:t>
-      </w:r>
-    </w:p>
-    <w:tbl>
-      <w:tblPr>
-        <w:tblStyle w:val="TableGrid"/>
-        <w:tblW w:type="auto" w:w="0"/>
-        <w:jc w:val="center"/>
-        <w:tblLayout w:type="fixed"/>
-        <w:tblLook w:firstColumn="1" w:firstRow="1" w:lastColumn="0" w:lastRow="0" w:noHBand="0" w:noVBand="1" w:val="04A0"/>
-      </w:tblPr>
-      <w:tblGrid>
-        <w:gridCol w:w="4536"/>
-        <w:gridCol w:w="4536"/>
-      </w:tblGrid>
-      <w:tr>
-        <w:tc>
-          <w:tcPr>
-            <w:tcW w:type="dxa" w:w="1701"/>
-          </w:tcPr>
-          <w:p>
-            <w:pPr>
-              <w:ind w:firstLine="0"/>
-            </w:pPr>
-            <w:r>
-              <w:rPr>
-                <w:rFonts w:ascii="Times New Roman" w:hAnsi="Times New Roman" w:eastAsia="宋体"/>
-                <w:b/>
-                <w:sz w:val="20"/>
-              </w:rPr>
-              <w:t>项目</w:t>
-            </w:r>
-          </w:p>
-        </w:tc>
-        <w:tc>
-          <w:tcPr>
-            <w:tcW w:type="dxa" w:w="7954"/>
-          </w:tcPr>
-          <w:p>
-            <w:pPr>
-              <w:ind w:firstLine="0"/>
-            </w:pPr>
-            <w:r>
-              <w:rPr>
-                <w:rFonts w:ascii="Times New Roman" w:hAnsi="Times New Roman" w:eastAsia="宋体"/>
-                <w:b/>
-                <w:sz w:val="20"/>
-              </w:rPr>
-              <w:t>内容</w:t>
-            </w:r>
-          </w:p>
-        </w:tc>
-      </w:tr>
-      <w:tr>
-        <w:tc>
-          <w:tcPr>
-            <w:tcW w:type="dxa" w:w="1701"/>
-          </w:tcPr>
-          <w:p>
-            <w:pPr>
-              <w:ind w:firstLine="0"/>
-            </w:pPr>
-            <w:r>
-              <w:rPr>
-                <w:rFonts w:ascii="Times New Roman" w:hAnsi="Times New Roman" w:eastAsia="宋体"/>
-                <w:sz w:val="20"/>
-              </w:rPr>
-              <w:t>测试项</w:t>
-            </w:r>
-          </w:p>
-        </w:tc>
-        <w:tc>
-          <w:tcPr>
-            <w:tcW w:type="dxa" w:w="7954"/>
-          </w:tcPr>
-          <w:p>
-            <w:pPr>
-              <w:ind w:firstLine="0"/>
-            </w:pPr>
-            <w:r>
-              <w:rPr>
-                <w:rFonts w:ascii="Times New Roman" w:hAnsi="Times New Roman" w:eastAsia="宋体"/>
-                <w:sz w:val="20"/>
-              </w:rPr>
-              <w:t>用户关注猫咪后再取消</w:t>
-            </w:r>
-          </w:p>
-        </w:tc>
-      </w:tr>
-      <w:tr>
-        <w:tc>
-          <w:tcPr>
-            <w:tcW w:type="dxa" w:w="1701"/>
-          </w:tcPr>
-          <w:p>
-            <w:pPr>
-              <w:ind w:firstLine="0"/>
-            </w:pPr>
-            <w:r>
-              <w:rPr>
-                <w:rFonts w:ascii="Times New Roman" w:hAnsi="Times New Roman" w:eastAsia="宋体"/>
-                <w:sz w:val="20"/>
-              </w:rPr>
-              <w:t>前置条件</w:t>
-            </w:r>
-          </w:p>
-        </w:tc>
-        <w:tc>
-          <w:tcPr>
-            <w:tcW w:type="dxa" w:w="7954"/>
-          </w:tcPr>
-          <w:p>
-            <w:pPr>
-              <w:ind w:firstLine="0"/>
-            </w:pPr>
-            <w:r>
-              <w:rPr>
-                <w:rFonts w:ascii="Times New Roman" w:hAnsi="Times New Roman" w:eastAsia="宋体"/>
-                <w:sz w:val="20"/>
-              </w:rPr>
-              <w:t>用户已登录</w:t>
-            </w:r>
-          </w:p>
-        </w:tc>
-      </w:tr>
-      <w:tr>
-        <w:tc>
-          <w:tcPr>
-            <w:tcW w:type="dxa" w:w="1701"/>
-          </w:tcPr>
-          <w:p>
-            <w:pPr>
-              <w:ind w:firstLine="0"/>
-            </w:pPr>
-            <w:r>
-              <w:rPr>
-                <w:rFonts w:ascii="Times New Roman" w:hAnsi="Times New Roman" w:eastAsia="宋体"/>
-                <w:sz w:val="20"/>
-              </w:rPr>
-              <w:t>输入</w:t>
-            </w:r>
-          </w:p>
-        </w:tc>
-        <w:tc>
-          <w:tcPr>
-            <w:tcW w:type="dxa" w:w="7954"/>
-          </w:tcPr>
-          <w:p>
-            <w:pPr>
-              <w:ind w:firstLine="0"/>
-            </w:pPr>
-            <w:r>
-              <w:rPr>
-                <w:rFonts w:ascii="Times New Roman" w:hAnsi="Times New Roman" w:eastAsia="宋体"/>
-                <w:sz w:val="20"/>
-              </w:rPr>
-              <w:t>先 POST /follow，再 DELETE /follow</w:t>
-            </w:r>
-          </w:p>
-        </w:tc>
-      </w:tr>
-      <w:tr>
-        <w:tc>
-          <w:tcPr>
-            <w:tcW w:type="dxa" w:w="1701"/>
-          </w:tcPr>
-          <w:p>
-            <w:pPr>
-              <w:ind w:firstLine="0"/>
-            </w:pPr>
-            <w:r>
-              <w:rPr>
-                <w:rFonts w:ascii="Times New Roman" w:hAnsi="Times New Roman" w:eastAsia="宋体"/>
-                <w:sz w:val="20"/>
-              </w:rPr>
-              <w:t>预期输出</w:t>
-            </w:r>
-          </w:p>
-        </w:tc>
-        <w:tc>
-          <w:tcPr>
-            <w:tcW w:type="dxa" w:w="7954"/>
-          </w:tcPr>
-          <w:p>
-            <w:pPr>
-              <w:ind w:firstLine="0"/>
-            </w:pPr>
-            <w:r>
-              <w:rPr>
-                <w:rFonts w:ascii="Times New Roman" w:hAnsi="Times New Roman" w:eastAsia="宋体"/>
-                <w:sz w:val="20"/>
-              </w:rPr>
-              <w:t>第一次返回 true（关注成功），第二次返回 false（取消关注）</w:t>
-            </w:r>
-          </w:p>
-        </w:tc>
-      </w:tr>
-      <w:tr>
-        <w:tc>
-          <w:tcPr>
-            <w:tcW w:type="dxa" w:w="1701"/>
-          </w:tcPr>
-          <w:p>
-            <w:pPr>
-              <w:ind w:firstLine="0"/>
-            </w:pPr>
-            <w:r>
-              <w:rPr>
-                <w:rFonts w:ascii="Times New Roman" w:hAnsi="Times New Roman" w:eastAsia="宋体"/>
-                <w:sz w:val="20"/>
-              </w:rPr>
-              <w:t>实际结果</w:t>
-            </w:r>
-          </w:p>
-        </w:tc>
-        <w:tc>
-          <w:tcPr>
-            <w:tcW w:type="dxa" w:w="7954"/>
-          </w:tcPr>
-          <w:p>
-            <w:pPr>
-              <w:ind w:firstLine="0"/>
-            </w:pPr>
-            <w:r>
-              <w:rPr>
-                <w:rFonts w:ascii="Times New Roman" w:hAnsi="Times New Roman" w:eastAsia="宋体"/>
-                <w:sz w:val="20"/>
-              </w:rPr>
-              <w:t>通过</w:t>
-            </w:r>
-          </w:p>
-        </w:tc>
-      </w:tr>
-    </w:tbl>
-    <w:p/>
-    <w:p>
-      <w:pPr>
-        <w:pStyle w:val="Heading4"/>
-      </w:pPr>
-      <w:r>
-        <w:t>TC-UT-20：评分范围校验（五维）</w:t>
-      </w:r>
-    </w:p>
-    <w:tbl>
-      <w:tblPr>
-        <w:tblStyle w:val="TableGrid"/>
-        <w:tblW w:type="auto" w:w="0"/>
-        <w:jc w:val="center"/>
-        <w:tblLayout w:type="fixed"/>
-        <w:tblLook w:firstColumn="1" w:firstRow="1" w:lastColumn="0" w:lastRow="0" w:noHBand="0" w:noVBand="1" w:val="04A0"/>
-      </w:tblPr>
-      <w:tblGrid>
-        <w:gridCol w:w="4536"/>
-        <w:gridCol w:w="4536"/>
-      </w:tblGrid>
-      <w:tr>
-        <w:tc>
-          <w:tcPr>
-            <w:tcW w:type="dxa" w:w="1701"/>
-          </w:tcPr>
-          <w:p>
-            <w:pPr>
-              <w:ind w:firstLine="0"/>
-            </w:pPr>
-            <w:r>
-              <w:rPr>
-                <w:rFonts w:ascii="Times New Roman" w:hAnsi="Times New Roman" w:eastAsia="宋体"/>
-                <w:b/>
-                <w:sz w:val="20"/>
-              </w:rPr>
-              <w:t>项目</w:t>
-            </w:r>
-          </w:p>
-        </w:tc>
-        <w:tc>
-          <w:tcPr>
-            <w:tcW w:type="dxa" w:w="7620"/>
-          </w:tcPr>
-          <w:p>
-            <w:pPr>
-              <w:ind w:firstLine="0"/>
-            </w:pPr>
-            <w:r>
-              <w:rPr>
-                <w:rFonts w:ascii="Times New Roman" w:hAnsi="Times New Roman" w:eastAsia="宋体"/>
-                <w:b/>
-                <w:sz w:val="20"/>
-              </w:rPr>
-              <w:t>内容</w:t>
-            </w:r>
-          </w:p>
-        </w:tc>
-      </w:tr>
-      <w:tr>
-        <w:tc>
-          <w:tcPr>
-            <w:tcW w:type="dxa" w:w="1701"/>
-          </w:tcPr>
-          <w:p>
-            <w:pPr>
-              <w:ind w:firstLine="0"/>
-            </w:pPr>
-            <w:r>
-              <w:rPr>
-                <w:rFonts w:ascii="Times New Roman" w:hAnsi="Times New Roman" w:eastAsia="宋体"/>
-                <w:sz w:val="20"/>
-              </w:rPr>
-              <w:t>测试项</w:t>
-            </w:r>
-          </w:p>
-        </w:tc>
-        <w:tc>
-          <w:tcPr>
-            <w:tcW w:type="dxa" w:w="7620"/>
-          </w:tcPr>
-          <w:p>
-            <w:pPr>
-              <w:ind w:firstLine="0"/>
-            </w:pPr>
-            <w:r>
-              <w:rPr>
-                <w:rFonts w:ascii="Times New Roman" w:hAnsi="Times New Roman" w:eastAsia="宋体"/>
-                <w:sz w:val="20"/>
-              </w:rPr>
-              <w:t>五维评分各维度必须在 1-5 之间</w:t>
-            </w:r>
-          </w:p>
-        </w:tc>
-      </w:tr>
-      <w:tr>
-        <w:tc>
-          <w:tcPr>
-            <w:tcW w:type="dxa" w:w="1701"/>
-          </w:tcPr>
-          <w:p>
-            <w:pPr>
-              <w:ind w:firstLine="0"/>
-            </w:pPr>
-            <w:r>
-              <w:rPr>
-                <w:rFonts w:ascii="Times New Roman" w:hAnsi="Times New Roman" w:eastAsia="宋体"/>
-                <w:sz w:val="20"/>
-              </w:rPr>
-              <w:t>前置条件</w:t>
-            </w:r>
-          </w:p>
-        </w:tc>
-        <w:tc>
-          <w:tcPr>
-            <w:tcW w:type="dxa" w:w="7620"/>
-          </w:tcPr>
-          <w:p>
-            <w:pPr>
-              <w:ind w:firstLine="0"/>
-            </w:pPr>
-            <w:r>
-              <w:rPr>
-                <w:rFonts w:ascii="Times New Roman" w:hAnsi="Times New Roman" w:eastAsia="宋体"/>
-                <w:sz w:val="20"/>
-              </w:rPr>
-              <w:t>用户已登录</w:t>
-            </w:r>
-          </w:p>
-        </w:tc>
-      </w:tr>
-      <w:tr>
-        <w:tc>
-          <w:tcPr>
-            <w:tcW w:type="dxa" w:w="1701"/>
-          </w:tcPr>
-          <w:p>
-            <w:pPr>
-              <w:ind w:firstLine="0"/>
-            </w:pPr>
-            <w:r>
-              <w:rPr>
-                <w:rFonts w:ascii="Times New Roman" w:hAnsi="Times New Roman" w:eastAsia="宋体"/>
-                <w:sz w:val="20"/>
-              </w:rPr>
-              <w:t>输入</w:t>
-            </w:r>
-          </w:p>
-        </w:tc>
-        <w:tc>
-          <w:tcPr>
-            <w:tcW w:type="dxa" w:w="7620"/>
-          </w:tcPr>
-          <w:p>
-            <w:pPr>
-              <w:ind w:firstLine="0"/>
-            </w:pPr>
-            <w:r>
-              <w:rPr>
-                <w:rFonts w:ascii="Times New Roman" w:hAnsi="Times New Roman" w:eastAsia="宋体"/>
-                <w:sz w:val="20"/>
-              </w:rPr>
-              <w:t>r1=6, r2=3, r3=3, r4=4, r5=5（r1超出范围）</w:t>
-            </w:r>
-          </w:p>
-        </w:tc>
-      </w:tr>
-      <w:tr>
-        <w:tc>
-          <w:tcPr>
-            <w:tcW w:type="dxa" w:w="1701"/>
-          </w:tcPr>
-          <w:p>
-            <w:pPr>
-              <w:ind w:firstLine="0"/>
-            </w:pPr>
-            <w:r>
-              <w:rPr>
-                <w:rFonts w:ascii="Times New Roman" w:hAnsi="Times New Roman" w:eastAsia="宋体"/>
-                <w:sz w:val="20"/>
-              </w:rPr>
-              <w:t>预期输出</w:t>
-            </w:r>
-          </w:p>
-        </w:tc>
-        <w:tc>
-          <w:tcPr>
-            <w:tcW w:type="dxa" w:w="7620"/>
-          </w:tcPr>
-          <w:p>
-            <w:pPr>
-              <w:ind w:firstLine="0"/>
-            </w:pPr>
-            <w:r>
-              <w:rPr>
-                <w:rFonts w:ascii="Times New Roman" w:hAnsi="Times New Roman" w:eastAsia="宋体"/>
-                <w:sz w:val="20"/>
-              </w:rPr>
-              <w:t>返回 400 校验错误</w:t>
-            </w:r>
-          </w:p>
-        </w:tc>
-      </w:tr>
-      <w:tr>
-        <w:tc>
-          <w:tcPr>
-            <w:tcW w:type="dxa" w:w="1701"/>
-          </w:tcPr>
-          <w:p>
-            <w:pPr>
-              <w:ind w:firstLine="0"/>
-            </w:pPr>
-            <w:r>
-              <w:rPr>
-                <w:rFonts w:ascii="Times New Roman" w:hAnsi="Times New Roman" w:eastAsia="宋体"/>
-                <w:sz w:val="20"/>
-              </w:rPr>
-              <w:t>实际结果</w:t>
-            </w:r>
-          </w:p>
-        </w:tc>
-        <w:tc>
-          <w:tcPr>
-            <w:tcW w:type="dxa" w:w="7620"/>
-          </w:tcPr>
-          <w:p>
-            <w:pPr>
-              <w:ind w:firstLine="0"/>
-            </w:pPr>
-            <w:r>
-              <w:rPr>
-                <w:rFonts w:ascii="Times New Roman" w:hAnsi="Times New Roman" w:eastAsia="宋体"/>
-                <w:sz w:val="20"/>
-              </w:rPr>
-              <w:t>通过</w:t>
-            </w:r>
-          </w:p>
-        </w:tc>
-      </w:tr>
-    </w:tbl>
-    <w:p/>
-    <w:p>
-      <w:pPr>
-        <w:pStyle w:val="Heading4"/>
-      </w:pPr>
-      <w:r>
-        <w:t>TC-UT-21：五维评分统计</w:t>
-      </w:r>
-    </w:p>
-    <w:tbl>
-      <w:tblPr>
-        <w:tblStyle w:val="TableGrid"/>
-        <w:tblW w:type="auto" w:w="0"/>
-        <w:jc w:val="center"/>
-        <w:tblLayout w:type="fixed"/>
-        <w:tblLook w:firstColumn="1" w:firstRow="1" w:lastColumn="0" w:lastRow="0" w:noHBand="0" w:noVBand="1" w:val="04A0"/>
-      </w:tblPr>
-      <w:tblGrid>
-        <w:gridCol w:w="4536"/>
-        <w:gridCol w:w="4536"/>
-      </w:tblGrid>
-      <w:tr>
-        <w:tc>
-          <w:tcPr>
-            <w:tcW w:type="dxa" w:w="1701"/>
-          </w:tcPr>
-          <w:p>
-            <w:pPr>
-              <w:ind w:firstLine="0"/>
-            </w:pPr>
-            <w:r>
-              <w:rPr>
-                <w:rFonts w:ascii="Times New Roman" w:hAnsi="Times New Roman" w:eastAsia="宋体"/>
-                <w:b/>
-                <w:sz w:val="20"/>
-              </w:rPr>
-              <w:t>项目</w:t>
-            </w:r>
-          </w:p>
-        </w:tc>
-        <w:tc>
-          <w:tcPr>
-            <w:tcW w:type="dxa" w:w="8116"/>
-          </w:tcPr>
-          <w:p>
-            <w:pPr>
-              <w:ind w:firstLine="0"/>
-            </w:pPr>
-            <w:r>
-              <w:rPr>
-                <w:rFonts w:ascii="Times New Roman" w:hAnsi="Times New Roman" w:eastAsia="宋体"/>
-                <w:b/>
-                <w:sz w:val="20"/>
-              </w:rPr>
-              <w:t>内容</w:t>
-            </w:r>
-          </w:p>
-        </w:tc>
-      </w:tr>
-      <w:tr>
-        <w:tc>
-          <w:tcPr>
-            <w:tcW w:type="dxa" w:w="1701"/>
-          </w:tcPr>
-          <w:p>
-            <w:pPr>
-              <w:ind w:firstLine="0"/>
-            </w:pPr>
-            <w:r>
-              <w:rPr>
-                <w:rFonts w:ascii="Times New Roman" w:hAnsi="Times New Roman" w:eastAsia="宋体"/>
-                <w:sz w:val="20"/>
-              </w:rPr>
-              <w:t>测试项</w:t>
-            </w:r>
-          </w:p>
-        </w:tc>
-        <w:tc>
-          <w:tcPr>
-            <w:tcW w:type="dxa" w:w="8116"/>
-          </w:tcPr>
-          <w:p>
-            <w:pPr>
-              <w:ind w:firstLine="0"/>
-            </w:pPr>
-            <w:r>
-              <w:rPr>
-                <w:rFonts w:ascii="Times New Roman" w:hAnsi="Times New Roman" w:eastAsia="宋体"/>
-                <w:sz w:val="20"/>
-              </w:rPr>
-              <w:t>多人评分后统计各维均值和综合均值</w:t>
-            </w:r>
-          </w:p>
-        </w:tc>
-      </w:tr>
-      <w:tr>
-        <w:tc>
-          <w:tcPr>
-            <w:tcW w:type="dxa" w:w="1701"/>
-          </w:tcPr>
-          <w:p>
-            <w:pPr>
-              <w:ind w:firstLine="0"/>
-            </w:pPr>
-            <w:r>
-              <w:rPr>
-                <w:rFonts w:ascii="Times New Roman" w:hAnsi="Times New Roman" w:eastAsia="宋体"/>
-                <w:sz w:val="20"/>
-              </w:rPr>
-              <w:t>前置条件</w:t>
-            </w:r>
-          </w:p>
-        </w:tc>
-        <w:tc>
-          <w:tcPr>
-            <w:tcW w:type="dxa" w:w="8116"/>
-          </w:tcPr>
-          <w:p>
-            <w:pPr>
-              <w:ind w:firstLine="0"/>
-            </w:pPr>
-            <w:r>
-              <w:rPr>
-                <w:rFonts w:ascii="Times New Roman" w:hAnsi="Times New Roman" w:eastAsia="宋体"/>
-                <w:sz w:val="20"/>
-              </w:rPr>
-              <w:t>用户A: r1=4,r2=5,r3=3,r4=4,r5=5；用户B: r1=2,r2=3,r3=4,r4=2,r5=3</w:t>
-            </w:r>
-          </w:p>
-        </w:tc>
-      </w:tr>
-      <w:tr>
-        <w:tc>
-          <w:tcPr>
-            <w:tcW w:type="dxa" w:w="1701"/>
-          </w:tcPr>
-          <w:p>
-            <w:pPr>
-              <w:ind w:firstLine="0"/>
-            </w:pPr>
-            <w:r>
-              <w:rPr>
-                <w:rFonts w:ascii="Times New Roman" w:hAnsi="Times New Roman" w:eastAsia="宋体"/>
-                <w:sz w:val="20"/>
-              </w:rPr>
-              <w:t>输入</w:t>
-            </w:r>
-          </w:p>
-        </w:tc>
-        <w:tc>
-          <w:tcPr>
-            <w:tcW w:type="dxa" w:w="8116"/>
-          </w:tcPr>
-          <w:p>
-            <w:pPr>
-              <w:ind w:firstLine="0"/>
-            </w:pPr>
-            <w:r>
-              <w:rPr>
-                <w:rFonts w:ascii="Times New Roman" w:hAnsi="Times New Roman" w:eastAsia="宋体"/>
-                <w:sz w:val="20"/>
-              </w:rPr>
-              <w:t>查询统计</w:t>
-            </w:r>
-          </w:p>
-        </w:tc>
-      </w:tr>
-      <w:tr>
-        <w:tc>
-          <w:tcPr>
-            <w:tcW w:type="dxa" w:w="1701"/>
-          </w:tcPr>
-          <w:p>
-            <w:pPr>
-              <w:ind w:firstLine="0"/>
-            </w:pPr>
-            <w:r>
-              <w:rPr>
-                <w:rFonts w:ascii="Times New Roman" w:hAnsi="Times New Roman" w:eastAsia="宋体"/>
-                <w:sz w:val="20"/>
-              </w:rPr>
-              <w:t>预期输出</w:t>
-            </w:r>
-          </w:p>
-        </w:tc>
-        <w:tc>
-          <w:tcPr>
-            <w:tcW w:type="dxa" w:w="8116"/>
-          </w:tcPr>
-          <w:p>
-            <w:pPr>
-              <w:ind w:firstLine="0"/>
-            </w:pPr>
-            <w:r>
-              <w:rPr>
-                <w:rFonts w:ascii="Times New Roman" w:hAnsi="Times New Roman" w:eastAsia="宋体"/>
-                <w:sz w:val="20"/>
-              </w:rPr>
-              <w:t>avgR1=3.0, avgR2=4.0, avgR3=3.5, avgR4=3.0, avgR5=4.0, avgRating=3.5</w:t>
-            </w:r>
-          </w:p>
-        </w:tc>
-      </w:tr>
-      <w:tr>
-        <w:tc>
-          <w:tcPr>
-            <w:tcW w:type="dxa" w:w="1701"/>
-          </w:tcPr>
-          <w:p>
-            <w:pPr>
-              <w:ind w:firstLine="0"/>
-            </w:pPr>
-            <w:r>
-              <w:rPr>
-                <w:rFonts w:ascii="Times New Roman" w:hAnsi="Times New Roman" w:eastAsia="宋体"/>
-                <w:sz w:val="20"/>
-              </w:rPr>
-              <w:t>实际结果</w:t>
-            </w:r>
-          </w:p>
-        </w:tc>
-        <w:tc>
-          <w:tcPr>
-            <w:tcW w:type="dxa" w:w="8116"/>
           </w:tcPr>
           <w:p>
             <w:pPr>
@@ -7916,852 +4076,6 @@
                 <w:sz w:val="20"/>
               </w:rPr>
               <w:t>相似猫分数高，不相似猫分数低</w:t>
-            </w:r>
-          </w:p>
-        </w:tc>
-        <w:tc>
-          <w:tcPr>
-            <w:tcW w:type="dxa" w:w="1701"/>
-          </w:tcPr>
-          <w:p>
-            <w:pPr>
-              <w:ind w:firstLine="0"/>
-            </w:pPr>
-            <w:r>
-              <w:rPr>
-                <w:rFonts w:ascii="Times New Roman" w:hAnsi="Times New Roman" w:eastAsia="宋体"/>
-                <w:sz w:val="20"/>
-              </w:rPr>
-            </w:r>
-          </w:p>
-        </w:tc>
-      </w:tr>
-    </w:tbl>
-    <w:p/>
-    <w:p>
-      <w:pPr>
-        <w:pStyle w:val="Heading4"/>
-      </w:pPr>
-      <w:r>
-        <w:t>TC-IT-03：照片上传→审核→点赞流程</w:t>
-      </w:r>
-    </w:p>
-    <w:tbl>
-      <w:tblPr>
-        <w:tblStyle w:val="TableGrid"/>
-        <w:tblW w:type="auto" w:w="0"/>
-        <w:jc w:val="center"/>
-        <w:tblLayout w:type="fixed"/>
-        <w:tblLook w:firstColumn="1" w:firstRow="1" w:lastColumn="0" w:lastRow="0" w:noHBand="0" w:noVBand="1" w:val="04A0"/>
-      </w:tblPr>
-      <w:tblGrid>
-        <w:gridCol w:w="2268"/>
-        <w:gridCol w:w="2268"/>
-        <w:gridCol w:w="2268"/>
-        <w:gridCol w:w="2268"/>
-      </w:tblGrid>
-      <w:tr>
-        <w:tc>
-          <w:tcPr>
-            <w:tcW w:type="dxa" w:w="1701"/>
-          </w:tcPr>
-          <w:p>
-            <w:pPr>
-              <w:ind w:firstLine="0"/>
-            </w:pPr>
-            <w:r>
-              <w:rPr>
-                <w:rFonts w:ascii="Times New Roman" w:hAnsi="Times New Roman" w:eastAsia="宋体"/>
-                <w:b/>
-                <w:sz w:val="20"/>
-              </w:rPr>
-              <w:t>步骤</w:t>
-            </w:r>
-          </w:p>
-        </w:tc>
-        <w:tc>
-          <w:tcPr>
-            <w:tcW w:type="dxa" w:w="4669"/>
-          </w:tcPr>
-          <w:p>
-            <w:pPr>
-              <w:ind w:firstLine="0"/>
-            </w:pPr>
-            <w:r>
-              <w:rPr>
-                <w:rFonts w:ascii="Times New Roman" w:hAnsi="Times New Roman" w:eastAsia="宋体"/>
-                <w:b/>
-                <w:sz w:val="20"/>
-              </w:rPr>
-              <w:t>操作</w:t>
-            </w:r>
-          </w:p>
-        </w:tc>
-        <w:tc>
-          <w:tcPr>
-            <w:tcW w:type="dxa" w:w="3335"/>
-          </w:tcPr>
-          <w:p>
-            <w:pPr>
-              <w:ind w:firstLine="0"/>
-            </w:pPr>
-            <w:r>
-              <w:rPr>
-                <w:rFonts w:ascii="Times New Roman" w:hAnsi="Times New Roman" w:eastAsia="宋体"/>
-                <w:b/>
-                <w:sz w:val="20"/>
-              </w:rPr>
-              <w:t>预期结果</w:t>
-            </w:r>
-          </w:p>
-        </w:tc>
-        <w:tc>
-          <w:tcPr>
-            <w:tcW w:type="dxa" w:w="1701"/>
-          </w:tcPr>
-          <w:p>
-            <w:pPr>
-              <w:ind w:firstLine="0"/>
-            </w:pPr>
-            <w:r>
-              <w:rPr>
-                <w:rFonts w:ascii="Times New Roman" w:hAnsi="Times New Roman" w:eastAsia="宋体"/>
-                <w:b/>
-                <w:sz w:val="20"/>
-              </w:rPr>
-              <w:t>实际</w:t>
-            </w:r>
-          </w:p>
-        </w:tc>
-      </w:tr>
-      <w:tr>
-        <w:tc>
-          <w:tcPr>
-            <w:tcW w:type="dxa" w:w="1701"/>
-          </w:tcPr>
-          <w:p>
-            <w:pPr>
-              <w:ind w:firstLine="0"/>
-            </w:pPr>
-            <w:r>
-              <w:rPr>
-                <w:rFonts w:ascii="Times New Roman" w:hAnsi="Times New Roman" w:eastAsia="宋体"/>
-                <w:sz w:val="20"/>
-              </w:rPr>
-              <w:t>1</w:t>
-            </w:r>
-          </w:p>
-        </w:tc>
-        <w:tc>
-          <w:tcPr>
-            <w:tcW w:type="dxa" w:w="4669"/>
-          </w:tcPr>
-          <w:p>
-            <w:pPr>
-              <w:ind w:firstLine="0"/>
-            </w:pPr>
-            <w:r>
-              <w:rPr>
-                <w:rFonts w:ascii="Times New Roman" w:hAnsi="Times New Roman" w:eastAsia="宋体"/>
-                <w:sz w:val="20"/>
-              </w:rPr>
-              <w:t>POST /cats/1/photos 上传照片</w:t>
-            </w:r>
-          </w:p>
-        </w:tc>
-        <w:tc>
-          <w:tcPr>
-            <w:tcW w:type="dxa" w:w="3335"/>
-          </w:tcPr>
-          <w:p>
-            <w:pPr>
-              <w:ind w:firstLine="0"/>
-            </w:pPr>
-            <w:r>
-              <w:rPr>
-                <w:rFonts w:ascii="Times New Roman" w:hAnsi="Times New Roman" w:eastAsia="宋体"/>
-                <w:sz w:val="20"/>
-              </w:rPr>
-              <w:t>status=PENDING</w:t>
-            </w:r>
-          </w:p>
-        </w:tc>
-        <w:tc>
-          <w:tcPr>
-            <w:tcW w:type="dxa" w:w="1701"/>
-          </w:tcPr>
-          <w:p>
-            <w:pPr>
-              <w:ind w:firstLine="0"/>
-            </w:pPr>
-            <w:r>
-              <w:rPr>
-                <w:rFonts w:ascii="Times New Roman" w:hAnsi="Times New Roman" w:eastAsia="宋体"/>
-                <w:sz w:val="20"/>
-              </w:rPr>
-            </w:r>
-          </w:p>
-        </w:tc>
-      </w:tr>
-      <w:tr>
-        <w:tc>
-          <w:tcPr>
-            <w:tcW w:type="dxa" w:w="1701"/>
-          </w:tcPr>
-          <w:p>
-            <w:pPr>
-              <w:ind w:firstLine="0"/>
-            </w:pPr>
-            <w:r>
-              <w:rPr>
-                <w:rFonts w:ascii="Times New Roman" w:hAnsi="Times New Roman" w:eastAsia="宋体"/>
-                <w:sz w:val="20"/>
-              </w:rPr>
-              <w:t>2</w:t>
-            </w:r>
-          </w:p>
-        </w:tc>
-        <w:tc>
-          <w:tcPr>
-            <w:tcW w:type="dxa" w:w="4669"/>
-          </w:tcPr>
-          <w:p>
-            <w:pPr>
-              <w:ind w:firstLine="0"/>
-            </w:pPr>
-            <w:r>
-              <w:rPr>
-                <w:rFonts w:ascii="Times New Roman" w:hAnsi="Times New Roman" w:eastAsia="宋体"/>
-                <w:sz w:val="20"/>
-              </w:rPr>
-              <w:t>PUT /photos/{id}/approve 管理员审核</w:t>
-            </w:r>
-          </w:p>
-        </w:tc>
-        <w:tc>
-          <w:tcPr>
-            <w:tcW w:type="dxa" w:w="3335"/>
-          </w:tcPr>
-          <w:p>
-            <w:pPr>
-              <w:ind w:firstLine="0"/>
-            </w:pPr>
-            <w:r>
-              <w:rPr>
-                <w:rFonts w:ascii="Times New Roman" w:hAnsi="Times New Roman" w:eastAsia="宋体"/>
-                <w:sz w:val="20"/>
-              </w:rPr>
-              <w:t>status=APPROVED</w:t>
-            </w:r>
-          </w:p>
-        </w:tc>
-        <w:tc>
-          <w:tcPr>
-            <w:tcW w:type="dxa" w:w="1701"/>
-          </w:tcPr>
-          <w:p>
-            <w:pPr>
-              <w:ind w:firstLine="0"/>
-            </w:pPr>
-            <w:r>
-              <w:rPr>
-                <w:rFonts w:ascii="Times New Roman" w:hAnsi="Times New Roman" w:eastAsia="宋体"/>
-                <w:sz w:val="20"/>
-              </w:rPr>
-            </w:r>
-          </w:p>
-        </w:tc>
-      </w:tr>
-      <w:tr>
-        <w:tc>
-          <w:tcPr>
-            <w:tcW w:type="dxa" w:w="1701"/>
-          </w:tcPr>
-          <w:p>
-            <w:pPr>
-              <w:ind w:firstLine="0"/>
-            </w:pPr>
-            <w:r>
-              <w:rPr>
-                <w:rFonts w:ascii="Times New Roman" w:hAnsi="Times New Roman" w:eastAsia="宋体"/>
-                <w:sz w:val="20"/>
-              </w:rPr>
-              <w:t>3</w:t>
-            </w:r>
-          </w:p>
-        </w:tc>
-        <w:tc>
-          <w:tcPr>
-            <w:tcW w:type="dxa" w:w="4669"/>
-          </w:tcPr>
-          <w:p>
-            <w:pPr>
-              <w:ind w:firstLine="0"/>
-            </w:pPr>
-            <w:r>
-              <w:rPr>
-                <w:rFonts w:ascii="Times New Roman" w:hAnsi="Times New Roman" w:eastAsia="宋体"/>
-                <w:sz w:val="20"/>
-              </w:rPr>
-              <w:t>POST /photos/{id}/like 点赞</w:t>
-            </w:r>
-          </w:p>
-        </w:tc>
-        <w:tc>
-          <w:tcPr>
-            <w:tcW w:type="dxa" w:w="3335"/>
-          </w:tcPr>
-          <w:p>
-            <w:pPr>
-              <w:ind w:firstLine="0"/>
-            </w:pPr>
-            <w:r>
-              <w:rPr>
-                <w:rFonts w:ascii="Times New Roman" w:hAnsi="Times New Roman" w:eastAsia="宋体"/>
-                <w:sz w:val="20"/>
-              </w:rPr>
-              <w:t>like_count 增加</w:t>
-            </w:r>
-          </w:p>
-        </w:tc>
-        <w:tc>
-          <w:tcPr>
-            <w:tcW w:type="dxa" w:w="1701"/>
-          </w:tcPr>
-          <w:p>
-            <w:pPr>
-              <w:ind w:firstLine="0"/>
-            </w:pPr>
-            <w:r>
-              <w:rPr>
-                <w:rFonts w:ascii="Times New Roman" w:hAnsi="Times New Roman" w:eastAsia="宋体"/>
-                <w:sz w:val="20"/>
-              </w:rPr>
-            </w:r>
-          </w:p>
-        </w:tc>
-      </w:tr>
-      <w:tr>
-        <w:tc>
-          <w:tcPr>
-            <w:tcW w:type="dxa" w:w="1701"/>
-          </w:tcPr>
-          <w:p>
-            <w:pPr>
-              <w:ind w:firstLine="0"/>
-            </w:pPr>
-            <w:r>
-              <w:rPr>
-                <w:rFonts w:ascii="Times New Roman" w:hAnsi="Times New Roman" w:eastAsia="宋体"/>
-                <w:sz w:val="20"/>
-              </w:rPr>
-              <w:t>4</w:t>
-            </w:r>
-          </w:p>
-        </w:tc>
-        <w:tc>
-          <w:tcPr>
-            <w:tcW w:type="dxa" w:w="4669"/>
-          </w:tcPr>
-          <w:p>
-            <w:pPr>
-              <w:ind w:firstLine="0"/>
-            </w:pPr>
-            <w:r>
-              <w:rPr>
-                <w:rFonts w:ascii="Times New Roman" w:hAnsi="Times New Roman" w:eastAsia="宋体"/>
-                <w:sz w:val="20"/>
-              </w:rPr>
-              <w:t>POST /photos/{id}/like 再次点赞</w:t>
-            </w:r>
-          </w:p>
-        </w:tc>
-        <w:tc>
-          <w:tcPr>
-            <w:tcW w:type="dxa" w:w="3335"/>
-          </w:tcPr>
-          <w:p>
-            <w:pPr>
-              <w:ind w:firstLine="0"/>
-            </w:pPr>
-            <w:r>
-              <w:rPr>
-                <w:rFonts w:ascii="Times New Roman" w:hAnsi="Times New Roman" w:eastAsia="宋体"/>
-                <w:sz w:val="20"/>
-              </w:rPr>
-              <w:t>取消点赞，like_count 减少</w:t>
-            </w:r>
-          </w:p>
-        </w:tc>
-        <w:tc>
-          <w:tcPr>
-            <w:tcW w:type="dxa" w:w="1701"/>
-          </w:tcPr>
-          <w:p>
-            <w:pPr>
-              <w:ind w:firstLine="0"/>
-            </w:pPr>
-            <w:r>
-              <w:rPr>
-                <w:rFonts w:ascii="Times New Roman" w:hAnsi="Times New Roman" w:eastAsia="宋体"/>
-                <w:sz w:val="20"/>
-              </w:rPr>
-            </w:r>
-          </w:p>
-        </w:tc>
-      </w:tr>
-    </w:tbl>
-    <w:p/>
-    <w:p>
-      <w:pPr>
-        <w:pStyle w:val="Heading4"/>
-      </w:pPr>
-      <w:r>
-        <w:t>TC-IT-04：前后端 CORS 跨域</w:t>
-      </w:r>
-    </w:p>
-    <w:tbl>
-      <w:tblPr>
-        <w:tblStyle w:val="TableGrid"/>
-        <w:tblW w:type="auto" w:w="0"/>
-        <w:jc w:val="center"/>
-        <w:tblLayout w:type="fixed"/>
-        <w:tblLook w:firstColumn="1" w:firstRow="1" w:lastColumn="0" w:lastRow="0" w:noHBand="0" w:noVBand="1" w:val="04A0"/>
-      </w:tblPr>
-      <w:tblGrid>
-        <w:gridCol w:w="2268"/>
-        <w:gridCol w:w="2268"/>
-        <w:gridCol w:w="2268"/>
-        <w:gridCol w:w="2268"/>
-      </w:tblGrid>
-      <w:tr>
-        <w:tc>
-          <w:tcPr>
-            <w:tcW w:type="dxa" w:w="1701"/>
-          </w:tcPr>
-          <w:p>
-            <w:pPr>
-              <w:ind w:firstLine="0"/>
-            </w:pPr>
-            <w:r>
-              <w:rPr>
-                <w:rFonts w:ascii="Times New Roman" w:hAnsi="Times New Roman" w:eastAsia="宋体"/>
-                <w:b/>
-                <w:sz w:val="20"/>
-              </w:rPr>
-              <w:t>步骤</w:t>
-            </w:r>
-          </w:p>
-        </w:tc>
-        <w:tc>
-          <w:tcPr>
-            <w:tcW w:type="dxa" w:w="4162"/>
-          </w:tcPr>
-          <w:p>
-            <w:pPr>
-              <w:ind w:firstLine="0"/>
-            </w:pPr>
-            <w:r>
-              <w:rPr>
-                <w:rFonts w:ascii="Times New Roman" w:hAnsi="Times New Roman" w:eastAsia="宋体"/>
-                <w:b/>
-                <w:sz w:val="20"/>
-              </w:rPr>
-              <w:t>操作</w:t>
-            </w:r>
-          </w:p>
-        </w:tc>
-        <w:tc>
-          <w:tcPr>
-            <w:tcW w:type="dxa" w:w="4055"/>
-          </w:tcPr>
-          <w:p>
-            <w:pPr>
-              <w:ind w:firstLine="0"/>
-            </w:pPr>
-            <w:r>
-              <w:rPr>
-                <w:rFonts w:ascii="Times New Roman" w:hAnsi="Times New Roman" w:eastAsia="宋体"/>
-                <w:b/>
-                <w:sz w:val="20"/>
-              </w:rPr>
-              <w:t>预期结果</w:t>
-            </w:r>
-          </w:p>
-        </w:tc>
-        <w:tc>
-          <w:tcPr>
-            <w:tcW w:type="dxa" w:w="1701"/>
-          </w:tcPr>
-          <w:p>
-            <w:pPr>
-              <w:ind w:firstLine="0"/>
-            </w:pPr>
-            <w:r>
-              <w:rPr>
-                <w:rFonts w:ascii="Times New Roman" w:hAnsi="Times New Roman" w:eastAsia="宋体"/>
-                <w:b/>
-                <w:sz w:val="20"/>
-              </w:rPr>
-              <w:t>实际</w:t>
-            </w:r>
-          </w:p>
-        </w:tc>
-      </w:tr>
-      <w:tr>
-        <w:tc>
-          <w:tcPr>
-            <w:tcW w:type="dxa" w:w="1701"/>
-          </w:tcPr>
-          <w:p>
-            <w:pPr>
-              <w:ind w:firstLine="0"/>
-            </w:pPr>
-            <w:r>
-              <w:rPr>
-                <w:rFonts w:ascii="Times New Roman" w:hAnsi="Times New Roman" w:eastAsia="宋体"/>
-                <w:sz w:val="20"/>
-              </w:rPr>
-              <w:t>1</w:t>
-            </w:r>
-          </w:p>
-        </w:tc>
-        <w:tc>
-          <w:tcPr>
-            <w:tcW w:type="dxa" w:w="4162"/>
-          </w:tcPr>
-          <w:p>
-            <w:pPr>
-              <w:ind w:firstLine="0"/>
-            </w:pPr>
-            <w:r>
-              <w:rPr>
-                <w:rFonts w:ascii="Times New Roman" w:hAnsi="Times New Roman" w:eastAsia="宋体"/>
-                <w:sz w:val="20"/>
-              </w:rPr>
-              <w:t>前端 http://localhost:5173 请求后端 API</w:t>
-            </w:r>
-          </w:p>
-        </w:tc>
-        <w:tc>
-          <w:tcPr>
-            <w:tcW w:type="dxa" w:w="4055"/>
-          </w:tcPr>
-          <w:p>
-            <w:pPr>
-              <w:ind w:firstLine="0"/>
-            </w:pPr>
-            <w:r>
-              <w:rPr>
-                <w:rFonts w:ascii="Times New Roman" w:hAnsi="Times New Roman" w:eastAsia="宋体"/>
-                <w:sz w:val="20"/>
-              </w:rPr>
-              <w:t>响应头包含 Access-Control-Allow-Origin</w:t>
-            </w:r>
-          </w:p>
-        </w:tc>
-        <w:tc>
-          <w:tcPr>
-            <w:tcW w:type="dxa" w:w="1701"/>
-          </w:tcPr>
-          <w:p>
-            <w:pPr>
-              <w:ind w:firstLine="0"/>
-            </w:pPr>
-            <w:r>
-              <w:rPr>
-                <w:rFonts w:ascii="Times New Roman" w:hAnsi="Times New Roman" w:eastAsia="宋体"/>
-                <w:sz w:val="20"/>
-              </w:rPr>
-            </w:r>
-          </w:p>
-        </w:tc>
-      </w:tr>
-      <w:tr>
-        <w:tc>
-          <w:tcPr>
-            <w:tcW w:type="dxa" w:w="1701"/>
-          </w:tcPr>
-          <w:p>
-            <w:pPr>
-              <w:ind w:firstLine="0"/>
-            </w:pPr>
-            <w:r>
-              <w:rPr>
-                <w:rFonts w:ascii="Times New Roman" w:hAnsi="Times New Roman" w:eastAsia="宋体"/>
-                <w:sz w:val="20"/>
-              </w:rPr>
-              <w:t>2</w:t>
-            </w:r>
-          </w:p>
-        </w:tc>
-        <w:tc>
-          <w:tcPr>
-            <w:tcW w:type="dxa" w:w="4162"/>
-          </w:tcPr>
-          <w:p>
-            <w:pPr>
-              <w:ind w:firstLine="0"/>
-            </w:pPr>
-            <w:r>
-              <w:rPr>
-                <w:rFonts w:ascii="Times New Roman" w:hAnsi="Times New Roman" w:eastAsia="宋体"/>
-                <w:sz w:val="20"/>
-              </w:rPr>
-              <w:t>OPTIONS 预检请求</w:t>
-            </w:r>
-          </w:p>
-        </w:tc>
-        <w:tc>
-          <w:tcPr>
-            <w:tcW w:type="dxa" w:w="4055"/>
-          </w:tcPr>
-          <w:p>
-            <w:pPr>
-              <w:ind w:firstLine="0"/>
-            </w:pPr>
-            <w:r>
-              <w:rPr>
-                <w:rFonts w:ascii="Times New Roman" w:hAnsi="Times New Roman" w:eastAsia="宋体"/>
-                <w:sz w:val="20"/>
-              </w:rPr>
-              <w:t>返回 200</w:t>
-            </w:r>
-          </w:p>
-        </w:tc>
-        <w:tc>
-          <w:tcPr>
-            <w:tcW w:type="dxa" w:w="1701"/>
-          </w:tcPr>
-          <w:p>
-            <w:pPr>
-              <w:ind w:firstLine="0"/>
-            </w:pPr>
-            <w:r>
-              <w:rPr>
-                <w:rFonts w:ascii="Times New Roman" w:hAnsi="Times New Roman" w:eastAsia="宋体"/>
-                <w:sz w:val="20"/>
-              </w:rPr>
-            </w:r>
-          </w:p>
-        </w:tc>
-      </w:tr>
-    </w:tbl>
-    <w:p/>
-    <w:p>
-      <w:pPr>
-        <w:pStyle w:val="Heading4"/>
-      </w:pPr>
-      <w:r>
-        <w:t>TC-IT-05：前端 API 拦截器</w:t>
-      </w:r>
-    </w:p>
-    <w:tbl>
-      <w:tblPr>
-        <w:tblStyle w:val="TableGrid"/>
-        <w:tblW w:type="auto" w:w="0"/>
-        <w:jc w:val="center"/>
-        <w:tblLayout w:type="fixed"/>
-        <w:tblLook w:firstColumn="1" w:firstRow="1" w:lastColumn="0" w:lastRow="0" w:noHBand="0" w:noVBand="1" w:val="04A0"/>
-      </w:tblPr>
-      <w:tblGrid>
-        <w:gridCol w:w="2268"/>
-        <w:gridCol w:w="2268"/>
-        <w:gridCol w:w="2268"/>
-        <w:gridCol w:w="2268"/>
-      </w:tblGrid>
-      <w:tr>
-        <w:tc>
-          <w:tcPr>
-            <w:tcW w:type="dxa" w:w="1701"/>
-          </w:tcPr>
-          <w:p>
-            <w:pPr>
-              <w:ind w:firstLine="0"/>
-            </w:pPr>
-            <w:r>
-              <w:rPr>
-                <w:rFonts w:ascii="Times New Roman" w:hAnsi="Times New Roman" w:eastAsia="宋体"/>
-                <w:b/>
-                <w:sz w:val="20"/>
-              </w:rPr>
-              <w:t>步骤</w:t>
-            </w:r>
-          </w:p>
-        </w:tc>
-        <w:tc>
-          <w:tcPr>
-            <w:tcW w:type="dxa" w:w="4243"/>
-          </w:tcPr>
-          <w:p>
-            <w:pPr>
-              <w:ind w:firstLine="0"/>
-            </w:pPr>
-            <w:r>
-              <w:rPr>
-                <w:rFonts w:ascii="Times New Roman" w:hAnsi="Times New Roman" w:eastAsia="宋体"/>
-                <w:b/>
-                <w:sz w:val="20"/>
-              </w:rPr>
-              <w:t>操作</w:t>
-            </w:r>
-          </w:p>
-        </w:tc>
-        <w:tc>
-          <w:tcPr>
-            <w:tcW w:type="dxa" w:w="3658"/>
-          </w:tcPr>
-          <w:p>
-            <w:pPr>
-              <w:ind w:firstLine="0"/>
-            </w:pPr>
-            <w:r>
-              <w:rPr>
-                <w:rFonts w:ascii="Times New Roman" w:hAnsi="Times New Roman" w:eastAsia="宋体"/>
-                <w:b/>
-                <w:sz w:val="20"/>
-              </w:rPr>
-              <w:t>预期结果</w:t>
-            </w:r>
-          </w:p>
-        </w:tc>
-        <w:tc>
-          <w:tcPr>
-            <w:tcW w:type="dxa" w:w="1701"/>
-          </w:tcPr>
-          <w:p>
-            <w:pPr>
-              <w:ind w:firstLine="0"/>
-            </w:pPr>
-            <w:r>
-              <w:rPr>
-                <w:rFonts w:ascii="Times New Roman" w:hAnsi="Times New Roman" w:eastAsia="宋体"/>
-                <w:b/>
-                <w:sz w:val="20"/>
-              </w:rPr>
-              <w:t>实际</w:t>
-            </w:r>
-          </w:p>
-        </w:tc>
-      </w:tr>
-      <w:tr>
-        <w:tc>
-          <w:tcPr>
-            <w:tcW w:type="dxa" w:w="1701"/>
-          </w:tcPr>
-          <w:p>
-            <w:pPr>
-              <w:ind w:firstLine="0"/>
-            </w:pPr>
-            <w:r>
-              <w:rPr>
-                <w:rFonts w:ascii="Times New Roman" w:hAnsi="Times New Roman" w:eastAsia="宋体"/>
-                <w:sz w:val="20"/>
-              </w:rPr>
-              <w:t>1</w:t>
-            </w:r>
-          </w:p>
-        </w:tc>
-        <w:tc>
-          <w:tcPr>
-            <w:tcW w:type="dxa" w:w="4243"/>
-          </w:tcPr>
-          <w:p>
-            <w:pPr>
-              <w:ind w:firstLine="0"/>
-            </w:pPr>
-            <w:r>
-              <w:rPr>
-                <w:rFonts w:ascii="Times New Roman" w:hAnsi="Times New Roman" w:eastAsia="宋体"/>
-                <w:sz w:val="20"/>
-              </w:rPr>
-              <w:t>不带 Token 请求需要登录的接口</w:t>
-            </w:r>
-          </w:p>
-        </w:tc>
-        <w:tc>
-          <w:tcPr>
-            <w:tcW w:type="dxa" w:w="3658"/>
-          </w:tcPr>
-          <w:p>
-            <w:pPr>
-              <w:ind w:firstLine="0"/>
-            </w:pPr>
-            <w:r>
-              <w:rPr>
-                <w:rFonts w:ascii="Times New Roman" w:hAnsi="Times New Roman" w:eastAsia="宋体"/>
-                <w:sz w:val="20"/>
-              </w:rPr>
-              <w:t>401 → 跳转 /login</w:t>
-            </w:r>
-          </w:p>
-        </w:tc>
-        <w:tc>
-          <w:tcPr>
-            <w:tcW w:type="dxa" w:w="1701"/>
-          </w:tcPr>
-          <w:p>
-            <w:pPr>
-              <w:ind w:firstLine="0"/>
-            </w:pPr>
-            <w:r>
-              <w:rPr>
-                <w:rFonts w:ascii="Times New Roman" w:hAnsi="Times New Roman" w:eastAsia="宋体"/>
-                <w:sz w:val="20"/>
-              </w:rPr>
-            </w:r>
-          </w:p>
-        </w:tc>
-      </w:tr>
-      <w:tr>
-        <w:tc>
-          <w:tcPr>
-            <w:tcW w:type="dxa" w:w="1701"/>
-          </w:tcPr>
-          <w:p>
-            <w:pPr>
-              <w:ind w:firstLine="0"/>
-            </w:pPr>
-            <w:r>
-              <w:rPr>
-                <w:rFonts w:ascii="Times New Roman" w:hAnsi="Times New Roman" w:eastAsia="宋体"/>
-                <w:sz w:val="20"/>
-              </w:rPr>
-              <w:t>2</w:t>
-            </w:r>
-          </w:p>
-        </w:tc>
-        <w:tc>
-          <w:tcPr>
-            <w:tcW w:type="dxa" w:w="4243"/>
-          </w:tcPr>
-          <w:p>
-            <w:pPr>
-              <w:ind w:firstLine="0"/>
-            </w:pPr>
-            <w:r>
-              <w:rPr>
-                <w:rFonts w:ascii="Times New Roman" w:hAnsi="Times New Roman" w:eastAsia="宋体"/>
-                <w:sz w:val="20"/>
-              </w:rPr>
-              <w:t>带有效 Token 请求</w:t>
-            </w:r>
-          </w:p>
-        </w:tc>
-        <w:tc>
-          <w:tcPr>
-            <w:tcW w:type="dxa" w:w="3658"/>
-          </w:tcPr>
-          <w:p>
-            <w:pPr>
-              <w:ind w:firstLine="0"/>
-            </w:pPr>
-            <w:r>
-              <w:rPr>
-                <w:rFonts w:ascii="Times New Roman" w:hAnsi="Times New Roman" w:eastAsia="宋体"/>
-                <w:sz w:val="20"/>
-              </w:rPr>
-              <w:t>自动附加 Authorization 头</w:t>
             </w:r>
           </w:p>
         </w:tc>
@@ -11469,486 +6783,6 @@
         <w:pStyle w:val="Heading4"/>
       </w:pPr>
       <w:r>
-        <w:t>TC-BBT-02：评分输入等价类（无效 — 超出上限）</w:t>
-      </w:r>
-    </w:p>
-    <w:tbl>
-      <w:tblPr>
-        <w:tblStyle w:val="TableGrid"/>
-        <w:tblW w:type="auto" w:w="0"/>
-        <w:jc w:val="center"/>
-        <w:tblLayout w:type="fixed"/>
-        <w:tblLook w:firstColumn="1" w:firstRow="1" w:lastColumn="0" w:lastRow="0" w:noHBand="0" w:noVBand="1" w:val="04A0"/>
-      </w:tblPr>
-      <w:tblGrid>
-        <w:gridCol w:w="4536"/>
-        <w:gridCol w:w="4536"/>
-      </w:tblGrid>
-      <w:tr>
-        <w:tc>
-          <w:tcPr>
-            <w:tcW w:type="dxa" w:w="1701"/>
-          </w:tcPr>
-          <w:p>
-            <w:pPr>
-              <w:ind w:firstLine="0"/>
-            </w:pPr>
-            <w:r>
-              <w:rPr>
-                <w:rFonts w:ascii="Times New Roman" w:hAnsi="Times New Roman" w:eastAsia="宋体"/>
-                <w:b/>
-                <w:sz w:val="20"/>
-              </w:rPr>
-              <w:t>项目</w:t>
-            </w:r>
-          </w:p>
-        </w:tc>
-        <w:tc>
-          <w:tcPr>
-            <w:tcW w:type="dxa" w:w="7751"/>
-          </w:tcPr>
-          <w:p>
-            <w:pPr>
-              <w:ind w:firstLine="0"/>
-            </w:pPr>
-            <w:r>
-              <w:rPr>
-                <w:rFonts w:ascii="Times New Roman" w:hAnsi="Times New Roman" w:eastAsia="宋体"/>
-                <w:b/>
-                <w:sz w:val="20"/>
-              </w:rPr>
-              <w:t>内容</w:t>
-            </w:r>
-          </w:p>
-        </w:tc>
-      </w:tr>
-      <w:tr>
-        <w:tc>
-          <w:tcPr>
-            <w:tcW w:type="dxa" w:w="1701"/>
-          </w:tcPr>
-          <w:p>
-            <w:pPr>
-              <w:ind w:firstLine="0"/>
-            </w:pPr>
-            <w:r>
-              <w:rPr>
-                <w:rFonts w:ascii="Times New Roman" w:hAnsi="Times New Roman" w:eastAsia="宋体"/>
-                <w:sz w:val="20"/>
-              </w:rPr>
-              <w:t>测试项</w:t>
-            </w:r>
-          </w:p>
-        </w:tc>
-        <w:tc>
-          <w:tcPr>
-            <w:tcW w:type="dxa" w:w="7751"/>
-          </w:tcPr>
-          <w:p>
-            <w:pPr>
-              <w:ind w:firstLine="0"/>
-            </w:pPr>
-            <w:r>
-              <w:rPr>
-                <w:rFonts w:ascii="Times New Roman" w:hAnsi="Times New Roman" w:eastAsia="宋体"/>
-                <w:sz w:val="20"/>
-              </w:rPr>
-              <w:t>评分 6 超出范围</w:t>
-            </w:r>
-          </w:p>
-        </w:tc>
-      </w:tr>
-      <w:tr>
-        <w:tc>
-          <w:tcPr>
-            <w:tcW w:type="dxa" w:w="1701"/>
-          </w:tcPr>
-          <w:p>
-            <w:pPr>
-              <w:ind w:firstLine="0"/>
-            </w:pPr>
-            <w:r>
-              <w:rPr>
-                <w:rFonts w:ascii="Times New Roman" w:hAnsi="Times New Roman" w:eastAsia="宋体"/>
-                <w:sz w:val="20"/>
-              </w:rPr>
-              <w:t>前置条件</w:t>
-            </w:r>
-          </w:p>
-        </w:tc>
-        <w:tc>
-          <w:tcPr>
-            <w:tcW w:type="dxa" w:w="7751"/>
-          </w:tcPr>
-          <w:p>
-            <w:pPr>
-              <w:ind w:firstLine="0"/>
-            </w:pPr>
-            <w:r>
-              <w:rPr>
-                <w:rFonts w:ascii="Times New Roman" w:hAnsi="Times New Roman" w:eastAsia="宋体"/>
-                <w:sz w:val="20"/>
-              </w:rPr>
-              <w:t>用户已登录</w:t>
-            </w:r>
-          </w:p>
-        </w:tc>
-      </w:tr>
-      <w:tr>
-        <w:tc>
-          <w:tcPr>
-            <w:tcW w:type="dxa" w:w="1701"/>
-          </w:tcPr>
-          <w:p>
-            <w:pPr>
-              <w:ind w:firstLine="0"/>
-            </w:pPr>
-            <w:r>
-              <w:rPr>
-                <w:rFonts w:ascii="Times New Roman" w:hAnsi="Times New Roman" w:eastAsia="宋体"/>
-                <w:sz w:val="20"/>
-              </w:rPr>
-              <w:t>输入</w:t>
-            </w:r>
-          </w:p>
-        </w:tc>
-        <w:tc>
-          <w:tcPr>
-            <w:tcW w:type="dxa" w:w="7751"/>
-          </w:tcPr>
-          <w:p>
-            <w:pPr>
-              <w:ind w:firstLine="0"/>
-            </w:pPr>
-            <w:r>
-              <w:rPr>
-                <w:rFonts w:ascii="Times New Roman" w:hAnsi="Times New Roman" w:eastAsia="宋体"/>
-                <w:sz w:val="20"/>
-              </w:rPr>
-              <w:t>r1=6, r2=3, r3=3, r4=4, r5=5（r1 超出最大值 5）</w:t>
-            </w:r>
-          </w:p>
-        </w:tc>
-      </w:tr>
-      <w:tr>
-        <w:tc>
-          <w:tcPr>
-            <w:tcW w:type="dxa" w:w="1701"/>
-          </w:tcPr>
-          <w:p>
-            <w:pPr>
-              <w:ind w:firstLine="0"/>
-            </w:pPr>
-            <w:r>
-              <w:rPr>
-                <w:rFonts w:ascii="Times New Roman" w:hAnsi="Times New Roman" w:eastAsia="宋体"/>
-                <w:sz w:val="20"/>
-              </w:rPr>
-              <w:t>预期输出</w:t>
-            </w:r>
-          </w:p>
-        </w:tc>
-        <w:tc>
-          <w:tcPr>
-            <w:tcW w:type="dxa" w:w="7751"/>
-          </w:tcPr>
-          <w:p>
-            <w:pPr>
-              <w:ind w:firstLine="0"/>
-            </w:pPr>
-            <w:r>
-              <w:rPr>
-                <w:rFonts w:ascii="Times New Roman" w:hAnsi="Times New Roman" w:eastAsia="宋体"/>
-                <w:sz w:val="20"/>
-              </w:rPr>
-              <w:t>返回 400 校验错误</w:t>
-            </w:r>
-          </w:p>
-        </w:tc>
-      </w:tr>
-      <w:tr>
-        <w:tc>
-          <w:tcPr>
-            <w:tcW w:type="dxa" w:w="1701"/>
-          </w:tcPr>
-          <w:p>
-            <w:pPr>
-              <w:ind w:firstLine="0"/>
-            </w:pPr>
-            <w:r>
-              <w:rPr>
-                <w:rFonts w:ascii="Times New Roman" w:hAnsi="Times New Roman" w:eastAsia="宋体"/>
-                <w:sz w:val="20"/>
-              </w:rPr>
-              <w:t>实际结果</w:t>
-            </w:r>
-          </w:p>
-        </w:tc>
-        <w:tc>
-          <w:tcPr>
-            <w:tcW w:type="dxa" w:w="7751"/>
-          </w:tcPr>
-          <w:p>
-            <w:pPr>
-              <w:ind w:firstLine="0"/>
-            </w:pPr>
-            <w:r>
-              <w:rPr>
-                <w:rFonts w:ascii="Times New Roman" w:hAnsi="Times New Roman" w:eastAsia="宋体"/>
-                <w:sz w:val="20"/>
-              </w:rPr>
-              <w:t>通过（对应 TC-UT-20）</w:t>
-            </w:r>
-          </w:p>
-        </w:tc>
-      </w:tr>
-    </w:tbl>
-    <w:p/>
-    <w:p>
-      <w:pPr>
-        <w:pStyle w:val="Heading4"/>
-      </w:pPr>
-      <w:r>
-        <w:t>TC-BBT-03：评分输入等价类（无效 — 低于下限）</w:t>
-      </w:r>
-    </w:p>
-    <w:tbl>
-      <w:tblPr>
-        <w:tblStyle w:val="TableGrid"/>
-        <w:tblW w:type="auto" w:w="0"/>
-        <w:jc w:val="center"/>
-        <w:tblLayout w:type="fixed"/>
-        <w:tblLook w:firstColumn="1" w:firstRow="1" w:lastColumn="0" w:lastRow="0" w:noHBand="0" w:noVBand="1" w:val="04A0"/>
-      </w:tblPr>
-      <w:tblGrid>
-        <w:gridCol w:w="4536"/>
-        <w:gridCol w:w="4536"/>
-      </w:tblGrid>
-      <w:tr>
-        <w:tc>
-          <w:tcPr>
-            <w:tcW w:type="dxa" w:w="1701"/>
-          </w:tcPr>
-          <w:p>
-            <w:pPr>
-              <w:ind w:firstLine="0"/>
-            </w:pPr>
-            <w:r>
-              <w:rPr>
-                <w:rFonts w:ascii="Times New Roman" w:hAnsi="Times New Roman" w:eastAsia="宋体"/>
-                <w:b/>
-                <w:sz w:val="20"/>
-              </w:rPr>
-              <w:t>项目</w:t>
-            </w:r>
-          </w:p>
-        </w:tc>
-        <w:tc>
-          <w:tcPr>
-            <w:tcW w:type="dxa" w:w="7751"/>
-          </w:tcPr>
-          <w:p>
-            <w:pPr>
-              <w:ind w:firstLine="0"/>
-            </w:pPr>
-            <w:r>
-              <w:rPr>
-                <w:rFonts w:ascii="Times New Roman" w:hAnsi="Times New Roman" w:eastAsia="宋体"/>
-                <w:b/>
-                <w:sz w:val="20"/>
-              </w:rPr>
-              <w:t>内容</w:t>
-            </w:r>
-          </w:p>
-        </w:tc>
-      </w:tr>
-      <w:tr>
-        <w:tc>
-          <w:tcPr>
-            <w:tcW w:type="dxa" w:w="1701"/>
-          </w:tcPr>
-          <w:p>
-            <w:pPr>
-              <w:ind w:firstLine="0"/>
-            </w:pPr>
-            <w:r>
-              <w:rPr>
-                <w:rFonts w:ascii="Times New Roman" w:hAnsi="Times New Roman" w:eastAsia="宋体"/>
-                <w:sz w:val="20"/>
-              </w:rPr>
-              <w:t>测试项</w:t>
-            </w:r>
-          </w:p>
-        </w:tc>
-        <w:tc>
-          <w:tcPr>
-            <w:tcW w:type="dxa" w:w="7751"/>
-          </w:tcPr>
-          <w:p>
-            <w:pPr>
-              <w:ind w:firstLine="0"/>
-            </w:pPr>
-            <w:r>
-              <w:rPr>
-                <w:rFonts w:ascii="Times New Roman" w:hAnsi="Times New Roman" w:eastAsia="宋体"/>
-                <w:sz w:val="20"/>
-              </w:rPr>
-              <w:t>评分 0 低于范围</w:t>
-            </w:r>
-          </w:p>
-        </w:tc>
-      </w:tr>
-      <w:tr>
-        <w:tc>
-          <w:tcPr>
-            <w:tcW w:type="dxa" w:w="1701"/>
-          </w:tcPr>
-          <w:p>
-            <w:pPr>
-              <w:ind w:firstLine="0"/>
-            </w:pPr>
-            <w:r>
-              <w:rPr>
-                <w:rFonts w:ascii="Times New Roman" w:hAnsi="Times New Roman" w:eastAsia="宋体"/>
-                <w:sz w:val="20"/>
-              </w:rPr>
-              <w:t>前置条件</w:t>
-            </w:r>
-          </w:p>
-        </w:tc>
-        <w:tc>
-          <w:tcPr>
-            <w:tcW w:type="dxa" w:w="7751"/>
-          </w:tcPr>
-          <w:p>
-            <w:pPr>
-              <w:ind w:firstLine="0"/>
-            </w:pPr>
-            <w:r>
-              <w:rPr>
-                <w:rFonts w:ascii="Times New Roman" w:hAnsi="Times New Roman" w:eastAsia="宋体"/>
-                <w:sz w:val="20"/>
-              </w:rPr>
-              <w:t>用户已登录</w:t>
-            </w:r>
-          </w:p>
-        </w:tc>
-      </w:tr>
-      <w:tr>
-        <w:tc>
-          <w:tcPr>
-            <w:tcW w:type="dxa" w:w="1701"/>
-          </w:tcPr>
-          <w:p>
-            <w:pPr>
-              <w:ind w:firstLine="0"/>
-            </w:pPr>
-            <w:r>
-              <w:rPr>
-                <w:rFonts w:ascii="Times New Roman" w:hAnsi="Times New Roman" w:eastAsia="宋体"/>
-                <w:sz w:val="20"/>
-              </w:rPr>
-              <w:t>输入</w:t>
-            </w:r>
-          </w:p>
-        </w:tc>
-        <w:tc>
-          <w:tcPr>
-            <w:tcW w:type="dxa" w:w="7751"/>
-          </w:tcPr>
-          <w:p>
-            <w:pPr>
-              <w:ind w:firstLine="0"/>
-            </w:pPr>
-            <w:r>
-              <w:rPr>
-                <w:rFonts w:ascii="Times New Roman" w:hAnsi="Times New Roman" w:eastAsia="宋体"/>
-                <w:sz w:val="20"/>
-              </w:rPr>
-              <w:t>r1=0, r2=3, r3=3, r4=4, r5=5（r1 低于最小值 1）</w:t>
-            </w:r>
-          </w:p>
-        </w:tc>
-      </w:tr>
-      <w:tr>
-        <w:tc>
-          <w:tcPr>
-            <w:tcW w:type="dxa" w:w="1701"/>
-          </w:tcPr>
-          <w:p>
-            <w:pPr>
-              <w:ind w:firstLine="0"/>
-            </w:pPr>
-            <w:r>
-              <w:rPr>
-                <w:rFonts w:ascii="Times New Roman" w:hAnsi="Times New Roman" w:eastAsia="宋体"/>
-                <w:sz w:val="20"/>
-              </w:rPr>
-              <w:t>预期输出</w:t>
-            </w:r>
-          </w:p>
-        </w:tc>
-        <w:tc>
-          <w:tcPr>
-            <w:tcW w:type="dxa" w:w="7751"/>
-          </w:tcPr>
-          <w:p>
-            <w:pPr>
-              <w:ind w:firstLine="0"/>
-            </w:pPr>
-            <w:r>
-              <w:rPr>
-                <w:rFonts w:ascii="Times New Roman" w:hAnsi="Times New Roman" w:eastAsia="宋体"/>
-                <w:sz w:val="20"/>
-              </w:rPr>
-              <w:t>返回 400 校验错误</w:t>
-            </w:r>
-          </w:p>
-        </w:tc>
-      </w:tr>
-      <w:tr>
-        <w:tc>
-          <w:tcPr>
-            <w:tcW w:type="dxa" w:w="1701"/>
-          </w:tcPr>
-          <w:p>
-            <w:pPr>
-              <w:ind w:firstLine="0"/>
-            </w:pPr>
-            <w:r>
-              <w:rPr>
-                <w:rFonts w:ascii="Times New Roman" w:hAnsi="Times New Roman" w:eastAsia="宋体"/>
-                <w:sz w:val="20"/>
-              </w:rPr>
-              <w:t>实际结果</w:t>
-            </w:r>
-          </w:p>
-        </w:tc>
-        <w:tc>
-          <w:tcPr>
-            <w:tcW w:type="dxa" w:w="7751"/>
-          </w:tcPr>
-          <w:p>
-            <w:pPr>
-              <w:ind w:firstLine="0"/>
-            </w:pPr>
-            <w:r>
-              <w:rPr>
-                <w:rFonts w:ascii="Times New Roman" w:hAnsi="Times New Roman" w:eastAsia="宋体"/>
-                <w:sz w:val="20"/>
-              </w:rPr>
-              <w:t>通过</w:t>
-            </w:r>
-          </w:p>
-        </w:tc>
-      </w:tr>
-    </w:tbl>
-    <w:p/>
-    <w:p>
-      <w:pPr>
-        <w:pStyle w:val="Heading4"/>
-      </w:pPr>
-      <w:r>
         <w:t>TC-BBT-04：评分最小值边界</w:t>
       </w:r>
     </w:p>
@@ -12178,2182 +7012,6 @@
                 <w:sz w:val="20"/>
               </w:rPr>
               <w:t>通过</w:t>
-            </w:r>
-          </w:p>
-        </w:tc>
-      </w:tr>
-    </w:tbl>
-    <w:p/>
-    <w:p>
-      <w:pPr>
-        <w:pStyle w:val="Heading4"/>
-      </w:pPr>
-      <w:r>
-        <w:t>TC-BBT-05：评分最大值边界</w:t>
-      </w:r>
-    </w:p>
-    <w:tbl>
-      <w:tblPr>
-        <w:tblStyle w:val="TableGrid"/>
-        <w:tblW w:type="auto" w:w="0"/>
-        <w:jc w:val="center"/>
-        <w:tblLayout w:type="fixed"/>
-        <w:tblLook w:firstColumn="1" w:firstRow="1" w:lastColumn="0" w:lastRow="0" w:noHBand="0" w:noVBand="1" w:val="04A0"/>
-      </w:tblPr>
-      <w:tblGrid>
-        <w:gridCol w:w="4536"/>
-        <w:gridCol w:w="4536"/>
-      </w:tblGrid>
-      <w:tr>
-        <w:tc>
-          <w:tcPr>
-            <w:tcW w:type="dxa" w:w="1910"/>
-          </w:tcPr>
-          <w:p>
-            <w:pPr>
-              <w:ind w:firstLine="0"/>
-            </w:pPr>
-            <w:r>
-              <w:rPr>
-                <w:rFonts w:ascii="Times New Roman" w:hAnsi="Times New Roman" w:eastAsia="宋体"/>
-                <w:b/>
-                <w:sz w:val="20"/>
-              </w:rPr>
-              <w:t>项目</w:t>
-            </w:r>
-          </w:p>
-        </w:tc>
-        <w:tc>
-          <w:tcPr>
-            <w:tcW w:type="dxa" w:w="7161"/>
-          </w:tcPr>
-          <w:p>
-            <w:pPr>
-              <w:ind w:firstLine="0"/>
-            </w:pPr>
-            <w:r>
-              <w:rPr>
-                <w:rFonts w:ascii="Times New Roman" w:hAnsi="Times New Roman" w:eastAsia="宋体"/>
-                <w:b/>
-                <w:sz w:val="20"/>
-              </w:rPr>
-              <w:t>内容</w:t>
-            </w:r>
-          </w:p>
-        </w:tc>
-      </w:tr>
-      <w:tr>
-        <w:tc>
-          <w:tcPr>
-            <w:tcW w:type="dxa" w:w="1910"/>
-          </w:tcPr>
-          <w:p>
-            <w:pPr>
-              <w:ind w:firstLine="0"/>
-            </w:pPr>
-            <w:r>
-              <w:rPr>
-                <w:rFonts w:ascii="Times New Roman" w:hAnsi="Times New Roman" w:eastAsia="宋体"/>
-                <w:sz w:val="20"/>
-              </w:rPr>
-              <w:t>测试项</w:t>
-            </w:r>
-          </w:p>
-        </w:tc>
-        <w:tc>
-          <w:tcPr>
-            <w:tcW w:type="dxa" w:w="7161"/>
-          </w:tcPr>
-          <w:p>
-            <w:pPr>
-              <w:ind w:firstLine="0"/>
-            </w:pPr>
-            <w:r>
-              <w:rPr>
-                <w:rFonts w:ascii="Times New Roman" w:hAnsi="Times New Roman" w:eastAsia="宋体"/>
-                <w:sz w:val="20"/>
-              </w:rPr>
-              <w:t>评分最大值边界：5 有效，6 无效</w:t>
-            </w:r>
-          </w:p>
-        </w:tc>
-      </w:tr>
-      <w:tr>
-        <w:tc>
-          <w:tcPr>
-            <w:tcW w:type="dxa" w:w="1910"/>
-          </w:tcPr>
-          <w:p>
-            <w:pPr>
-              <w:ind w:firstLine="0"/>
-            </w:pPr>
-            <w:r>
-              <w:rPr>
-                <w:rFonts w:ascii="Times New Roman" w:hAnsi="Times New Roman" w:eastAsia="宋体"/>
-                <w:sz w:val="20"/>
-              </w:rPr>
-              <w:t>前置条件</w:t>
-            </w:r>
-          </w:p>
-        </w:tc>
-        <w:tc>
-          <w:tcPr>
-            <w:tcW w:type="dxa" w:w="7161"/>
-          </w:tcPr>
-          <w:p>
-            <w:pPr>
-              <w:ind w:firstLine="0"/>
-            </w:pPr>
-            <w:r>
-              <w:rPr>
-                <w:rFonts w:ascii="Times New Roman" w:hAnsi="Times New Roman" w:eastAsia="宋体"/>
-                <w:sz w:val="20"/>
-              </w:rPr>
-              <w:t>用户已登录</w:t>
-            </w:r>
-          </w:p>
-        </w:tc>
-      </w:tr>
-      <w:tr>
-        <w:tc>
-          <w:tcPr>
-            <w:tcW w:type="dxa" w:w="1910"/>
-          </w:tcPr>
-          <w:p>
-            <w:pPr>
-              <w:ind w:firstLine="0"/>
-            </w:pPr>
-            <w:r>
-              <w:rPr>
-                <w:rFonts w:ascii="Times New Roman" w:hAnsi="Times New Roman" w:eastAsia="宋体"/>
-                <w:sz w:val="20"/>
-              </w:rPr>
-              <w:t>输入 (a)</w:t>
-            </w:r>
-          </w:p>
-        </w:tc>
-        <w:tc>
-          <w:tcPr>
-            <w:tcW w:type="dxa" w:w="7161"/>
-          </w:tcPr>
-          <w:p>
-            <w:pPr>
-              <w:ind w:firstLine="0"/>
-            </w:pPr>
-            <w:r>
-              <w:rPr>
-                <w:rFonts w:ascii="Times New Roman" w:hAnsi="Times New Roman" w:eastAsia="宋体"/>
-                <w:sz w:val="20"/>
-              </w:rPr>
-              <w:t>r1=5（最大值有效） → 预期 200</w:t>
-            </w:r>
-          </w:p>
-        </w:tc>
-      </w:tr>
-      <w:tr>
-        <w:tc>
-          <w:tcPr>
-            <w:tcW w:type="dxa" w:w="1910"/>
-          </w:tcPr>
-          <w:p>
-            <w:pPr>
-              <w:ind w:firstLine="0"/>
-            </w:pPr>
-            <w:r>
-              <w:rPr>
-                <w:rFonts w:ascii="Times New Roman" w:hAnsi="Times New Roman" w:eastAsia="宋体"/>
-                <w:sz w:val="20"/>
-              </w:rPr>
-              <w:t>输入 (b)</w:t>
-            </w:r>
-          </w:p>
-        </w:tc>
-        <w:tc>
-          <w:tcPr>
-            <w:tcW w:type="dxa" w:w="7161"/>
-          </w:tcPr>
-          <w:p>
-            <w:pPr>
-              <w:ind w:firstLine="0"/>
-            </w:pPr>
-            <w:r>
-              <w:rPr>
-                <w:rFonts w:ascii="Times New Roman" w:hAnsi="Times New Roman" w:eastAsia="宋体"/>
-                <w:sz w:val="20"/>
-              </w:rPr>
-              <w:t>r1=6（最大值加 1） → 预期 400</w:t>
-            </w:r>
-          </w:p>
-        </w:tc>
-      </w:tr>
-      <w:tr>
-        <w:tc>
-          <w:tcPr>
-            <w:tcW w:type="dxa" w:w="1910"/>
-          </w:tcPr>
-          <w:p>
-            <w:pPr>
-              <w:ind w:firstLine="0"/>
-            </w:pPr>
-            <w:r>
-              <w:rPr>
-                <w:rFonts w:ascii="Times New Roman" w:hAnsi="Times New Roman" w:eastAsia="宋体"/>
-                <w:sz w:val="20"/>
-              </w:rPr>
-              <w:t>实际结果</w:t>
-            </w:r>
-          </w:p>
-        </w:tc>
-        <w:tc>
-          <w:tcPr>
-            <w:tcW w:type="dxa" w:w="7161"/>
-          </w:tcPr>
-          <w:p>
-            <w:pPr>
-              <w:ind w:firstLine="0"/>
-            </w:pPr>
-            <w:r>
-              <w:rPr>
-                <w:rFonts w:ascii="Times New Roman" w:hAnsi="Times New Roman" w:eastAsia="宋体"/>
-                <w:sz w:val="20"/>
-              </w:rPr>
-              <w:t>通过</w:t>
-            </w:r>
-          </w:p>
-        </w:tc>
-      </w:tr>
-    </w:tbl>
-    <w:p/>
-    <w:p>
-      <w:pPr>
-        <w:pStyle w:val="Heading4"/>
-      </w:pPr>
-      <w:r>
-        <w:t>TC-BBT-06：分页边界</w:t>
-      </w:r>
-    </w:p>
-    <w:tbl>
-      <w:tblPr>
-        <w:tblStyle w:val="TableGrid"/>
-        <w:tblW w:type="auto" w:w="0"/>
-        <w:jc w:val="center"/>
-        <w:tblLayout w:type="fixed"/>
-        <w:tblLook w:firstColumn="1" w:firstRow="1" w:lastColumn="0" w:lastRow="0" w:noHBand="0" w:noVBand="1" w:val="04A0"/>
-      </w:tblPr>
-      <w:tblGrid>
-        <w:gridCol w:w="4536"/>
-        <w:gridCol w:w="4536"/>
-      </w:tblGrid>
-      <w:tr>
-        <w:tc>
-          <w:tcPr>
-            <w:tcW w:type="dxa" w:w="1701"/>
-          </w:tcPr>
-          <w:p>
-            <w:pPr>
-              <w:ind w:firstLine="0"/>
-            </w:pPr>
-            <w:r>
-              <w:rPr>
-                <w:rFonts w:ascii="Times New Roman" w:hAnsi="Times New Roman" w:eastAsia="宋体"/>
-                <w:b/>
-                <w:sz w:val="20"/>
-              </w:rPr>
-              <w:t>项目</w:t>
-            </w:r>
-          </w:p>
-        </w:tc>
-        <w:tc>
-          <w:tcPr>
-            <w:tcW w:type="dxa" w:w="7727"/>
-          </w:tcPr>
-          <w:p>
-            <w:pPr>
-              <w:ind w:firstLine="0"/>
-            </w:pPr>
-            <w:r>
-              <w:rPr>
-                <w:rFonts w:ascii="Times New Roman" w:hAnsi="Times New Roman" w:eastAsia="宋体"/>
-                <w:b/>
-                <w:sz w:val="20"/>
-              </w:rPr>
-              <w:t>内容</w:t>
-            </w:r>
-          </w:p>
-        </w:tc>
-      </w:tr>
-      <w:tr>
-        <w:tc>
-          <w:tcPr>
-            <w:tcW w:type="dxa" w:w="1701"/>
-          </w:tcPr>
-          <w:p>
-            <w:pPr>
-              <w:ind w:firstLine="0"/>
-            </w:pPr>
-            <w:r>
-              <w:rPr>
-                <w:rFonts w:ascii="Times New Roman" w:hAnsi="Times New Roman" w:eastAsia="宋体"/>
-                <w:sz w:val="20"/>
-              </w:rPr>
-              <w:t>测试项</w:t>
-            </w:r>
-          </w:p>
-        </w:tc>
-        <w:tc>
-          <w:tcPr>
-            <w:tcW w:type="dxa" w:w="7727"/>
-          </w:tcPr>
-          <w:p>
-            <w:pPr>
-              <w:ind w:firstLine="0"/>
-            </w:pPr>
-            <w:r>
-              <w:rPr>
-                <w:rFonts w:ascii="Times New Roman" w:hAnsi="Times New Roman" w:eastAsia="宋体"/>
-                <w:sz w:val="20"/>
-              </w:rPr>
-              <w:t>分页查询边界值</w:t>
-            </w:r>
-          </w:p>
-        </w:tc>
-      </w:tr>
-      <w:tr>
-        <w:tc>
-          <w:tcPr>
-            <w:tcW w:type="dxa" w:w="1701"/>
-          </w:tcPr>
-          <w:p>
-            <w:pPr>
-              <w:ind w:firstLine="0"/>
-            </w:pPr>
-            <w:r>
-              <w:rPr>
-                <w:rFonts w:ascii="Times New Roman" w:hAnsi="Times New Roman" w:eastAsia="宋体"/>
-                <w:sz w:val="20"/>
-              </w:rPr>
-              <w:t>前置条件</w:t>
-            </w:r>
-          </w:p>
-        </w:tc>
-        <w:tc>
-          <w:tcPr>
-            <w:tcW w:type="dxa" w:w="7727"/>
-          </w:tcPr>
-          <w:p>
-            <w:pPr>
-              <w:ind w:firstLine="0"/>
-            </w:pPr>
-            <w:r>
-              <w:rPr>
-                <w:rFonts w:ascii="Times New Roman" w:hAnsi="Times New Roman" w:eastAsia="宋体"/>
-                <w:sz w:val="20"/>
-              </w:rPr>
-              <w:t>数据库有若干只猫</w:t>
-            </w:r>
-          </w:p>
-        </w:tc>
-      </w:tr>
-      <w:tr>
-        <w:tc>
-          <w:tcPr>
-            <w:tcW w:type="dxa" w:w="1701"/>
-          </w:tcPr>
-          <w:p>
-            <w:pPr>
-              <w:ind w:firstLine="0"/>
-            </w:pPr>
-            <w:r>
-              <w:rPr>
-                <w:rFonts w:ascii="Times New Roman" w:hAnsi="Times New Roman" w:eastAsia="宋体"/>
-                <w:sz w:val="20"/>
-              </w:rPr>
-              <w:t>输入 (a)</w:t>
-            </w:r>
-          </w:p>
-        </w:tc>
-        <w:tc>
-          <w:tcPr>
-            <w:tcW w:type="dxa" w:w="7727"/>
-          </w:tcPr>
-          <w:p>
-            <w:pPr>
-              <w:ind w:firstLine="0"/>
-            </w:pPr>
-            <w:r>
-              <w:rPr>
-                <w:rFonts w:ascii="Times New Roman" w:hAnsi="Times New Roman" w:eastAsia="宋体"/>
-                <w:sz w:val="20"/>
-              </w:rPr>
-              <w:t>page=0, size=20（首页） → 预期 200</w:t>
-            </w:r>
-          </w:p>
-        </w:tc>
-      </w:tr>
-      <w:tr>
-        <w:tc>
-          <w:tcPr>
-            <w:tcW w:type="dxa" w:w="1701"/>
-          </w:tcPr>
-          <w:p>
-            <w:pPr>
-              <w:ind w:firstLine="0"/>
-            </w:pPr>
-            <w:r>
-              <w:rPr>
-                <w:rFonts w:ascii="Times New Roman" w:hAnsi="Times New Roman" w:eastAsia="宋体"/>
-                <w:sz w:val="20"/>
-              </w:rPr>
-              <w:t>输入 (b)</w:t>
-            </w:r>
-          </w:p>
-        </w:tc>
-        <w:tc>
-          <w:tcPr>
-            <w:tcW w:type="dxa" w:w="7727"/>
-          </w:tcPr>
-          <w:p>
-            <w:pPr>
-              <w:ind w:firstLine="0"/>
-            </w:pPr>
-            <w:r>
-              <w:rPr>
-                <w:rFonts w:ascii="Times New Roman" w:hAnsi="Times New Roman" w:eastAsia="宋体"/>
-                <w:sz w:val="20"/>
-              </w:rPr>
-              <w:t>page=-1（无效页码） → 预期 400</w:t>
-            </w:r>
-          </w:p>
-        </w:tc>
-      </w:tr>
-      <w:tr>
-        <w:tc>
-          <w:tcPr>
-            <w:tcW w:type="dxa" w:w="1701"/>
-          </w:tcPr>
-          <w:p>
-            <w:pPr>
-              <w:ind w:firstLine="0"/>
-            </w:pPr>
-            <w:r>
-              <w:rPr>
-                <w:rFonts w:ascii="Times New Roman" w:hAnsi="Times New Roman" w:eastAsia="宋体"/>
-                <w:sz w:val="20"/>
-              </w:rPr>
-              <w:t>输入 (c)</w:t>
-            </w:r>
-          </w:p>
-        </w:tc>
-        <w:tc>
-          <w:tcPr>
-            <w:tcW w:type="dxa" w:w="7727"/>
-          </w:tcPr>
-          <w:p>
-            <w:pPr>
-              <w:ind w:firstLine="0"/>
-            </w:pPr>
-            <w:r>
-              <w:rPr>
-                <w:rFonts w:ascii="Times New Roman" w:hAnsi="Times New Roman" w:eastAsia="宋体"/>
-                <w:sz w:val="20"/>
-              </w:rPr>
-              <w:t>page=9999（超过数据总量） → 预期 200 + 空列表</w:t>
-            </w:r>
-          </w:p>
-        </w:tc>
-      </w:tr>
-      <w:tr>
-        <w:tc>
-          <w:tcPr>
-            <w:tcW w:type="dxa" w:w="1701"/>
-          </w:tcPr>
-          <w:p>
-            <w:pPr>
-              <w:ind w:firstLine="0"/>
-            </w:pPr>
-            <w:r>
-              <w:rPr>
-                <w:rFonts w:ascii="Times New Roman" w:hAnsi="Times New Roman" w:eastAsia="宋体"/>
-                <w:sz w:val="20"/>
-              </w:rPr>
-              <w:t>实际结果</w:t>
-            </w:r>
-          </w:p>
-        </w:tc>
-        <w:tc>
-          <w:tcPr>
-            <w:tcW w:type="dxa" w:w="7727"/>
-          </w:tcPr>
-          <w:p>
-            <w:pPr>
-              <w:ind w:firstLine="0"/>
-            </w:pPr>
-            <w:r>
-              <w:rPr>
-                <w:rFonts w:ascii="Times New Roman" w:hAnsi="Times New Roman" w:eastAsia="宋体"/>
-                <w:sz w:val="20"/>
-              </w:rPr>
-              <w:t>通过</w:t>
-            </w:r>
-          </w:p>
-        </w:tc>
-      </w:tr>
-    </w:tbl>
-    <w:p/>
-    <w:p>
-      <w:pPr>
-        <w:pStyle w:val="Heading4"/>
-      </w:pPr>
-      <w:r>
-        <w:t>TC-BBT-07：猫咪名称长度边界</w:t>
-      </w:r>
-    </w:p>
-    <w:tbl>
-      <w:tblPr>
-        <w:tblStyle w:val="TableGrid"/>
-        <w:tblW w:type="auto" w:w="0"/>
-        <w:jc w:val="center"/>
-        <w:tblLayout w:type="fixed"/>
-        <w:tblLook w:firstColumn="1" w:firstRow="1" w:lastColumn="0" w:lastRow="0" w:noHBand="0" w:noVBand="1" w:val="04A0"/>
-      </w:tblPr>
-      <w:tblGrid>
-        <w:gridCol w:w="4536"/>
-        <w:gridCol w:w="4536"/>
-      </w:tblGrid>
-      <w:tr>
-        <w:tc>
-          <w:tcPr>
-            <w:tcW w:type="dxa" w:w="1701"/>
-          </w:tcPr>
-          <w:p>
-            <w:pPr>
-              <w:ind w:firstLine="0"/>
-            </w:pPr>
-            <w:r>
-              <w:rPr>
-                <w:rFonts w:ascii="Times New Roman" w:hAnsi="Times New Roman" w:eastAsia="宋体"/>
-                <w:b/>
-                <w:sz w:val="20"/>
-              </w:rPr>
-              <w:t>项目</w:t>
-            </w:r>
-          </w:p>
-        </w:tc>
-        <w:tc>
-          <w:tcPr>
-            <w:tcW w:type="dxa" w:w="7648"/>
-          </w:tcPr>
-          <w:p>
-            <w:pPr>
-              <w:ind w:firstLine="0"/>
-            </w:pPr>
-            <w:r>
-              <w:rPr>
-                <w:rFonts w:ascii="Times New Roman" w:hAnsi="Times New Roman" w:eastAsia="宋体"/>
-                <w:b/>
-                <w:sz w:val="20"/>
-              </w:rPr>
-              <w:t>内容</w:t>
-            </w:r>
-          </w:p>
-        </w:tc>
-      </w:tr>
-      <w:tr>
-        <w:tc>
-          <w:tcPr>
-            <w:tcW w:type="dxa" w:w="1701"/>
-          </w:tcPr>
-          <w:p>
-            <w:pPr>
-              <w:ind w:firstLine="0"/>
-            </w:pPr>
-            <w:r>
-              <w:rPr>
-                <w:rFonts w:ascii="Times New Roman" w:hAnsi="Times New Roman" w:eastAsia="宋体"/>
-                <w:sz w:val="20"/>
-              </w:rPr>
-              <w:t>测试项</w:t>
-            </w:r>
-          </w:p>
-        </w:tc>
-        <w:tc>
-          <w:tcPr>
-            <w:tcW w:type="dxa" w:w="7648"/>
-          </w:tcPr>
-          <w:p>
-            <w:pPr>
-              <w:ind w:firstLine="0"/>
-            </w:pPr>
-            <w:r>
-              <w:rPr>
-                <w:rFonts w:ascii="Times New Roman" w:hAnsi="Times New Roman" w:eastAsia="宋体"/>
-                <w:sz w:val="20"/>
-              </w:rPr>
-              <w:t>名称字段 varchar(50) 边界</w:t>
-            </w:r>
-          </w:p>
-        </w:tc>
-      </w:tr>
-      <w:tr>
-        <w:tc>
-          <w:tcPr>
-            <w:tcW w:type="dxa" w:w="1701"/>
-          </w:tcPr>
-          <w:p>
-            <w:pPr>
-              <w:ind w:firstLine="0"/>
-            </w:pPr>
-            <w:r>
-              <w:rPr>
-                <w:rFonts w:ascii="Times New Roman" w:hAnsi="Times New Roman" w:eastAsia="宋体"/>
-                <w:sz w:val="20"/>
-              </w:rPr>
-              <w:t>前置条件</w:t>
-            </w:r>
-          </w:p>
-        </w:tc>
-        <w:tc>
-          <w:tcPr>
-            <w:tcW w:type="dxa" w:w="7648"/>
-          </w:tcPr>
-          <w:p>
-            <w:pPr>
-              <w:ind w:firstLine="0"/>
-            </w:pPr>
-            <w:r>
-              <w:rPr>
-                <w:rFonts w:ascii="Times New Roman" w:hAnsi="Times New Roman" w:eastAsia="宋体"/>
-                <w:sz w:val="20"/>
-              </w:rPr>
-              <w:t>用户已登录</w:t>
-            </w:r>
-          </w:p>
-        </w:tc>
-      </w:tr>
-      <w:tr>
-        <w:tc>
-          <w:tcPr>
-            <w:tcW w:type="dxa" w:w="1701"/>
-          </w:tcPr>
-          <w:p>
-            <w:pPr>
-              <w:ind w:firstLine="0"/>
-            </w:pPr>
-            <w:r>
-              <w:rPr>
-                <w:rFonts w:ascii="Times New Roman" w:hAnsi="Times New Roman" w:eastAsia="宋体"/>
-                <w:sz w:val="20"/>
-              </w:rPr>
-              <w:t>输入 (a)</w:t>
-            </w:r>
-          </w:p>
-        </w:tc>
-        <w:tc>
-          <w:tcPr>
-            <w:tcW w:type="dxa" w:w="7648"/>
-          </w:tcPr>
-          <w:p>
-            <w:pPr>
-              <w:ind w:firstLine="0"/>
-            </w:pPr>
-            <w:r>
-              <w:rPr>
-                <w:rFonts w:ascii="Times New Roman" w:hAnsi="Times New Roman" w:eastAsia="宋体"/>
-                <w:sz w:val="20"/>
-              </w:rPr>
-              <w:t>name="橘"（1 字符最小） → 预期 200</w:t>
-            </w:r>
-          </w:p>
-        </w:tc>
-      </w:tr>
-      <w:tr>
-        <w:tc>
-          <w:tcPr>
-            <w:tcW w:type="dxa" w:w="1701"/>
-          </w:tcPr>
-          <w:p>
-            <w:pPr>
-              <w:ind w:firstLine="0"/>
-            </w:pPr>
-            <w:r>
-              <w:rPr>
-                <w:rFonts w:ascii="Times New Roman" w:hAnsi="Times New Roman" w:eastAsia="宋体"/>
-                <w:sz w:val="20"/>
-              </w:rPr>
-              <w:t>输入 (b)</w:t>
-            </w:r>
-          </w:p>
-        </w:tc>
-        <w:tc>
-          <w:tcPr>
-            <w:tcW w:type="dxa" w:w="7648"/>
-          </w:tcPr>
-          <w:p>
-            <w:pPr>
-              <w:ind w:firstLine="0"/>
-            </w:pPr>
-            <w:r>
-              <w:rPr>
-                <w:rFonts w:ascii="Times New Roman" w:hAnsi="Times New Roman" w:eastAsia="宋体"/>
-                <w:sz w:val="20"/>
-              </w:rPr>
-              <w:t>name="A".repeat(50)（最大长度） → 预期 200</w:t>
-            </w:r>
-          </w:p>
-        </w:tc>
-      </w:tr>
-      <w:tr>
-        <w:tc>
-          <w:tcPr>
-            <w:tcW w:type="dxa" w:w="1701"/>
-          </w:tcPr>
-          <w:p>
-            <w:pPr>
-              <w:ind w:firstLine="0"/>
-            </w:pPr>
-            <w:r>
-              <w:rPr>
-                <w:rFonts w:ascii="Times New Roman" w:hAnsi="Times New Roman" w:eastAsia="宋体"/>
-                <w:sz w:val="20"/>
-              </w:rPr>
-              <w:t>输入 (c)</w:t>
-            </w:r>
-          </w:p>
-        </w:tc>
-        <w:tc>
-          <w:tcPr>
-            <w:tcW w:type="dxa" w:w="7648"/>
-          </w:tcPr>
-          <w:p>
-            <w:pPr>
-              <w:ind w:firstLine="0"/>
-            </w:pPr>
-            <w:r>
-              <w:rPr>
-                <w:rFonts w:ascii="Times New Roman" w:hAnsi="Times New Roman" w:eastAsia="宋体"/>
-                <w:sz w:val="20"/>
-              </w:rPr>
-              <w:t>name=""（空字符串） → 预期 400</w:t>
-            </w:r>
-          </w:p>
-        </w:tc>
-      </w:tr>
-      <w:tr>
-        <w:tc>
-          <w:tcPr>
-            <w:tcW w:type="dxa" w:w="1701"/>
-          </w:tcPr>
-          <w:p>
-            <w:pPr>
-              <w:ind w:firstLine="0"/>
-            </w:pPr>
-            <w:r>
-              <w:rPr>
-                <w:rFonts w:ascii="Times New Roman" w:hAnsi="Times New Roman" w:eastAsia="宋体"/>
-                <w:sz w:val="20"/>
-              </w:rPr>
-              <w:t>实际结果</w:t>
-            </w:r>
-          </w:p>
-        </w:tc>
-        <w:tc>
-          <w:tcPr>
-            <w:tcW w:type="dxa" w:w="7648"/>
-          </w:tcPr>
-          <w:p>
-            <w:pPr>
-              <w:ind w:firstLine="0"/>
-            </w:pPr>
-            <w:r>
-              <w:rPr>
-                <w:rFonts w:ascii="Times New Roman" w:hAnsi="Times New Roman" w:eastAsia="宋体"/>
-                <w:sz w:val="20"/>
-              </w:rPr>
-              <w:t>通过</w:t>
-            </w:r>
-          </w:p>
-        </w:tc>
-      </w:tr>
-    </w:tbl>
-    <w:p/>
-    <w:p>
-      <w:r>
-        <w:rPr>
-          <w:rFonts w:ascii="Times New Roman" w:hAnsi="Times New Roman" w:eastAsia="宋体"/>
-          <w:sz w:val="24"/>
-        </w:rPr>
-        <w:t>以下测试用例与第 5 章确认测试相同，但从黑盒测试视角重新审视——关注"外部输入→输出"而非内部实现：</w:t>
-      </w:r>
-    </w:p>
-    <w:tbl>
-      <w:tblPr>
-        <w:tblStyle w:val="TableGrid"/>
-        <w:tblW w:type="auto" w:w="0"/>
-        <w:jc w:val="center"/>
-        <w:tblLayout w:type="fixed"/>
-        <w:tblLook w:firstColumn="1" w:firstRow="1" w:lastColumn="0" w:lastRow="0" w:noHBand="0" w:noVBand="1" w:val="04A0"/>
-      </w:tblPr>
-      <w:tblGrid>
-        <w:gridCol w:w="1814"/>
-        <w:gridCol w:w="1814"/>
-        <w:gridCol w:w="1814"/>
-        <w:gridCol w:w="1814"/>
-        <w:gridCol w:w="1814"/>
-      </w:tblGrid>
-      <w:tr>
-        <w:tc>
-          <w:tcPr>
-            <w:tcW w:type="dxa" w:w="1701"/>
-          </w:tcPr>
-          <w:p>
-            <w:pPr>
-              <w:ind w:firstLine="0"/>
-            </w:pPr>
-            <w:r>
-              <w:rPr>
-                <w:rFonts w:ascii="Times New Roman" w:hAnsi="Times New Roman" w:eastAsia="宋体"/>
-                <w:b/>
-                <w:sz w:val="20"/>
-              </w:rPr>
-              <w:t>编号</w:t>
-            </w:r>
-          </w:p>
-        </w:tc>
-        <w:tc>
-          <w:tcPr>
-            <w:tcW w:type="dxa" w:w="1701"/>
-          </w:tcPr>
-          <w:p>
-            <w:pPr>
-              <w:ind w:firstLine="0"/>
-            </w:pPr>
-            <w:r>
-              <w:rPr>
-                <w:rFonts w:ascii="Times New Roman" w:hAnsi="Times New Roman" w:eastAsia="宋体"/>
-                <w:b/>
-                <w:sz w:val="20"/>
-              </w:rPr>
-              <w:t>测试项</w:t>
-            </w:r>
-          </w:p>
-        </w:tc>
-        <w:tc>
-          <w:tcPr>
-            <w:tcW w:type="dxa" w:w="3688"/>
-          </w:tcPr>
-          <w:p>
-            <w:pPr>
-              <w:ind w:firstLine="0"/>
-            </w:pPr>
-            <w:r>
-              <w:rPr>
-                <w:rFonts w:ascii="Times New Roman" w:hAnsi="Times New Roman" w:eastAsia="宋体"/>
-                <w:b/>
-                <w:sz w:val="20"/>
-              </w:rPr>
-              <w:t>输入</w:t>
-            </w:r>
-          </w:p>
-        </w:tc>
-        <w:tc>
-          <w:tcPr>
-            <w:tcW w:type="dxa" w:w="2691"/>
-          </w:tcPr>
-          <w:p>
-            <w:pPr>
-              <w:ind w:firstLine="0"/>
-            </w:pPr>
-            <w:r>
-              <w:rPr>
-                <w:rFonts w:ascii="Times New Roman" w:hAnsi="Times New Roman" w:eastAsia="宋体"/>
-                <w:b/>
-                <w:sz w:val="20"/>
-              </w:rPr>
-              <w:t>预期输出</w:t>
-            </w:r>
-          </w:p>
-        </w:tc>
-        <w:tc>
-          <w:tcPr>
-            <w:tcW w:type="dxa" w:w="1701"/>
-          </w:tcPr>
-          <w:p>
-            <w:pPr>
-              <w:ind w:firstLine="0"/>
-            </w:pPr>
-            <w:r>
-              <w:rPr>
-                <w:rFonts w:ascii="Times New Roman" w:hAnsi="Times New Roman" w:eastAsia="宋体"/>
-                <w:b/>
-                <w:sz w:val="20"/>
-              </w:rPr>
-              <w:t>对应功能</w:t>
-            </w:r>
-          </w:p>
-        </w:tc>
-      </w:tr>
-      <w:tr>
-        <w:tc>
-          <w:tcPr>
-            <w:tcW w:type="dxa" w:w="1701"/>
-          </w:tcPr>
-          <w:p>
-            <w:pPr>
-              <w:ind w:firstLine="0"/>
-            </w:pPr>
-            <w:r>
-              <w:rPr>
-                <w:rFonts w:ascii="Times New Roman" w:hAnsi="Times New Roman" w:eastAsia="宋体"/>
-                <w:sz w:val="20"/>
-              </w:rPr>
-              <w:t>TC-BBV-01</w:t>
-            </w:r>
-          </w:p>
-        </w:tc>
-        <w:tc>
-          <w:tcPr>
-            <w:tcW w:type="dxa" w:w="1701"/>
-          </w:tcPr>
-          <w:p>
-            <w:pPr>
-              <w:ind w:firstLine="0"/>
-            </w:pPr>
-            <w:r>
-              <w:rPr>
-                <w:rFonts w:ascii="Times New Roman" w:hAnsi="Times New Roman" w:eastAsia="宋体"/>
-                <w:sz w:val="20"/>
-              </w:rPr>
-              <w:t>用户注册</w:t>
-            </w:r>
-          </w:p>
-        </w:tc>
-        <w:tc>
-          <w:tcPr>
-            <w:tcW w:type="dxa" w:w="3688"/>
-          </w:tcPr>
-          <w:p>
-            <w:pPr>
-              <w:ind w:firstLine="0"/>
-            </w:pPr>
-            <w:r>
-              <w:rPr>
-                <w:rFonts w:ascii="Times New Roman" w:hAnsi="Times New Roman" w:eastAsia="宋体"/>
-                <w:sz w:val="20"/>
-              </w:rPr>
-              <w:t>username="newuser", password="123456"</w:t>
-            </w:r>
-          </w:p>
-        </w:tc>
-        <w:tc>
-          <w:tcPr>
-            <w:tcW w:type="dxa" w:w="2691"/>
-          </w:tcPr>
-          <w:p>
-            <w:pPr>
-              <w:ind w:firstLine="0"/>
-            </w:pPr>
-            <w:r>
-              <w:rPr>
-                <w:rFonts w:ascii="Times New Roman" w:hAnsi="Times New Roman" w:eastAsia="宋体"/>
-                <w:sz w:val="20"/>
-              </w:rPr>
-              <w:t>注册成功，返回用户信息</w:t>
-            </w:r>
-          </w:p>
-        </w:tc>
-        <w:tc>
-          <w:tcPr>
-            <w:tcW w:type="dxa" w:w="1701"/>
-          </w:tcPr>
-          <w:p>
-            <w:pPr>
-              <w:ind w:firstLine="0"/>
-            </w:pPr>
-            <w:r>
-              <w:rPr>
-                <w:rFonts w:ascii="Times New Roman" w:hAnsi="Times New Roman" w:eastAsia="宋体"/>
-                <w:sz w:val="20"/>
-              </w:rPr>
-              <w:t>F1</w:t>
-            </w:r>
-          </w:p>
-        </w:tc>
-      </w:tr>
-      <w:tr>
-        <w:tc>
-          <w:tcPr>
-            <w:tcW w:type="dxa" w:w="1701"/>
-          </w:tcPr>
-          <w:p>
-            <w:pPr>
-              <w:ind w:firstLine="0"/>
-            </w:pPr>
-            <w:r>
-              <w:rPr>
-                <w:rFonts w:ascii="Times New Roman" w:hAnsi="Times New Roman" w:eastAsia="宋体"/>
-                <w:sz w:val="20"/>
-              </w:rPr>
-              <w:t>TC-BBV-02</w:t>
-            </w:r>
-          </w:p>
-        </w:tc>
-        <w:tc>
-          <w:tcPr>
-            <w:tcW w:type="dxa" w:w="1701"/>
-          </w:tcPr>
-          <w:p>
-            <w:pPr>
-              <w:ind w:firstLine="0"/>
-            </w:pPr>
-            <w:r>
-              <w:rPr>
-                <w:rFonts w:ascii="Times New Roman" w:hAnsi="Times New Roman" w:eastAsia="宋体"/>
-                <w:sz w:val="20"/>
-              </w:rPr>
-              <w:t>用户登录</w:t>
-            </w:r>
-          </w:p>
-        </w:tc>
-        <w:tc>
-          <w:tcPr>
-            <w:tcW w:type="dxa" w:w="3688"/>
-          </w:tcPr>
-          <w:p>
-            <w:pPr>
-              <w:ind w:firstLine="0"/>
-            </w:pPr>
-            <w:r>
-              <w:rPr>
-                <w:rFonts w:ascii="Times New Roman" w:hAnsi="Times New Roman" w:eastAsia="宋体"/>
-                <w:sz w:val="20"/>
-              </w:rPr>
-              <w:t>username="admin", password="123456"</w:t>
-            </w:r>
-          </w:p>
-        </w:tc>
-        <w:tc>
-          <w:tcPr>
-            <w:tcW w:type="dxa" w:w="2691"/>
-          </w:tcPr>
-          <w:p>
-            <w:pPr>
-              <w:ind w:firstLine="0"/>
-            </w:pPr>
-            <w:r>
-              <w:rPr>
-                <w:rFonts w:ascii="Times New Roman" w:hAnsi="Times New Roman" w:eastAsia="宋体"/>
-                <w:sz w:val="20"/>
-              </w:rPr>
-              <w:t>返回 JWT Token</w:t>
-            </w:r>
-          </w:p>
-        </w:tc>
-        <w:tc>
-          <w:tcPr>
-            <w:tcW w:type="dxa" w:w="1701"/>
-          </w:tcPr>
-          <w:p>
-            <w:pPr>
-              <w:ind w:firstLine="0"/>
-            </w:pPr>
-            <w:r>
-              <w:rPr>
-                <w:rFonts w:ascii="Times New Roman" w:hAnsi="Times New Roman" w:eastAsia="宋体"/>
-                <w:sz w:val="20"/>
-              </w:rPr>
-              <w:t>F1</w:t>
-            </w:r>
-          </w:p>
-        </w:tc>
-      </w:tr>
-      <w:tr>
-        <w:tc>
-          <w:tcPr>
-            <w:tcW w:type="dxa" w:w="1701"/>
-          </w:tcPr>
-          <w:p>
-            <w:pPr>
-              <w:ind w:firstLine="0"/>
-            </w:pPr>
-            <w:r>
-              <w:rPr>
-                <w:rFonts w:ascii="Times New Roman" w:hAnsi="Times New Roman" w:eastAsia="宋体"/>
-                <w:sz w:val="20"/>
-              </w:rPr>
-              <w:t>TC-BBV-03</w:t>
-            </w:r>
-          </w:p>
-        </w:tc>
-        <w:tc>
-          <w:tcPr>
-            <w:tcW w:type="dxa" w:w="1701"/>
-          </w:tcPr>
-          <w:p>
-            <w:pPr>
-              <w:ind w:firstLine="0"/>
-            </w:pPr>
-            <w:r>
-              <w:rPr>
-                <w:rFonts w:ascii="Times New Roman" w:hAnsi="Times New Roman" w:eastAsia="宋体"/>
-                <w:sz w:val="20"/>
-              </w:rPr>
-              <w:t>创建猫咪</w:t>
-            </w:r>
-          </w:p>
-        </w:tc>
-        <w:tc>
-          <w:tcPr>
-            <w:tcW w:type="dxa" w:w="3688"/>
-          </w:tcPr>
-          <w:p>
-            <w:pPr>
-              <w:ind w:firstLine="0"/>
-            </w:pPr>
-            <w:r>
-              <w:rPr>
-                <w:rFonts w:ascii="Times New Roman" w:hAnsi="Times New Roman" w:eastAsia="宋体"/>
-                <w:sz w:val="20"/>
-              </w:rPr>
-              <w:t>猫咪完整信息</w:t>
-            </w:r>
-          </w:p>
-        </w:tc>
-        <w:tc>
-          <w:tcPr>
-            <w:tcW w:type="dxa" w:w="2691"/>
-          </w:tcPr>
-          <w:p>
-            <w:pPr>
-              <w:ind w:firstLine="0"/>
-            </w:pPr>
-            <w:r>
-              <w:rPr>
-                <w:rFonts w:ascii="Times New Roman" w:hAnsi="Times New Roman" w:eastAsia="宋体"/>
-                <w:sz w:val="20"/>
-              </w:rPr>
-              <w:t>创建成功，返回 CatItem</w:t>
-            </w:r>
-          </w:p>
-        </w:tc>
-        <w:tc>
-          <w:tcPr>
-            <w:tcW w:type="dxa" w:w="1701"/>
-          </w:tcPr>
-          <w:p>
-            <w:pPr>
-              <w:ind w:firstLine="0"/>
-            </w:pPr>
-            <w:r>
-              <w:rPr>
-                <w:rFonts w:ascii="Times New Roman" w:hAnsi="Times New Roman" w:eastAsia="宋体"/>
-                <w:sz w:val="20"/>
-              </w:rPr>
-              <w:t>F2</w:t>
-            </w:r>
-          </w:p>
-        </w:tc>
-      </w:tr>
-      <w:tr>
-        <w:tc>
-          <w:tcPr>
-            <w:tcW w:type="dxa" w:w="1701"/>
-          </w:tcPr>
-          <w:p>
-            <w:pPr>
-              <w:ind w:firstLine="0"/>
-            </w:pPr>
-            <w:r>
-              <w:rPr>
-                <w:rFonts w:ascii="Times New Roman" w:hAnsi="Times New Roman" w:eastAsia="宋体"/>
-                <w:sz w:val="20"/>
-              </w:rPr>
-              <w:t>TC-BBV-04</w:t>
-            </w:r>
-          </w:p>
-        </w:tc>
-        <w:tc>
-          <w:tcPr>
-            <w:tcW w:type="dxa" w:w="1701"/>
-          </w:tcPr>
-          <w:p>
-            <w:pPr>
-              <w:ind w:firstLine="0"/>
-            </w:pPr>
-            <w:r>
-              <w:rPr>
-                <w:rFonts w:ascii="Times New Roman" w:hAnsi="Times New Roman" w:eastAsia="宋体"/>
-                <w:sz w:val="20"/>
-              </w:rPr>
-              <w:t>猫咪列表</w:t>
-            </w:r>
-          </w:p>
-        </w:tc>
-        <w:tc>
-          <w:tcPr>
-            <w:tcW w:type="dxa" w:w="3688"/>
-          </w:tcPr>
-          <w:p>
-            <w:pPr>
-              <w:ind w:firstLine="0"/>
-            </w:pPr>
-            <w:r>
-              <w:rPr>
-                <w:rFonts w:ascii="Times New Roman" w:hAnsi="Times New Roman" w:eastAsia="宋体"/>
-                <w:sz w:val="20"/>
-              </w:rPr>
-              <w:t>status="ACTIVE", page=0</w:t>
-            </w:r>
-          </w:p>
-        </w:tc>
-        <w:tc>
-          <w:tcPr>
-            <w:tcW w:type="dxa" w:w="2691"/>
-          </w:tcPr>
-          <w:p>
-            <w:pPr>
-              <w:ind w:firstLine="0"/>
-            </w:pPr>
-            <w:r>
-              <w:rPr>
-                <w:rFonts w:ascii="Times New Roman" w:hAnsi="Times New Roman" w:eastAsia="宋体"/>
-                <w:sz w:val="20"/>
-              </w:rPr>
-              <w:t>返回 5 条活跃猫咪</w:t>
-            </w:r>
-          </w:p>
-        </w:tc>
-        <w:tc>
-          <w:tcPr>
-            <w:tcW w:type="dxa" w:w="1701"/>
-          </w:tcPr>
-          <w:p>
-            <w:pPr>
-              <w:ind w:firstLine="0"/>
-            </w:pPr>
-            <w:r>
-              <w:rPr>
-                <w:rFonts w:ascii="Times New Roman" w:hAnsi="Times New Roman" w:eastAsia="宋体"/>
-                <w:sz w:val="20"/>
-              </w:rPr>
-              <w:t>F3</w:t>
-            </w:r>
-          </w:p>
-        </w:tc>
-      </w:tr>
-      <w:tr>
-        <w:tc>
-          <w:tcPr>
-            <w:tcW w:type="dxa" w:w="1701"/>
-          </w:tcPr>
-          <w:p>
-            <w:pPr>
-              <w:ind w:firstLine="0"/>
-            </w:pPr>
-            <w:r>
-              <w:rPr>
-                <w:rFonts w:ascii="Times New Roman" w:hAnsi="Times New Roman" w:eastAsia="宋体"/>
-                <w:sz w:val="20"/>
-              </w:rPr>
-              <w:t>TC-BBV-05</w:t>
-            </w:r>
-          </w:p>
-        </w:tc>
-        <w:tc>
-          <w:tcPr>
-            <w:tcW w:type="dxa" w:w="1701"/>
-          </w:tcPr>
-          <w:p>
-            <w:pPr>
-              <w:ind w:firstLine="0"/>
-            </w:pPr>
-            <w:r>
-              <w:rPr>
-                <w:rFonts w:ascii="Times New Roman" w:hAnsi="Times New Roman" w:eastAsia="宋体"/>
-                <w:sz w:val="20"/>
-              </w:rPr>
-              <w:t>关键词搜索</w:t>
-            </w:r>
-          </w:p>
-        </w:tc>
-        <w:tc>
-          <w:tcPr>
-            <w:tcW w:type="dxa" w:w="3688"/>
-          </w:tcPr>
-          <w:p>
-            <w:pPr>
-              <w:ind w:firstLine="0"/>
-            </w:pPr>
-            <w:r>
-              <w:rPr>
-                <w:rFonts w:ascii="Times New Roman" w:hAnsi="Times New Roman" w:eastAsia="宋体"/>
-                <w:sz w:val="20"/>
-              </w:rPr>
-              <w:t>keyword="橘"</w:t>
-            </w:r>
-          </w:p>
-        </w:tc>
-        <w:tc>
-          <w:tcPr>
-            <w:tcW w:type="dxa" w:w="2691"/>
-          </w:tcPr>
-          <w:p>
-            <w:pPr>
-              <w:ind w:firstLine="0"/>
-            </w:pPr>
-            <w:r>
-              <w:rPr>
-                <w:rFonts w:ascii="Times New Roman" w:hAnsi="Times New Roman" w:eastAsia="宋体"/>
-                <w:sz w:val="20"/>
-              </w:rPr>
-              <w:t>返回名称含"橘"的猫咪</w:t>
-            </w:r>
-          </w:p>
-        </w:tc>
-        <w:tc>
-          <w:tcPr>
-            <w:tcW w:type="dxa" w:w="1701"/>
-          </w:tcPr>
-          <w:p>
-            <w:pPr>
-              <w:ind w:firstLine="0"/>
-            </w:pPr>
-            <w:r>
-              <w:rPr>
-                <w:rFonts w:ascii="Times New Roman" w:hAnsi="Times New Roman" w:eastAsia="宋体"/>
-                <w:sz w:val="20"/>
-              </w:rPr>
-              <w:t>F3</w:t>
-            </w:r>
-          </w:p>
-        </w:tc>
-      </w:tr>
-      <w:tr>
-        <w:tc>
-          <w:tcPr>
-            <w:tcW w:type="dxa" w:w="1701"/>
-          </w:tcPr>
-          <w:p>
-            <w:pPr>
-              <w:ind w:firstLine="0"/>
-            </w:pPr>
-            <w:r>
-              <w:rPr>
-                <w:rFonts w:ascii="Times New Roman" w:hAnsi="Times New Roman" w:eastAsia="宋体"/>
-                <w:sz w:val="20"/>
-              </w:rPr>
-              <w:t>TC-BBV-06</w:t>
-            </w:r>
-          </w:p>
-        </w:tc>
-        <w:tc>
-          <w:tcPr>
-            <w:tcW w:type="dxa" w:w="1701"/>
-          </w:tcPr>
-          <w:p>
-            <w:pPr>
-              <w:ind w:firstLine="0"/>
-            </w:pPr>
-            <w:r>
-              <w:rPr>
-                <w:rFonts w:ascii="Times New Roman" w:hAnsi="Times New Roman" w:eastAsia="宋体"/>
-                <w:sz w:val="20"/>
-              </w:rPr>
-              <w:t>猫咪详情</w:t>
-            </w:r>
-          </w:p>
-        </w:tc>
-        <w:tc>
-          <w:tcPr>
-            <w:tcW w:type="dxa" w:w="3688"/>
-          </w:tcPr>
-          <w:p>
-            <w:pPr>
-              <w:ind w:firstLine="0"/>
-            </w:pPr>
-            <w:r>
-              <w:rPr>
-                <w:rFonts w:ascii="Times New Roman" w:hAnsi="Times New Roman" w:eastAsia="宋体"/>
-                <w:sz w:val="20"/>
-              </w:rPr>
-              <w:t>catId=1</w:t>
-            </w:r>
-          </w:p>
-        </w:tc>
-        <w:tc>
-          <w:tcPr>
-            <w:tcW w:type="dxa" w:w="2691"/>
-          </w:tcPr>
-          <w:p>
-            <w:pPr>
-              <w:ind w:firstLine="0"/>
-            </w:pPr>
-            <w:r>
-              <w:rPr>
-                <w:rFonts w:ascii="Times New Roman" w:hAnsi="Times New Roman" w:eastAsia="宋体"/>
-                <w:sz w:val="20"/>
-              </w:rPr>
-              <w:t>返回完整信息+照片+评论+推荐</w:t>
-            </w:r>
-          </w:p>
-        </w:tc>
-        <w:tc>
-          <w:tcPr>
-            <w:tcW w:type="dxa" w:w="1701"/>
-          </w:tcPr>
-          <w:p>
-            <w:pPr>
-              <w:ind w:firstLine="0"/>
-            </w:pPr>
-            <w:r>
-              <w:rPr>
-                <w:rFonts w:ascii="Times New Roman" w:hAnsi="Times New Roman" w:eastAsia="宋体"/>
-                <w:sz w:val="20"/>
-              </w:rPr>
-              <w:t>F4</w:t>
-            </w:r>
-          </w:p>
-        </w:tc>
-      </w:tr>
-      <w:tr>
-        <w:tc>
-          <w:tcPr>
-            <w:tcW w:type="dxa" w:w="1701"/>
-          </w:tcPr>
-          <w:p>
-            <w:pPr>
-              <w:ind w:firstLine="0"/>
-            </w:pPr>
-            <w:r>
-              <w:rPr>
-                <w:rFonts w:ascii="Times New Roman" w:hAnsi="Times New Roman" w:eastAsia="宋体"/>
-                <w:sz w:val="20"/>
-              </w:rPr>
-              <w:t>TC-BBV-07</w:t>
-            </w:r>
-          </w:p>
-        </w:tc>
-        <w:tc>
-          <w:tcPr>
-            <w:tcW w:type="dxa" w:w="1701"/>
-          </w:tcPr>
-          <w:p>
-            <w:pPr>
-              <w:ind w:firstLine="0"/>
-            </w:pPr>
-            <w:r>
-              <w:rPr>
-                <w:rFonts w:ascii="Times New Roman" w:hAnsi="Times New Roman" w:eastAsia="宋体"/>
-                <w:sz w:val="20"/>
-              </w:rPr>
-              <w:t>照片上传</w:t>
-            </w:r>
-          </w:p>
-        </w:tc>
-        <w:tc>
-          <w:tcPr>
-            <w:tcW w:type="dxa" w:w="3688"/>
-          </w:tcPr>
-          <w:p>
-            <w:pPr>
-              <w:ind w:firstLine="0"/>
-            </w:pPr>
-            <w:r>
-              <w:rPr>
-                <w:rFonts w:ascii="Times New Roman" w:hAnsi="Times New Roman" w:eastAsia="宋体"/>
-                <w:sz w:val="20"/>
-              </w:rPr>
-              <w:t>文件 + catId</w:t>
-            </w:r>
-          </w:p>
-        </w:tc>
-        <w:tc>
-          <w:tcPr>
-            <w:tcW w:type="dxa" w:w="2691"/>
-          </w:tcPr>
-          <w:p>
-            <w:pPr>
-              <w:ind w:firstLine="0"/>
-            </w:pPr>
-            <w:r>
-              <w:rPr>
-                <w:rFonts w:ascii="Times New Roman" w:hAnsi="Times New Roman" w:eastAsia="宋体"/>
-                <w:sz w:val="20"/>
-              </w:rPr>
-              <w:t>上传成功，status=PENDING</w:t>
-            </w:r>
-          </w:p>
-        </w:tc>
-        <w:tc>
-          <w:tcPr>
-            <w:tcW w:type="dxa" w:w="1701"/>
-          </w:tcPr>
-          <w:p>
-            <w:pPr>
-              <w:ind w:firstLine="0"/>
-            </w:pPr>
-            <w:r>
-              <w:rPr>
-                <w:rFonts w:ascii="Times New Roman" w:hAnsi="Times New Roman" w:eastAsia="宋体"/>
-                <w:sz w:val="20"/>
-              </w:rPr>
-              <w:t>F5</w:t>
-            </w:r>
-          </w:p>
-        </w:tc>
-      </w:tr>
-      <w:tr>
-        <w:tc>
-          <w:tcPr>
-            <w:tcW w:type="dxa" w:w="1701"/>
-          </w:tcPr>
-          <w:p>
-            <w:pPr>
-              <w:ind w:firstLine="0"/>
-            </w:pPr>
-            <w:r>
-              <w:rPr>
-                <w:rFonts w:ascii="Times New Roman" w:hAnsi="Times New Roman" w:eastAsia="宋体"/>
-                <w:sz w:val="20"/>
-              </w:rPr>
-              <w:t>TC-BBV-08</w:t>
-            </w:r>
-          </w:p>
-        </w:tc>
-        <w:tc>
-          <w:tcPr>
-            <w:tcW w:type="dxa" w:w="1701"/>
-          </w:tcPr>
-          <w:p>
-            <w:pPr>
-              <w:ind w:firstLine="0"/>
-            </w:pPr>
-            <w:r>
-              <w:rPr>
-                <w:rFonts w:ascii="Times New Roman" w:hAnsi="Times New Roman" w:eastAsia="宋体"/>
-                <w:sz w:val="20"/>
-              </w:rPr>
-              <w:t>发表评论</w:t>
-            </w:r>
-          </w:p>
-        </w:tc>
-        <w:tc>
-          <w:tcPr>
-            <w:tcW w:type="dxa" w:w="3688"/>
-          </w:tcPr>
-          <w:p>
-            <w:pPr>
-              <w:ind w:firstLine="0"/>
-            </w:pPr>
-            <w:r>
-              <w:rPr>
-                <w:rFonts w:ascii="Times New Roman" w:hAnsi="Times New Roman" w:eastAsia="宋体"/>
-                <w:sz w:val="20"/>
-              </w:rPr>
-              <w:t>catId=1, content="好可爱"</w:t>
-            </w:r>
-          </w:p>
-        </w:tc>
-        <w:tc>
-          <w:tcPr>
-            <w:tcW w:type="dxa" w:w="2691"/>
-          </w:tcPr>
-          <w:p>
-            <w:pPr>
-              <w:ind w:firstLine="0"/>
-            </w:pPr>
-            <w:r>
-              <w:rPr>
-                <w:rFonts w:ascii="Times New Roman" w:hAnsi="Times New Roman" w:eastAsia="宋体"/>
-                <w:sz w:val="20"/>
-              </w:rPr>
-              <w:t>评论新增成功</w:t>
-            </w:r>
-          </w:p>
-        </w:tc>
-        <w:tc>
-          <w:tcPr>
-            <w:tcW w:type="dxa" w:w="1701"/>
-          </w:tcPr>
-          <w:p>
-            <w:pPr>
-              <w:ind w:firstLine="0"/>
-            </w:pPr>
-            <w:r>
-              <w:rPr>
-                <w:rFonts w:ascii="Times New Roman" w:hAnsi="Times New Roman" w:eastAsia="宋体"/>
-                <w:sz w:val="20"/>
-              </w:rPr>
-              <w:t>F6</w:t>
-            </w:r>
-          </w:p>
-        </w:tc>
-      </w:tr>
-      <w:tr>
-        <w:tc>
-          <w:tcPr>
-            <w:tcW w:type="dxa" w:w="1701"/>
-          </w:tcPr>
-          <w:p>
-            <w:pPr>
-              <w:ind w:firstLine="0"/>
-            </w:pPr>
-            <w:r>
-              <w:rPr>
-                <w:rFonts w:ascii="Times New Roman" w:hAnsi="Times New Roman" w:eastAsia="宋体"/>
-                <w:sz w:val="20"/>
-              </w:rPr>
-              <w:t>TC-BBV-09</w:t>
-            </w:r>
-          </w:p>
-        </w:tc>
-        <w:tc>
-          <w:tcPr>
-            <w:tcW w:type="dxa" w:w="1701"/>
-          </w:tcPr>
-          <w:p>
-            <w:pPr>
-              <w:ind w:firstLine="0"/>
-            </w:pPr>
-            <w:r>
-              <w:rPr>
-                <w:rFonts w:ascii="Times New Roman" w:hAnsi="Times New Roman" w:eastAsia="宋体"/>
-                <w:sz w:val="20"/>
-              </w:rPr>
-              <w:t>推荐计算</w:t>
-            </w:r>
-          </w:p>
-        </w:tc>
-        <w:tc>
-          <w:tcPr>
-            <w:tcW w:type="dxa" w:w="3688"/>
-          </w:tcPr>
-          <w:p>
-            <w:pPr>
-              <w:ind w:firstLine="0"/>
-            </w:pPr>
-            <w:r>
-              <w:rPr>
-                <w:rFonts w:ascii="Times New Roman" w:hAnsi="Times New Roman" w:eastAsia="宋体"/>
-                <w:sz w:val="20"/>
-              </w:rPr>
-              <w:t>catId=1 → GET /recommend</w:t>
-            </w:r>
-          </w:p>
-        </w:tc>
-        <w:tc>
-          <w:tcPr>
-            <w:tcW w:type="dxa" w:w="2691"/>
-          </w:tcPr>
-          <w:p>
-            <w:pPr>
-              <w:ind w:firstLine="0"/>
-            </w:pPr>
-            <w:r>
-              <w:rPr>
-                <w:rFonts w:ascii="Times New Roman" w:hAnsi="Times New Roman" w:eastAsia="宋体"/>
-                <w:sz w:val="20"/>
-              </w:rPr>
-              <w:t>返回 5 条推荐结果</w:t>
-            </w:r>
-          </w:p>
-        </w:tc>
-        <w:tc>
-          <w:tcPr>
-            <w:tcW w:type="dxa" w:w="1701"/>
-          </w:tcPr>
-          <w:p>
-            <w:pPr>
-              <w:ind w:firstLine="0"/>
-            </w:pPr>
-            <w:r>
-              <w:rPr>
-                <w:rFonts w:ascii="Times New Roman" w:hAnsi="Times New Roman" w:eastAsia="宋体"/>
-                <w:sz w:val="20"/>
-              </w:rPr>
-              <w:t>F7</w:t>
-            </w:r>
-          </w:p>
-        </w:tc>
-      </w:tr>
-      <w:tr>
-        <w:tc>
-          <w:tcPr>
-            <w:tcW w:type="dxa" w:w="1701"/>
-          </w:tcPr>
-          <w:p>
-            <w:pPr>
-              <w:ind w:firstLine="0"/>
-            </w:pPr>
-            <w:r>
-              <w:rPr>
-                <w:rFonts w:ascii="Times New Roman" w:hAnsi="Times New Roman" w:eastAsia="宋体"/>
-                <w:sz w:val="20"/>
-              </w:rPr>
-              <w:t>TC-BBV-10</w:t>
-            </w:r>
-          </w:p>
-        </w:tc>
-        <w:tc>
-          <w:tcPr>
-            <w:tcW w:type="dxa" w:w="1701"/>
-          </w:tcPr>
-          <w:p>
-            <w:pPr>
-              <w:ind w:firstLine="0"/>
-            </w:pPr>
-            <w:r>
-              <w:rPr>
-                <w:rFonts w:ascii="Times New Roman" w:hAnsi="Times New Roman" w:eastAsia="宋体"/>
-                <w:sz w:val="20"/>
-              </w:rPr>
-              <w:t>关注猫咪</w:t>
-            </w:r>
-          </w:p>
-        </w:tc>
-        <w:tc>
-          <w:tcPr>
-            <w:tcW w:type="dxa" w:w="3688"/>
-          </w:tcPr>
-          <w:p>
-            <w:pPr>
-              <w:ind w:firstLine="0"/>
-            </w:pPr>
-            <w:r>
-              <w:rPr>
-                <w:rFonts w:ascii="Times New Roman" w:hAnsi="Times New Roman" w:eastAsia="宋体"/>
-                <w:sz w:val="20"/>
-              </w:rPr>
-              <w:t>catId=1 → POST /follow</w:t>
-            </w:r>
-          </w:p>
-        </w:tc>
-        <w:tc>
-          <w:tcPr>
-            <w:tcW w:type="dxa" w:w="2691"/>
-          </w:tcPr>
-          <w:p>
-            <w:pPr>
-              <w:ind w:firstLine="0"/>
-            </w:pPr>
-            <w:r>
-              <w:rPr>
-                <w:rFonts w:ascii="Times New Roman" w:hAnsi="Times New Roman" w:eastAsia="宋体"/>
-                <w:sz w:val="20"/>
-              </w:rPr>
-              <w:t>关注成功</w:t>
-            </w:r>
-          </w:p>
-        </w:tc>
-        <w:tc>
-          <w:tcPr>
-            <w:tcW w:type="dxa" w:w="1701"/>
-          </w:tcPr>
-          <w:p>
-            <w:pPr>
-              <w:ind w:firstLine="0"/>
-            </w:pPr>
-            <w:r>
-              <w:rPr>
-                <w:rFonts w:ascii="Times New Roman" w:hAnsi="Times New Roman" w:eastAsia="宋体"/>
-                <w:sz w:val="20"/>
-              </w:rPr>
-              <w:t>F9</w:t>
-            </w:r>
-          </w:p>
-        </w:tc>
-      </w:tr>
-    </w:tbl>
-    <w:p/>
-    <w:p>
-      <w:pPr>
-        <w:ind w:firstLine="0"/>
-        <w:jc w:val="center"/>
-      </w:pPr>
-      <w:r>
-        <w:rPr>
-          <w:rFonts w:ascii="Times New Roman" w:hAnsi="Times New Roman" w:eastAsia="宋体"/>
-          <w:sz w:val="24"/>
-        </w:rPr>
-      </w:r>
-      <w:r>
-        <w:rPr>
-          <w:rFonts w:ascii="Times New Roman" w:hAnsi="Times New Roman" w:eastAsia="宋体"/>
-          <w:b/>
-          <w:sz w:val="24"/>
-        </w:rPr>
-        <w:t>表6-3 黑盒测试结论</w:t>
-      </w:r>
-      <w:r>
-        <w:rPr>
-          <w:rFonts w:ascii="Times New Roman" w:hAnsi="Times New Roman" w:eastAsia="宋体"/>
-          <w:sz w:val="24"/>
-        </w:rPr>
-      </w:r>
-    </w:p>
-    <w:tbl>
-      <w:tblPr>
-        <w:tblStyle w:val="TableGrid"/>
-        <w:tblW w:type="auto" w:w="0"/>
-        <w:jc w:val="center"/>
-        <w:tblLayout w:type="fixed"/>
-        <w:tblLook w:firstColumn="1" w:firstRow="1" w:lastColumn="0" w:lastRow="0" w:noHBand="0" w:noVBand="1" w:val="04A0"/>
-      </w:tblPr>
-      <w:tblGrid>
-        <w:gridCol w:w="2268"/>
-        <w:gridCol w:w="2268"/>
-        <w:gridCol w:w="2268"/>
-        <w:gridCol w:w="2268"/>
-      </w:tblGrid>
-      <w:tr>
-        <w:tc>
-          <w:tcPr>
-            <w:tcW w:type="dxa" w:w="3489"/>
-          </w:tcPr>
-          <w:p>
-            <w:pPr>
-              <w:ind w:firstLine="0"/>
-            </w:pPr>
-            <w:r>
-              <w:rPr>
-                <w:rFonts w:ascii="Times New Roman" w:hAnsi="Times New Roman" w:eastAsia="宋体"/>
-                <w:b/>
-                <w:sz w:val="20"/>
-              </w:rPr>
-              <w:t>测试方法</w:t>
-            </w:r>
-          </w:p>
-        </w:tc>
-        <w:tc>
-          <w:tcPr>
-            <w:tcW w:type="dxa" w:w="2093"/>
-          </w:tcPr>
-          <w:p>
-            <w:pPr>
-              <w:ind w:firstLine="0"/>
-            </w:pPr>
-            <w:r>
-              <w:rPr>
-                <w:rFonts w:ascii="Times New Roman" w:hAnsi="Times New Roman" w:eastAsia="宋体"/>
-                <w:b/>
-                <w:sz w:val="20"/>
-              </w:rPr>
-              <w:t>用例数</w:t>
-            </w:r>
-          </w:p>
-        </w:tc>
-        <w:tc>
-          <w:tcPr>
-            <w:tcW w:type="dxa" w:w="1701"/>
-          </w:tcPr>
-          <w:p>
-            <w:pPr>
-              <w:ind w:firstLine="0"/>
-            </w:pPr>
-            <w:r>
-              <w:rPr>
-                <w:rFonts w:ascii="Times New Roman" w:hAnsi="Times New Roman" w:eastAsia="宋体"/>
-                <w:b/>
-                <w:sz w:val="20"/>
-              </w:rPr>
-              <w:t>通过</w:t>
-            </w:r>
-          </w:p>
-        </w:tc>
-        <w:tc>
-          <w:tcPr>
-            <w:tcW w:type="dxa" w:w="2093"/>
-          </w:tcPr>
-          <w:p>
-            <w:pPr>
-              <w:ind w:firstLine="0"/>
-            </w:pPr>
-            <w:r>
-              <w:rPr>
-                <w:rFonts w:ascii="Times New Roman" w:hAnsi="Times New Roman" w:eastAsia="宋体"/>
-                <w:b/>
-                <w:sz w:val="20"/>
-              </w:rPr>
-              <w:t>通过率</w:t>
-            </w:r>
-          </w:p>
-        </w:tc>
-      </w:tr>
-      <w:tr>
-        <w:tc>
-          <w:tcPr>
-            <w:tcW w:type="dxa" w:w="3489"/>
-          </w:tcPr>
-          <w:p>
-            <w:pPr>
-              <w:ind w:firstLine="0"/>
-            </w:pPr>
-            <w:r>
-              <w:rPr>
-                <w:rFonts w:ascii="Times New Roman" w:hAnsi="Times New Roman" w:eastAsia="宋体"/>
-                <w:sz w:val="20"/>
-              </w:rPr>
-              <w:t>等价类划分</w:t>
-            </w:r>
-          </w:p>
-        </w:tc>
-        <w:tc>
-          <w:tcPr>
-            <w:tcW w:type="dxa" w:w="2093"/>
-          </w:tcPr>
-          <w:p>
-            <w:pPr>
-              <w:ind w:firstLine="0"/>
-            </w:pPr>
-            <w:r>
-              <w:rPr>
-                <w:rFonts w:ascii="Times New Roman" w:hAnsi="Times New Roman" w:eastAsia="宋体"/>
-                <w:sz w:val="20"/>
-              </w:rPr>
-              <w:t>3</w:t>
-            </w:r>
-          </w:p>
-        </w:tc>
-        <w:tc>
-          <w:tcPr>
-            <w:tcW w:type="dxa" w:w="1701"/>
-          </w:tcPr>
-          <w:p>
-            <w:pPr>
-              <w:ind w:firstLine="0"/>
-            </w:pPr>
-            <w:r>
-              <w:rPr>
-                <w:rFonts w:ascii="Times New Roman" w:hAnsi="Times New Roman" w:eastAsia="宋体"/>
-                <w:sz w:val="20"/>
-              </w:rPr>
-              <w:t>3</w:t>
-            </w:r>
-          </w:p>
-        </w:tc>
-        <w:tc>
-          <w:tcPr>
-            <w:tcW w:type="dxa" w:w="2093"/>
-          </w:tcPr>
-          <w:p>
-            <w:pPr>
-              <w:ind w:firstLine="0"/>
-            </w:pPr>
-            <w:r>
-              <w:rPr>
-                <w:rFonts w:ascii="Times New Roman" w:hAnsi="Times New Roman" w:eastAsia="宋体"/>
-                <w:sz w:val="20"/>
-              </w:rPr>
-              <w:t>100%</w:t>
-            </w:r>
-          </w:p>
-        </w:tc>
-      </w:tr>
-      <w:tr>
-        <w:tc>
-          <w:tcPr>
-            <w:tcW w:type="dxa" w:w="3489"/>
-          </w:tcPr>
-          <w:p>
-            <w:pPr>
-              <w:ind w:firstLine="0"/>
-            </w:pPr>
-            <w:r>
-              <w:rPr>
-                <w:rFonts w:ascii="Times New Roman" w:hAnsi="Times New Roman" w:eastAsia="宋体"/>
-                <w:sz w:val="20"/>
-              </w:rPr>
-              <w:t>边界值分析</w:t>
-            </w:r>
-          </w:p>
-        </w:tc>
-        <w:tc>
-          <w:tcPr>
-            <w:tcW w:type="dxa" w:w="2093"/>
-          </w:tcPr>
-          <w:p>
-            <w:pPr>
-              <w:ind w:firstLine="0"/>
-            </w:pPr>
-            <w:r>
-              <w:rPr>
-                <w:rFonts w:ascii="Times New Roman" w:hAnsi="Times New Roman" w:eastAsia="宋体"/>
-                <w:sz w:val="20"/>
-              </w:rPr>
-              <w:t>4</w:t>
-            </w:r>
-          </w:p>
-        </w:tc>
-        <w:tc>
-          <w:tcPr>
-            <w:tcW w:type="dxa" w:w="1701"/>
-          </w:tcPr>
-          <w:p>
-            <w:pPr>
-              <w:ind w:firstLine="0"/>
-            </w:pPr>
-            <w:r>
-              <w:rPr>
-                <w:rFonts w:ascii="Times New Roman" w:hAnsi="Times New Roman" w:eastAsia="宋体"/>
-                <w:sz w:val="20"/>
-              </w:rPr>
-              <w:t>4</w:t>
-            </w:r>
-          </w:p>
-        </w:tc>
-        <w:tc>
-          <w:tcPr>
-            <w:tcW w:type="dxa" w:w="2093"/>
-          </w:tcPr>
-          <w:p>
-            <w:pPr>
-              <w:ind w:firstLine="0"/>
-            </w:pPr>
-            <w:r>
-              <w:rPr>
-                <w:rFonts w:ascii="Times New Roman" w:hAnsi="Times New Roman" w:eastAsia="宋体"/>
-                <w:sz w:val="20"/>
-              </w:rPr>
-              <w:t>100%</w:t>
-            </w:r>
-          </w:p>
-        </w:tc>
-      </w:tr>
-      <w:tr>
-        <w:tc>
-          <w:tcPr>
-            <w:tcW w:type="dxa" w:w="3489"/>
-          </w:tcPr>
-          <w:p>
-            <w:pPr>
-              <w:ind w:firstLine="0"/>
-            </w:pPr>
-            <w:r>
-              <w:rPr>
-                <w:rFonts w:ascii="Times New Roman" w:hAnsi="Times New Roman" w:eastAsia="宋体"/>
-                <w:sz w:val="20"/>
-              </w:rPr>
-              <w:t>功能验证</w:t>
-            </w:r>
-          </w:p>
-        </w:tc>
-        <w:tc>
-          <w:tcPr>
-            <w:tcW w:type="dxa" w:w="2093"/>
-          </w:tcPr>
-          <w:p>
-            <w:pPr>
-              <w:ind w:firstLine="0"/>
-            </w:pPr>
-            <w:r>
-              <w:rPr>
-                <w:rFonts w:ascii="Times New Roman" w:hAnsi="Times New Roman" w:eastAsia="宋体"/>
-                <w:sz w:val="20"/>
-              </w:rPr>
-              <w:t>10</w:t>
-            </w:r>
-          </w:p>
-        </w:tc>
-        <w:tc>
-          <w:tcPr>
-            <w:tcW w:type="dxa" w:w="1701"/>
-          </w:tcPr>
-          <w:p>
-            <w:pPr>
-              <w:ind w:firstLine="0"/>
-            </w:pPr>
-            <w:r>
-              <w:rPr>
-                <w:rFonts w:ascii="Times New Roman" w:hAnsi="Times New Roman" w:eastAsia="宋体"/>
-                <w:sz w:val="20"/>
-              </w:rPr>
-              <w:t>10</w:t>
-            </w:r>
-          </w:p>
-        </w:tc>
-        <w:tc>
-          <w:tcPr>
-            <w:tcW w:type="dxa" w:w="2093"/>
-          </w:tcPr>
-          <w:p>
-            <w:pPr>
-              <w:ind w:firstLine="0"/>
-            </w:pPr>
-            <w:r>
-              <w:rPr>
-                <w:rFonts w:ascii="Times New Roman" w:hAnsi="Times New Roman" w:eastAsia="宋体"/>
-                <w:sz w:val="20"/>
-              </w:rPr>
-              <w:t>100%</w:t>
-            </w:r>
-          </w:p>
-        </w:tc>
-      </w:tr>
-      <w:tr>
-        <w:tc>
-          <w:tcPr>
-            <w:tcW w:type="dxa" w:w="3489"/>
-          </w:tcPr>
-          <w:p>
-            <w:pPr>
-              <w:ind w:firstLine="0"/>
-            </w:pPr>
-            <w:r>
-              <w:rPr>
-                <w:rFonts w:ascii="Times New Roman" w:hAnsi="Times New Roman" w:eastAsia="宋体"/>
-                <w:sz w:val="20"/>
-              </w:rPr>
-              <w:t>合计</w:t>
-            </w:r>
-          </w:p>
-        </w:tc>
-        <w:tc>
-          <w:tcPr>
-            <w:tcW w:type="dxa" w:w="2093"/>
-          </w:tcPr>
-          <w:p>
-            <w:pPr>
-              <w:ind w:firstLine="0"/>
-            </w:pPr>
-            <w:r>
-              <w:rPr>
-                <w:rFonts w:ascii="Times New Roman" w:hAnsi="Times New Roman" w:eastAsia="宋体"/>
-                <w:sz w:val="20"/>
-              </w:rPr>
-              <w:t>17</w:t>
-            </w:r>
-          </w:p>
-        </w:tc>
-        <w:tc>
-          <w:tcPr>
-            <w:tcW w:type="dxa" w:w="1701"/>
-          </w:tcPr>
-          <w:p>
-            <w:pPr>
-              <w:ind w:firstLine="0"/>
-            </w:pPr>
-            <w:r>
-              <w:rPr>
-                <w:rFonts w:ascii="Times New Roman" w:hAnsi="Times New Roman" w:eastAsia="宋体"/>
-                <w:sz w:val="20"/>
-              </w:rPr>
-              <w:t>17</w:t>
-            </w:r>
-          </w:p>
-        </w:tc>
-        <w:tc>
-          <w:tcPr>
-            <w:tcW w:type="dxa" w:w="2093"/>
-          </w:tcPr>
-          <w:p>
-            <w:pPr>
-              <w:ind w:firstLine="0"/>
-            </w:pPr>
-            <w:r>
-              <w:rPr>
-                <w:rFonts w:ascii="Times New Roman" w:hAnsi="Times New Roman" w:eastAsia="宋体"/>
-                <w:sz w:val="20"/>
-              </w:rPr>
-              <w:t>100%</w:t>
             </w:r>
           </w:p>
         </w:tc>
@@ -14626,450 +7284,6 @@
         <w:pStyle w:val="Heading4"/>
       </w:pPr>
       <w:r>
-        <w:t>TC-ST-02：推荐算法响应时间</w:t>
-      </w:r>
-    </w:p>
-    <w:tbl>
-      <w:tblPr>
-        <w:tblStyle w:val="TableGrid"/>
-        <w:tblW w:type="auto" w:w="0"/>
-        <w:jc w:val="center"/>
-        <w:tblLayout w:type="fixed"/>
-        <w:tblLook w:firstColumn="1" w:firstRow="1" w:lastColumn="0" w:lastRow="0" w:noHBand="0" w:noVBand="1" w:val="04A0"/>
-      </w:tblPr>
-      <w:tblGrid>
-        <w:gridCol w:w="4536"/>
-        <w:gridCol w:w="4536"/>
-      </w:tblGrid>
-      <w:tr>
-        <w:tc>
-          <w:tcPr>
-            <w:tcW w:type="dxa" w:w="2134"/>
-          </w:tcPr>
-          <w:p>
-            <w:pPr>
-              <w:ind w:firstLine="0"/>
-            </w:pPr>
-            <w:r>
-              <w:rPr>
-                <w:rFonts w:ascii="Times New Roman" w:hAnsi="Times New Roman" w:eastAsia="宋体"/>
-                <w:b/>
-                <w:sz w:val="20"/>
-              </w:rPr>
-              <w:t>项目</w:t>
-            </w:r>
-          </w:p>
-        </w:tc>
-        <w:tc>
-          <w:tcPr>
-            <w:tcW w:type="dxa" w:w="6937"/>
-          </w:tcPr>
-          <w:p>
-            <w:pPr>
-              <w:ind w:firstLine="0"/>
-            </w:pPr>
-            <w:r>
-              <w:rPr>
-                <w:rFonts w:ascii="Times New Roman" w:hAnsi="Times New Roman" w:eastAsia="宋体"/>
-                <w:b/>
-                <w:sz w:val="20"/>
-              </w:rPr>
-              <w:t>内容</w:t>
-            </w:r>
-          </w:p>
-        </w:tc>
-      </w:tr>
-      <w:tr>
-        <w:tc>
-          <w:tcPr>
-            <w:tcW w:type="dxa" w:w="2134"/>
-          </w:tcPr>
-          <w:p>
-            <w:pPr>
-              <w:ind w:firstLine="0"/>
-            </w:pPr>
-            <w:r>
-              <w:rPr>
-                <w:rFonts w:ascii="Times New Roman" w:hAnsi="Times New Roman" w:eastAsia="宋体"/>
-                <w:sz w:val="20"/>
-              </w:rPr>
-              <w:t>测试项</w:t>
-            </w:r>
-          </w:p>
-        </w:tc>
-        <w:tc>
-          <w:tcPr>
-            <w:tcW w:type="dxa" w:w="6937"/>
-          </w:tcPr>
-          <w:p>
-            <w:pPr>
-              <w:ind w:firstLine="0"/>
-            </w:pPr>
-            <w:r>
-              <w:rPr>
-                <w:rFonts w:ascii="Times New Roman" w:hAnsi="Times New Roman" w:eastAsia="宋体"/>
-                <w:sz w:val="20"/>
-              </w:rPr>
-              <w:t>6 只猫时推荐计算耗时</w:t>
-            </w:r>
-          </w:p>
-        </w:tc>
-      </w:tr>
-      <w:tr>
-        <w:tc>
-          <w:tcPr>
-            <w:tcW w:type="dxa" w:w="2134"/>
-          </w:tcPr>
-          <w:p>
-            <w:pPr>
-              <w:ind w:firstLine="0"/>
-            </w:pPr>
-            <w:r>
-              <w:rPr>
-                <w:rFonts w:ascii="Times New Roman" w:hAnsi="Times New Roman" w:eastAsia="宋体"/>
-                <w:sz w:val="20"/>
-              </w:rPr>
-              <w:t>测试方法</w:t>
-            </w:r>
-          </w:p>
-        </w:tc>
-        <w:tc>
-          <w:tcPr>
-            <w:tcW w:type="dxa" w:w="6937"/>
-          </w:tcPr>
-          <w:p>
-            <w:pPr>
-              <w:ind w:firstLine="0"/>
-            </w:pPr>
-            <w:r>
-              <w:rPr>
-                <w:rFonts w:ascii="Times New Roman" w:hAnsi="Times New Roman" w:eastAsia="宋体"/>
-                <w:sz w:val="20"/>
-              </w:rPr>
-              <w:t>请求 GET /cats/1/recommend</w:t>
-            </w:r>
-          </w:p>
-        </w:tc>
-      </w:tr>
-      <w:tr>
-        <w:tc>
-          <w:tcPr>
-            <w:tcW w:type="dxa" w:w="2134"/>
-          </w:tcPr>
-          <w:p>
-            <w:pPr>
-              <w:ind w:firstLine="0"/>
-            </w:pPr>
-            <w:r>
-              <w:rPr>
-                <w:rFonts w:ascii="Times New Roman" w:hAnsi="Times New Roman" w:eastAsia="宋体"/>
-                <w:sz w:val="20"/>
-              </w:rPr>
-              <w:t>预期</w:t>
-            </w:r>
-          </w:p>
-        </w:tc>
-        <w:tc>
-          <w:tcPr>
-            <w:tcW w:type="dxa" w:w="6937"/>
-          </w:tcPr>
-          <w:p>
-            <w:pPr>
-              <w:ind w:firstLine="0"/>
-            </w:pPr>
-            <w:r>
-              <w:rPr>
-                <w:rFonts w:ascii="Times New Roman" w:hAnsi="Times New Roman" w:eastAsia="宋体"/>
-                <w:sz w:val="20"/>
-              </w:rPr>
-              <w:t>≤ 1s（100 只猫以内）</w:t>
-            </w:r>
-          </w:p>
-        </w:tc>
-      </w:tr>
-      <w:tr>
-        <w:tc>
-          <w:tcPr>
-            <w:tcW w:type="dxa" w:w="2134"/>
-          </w:tcPr>
-          <w:p>
-            <w:pPr>
-              <w:ind w:firstLine="0"/>
-            </w:pPr>
-            <w:r>
-              <w:rPr>
-                <w:rFonts w:ascii="Times New Roman" w:hAnsi="Times New Roman" w:eastAsia="宋体"/>
-                <w:sz w:val="20"/>
-              </w:rPr>
-              <w:t>实际</w:t>
-            </w:r>
-          </w:p>
-        </w:tc>
-        <w:tc>
-          <w:tcPr>
-            <w:tcW w:type="dxa" w:w="6937"/>
-          </w:tcPr>
-          <w:p>
-            <w:pPr>
-              <w:ind w:firstLine="0"/>
-            </w:pPr>
-            <w:r>
-              <w:rPr>
-                <w:rFonts w:ascii="Times New Roman" w:hAnsi="Times New Roman" w:eastAsia="宋体"/>
-                <w:sz w:val="20"/>
-              </w:rPr>
-              <w:t>约 30ms（6 条数据）</w:t>
-            </w:r>
-          </w:p>
-        </w:tc>
-      </w:tr>
-      <w:tr>
-        <w:tc>
-          <w:tcPr>
-            <w:tcW w:type="dxa" w:w="2134"/>
-          </w:tcPr>
-          <w:p>
-            <w:pPr>
-              <w:ind w:firstLine="0"/>
-            </w:pPr>
-            <w:r>
-              <w:rPr>
-                <w:rFonts w:ascii="Times New Roman" w:hAnsi="Times New Roman" w:eastAsia="宋体"/>
-                <w:sz w:val="20"/>
-              </w:rPr>
-              <w:t>结果</w:t>
-            </w:r>
-          </w:p>
-        </w:tc>
-        <w:tc>
-          <w:tcPr>
-            <w:tcW w:type="dxa" w:w="6937"/>
-          </w:tcPr>
-          <w:p>
-            <w:pPr>
-              <w:ind w:firstLine="0"/>
-            </w:pPr>
-            <w:r>
-              <w:rPr>
-                <w:rFonts w:ascii="Times New Roman" w:hAnsi="Times New Roman" w:eastAsia="宋体"/>
-                <w:sz w:val="20"/>
-              </w:rPr>
-              <w:t>通过</w:t>
-            </w:r>
-          </w:p>
-        </w:tc>
-      </w:tr>
-    </w:tbl>
-    <w:p/>
-    <w:p>
-      <w:pPr>
-        <w:pStyle w:val="Heading4"/>
-      </w:pPr>
-      <w:r>
-        <w:t>TC-ST-03：并发请求</w:t>
-      </w:r>
-    </w:p>
-    <w:tbl>
-      <w:tblPr>
-        <w:tblStyle w:val="TableGrid"/>
-        <w:tblW w:type="auto" w:w="0"/>
-        <w:jc w:val="center"/>
-        <w:tblLayout w:type="fixed"/>
-        <w:tblLook w:firstColumn="1" w:firstRow="1" w:lastColumn="0" w:lastRow="0" w:noHBand="0" w:noVBand="1" w:val="04A0"/>
-      </w:tblPr>
-      <w:tblGrid>
-        <w:gridCol w:w="4536"/>
-        <w:gridCol w:w="4536"/>
-      </w:tblGrid>
-      <w:tr>
-        <w:tc>
-          <w:tcPr>
-            <w:tcW w:type="dxa" w:w="2073"/>
-          </w:tcPr>
-          <w:p>
-            <w:pPr>
-              <w:ind w:firstLine="0"/>
-            </w:pPr>
-            <w:r>
-              <w:rPr>
-                <w:rFonts w:ascii="Times New Roman" w:hAnsi="Times New Roman" w:eastAsia="宋体"/>
-                <w:b/>
-                <w:sz w:val="20"/>
-              </w:rPr>
-              <w:t>项目</w:t>
-            </w:r>
-          </w:p>
-        </w:tc>
-        <w:tc>
-          <w:tcPr>
-            <w:tcW w:type="dxa" w:w="6998"/>
-          </w:tcPr>
-          <w:p>
-            <w:pPr>
-              <w:ind w:firstLine="0"/>
-            </w:pPr>
-            <w:r>
-              <w:rPr>
-                <w:rFonts w:ascii="Times New Roman" w:hAnsi="Times New Roman" w:eastAsia="宋体"/>
-                <w:b/>
-                <w:sz w:val="20"/>
-              </w:rPr>
-              <w:t>内容</w:t>
-            </w:r>
-          </w:p>
-        </w:tc>
-      </w:tr>
-      <w:tr>
-        <w:tc>
-          <w:tcPr>
-            <w:tcW w:type="dxa" w:w="2073"/>
-          </w:tcPr>
-          <w:p>
-            <w:pPr>
-              <w:ind w:firstLine="0"/>
-            </w:pPr>
-            <w:r>
-              <w:rPr>
-                <w:rFonts w:ascii="Times New Roman" w:hAnsi="Times New Roman" w:eastAsia="宋体"/>
-                <w:sz w:val="20"/>
-              </w:rPr>
-              <w:t>测试项</w:t>
-            </w:r>
-          </w:p>
-        </w:tc>
-        <w:tc>
-          <w:tcPr>
-            <w:tcW w:type="dxa" w:w="6998"/>
-          </w:tcPr>
-          <w:p>
-            <w:pPr>
-              <w:ind w:firstLine="0"/>
-            </w:pPr>
-            <w:r>
-              <w:rPr>
-                <w:rFonts w:ascii="Times New Roman" w:hAnsi="Times New Roman" w:eastAsia="宋体"/>
-                <w:sz w:val="20"/>
-              </w:rPr>
-              <w:t>50 个并发请求下的系统稳定性</w:t>
-            </w:r>
-          </w:p>
-        </w:tc>
-      </w:tr>
-      <w:tr>
-        <w:tc>
-          <w:tcPr>
-            <w:tcW w:type="dxa" w:w="2073"/>
-          </w:tcPr>
-          <w:p>
-            <w:pPr>
-              <w:ind w:firstLine="0"/>
-            </w:pPr>
-            <w:r>
-              <w:rPr>
-                <w:rFonts w:ascii="Times New Roman" w:hAnsi="Times New Roman" w:eastAsia="宋体"/>
-                <w:sz w:val="20"/>
-              </w:rPr>
-              <w:t>测试方法</w:t>
-            </w:r>
-          </w:p>
-        </w:tc>
-        <w:tc>
-          <w:tcPr>
-            <w:tcW w:type="dxa" w:w="6998"/>
-          </w:tcPr>
-          <w:p>
-            <w:pPr>
-              <w:ind w:firstLine="0"/>
-            </w:pPr>
-            <w:r>
-              <w:rPr>
-                <w:rFonts w:ascii="Times New Roman" w:hAnsi="Times New Roman" w:eastAsia="宋体"/>
-                <w:sz w:val="20"/>
-              </w:rPr>
-              <w:t>并发请求猫咪列表</w:t>
-            </w:r>
-          </w:p>
-        </w:tc>
-      </w:tr>
-      <w:tr>
-        <w:tc>
-          <w:tcPr>
-            <w:tcW w:type="dxa" w:w="2073"/>
-          </w:tcPr>
-          <w:p>
-            <w:pPr>
-              <w:ind w:firstLine="0"/>
-            </w:pPr>
-            <w:r>
-              <w:rPr>
-                <w:rFonts w:ascii="Times New Roman" w:hAnsi="Times New Roman" w:eastAsia="宋体"/>
-                <w:sz w:val="20"/>
-              </w:rPr>
-              <w:t>预期</w:t>
-            </w:r>
-          </w:p>
-        </w:tc>
-        <w:tc>
-          <w:tcPr>
-            <w:tcW w:type="dxa" w:w="6998"/>
-          </w:tcPr>
-          <w:p>
-            <w:pPr>
-              <w:ind w:firstLine="0"/>
-            </w:pPr>
-            <w:r>
-              <w:rPr>
-                <w:rFonts w:ascii="Times New Roman" w:hAnsi="Times New Roman" w:eastAsia="宋体"/>
-                <w:sz w:val="20"/>
-              </w:rPr>
-              <w:t>无错误，响应时间不显著增长</w:t>
-            </w:r>
-          </w:p>
-        </w:tc>
-      </w:tr>
-      <w:tr>
-        <w:tc>
-          <w:tcPr>
-            <w:tcW w:type="dxa" w:w="2073"/>
-          </w:tcPr>
-          <w:p>
-            <w:pPr>
-              <w:ind w:firstLine="0"/>
-            </w:pPr>
-            <w:r>
-              <w:rPr>
-                <w:rFonts w:ascii="Times New Roman" w:hAnsi="Times New Roman" w:eastAsia="宋体"/>
-                <w:sz w:val="20"/>
-              </w:rPr>
-              <w:t>实际</w:t>
-            </w:r>
-          </w:p>
-        </w:tc>
-        <w:tc>
-          <w:tcPr>
-            <w:tcW w:type="dxa" w:w="6998"/>
-          </w:tcPr>
-          <w:p>
-            <w:pPr>
-              <w:ind w:firstLine="0"/>
-            </w:pPr>
-            <w:r>
-              <w:rPr>
-                <w:rFonts w:ascii="Times New Roman" w:hAnsi="Times New Roman" w:eastAsia="宋体"/>
-                <w:sz w:val="20"/>
-              </w:rPr>
-              <w:t>通过</w:t>
-            </w:r>
-          </w:p>
-        </w:tc>
-      </w:tr>
-    </w:tbl>
-    <w:p/>
-    <w:p>
-      <w:pPr>
-        <w:pStyle w:val="Heading4"/>
-      </w:pPr>
-      <w:r>
         <w:t>TC-ST-04：SQL 注入防护</w:t>
       </w:r>
     </w:p>
@@ -15269,913 +7483,6 @@
       </w:tr>
     </w:tbl>
     <w:p/>
-    <w:p>
-      <w:pPr>
-        <w:pStyle w:val="Heading4"/>
-      </w:pPr>
-      <w:r>
-        <w:t>TC-ST-05：XSS 跨站脚本防护</w:t>
-      </w:r>
-    </w:p>
-    <w:tbl>
-      <w:tblPr>
-        <w:tblStyle w:val="TableGrid"/>
-        <w:tblW w:type="auto" w:w="0"/>
-        <w:jc w:val="center"/>
-        <w:tblLayout w:type="fixed"/>
-        <w:tblLook w:firstColumn="1" w:firstRow="1" w:lastColumn="0" w:lastRow="0" w:noHBand="0" w:noVBand="1" w:val="04A0"/>
-      </w:tblPr>
-      <w:tblGrid>
-        <w:gridCol w:w="4536"/>
-        <w:gridCol w:w="4536"/>
-      </w:tblGrid>
-      <w:tr>
-        <w:tc>
-          <w:tcPr>
-            <w:tcW w:type="dxa" w:w="1701"/>
-          </w:tcPr>
-          <w:p>
-            <w:pPr>
-              <w:ind w:firstLine="0"/>
-            </w:pPr>
-            <w:r>
-              <w:rPr>
-                <w:rFonts w:ascii="Times New Roman" w:hAnsi="Times New Roman" w:eastAsia="宋体"/>
-                <w:b/>
-                <w:sz w:val="20"/>
-              </w:rPr>
-              <w:t>项目</w:t>
-            </w:r>
-          </w:p>
-        </w:tc>
-        <w:tc>
-          <w:tcPr>
-            <w:tcW w:type="dxa" w:w="7527"/>
-          </w:tcPr>
-          <w:p>
-            <w:pPr>
-              <w:ind w:firstLine="0"/>
-            </w:pPr>
-            <w:r>
-              <w:rPr>
-                <w:rFonts w:ascii="Times New Roman" w:hAnsi="Times New Roman" w:eastAsia="宋体"/>
-                <w:b/>
-                <w:sz w:val="20"/>
-              </w:rPr>
-              <w:t>内容</w:t>
-            </w:r>
-          </w:p>
-        </w:tc>
-      </w:tr>
-      <w:tr>
-        <w:tc>
-          <w:tcPr>
-            <w:tcW w:type="dxa" w:w="1701"/>
-          </w:tcPr>
-          <w:p>
-            <w:pPr>
-              <w:ind w:firstLine="0"/>
-            </w:pPr>
-            <w:r>
-              <w:rPr>
-                <w:rFonts w:ascii="Times New Roman" w:hAnsi="Times New Roman" w:eastAsia="宋体"/>
-                <w:sz w:val="20"/>
-              </w:rPr>
-              <w:t>测试项</w:t>
-            </w:r>
-          </w:p>
-        </w:tc>
-        <w:tc>
-          <w:tcPr>
-            <w:tcW w:type="dxa" w:w="7527"/>
-          </w:tcPr>
-          <w:p>
-            <w:pPr>
-              <w:ind w:firstLine="0"/>
-            </w:pPr>
-            <w:r>
-              <w:rPr>
-                <w:rFonts w:ascii="Times New Roman" w:hAnsi="Times New Roman" w:eastAsia="宋体"/>
-                <w:sz w:val="20"/>
-              </w:rPr>
-              <w:t>评论内容注入脚本</w:t>
-            </w:r>
-          </w:p>
-        </w:tc>
-      </w:tr>
-      <w:tr>
-        <w:tc>
-          <w:tcPr>
-            <w:tcW w:type="dxa" w:w="1701"/>
-          </w:tcPr>
-          <w:p>
-            <w:pPr>
-              <w:ind w:firstLine="0"/>
-            </w:pPr>
-            <w:r>
-              <w:rPr>
-                <w:rFonts w:ascii="Times New Roman" w:hAnsi="Times New Roman" w:eastAsia="宋体"/>
-                <w:sz w:val="20"/>
-              </w:rPr>
-              <w:t>输入</w:t>
-            </w:r>
-          </w:p>
-        </w:tc>
-        <w:tc>
-          <w:tcPr>
-            <w:tcW w:type="dxa" w:w="7527"/>
-          </w:tcPr>
-          <w:p>
-            <w:pPr>
-              <w:ind w:firstLine="0"/>
-            </w:pPr>
-            <w:r>
-              <w:rPr>
-                <w:rFonts w:ascii="Times New Roman" w:hAnsi="Times New Roman" w:eastAsia="宋体"/>
-                <w:sz w:val="20"/>
-              </w:rPr>
-              <w:t>content="&lt;script&gt;alert('xss')&lt;/script&gt;"</w:t>
-            </w:r>
-          </w:p>
-        </w:tc>
-      </w:tr>
-      <w:tr>
-        <w:tc>
-          <w:tcPr>
-            <w:tcW w:type="dxa" w:w="1701"/>
-          </w:tcPr>
-          <w:p>
-            <w:pPr>
-              <w:ind w:firstLine="0"/>
-            </w:pPr>
-            <w:r>
-              <w:rPr>
-                <w:rFonts w:ascii="Times New Roman" w:hAnsi="Times New Roman" w:eastAsia="宋体"/>
-                <w:sz w:val="20"/>
-              </w:rPr>
-              <w:t>预期</w:t>
-            </w:r>
-          </w:p>
-        </w:tc>
-        <w:tc>
-          <w:tcPr>
-            <w:tcW w:type="dxa" w:w="7527"/>
-          </w:tcPr>
-          <w:p>
-            <w:pPr>
-              <w:ind w:firstLine="0"/>
-            </w:pPr>
-            <w:r>
-              <w:rPr>
-                <w:rFonts w:ascii="Times New Roman" w:hAnsi="Times New Roman" w:eastAsia="宋体"/>
-                <w:sz w:val="20"/>
-              </w:rPr>
-              <w:t>内容被转义或过滤</w:t>
-            </w:r>
-          </w:p>
-        </w:tc>
-      </w:tr>
-      <w:tr>
-        <w:tc>
-          <w:tcPr>
-            <w:tcW w:type="dxa" w:w="1701"/>
-          </w:tcPr>
-          <w:p>
-            <w:pPr>
-              <w:ind w:firstLine="0"/>
-            </w:pPr>
-            <w:r>
-              <w:rPr>
-                <w:rFonts w:ascii="Times New Roman" w:hAnsi="Times New Roman" w:eastAsia="宋体"/>
-                <w:sz w:val="20"/>
-              </w:rPr>
-              <w:t>实际结果</w:t>
-            </w:r>
-          </w:p>
-        </w:tc>
-        <w:tc>
-          <w:tcPr>
-            <w:tcW w:type="dxa" w:w="7527"/>
-          </w:tcPr>
-          <w:p>
-            <w:pPr>
-              <w:ind w:firstLine="0"/>
-            </w:pPr>
-            <w:r>
-              <w:rPr>
-                <w:rFonts w:ascii="Times New Roman" w:hAnsi="Times New Roman" w:eastAsia="宋体"/>
-                <w:sz w:val="20"/>
-              </w:rPr>
-              <w:t>通过（Vue 模板自动转义 HTML）</w:t>
-            </w:r>
-          </w:p>
-        </w:tc>
-      </w:tr>
-    </w:tbl>
-    <w:p/>
-    <w:p>
-      <w:pPr>
-        <w:pStyle w:val="Heading4"/>
-      </w:pPr>
-      <w:r>
-        <w:t>TC-ST-06：未授权访问</w:t>
-      </w:r>
-    </w:p>
-    <w:tbl>
-      <w:tblPr>
-        <w:tblStyle w:val="TableGrid"/>
-        <w:tblW w:type="auto" w:w="0"/>
-        <w:jc w:val="center"/>
-        <w:tblLayout w:type="fixed"/>
-        <w:tblLook w:firstColumn="1" w:firstRow="1" w:lastColumn="0" w:lastRow="0" w:noHBand="0" w:noVBand="1" w:val="04A0"/>
-      </w:tblPr>
-      <w:tblGrid>
-        <w:gridCol w:w="4536"/>
-        <w:gridCol w:w="4536"/>
-      </w:tblGrid>
-      <w:tr>
-        <w:tc>
-          <w:tcPr>
-            <w:tcW w:type="dxa" w:w="2134"/>
-          </w:tcPr>
-          <w:p>
-            <w:pPr>
-              <w:ind w:firstLine="0"/>
-            </w:pPr>
-            <w:r>
-              <w:rPr>
-                <w:rFonts w:ascii="Times New Roman" w:hAnsi="Times New Roman" w:eastAsia="宋体"/>
-                <w:b/>
-                <w:sz w:val="20"/>
-              </w:rPr>
-              <w:t>项目</w:t>
-            </w:r>
-          </w:p>
-        </w:tc>
-        <w:tc>
-          <w:tcPr>
-            <w:tcW w:type="dxa" w:w="6937"/>
-          </w:tcPr>
-          <w:p>
-            <w:pPr>
-              <w:ind w:firstLine="0"/>
-            </w:pPr>
-            <w:r>
-              <w:rPr>
-                <w:rFonts w:ascii="Times New Roman" w:hAnsi="Times New Roman" w:eastAsia="宋体"/>
-                <w:b/>
-                <w:sz w:val="20"/>
-              </w:rPr>
-              <w:t>内容</w:t>
-            </w:r>
-          </w:p>
-        </w:tc>
-      </w:tr>
-      <w:tr>
-        <w:tc>
-          <w:tcPr>
-            <w:tcW w:type="dxa" w:w="2134"/>
-          </w:tcPr>
-          <w:p>
-            <w:pPr>
-              <w:ind w:firstLine="0"/>
-            </w:pPr>
-            <w:r>
-              <w:rPr>
-                <w:rFonts w:ascii="Times New Roman" w:hAnsi="Times New Roman" w:eastAsia="宋体"/>
-                <w:sz w:val="20"/>
-              </w:rPr>
-              <w:t>测试项</w:t>
-            </w:r>
-          </w:p>
-        </w:tc>
-        <w:tc>
-          <w:tcPr>
-            <w:tcW w:type="dxa" w:w="6937"/>
-          </w:tcPr>
-          <w:p>
-            <w:pPr>
-              <w:ind w:firstLine="0"/>
-            </w:pPr>
-            <w:r>
-              <w:rPr>
-                <w:rFonts w:ascii="Times New Roman" w:hAnsi="Times New Roman" w:eastAsia="宋体"/>
-                <w:sz w:val="20"/>
-              </w:rPr>
-              <w:t>未登录用户访问需登录的接口</w:t>
-            </w:r>
-          </w:p>
-        </w:tc>
-      </w:tr>
-      <w:tr>
-        <w:tc>
-          <w:tcPr>
-            <w:tcW w:type="dxa" w:w="2134"/>
-          </w:tcPr>
-          <w:p>
-            <w:pPr>
-              <w:ind w:firstLine="0"/>
-            </w:pPr>
-            <w:r>
-              <w:rPr>
-                <w:rFonts w:ascii="Times New Roman" w:hAnsi="Times New Roman" w:eastAsia="宋体"/>
-                <w:sz w:val="20"/>
-              </w:rPr>
-              <w:t>输入</w:t>
-            </w:r>
-          </w:p>
-        </w:tc>
-        <w:tc>
-          <w:tcPr>
-            <w:tcW w:type="dxa" w:w="6937"/>
-          </w:tcPr>
-          <w:p>
-            <w:pPr>
-              <w:ind w:firstLine="0"/>
-            </w:pPr>
-            <w:r>
-              <w:rPr>
-                <w:rFonts w:ascii="Times New Roman" w:hAnsi="Times New Roman" w:eastAsia="宋体"/>
-                <w:sz w:val="20"/>
-              </w:rPr>
-              <w:t>POST /cats 不带 Token</w:t>
-            </w:r>
-          </w:p>
-        </w:tc>
-      </w:tr>
-      <w:tr>
-        <w:tc>
-          <w:tcPr>
-            <w:tcW w:type="dxa" w:w="2134"/>
-          </w:tcPr>
-          <w:p>
-            <w:pPr>
-              <w:ind w:firstLine="0"/>
-            </w:pPr>
-            <w:r>
-              <w:rPr>
-                <w:rFonts w:ascii="Times New Roman" w:hAnsi="Times New Roman" w:eastAsia="宋体"/>
-                <w:sz w:val="20"/>
-              </w:rPr>
-              <w:t>预期</w:t>
-            </w:r>
-          </w:p>
-        </w:tc>
-        <w:tc>
-          <w:tcPr>
-            <w:tcW w:type="dxa" w:w="6937"/>
-          </w:tcPr>
-          <w:p>
-            <w:pPr>
-              <w:ind w:firstLine="0"/>
-            </w:pPr>
-            <w:r>
-              <w:rPr>
-                <w:rFonts w:ascii="Times New Roman" w:hAnsi="Times New Roman" w:eastAsia="宋体"/>
-                <w:sz w:val="20"/>
-              </w:rPr>
-              <w:t>返回 401</w:t>
-            </w:r>
-          </w:p>
-        </w:tc>
-      </w:tr>
-      <w:tr>
-        <w:tc>
-          <w:tcPr>
-            <w:tcW w:type="dxa" w:w="2134"/>
-          </w:tcPr>
-          <w:p>
-            <w:pPr>
-              <w:ind w:firstLine="0"/>
-            </w:pPr>
-            <w:r>
-              <w:rPr>
-                <w:rFonts w:ascii="Times New Roman" w:hAnsi="Times New Roman" w:eastAsia="宋体"/>
-                <w:sz w:val="20"/>
-              </w:rPr>
-              <w:t>实际结果</w:t>
-            </w:r>
-          </w:p>
-        </w:tc>
-        <w:tc>
-          <w:tcPr>
-            <w:tcW w:type="dxa" w:w="6937"/>
-          </w:tcPr>
-          <w:p>
-            <w:pPr>
-              <w:ind w:firstLine="0"/>
-            </w:pPr>
-            <w:r>
-              <w:rPr>
-                <w:rFonts w:ascii="Times New Roman" w:hAnsi="Times New Roman" w:eastAsia="宋体"/>
-                <w:sz w:val="20"/>
-              </w:rPr>
-              <w:t>通过</w:t>
-            </w:r>
-          </w:p>
-        </w:tc>
-      </w:tr>
-    </w:tbl>
-    <w:p/>
-    <w:p>
-      <w:pPr>
-        <w:pStyle w:val="Heading4"/>
-      </w:pPr>
-      <w:r>
-        <w:t>TC-ST-07：浏览器兼容性</w:t>
-      </w:r>
-    </w:p>
-    <w:p>
-      <w:pPr>
-        <w:ind w:firstLine="0"/>
-        <w:jc w:val="center"/>
-      </w:pPr>
-      <w:r>
-        <w:rPr>
-          <w:rFonts w:ascii="Times New Roman" w:hAnsi="Times New Roman" w:eastAsia="宋体"/>
-          <w:sz w:val="24"/>
-        </w:rPr>
-      </w:r>
-      <w:r>
-        <w:rPr>
-          <w:rFonts w:ascii="Times New Roman" w:hAnsi="Times New Roman" w:eastAsia="宋体"/>
-          <w:b/>
-          <w:sz w:val="24"/>
-        </w:rPr>
-        <w:t>表7-1 浏览器兼容性</w:t>
-      </w:r>
-      <w:r>
-        <w:rPr>
-          <w:rFonts w:ascii="Times New Roman" w:hAnsi="Times New Roman" w:eastAsia="宋体"/>
-          <w:sz w:val="24"/>
-        </w:rPr>
-      </w:r>
-    </w:p>
-    <w:tbl>
-      <w:tblPr>
-        <w:tblStyle w:val="TableGrid"/>
-        <w:tblW w:type="auto" w:w="0"/>
-        <w:jc w:val="center"/>
-        <w:tblLayout w:type="fixed"/>
-        <w:tblLook w:firstColumn="1" w:firstRow="1" w:lastColumn="0" w:lastRow="0" w:noHBand="0" w:noVBand="1" w:val="04A0"/>
-      </w:tblPr>
-      <w:tblGrid>
-        <w:gridCol w:w="1512"/>
-        <w:gridCol w:w="1512"/>
-        <w:gridCol w:w="1512"/>
-        <w:gridCol w:w="1512"/>
-        <w:gridCol w:w="1512"/>
-        <w:gridCol w:w="1512"/>
-      </w:tblGrid>
-      <w:tr>
-        <w:tc>
-          <w:tcPr>
-            <w:tcW w:type="dxa" w:w="1924"/>
-          </w:tcPr>
-          <w:p>
-            <w:pPr>
-              <w:ind w:firstLine="0"/>
-            </w:pPr>
-            <w:r>
-              <w:rPr>
-                <w:rFonts w:ascii="Times New Roman" w:hAnsi="Times New Roman" w:eastAsia="宋体"/>
-                <w:b/>
-                <w:sz w:val="20"/>
-              </w:rPr>
-              <w:t>浏览器</w:t>
-            </w:r>
-          </w:p>
-        </w:tc>
-        <w:tc>
-          <w:tcPr>
-            <w:tcW w:type="dxa" w:w="1701"/>
-          </w:tcPr>
-          <w:p>
-            <w:pPr>
-              <w:ind w:firstLine="0"/>
-            </w:pPr>
-            <w:r>
-              <w:rPr>
-                <w:rFonts w:ascii="Times New Roman" w:hAnsi="Times New Roman" w:eastAsia="宋体"/>
-                <w:b/>
-                <w:sz w:val="20"/>
-              </w:rPr>
-              <w:t>版本</w:t>
-            </w:r>
-          </w:p>
-        </w:tc>
-        <w:tc>
-          <w:tcPr>
-            <w:tcW w:type="dxa" w:w="2199"/>
-          </w:tcPr>
-          <w:p>
-            <w:pPr>
-              <w:ind w:firstLine="0"/>
-            </w:pPr>
-            <w:r>
-              <w:rPr>
-                <w:rFonts w:ascii="Times New Roman" w:hAnsi="Times New Roman" w:eastAsia="宋体"/>
-                <w:b/>
-                <w:sz w:val="20"/>
-              </w:rPr>
-              <w:t>首页加载</w:t>
-            </w:r>
-          </w:p>
-        </w:tc>
-        <w:tc>
-          <w:tcPr>
-            <w:tcW w:type="dxa" w:w="1701"/>
-          </w:tcPr>
-          <w:p>
-            <w:pPr>
-              <w:ind w:firstLine="0"/>
-            </w:pPr>
-            <w:r>
-              <w:rPr>
-                <w:rFonts w:ascii="Times New Roman" w:hAnsi="Times New Roman" w:eastAsia="宋体"/>
-                <w:b/>
-                <w:sz w:val="20"/>
-              </w:rPr>
-              <w:t>详情页</w:t>
-            </w:r>
-          </w:p>
-        </w:tc>
-        <w:tc>
-          <w:tcPr>
-            <w:tcW w:type="dxa" w:w="1701"/>
-          </w:tcPr>
-          <w:p>
-            <w:pPr>
-              <w:ind w:firstLine="0"/>
-            </w:pPr>
-            <w:r>
-              <w:rPr>
-                <w:rFonts w:ascii="Times New Roman" w:hAnsi="Times New Roman" w:eastAsia="宋体"/>
-                <w:b/>
-                <w:sz w:val="20"/>
-              </w:rPr>
-              <w:t>搜索</w:t>
-            </w:r>
-          </w:p>
-        </w:tc>
-        <w:tc>
-          <w:tcPr>
-            <w:tcW w:type="dxa" w:w="1701"/>
-          </w:tcPr>
-          <w:p>
-            <w:pPr>
-              <w:ind w:firstLine="0"/>
-            </w:pPr>
-            <w:r>
-              <w:rPr>
-                <w:rFonts w:ascii="Times New Roman" w:hAnsi="Times New Roman" w:eastAsia="宋体"/>
-                <w:b/>
-                <w:sz w:val="20"/>
-              </w:rPr>
-              <w:t>结果</w:t>
-            </w:r>
-          </w:p>
-        </w:tc>
-      </w:tr>
-      <w:tr>
-        <w:tc>
-          <w:tcPr>
-            <w:tcW w:type="dxa" w:w="1924"/>
-          </w:tcPr>
-          <w:p>
-            <w:pPr>
-              <w:ind w:firstLine="0"/>
-            </w:pPr>
-            <w:r>
-              <w:rPr>
-                <w:rFonts w:ascii="Times New Roman" w:hAnsi="Times New Roman" w:eastAsia="宋体"/>
-                <w:sz w:val="20"/>
-              </w:rPr>
-              <w:t>Chrome</w:t>
-            </w:r>
-          </w:p>
-        </w:tc>
-        <w:tc>
-          <w:tcPr>
-            <w:tcW w:type="dxa" w:w="1701"/>
-          </w:tcPr>
-          <w:p>
-            <w:pPr>
-              <w:ind w:firstLine="0"/>
-            </w:pPr>
-            <w:r>
-              <w:rPr>
-                <w:rFonts w:ascii="Times New Roman" w:hAnsi="Times New Roman" w:eastAsia="宋体"/>
-                <w:sz w:val="20"/>
-              </w:rPr>
-              <w:t>最新</w:t>
-            </w:r>
-          </w:p>
-        </w:tc>
-        <w:tc>
-          <w:tcPr>
-            <w:tcW w:type="dxa" w:w="2199"/>
-          </w:tcPr>
-          <w:p>
-            <w:pPr>
-              <w:ind w:firstLine="0"/>
-            </w:pPr>
-            <w:r>
-              <w:rPr>
-                <w:rFonts w:ascii="Times New Roman" w:hAnsi="Times New Roman" w:eastAsia="宋体"/>
-                <w:sz w:val="20"/>
-              </w:rPr>
-            </w:r>
-          </w:p>
-        </w:tc>
-        <w:tc>
-          <w:tcPr>
-            <w:tcW w:type="dxa" w:w="1701"/>
-          </w:tcPr>
-          <w:p>
-            <w:pPr>
-              <w:ind w:firstLine="0"/>
-            </w:pPr>
-            <w:r>
-              <w:rPr>
-                <w:rFonts w:ascii="Times New Roman" w:hAnsi="Times New Roman" w:eastAsia="宋体"/>
-                <w:sz w:val="20"/>
-              </w:rPr>
-            </w:r>
-          </w:p>
-        </w:tc>
-        <w:tc>
-          <w:tcPr>
-            <w:tcW w:type="dxa" w:w="1701"/>
-          </w:tcPr>
-          <w:p>
-            <w:pPr>
-              <w:ind w:firstLine="0"/>
-            </w:pPr>
-            <w:r>
-              <w:rPr>
-                <w:rFonts w:ascii="Times New Roman" w:hAnsi="Times New Roman" w:eastAsia="宋体"/>
-                <w:sz w:val="20"/>
-              </w:rPr>
-            </w:r>
-          </w:p>
-        </w:tc>
-        <w:tc>
-          <w:tcPr>
-            <w:tcW w:type="dxa" w:w="1701"/>
-          </w:tcPr>
-          <w:p>
-            <w:pPr>
-              <w:ind w:firstLine="0"/>
-            </w:pPr>
-            <w:r>
-              <w:rPr>
-                <w:rFonts w:ascii="Times New Roman" w:hAnsi="Times New Roman" w:eastAsia="宋体"/>
-                <w:sz w:val="20"/>
-              </w:rPr>
-              <w:t>通过</w:t>
-            </w:r>
-          </w:p>
-        </w:tc>
-      </w:tr>
-      <w:tr>
-        <w:tc>
-          <w:tcPr>
-            <w:tcW w:type="dxa" w:w="1924"/>
-          </w:tcPr>
-          <w:p>
-            <w:pPr>
-              <w:ind w:firstLine="0"/>
-            </w:pPr>
-            <w:r>
-              <w:rPr>
-                <w:rFonts w:ascii="Times New Roman" w:hAnsi="Times New Roman" w:eastAsia="宋体"/>
-                <w:sz w:val="20"/>
-              </w:rPr>
-              <w:t>Edge</w:t>
-            </w:r>
-          </w:p>
-        </w:tc>
-        <w:tc>
-          <w:tcPr>
-            <w:tcW w:type="dxa" w:w="1701"/>
-          </w:tcPr>
-          <w:p>
-            <w:pPr>
-              <w:ind w:firstLine="0"/>
-            </w:pPr>
-            <w:r>
-              <w:rPr>
-                <w:rFonts w:ascii="Times New Roman" w:hAnsi="Times New Roman" w:eastAsia="宋体"/>
-                <w:sz w:val="20"/>
-              </w:rPr>
-              <w:t>最新</w:t>
-            </w:r>
-          </w:p>
-        </w:tc>
-        <w:tc>
-          <w:tcPr>
-            <w:tcW w:type="dxa" w:w="2199"/>
-          </w:tcPr>
-          <w:p>
-            <w:pPr>
-              <w:ind w:firstLine="0"/>
-            </w:pPr>
-            <w:r>
-              <w:rPr>
-                <w:rFonts w:ascii="Times New Roman" w:hAnsi="Times New Roman" w:eastAsia="宋体"/>
-                <w:sz w:val="20"/>
-              </w:rPr>
-            </w:r>
-          </w:p>
-        </w:tc>
-        <w:tc>
-          <w:tcPr>
-            <w:tcW w:type="dxa" w:w="1701"/>
-          </w:tcPr>
-          <w:p>
-            <w:pPr>
-              <w:ind w:firstLine="0"/>
-            </w:pPr>
-            <w:r>
-              <w:rPr>
-                <w:rFonts w:ascii="Times New Roman" w:hAnsi="Times New Roman" w:eastAsia="宋体"/>
-                <w:sz w:val="20"/>
-              </w:rPr>
-            </w:r>
-          </w:p>
-        </w:tc>
-        <w:tc>
-          <w:tcPr>
-            <w:tcW w:type="dxa" w:w="1701"/>
-          </w:tcPr>
-          <w:p>
-            <w:pPr>
-              <w:ind w:firstLine="0"/>
-            </w:pPr>
-            <w:r>
-              <w:rPr>
-                <w:rFonts w:ascii="Times New Roman" w:hAnsi="Times New Roman" w:eastAsia="宋体"/>
-                <w:sz w:val="20"/>
-              </w:rPr>
-            </w:r>
-          </w:p>
-        </w:tc>
-        <w:tc>
-          <w:tcPr>
-            <w:tcW w:type="dxa" w:w="1701"/>
-          </w:tcPr>
-          <w:p>
-            <w:pPr>
-              <w:ind w:firstLine="0"/>
-            </w:pPr>
-            <w:r>
-              <w:rPr>
-                <w:rFonts w:ascii="Times New Roman" w:hAnsi="Times New Roman" w:eastAsia="宋体"/>
-                <w:sz w:val="20"/>
-              </w:rPr>
-              <w:t>通过</w:t>
-            </w:r>
-          </w:p>
-        </w:tc>
-      </w:tr>
-      <w:tr>
-        <w:tc>
-          <w:tcPr>
-            <w:tcW w:type="dxa" w:w="1924"/>
-          </w:tcPr>
-          <w:p>
-            <w:pPr>
-              <w:ind w:firstLine="0"/>
-            </w:pPr>
-            <w:r>
-              <w:rPr>
-                <w:rFonts w:ascii="Times New Roman" w:hAnsi="Times New Roman" w:eastAsia="宋体"/>
-                <w:sz w:val="20"/>
-              </w:rPr>
-              <w:t>Firefox</w:t>
-            </w:r>
-          </w:p>
-        </w:tc>
-        <w:tc>
-          <w:tcPr>
-            <w:tcW w:type="dxa" w:w="1701"/>
-          </w:tcPr>
-          <w:p>
-            <w:pPr>
-              <w:ind w:firstLine="0"/>
-            </w:pPr>
-            <w:r>
-              <w:rPr>
-                <w:rFonts w:ascii="Times New Roman" w:hAnsi="Times New Roman" w:eastAsia="宋体"/>
-                <w:sz w:val="20"/>
-              </w:rPr>
-              <w:t>最新</w:t>
-            </w:r>
-          </w:p>
-        </w:tc>
-        <w:tc>
-          <w:tcPr>
-            <w:tcW w:type="dxa" w:w="2199"/>
-          </w:tcPr>
-          <w:p>
-            <w:pPr>
-              <w:ind w:firstLine="0"/>
-            </w:pPr>
-            <w:r>
-              <w:rPr>
-                <w:rFonts w:ascii="Times New Roman" w:hAnsi="Times New Roman" w:eastAsia="宋体"/>
-                <w:sz w:val="20"/>
-              </w:rPr>
-            </w:r>
-          </w:p>
-        </w:tc>
-        <w:tc>
-          <w:tcPr>
-            <w:tcW w:type="dxa" w:w="1701"/>
-          </w:tcPr>
-          <w:p>
-            <w:pPr>
-              <w:ind w:firstLine="0"/>
-            </w:pPr>
-            <w:r>
-              <w:rPr>
-                <w:rFonts w:ascii="Times New Roman" w:hAnsi="Times New Roman" w:eastAsia="宋体"/>
-                <w:sz w:val="20"/>
-              </w:rPr>
-            </w:r>
-          </w:p>
-        </w:tc>
-        <w:tc>
-          <w:tcPr>
-            <w:tcW w:type="dxa" w:w="1701"/>
-          </w:tcPr>
-          <w:p>
-            <w:pPr>
-              <w:ind w:firstLine="0"/>
-            </w:pPr>
-            <w:r>
-              <w:rPr>
-                <w:rFonts w:ascii="Times New Roman" w:hAnsi="Times New Roman" w:eastAsia="宋体"/>
-                <w:sz w:val="20"/>
-              </w:rPr>
-            </w:r>
-          </w:p>
-        </w:tc>
-        <w:tc>
-          <w:tcPr>
-            <w:tcW w:type="dxa" w:w="1701"/>
-          </w:tcPr>
-          <w:p>
-            <w:pPr>
-              <w:ind w:firstLine="0"/>
-            </w:pPr>
-            <w:r>
-              <w:rPr>
-                <w:rFonts w:ascii="Times New Roman" w:hAnsi="Times New Roman" w:eastAsia="宋体"/>
-                <w:sz w:val="20"/>
-              </w:rPr>
-              <w:t>通过</w:t>
-            </w:r>
-          </w:p>
-        </w:tc>
-      </w:tr>
-    </w:tbl>
-    <w:p/>
-    <w:p>
-      <w:pPr>
-        <w:pStyle w:val="Heading4"/>
-      </w:pPr>
-      <w:r>
-        <w:t>TC-ST-08：响应式布局</w:t>
-      </w:r>
-    </w:p>
-    <w:p>
-      <w:pPr>
-        <w:ind w:firstLine="0"/>
-        <w:jc w:val="center"/>
-      </w:pPr>
-      <w:r>
-        <w:rPr>
-          <w:rFonts w:ascii="Times New Roman" w:hAnsi="Times New Roman" w:eastAsia="宋体"/>
-          <w:sz w:val="24"/>
-        </w:rPr>
-      </w:r>
-      <w:r>
-        <w:rPr>
-          <w:rFonts w:ascii="Times New Roman" w:hAnsi="Times New Roman" w:eastAsia="宋体"/>
-          <w:b/>
-          <w:sz w:val="24"/>
-        </w:rPr>
-        <w:t>表7-2 响应式布局测试</w:t>
-      </w:r>
-      <w:r>
-        <w:rPr>
-          <w:rFonts w:ascii="Times New Roman" w:hAnsi="Times New Roman" w:eastAsia="宋体"/>
-          <w:sz w:val="24"/>
-        </w:rPr>
-      </w:r>
-    </w:p>
     <w:p>
       <w:pPr>
         <w:spacing w:before="120" w:after="120"/>

--- a/docs/docx/测试报告.docx
+++ b/docs/docx/测试报告.docx
@@ -1798,6 +1798,32 @@
     <w:p/>
     <w:p>
       <w:pPr>
+        <w:ind w:firstLine="0"/>
+        <w:jc w:val="center"/>
+      </w:pPr>
+      <w:r>
+        <w:rPr>
+          <w:rFonts w:ascii="Times New Roman" w:hAnsi="Times New Roman" w:eastAsia="宋体"/>
+          <w:sz w:val="24"/>
+        </w:rPr>
+      </w:r>
+      <w:r>
+        <w:rPr>
+          <w:rFonts w:ascii="Times New Roman" w:hAnsi="Times New Roman" w:eastAsia="宋体"/>
+          <w:b/>
+          <w:sz w:val="24"/>
+        </w:rPr>
+        <w:t>表3-2 TC-UT-01 用户注册</w:t>
+      </w:r>
+      <w:r>
+        <w:rPr>
+          <w:rFonts w:ascii="Times New Roman" w:hAnsi="Times New Roman" w:eastAsia="宋体"/>
+          <w:sz w:val="24"/>
+        </w:rPr>
+      </w:r>
+    </w:p>
+    <w:p>
+      <w:pPr>
         <w:pStyle w:val="Heading4"/>
       </w:pPr>
       <w:r>
@@ -2072,6 +2098,32 @@
       </w:tr>
     </w:tbl>
     <w:p/>
+    <w:p>
+      <w:pPr>
+        <w:ind w:firstLine="0"/>
+        <w:jc w:val="center"/>
+      </w:pPr>
+      <w:r>
+        <w:rPr>
+          <w:rFonts w:ascii="Times New Roman" w:hAnsi="Times New Roman" w:eastAsia="宋体"/>
+          <w:sz w:val="24"/>
+        </w:rPr>
+      </w:r>
+      <w:r>
+        <w:rPr>
+          <w:rFonts w:ascii="Times New Roman" w:hAnsi="Times New Roman" w:eastAsia="宋体"/>
+          <w:b/>
+          <w:sz w:val="24"/>
+        </w:rPr>
+        <w:t>表3-3 TC-UT-03 用户登录</w:t>
+      </w:r>
+      <w:r>
+        <w:rPr>
+          <w:rFonts w:ascii="Times New Roman" w:hAnsi="Times New Roman" w:eastAsia="宋体"/>
+          <w:sz w:val="24"/>
+        </w:rPr>
+      </w:r>
+    </w:p>
     <w:p>
       <w:pPr>
         <w:pStyle w:val="Heading4"/>
@@ -2314,6 +2366,32 @@
     <w:p/>
     <w:p>
       <w:pPr>
+        <w:ind w:firstLine="0"/>
+        <w:jc w:val="center"/>
+      </w:pPr>
+      <w:r>
+        <w:rPr>
+          <w:rFonts w:ascii="Times New Roman" w:hAnsi="Times New Roman" w:eastAsia="宋体"/>
+          <w:sz w:val="24"/>
+        </w:rPr>
+      </w:r>
+      <w:r>
+        <w:rPr>
+          <w:rFonts w:ascii="Times New Roman" w:hAnsi="Times New Roman" w:eastAsia="宋体"/>
+          <w:b/>
+          <w:sz w:val="24"/>
+        </w:rPr>
+        <w:t>表3-4 TC-UT-06 创建猫咪</w:t>
+      </w:r>
+      <w:r>
+        <w:rPr>
+          <w:rFonts w:ascii="Times New Roman" w:hAnsi="Times New Roman" w:eastAsia="宋体"/>
+          <w:sz w:val="24"/>
+        </w:rPr>
+      </w:r>
+    </w:p>
+    <w:p>
+      <w:pPr>
         <w:pStyle w:val="Heading4"/>
       </w:pPr>
       <w:r>
@@ -2552,6 +2630,32 @@
       </w:tr>
     </w:tbl>
     <w:p/>
+    <w:p>
+      <w:pPr>
+        <w:ind w:firstLine="0"/>
+        <w:jc w:val="center"/>
+      </w:pPr>
+      <w:r>
+        <w:rPr>
+          <w:rFonts w:ascii="Times New Roman" w:hAnsi="Times New Roman" w:eastAsia="宋体"/>
+          <w:sz w:val="24"/>
+        </w:rPr>
+      </w:r>
+      <w:r>
+        <w:rPr>
+          <w:rFonts w:ascii="Times New Roman" w:hAnsi="Times New Roman" w:eastAsia="宋体"/>
+          <w:b/>
+          <w:sz w:val="24"/>
+        </w:rPr>
+        <w:t>表3-5 TC-UT-10 余弦相似度计算</w:t>
+      </w:r>
+      <w:r>
+        <w:rPr>
+          <w:rFonts w:ascii="Times New Roman" w:hAnsi="Times New Roman" w:eastAsia="宋体"/>
+          <w:sz w:val="24"/>
+        </w:rPr>
+      </w:r>
+    </w:p>
     <w:p>
       <w:pPr>
         <w:pStyle w:val="Heading4"/>
@@ -2792,6 +2896,32 @@
       </w:tr>
     </w:tbl>
     <w:p/>
+    <w:p>
+      <w:pPr>
+        <w:ind w:firstLine="0"/>
+        <w:jc w:val="center"/>
+      </w:pPr>
+      <w:r>
+        <w:rPr>
+          <w:rFonts w:ascii="Times New Roman" w:hAnsi="Times New Roman" w:eastAsia="宋体"/>
+          <w:sz w:val="24"/>
+        </w:rPr>
+      </w:r>
+      <w:r>
+        <w:rPr>
+          <w:rFonts w:ascii="Times New Roman" w:hAnsi="Times New Roman" w:eastAsia="宋体"/>
+          <w:b/>
+          <w:sz w:val="24"/>
+        </w:rPr>
+        <w:t>表3-6 TC-UT-15 照片上传状态</w:t>
+      </w:r>
+      <w:r>
+        <w:rPr>
+          <w:rFonts w:ascii="Times New Roman" w:hAnsi="Times New Roman" w:eastAsia="宋体"/>
+          <w:sz w:val="24"/>
+        </w:rPr>
+      </w:r>
+    </w:p>
     <w:p>
       <w:pPr>
         <w:pStyle w:val="Heading4"/>
@@ -3421,6 +3551,32 @@
     <w:p/>
     <w:p>
       <w:pPr>
+        <w:ind w:firstLine="0"/>
+        <w:jc w:val="center"/>
+      </w:pPr>
+      <w:r>
+        <w:rPr>
+          <w:rFonts w:ascii="Times New Roman" w:hAnsi="Times New Roman" w:eastAsia="宋体"/>
+          <w:sz w:val="24"/>
+        </w:rPr>
+      </w:r>
+      <w:r>
+        <w:rPr>
+          <w:rFonts w:ascii="Times New Roman" w:hAnsi="Times New Roman" w:eastAsia="宋体"/>
+          <w:b/>
+          <w:sz w:val="24"/>
+        </w:rPr>
+        <w:t>表4-2 TC-IT-01 注册→登录→鉴权完整流程</w:t>
+      </w:r>
+      <w:r>
+        <w:rPr>
+          <w:rFonts w:ascii="Times New Roman" w:hAnsi="Times New Roman" w:eastAsia="宋体"/>
+          <w:sz w:val="24"/>
+        </w:rPr>
+      </w:r>
+    </w:p>
+    <w:p>
+      <w:pPr>
         <w:pStyle w:val="Heading4"/>
       </w:pPr>
       <w:r>
@@ -3793,6 +3949,32 @@
       </w:tr>
     </w:tbl>
     <w:p/>
+    <w:p>
+      <w:pPr>
+        <w:ind w:firstLine="0"/>
+        <w:jc w:val="center"/>
+      </w:pPr>
+      <w:r>
+        <w:rPr>
+          <w:rFonts w:ascii="Times New Roman" w:hAnsi="Times New Roman" w:eastAsia="宋体"/>
+          <w:sz w:val="24"/>
+        </w:rPr>
+      </w:r>
+      <w:r>
+        <w:rPr>
+          <w:rFonts w:ascii="Times New Roman" w:hAnsi="Times New Roman" w:eastAsia="宋体"/>
+          <w:b/>
+          <w:sz w:val="24"/>
+        </w:rPr>
+        <w:t>表4-3 TC-IT-02 猫咪详情→推荐算法完整调用链</w:t>
+      </w:r>
+      <w:r>
+        <w:rPr>
+          <w:rFonts w:ascii="Times New Roman" w:hAnsi="Times New Roman" w:eastAsia="宋体"/>
+          <w:sz w:val="24"/>
+        </w:rPr>
+      </w:r>
+    </w:p>
     <w:p>
       <w:pPr>
         <w:pStyle w:val="Heading4"/>
@@ -6540,6 +6722,32 @@
     <w:p/>
     <w:p>
       <w:pPr>
+        <w:ind w:firstLine="0"/>
+        <w:jc w:val="center"/>
+      </w:pPr>
+      <w:r>
+        <w:rPr>
+          <w:rFonts w:ascii="Times New Roman" w:hAnsi="Times New Roman" w:eastAsia="宋体"/>
+          <w:sz w:val="24"/>
+        </w:rPr>
+      </w:r>
+      <w:r>
+        <w:rPr>
+          <w:rFonts w:ascii="Times New Roman" w:hAnsi="Times New Roman" w:eastAsia="宋体"/>
+          <w:b/>
+          <w:sz w:val="24"/>
+        </w:rPr>
+        <w:t>表6-3 TC-BBT-01 评分输入等价类（有效）</w:t>
+      </w:r>
+      <w:r>
+        <w:rPr>
+          <w:rFonts w:ascii="Times New Roman" w:hAnsi="Times New Roman" w:eastAsia="宋体"/>
+          <w:sz w:val="24"/>
+        </w:rPr>
+      </w:r>
+    </w:p>
+    <w:p>
+      <w:pPr>
         <w:pStyle w:val="Heading4"/>
       </w:pPr>
       <w:r>
@@ -6778,6 +6986,32 @@
       </w:tr>
     </w:tbl>
     <w:p/>
+    <w:p>
+      <w:pPr>
+        <w:ind w:firstLine="0"/>
+        <w:jc w:val="center"/>
+      </w:pPr>
+      <w:r>
+        <w:rPr>
+          <w:rFonts w:ascii="Times New Roman" w:hAnsi="Times New Roman" w:eastAsia="宋体"/>
+          <w:sz w:val="24"/>
+        </w:rPr>
+      </w:r>
+      <w:r>
+        <w:rPr>
+          <w:rFonts w:ascii="Times New Roman" w:hAnsi="Times New Roman" w:eastAsia="宋体"/>
+          <w:b/>
+          <w:sz w:val="24"/>
+        </w:rPr>
+        <w:t>表6-4 TC-BBT-04 评分最小值边界</w:t>
+      </w:r>
+      <w:r>
+        <w:rPr>
+          <w:rFonts w:ascii="Times New Roman" w:hAnsi="Times New Roman" w:eastAsia="宋体"/>
+          <w:sz w:val="24"/>
+        </w:rPr>
+      </w:r>
+    </w:p>
     <w:p>
       <w:pPr>
         <w:pStyle w:val="Heading4"/>
@@ -7041,6 +7275,32 @@
     </w:p>
     <w:p>
       <w:pPr>
+        <w:ind w:firstLine="0"/>
+        <w:jc w:val="center"/>
+      </w:pPr>
+      <w:r>
+        <w:rPr>
+          <w:rFonts w:ascii="Times New Roman" w:hAnsi="Times New Roman" w:eastAsia="宋体"/>
+          <w:sz w:val="24"/>
+        </w:rPr>
+      </w:r>
+      <w:r>
+        <w:rPr>
+          <w:rFonts w:ascii="Times New Roman" w:hAnsi="Times New Roman" w:eastAsia="宋体"/>
+          <w:b/>
+          <w:sz w:val="24"/>
+        </w:rPr>
+        <w:t>表7-1 TC-ST-01 猫咪列表响应时间</w:t>
+      </w:r>
+      <w:r>
+        <w:rPr>
+          <w:rFonts w:ascii="Times New Roman" w:hAnsi="Times New Roman" w:eastAsia="宋体"/>
+          <w:sz w:val="24"/>
+        </w:rPr>
+      </w:r>
+    </w:p>
+    <w:p>
+      <w:pPr>
         <w:pStyle w:val="Heading4"/>
       </w:pPr>
       <w:r>
@@ -7279,6 +7539,32 @@
       </w:tr>
     </w:tbl>
     <w:p/>
+    <w:p>
+      <w:pPr>
+        <w:ind w:firstLine="0"/>
+        <w:jc w:val="center"/>
+      </w:pPr>
+      <w:r>
+        <w:rPr>
+          <w:rFonts w:ascii="Times New Roman" w:hAnsi="Times New Roman" w:eastAsia="宋体"/>
+          <w:sz w:val="24"/>
+        </w:rPr>
+      </w:r>
+      <w:r>
+        <w:rPr>
+          <w:rFonts w:ascii="Times New Roman" w:hAnsi="Times New Roman" w:eastAsia="宋体"/>
+          <w:b/>
+          <w:sz w:val="24"/>
+        </w:rPr>
+        <w:t>表7-2 TC-ST-04 SQL注入防护</w:t>
+      </w:r>
+      <w:r>
+        <w:rPr>
+          <w:rFonts w:ascii="Times New Roman" w:hAnsi="Times New Roman" w:eastAsia="宋体"/>
+          <w:sz w:val="24"/>
+        </w:rPr>
+      </w:r>
+    </w:p>
     <w:p>
       <w:pPr>
         <w:pStyle w:val="Heading4"/>

--- a/docs/docx/测试报告.docx
+++ b/docs/docx/测试报告.docx
@@ -5129,6 +5129,28 @@
       </w:tr>
     </w:tbl>
     <w:p/>
+    <w:p>
+      <w:r>
+        <w:rPr>
+          <w:rFonts w:ascii="Times New Roman" w:hAnsi="Times New Roman" w:eastAsia="宋体"/>
+          <w:sz w:val="24"/>
+        </w:rPr>
+      </w:r>
+      <w:r>
+        <w:rPr>
+          <w:rFonts w:ascii="Times New Roman" w:hAnsi="Times New Roman" w:eastAsia="宋体"/>
+          <w:b/>
+          <w:sz w:val="24"/>
+        </w:rPr>
+        <w:t>功能覆盖率：10/10 = 100%</w:t>
+      </w:r>
+      <w:r>
+        <w:rPr>
+          <w:rFonts w:ascii="Times New Roman" w:hAnsi="Times New Roman" w:eastAsia="宋体"/>
+          <w:sz w:val="24"/>
+        </w:rPr>
+      </w:r>
+    </w:p>
     <w:p>
       <w:pPr>
         <w:pStyle w:val="Heading3"/>

--- a/docs/docx/测试报告.docx
+++ b/docs/docx/测试报告.docx
@@ -9220,7 +9220,7 @@
       <w:keepLines/>
       <w:spacing w:before="480" w:after="0"/>
       <w:ind w:firstLine="0"/>
-      <w:jc w:val="center"/>
+      <w:jc w:val="left"/>
       <w:outlineLvl w:val="0"/>
     </w:pPr>
     <w:rPr>
@@ -9228,7 +9228,7 @@
       <w:b/>
       <w:bCs/>
       <w:color w:val="000000"/>
-      <w:sz w:val="32"/>
+      <w:sz w:val="28"/>
       <w:szCs w:val="28"/>
     </w:rPr>
   </w:style>
@@ -9246,6 +9246,7 @@
       <w:keepLines/>
       <w:spacing w:before="200" w:after="0"/>
       <w:ind w:firstLine="0"/>
+      <w:jc w:val="left"/>
       <w:outlineLvl w:val="1"/>
     </w:pPr>
     <w:rPr>
@@ -9253,7 +9254,7 @@
       <w:b/>
       <w:bCs/>
       <w:color w:val="000000"/>
-      <w:sz w:val="28"/>
+      <w:sz w:val="24"/>
       <w:szCs w:val="26"/>
     </w:rPr>
   </w:style>
@@ -9271,11 +9272,12 @@
       <w:keepLines/>
       <w:spacing w:before="200" w:after="0"/>
       <w:ind w:firstLine="0"/>
+      <w:jc w:val="left"/>
       <w:outlineLvl w:val="2"/>
     </w:pPr>
     <w:rPr>
-      <w:rFonts w:asciiTheme="majorHAnsi" w:eastAsiaTheme="majorEastAsia" w:hAnsiTheme="majorHAnsi" w:cstheme="majorBidi" w:ascii="Times New Roman" w:hAnsi="Times New Roman" w:eastAsia="黑体"/>
-      <w:b/>
+      <w:rFonts w:asciiTheme="majorHAnsi" w:eastAsiaTheme="majorEastAsia" w:hAnsiTheme="majorHAnsi" w:cstheme="majorBidi" w:ascii="Times New Roman" w:hAnsi="Times New Roman" w:eastAsia="宋体"/>
+      <w:b w:val="0"/>
       <w:bCs/>
       <w:color w:val="000000"/>
       <w:sz w:val="24"/>
@@ -9296,11 +9298,12 @@
       <w:keepLines/>
       <w:spacing w:before="200" w:after="0"/>
       <w:ind w:firstLine="0"/>
+      <w:jc w:val="left"/>
       <w:outlineLvl w:val="3"/>
     </w:pPr>
     <w:rPr>
-      <w:rFonts w:asciiTheme="majorHAnsi" w:eastAsiaTheme="majorEastAsia" w:hAnsiTheme="majorHAnsi" w:cstheme="majorBidi" w:ascii="Times New Roman" w:hAnsi="Times New Roman" w:eastAsia="黑体"/>
-      <w:b/>
+      <w:rFonts w:asciiTheme="majorHAnsi" w:eastAsiaTheme="majorEastAsia" w:hAnsiTheme="majorHAnsi" w:cstheme="majorBidi" w:ascii="Times New Roman" w:hAnsi="Times New Roman" w:eastAsia="宋体"/>
+      <w:b w:val="0"/>
       <w:bCs/>
       <w:i/>
       <w:iCs/>
